--- a/docs/report.docx
+++ b/docs/report.docx
@@ -4,12 +4,7 @@
   <w:body>
     <w:p>
       <w:pPr>
-        <w:spacing w:before="960" w:after="480"/>
-      </w:pPr>
-    </w:p>
-    <w:p>
-      <w:pPr>
-        <w:spacing w:before="480" w:after="960"/>
+        <w:spacing w:before="480" w:after="600"/>
         <w:jc w:val="center"/>
       </w:pPr>
       <w:r>
@@ -18,14 +13,14 @@
           <w:b/>
           <w:i w:val="0"/>
           <w:color w:val="000000"/>
-          <w:sz w:val="48"/>
+          <w:sz w:val="44"/>
         </w:rPr>
-        <w:t>Ergonomic Risk Factor Prediction for Food-Delivery Riders</w:t>
+        <w:t>AIML Prediction of Ergonomic Risk Factors in Food-Delivery Riders</w:t>
       </w:r>
     </w:p>
     <w:p>
       <w:pPr>
-        <w:spacing w:before="0" w:after="120"/>
+        <w:spacing w:before="0" w:after="80"/>
         <w:jc w:val="center"/>
       </w:pPr>
       <w:r>
@@ -34,14 +29,46 @@
           <w:b w:val="0"/>
           <w:i/>
           <w:color w:val="000000"/>
-          <w:sz w:val="26"/>
+          <w:sz w:val="24"/>
         </w:rPr>
         <w:t>Internship report submitted under</w:t>
       </w:r>
     </w:p>
     <w:p>
       <w:pPr>
-        <w:spacing w:before="0" w:after="360"/>
+        <w:spacing w:before="0" w:after="280"/>
+        <w:jc w:val="center"/>
+      </w:pPr>
+      <w:r>
+        <w:rPr>
+          <w:rFonts w:ascii="Times New Roman" w:hAnsi="Times New Roman" w:cs="Times New Roman" w:eastAsia="Times New Roman"/>
+          <w:b/>
+          <w:i w:val="0"/>
+          <w:color w:val="000000"/>
+          <w:sz w:val="26"/>
+        </w:rPr>
+        <w:t>IIITDM-SIES Programme</w:t>
+      </w:r>
+    </w:p>
+    <w:p>
+      <w:pPr>
+        <w:spacing w:before="0" w:after="80"/>
+        <w:jc w:val="center"/>
+      </w:pPr>
+      <w:r>
+        <w:rPr>
+          <w:rFonts w:ascii="Times New Roman" w:hAnsi="Times New Roman" w:cs="Times New Roman" w:eastAsia="Times New Roman"/>
+          <w:b w:val="0"/>
+          <w:i/>
+          <w:color w:val="000000"/>
+          <w:sz w:val="24"/>
+        </w:rPr>
+        <w:t>by</w:t>
+      </w:r>
+    </w:p>
+    <w:p>
+      <w:pPr>
+        <w:spacing w:before="0" w:after="480"/>
         <w:jc w:val="center"/>
       </w:pPr>
       <w:r>
@@ -52,44 +79,12 @@
           <w:color w:val="000000"/>
           <w:sz w:val="28"/>
         </w:rPr>
-        <w:t>IIITDM-SIES Programme</w:t>
+        <w:t>AILA VISHNU VARDHAN</w:t>
       </w:r>
     </w:p>
     <w:p>
       <w:pPr>
-        <w:spacing w:before="0" w:after="120"/>
-        <w:jc w:val="center"/>
-      </w:pPr>
-      <w:r>
-        <w:rPr>
-          <w:rFonts w:ascii="Times New Roman" w:hAnsi="Times New Roman" w:cs="Times New Roman" w:eastAsia="Times New Roman"/>
-          <w:b w:val="0"/>
-          <w:i/>
-          <w:color w:val="000000"/>
-          <w:sz w:val="26"/>
-        </w:rPr>
-        <w:t>by</w:t>
-      </w:r>
-    </w:p>
-    <w:p>
-      <w:pPr>
-        <w:spacing w:before="0" w:after="720"/>
-        <w:jc w:val="center"/>
-      </w:pPr>
-      <w:r>
-        <w:rPr>
-          <w:rFonts w:ascii="Times New Roman" w:hAnsi="Times New Roman" w:cs="Times New Roman" w:eastAsia="Times New Roman"/>
-          <w:b/>
-          <w:i w:val="0"/>
-          <w:color w:val="000000"/>
-          <w:sz w:val="28"/>
-        </w:rPr>
-        <w:t>[Student Name]</w:t>
-      </w:r>
-    </w:p>
-    <w:p>
-      <w:pPr>
-        <w:spacing w:before="480" w:after="960"/>
+        <w:spacing w:before="240" w:after="560"/>
         <w:jc w:val="center"/>
       </w:pPr>
       <w:r>
@@ -105,7 +100,7 @@
     </w:p>
     <w:p>
       <w:pPr>
-        <w:spacing w:before="0" w:after="80"/>
+        <w:spacing w:before="0" w:after="60"/>
         <w:jc w:val="center"/>
       </w:pPr>
       <w:r>
@@ -114,14 +109,46 @@
           <w:b/>
           <w:i w:val="0"/>
           <w:color w:val="000000"/>
-          <w:sz w:val="26"/>
+          <w:sz w:val="24"/>
         </w:rPr>
-        <w:t>DEPARTMENT OF COMPUTER SCIENCE AND ENGINEERING</w:t>
+        <w:t>SCHOOL OF INTERDISCIPLINARY DESIGN AND INNOVATION (SIDI)</w:t>
       </w:r>
     </w:p>
     <w:p>
       <w:pPr>
-        <w:spacing w:before="0" w:after="40"/>
+        <w:spacing w:before="0" w:after="20"/>
+        <w:jc w:val="center"/>
+      </w:pPr>
+      <w:r>
+        <w:rPr>
+          <w:rFonts w:ascii="Times New Roman" w:hAnsi="Times New Roman" w:cs="Times New Roman" w:eastAsia="Times New Roman"/>
+          <w:b w:val="0"/>
+          <w:i w:val="0"/>
+          <w:color w:val="000000"/>
+          <w:sz w:val="22"/>
+        </w:rPr>
+        <w:t>INDIAN INSTITUTE OF INFORMATION TECHNOLOGY,</w:t>
+      </w:r>
+    </w:p>
+    <w:p>
+      <w:pPr>
+        <w:spacing w:before="0" w:after="560"/>
+        <w:jc w:val="center"/>
+      </w:pPr>
+      <w:r>
+        <w:rPr>
+          <w:rFonts w:ascii="Times New Roman" w:hAnsi="Times New Roman" w:cs="Times New Roman" w:eastAsia="Times New Roman"/>
+          <w:b w:val="0"/>
+          <w:i w:val="0"/>
+          <w:color w:val="000000"/>
+          <w:sz w:val="22"/>
+        </w:rPr>
+        <w:t>DESIGN AND MANUFACTURING, KANCHEEPURAM</w:t>
+      </w:r>
+    </w:p>
+    <w:p>
+      <w:pPr>
+        <w:spacing w:before="0" w:after="120"/>
         <w:jc w:val="center"/>
       </w:pPr>
       <w:r>
@@ -131,38 +158,6 @@
           <w:i w:val="0"/>
           <w:color w:val="000000"/>
           <w:sz w:val="24"/>
-        </w:rPr>
-        <w:t>INDIAN INSTITUTE OF INFORMATION TECHNOLOGY,</w:t>
-      </w:r>
-    </w:p>
-    <w:p>
-      <w:pPr>
-        <w:spacing w:before="0" w:after="960"/>
-        <w:jc w:val="center"/>
-      </w:pPr>
-      <w:r>
-        <w:rPr>
-          <w:rFonts w:ascii="Times New Roman" w:hAnsi="Times New Roman" w:cs="Times New Roman" w:eastAsia="Times New Roman"/>
-          <w:b w:val="0"/>
-          <w:i w:val="0"/>
-          <w:color w:val="000000"/>
-          <w:sz w:val="24"/>
-        </w:rPr>
-        <w:t>DESIGN AND MANUFACTURING, KANCHEEPURAM</w:t>
-      </w:r>
-    </w:p>
-    <w:p>
-      <w:pPr>
-        <w:spacing w:before="0" w:after="120"/>
-        <w:jc w:val="center"/>
-      </w:pPr>
-      <w:r>
-        <w:rPr>
-          <w:rFonts w:ascii="Times New Roman" w:hAnsi="Times New Roman" w:cs="Times New Roman" w:eastAsia="Times New Roman"/>
-          <w:b w:val="0"/>
-          <w:i w:val="0"/>
-          <w:color w:val="000000"/>
-          <w:sz w:val="26"/>
         </w:rPr>
         <w:t>July 2026</w:t>
       </w:r>
@@ -198,7 +193,7 @@
           <w:rFonts w:ascii="Times New Roman" w:hAnsi="Times New Roman" w:cs="Times New Roman" w:eastAsia="Times New Roman"/>
           <w:sz w:val="22"/>
         </w:rPr>
-        <w:t>I, [Student Name], from [College Name] hereby declare that the material presented in the Internship Report titled 'Ergonomic Risk Factor Prediction for Food-Delivery Riders' represents original work carried out by me in the Department of Computer Science and Engineering at the Indian Institute of Information Technology, Design and Manufacturing, Kancheepuram during the year 2026. With my signature, I certify that:</w:t>
+        <w:t>I, AILA VISHNU VARDHAN, from Vidya Jyothi Institute of Technology hereby declare that the material presented in the Internship Report titled 'AIML Prediction of Ergonomic Risk Factors in Food-Delivery Riders' represents original work carried out by me in the School of Interdisciplinary Design and Innovation (SIDI) at the Indian Institute of Information Technology, Design and Manufacturing, Kancheepuram during the year 2026. With my signature, I certify that:</w:t>
       </w:r>
     </w:p>
     <w:p>
@@ -319,7 +314,7 @@
           <w:rFonts w:ascii="Times New Roman" w:hAnsi="Times New Roman" w:cs="Times New Roman" w:eastAsia="Times New Roman"/>
           <w:sz w:val="24"/>
         </w:rPr>
-        <w:t>Mentor's Name: [Mentor's Name]</w:t>
+        <w:t>Mentor's Name: Dr. Arunachalam Muthiah</w:t>
       </w:r>
       <w:r>
         <w:rPr>
@@ -421,7 +416,7 @@
           <w:rFonts w:ascii="Times New Roman" w:hAnsi="Times New Roman" w:cs="Times New Roman" w:eastAsia="Times New Roman"/>
           <w:sz w:val="22"/>
         </w:rPr>
-        <w:t>I would extend my sincerest gratitude to the Indian Institute of Information Technology, Design and Manufacturing, Kancheepuram and to the IIITDM-SIES programme for the opportunity to carry out this internship. I am deeply grateful to my mentor, [Mentor's Name], for the continuous guidance, constructive feedback, and technical direction throughout the project. Their expertise in ergonomics and their willingness to engage with the methodological choices at every stage shaped the final outcome in important ways.</w:t>
+        <w:t>I would extend my sincerest gratitude to the Indian Institute of Information Technology, Design and Manufacturing, Kancheepuram and to the IIITDM-SIES programme for the opportunity to carry out this internship. I am deeply grateful to my mentor, Dr. Arunachalam Muthiah, for the continuous guidance, constructive feedback, and technical direction throughout the project. Their expertise in ergonomics and their willingness to engage with the methodological choices at every stage shaped the final outcome in important ways.</w:t>
       </w:r>
     </w:p>
     <w:p>
@@ -434,7 +429,7 @@
           <w:rFonts w:ascii="Times New Roman" w:hAnsi="Times New Roman" w:cs="Times New Roman" w:eastAsia="Times New Roman"/>
           <w:sz w:val="22"/>
         </w:rPr>
-        <w:t>I acknowledge the 182 food-delivery riders who participated in the survey and the observation study; without their time and honesty this work would not have been possible. I also thank the Department of Computer Science and Engineering for providing the computing infrastructure used for the modelling experiments and my peers who reviewed intermediate results and offered helpful suggestions.</w:t>
+        <w:t>I acknowledge the 182 food-delivery riders who participated in the survey and the observation study; without their time and honesty this work would not have been possible. I also thank the School of Interdisciplinary Design and Innovation (SIDI) for providing the computing infrastructure used for the modelling experiments and my peers who reviewed intermediate results and offered helpful suggestions.</w:t>
       </w:r>
     </w:p>
     <w:p>
@@ -495,7 +490,8 @@
     <w:p>
       <w:pPr>
         <w:tabs>
-          <w:tab w:pos="1417" w:val="left"/>
+          <w:tab w:pos="1701" w:val="left"/>
+          <w:tab w:pos="9071" w:val="right" w:leader="dot"/>
         </w:tabs>
         <w:spacing w:after="80"/>
       </w:pPr>
@@ -507,12 +503,15 @@
         <w:t>Figure 2.1</w:t>
         <w:tab/>
         <w:t>Pipeline overview: raw inputs to interactive prediction.</w:t>
+        <w:tab/>
+        <w:t>6</w:t>
       </w:r>
     </w:p>
     <w:p>
       <w:pPr>
         <w:tabs>
-          <w:tab w:pos="1417" w:val="left"/>
+          <w:tab w:pos="1701" w:val="left"/>
+          <w:tab w:pos="9071" w:val="right" w:leader="dot"/>
         </w:tabs>
         <w:spacing w:after="80"/>
       </w:pPr>
@@ -524,12 +523,15 @@
         <w:t>Figure 4.1</w:t>
         <w:tab/>
         <w:t>Sample profile across gender, age band, delivery platform, vehicle type, and carrying mode.</w:t>
+        <w:tab/>
+        <w:t>18</w:t>
       </w:r>
     </w:p>
     <w:p>
       <w:pPr>
         <w:tabs>
-          <w:tab w:pos="1417" w:val="left"/>
+          <w:tab w:pos="1701" w:val="left"/>
+          <w:tab w:pos="9071" w:val="right" w:leader="dot"/>
         </w:tabs>
         <w:spacing w:after="80"/>
       </w:pPr>
@@ -541,12 +543,15 @@
         <w:t>Figure 4.2</w:t>
         <w:tab/>
         <w:t>NMQ 12-month pain prevalence per body area.</w:t>
+        <w:tab/>
+        <w:t>19</w:t>
       </w:r>
     </w:p>
     <w:p>
       <w:pPr>
         <w:tabs>
-          <w:tab w:pos="1417" w:val="left"/>
+          <w:tab w:pos="1701" w:val="left"/>
+          <w:tab w:pos="9071" w:val="right" w:leader="dot"/>
         </w:tabs>
         <w:spacing w:after="80"/>
       </w:pPr>
@@ -558,12 +563,15 @@
         <w:t>Figure 4.3</w:t>
         <w:tab/>
         <w:t>Discomfort prevalence broken down by demographic group.</w:t>
+        <w:tab/>
+        <w:t>20</w:t>
       </w:r>
     </w:p>
     <w:p>
       <w:pPr>
         <w:tabs>
-          <w:tab w:pos="1417" w:val="left"/>
+          <w:tab w:pos="1701" w:val="left"/>
+          <w:tab w:pos="9071" w:val="right" w:leader="dot"/>
         </w:tabs>
         <w:spacing w:after="80"/>
       </w:pPr>
@@ -575,12 +583,15 @@
         <w:t>Figure 4.4</w:t>
         <w:tab/>
         <w:t>Stage-1 Low / Medium / High counts per risk factor.</w:t>
+        <w:tab/>
+        <w:t>22</w:t>
       </w:r>
     </w:p>
     <w:p>
       <w:pPr>
         <w:tabs>
-          <w:tab w:pos="1417" w:val="left"/>
+          <w:tab w:pos="1701" w:val="left"/>
+          <w:tab w:pos="9071" w:val="right" w:leader="dot"/>
         </w:tabs>
         <w:spacing w:after="80"/>
       </w:pPr>
@@ -592,12 +603,15 @@
         <w:t>Figure 4.5</w:t>
         <w:tab/>
         <w:t>Discomfort prevalence within each Low / Medium / High band.</w:t>
+        <w:tab/>
+        <w:t>23</w:t>
       </w:r>
     </w:p>
     <w:p>
       <w:pPr>
         <w:tabs>
-          <w:tab w:pos="1417" w:val="left"/>
+          <w:tab w:pos="1701" w:val="left"/>
+          <w:tab w:pos="9071" w:val="right" w:leader="dot"/>
         </w:tabs>
         <w:spacing w:after="80"/>
       </w:pPr>
@@ -609,12 +623,15 @@
         <w:t>Figure 4.6</w:t>
         <w:tab/>
         <w:t>Pearson correlation matrix across the numeric feature pool.</w:t>
+        <w:tab/>
+        <w:t>24</w:t>
       </w:r>
     </w:p>
     <w:p>
       <w:pPr>
         <w:tabs>
-          <w:tab w:pos="1417" w:val="left"/>
+          <w:tab w:pos="1701" w:val="left"/>
+          <w:tab w:pos="9071" w:val="right" w:leader="dot"/>
         </w:tabs>
         <w:spacing w:after="80"/>
       </w:pPr>
@@ -626,12 +643,15 @@
         <w:t>Figure 4.7</w:t>
         <w:tab/>
         <w:t>Confusion matrices for the best model per factor.</w:t>
+        <w:tab/>
+        <w:t>26</w:t>
       </w:r>
     </w:p>
     <w:p>
       <w:pPr>
         <w:tabs>
-          <w:tab w:pos="1417" w:val="left"/>
+          <w:tab w:pos="1701" w:val="left"/>
+          <w:tab w:pos="9071" w:val="right" w:leader="dot"/>
         </w:tabs>
         <w:spacing w:after="80"/>
       </w:pPr>
@@ -643,12 +663,15 @@
         <w:t>Figure 4.8</w:t>
         <w:tab/>
         <w:t>ROC curves (one-vs-rest) for the best model per factor.</w:t>
+        <w:tab/>
+        <w:t>27</w:t>
       </w:r>
     </w:p>
     <w:p>
       <w:pPr>
         <w:tabs>
-          <w:tab w:pos="1417" w:val="left"/>
+          <w:tab w:pos="1701" w:val="left"/>
+          <w:tab w:pos="9071" w:val="right" w:leader="dot"/>
         </w:tabs>
         <w:spacing w:after="80"/>
       </w:pPr>
@@ -660,12 +683,15 @@
         <w:t>Figure 4.9</w:t>
         <w:tab/>
         <w:t>Top 10 features by importance for the best model per factor.</w:t>
+        <w:tab/>
+        <w:t>28</w:t>
       </w:r>
     </w:p>
     <w:p>
       <w:pPr>
         <w:tabs>
-          <w:tab w:pos="1417" w:val="left"/>
+          <w:tab w:pos="1701" w:val="left"/>
+          <w:tab w:pos="9071" w:val="right" w:leader="dot"/>
         </w:tabs>
         <w:spacing w:after="80"/>
       </w:pPr>
@@ -677,12 +703,15 @@
         <w:t>Figure 4.10</w:t>
         <w:tab/>
         <w:t>Web app: page header and demographic section.</w:t>
+        <w:tab/>
+        <w:t>29</w:t>
       </w:r>
     </w:p>
     <w:p>
       <w:pPr>
         <w:tabs>
-          <w:tab w:pos="1417" w:val="left"/>
+          <w:tab w:pos="1701" w:val="left"/>
+          <w:tab w:pos="9071" w:val="right" w:leader="dot"/>
         </w:tabs>
         <w:spacing w:after="80"/>
       </w:pPr>
@@ -694,12 +723,15 @@
         <w:t>Figure 4.11</w:t>
         <w:tab/>
         <w:t>Web app: Nordic Musculoskeletal Questionnaire section.</w:t>
+        <w:tab/>
+        <w:t>30</w:t>
       </w:r>
     </w:p>
     <w:p>
       <w:pPr>
         <w:tabs>
-          <w:tab w:pos="1417" w:val="left"/>
+          <w:tab w:pos="1701" w:val="left"/>
+          <w:tab w:pos="9071" w:val="right" w:leader="dot"/>
         </w:tabs>
         <w:spacing w:after="80"/>
       </w:pPr>
@@ -711,12 +743,15 @@
         <w:t>Figure 4.12</w:t>
         <w:tab/>
         <w:t>Web app: NASA-TLX and Borg CR10 sliders.</w:t>
+        <w:tab/>
+        <w:t>31</w:t>
       </w:r>
     </w:p>
     <w:p>
       <w:pPr>
         <w:tabs>
-          <w:tab w:pos="1417" w:val="left"/>
+          <w:tab w:pos="1701" w:val="left"/>
+          <w:tab w:pos="9071" w:val="right" w:leader="dot"/>
         </w:tabs>
         <w:spacing w:after="80"/>
       </w:pPr>
@@ -728,12 +763,15 @@
         <w:t>Figure 4.13</w:t>
         <w:tab/>
         <w:t>Web app: RULA and QEC observation sections.</w:t>
+        <w:tab/>
+        <w:t>32</w:t>
       </w:r>
     </w:p>
     <w:p>
       <w:pPr>
         <w:tabs>
-          <w:tab w:pos="1417" w:val="left"/>
+          <w:tab w:pos="1701" w:val="left"/>
+          <w:tab w:pos="9071" w:val="right" w:leader="dot"/>
         </w:tabs>
         <w:spacing w:after="80"/>
       </w:pPr>
@@ -745,6 +783,8 @@
         <w:t>Figure 4.14</w:t>
         <w:tab/>
         <w:t>Web app: predicted risk profile output.</w:t>
+        <w:tab/>
+        <w:t>33</w:t>
       </w:r>
     </w:p>
     <w:p>
@@ -771,7 +811,8 @@
     <w:p>
       <w:pPr>
         <w:tabs>
-          <w:tab w:pos="1417" w:val="left"/>
+          <w:tab w:pos="1701" w:val="left"/>
+          <w:tab w:pos="9071" w:val="right" w:leader="dot"/>
         </w:tabs>
         <w:spacing w:after="80"/>
       </w:pPr>
@@ -783,12 +824,15 @@
         <w:t>Table 2.1</w:t>
         <w:tab/>
         <w:t>Per-target feature exclusions to prevent label leakage.</w:t>
+        <w:tab/>
+        <w:t>12</w:t>
       </w:r>
     </w:p>
     <w:p>
       <w:pPr>
         <w:tabs>
-          <w:tab w:pos="1417" w:val="left"/>
+          <w:tab w:pos="1701" w:val="left"/>
+          <w:tab w:pos="9071" w:val="right" w:leader="dot"/>
         </w:tabs>
         <w:spacing w:after="80"/>
       </w:pPr>
@@ -800,12 +844,15 @@
         <w:t>Table 4.1</w:t>
         <w:tab/>
         <w:t>NMQ 12-month pain prevalence per body area.</w:t>
+        <w:tab/>
+        <w:t>19</w:t>
       </w:r>
     </w:p>
     <w:p>
       <w:pPr>
         <w:tabs>
-          <w:tab w:pos="1417" w:val="left"/>
+          <w:tab w:pos="1701" w:val="left"/>
+          <w:tab w:pos="9071" w:val="right" w:leader="dot"/>
         </w:tabs>
         <w:spacing w:after="80"/>
       </w:pPr>
@@ -817,12 +864,15 @@
         <w:t>Table 4.2</w:t>
         <w:tab/>
         <w:t>Chi-square test of independence between each risk factor and self-reported discomfort.</w:t>
+        <w:tab/>
+        <w:t>20</w:t>
       </w:r>
     </w:p>
     <w:p>
       <w:pPr>
         <w:tabs>
-          <w:tab w:pos="1417" w:val="left"/>
+          <w:tab w:pos="1701" w:val="left"/>
+          <w:tab w:pos="9071" w:val="right" w:leader="dot"/>
         </w:tabs>
         <w:spacing w:after="80"/>
       </w:pPr>
@@ -834,12 +884,15 @@
         <w:t>Table 4.3</w:t>
         <w:tab/>
         <w:t>Significant predictors of discomfort from multivariable logistic regression.</w:t>
+        <w:tab/>
+        <w:t>21</w:t>
       </w:r>
     </w:p>
     <w:p>
       <w:pPr>
         <w:tabs>
-          <w:tab w:pos="1417" w:val="left"/>
+          <w:tab w:pos="1701" w:val="left"/>
+          <w:tab w:pos="9071" w:val="right" w:leader="dot"/>
         </w:tabs>
         <w:spacing w:after="80"/>
       </w:pPr>
@@ -851,12 +904,15 @@
         <w:t>Table 4.4</w:t>
         <w:tab/>
         <w:t>Stage-1 risk band counts per factor.</w:t>
+        <w:tab/>
+        <w:t>22</w:t>
       </w:r>
     </w:p>
     <w:p>
       <w:pPr>
         <w:tabs>
-          <w:tab w:pos="1417" w:val="left"/>
+          <w:tab w:pos="1701" w:val="left"/>
+          <w:tab w:pos="9071" w:val="right" w:leader="dot"/>
         </w:tabs>
         <w:spacing w:after="80"/>
       </w:pPr>
@@ -868,12 +924,15 @@
         <w:t>Table 4.5</w:t>
         <w:tab/>
         <w:t>Best Stage-2 model per risk factor: 5-fold stratified CV.</w:t>
+        <w:tab/>
+        <w:t>25</w:t>
       </w:r>
     </w:p>
     <w:p>
       <w:pPr>
         <w:tabs>
-          <w:tab w:pos="1417" w:val="left"/>
+          <w:tab w:pos="1701" w:val="left"/>
+          <w:tab w:pos="9071" w:val="right" w:leader="dot"/>
         </w:tabs>
         <w:spacing w:after="80"/>
       </w:pPr>
@@ -885,12 +944,15 @@
         <w:t>Table 4.6</w:t>
         <w:tab/>
         <w:t>Per-class ROC AUC (one-vs-rest) for the best model per factor.</w:t>
+        <w:tab/>
+        <w:t>26</w:t>
       </w:r>
     </w:p>
     <w:p>
       <w:pPr>
         <w:tabs>
-          <w:tab w:pos="1417" w:val="left"/>
+          <w:tab w:pos="1701" w:val="left"/>
+          <w:tab w:pos="9071" w:val="right" w:leader="dot"/>
         </w:tabs>
         <w:spacing w:after="80"/>
       </w:pPr>
@@ -902,12 +964,15 @@
         <w:t>Table 4.7</w:t>
         <w:tab/>
         <w:t>Per-class precision, recall, F1, and support.</w:t>
+        <w:tab/>
+        <w:t>27</w:t>
       </w:r>
     </w:p>
     <w:p>
       <w:pPr>
         <w:tabs>
-          <w:tab w:pos="1417" w:val="left"/>
+          <w:tab w:pos="1701" w:val="left"/>
+          <w:tab w:pos="9071" w:val="right" w:leader="dot"/>
         </w:tabs>
         <w:spacing w:after="80"/>
       </w:pPr>
@@ -919,12 +984,15 @@
         <w:t>Table 4.8</w:t>
         <w:tab/>
         <w:t>Top 5 most important features per factor.</w:t>
+        <w:tab/>
+        <w:t>28</w:t>
       </w:r>
     </w:p>
     <w:p>
       <w:pPr>
         <w:tabs>
-          <w:tab w:pos="1417" w:val="left"/>
+          <w:tab w:pos="1701" w:val="left"/>
+          <w:tab w:pos="9071" w:val="right" w:leader="dot"/>
         </w:tabs>
         <w:spacing w:after="80"/>
       </w:pPr>
@@ -936,6 +1004,8 @@
         <w:t>Table 4.9</w:t>
         <w:tab/>
         <w:t>Winning hyperparameters per target after GridSearchCV.</w:t>
+        <w:tab/>
+        <w:t>28</w:t>
       </w:r>
     </w:p>
     <w:p>
@@ -1594,7 +1664,7 @@
     </w:p>
     <w:p>
       <w:pPr>
-        <w:spacing w:before="1200" w:after="0"/>
+        <w:spacing w:before="480" w:after="0"/>
       </w:pPr>
       <w:r>
         <w:rPr>
@@ -1607,7 +1677,7 @@
     </w:p>
     <w:p>
       <w:pPr>
-        <w:spacing w:before="600" w:after="720"/>
+        <w:spacing w:before="360" w:after="480"/>
       </w:pPr>
       <w:r>
         <w:rPr>
@@ -1808,7 +1878,7 @@
     </w:p>
     <w:p>
       <w:pPr>
-        <w:spacing w:before="1200" w:after="0"/>
+        <w:spacing w:before="480" w:after="0"/>
       </w:pPr>
       <w:r>
         <w:rPr>
@@ -1821,7 +1891,7 @@
     </w:p>
     <w:p>
       <w:pPr>
-        <w:spacing w:before="600" w:after="720"/>
+        <w:spacing w:before="360" w:after="480"/>
       </w:pPr>
       <w:r>
         <w:rPr>
@@ -2833,7 +2903,7 @@
     </w:p>
     <w:p>
       <w:pPr>
-        <w:spacing w:before="1200" w:after="0"/>
+        <w:spacing w:before="480" w:after="0"/>
       </w:pPr>
       <w:r>
         <w:rPr>
@@ -2846,7 +2916,7 @@
     </w:p>
     <w:p>
       <w:pPr>
-        <w:spacing w:before="600" w:after="720"/>
+        <w:spacing w:before="360" w:after="480"/>
       </w:pPr>
       <w:r>
         <w:rPr>
@@ -3326,7 +3396,7 @@
     </w:p>
     <w:p>
       <w:pPr>
-        <w:spacing w:before="1200" w:after="0"/>
+        <w:spacing w:before="480" w:after="0"/>
       </w:pPr>
       <w:r>
         <w:rPr>
@@ -3339,7 +3409,7 @@
     </w:p>
     <w:p>
       <w:pPr>
-        <w:spacing w:before="600" w:after="720"/>
+        <w:spacing w:before="360" w:after="480"/>
       </w:pPr>
       <w:r>
         <w:rPr>
@@ -10060,7 +10130,7 @@
     </w:p>
     <w:p>
       <w:pPr>
-        <w:spacing w:before="1200" w:after="0"/>
+        <w:spacing w:before="480" w:after="0"/>
       </w:pPr>
       <w:r>
         <w:rPr>
@@ -10073,7 +10143,7 @@
     </w:p>
     <w:p>
       <w:pPr>
-        <w:spacing w:before="600" w:after="720"/>
+        <w:spacing w:before="360" w:after="480"/>
       </w:pPr>
       <w:r>
         <w:rPr>
@@ -10156,20 +10226,7 @@
     </w:p>
     <w:p>
       <w:pPr>
-        <w:spacing w:before="1200" w:after="0"/>
-      </w:pPr>
-      <w:r>
-        <w:rPr>
-          <w:rFonts w:ascii="Times New Roman" w:hAnsi="Times New Roman" w:cs="Times New Roman" w:eastAsia="Times New Roman"/>
-          <w:b w:val="0"/>
-          <w:sz w:val="40"/>
-        </w:rPr>
-        <w:t xml:space="preserve">Chapter </w:t>
-      </w:r>
-    </w:p>
-    <w:p>
-      <w:pPr>
-        <w:spacing w:before="600" w:after="720"/>
+        <w:spacing w:before="480" w:after="480"/>
       </w:pPr>
       <w:r>
         <w:rPr>

--- a/docs/report.docx
+++ b/docs/report.docx
@@ -13,9 +13,9 @@
           <w:b/>
           <w:i w:val="0"/>
           <w:color w:val="000000"/>
-          <w:sz w:val="44"/>
+          <w:sz w:val="36"/>
         </w:rPr>
-        <w:t>AIML Prediction of Ergonomic Risk Factors in Food-Delivery Riders</w:t>
+        <w:t>A Predictive Machine Learning Framework for Ergonomic Risk and Physical Exhaustion Assessment in Last-Mile Quick-Commerce Delivery Operations</w:t>
       </w:r>
     </w:p>
     <w:p>
@@ -193,7 +193,7 @@
           <w:rFonts w:ascii="Times New Roman" w:hAnsi="Times New Roman" w:cs="Times New Roman" w:eastAsia="Times New Roman"/>
           <w:sz w:val="22"/>
         </w:rPr>
-        <w:t>I, AILA VISHNU VARDHAN, from Vidya Jyothi Institute of Technology hereby declare that the material presented in the Internship Report titled 'AIML Prediction of Ergonomic Risk Factors in Food-Delivery Riders' represents original work carried out by me in the School of Interdisciplinary Design and Innovation (SIDI) at the Indian Institute of Information Technology, Design and Manufacturing, Kancheepuram during the year 2026. With my signature, I certify that:</w:t>
+        <w:t>I, AILA VISHNU VARDHAN, from Vidya Jyothi Institute of Technology hereby declare that the material presented in the Internship Report titled 'A Predictive Machine Learning Framework for Ergonomic Risk and Physical Exhaustion Assessment in Last-Mile Quick-Commerce Delivery Operations' represents original work carried out by me in the School of Interdisciplinary Design and Innovation (SIDI) at the Indian Institute of Information Technology, Design and Manufacturing, Kancheepuram during the year 2026. With my signature, I certify that:</w:t>
       </w:r>
     </w:p>
     <w:p>

--- a/docs/report.docx
+++ b/docs/report.docx
@@ -15,7 +15,7 @@
           <w:color w:val="000000"/>
           <w:sz w:val="36"/>
         </w:rPr>
-        <w:t>A Predictive Machine Learning Framework for Ergonomic Risk and Physical Exhaustion Assessment in Last-Mile Quick-Commerce Delivery Operations</w:t>
+        <w:t>A Predictive Machine Learning Framework for Ergonomic Risk in Last-Mile Quick-Commerce Delivery Operations</w:t>
       </w:r>
     </w:p>
     <w:p>
@@ -193,7 +193,7 @@
           <w:rFonts w:ascii="Times New Roman" w:hAnsi="Times New Roman" w:cs="Times New Roman" w:eastAsia="Times New Roman"/>
           <w:sz w:val="22"/>
         </w:rPr>
-        <w:t>I, AILA VISHNU VARDHAN, from Vidya Jyothi Institute of Technology hereby declare that the material presented in the Internship Report titled 'A Predictive Machine Learning Framework for Ergonomic Risk and Physical Exhaustion Assessment in Last-Mile Quick-Commerce Delivery Operations' represents original work carried out by me in the School of Interdisciplinary Design and Innovation (SIDI) at the Indian Institute of Information Technology, Design and Manufacturing, Kancheepuram during the year 2026. With my signature, I certify that:</w:t>
+        <w:t>I, AILA VISHNU VARDHAN, from Vidya Jyothi Institute of Technology hereby declare that the material presented in the Internship Report titled 'A Predictive Machine Learning Framework for Ergonomic Risk in Last-Mile Quick-Commerce Delivery Operations' represents original work carried out by me in the School of Interdisciplinary Design and Innovation (SIDI) at the Indian Institute of Information Technology, Design and Manufacturing, Kancheepuram during the year 2026. With my signature, I certify that:</w:t>
       </w:r>
     </w:p>
     <w:p>

--- a/docs/report.docx
+++ b/docs/report.docx
@@ -356,7 +356,7 @@
           <w:rFonts w:ascii="Times New Roman" w:hAnsi="Times New Roman" w:cs="Times New Roman" w:eastAsia="Times New Roman"/>
           <w:sz w:val="22"/>
         </w:rPr>
-        <w:t>Food-delivery riders working for platforms such as Blinkit and Zepto face significant physical demands including long working hours, awkward postures, heavy carrying loads, and exposure to vehicle vibration. Over time these exposures contribute to musculoskeletal disorders (MSDs). This project builds an automated, per-rider screening tool that predicts risk levels across six ergonomic dimensions: Force, Repetition, Posture, Duration, Contact Stress, and Vibration.</w:t>
+        <w:t>Last-mile quick-commerce delivery riders working for platforms such as Blinkit and Zepto face significant physical demands including long working hours, awkward postures, heavy carrying loads, and exposure to vehicle vibration. Over time these exposures contribute to musculoskeletal disorders (MSDs). This project builds an automated, per-rider screening tool that predicts risk levels across six ergonomic dimensions: Force, Repetition, Posture, Duration, Contact Stress, and Vibration.</w:t>
       </w:r>
     </w:p>
     <w:p>
@@ -429,7 +429,7 @@
           <w:rFonts w:ascii="Times New Roman" w:hAnsi="Times New Roman" w:cs="Times New Roman" w:eastAsia="Times New Roman"/>
           <w:sz w:val="22"/>
         </w:rPr>
-        <w:t>I acknowledge the 182 food-delivery riders who participated in the survey and the observation study; without their time and honesty this work would not have been possible. I also thank the School of Interdisciplinary Design and Innovation (SIDI) for providing the computing infrastructure used for the modelling experiments and my peers who reviewed intermediate results and offered helpful suggestions.</w:t>
+        <w:t>I acknowledge the 182 quick-commerce delivery riders who participated in the survey and the observation study; without their time and honesty this work would not have been possible. I also thank the School of Interdisciplinary Design and Innovation (SIDI) for providing the computing infrastructure used for the modelling experiments and my peers who reviewed intermediate results and offered helpful suggestions.</w:t>
       </w:r>
     </w:p>
     <w:p>
@@ -1720,7 +1720,7 @@
           <w:rFonts w:ascii="Times New Roman" w:hAnsi="Times New Roman" w:cs="Times New Roman" w:eastAsia="Times New Roman"/>
           <w:sz w:val="22"/>
         </w:rPr>
-        <w:t>Food-delivery riders for platforms like Blinkit and Zepto spend long hours on bikes, climb stairs, carry packages, and ride in heavy traffic. Over time this kind of work causes musculoskeletal disorders (MSDs): back pain, shoulder pain, wrist injuries, and knee problems. The risk is not the same for every rider. Someone who is 22 and works 4 hours a day on a scooter is in a very different situation from a 45-year-old who works 10 hours a day on a motorbike with a handheld bag.</w:t>
+        <w:t>Last-mile quick-commerce delivery riders for platforms like Blinkit and Zepto spend long hours on bikes, climb stairs, carry packages, and ride in heavy traffic. Over time this kind of work causes musculoskeletal disorders (MSDs): back pain, shoulder pain, wrist injuries, and knee problems. The risk is not the same for every rider. Someone who is 22 and works 4 hours a day on a scooter is in a very different situation from a 45-year-old who works 10 hours a day on a motorbike with a handheld bag.</w:t>
       </w:r>
     </w:p>
     <w:p>
@@ -1816,7 +1816,7 @@
           <w:rFonts w:ascii="Times New Roman" w:hAnsi="Times New Roman" w:cs="Times New Roman" w:eastAsia="Times New Roman"/>
           <w:sz w:val="22"/>
         </w:rPr>
-        <w:t>Design a two-stage pipeline that combines a survey of food-delivery riders with standard ergonomic observation tools (RULA and QEC) into per-rider labels for six risk factors: Force, Repetition, Posture, Duration, Contact Stress, and Vibration.</w:t>
+        <w:t>Design a two-stage pipeline that combines a survey of quick-commerce delivery riders with standard ergonomic observation tools (RULA and QEC) into per-rider labels for six risk factors: Force, Repetition, Posture, Duration, Contact Stress, and Vibration.</w:t>
       </w:r>
     </w:p>
     <w:p>
@@ -9859,38 +9859,10 @@
         <w:jc w:val="center"/>
       </w:pPr>
       <w:r>
-        <w:drawing>
-          <wp:inline xmlns:a="http://schemas.openxmlformats.org/drawingml/2006/main" xmlns:pic="http://schemas.openxmlformats.org/drawingml/2006/picture">
-            <wp:extent cx="5400000" cy="3206250"/>
-            <wp:docPr id="11" name="Picture 11"/>
-            <wp:cNvGraphicFramePr>
-              <a:graphicFrameLocks noChangeAspect="1"/>
-            </wp:cNvGraphicFramePr>
-            <a:graphic>
-              <a:graphicData uri="http://schemas.openxmlformats.org/drawingml/2006/picture">
-                <pic:pic>
-                  <pic:nvPicPr>
-                    <pic:cNvPr id="0" name="web_01_header_demographic.png"/>
-                    <pic:cNvPicPr/>
-                  </pic:nvPicPr>
-                  <pic:blipFill>
-                    <a:blip r:embed="rId19"/>
-                    <a:stretch>
-                      <a:fillRect/>
-                    </a:stretch>
-                  </pic:blipFill>
-                  <pic:spPr>
-                    <a:xfrm>
-                      <a:off x="0" y="0"/>
-                      <a:ext cx="5400000" cy="3206250"/>
-                    </a:xfrm>
-                    <a:prstGeom prst="rect"/>
-                  </pic:spPr>
-                </pic:pic>
-              </a:graphicData>
-            </a:graphic>
-          </wp:inline>
-        </w:drawing>
+        <w:rPr>
+          <w:i/>
+        </w:rPr>
+        <w:t>[Figure file missing: F:\Ergonomic_Project\outputs\app_screenshots\web_01_header_demographic.png]</w:t>
       </w:r>
     </w:p>
     <w:p>
@@ -9913,38 +9885,10 @@
         <w:jc w:val="center"/>
       </w:pPr>
       <w:r>
-        <w:drawing>
-          <wp:inline xmlns:a="http://schemas.openxmlformats.org/drawingml/2006/main" xmlns:pic="http://schemas.openxmlformats.org/drawingml/2006/picture">
-            <wp:extent cx="5400000" cy="3206250"/>
-            <wp:docPr id="12" name="Picture 12"/>
-            <wp:cNvGraphicFramePr>
-              <a:graphicFrameLocks noChangeAspect="1"/>
-            </wp:cNvGraphicFramePr>
-            <a:graphic>
-              <a:graphicData uri="http://schemas.openxmlformats.org/drawingml/2006/picture">
-                <pic:pic>
-                  <pic:nvPicPr>
-                    <pic:cNvPr id="0" name="web_02_nmq.png"/>
-                    <pic:cNvPicPr/>
-                  </pic:nvPicPr>
-                  <pic:blipFill>
-                    <a:blip r:embed="rId20"/>
-                    <a:stretch>
-                      <a:fillRect/>
-                    </a:stretch>
-                  </pic:blipFill>
-                  <pic:spPr>
-                    <a:xfrm>
-                      <a:off x="0" y="0"/>
-                      <a:ext cx="5400000" cy="3206250"/>
-                    </a:xfrm>
-                    <a:prstGeom prst="rect"/>
-                  </pic:spPr>
-                </pic:pic>
-              </a:graphicData>
-            </a:graphic>
-          </wp:inline>
-        </w:drawing>
+        <w:rPr>
+          <w:i/>
+        </w:rPr>
+        <w:t>[Figure file missing: F:\Ergonomic_Project\outputs\app_screenshots\web_02_nmq.png]</w:t>
       </w:r>
     </w:p>
     <w:p>
@@ -9967,38 +9911,10 @@
         <w:jc w:val="center"/>
       </w:pPr>
       <w:r>
-        <w:drawing>
-          <wp:inline xmlns:a="http://schemas.openxmlformats.org/drawingml/2006/main" xmlns:pic="http://schemas.openxmlformats.org/drawingml/2006/picture">
-            <wp:extent cx="5400000" cy="3206250"/>
-            <wp:docPr id="13" name="Picture 13"/>
-            <wp:cNvGraphicFramePr>
-              <a:graphicFrameLocks noChangeAspect="1"/>
-            </wp:cNvGraphicFramePr>
-            <a:graphic>
-              <a:graphicData uri="http://schemas.openxmlformats.org/drawingml/2006/picture">
-                <pic:pic>
-                  <pic:nvPicPr>
-                    <pic:cNvPr id="0" name="web_03_nasa_borg.png"/>
-                    <pic:cNvPicPr/>
-                  </pic:nvPicPr>
-                  <pic:blipFill>
-                    <a:blip r:embed="rId21"/>
-                    <a:stretch>
-                      <a:fillRect/>
-                    </a:stretch>
-                  </pic:blipFill>
-                  <pic:spPr>
-                    <a:xfrm>
-                      <a:off x="0" y="0"/>
-                      <a:ext cx="5400000" cy="3206250"/>
-                    </a:xfrm>
-                    <a:prstGeom prst="rect"/>
-                  </pic:spPr>
-                </pic:pic>
-              </a:graphicData>
-            </a:graphic>
-          </wp:inline>
-        </w:drawing>
+        <w:rPr>
+          <w:i/>
+        </w:rPr>
+        <w:t>[Figure file missing: F:\Ergonomic_Project\outputs\app_screenshots\web_03_nasa_borg.png]</w:t>
       </w:r>
     </w:p>
     <w:p>
@@ -10021,38 +9937,10 @@
         <w:jc w:val="center"/>
       </w:pPr>
       <w:r>
-        <w:drawing>
-          <wp:inline xmlns:a="http://schemas.openxmlformats.org/drawingml/2006/main" xmlns:pic="http://schemas.openxmlformats.org/drawingml/2006/picture">
-            <wp:extent cx="5400000" cy="3206250"/>
-            <wp:docPr id="14" name="Picture 14"/>
-            <wp:cNvGraphicFramePr>
-              <a:graphicFrameLocks noChangeAspect="1"/>
-            </wp:cNvGraphicFramePr>
-            <a:graphic>
-              <a:graphicData uri="http://schemas.openxmlformats.org/drawingml/2006/picture">
-                <pic:pic>
-                  <pic:nvPicPr>
-                    <pic:cNvPr id="0" name="web_04_rula_qec.png"/>
-                    <pic:cNvPicPr/>
-                  </pic:nvPicPr>
-                  <pic:blipFill>
-                    <a:blip r:embed="rId22"/>
-                    <a:stretch>
-                      <a:fillRect/>
-                    </a:stretch>
-                  </pic:blipFill>
-                  <pic:spPr>
-                    <a:xfrm>
-                      <a:off x="0" y="0"/>
-                      <a:ext cx="5400000" cy="3206250"/>
-                    </a:xfrm>
-                    <a:prstGeom prst="rect"/>
-                  </pic:spPr>
-                </pic:pic>
-              </a:graphicData>
-            </a:graphic>
-          </wp:inline>
-        </w:drawing>
+        <w:rPr>
+          <w:i/>
+        </w:rPr>
+        <w:t>[Figure file missing: F:\Ergonomic_Project\outputs\app_screenshots\web_04_rula_qec.png]</w:t>
       </w:r>
     </w:p>
     <w:p>
@@ -10075,38 +9963,10 @@
         <w:jc w:val="center"/>
       </w:pPr>
       <w:r>
-        <w:drawing>
-          <wp:inline xmlns:a="http://schemas.openxmlformats.org/drawingml/2006/main" xmlns:pic="http://schemas.openxmlformats.org/drawingml/2006/picture">
-            <wp:extent cx="5400000" cy="3206250"/>
-            <wp:docPr id="15" name="Picture 15"/>
-            <wp:cNvGraphicFramePr>
-              <a:graphicFrameLocks noChangeAspect="1"/>
-            </wp:cNvGraphicFramePr>
-            <a:graphic>
-              <a:graphicData uri="http://schemas.openxmlformats.org/drawingml/2006/picture">
-                <pic:pic>
-                  <pic:nvPicPr>
-                    <pic:cNvPr id="0" name="web_05_prediction_output.png"/>
-                    <pic:cNvPicPr/>
-                  </pic:nvPicPr>
-                  <pic:blipFill>
-                    <a:blip r:embed="rId23"/>
-                    <a:stretch>
-                      <a:fillRect/>
-                    </a:stretch>
-                  </pic:blipFill>
-                  <pic:spPr>
-                    <a:xfrm>
-                      <a:off x="0" y="0"/>
-                      <a:ext cx="5400000" cy="3206250"/>
-                    </a:xfrm>
-                    <a:prstGeom prst="rect"/>
-                  </pic:spPr>
-                </pic:pic>
-              </a:graphicData>
-            </a:graphic>
-          </wp:inline>
-        </w:drawing>
+        <w:rPr>
+          <w:i/>
+        </w:rPr>
+        <w:t>[Figure file missing: F:\Ergonomic_Project\outputs\app_screenshots\web_05_prediction_output.png]</w:t>
       </w:r>
     </w:p>
     <w:p>
@@ -10164,7 +10024,7 @@
           <w:rFonts w:ascii="Times New Roman" w:hAnsi="Times New Roman" w:cs="Times New Roman" w:eastAsia="Times New Roman"/>
           <w:sz w:val="22"/>
         </w:rPr>
-        <w:t>This project designed, implemented, and deployed a per-rider ergonomic risk screening pipeline for food-delivery workers. The pipeline turns a 36-item self-report questionnaire and a 26-column RULA-plus-QEC observation record into six standardised risk levels spanning the classical ergonomic dimensions of Force, Repetition, Posture, Duration, Contact Stress, and Vibration. The five survey-derived factors land at 58 to 62 percent accuracy with macro AUC between 71 and 76 percent; the Posture model, which uses the observation inputs directly, reaches 97 percent accuracy and 98 percent macro AUC. The final artefact is a Streamlit web application that produces the six risk levels along with per-factor recommendations from a single form submission.</w:t>
+        <w:t>This project designed, implemented, and deployed a per-rider ergonomic risk screening pipeline for last-mile quick-commerce delivery workers. The pipeline turns a 36-item self-report questionnaire and a 26-column RULA-plus-QEC observation record into six standardised risk levels spanning the classical ergonomic dimensions of Force, Repetition, Posture, Duration, Contact Stress, and Vibration. The five survey-derived factors land at 58 to 62 percent accuracy with macro AUC between 71 and 76 percent; the Posture model, which uses the observation inputs directly, reaches 97 percent accuracy and 98 percent macro AUC. The final artefact is a Streamlit web application that produces the six risk levels along with per-factor recommendations from a single form submission.</w:t>
       </w:r>
     </w:p>
     <w:p>

--- a/docs/report.docx
+++ b/docs/report.docx
@@ -88,14 +88,38 @@
         <w:jc w:val="center"/>
       </w:pPr>
       <w:r>
-        <w:rPr>
-          <w:rFonts w:ascii="Times New Roman" w:hAnsi="Times New Roman" w:cs="Times New Roman" w:eastAsia="Times New Roman"/>
-          <w:b w:val="0"/>
-          <w:i/>
-          <w:color w:val="777777"/>
-          <w:sz w:val="22"/>
-        </w:rPr>
-        <w:t>[IIITDM Kancheepuram logo]</w:t>
+        <w:drawing>
+          <wp:inline xmlns:a="http://schemas.openxmlformats.org/drawingml/2006/main" xmlns:pic="http://schemas.openxmlformats.org/drawingml/2006/picture">
+            <wp:extent cx="2340000" cy="2345680"/>
+            <wp:docPr id="1" name="Picture 1"/>
+            <wp:cNvGraphicFramePr>
+              <a:graphicFrameLocks noChangeAspect="1"/>
+            </wp:cNvGraphicFramePr>
+            <a:graphic>
+              <a:graphicData uri="http://schemas.openxmlformats.org/drawingml/2006/picture">
+                <pic:pic>
+                  <pic:nvPicPr>
+                    <pic:cNvPr id="0" name="iiitdm_logo.png"/>
+                    <pic:cNvPicPr/>
+                  </pic:nvPicPr>
+                  <pic:blipFill>
+                    <a:blip r:embed="rId9"/>
+                    <a:stretch>
+                      <a:fillRect/>
+                    </a:stretch>
+                  </pic:blipFill>
+                  <pic:spPr>
+                    <a:xfrm>
+                      <a:off x="0" y="0"/>
+                      <a:ext cx="2340000" cy="2345680"/>
+                    </a:xfrm>
+                    <a:prstGeom prst="rect"/>
+                  </pic:spPr>
+                </pic:pic>
+              </a:graphicData>
+            </a:graphic>
+          </wp:inline>
+        </w:drawing>
       </w:r>
     </w:p>
     <w:p>
@@ -169,6 +193,7 @@
     </w:p>
     <w:p>
       <w:pPr>
+        <w:pStyle w:val="Heading2"/>
         <w:spacing w:before="480" w:after="720"/>
         <w:jc w:val="center"/>
       </w:pPr>
@@ -332,6 +357,7 @@
     </w:p>
     <w:p>
       <w:pPr>
+        <w:pStyle w:val="Heading3"/>
         <w:spacing w:before="480" w:after="720"/>
         <w:jc w:val="center"/>
       </w:pPr>
@@ -356,7 +382,7 @@
           <w:rFonts w:ascii="Times New Roman" w:hAnsi="Times New Roman" w:cs="Times New Roman" w:eastAsia="Times New Roman"/>
           <w:sz w:val="22"/>
         </w:rPr>
-        <w:t>Last-mile quick-commerce delivery riders working for platforms such as Blinkit and Zepto face significant physical demands including long working hours, awkward postures, heavy carrying loads, and exposure to vehicle vibration. Over time these exposures contribute to musculoskeletal disorders (MSDs). This project builds an automated, per-rider screening tool that predicts risk levels across six ergonomic dimensions: Force, Repetition, Posture, Duration, Contact Stress, and Vibration.</w:t>
+        <w:t>Last-mile quick-commerce delivery riders (Blinkit, Zepto) face prolonged awkward postures, high delivery rates, heavy carrying loads and vehicle vibration, leading to musculoskeletal disorders (MSDs). No single tool combines the six standard ergonomic risk factors into an automated per-rider screening.</w:t>
       </w:r>
     </w:p>
     <w:p>
@@ -392,6 +418,7 @@
     </w:p>
     <w:p>
       <w:pPr>
+        <w:pStyle w:val="Heading3"/>
         <w:spacing w:before="480" w:after="720"/>
         <w:jc w:val="center"/>
       </w:pPr>
@@ -439,6 +466,7 @@
     </w:p>
     <w:p>
       <w:pPr>
+        <w:pStyle w:val="Heading1"/>
         <w:spacing w:before="480" w:after="480"/>
         <w:jc w:val="center"/>
       </w:pPr>
@@ -454,25 +482,477 @@
       </w:r>
     </w:p>
     <w:p>
+      <w:pPr>
+        <w:tabs>
+          <w:tab w:pos="9071" w:val="right" w:leader="dot"/>
+        </w:tabs>
+        <w:spacing w:after="80"/>
+      </w:pPr>
       <w:r>
         <w:rPr>
           <w:rFonts w:ascii="Times New Roman" w:hAnsi="Times New Roman" w:cs="Times New Roman" w:eastAsia="Times New Roman"/>
           <w:sz w:val="22"/>
         </w:rPr>
-        <w:fldChar w:fldCharType="begin"/>
-        <w:instrText>TOC \o "1-3" \h \z \u</w:instrText>
-        <w:fldChar w:fldCharType="separate"/>
-        <w:t>Right-click and 'Update Field' in Word to populate the table of contents.</w:t>
-        <w:fldChar w:fldCharType="end"/>
+        <w:t>Certificate</w:t>
+        <w:tab/>
+        <w:t>ii</w:t>
       </w:r>
     </w:p>
     <w:p>
-      <w:r>
-        <w:br w:type="page"/>
+      <w:pPr>
+        <w:tabs>
+          <w:tab w:pos="9071" w:val="right" w:leader="dot"/>
+        </w:tabs>
+        <w:spacing w:after="80"/>
+      </w:pPr>
+      <w:r>
+        <w:rPr>
+          <w:rFonts w:ascii="Times New Roman" w:hAnsi="Times New Roman" w:cs="Times New Roman" w:eastAsia="Times New Roman"/>
+          <w:sz w:val="22"/>
+        </w:rPr>
+        <w:t>Abstract</w:t>
+        <w:tab/>
+        <w:t>iii</w:t>
       </w:r>
     </w:p>
     <w:p>
       <w:pPr>
+        <w:tabs>
+          <w:tab w:pos="9071" w:val="right" w:leader="dot"/>
+        </w:tabs>
+        <w:spacing w:after="80"/>
+      </w:pPr>
+      <w:r>
+        <w:rPr>
+          <w:rFonts w:ascii="Times New Roman" w:hAnsi="Times New Roman" w:cs="Times New Roman" w:eastAsia="Times New Roman"/>
+          <w:sz w:val="22"/>
+        </w:rPr>
+        <w:t>Acknowledgements</w:t>
+        <w:tab/>
+        <w:t>iv</w:t>
+      </w:r>
+    </w:p>
+    <w:p>
+      <w:pPr>
+        <w:tabs>
+          <w:tab w:pos="9071" w:val="right" w:leader="dot"/>
+        </w:tabs>
+        <w:spacing w:after="80"/>
+      </w:pPr>
+      <w:r>
+        <w:rPr>
+          <w:rFonts w:ascii="Times New Roman" w:hAnsi="Times New Roman" w:cs="Times New Roman" w:eastAsia="Times New Roman"/>
+          <w:sz w:val="22"/>
+        </w:rPr>
+        <w:t>List of Figures</w:t>
+        <w:tab/>
+        <w:t>vi</w:t>
+      </w:r>
+    </w:p>
+    <w:p>
+      <w:pPr>
+        <w:tabs>
+          <w:tab w:pos="9071" w:val="right" w:leader="dot"/>
+        </w:tabs>
+        <w:spacing w:after="80"/>
+      </w:pPr>
+      <w:r>
+        <w:rPr>
+          <w:rFonts w:ascii="Times New Roman" w:hAnsi="Times New Roman" w:cs="Times New Roman" w:eastAsia="Times New Roman"/>
+          <w:sz w:val="22"/>
+        </w:rPr>
+        <w:t>List of Tables</w:t>
+        <w:tab/>
+        <w:t>vii</w:t>
+      </w:r>
+    </w:p>
+    <w:p>
+      <w:pPr>
+        <w:tabs>
+          <w:tab w:pos="9071" w:val="right" w:leader="dot"/>
+        </w:tabs>
+        <w:spacing w:after="80"/>
+      </w:pPr>
+      <w:r>
+        <w:rPr>
+          <w:rFonts w:ascii="Times New Roman" w:hAnsi="Times New Roman" w:cs="Times New Roman" w:eastAsia="Times New Roman"/>
+          <w:sz w:val="22"/>
+        </w:rPr>
+        <w:t>Abbreviations</w:t>
+        <w:tab/>
+        <w:t>viii</w:t>
+      </w:r>
+    </w:p>
+    <w:p>
+      <w:pPr>
+        <w:tabs>
+          <w:tab w:pos="9071" w:val="right" w:leader="dot"/>
+        </w:tabs>
+        <w:spacing w:after="80"/>
+      </w:pPr>
+      <w:r>
+        <w:rPr>
+          <w:rFonts w:ascii="Times New Roman" w:hAnsi="Times New Roman" w:cs="Times New Roman" w:eastAsia="Times New Roman"/>
+          <w:b/>
+          <w:sz w:val="22"/>
+        </w:rPr>
+        <w:t>Chapter 1  Introduction</w:t>
+        <w:tab/>
+        <w:t>1</w:t>
+      </w:r>
+    </w:p>
+    <w:p>
+      <w:pPr>
+        <w:tabs>
+          <w:tab w:pos="9071" w:val="right" w:leader="dot"/>
+        </w:tabs>
+        <w:spacing w:after="80"/>
+      </w:pPr>
+      <w:r>
+        <w:rPr>
+          <w:rFonts w:ascii="Times New Roman" w:hAnsi="Times New Roman" w:cs="Times New Roman" w:eastAsia="Times New Roman"/>
+          <w:b/>
+          <w:sz w:val="22"/>
+        </w:rPr>
+        <w:t>Chapter 2  Methodology</w:t>
+        <w:tab/>
+        <w:t>3</w:t>
+      </w:r>
+    </w:p>
+    <w:p>
+      <w:pPr>
+        <w:tabs>
+          <w:tab w:pos="9071" w:val="right" w:leader="dot"/>
+        </w:tabs>
+        <w:spacing w:after="80"/>
+      </w:pPr>
+      <w:r>
+        <w:rPr>
+          <w:rFonts w:ascii="Times New Roman" w:hAnsi="Times New Roman" w:cs="Times New Roman" w:eastAsia="Times New Roman"/>
+          <w:sz w:val="22"/>
+        </w:rPr>
+        <w:t xml:space="preserve">    2.1  Two-stage pipeline</w:t>
+        <w:tab/>
+        <w:t>3</w:t>
+      </w:r>
+    </w:p>
+    <w:p>
+      <w:pPr>
+        <w:tabs>
+          <w:tab w:pos="9071" w:val="right" w:leader="dot"/>
+        </w:tabs>
+        <w:spacing w:after="80"/>
+      </w:pPr>
+      <w:r>
+        <w:rPr>
+          <w:rFonts w:ascii="Times New Roman" w:hAnsi="Times New Roman" w:cs="Times New Roman" w:eastAsia="Times New Roman"/>
+          <w:sz w:val="22"/>
+        </w:rPr>
+        <w:t xml:space="preserve">    2.2  Data sources</w:t>
+        <w:tab/>
+        <w:t>5</w:t>
+      </w:r>
+    </w:p>
+    <w:p>
+      <w:pPr>
+        <w:tabs>
+          <w:tab w:pos="9071" w:val="right" w:leader="dot"/>
+        </w:tabs>
+        <w:spacing w:after="80"/>
+      </w:pPr>
+      <w:r>
+        <w:rPr>
+          <w:rFonts w:ascii="Times New Roman" w:hAnsi="Times New Roman" w:cs="Times New Roman" w:eastAsia="Times New Roman"/>
+          <w:sz w:val="22"/>
+        </w:rPr>
+        <w:t xml:space="preserve">    2.3  Feature engineering</w:t>
+        <w:tab/>
+        <w:t>9</w:t>
+      </w:r>
+    </w:p>
+    <w:p>
+      <w:pPr>
+        <w:tabs>
+          <w:tab w:pos="9071" w:val="right" w:leader="dot"/>
+        </w:tabs>
+        <w:spacing w:after="80"/>
+      </w:pPr>
+      <w:r>
+        <w:rPr>
+          <w:rFonts w:ascii="Times New Roman" w:hAnsi="Times New Roman" w:cs="Times New Roman" w:eastAsia="Times New Roman"/>
+          <w:sz w:val="22"/>
+        </w:rPr>
+        <w:t xml:space="preserve">    2.4  Machine-learning models</w:t>
+        <w:tab/>
+        <w:t>11</w:t>
+      </w:r>
+    </w:p>
+    <w:p>
+      <w:pPr>
+        <w:tabs>
+          <w:tab w:pos="9071" w:val="right" w:leader="dot"/>
+        </w:tabs>
+        <w:spacing w:after="80"/>
+      </w:pPr>
+      <w:r>
+        <w:rPr>
+          <w:rFonts w:ascii="Times New Roman" w:hAnsi="Times New Roman" w:cs="Times New Roman" w:eastAsia="Times New Roman"/>
+          <w:b/>
+          <w:sz w:val="22"/>
+        </w:rPr>
+        <w:t>Chapter 3  Work Done</w:t>
+        <w:tab/>
+        <w:t>13</w:t>
+      </w:r>
+    </w:p>
+    <w:p>
+      <w:pPr>
+        <w:tabs>
+          <w:tab w:pos="9071" w:val="right" w:leader="dot"/>
+        </w:tabs>
+        <w:spacing w:after="80"/>
+      </w:pPr>
+      <w:r>
+        <w:rPr>
+          <w:rFonts w:ascii="Times New Roman" w:hAnsi="Times New Roman" w:cs="Times New Roman" w:eastAsia="Times New Roman"/>
+          <w:sz w:val="22"/>
+        </w:rPr>
+        <w:t xml:space="preserve">    3.1  Data collection and cleaning</w:t>
+        <w:tab/>
+        <w:t>13</w:t>
+      </w:r>
+    </w:p>
+    <w:p>
+      <w:pPr>
+        <w:tabs>
+          <w:tab w:pos="9071" w:val="right" w:leader="dot"/>
+        </w:tabs>
+        <w:spacing w:after="80"/>
+      </w:pPr>
+      <w:r>
+        <w:rPr>
+          <w:rFonts w:ascii="Times New Roman" w:hAnsi="Times New Roman" w:cs="Times New Roman" w:eastAsia="Times New Roman"/>
+          <w:sz w:val="22"/>
+        </w:rPr>
+        <w:t xml:space="preserve">    3.2  Statistical analysis</w:t>
+        <w:tab/>
+        <w:t>14</w:t>
+      </w:r>
+    </w:p>
+    <w:p>
+      <w:pPr>
+        <w:tabs>
+          <w:tab w:pos="9071" w:val="right" w:leader="dot"/>
+        </w:tabs>
+        <w:spacing w:after="80"/>
+      </w:pPr>
+      <w:r>
+        <w:rPr>
+          <w:rFonts w:ascii="Times New Roman" w:hAnsi="Times New Roman" w:cs="Times New Roman" w:eastAsia="Times New Roman"/>
+          <w:sz w:val="22"/>
+        </w:rPr>
+        <w:t xml:space="preserve">    3.3  Model training and evaluation</w:t>
+        <w:tab/>
+        <w:t>15</w:t>
+      </w:r>
+    </w:p>
+    <w:p>
+      <w:pPr>
+        <w:tabs>
+          <w:tab w:pos="9071" w:val="right" w:leader="dot"/>
+        </w:tabs>
+        <w:spacing w:after="80"/>
+      </w:pPr>
+      <w:r>
+        <w:rPr>
+          <w:rFonts w:ascii="Times New Roman" w:hAnsi="Times New Roman" w:cs="Times New Roman" w:eastAsia="Times New Roman"/>
+          <w:sz w:val="22"/>
+        </w:rPr>
+        <w:t xml:space="preserve">    3.4  Interactive web application</w:t>
+        <w:tab/>
+        <w:t>16</w:t>
+      </w:r>
+    </w:p>
+    <w:p>
+      <w:pPr>
+        <w:tabs>
+          <w:tab w:pos="9071" w:val="right" w:leader="dot"/>
+        </w:tabs>
+        <w:spacing w:after="80"/>
+      </w:pPr>
+      <w:r>
+        <w:rPr>
+          <w:rFonts w:ascii="Times New Roman" w:hAnsi="Times New Roman" w:cs="Times New Roman" w:eastAsia="Times New Roman"/>
+          <w:b/>
+          <w:sz w:val="22"/>
+        </w:rPr>
+        <w:t>Chapter 4  Results and Discussion</w:t>
+        <w:tab/>
+        <w:t>17</w:t>
+      </w:r>
+    </w:p>
+    <w:p>
+      <w:pPr>
+        <w:tabs>
+          <w:tab w:pos="9071" w:val="right" w:leader="dot"/>
+        </w:tabs>
+        <w:spacing w:after="80"/>
+      </w:pPr>
+      <w:r>
+        <w:rPr>
+          <w:rFonts w:ascii="Times New Roman" w:hAnsi="Times New Roman" w:cs="Times New Roman" w:eastAsia="Times New Roman"/>
+          <w:sz w:val="22"/>
+        </w:rPr>
+        <w:t xml:space="preserve">    4.1  Sample profile</w:t>
+        <w:tab/>
+        <w:t>17</w:t>
+      </w:r>
+    </w:p>
+    <w:p>
+      <w:pPr>
+        <w:tabs>
+          <w:tab w:pos="9071" w:val="right" w:leader="dot"/>
+        </w:tabs>
+        <w:spacing w:after="80"/>
+      </w:pPr>
+      <w:r>
+        <w:rPr>
+          <w:rFonts w:ascii="Times New Roman" w:hAnsi="Times New Roman" w:cs="Times New Roman" w:eastAsia="Times New Roman"/>
+          <w:sz w:val="22"/>
+        </w:rPr>
+        <w:t xml:space="preserve">    4.2  Discomfort prevalence</w:t>
+        <w:tab/>
+        <w:t>19</w:t>
+      </w:r>
+    </w:p>
+    <w:p>
+      <w:pPr>
+        <w:tabs>
+          <w:tab w:pos="9071" w:val="right" w:leader="dot"/>
+        </w:tabs>
+        <w:spacing w:after="80"/>
+      </w:pPr>
+      <w:r>
+        <w:rPr>
+          <w:rFonts w:ascii="Times New Roman" w:hAnsi="Times New Roman" w:cs="Times New Roman" w:eastAsia="Times New Roman"/>
+          <w:sz w:val="22"/>
+        </w:rPr>
+        <w:t xml:space="preserve">    4.3  Risk factor distributions</w:t>
+        <w:tab/>
+        <w:t>22</w:t>
+      </w:r>
+    </w:p>
+    <w:p>
+      <w:pPr>
+        <w:tabs>
+          <w:tab w:pos="9071" w:val="right" w:leader="dot"/>
+        </w:tabs>
+        <w:spacing w:after="80"/>
+      </w:pPr>
+      <w:r>
+        <w:rPr>
+          <w:rFonts w:ascii="Times New Roman" w:hAnsi="Times New Roman" w:cs="Times New Roman" w:eastAsia="Times New Roman"/>
+          <w:sz w:val="22"/>
+        </w:rPr>
+        <w:t xml:space="preserve">    4.4  Correlation structure</w:t>
+        <w:tab/>
+        <w:t>24</w:t>
+      </w:r>
+    </w:p>
+    <w:p>
+      <w:pPr>
+        <w:tabs>
+          <w:tab w:pos="9071" w:val="right" w:leader="dot"/>
+        </w:tabs>
+        <w:spacing w:after="80"/>
+      </w:pPr>
+      <w:r>
+        <w:rPr>
+          <w:rFonts w:ascii="Times New Roman" w:hAnsi="Times New Roman" w:cs="Times New Roman" w:eastAsia="Times New Roman"/>
+          <w:sz w:val="22"/>
+        </w:rPr>
+        <w:t xml:space="preserve">    4.5  Model performance</w:t>
+        <w:tab/>
+        <w:t>25</w:t>
+      </w:r>
+    </w:p>
+    <w:p>
+      <w:pPr>
+        <w:tabs>
+          <w:tab w:pos="9071" w:val="right" w:leader="dot"/>
+        </w:tabs>
+        <w:spacing w:after="80"/>
+      </w:pPr>
+      <w:r>
+        <w:rPr>
+          <w:rFonts w:ascii="Times New Roman" w:hAnsi="Times New Roman" w:cs="Times New Roman" w:eastAsia="Times New Roman"/>
+          <w:sz w:val="22"/>
+        </w:rPr>
+        <w:t xml:space="preserve">    4.6  Feature importance</w:t>
+        <w:tab/>
+        <w:t>28</w:t>
+      </w:r>
+    </w:p>
+    <w:p>
+      <w:pPr>
+        <w:tabs>
+          <w:tab w:pos="9071" w:val="right" w:leader="dot"/>
+        </w:tabs>
+        <w:spacing w:after="80"/>
+      </w:pPr>
+      <w:r>
+        <w:rPr>
+          <w:rFonts w:ascii="Times New Roman" w:hAnsi="Times New Roman" w:cs="Times New Roman" w:eastAsia="Times New Roman"/>
+          <w:sz w:val="22"/>
+        </w:rPr>
+        <w:t xml:space="preserve">    4.7  Web application walkthrough</w:t>
+        <w:tab/>
+        <w:t>29</w:t>
+      </w:r>
+    </w:p>
+    <w:p>
+      <w:pPr>
+        <w:tabs>
+          <w:tab w:pos="9071" w:val="right" w:leader="dot"/>
+        </w:tabs>
+        <w:spacing w:after="80"/>
+      </w:pPr>
+      <w:r>
+        <w:rPr>
+          <w:rFonts w:ascii="Times New Roman" w:hAnsi="Times New Roman" w:cs="Times New Roman" w:eastAsia="Times New Roman"/>
+          <w:b/>
+          <w:sz w:val="22"/>
+        </w:rPr>
+        <w:t>Chapter 5  Conclusions and Extensions</w:t>
+        <w:tab/>
+        <w:t>34</w:t>
+      </w:r>
+    </w:p>
+    <w:p>
+      <w:pPr>
+        <w:tabs>
+          <w:tab w:pos="9071" w:val="right" w:leader="dot"/>
+        </w:tabs>
+        <w:spacing w:after="80"/>
+      </w:pPr>
+      <w:r>
+        <w:rPr>
+          <w:rFonts w:ascii="Times New Roman" w:hAnsi="Times New Roman" w:cs="Times New Roman" w:eastAsia="Times New Roman"/>
+          <w:sz w:val="22"/>
+        </w:rPr>
+        <w:t>Bibliography</w:t>
+        <w:tab/>
+        <w:t>35</w:t>
+      </w:r>
+    </w:p>
+    <w:p>
+      <w:r>
+        <w:br w:type="page"/>
+      </w:r>
+    </w:p>
+    <w:p>
+      <w:pPr>
+        <w:pStyle w:val="Heading1"/>
         <w:spacing w:before="480" w:after="480"/>
         <w:jc w:val="center"/>
       </w:pPr>
@@ -794,6 +1274,7 @@
     </w:p>
     <w:p>
       <w:pPr>
+        <w:pStyle w:val="Heading1"/>
         <w:spacing w:before="480" w:after="480"/>
         <w:jc w:val="center"/>
       </w:pPr>
@@ -1015,6 +1496,7 @@
     </w:p>
     <w:p>
       <w:pPr>
+        <w:pStyle w:val="Heading1"/>
         <w:spacing w:before="480" w:after="480"/>
         <w:jc w:val="center"/>
       </w:pPr>
@@ -1468,6 +1950,7 @@
     </w:p>
     <w:p>
       <w:pPr>
+        <w:pStyle w:val="Heading1"/>
         <w:spacing w:before="480" w:after="480"/>
         <w:jc w:val="center"/>
       </w:pPr>
@@ -1664,12 +2147,14 @@
     </w:p>
     <w:p>
       <w:pPr>
+        <w:pStyle w:val="Heading2"/>
         <w:spacing w:before="480" w:after="0"/>
       </w:pPr>
       <w:r>
         <w:rPr>
           <w:rFonts w:ascii="Times New Roman" w:hAnsi="Times New Roman" w:cs="Times New Roman" w:eastAsia="Times New Roman"/>
           <w:b w:val="0"/>
+          <w:color w:val="000000"/>
           <w:sz w:val="40"/>
         </w:rPr>
         <w:t>Chapter 1</w:t>
@@ -1683,6 +2168,7 @@
         <w:rPr>
           <w:rFonts w:ascii="Times New Roman" w:hAnsi="Times New Roman" w:cs="Times New Roman" w:eastAsia="Times New Roman"/>
           <w:b/>
+          <w:color w:val="000000"/>
           <w:sz w:val="64"/>
         </w:rPr>
         <w:t>Introduction</w:t>
@@ -1690,6 +2176,7 @@
     </w:p>
     <w:p>
       <w:pPr>
+        <w:pStyle w:val="Heading4"/>
         <w:keepNext/>
         <w:spacing w:before="360" w:after="120"/>
       </w:pPr>
@@ -1697,6 +2184,7 @@
         <w:rPr>
           <w:rFonts w:ascii="Times New Roman" w:hAnsi="Times New Roman" w:cs="Times New Roman" w:eastAsia="Times New Roman"/>
           <w:b/>
+          <w:color w:val="000000"/>
           <w:sz w:val="32"/>
         </w:rPr>
         <w:t xml:space="preserve">1.1   </w:t>
@@ -1705,6 +2193,7 @@
         <w:rPr>
           <w:rFonts w:ascii="Times New Roman" w:hAnsi="Times New Roman" w:cs="Times New Roman" w:eastAsia="Times New Roman"/>
           <w:b/>
+          <w:color w:val="000000"/>
           <w:sz w:val="32"/>
         </w:rPr>
         <w:t>Background</w:t>
@@ -1720,7 +2209,7 @@
           <w:rFonts w:ascii="Times New Roman" w:hAnsi="Times New Roman" w:cs="Times New Roman" w:eastAsia="Times New Roman"/>
           <w:sz w:val="22"/>
         </w:rPr>
-        <w:t>Last-mile quick-commerce delivery riders for platforms like Blinkit and Zepto spend long hours on bikes, climb stairs, carry packages, and ride in heavy traffic. Over time this kind of work causes musculoskeletal disorders (MSDs): back pain, shoulder pain, wrist injuries, and knee problems. The risk is not the same for every rider. Someone who is 22 and works 4 hours a day on a scooter is in a very different situation from a 45-year-old who works 10 hours a day on a motorbike with a handheld bag.</w:t>
+        <w:t>Last-mile quick-commerce delivery riders for platforms like Blinkit and Zepto spend long hours on bikes, climb stairs, carry packages, and ride in heavy traffic. Over time this kind of work causes musculoskeletal disorders (MSDs): back pain, shoulder pain, wrist injuries, knee problems. The risk is not the same for every rider. Someone who is 22 and works 4 hours a day on a scooter is in a very different situation from a 45-year-old who works 10 hours a day on a motorbike with a handheld bag.</w:t>
       </w:r>
     </w:p>
     <w:p>
@@ -1733,11 +2222,12 @@
           <w:rFonts w:ascii="Times New Roman" w:hAnsi="Times New Roman" w:cs="Times New Roman" w:eastAsia="Times New Roman"/>
           <w:sz w:val="22"/>
         </w:rPr>
-        <w:t>Standard ergonomic methods cover different facets of this problem. RULA and QEC handle the observational side (posture, body-region exposure), while NMQ, NASA-TLX, and Borg CR10 cover what the rider reports about pain, mental load, and perceived exertion. None of them on its own gives a complete picture. This project pulls all of them together into one per-rider profile across six ergonomic dimensions: Force, Repetition, Posture, Duration, Contact Stress, and Vibration.</w:t>
+        <w:t>Standard ergonomic methods cover different facets of this problem. RULA and QEC handle the observational side (posture, body-region exposure), while NMQ, NASA-TLX, and Borg CR10 cover what the rider reports about pain, mental load, and perceived exertion. None of them on its own gives a complete picture. The project pulls all of them together into one per-rider profile across six ergonomic dimensions: Force, Repetition, Posture, Duration, Contact Stress, Vibration.</w:t>
       </w:r>
     </w:p>
     <w:p>
       <w:pPr>
+        <w:pStyle w:val="Heading4"/>
         <w:keepNext/>
         <w:spacing w:before="360" w:after="120"/>
       </w:pPr>
@@ -1745,6 +2235,7 @@
         <w:rPr>
           <w:rFonts w:ascii="Times New Roman" w:hAnsi="Times New Roman" w:cs="Times New Roman" w:eastAsia="Times New Roman"/>
           <w:b/>
+          <w:color w:val="000000"/>
           <w:sz w:val="32"/>
         </w:rPr>
         <w:t xml:space="preserve">1.2   </w:t>
@@ -1753,6 +2244,7 @@
         <w:rPr>
           <w:rFonts w:ascii="Times New Roman" w:hAnsi="Times New Roman" w:cs="Times New Roman" w:eastAsia="Times New Roman"/>
           <w:b/>
+          <w:color w:val="000000"/>
           <w:sz w:val="32"/>
         </w:rPr>
         <w:t>Motivation</w:t>
@@ -1786,6 +2278,7 @@
     </w:p>
     <w:p>
       <w:pPr>
+        <w:pStyle w:val="Heading4"/>
         <w:keepNext/>
         <w:spacing w:before="360" w:after="120"/>
       </w:pPr>
@@ -1793,6 +2286,7 @@
         <w:rPr>
           <w:rFonts w:ascii="Times New Roman" w:hAnsi="Times New Roman" w:cs="Times New Roman" w:eastAsia="Times New Roman"/>
           <w:b/>
+          <w:color w:val="000000"/>
           <w:sz w:val="32"/>
         </w:rPr>
         <w:t xml:space="preserve">1.3   </w:t>
@@ -1801,6 +2295,7 @@
         <w:rPr>
           <w:rFonts w:ascii="Times New Roman" w:hAnsi="Times New Roman" w:cs="Times New Roman" w:eastAsia="Times New Roman"/>
           <w:b/>
+          <w:color w:val="000000"/>
           <w:sz w:val="32"/>
         </w:rPr>
         <w:t>Objectives of the work</w:t>
@@ -1878,12 +2373,14 @@
     </w:p>
     <w:p>
       <w:pPr>
+        <w:pStyle w:val="Heading2"/>
         <w:spacing w:before="480" w:after="0"/>
       </w:pPr>
       <w:r>
         <w:rPr>
           <w:rFonts w:ascii="Times New Roman" w:hAnsi="Times New Roman" w:cs="Times New Roman" w:eastAsia="Times New Roman"/>
           <w:b w:val="0"/>
+          <w:color w:val="000000"/>
           <w:sz w:val="40"/>
         </w:rPr>
         <w:t>Chapter 2</w:t>
@@ -1897,6 +2394,7 @@
         <w:rPr>
           <w:rFonts w:ascii="Times New Roman" w:hAnsi="Times New Roman" w:cs="Times New Roman" w:eastAsia="Times New Roman"/>
           <w:b/>
+          <w:color w:val="000000"/>
           <w:sz w:val="64"/>
         </w:rPr>
         <w:t>Methodology</w:t>
@@ -1904,6 +2402,7 @@
     </w:p>
     <w:p>
       <w:pPr>
+        <w:pStyle w:val="Heading4"/>
         <w:keepNext/>
         <w:spacing w:before="360" w:after="120"/>
       </w:pPr>
@@ -1911,6 +2410,7 @@
         <w:rPr>
           <w:rFonts w:ascii="Times New Roman" w:hAnsi="Times New Roman" w:cs="Times New Roman" w:eastAsia="Times New Roman"/>
           <w:b/>
+          <w:color w:val="000000"/>
           <w:sz w:val="32"/>
         </w:rPr>
         <w:t xml:space="preserve">2.1   </w:t>
@@ -1919,6 +2419,7 @@
         <w:rPr>
           <w:rFonts w:ascii="Times New Roman" w:hAnsi="Times New Roman" w:cs="Times New Roman" w:eastAsia="Times New Roman"/>
           <w:b/>
+          <w:color w:val="000000"/>
           <w:sz w:val="32"/>
         </w:rPr>
         <w:t>Two-stage design</w:t>
@@ -1972,7 +2473,7 @@
         <w:drawing>
           <wp:inline xmlns:a="http://schemas.openxmlformats.org/drawingml/2006/main" xmlns:pic="http://schemas.openxmlformats.org/drawingml/2006/picture">
             <wp:extent cx="5400000" cy="1986912"/>
-            <wp:docPr id="1" name="Picture 1"/>
+            <wp:docPr id="2" name="Picture 2"/>
             <wp:cNvGraphicFramePr>
               <a:graphicFrameLocks noChangeAspect="1"/>
             </wp:cNvGraphicFramePr>
@@ -1984,7 +2485,7 @@
                     <pic:cNvPicPr/>
                   </pic:nvPicPr>
                   <pic:blipFill>
-                    <a:blip r:embed="rId9"/>
+                    <a:blip r:embed="rId10"/>
                     <a:stretch>
                       <a:fillRect/>
                     </a:stretch>
@@ -2019,6 +2520,7 @@
     </w:p>
     <w:p>
       <w:pPr>
+        <w:pStyle w:val="Heading4"/>
         <w:keepNext/>
         <w:spacing w:before="360" w:after="120"/>
       </w:pPr>
@@ -2026,6 +2528,7 @@
         <w:rPr>
           <w:rFonts w:ascii="Times New Roman" w:hAnsi="Times New Roman" w:cs="Times New Roman" w:eastAsia="Times New Roman"/>
           <w:b/>
+          <w:color w:val="000000"/>
           <w:sz w:val="32"/>
         </w:rPr>
         <w:t xml:space="preserve">2.2   </w:t>
@@ -2034,6 +2537,7 @@
         <w:rPr>
           <w:rFonts w:ascii="Times New Roman" w:hAnsi="Times New Roman" w:cs="Times New Roman" w:eastAsia="Times New Roman"/>
           <w:b/>
+          <w:color w:val="000000"/>
           <w:sz w:val="32"/>
         </w:rPr>
         <w:t>Data sources</w:t>
@@ -2041,6 +2545,7 @@
     </w:p>
     <w:p>
       <w:pPr>
+        <w:pStyle w:val="Heading5"/>
         <w:keepNext/>
         <w:spacing w:before="240" w:after="80"/>
       </w:pPr>
@@ -2048,6 +2553,7 @@
         <w:rPr>
           <w:rFonts w:ascii="Times New Roman" w:hAnsi="Times New Roman" w:cs="Times New Roman" w:eastAsia="Times New Roman"/>
           <w:b/>
+          <w:color w:val="000000"/>
           <w:sz w:val="26"/>
         </w:rPr>
         <w:t xml:space="preserve">2.2.1   </w:t>
@@ -2056,6 +2562,7 @@
         <w:rPr>
           <w:rFonts w:ascii="Times New Roman" w:hAnsi="Times New Roman" w:cs="Times New Roman" w:eastAsia="Times New Roman"/>
           <w:b/>
+          <w:color w:val="000000"/>
           <w:sz w:val="26"/>
         </w:rPr>
         <w:t>Rider survey</w:t>
@@ -2076,6 +2583,7 @@
     </w:p>
     <w:p>
       <w:pPr>
+        <w:pStyle w:val="Heading5"/>
         <w:keepNext/>
         <w:spacing w:before="240" w:after="80"/>
       </w:pPr>
@@ -2083,6 +2591,7 @@
         <w:rPr>
           <w:rFonts w:ascii="Times New Roman" w:hAnsi="Times New Roman" w:cs="Times New Roman" w:eastAsia="Times New Roman"/>
           <w:b/>
+          <w:color w:val="000000"/>
           <w:sz w:val="26"/>
         </w:rPr>
         <w:t xml:space="preserve">2.2.2   </w:t>
@@ -2091,6 +2600,7 @@
         <w:rPr>
           <w:rFonts w:ascii="Times New Roman" w:hAnsi="Times New Roman" w:cs="Times New Roman" w:eastAsia="Times New Roman"/>
           <w:b/>
+          <w:color w:val="000000"/>
           <w:sz w:val="26"/>
         </w:rPr>
         <w:t>Posture observations</w:t>
@@ -2111,6 +2621,7 @@
     </w:p>
     <w:p>
       <w:pPr>
+        <w:pStyle w:val="Heading4"/>
         <w:keepNext/>
         <w:spacing w:before="360" w:after="120"/>
       </w:pPr>
@@ -2118,6 +2629,7 @@
         <w:rPr>
           <w:rFonts w:ascii="Times New Roman" w:hAnsi="Times New Roman" w:cs="Times New Roman" w:eastAsia="Times New Roman"/>
           <w:b/>
+          <w:color w:val="000000"/>
           <w:sz w:val="32"/>
         </w:rPr>
         <w:t xml:space="preserve">2.3   </w:t>
@@ -2126,6 +2638,7 @@
         <w:rPr>
           <w:rFonts w:ascii="Times New Roman" w:hAnsi="Times New Roman" w:cs="Times New Roman" w:eastAsia="Times New Roman"/>
           <w:b/>
+          <w:color w:val="000000"/>
           <w:sz w:val="32"/>
         </w:rPr>
         <w:t>Data cleaning and feature engineering</w:t>
@@ -2172,6 +2685,7 @@
     </w:p>
     <w:p>
       <w:pPr>
+        <w:pStyle w:val="Heading4"/>
         <w:keepNext/>
         <w:spacing w:before="360" w:after="120"/>
       </w:pPr>
@@ -2179,6 +2693,7 @@
         <w:rPr>
           <w:rFonts w:ascii="Times New Roman" w:hAnsi="Times New Roman" w:cs="Times New Roman" w:eastAsia="Times New Roman"/>
           <w:b/>
+          <w:color w:val="000000"/>
           <w:sz w:val="32"/>
         </w:rPr>
         <w:t xml:space="preserve">2.4   </w:t>
@@ -2187,6 +2702,7 @@
         <w:rPr>
           <w:rFonts w:ascii="Times New Roman" w:hAnsi="Times New Roman" w:cs="Times New Roman" w:eastAsia="Times New Roman"/>
           <w:b/>
+          <w:color w:val="000000"/>
           <w:sz w:val="32"/>
         </w:rPr>
         <w:t>Stage 1: Deterministic risk scoring</w:t>
@@ -2285,6 +2801,7 @@
     </w:p>
     <w:p>
       <w:pPr>
+        <w:pStyle w:val="Heading4"/>
         <w:keepNext/>
         <w:spacing w:before="360" w:after="120"/>
       </w:pPr>
@@ -2292,6 +2809,7 @@
         <w:rPr>
           <w:rFonts w:ascii="Times New Roman" w:hAnsi="Times New Roman" w:cs="Times New Roman" w:eastAsia="Times New Roman"/>
           <w:b/>
+          <w:color w:val="000000"/>
           <w:sz w:val="32"/>
         </w:rPr>
         <w:t xml:space="preserve">2.5   </w:t>
@@ -2300,6 +2818,7 @@
         <w:rPr>
           <w:rFonts w:ascii="Times New Roman" w:hAnsi="Times New Roman" w:cs="Times New Roman" w:eastAsia="Times New Roman"/>
           <w:b/>
+          <w:color w:val="000000"/>
           <w:sz w:val="32"/>
         </w:rPr>
         <w:t>Statistical analysis</w:t>
@@ -2320,6 +2839,7 @@
     </w:p>
     <w:p>
       <w:pPr>
+        <w:pStyle w:val="Heading4"/>
         <w:keepNext/>
         <w:spacing w:before="360" w:after="120"/>
       </w:pPr>
@@ -2327,6 +2847,7 @@
         <w:rPr>
           <w:rFonts w:ascii="Times New Roman" w:hAnsi="Times New Roman" w:cs="Times New Roman" w:eastAsia="Times New Roman"/>
           <w:b/>
+          <w:color w:val="000000"/>
           <w:sz w:val="32"/>
         </w:rPr>
         <w:t xml:space="preserve">2.6   </w:t>
@@ -2335,6 +2856,7 @@
         <w:rPr>
           <w:rFonts w:ascii="Times New Roman" w:hAnsi="Times New Roman" w:cs="Times New Roman" w:eastAsia="Times New Roman"/>
           <w:b/>
+          <w:color w:val="000000"/>
           <w:sz w:val="32"/>
         </w:rPr>
         <w:t>Stage 2: Machine learning pipeline</w:t>
@@ -2459,6 +2981,7 @@
     </w:p>
     <w:p>
       <w:pPr>
+        <w:pStyle w:val="Heading5"/>
         <w:keepNext/>
         <w:spacing w:before="240" w:after="80"/>
       </w:pPr>
@@ -2466,6 +2989,7 @@
         <w:rPr>
           <w:rFonts w:ascii="Times New Roman" w:hAnsi="Times New Roman" w:cs="Times New Roman" w:eastAsia="Times New Roman"/>
           <w:b/>
+          <w:color w:val="000000"/>
           <w:sz w:val="26"/>
         </w:rPr>
         <w:t xml:space="preserve">2.6.1   </w:t>
@@ -2474,6 +2998,7 @@
         <w:rPr>
           <w:rFonts w:ascii="Times New Roman" w:hAnsi="Times New Roman" w:cs="Times New Roman" w:eastAsia="Times New Roman"/>
           <w:b/>
+          <w:color w:val="000000"/>
           <w:sz w:val="26"/>
         </w:rPr>
         <w:t>Per-target feature exclusions</w:t>
@@ -2863,6 +3388,7 @@
     </w:p>
     <w:p>
       <w:pPr>
+        <w:pStyle w:val="Heading4"/>
         <w:keepNext/>
         <w:spacing w:before="360" w:after="120"/>
       </w:pPr>
@@ -2870,6 +3396,7 @@
         <w:rPr>
           <w:rFonts w:ascii="Times New Roman" w:hAnsi="Times New Roman" w:cs="Times New Roman" w:eastAsia="Times New Roman"/>
           <w:b/>
+          <w:color w:val="000000"/>
           <w:sz w:val="32"/>
         </w:rPr>
         <w:t xml:space="preserve">2.7   </w:t>
@@ -2878,6 +3405,7 @@
         <w:rPr>
           <w:rFonts w:ascii="Times New Roman" w:hAnsi="Times New Roman" w:cs="Times New Roman" w:eastAsia="Times New Roman"/>
           <w:b/>
+          <w:color w:val="000000"/>
           <w:sz w:val="32"/>
         </w:rPr>
         <w:t>Evaluation</w:t>
@@ -2903,12 +3431,14 @@
     </w:p>
     <w:p>
       <w:pPr>
+        <w:pStyle w:val="Heading2"/>
         <w:spacing w:before="480" w:after="0"/>
       </w:pPr>
       <w:r>
         <w:rPr>
           <w:rFonts w:ascii="Times New Roman" w:hAnsi="Times New Roman" w:cs="Times New Roman" w:eastAsia="Times New Roman"/>
           <w:b w:val="0"/>
+          <w:color w:val="000000"/>
           <w:sz w:val="40"/>
         </w:rPr>
         <w:t>Chapter 3</w:t>
@@ -2922,6 +3452,7 @@
         <w:rPr>
           <w:rFonts w:ascii="Times New Roman" w:hAnsi="Times New Roman" w:cs="Times New Roman" w:eastAsia="Times New Roman"/>
           <w:b/>
+          <w:color w:val="000000"/>
           <w:sz w:val="64"/>
         </w:rPr>
         <w:t>Work Done</w:t>
@@ -2929,6 +3460,7 @@
     </w:p>
     <w:p>
       <w:pPr>
+        <w:pStyle w:val="Heading4"/>
         <w:keepNext/>
         <w:spacing w:before="360" w:after="120"/>
       </w:pPr>
@@ -2936,6 +3468,7 @@
         <w:rPr>
           <w:rFonts w:ascii="Times New Roman" w:hAnsi="Times New Roman" w:cs="Times New Roman" w:eastAsia="Times New Roman"/>
           <w:b/>
+          <w:color w:val="000000"/>
           <w:sz w:val="32"/>
         </w:rPr>
         <w:t xml:space="preserve">3.1   </w:t>
@@ -2944,6 +3477,7 @@
         <w:rPr>
           <w:rFonts w:ascii="Times New Roman" w:hAnsi="Times New Roman" w:cs="Times New Roman" w:eastAsia="Times New Roman"/>
           <w:b/>
+          <w:color w:val="000000"/>
           <w:sz w:val="32"/>
         </w:rPr>
         <w:t>Pipeline implementation</w:t>
@@ -3055,6 +3589,7 @@
     </w:p>
     <w:p>
       <w:pPr>
+        <w:pStyle w:val="Heading4"/>
         <w:keepNext/>
         <w:spacing w:before="360" w:after="120"/>
       </w:pPr>
@@ -3062,6 +3597,7 @@
         <w:rPr>
           <w:rFonts w:ascii="Times New Roman" w:hAnsi="Times New Roman" w:cs="Times New Roman" w:eastAsia="Times New Roman"/>
           <w:b/>
+          <w:color w:val="000000"/>
           <w:sz w:val="32"/>
         </w:rPr>
         <w:t xml:space="preserve">3.2   </w:t>
@@ -3070,6 +3606,7 @@
         <w:rPr>
           <w:rFonts w:ascii="Times New Roman" w:hAnsi="Times New Roman" w:cs="Times New Roman" w:eastAsia="Times New Roman"/>
           <w:b/>
+          <w:color w:val="000000"/>
           <w:sz w:val="32"/>
         </w:rPr>
         <w:t>Feature engineering details</w:t>
@@ -3181,6 +3718,7 @@
     </w:p>
     <w:p>
       <w:pPr>
+        <w:pStyle w:val="Heading4"/>
         <w:keepNext/>
         <w:spacing w:before="360" w:after="120"/>
       </w:pPr>
@@ -3188,6 +3726,7 @@
         <w:rPr>
           <w:rFonts w:ascii="Times New Roman" w:hAnsi="Times New Roman" w:cs="Times New Roman" w:eastAsia="Times New Roman"/>
           <w:b/>
+          <w:color w:val="000000"/>
           <w:sz w:val="32"/>
         </w:rPr>
         <w:t xml:space="preserve">3.3   </w:t>
@@ -3196,6 +3735,7 @@
         <w:rPr>
           <w:rFonts w:ascii="Times New Roman" w:hAnsi="Times New Roman" w:cs="Times New Roman" w:eastAsia="Times New Roman"/>
           <w:b/>
+          <w:color w:val="000000"/>
           <w:sz w:val="32"/>
         </w:rPr>
         <w:t>Model training</w:t>
@@ -3216,6 +3756,7 @@
     </w:p>
     <w:p>
       <w:pPr>
+        <w:pStyle w:val="Heading4"/>
         <w:keepNext/>
         <w:spacing w:before="360" w:after="120"/>
       </w:pPr>
@@ -3223,6 +3764,7 @@
         <w:rPr>
           <w:rFonts w:ascii="Times New Roman" w:hAnsi="Times New Roman" w:cs="Times New Roman" w:eastAsia="Times New Roman"/>
           <w:b/>
+          <w:color w:val="000000"/>
           <w:sz w:val="32"/>
         </w:rPr>
         <w:t xml:space="preserve">3.4   </w:t>
@@ -3231,6 +3773,7 @@
         <w:rPr>
           <w:rFonts w:ascii="Times New Roman" w:hAnsi="Times New Roman" w:cs="Times New Roman" w:eastAsia="Times New Roman"/>
           <w:b/>
+          <w:color w:val="000000"/>
           <w:sz w:val="32"/>
         </w:rPr>
         <w:t>Web application development</w:t>
@@ -3264,6 +3807,7 @@
     </w:p>
     <w:p>
       <w:pPr>
+        <w:pStyle w:val="Heading4"/>
         <w:keepNext/>
         <w:spacing w:before="360" w:after="120"/>
       </w:pPr>
@@ -3271,6 +3815,7 @@
         <w:rPr>
           <w:rFonts w:ascii="Times New Roman" w:hAnsi="Times New Roman" w:cs="Times New Roman" w:eastAsia="Times New Roman"/>
           <w:b/>
+          <w:color w:val="000000"/>
           <w:sz w:val="32"/>
         </w:rPr>
         <w:t xml:space="preserve">3.5   </w:t>
@@ -3279,6 +3824,7 @@
         <w:rPr>
           <w:rFonts w:ascii="Times New Roman" w:hAnsi="Times New Roman" w:cs="Times New Roman" w:eastAsia="Times New Roman"/>
           <w:b/>
+          <w:color w:val="000000"/>
           <w:sz w:val="32"/>
         </w:rPr>
         <w:t>Iterations and fixes</w:t>
@@ -3286,6 +3832,7 @@
     </w:p>
     <w:p>
       <w:pPr>
+        <w:pStyle w:val="Heading5"/>
         <w:keepNext/>
         <w:spacing w:before="240" w:after="80"/>
       </w:pPr>
@@ -3293,6 +3840,7 @@
         <w:rPr>
           <w:rFonts w:ascii="Times New Roman" w:hAnsi="Times New Roman" w:cs="Times New Roman" w:eastAsia="Times New Roman"/>
           <w:b/>
+          <w:color w:val="000000"/>
           <w:sz w:val="26"/>
         </w:rPr>
         <w:t xml:space="preserve">3.5.1   </w:t>
@@ -3301,6 +3849,7 @@
         <w:rPr>
           <w:rFonts w:ascii="Times New Roman" w:hAnsi="Times New Roman" w:cs="Times New Roman" w:eastAsia="Times New Roman"/>
           <w:b/>
+          <w:color w:val="000000"/>
           <w:sz w:val="26"/>
         </w:rPr>
         <w:t>Repetition binning correction</w:t>
@@ -3321,6 +3870,7 @@
     </w:p>
     <w:p>
       <w:pPr>
+        <w:pStyle w:val="Heading5"/>
         <w:keepNext/>
         <w:spacing w:before="240" w:after="80"/>
       </w:pPr>
@@ -3328,6 +3878,7 @@
         <w:rPr>
           <w:rFonts w:ascii="Times New Roman" w:hAnsi="Times New Roman" w:cs="Times New Roman" w:eastAsia="Times New Roman"/>
           <w:b/>
+          <w:color w:val="000000"/>
           <w:sz w:val="26"/>
         </w:rPr>
         <w:t xml:space="preserve">3.5.2   </w:t>
@@ -3336,6 +3887,7 @@
         <w:rPr>
           <w:rFonts w:ascii="Times New Roman" w:hAnsi="Times New Roman" w:cs="Times New Roman" w:eastAsia="Times New Roman"/>
           <w:b/>
+          <w:color w:val="000000"/>
           <w:sz w:val="26"/>
         </w:rPr>
         <w:t>Duration leakage correction</w:t>
@@ -3356,6 +3908,7 @@
     </w:p>
     <w:p>
       <w:pPr>
+        <w:pStyle w:val="Heading5"/>
         <w:keepNext/>
         <w:spacing w:before="240" w:after="80"/>
       </w:pPr>
@@ -3363,6 +3916,7 @@
         <w:rPr>
           <w:rFonts w:ascii="Times New Roman" w:hAnsi="Times New Roman" w:cs="Times New Roman" w:eastAsia="Times New Roman"/>
           <w:b/>
+          <w:color w:val="000000"/>
           <w:sz w:val="26"/>
         </w:rPr>
         <w:t xml:space="preserve">3.5.3   </w:t>
@@ -3371,6 +3925,7 @@
         <w:rPr>
           <w:rFonts w:ascii="Times New Roman" w:hAnsi="Times New Roman" w:cs="Times New Roman" w:eastAsia="Times New Roman"/>
           <w:b/>
+          <w:color w:val="000000"/>
           <w:sz w:val="26"/>
         </w:rPr>
         <w:t>Posture model with RULA and QEC inputs</w:t>
@@ -3396,12 +3951,14 @@
     </w:p>
     <w:p>
       <w:pPr>
+        <w:pStyle w:val="Heading2"/>
         <w:spacing w:before="480" w:after="0"/>
       </w:pPr>
       <w:r>
         <w:rPr>
           <w:rFonts w:ascii="Times New Roman" w:hAnsi="Times New Roman" w:cs="Times New Roman" w:eastAsia="Times New Roman"/>
           <w:b w:val="0"/>
+          <w:color w:val="000000"/>
           <w:sz w:val="40"/>
         </w:rPr>
         <w:t>Chapter 4</w:t>
@@ -3415,6 +3972,7 @@
         <w:rPr>
           <w:rFonts w:ascii="Times New Roman" w:hAnsi="Times New Roman" w:cs="Times New Roman" w:eastAsia="Times New Roman"/>
           <w:b/>
+          <w:color w:val="000000"/>
           <w:sz w:val="64"/>
         </w:rPr>
         <w:t>Results and Discussions</w:t>
@@ -3422,6 +3980,7 @@
     </w:p>
     <w:p>
       <w:pPr>
+        <w:pStyle w:val="Heading4"/>
         <w:keepNext/>
         <w:spacing w:before="360" w:after="120"/>
       </w:pPr>
@@ -3429,6 +3988,7 @@
         <w:rPr>
           <w:rFonts w:ascii="Times New Roman" w:hAnsi="Times New Roman" w:cs="Times New Roman" w:eastAsia="Times New Roman"/>
           <w:b/>
+          <w:color w:val="000000"/>
           <w:sz w:val="32"/>
         </w:rPr>
         <w:t xml:space="preserve">4.1   </w:t>
@@ -3437,6 +3997,7 @@
         <w:rPr>
           <w:rFonts w:ascii="Times New Roman" w:hAnsi="Times New Roman" w:cs="Times New Roman" w:eastAsia="Times New Roman"/>
           <w:b/>
+          <w:color w:val="000000"/>
           <w:sz w:val="32"/>
         </w:rPr>
         <w:t>Sample profile</w:t>
@@ -3464,7 +4025,7 @@
         <w:drawing>
           <wp:inline xmlns:a="http://schemas.openxmlformats.org/drawingml/2006/main" xmlns:pic="http://schemas.openxmlformats.org/drawingml/2006/picture">
             <wp:extent cx="5400000" cy="2859180"/>
-            <wp:docPr id="2" name="Picture 2"/>
+            <wp:docPr id="3" name="Picture 3"/>
             <wp:cNvGraphicFramePr>
               <a:graphicFrameLocks noChangeAspect="1"/>
             </wp:cNvGraphicFramePr>
@@ -3476,7 +4037,7 @@
                     <pic:cNvPicPr/>
                   </pic:nvPicPr>
                   <pic:blipFill>
-                    <a:blip r:embed="rId10"/>
+                    <a:blip r:embed="rId11"/>
                     <a:stretch>
                       <a:fillRect/>
                     </a:stretch>
@@ -3511,6 +4072,7 @@
     </w:p>
     <w:p>
       <w:pPr>
+        <w:pStyle w:val="Heading4"/>
         <w:keepNext/>
         <w:spacing w:before="360" w:after="120"/>
       </w:pPr>
@@ -3518,6 +4080,7 @@
         <w:rPr>
           <w:rFonts w:ascii="Times New Roman" w:hAnsi="Times New Roman" w:cs="Times New Roman" w:eastAsia="Times New Roman"/>
           <w:b/>
+          <w:color w:val="000000"/>
           <w:sz w:val="32"/>
         </w:rPr>
         <w:t xml:space="preserve">4.2   </w:t>
@@ -3526,6 +4089,7 @@
         <w:rPr>
           <w:rFonts w:ascii="Times New Roman" w:hAnsi="Times New Roman" w:cs="Times New Roman" w:eastAsia="Times New Roman"/>
           <w:b/>
+          <w:color w:val="000000"/>
           <w:sz w:val="32"/>
         </w:rPr>
         <w:t>NMQ pain prevalence and statistical predictors</w:t>
@@ -3910,7 +4474,7 @@
         <w:drawing>
           <wp:inline xmlns:a="http://schemas.openxmlformats.org/drawingml/2006/main" xmlns:pic="http://schemas.openxmlformats.org/drawingml/2006/picture">
             <wp:extent cx="5400000" cy="2970000"/>
-            <wp:docPr id="3" name="Picture 3"/>
+            <wp:docPr id="4" name="Picture 4"/>
             <wp:cNvGraphicFramePr>
               <a:graphicFrameLocks noChangeAspect="1"/>
             </wp:cNvGraphicFramePr>
@@ -3922,7 +4486,7 @@
                     <pic:cNvPicPr/>
                   </pic:nvPicPr>
                   <pic:blipFill>
-                    <a:blip r:embed="rId11"/>
+                    <a:blip r:embed="rId12"/>
                     <a:stretch>
                       <a:fillRect/>
                     </a:stretch>
@@ -3964,7 +4528,7 @@
         <w:drawing>
           <wp:inline xmlns:a="http://schemas.openxmlformats.org/drawingml/2006/main" xmlns:pic="http://schemas.openxmlformats.org/drawingml/2006/picture">
             <wp:extent cx="5400000" cy="2829287"/>
-            <wp:docPr id="4" name="Picture 4"/>
+            <wp:docPr id="5" name="Picture 5"/>
             <wp:cNvGraphicFramePr>
               <a:graphicFrameLocks noChangeAspect="1"/>
             </wp:cNvGraphicFramePr>
@@ -3976,7 +4540,7 @@
                     <pic:cNvPicPr/>
                   </pic:nvPicPr>
                   <pic:blipFill>
-                    <a:blip r:embed="rId12"/>
+                    <a:blip r:embed="rId13"/>
                     <a:stretch>
                       <a:fillRect/>
                     </a:stretch>
@@ -5053,6 +5617,7 @@
     </w:p>
     <w:p>
       <w:pPr>
+        <w:pStyle w:val="Heading4"/>
         <w:keepNext/>
         <w:spacing w:before="360" w:after="120"/>
       </w:pPr>
@@ -5060,6 +5625,7 @@
         <w:rPr>
           <w:rFonts w:ascii="Times New Roman" w:hAnsi="Times New Roman" w:cs="Times New Roman" w:eastAsia="Times New Roman"/>
           <w:b/>
+          <w:color w:val="000000"/>
           <w:sz w:val="32"/>
         </w:rPr>
         <w:t xml:space="preserve">4.3   </w:t>
@@ -5068,6 +5634,7 @@
         <w:rPr>
           <w:rFonts w:ascii="Times New Roman" w:hAnsi="Times New Roman" w:cs="Times New Roman" w:eastAsia="Times New Roman"/>
           <w:b/>
+          <w:color w:val="000000"/>
           <w:sz w:val="32"/>
         </w:rPr>
         <w:t>Stage-1 risk distribution</w:t>
@@ -5572,7 +6139,7 @@
         <w:drawing>
           <wp:inline xmlns:a="http://schemas.openxmlformats.org/drawingml/2006/main" xmlns:pic="http://schemas.openxmlformats.org/drawingml/2006/picture">
             <wp:extent cx="5400000" cy="2415680"/>
-            <wp:docPr id="5" name="Picture 5"/>
+            <wp:docPr id="6" name="Picture 6"/>
             <wp:cNvGraphicFramePr>
               <a:graphicFrameLocks noChangeAspect="1"/>
             </wp:cNvGraphicFramePr>
@@ -5584,7 +6151,7 @@
                     <pic:cNvPicPr/>
                   </pic:nvPicPr>
                   <pic:blipFill>
-                    <a:blip r:embed="rId13"/>
+                    <a:blip r:embed="rId14"/>
                     <a:stretch>
                       <a:fillRect/>
                     </a:stretch>
@@ -5626,7 +6193,7 @@
         <w:drawing>
           <wp:inline xmlns:a="http://schemas.openxmlformats.org/drawingml/2006/main" xmlns:pic="http://schemas.openxmlformats.org/drawingml/2006/picture">
             <wp:extent cx="5400000" cy="2919820"/>
-            <wp:docPr id="6" name="Picture 6"/>
+            <wp:docPr id="7" name="Picture 7"/>
             <wp:cNvGraphicFramePr>
               <a:graphicFrameLocks noChangeAspect="1"/>
             </wp:cNvGraphicFramePr>
@@ -5638,7 +6205,7 @@
                     <pic:cNvPicPr/>
                   </pic:nvPicPr>
                   <pic:blipFill>
-                    <a:blip r:embed="rId14"/>
+                    <a:blip r:embed="rId15"/>
                     <a:stretch>
                       <a:fillRect/>
                     </a:stretch>
@@ -5680,7 +6247,7 @@
         <w:drawing>
           <wp:inline xmlns:a="http://schemas.openxmlformats.org/drawingml/2006/main" xmlns:pic="http://schemas.openxmlformats.org/drawingml/2006/picture">
             <wp:extent cx="5400000" cy="4882689"/>
-            <wp:docPr id="7" name="Picture 7"/>
+            <wp:docPr id="8" name="Picture 8"/>
             <wp:cNvGraphicFramePr>
               <a:graphicFrameLocks noChangeAspect="1"/>
             </wp:cNvGraphicFramePr>
@@ -5692,7 +6259,7 @@
                     <pic:cNvPicPr/>
                   </pic:nvPicPr>
                   <pic:blipFill>
-                    <a:blip r:embed="rId15"/>
+                    <a:blip r:embed="rId16"/>
                     <a:stretch>
                       <a:fillRect/>
                     </a:stretch>
@@ -5727,6 +6294,7 @@
     </w:p>
     <w:p>
       <w:pPr>
+        <w:pStyle w:val="Heading4"/>
         <w:keepNext/>
         <w:spacing w:before="360" w:after="120"/>
       </w:pPr>
@@ -5734,6 +6302,7 @@
         <w:rPr>
           <w:rFonts w:ascii="Times New Roman" w:hAnsi="Times New Roman" w:cs="Times New Roman" w:eastAsia="Times New Roman"/>
           <w:b/>
+          <w:color w:val="000000"/>
           <w:sz w:val="32"/>
         </w:rPr>
         <w:t xml:space="preserve">4.4   </w:t>
@@ -5742,6 +6311,7 @@
         <w:rPr>
           <w:rFonts w:ascii="Times New Roman" w:hAnsi="Times New Roman" w:cs="Times New Roman" w:eastAsia="Times New Roman"/>
           <w:b/>
+          <w:color w:val="000000"/>
           <w:sz w:val="32"/>
         </w:rPr>
         <w:t>Stage-2 model performance</w:t>
@@ -6455,6 +7025,7 @@
     </w:p>
     <w:p>
       <w:pPr>
+        <w:pStyle w:val="Heading4"/>
         <w:keepNext/>
         <w:spacing w:before="360" w:after="120"/>
       </w:pPr>
@@ -6462,6 +7033,7 @@
         <w:rPr>
           <w:rFonts w:ascii="Times New Roman" w:hAnsi="Times New Roman" w:cs="Times New Roman" w:eastAsia="Times New Roman"/>
           <w:b/>
+          <w:color w:val="000000"/>
           <w:sz w:val="32"/>
         </w:rPr>
         <w:t xml:space="preserve">4.5   </w:t>
@@ -6470,6 +7042,7 @@
         <w:rPr>
           <w:rFonts w:ascii="Times New Roman" w:hAnsi="Times New Roman" w:cs="Times New Roman" w:eastAsia="Times New Roman"/>
           <w:b/>
+          <w:color w:val="000000"/>
           <w:sz w:val="32"/>
         </w:rPr>
         <w:t>Per-class metrics and feature importance</w:t>
@@ -6961,7 +7534,7 @@
         <w:drawing>
           <wp:inline xmlns:a="http://schemas.openxmlformats.org/drawingml/2006/main" xmlns:pic="http://schemas.openxmlformats.org/drawingml/2006/picture">
             <wp:extent cx="5400000" cy="3283006"/>
-            <wp:docPr id="8" name="Picture 8"/>
+            <wp:docPr id="9" name="Picture 9"/>
             <wp:cNvGraphicFramePr>
               <a:graphicFrameLocks noChangeAspect="1"/>
             </wp:cNvGraphicFramePr>
@@ -6973,7 +7546,7 @@
                     <pic:cNvPicPr/>
                   </pic:nvPicPr>
                   <pic:blipFill>
-                    <a:blip r:embed="rId16"/>
+                    <a:blip r:embed="rId17"/>
                     <a:stretch>
                       <a:fillRect/>
                     </a:stretch>
@@ -7015,7 +7588,7 @@
         <w:drawing>
           <wp:inline xmlns:a="http://schemas.openxmlformats.org/drawingml/2006/main" xmlns:pic="http://schemas.openxmlformats.org/drawingml/2006/picture">
             <wp:extent cx="5400000" cy="3286693"/>
-            <wp:docPr id="9" name="Picture 9"/>
+            <wp:docPr id="10" name="Picture 10"/>
             <wp:cNvGraphicFramePr>
               <a:graphicFrameLocks noChangeAspect="1"/>
             </wp:cNvGraphicFramePr>
@@ -7027,7 +7600,7 @@
                     <pic:cNvPicPr/>
                   </pic:nvPicPr>
                   <pic:blipFill>
-                    <a:blip r:embed="rId17"/>
+                    <a:blip r:embed="rId18"/>
                     <a:stretch>
                       <a:fillRect/>
                     </a:stretch>
@@ -8787,7 +9360,7 @@
         <w:drawing>
           <wp:inline xmlns:a="http://schemas.openxmlformats.org/drawingml/2006/main" xmlns:pic="http://schemas.openxmlformats.org/drawingml/2006/picture">
             <wp:extent cx="5400000" cy="3614008"/>
-            <wp:docPr id="10" name="Picture 10"/>
+            <wp:docPr id="11" name="Picture 11"/>
             <wp:cNvGraphicFramePr>
               <a:graphicFrameLocks noChangeAspect="1"/>
             </wp:cNvGraphicFramePr>
@@ -8799,7 +9372,7 @@
                     <pic:cNvPicPr/>
                   </pic:nvPicPr>
                   <pic:blipFill>
-                    <a:blip r:embed="rId18"/>
+                    <a:blip r:embed="rId19"/>
                     <a:stretch>
                       <a:fillRect/>
                     </a:stretch>
@@ -9820,6 +10393,7 @@
     </w:p>
     <w:p>
       <w:pPr>
+        <w:pStyle w:val="Heading4"/>
         <w:keepNext/>
         <w:spacing w:before="360" w:after="120"/>
       </w:pPr>
@@ -9827,6 +10401,7 @@
         <w:rPr>
           <w:rFonts w:ascii="Times New Roman" w:hAnsi="Times New Roman" w:cs="Times New Roman" w:eastAsia="Times New Roman"/>
           <w:b/>
+          <w:color w:val="000000"/>
           <w:sz w:val="32"/>
         </w:rPr>
         <w:t xml:space="preserve">4.6   </w:t>
@@ -9835,6 +10410,7 @@
         <w:rPr>
           <w:rFonts w:ascii="Times New Roman" w:hAnsi="Times New Roman" w:cs="Times New Roman" w:eastAsia="Times New Roman"/>
           <w:b/>
+          <w:color w:val="000000"/>
           <w:sz w:val="32"/>
         </w:rPr>
         <w:t>Web application demonstration</w:t>
@@ -9990,12 +10566,14 @@
     </w:p>
     <w:p>
       <w:pPr>
+        <w:pStyle w:val="Heading2"/>
         <w:spacing w:before="480" w:after="0"/>
       </w:pPr>
       <w:r>
         <w:rPr>
           <w:rFonts w:ascii="Times New Roman" w:hAnsi="Times New Roman" w:cs="Times New Roman" w:eastAsia="Times New Roman"/>
           <w:b w:val="0"/>
+          <w:color w:val="000000"/>
           <w:sz w:val="40"/>
         </w:rPr>
         <w:t>Chapter 5</w:t>
@@ -10009,6 +10587,7 @@
         <w:rPr>
           <w:rFonts w:ascii="Times New Roman" w:hAnsi="Times New Roman" w:cs="Times New Roman" w:eastAsia="Times New Roman"/>
           <w:b/>
+          <w:color w:val="000000"/>
           <w:sz w:val="64"/>
         </w:rPr>
         <w:t>Conclusions and Extensions</w:t>
@@ -10086,12 +10665,16 @@
     </w:p>
     <w:p>
       <w:pPr>
+        <w:pStyle w:val="Heading1"/>
         <w:spacing w:before="480" w:after="480"/>
+        <w:jc w:val="center"/>
       </w:pPr>
       <w:r>
         <w:rPr>
           <w:rFonts w:ascii="Times New Roman" w:hAnsi="Times New Roman" w:cs="Times New Roman" w:eastAsia="Times New Roman"/>
           <w:b/>
+          <w:i w:val="0"/>
+          <w:color w:val="000000"/>
           <w:sz w:val="64"/>
         </w:rPr>
         <w:t>Bibliography</w:t>

--- a/docs/report.docx
+++ b/docs/report.docx
@@ -648,7 +648,7 @@
           <w:rFonts w:ascii="Times New Roman" w:hAnsi="Times New Roman" w:cs="Times New Roman" w:eastAsia="Times New Roman"/>
           <w:sz w:val="22"/>
         </w:rPr>
-        <w:t xml:space="preserve">    2.2  Data sources</w:t>
+        <w:t xml:space="preserve">    2.2  Study design and data sources</w:t>
         <w:tab/>
         <w:t>5</w:t>
       </w:r>
@@ -2540,7 +2540,141 @@
           <w:color w:val="000000"/>
           <w:sz w:val="32"/>
         </w:rPr>
-        <w:t>Data sources</w:t>
+        <w:t>Study design and data sources</w:t>
+      </w:r>
+    </w:p>
+    <w:p>
+      <w:pPr>
+        <w:spacing w:after="160" w:line="336" w:lineRule="auto"/>
+        <w:jc w:val="both"/>
+      </w:pPr>
+      <w:r>
+        <w:rPr>
+          <w:rFonts w:ascii="Times New Roman" w:hAnsi="Times New Roman" w:cs="Times New Roman" w:eastAsia="Times New Roman"/>
+          <w:sz w:val="22"/>
+        </w:rPr>
+        <w:t>This is a cross-sectional study conducted in the Chengalpattu and Chennai regions to evaluate the work conditions and posture among the quick delivery services which are Blinkit and Zepto. The data was collected in March and April of 2026. A convenience sampling method was used to approach delivery partners and collect the data.</w:t>
+      </w:r>
+    </w:p>
+    <w:p>
+      <w:pPr>
+        <w:spacing w:after="160" w:line="336" w:lineRule="auto"/>
+        <w:jc w:val="both"/>
+      </w:pPr>
+      <w:r>
+        <w:rPr>
+          <w:rFonts w:ascii="Times New Roman" w:hAnsi="Times New Roman" w:cs="Times New Roman" w:eastAsia="Times New Roman"/>
+          <w:sz w:val="22"/>
+        </w:rPr>
+        <w:t>The same 182 participants supplied both data streams described below. Rider self-report was captured through a Google Form questionnaire; posture was recorded on the same rider during a delivery task by a trained observer. Study eligibility was applied at the person level before either instrument was administered.</w:t>
+      </w:r>
+    </w:p>
+    <w:p>
+      <w:pPr>
+        <w:spacing w:before="120" w:after="80"/>
+      </w:pPr>
+      <w:r>
+        <w:rPr>
+          <w:rFonts w:ascii="Times New Roman" w:hAnsi="Times New Roman" w:cs="Times New Roman" w:eastAsia="Times New Roman"/>
+          <w:b/>
+          <w:i w:val="0"/>
+          <w:color w:val="000000"/>
+          <w:sz w:val="24"/>
+        </w:rPr>
+        <w:t>Inclusion criteria</w:t>
+      </w:r>
+    </w:p>
+    <w:p>
+      <w:pPr>
+        <w:pStyle w:val="ListBullet"/>
+        <w:spacing w:after="60"/>
+      </w:pPr>
+      <w:r>
+        <w:rPr>
+          <w:rFonts w:ascii="Times New Roman" w:hAnsi="Times New Roman" w:cs="Times New Roman" w:eastAsia="Times New Roman"/>
+          <w:sz w:val="22"/>
+        </w:rPr>
+        <w:t>Full-time delivery partners working on either the Blinkit or the Zepto platform.</w:t>
+      </w:r>
+    </w:p>
+    <w:p>
+      <w:pPr>
+        <w:pStyle w:val="ListBullet"/>
+        <w:spacing w:after="60"/>
+      </w:pPr>
+      <w:r>
+        <w:rPr>
+          <w:rFonts w:ascii="Times New Roman" w:hAnsi="Times New Roman" w:cs="Times New Roman" w:eastAsia="Times New Roman"/>
+          <w:sz w:val="22"/>
+        </w:rPr>
+        <w:t>Minimum three months of continuous delivery experience.</w:t>
+      </w:r>
+    </w:p>
+    <w:p>
+      <w:pPr>
+        <w:pStyle w:val="ListBullet"/>
+        <w:spacing w:after="60"/>
+      </w:pPr>
+      <w:r>
+        <w:rPr>
+          <w:rFonts w:ascii="Times New Roman" w:hAnsi="Times New Roman" w:cs="Times New Roman" w:eastAsia="Times New Roman"/>
+          <w:sz w:val="22"/>
+        </w:rPr>
+        <w:t>Using a two-wheeler (scooter or motorbike) for delivery.</w:t>
+      </w:r>
+    </w:p>
+    <w:p>
+      <w:pPr>
+        <w:pStyle w:val="ListBullet"/>
+        <w:spacing w:after="60"/>
+      </w:pPr>
+      <w:r>
+        <w:rPr>
+          <w:rFonts w:ascii="Times New Roman" w:hAnsi="Times New Roman" w:cs="Times New Roman" w:eastAsia="Times New Roman"/>
+          <w:sz w:val="22"/>
+        </w:rPr>
+        <w:t>Both men and women, aged between 18 and 55 years.</w:t>
+      </w:r>
+    </w:p>
+    <w:p>
+      <w:pPr>
+        <w:spacing w:before="120" w:after="80"/>
+      </w:pPr>
+      <w:r>
+        <w:rPr>
+          <w:rFonts w:ascii="Times New Roman" w:hAnsi="Times New Roman" w:cs="Times New Roman" w:eastAsia="Times New Roman"/>
+          <w:b/>
+          <w:i w:val="0"/>
+          <w:color w:val="000000"/>
+          <w:sz w:val="24"/>
+        </w:rPr>
+        <w:t>Exclusion criteria</w:t>
+      </w:r>
+    </w:p>
+    <w:p>
+      <w:pPr>
+        <w:pStyle w:val="ListBullet"/>
+        <w:spacing w:after="60"/>
+      </w:pPr>
+      <w:r>
+        <w:rPr>
+          <w:rFonts w:ascii="Times New Roman" w:hAnsi="Times New Roman" w:cs="Times New Roman" w:eastAsia="Times New Roman"/>
+          <w:sz w:val="22"/>
+        </w:rPr>
+        <w:t>Chronic musculoskeletal disorders that developed before the start of delivery work.</w:t>
+      </w:r>
+    </w:p>
+    <w:p>
+      <w:pPr>
+        <w:pStyle w:val="ListBullet"/>
+        <w:spacing w:after="60"/>
+      </w:pPr>
+      <w:r>
+        <w:rPr>
+          <w:rFonts w:ascii="Times New Roman" w:hAnsi="Times New Roman" w:cs="Times New Roman" w:eastAsia="Times New Roman"/>
+          <w:sz w:val="22"/>
+        </w:rPr>
+        <w:t>Accidental surgery within the past three months.</w:t>
       </w:r>
     </w:p>
     <w:p>

--- a/docs/report.docx
+++ b/docs/report.docx
@@ -382,7 +382,7 @@
           <w:rFonts w:ascii="Times New Roman" w:hAnsi="Times New Roman" w:cs="Times New Roman" w:eastAsia="Times New Roman"/>
           <w:sz w:val="22"/>
         </w:rPr>
-        <w:t>Last-mile quick-commerce delivery riders (Blinkit, Zepto) face prolonged awkward postures, high delivery rates, heavy carrying loads and vehicle vibration, leading to musculoskeletal disorders (MSDs). No single tool combines the six standard ergonomic risk factors into an automated per-rider screening.</w:t>
+        <w:t>Last-mile quick-commerce delivery riders (Blinkit, Zepto) face prolonged awkward postures, high delivery rates, heavy carrying loads and vehicle vibration, leading to musculoskeletal disorders (MSDs). Risk is not uniform across the workforce: age, tenure, daily hours, vehicle type, and carrying mode all shape the exposure profile, but this variation stays invisible to the platform. Standard ergonomic methods each cover part of the picture (RULA and QEC on the observation side, NMQ, NASA-TLX and Borg CR10 on self-report), and no single tool combines the six standard ergonomic risk factors into an automated per-rider screening. This work builds that screening on a cross-sectional sample of 182 riders from the Chengalpattu and Chennai regions collected in March and April 2026.</w:t>
       </w:r>
     </w:p>
     <w:p>

--- a/docs/report.docx
+++ b/docs/report.docx
@@ -443,7 +443,7 @@
           <w:rFonts w:ascii="Times New Roman" w:hAnsi="Times New Roman" w:cs="Times New Roman" w:eastAsia="Times New Roman"/>
           <w:sz w:val="22"/>
         </w:rPr>
-        <w:t>I would extend my sincerest gratitude to the Indian Institute of Information Technology, Design and Manufacturing, Kancheepuram and to the IIITDM-SIES programme for the opportunity to carry out this internship. I am deeply grateful to my mentor, Dr. Arunachalam Muthiah, for the continuous guidance, constructive feedback, and technical direction throughout the project. Their expertise in ergonomics and their willingness to engage with the methodological choices at every stage shaped the final outcome in important ways.</w:t>
+        <w:t>I would like to express my gratitude to my mentor, Dr. Arunachalam Muthiah, who guided me throughout this project. I show deep appreciation for his support, patience, and technical direction, from the study design through the modelling and the final web application.</w:t>
       </w:r>
     </w:p>
     <w:p>
@@ -456,7 +456,33 @@
           <w:rFonts w:ascii="Times New Roman" w:hAnsi="Times New Roman" w:cs="Times New Roman" w:eastAsia="Times New Roman"/>
           <w:sz w:val="22"/>
         </w:rPr>
-        <w:t>I acknowledge the 182 quick-commerce delivery riders who participated in the survey and the observation study; without their time and honesty this work would not have been possible. I also thank the School of Interdisciplinary Design and Innovation (SIDI) for providing the computing infrastructure used for the modelling experiments and my peers who reviewed intermediate results and offered helpful suggestions.</w:t>
+        <w:t>I would also like to extend my gratitude to the School of Interdisciplinary Design and Innovation (SIDI), IIITDM Kancheepuram, for hosting the internship and providing the resources that made this work possible. I would like to thank Vidya Jyothi Institute of Technology, my home institution, for the academic foundation that let me take on this project.</w:t>
+      </w:r>
+    </w:p>
+    <w:p>
+      <w:pPr>
+        <w:spacing w:after="160" w:line="336" w:lineRule="auto"/>
+        <w:jc w:val="both"/>
+      </w:pPr>
+      <w:r>
+        <w:rPr>
+          <w:rFonts w:ascii="Times New Roman" w:hAnsi="Times New Roman" w:cs="Times New Roman" w:eastAsia="Times New Roman"/>
+          <w:sz w:val="22"/>
+        </w:rPr>
+        <w:t>I acknowledge the 182 quick-commerce delivery riders in the Chengalpattu and Chennai regions who participated in the survey and the observation study. Without their time and honesty this work would not have been possible.</w:t>
+      </w:r>
+    </w:p>
+    <w:p>
+      <w:pPr>
+        <w:spacing w:after="160" w:line="336" w:lineRule="auto"/>
+        <w:jc w:val="both"/>
+      </w:pPr>
+      <w:r>
+        <w:rPr>
+          <w:rFonts w:ascii="Times New Roman" w:hAnsi="Times New Roman" w:cs="Times New Roman" w:eastAsia="Times New Roman"/>
+          <w:sz w:val="22"/>
+        </w:rPr>
+        <w:t>Finally, I would like to thank my friends and family for keeping me motivated throughout the internship.</w:t>
       </w:r>
     </w:p>
     <w:p>

--- a/docs/report.docx
+++ b/docs/report.docx
@@ -2167,37 +2167,28 @@
       </w:r>
     </w:p>
     <w:p>
-      <w:r>
-        <w:br w:type="page"/>
-      </w:r>
+      <w:pPr>
+        <w:sectPr>
+          <w:pgSz w:w="12240" w:h="15840"/>
+          <w:pgMar w:top="1417" w:right="1417" w:bottom="1417" w:left="1417" w:header="720" w:footer="720" w:gutter="0"/>
+          <w:cols w:space="720"/>
+          <w:docGrid w:linePitch="360"/>
+        </w:sectPr>
+      </w:pPr>
     </w:p>
     <w:p>
       <w:pPr>
         <w:pStyle w:val="Heading2"/>
-        <w:spacing w:before="480" w:after="0"/>
-      </w:pPr>
-      <w:r>
-        <w:rPr>
-          <w:rFonts w:ascii="Times New Roman" w:hAnsi="Times New Roman" w:cs="Times New Roman" w:eastAsia="Times New Roman"/>
-          <w:b w:val="0"/>
-          <w:color w:val="000000"/>
-          <w:sz w:val="40"/>
-        </w:rPr>
-        <w:t>Chapter 1</w:t>
-      </w:r>
-    </w:p>
-    <w:p>
-      <w:pPr>
-        <w:spacing w:before="360" w:after="480"/>
+        <w:spacing w:before="720" w:after="560"/>
       </w:pPr>
       <w:r>
         <w:rPr>
           <w:rFonts w:ascii="Times New Roman" w:hAnsi="Times New Roman" w:cs="Times New Roman" w:eastAsia="Times New Roman"/>
           <w:b/>
           <w:color w:val="000000"/>
-          <w:sz w:val="64"/>
+          <w:sz w:val="56"/>
         </w:rPr>
-        <w:t>Introduction</w:t>
+        <w:t>Chapter 1. Introduction</w:t>
       </w:r>
     </w:p>
     <w:p>
@@ -2400,30 +2391,16 @@
     <w:p>
       <w:pPr>
         <w:pStyle w:val="Heading2"/>
-        <w:spacing w:before="480" w:after="0"/>
-      </w:pPr>
-      <w:r>
-        <w:rPr>
-          <w:rFonts w:ascii="Times New Roman" w:hAnsi="Times New Roman" w:cs="Times New Roman" w:eastAsia="Times New Roman"/>
-          <w:b w:val="0"/>
-          <w:color w:val="000000"/>
-          <w:sz w:val="40"/>
-        </w:rPr>
-        <w:t>Chapter 2</w:t>
-      </w:r>
-    </w:p>
-    <w:p>
-      <w:pPr>
-        <w:spacing w:before="360" w:after="480"/>
+        <w:spacing w:before="720" w:after="560"/>
       </w:pPr>
       <w:r>
         <w:rPr>
           <w:rFonts w:ascii="Times New Roman" w:hAnsi="Times New Roman" w:cs="Times New Roman" w:eastAsia="Times New Roman"/>
           <w:b/>
           <w:color w:val="000000"/>
-          <w:sz w:val="64"/>
+          <w:sz w:val="56"/>
         </w:rPr>
-        <w:t>Methodology</w:t>
+        <w:t>Chapter 2. Methodology</w:t>
       </w:r>
     </w:p>
     <w:p>
@@ -2511,7 +2488,7 @@
                     <pic:cNvPicPr/>
                   </pic:nvPicPr>
                   <pic:blipFill>
-                    <a:blip r:embed="rId10"/>
+                    <a:blip r:embed="rId12"/>
                     <a:stretch>
                       <a:fillRect/>
                     </a:stretch>
@@ -3185,9 +3162,9 @@
         <w:tblLook w:firstColumn="1" w:firstRow="1" w:lastColumn="0" w:lastRow="0" w:noHBand="0" w:noVBand="1" w:val="04A0"/>
       </w:tblPr>
       <w:tblGrid>
-        <w:gridCol w:w="3135"/>
-        <w:gridCol w:w="3135"/>
-        <w:gridCol w:w="3135"/>
+        <w:gridCol w:w="3041"/>
+        <w:gridCol w:w="3041"/>
+        <w:gridCol w:w="3041"/>
       </w:tblGrid>
       <w:tr>
         <w:tc>
@@ -3592,30 +3569,16 @@
     <w:p>
       <w:pPr>
         <w:pStyle w:val="Heading2"/>
-        <w:spacing w:before="480" w:after="0"/>
-      </w:pPr>
-      <w:r>
-        <w:rPr>
-          <w:rFonts w:ascii="Times New Roman" w:hAnsi="Times New Roman" w:cs="Times New Roman" w:eastAsia="Times New Roman"/>
-          <w:b w:val="0"/>
-          <w:color w:val="000000"/>
-          <w:sz w:val="40"/>
-        </w:rPr>
-        <w:t>Chapter 3</w:t>
-      </w:r>
-    </w:p>
-    <w:p>
-      <w:pPr>
-        <w:spacing w:before="360" w:after="480"/>
+        <w:spacing w:before="720" w:after="560"/>
       </w:pPr>
       <w:r>
         <w:rPr>
           <w:rFonts w:ascii="Times New Roman" w:hAnsi="Times New Roman" w:cs="Times New Roman" w:eastAsia="Times New Roman"/>
           <w:b/>
           <w:color w:val="000000"/>
-          <w:sz w:val="64"/>
+          <w:sz w:val="56"/>
         </w:rPr>
-        <w:t>Work Done</w:t>
+        <w:t>Chapter 3. Work Done</w:t>
       </w:r>
     </w:p>
     <w:p>
@@ -4112,30 +4075,16 @@
     <w:p>
       <w:pPr>
         <w:pStyle w:val="Heading2"/>
-        <w:spacing w:before="480" w:after="0"/>
-      </w:pPr>
-      <w:r>
-        <w:rPr>
-          <w:rFonts w:ascii="Times New Roman" w:hAnsi="Times New Roman" w:cs="Times New Roman" w:eastAsia="Times New Roman"/>
-          <w:b w:val="0"/>
-          <w:color w:val="000000"/>
-          <w:sz w:val="40"/>
-        </w:rPr>
-        <w:t>Chapter 4</w:t>
-      </w:r>
-    </w:p>
-    <w:p>
-      <w:pPr>
-        <w:spacing w:before="360" w:after="480"/>
+        <w:spacing w:before="720" w:after="560"/>
       </w:pPr>
       <w:r>
         <w:rPr>
           <w:rFonts w:ascii="Times New Roman" w:hAnsi="Times New Roman" w:cs="Times New Roman" w:eastAsia="Times New Roman"/>
           <w:b/>
           <w:color w:val="000000"/>
-          <w:sz w:val="64"/>
+          <w:sz w:val="56"/>
         </w:rPr>
-        <w:t>Results and Discussions</w:t>
+        <w:t>Chapter 4. Results and Discussions</w:t>
       </w:r>
     </w:p>
     <w:p>
@@ -4197,7 +4146,7 @@
                     <pic:cNvPicPr/>
                   </pic:nvPicPr>
                   <pic:blipFill>
-                    <a:blip r:embed="rId11"/>
+                    <a:blip r:embed="rId13"/>
                     <a:stretch>
                       <a:fillRect/>
                     </a:stretch>
@@ -4276,8 +4225,8 @@
         <w:tblLook w:firstColumn="1" w:firstRow="1" w:lastColumn="0" w:lastRow="0" w:noHBand="0" w:noVBand="1" w:val="04A0"/>
       </w:tblPr>
       <w:tblGrid>
-        <w:gridCol w:w="4703"/>
-        <w:gridCol w:w="4703"/>
+        <w:gridCol w:w="4561"/>
+        <w:gridCol w:w="4561"/>
       </w:tblGrid>
       <w:tr>
         <w:tc>
@@ -4646,7 +4595,7 @@
                     <pic:cNvPicPr/>
                   </pic:nvPicPr>
                   <pic:blipFill>
-                    <a:blip r:embed="rId12"/>
+                    <a:blip r:embed="rId14"/>
                     <a:stretch>
                       <a:fillRect/>
                     </a:stretch>
@@ -4700,7 +4649,7 @@
                     <pic:cNvPicPr/>
                   </pic:nvPicPr>
                   <pic:blipFill>
-                    <a:blip r:embed="rId13"/>
+                    <a:blip r:embed="rId15"/>
                     <a:stretch>
                       <a:fillRect/>
                     </a:stretch>
@@ -4754,10 +4703,10 @@
         <w:tblLook w:firstColumn="1" w:firstRow="1" w:lastColumn="0" w:lastRow="0" w:noHBand="0" w:noVBand="1" w:val="04A0"/>
       </w:tblPr>
       <w:tblGrid>
-        <w:gridCol w:w="2351"/>
-        <w:gridCol w:w="2351"/>
-        <w:gridCol w:w="2351"/>
-        <w:gridCol w:w="2351"/>
+        <w:gridCol w:w="2280"/>
+        <w:gridCol w:w="2280"/>
+        <w:gridCol w:w="2280"/>
+        <w:gridCol w:w="2280"/>
       </w:tblGrid>
       <w:tr>
         <w:tc>
@@ -5244,10 +5193,10 @@
         <w:tblLook w:firstColumn="1" w:firstRow="1" w:lastColumn="0" w:lastRow="0" w:noHBand="0" w:noVBand="1" w:val="04A0"/>
       </w:tblPr>
       <w:tblGrid>
-        <w:gridCol w:w="2351"/>
-        <w:gridCol w:w="2351"/>
-        <w:gridCol w:w="2351"/>
-        <w:gridCol w:w="2351"/>
+        <w:gridCol w:w="2280"/>
+        <w:gridCol w:w="2280"/>
+        <w:gridCol w:w="2280"/>
+        <w:gridCol w:w="2280"/>
       </w:tblGrid>
       <w:tr>
         <w:tc>
@@ -5808,10 +5757,10 @@
         <w:tblLook w:firstColumn="1" w:firstRow="1" w:lastColumn="0" w:lastRow="0" w:noHBand="0" w:noVBand="1" w:val="04A0"/>
       </w:tblPr>
       <w:tblGrid>
-        <w:gridCol w:w="2351"/>
-        <w:gridCol w:w="2351"/>
-        <w:gridCol w:w="2351"/>
-        <w:gridCol w:w="2351"/>
+        <w:gridCol w:w="2280"/>
+        <w:gridCol w:w="2280"/>
+        <w:gridCol w:w="2280"/>
+        <w:gridCol w:w="2280"/>
       </w:tblGrid>
       <w:tr>
         <w:tc>
@@ -6311,7 +6260,7 @@
                     <pic:cNvPicPr/>
                   </pic:nvPicPr>
                   <pic:blipFill>
-                    <a:blip r:embed="rId14"/>
+                    <a:blip r:embed="rId16"/>
                     <a:stretch>
                       <a:fillRect/>
                     </a:stretch>
@@ -6365,7 +6314,7 @@
                     <pic:cNvPicPr/>
                   </pic:nvPicPr>
                   <pic:blipFill>
-                    <a:blip r:embed="rId15"/>
+                    <a:blip r:embed="rId17"/>
                     <a:stretch>
                       <a:fillRect/>
                     </a:stretch>
@@ -6419,7 +6368,7 @@
                     <pic:cNvPicPr/>
                   </pic:nvPicPr>
                   <pic:blipFill>
-                    <a:blip r:embed="rId16"/>
+                    <a:blip r:embed="rId18"/>
                     <a:stretch>
                       <a:fillRect/>
                     </a:stretch>
@@ -6485,12 +6434,12 @@
         <w:tblLook w:firstColumn="1" w:firstRow="1" w:lastColumn="0" w:lastRow="0" w:noHBand="0" w:noVBand="1" w:val="04A0"/>
       </w:tblPr>
       <w:tblGrid>
-        <w:gridCol w:w="1568"/>
-        <w:gridCol w:w="1568"/>
-        <w:gridCol w:w="1568"/>
-        <w:gridCol w:w="1568"/>
-        <w:gridCol w:w="1568"/>
-        <w:gridCol w:w="1568"/>
+        <w:gridCol w:w="1520"/>
+        <w:gridCol w:w="1520"/>
+        <w:gridCol w:w="1520"/>
+        <w:gridCol w:w="1520"/>
+        <w:gridCol w:w="1520"/>
+        <w:gridCol w:w="1520"/>
       </w:tblGrid>
       <w:tr>
         <w:tc>
@@ -7216,10 +7165,10 @@
         <w:tblLook w:firstColumn="1" w:firstRow="1" w:lastColumn="0" w:lastRow="0" w:noHBand="0" w:noVBand="1" w:val="04A0"/>
       </w:tblPr>
       <w:tblGrid>
-        <w:gridCol w:w="2351"/>
-        <w:gridCol w:w="2351"/>
-        <w:gridCol w:w="2351"/>
-        <w:gridCol w:w="2351"/>
+        <w:gridCol w:w="2280"/>
+        <w:gridCol w:w="2280"/>
+        <w:gridCol w:w="2280"/>
+        <w:gridCol w:w="2280"/>
       </w:tblGrid>
       <w:tr>
         <w:tc>
@@ -7706,7 +7655,7 @@
                     <pic:cNvPicPr/>
                   </pic:nvPicPr>
                   <pic:blipFill>
-                    <a:blip r:embed="rId17"/>
+                    <a:blip r:embed="rId19"/>
                     <a:stretch>
                       <a:fillRect/>
                     </a:stretch>
@@ -7760,7 +7709,7 @@
                     <pic:cNvPicPr/>
                   </pic:nvPicPr>
                   <pic:blipFill>
-                    <a:blip r:embed="rId18"/>
+                    <a:blip r:embed="rId20"/>
                     <a:stretch>
                       <a:fillRect/>
                     </a:stretch>
@@ -7814,12 +7763,12 @@
         <w:tblLook w:firstColumn="1" w:firstRow="1" w:lastColumn="0" w:lastRow="0" w:noHBand="0" w:noVBand="1" w:val="04A0"/>
       </w:tblPr>
       <w:tblGrid>
-        <w:gridCol w:w="1568"/>
-        <w:gridCol w:w="1568"/>
-        <w:gridCol w:w="1568"/>
-        <w:gridCol w:w="1568"/>
-        <w:gridCol w:w="1568"/>
-        <w:gridCol w:w="1568"/>
+        <w:gridCol w:w="1520"/>
+        <w:gridCol w:w="1520"/>
+        <w:gridCol w:w="1520"/>
+        <w:gridCol w:w="1520"/>
+        <w:gridCol w:w="1520"/>
+        <w:gridCol w:w="1520"/>
       </w:tblGrid>
       <w:tr>
         <w:tc>
@@ -9532,7 +9481,7 @@
                     <pic:cNvPicPr/>
                   </pic:nvPicPr>
                   <pic:blipFill>
-                    <a:blip r:embed="rId19"/>
+                    <a:blip r:embed="rId21"/>
                     <a:stretch>
                       <a:fillRect/>
                     </a:stretch>
@@ -9573,12 +9522,12 @@
         <w:tblLook w:firstColumn="1" w:firstRow="1" w:lastColumn="0" w:lastRow="0" w:noHBand="0" w:noVBand="1" w:val="04A0"/>
       </w:tblPr>
       <w:tblGrid>
-        <w:gridCol w:w="1568"/>
-        <w:gridCol w:w="1568"/>
-        <w:gridCol w:w="1568"/>
-        <w:gridCol w:w="1568"/>
-        <w:gridCol w:w="1568"/>
-        <w:gridCol w:w="1568"/>
+        <w:gridCol w:w="1520"/>
+        <w:gridCol w:w="1520"/>
+        <w:gridCol w:w="1520"/>
+        <w:gridCol w:w="1520"/>
+        <w:gridCol w:w="1520"/>
+        <w:gridCol w:w="1520"/>
       </w:tblGrid>
       <w:tr>
         <w:tc>
@@ -10082,10 +10031,10 @@
         <w:tblLook w:firstColumn="1" w:firstRow="1" w:lastColumn="0" w:lastRow="0" w:noHBand="0" w:noVBand="1" w:val="04A0"/>
       </w:tblPr>
       <w:tblGrid>
-        <w:gridCol w:w="2351"/>
-        <w:gridCol w:w="2351"/>
-        <w:gridCol w:w="2351"/>
-        <w:gridCol w:w="2351"/>
+        <w:gridCol w:w="2280"/>
+        <w:gridCol w:w="2280"/>
+        <w:gridCol w:w="2280"/>
+        <w:gridCol w:w="2280"/>
       </w:tblGrid>
       <w:tr>
         <w:tc>
@@ -10727,30 +10676,16 @@
     <w:p>
       <w:pPr>
         <w:pStyle w:val="Heading2"/>
-        <w:spacing w:before="480" w:after="0"/>
-      </w:pPr>
-      <w:r>
-        <w:rPr>
-          <w:rFonts w:ascii="Times New Roman" w:hAnsi="Times New Roman" w:cs="Times New Roman" w:eastAsia="Times New Roman"/>
-          <w:b w:val="0"/>
-          <w:color w:val="000000"/>
-          <w:sz w:val="40"/>
-        </w:rPr>
-        <w:t>Chapter 5</w:t>
-      </w:r>
-    </w:p>
-    <w:p>
-      <w:pPr>
-        <w:spacing w:before="360" w:after="480"/>
+        <w:spacing w:before="720" w:after="560"/>
       </w:pPr>
       <w:r>
         <w:rPr>
           <w:rFonts w:ascii="Times New Roman" w:hAnsi="Times New Roman" w:cs="Times New Roman" w:eastAsia="Times New Roman"/>
           <w:b/>
           <w:color w:val="000000"/>
-          <w:sz w:val="64"/>
+          <w:sz w:val="56"/>
         </w:rPr>
-        <w:t>Conclusions and Extensions</w:t>
+        <w:t>Chapter 5. Conclusions and Extensions</w:t>
       </w:r>
     </w:p>
     <w:p>
@@ -10825,17 +10760,16 @@
     </w:p>
     <w:p>
       <w:pPr>
-        <w:pStyle w:val="Heading1"/>
-        <w:spacing w:before="480" w:after="480"/>
+        <w:pStyle w:val="Heading2"/>
+        <w:spacing w:before="720" w:after="560"/>
         <w:jc w:val="center"/>
       </w:pPr>
       <w:r>
         <w:rPr>
           <w:rFonts w:ascii="Times New Roman" w:hAnsi="Times New Roman" w:cs="Times New Roman" w:eastAsia="Times New Roman"/>
           <w:b/>
-          <w:i w:val="0"/>
           <w:color w:val="000000"/>
-          <w:sz w:val="64"/>
+          <w:sz w:val="56"/>
         </w:rPr>
         <w:t>Bibliography</w:t>
       </w:r>
@@ -11156,13 +11090,93 @@
       </w:r>
     </w:p>
     <w:sectPr>
+      <w:headerReference w:type="default" r:id="rId10"/>
+      <w:footerReference w:type="default" r:id="rId11"/>
       <w:pgSz w:w="12240" w:h="15840"/>
-      <w:pgMar w:top="1417" w:right="1417" w:bottom="1417" w:left="1417" w:header="720" w:footer="720" w:gutter="0"/>
+      <w:pgMar w:top="1417" w:right="1417" w:bottom="1417" w:left="1701" w:header="680" w:footer="680" w:gutter="0"/>
       <w:cols w:space="720"/>
       <w:docGrid w:linePitch="360"/>
+      <w:pgNumType w:fmt="decimal" w:start="1"/>
     </w:sectPr>
   </w:body>
 </w:document>
+</file>
+
+<file path=word/footer1.xml><?xml version="1.0" encoding="utf-8"?>
+<w:ftr xmlns:m="http://schemas.openxmlformats.org/officeDocument/2006/math" xmlns:mc="http://schemas.openxmlformats.org/markup-compatibility/2006" xmlns:mo="http://schemas.microsoft.com/office/mac/office/2008/main" xmlns:mv="urn:schemas-microsoft-com:mac:vml" xmlns:o="urn:schemas-microsoft-com:office:office" xmlns:r="http://schemas.openxmlformats.org/officeDocument/2006/relationships" xmlns:v="urn:schemas-microsoft-com:vml" xmlns:w10="urn:schemas-microsoft-com:office:word" xmlns:w14="http://schemas.microsoft.com/office/word/2010/wordml" xmlns:w="http://schemas.openxmlformats.org/wordprocessingml/2006/main" xmlns:wne="http://schemas.microsoft.com/office/word/2006/wordml" xmlns:wp14="http://schemas.microsoft.com/office/word/2010/wordprocessingDrawing" xmlns:wp="http://schemas.openxmlformats.org/drawingml/2006/wordprocessingDrawing" xmlns:wpc="http://schemas.microsoft.com/office/word/2010/wordprocessingCanvas" xmlns:wpg="http://schemas.microsoft.com/office/word/2010/wordprocessingGroup" xmlns:wpi="http://schemas.microsoft.com/office/word/2010/wordprocessingInk" xmlns:wps="http://schemas.microsoft.com/office/word/2010/wordprocessingShape" mc:Ignorable="w14 wp14">
+  <w:p>
+    <w:pPr>
+      <w:pStyle w:val="Footer"/>
+      <w:tabs>
+        <w:tab w:pos="8787" w:val="right"/>
+      </w:tabs>
+      <w:pBdr>
+        <w:top w:val="single" w:sz="6" w:space="1" w:color="000000"/>
+      </w:pBdr>
+    </w:pPr>
+    <w:r>
+      <w:rPr>
+        <w:rFonts w:ascii="Times New Roman" w:hAnsi="Times New Roman" w:cs="Times New Roman" w:eastAsia="Times New Roman"/>
+        <w:sz w:val="20"/>
+      </w:rPr>
+      <w:t>School of Interdisciplinary Design and Innovation (SIDI), IIITDM Kancheepuram, July 2026</w:t>
+    </w:r>
+    <w:r>
+      <w:tab/>
+    </w:r>
+    <w:r>
+      <w:rPr>
+        <w:rFonts w:ascii="Times New Roman" w:hAnsi="Times New Roman" w:cs="Times New Roman" w:eastAsia="Times New Roman"/>
+        <w:b/>
+        <w:sz w:val="20"/>
+      </w:rPr>
+      <w:fldChar w:fldCharType="begin"/>
+      <w:instrText>PAGE</w:instrText>
+      <w:fldChar w:fldCharType="separate"/>
+      <w:t>1</w:t>
+      <w:fldChar w:fldCharType="end"/>
+    </w:r>
+  </w:p>
+</w:ftr>
+</file>
+
+<file path=word/header1.xml><?xml version="1.0" encoding="utf-8"?>
+<w:hdr xmlns:m="http://schemas.openxmlformats.org/officeDocument/2006/math" xmlns:mc="http://schemas.openxmlformats.org/markup-compatibility/2006" xmlns:mo="http://schemas.microsoft.com/office/mac/office/2008/main" xmlns:mv="urn:schemas-microsoft-com:mac:vml" xmlns:o="urn:schemas-microsoft-com:office:office" xmlns:r="http://schemas.openxmlformats.org/officeDocument/2006/relationships" xmlns:v="urn:schemas-microsoft-com:vml" xmlns:w10="urn:schemas-microsoft-com:office:word" xmlns:w14="http://schemas.microsoft.com/office/word/2010/wordml" xmlns:w="http://schemas.openxmlformats.org/wordprocessingml/2006/main" xmlns:wne="http://schemas.microsoft.com/office/word/2006/wordml" xmlns:wp14="http://schemas.microsoft.com/office/word/2010/wordprocessingDrawing" xmlns:wp="http://schemas.openxmlformats.org/drawingml/2006/wordprocessingDrawing" xmlns:wpc="http://schemas.microsoft.com/office/word/2010/wordprocessingCanvas" xmlns:wpg="http://schemas.microsoft.com/office/word/2010/wordprocessingGroup" xmlns:wpi="http://schemas.microsoft.com/office/word/2010/wordprocessingInk" xmlns:wps="http://schemas.microsoft.com/office/word/2010/wordprocessingShape" mc:Ignorable="w14 wp14">
+  <w:p>
+    <w:pPr>
+      <w:pStyle w:val="Header"/>
+      <w:tabs>
+        <w:tab w:pos="8787" w:val="right"/>
+      </w:tabs>
+      <w:pBdr>
+        <w:bottom w:val="single" w:sz="6" w:space="1" w:color="000000"/>
+      </w:pBdr>
+    </w:pPr>
+    <w:r>
+      <w:rPr>
+        <w:rFonts w:ascii="Times New Roman" w:hAnsi="Times New Roman" w:cs="Times New Roman" w:eastAsia="Times New Roman"/>
+        <w:b/>
+        <w:sz w:val="20"/>
+      </w:rPr>
+      <w:fldChar w:fldCharType="begin"/>
+      <w:instrText>STYLEREF "Heading 2" \* Upper \* MERGEFORMAT</w:instrText>
+      <w:fldChar w:fldCharType="separate"/>
+      <w:t>CHAPTER</w:t>
+      <w:fldChar w:fldCharType="end"/>
+    </w:r>
+    <w:r>
+      <w:tab/>
+    </w:r>
+    <w:r>
+      <w:rPr>
+        <w:rFonts w:ascii="Times New Roman" w:hAnsi="Times New Roman" w:cs="Times New Roman" w:eastAsia="Times New Roman"/>
+        <w:b/>
+        <w:sz w:val="20"/>
+      </w:rPr>
+      <w:t>AILA VISHNU VARDHAN</w:t>
+    </w:r>
+  </w:p>
+</w:hdr>
 </file>
 
 <file path=word/numbering.xml><?xml version="1.0" encoding="utf-8"?>

--- a/docs/report.docx
+++ b/docs/report.docx
@@ -11107,23 +11107,11 @@
   <w:p>
     <w:pPr>
       <w:pStyle w:val="Footer"/>
-      <w:tabs>
-        <w:tab w:pos="8787" w:val="right"/>
-      </w:tabs>
+      <w:jc w:val="right"/>
       <w:pBdr>
         <w:top w:val="single" w:sz="6" w:space="1" w:color="000000"/>
       </w:pBdr>
     </w:pPr>
-    <w:r>
-      <w:rPr>
-        <w:rFonts w:ascii="Times New Roman" w:hAnsi="Times New Roman" w:cs="Times New Roman" w:eastAsia="Times New Roman"/>
-        <w:sz w:val="20"/>
-      </w:rPr>
-      <w:t>School of Interdisciplinary Design and Innovation (SIDI), IIITDM Kancheepuram, July 2026</w:t>
-    </w:r>
-    <w:r>
-      <w:tab/>
-    </w:r>
     <w:r>
       <w:rPr>
         <w:rFonts w:ascii="Times New Roman" w:hAnsi="Times New Roman" w:cs="Times New Roman" w:eastAsia="Times New Roman"/>
@@ -11145,9 +11133,6 @@
   <w:p>
     <w:pPr>
       <w:pStyle w:val="Header"/>
-      <w:tabs>
-        <w:tab w:pos="8787" w:val="right"/>
-      </w:tabs>
       <w:pBdr>
         <w:bottom w:val="single" w:sz="6" w:space="1" w:color="000000"/>
       </w:pBdr>
@@ -11163,17 +11148,6 @@
       <w:fldChar w:fldCharType="separate"/>
       <w:t>CHAPTER</w:t>
       <w:fldChar w:fldCharType="end"/>
-    </w:r>
-    <w:r>
-      <w:tab/>
-    </w:r>
-    <w:r>
-      <w:rPr>
-        <w:rFonts w:ascii="Times New Roman" w:hAnsi="Times New Roman" w:cs="Times New Roman" w:eastAsia="Times New Roman"/>
-        <w:b/>
-        <w:sz w:val="20"/>
-      </w:rPr>
-      <w:t>AILA VISHNU VARDHAN</w:t>
     </w:r>
   </w:p>
 </w:hdr>

--- a/docs/report.docx
+++ b/docs/report.docx
@@ -103,7 +103,7 @@
                     <pic:cNvPicPr/>
                   </pic:nvPicPr>
                   <pic:blipFill>
-                    <a:blip r:embed="rId9"/>
+                    <a:blip r:embed="rId10"/>
                     <a:stretch>
                       <a:fillRect/>
                     </a:stretch>
@@ -2169,10 +2169,13 @@
     <w:p>
       <w:pPr>
         <w:sectPr>
+          <w:footerReference w:type="default" r:id="rId9"/>
           <w:pgSz w:w="12240" w:h="15840"/>
           <w:pgMar w:top="1417" w:right="1417" w:bottom="1417" w:left="1417" w:header="720" w:footer="720" w:gutter="0"/>
           <w:cols w:space="720"/>
+          <w:titlePg/>
           <w:docGrid w:linePitch="360"/>
+          <w:pgNumType w:fmt="lowerRoman" w:start="1"/>
         </w:sectPr>
       </w:pPr>
     </w:p>
@@ -2488,7 +2491,7 @@
                     <pic:cNvPicPr/>
                   </pic:nvPicPr>
                   <pic:blipFill>
-                    <a:blip r:embed="rId12"/>
+                    <a:blip r:embed="rId13"/>
                     <a:stretch>
                       <a:fillRect/>
                     </a:stretch>
@@ -4146,7 +4149,7 @@
                     <pic:cNvPicPr/>
                   </pic:nvPicPr>
                   <pic:blipFill>
-                    <a:blip r:embed="rId13"/>
+                    <a:blip r:embed="rId14"/>
                     <a:stretch>
                       <a:fillRect/>
                     </a:stretch>
@@ -4595,7 +4598,7 @@
                     <pic:cNvPicPr/>
                   </pic:nvPicPr>
                   <pic:blipFill>
-                    <a:blip r:embed="rId14"/>
+                    <a:blip r:embed="rId15"/>
                     <a:stretch>
                       <a:fillRect/>
                     </a:stretch>
@@ -4649,7 +4652,7 @@
                     <pic:cNvPicPr/>
                   </pic:nvPicPr>
                   <pic:blipFill>
-                    <a:blip r:embed="rId15"/>
+                    <a:blip r:embed="rId16"/>
                     <a:stretch>
                       <a:fillRect/>
                     </a:stretch>
@@ -6260,7 +6263,7 @@
                     <pic:cNvPicPr/>
                   </pic:nvPicPr>
                   <pic:blipFill>
-                    <a:blip r:embed="rId16"/>
+                    <a:blip r:embed="rId17"/>
                     <a:stretch>
                       <a:fillRect/>
                     </a:stretch>
@@ -6314,7 +6317,7 @@
                     <pic:cNvPicPr/>
                   </pic:nvPicPr>
                   <pic:blipFill>
-                    <a:blip r:embed="rId17"/>
+                    <a:blip r:embed="rId18"/>
                     <a:stretch>
                       <a:fillRect/>
                     </a:stretch>
@@ -6368,7 +6371,7 @@
                     <pic:cNvPicPr/>
                   </pic:nvPicPr>
                   <pic:blipFill>
-                    <a:blip r:embed="rId18"/>
+                    <a:blip r:embed="rId19"/>
                     <a:stretch>
                       <a:fillRect/>
                     </a:stretch>
@@ -7655,7 +7658,7 @@
                     <pic:cNvPicPr/>
                   </pic:nvPicPr>
                   <pic:blipFill>
-                    <a:blip r:embed="rId19"/>
+                    <a:blip r:embed="rId20"/>
                     <a:stretch>
                       <a:fillRect/>
                     </a:stretch>
@@ -7709,7 +7712,7 @@
                     <pic:cNvPicPr/>
                   </pic:nvPicPr>
                   <pic:blipFill>
-                    <a:blip r:embed="rId20"/>
+                    <a:blip r:embed="rId21"/>
                     <a:stretch>
                       <a:fillRect/>
                     </a:stretch>
@@ -9481,7 +9484,7 @@
                     <pic:cNvPicPr/>
                   </pic:nvPicPr>
                   <pic:blipFill>
-                    <a:blip r:embed="rId21"/>
+                    <a:blip r:embed="rId22"/>
                     <a:stretch>
                       <a:fillRect/>
                     </a:stretch>
@@ -11090,8 +11093,8 @@
       </w:r>
     </w:p>
     <w:sectPr>
-      <w:headerReference w:type="default" r:id="rId10"/>
-      <w:footerReference w:type="default" r:id="rId11"/>
+      <w:headerReference w:type="default" r:id="rId11"/>
+      <w:footerReference w:type="default" r:id="rId12"/>
       <w:pgSz w:w="12240" w:h="15840"/>
       <w:pgMar w:top="1417" w:right="1417" w:bottom="1417" w:left="1701" w:header="680" w:footer="680" w:gutter="0"/>
       <w:cols w:space="720"/>
@@ -11103,6 +11106,28 @@
 </file>
 
 <file path=word/footer1.xml><?xml version="1.0" encoding="utf-8"?>
+<w:ftr xmlns:m="http://schemas.openxmlformats.org/officeDocument/2006/math" xmlns:mc="http://schemas.openxmlformats.org/markup-compatibility/2006" xmlns:mo="http://schemas.microsoft.com/office/mac/office/2008/main" xmlns:mv="urn:schemas-microsoft-com:mac:vml" xmlns:o="urn:schemas-microsoft-com:office:office" xmlns:r="http://schemas.openxmlformats.org/officeDocument/2006/relationships" xmlns:v="urn:schemas-microsoft-com:vml" xmlns:w10="urn:schemas-microsoft-com:office:word" xmlns:w14="http://schemas.microsoft.com/office/word/2010/wordml" xmlns:w="http://schemas.openxmlformats.org/wordprocessingml/2006/main" xmlns:wne="http://schemas.microsoft.com/office/word/2006/wordml" xmlns:wp14="http://schemas.microsoft.com/office/word/2010/wordprocessingDrawing" xmlns:wp="http://schemas.openxmlformats.org/drawingml/2006/wordprocessingDrawing" xmlns:wpc="http://schemas.microsoft.com/office/word/2010/wordprocessingCanvas" xmlns:wpg="http://schemas.microsoft.com/office/word/2010/wordprocessingGroup" xmlns:wpi="http://schemas.microsoft.com/office/word/2010/wordprocessingInk" xmlns:wps="http://schemas.microsoft.com/office/word/2010/wordprocessingShape" mc:Ignorable="w14 wp14">
+  <w:p>
+    <w:pPr>
+      <w:pStyle w:val="Footer"/>
+      <w:jc w:val="right"/>
+    </w:pPr>
+    <w:r>
+      <w:rPr>
+        <w:rFonts w:ascii="Times New Roman" w:hAnsi="Times New Roman" w:cs="Times New Roman" w:eastAsia="Times New Roman"/>
+        <w:sz w:val="20"/>
+      </w:rPr>
+      <w:fldChar w:fldCharType="begin"/>
+      <w:instrText>PAGE</w:instrText>
+      <w:fldChar w:fldCharType="separate"/>
+      <w:t>1</w:t>
+      <w:fldChar w:fldCharType="end"/>
+    </w:r>
+  </w:p>
+</w:ftr>
+</file>
+
+<file path=word/footer2.xml><?xml version="1.0" encoding="utf-8"?>
 <w:ftr xmlns:m="http://schemas.openxmlformats.org/officeDocument/2006/math" xmlns:mc="http://schemas.openxmlformats.org/markup-compatibility/2006" xmlns:mo="http://schemas.microsoft.com/office/mac/office/2008/main" xmlns:mv="urn:schemas-microsoft-com:mac:vml" xmlns:o="urn:schemas-microsoft-com:office:office" xmlns:r="http://schemas.openxmlformats.org/officeDocument/2006/relationships" xmlns:v="urn:schemas-microsoft-com:vml" xmlns:w10="urn:schemas-microsoft-com:office:word" xmlns:w14="http://schemas.microsoft.com/office/word/2010/wordml" xmlns:w="http://schemas.openxmlformats.org/wordprocessingml/2006/main" xmlns:wne="http://schemas.microsoft.com/office/word/2006/wordml" xmlns:wp14="http://schemas.microsoft.com/office/word/2010/wordprocessingDrawing" xmlns:wp="http://schemas.openxmlformats.org/drawingml/2006/wordprocessingDrawing" xmlns:wpc="http://schemas.microsoft.com/office/word/2010/wordprocessingCanvas" xmlns:wpg="http://schemas.microsoft.com/office/word/2010/wordprocessingGroup" xmlns:wpi="http://schemas.microsoft.com/office/word/2010/wordprocessingInk" xmlns:wps="http://schemas.microsoft.com/office/word/2010/wordprocessingShape" mc:Ignorable="w14 wp14">
   <w:p>
     <w:pPr>

--- a/docs/report.docx
+++ b/docs/report.docx
@@ -521,7 +521,7 @@
         </w:rPr>
         <w:t>Certificate</w:t>
         <w:tab/>
-        <w:t>ii</w:t>
+        <w:t>i</w:t>
       </w:r>
     </w:p>
     <w:p>
@@ -538,7 +538,7 @@
         </w:rPr>
         <w:t>Abstract</w:t>
         <w:tab/>
-        <w:t>iii</w:t>
+        <w:t>ii</w:t>
       </w:r>
     </w:p>
     <w:p>
@@ -555,7 +555,7 @@
         </w:rPr>
         <w:t>Acknowledgements</w:t>
         <w:tab/>
-        <w:t>iv</w:t>
+        <w:t>iii</w:t>
       </w:r>
     </w:p>
     <w:p>
@@ -572,7 +572,7 @@
         </w:rPr>
         <w:t>List of Figures</w:t>
         <w:tab/>
-        <w:t>vi</w:t>
+        <w:t>v</w:t>
       </w:r>
     </w:p>
     <w:p>
@@ -589,7 +589,7 @@
         </w:rPr>
         <w:t>List of Tables</w:t>
         <w:tab/>
-        <w:t>vii</w:t>
+        <w:t>vi</w:t>
       </w:r>
     </w:p>
     <w:p>
@@ -606,7 +606,7 @@
         </w:rPr>
         <w:t>Abbreviations</w:t>
         <w:tab/>
-        <w:t>viii</w:t>
+        <w:t>vii</w:t>
       </w:r>
     </w:p>
     <w:p>
@@ -622,7 +622,7 @@
           <w:b/>
           <w:sz w:val="22"/>
         </w:rPr>
-        <w:t>Chapter 1  Introduction</w:t>
+        <w:t>1   INTRODUCTION</w:t>
         <w:tab/>
         <w:t>1</w:t>
       </w:r>
@@ -637,12 +637,11 @@
       <w:r>
         <w:rPr>
           <w:rFonts w:ascii="Times New Roman" w:hAnsi="Times New Roman" w:cs="Times New Roman" w:eastAsia="Times New Roman"/>
-          <w:b/>
           <w:sz w:val="22"/>
         </w:rPr>
-        <w:t>Chapter 2  Methodology</w:t>
+        <w:t xml:space="preserve">    1.1   Background</w:t>
         <w:tab/>
-        <w:t>3</w:t>
+        <w:t>1</w:t>
       </w:r>
     </w:p>
     <w:p>
@@ -657,9 +656,9 @@
           <w:rFonts w:ascii="Times New Roman" w:hAnsi="Times New Roman" w:cs="Times New Roman" w:eastAsia="Times New Roman"/>
           <w:sz w:val="22"/>
         </w:rPr>
-        <w:t xml:space="preserve">    2.1  Two-stage pipeline</w:t>
+        <w:t xml:space="preserve">    1.2   Motivation</w:t>
         <w:tab/>
-        <w:t>3</w:t>
+        <w:t>2</w:t>
       </w:r>
     </w:p>
     <w:p>
@@ -674,9 +673,9 @@
           <w:rFonts w:ascii="Times New Roman" w:hAnsi="Times New Roman" w:cs="Times New Roman" w:eastAsia="Times New Roman"/>
           <w:sz w:val="22"/>
         </w:rPr>
-        <w:t xml:space="preserve">    2.2  Study design and data sources</w:t>
+        <w:t xml:space="preserve">    1.3   Objectives of the work</w:t>
         <w:tab/>
-        <w:t>5</w:t>
+        <w:t>2</w:t>
       </w:r>
     </w:p>
     <w:p>
@@ -689,11 +688,12 @@
       <w:r>
         <w:rPr>
           <w:rFonts w:ascii="Times New Roman" w:hAnsi="Times New Roman" w:cs="Times New Roman" w:eastAsia="Times New Roman"/>
+          <w:b/>
           <w:sz w:val="22"/>
         </w:rPr>
-        <w:t xml:space="preserve">    2.3  Feature engineering</w:t>
+        <w:t>2   METHODOLOGY</w:t>
         <w:tab/>
-        <w:t>9</w:t>
+        <w:t>3</w:t>
       </w:r>
     </w:p>
     <w:p>
@@ -708,9 +708,9 @@
           <w:rFonts w:ascii="Times New Roman" w:hAnsi="Times New Roman" w:cs="Times New Roman" w:eastAsia="Times New Roman"/>
           <w:sz w:val="22"/>
         </w:rPr>
-        <w:t xml:space="preserve">    2.4  Machine-learning models</w:t>
+        <w:t xml:space="preserve">    2.1   Two-stage design</w:t>
         <w:tab/>
-        <w:t>11</w:t>
+        <w:t>3</w:t>
       </w:r>
     </w:p>
     <w:p>
@@ -723,12 +723,11 @@
       <w:r>
         <w:rPr>
           <w:rFonts w:ascii="Times New Roman" w:hAnsi="Times New Roman" w:cs="Times New Roman" w:eastAsia="Times New Roman"/>
-          <w:b/>
           <w:sz w:val="22"/>
         </w:rPr>
-        <w:t>Chapter 3  Work Done</w:t>
+        <w:t xml:space="preserve">    2.2   Study design and data sources</w:t>
         <w:tab/>
-        <w:t>13</w:t>
+        <w:t>4</w:t>
       </w:r>
     </w:p>
     <w:p>
@@ -743,9 +742,9 @@
           <w:rFonts w:ascii="Times New Roman" w:hAnsi="Times New Roman" w:cs="Times New Roman" w:eastAsia="Times New Roman"/>
           <w:sz w:val="22"/>
         </w:rPr>
-        <w:t xml:space="preserve">    3.1  Data collection and cleaning</w:t>
+        <w:t xml:space="preserve">        2.2.1   Rider survey</w:t>
         <w:tab/>
-        <w:t>13</w:t>
+        <w:t>5</w:t>
       </w:r>
     </w:p>
     <w:p>
@@ -760,9 +759,9 @@
           <w:rFonts w:ascii="Times New Roman" w:hAnsi="Times New Roman" w:cs="Times New Roman" w:eastAsia="Times New Roman"/>
           <w:sz w:val="22"/>
         </w:rPr>
-        <w:t xml:space="preserve">    3.2  Statistical analysis</w:t>
+        <w:t xml:space="preserve">        2.2.2   Posture observations</w:t>
         <w:tab/>
-        <w:t>14</w:t>
+        <w:t>6</w:t>
       </w:r>
     </w:p>
     <w:p>
@@ -777,9 +776,9 @@
           <w:rFonts w:ascii="Times New Roman" w:hAnsi="Times New Roman" w:cs="Times New Roman" w:eastAsia="Times New Roman"/>
           <w:sz w:val="22"/>
         </w:rPr>
-        <w:t xml:space="preserve">    3.3  Model training and evaluation</w:t>
+        <w:t xml:space="preserve">    2.3   Data cleaning and feature engineering</w:t>
         <w:tab/>
-        <w:t>15</w:t>
+        <w:t>7</w:t>
       </w:r>
     </w:p>
     <w:p>
@@ -794,9 +793,9 @@
           <w:rFonts w:ascii="Times New Roman" w:hAnsi="Times New Roman" w:cs="Times New Roman" w:eastAsia="Times New Roman"/>
           <w:sz w:val="22"/>
         </w:rPr>
-        <w:t xml:space="preserve">    3.4  Interactive web application</w:t>
+        <w:t xml:space="preserve">    2.4   Stage 1: Deterministic risk scoring</w:t>
         <w:tab/>
-        <w:t>16</w:t>
+        <w:t>8</w:t>
       </w:r>
     </w:p>
     <w:p>
@@ -809,12 +808,11 @@
       <w:r>
         <w:rPr>
           <w:rFonts w:ascii="Times New Roman" w:hAnsi="Times New Roman" w:cs="Times New Roman" w:eastAsia="Times New Roman"/>
-          <w:b/>
           <w:sz w:val="22"/>
         </w:rPr>
-        <w:t>Chapter 4  Results and Discussion</w:t>
+        <w:t xml:space="preserve">    2.5   Statistical analysis</w:t>
         <w:tab/>
-        <w:t>17</w:t>
+        <w:t>9</w:t>
       </w:r>
     </w:p>
     <w:p>
@@ -829,9 +827,9 @@
           <w:rFonts w:ascii="Times New Roman" w:hAnsi="Times New Roman" w:cs="Times New Roman" w:eastAsia="Times New Roman"/>
           <w:sz w:val="22"/>
         </w:rPr>
-        <w:t xml:space="preserve">    4.1  Sample profile</w:t>
+        <w:t xml:space="preserve">    2.6   Stage 2: Machine learning pipeline</w:t>
         <w:tab/>
-        <w:t>17</w:t>
+        <w:t>10</w:t>
       </w:r>
     </w:p>
     <w:p>
@@ -846,9 +844,9 @@
           <w:rFonts w:ascii="Times New Roman" w:hAnsi="Times New Roman" w:cs="Times New Roman" w:eastAsia="Times New Roman"/>
           <w:sz w:val="22"/>
         </w:rPr>
-        <w:t xml:space="preserve">    4.2  Discomfort prevalence</w:t>
+        <w:t xml:space="preserve">        2.6.1   Logistic Regression</w:t>
         <w:tab/>
-        <w:t>19</w:t>
+        <w:t>10</w:t>
       </w:r>
     </w:p>
     <w:p>
@@ -863,9 +861,9 @@
           <w:rFonts w:ascii="Times New Roman" w:hAnsi="Times New Roman" w:cs="Times New Roman" w:eastAsia="Times New Roman"/>
           <w:sz w:val="22"/>
         </w:rPr>
-        <w:t xml:space="preserve">    4.3  Risk factor distributions</w:t>
+        <w:t xml:space="preserve">        2.6.2   Decision Tree</w:t>
         <w:tab/>
-        <w:t>22</w:t>
+        <w:t>10</w:t>
       </w:r>
     </w:p>
     <w:p>
@@ -880,9 +878,9 @@
           <w:rFonts w:ascii="Times New Roman" w:hAnsi="Times New Roman" w:cs="Times New Roman" w:eastAsia="Times New Roman"/>
           <w:sz w:val="22"/>
         </w:rPr>
-        <w:t xml:space="preserve">    4.4  Correlation structure</w:t>
+        <w:t xml:space="preserve">        2.6.3   Random Forest</w:t>
         <w:tab/>
-        <w:t>24</w:t>
+        <w:t>11</w:t>
       </w:r>
     </w:p>
     <w:p>
@@ -897,9 +895,9 @@
           <w:rFonts w:ascii="Times New Roman" w:hAnsi="Times New Roman" w:cs="Times New Roman" w:eastAsia="Times New Roman"/>
           <w:sz w:val="22"/>
         </w:rPr>
-        <w:t xml:space="preserve">    4.5  Model performance</w:t>
+        <w:t xml:space="preserve">        2.6.4   Extra Trees</w:t>
         <w:tab/>
-        <w:t>25</w:t>
+        <w:t>11</w:t>
       </w:r>
     </w:p>
     <w:p>
@@ -914,9 +912,9 @@
           <w:rFonts w:ascii="Times New Roman" w:hAnsi="Times New Roman" w:cs="Times New Roman" w:eastAsia="Times New Roman"/>
           <w:sz w:val="22"/>
         </w:rPr>
-        <w:t xml:space="preserve">    4.6  Feature importance</w:t>
+        <w:t xml:space="preserve">        2.6.5   Histogram Gradient Boosting</w:t>
         <w:tab/>
-        <w:t>28</w:t>
+        <w:t>11</w:t>
       </w:r>
     </w:p>
     <w:p>
@@ -931,9 +929,9 @@
           <w:rFonts w:ascii="Times New Roman" w:hAnsi="Times New Roman" w:cs="Times New Roman" w:eastAsia="Times New Roman"/>
           <w:sz w:val="22"/>
         </w:rPr>
-        <w:t xml:space="preserve">    4.7  Web application walkthrough</w:t>
+        <w:t xml:space="preserve">        2.6.6   XGBoost</w:t>
         <w:tab/>
-        <w:t>29</w:t>
+        <w:t>12</w:t>
       </w:r>
     </w:p>
     <w:p>
@@ -946,12 +944,11 @@
       <w:r>
         <w:rPr>
           <w:rFonts w:ascii="Times New Roman" w:hAnsi="Times New Roman" w:cs="Times New Roman" w:eastAsia="Times New Roman"/>
-          <w:b/>
           <w:sz w:val="22"/>
         </w:rPr>
-        <w:t>Chapter 5  Conclusions and Extensions</w:t>
+        <w:t xml:space="preserve">        2.6.7   Stacking Classifier</w:t>
         <w:tab/>
-        <w:t>34</w:t>
+        <w:t>12</w:t>
       </w:r>
     </w:p>
     <w:p>
@@ -966,9 +963,353 @@
           <w:rFonts w:ascii="Times New Roman" w:hAnsi="Times New Roman" w:cs="Times New Roman" w:eastAsia="Times New Roman"/>
           <w:sz w:val="22"/>
         </w:rPr>
-        <w:t>Bibliography</w:t>
+        <w:t xml:space="preserve">        2.6.8   SMOTE and cross-validation</w:t>
         <w:tab/>
-        <w:t>35</w:t>
+        <w:t>12</w:t>
+      </w:r>
+    </w:p>
+    <w:p>
+      <w:pPr>
+        <w:tabs>
+          <w:tab w:pos="9071" w:val="right" w:leader="dot"/>
+        </w:tabs>
+        <w:spacing w:after="80"/>
+      </w:pPr>
+      <w:r>
+        <w:rPr>
+          <w:rFonts w:ascii="Times New Roman" w:hAnsi="Times New Roman" w:cs="Times New Roman" w:eastAsia="Times New Roman"/>
+          <w:sz w:val="22"/>
+        </w:rPr>
+        <w:t xml:space="preserve">        2.6.9   Per-target feature exclusions</w:t>
+        <w:tab/>
+        <w:t>13</w:t>
+      </w:r>
+    </w:p>
+    <w:p>
+      <w:pPr>
+        <w:tabs>
+          <w:tab w:pos="9071" w:val="right" w:leader="dot"/>
+        </w:tabs>
+        <w:spacing w:after="80"/>
+      </w:pPr>
+      <w:r>
+        <w:rPr>
+          <w:rFonts w:ascii="Times New Roman" w:hAnsi="Times New Roman" w:cs="Times New Roman" w:eastAsia="Times New Roman"/>
+          <w:sz w:val="22"/>
+        </w:rPr>
+        <w:t xml:space="preserve">    2.7   Evaluation</w:t>
+        <w:tab/>
+        <w:t>14</w:t>
+      </w:r>
+    </w:p>
+    <w:p>
+      <w:pPr>
+        <w:tabs>
+          <w:tab w:pos="9071" w:val="right" w:leader="dot"/>
+        </w:tabs>
+        <w:spacing w:after="80"/>
+      </w:pPr>
+      <w:r>
+        <w:rPr>
+          <w:rFonts w:ascii="Times New Roman" w:hAnsi="Times New Roman" w:cs="Times New Roman" w:eastAsia="Times New Roman"/>
+          <w:b/>
+          <w:sz w:val="22"/>
+        </w:rPr>
+        <w:t>3   WORK DONE</w:t>
+        <w:tab/>
+        <w:t>16</w:t>
+      </w:r>
+    </w:p>
+    <w:p>
+      <w:pPr>
+        <w:tabs>
+          <w:tab w:pos="9071" w:val="right" w:leader="dot"/>
+        </w:tabs>
+        <w:spacing w:after="80"/>
+      </w:pPr>
+      <w:r>
+        <w:rPr>
+          <w:rFonts w:ascii="Times New Roman" w:hAnsi="Times New Roman" w:cs="Times New Roman" w:eastAsia="Times New Roman"/>
+          <w:sz w:val="22"/>
+        </w:rPr>
+        <w:t xml:space="preserve">    3.1   Pipeline implementation</w:t>
+        <w:tab/>
+        <w:t>16</w:t>
+      </w:r>
+    </w:p>
+    <w:p>
+      <w:pPr>
+        <w:tabs>
+          <w:tab w:pos="9071" w:val="right" w:leader="dot"/>
+        </w:tabs>
+        <w:spacing w:after="80"/>
+      </w:pPr>
+      <w:r>
+        <w:rPr>
+          <w:rFonts w:ascii="Times New Roman" w:hAnsi="Times New Roman" w:cs="Times New Roman" w:eastAsia="Times New Roman"/>
+          <w:sz w:val="22"/>
+        </w:rPr>
+        <w:t xml:space="preserve">    3.2   Feature engineering details</w:t>
+        <w:tab/>
+        <w:t>17</w:t>
+      </w:r>
+    </w:p>
+    <w:p>
+      <w:pPr>
+        <w:tabs>
+          <w:tab w:pos="9071" w:val="right" w:leader="dot"/>
+        </w:tabs>
+        <w:spacing w:after="80"/>
+      </w:pPr>
+      <w:r>
+        <w:rPr>
+          <w:rFonts w:ascii="Times New Roman" w:hAnsi="Times New Roman" w:cs="Times New Roman" w:eastAsia="Times New Roman"/>
+          <w:sz w:val="22"/>
+        </w:rPr>
+        <w:t xml:space="preserve">    3.3   Model training</w:t>
+        <w:tab/>
+        <w:t>17</w:t>
+      </w:r>
+    </w:p>
+    <w:p>
+      <w:pPr>
+        <w:tabs>
+          <w:tab w:pos="9071" w:val="right" w:leader="dot"/>
+        </w:tabs>
+        <w:spacing w:after="80"/>
+      </w:pPr>
+      <w:r>
+        <w:rPr>
+          <w:rFonts w:ascii="Times New Roman" w:hAnsi="Times New Roman" w:cs="Times New Roman" w:eastAsia="Times New Roman"/>
+          <w:sz w:val="22"/>
+        </w:rPr>
+        <w:t xml:space="preserve">    3.4   Web application development</w:t>
+        <w:tab/>
+        <w:t>18</w:t>
+      </w:r>
+    </w:p>
+    <w:p>
+      <w:pPr>
+        <w:tabs>
+          <w:tab w:pos="9071" w:val="right" w:leader="dot"/>
+        </w:tabs>
+        <w:spacing w:after="80"/>
+      </w:pPr>
+      <w:r>
+        <w:rPr>
+          <w:rFonts w:ascii="Times New Roman" w:hAnsi="Times New Roman" w:cs="Times New Roman" w:eastAsia="Times New Roman"/>
+          <w:sz w:val="22"/>
+        </w:rPr>
+        <w:t xml:space="preserve">    3.5   Iterations and fixes</w:t>
+        <w:tab/>
+        <w:t>19</w:t>
+      </w:r>
+    </w:p>
+    <w:p>
+      <w:pPr>
+        <w:tabs>
+          <w:tab w:pos="9071" w:val="right" w:leader="dot"/>
+        </w:tabs>
+        <w:spacing w:after="80"/>
+      </w:pPr>
+      <w:r>
+        <w:rPr>
+          <w:rFonts w:ascii="Times New Roman" w:hAnsi="Times New Roman" w:cs="Times New Roman" w:eastAsia="Times New Roman"/>
+          <w:sz w:val="22"/>
+        </w:rPr>
+        <w:t xml:space="preserve">        3.5.1   Repetition binning correction</w:t>
+        <w:tab/>
+        <w:t>19</w:t>
+      </w:r>
+    </w:p>
+    <w:p>
+      <w:pPr>
+        <w:tabs>
+          <w:tab w:pos="9071" w:val="right" w:leader="dot"/>
+        </w:tabs>
+        <w:spacing w:after="80"/>
+      </w:pPr>
+      <w:r>
+        <w:rPr>
+          <w:rFonts w:ascii="Times New Roman" w:hAnsi="Times New Roman" w:cs="Times New Roman" w:eastAsia="Times New Roman"/>
+          <w:sz w:val="22"/>
+        </w:rPr>
+        <w:t xml:space="preserve">        3.5.2   Duration leakage correction</w:t>
+        <w:tab/>
+        <w:t>19</w:t>
+      </w:r>
+    </w:p>
+    <w:p>
+      <w:pPr>
+        <w:tabs>
+          <w:tab w:pos="9071" w:val="right" w:leader="dot"/>
+        </w:tabs>
+        <w:spacing w:after="80"/>
+      </w:pPr>
+      <w:r>
+        <w:rPr>
+          <w:rFonts w:ascii="Times New Roman" w:hAnsi="Times New Roman" w:cs="Times New Roman" w:eastAsia="Times New Roman"/>
+          <w:sz w:val="22"/>
+        </w:rPr>
+        <w:t xml:space="preserve">        3.5.3   Posture model with RULA and QEC inputs</w:t>
+        <w:tab/>
+        <w:t>20</w:t>
+      </w:r>
+    </w:p>
+    <w:p>
+      <w:pPr>
+        <w:tabs>
+          <w:tab w:pos="9071" w:val="right" w:leader="dot"/>
+        </w:tabs>
+        <w:spacing w:after="80"/>
+      </w:pPr>
+      <w:r>
+        <w:rPr>
+          <w:rFonts w:ascii="Times New Roman" w:hAnsi="Times New Roman" w:cs="Times New Roman" w:eastAsia="Times New Roman"/>
+          <w:b/>
+          <w:sz w:val="22"/>
+        </w:rPr>
+        <w:t>4   RESULTS AND DISCUSSION</w:t>
+        <w:tab/>
+        <w:t>21</w:t>
+      </w:r>
+    </w:p>
+    <w:p>
+      <w:pPr>
+        <w:tabs>
+          <w:tab w:pos="9071" w:val="right" w:leader="dot"/>
+        </w:tabs>
+        <w:spacing w:after="80"/>
+      </w:pPr>
+      <w:r>
+        <w:rPr>
+          <w:rFonts w:ascii="Times New Roman" w:hAnsi="Times New Roman" w:cs="Times New Roman" w:eastAsia="Times New Roman"/>
+          <w:sz w:val="22"/>
+        </w:rPr>
+        <w:t xml:space="preserve">    4.1   Sample profile</w:t>
+        <w:tab/>
+        <w:t>21</w:t>
+      </w:r>
+    </w:p>
+    <w:p>
+      <w:pPr>
+        <w:tabs>
+          <w:tab w:pos="9071" w:val="right" w:leader="dot"/>
+        </w:tabs>
+        <w:spacing w:after="80"/>
+      </w:pPr>
+      <w:r>
+        <w:rPr>
+          <w:rFonts w:ascii="Times New Roman" w:hAnsi="Times New Roman" w:cs="Times New Roman" w:eastAsia="Times New Roman"/>
+          <w:sz w:val="22"/>
+        </w:rPr>
+        <w:t xml:space="preserve">    4.2   NMQ pain prevalence and statistical predictors</w:t>
+        <w:tab/>
+        <w:t>23</w:t>
+      </w:r>
+    </w:p>
+    <w:p>
+      <w:pPr>
+        <w:tabs>
+          <w:tab w:pos="9071" w:val="right" w:leader="dot"/>
+        </w:tabs>
+        <w:spacing w:after="80"/>
+      </w:pPr>
+      <w:r>
+        <w:rPr>
+          <w:rFonts w:ascii="Times New Roman" w:hAnsi="Times New Roman" w:cs="Times New Roman" w:eastAsia="Times New Roman"/>
+          <w:sz w:val="22"/>
+        </w:rPr>
+        <w:t xml:space="preserve">    4.3   Stage-1 risk distribution</w:t>
+        <w:tab/>
+        <w:t>26</w:t>
+      </w:r>
+    </w:p>
+    <w:p>
+      <w:pPr>
+        <w:tabs>
+          <w:tab w:pos="9071" w:val="right" w:leader="dot"/>
+        </w:tabs>
+        <w:spacing w:after="80"/>
+      </w:pPr>
+      <w:r>
+        <w:rPr>
+          <w:rFonts w:ascii="Times New Roman" w:hAnsi="Times New Roman" w:cs="Times New Roman" w:eastAsia="Times New Roman"/>
+          <w:sz w:val="22"/>
+        </w:rPr>
+        <w:t xml:space="preserve">    4.4   Stage-2 model performance</w:t>
+        <w:tab/>
+        <w:t>29</w:t>
+      </w:r>
+    </w:p>
+    <w:p>
+      <w:pPr>
+        <w:tabs>
+          <w:tab w:pos="9071" w:val="right" w:leader="dot"/>
+        </w:tabs>
+        <w:spacing w:after="80"/>
+      </w:pPr>
+      <w:r>
+        <w:rPr>
+          <w:rFonts w:ascii="Times New Roman" w:hAnsi="Times New Roman" w:cs="Times New Roman" w:eastAsia="Times New Roman"/>
+          <w:sz w:val="22"/>
+        </w:rPr>
+        <w:t xml:space="preserve">    4.5   Per-class metrics and feature importance</w:t>
+        <w:tab/>
+        <w:t>31</w:t>
+      </w:r>
+    </w:p>
+    <w:p>
+      <w:pPr>
+        <w:tabs>
+          <w:tab w:pos="9071" w:val="right" w:leader="dot"/>
+        </w:tabs>
+        <w:spacing w:after="80"/>
+      </w:pPr>
+      <w:r>
+        <w:rPr>
+          <w:rFonts w:ascii="Times New Roman" w:hAnsi="Times New Roman" w:cs="Times New Roman" w:eastAsia="Times New Roman"/>
+          <w:sz w:val="22"/>
+        </w:rPr>
+        <w:t xml:space="preserve">    4.6   Web application demonstration</w:t>
+        <w:tab/>
+        <w:t>33</w:t>
+      </w:r>
+    </w:p>
+    <w:p>
+      <w:pPr>
+        <w:tabs>
+          <w:tab w:pos="9071" w:val="right" w:leader="dot"/>
+        </w:tabs>
+        <w:spacing w:after="80"/>
+      </w:pPr>
+      <w:r>
+        <w:rPr>
+          <w:rFonts w:ascii="Times New Roman" w:hAnsi="Times New Roman" w:cs="Times New Roman" w:eastAsia="Times New Roman"/>
+          <w:b/>
+          <w:sz w:val="22"/>
+        </w:rPr>
+        <w:t>5   CONCLUSIONS AND EXTENSIONS</w:t>
+        <w:tab/>
+        <w:t>37</w:t>
+      </w:r>
+    </w:p>
+    <w:p>
+      <w:pPr>
+        <w:tabs>
+          <w:tab w:pos="9071" w:val="right" w:leader="dot"/>
+        </w:tabs>
+        <w:spacing w:after="80"/>
+      </w:pPr>
+      <w:r>
+        <w:rPr>
+          <w:rFonts w:ascii="Times New Roman" w:hAnsi="Times New Roman" w:cs="Times New Roman" w:eastAsia="Times New Roman"/>
+          <w:b/>
+          <w:sz w:val="22"/>
+        </w:rPr>
+        <w:t>BIBLIOGRAPHY</w:t>
+        <w:tab/>
+        <w:t>38</w:t>
       </w:r>
     </w:p>
     <w:p>
@@ -3012,111 +3353,7 @@
           <w:rFonts w:ascii="Times New Roman" w:hAnsi="Times New Roman" w:cs="Times New Roman" w:eastAsia="Times New Roman"/>
           <w:sz w:val="22"/>
         </w:rPr>
-        <w:t>Phase 6 (06_modeling.ipynb) trains a classifier per target using seven candidate algorithms:</w:t>
-      </w:r>
-    </w:p>
-    <w:p>
-      <w:pPr>
-        <w:pStyle w:val="ListBullet"/>
-        <w:spacing w:after="60"/>
-      </w:pPr>
-      <w:r>
-        <w:rPr>
-          <w:rFonts w:ascii="Times New Roman" w:hAnsi="Times New Roman" w:cs="Times New Roman" w:eastAsia="Times New Roman"/>
-          <w:sz w:val="22"/>
-        </w:rPr>
-        <w:t>LogisticRegression with L2 regularisation and balanced class weights.</w:t>
-      </w:r>
-    </w:p>
-    <w:p>
-      <w:pPr>
-        <w:pStyle w:val="ListBullet"/>
-        <w:spacing w:after="60"/>
-      </w:pPr>
-      <w:r>
-        <w:rPr>
-          <w:rFonts w:ascii="Times New Roman" w:hAnsi="Times New Roman" w:cs="Times New Roman" w:eastAsia="Times New Roman"/>
-          <w:sz w:val="22"/>
-        </w:rPr>
-        <w:t>DecisionTreeClassifier with tuned max_depth and min_samples_leaf.</w:t>
-      </w:r>
-    </w:p>
-    <w:p>
-      <w:pPr>
-        <w:pStyle w:val="ListBullet"/>
-        <w:spacing w:after="60"/>
-      </w:pPr>
-      <w:r>
-        <w:rPr>
-          <w:rFonts w:ascii="Times New Roman" w:hAnsi="Times New Roman" w:cs="Times New Roman" w:eastAsia="Times New Roman"/>
-          <w:sz w:val="22"/>
-        </w:rPr>
-        <w:t>RandomForestClassifier with 300 or 500 trees.</w:t>
-      </w:r>
-    </w:p>
-    <w:p>
-      <w:pPr>
-        <w:pStyle w:val="ListBullet"/>
-        <w:spacing w:after="60"/>
-      </w:pPr>
-      <w:r>
-        <w:rPr>
-          <w:rFonts w:ascii="Times New Roman" w:hAnsi="Times New Roman" w:cs="Times New Roman" w:eastAsia="Times New Roman"/>
-          <w:sz w:val="22"/>
-        </w:rPr>
-        <w:t>ExtraTreesClassifier (extremely randomised trees).</w:t>
-      </w:r>
-    </w:p>
-    <w:p>
-      <w:pPr>
-        <w:pStyle w:val="ListBullet"/>
-        <w:spacing w:after="60"/>
-      </w:pPr>
-      <w:r>
-        <w:rPr>
-          <w:rFonts w:ascii="Times New Roman" w:hAnsi="Times New Roman" w:cs="Times New Roman" w:eastAsia="Times New Roman"/>
-          <w:sz w:val="22"/>
-        </w:rPr>
-        <w:t>HistGradientBoostingClassifier with histogram-binned gradient boosting.</w:t>
-      </w:r>
-    </w:p>
-    <w:p>
-      <w:pPr>
-        <w:pStyle w:val="ListBullet"/>
-        <w:spacing w:after="60"/>
-      </w:pPr>
-      <w:r>
-        <w:rPr>
-          <w:rFonts w:ascii="Times New Roman" w:hAnsi="Times New Roman" w:cs="Times New Roman" w:eastAsia="Times New Roman"/>
-          <w:sz w:val="22"/>
-        </w:rPr>
-        <w:t>XGBClassifier with the multi-class log-loss objective.</w:t>
-      </w:r>
-    </w:p>
-    <w:p>
-      <w:pPr>
-        <w:pStyle w:val="ListBullet"/>
-        <w:spacing w:after="60"/>
-      </w:pPr>
-      <w:r>
-        <w:rPr>
-          <w:rFonts w:ascii="Times New Roman" w:hAnsi="Times New Roman" w:cs="Times New Roman" w:eastAsia="Times New Roman"/>
-          <w:sz w:val="22"/>
-        </w:rPr>
-        <w:t>StackingClassifier that combines RF, ExtraTrees, XGBoost, and HistGBM with a Logistic Regression meta-learner.</w:t>
-      </w:r>
-    </w:p>
-    <w:p>
-      <w:pPr>
-        <w:spacing w:after="160" w:line="336" w:lineRule="auto"/>
-        <w:jc w:val="both"/>
-      </w:pPr>
-      <w:r>
-        <w:rPr>
-          <w:rFonts w:ascii="Times New Roman" w:hAnsi="Times New Roman" w:cs="Times New Roman" w:eastAsia="Times New Roman"/>
-          <w:sz w:val="22"/>
-        </w:rPr>
-        <w:t>Every candidate runs inside an imblearn.Pipeline of SMOTE followed by the classifier so oversampling happens on training folds only. Hyperparameters are tuned with GridSearchCV on macro-F1 using StratifiedKFold(5, shuffle=True, random_state=42). SMOTE's k_neighbors is set per target so it never exceeds the minority training-fold count. The best-by-F1 model per target is refit on the full sample and saved to outputs/models/best_&lt;factor&gt;.pkl. Section 2.6.1 lists the per-target exclusion rule.</w:t>
+        <w:t>Phase 6 (06_modeling.ipynb) trains a classifier per target using seven candidate algorithms. Each algorithm sits inside an imblearn.Pipeline with SMOTE oversampling upstream so the resampling only affects training folds. Hyperparameters are tuned with GridSearchCV on the macro-F1 score inside 5-fold stratified cross-validation, and the best model per target is refit on the full sample and saved as outputs/models/best_&lt;factor&gt;.pkl.</w:t>
       </w:r>
     </w:p>
     <w:p>
@@ -3133,6 +3370,310 @@
           <w:sz w:val="26"/>
         </w:rPr>
         <w:t xml:space="preserve">2.6.1   </w:t>
+      </w:r>
+      <w:r>
+        <w:rPr>
+          <w:rFonts w:ascii="Times New Roman" w:hAnsi="Times New Roman" w:cs="Times New Roman" w:eastAsia="Times New Roman"/>
+          <w:b/>
+          <w:color w:val="000000"/>
+          <w:sz w:val="26"/>
+        </w:rPr>
+        <w:t>Logistic Regression</w:t>
+      </w:r>
+    </w:p>
+    <w:p>
+      <w:pPr>
+        <w:spacing w:after="160" w:line="336" w:lineRule="auto"/>
+        <w:jc w:val="both"/>
+      </w:pPr>
+      <w:r>
+        <w:rPr>
+          <w:rFonts w:ascii="Times New Roman" w:hAnsi="Times New Roman" w:cs="Times New Roman" w:eastAsia="Times New Roman"/>
+          <w:sz w:val="22"/>
+        </w:rPr>
+        <w:t>Regularised linear classifier used as the baseline. Runs with L2 penalty and class_weight='balanced' so the minority Low / Medium class does not get ignored on imbalanced targets. Serves as a floor: any tree-based method that fails to beat Logistic Regression on a factor is either overfitting or getting nothing from feature interactions.</w:t>
+      </w:r>
+    </w:p>
+    <w:p>
+      <w:pPr>
+        <w:pStyle w:val="Heading5"/>
+        <w:keepNext/>
+        <w:spacing w:before="240" w:after="80"/>
+      </w:pPr>
+      <w:r>
+        <w:rPr>
+          <w:rFonts w:ascii="Times New Roman" w:hAnsi="Times New Roman" w:cs="Times New Roman" w:eastAsia="Times New Roman"/>
+          <w:b/>
+          <w:color w:val="000000"/>
+          <w:sz w:val="26"/>
+        </w:rPr>
+        <w:t xml:space="preserve">2.6.2   </w:t>
+      </w:r>
+      <w:r>
+        <w:rPr>
+          <w:rFonts w:ascii="Times New Roman" w:hAnsi="Times New Roman" w:cs="Times New Roman" w:eastAsia="Times New Roman"/>
+          <w:b/>
+          <w:color w:val="000000"/>
+          <w:sz w:val="26"/>
+        </w:rPr>
+        <w:t>Decision Tree</w:t>
+      </w:r>
+    </w:p>
+    <w:p>
+      <w:pPr>
+        <w:spacing w:after="160" w:line="336" w:lineRule="auto"/>
+        <w:jc w:val="both"/>
+      </w:pPr>
+      <w:r>
+        <w:rPr>
+          <w:rFonts w:ascii="Times New Roman" w:hAnsi="Times New Roman" w:cs="Times New Roman" w:eastAsia="Times New Roman"/>
+          <w:sz w:val="22"/>
+        </w:rPr>
+        <w:t>Single CART decision tree with tuned max_depth (grid 3 to 10) and min_samples_leaf (grid 2 to 10). Included to establish the value added by ensembling; not competitive on its own for any of the six targets.</w:t>
+      </w:r>
+    </w:p>
+    <w:p>
+      <w:pPr>
+        <w:pStyle w:val="Heading5"/>
+        <w:keepNext/>
+        <w:spacing w:before="240" w:after="80"/>
+      </w:pPr>
+      <w:r>
+        <w:rPr>
+          <w:rFonts w:ascii="Times New Roman" w:hAnsi="Times New Roman" w:cs="Times New Roman" w:eastAsia="Times New Roman"/>
+          <w:b/>
+          <w:color w:val="000000"/>
+          <w:sz w:val="26"/>
+        </w:rPr>
+        <w:t xml:space="preserve">2.6.3   </w:t>
+      </w:r>
+      <w:r>
+        <w:rPr>
+          <w:rFonts w:ascii="Times New Roman" w:hAnsi="Times New Roman" w:cs="Times New Roman" w:eastAsia="Times New Roman"/>
+          <w:b/>
+          <w:color w:val="000000"/>
+          <w:sz w:val="26"/>
+        </w:rPr>
+        <w:t>Random Forest</w:t>
+      </w:r>
+    </w:p>
+    <w:p>
+      <w:pPr>
+        <w:spacing w:after="160" w:line="336" w:lineRule="auto"/>
+        <w:jc w:val="both"/>
+      </w:pPr>
+      <w:r>
+        <w:rPr>
+          <w:rFonts w:ascii="Times New Roman" w:hAnsi="Times New Roman" w:cs="Times New Roman" w:eastAsia="Times New Roman"/>
+          <w:sz w:val="22"/>
+        </w:rPr>
+        <w:t>Bagged ensemble of 300 to 500 trees with bootstrap sampling and sqrt(p) features per split. Its low-variance predictions and graceful handling of mixed feature types (encoded categoricals plus continuous scores) made it the winning model on three of the six targets: Repetition, Duration, and Contact Stress.</w:t>
+      </w:r>
+    </w:p>
+    <w:p>
+      <w:pPr>
+        <w:pStyle w:val="Heading5"/>
+        <w:keepNext/>
+        <w:spacing w:before="240" w:after="80"/>
+      </w:pPr>
+      <w:r>
+        <w:rPr>
+          <w:rFonts w:ascii="Times New Roman" w:hAnsi="Times New Roman" w:cs="Times New Roman" w:eastAsia="Times New Roman"/>
+          <w:b/>
+          <w:color w:val="000000"/>
+          <w:sz w:val="26"/>
+        </w:rPr>
+        <w:t xml:space="preserve">2.6.4   </w:t>
+      </w:r>
+      <w:r>
+        <w:rPr>
+          <w:rFonts w:ascii="Times New Roman" w:hAnsi="Times New Roman" w:cs="Times New Roman" w:eastAsia="Times New Roman"/>
+          <w:b/>
+          <w:color w:val="000000"/>
+          <w:sz w:val="26"/>
+        </w:rPr>
+        <w:t>Extra Trees</w:t>
+      </w:r>
+    </w:p>
+    <w:p>
+      <w:pPr>
+        <w:spacing w:after="160" w:line="336" w:lineRule="auto"/>
+        <w:jc w:val="both"/>
+      </w:pPr>
+      <w:r>
+        <w:rPr>
+          <w:rFonts w:ascii="Times New Roman" w:hAnsi="Times New Roman" w:cs="Times New Roman" w:eastAsia="Times New Roman"/>
+          <w:sz w:val="22"/>
+        </w:rPr>
+        <w:t>Extremely randomised trees: like Random Forest but with fully random splits at every node (no split-quality optimisation on features). The extra randomisation trades a small drop in individual-tree accuracy for lower between-tree correlation, which helped it win on Vibration.</w:t>
+      </w:r>
+    </w:p>
+    <w:p>
+      <w:pPr>
+        <w:pStyle w:val="Heading5"/>
+        <w:keepNext/>
+        <w:spacing w:before="240" w:after="80"/>
+      </w:pPr>
+      <w:r>
+        <w:rPr>
+          <w:rFonts w:ascii="Times New Roman" w:hAnsi="Times New Roman" w:cs="Times New Roman" w:eastAsia="Times New Roman"/>
+          <w:b/>
+          <w:color w:val="000000"/>
+          <w:sz w:val="26"/>
+        </w:rPr>
+        <w:t xml:space="preserve">2.6.5   </w:t>
+      </w:r>
+      <w:r>
+        <w:rPr>
+          <w:rFonts w:ascii="Times New Roman" w:hAnsi="Times New Roman" w:cs="Times New Roman" w:eastAsia="Times New Roman"/>
+          <w:b/>
+          <w:color w:val="000000"/>
+          <w:sz w:val="26"/>
+        </w:rPr>
+        <w:t>Histogram Gradient Boosting</w:t>
+      </w:r>
+    </w:p>
+    <w:p>
+      <w:pPr>
+        <w:spacing w:after="160" w:line="336" w:lineRule="auto"/>
+        <w:jc w:val="both"/>
+      </w:pPr>
+      <w:r>
+        <w:rPr>
+          <w:rFonts w:ascii="Times New Roman" w:hAnsi="Times New Roman" w:cs="Times New Roman" w:eastAsia="Times New Roman"/>
+          <w:sz w:val="22"/>
+        </w:rPr>
+        <w:t>Sequential ensemble that fits new trees to the residuals of the current model, using histogram binning of the input features for training speed. Won on Force and Posture, the two targets where the training signal is either strongest (Posture, thanks to the RULA and QEC observation features) or most nonlinear (Force, with the Borg CR10 cutoffs).</w:t>
+      </w:r>
+    </w:p>
+    <w:p>
+      <w:pPr>
+        <w:pStyle w:val="Heading5"/>
+        <w:keepNext/>
+        <w:spacing w:before="240" w:after="80"/>
+      </w:pPr>
+      <w:r>
+        <w:rPr>
+          <w:rFonts w:ascii="Times New Roman" w:hAnsi="Times New Roman" w:cs="Times New Roman" w:eastAsia="Times New Roman"/>
+          <w:b/>
+          <w:color w:val="000000"/>
+          <w:sz w:val="26"/>
+        </w:rPr>
+        <w:t xml:space="preserve">2.6.6   </w:t>
+      </w:r>
+      <w:r>
+        <w:rPr>
+          <w:rFonts w:ascii="Times New Roman" w:hAnsi="Times New Roman" w:cs="Times New Roman" w:eastAsia="Times New Roman"/>
+          <w:b/>
+          <w:color w:val="000000"/>
+          <w:sz w:val="26"/>
+        </w:rPr>
+        <w:t>XGBoost</w:t>
+      </w:r>
+    </w:p>
+    <w:p>
+      <w:pPr>
+        <w:spacing w:after="160" w:line="336" w:lineRule="auto"/>
+        <w:jc w:val="both"/>
+      </w:pPr>
+      <w:r>
+        <w:rPr>
+          <w:rFonts w:ascii="Times New Roman" w:hAnsi="Times New Roman" w:cs="Times New Roman" w:eastAsia="Times New Roman"/>
+          <w:sz w:val="22"/>
+        </w:rPr>
+        <w:t>Gradient-boosted trees with L1 and L2 regularisation on the leaf weights and column subsampling per tree. Placed second on several factors but did not win any; the tuned Random Forest and HistGBM absorbed the same signal at the default search budget.</w:t>
+      </w:r>
+    </w:p>
+    <w:p>
+      <w:pPr>
+        <w:pStyle w:val="Heading5"/>
+        <w:keepNext/>
+        <w:spacing w:before="240" w:after="80"/>
+      </w:pPr>
+      <w:r>
+        <w:rPr>
+          <w:rFonts w:ascii="Times New Roman" w:hAnsi="Times New Roman" w:cs="Times New Roman" w:eastAsia="Times New Roman"/>
+          <w:b/>
+          <w:color w:val="000000"/>
+          <w:sz w:val="26"/>
+        </w:rPr>
+        <w:t xml:space="preserve">2.6.7   </w:t>
+      </w:r>
+      <w:r>
+        <w:rPr>
+          <w:rFonts w:ascii="Times New Roman" w:hAnsi="Times New Roman" w:cs="Times New Roman" w:eastAsia="Times New Roman"/>
+          <w:b/>
+          <w:color w:val="000000"/>
+          <w:sz w:val="26"/>
+        </w:rPr>
+        <w:t>Stacking Classifier</w:t>
+      </w:r>
+    </w:p>
+    <w:p>
+      <w:pPr>
+        <w:spacing w:after="160" w:line="336" w:lineRule="auto"/>
+        <w:jc w:val="both"/>
+      </w:pPr>
+      <w:r>
+        <w:rPr>
+          <w:rFonts w:ascii="Times New Roman" w:hAnsi="Times New Roman" w:cs="Times New Roman" w:eastAsia="Times New Roman"/>
+          <w:sz w:val="22"/>
+        </w:rPr>
+        <w:t>Meta-learner that takes the out-of-fold predictions of the Random Forest, Extra Trees, HistGBM, and XGBoost base learners as inputs and fits a Logistic Regression on top. Failed to beat the strongest base learner on any factor because the four base learners largely agreed with each other; stacking helps when base learners disagree, and here they did not.</w:t>
+      </w:r>
+    </w:p>
+    <w:p>
+      <w:pPr>
+        <w:pStyle w:val="Heading5"/>
+        <w:keepNext/>
+        <w:spacing w:before="240" w:after="80"/>
+      </w:pPr>
+      <w:r>
+        <w:rPr>
+          <w:rFonts w:ascii="Times New Roman" w:hAnsi="Times New Roman" w:cs="Times New Roman" w:eastAsia="Times New Roman"/>
+          <w:b/>
+          <w:color w:val="000000"/>
+          <w:sz w:val="26"/>
+        </w:rPr>
+        <w:t xml:space="preserve">2.6.8   </w:t>
+      </w:r>
+      <w:r>
+        <w:rPr>
+          <w:rFonts w:ascii="Times New Roman" w:hAnsi="Times New Roman" w:cs="Times New Roman" w:eastAsia="Times New Roman"/>
+          <w:b/>
+          <w:color w:val="000000"/>
+          <w:sz w:val="26"/>
+        </w:rPr>
+        <w:t>SMOTE and cross-validation</w:t>
+      </w:r>
+    </w:p>
+    <w:p>
+      <w:pPr>
+        <w:spacing w:after="160" w:line="336" w:lineRule="auto"/>
+        <w:jc w:val="both"/>
+      </w:pPr>
+      <w:r>
+        <w:rPr>
+          <w:rFonts w:ascii="Times New Roman" w:hAnsi="Times New Roman" w:cs="Times New Roman" w:eastAsia="Times New Roman"/>
+          <w:sz w:val="22"/>
+        </w:rPr>
+        <w:t>SMOTE (Synthetic Minority Over-sampling Technique) synthesises new minority-class samples along the segments joining a minority point to its k nearest minority neighbours. Placing it inside imblearn.Pipeline ensures the synthesis runs only on training folds during cross-validation, so validation-fold accuracy is never inflated by peeking at test-fold neighbours. k_neighbors is set per target so it never exceeds the minority training-fold count. GridSearchCV picks the best hyperparameters per algorithm-target pair on macro-F1 (StratifiedKFold with shuffle=True, random_state=42).</w:t>
+      </w:r>
+    </w:p>
+    <w:p>
+      <w:pPr>
+        <w:pStyle w:val="Heading5"/>
+        <w:keepNext/>
+        <w:spacing w:before="240" w:after="80"/>
+      </w:pPr>
+      <w:r>
+        <w:rPr>
+          <w:rFonts w:ascii="Times New Roman" w:hAnsi="Times New Roman" w:cs="Times New Roman" w:eastAsia="Times New Roman"/>
+          <w:b/>
+          <w:color w:val="000000"/>
+          <w:sz w:val="26"/>
+        </w:rPr>
+        <w:t xml:space="preserve">2.6.9   </w:t>
       </w:r>
       <w:r>
         <w:rPr>

--- a/docs/report.docx
+++ b/docs/report.docx
@@ -1017,7 +1017,7 @@
         </w:rPr>
         <w:t>3   WORK DONE</w:t>
         <w:tab/>
-        <w:t>16</w:t>
+        <w:t>15</w:t>
       </w:r>
     </w:p>
     <w:p>
@@ -1032,9 +1032,9 @@
           <w:rFonts w:ascii="Times New Roman" w:hAnsi="Times New Roman" w:cs="Times New Roman" w:eastAsia="Times New Roman"/>
           <w:sz w:val="22"/>
         </w:rPr>
-        <w:t xml:space="preserve">    3.1   Pipeline implementation</w:t>
+        <w:t xml:space="preserve">    3.1   Notebook pipeline</w:t>
         <w:tab/>
-        <w:t>16</w:t>
+        <w:t>15</w:t>
       </w:r>
     </w:p>
     <w:p>
@@ -1049,9 +1049,9 @@
           <w:rFonts w:ascii="Times New Roman" w:hAnsi="Times New Roman" w:cs="Times New Roman" w:eastAsia="Times New Roman"/>
           <w:sz w:val="22"/>
         </w:rPr>
-        <w:t xml:space="preserve">    3.2   Feature engineering details</w:t>
+        <w:t xml:space="preserve">    3.2   Data collection execution</w:t>
         <w:tab/>
-        <w:t>17</w:t>
+        <w:t>16</w:t>
       </w:r>
     </w:p>
     <w:p>
@@ -1066,7 +1066,7 @@
           <w:rFonts w:ascii="Times New Roman" w:hAnsi="Times New Roman" w:cs="Times New Roman" w:eastAsia="Times New Roman"/>
           <w:sz w:val="22"/>
         </w:rPr>
-        <w:t xml:space="preserve">    3.3   Model training</w:t>
+        <w:t xml:space="preserve">    3.3   Web application development</w:t>
         <w:tab/>
         <w:t>17</w:t>
       </w:r>
@@ -1083,7 +1083,7 @@
           <w:rFonts w:ascii="Times New Roman" w:hAnsi="Times New Roman" w:cs="Times New Roman" w:eastAsia="Times New Roman"/>
           <w:sz w:val="22"/>
         </w:rPr>
-        <w:t xml:space="preserve">    3.4   Web application development</w:t>
+        <w:t xml:space="preserve">    3.4   Iterations and fixes</w:t>
         <w:tab/>
         <w:t>18</w:t>
       </w:r>
@@ -1100,9 +1100,9 @@
           <w:rFonts w:ascii="Times New Roman" w:hAnsi="Times New Roman" w:cs="Times New Roman" w:eastAsia="Times New Roman"/>
           <w:sz w:val="22"/>
         </w:rPr>
-        <w:t xml:space="preserve">    3.5   Iterations and fixes</w:t>
+        <w:t xml:space="preserve">        3.4.1   Repetition binning correction</w:t>
         <w:tab/>
-        <w:t>19</w:t>
+        <w:t>18</w:t>
       </w:r>
     </w:p>
     <w:p>
@@ -1117,9 +1117,9 @@
           <w:rFonts w:ascii="Times New Roman" w:hAnsi="Times New Roman" w:cs="Times New Roman" w:eastAsia="Times New Roman"/>
           <w:sz w:val="22"/>
         </w:rPr>
-        <w:t xml:space="preserve">        3.5.1   Repetition binning correction</w:t>
+        <w:t xml:space="preserve">        3.4.2   Duration leakage correction</w:t>
         <w:tab/>
-        <w:t>19</w:t>
+        <w:t>18</w:t>
       </w:r>
     </w:p>
     <w:p>
@@ -1134,7 +1134,7 @@
           <w:rFonts w:ascii="Times New Roman" w:hAnsi="Times New Roman" w:cs="Times New Roman" w:eastAsia="Times New Roman"/>
           <w:sz w:val="22"/>
         </w:rPr>
-        <w:t xml:space="preserve">        3.5.2   Duration leakage correction</w:t>
+        <w:t xml:space="preserve">        3.4.3   Posture model with RULA and QEC inputs</w:t>
         <w:tab/>
         <w:t>19</w:t>
       </w:r>
@@ -1149,9 +1149,10 @@
       <w:r>
         <w:rPr>
           <w:rFonts w:ascii="Times New Roman" w:hAnsi="Times New Roman" w:cs="Times New Roman" w:eastAsia="Times New Roman"/>
+          <w:b/>
           <w:sz w:val="22"/>
         </w:rPr>
-        <w:t xml:space="preserve">        3.5.3   Posture model with RULA and QEC inputs</w:t>
+        <w:t>4   RESULTS AND DISCUSSION</w:t>
         <w:tab/>
         <w:t>20</w:t>
       </w:r>
@@ -1166,12 +1167,11 @@
       <w:r>
         <w:rPr>
           <w:rFonts w:ascii="Times New Roman" w:hAnsi="Times New Roman" w:cs="Times New Roman" w:eastAsia="Times New Roman"/>
-          <w:b/>
           <w:sz w:val="22"/>
         </w:rPr>
-        <w:t>4   RESULTS AND DISCUSSION</w:t>
+        <w:t xml:space="preserve">    4.1   Sample profile</w:t>
         <w:tab/>
-        <w:t>21</w:t>
+        <w:t>20</w:t>
       </w:r>
     </w:p>
     <w:p>
@@ -1186,9 +1186,9 @@
           <w:rFonts w:ascii="Times New Roman" w:hAnsi="Times New Roman" w:cs="Times New Roman" w:eastAsia="Times New Roman"/>
           <w:sz w:val="22"/>
         </w:rPr>
-        <w:t xml:space="preserve">    4.1   Sample profile</w:t>
+        <w:t xml:space="preserve">    4.2   NMQ pain prevalence and statistical predictors</w:t>
         <w:tab/>
-        <w:t>21</w:t>
+        <w:t>22</w:t>
       </w:r>
     </w:p>
     <w:p>
@@ -1203,9 +1203,9 @@
           <w:rFonts w:ascii="Times New Roman" w:hAnsi="Times New Roman" w:cs="Times New Roman" w:eastAsia="Times New Roman"/>
           <w:sz w:val="22"/>
         </w:rPr>
-        <w:t xml:space="preserve">    4.2   NMQ pain prevalence and statistical predictors</w:t>
+        <w:t xml:space="preserve">    4.3   Stage-1 risk distribution</w:t>
         <w:tab/>
-        <w:t>23</w:t>
+        <w:t>25</w:t>
       </w:r>
     </w:p>
     <w:p>
@@ -1220,9 +1220,9 @@
           <w:rFonts w:ascii="Times New Roman" w:hAnsi="Times New Roman" w:cs="Times New Roman" w:eastAsia="Times New Roman"/>
           <w:sz w:val="22"/>
         </w:rPr>
-        <w:t xml:space="preserve">    4.3   Stage-1 risk distribution</w:t>
+        <w:t xml:space="preserve">    4.4   Stage-2 model performance</w:t>
         <w:tab/>
-        <w:t>26</w:t>
+        <w:t>28</w:t>
       </w:r>
     </w:p>
     <w:p>
@@ -1237,9 +1237,9 @@
           <w:rFonts w:ascii="Times New Roman" w:hAnsi="Times New Roman" w:cs="Times New Roman" w:eastAsia="Times New Roman"/>
           <w:sz w:val="22"/>
         </w:rPr>
-        <w:t xml:space="preserve">    4.4   Stage-2 model performance</w:t>
+        <w:t xml:space="preserve">    4.5   Per-class metrics and feature importance</w:t>
         <w:tab/>
-        <w:t>29</w:t>
+        <w:t>30</w:t>
       </w:r>
     </w:p>
     <w:p>
@@ -1254,9 +1254,9 @@
           <w:rFonts w:ascii="Times New Roman" w:hAnsi="Times New Roman" w:cs="Times New Roman" w:eastAsia="Times New Roman"/>
           <w:sz w:val="22"/>
         </w:rPr>
-        <w:t xml:space="preserve">    4.5   Per-class metrics and feature importance</w:t>
+        <w:t xml:space="preserve">    4.6   Web application demonstration</w:t>
         <w:tab/>
-        <w:t>31</w:t>
+        <w:t>32</w:t>
       </w:r>
     </w:p>
     <w:p>
@@ -1269,11 +1269,12 @@
       <w:r>
         <w:rPr>
           <w:rFonts w:ascii="Times New Roman" w:hAnsi="Times New Roman" w:cs="Times New Roman" w:eastAsia="Times New Roman"/>
+          <w:b/>
           <w:sz w:val="22"/>
         </w:rPr>
-        <w:t xml:space="preserve">    4.6   Web application demonstration</w:t>
+        <w:t>5   CONCLUSIONS AND EXTENSIONS</w:t>
         <w:tab/>
-        <w:t>33</w:t>
+        <w:t>36</w:t>
       </w:r>
     </w:p>
     <w:p>
@@ -1289,27 +1290,9 @@
           <w:b/>
           <w:sz w:val="22"/>
         </w:rPr>
-        <w:t>5   CONCLUSIONS AND EXTENSIONS</w:t>
+        <w:t>BIBLIOGRAPHY</w:t>
         <w:tab/>
         <w:t>37</w:t>
-      </w:r>
-    </w:p>
-    <w:p>
-      <w:pPr>
-        <w:tabs>
-          <w:tab w:pos="9071" w:val="right" w:leader="dot"/>
-        </w:tabs>
-        <w:spacing w:after="80"/>
-      </w:pPr>
-      <w:r>
-        <w:rPr>
-          <w:rFonts w:ascii="Times New Roman" w:hAnsi="Times New Roman" w:cs="Times New Roman" w:eastAsia="Times New Roman"/>
-          <w:b/>
-          <w:sz w:val="22"/>
-        </w:rPr>
-        <w:t>BIBLIOGRAPHY</w:t>
-        <w:tab/>
-        <w:t>38</w:t>
       </w:r>
     </w:p>
     <w:p>
@@ -4147,7 +4130,7 @@
           <w:color w:val="000000"/>
           <w:sz w:val="32"/>
         </w:rPr>
-        <w:t>Pipeline implementation</w:t>
+        <w:t>Notebook pipeline</w:t>
       </w:r>
     </w:p>
     <w:p>
@@ -4276,7 +4259,7 @@
           <w:color w:val="000000"/>
           <w:sz w:val="32"/>
         </w:rPr>
-        <w:t>Feature engineering details</w:t>
+        <w:t>Data collection execution</w:t>
       </w:r>
     </w:p>
     <w:p>
@@ -4289,98 +4272,20 @@
           <w:rFonts w:ascii="Times New Roman" w:hAnsi="Times New Roman" w:cs="Times New Roman" w:eastAsia="Times New Roman"/>
           <w:sz w:val="22"/>
         </w:rPr>
-        <w:t>The final model_ready.csv contains 182 rows and 121 columns. The engineered feature families are:</w:t>
+        <w:t>Fieldwork ran across the Chengalpattu and Chennai regions between March and April 2026, following the eligibility criteria and instruments described in Section 2.2. Recruitment used convenience sampling at platform handover points where delivery partners regularly cluster between shifts.</w:t>
       </w:r>
     </w:p>
     <w:p>
       <w:pPr>
-        <w:pStyle w:val="ListBullet"/>
-        <w:spacing w:after="60"/>
+        <w:spacing w:after="160" w:line="336" w:lineRule="auto"/>
+        <w:jc w:val="both"/>
       </w:pPr>
       <w:r>
         <w:rPr>
           <w:rFonts w:ascii="Times New Roman" w:hAnsi="Times New Roman" w:cs="Times New Roman" w:eastAsia="Times New Roman"/>
           <w:sz w:val="22"/>
         </w:rPr>
-        <w:t>Ordinal encodings for age band, education, income, job duration, hours, days, deliveries, and rest break, each mapped to consecutive integers preserving order.</w:t>
-      </w:r>
-    </w:p>
-    <w:p>
-      <w:pPr>
-        <w:pStyle w:val="ListBullet"/>
-        <w:spacing w:after="60"/>
-      </w:pPr>
-      <w:r>
-        <w:rPr>
-          <w:rFonts w:ascii="Times New Roman" w:hAnsi="Times New Roman" w:cs="Times New Roman" w:eastAsia="Times New Roman"/>
-          <w:sz w:val="22"/>
-        </w:rPr>
-        <w:t>Numeric midpoints for bin ranges that will feed formulae (work_hours_num, deliveries_num, work_days_num, rest_break_num).</w:t>
-      </w:r>
-    </w:p>
-    <w:p>
-      <w:pPr>
-        <w:pStyle w:val="ListBullet"/>
-        <w:spacing w:after="60"/>
-      </w:pPr>
-      <w:r>
-        <w:rPr>
-          <w:rFonts w:ascii="Times New Roman" w:hAnsi="Times New Roman" w:cs="Times New Roman" w:eastAsia="Times New Roman"/>
-          <w:sz w:val="22"/>
-        </w:rPr>
-        <w:t>Vehicle and carrying mode ranks (motorbike higher than scooter for vibration; handheld higher than storage box for contact).</w:t>
-      </w:r>
-    </w:p>
-    <w:p>
-      <w:pPr>
-        <w:pStyle w:val="ListBullet"/>
-        <w:spacing w:after="60"/>
-      </w:pPr>
-      <w:r>
-        <w:rPr>
-          <w:rFonts w:ascii="Times New Roman" w:hAnsi="Times New Roman" w:cs="Times New Roman" w:eastAsia="Times New Roman"/>
-          <w:sz w:val="22"/>
-        </w:rPr>
-        <w:t>Short-named binary aliases for the 18 NMQ, 7-day, and outcome items (nmq_*, d7_*, out_*).</w:t>
-      </w:r>
-    </w:p>
-    <w:p>
-      <w:pPr>
-        <w:pStyle w:val="ListBullet"/>
-        <w:spacing w:after="60"/>
-      </w:pPr>
-      <w:r>
-        <w:rPr>
-          <w:rFonts w:ascii="Times New Roman" w:hAnsi="Times New Roman" w:cs="Times New Roman" w:eastAsia="Times New Roman"/>
-          <w:sz w:val="22"/>
-        </w:rPr>
-        <w:t>Composite scores: workload_score (NASA-TLX mean with satisfaction reversed), fatigue_score (Borg CR10 mean), force_exertion (Borg lifting), vibration_index (vehicle_rank times work_hours_num).</w:t>
-      </w:r>
-    </w:p>
-    <w:p>
-      <w:pPr>
-        <w:pStyle w:val="ListBullet"/>
-        <w:spacing w:after="60"/>
-      </w:pPr>
-      <w:r>
-        <w:rPr>
-          <w:rFonts w:ascii="Times New Roman" w:hAnsi="Times New Roman" w:cs="Times New Roman" w:eastAsia="Times New Roman"/>
-          <w:sz w:val="22"/>
-        </w:rPr>
-        <w:t>Five product-form interactions: workload_x_fatigue, workload_x_age, force_x_age, fatigue_x_jobdur, deliv_x_days.</w:t>
-      </w:r>
-    </w:p>
-    <w:p>
-      <w:pPr>
-        <w:pStyle w:val="ListBullet"/>
-        <w:spacing w:after="60"/>
-      </w:pPr>
-      <w:r>
-        <w:rPr>
-          <w:rFonts w:ascii="Times New Roman" w:hAnsi="Times New Roman" w:cs="Times New Roman" w:eastAsia="Times New Roman"/>
-          <w:sz w:val="22"/>
-        </w:rPr>
-        <w:t>Severity-rank merge with the posture xlsx: 11 RULA components, 3 RULA derived scores, and 8 QEC scores added per rider based on rank-to-rank pairing.</w:t>
+        <w:t>Each participant gave verbal consent before either instrument was administered. The 36-item Google Form was completed on a researcher-provided phone in about 15 to 20 minutes. Posture was recorded on paper by a trained observer during a natural delivery task, capturing the 11 RULA elements and 8 QEC region / exposure scores in one pass. Riders whose demographic or NMQ responses were incomplete after follow-up were excluded and are not part of the final 182. Data was anonymised at the point of collection; no rider identifiers appear in the released model_ready.csv or posture_data.xlsx files.</w:t>
       </w:r>
     </w:p>
     <w:p>
@@ -4405,7 +4310,7 @@
           <w:color w:val="000000"/>
           <w:sz w:val="32"/>
         </w:rPr>
-        <w:t>Model training</w:t>
+        <w:t>Web application development</w:t>
       </w:r>
     </w:p>
     <w:p>
@@ -4418,7 +4323,20 @@
           <w:rFonts w:ascii="Times New Roman" w:hAnsi="Times New Roman" w:cs="Times New Roman" w:eastAsia="Times New Roman"/>
           <w:sz w:val="22"/>
         </w:rPr>
-        <w:t>Every one of the seven candidate algorithms is wrapped in an imblearn.Pipeline([SMOTE, classifier]) and hyperparameter-tuned via GridSearchCV with scoring='f1_macro' and cv=StratifiedKFold(5, shuffle=True, random_state=42). The best-by-F1 algorithm per target is refit on the full sample. The refit pipeline is persisted with joblib.dump into outputs/models/best_&lt;factor&gt;.pkl as a dict containing the fitted model, the ordered feature list, and the original class codes for label mapping at prediction time.</w:t>
+        <w:t>The Streamlit web application (app/streamlit_app.py) exposes a six-section form that mirrors the entire 36-item questionnaire plus the 11 RULA components and 8 QEC scores. Selectboxes cover demographics and work pattern; radios cover NMQ, 7-day, and outcome items; sliders cover NASA-TLX (0-100) and Borg CR10 (0-10); selectboxes cover RULA components; number inputs cover the QEC scores with min/max ranges matched to the observed training data. Three sample-profile buttons (Low, Average, High risk) pre-fill the entire form so the mentor can trigger a prediction in a single click.</w:t>
+      </w:r>
+    </w:p>
+    <w:p>
+      <w:pPr>
+        <w:spacing w:after="160" w:line="336" w:lineRule="auto"/>
+        <w:jc w:val="both"/>
+      </w:pPr>
+      <w:r>
+        <w:rPr>
+          <w:rFonts w:ascii="Times New Roman" w:hAnsi="Times New Roman" w:cs="Times New Roman" w:eastAsia="Times New Roman"/>
+          <w:sz w:val="22"/>
+        </w:rPr>
+        <w:t>On form submission, encode_rider assembles the 63-feature input vector, and predict_risks runs each of the six saved models. The output is a coloured metric strip (green for Low, amber for Medium, red for High), a horizontal Altair bar chart of the same six factors sorted to match the metric strip, a summary banner that flags high-burden profiles, per-factor recommendation cards, and an expandable JSON view of the exact 63 feature values fed to the models.</w:t>
       </w:r>
     </w:p>
     <w:p>
@@ -4443,57 +4361,6 @@
           <w:color w:val="000000"/>
           <w:sz w:val="32"/>
         </w:rPr>
-        <w:t>Web application development</w:t>
-      </w:r>
-    </w:p>
-    <w:p>
-      <w:pPr>
-        <w:spacing w:after="160" w:line="336" w:lineRule="auto"/>
-        <w:jc w:val="both"/>
-      </w:pPr>
-      <w:r>
-        <w:rPr>
-          <w:rFonts w:ascii="Times New Roman" w:hAnsi="Times New Roman" w:cs="Times New Roman" w:eastAsia="Times New Roman"/>
-          <w:sz w:val="22"/>
-        </w:rPr>
-        <w:t>The Streamlit web application (app/streamlit_app.py) exposes a six-section form that mirrors the entire 36-item questionnaire plus the 11 RULA components and 8 QEC scores. Selectboxes cover demographics and work pattern; radios cover NMQ, 7-day, and outcome items; sliders cover NASA-TLX (0-100) and Borg CR10 (0-10); selectboxes cover RULA components; number inputs cover the QEC scores with min/max ranges matched to the observed training data. Three sample-profile buttons (Low, Average, High risk) pre-fill the entire form so the mentor can trigger a prediction in a single click.</w:t>
-      </w:r>
-    </w:p>
-    <w:p>
-      <w:pPr>
-        <w:spacing w:after="160" w:line="336" w:lineRule="auto"/>
-        <w:jc w:val="both"/>
-      </w:pPr>
-      <w:r>
-        <w:rPr>
-          <w:rFonts w:ascii="Times New Roman" w:hAnsi="Times New Roman" w:cs="Times New Roman" w:eastAsia="Times New Roman"/>
-          <w:sz w:val="22"/>
-        </w:rPr>
-        <w:t>On form submission, encode_rider assembles the 63-feature input vector, and predict_risks runs each of the six saved models. The output is a coloured metric strip (green for Low, amber for Medium, red for High), a horizontal Altair bar chart of the same six factors sorted to match the metric strip, a summary banner that flags high-burden profiles, per-factor recommendation cards, and an expandable JSON view of the exact 63 feature values fed to the models.</w:t>
-      </w:r>
-    </w:p>
-    <w:p>
-      <w:pPr>
-        <w:pStyle w:val="Heading4"/>
-        <w:keepNext/>
-        <w:spacing w:before="360" w:after="120"/>
-      </w:pPr>
-      <w:r>
-        <w:rPr>
-          <w:rFonts w:ascii="Times New Roman" w:hAnsi="Times New Roman" w:cs="Times New Roman" w:eastAsia="Times New Roman"/>
-          <w:b/>
-          <w:color w:val="000000"/>
-          <w:sz w:val="32"/>
-        </w:rPr>
-        <w:t xml:space="preserve">3.5   </w:t>
-      </w:r>
-      <w:r>
-        <w:rPr>
-          <w:rFonts w:ascii="Times New Roman" w:hAnsi="Times New Roman" w:cs="Times New Roman" w:eastAsia="Times New Roman"/>
-          <w:b/>
-          <w:color w:val="000000"/>
-          <w:sz w:val="32"/>
-        </w:rPr>
         <w:t>Iterations and fixes</w:t>
       </w:r>
     </w:p>
@@ -4510,7 +4377,7 @@
           <w:color w:val="000000"/>
           <w:sz w:val="26"/>
         </w:rPr>
-        <w:t xml:space="preserve">3.5.1   </w:t>
+        <w:t xml:space="preserve">3.4.1   </w:t>
       </w:r>
       <w:r>
         <w:rPr>
@@ -4548,7 +4415,7 @@
           <w:color w:val="000000"/>
           <w:sz w:val="26"/>
         </w:rPr>
-        <w:t xml:space="preserve">3.5.2   </w:t>
+        <w:t xml:space="preserve">3.4.2   </w:t>
       </w:r>
       <w:r>
         <w:rPr>
@@ -4586,7 +4453,7 @@
           <w:color w:val="000000"/>
           <w:sz w:val="26"/>
         </w:rPr>
-        <w:t xml:space="preserve">3.5.3   </w:t>
+        <w:t xml:space="preserve">3.4.3   </w:t>
       </w:r>
       <w:r>
         <w:rPr>

--- a/docs/report.docx
+++ b/docs/report.docx
@@ -556,6 +556,23 @@
         <w:t>Acknowledgements</w:t>
         <w:tab/>
         <w:t>iii</w:t>
+      </w:r>
+    </w:p>
+    <w:p>
+      <w:pPr>
+        <w:tabs>
+          <w:tab w:pos="9071" w:val="right" w:leader="dot"/>
+        </w:tabs>
+        <w:spacing w:after="80"/>
+      </w:pPr>
+      <w:r>
+        <w:rPr>
+          <w:rFonts w:ascii="Times New Roman" w:hAnsi="Times New Roman" w:cs="Times New Roman" w:eastAsia="Times New Roman"/>
+          <w:sz w:val="22"/>
+        </w:rPr>
+        <w:t>Contents</w:t>
+        <w:tab/>
+        <w:t>iv</w:t>
       </w:r>
     </w:p>
     <w:p>

--- a/docs/report.docx
+++ b/docs/report.docx
@@ -1369,7 +1369,7 @@
         </w:rPr>
         <w:t>Figure 4.1</w:t>
         <w:tab/>
-        <w:t>Sample profile across gender, age band, delivery platform, vehicle type, and carrying mode.</w:t>
+        <w:t>Sample profile: age, platform, vehicle, and carrying mode.</w:t>
         <w:tab/>
         <w:t>18</w:t>
       </w:r>
@@ -4604,7 +4604,7 @@
           <w:i/>
           <w:sz w:val="20"/>
         </w:rPr>
-        <w:t>Figure 4.1: Sample profile across gender, age band, delivery platform, vehicle type, and carrying mode.</w:t>
+        <w:t>Figure 4.1: Sample profile: age, platform, vehicle, and carrying mode.</w:t>
       </w:r>
     </w:p>
     <w:p>

--- a/docs/report.docx
+++ b/docs/report.docx
@@ -1711,7 +1711,7 @@
         </w:rPr>
         <w:t>Table 4.2</w:t>
         <w:tab/>
-        <w:t>Chi-square test of independence between each risk factor and self-reported discomfort.</w:t>
+        <w:t>Chi-square test: risk factor vs self-reported discomfort.</w:t>
         <w:tab/>
         <w:t>20</w:t>
       </w:r>
@@ -5597,7 +5597,7 @@
           <w:color w:val="000000"/>
           <w:sz w:val="20"/>
         </w:rPr>
-        <w:t>Table 4.2: Chi-square test of independence between each risk factor and self-reported discomfort.</w:t>
+        <w:t>Table 4.2: Chi-square test: risk factor vs self-reported discomfort.</w:t>
       </w:r>
     </w:p>
     <w:p>

--- a/docs/report.docx
+++ b/docs/report.docx
@@ -1066,7 +1066,7 @@
           <w:rFonts w:ascii="Times New Roman" w:hAnsi="Times New Roman" w:cs="Times New Roman" w:eastAsia="Times New Roman"/>
           <w:sz w:val="22"/>
         </w:rPr>
-        <w:t xml:space="preserve">    3.2   Data collection execution</w:t>
+        <w:t xml:space="preserve">    3.2   Instrument design and preparation</w:t>
         <w:tab/>
         <w:t>16</w:t>
       </w:r>
@@ -1083,7 +1083,7 @@
           <w:rFonts w:ascii="Times New Roman" w:hAnsi="Times New Roman" w:cs="Times New Roman" w:eastAsia="Times New Roman"/>
           <w:sz w:val="22"/>
         </w:rPr>
-        <w:t xml:space="preserve">    3.3   Web application development</w:t>
+        <w:t xml:space="preserve">    3.3   Data collection execution</w:t>
         <w:tab/>
         <w:t>17</w:t>
       </w:r>
@@ -1100,7 +1100,7 @@
           <w:rFonts w:ascii="Times New Roman" w:hAnsi="Times New Roman" w:cs="Times New Roman" w:eastAsia="Times New Roman"/>
           <w:sz w:val="22"/>
         </w:rPr>
-        <w:t xml:space="preserve">    3.4   Iterations and fixes</w:t>
+        <w:t xml:space="preserve">    3.4   Data cleaning, encoding, and integration</w:t>
         <w:tab/>
         <w:t>18</w:t>
       </w:r>
@@ -1117,9 +1117,9 @@
           <w:rFonts w:ascii="Times New Roman" w:hAnsi="Times New Roman" w:cs="Times New Roman" w:eastAsia="Times New Roman"/>
           <w:sz w:val="22"/>
         </w:rPr>
-        <w:t xml:space="preserve">        3.4.1   Repetition binning correction</w:t>
+        <w:t xml:space="preserve">    3.5   Statistical analysis and model training runs</w:t>
         <w:tab/>
-        <w:t>18</w:t>
+        <w:t>19</w:t>
       </w:r>
     </w:p>
     <w:p>
@@ -1134,9 +1134,9 @@
           <w:rFonts w:ascii="Times New Roman" w:hAnsi="Times New Roman" w:cs="Times New Roman" w:eastAsia="Times New Roman"/>
           <w:sz w:val="22"/>
         </w:rPr>
-        <w:t xml:space="preserve">        3.4.2   Duration leakage correction</w:t>
+        <w:t xml:space="preserve">    3.6   Web application development and deployment</w:t>
         <w:tab/>
-        <w:t>18</w:t>
+        <w:t>21</w:t>
       </w:r>
     </w:p>
     <w:p>
@@ -1151,9 +1151,9 @@
           <w:rFonts w:ascii="Times New Roman" w:hAnsi="Times New Roman" w:cs="Times New Roman" w:eastAsia="Times New Roman"/>
           <w:sz w:val="22"/>
         </w:rPr>
-        <w:t xml:space="preserve">        3.4.3   Posture model with RULA and QEC inputs</w:t>
+        <w:t xml:space="preserve">    3.7   Iterations and fixes</w:t>
         <w:tab/>
-        <w:t>19</w:t>
+        <w:t>23</w:t>
       </w:r>
     </w:p>
     <w:p>
@@ -1166,12 +1166,11 @@
       <w:r>
         <w:rPr>
           <w:rFonts w:ascii="Times New Roman" w:hAnsi="Times New Roman" w:cs="Times New Roman" w:eastAsia="Times New Roman"/>
-          <w:b/>
           <w:sz w:val="22"/>
         </w:rPr>
-        <w:t>4   RESULTS AND DISCUSSION</w:t>
+        <w:t xml:space="preserve">        3.7.1   Repetition binning correction</w:t>
         <w:tab/>
-        <w:t>20</w:t>
+        <w:t>23</w:t>
       </w:r>
     </w:p>
     <w:p>
@@ -1186,9 +1185,9 @@
           <w:rFonts w:ascii="Times New Roman" w:hAnsi="Times New Roman" w:cs="Times New Roman" w:eastAsia="Times New Roman"/>
           <w:sz w:val="22"/>
         </w:rPr>
-        <w:t xml:space="preserve">    4.1   Sample profile</w:t>
+        <w:t xml:space="preserve">        3.7.2   Duration leakage correction</w:t>
         <w:tab/>
-        <w:t>20</w:t>
+        <w:t>23</w:t>
       </w:r>
     </w:p>
     <w:p>
@@ -1203,9 +1202,9 @@
           <w:rFonts w:ascii="Times New Roman" w:hAnsi="Times New Roman" w:cs="Times New Roman" w:eastAsia="Times New Roman"/>
           <w:sz w:val="22"/>
         </w:rPr>
-        <w:t xml:space="preserve">    4.2   NMQ pain prevalence and statistical predictors</w:t>
+        <w:t xml:space="preserve">        3.7.3   Posture model with RULA and QEC inputs</w:t>
         <w:tab/>
-        <w:t>22</w:t>
+        <w:t>24</w:t>
       </w:r>
     </w:p>
     <w:p>
@@ -1218,9 +1217,10 @@
       <w:r>
         <w:rPr>
           <w:rFonts w:ascii="Times New Roman" w:hAnsi="Times New Roman" w:cs="Times New Roman" w:eastAsia="Times New Roman"/>
+          <w:b/>
           <w:sz w:val="22"/>
         </w:rPr>
-        <w:t xml:space="preserve">    4.3   Stage-1 risk distribution</w:t>
+        <w:t>4   RESULTS AND DISCUSSION</w:t>
         <w:tab/>
         <w:t>25</w:t>
       </w:r>
@@ -1237,9 +1237,9 @@
           <w:rFonts w:ascii="Times New Roman" w:hAnsi="Times New Roman" w:cs="Times New Roman" w:eastAsia="Times New Roman"/>
           <w:sz w:val="22"/>
         </w:rPr>
-        <w:t xml:space="preserve">    4.4   Stage-2 model performance</w:t>
+        <w:t xml:space="preserve">    4.1   Sample profile</w:t>
         <w:tab/>
-        <w:t>28</w:t>
+        <w:t>25</w:t>
       </w:r>
     </w:p>
     <w:p>
@@ -1254,9 +1254,9 @@
           <w:rFonts w:ascii="Times New Roman" w:hAnsi="Times New Roman" w:cs="Times New Roman" w:eastAsia="Times New Roman"/>
           <w:sz w:val="22"/>
         </w:rPr>
-        <w:t xml:space="preserve">    4.5   Per-class metrics and feature importance</w:t>
+        <w:t xml:space="preserve">    4.2   NMQ pain prevalence and statistical predictors</w:t>
         <w:tab/>
-        <w:t>30</w:t>
+        <w:t>27</w:t>
       </w:r>
     </w:p>
     <w:p>
@@ -1271,9 +1271,9 @@
           <w:rFonts w:ascii="Times New Roman" w:hAnsi="Times New Roman" w:cs="Times New Roman" w:eastAsia="Times New Roman"/>
           <w:sz w:val="22"/>
         </w:rPr>
-        <w:t xml:space="preserve">    4.6   Web application demonstration</w:t>
+        <w:t xml:space="preserve">    4.3   Stage-1 risk distribution</w:t>
         <w:tab/>
-        <w:t>32</w:t>
+        <w:t>30</w:t>
       </w:r>
     </w:p>
     <w:p>
@@ -1286,12 +1286,11 @@
       <w:r>
         <w:rPr>
           <w:rFonts w:ascii="Times New Roman" w:hAnsi="Times New Roman" w:cs="Times New Roman" w:eastAsia="Times New Roman"/>
-          <w:b/>
           <w:sz w:val="22"/>
         </w:rPr>
-        <w:t>5   CONCLUSIONS AND EXTENSIONS</w:t>
+        <w:t xml:space="preserve">    4.4   Stage-2 model performance</w:t>
         <w:tab/>
-        <w:t>36</w:t>
+        <w:t>33</w:t>
       </w:r>
     </w:p>
     <w:p>
@@ -1304,12 +1303,64 @@
       <w:r>
         <w:rPr>
           <w:rFonts w:ascii="Times New Roman" w:hAnsi="Times New Roman" w:cs="Times New Roman" w:eastAsia="Times New Roman"/>
+          <w:sz w:val="22"/>
+        </w:rPr>
+        <w:t xml:space="preserve">    4.5   Per-class metrics and feature importance</w:t>
+        <w:tab/>
+        <w:t>35</w:t>
+      </w:r>
+    </w:p>
+    <w:p>
+      <w:pPr>
+        <w:tabs>
+          <w:tab w:pos="9071" w:val="right" w:leader="dot"/>
+        </w:tabs>
+        <w:spacing w:after="80"/>
+      </w:pPr>
+      <w:r>
+        <w:rPr>
+          <w:rFonts w:ascii="Times New Roman" w:hAnsi="Times New Roman" w:cs="Times New Roman" w:eastAsia="Times New Roman"/>
+          <w:sz w:val="22"/>
+        </w:rPr>
+        <w:t xml:space="preserve">    4.6   Web application demonstration</w:t>
+        <w:tab/>
+        <w:t>37</w:t>
+      </w:r>
+    </w:p>
+    <w:p>
+      <w:pPr>
+        <w:tabs>
+          <w:tab w:pos="9071" w:val="right" w:leader="dot"/>
+        </w:tabs>
+        <w:spacing w:after="80"/>
+      </w:pPr>
+      <w:r>
+        <w:rPr>
+          <w:rFonts w:ascii="Times New Roman" w:hAnsi="Times New Roman" w:cs="Times New Roman" w:eastAsia="Times New Roman"/>
           <w:b/>
           <w:sz w:val="22"/>
         </w:rPr>
+        <w:t>5   CONCLUSIONS AND EXTENSIONS</w:t>
+        <w:tab/>
+        <w:t>41</w:t>
+      </w:r>
+    </w:p>
+    <w:p>
+      <w:pPr>
+        <w:tabs>
+          <w:tab w:pos="9071" w:val="right" w:leader="dot"/>
+        </w:tabs>
+        <w:spacing w:after="80"/>
+      </w:pPr>
+      <w:r>
+        <w:rPr>
+          <w:rFonts w:ascii="Times New Roman" w:hAnsi="Times New Roman" w:cs="Times New Roman" w:eastAsia="Times New Roman"/>
+          <w:b/>
+          <w:sz w:val="22"/>
+        </w:rPr>
         <w:t>BIBLIOGRAPHY</w:t>
         <w:tab/>
-        <w:t>37</w:t>
+        <w:t>42</w:t>
       </w:r>
     </w:p>
     <w:p>
@@ -4276,7 +4327,7 @@
           <w:color w:val="000000"/>
           <w:sz w:val="32"/>
         </w:rPr>
-        <w:t>Data collection execution</w:t>
+        <w:t>Instrument design and preparation</w:t>
       </w:r>
     </w:p>
     <w:p>
@@ -4289,7 +4340,7 @@
           <w:rFonts w:ascii="Times New Roman" w:hAnsi="Times New Roman" w:cs="Times New Roman" w:eastAsia="Times New Roman"/>
           <w:sz w:val="22"/>
         </w:rPr>
-        <w:t>Fieldwork ran across the Chengalpattu and Chennai regions between March and April 2026, following the eligibility criteria and instruments described in Section 2.2. Recruitment used convenience sampling at platform handover points where delivery partners regularly cluster between shifts.</w:t>
+        <w:t>Two data-collection instruments were prepared before fieldwork began. The self-report instrument was a 36-item Google Form structured in five modules: demographics and work pattern (seventeen items), the Nordic Musculoskeletal Questionnaire covering 12-month pain across nine body areas (Q18) and 7-day discomfort across four areas (Q19), five discomfort-related follow-up items on performance impact, leave taken, medical consultation, and worsening triggers (Q20 to Q24), six NASA-TLX workload items on 0 to 100 sliders (Q25 to Q30), and six Borg CR10 perceived-exertion items on 0 to 10 sliders (Q31 to Q36). The 'dissatisfied with own performance' NASA-TLX item was written as a positive-polarity slider so all six workload items point the same direction; the polarity is reversed at analysis time.</w:t>
       </w:r>
     </w:p>
     <w:p>
@@ -4302,7 +4353,7 @@
           <w:rFonts w:ascii="Times New Roman" w:hAnsi="Times New Roman" w:cs="Times New Roman" w:eastAsia="Times New Roman"/>
           <w:sz w:val="22"/>
         </w:rPr>
-        <w:t>Each participant gave verbal consent before either instrument was administered. The 36-item Google Form was completed on a researcher-provided phone in about 15 to 20 minutes. Posture was recorded on paper by a trained observer during a natural delivery task, capturing the 11 RULA elements and 8 QEC region / exposure scores in one pass. Riders whose demographic or NMQ responses were incomplete after follow-up were excluded and are not part of the final 182. Data was anonymised at the point of collection; no rider identifiers appear in the released model_ready.csv or posture_data.xlsx files.</w:t>
+        <w:t>The observation instrument was a paper form carrying the eleven standard RULA elements (upper arm, lower arm, wrist, wrist twist, neck position, trunk position, legs, muscle A, force A, muscle B, force B), the three RULA Table lookup scores (A, B, C), and the eight QEC region and exposure scores (back, shoulder / arm, wrist / hand, neck, driving, vibration, work pace, stress). Both instruments were piloted with three delivery partners outside the study region so the item wording, response options, and observer worksheet layout could be revised before real fieldwork began.</w:t>
       </w:r>
     </w:p>
     <w:p>
@@ -4327,7 +4378,7 @@
           <w:color w:val="000000"/>
           <w:sz w:val="32"/>
         </w:rPr>
-        <w:t>Web application development</w:t>
+        <w:t>Data collection execution</w:t>
       </w:r>
     </w:p>
     <w:p>
@@ -4340,7 +4391,7 @@
           <w:rFonts w:ascii="Times New Roman" w:hAnsi="Times New Roman" w:cs="Times New Roman" w:eastAsia="Times New Roman"/>
           <w:sz w:val="22"/>
         </w:rPr>
-        <w:t>The Streamlit web application (app/streamlit_app.py) exposes a six-section form that mirrors the entire 36-item questionnaire plus the 11 RULA components and 8 QEC scores. Selectboxes cover demographics and work pattern; radios cover NMQ, 7-day, and outcome items; sliders cover NASA-TLX (0-100) and Borg CR10 (0-10); selectboxes cover RULA components; number inputs cover the QEC scores with min/max ranges matched to the observed training data. Three sample-profile buttons (Low, Average, High risk) pre-fill the entire form so the mentor can trigger a prediction in a single click.</w:t>
+        <w:t>Fieldwork ran across the Chengalpattu and Chennai regions between March and April 2026, following the eligibility criteria and instruments described in Section 2.2. Recruitment used convenience sampling at platform handover points where delivery partners regularly cluster between shifts.</w:t>
       </w:r>
     </w:p>
     <w:p>
@@ -4353,7 +4404,7 @@
           <w:rFonts w:ascii="Times New Roman" w:hAnsi="Times New Roman" w:cs="Times New Roman" w:eastAsia="Times New Roman"/>
           <w:sz w:val="22"/>
         </w:rPr>
-        <w:t>On form submission, encode_rider assembles the 63-feature input vector, and predict_risks runs each of the six saved models. The output is a coloured metric strip (green for Low, amber for Medium, red for High), a horizontal Altair bar chart of the same six factors sorted to match the metric strip, a summary banner that flags high-burden profiles, per-factor recommendation cards, and an expandable JSON view of the exact 63 feature values fed to the models.</w:t>
+        <w:t>Each participant gave verbal consent before either instrument was administered. The 36-item Google Form was completed on a researcher-provided phone in about 15 to 20 minutes. Posture was recorded on paper by a trained observer during a natural delivery task, capturing the 11 RULA elements and 8 QEC region / exposure scores in one pass. Riders whose demographic or NMQ responses were incomplete after follow-up were excluded and are not part of the final 182. Data was anonymised at the point of collection; no rider identifiers appear in the released model_ready.csv or posture_data.xlsx files.</w:t>
       </w:r>
     </w:p>
     <w:p>
@@ -4378,6 +4429,198 @@
           <w:color w:val="000000"/>
           <w:sz w:val="32"/>
         </w:rPr>
+        <w:t>Data cleaning, encoding, and integration</w:t>
+      </w:r>
+    </w:p>
+    <w:p>
+      <w:pPr>
+        <w:spacing w:after="160" w:line="336" w:lineRule="auto"/>
+        <w:jc w:val="both"/>
+      </w:pPr>
+      <w:r>
+        <w:rPr>
+          <w:rFonts w:ascii="Times New Roman" w:hAnsi="Times New Roman" w:cs="Times New Roman" w:eastAsia="Times New Roman"/>
+          <w:sz w:val="22"/>
+        </w:rPr>
+        <w:t>Data preparation ran in two notebooks. 01_data_cleaning loaded the raw Google Form CSV, standardised text answers to canonical Yes / No values, corrected a handful of column-name typos, and dropped rows that were incomplete after follow-up. The cleaned CSV was 182 rows and 48 columns.</w:t>
+      </w:r>
+    </w:p>
+    <w:p>
+      <w:pPr>
+        <w:spacing w:after="160" w:line="336" w:lineRule="auto"/>
+        <w:jc w:val="both"/>
+      </w:pPr>
+      <w:r>
+        <w:rPr>
+          <w:rFonts w:ascii="Times New Roman" w:hAnsi="Times New Roman" w:cs="Times New Roman" w:eastAsia="Times New Roman"/>
+          <w:sz w:val="22"/>
+        </w:rPr>
+        <w:t>02_feature_engineering converted the cleaned CSV into the model-ready feature set. Ordered categorical bands (age, education, income, job duration, working hours, working days, deliveries per day, rest break) were encoded to consecutive integers preserving order. Vehicle type and carrying mode were converted to ranks so motorbike ranks higher than scooter for vibration exposure and handheld ranks higher than backpack and bike storage for contact stress. Composite scores were computed: workload_score as the mean of the six NASA-TLX items (with the dissatisfied item reversed), fatigue_score as the mean of the six Borg items, force_exertion as the Borg lifting item, and vibration_index as vehicle_rank times work_hours_num. Five product-form interactions were added (workload times fatigue, workload times age, force times age, fatigue times job duration, deliveries times days). The eighteen NMQ and 7-day items and the five outcome follow-ups were converted to short-named binary aliases (nmq_neck, d7_lower_back, out_reduced_perf, and so on).</w:t>
+      </w:r>
+    </w:p>
+    <w:p>
+      <w:pPr>
+        <w:spacing w:after="160" w:line="336" w:lineRule="auto"/>
+        <w:jc w:val="both"/>
+      </w:pPr>
+      <w:r>
+        <w:rPr>
+          <w:rFonts w:ascii="Times New Roman" w:hAnsi="Times New Roman" w:cs="Times New Roman" w:eastAsia="Times New Roman"/>
+          <w:sz w:val="22"/>
+        </w:rPr>
+        <w:t>The posture xlsx did not carry rider identifiers, so it had to be paired with the survey without a natural join key. A severity-rank merge was used: riders were ranked by an aggregate discomfort score (NMQ pain count plus fatigue score plus daily hours), observations were ranked by RULA Table C, and the two ranked lists were matched one-to-one by position. The merged model_ready.csv contains 182 rows and 121 columns.</w:t>
+      </w:r>
+    </w:p>
+    <w:p>
+      <w:pPr>
+        <w:pStyle w:val="Heading4"/>
+        <w:keepNext/>
+        <w:spacing w:before="360" w:after="120"/>
+      </w:pPr>
+      <w:r>
+        <w:rPr>
+          <w:rFonts w:ascii="Times New Roman" w:hAnsi="Times New Roman" w:cs="Times New Roman" w:eastAsia="Times New Roman"/>
+          <w:b/>
+          <w:color w:val="000000"/>
+          <w:sz w:val="32"/>
+        </w:rPr>
+        <w:t xml:space="preserve">3.5   </w:t>
+      </w:r>
+      <w:r>
+        <w:rPr>
+          <w:rFonts w:ascii="Times New Roman" w:hAnsi="Times New Roman" w:cs="Times New Roman" w:eastAsia="Times New Roman"/>
+          <w:b/>
+          <w:color w:val="000000"/>
+          <w:sz w:val="32"/>
+        </w:rPr>
+        <w:t>Statistical analysis and model training runs</w:t>
+      </w:r>
+    </w:p>
+    <w:p>
+      <w:pPr>
+        <w:spacing w:after="160" w:line="336" w:lineRule="auto"/>
+        <w:jc w:val="both"/>
+      </w:pPr>
+      <w:r>
+        <w:rPr>
+          <w:rFonts w:ascii="Times New Roman" w:hAnsi="Times New Roman" w:cs="Times New Roman" w:eastAsia="Times New Roman"/>
+          <w:sz w:val="22"/>
+        </w:rPr>
+        <w:t>Two independent statistical analyses were run in 05_stats on the model-ready CSV. First, six chi-square tests of independence checked whether each Stage-1 risk-factor band was associated with a binary discomfort outcome; the tests reported chi2, degrees of freedom, and a Bonferroni-adjusted p-value. Second, a multivariable logistic regression fitted with statsmodels estimated odds ratios for eleven predictors (age, income, education, job duration, workload score, fatigue score, force exertion, vibration index, contact rank, hours, days) with self-reported discomfort as the outcome. Results were reported as OR with 95 percent confidence intervals.</w:t>
+      </w:r>
+    </w:p>
+    <w:p>
+      <w:pPr>
+        <w:spacing w:after="160" w:line="336" w:lineRule="auto"/>
+        <w:jc w:val="both"/>
+      </w:pPr>
+      <w:r>
+        <w:rPr>
+          <w:rFonts w:ascii="Times New Roman" w:hAnsi="Times New Roman" w:cs="Times New Roman" w:eastAsia="Times New Roman"/>
+          <w:sz w:val="22"/>
+        </w:rPr>
+        <w:t>Model training ran in 06_modeling. Every one of the seven candidate algorithms was wrapped in an imblearn.Pipeline of SMOTE followed by the classifier and hyperparameter-tuned via GridSearchCV. For each of the six risk-factor targets, this expanded to a full five-fold stratified cross-validation over the algorithm's hyperparameter grid. Across the six targets and seven algorithms, forty-two target-algorithm training runs were carried out. Best-by-macro-F1 was selected per target and the winning pipeline was refit on the full sample and persisted with joblib.dump to outputs/models/best_&lt;factor&gt;.pkl. The per-target feature exclusions listed in Section 2.6.9 were applied before each training run so no model could memorise its Stage-1 rule.</w:t>
+      </w:r>
+    </w:p>
+    <w:p>
+      <w:pPr>
+        <w:spacing w:after="160" w:line="336" w:lineRule="auto"/>
+        <w:jc w:val="both"/>
+      </w:pPr>
+      <w:r>
+        <w:rPr>
+          <w:rFonts w:ascii="Times New Roman" w:hAnsi="Times New Roman" w:cs="Times New Roman" w:eastAsia="Times New Roman"/>
+          <w:sz w:val="22"/>
+        </w:rPr>
+        <w:t>07_evaluation produced the reporting artefacts. cross_val_predict was used to generate out-of-fold predictions on the training set, and the following outputs were written: per-class precision, recall, F1, and support numbers via classification_report; confusion matrices per target; one-vs-rest ROC curves with per-class AUC (macro AUC is the unweighted mean of per-class AUCs); and feature importance plots (feature_importances_ for the tree-based winners, absolute value of coef_ for the Logistic Regression floor).</w:t>
+      </w:r>
+    </w:p>
+    <w:p>
+      <w:pPr>
+        <w:pStyle w:val="Heading4"/>
+        <w:keepNext/>
+        <w:spacing w:before="360" w:after="120"/>
+      </w:pPr>
+      <w:r>
+        <w:rPr>
+          <w:rFonts w:ascii="Times New Roman" w:hAnsi="Times New Roman" w:cs="Times New Roman" w:eastAsia="Times New Roman"/>
+          <w:b/>
+          <w:color w:val="000000"/>
+          <w:sz w:val="32"/>
+        </w:rPr>
+        <w:t xml:space="preserve">3.6   </w:t>
+      </w:r>
+      <w:r>
+        <w:rPr>
+          <w:rFonts w:ascii="Times New Roman" w:hAnsi="Times New Roman" w:cs="Times New Roman" w:eastAsia="Times New Roman"/>
+          <w:b/>
+          <w:color w:val="000000"/>
+          <w:sz w:val="32"/>
+        </w:rPr>
+        <w:t>Web application development and deployment</w:t>
+      </w:r>
+    </w:p>
+    <w:p>
+      <w:pPr>
+        <w:spacing w:after="160" w:line="336" w:lineRule="auto"/>
+        <w:jc w:val="both"/>
+      </w:pPr>
+      <w:r>
+        <w:rPr>
+          <w:rFonts w:ascii="Times New Roman" w:hAnsi="Times New Roman" w:cs="Times New Roman" w:eastAsia="Times New Roman"/>
+          <w:sz w:val="22"/>
+        </w:rPr>
+        <w:t>The Streamlit web application (app/streamlit_app.py) exposes a six-section form that mirrors the entire 36-item questionnaire plus the 11 RULA components and 8 QEC scores. Selectboxes cover demographics and work pattern; radios cover NMQ, 7-day, and outcome items; sliders cover NASA-TLX (0 to 100) and Borg CR10 (0 to 10); selectboxes cover RULA components; and number inputs cover the QEC scores with min / max ranges matched to the observed training data. Three sample-profile buttons (Low, Average, and High risk) fill the entire form on click so the reviewer can trigger a prediction in one step.</w:t>
+      </w:r>
+    </w:p>
+    <w:p>
+      <w:pPr>
+        <w:spacing w:after="160" w:line="336" w:lineRule="auto"/>
+        <w:jc w:val="both"/>
+      </w:pPr>
+      <w:r>
+        <w:rPr>
+          <w:rFonts w:ascii="Times New Roman" w:hAnsi="Times New Roman" w:cs="Times New Roman" w:eastAsia="Times New Roman"/>
+          <w:sz w:val="22"/>
+        </w:rPr>
+        <w:t>On form submission, encode_rider assembles the 63-feature input vector, and predict_risks runs each of the six saved models. The Results page renders a coloured metric strip (green for Low, amber for Medium, red for High), a horizontal Altair bar chart of the same six factors sorted to match the metric strip, a summary banner that flags high-burden profiles, per-factor recommendation cards, and an expandable JSON view of the exact 63 feature values that were fed to the models. The app also has a Methodology page that summarises the pipeline and an About page carrying the institutional context.</w:t>
+      </w:r>
+    </w:p>
+    <w:p>
+      <w:pPr>
+        <w:spacing w:after="160" w:line="336" w:lineRule="auto"/>
+        <w:jc w:val="both"/>
+      </w:pPr>
+      <w:r>
+        <w:rPr>
+          <w:rFonts w:ascii="Times New Roman" w:hAnsi="Times New Roman" w:cs="Times New Roman" w:eastAsia="Times New Roman"/>
+          <w:sz w:val="22"/>
+        </w:rPr>
+        <w:t>The app was deployed to Streamlit Community Cloud from the public GitHub repository. Deployment required pinning every runtime dependency in requirements.txt to the exact versions the models were trained with (streamlit 1.58, pandas 2.3, scikit-learn 1.7, xgboost 3.2, imbalanced-learn 0.14, plotly 6.8), because sklearn and xgboost pickles are not portable across minor versions. runtime.txt pins Python 3.13 to match the training environment. A .streamlit/config.toml carries the dark theme and a client.toolbarMode = viewer flag; CSS in the app suppresses the Fork button and 'View source on GitHub' icon that Streamlit Community Cloud injects on public-repo deploys. Every git push to the main branch auto-rebuilds and redeploys the app in about 30 seconds.</w:t>
+      </w:r>
+    </w:p>
+    <w:p>
+      <w:pPr>
+        <w:pStyle w:val="Heading4"/>
+        <w:keepNext/>
+        <w:spacing w:before="360" w:after="120"/>
+      </w:pPr>
+      <w:r>
+        <w:rPr>
+          <w:rFonts w:ascii="Times New Roman" w:hAnsi="Times New Roman" w:cs="Times New Roman" w:eastAsia="Times New Roman"/>
+          <w:b/>
+          <w:color w:val="000000"/>
+          <w:sz w:val="32"/>
+        </w:rPr>
+        <w:t xml:space="preserve">3.7   </w:t>
+      </w:r>
+      <w:r>
+        <w:rPr>
+          <w:rFonts w:ascii="Times New Roman" w:hAnsi="Times New Roman" w:cs="Times New Roman" w:eastAsia="Times New Roman"/>
+          <w:b/>
+          <w:color w:val="000000"/>
+          <w:sz w:val="32"/>
+        </w:rPr>
         <w:t>Iterations and fixes</w:t>
       </w:r>
     </w:p>
@@ -4394,7 +4637,7 @@
           <w:color w:val="000000"/>
           <w:sz w:val="26"/>
         </w:rPr>
-        <w:t xml:space="preserve">3.4.1   </w:t>
+        <w:t xml:space="preserve">3.7.1   </w:t>
       </w:r>
       <w:r>
         <w:rPr>
@@ -4432,7 +4675,7 @@
           <w:color w:val="000000"/>
           <w:sz w:val="26"/>
         </w:rPr>
-        <w:t xml:space="preserve">3.4.2   </w:t>
+        <w:t xml:space="preserve">3.7.2   </w:t>
       </w:r>
       <w:r>
         <w:rPr>
@@ -4470,7 +4713,7 @@
           <w:color w:val="000000"/>
           <w:sz w:val="26"/>
         </w:rPr>
-        <w:t xml:space="preserve">3.4.3   </w:t>
+        <w:t xml:space="preserve">3.7.3   </w:t>
       </w:r>
       <w:r>
         <w:rPr>

--- a/docs/report.docx
+++ b/docs/report.docx
@@ -1600,9 +1600,9 @@
         </w:rPr>
         <w:t>Figure 4.10</w:t>
         <w:tab/>
-        <w:t>Web app: page header and demographic section.</w:t>
+        <w:t>Web app: sample-profile shortcuts and demographic section.</w:t>
         <w:tab/>
-        <w:t>29</w:t>
+        <w:t>34</w:t>
       </w:r>
     </w:p>
     <w:p>
@@ -1622,7 +1622,7 @@
         <w:tab/>
         <w:t>Web app: Nordic Musculoskeletal Questionnaire section.</w:t>
         <w:tab/>
-        <w:t>30</w:t>
+        <w:t>35</w:t>
       </w:r>
     </w:p>
     <w:p>
@@ -1642,7 +1642,7 @@
         <w:tab/>
         <w:t>Web app: NASA-TLX and Borg CR10 sliders.</w:t>
         <w:tab/>
-        <w:t>31</w:t>
+        <w:t>36</w:t>
       </w:r>
     </w:p>
     <w:p>
@@ -1662,7 +1662,7 @@
         <w:tab/>
         <w:t>Web app: RULA and QEC observation sections.</w:t>
         <w:tab/>
-        <w:t>32</w:t>
+        <w:t>37</w:t>
       </w:r>
     </w:p>
     <w:p>
@@ -1682,7 +1682,7 @@
         <w:tab/>
         <w:t>Web app: predicted risk profile output.</w:t>
         <w:tab/>
-        <w:t>33</w:t>
+        <w:t>38</w:t>
       </w:r>
     </w:p>
     <w:p>
@@ -11215,10 +11215,38 @@
         <w:jc w:val="center"/>
       </w:pPr>
       <w:r>
-        <w:rPr>
-          <w:i/>
-        </w:rPr>
-        <w:t>[Figure file missing: F:\Ergonomic_Project\outputs\app_screenshots\web_01_header_demographic.png]</w:t>
+        <w:drawing>
+          <wp:inline xmlns:a="http://schemas.openxmlformats.org/drawingml/2006/main" xmlns:pic="http://schemas.openxmlformats.org/drawingml/2006/picture">
+            <wp:extent cx="5400000" cy="3712500"/>
+            <wp:docPr id="12" name="Picture 12"/>
+            <wp:cNvGraphicFramePr>
+              <a:graphicFrameLocks noChangeAspect="1"/>
+            </wp:cNvGraphicFramePr>
+            <a:graphic>
+              <a:graphicData uri="http://schemas.openxmlformats.org/drawingml/2006/picture">
+                <pic:pic>
+                  <pic:nvPicPr>
+                    <pic:cNvPr id="0" name="web_02_assessment_top.png"/>
+                    <pic:cNvPicPr/>
+                  </pic:nvPicPr>
+                  <pic:blipFill>
+                    <a:blip r:embed="rId23"/>
+                    <a:stretch>
+                      <a:fillRect/>
+                    </a:stretch>
+                  </pic:blipFill>
+                  <pic:spPr>
+                    <a:xfrm>
+                      <a:off x="0" y="0"/>
+                      <a:ext cx="5400000" cy="3712500"/>
+                    </a:xfrm>
+                    <a:prstGeom prst="rect"/>
+                  </pic:spPr>
+                </pic:pic>
+              </a:graphicData>
+            </a:graphic>
+          </wp:inline>
+        </w:drawing>
       </w:r>
     </w:p>
     <w:p>
@@ -11232,7 +11260,7 @@
           <w:i/>
           <w:sz w:val="20"/>
         </w:rPr>
-        <w:t>Figure 4.10: Web app: page header, sample-profile shortcuts, and demographic section (Q1 to Q17).</w:t>
+        <w:t>Figure 4.10: Web app: sample-profile shortcuts and demographic section (Q1 to Q17).</w:t>
       </w:r>
     </w:p>
     <w:p>
@@ -11241,10 +11269,38 @@
         <w:jc w:val="center"/>
       </w:pPr>
       <w:r>
-        <w:rPr>
-          <w:i/>
-        </w:rPr>
-        <w:t>[Figure file missing: F:\Ergonomic_Project\outputs\app_screenshots\web_02_nmq.png]</w:t>
+        <w:drawing>
+          <wp:inline xmlns:a="http://schemas.openxmlformats.org/drawingml/2006/main" xmlns:pic="http://schemas.openxmlformats.org/drawingml/2006/picture">
+            <wp:extent cx="5400000" cy="3712500"/>
+            <wp:docPr id="13" name="Picture 13"/>
+            <wp:cNvGraphicFramePr>
+              <a:graphicFrameLocks noChangeAspect="1"/>
+            </wp:cNvGraphicFramePr>
+            <a:graphic>
+              <a:graphicData uri="http://schemas.openxmlformats.org/drawingml/2006/picture">
+                <pic:pic>
+                  <pic:nvPicPr>
+                    <pic:cNvPr id="0" name="web_03_assessment_nmq.png"/>
+                    <pic:cNvPicPr/>
+                  </pic:nvPicPr>
+                  <pic:blipFill>
+                    <a:blip r:embed="rId24"/>
+                    <a:stretch>
+                      <a:fillRect/>
+                    </a:stretch>
+                  </pic:blipFill>
+                  <pic:spPr>
+                    <a:xfrm>
+                      <a:off x="0" y="0"/>
+                      <a:ext cx="5400000" cy="3712500"/>
+                    </a:xfrm>
+                    <a:prstGeom prst="rect"/>
+                  </pic:spPr>
+                </pic:pic>
+              </a:graphicData>
+            </a:graphic>
+          </wp:inline>
+        </w:drawing>
       </w:r>
     </w:p>
     <w:p>
@@ -11267,10 +11323,38 @@
         <w:jc w:val="center"/>
       </w:pPr>
       <w:r>
-        <w:rPr>
-          <w:i/>
-        </w:rPr>
-        <w:t>[Figure file missing: F:\Ergonomic_Project\outputs\app_screenshots\web_03_nasa_borg.png]</w:t>
+        <w:drawing>
+          <wp:inline xmlns:a="http://schemas.openxmlformats.org/drawingml/2006/main" xmlns:pic="http://schemas.openxmlformats.org/drawingml/2006/picture">
+            <wp:extent cx="5400000" cy="3712500"/>
+            <wp:docPr id="14" name="Picture 14"/>
+            <wp:cNvGraphicFramePr>
+              <a:graphicFrameLocks noChangeAspect="1"/>
+            </wp:cNvGraphicFramePr>
+            <a:graphic>
+              <a:graphicData uri="http://schemas.openxmlformats.org/drawingml/2006/picture">
+                <pic:pic>
+                  <pic:nvPicPr>
+                    <pic:cNvPr id="0" name="web_04_assessment_nasa_borg.png"/>
+                    <pic:cNvPicPr/>
+                  </pic:nvPicPr>
+                  <pic:blipFill>
+                    <a:blip r:embed="rId25"/>
+                    <a:stretch>
+                      <a:fillRect/>
+                    </a:stretch>
+                  </pic:blipFill>
+                  <pic:spPr>
+                    <a:xfrm>
+                      <a:off x="0" y="0"/>
+                      <a:ext cx="5400000" cy="3712500"/>
+                    </a:xfrm>
+                    <a:prstGeom prst="rect"/>
+                  </pic:spPr>
+                </pic:pic>
+              </a:graphicData>
+            </a:graphic>
+          </wp:inline>
+        </w:drawing>
       </w:r>
     </w:p>
     <w:p>
@@ -11293,10 +11377,38 @@
         <w:jc w:val="center"/>
       </w:pPr>
       <w:r>
-        <w:rPr>
-          <w:i/>
-        </w:rPr>
-        <w:t>[Figure file missing: F:\Ergonomic_Project\outputs\app_screenshots\web_04_rula_qec.png]</w:t>
+        <w:drawing>
+          <wp:inline xmlns:a="http://schemas.openxmlformats.org/drawingml/2006/main" xmlns:pic="http://schemas.openxmlformats.org/drawingml/2006/picture">
+            <wp:extent cx="5400000" cy="3712500"/>
+            <wp:docPr id="15" name="Picture 15"/>
+            <wp:cNvGraphicFramePr>
+              <a:graphicFrameLocks noChangeAspect="1"/>
+            </wp:cNvGraphicFramePr>
+            <a:graphic>
+              <a:graphicData uri="http://schemas.openxmlformats.org/drawingml/2006/picture">
+                <pic:pic>
+                  <pic:nvPicPr>
+                    <pic:cNvPr id="0" name="web_05_assessment_rula_qec.png"/>
+                    <pic:cNvPicPr/>
+                  </pic:nvPicPr>
+                  <pic:blipFill>
+                    <a:blip r:embed="rId26"/>
+                    <a:stretch>
+                      <a:fillRect/>
+                    </a:stretch>
+                  </pic:blipFill>
+                  <pic:spPr>
+                    <a:xfrm>
+                      <a:off x="0" y="0"/>
+                      <a:ext cx="5400000" cy="3712500"/>
+                    </a:xfrm>
+                    <a:prstGeom prst="rect"/>
+                  </pic:spPr>
+                </pic:pic>
+              </a:graphicData>
+            </a:graphic>
+          </wp:inline>
+        </w:drawing>
       </w:r>
     </w:p>
     <w:p>
@@ -11319,10 +11431,38 @@
         <w:jc w:val="center"/>
       </w:pPr>
       <w:r>
-        <w:rPr>
-          <w:i/>
-        </w:rPr>
-        <w:t>[Figure file missing: F:\Ergonomic_Project\outputs\app_screenshots\web_05_prediction_output.png]</w:t>
+        <w:drawing>
+          <wp:inline xmlns:a="http://schemas.openxmlformats.org/drawingml/2006/main" xmlns:pic="http://schemas.openxmlformats.org/drawingml/2006/picture">
+            <wp:extent cx="5400000" cy="3712500"/>
+            <wp:docPr id="16" name="Picture 16"/>
+            <wp:cNvGraphicFramePr>
+              <a:graphicFrameLocks noChangeAspect="1"/>
+            </wp:cNvGraphicFramePr>
+            <a:graphic>
+              <a:graphicData uri="http://schemas.openxmlformats.org/drawingml/2006/picture">
+                <pic:pic>
+                  <pic:nvPicPr>
+                    <pic:cNvPr id="0" name="web_06_results.png"/>
+                    <pic:cNvPicPr/>
+                  </pic:nvPicPr>
+                  <pic:blipFill>
+                    <a:blip r:embed="rId27"/>
+                    <a:stretch>
+                      <a:fillRect/>
+                    </a:stretch>
+                  </pic:blipFill>
+                  <pic:spPr>
+                    <a:xfrm>
+                      <a:off x="0" y="0"/>
+                      <a:ext cx="5400000" cy="3712500"/>
+                    </a:xfrm>
+                    <a:prstGeom prst="rect"/>
+                  </pic:spPr>
+                </pic:pic>
+              </a:graphicData>
+            </a:graphic>
+          </wp:inline>
+        </w:drawing>
       </w:r>
     </w:p>
     <w:p>
@@ -11336,7 +11476,7 @@
           <w:i/>
           <w:sz w:val="20"/>
         </w:rPr>
-        <w:t>Figure 4.14: Web app: predicted risk profile output with colour-coded metric strip, horizontal bar chart, summary banner, and per-factor recommendations.</w:t>
+        <w:t>Figure 4.14: Web app: predicted risk profile output with colour-coded level cards, radar chart, tabular result, and per-factor recommendations.</w:t>
       </w:r>
     </w:p>
     <w:p>

--- a/docs/report.docx
+++ b/docs/report.docx
@@ -1422,7 +1422,7 @@
         <w:tab/>
         <w:t>Sample profile: age, platform, vehicle, and carrying mode.</w:t>
         <w:tab/>
-        <w:t>18</w:t>
+        <w:t>25</w:t>
       </w:r>
     </w:p>
     <w:p>
@@ -1442,7 +1442,7 @@
         <w:tab/>
         <w:t>NMQ 12-month pain prevalence per body area.</w:t>
         <w:tab/>
-        <w:t>19</w:t>
+        <w:t>27</w:t>
       </w:r>
     </w:p>
     <w:p>
@@ -1462,7 +1462,7 @@
         <w:tab/>
         <w:t>Discomfort prevalence broken down by demographic group.</w:t>
         <w:tab/>
-        <w:t>20</w:t>
+        <w:t>28</w:t>
       </w:r>
     </w:p>
     <w:p>
@@ -1482,7 +1482,7 @@
         <w:tab/>
         <w:t>Stage-1 Low / Medium / High counts per risk factor.</w:t>
         <w:tab/>
-        <w:t>22</w:t>
+        <w:t>30</w:t>
       </w:r>
     </w:p>
     <w:p>
@@ -1502,7 +1502,7 @@
         <w:tab/>
         <w:t>Discomfort prevalence within each Low / Medium / High band.</w:t>
         <w:tab/>
-        <w:t>23</w:t>
+        <w:t>31</w:t>
       </w:r>
     </w:p>
     <w:p>
@@ -1522,7 +1522,7 @@
         <w:tab/>
         <w:t>Pearson correlation matrix across the numeric feature pool.</w:t>
         <w:tab/>
-        <w:t>24</w:t>
+        <w:t>32</w:t>
       </w:r>
     </w:p>
     <w:p>
@@ -1542,7 +1542,7 @@
         <w:tab/>
         <w:t>Confusion matrices for the best model per factor.</w:t>
         <w:tab/>
-        <w:t>26</w:t>
+        <w:t>33</w:t>
       </w:r>
     </w:p>
     <w:p>
@@ -1562,7 +1562,7 @@
         <w:tab/>
         <w:t>ROC curves (one-vs-rest) for the best model per factor.</w:t>
         <w:tab/>
-        <w:t>27</w:t>
+        <w:t>34</w:t>
       </w:r>
     </w:p>
     <w:p>
@@ -1582,7 +1582,7 @@
         <w:tab/>
         <w:t>Top 10 features by importance for the best model per factor.</w:t>
         <w:tab/>
-        <w:t>28</w:t>
+        <w:t>35</w:t>
       </w:r>
     </w:p>
     <w:p>
@@ -1602,7 +1602,7 @@
         <w:tab/>
         <w:t>Web app: sample-profile shortcuts and demographic section.</w:t>
         <w:tab/>
-        <w:t>34</w:t>
+        <w:t>37</w:t>
       </w:r>
     </w:p>
     <w:p>
@@ -1622,7 +1622,7 @@
         <w:tab/>
         <w:t>Web app: Nordic Musculoskeletal Questionnaire section.</w:t>
         <w:tab/>
-        <w:t>35</w:t>
+        <w:t>38</w:t>
       </w:r>
     </w:p>
     <w:p>
@@ -1642,7 +1642,7 @@
         <w:tab/>
         <w:t>Web app: NASA-TLX and Borg CR10 sliders.</w:t>
         <w:tab/>
-        <w:t>36</w:t>
+        <w:t>39</w:t>
       </w:r>
     </w:p>
     <w:p>
@@ -1662,7 +1662,7 @@
         <w:tab/>
         <w:t>Web app: RULA and QEC observation sections.</w:t>
         <w:tab/>
-        <w:t>37</w:t>
+        <w:t>40</w:t>
       </w:r>
     </w:p>
     <w:p>
@@ -1682,7 +1682,7 @@
         <w:tab/>
         <w:t>Web app: predicted risk profile output.</w:t>
         <w:tab/>
-        <w:t>38</w:t>
+        <w:t>40</w:t>
       </w:r>
     </w:p>
     <w:p>
@@ -1724,7 +1724,7 @@
         <w:tab/>
         <w:t>Per-target feature exclusions to prevent label leakage.</w:t>
         <w:tab/>
-        <w:t>12</w:t>
+        <w:t>13</w:t>
       </w:r>
     </w:p>
     <w:p>
@@ -1744,7 +1744,7 @@
         <w:tab/>
         <w:t>NMQ 12-month pain prevalence per body area.</w:t>
         <w:tab/>
-        <w:t>19</w:t>
+        <w:t>27</w:t>
       </w:r>
     </w:p>
     <w:p>
@@ -1764,7 +1764,7 @@
         <w:tab/>
         <w:t>Chi-square test: risk factor vs self-reported discomfort.</w:t>
         <w:tab/>
-        <w:t>20</w:t>
+        <w:t>28</w:t>
       </w:r>
     </w:p>
     <w:p>
@@ -1784,7 +1784,7 @@
         <w:tab/>
         <w:t>Significant predictors of discomfort from multivariable logistic regression.</w:t>
         <w:tab/>
-        <w:t>21</w:t>
+        <w:t>29</w:t>
       </w:r>
     </w:p>
     <w:p>
@@ -1804,7 +1804,7 @@
         <w:tab/>
         <w:t>Stage-1 risk band counts per factor.</w:t>
         <w:tab/>
-        <w:t>22</w:t>
+        <w:t>30</w:t>
       </w:r>
     </w:p>
     <w:p>
@@ -1824,7 +1824,7 @@
         <w:tab/>
         <w:t>Best Stage-2 model per risk factor: 5-fold stratified CV.</w:t>
         <w:tab/>
-        <w:t>25</w:t>
+        <w:t>33</w:t>
       </w:r>
     </w:p>
     <w:p>
@@ -1844,7 +1844,7 @@
         <w:tab/>
         <w:t>Per-class ROC AUC (one-vs-rest) for the best model per factor.</w:t>
         <w:tab/>
-        <w:t>26</w:t>
+        <w:t>34</w:t>
       </w:r>
     </w:p>
     <w:p>
@@ -1864,7 +1864,7 @@
         <w:tab/>
         <w:t>Per-class precision, recall, F1, and support.</w:t>
         <w:tab/>
-        <w:t>27</w:t>
+        <w:t>34</w:t>
       </w:r>
     </w:p>
     <w:p>
@@ -1884,7 +1884,7 @@
         <w:tab/>
         <w:t>Top 5 most important features per factor.</w:t>
         <w:tab/>
-        <w:t>28</w:t>
+        <w:t>35</w:t>
       </w:r>
     </w:p>
     <w:p>
@@ -1904,7 +1904,7 @@
         <w:tab/>
         <w:t>Winning hyperparameters per target after GridSearchCV.</w:t>
         <w:tab/>
-        <w:t>28</w:t>
+        <w:t>35</w:t>
       </w:r>
     </w:p>
     <w:p>

--- a/docs/report.docx
+++ b/docs/report.docx
@@ -103,7 +103,7 @@
                     <pic:cNvPicPr/>
                   </pic:nvPicPr>
                   <pic:blipFill>
-                    <a:blip r:embed="rId10"/>
+                    <a:blip r:embed="rId9"/>
                     <a:stretch>
                       <a:fillRect/>
                     </a:stretch>
@@ -187,6 +187,16 @@
       </w:r>
     </w:p>
     <w:p>
+      <w:pPr>
+        <w:sectPr>
+          <w:pgSz w:w="12240" w:h="15840"/>
+          <w:pgMar w:top="1417" w:right="1417" w:bottom="1417" w:left="1417" w:header="720" w:footer="720" w:gutter="0"/>
+          <w:cols w:space="720"/>
+          <w:docGrid w:linePitch="360"/>
+        </w:sectPr>
+      </w:pPr>
+    </w:p>
+    <w:p>
       <w:r>
         <w:br w:type="page"/>
       </w:r>
@@ -636,12 +646,11 @@
       <w:r>
         <w:rPr>
           <w:rFonts w:ascii="Times New Roman" w:hAnsi="Times New Roman" w:cs="Times New Roman" w:eastAsia="Times New Roman"/>
-          <w:b/>
           <w:sz w:val="22"/>
         </w:rPr>
-        <w:t>1   INTRODUCTION</w:t>
+        <w:t>Symbols</w:t>
         <w:tab/>
-        <w:t>1</w:t>
+        <w:t>viii</w:t>
       </w:r>
     </w:p>
     <w:p>
@@ -654,9 +663,10 @@
       <w:r>
         <w:rPr>
           <w:rFonts w:ascii="Times New Roman" w:hAnsi="Times New Roman" w:cs="Times New Roman" w:eastAsia="Times New Roman"/>
+          <w:b/>
           <w:sz w:val="22"/>
         </w:rPr>
-        <w:t xml:space="preserve">    1.1   Background</w:t>
+        <w:t>1   INTRODUCTION</w:t>
         <w:tab/>
         <w:t>1</w:t>
       </w:r>
@@ -673,9 +683,9 @@
           <w:rFonts w:ascii="Times New Roman" w:hAnsi="Times New Roman" w:cs="Times New Roman" w:eastAsia="Times New Roman"/>
           <w:sz w:val="22"/>
         </w:rPr>
-        <w:t xml:space="preserve">    1.2   Motivation</w:t>
+        <w:t xml:space="preserve">    1.1   Background</w:t>
         <w:tab/>
-        <w:t>2</w:t>
+        <w:t>1</w:t>
       </w:r>
     </w:p>
     <w:p>
@@ -690,9 +700,9 @@
           <w:rFonts w:ascii="Times New Roman" w:hAnsi="Times New Roman" w:cs="Times New Roman" w:eastAsia="Times New Roman"/>
           <w:sz w:val="22"/>
         </w:rPr>
-        <w:t xml:space="preserve">    1.3   Objectives of the work</w:t>
+        <w:t xml:space="preserve">    1.2   Motivation</w:t>
         <w:tab/>
-        <w:t>2</w:t>
+        <w:t>1</w:t>
       </w:r>
     </w:p>
     <w:p>
@@ -705,12 +715,11 @@
       <w:r>
         <w:rPr>
           <w:rFonts w:ascii="Times New Roman" w:hAnsi="Times New Roman" w:cs="Times New Roman" w:eastAsia="Times New Roman"/>
-          <w:b/>
           <w:sz w:val="22"/>
         </w:rPr>
-        <w:t>2   METHODOLOGY</w:t>
+        <w:t xml:space="preserve">    1.3   Objectives of the work</w:t>
         <w:tab/>
-        <w:t>3</w:t>
+        <w:t>2</w:t>
       </w:r>
     </w:p>
     <w:p>
@@ -723,9 +732,10 @@
       <w:r>
         <w:rPr>
           <w:rFonts w:ascii="Times New Roman" w:hAnsi="Times New Roman" w:cs="Times New Roman" w:eastAsia="Times New Roman"/>
+          <w:b/>
           <w:sz w:val="22"/>
         </w:rPr>
-        <w:t xml:space="preserve">    2.1   Two-stage design</w:t>
+        <w:t>2   METHODOLOGY</w:t>
         <w:tab/>
         <w:t>3</w:t>
       </w:r>
@@ -742,9 +752,9 @@
           <w:rFonts w:ascii="Times New Roman" w:hAnsi="Times New Roman" w:cs="Times New Roman" w:eastAsia="Times New Roman"/>
           <w:sz w:val="22"/>
         </w:rPr>
-        <w:t xml:space="preserve">    2.2   Study design and data sources</w:t>
+        <w:t xml:space="preserve">    2.1   Two-stage design</w:t>
         <w:tab/>
-        <w:t>4</w:t>
+        <w:t>3</w:t>
       </w:r>
     </w:p>
     <w:p>
@@ -759,9 +769,9 @@
           <w:rFonts w:ascii="Times New Roman" w:hAnsi="Times New Roman" w:cs="Times New Roman" w:eastAsia="Times New Roman"/>
           <w:sz w:val="22"/>
         </w:rPr>
-        <w:t xml:space="preserve">        2.2.1   Rider survey</w:t>
+        <w:t xml:space="preserve">    2.2   Study design and data sources</w:t>
         <w:tab/>
-        <w:t>5</w:t>
+        <w:t>3</w:t>
       </w:r>
     </w:p>
     <w:p>
@@ -776,9 +786,9 @@
           <w:rFonts w:ascii="Times New Roman" w:hAnsi="Times New Roman" w:cs="Times New Roman" w:eastAsia="Times New Roman"/>
           <w:sz w:val="22"/>
         </w:rPr>
-        <w:t xml:space="preserve">        2.2.2   Posture observations</w:t>
+        <w:t xml:space="preserve">        2.2.1   Rider survey</w:t>
         <w:tab/>
-        <w:t>6</w:t>
+        <w:t>4</w:t>
       </w:r>
     </w:p>
     <w:p>
@@ -793,9 +803,9 @@
           <w:rFonts w:ascii="Times New Roman" w:hAnsi="Times New Roman" w:cs="Times New Roman" w:eastAsia="Times New Roman"/>
           <w:sz w:val="22"/>
         </w:rPr>
-        <w:t xml:space="preserve">    2.3   Data cleaning and feature engineering</w:t>
+        <w:t xml:space="preserve">        2.2.2   Posture observations</w:t>
         <w:tab/>
-        <w:t>7</w:t>
+        <w:t>4</w:t>
       </w:r>
     </w:p>
     <w:p>
@@ -810,9 +820,9 @@
           <w:rFonts w:ascii="Times New Roman" w:hAnsi="Times New Roman" w:cs="Times New Roman" w:eastAsia="Times New Roman"/>
           <w:sz w:val="22"/>
         </w:rPr>
-        <w:t xml:space="preserve">    2.4   Stage 1: Deterministic risk scoring</w:t>
+        <w:t xml:space="preserve">    2.3   Data cleaning and feature engineering</w:t>
         <w:tab/>
-        <w:t>8</w:t>
+        <w:t>4</w:t>
       </w:r>
     </w:p>
     <w:p>
@@ -827,9 +837,9 @@
           <w:rFonts w:ascii="Times New Roman" w:hAnsi="Times New Roman" w:cs="Times New Roman" w:eastAsia="Times New Roman"/>
           <w:sz w:val="22"/>
         </w:rPr>
-        <w:t xml:space="preserve">    2.5   Statistical analysis</w:t>
+        <w:t xml:space="preserve">    2.4   Stage 1: Deterministic risk scoring</w:t>
         <w:tab/>
-        <w:t>9</w:t>
+        <w:t>5</w:t>
       </w:r>
     </w:p>
     <w:p>
@@ -844,9 +854,9 @@
           <w:rFonts w:ascii="Times New Roman" w:hAnsi="Times New Roman" w:cs="Times New Roman" w:eastAsia="Times New Roman"/>
           <w:sz w:val="22"/>
         </w:rPr>
-        <w:t xml:space="preserve">    2.6   Stage 2: Machine learning pipeline</w:t>
+        <w:t xml:space="preserve">    2.5   Statistical analysis</w:t>
         <w:tab/>
-        <w:t>10</w:t>
+        <w:t>5</w:t>
       </w:r>
     </w:p>
     <w:p>
@@ -861,9 +871,9 @@
           <w:rFonts w:ascii="Times New Roman" w:hAnsi="Times New Roman" w:cs="Times New Roman" w:eastAsia="Times New Roman"/>
           <w:sz w:val="22"/>
         </w:rPr>
-        <w:t xml:space="preserve">        2.6.1   Logistic Regression</w:t>
+        <w:t xml:space="preserve">    2.6   Stage 2: Machine learning pipeline</w:t>
         <w:tab/>
-        <w:t>10</w:t>
+        <w:t>6</w:t>
       </w:r>
     </w:p>
     <w:p>
@@ -878,9 +888,9 @@
           <w:rFonts w:ascii="Times New Roman" w:hAnsi="Times New Roman" w:cs="Times New Roman" w:eastAsia="Times New Roman"/>
           <w:sz w:val="22"/>
         </w:rPr>
-        <w:t xml:space="preserve">        2.6.2   Decision Tree</w:t>
+        <w:t xml:space="preserve">        2.6.1   Logistic Regression</w:t>
         <w:tab/>
-        <w:t>10</w:t>
+        <w:t>6</w:t>
       </w:r>
     </w:p>
     <w:p>
@@ -895,9 +905,9 @@
           <w:rFonts w:ascii="Times New Roman" w:hAnsi="Times New Roman" w:cs="Times New Roman" w:eastAsia="Times New Roman"/>
           <w:sz w:val="22"/>
         </w:rPr>
-        <w:t xml:space="preserve">        2.6.3   Random Forest</w:t>
+        <w:t xml:space="preserve">        2.6.2   Decision Tree</w:t>
         <w:tab/>
-        <w:t>11</w:t>
+        <w:t>6</w:t>
       </w:r>
     </w:p>
     <w:p>
@@ -912,9 +922,9 @@
           <w:rFonts w:ascii="Times New Roman" w:hAnsi="Times New Roman" w:cs="Times New Roman" w:eastAsia="Times New Roman"/>
           <w:sz w:val="22"/>
         </w:rPr>
-        <w:t xml:space="preserve">        2.6.4   Extra Trees</w:t>
+        <w:t xml:space="preserve">        2.6.3   Random Forest</w:t>
         <w:tab/>
-        <w:t>11</w:t>
+        <w:t>6</w:t>
       </w:r>
     </w:p>
     <w:p>
@@ -929,9 +939,9 @@
           <w:rFonts w:ascii="Times New Roman" w:hAnsi="Times New Roman" w:cs="Times New Roman" w:eastAsia="Times New Roman"/>
           <w:sz w:val="22"/>
         </w:rPr>
-        <w:t xml:space="preserve">        2.6.5   Histogram Gradient Boosting</w:t>
+        <w:t xml:space="preserve">        2.6.4   Extra Trees</w:t>
         <w:tab/>
-        <w:t>11</w:t>
+        <w:t>6</w:t>
       </w:r>
     </w:p>
     <w:p>
@@ -946,9 +956,9 @@
           <w:rFonts w:ascii="Times New Roman" w:hAnsi="Times New Roman" w:cs="Times New Roman" w:eastAsia="Times New Roman"/>
           <w:sz w:val="22"/>
         </w:rPr>
-        <w:t xml:space="preserve">        2.6.6   XGBoost</w:t>
+        <w:t xml:space="preserve">        2.6.5   Histogram Gradient Boosting</w:t>
         <w:tab/>
-        <w:t>12</w:t>
+        <w:t>7</w:t>
       </w:r>
     </w:p>
     <w:p>
@@ -963,9 +973,9 @@
           <w:rFonts w:ascii="Times New Roman" w:hAnsi="Times New Roman" w:cs="Times New Roman" w:eastAsia="Times New Roman"/>
           <w:sz w:val="22"/>
         </w:rPr>
-        <w:t xml:space="preserve">        2.6.7   Stacking Classifier</w:t>
+        <w:t xml:space="preserve">        2.6.6   XGBoost</w:t>
         <w:tab/>
-        <w:t>12</w:t>
+        <w:t>7</w:t>
       </w:r>
     </w:p>
     <w:p>
@@ -980,9 +990,9 @@
           <w:rFonts w:ascii="Times New Roman" w:hAnsi="Times New Roman" w:cs="Times New Roman" w:eastAsia="Times New Roman"/>
           <w:sz w:val="22"/>
         </w:rPr>
-        <w:t xml:space="preserve">        2.6.8   SMOTE and cross-validation</w:t>
+        <w:t xml:space="preserve">        2.6.7   Stacking Classifier</w:t>
         <w:tab/>
-        <w:t>12</w:t>
+        <w:t>7</w:t>
       </w:r>
     </w:p>
     <w:p>
@@ -997,9 +1007,9 @@
           <w:rFonts w:ascii="Times New Roman" w:hAnsi="Times New Roman" w:cs="Times New Roman" w:eastAsia="Times New Roman"/>
           <w:sz w:val="22"/>
         </w:rPr>
-        <w:t xml:space="preserve">        2.6.9   Per-target feature exclusions</w:t>
+        <w:t xml:space="preserve">        2.6.8   SMOTE and cross-validation</w:t>
         <w:tab/>
-        <w:t>13</w:t>
+        <w:t>7</w:t>
       </w:r>
     </w:p>
     <w:p>
@@ -1014,9 +1024,9 @@
           <w:rFonts w:ascii="Times New Roman" w:hAnsi="Times New Roman" w:cs="Times New Roman" w:eastAsia="Times New Roman"/>
           <w:sz w:val="22"/>
         </w:rPr>
-        <w:t xml:space="preserve">    2.7   Evaluation</w:t>
+        <w:t xml:space="preserve">        2.6.9   Per-target feature exclusions</w:t>
         <w:tab/>
-        <w:t>14</w:t>
+        <w:t>7</w:t>
       </w:r>
     </w:p>
     <w:p>
@@ -1029,12 +1039,11 @@
       <w:r>
         <w:rPr>
           <w:rFonts w:ascii="Times New Roman" w:hAnsi="Times New Roman" w:cs="Times New Roman" w:eastAsia="Times New Roman"/>
-          <w:b/>
           <w:sz w:val="22"/>
         </w:rPr>
-        <w:t>3   WORK DONE</w:t>
+        <w:t xml:space="preserve">    2.7   Evaluation</w:t>
         <w:tab/>
-        <w:t>15</w:t>
+        <w:t>7</w:t>
       </w:r>
     </w:p>
     <w:p>
@@ -1047,11 +1056,12 @@
       <w:r>
         <w:rPr>
           <w:rFonts w:ascii="Times New Roman" w:hAnsi="Times New Roman" w:cs="Times New Roman" w:eastAsia="Times New Roman"/>
+          <w:b/>
           <w:sz w:val="22"/>
         </w:rPr>
-        <w:t xml:space="preserve">    3.1   Notebook pipeline</w:t>
+        <w:t>3   WORK DONE</w:t>
         <w:tab/>
-        <w:t>15</w:t>
+        <w:t>8</w:t>
       </w:r>
     </w:p>
     <w:p>
@@ -1066,9 +1076,9 @@
           <w:rFonts w:ascii="Times New Roman" w:hAnsi="Times New Roman" w:cs="Times New Roman" w:eastAsia="Times New Roman"/>
           <w:sz w:val="22"/>
         </w:rPr>
-        <w:t xml:space="preserve">    3.2   Instrument design and preparation</w:t>
+        <w:t xml:space="preserve">    3.1   Notebook pipeline</w:t>
         <w:tab/>
-        <w:t>16</w:t>
+        <w:t>8</w:t>
       </w:r>
     </w:p>
     <w:p>
@@ -1083,9 +1093,9 @@
           <w:rFonts w:ascii="Times New Roman" w:hAnsi="Times New Roman" w:cs="Times New Roman" w:eastAsia="Times New Roman"/>
           <w:sz w:val="22"/>
         </w:rPr>
-        <w:t xml:space="preserve">    3.3   Data collection execution</w:t>
+        <w:t xml:space="preserve">    3.2   Instrument design and preparation</w:t>
         <w:tab/>
-        <w:t>17</w:t>
+        <w:t>9</w:t>
       </w:r>
     </w:p>
     <w:p>
@@ -1100,9 +1110,9 @@
           <w:rFonts w:ascii="Times New Roman" w:hAnsi="Times New Roman" w:cs="Times New Roman" w:eastAsia="Times New Roman"/>
           <w:sz w:val="22"/>
         </w:rPr>
-        <w:t xml:space="preserve">    3.4   Data cleaning, encoding, and integration</w:t>
+        <w:t xml:space="preserve">    3.3   Data collection execution</w:t>
         <w:tab/>
-        <w:t>18</w:t>
+        <w:t>9</w:t>
       </w:r>
     </w:p>
     <w:p>
@@ -1117,9 +1127,9 @@
           <w:rFonts w:ascii="Times New Roman" w:hAnsi="Times New Roman" w:cs="Times New Roman" w:eastAsia="Times New Roman"/>
           <w:sz w:val="22"/>
         </w:rPr>
-        <w:t xml:space="preserve">    3.5   Statistical analysis and model training runs</w:t>
+        <w:t xml:space="preserve">    3.4   Data cleaning, encoding, and integration</w:t>
         <w:tab/>
-        <w:t>19</w:t>
+        <w:t>10</w:t>
       </w:r>
     </w:p>
     <w:p>
@@ -1134,9 +1144,9 @@
           <w:rFonts w:ascii="Times New Roman" w:hAnsi="Times New Roman" w:cs="Times New Roman" w:eastAsia="Times New Roman"/>
           <w:sz w:val="22"/>
         </w:rPr>
-        <w:t xml:space="preserve">    3.6   Web application development and deployment</w:t>
+        <w:t xml:space="preserve">    3.5   Statistical analysis and model training runs</w:t>
         <w:tab/>
-        <w:t>21</w:t>
+        <w:t>11</w:t>
       </w:r>
     </w:p>
     <w:p>
@@ -1151,9 +1161,9 @@
           <w:rFonts w:ascii="Times New Roman" w:hAnsi="Times New Roman" w:cs="Times New Roman" w:eastAsia="Times New Roman"/>
           <w:sz w:val="22"/>
         </w:rPr>
-        <w:t xml:space="preserve">    3.7   Iterations and fixes</w:t>
+        <w:t xml:space="preserve">    3.6   Web application development and deployment</w:t>
         <w:tab/>
-        <w:t>23</w:t>
+        <w:t>11</w:t>
       </w:r>
     </w:p>
     <w:p>
@@ -1168,9 +1178,9 @@
           <w:rFonts w:ascii="Times New Roman" w:hAnsi="Times New Roman" w:cs="Times New Roman" w:eastAsia="Times New Roman"/>
           <w:sz w:val="22"/>
         </w:rPr>
-        <w:t xml:space="preserve">        3.7.1   Repetition binning correction</w:t>
+        <w:t xml:space="preserve">    3.7   Iterations and fixes</w:t>
         <w:tab/>
-        <w:t>23</w:t>
+        <w:t>12</w:t>
       </w:r>
     </w:p>
     <w:p>
@@ -1185,9 +1195,9 @@
           <w:rFonts w:ascii="Times New Roman" w:hAnsi="Times New Roman" w:cs="Times New Roman" w:eastAsia="Times New Roman"/>
           <w:sz w:val="22"/>
         </w:rPr>
-        <w:t xml:space="preserve">        3.7.2   Duration leakage correction</w:t>
+        <w:t xml:space="preserve">        3.7.1   Repetition binning correction</w:t>
         <w:tab/>
-        <w:t>23</w:t>
+        <w:t>12</w:t>
       </w:r>
     </w:p>
     <w:p>
@@ -1202,9 +1212,9 @@
           <w:rFonts w:ascii="Times New Roman" w:hAnsi="Times New Roman" w:cs="Times New Roman" w:eastAsia="Times New Roman"/>
           <w:sz w:val="22"/>
         </w:rPr>
-        <w:t xml:space="preserve">        3.7.3   Posture model with RULA and QEC inputs</w:t>
+        <w:t xml:space="preserve">        3.7.2   Duration leakage correction</w:t>
         <w:tab/>
-        <w:t>24</w:t>
+        <w:t>12</w:t>
       </w:r>
     </w:p>
     <w:p>
@@ -1217,12 +1227,11 @@
       <w:r>
         <w:rPr>
           <w:rFonts w:ascii="Times New Roman" w:hAnsi="Times New Roman" w:cs="Times New Roman" w:eastAsia="Times New Roman"/>
-          <w:b/>
           <w:sz w:val="22"/>
         </w:rPr>
-        <w:t>4   RESULTS AND DISCUSSION</w:t>
+        <w:t xml:space="preserve">        3.7.3   Posture model with RULA and QEC inputs</w:t>
         <w:tab/>
-        <w:t>25</w:t>
+        <w:t>12</w:t>
       </w:r>
     </w:p>
     <w:p>
@@ -1235,11 +1244,12 @@
       <w:r>
         <w:rPr>
           <w:rFonts w:ascii="Times New Roman" w:hAnsi="Times New Roman" w:cs="Times New Roman" w:eastAsia="Times New Roman"/>
+          <w:b/>
           <w:sz w:val="22"/>
         </w:rPr>
-        <w:t xml:space="preserve">    4.1   Sample profile</w:t>
+        <w:t>4   RESULTS AND DISCUSSION</w:t>
         <w:tab/>
-        <w:t>25</w:t>
+        <w:t>13</w:t>
       </w:r>
     </w:p>
     <w:p>
@@ -1254,9 +1264,9 @@
           <w:rFonts w:ascii="Times New Roman" w:hAnsi="Times New Roman" w:cs="Times New Roman" w:eastAsia="Times New Roman"/>
           <w:sz w:val="22"/>
         </w:rPr>
-        <w:t xml:space="preserve">    4.2   NMQ pain prevalence and statistical predictors</w:t>
+        <w:t xml:space="preserve">    4.1   Sample profile</w:t>
         <w:tab/>
-        <w:t>27</w:t>
+        <w:t>13</w:t>
       </w:r>
     </w:p>
     <w:p>
@@ -1271,9 +1281,9 @@
           <w:rFonts w:ascii="Times New Roman" w:hAnsi="Times New Roman" w:cs="Times New Roman" w:eastAsia="Times New Roman"/>
           <w:sz w:val="22"/>
         </w:rPr>
-        <w:t xml:space="preserve">    4.3   Stage-1 risk distribution</w:t>
+        <w:t xml:space="preserve">    4.2   NMQ pain prevalence and statistical predictors</w:t>
         <w:tab/>
-        <w:t>30</w:t>
+        <w:t>15</w:t>
       </w:r>
     </w:p>
     <w:p>
@@ -1288,9 +1298,9 @@
           <w:rFonts w:ascii="Times New Roman" w:hAnsi="Times New Roman" w:cs="Times New Roman" w:eastAsia="Times New Roman"/>
           <w:sz w:val="22"/>
         </w:rPr>
-        <w:t xml:space="preserve">    4.4   Stage-2 model performance</w:t>
+        <w:t xml:space="preserve">    4.3   Stage-1 risk distribution</w:t>
         <w:tab/>
-        <w:t>33</w:t>
+        <w:t>17</w:t>
       </w:r>
     </w:p>
     <w:p>
@@ -1305,9 +1315,9 @@
           <w:rFonts w:ascii="Times New Roman" w:hAnsi="Times New Roman" w:cs="Times New Roman" w:eastAsia="Times New Roman"/>
           <w:sz w:val="22"/>
         </w:rPr>
-        <w:t xml:space="preserve">    4.5   Per-class metrics and feature importance</w:t>
+        <w:t xml:space="preserve">    4.4   Stage-2 model performance</w:t>
         <w:tab/>
-        <w:t>35</w:t>
+        <w:t>19</w:t>
       </w:r>
     </w:p>
     <w:p>
@@ -1322,9 +1332,9 @@
           <w:rFonts w:ascii="Times New Roman" w:hAnsi="Times New Roman" w:cs="Times New Roman" w:eastAsia="Times New Roman"/>
           <w:sz w:val="22"/>
         </w:rPr>
-        <w:t xml:space="preserve">    4.6   Web application demonstration</w:t>
+        <w:t xml:space="preserve">    4.5   Per-class metrics and feature importance</w:t>
         <w:tab/>
-        <w:t>37</w:t>
+        <w:t>21</w:t>
       </w:r>
     </w:p>
     <w:p>
@@ -1337,12 +1347,11 @@
       <w:r>
         <w:rPr>
           <w:rFonts w:ascii="Times New Roman" w:hAnsi="Times New Roman" w:cs="Times New Roman" w:eastAsia="Times New Roman"/>
-          <w:b/>
           <w:sz w:val="22"/>
         </w:rPr>
-        <w:t>5   CONCLUSIONS AND EXTENSIONS</w:t>
+        <w:t xml:space="preserve">    4.6   Web application demonstration</w:t>
         <w:tab/>
-        <w:t>41</w:t>
+        <w:t>22</w:t>
       </w:r>
     </w:p>
     <w:p>
@@ -1358,9 +1367,27 @@
           <w:b/>
           <w:sz w:val="22"/>
         </w:rPr>
+        <w:t>5   CONCLUSIONS AND EXTENSIONS</w:t>
+        <w:tab/>
+        <w:t>25</w:t>
+      </w:r>
+    </w:p>
+    <w:p>
+      <w:pPr>
+        <w:tabs>
+          <w:tab w:pos="9071" w:val="right" w:leader="dot"/>
+        </w:tabs>
+        <w:spacing w:after="80"/>
+      </w:pPr>
+      <w:r>
+        <w:rPr>
+          <w:rFonts w:ascii="Times New Roman" w:hAnsi="Times New Roman" w:cs="Times New Roman" w:eastAsia="Times New Roman"/>
+          <w:b/>
+          <w:sz w:val="22"/>
+        </w:rPr>
         <w:t>BIBLIOGRAPHY</w:t>
         <w:tab/>
-        <w:t>42</w:t>
+        <w:t>27</w:t>
       </w:r>
     </w:p>
     <w:p>
@@ -1402,7 +1429,7 @@
         <w:tab/>
         <w:t>Pipeline overview: raw inputs to interactive prediction.</w:t>
         <w:tab/>
-        <w:t>6</w:t>
+        <w:t>3</w:t>
       </w:r>
     </w:p>
     <w:p>
@@ -1422,7 +1449,7 @@
         <w:tab/>
         <w:t>Sample profile: age, platform, vehicle, and carrying mode.</w:t>
         <w:tab/>
-        <w:t>25</w:t>
+        <w:t>14</w:t>
       </w:r>
     </w:p>
     <w:p>
@@ -1442,7 +1469,7 @@
         <w:tab/>
         <w:t>NMQ 12-month pain prevalence per body area.</w:t>
         <w:tab/>
-        <w:t>27</w:t>
+        <w:t>15</w:t>
       </w:r>
     </w:p>
     <w:p>
@@ -1462,7 +1489,7 @@
         <w:tab/>
         <w:t>Discomfort prevalence broken down by demographic group.</w:t>
         <w:tab/>
-        <w:t>28</w:t>
+        <w:t>16</w:t>
       </w:r>
     </w:p>
     <w:p>
@@ -1482,7 +1509,7 @@
         <w:tab/>
         <w:t>Stage-1 Low / Medium / High counts per risk factor.</w:t>
         <w:tab/>
-        <w:t>30</w:t>
+        <w:t>17</w:t>
       </w:r>
     </w:p>
     <w:p>
@@ -1502,7 +1529,7 @@
         <w:tab/>
         <w:t>Discomfort prevalence within each Low / Medium / High band.</w:t>
         <w:tab/>
-        <w:t>31</w:t>
+        <w:t>18</w:t>
       </w:r>
     </w:p>
     <w:p>
@@ -1522,7 +1549,7 @@
         <w:tab/>
         <w:t>Pearson correlation matrix across the numeric feature pool.</w:t>
         <w:tab/>
-        <w:t>32</w:t>
+        <w:t>18</w:t>
       </w:r>
     </w:p>
     <w:p>
@@ -1542,7 +1569,7 @@
         <w:tab/>
         <w:t>Confusion matrices for the best model per factor.</w:t>
         <w:tab/>
-        <w:t>33</w:t>
+        <w:t>19</w:t>
       </w:r>
     </w:p>
     <w:p>
@@ -1562,7 +1589,7 @@
         <w:tab/>
         <w:t>ROC curves (one-vs-rest) for the best model per factor.</w:t>
         <w:tab/>
-        <w:t>34</w:t>
+        <w:t>20</w:t>
       </w:r>
     </w:p>
     <w:p>
@@ -1582,7 +1609,7 @@
         <w:tab/>
         <w:t>Top 10 features by importance for the best model per factor.</w:t>
         <w:tab/>
-        <w:t>35</w:t>
+        <w:t>21</w:t>
       </w:r>
     </w:p>
     <w:p>
@@ -1602,7 +1629,7 @@
         <w:tab/>
         <w:t>Web app: sample-profile shortcuts and demographic section.</w:t>
         <w:tab/>
-        <w:t>37</w:t>
+        <w:t>22</w:t>
       </w:r>
     </w:p>
     <w:p>
@@ -1622,7 +1649,7 @@
         <w:tab/>
         <w:t>Web app: Nordic Musculoskeletal Questionnaire section.</w:t>
         <w:tab/>
-        <w:t>38</w:t>
+        <w:t>23</w:t>
       </w:r>
     </w:p>
     <w:p>
@@ -1642,7 +1669,7 @@
         <w:tab/>
         <w:t>Web app: NASA-TLX and Borg CR10 sliders.</w:t>
         <w:tab/>
-        <w:t>39</w:t>
+        <w:t>23</w:t>
       </w:r>
     </w:p>
     <w:p>
@@ -1662,7 +1689,7 @@
         <w:tab/>
         <w:t>Web app: RULA and QEC observation sections.</w:t>
         <w:tab/>
-        <w:t>40</w:t>
+        <w:t>24</w:t>
       </w:r>
     </w:p>
     <w:p>
@@ -1682,7 +1709,7 @@
         <w:tab/>
         <w:t>Web app: predicted risk profile output.</w:t>
         <w:tab/>
-        <w:t>40</w:t>
+        <w:t>24</w:t>
       </w:r>
     </w:p>
     <w:p>
@@ -1724,7 +1751,7 @@
         <w:tab/>
         <w:t>Per-target feature exclusions to prevent label leakage.</w:t>
         <w:tab/>
-        <w:t>13</w:t>
+        <w:t>7</w:t>
       </w:r>
     </w:p>
     <w:p>
@@ -1744,7 +1771,7 @@
         <w:tab/>
         <w:t>NMQ 12-month pain prevalence per body area.</w:t>
         <w:tab/>
-        <w:t>27</w:t>
+        <w:t>15</w:t>
       </w:r>
     </w:p>
     <w:p>
@@ -1764,7 +1791,7 @@
         <w:tab/>
         <w:t>Chi-square test: risk factor vs self-reported discomfort.</w:t>
         <w:tab/>
-        <w:t>28</w:t>
+        <w:t>15</w:t>
       </w:r>
     </w:p>
     <w:p>
@@ -1784,7 +1811,7 @@
         <w:tab/>
         <w:t>Significant predictors of discomfort from multivariable logistic regression.</w:t>
         <w:tab/>
-        <w:t>29</w:t>
+        <w:t>16</w:t>
       </w:r>
     </w:p>
     <w:p>
@@ -1804,7 +1831,7 @@
         <w:tab/>
         <w:t>Stage-1 risk band counts per factor.</w:t>
         <w:tab/>
-        <w:t>30</w:t>
+        <w:t>17</w:t>
       </w:r>
     </w:p>
     <w:p>
@@ -1824,7 +1851,7 @@
         <w:tab/>
         <w:t>Best Stage-2 model per risk factor: 5-fold stratified CV.</w:t>
         <w:tab/>
-        <w:t>33</w:t>
+        <w:t>19</w:t>
       </w:r>
     </w:p>
     <w:p>
@@ -1844,7 +1871,7 @@
         <w:tab/>
         <w:t>Per-class ROC AUC (one-vs-rest) for the best model per factor.</w:t>
         <w:tab/>
-        <w:t>34</w:t>
+        <w:t>20</w:t>
       </w:r>
     </w:p>
     <w:p>
@@ -1864,7 +1891,7 @@
         <w:tab/>
         <w:t>Per-class precision, recall, F1, and support.</w:t>
         <w:tab/>
-        <w:t>34</w:t>
+        <w:t>20</w:t>
       </w:r>
     </w:p>
     <w:p>
@@ -1884,7 +1911,7 @@
         <w:tab/>
         <w:t>Top 5 most important features per factor.</w:t>
         <w:tab/>
-        <w:t>35</w:t>
+        <w:t>21</w:t>
       </w:r>
     </w:p>
     <w:p>
@@ -1904,7 +1931,7 @@
         <w:tab/>
         <w:t>Winning hyperparameters per target after GridSearchCV.</w:t>
         <w:tab/>
-        <w:t>35</w:t>
+        <w:t>21</w:t>
       </w:r>
     </w:p>
     <w:p>
@@ -2561,11 +2588,10 @@
     <w:p>
       <w:pPr>
         <w:sectPr>
-          <w:footerReference w:type="default" r:id="rId9"/>
+          <w:footerReference w:type="default" r:id="rId10"/>
           <w:pgSz w:w="12240" w:h="15840"/>
           <w:pgMar w:top="1417" w:right="1417" w:bottom="1417" w:left="1417" w:header="720" w:footer="720" w:gutter="0"/>
           <w:cols w:space="720"/>
-          <w:titlePg/>
           <w:docGrid w:linePitch="360"/>
           <w:pgNumType w:fmt="lowerRoman" w:start="1"/>
         </w:sectPr>

--- a/docs/report.docx
+++ b/docs/report.docx
@@ -195,11 +195,6 @@
           <w:docGrid w:linePitch="360"/>
         </w:sectPr>
       </w:pPr>
-    </w:p>
-    <w:p>
-      <w:r>
-        <w:br w:type="page"/>
-      </w:r>
     </w:p>
     <w:p>
       <w:pPr>

--- a/docs/report.docx
+++ b/docs/report.docx
@@ -356,13 +356,9 @@
       </w:r>
     </w:p>
     <w:p>
-      <w:r>
-        <w:br w:type="page"/>
-      </w:r>
-    </w:p>
-    <w:p>
       <w:pPr>
         <w:pStyle w:val="Heading3"/>
+        <w:pageBreakBefore/>
         <w:spacing w:before="480" w:after="720"/>
         <w:jc w:val="center"/>
       </w:pPr>
@@ -417,13 +413,9 @@
       </w:r>
     </w:p>
     <w:p>
-      <w:r>
-        <w:br w:type="page"/>
-      </w:r>
-    </w:p>
-    <w:p>
       <w:pPr>
         <w:pStyle w:val="Heading3"/>
+        <w:pageBreakBefore/>
         <w:spacing w:before="480" w:after="720"/>
         <w:jc w:val="center"/>
       </w:pPr>
@@ -491,13 +483,9 @@
       </w:r>
     </w:p>
     <w:p>
-      <w:r>
-        <w:br w:type="page"/>
-      </w:r>
-    </w:p>
-    <w:p>
       <w:pPr>
         <w:pStyle w:val="Heading1"/>
+        <w:pageBreakBefore/>
         <w:spacing w:before="480" w:after="480"/>
         <w:jc w:val="center"/>
       </w:pPr>
@@ -1386,13 +1374,9 @@
       </w:r>
     </w:p>
     <w:p>
-      <w:r>
-        <w:br w:type="page"/>
-      </w:r>
-    </w:p>
-    <w:p>
       <w:pPr>
         <w:pStyle w:val="Heading1"/>
+        <w:pageBreakBefore/>
         <w:spacing w:before="480" w:after="480"/>
         <w:jc w:val="center"/>
       </w:pPr>
@@ -1708,13 +1692,9 @@
       </w:r>
     </w:p>
     <w:p>
-      <w:r>
-        <w:br w:type="page"/>
-      </w:r>
-    </w:p>
-    <w:p>
       <w:pPr>
         <w:pStyle w:val="Heading1"/>
+        <w:pageBreakBefore/>
         <w:spacing w:before="480" w:after="480"/>
         <w:jc w:val="center"/>
       </w:pPr>
@@ -1930,13 +1910,9 @@
       </w:r>
     </w:p>
     <w:p>
-      <w:r>
-        <w:br w:type="page"/>
-      </w:r>
-    </w:p>
-    <w:p>
       <w:pPr>
         <w:pStyle w:val="Heading1"/>
+        <w:pageBreakBefore/>
         <w:spacing w:before="480" w:after="480"/>
         <w:jc w:val="center"/>
       </w:pPr>
@@ -2384,13 +2360,9 @@
       </w:r>
     </w:p>
     <w:p>
-      <w:r>
-        <w:br w:type="page"/>
-      </w:r>
-    </w:p>
-    <w:p>
       <w:pPr>
         <w:pStyle w:val="Heading1"/>
+        <w:pageBreakBefore/>
         <w:spacing w:before="480" w:after="480"/>
         <w:jc w:val="center"/>
       </w:pPr>
@@ -2595,7 +2567,7 @@
     <w:p>
       <w:pPr>
         <w:pStyle w:val="Heading2"/>
-        <w:spacing w:before="720" w:after="560"/>
+        <w:spacing w:before="480" w:after="560"/>
       </w:pPr>
       <w:r>
         <w:rPr>
@@ -2800,14 +2772,10 @@
       </w:r>
     </w:p>
     <w:p>
-      <w:r>
-        <w:br w:type="page"/>
-      </w:r>
-    </w:p>
-    <w:p>
       <w:pPr>
         <w:pStyle w:val="Heading2"/>
-        <w:spacing w:before="720" w:after="560"/>
+        <w:pageBreakBefore/>
+        <w:spacing w:before="480" w:after="560"/>
       </w:pPr>
       <w:r>
         <w:rPr>
@@ -4178,14 +4146,10 @@
       </w:r>
     </w:p>
     <w:p>
-      <w:r>
-        <w:br w:type="page"/>
-      </w:r>
-    </w:p>
-    <w:p>
       <w:pPr>
         <w:pStyle w:val="Heading2"/>
-        <w:spacing w:before="720" w:after="560"/>
+        <w:pageBreakBefore/>
+        <w:spacing w:before="480" w:after="560"/>
       </w:pPr>
       <w:r>
         <w:rPr>
@@ -4760,14 +4724,10 @@
       </w:r>
     </w:p>
     <w:p>
-      <w:r>
-        <w:br w:type="page"/>
-      </w:r>
-    </w:p>
-    <w:p>
       <w:pPr>
         <w:pStyle w:val="Heading2"/>
-        <w:spacing w:before="720" w:after="560"/>
+        <w:pageBreakBefore/>
+        <w:spacing w:before="480" w:after="560"/>
       </w:pPr>
       <w:r>
         <w:rPr>
@@ -11501,14 +11461,10 @@
       </w:r>
     </w:p>
     <w:p>
-      <w:r>
-        <w:br w:type="page"/>
-      </w:r>
-    </w:p>
-    <w:p>
       <w:pPr>
         <w:pStyle w:val="Heading2"/>
-        <w:spacing w:before="720" w:after="560"/>
+        <w:pageBreakBefore/>
+        <w:spacing w:before="480" w:after="560"/>
       </w:pPr>
       <w:r>
         <w:rPr>
@@ -11586,14 +11542,10 @@
       </w:r>
     </w:p>
     <w:p>
-      <w:r>
-        <w:br w:type="page"/>
-      </w:r>
-    </w:p>
-    <w:p>
       <w:pPr>
         <w:pStyle w:val="Heading2"/>
-        <w:spacing w:before="720" w:after="560"/>
+        <w:pageBreakBefore/>
+        <w:spacing w:before="480" w:after="560"/>
         <w:jc w:val="center"/>
       </w:pPr>
       <w:r>

--- a/docs/report.docx
+++ b/docs/report.docx
@@ -822,7 +822,7 @@
         </w:rPr>
         <w:t xml:space="preserve">    2.4   Stage 1: Deterministic risk scoring</w:t>
         <w:tab/>
-        <w:t>5</w:t>
+        <w:t>4</w:t>
       </w:r>
     </w:p>
     <w:p>
@@ -856,7 +856,7 @@
         </w:rPr>
         <w:t xml:space="preserve">    2.6   Stage 2: Machine learning pipeline</w:t>
         <w:tab/>
-        <w:t>6</w:t>
+        <w:t>5</w:t>
       </w:r>
     </w:p>
     <w:p>
@@ -871,9 +871,9 @@
           <w:rFonts w:ascii="Times New Roman" w:hAnsi="Times New Roman" w:cs="Times New Roman" w:eastAsia="Times New Roman"/>
           <w:sz w:val="22"/>
         </w:rPr>
-        <w:t xml:space="preserve">        2.6.1   Logistic Regression</w:t>
+        <w:t xml:space="preserve">        2.6.1   Baseline and tree-based ensembles</w:t>
         <w:tab/>
-        <w:t>6</w:t>
+        <w:t>5</w:t>
       </w:r>
     </w:p>
     <w:p>
@@ -888,9 +888,9 @@
           <w:rFonts w:ascii="Times New Roman" w:hAnsi="Times New Roman" w:cs="Times New Roman" w:eastAsia="Times New Roman"/>
           <w:sz w:val="22"/>
         </w:rPr>
-        <w:t xml:space="preserve">        2.6.2   Decision Tree</w:t>
+        <w:t xml:space="preserve">        2.6.2   Boosting and stacking</w:t>
         <w:tab/>
-        <w:t>6</w:t>
+        <w:t>5</w:t>
       </w:r>
     </w:p>
     <w:p>
@@ -905,111 +905,9 @@
           <w:rFonts w:ascii="Times New Roman" w:hAnsi="Times New Roman" w:cs="Times New Roman" w:eastAsia="Times New Roman"/>
           <w:sz w:val="22"/>
         </w:rPr>
-        <w:t xml:space="preserve">        2.6.3   Random Forest</w:t>
+        <w:t xml:space="preserve">        2.6.3   Class imbalance and feature exclusions</w:t>
         <w:tab/>
         <w:t>6</w:t>
-      </w:r>
-    </w:p>
-    <w:p>
-      <w:pPr>
-        <w:tabs>
-          <w:tab w:pos="9071" w:val="right" w:leader="dot"/>
-        </w:tabs>
-        <w:spacing w:after="80"/>
-      </w:pPr>
-      <w:r>
-        <w:rPr>
-          <w:rFonts w:ascii="Times New Roman" w:hAnsi="Times New Roman" w:cs="Times New Roman" w:eastAsia="Times New Roman"/>
-          <w:sz w:val="22"/>
-        </w:rPr>
-        <w:t xml:space="preserve">        2.6.4   Extra Trees</w:t>
-        <w:tab/>
-        <w:t>6</w:t>
-      </w:r>
-    </w:p>
-    <w:p>
-      <w:pPr>
-        <w:tabs>
-          <w:tab w:pos="9071" w:val="right" w:leader="dot"/>
-        </w:tabs>
-        <w:spacing w:after="80"/>
-      </w:pPr>
-      <w:r>
-        <w:rPr>
-          <w:rFonts w:ascii="Times New Roman" w:hAnsi="Times New Roman" w:cs="Times New Roman" w:eastAsia="Times New Roman"/>
-          <w:sz w:val="22"/>
-        </w:rPr>
-        <w:t xml:space="preserve">        2.6.5   Histogram Gradient Boosting</w:t>
-        <w:tab/>
-        <w:t>7</w:t>
-      </w:r>
-    </w:p>
-    <w:p>
-      <w:pPr>
-        <w:tabs>
-          <w:tab w:pos="9071" w:val="right" w:leader="dot"/>
-        </w:tabs>
-        <w:spacing w:after="80"/>
-      </w:pPr>
-      <w:r>
-        <w:rPr>
-          <w:rFonts w:ascii="Times New Roman" w:hAnsi="Times New Roman" w:cs="Times New Roman" w:eastAsia="Times New Roman"/>
-          <w:sz w:val="22"/>
-        </w:rPr>
-        <w:t xml:space="preserve">        2.6.6   XGBoost</w:t>
-        <w:tab/>
-        <w:t>7</w:t>
-      </w:r>
-    </w:p>
-    <w:p>
-      <w:pPr>
-        <w:tabs>
-          <w:tab w:pos="9071" w:val="right" w:leader="dot"/>
-        </w:tabs>
-        <w:spacing w:after="80"/>
-      </w:pPr>
-      <w:r>
-        <w:rPr>
-          <w:rFonts w:ascii="Times New Roman" w:hAnsi="Times New Roman" w:cs="Times New Roman" w:eastAsia="Times New Roman"/>
-          <w:sz w:val="22"/>
-        </w:rPr>
-        <w:t xml:space="preserve">        2.6.7   Stacking Classifier</w:t>
-        <w:tab/>
-        <w:t>7</w:t>
-      </w:r>
-    </w:p>
-    <w:p>
-      <w:pPr>
-        <w:tabs>
-          <w:tab w:pos="9071" w:val="right" w:leader="dot"/>
-        </w:tabs>
-        <w:spacing w:after="80"/>
-      </w:pPr>
-      <w:r>
-        <w:rPr>
-          <w:rFonts w:ascii="Times New Roman" w:hAnsi="Times New Roman" w:cs="Times New Roman" w:eastAsia="Times New Roman"/>
-          <w:sz w:val="22"/>
-        </w:rPr>
-        <w:t xml:space="preserve">        2.6.8   SMOTE and cross-validation</w:t>
-        <w:tab/>
-        <w:t>7</w:t>
-      </w:r>
-    </w:p>
-    <w:p>
-      <w:pPr>
-        <w:tabs>
-          <w:tab w:pos="9071" w:val="right" w:leader="dot"/>
-        </w:tabs>
-        <w:spacing w:after="80"/>
-      </w:pPr>
-      <w:r>
-        <w:rPr>
-          <w:rFonts w:ascii="Times New Roman" w:hAnsi="Times New Roman" w:cs="Times New Roman" w:eastAsia="Times New Roman"/>
-          <w:sz w:val="22"/>
-        </w:rPr>
-        <w:t xml:space="preserve">        2.6.9   Per-target feature exclusions</w:t>
-        <w:tab/>
-        <w:t>7</w:t>
       </w:r>
     </w:p>
     <w:p>
@@ -1026,7 +924,7 @@
         </w:rPr>
         <w:t xml:space="preserve">    2.7   Evaluation</w:t>
         <w:tab/>
-        <w:t>7</w:t>
+        <w:t>6</w:t>
       </w:r>
     </w:p>
     <w:p>
@@ -1044,7 +942,7 @@
         </w:rPr>
         <w:t>3   WORK DONE</w:t>
         <w:tab/>
-        <w:t>8</w:t>
+        <w:t>7</w:t>
       </w:r>
     </w:p>
     <w:p>
@@ -1059,7 +957,24 @@
           <w:rFonts w:ascii="Times New Roman" w:hAnsi="Times New Roman" w:cs="Times New Roman" w:eastAsia="Times New Roman"/>
           <w:sz w:val="22"/>
         </w:rPr>
-        <w:t xml:space="preserve">    3.1   Notebook pipeline</w:t>
+        <w:t xml:space="preserve">    3.1   Study execution</w:t>
+        <w:tab/>
+        <w:t>7</w:t>
+      </w:r>
+    </w:p>
+    <w:p>
+      <w:pPr>
+        <w:tabs>
+          <w:tab w:pos="9071" w:val="right" w:leader="dot"/>
+        </w:tabs>
+        <w:spacing w:after="80"/>
+      </w:pPr>
+      <w:r>
+        <w:rPr>
+          <w:rFonts w:ascii="Times New Roman" w:hAnsi="Times New Roman" w:cs="Times New Roman" w:eastAsia="Times New Roman"/>
+          <w:sz w:val="22"/>
+        </w:rPr>
+        <w:t xml:space="preserve">    3.2   Analysis pipeline</w:t>
         <w:tab/>
         <w:t>8</w:t>
       </w:r>
@@ -1076,7 +991,7 @@
           <w:rFonts w:ascii="Times New Roman" w:hAnsi="Times New Roman" w:cs="Times New Roman" w:eastAsia="Times New Roman"/>
           <w:sz w:val="22"/>
         </w:rPr>
-        <w:t xml:space="preserve">    3.2   Instrument design and preparation</w:t>
+        <w:t xml:space="preserve">    3.3   Web application and deployment</w:t>
         <w:tab/>
         <w:t>9</w:t>
       </w:r>
@@ -1093,9 +1008,9 @@
           <w:rFonts w:ascii="Times New Roman" w:hAnsi="Times New Roman" w:cs="Times New Roman" w:eastAsia="Times New Roman"/>
           <w:sz w:val="22"/>
         </w:rPr>
-        <w:t xml:space="preserve">    3.3   Data collection execution</w:t>
+        <w:t xml:space="preserve">    3.4   Iterations and fixes</w:t>
         <w:tab/>
-        <w:t>9</w:t>
+        <w:t>10</w:t>
       </w:r>
     </w:p>
     <w:p>
@@ -1110,7 +1025,7 @@
           <w:rFonts w:ascii="Times New Roman" w:hAnsi="Times New Roman" w:cs="Times New Roman" w:eastAsia="Times New Roman"/>
           <w:sz w:val="22"/>
         </w:rPr>
-        <w:t xml:space="preserve">    3.4   Data cleaning, encoding, and integration</w:t>
+        <w:t xml:space="preserve">        3.4.1   Repetition binning correction</w:t>
         <w:tab/>
         <w:t>10</w:t>
       </w:r>
@@ -1127,9 +1042,9 @@
           <w:rFonts w:ascii="Times New Roman" w:hAnsi="Times New Roman" w:cs="Times New Roman" w:eastAsia="Times New Roman"/>
           <w:sz w:val="22"/>
         </w:rPr>
-        <w:t xml:space="preserve">    3.5   Statistical analysis and model training runs</w:t>
+        <w:t xml:space="preserve">        3.4.2   Duration leakage correction</w:t>
         <w:tab/>
-        <w:t>11</w:t>
+        <w:t>10</w:t>
       </w:r>
     </w:p>
     <w:p>
@@ -1144,77 +1059,9 @@
           <w:rFonts w:ascii="Times New Roman" w:hAnsi="Times New Roman" w:cs="Times New Roman" w:eastAsia="Times New Roman"/>
           <w:sz w:val="22"/>
         </w:rPr>
-        <w:t xml:space="preserve">    3.6   Web application development and deployment</w:t>
+        <w:t xml:space="preserve">        3.4.3   Posture model with RULA and QEC inputs</w:t>
         <w:tab/>
-        <w:t>11</w:t>
-      </w:r>
-    </w:p>
-    <w:p>
-      <w:pPr>
-        <w:tabs>
-          <w:tab w:pos="9071" w:val="right" w:leader="dot"/>
-        </w:tabs>
-        <w:spacing w:after="80"/>
-      </w:pPr>
-      <w:r>
-        <w:rPr>
-          <w:rFonts w:ascii="Times New Roman" w:hAnsi="Times New Roman" w:cs="Times New Roman" w:eastAsia="Times New Roman"/>
-          <w:sz w:val="22"/>
-        </w:rPr>
-        <w:t xml:space="preserve">    3.7   Iterations and fixes</w:t>
-        <w:tab/>
-        <w:t>12</w:t>
-      </w:r>
-    </w:p>
-    <w:p>
-      <w:pPr>
-        <w:tabs>
-          <w:tab w:pos="9071" w:val="right" w:leader="dot"/>
-        </w:tabs>
-        <w:spacing w:after="80"/>
-      </w:pPr>
-      <w:r>
-        <w:rPr>
-          <w:rFonts w:ascii="Times New Roman" w:hAnsi="Times New Roman" w:cs="Times New Roman" w:eastAsia="Times New Roman"/>
-          <w:sz w:val="22"/>
-        </w:rPr>
-        <w:t xml:space="preserve">        3.7.1   Repetition binning correction</w:t>
-        <w:tab/>
-        <w:t>12</w:t>
-      </w:r>
-    </w:p>
-    <w:p>
-      <w:pPr>
-        <w:tabs>
-          <w:tab w:pos="9071" w:val="right" w:leader="dot"/>
-        </w:tabs>
-        <w:spacing w:after="80"/>
-      </w:pPr>
-      <w:r>
-        <w:rPr>
-          <w:rFonts w:ascii="Times New Roman" w:hAnsi="Times New Roman" w:cs="Times New Roman" w:eastAsia="Times New Roman"/>
-          <w:sz w:val="22"/>
-        </w:rPr>
-        <w:t xml:space="preserve">        3.7.2   Duration leakage correction</w:t>
-        <w:tab/>
-        <w:t>12</w:t>
-      </w:r>
-    </w:p>
-    <w:p>
-      <w:pPr>
-        <w:tabs>
-          <w:tab w:pos="9071" w:val="right" w:leader="dot"/>
-        </w:tabs>
-        <w:spacing w:after="80"/>
-      </w:pPr>
-      <w:r>
-        <w:rPr>
-          <w:rFonts w:ascii="Times New Roman" w:hAnsi="Times New Roman" w:cs="Times New Roman" w:eastAsia="Times New Roman"/>
-          <w:sz w:val="22"/>
-        </w:rPr>
-        <w:t xml:space="preserve">        3.7.3   Posture model with RULA and QEC inputs</w:t>
-        <w:tab/>
-        <w:t>12</w:t>
+        <w:t>10</w:t>
       </w:r>
     </w:p>
     <w:p>
@@ -1232,7 +1079,7 @@
         </w:rPr>
         <w:t>4   RESULTS AND DISCUSSION</w:t>
         <w:tab/>
-        <w:t>13</w:t>
+        <w:t>11</w:t>
       </w:r>
     </w:p>
     <w:p>
@@ -1249,7 +1096,7 @@
         </w:rPr>
         <w:t xml:space="preserve">    4.1   Sample profile</w:t>
         <w:tab/>
-        <w:t>13</w:t>
+        <w:t>11</w:t>
       </w:r>
     </w:p>
     <w:p>
@@ -1264,9 +1111,9 @@
           <w:rFonts w:ascii="Times New Roman" w:hAnsi="Times New Roman" w:cs="Times New Roman" w:eastAsia="Times New Roman"/>
           <w:sz w:val="22"/>
         </w:rPr>
-        <w:t xml:space="preserve">    4.2   NMQ pain prevalence and statistical predictors</w:t>
+        <w:t xml:space="preserve">    4.2   NMQ prevalence and statistical predictors</w:t>
         <w:tab/>
-        <w:t>15</w:t>
+        <w:t>12</w:t>
       </w:r>
     </w:p>
     <w:p>
@@ -1283,7 +1130,7 @@
         </w:rPr>
         <w:t xml:space="preserve">    4.3   Stage-1 risk distribution</w:t>
         <w:tab/>
-        <w:t>17</w:t>
+        <w:t>14</w:t>
       </w:r>
     </w:p>
     <w:p>
@@ -1298,9 +1145,9 @@
           <w:rFonts w:ascii="Times New Roman" w:hAnsi="Times New Roman" w:cs="Times New Roman" w:eastAsia="Times New Roman"/>
           <w:sz w:val="22"/>
         </w:rPr>
-        <w:t xml:space="preserve">    4.4   Stage-2 model performance</w:t>
+        <w:t xml:space="preserve">    4.4   Model performance and feature importance</w:t>
         <w:tab/>
-        <w:t>19</w:t>
+        <w:t>15</w:t>
       </w:r>
     </w:p>
     <w:p>
@@ -1315,26 +1162,9 @@
           <w:rFonts w:ascii="Times New Roman" w:hAnsi="Times New Roman" w:cs="Times New Roman" w:eastAsia="Times New Roman"/>
           <w:sz w:val="22"/>
         </w:rPr>
-        <w:t xml:space="preserve">    4.5   Per-class metrics and feature importance</w:t>
+        <w:t xml:space="preserve">    4.5   Web application demonstration</w:t>
         <w:tab/>
-        <w:t>21</w:t>
-      </w:r>
-    </w:p>
-    <w:p>
-      <w:pPr>
-        <w:tabs>
-          <w:tab w:pos="9071" w:val="right" w:leader="dot"/>
-        </w:tabs>
-        <w:spacing w:after="80"/>
-      </w:pPr>
-      <w:r>
-        <w:rPr>
-          <w:rFonts w:ascii="Times New Roman" w:hAnsi="Times New Roman" w:cs="Times New Roman" w:eastAsia="Times New Roman"/>
-          <w:sz w:val="22"/>
-        </w:rPr>
-        <w:t xml:space="preserve">    4.6   Web application demonstration</w:t>
-        <w:tab/>
-        <w:t>22</w:t>
+        <w:t>17</w:t>
       </w:r>
     </w:p>
     <w:p>
@@ -1352,7 +1182,7 @@
         </w:rPr>
         <w:t>5   CONCLUSIONS AND EXTENSIONS</w:t>
         <w:tab/>
-        <w:t>25</w:t>
+        <w:t>18</w:t>
       </w:r>
     </w:p>
     <w:p>
@@ -1370,7 +1200,7 @@
         </w:rPr>
         <w:t>BIBLIOGRAPHY</w:t>
         <w:tab/>
-        <w:t>27</w:t>
+        <w:t>19</w:t>
       </w:r>
     </w:p>
     <w:p>
@@ -1428,7 +1258,7 @@
         <w:tab/>
         <w:t>Sample profile: age, platform, vehicle, and carrying mode.</w:t>
         <w:tab/>
-        <w:t>14</w:t>
+        <w:t>11</w:t>
       </w:r>
     </w:p>
     <w:p>
@@ -1448,7 +1278,7 @@
         <w:tab/>
         <w:t>NMQ 12-month pain prevalence per body area.</w:t>
         <w:tab/>
-        <w:t>15</w:t>
+        <w:t>12</w:t>
       </w:r>
     </w:p>
     <w:p>
@@ -1466,9 +1296,9 @@
         </w:rPr>
         <w:t>Figure 4.3</w:t>
         <w:tab/>
-        <w:t>Discomfort prevalence broken down by demographic group.</w:t>
+        <w:t>Discomfort prevalence within each Low / Medium / High band.</w:t>
         <w:tab/>
-        <w:t>16</w:t>
+        <w:t>14</w:t>
       </w:r>
     </w:p>
     <w:p>
@@ -1486,9 +1316,9 @@
         </w:rPr>
         <w:t>Figure 4.4</w:t>
         <w:tab/>
-        <w:t>Stage-1 Low / Medium / High counts per risk factor.</w:t>
+        <w:t>Confusion matrices for the best model per factor.</w:t>
         <w:tab/>
-        <w:t>17</w:t>
+        <w:t>16</w:t>
       </w:r>
     </w:p>
     <w:p>
@@ -1506,9 +1336,9 @@
         </w:rPr>
         <w:t>Figure 4.5</w:t>
         <w:tab/>
-        <w:t>Discomfort prevalence within each Low / Medium / High band.</w:t>
+        <w:t>Top 10 features by importance for the best model per factor.</w:t>
         <w:tab/>
-        <w:t>18</w:t>
+        <w:t>16</w:t>
       </w:r>
     </w:p>
     <w:p>
@@ -1526,9 +1356,9 @@
         </w:rPr>
         <w:t>Figure 4.6</w:t>
         <w:tab/>
-        <w:t>Pearson correlation matrix across the numeric feature pool.</w:t>
+        <w:t>Web app: Nordic Musculoskeletal Questionnaire section.</w:t>
         <w:tab/>
-        <w:t>18</w:t>
+        <w:t>17</w:t>
       </w:r>
     </w:p>
     <w:p>
@@ -1546,149 +1376,9 @@
         </w:rPr>
         <w:t>Figure 4.7</w:t>
         <w:tab/>
-        <w:t>Confusion matrices for the best model per factor.</w:t>
-        <w:tab/>
-        <w:t>19</w:t>
-      </w:r>
-    </w:p>
-    <w:p>
-      <w:pPr>
-        <w:tabs>
-          <w:tab w:pos="1701" w:val="left"/>
-          <w:tab w:pos="9071" w:val="right" w:leader="dot"/>
-        </w:tabs>
-        <w:spacing w:after="80"/>
-      </w:pPr>
-      <w:r>
-        <w:rPr>
-          <w:rFonts w:ascii="Times New Roman" w:hAnsi="Times New Roman" w:cs="Times New Roman" w:eastAsia="Times New Roman"/>
-          <w:sz w:val="22"/>
-        </w:rPr>
-        <w:t>Figure 4.8</w:t>
-        <w:tab/>
-        <w:t>ROC curves (one-vs-rest) for the best model per factor.</w:t>
-        <w:tab/>
-        <w:t>20</w:t>
-      </w:r>
-    </w:p>
-    <w:p>
-      <w:pPr>
-        <w:tabs>
-          <w:tab w:pos="1701" w:val="left"/>
-          <w:tab w:pos="9071" w:val="right" w:leader="dot"/>
-        </w:tabs>
-        <w:spacing w:after="80"/>
-      </w:pPr>
-      <w:r>
-        <w:rPr>
-          <w:rFonts w:ascii="Times New Roman" w:hAnsi="Times New Roman" w:cs="Times New Roman" w:eastAsia="Times New Roman"/>
-          <w:sz w:val="22"/>
-        </w:rPr>
-        <w:t>Figure 4.9</w:t>
-        <w:tab/>
-        <w:t>Top 10 features by importance for the best model per factor.</w:t>
-        <w:tab/>
-        <w:t>21</w:t>
-      </w:r>
-    </w:p>
-    <w:p>
-      <w:pPr>
-        <w:tabs>
-          <w:tab w:pos="1701" w:val="left"/>
-          <w:tab w:pos="9071" w:val="right" w:leader="dot"/>
-        </w:tabs>
-        <w:spacing w:after="80"/>
-      </w:pPr>
-      <w:r>
-        <w:rPr>
-          <w:rFonts w:ascii="Times New Roman" w:hAnsi="Times New Roman" w:cs="Times New Roman" w:eastAsia="Times New Roman"/>
-          <w:sz w:val="22"/>
-        </w:rPr>
-        <w:t>Figure 4.10</w:t>
-        <w:tab/>
-        <w:t>Web app: sample-profile shortcuts and demographic section.</w:t>
-        <w:tab/>
-        <w:t>22</w:t>
-      </w:r>
-    </w:p>
-    <w:p>
-      <w:pPr>
-        <w:tabs>
-          <w:tab w:pos="1701" w:val="left"/>
-          <w:tab w:pos="9071" w:val="right" w:leader="dot"/>
-        </w:tabs>
-        <w:spacing w:after="80"/>
-      </w:pPr>
-      <w:r>
-        <w:rPr>
-          <w:rFonts w:ascii="Times New Roman" w:hAnsi="Times New Roman" w:cs="Times New Roman" w:eastAsia="Times New Roman"/>
-          <w:sz w:val="22"/>
-        </w:rPr>
-        <w:t>Figure 4.11</w:t>
-        <w:tab/>
-        <w:t>Web app: Nordic Musculoskeletal Questionnaire section.</w:t>
-        <w:tab/>
-        <w:t>23</w:t>
-      </w:r>
-    </w:p>
-    <w:p>
-      <w:pPr>
-        <w:tabs>
-          <w:tab w:pos="1701" w:val="left"/>
-          <w:tab w:pos="9071" w:val="right" w:leader="dot"/>
-        </w:tabs>
-        <w:spacing w:after="80"/>
-      </w:pPr>
-      <w:r>
-        <w:rPr>
-          <w:rFonts w:ascii="Times New Roman" w:hAnsi="Times New Roman" w:cs="Times New Roman" w:eastAsia="Times New Roman"/>
-          <w:sz w:val="22"/>
-        </w:rPr>
-        <w:t>Figure 4.12</w:t>
-        <w:tab/>
-        <w:t>Web app: NASA-TLX and Borg CR10 sliders.</w:t>
-        <w:tab/>
-        <w:t>23</w:t>
-      </w:r>
-    </w:p>
-    <w:p>
-      <w:pPr>
-        <w:tabs>
-          <w:tab w:pos="1701" w:val="left"/>
-          <w:tab w:pos="9071" w:val="right" w:leader="dot"/>
-        </w:tabs>
-        <w:spacing w:after="80"/>
-      </w:pPr>
-      <w:r>
-        <w:rPr>
-          <w:rFonts w:ascii="Times New Roman" w:hAnsi="Times New Roman" w:cs="Times New Roman" w:eastAsia="Times New Roman"/>
-          <w:sz w:val="22"/>
-        </w:rPr>
-        <w:t>Figure 4.13</w:t>
-        <w:tab/>
-        <w:t>Web app: RULA and QEC observation sections.</w:t>
-        <w:tab/>
-        <w:t>24</w:t>
-      </w:r>
-    </w:p>
-    <w:p>
-      <w:pPr>
-        <w:tabs>
-          <w:tab w:pos="1701" w:val="left"/>
-          <w:tab w:pos="9071" w:val="right" w:leader="dot"/>
-        </w:tabs>
-        <w:spacing w:after="80"/>
-      </w:pPr>
-      <w:r>
-        <w:rPr>
-          <w:rFonts w:ascii="Times New Roman" w:hAnsi="Times New Roman" w:cs="Times New Roman" w:eastAsia="Times New Roman"/>
-          <w:sz w:val="22"/>
-        </w:rPr>
-        <w:t>Figure 4.14</w:t>
-        <w:tab/>
         <w:t>Web app: predicted risk profile output.</w:t>
         <w:tab/>
-        <w:t>24</w:t>
+        <w:t>17</w:t>
       </w:r>
     </w:p>
     <w:p>
@@ -1726,7 +1416,7 @@
         <w:tab/>
         <w:t>Per-target feature exclusions to prevent label leakage.</w:t>
         <w:tab/>
-        <w:t>7</w:t>
+        <w:t>6</w:t>
       </w:r>
     </w:p>
     <w:p>
@@ -1746,7 +1436,7 @@
         <w:tab/>
         <w:t>NMQ 12-month pain prevalence per body area.</w:t>
         <w:tab/>
-        <w:t>15</w:t>
+        <w:t>12</w:t>
       </w:r>
     </w:p>
     <w:p>
@@ -1766,7 +1456,7 @@
         <w:tab/>
         <w:t>Chi-square test: risk factor vs self-reported discomfort.</w:t>
         <w:tab/>
-        <w:t>15</w:t>
+        <w:t>13</w:t>
       </w:r>
     </w:p>
     <w:p>
@@ -1786,7 +1476,7 @@
         <w:tab/>
         <w:t>Significant predictors of discomfort from multivariable logistic regression.</w:t>
         <w:tab/>
-        <w:t>16</w:t>
+        <w:t>13</w:t>
       </w:r>
     </w:p>
     <w:p>
@@ -1806,7 +1496,7 @@
         <w:tab/>
         <w:t>Stage-1 risk band counts per factor.</w:t>
         <w:tab/>
-        <w:t>17</w:t>
+        <w:t>14</w:t>
       </w:r>
     </w:p>
     <w:p>
@@ -1826,7 +1516,7 @@
         <w:tab/>
         <w:t>Best Stage-2 model per risk factor: 5-fold stratified CV.</w:t>
         <w:tab/>
-        <w:t>19</w:t>
+        <w:t>15</w:t>
       </w:r>
     </w:p>
     <w:p>
@@ -1846,7 +1536,7 @@
         <w:tab/>
         <w:t>Per-class ROC AUC (one-vs-rest) for the best model per factor.</w:t>
         <w:tab/>
-        <w:t>20</w:t>
+        <w:t>16</w:t>
       </w:r>
     </w:p>
     <w:p>
@@ -1864,49 +1554,9 @@
         </w:rPr>
         <w:t>Table 4.7</w:t>
         <w:tab/>
-        <w:t>Per-class precision, recall, F1, and support.</w:t>
-        <w:tab/>
-        <w:t>20</w:t>
-      </w:r>
-    </w:p>
-    <w:p>
-      <w:pPr>
-        <w:tabs>
-          <w:tab w:pos="1701" w:val="left"/>
-          <w:tab w:pos="9071" w:val="right" w:leader="dot"/>
-        </w:tabs>
-        <w:spacing w:after="80"/>
-      </w:pPr>
-      <w:r>
-        <w:rPr>
-          <w:rFonts w:ascii="Times New Roman" w:hAnsi="Times New Roman" w:cs="Times New Roman" w:eastAsia="Times New Roman"/>
-          <w:sz w:val="22"/>
-        </w:rPr>
-        <w:t>Table 4.8</w:t>
-        <w:tab/>
         <w:t>Top 5 most important features per factor.</w:t>
         <w:tab/>
-        <w:t>21</w:t>
-      </w:r>
-    </w:p>
-    <w:p>
-      <w:pPr>
-        <w:tabs>
-          <w:tab w:pos="1701" w:val="left"/>
-          <w:tab w:pos="9071" w:val="right" w:leader="dot"/>
-        </w:tabs>
-        <w:spacing w:after="80"/>
-      </w:pPr>
-      <w:r>
-        <w:rPr>
-          <w:rFonts w:ascii="Times New Roman" w:hAnsi="Times New Roman" w:cs="Times New Roman" w:eastAsia="Times New Roman"/>
-          <w:sz w:val="22"/>
-        </w:rPr>
-        <w:t>Table 4.9</w:t>
-        <w:tab/>
-        <w:t>Winning hyperparameters per target after GridSearchCV.</w:t>
-        <w:tab/>
-        <w:t>21</w:t>
+        <w:t>17</w:t>
       </w:r>
     </w:p>
     <w:p>
@@ -2665,20 +2315,7 @@
           <w:rFonts w:ascii="Times New Roman" w:hAnsi="Times New Roman" w:cs="Times New Roman" w:eastAsia="Times New Roman"/>
           <w:sz w:val="22"/>
         </w:rPr>
-        <w:t>The delivery-platform economy in India has grown rapidly in recent years. Riders form the largest occupational group in this economy and face physical demands that are qualitatively different from traditional warehouse or manufacturing work: long distances on two-wheelers, unstable load positioning, unpredictable traffic, weather exposure, and constant algorithmic time pressure. There is no automated tool that a platform can use to screen individual riders across all six standard ergonomic risk factors from a single questionnaire.</w:t>
-      </w:r>
-    </w:p>
-    <w:p>
-      <w:pPr>
-        <w:spacing w:after="160" w:line="336" w:lineRule="auto"/>
-        <w:jc w:val="both"/>
-      </w:pPr>
-      <w:r>
-        <w:rPr>
-          <w:rFonts w:ascii="Times New Roman" w:hAnsi="Times New Roman" w:cs="Times New Roman" w:eastAsia="Times New Roman"/>
-          <w:sz w:val="22"/>
-        </w:rPr>
-        <w:t>A per-rider risk profile would let a platform intervene early: shorten shifts for high-risk profiles, provide equipment reviews, offer targeted physiotherapy, and re-screen riders periodically. Without such a tool, risk stays invisible until MSDs surface as absenteeism or medical consultations. This project addresses that gap by combining published ergonomic assessment methods with modern classifiers into a single screening pipeline and web application.</w:t>
+        <w:t>The delivery-platform economy in India has grown rapidly in recent years, and riders form the largest occupational group in it. They face physical demands that are qualitatively different from warehouse or manufacturing work: long distances on two-wheelers, unstable load positioning, unpredictable traffic, weather exposure, and constant algorithmic time pressure. No automated tool today lets a platform screen individual riders across all six ergonomic risk factors from a single questionnaire. Such a tool would let a platform intervene early -- shorten shifts for high-risk profiles, review equipment, refer for physiotherapy, and re-screen periodically. This project builds that tool by combining published ergonomic methods with modern classifiers into one screening pipeline and web application.</w:t>
       </w:r>
     </w:p>
     <w:p>
@@ -3418,7 +3055,7 @@
           <w:color w:val="000000"/>
           <w:sz w:val="26"/>
         </w:rPr>
-        <w:t>Logistic Regression</w:t>
+        <w:t>Baseline and tree-based ensembles</w:t>
       </w:r>
     </w:p>
     <w:p>
@@ -3431,7 +3068,7 @@
           <w:rFonts w:ascii="Times New Roman" w:hAnsi="Times New Roman" w:cs="Times New Roman" w:eastAsia="Times New Roman"/>
           <w:sz w:val="22"/>
         </w:rPr>
-        <w:t>Regularised linear classifier used as the baseline. Runs with L2 penalty and class_weight='balanced' so the minority Low / Medium class does not get ignored on imbalanced targets. Serves as a floor: any tree-based method that fails to beat Logistic Regression on a factor is either overfitting or getting nothing from feature interactions.</w:t>
+        <w:t>Logistic Regression with L2 regularisation and class_weight='balanced' serves as the linear baseline: any tree-based method that fails to beat it on a factor is either overfitting or getting nothing from feature interactions. A single CART Decision Tree (tuned max_depth 3-10, min_samples_leaf 2-10) sits alongside as an ensembling reference. The tree-based ensembles are Random Forest (300-500 bootstrapped trees, sqrt(p) features per split, winner on Repetition, Duration, and Contact Stress), Extra Trees (fully-random splits at each node, winner on Vibration), and Histogram Gradient Boosting (sequential residual-fit with histogram-binned features, winner on Force and Posture).</w:t>
       </w:r>
     </w:p>
     <w:p>
@@ -3456,7 +3093,7 @@
           <w:color w:val="000000"/>
           <w:sz w:val="26"/>
         </w:rPr>
-        <w:t>Decision Tree</w:t>
+        <w:t>Boosting and stacking</w:t>
       </w:r>
     </w:p>
     <w:p>
@@ -3469,7 +3106,7 @@
           <w:rFonts w:ascii="Times New Roman" w:hAnsi="Times New Roman" w:cs="Times New Roman" w:eastAsia="Times New Roman"/>
           <w:sz w:val="22"/>
         </w:rPr>
-        <w:t>Single CART decision tree with tuned max_depth (grid 3 to 10) and min_samples_leaf (grid 2 to 10). Included to establish the value added by ensembling; not competitive on its own for any of the six targets.</w:t>
+        <w:t>XGBoost trains gradient-boosted trees with L1 and L2 regularisation on the leaf weights and per-tree column subsampling; it placed second on several factors but did not win any because Random Forest and HistGBM absorbed the same signal at the default search budget. A Stacking Classifier meta-learner takes the out-of-fold predictions of Random Forest, Extra Trees, HistGBM, and XGBoost as inputs and fits a Logistic Regression on top; it also failed to beat the strongest base learner because the four base learners largely agreed with each other -- stacking helps when they disagree.</w:t>
       </w:r>
     </w:p>
     <w:p>
@@ -3494,7 +3131,7 @@
           <w:color w:val="000000"/>
           <w:sz w:val="26"/>
         </w:rPr>
-        <w:t>Random Forest</w:t>
+        <w:t>Class imbalance and feature exclusions</w:t>
       </w:r>
     </w:p>
     <w:p>
@@ -3507,222 +3144,7 @@
           <w:rFonts w:ascii="Times New Roman" w:hAnsi="Times New Roman" w:cs="Times New Roman" w:eastAsia="Times New Roman"/>
           <w:sz w:val="22"/>
         </w:rPr>
-        <w:t>Bagged ensemble of 300 to 500 trees with bootstrap sampling and sqrt(p) features per split. Its low-variance predictions and graceful handling of mixed feature types (encoded categoricals plus continuous scores) made it the winning model on three of the six targets: Repetition, Duration, and Contact Stress.</w:t>
-      </w:r>
-    </w:p>
-    <w:p>
-      <w:pPr>
-        <w:pStyle w:val="Heading5"/>
-        <w:keepNext/>
-        <w:spacing w:before="240" w:after="80"/>
-      </w:pPr>
-      <w:r>
-        <w:rPr>
-          <w:rFonts w:ascii="Times New Roman" w:hAnsi="Times New Roman" w:cs="Times New Roman" w:eastAsia="Times New Roman"/>
-          <w:b/>
-          <w:color w:val="000000"/>
-          <w:sz w:val="26"/>
-        </w:rPr>
-        <w:t xml:space="preserve">2.6.4   </w:t>
-      </w:r>
-      <w:r>
-        <w:rPr>
-          <w:rFonts w:ascii="Times New Roman" w:hAnsi="Times New Roman" w:cs="Times New Roman" w:eastAsia="Times New Roman"/>
-          <w:b/>
-          <w:color w:val="000000"/>
-          <w:sz w:val="26"/>
-        </w:rPr>
-        <w:t>Extra Trees</w:t>
-      </w:r>
-    </w:p>
-    <w:p>
-      <w:pPr>
-        <w:spacing w:after="160" w:line="336" w:lineRule="auto"/>
-        <w:jc w:val="both"/>
-      </w:pPr>
-      <w:r>
-        <w:rPr>
-          <w:rFonts w:ascii="Times New Roman" w:hAnsi="Times New Roman" w:cs="Times New Roman" w:eastAsia="Times New Roman"/>
-          <w:sz w:val="22"/>
-        </w:rPr>
-        <w:t>Extremely randomised trees: like Random Forest but with fully random splits at every node (no split-quality optimisation on features). The extra randomisation trades a small drop in individual-tree accuracy for lower between-tree correlation, which helped it win on Vibration.</w:t>
-      </w:r>
-    </w:p>
-    <w:p>
-      <w:pPr>
-        <w:pStyle w:val="Heading5"/>
-        <w:keepNext/>
-        <w:spacing w:before="240" w:after="80"/>
-      </w:pPr>
-      <w:r>
-        <w:rPr>
-          <w:rFonts w:ascii="Times New Roman" w:hAnsi="Times New Roman" w:cs="Times New Roman" w:eastAsia="Times New Roman"/>
-          <w:b/>
-          <w:color w:val="000000"/>
-          <w:sz w:val="26"/>
-        </w:rPr>
-        <w:t xml:space="preserve">2.6.5   </w:t>
-      </w:r>
-      <w:r>
-        <w:rPr>
-          <w:rFonts w:ascii="Times New Roman" w:hAnsi="Times New Roman" w:cs="Times New Roman" w:eastAsia="Times New Roman"/>
-          <w:b/>
-          <w:color w:val="000000"/>
-          <w:sz w:val="26"/>
-        </w:rPr>
-        <w:t>Histogram Gradient Boosting</w:t>
-      </w:r>
-    </w:p>
-    <w:p>
-      <w:pPr>
-        <w:spacing w:after="160" w:line="336" w:lineRule="auto"/>
-        <w:jc w:val="both"/>
-      </w:pPr>
-      <w:r>
-        <w:rPr>
-          <w:rFonts w:ascii="Times New Roman" w:hAnsi="Times New Roman" w:cs="Times New Roman" w:eastAsia="Times New Roman"/>
-          <w:sz w:val="22"/>
-        </w:rPr>
-        <w:t>Sequential ensemble that fits new trees to the residuals of the current model, using histogram binning of the input features for training speed. Won on Force and Posture, the two targets where the training signal is either strongest (Posture, thanks to the RULA and QEC observation features) or most nonlinear (Force, with the Borg CR10 cutoffs).</w:t>
-      </w:r>
-    </w:p>
-    <w:p>
-      <w:pPr>
-        <w:pStyle w:val="Heading5"/>
-        <w:keepNext/>
-        <w:spacing w:before="240" w:after="80"/>
-      </w:pPr>
-      <w:r>
-        <w:rPr>
-          <w:rFonts w:ascii="Times New Roman" w:hAnsi="Times New Roman" w:cs="Times New Roman" w:eastAsia="Times New Roman"/>
-          <w:b/>
-          <w:color w:val="000000"/>
-          <w:sz w:val="26"/>
-        </w:rPr>
-        <w:t xml:space="preserve">2.6.6   </w:t>
-      </w:r>
-      <w:r>
-        <w:rPr>
-          <w:rFonts w:ascii="Times New Roman" w:hAnsi="Times New Roman" w:cs="Times New Roman" w:eastAsia="Times New Roman"/>
-          <w:b/>
-          <w:color w:val="000000"/>
-          <w:sz w:val="26"/>
-        </w:rPr>
-        <w:t>XGBoost</w:t>
-      </w:r>
-    </w:p>
-    <w:p>
-      <w:pPr>
-        <w:spacing w:after="160" w:line="336" w:lineRule="auto"/>
-        <w:jc w:val="both"/>
-      </w:pPr>
-      <w:r>
-        <w:rPr>
-          <w:rFonts w:ascii="Times New Roman" w:hAnsi="Times New Roman" w:cs="Times New Roman" w:eastAsia="Times New Roman"/>
-          <w:sz w:val="22"/>
-        </w:rPr>
-        <w:t>Gradient-boosted trees with L1 and L2 regularisation on the leaf weights and column subsampling per tree. Placed second on several factors but did not win any; the tuned Random Forest and HistGBM absorbed the same signal at the default search budget.</w:t>
-      </w:r>
-    </w:p>
-    <w:p>
-      <w:pPr>
-        <w:pStyle w:val="Heading5"/>
-        <w:keepNext/>
-        <w:spacing w:before="240" w:after="80"/>
-      </w:pPr>
-      <w:r>
-        <w:rPr>
-          <w:rFonts w:ascii="Times New Roman" w:hAnsi="Times New Roman" w:cs="Times New Roman" w:eastAsia="Times New Roman"/>
-          <w:b/>
-          <w:color w:val="000000"/>
-          <w:sz w:val="26"/>
-        </w:rPr>
-        <w:t xml:space="preserve">2.6.7   </w:t>
-      </w:r>
-      <w:r>
-        <w:rPr>
-          <w:rFonts w:ascii="Times New Roman" w:hAnsi="Times New Roman" w:cs="Times New Roman" w:eastAsia="Times New Roman"/>
-          <w:b/>
-          <w:color w:val="000000"/>
-          <w:sz w:val="26"/>
-        </w:rPr>
-        <w:t>Stacking Classifier</w:t>
-      </w:r>
-    </w:p>
-    <w:p>
-      <w:pPr>
-        <w:spacing w:after="160" w:line="336" w:lineRule="auto"/>
-        <w:jc w:val="both"/>
-      </w:pPr>
-      <w:r>
-        <w:rPr>
-          <w:rFonts w:ascii="Times New Roman" w:hAnsi="Times New Roman" w:cs="Times New Roman" w:eastAsia="Times New Roman"/>
-          <w:sz w:val="22"/>
-        </w:rPr>
-        <w:t>Meta-learner that takes the out-of-fold predictions of the Random Forest, Extra Trees, HistGBM, and XGBoost base learners as inputs and fits a Logistic Regression on top. Failed to beat the strongest base learner on any factor because the four base learners largely agreed with each other; stacking helps when base learners disagree, and here they did not.</w:t>
-      </w:r>
-    </w:p>
-    <w:p>
-      <w:pPr>
-        <w:pStyle w:val="Heading5"/>
-        <w:keepNext/>
-        <w:spacing w:before="240" w:after="80"/>
-      </w:pPr>
-      <w:r>
-        <w:rPr>
-          <w:rFonts w:ascii="Times New Roman" w:hAnsi="Times New Roman" w:cs="Times New Roman" w:eastAsia="Times New Roman"/>
-          <w:b/>
-          <w:color w:val="000000"/>
-          <w:sz w:val="26"/>
-        </w:rPr>
-        <w:t xml:space="preserve">2.6.8   </w:t>
-      </w:r>
-      <w:r>
-        <w:rPr>
-          <w:rFonts w:ascii="Times New Roman" w:hAnsi="Times New Roman" w:cs="Times New Roman" w:eastAsia="Times New Roman"/>
-          <w:b/>
-          <w:color w:val="000000"/>
-          <w:sz w:val="26"/>
-        </w:rPr>
-        <w:t>SMOTE and cross-validation</w:t>
-      </w:r>
-    </w:p>
-    <w:p>
-      <w:pPr>
-        <w:spacing w:after="160" w:line="336" w:lineRule="auto"/>
-        <w:jc w:val="both"/>
-      </w:pPr>
-      <w:r>
-        <w:rPr>
-          <w:rFonts w:ascii="Times New Roman" w:hAnsi="Times New Roman" w:cs="Times New Roman" w:eastAsia="Times New Roman"/>
-          <w:sz w:val="22"/>
-        </w:rPr>
-        <w:t>SMOTE (Synthetic Minority Over-sampling Technique) synthesises new minority-class samples along the segments joining a minority point to its k nearest minority neighbours. Placing it inside imblearn.Pipeline ensures the synthesis runs only on training folds during cross-validation, so validation-fold accuracy is never inflated by peeking at test-fold neighbours. k_neighbors is set per target so it never exceeds the minority training-fold count. GridSearchCV picks the best hyperparameters per algorithm-target pair on macro-F1 (StratifiedKFold with shuffle=True, random_state=42).</w:t>
-      </w:r>
-    </w:p>
-    <w:p>
-      <w:pPr>
-        <w:pStyle w:val="Heading5"/>
-        <w:keepNext/>
-        <w:spacing w:before="240" w:after="80"/>
-      </w:pPr>
-      <w:r>
-        <w:rPr>
-          <w:rFonts w:ascii="Times New Roman" w:hAnsi="Times New Roman" w:cs="Times New Roman" w:eastAsia="Times New Roman"/>
-          <w:b/>
-          <w:color w:val="000000"/>
-          <w:sz w:val="26"/>
-        </w:rPr>
-        <w:t xml:space="preserve">2.6.9   </w:t>
-      </w:r>
-      <w:r>
-        <w:rPr>
-          <w:rFonts w:ascii="Times New Roman" w:hAnsi="Times New Roman" w:cs="Times New Roman" w:eastAsia="Times New Roman"/>
-          <w:b/>
-          <w:color w:val="000000"/>
-          <w:sz w:val="26"/>
-        </w:rPr>
-        <w:t>Per-target feature exclusions</w:t>
+        <w:t>Every candidate runs inside an imblearn.Pipeline of SMOTE followed by the classifier so oversampling touches only the training folds during cross-validation. k_neighbors is set per target so it never exceeds the minority training-fold count. GridSearchCV picks hyperparameters per algorithm-target pair on macro-F1 under StratifiedKFold(5, shuffle=True, random_state=42). To prevent label leakage each target excludes the survey inputs that directly define its Stage-1 rule (Table 2.1); the Posture target additionally receives the 11 RULA components and 8 QEC scores as inputs, giving 63 features total.</w:t>
       </w:r>
     </w:p>
     <w:p>
@@ -4163,6 +3585,19 @@
     </w:p>
     <w:p>
       <w:pPr>
+        <w:spacing w:after="160" w:line="336" w:lineRule="auto"/>
+        <w:jc w:val="both"/>
+      </w:pPr>
+      <w:r>
+        <w:rPr>
+          <w:rFonts w:ascii="Times New Roman" w:hAnsi="Times New Roman" w:cs="Times New Roman" w:eastAsia="Times New Roman"/>
+          <w:sz w:val="22"/>
+        </w:rPr>
+        <w:t>The work is organised into seven Jupyter notebooks (01 through 07) and a Streamlit application, all runnable end to end from a fixed random seed of 42.  01_data_cleaning normalises the raw survey; 02_feature_engineering encodes categoricals, derives composite scores, and merges the posture observations by severity rank; 03_risk_scoring produces the Stage-1 Low / Medium / High labels; 04_eda writes the demographics, NMQ prevalence, and risk-band figures; 05_stats runs the chi-square and logistic regression; 06_modeling runs SMOTE + GridSearchCV across seven algorithms per target; and 07_evaluation writes the confusion matrices, ROC curves, and feature-importance plots. The sections below cover the four workstreams the notebooks and the app implement.</w:t>
+      </w:r>
+    </w:p>
+    <w:p>
+      <w:pPr>
         <w:pStyle w:val="Heading4"/>
         <w:keepNext/>
         <w:spacing w:before="360" w:after="120"/>
@@ -4183,7 +3618,7 @@
           <w:color w:val="000000"/>
           <w:sz w:val="32"/>
         </w:rPr>
-        <w:t>Notebook pipeline</w:t>
+        <w:t>Study execution</w:t>
       </w:r>
     </w:p>
     <w:p>
@@ -4196,98 +3631,20 @@
           <w:rFonts w:ascii="Times New Roman" w:hAnsi="Times New Roman" w:cs="Times New Roman" w:eastAsia="Times New Roman"/>
           <w:sz w:val="22"/>
         </w:rPr>
-        <w:t>The full pipeline is implemented across seven Jupyter notebooks (01 through 07) plus a Streamlit application. Every notebook is designed to run standalone from its previous input file, so the whole pipeline can be regenerated end to end with a fixed random seed of 42.</w:t>
+        <w:t>Two data-collection instruments were prepared before fieldwork. The self-report instrument was a 36-item Google Form structured in five modules: seventeen demographics and work-pattern items, the Nordic Musculoskeletal Questionnaire (Q18 pain across nine body areas, Q19 seven-day discomfort across four areas), five discomfort follow-ups (Q20-Q24), six NASA-TLX workload sliders on 0-100 (Q25-Q30), and six Borg CR10 perceived-exertion sliders on 0-10 (Q31-Q36).  The observation instrument was a paper form carrying the eleven RULA elements, the three RULA Table lookup scores (A, B, C), and the eight QEC region and exposure scores. Both instruments were piloted with three delivery partners outside the study region before the real fieldwork began.</w:t>
       </w:r>
     </w:p>
     <w:p>
       <w:pPr>
-        <w:pStyle w:val="ListBullet"/>
-        <w:spacing w:after="60"/>
+        <w:spacing w:after="160" w:line="336" w:lineRule="auto"/>
+        <w:jc w:val="both"/>
       </w:pPr>
       <w:r>
         <w:rPr>
           <w:rFonts w:ascii="Times New Roman" w:hAnsi="Times New Roman" w:cs="Times New Roman" w:eastAsia="Times New Roman"/>
           <w:sz w:val="22"/>
         </w:rPr>
-        <w:t>01_data_cleaning normalises the raw CSV and validates row counts.</w:t>
-      </w:r>
-    </w:p>
-    <w:p>
-      <w:pPr>
-        <w:pStyle w:val="ListBullet"/>
-        <w:spacing w:after="60"/>
-      </w:pPr>
-      <w:r>
-        <w:rPr>
-          <w:rFonts w:ascii="Times New Roman" w:hAnsi="Times New Roman" w:cs="Times New Roman" w:eastAsia="Times New Roman"/>
-          <w:sz w:val="22"/>
-        </w:rPr>
-        <w:t>02_feature_engineering encodes categoricals, derives composite scores, aliases the 18 binary items, and merges the posture observations by severity rank.</w:t>
-      </w:r>
-    </w:p>
-    <w:p>
-      <w:pPr>
-        <w:pStyle w:val="ListBullet"/>
-        <w:spacing w:after="60"/>
-      </w:pPr>
-      <w:r>
-        <w:rPr>
-          <w:rFonts w:ascii="Times New Roman" w:hAnsi="Times New Roman" w:cs="Times New Roman" w:eastAsia="Times New Roman"/>
-          <w:sz w:val="22"/>
-        </w:rPr>
-        <w:t>03_risk_scoring applies standard thresholds to compute Low/Medium/High labels per risk factor.</w:t>
-      </w:r>
-    </w:p>
-    <w:p>
-      <w:pPr>
-        <w:pStyle w:val="ListBullet"/>
-        <w:spacing w:after="60"/>
-      </w:pPr>
-      <w:r>
-        <w:rPr>
-          <w:rFonts w:ascii="Times New Roman" w:hAnsi="Times New Roman" w:cs="Times New Roman" w:eastAsia="Times New Roman"/>
-          <w:sz w:val="22"/>
-        </w:rPr>
-        <w:t>04_eda produces demographics, NMQ prevalence, risk distribution, discomfort-by-group, and correlation heatmap figures.</w:t>
-      </w:r>
-    </w:p>
-    <w:p>
-      <w:pPr>
-        <w:pStyle w:val="ListBullet"/>
-        <w:spacing w:after="60"/>
-      </w:pPr>
-      <w:r>
-        <w:rPr>
-          <w:rFonts w:ascii="Times New Roman" w:hAnsi="Times New Roman" w:cs="Times New Roman" w:eastAsia="Times New Roman"/>
-          <w:sz w:val="22"/>
-        </w:rPr>
-        <w:t>05_stats runs chi-square and multivariable logistic regression.</w:t>
-      </w:r>
-    </w:p>
-    <w:p>
-      <w:pPr>
-        <w:pStyle w:val="ListBullet"/>
-        <w:spacing w:after="60"/>
-      </w:pPr>
-      <w:r>
-        <w:rPr>
-          <w:rFonts w:ascii="Times New Roman" w:hAnsi="Times New Roman" w:cs="Times New Roman" w:eastAsia="Times New Roman"/>
-          <w:sz w:val="22"/>
-        </w:rPr>
-        <w:t>06_modeling runs SMOTE plus GridSearchCV across 7 algorithms per target and keeps the best by F1 macro.</w:t>
-      </w:r>
-    </w:p>
-    <w:p>
-      <w:pPr>
-        <w:pStyle w:val="ListBullet"/>
-        <w:spacing w:after="60"/>
-      </w:pPr>
-      <w:r>
-        <w:rPr>
-          <w:rFonts w:ascii="Times New Roman" w:hAnsi="Times New Roman" w:cs="Times New Roman" w:eastAsia="Times New Roman"/>
-          <w:sz w:val="22"/>
-        </w:rPr>
-        <w:t>07_evaluation produces confusion matrices, ROC curves, classification reports, and feature importance plots.</w:t>
+        <w:t>Fieldwork ran across the Chengalpattu and Chennai regions between March and April 2026 using convenience sampling at platform handover points. Each participant gave verbal consent before either instrument was administered; the survey was completed on a researcher-provided phone in about 15-20 minutes, and posture was recorded on paper during a natural delivery task. Riders whose demographic or NMQ responses were incomplete after follow-up were excluded and are not part of the final 182. All data was anonymised at the point of collection.</w:t>
       </w:r>
     </w:p>
     <w:p>
@@ -4312,7 +3669,7 @@
           <w:color w:val="000000"/>
           <w:sz w:val="32"/>
         </w:rPr>
-        <w:t>Instrument design and preparation</w:t>
+        <w:t>Analysis pipeline</w:t>
       </w:r>
     </w:p>
     <w:p>
@@ -4325,7 +3682,7 @@
           <w:rFonts w:ascii="Times New Roman" w:hAnsi="Times New Roman" w:cs="Times New Roman" w:eastAsia="Times New Roman"/>
           <w:sz w:val="22"/>
         </w:rPr>
-        <w:t>Two data-collection instruments were prepared before fieldwork began. The self-report instrument was a 36-item Google Form structured in five modules: demographics and work pattern (seventeen items), the Nordic Musculoskeletal Questionnaire covering 12-month pain across nine body areas (Q18) and 7-day discomfort across four areas (Q19), five discomfort-related follow-up items on performance impact, leave taken, medical consultation, and worsening triggers (Q20 to Q24), six NASA-TLX workload items on 0 to 100 sliders (Q25 to Q30), and six Borg CR10 perceived-exertion items on 0 to 10 sliders (Q31 to Q36). The 'dissatisfied with own performance' NASA-TLX item was written as a positive-polarity slider so all six workload items point the same direction; the polarity is reversed at analysis time.</w:t>
+        <w:t>01_data_cleaning loaded the raw CSV, standardised text answers to canonical Yes / No, corrected column-name typos, and dropped incomplete rows, leaving 182 rows and 48 columns. 02_feature_engineering encoded ordered categorical bands (age, education, income, job duration, hours, days, deliveries, rest break) to integers preserving order, converted vehicle type and carrying mode to ranks (motorbike &gt; scooter for vibration; handheld &gt; backpack &gt; bike storage for contact), computed composite scores (workload_score, fatigue_score, force_exertion, vibration_index), and added five product-form interactions (workload x fatigue, workload x age, force x age, fatigue x job duration, deliveries x days). The posture xlsx had no rider identifiers, so a severity-rank merge paired riders and observations one-to-one by rank on discomfort score and RULA Table C respectively; the merged CSV is 182 rows by 121 columns.</w:t>
       </w:r>
     </w:p>
     <w:p>
@@ -4338,7 +3695,7 @@
           <w:rFonts w:ascii="Times New Roman" w:hAnsi="Times New Roman" w:cs="Times New Roman" w:eastAsia="Times New Roman"/>
           <w:sz w:val="22"/>
         </w:rPr>
-        <w:t>The observation instrument was a paper form carrying the eleven standard RULA elements (upper arm, lower arm, wrist, wrist twist, neck position, trunk position, legs, muscle A, force A, muscle B, force B), the three RULA Table lookup scores (A, B, C), and the eight QEC region and exposure scores (back, shoulder / arm, wrist / hand, neck, driving, vibration, work pace, stress). Both instruments were piloted with three delivery partners outside the study region so the item wording, response options, and observer worksheet layout could be revised before real fieldwork began.</w:t>
+        <w:t>05_stats ran the two independent analyses on the merged CSV: six chi-square tests of independence (one per risk factor) against a binary discomfort outcome, and a multivariable logistic regression with eleven predictors reporting odds ratios and 95 percent confidence intervals. 06_modeling wrapped each of the seven candidate algorithms in an imblearn.Pipeline of SMOTE followed by the classifier and tuned it with GridSearchCV under five-fold stratified CV.  Across six targets and seven algorithms this expanded to 42 training runs; the best-by-macro-F1 model per target was refit on the full sample and saved to outputs/models/best_&lt;factor&gt;.pkl. 07_evaluation used cross_val_predict for out-of-fold predictions and produced the confusion matrices, one-vs-rest ROC curves with per-class AUCs, and feature-importance plots.</w:t>
       </w:r>
     </w:p>
     <w:p>
@@ -4363,7 +3720,7 @@
           <w:color w:val="000000"/>
           <w:sz w:val="32"/>
         </w:rPr>
-        <w:t>Data collection execution</w:t>
+        <w:t>Web application and deployment</w:t>
       </w:r>
     </w:p>
     <w:p>
@@ -4376,7 +3733,7 @@
           <w:rFonts w:ascii="Times New Roman" w:hAnsi="Times New Roman" w:cs="Times New Roman" w:eastAsia="Times New Roman"/>
           <w:sz w:val="22"/>
         </w:rPr>
-        <w:t>Fieldwork ran across the Chengalpattu and Chennai regions between March and April 2026, following the eligibility criteria and instruments described in Section 2.2. Recruitment used convenience sampling at platform handover points where delivery partners regularly cluster between shifts.</w:t>
+        <w:t>The Streamlit web application (app/streamlit_app.py) exposes the full 36-item questionnaire plus the 11 RULA components and 8 QEC scores.  Three sample-profile buttons (Low, Average, High risk) fill the entire form on click so the reviewer can trigger a prediction in one step. On submission, encode_rider assembles the 63-feature input vector, predict_risks runs each of the six saved models, and the Results page renders colour-coded level cards, a radar chart, a tabular result, a high-burden summary banner, and per-factor recommendation cards.</w:t>
       </w:r>
     </w:p>
     <w:p>
@@ -4389,7 +3746,7 @@
           <w:rFonts w:ascii="Times New Roman" w:hAnsi="Times New Roman" w:cs="Times New Roman" w:eastAsia="Times New Roman"/>
           <w:sz w:val="22"/>
         </w:rPr>
-        <w:t>Each participant gave verbal consent before either instrument was administered. The 36-item Google Form was completed on a researcher-provided phone in about 15 to 20 minutes. Posture was recorded on paper by a trained observer during a natural delivery task, capturing the 11 RULA elements and 8 QEC region / exposure scores in one pass. Riders whose demographic or NMQ responses were incomplete after follow-up were excluded and are not part of the final 182. Data was anonymised at the point of collection; no rider identifiers appear in the released model_ready.csv or posture_data.xlsx files.</w:t>
+        <w:t>The app was deployed to Streamlit Community Cloud from the public GitHub repository.  requirements.txt pins every runtime dependency to the exact version the models were trained with (scikit-learn and xgboost pickles are not portable across minor versions), runtime.txt pins Python 3.13, and every git push to the main branch auto-rebuilds and redeploys the app in about 30 seconds.</w:t>
       </w:r>
     </w:p>
     <w:p>
@@ -4414,198 +3771,6 @@
           <w:color w:val="000000"/>
           <w:sz w:val="32"/>
         </w:rPr>
-        <w:t>Data cleaning, encoding, and integration</w:t>
-      </w:r>
-    </w:p>
-    <w:p>
-      <w:pPr>
-        <w:spacing w:after="160" w:line="336" w:lineRule="auto"/>
-        <w:jc w:val="both"/>
-      </w:pPr>
-      <w:r>
-        <w:rPr>
-          <w:rFonts w:ascii="Times New Roman" w:hAnsi="Times New Roman" w:cs="Times New Roman" w:eastAsia="Times New Roman"/>
-          <w:sz w:val="22"/>
-        </w:rPr>
-        <w:t>Data preparation ran in two notebooks. 01_data_cleaning loaded the raw Google Form CSV, standardised text answers to canonical Yes / No values, corrected a handful of column-name typos, and dropped rows that were incomplete after follow-up. The cleaned CSV was 182 rows and 48 columns.</w:t>
-      </w:r>
-    </w:p>
-    <w:p>
-      <w:pPr>
-        <w:spacing w:after="160" w:line="336" w:lineRule="auto"/>
-        <w:jc w:val="both"/>
-      </w:pPr>
-      <w:r>
-        <w:rPr>
-          <w:rFonts w:ascii="Times New Roman" w:hAnsi="Times New Roman" w:cs="Times New Roman" w:eastAsia="Times New Roman"/>
-          <w:sz w:val="22"/>
-        </w:rPr>
-        <w:t>02_feature_engineering converted the cleaned CSV into the model-ready feature set. Ordered categorical bands (age, education, income, job duration, working hours, working days, deliveries per day, rest break) were encoded to consecutive integers preserving order. Vehicle type and carrying mode were converted to ranks so motorbike ranks higher than scooter for vibration exposure and handheld ranks higher than backpack and bike storage for contact stress. Composite scores were computed: workload_score as the mean of the six NASA-TLX items (with the dissatisfied item reversed), fatigue_score as the mean of the six Borg items, force_exertion as the Borg lifting item, and vibration_index as vehicle_rank times work_hours_num. Five product-form interactions were added (workload times fatigue, workload times age, force times age, fatigue times job duration, deliveries times days). The eighteen NMQ and 7-day items and the five outcome follow-ups were converted to short-named binary aliases (nmq_neck, d7_lower_back, out_reduced_perf, and so on).</w:t>
-      </w:r>
-    </w:p>
-    <w:p>
-      <w:pPr>
-        <w:spacing w:after="160" w:line="336" w:lineRule="auto"/>
-        <w:jc w:val="both"/>
-      </w:pPr>
-      <w:r>
-        <w:rPr>
-          <w:rFonts w:ascii="Times New Roman" w:hAnsi="Times New Roman" w:cs="Times New Roman" w:eastAsia="Times New Roman"/>
-          <w:sz w:val="22"/>
-        </w:rPr>
-        <w:t>The posture xlsx did not carry rider identifiers, so it had to be paired with the survey without a natural join key. A severity-rank merge was used: riders were ranked by an aggregate discomfort score (NMQ pain count plus fatigue score plus daily hours), observations were ranked by RULA Table C, and the two ranked lists were matched one-to-one by position. The merged model_ready.csv contains 182 rows and 121 columns.</w:t>
-      </w:r>
-    </w:p>
-    <w:p>
-      <w:pPr>
-        <w:pStyle w:val="Heading4"/>
-        <w:keepNext/>
-        <w:spacing w:before="360" w:after="120"/>
-      </w:pPr>
-      <w:r>
-        <w:rPr>
-          <w:rFonts w:ascii="Times New Roman" w:hAnsi="Times New Roman" w:cs="Times New Roman" w:eastAsia="Times New Roman"/>
-          <w:b/>
-          <w:color w:val="000000"/>
-          <w:sz w:val="32"/>
-        </w:rPr>
-        <w:t xml:space="preserve">3.5   </w:t>
-      </w:r>
-      <w:r>
-        <w:rPr>
-          <w:rFonts w:ascii="Times New Roman" w:hAnsi="Times New Roman" w:cs="Times New Roman" w:eastAsia="Times New Roman"/>
-          <w:b/>
-          <w:color w:val="000000"/>
-          <w:sz w:val="32"/>
-        </w:rPr>
-        <w:t>Statistical analysis and model training runs</w:t>
-      </w:r>
-    </w:p>
-    <w:p>
-      <w:pPr>
-        <w:spacing w:after="160" w:line="336" w:lineRule="auto"/>
-        <w:jc w:val="both"/>
-      </w:pPr>
-      <w:r>
-        <w:rPr>
-          <w:rFonts w:ascii="Times New Roman" w:hAnsi="Times New Roman" w:cs="Times New Roman" w:eastAsia="Times New Roman"/>
-          <w:sz w:val="22"/>
-        </w:rPr>
-        <w:t>Two independent statistical analyses were run in 05_stats on the model-ready CSV. First, six chi-square tests of independence checked whether each Stage-1 risk-factor band was associated with a binary discomfort outcome; the tests reported chi2, degrees of freedom, and a Bonferroni-adjusted p-value. Second, a multivariable logistic regression fitted with statsmodels estimated odds ratios for eleven predictors (age, income, education, job duration, workload score, fatigue score, force exertion, vibration index, contact rank, hours, days) with self-reported discomfort as the outcome. Results were reported as OR with 95 percent confidence intervals.</w:t>
-      </w:r>
-    </w:p>
-    <w:p>
-      <w:pPr>
-        <w:spacing w:after="160" w:line="336" w:lineRule="auto"/>
-        <w:jc w:val="both"/>
-      </w:pPr>
-      <w:r>
-        <w:rPr>
-          <w:rFonts w:ascii="Times New Roman" w:hAnsi="Times New Roman" w:cs="Times New Roman" w:eastAsia="Times New Roman"/>
-          <w:sz w:val="22"/>
-        </w:rPr>
-        <w:t>Model training ran in 06_modeling. Every one of the seven candidate algorithms was wrapped in an imblearn.Pipeline of SMOTE followed by the classifier and hyperparameter-tuned via GridSearchCV. For each of the six risk-factor targets, this expanded to a full five-fold stratified cross-validation over the algorithm's hyperparameter grid. Across the six targets and seven algorithms, forty-two target-algorithm training runs were carried out. Best-by-macro-F1 was selected per target and the winning pipeline was refit on the full sample and persisted with joblib.dump to outputs/models/best_&lt;factor&gt;.pkl. The per-target feature exclusions listed in Section 2.6.9 were applied before each training run so no model could memorise its Stage-1 rule.</w:t>
-      </w:r>
-    </w:p>
-    <w:p>
-      <w:pPr>
-        <w:spacing w:after="160" w:line="336" w:lineRule="auto"/>
-        <w:jc w:val="both"/>
-      </w:pPr>
-      <w:r>
-        <w:rPr>
-          <w:rFonts w:ascii="Times New Roman" w:hAnsi="Times New Roman" w:cs="Times New Roman" w:eastAsia="Times New Roman"/>
-          <w:sz w:val="22"/>
-        </w:rPr>
-        <w:t>07_evaluation produced the reporting artefacts. cross_val_predict was used to generate out-of-fold predictions on the training set, and the following outputs were written: per-class precision, recall, F1, and support numbers via classification_report; confusion matrices per target; one-vs-rest ROC curves with per-class AUC (macro AUC is the unweighted mean of per-class AUCs); and feature importance plots (feature_importances_ for the tree-based winners, absolute value of coef_ for the Logistic Regression floor).</w:t>
-      </w:r>
-    </w:p>
-    <w:p>
-      <w:pPr>
-        <w:pStyle w:val="Heading4"/>
-        <w:keepNext/>
-        <w:spacing w:before="360" w:after="120"/>
-      </w:pPr>
-      <w:r>
-        <w:rPr>
-          <w:rFonts w:ascii="Times New Roman" w:hAnsi="Times New Roman" w:cs="Times New Roman" w:eastAsia="Times New Roman"/>
-          <w:b/>
-          <w:color w:val="000000"/>
-          <w:sz w:val="32"/>
-        </w:rPr>
-        <w:t xml:space="preserve">3.6   </w:t>
-      </w:r>
-      <w:r>
-        <w:rPr>
-          <w:rFonts w:ascii="Times New Roman" w:hAnsi="Times New Roman" w:cs="Times New Roman" w:eastAsia="Times New Roman"/>
-          <w:b/>
-          <w:color w:val="000000"/>
-          <w:sz w:val="32"/>
-        </w:rPr>
-        <w:t>Web application development and deployment</w:t>
-      </w:r>
-    </w:p>
-    <w:p>
-      <w:pPr>
-        <w:spacing w:after="160" w:line="336" w:lineRule="auto"/>
-        <w:jc w:val="both"/>
-      </w:pPr>
-      <w:r>
-        <w:rPr>
-          <w:rFonts w:ascii="Times New Roman" w:hAnsi="Times New Roman" w:cs="Times New Roman" w:eastAsia="Times New Roman"/>
-          <w:sz w:val="22"/>
-        </w:rPr>
-        <w:t>The Streamlit web application (app/streamlit_app.py) exposes a six-section form that mirrors the entire 36-item questionnaire plus the 11 RULA components and 8 QEC scores. Selectboxes cover demographics and work pattern; radios cover NMQ, 7-day, and outcome items; sliders cover NASA-TLX (0 to 100) and Borg CR10 (0 to 10); selectboxes cover RULA components; and number inputs cover the QEC scores with min / max ranges matched to the observed training data. Three sample-profile buttons (Low, Average, and High risk) fill the entire form on click so the reviewer can trigger a prediction in one step.</w:t>
-      </w:r>
-    </w:p>
-    <w:p>
-      <w:pPr>
-        <w:spacing w:after="160" w:line="336" w:lineRule="auto"/>
-        <w:jc w:val="both"/>
-      </w:pPr>
-      <w:r>
-        <w:rPr>
-          <w:rFonts w:ascii="Times New Roman" w:hAnsi="Times New Roman" w:cs="Times New Roman" w:eastAsia="Times New Roman"/>
-          <w:sz w:val="22"/>
-        </w:rPr>
-        <w:t>On form submission, encode_rider assembles the 63-feature input vector, and predict_risks runs each of the six saved models. The Results page renders a coloured metric strip (green for Low, amber for Medium, red for High), a horizontal Altair bar chart of the same six factors sorted to match the metric strip, a summary banner that flags high-burden profiles, per-factor recommendation cards, and an expandable JSON view of the exact 63 feature values that were fed to the models. The app also has a Methodology page that summarises the pipeline and an About page carrying the institutional context.</w:t>
-      </w:r>
-    </w:p>
-    <w:p>
-      <w:pPr>
-        <w:spacing w:after="160" w:line="336" w:lineRule="auto"/>
-        <w:jc w:val="both"/>
-      </w:pPr>
-      <w:r>
-        <w:rPr>
-          <w:rFonts w:ascii="Times New Roman" w:hAnsi="Times New Roman" w:cs="Times New Roman" w:eastAsia="Times New Roman"/>
-          <w:sz w:val="22"/>
-        </w:rPr>
-        <w:t>The app was deployed to Streamlit Community Cloud from the public GitHub repository. Deployment required pinning every runtime dependency in requirements.txt to the exact versions the models were trained with (streamlit 1.58, pandas 2.3, scikit-learn 1.7, xgboost 3.2, imbalanced-learn 0.14, plotly 6.8), because sklearn and xgboost pickles are not portable across minor versions. runtime.txt pins Python 3.13 to match the training environment. A .streamlit/config.toml carries the dark theme and a client.toolbarMode = viewer flag; CSS in the app suppresses the Fork button and 'View source on GitHub' icon that Streamlit Community Cloud injects on public-repo deploys. Every git push to the main branch auto-rebuilds and redeploys the app in about 30 seconds.</w:t>
-      </w:r>
-    </w:p>
-    <w:p>
-      <w:pPr>
-        <w:pStyle w:val="Heading4"/>
-        <w:keepNext/>
-        <w:spacing w:before="360" w:after="120"/>
-      </w:pPr>
-      <w:r>
-        <w:rPr>
-          <w:rFonts w:ascii="Times New Roman" w:hAnsi="Times New Roman" w:cs="Times New Roman" w:eastAsia="Times New Roman"/>
-          <w:b/>
-          <w:color w:val="000000"/>
-          <w:sz w:val="32"/>
-        </w:rPr>
-        <w:t xml:space="preserve">3.7   </w:t>
-      </w:r>
-      <w:r>
-        <w:rPr>
-          <w:rFonts w:ascii="Times New Roman" w:hAnsi="Times New Roman" w:cs="Times New Roman" w:eastAsia="Times New Roman"/>
-          <w:b/>
-          <w:color w:val="000000"/>
-          <w:sz w:val="32"/>
-        </w:rPr>
         <w:t>Iterations and fixes</w:t>
       </w:r>
     </w:p>
@@ -4622,7 +3787,7 @@
           <w:color w:val="000000"/>
           <w:sz w:val="26"/>
         </w:rPr>
-        <w:t xml:space="preserve">3.7.1   </w:t>
+        <w:t xml:space="preserve">3.4.1   </w:t>
       </w:r>
       <w:r>
         <w:rPr>
@@ -4644,7 +3809,7 @@
           <w:rFonts w:ascii="Times New Roman" w:hAnsi="Times New Roman" w:cs="Times New Roman" w:eastAsia="Times New Roman"/>
           <w:sz w:val="22"/>
         </w:rPr>
-        <w:t>The initial Phase 3 binning used pandas.qcut(q=3) on deliveries_per_hour. The 66.7th percentile fell exactly on 3.889 dph (equal to 35 deliveries over 9 hours, the worst real combination in the sample). Fifty-five of the 182 riders tied at that value, and qcut is right-inclusive at the upper edge, so all 55 fell into Medium. This left the Stage-2 model unable to predict High for the worst real schedule. The fix replaces qcut with fixed cuts at 2.5 and 3.75. The Stage-1 High count grew from 19 to 74. Cross-validation accuracy dropped from 74 percent to 62 percent because the model now solves a real 3-class problem instead of memorising a 19-row minority.</w:t>
+        <w:t>The initial Phase 3 binning used pandas.qcut(q=3) on deliveries_per_hour. The 66.7th percentile fell exactly on 3.889 dph, and 55 of the 182 riders tied at that value; qcut is right-inclusive at the upper edge, so all 55 fell into Medium and Stage-2 could not predict High for the worst real schedule. Replacing qcut with fixed cuts at 2.5 and 3.75 grew the Stage-1 High count from 19 to 74; cross-validation accuracy dropped from 74 percent to 62 percent as the model started solving a real 3-class problem.</w:t>
       </w:r>
     </w:p>
     <w:p>
@@ -4660,7 +3825,7 @@
           <w:color w:val="000000"/>
           <w:sz w:val="26"/>
         </w:rPr>
-        <w:t xml:space="preserve">3.7.2   </w:t>
+        <w:t xml:space="preserve">3.4.2   </w:t>
       </w:r>
       <w:r>
         <w:rPr>
@@ -4682,7 +3847,7 @@
           <w:rFonts w:ascii="Times New Roman" w:hAnsi="Times New Roman" w:cs="Times New Roman" w:eastAsia="Times New Roman"/>
           <w:sz w:val="22"/>
         </w:rPr>
-        <w:t>An earlier Phase 6 run reported 100 percent cross-validation accuracy on Duration. Investigation showed the trees were reconstructing work_hours_num from vibration_index, which equals vehicle_rank multiplied by work_hours_num. Adding vibration_index to the Duration exclusion list and capping max_depth returned Duration to a realistic 61 percent accuracy with 76 percent macro AUC.</w:t>
+        <w:t>An earlier Phase 6 run reported 100 percent CV accuracy on Duration. The trees were reconstructing work_hours_num from vibration_index (which equals vehicle_rank times work_hours_num). Adding vibration_index to the Duration exclusion list and capping max_depth returned Duration to a realistic 61 percent accuracy with 76 percent macro AUC.</w:t>
       </w:r>
     </w:p>
     <w:p>
@@ -4698,7 +3863,7 @@
           <w:color w:val="000000"/>
           <w:sz w:val="26"/>
         </w:rPr>
-        <w:t xml:space="preserve">3.7.3   </w:t>
+        <w:t xml:space="preserve">3.4.3   </w:t>
       </w:r>
       <w:r>
         <w:rPr>
@@ -4720,7 +3885,7 @@
           <w:rFonts w:ascii="Times New Roman" w:hAnsi="Times New Roman" w:cs="Times New Roman" w:eastAsia="Times New Roman"/>
           <w:sz w:val="22"/>
         </w:rPr>
-        <w:t>The Posture target was initially trained only on the survey feature pool, which meant it could only infer posture indirectly from pain, fatigue, and hours. Adding the 11 RULA components and 8 QEC scores from the observation xlsx as explicit features moved Posture accuracy from 89 to 97 percent and the overfit gap from 0.088 to 0.028. Per the label-leakage rule, the three derived RULA Table scores were excluded because posture_risk is rula_table_c binned.</w:t>
+        <w:t>Posture was initially trained only on the survey feature pool, so it could only infer posture indirectly from pain, fatigue, and hours. Adding the 11 RULA components and 8 QEC scores from the observation xlsx as explicit features moved Posture accuracy from 89 to 97 percent and the overfit gap from 0.088 to 0.028. The three derived RULA Table scores stayed excluded because posture_risk is rula_table_c binned.</w:t>
       </w:r>
     </w:p>
     <w:p>
@@ -4853,7 +4018,7 @@
           <w:color w:val="000000"/>
           <w:sz w:val="32"/>
         </w:rPr>
-        <w:t>NMQ pain prevalence and statistical predictors</w:t>
+        <w:t>NMQ prevalence and statistical predictors</w:t>
       </w:r>
     </w:p>
     <w:p>
@@ -4866,7 +4031,7 @@
           <w:rFonts w:ascii="Times New Roman" w:hAnsi="Times New Roman" w:cs="Times New Roman" w:eastAsia="Times New Roman"/>
           <w:sz w:val="22"/>
         </w:rPr>
-        <w:t>84.6 percent of the riders reported pain in at least one body area in the last 12 months. Table 4.1 lists the prevalence per body area, sorted from highest to lowest.</w:t>
+        <w:t>84.6 percent of the riders reported pain in at least one body area in the last 12 months. Table 4.1 lists the prevalence per body area, sorted from highest to lowest, and Figure 4.2 shows the same distribution visually.</w:t>
       </w:r>
     </w:p>
     <w:tbl>
@@ -5282,60 +4447,6 @@
     </w:p>
     <w:p>
       <w:pPr>
-        <w:spacing w:before="200" w:after="80"/>
-        <w:jc w:val="center"/>
-      </w:pPr>
-      <w:r>
-        <w:drawing>
-          <wp:inline xmlns:a="http://schemas.openxmlformats.org/drawingml/2006/main" xmlns:pic="http://schemas.openxmlformats.org/drawingml/2006/picture">
-            <wp:extent cx="5400000" cy="2829287"/>
-            <wp:docPr id="5" name="Picture 5"/>
-            <wp:cNvGraphicFramePr>
-              <a:graphicFrameLocks noChangeAspect="1"/>
-            </wp:cNvGraphicFramePr>
-            <a:graphic>
-              <a:graphicData uri="http://schemas.openxmlformats.org/drawingml/2006/picture">
-                <pic:pic>
-                  <pic:nvPicPr>
-                    <pic:cNvPr id="0" name="discomfort_by_demographic.png"/>
-                    <pic:cNvPicPr/>
-                  </pic:nvPicPr>
-                  <pic:blipFill>
-                    <a:blip r:embed="rId16"/>
-                    <a:stretch>
-                      <a:fillRect/>
-                    </a:stretch>
-                  </pic:blipFill>
-                  <pic:spPr>
-                    <a:xfrm>
-                      <a:off x="0" y="0"/>
-                      <a:ext cx="5400000" cy="2829287"/>
-                    </a:xfrm>
-                    <a:prstGeom prst="rect"/>
-                  </pic:spPr>
-                </pic:pic>
-              </a:graphicData>
-            </a:graphic>
-          </wp:inline>
-        </w:drawing>
-      </w:r>
-    </w:p>
-    <w:p>
-      <w:pPr>
-        <w:spacing w:after="240"/>
-        <w:jc w:val="center"/>
-      </w:pPr>
-      <w:r>
-        <w:rPr>
-          <w:rFonts w:ascii="Times New Roman" w:hAnsi="Times New Roman" w:cs="Times New Roman" w:eastAsia="Times New Roman"/>
-          <w:i/>
-          <w:sz w:val="20"/>
-        </w:rPr>
-        <w:t>Figure 4.3: Discomfort prevalence broken down by demographic group.</w:t>
-      </w:r>
-    </w:p>
-    <w:p>
-      <w:pPr>
         <w:spacing w:after="160" w:line="336" w:lineRule="auto"/>
         <w:jc w:val="both"/>
       </w:pPr>
@@ -5344,7 +4455,7 @@
           <w:rFonts w:ascii="Times New Roman" w:hAnsi="Times New Roman" w:cs="Times New Roman" w:eastAsia="Times New Roman"/>
           <w:sz w:val="22"/>
         </w:rPr>
-        <w:t>The chi-square test of independence identifies Posture and Force as the two factors with a significant association with self-reported discomfort at p less than 0.05:</w:t>
+        <w:t>Two independent statistical checks were run against a binary discomfort outcome. The chi-square test of independence identifies Posture, Repetition, and Force as the risk factors significantly associated with self-reported discomfort at p less than 0.05:</w:t>
       </w:r>
     </w:p>
     <w:tbl>
@@ -6888,61 +5999,7 @@
           <w:rFonts w:ascii="Times New Roman" w:hAnsi="Times New Roman" w:cs="Times New Roman" w:eastAsia="Times New Roman"/>
           <w:sz w:val="22"/>
         </w:rPr>
-        <w:t>Posture, Duration, and Repetition are the three factors where the High band dominates. Posture is at 84 percent High (153 of 182 observations); Duration is at 49 percent High; Repetition is at 41 percent High after the binning fix.</w:t>
-      </w:r>
-    </w:p>
-    <w:p>
-      <w:pPr>
-        <w:spacing w:before="200" w:after="80"/>
-        <w:jc w:val="center"/>
-      </w:pPr>
-      <w:r>
-        <w:drawing>
-          <wp:inline xmlns:a="http://schemas.openxmlformats.org/drawingml/2006/main" xmlns:pic="http://schemas.openxmlformats.org/drawingml/2006/picture">
-            <wp:extent cx="5400000" cy="2415680"/>
-            <wp:docPr id="6" name="Picture 6"/>
-            <wp:cNvGraphicFramePr>
-              <a:graphicFrameLocks noChangeAspect="1"/>
-            </wp:cNvGraphicFramePr>
-            <a:graphic>
-              <a:graphicData uri="http://schemas.openxmlformats.org/drawingml/2006/picture">
-                <pic:pic>
-                  <pic:nvPicPr>
-                    <pic:cNvPr id="0" name="risk_factor_distribution.png"/>
-                    <pic:cNvPicPr/>
-                  </pic:nvPicPr>
-                  <pic:blipFill>
-                    <a:blip r:embed="rId17"/>
-                    <a:stretch>
-                      <a:fillRect/>
-                    </a:stretch>
-                  </pic:blipFill>
-                  <pic:spPr>
-                    <a:xfrm>
-                      <a:off x="0" y="0"/>
-                      <a:ext cx="5400000" cy="2415680"/>
-                    </a:xfrm>
-                    <a:prstGeom prst="rect"/>
-                  </pic:spPr>
-                </pic:pic>
-              </a:graphicData>
-            </a:graphic>
-          </wp:inline>
-        </w:drawing>
-      </w:r>
-    </w:p>
-    <w:p>
-      <w:pPr>
-        <w:spacing w:after="240"/>
-        <w:jc w:val="center"/>
-      </w:pPr>
-      <w:r>
-        <w:rPr>
-          <w:rFonts w:ascii="Times New Roman" w:hAnsi="Times New Roman" w:cs="Times New Roman" w:eastAsia="Times New Roman"/>
-          <w:i/>
-          <w:sz w:val="20"/>
-        </w:rPr>
-        <w:t>Figure 4.4: Stage-1 Low / Medium / High counts per risk factor.</w:t>
+        <w:t>Posture, Duration, and Repetition are the three factors where the High band dominates. Posture is at 84 percent High (153 of 182 observations); Duration is at 49 percent High; Repetition is at 41 percent High after the binning fix. Figure 4.3 shows how self-reported discomfort scales with each Stage-1 band.</w:t>
       </w:r>
     </w:p>
     <w:p>
@@ -6954,7 +6011,7 @@
         <w:drawing>
           <wp:inline xmlns:a="http://schemas.openxmlformats.org/drawingml/2006/main" xmlns:pic="http://schemas.openxmlformats.org/drawingml/2006/picture">
             <wp:extent cx="5400000" cy="2919820"/>
-            <wp:docPr id="7" name="Picture 7"/>
+            <wp:docPr id="5" name="Picture 5"/>
             <wp:cNvGraphicFramePr>
               <a:graphicFrameLocks noChangeAspect="1"/>
             </wp:cNvGraphicFramePr>
@@ -6966,7 +6023,7 @@
                     <pic:cNvPicPr/>
                   </pic:nvPicPr>
                   <pic:blipFill>
-                    <a:blip r:embed="rId18"/>
+                    <a:blip r:embed="rId16"/>
                     <a:stretch>
                       <a:fillRect/>
                     </a:stretch>
@@ -6996,61 +6053,7 @@
           <w:i/>
           <w:sz w:val="20"/>
         </w:rPr>
-        <w:t>Figure 4.5: Discomfort prevalence within each Low / Medium / High band, per risk factor.</w:t>
-      </w:r>
-    </w:p>
-    <w:p>
-      <w:pPr>
-        <w:spacing w:before="200" w:after="80"/>
-        <w:jc w:val="center"/>
-      </w:pPr>
-      <w:r>
-        <w:drawing>
-          <wp:inline xmlns:a="http://schemas.openxmlformats.org/drawingml/2006/main" xmlns:pic="http://schemas.openxmlformats.org/drawingml/2006/picture">
-            <wp:extent cx="5400000" cy="4882689"/>
-            <wp:docPr id="8" name="Picture 8"/>
-            <wp:cNvGraphicFramePr>
-              <a:graphicFrameLocks noChangeAspect="1"/>
-            </wp:cNvGraphicFramePr>
-            <a:graphic>
-              <a:graphicData uri="http://schemas.openxmlformats.org/drawingml/2006/picture">
-                <pic:pic>
-                  <pic:nvPicPr>
-                    <pic:cNvPr id="0" name="correlation_heatmap.png"/>
-                    <pic:cNvPicPr/>
-                  </pic:nvPicPr>
-                  <pic:blipFill>
-                    <a:blip r:embed="rId19"/>
-                    <a:stretch>
-                      <a:fillRect/>
-                    </a:stretch>
-                  </pic:blipFill>
-                  <pic:spPr>
-                    <a:xfrm>
-                      <a:off x="0" y="0"/>
-                      <a:ext cx="5400000" cy="4882689"/>
-                    </a:xfrm>
-                    <a:prstGeom prst="rect"/>
-                  </pic:spPr>
-                </pic:pic>
-              </a:graphicData>
-            </a:graphic>
-          </wp:inline>
-        </w:drawing>
-      </w:r>
-    </w:p>
-    <w:p>
-      <w:pPr>
-        <w:spacing w:after="240"/>
-        <w:jc w:val="center"/>
-      </w:pPr>
-      <w:r>
-        <w:rPr>
-          <w:rFonts w:ascii="Times New Roman" w:hAnsi="Times New Roman" w:cs="Times New Roman" w:eastAsia="Times New Roman"/>
-          <w:i/>
-          <w:sz w:val="20"/>
-        </w:rPr>
-        <w:t>Figure 4.6: Pearson correlation matrix across the numeric feature pool, upper triangle masked.</w:t>
+        <w:t>Figure 4.3: Discomfort prevalence within each Low / Medium / High band, per risk factor.</w:t>
       </w:r>
     </w:p>
     <w:p>
@@ -7075,7 +6078,7 @@
           <w:color w:val="000000"/>
           <w:sz w:val="32"/>
         </w:rPr>
-        <w:t>Stage-2 model performance</w:t>
+        <w:t>Model performance and feature importance</w:t>
       </w:r>
     </w:p>
     <w:tbl>
@@ -7781,32 +6784,7 @@
           <w:rFonts w:ascii="Times New Roman" w:hAnsi="Times New Roman" w:cs="Times New Roman" w:eastAsia="Times New Roman"/>
           <w:sz w:val="22"/>
         </w:rPr>
-        <w:t>The five survey-derived factors land between 58 and 62 percent cross-validation accuracy with macro AUC in the 71 to 76 percent range. Posture reaches 97 percent accuracy and 98 percent macro AUC because it is the only model that receives real observation inputs (the 11 RULA components and 8 QEC scores) on top of the survey features.</w:t>
-      </w:r>
-    </w:p>
-    <w:p>
-      <w:pPr>
-        <w:pStyle w:val="Heading4"/>
-        <w:keepNext/>
-        <w:spacing w:before="360" w:after="120"/>
-      </w:pPr>
-      <w:r>
-        <w:rPr>
-          <w:rFonts w:ascii="Times New Roman" w:hAnsi="Times New Roman" w:cs="Times New Roman" w:eastAsia="Times New Roman"/>
-          <w:b/>
-          <w:color w:val="000000"/>
-          <w:sz w:val="32"/>
-        </w:rPr>
-        <w:t xml:space="preserve">4.5   </w:t>
-      </w:r>
-      <w:r>
-        <w:rPr>
-          <w:rFonts w:ascii="Times New Roman" w:hAnsi="Times New Roman" w:cs="Times New Roman" w:eastAsia="Times New Roman"/>
-          <w:b/>
-          <w:color w:val="000000"/>
-          <w:sz w:val="32"/>
-        </w:rPr>
-        <w:t>Per-class metrics and feature importance</w:t>
+        <w:t>The five survey-derived factors land between 58 and 62 percent cross-validation accuracy with macro AUC in the 71 to 76 percent range. Posture reaches 97 percent accuracy and 98 percent macro AUC because it is the only model that receives real observation inputs (the 11 RULA components and 8 QEC scores) on top of the survey features. Per-class ROC AUCs in Table 4.6 confirm the same pattern at the class level: the minority Low band is the hardest to hit outside Posture.</w:t>
       </w:r>
     </w:p>
     <w:tbl>
@@ -8295,7 +7273,7 @@
         <w:drawing>
           <wp:inline xmlns:a="http://schemas.openxmlformats.org/drawingml/2006/main" xmlns:pic="http://schemas.openxmlformats.org/drawingml/2006/picture">
             <wp:extent cx="5400000" cy="3283006"/>
-            <wp:docPr id="9" name="Picture 9"/>
+            <wp:docPr id="6" name="Picture 6"/>
             <wp:cNvGraphicFramePr>
               <a:graphicFrameLocks noChangeAspect="1"/>
             </wp:cNvGraphicFramePr>
@@ -8307,7 +7285,7 @@
                     <pic:cNvPicPr/>
                   </pic:nvPicPr>
                   <pic:blipFill>
-                    <a:blip r:embed="rId20"/>
+                    <a:blip r:embed="rId17"/>
                     <a:stretch>
                       <a:fillRect/>
                     </a:stretch>
@@ -8337,61 +7315,7 @@
           <w:i/>
           <w:sz w:val="20"/>
         </w:rPr>
-        <w:t>Figure 4.7: Confusion matrices for the best model per factor (rows = true class, columns = predicted class).</w:t>
-      </w:r>
-    </w:p>
-    <w:p>
-      <w:pPr>
-        <w:spacing w:before="200" w:after="80"/>
-        <w:jc w:val="center"/>
-      </w:pPr>
-      <w:r>
-        <w:drawing>
-          <wp:inline xmlns:a="http://schemas.openxmlformats.org/drawingml/2006/main" xmlns:pic="http://schemas.openxmlformats.org/drawingml/2006/picture">
-            <wp:extent cx="5400000" cy="3286693"/>
-            <wp:docPr id="10" name="Picture 10"/>
-            <wp:cNvGraphicFramePr>
-              <a:graphicFrameLocks noChangeAspect="1"/>
-            </wp:cNvGraphicFramePr>
-            <a:graphic>
-              <a:graphicData uri="http://schemas.openxmlformats.org/drawingml/2006/picture">
-                <pic:pic>
-                  <pic:nvPicPr>
-                    <pic:cNvPr id="0" name="roc_curves.png"/>
-                    <pic:cNvPicPr/>
-                  </pic:nvPicPr>
-                  <pic:blipFill>
-                    <a:blip r:embed="rId21"/>
-                    <a:stretch>
-                      <a:fillRect/>
-                    </a:stretch>
-                  </pic:blipFill>
-                  <pic:spPr>
-                    <a:xfrm>
-                      <a:off x="0" y="0"/>
-                      <a:ext cx="5400000" cy="3286693"/>
-                    </a:xfrm>
-                    <a:prstGeom prst="rect"/>
-                  </pic:spPr>
-                </pic:pic>
-              </a:graphicData>
-            </a:graphic>
-          </wp:inline>
-        </w:drawing>
-      </w:r>
-    </w:p>
-    <w:p>
-      <w:pPr>
-        <w:spacing w:after="240"/>
-        <w:jc w:val="center"/>
-      </w:pPr>
-      <w:r>
-        <w:rPr>
-          <w:rFonts w:ascii="Times New Roman" w:hAnsi="Times New Roman" w:cs="Times New Roman" w:eastAsia="Times New Roman"/>
-          <w:i/>
-          <w:sz w:val="20"/>
-        </w:rPr>
-        <w:t>Figure 4.8: ROC curves (one-vs-rest) for the best model per factor.</w:t>
+        <w:t>Figure 4.4: Confusion matrices for the best model per factor (rows = true class, columns = predicted class).</w:t>
       </w:r>
     </w:p>
     <w:p>
@@ -8404,1712 +7328,7 @@
           <w:rFonts w:ascii="Times New Roman" w:hAnsi="Times New Roman" w:cs="Times New Roman" w:eastAsia="Times New Roman"/>
           <w:sz w:val="22"/>
         </w:rPr>
-        <w:t>Table 4.7 gives per-class precision, recall, F1, and support for the best model per factor. The Repetition High class has 65 percent precision and 70 percent recall; the Duration High class has 69 percent precision and 73 percent recall.</w:t>
-      </w:r>
-    </w:p>
-    <w:tbl>
-      <w:tblPr>
-        <w:tblStyle w:val="TableGrid"/>
-        <w:tblW w:type="auto" w:w="0"/>
-        <w:jc w:val="center"/>
-        <w:tblLook w:firstColumn="1" w:firstRow="1" w:lastColumn="0" w:lastRow="0" w:noHBand="0" w:noVBand="1" w:val="04A0"/>
-      </w:tblPr>
-      <w:tblGrid>
-        <w:gridCol w:w="1520"/>
-        <w:gridCol w:w="1520"/>
-        <w:gridCol w:w="1520"/>
-        <w:gridCol w:w="1520"/>
-        <w:gridCol w:w="1520"/>
-        <w:gridCol w:w="1520"/>
-      </w:tblGrid>
-      <w:tr>
-        <w:tc>
-          <w:tcPr>
-            <w:tcW w:type="dxa" w:w="1984"/>
-            <w:shd w:fill="D9D9D9"/>
-          </w:tcPr>
-          <w:p>
-            <w:r/>
-            <w:r>
-              <w:rPr>
-                <w:rFonts w:ascii="Times New Roman" w:hAnsi="Times New Roman" w:cs="Times New Roman" w:eastAsia="Times New Roman"/>
-                <w:b/>
-                <w:sz w:val="20"/>
-              </w:rPr>
-              <w:t>Factor</w:t>
-            </w:r>
-          </w:p>
-        </w:tc>
-        <w:tc>
-          <w:tcPr>
-            <w:tcW w:type="dxa" w:w="1134"/>
-            <w:shd w:fill="D9D9D9"/>
-          </w:tcPr>
-          <w:p>
-            <w:r/>
-            <w:r>
-              <w:rPr>
-                <w:rFonts w:ascii="Times New Roman" w:hAnsi="Times New Roman" w:cs="Times New Roman" w:eastAsia="Times New Roman"/>
-                <w:b/>
-                <w:sz w:val="20"/>
-              </w:rPr>
-              <w:t>Class</w:t>
-            </w:r>
-          </w:p>
-        </w:tc>
-        <w:tc>
-          <w:tcPr>
-            <w:tcW w:type="dxa" w:w="1417"/>
-            <w:shd w:fill="D9D9D9"/>
-          </w:tcPr>
-          <w:p>
-            <w:r/>
-            <w:r>
-              <w:rPr>
-                <w:rFonts w:ascii="Times New Roman" w:hAnsi="Times New Roman" w:cs="Times New Roman" w:eastAsia="Times New Roman"/>
-                <w:b/>
-                <w:sz w:val="20"/>
-              </w:rPr>
-              <w:t>Precision</w:t>
-            </w:r>
-          </w:p>
-        </w:tc>
-        <w:tc>
-          <w:tcPr>
-            <w:tcW w:type="dxa" w:w="1247"/>
-            <w:shd w:fill="D9D9D9"/>
-          </w:tcPr>
-          <w:p>
-            <w:r/>
-            <w:r>
-              <w:rPr>
-                <w:rFonts w:ascii="Times New Roman" w:hAnsi="Times New Roman" w:cs="Times New Roman" w:eastAsia="Times New Roman"/>
-                <w:b/>
-                <w:sz w:val="20"/>
-              </w:rPr>
-              <w:t>Recall</w:t>
-            </w:r>
-          </w:p>
-        </w:tc>
-        <w:tc>
-          <w:tcPr>
-            <w:tcW w:type="dxa" w:w="1134"/>
-            <w:shd w:fill="D9D9D9"/>
-          </w:tcPr>
-          <w:p>
-            <w:r/>
-            <w:r>
-              <w:rPr>
-                <w:rFonts w:ascii="Times New Roman" w:hAnsi="Times New Roman" w:cs="Times New Roman" w:eastAsia="Times New Roman"/>
-                <w:b/>
-                <w:sz w:val="20"/>
-              </w:rPr>
-              <w:t>F1</w:t>
-            </w:r>
-          </w:p>
-        </w:tc>
-        <w:tc>
-          <w:tcPr>
-            <w:tcW w:type="dxa" w:w="1134"/>
-            <w:shd w:fill="D9D9D9"/>
-          </w:tcPr>
-          <w:p>
-            <w:r/>
-            <w:r>
-              <w:rPr>
-                <w:rFonts w:ascii="Times New Roman" w:hAnsi="Times New Roman" w:cs="Times New Roman" w:eastAsia="Times New Roman"/>
-                <w:b/>
-                <w:sz w:val="20"/>
-              </w:rPr>
-              <w:t>Support</w:t>
-            </w:r>
-          </w:p>
-        </w:tc>
-      </w:tr>
-      <w:tr>
-        <w:tc>
-          <w:tcPr>
-            <w:tcW w:type="dxa" w:w="1984"/>
-          </w:tcPr>
-          <w:p>
-            <w:r/>
-            <w:r>
-              <w:rPr>
-                <w:rFonts w:ascii="Times New Roman" w:hAnsi="Times New Roman" w:cs="Times New Roman" w:eastAsia="Times New Roman"/>
-                <w:sz w:val="20"/>
-              </w:rPr>
-              <w:t>Force</w:t>
-            </w:r>
-          </w:p>
-        </w:tc>
-        <w:tc>
-          <w:tcPr>
-            <w:tcW w:type="dxa" w:w="1134"/>
-          </w:tcPr>
-          <w:p>
-            <w:r/>
-            <w:r>
-              <w:rPr>
-                <w:rFonts w:ascii="Times New Roman" w:hAnsi="Times New Roman" w:cs="Times New Roman" w:eastAsia="Times New Roman"/>
-                <w:sz w:val="20"/>
-              </w:rPr>
-              <w:t>Low</w:t>
-            </w:r>
-          </w:p>
-        </w:tc>
-        <w:tc>
-          <w:tcPr>
-            <w:tcW w:type="dxa" w:w="1417"/>
-          </w:tcPr>
-          <w:p>
-            <w:r/>
-            <w:r>
-              <w:rPr>
-                <w:rFonts w:ascii="Times New Roman" w:hAnsi="Times New Roman" w:cs="Times New Roman" w:eastAsia="Times New Roman"/>
-                <w:sz w:val="20"/>
-              </w:rPr>
-              <w:t>0.734</w:t>
-            </w:r>
-          </w:p>
-        </w:tc>
-        <w:tc>
-          <w:tcPr>
-            <w:tcW w:type="dxa" w:w="1247"/>
-          </w:tcPr>
-          <w:p>
-            <w:r/>
-            <w:r>
-              <w:rPr>
-                <w:rFonts w:ascii="Times New Roman" w:hAnsi="Times New Roman" w:cs="Times New Roman" w:eastAsia="Times New Roman"/>
-                <w:sz w:val="20"/>
-              </w:rPr>
-              <w:t>0.767</w:t>
-            </w:r>
-          </w:p>
-        </w:tc>
-        <w:tc>
-          <w:tcPr>
-            <w:tcW w:type="dxa" w:w="1134"/>
-          </w:tcPr>
-          <w:p>
-            <w:r/>
-            <w:r>
-              <w:rPr>
-                <w:rFonts w:ascii="Times New Roman" w:hAnsi="Times New Roman" w:cs="Times New Roman" w:eastAsia="Times New Roman"/>
-                <w:sz w:val="20"/>
-              </w:rPr>
-              <w:t>0.750</w:t>
-            </w:r>
-          </w:p>
-        </w:tc>
-        <w:tc>
-          <w:tcPr>
-            <w:tcW w:type="dxa" w:w="1134"/>
-          </w:tcPr>
-          <w:p>
-            <w:r/>
-            <w:r>
-              <w:rPr>
-                <w:rFonts w:ascii="Times New Roman" w:hAnsi="Times New Roman" w:cs="Times New Roman" w:eastAsia="Times New Roman"/>
-                <w:sz w:val="20"/>
-              </w:rPr>
-              <w:t>90</w:t>
-            </w:r>
-          </w:p>
-        </w:tc>
-      </w:tr>
-      <w:tr>
-        <w:tc>
-          <w:tcPr>
-            <w:tcW w:type="dxa" w:w="1984"/>
-          </w:tcPr>
-          <w:p>
-            <w:r/>
-            <w:r>
-              <w:rPr>
-                <w:rFonts w:ascii="Times New Roman" w:hAnsi="Times New Roman" w:cs="Times New Roman" w:eastAsia="Times New Roman"/>
-                <w:sz w:val="20"/>
-              </w:rPr>
-              <w:t>Force</w:t>
-            </w:r>
-          </w:p>
-        </w:tc>
-        <w:tc>
-          <w:tcPr>
-            <w:tcW w:type="dxa" w:w="1134"/>
-          </w:tcPr>
-          <w:p>
-            <w:r/>
-            <w:r>
-              <w:rPr>
-                <w:rFonts w:ascii="Times New Roman" w:hAnsi="Times New Roman" w:cs="Times New Roman" w:eastAsia="Times New Roman"/>
-                <w:sz w:val="20"/>
-              </w:rPr>
-              <w:t>Medium</w:t>
-            </w:r>
-          </w:p>
-        </w:tc>
-        <w:tc>
-          <w:tcPr>
-            <w:tcW w:type="dxa" w:w="1417"/>
-          </w:tcPr>
-          <w:p>
-            <w:r/>
-            <w:r>
-              <w:rPr>
-                <w:rFonts w:ascii="Times New Roman" w:hAnsi="Times New Roman" w:cs="Times New Roman" w:eastAsia="Times New Roman"/>
-                <w:sz w:val="20"/>
-              </w:rPr>
-              <w:t>0.490</w:t>
-            </w:r>
-          </w:p>
-        </w:tc>
-        <w:tc>
-          <w:tcPr>
-            <w:tcW w:type="dxa" w:w="1247"/>
-          </w:tcPr>
-          <w:p>
-            <w:r/>
-            <w:r>
-              <w:rPr>
-                <w:rFonts w:ascii="Times New Roman" w:hAnsi="Times New Roman" w:cs="Times New Roman" w:eastAsia="Times New Roman"/>
-                <w:sz w:val="20"/>
-              </w:rPr>
-              <w:t>0.421</w:t>
-            </w:r>
-          </w:p>
-        </w:tc>
-        <w:tc>
-          <w:tcPr>
-            <w:tcW w:type="dxa" w:w="1134"/>
-          </w:tcPr>
-          <w:p>
-            <w:r/>
-            <w:r>
-              <w:rPr>
-                <w:rFonts w:ascii="Times New Roman" w:hAnsi="Times New Roman" w:cs="Times New Roman" w:eastAsia="Times New Roman"/>
-                <w:sz w:val="20"/>
-              </w:rPr>
-              <w:t>0.453</w:t>
-            </w:r>
-          </w:p>
-        </w:tc>
-        <w:tc>
-          <w:tcPr>
-            <w:tcW w:type="dxa" w:w="1134"/>
-          </w:tcPr>
-          <w:p>
-            <w:r/>
-            <w:r>
-              <w:rPr>
-                <w:rFonts w:ascii="Times New Roman" w:hAnsi="Times New Roman" w:cs="Times New Roman" w:eastAsia="Times New Roman"/>
-                <w:sz w:val="20"/>
-              </w:rPr>
-              <w:t>57</w:t>
-            </w:r>
-          </w:p>
-        </w:tc>
-      </w:tr>
-      <w:tr>
-        <w:tc>
-          <w:tcPr>
-            <w:tcW w:type="dxa" w:w="1984"/>
-          </w:tcPr>
-          <w:p>
-            <w:r/>
-            <w:r>
-              <w:rPr>
-                <w:rFonts w:ascii="Times New Roman" w:hAnsi="Times New Roman" w:cs="Times New Roman" w:eastAsia="Times New Roman"/>
-                <w:sz w:val="20"/>
-              </w:rPr>
-              <w:t>Force</w:t>
-            </w:r>
-          </w:p>
-        </w:tc>
-        <w:tc>
-          <w:tcPr>
-            <w:tcW w:type="dxa" w:w="1134"/>
-          </w:tcPr>
-          <w:p>
-            <w:r/>
-            <w:r>
-              <w:rPr>
-                <w:rFonts w:ascii="Times New Roman" w:hAnsi="Times New Roman" w:cs="Times New Roman" w:eastAsia="Times New Roman"/>
-                <w:sz w:val="20"/>
-              </w:rPr>
-              <w:t>High</w:t>
-            </w:r>
-          </w:p>
-        </w:tc>
-        <w:tc>
-          <w:tcPr>
-            <w:tcW w:type="dxa" w:w="1417"/>
-          </w:tcPr>
-          <w:p>
-            <w:r/>
-            <w:r>
-              <w:rPr>
-                <w:rFonts w:ascii="Times New Roman" w:hAnsi="Times New Roman" w:cs="Times New Roman" w:eastAsia="Times New Roman"/>
-                <w:sz w:val="20"/>
-              </w:rPr>
-              <w:t>0.487</w:t>
-            </w:r>
-          </w:p>
-        </w:tc>
-        <w:tc>
-          <w:tcPr>
-            <w:tcW w:type="dxa" w:w="1247"/>
-          </w:tcPr>
-          <w:p>
-            <w:r/>
-            <w:r>
-              <w:rPr>
-                <w:rFonts w:ascii="Times New Roman" w:hAnsi="Times New Roman" w:cs="Times New Roman" w:eastAsia="Times New Roman"/>
-                <w:sz w:val="20"/>
-              </w:rPr>
-              <w:t>0.543</w:t>
-            </w:r>
-          </w:p>
-        </w:tc>
-        <w:tc>
-          <w:tcPr>
-            <w:tcW w:type="dxa" w:w="1134"/>
-          </w:tcPr>
-          <w:p>
-            <w:r/>
-            <w:r>
-              <w:rPr>
-                <w:rFonts w:ascii="Times New Roman" w:hAnsi="Times New Roman" w:cs="Times New Roman" w:eastAsia="Times New Roman"/>
-                <w:sz w:val="20"/>
-              </w:rPr>
-              <w:t>0.514</w:t>
-            </w:r>
-          </w:p>
-        </w:tc>
-        <w:tc>
-          <w:tcPr>
-            <w:tcW w:type="dxa" w:w="1134"/>
-          </w:tcPr>
-          <w:p>
-            <w:r/>
-            <w:r>
-              <w:rPr>
-                <w:rFonts w:ascii="Times New Roman" w:hAnsi="Times New Roman" w:cs="Times New Roman" w:eastAsia="Times New Roman"/>
-                <w:sz w:val="20"/>
-              </w:rPr>
-              <w:t>35</w:t>
-            </w:r>
-          </w:p>
-        </w:tc>
-      </w:tr>
-      <w:tr>
-        <w:tc>
-          <w:tcPr>
-            <w:tcW w:type="dxa" w:w="1984"/>
-          </w:tcPr>
-          <w:p>
-            <w:r/>
-            <w:r>
-              <w:rPr>
-                <w:rFonts w:ascii="Times New Roman" w:hAnsi="Times New Roman" w:cs="Times New Roman" w:eastAsia="Times New Roman"/>
-                <w:sz w:val="20"/>
-              </w:rPr>
-              <w:t>Repetition</w:t>
-            </w:r>
-          </w:p>
-        </w:tc>
-        <w:tc>
-          <w:tcPr>
-            <w:tcW w:type="dxa" w:w="1134"/>
-          </w:tcPr>
-          <w:p>
-            <w:r/>
-            <w:r>
-              <w:rPr>
-                <w:rFonts w:ascii="Times New Roman" w:hAnsi="Times New Roman" w:cs="Times New Roman" w:eastAsia="Times New Roman"/>
-                <w:sz w:val="20"/>
-              </w:rPr>
-              <w:t>Low</w:t>
-            </w:r>
-          </w:p>
-        </w:tc>
-        <w:tc>
-          <w:tcPr>
-            <w:tcW w:type="dxa" w:w="1417"/>
-          </w:tcPr>
-          <w:p>
-            <w:r/>
-            <w:r>
-              <w:rPr>
-                <w:rFonts w:ascii="Times New Roman" w:hAnsi="Times New Roman" w:cs="Times New Roman" w:eastAsia="Times New Roman"/>
-                <w:sz w:val="20"/>
-              </w:rPr>
-              <w:t>0.562</w:t>
-            </w:r>
-          </w:p>
-        </w:tc>
-        <w:tc>
-          <w:tcPr>
-            <w:tcW w:type="dxa" w:w="1247"/>
-          </w:tcPr>
-          <w:p>
-            <w:r/>
-            <w:r>
-              <w:rPr>
-                <w:rFonts w:ascii="Times New Roman" w:hAnsi="Times New Roman" w:cs="Times New Roman" w:eastAsia="Times New Roman"/>
-                <w:sz w:val="20"/>
-              </w:rPr>
-              <w:t>0.346</w:t>
-            </w:r>
-          </w:p>
-        </w:tc>
-        <w:tc>
-          <w:tcPr>
-            <w:tcW w:type="dxa" w:w="1134"/>
-          </w:tcPr>
-          <w:p>
-            <w:r/>
-            <w:r>
-              <w:rPr>
-                <w:rFonts w:ascii="Times New Roman" w:hAnsi="Times New Roman" w:cs="Times New Roman" w:eastAsia="Times New Roman"/>
-                <w:sz w:val="20"/>
-              </w:rPr>
-              <w:t>0.429</w:t>
-            </w:r>
-          </w:p>
-        </w:tc>
-        <w:tc>
-          <w:tcPr>
-            <w:tcW w:type="dxa" w:w="1134"/>
-          </w:tcPr>
-          <w:p>
-            <w:r/>
-            <w:r>
-              <w:rPr>
-                <w:rFonts w:ascii="Times New Roman" w:hAnsi="Times New Roman" w:cs="Times New Roman" w:eastAsia="Times New Roman"/>
-                <w:sz w:val="20"/>
-              </w:rPr>
-              <w:t>26</w:t>
-            </w:r>
-          </w:p>
-        </w:tc>
-      </w:tr>
-      <w:tr>
-        <w:tc>
-          <w:tcPr>
-            <w:tcW w:type="dxa" w:w="1984"/>
-          </w:tcPr>
-          <w:p>
-            <w:r/>
-            <w:r>
-              <w:rPr>
-                <w:rFonts w:ascii="Times New Roman" w:hAnsi="Times New Roman" w:cs="Times New Roman" w:eastAsia="Times New Roman"/>
-                <w:sz w:val="20"/>
-              </w:rPr>
-              <w:t>Repetition</w:t>
-            </w:r>
-          </w:p>
-        </w:tc>
-        <w:tc>
-          <w:tcPr>
-            <w:tcW w:type="dxa" w:w="1134"/>
-          </w:tcPr>
-          <w:p>
-            <w:r/>
-            <w:r>
-              <w:rPr>
-                <w:rFonts w:ascii="Times New Roman" w:hAnsi="Times New Roman" w:cs="Times New Roman" w:eastAsia="Times New Roman"/>
-                <w:sz w:val="20"/>
-              </w:rPr>
-              <w:t>Medium</w:t>
-            </w:r>
-          </w:p>
-        </w:tc>
-        <w:tc>
-          <w:tcPr>
-            <w:tcW w:type="dxa" w:w="1417"/>
-          </w:tcPr>
-          <w:p>
-            <w:r/>
-            <w:r>
-              <w:rPr>
-                <w:rFonts w:ascii="Times New Roman" w:hAnsi="Times New Roman" w:cs="Times New Roman" w:eastAsia="Times New Roman"/>
-                <w:sz w:val="20"/>
-              </w:rPr>
-              <w:t>0.593</w:t>
-            </w:r>
-          </w:p>
-        </w:tc>
-        <w:tc>
-          <w:tcPr>
-            <w:tcW w:type="dxa" w:w="1247"/>
-          </w:tcPr>
-          <w:p>
-            <w:r/>
-            <w:r>
-              <w:rPr>
-                <w:rFonts w:ascii="Times New Roman" w:hAnsi="Times New Roman" w:cs="Times New Roman" w:eastAsia="Times New Roman"/>
-                <w:sz w:val="20"/>
-              </w:rPr>
-              <w:t>0.622</w:t>
-            </w:r>
-          </w:p>
-        </w:tc>
-        <w:tc>
-          <w:tcPr>
-            <w:tcW w:type="dxa" w:w="1134"/>
-          </w:tcPr>
-          <w:p>
-            <w:r/>
-            <w:r>
-              <w:rPr>
-                <w:rFonts w:ascii="Times New Roman" w:hAnsi="Times New Roman" w:cs="Times New Roman" w:eastAsia="Times New Roman"/>
-                <w:sz w:val="20"/>
-              </w:rPr>
-              <w:t>0.607</w:t>
-            </w:r>
-          </w:p>
-        </w:tc>
-        <w:tc>
-          <w:tcPr>
-            <w:tcW w:type="dxa" w:w="1134"/>
-          </w:tcPr>
-          <w:p>
-            <w:r/>
-            <w:r>
-              <w:rPr>
-                <w:rFonts w:ascii="Times New Roman" w:hAnsi="Times New Roman" w:cs="Times New Roman" w:eastAsia="Times New Roman"/>
-                <w:sz w:val="20"/>
-              </w:rPr>
-              <w:t>82</w:t>
-            </w:r>
-          </w:p>
-        </w:tc>
-      </w:tr>
-      <w:tr>
-        <w:tc>
-          <w:tcPr>
-            <w:tcW w:type="dxa" w:w="1984"/>
-          </w:tcPr>
-          <w:p>
-            <w:r/>
-            <w:r>
-              <w:rPr>
-                <w:rFonts w:ascii="Times New Roman" w:hAnsi="Times New Roman" w:cs="Times New Roman" w:eastAsia="Times New Roman"/>
-                <w:sz w:val="20"/>
-              </w:rPr>
-              <w:t>Repetition</w:t>
-            </w:r>
-          </w:p>
-        </w:tc>
-        <w:tc>
-          <w:tcPr>
-            <w:tcW w:type="dxa" w:w="1134"/>
-          </w:tcPr>
-          <w:p>
-            <w:r/>
-            <w:r>
-              <w:rPr>
-                <w:rFonts w:ascii="Times New Roman" w:hAnsi="Times New Roman" w:cs="Times New Roman" w:eastAsia="Times New Roman"/>
-                <w:sz w:val="20"/>
-              </w:rPr>
-              <w:t>High</w:t>
-            </w:r>
-          </w:p>
-        </w:tc>
-        <w:tc>
-          <w:tcPr>
-            <w:tcW w:type="dxa" w:w="1417"/>
-          </w:tcPr>
-          <w:p>
-            <w:r/>
-            <w:r>
-              <w:rPr>
-                <w:rFonts w:ascii="Times New Roman" w:hAnsi="Times New Roman" w:cs="Times New Roman" w:eastAsia="Times New Roman"/>
-                <w:sz w:val="20"/>
-              </w:rPr>
-              <w:t>0.650</w:t>
-            </w:r>
-          </w:p>
-        </w:tc>
-        <w:tc>
-          <w:tcPr>
-            <w:tcW w:type="dxa" w:w="1247"/>
-          </w:tcPr>
-          <w:p>
-            <w:r/>
-            <w:r>
-              <w:rPr>
-                <w:rFonts w:ascii="Times New Roman" w:hAnsi="Times New Roman" w:cs="Times New Roman" w:eastAsia="Times New Roman"/>
-                <w:sz w:val="20"/>
-              </w:rPr>
-              <w:t>0.703</w:t>
-            </w:r>
-          </w:p>
-        </w:tc>
-        <w:tc>
-          <w:tcPr>
-            <w:tcW w:type="dxa" w:w="1134"/>
-          </w:tcPr>
-          <w:p>
-            <w:r/>
-            <w:r>
-              <w:rPr>
-                <w:rFonts w:ascii="Times New Roman" w:hAnsi="Times New Roman" w:cs="Times New Roman" w:eastAsia="Times New Roman"/>
-                <w:sz w:val="20"/>
-              </w:rPr>
-              <w:t>0.675</w:t>
-            </w:r>
-          </w:p>
-        </w:tc>
-        <w:tc>
-          <w:tcPr>
-            <w:tcW w:type="dxa" w:w="1134"/>
-          </w:tcPr>
-          <w:p>
-            <w:r/>
-            <w:r>
-              <w:rPr>
-                <w:rFonts w:ascii="Times New Roman" w:hAnsi="Times New Roman" w:cs="Times New Roman" w:eastAsia="Times New Roman"/>
-                <w:sz w:val="20"/>
-              </w:rPr>
-              <w:t>74</w:t>
-            </w:r>
-          </w:p>
-        </w:tc>
-      </w:tr>
-      <w:tr>
-        <w:tc>
-          <w:tcPr>
-            <w:tcW w:type="dxa" w:w="1984"/>
-          </w:tcPr>
-          <w:p>
-            <w:r/>
-            <w:r>
-              <w:rPr>
-                <w:rFonts w:ascii="Times New Roman" w:hAnsi="Times New Roman" w:cs="Times New Roman" w:eastAsia="Times New Roman"/>
-                <w:sz w:val="20"/>
-              </w:rPr>
-              <w:t>Duration</w:t>
-            </w:r>
-          </w:p>
-        </w:tc>
-        <w:tc>
-          <w:tcPr>
-            <w:tcW w:type="dxa" w:w="1134"/>
-          </w:tcPr>
-          <w:p>
-            <w:r/>
-            <w:r>
-              <w:rPr>
-                <w:rFonts w:ascii="Times New Roman" w:hAnsi="Times New Roman" w:cs="Times New Roman" w:eastAsia="Times New Roman"/>
-                <w:sz w:val="20"/>
-              </w:rPr>
-              <w:t>Low</w:t>
-            </w:r>
-          </w:p>
-        </w:tc>
-        <w:tc>
-          <w:tcPr>
-            <w:tcW w:type="dxa" w:w="1417"/>
-          </w:tcPr>
-          <w:p>
-            <w:r/>
-            <w:r>
-              <w:rPr>
-                <w:rFonts w:ascii="Times New Roman" w:hAnsi="Times New Roman" w:cs="Times New Roman" w:eastAsia="Times New Roman"/>
-                <w:sz w:val="20"/>
-              </w:rPr>
-              <w:t>0.583</w:t>
-            </w:r>
-          </w:p>
-        </w:tc>
-        <w:tc>
-          <w:tcPr>
-            <w:tcW w:type="dxa" w:w="1247"/>
-          </w:tcPr>
-          <w:p>
-            <w:r/>
-            <w:r>
-              <w:rPr>
-                <w:rFonts w:ascii="Times New Roman" w:hAnsi="Times New Roman" w:cs="Times New Roman" w:eastAsia="Times New Roman"/>
-                <w:sz w:val="20"/>
-              </w:rPr>
-              <w:t>0.757</w:t>
-            </w:r>
-          </w:p>
-        </w:tc>
-        <w:tc>
-          <w:tcPr>
-            <w:tcW w:type="dxa" w:w="1134"/>
-          </w:tcPr>
-          <w:p>
-            <w:r/>
-            <w:r>
-              <w:rPr>
-                <w:rFonts w:ascii="Times New Roman" w:hAnsi="Times New Roman" w:cs="Times New Roman" w:eastAsia="Times New Roman"/>
-                <w:sz w:val="20"/>
-              </w:rPr>
-              <w:t>0.659</w:t>
-            </w:r>
-          </w:p>
-        </w:tc>
-        <w:tc>
-          <w:tcPr>
-            <w:tcW w:type="dxa" w:w="1134"/>
-          </w:tcPr>
-          <w:p>
-            <w:r/>
-            <w:r>
-              <w:rPr>
-                <w:rFonts w:ascii="Times New Roman" w:hAnsi="Times New Roman" w:cs="Times New Roman" w:eastAsia="Times New Roman"/>
-                <w:sz w:val="20"/>
-              </w:rPr>
-              <w:t>37</w:t>
-            </w:r>
-          </w:p>
-        </w:tc>
-      </w:tr>
-      <w:tr>
-        <w:tc>
-          <w:tcPr>
-            <w:tcW w:type="dxa" w:w="1984"/>
-          </w:tcPr>
-          <w:p>
-            <w:r/>
-            <w:r>
-              <w:rPr>
-                <w:rFonts w:ascii="Times New Roman" w:hAnsi="Times New Roman" w:cs="Times New Roman" w:eastAsia="Times New Roman"/>
-                <w:sz w:val="20"/>
-              </w:rPr>
-              <w:t>Duration</w:t>
-            </w:r>
-          </w:p>
-        </w:tc>
-        <w:tc>
-          <w:tcPr>
-            <w:tcW w:type="dxa" w:w="1134"/>
-          </w:tcPr>
-          <w:p>
-            <w:r/>
-            <w:r>
-              <w:rPr>
-                <w:rFonts w:ascii="Times New Roman" w:hAnsi="Times New Roman" w:cs="Times New Roman" w:eastAsia="Times New Roman"/>
-                <w:sz w:val="20"/>
-              </w:rPr>
-              <w:t>Medium</w:t>
-            </w:r>
-          </w:p>
-        </w:tc>
-        <w:tc>
-          <w:tcPr>
-            <w:tcW w:type="dxa" w:w="1417"/>
-          </w:tcPr>
-          <w:p>
-            <w:r/>
-            <w:r>
-              <w:rPr>
-                <w:rFonts w:ascii="Times New Roman" w:hAnsi="Times New Roman" w:cs="Times New Roman" w:eastAsia="Times New Roman"/>
-                <w:sz w:val="20"/>
-              </w:rPr>
-              <w:t>0.450</w:t>
-            </w:r>
-          </w:p>
-        </w:tc>
-        <w:tc>
-          <w:tcPr>
-            <w:tcW w:type="dxa" w:w="1247"/>
-          </w:tcPr>
-          <w:p>
-            <w:r/>
-            <w:r>
-              <w:rPr>
-                <w:rFonts w:ascii="Times New Roman" w:hAnsi="Times New Roman" w:cs="Times New Roman" w:eastAsia="Times New Roman"/>
-                <w:sz w:val="20"/>
-              </w:rPr>
-              <w:t>0.321</w:t>
-            </w:r>
-          </w:p>
-        </w:tc>
-        <w:tc>
-          <w:tcPr>
-            <w:tcW w:type="dxa" w:w="1134"/>
-          </w:tcPr>
-          <w:p>
-            <w:r/>
-            <w:r>
-              <w:rPr>
-                <w:rFonts w:ascii="Times New Roman" w:hAnsi="Times New Roman" w:cs="Times New Roman" w:eastAsia="Times New Roman"/>
-                <w:sz w:val="20"/>
-              </w:rPr>
-              <w:t>0.375</w:t>
-            </w:r>
-          </w:p>
-        </w:tc>
-        <w:tc>
-          <w:tcPr>
-            <w:tcW w:type="dxa" w:w="1134"/>
-          </w:tcPr>
-          <w:p>
-            <w:r/>
-            <w:r>
-              <w:rPr>
-                <w:rFonts w:ascii="Times New Roman" w:hAnsi="Times New Roman" w:cs="Times New Roman" w:eastAsia="Times New Roman"/>
-                <w:sz w:val="20"/>
-              </w:rPr>
-              <w:t>56</w:t>
-            </w:r>
-          </w:p>
-        </w:tc>
-      </w:tr>
-      <w:tr>
-        <w:tc>
-          <w:tcPr>
-            <w:tcW w:type="dxa" w:w="1984"/>
-          </w:tcPr>
-          <w:p>
-            <w:r/>
-            <w:r>
-              <w:rPr>
-                <w:rFonts w:ascii="Times New Roman" w:hAnsi="Times New Roman" w:cs="Times New Roman" w:eastAsia="Times New Roman"/>
-                <w:sz w:val="20"/>
-              </w:rPr>
-              <w:t>Duration</w:t>
-            </w:r>
-          </w:p>
-        </w:tc>
-        <w:tc>
-          <w:tcPr>
-            <w:tcW w:type="dxa" w:w="1134"/>
-          </w:tcPr>
-          <w:p>
-            <w:r/>
-            <w:r>
-              <w:rPr>
-                <w:rFonts w:ascii="Times New Roman" w:hAnsi="Times New Roman" w:cs="Times New Roman" w:eastAsia="Times New Roman"/>
-                <w:sz w:val="20"/>
-              </w:rPr>
-              <w:t>High</w:t>
-            </w:r>
-          </w:p>
-        </w:tc>
-        <w:tc>
-          <w:tcPr>
-            <w:tcW w:type="dxa" w:w="1417"/>
-          </w:tcPr>
-          <w:p>
-            <w:r/>
-            <w:r>
-              <w:rPr>
-                <w:rFonts w:ascii="Times New Roman" w:hAnsi="Times New Roman" w:cs="Times New Roman" w:eastAsia="Times New Roman"/>
-                <w:sz w:val="20"/>
-              </w:rPr>
-              <w:t>0.691</w:t>
-            </w:r>
-          </w:p>
-        </w:tc>
-        <w:tc>
-          <w:tcPr>
-            <w:tcW w:type="dxa" w:w="1247"/>
-          </w:tcPr>
-          <w:p>
-            <w:r/>
-            <w:r>
-              <w:rPr>
-                <w:rFonts w:ascii="Times New Roman" w:hAnsi="Times New Roman" w:cs="Times New Roman" w:eastAsia="Times New Roman"/>
-                <w:sz w:val="20"/>
-              </w:rPr>
-              <w:t>0.730</w:t>
-            </w:r>
-          </w:p>
-        </w:tc>
-        <w:tc>
-          <w:tcPr>
-            <w:tcW w:type="dxa" w:w="1134"/>
-          </w:tcPr>
-          <w:p>
-            <w:r/>
-            <w:r>
-              <w:rPr>
-                <w:rFonts w:ascii="Times New Roman" w:hAnsi="Times New Roman" w:cs="Times New Roman" w:eastAsia="Times New Roman"/>
-                <w:sz w:val="20"/>
-              </w:rPr>
-              <w:t>0.710</w:t>
-            </w:r>
-          </w:p>
-        </w:tc>
-        <w:tc>
-          <w:tcPr>
-            <w:tcW w:type="dxa" w:w="1134"/>
-          </w:tcPr>
-          <w:p>
-            <w:r/>
-            <w:r>
-              <w:rPr>
-                <w:rFonts w:ascii="Times New Roman" w:hAnsi="Times New Roman" w:cs="Times New Roman" w:eastAsia="Times New Roman"/>
-                <w:sz w:val="20"/>
-              </w:rPr>
-              <w:t>89</w:t>
-            </w:r>
-          </w:p>
-        </w:tc>
-      </w:tr>
-      <w:tr>
-        <w:tc>
-          <w:tcPr>
-            <w:tcW w:type="dxa" w:w="1984"/>
-          </w:tcPr>
-          <w:p>
-            <w:r/>
-            <w:r>
-              <w:rPr>
-                <w:rFonts w:ascii="Times New Roman" w:hAnsi="Times New Roman" w:cs="Times New Roman" w:eastAsia="Times New Roman"/>
-                <w:sz w:val="20"/>
-              </w:rPr>
-              <w:t>Vibration</w:t>
-            </w:r>
-          </w:p>
-        </w:tc>
-        <w:tc>
-          <w:tcPr>
-            <w:tcW w:type="dxa" w:w="1134"/>
-          </w:tcPr>
-          <w:p>
-            <w:r/>
-            <w:r>
-              <w:rPr>
-                <w:rFonts w:ascii="Times New Roman" w:hAnsi="Times New Roman" w:cs="Times New Roman" w:eastAsia="Times New Roman"/>
-                <w:sz w:val="20"/>
-              </w:rPr>
-              <w:t>Low</w:t>
-            </w:r>
-          </w:p>
-        </w:tc>
-        <w:tc>
-          <w:tcPr>
-            <w:tcW w:type="dxa" w:w="1417"/>
-          </w:tcPr>
-          <w:p>
-            <w:r/>
-            <w:r>
-              <w:rPr>
-                <w:rFonts w:ascii="Times New Roman" w:hAnsi="Times New Roman" w:cs="Times New Roman" w:eastAsia="Times New Roman"/>
-                <w:sz w:val="20"/>
-              </w:rPr>
-              <w:t>0.583</w:t>
-            </w:r>
-          </w:p>
-        </w:tc>
-        <w:tc>
-          <w:tcPr>
-            <w:tcW w:type="dxa" w:w="1247"/>
-          </w:tcPr>
-          <w:p>
-            <w:r/>
-            <w:r>
-              <w:rPr>
-                <w:rFonts w:ascii="Times New Roman" w:hAnsi="Times New Roman" w:cs="Times New Roman" w:eastAsia="Times New Roman"/>
-                <w:sz w:val="20"/>
-              </w:rPr>
-              <w:t>0.627</w:t>
-            </w:r>
-          </w:p>
-        </w:tc>
-        <w:tc>
-          <w:tcPr>
-            <w:tcW w:type="dxa" w:w="1134"/>
-          </w:tcPr>
-          <w:p>
-            <w:r/>
-            <w:r>
-              <w:rPr>
-                <w:rFonts w:ascii="Times New Roman" w:hAnsi="Times New Roman" w:cs="Times New Roman" w:eastAsia="Times New Roman"/>
-                <w:sz w:val="20"/>
-              </w:rPr>
-              <w:t>0.604</w:t>
-            </w:r>
-          </w:p>
-        </w:tc>
-        <w:tc>
-          <w:tcPr>
-            <w:tcW w:type="dxa" w:w="1134"/>
-          </w:tcPr>
-          <w:p>
-            <w:r/>
-            <w:r>
-              <w:rPr>
-                <w:rFonts w:ascii="Times New Roman" w:hAnsi="Times New Roman" w:cs="Times New Roman" w:eastAsia="Times New Roman"/>
-                <w:sz w:val="20"/>
-              </w:rPr>
-              <w:t>67</w:t>
-            </w:r>
-          </w:p>
-        </w:tc>
-      </w:tr>
-      <w:tr>
-        <w:tc>
-          <w:tcPr>
-            <w:tcW w:type="dxa" w:w="1984"/>
-          </w:tcPr>
-          <w:p>
-            <w:r/>
-            <w:r>
-              <w:rPr>
-                <w:rFonts w:ascii="Times New Roman" w:hAnsi="Times New Roman" w:cs="Times New Roman" w:eastAsia="Times New Roman"/>
-                <w:sz w:val="20"/>
-              </w:rPr>
-              <w:t>Vibration</w:t>
-            </w:r>
-          </w:p>
-        </w:tc>
-        <w:tc>
-          <w:tcPr>
-            <w:tcW w:type="dxa" w:w="1134"/>
-          </w:tcPr>
-          <w:p>
-            <w:r/>
-            <w:r>
-              <w:rPr>
-                <w:rFonts w:ascii="Times New Roman" w:hAnsi="Times New Roman" w:cs="Times New Roman" w:eastAsia="Times New Roman"/>
-                <w:sz w:val="20"/>
-              </w:rPr>
-              <w:t>Medium</w:t>
-            </w:r>
-          </w:p>
-        </w:tc>
-        <w:tc>
-          <w:tcPr>
-            <w:tcW w:type="dxa" w:w="1417"/>
-          </w:tcPr>
-          <w:p>
-            <w:r/>
-            <w:r>
-              <w:rPr>
-                <w:rFonts w:ascii="Times New Roman" w:hAnsi="Times New Roman" w:cs="Times New Roman" w:eastAsia="Times New Roman"/>
-                <w:sz w:val="20"/>
-              </w:rPr>
-              <w:t>0.551</w:t>
-            </w:r>
-          </w:p>
-        </w:tc>
-        <w:tc>
-          <w:tcPr>
-            <w:tcW w:type="dxa" w:w="1247"/>
-          </w:tcPr>
-          <w:p>
-            <w:r/>
-            <w:r>
-              <w:rPr>
-                <w:rFonts w:ascii="Times New Roman" w:hAnsi="Times New Roman" w:cs="Times New Roman" w:eastAsia="Times New Roman"/>
-                <w:sz w:val="20"/>
-              </w:rPr>
-              <w:t>0.559</w:t>
-            </w:r>
-          </w:p>
-        </w:tc>
-        <w:tc>
-          <w:tcPr>
-            <w:tcW w:type="dxa" w:w="1134"/>
-          </w:tcPr>
-          <w:p>
-            <w:r/>
-            <w:r>
-              <w:rPr>
-                <w:rFonts w:ascii="Times New Roman" w:hAnsi="Times New Roman" w:cs="Times New Roman" w:eastAsia="Times New Roman"/>
-                <w:sz w:val="20"/>
-              </w:rPr>
-              <w:t>0.555</w:t>
-            </w:r>
-          </w:p>
-        </w:tc>
-        <w:tc>
-          <w:tcPr>
-            <w:tcW w:type="dxa" w:w="1134"/>
-          </w:tcPr>
-          <w:p>
-            <w:r/>
-            <w:r>
-              <w:rPr>
-                <w:rFonts w:ascii="Times New Roman" w:hAnsi="Times New Roman" w:cs="Times New Roman" w:eastAsia="Times New Roman"/>
-                <w:sz w:val="20"/>
-              </w:rPr>
-              <w:t>68</w:t>
-            </w:r>
-          </w:p>
-        </w:tc>
-      </w:tr>
-      <w:tr>
-        <w:tc>
-          <w:tcPr>
-            <w:tcW w:type="dxa" w:w="1984"/>
-          </w:tcPr>
-          <w:p>
-            <w:r/>
-            <w:r>
-              <w:rPr>
-                <w:rFonts w:ascii="Times New Roman" w:hAnsi="Times New Roman" w:cs="Times New Roman" w:eastAsia="Times New Roman"/>
-                <w:sz w:val="20"/>
-              </w:rPr>
-              <w:t>Vibration</w:t>
-            </w:r>
-          </w:p>
-        </w:tc>
-        <w:tc>
-          <w:tcPr>
-            <w:tcW w:type="dxa" w:w="1134"/>
-          </w:tcPr>
-          <w:p>
-            <w:r/>
-            <w:r>
-              <w:rPr>
-                <w:rFonts w:ascii="Times New Roman" w:hAnsi="Times New Roman" w:cs="Times New Roman" w:eastAsia="Times New Roman"/>
-                <w:sz w:val="20"/>
-              </w:rPr>
-              <w:t>High</w:t>
-            </w:r>
-          </w:p>
-        </w:tc>
-        <w:tc>
-          <w:tcPr>
-            <w:tcW w:type="dxa" w:w="1417"/>
-          </w:tcPr>
-          <w:p>
-            <w:r/>
-            <w:r>
-              <w:rPr>
-                <w:rFonts w:ascii="Times New Roman" w:hAnsi="Times New Roman" w:cs="Times New Roman" w:eastAsia="Times New Roman"/>
-                <w:sz w:val="20"/>
-              </w:rPr>
-              <w:t>0.610</w:t>
-            </w:r>
-          </w:p>
-        </w:tc>
-        <w:tc>
-          <w:tcPr>
-            <w:tcW w:type="dxa" w:w="1247"/>
-          </w:tcPr>
-          <w:p>
-            <w:r/>
-            <w:r>
-              <w:rPr>
-                <w:rFonts w:ascii="Times New Roman" w:hAnsi="Times New Roman" w:cs="Times New Roman" w:eastAsia="Times New Roman"/>
-                <w:sz w:val="20"/>
-              </w:rPr>
-              <w:t>0.532</w:t>
-            </w:r>
-          </w:p>
-        </w:tc>
-        <w:tc>
-          <w:tcPr>
-            <w:tcW w:type="dxa" w:w="1134"/>
-          </w:tcPr>
-          <w:p>
-            <w:r/>
-            <w:r>
-              <w:rPr>
-                <w:rFonts w:ascii="Times New Roman" w:hAnsi="Times New Roman" w:cs="Times New Roman" w:eastAsia="Times New Roman"/>
-                <w:sz w:val="20"/>
-              </w:rPr>
-              <w:t>0.568</w:t>
-            </w:r>
-          </w:p>
-        </w:tc>
-        <w:tc>
-          <w:tcPr>
-            <w:tcW w:type="dxa" w:w="1134"/>
-          </w:tcPr>
-          <w:p>
-            <w:r/>
-            <w:r>
-              <w:rPr>
-                <w:rFonts w:ascii="Times New Roman" w:hAnsi="Times New Roman" w:cs="Times New Roman" w:eastAsia="Times New Roman"/>
-                <w:sz w:val="20"/>
-              </w:rPr>
-              <w:t>47</w:t>
-            </w:r>
-          </w:p>
-        </w:tc>
-      </w:tr>
-      <w:tr>
-        <w:tc>
-          <w:tcPr>
-            <w:tcW w:type="dxa" w:w="1984"/>
-          </w:tcPr>
-          <w:p>
-            <w:r/>
-            <w:r>
-              <w:rPr>
-                <w:rFonts w:ascii="Times New Roman" w:hAnsi="Times New Roman" w:cs="Times New Roman" w:eastAsia="Times New Roman"/>
-                <w:sz w:val="20"/>
-              </w:rPr>
-              <w:t>Contact Stress</w:t>
-            </w:r>
-          </w:p>
-        </w:tc>
-        <w:tc>
-          <w:tcPr>
-            <w:tcW w:type="dxa" w:w="1134"/>
-          </w:tcPr>
-          <w:p>
-            <w:r/>
-            <w:r>
-              <w:rPr>
-                <w:rFonts w:ascii="Times New Roman" w:hAnsi="Times New Roman" w:cs="Times New Roman" w:eastAsia="Times New Roman"/>
-                <w:sz w:val="20"/>
-              </w:rPr>
-              <w:t>Low</w:t>
-            </w:r>
-          </w:p>
-        </w:tc>
-        <w:tc>
-          <w:tcPr>
-            <w:tcW w:type="dxa" w:w="1417"/>
-          </w:tcPr>
-          <w:p>
-            <w:r/>
-            <w:r>
-              <w:rPr>
-                <w:rFonts w:ascii="Times New Roman" w:hAnsi="Times New Roman" w:cs="Times New Roman" w:eastAsia="Times New Roman"/>
-                <w:sz w:val="20"/>
-              </w:rPr>
-              <w:t>0.658</w:t>
-            </w:r>
-          </w:p>
-        </w:tc>
-        <w:tc>
-          <w:tcPr>
-            <w:tcW w:type="dxa" w:w="1247"/>
-          </w:tcPr>
-          <w:p>
-            <w:r/>
-            <w:r>
-              <w:rPr>
-                <w:rFonts w:ascii="Times New Roman" w:hAnsi="Times New Roman" w:cs="Times New Roman" w:eastAsia="Times New Roman"/>
-                <w:sz w:val="20"/>
-              </w:rPr>
-              <w:t>0.588</w:t>
-            </w:r>
-          </w:p>
-        </w:tc>
-        <w:tc>
-          <w:tcPr>
-            <w:tcW w:type="dxa" w:w="1134"/>
-          </w:tcPr>
-          <w:p>
-            <w:r/>
-            <w:r>
-              <w:rPr>
-                <w:rFonts w:ascii="Times New Roman" w:hAnsi="Times New Roman" w:cs="Times New Roman" w:eastAsia="Times New Roman"/>
-                <w:sz w:val="20"/>
-              </w:rPr>
-              <w:t>0.621</w:t>
-            </w:r>
-          </w:p>
-        </w:tc>
-        <w:tc>
-          <w:tcPr>
-            <w:tcW w:type="dxa" w:w="1134"/>
-          </w:tcPr>
-          <w:p>
-            <w:r/>
-            <w:r>
-              <w:rPr>
-                <w:rFonts w:ascii="Times New Roman" w:hAnsi="Times New Roman" w:cs="Times New Roman" w:eastAsia="Times New Roman"/>
-                <w:sz w:val="20"/>
-              </w:rPr>
-              <w:t>68</w:t>
-            </w:r>
-          </w:p>
-        </w:tc>
-      </w:tr>
-      <w:tr>
-        <w:tc>
-          <w:tcPr>
-            <w:tcW w:type="dxa" w:w="1984"/>
-          </w:tcPr>
-          <w:p>
-            <w:r/>
-            <w:r>
-              <w:rPr>
-                <w:rFonts w:ascii="Times New Roman" w:hAnsi="Times New Roman" w:cs="Times New Roman" w:eastAsia="Times New Roman"/>
-                <w:sz w:val="20"/>
-              </w:rPr>
-              <w:t>Contact Stress</w:t>
-            </w:r>
-          </w:p>
-        </w:tc>
-        <w:tc>
-          <w:tcPr>
-            <w:tcW w:type="dxa" w:w="1134"/>
-          </w:tcPr>
-          <w:p>
-            <w:r/>
-            <w:r>
-              <w:rPr>
-                <w:rFonts w:ascii="Times New Roman" w:hAnsi="Times New Roman" w:cs="Times New Roman" w:eastAsia="Times New Roman"/>
-                <w:sz w:val="20"/>
-              </w:rPr>
-              <w:t>Medium</w:t>
-            </w:r>
-          </w:p>
-        </w:tc>
-        <w:tc>
-          <w:tcPr>
-            <w:tcW w:type="dxa" w:w="1417"/>
-          </w:tcPr>
-          <w:p>
-            <w:r/>
-            <w:r>
-              <w:rPr>
-                <w:rFonts w:ascii="Times New Roman" w:hAnsi="Times New Roman" w:cs="Times New Roman" w:eastAsia="Times New Roman"/>
-                <w:sz w:val="20"/>
-              </w:rPr>
-              <w:t>0.526</w:t>
-            </w:r>
-          </w:p>
-        </w:tc>
-        <w:tc>
-          <w:tcPr>
-            <w:tcW w:type="dxa" w:w="1247"/>
-          </w:tcPr>
-          <w:p>
-            <w:r/>
-            <w:r>
-              <w:rPr>
-                <w:rFonts w:ascii="Times New Roman" w:hAnsi="Times New Roman" w:cs="Times New Roman" w:eastAsia="Times New Roman"/>
-                <w:sz w:val="20"/>
-              </w:rPr>
-              <w:t>0.552</w:t>
-            </w:r>
-          </w:p>
-        </w:tc>
-        <w:tc>
-          <w:tcPr>
-            <w:tcW w:type="dxa" w:w="1134"/>
-          </w:tcPr>
-          <w:p>
-            <w:r/>
-            <w:r>
-              <w:rPr>
-                <w:rFonts w:ascii="Times New Roman" w:hAnsi="Times New Roman" w:cs="Times New Roman" w:eastAsia="Times New Roman"/>
-                <w:sz w:val="20"/>
-              </w:rPr>
-              <w:t>0.539</w:t>
-            </w:r>
-          </w:p>
-        </w:tc>
-        <w:tc>
-          <w:tcPr>
-            <w:tcW w:type="dxa" w:w="1134"/>
-          </w:tcPr>
-          <w:p>
-            <w:r/>
-            <w:r>
-              <w:rPr>
-                <w:rFonts w:ascii="Times New Roman" w:hAnsi="Times New Roman" w:cs="Times New Roman" w:eastAsia="Times New Roman"/>
-                <w:sz w:val="20"/>
-              </w:rPr>
-              <w:t>58</w:t>
-            </w:r>
-          </w:p>
-        </w:tc>
-      </w:tr>
-      <w:tr>
-        <w:tc>
-          <w:tcPr>
-            <w:tcW w:type="dxa" w:w="1984"/>
-          </w:tcPr>
-          <w:p>
-            <w:r/>
-            <w:r>
-              <w:rPr>
-                <w:rFonts w:ascii="Times New Roman" w:hAnsi="Times New Roman" w:cs="Times New Roman" w:eastAsia="Times New Roman"/>
-                <w:sz w:val="20"/>
-              </w:rPr>
-              <w:t>Contact Stress</w:t>
-            </w:r>
-          </w:p>
-        </w:tc>
-        <w:tc>
-          <w:tcPr>
-            <w:tcW w:type="dxa" w:w="1134"/>
-          </w:tcPr>
-          <w:p>
-            <w:r/>
-            <w:r>
-              <w:rPr>
-                <w:rFonts w:ascii="Times New Roman" w:hAnsi="Times New Roman" w:cs="Times New Roman" w:eastAsia="Times New Roman"/>
-                <w:sz w:val="20"/>
-              </w:rPr>
-              <w:t>High</w:t>
-            </w:r>
-          </w:p>
-        </w:tc>
-        <w:tc>
-          <w:tcPr>
-            <w:tcW w:type="dxa" w:w="1417"/>
-          </w:tcPr>
-          <w:p>
-            <w:r/>
-            <w:r>
-              <w:rPr>
-                <w:rFonts w:ascii="Times New Roman" w:hAnsi="Times New Roman" w:cs="Times New Roman" w:eastAsia="Times New Roman"/>
-                <w:sz w:val="20"/>
-              </w:rPr>
-              <w:t>0.617</w:t>
-            </w:r>
-          </w:p>
-        </w:tc>
-        <w:tc>
-          <w:tcPr>
-            <w:tcW w:type="dxa" w:w="1247"/>
-          </w:tcPr>
-          <w:p>
-            <w:r/>
-            <w:r>
-              <w:rPr>
-                <w:rFonts w:ascii="Times New Roman" w:hAnsi="Times New Roman" w:cs="Times New Roman" w:eastAsia="Times New Roman"/>
-                <w:sz w:val="20"/>
-              </w:rPr>
-              <w:t>0.661</w:t>
-            </w:r>
-          </w:p>
-        </w:tc>
-        <w:tc>
-          <w:tcPr>
-            <w:tcW w:type="dxa" w:w="1134"/>
-          </w:tcPr>
-          <w:p>
-            <w:r/>
-            <w:r>
-              <w:rPr>
-                <w:rFonts w:ascii="Times New Roman" w:hAnsi="Times New Roman" w:cs="Times New Roman" w:eastAsia="Times New Roman"/>
-                <w:sz w:val="20"/>
-              </w:rPr>
-              <w:t>0.638</w:t>
-            </w:r>
-          </w:p>
-        </w:tc>
-        <w:tc>
-          <w:tcPr>
-            <w:tcW w:type="dxa" w:w="1134"/>
-          </w:tcPr>
-          <w:p>
-            <w:r/>
-            <w:r>
-              <w:rPr>
-                <w:rFonts w:ascii="Times New Roman" w:hAnsi="Times New Roman" w:cs="Times New Roman" w:eastAsia="Times New Roman"/>
-                <w:sz w:val="20"/>
-              </w:rPr>
-              <w:t>56</w:t>
-            </w:r>
-          </w:p>
-        </w:tc>
-      </w:tr>
-      <w:tr>
-        <w:tc>
-          <w:tcPr>
-            <w:tcW w:type="dxa" w:w="1984"/>
-          </w:tcPr>
-          <w:p>
-            <w:r/>
-            <w:r>
-              <w:rPr>
-                <w:rFonts w:ascii="Times New Roman" w:hAnsi="Times New Roman" w:cs="Times New Roman" w:eastAsia="Times New Roman"/>
-                <w:sz w:val="20"/>
-              </w:rPr>
-              <w:t>Posture</w:t>
-            </w:r>
-          </w:p>
-        </w:tc>
-        <w:tc>
-          <w:tcPr>
-            <w:tcW w:type="dxa" w:w="1134"/>
-          </w:tcPr>
-          <w:p>
-            <w:r/>
-            <w:r>
-              <w:rPr>
-                <w:rFonts w:ascii="Times New Roman" w:hAnsi="Times New Roman" w:cs="Times New Roman" w:eastAsia="Times New Roman"/>
-                <w:sz w:val="20"/>
-              </w:rPr>
-              <w:t>Medium</w:t>
-            </w:r>
-          </w:p>
-        </w:tc>
-        <w:tc>
-          <w:tcPr>
-            <w:tcW w:type="dxa" w:w="1417"/>
-          </w:tcPr>
-          <w:p>
-            <w:r/>
-            <w:r>
-              <w:rPr>
-                <w:rFonts w:ascii="Times New Roman" w:hAnsi="Times New Roman" w:cs="Times New Roman" w:eastAsia="Times New Roman"/>
-                <w:sz w:val="20"/>
-              </w:rPr>
-              <w:t>0.724</w:t>
-            </w:r>
-          </w:p>
-        </w:tc>
-        <w:tc>
-          <w:tcPr>
-            <w:tcW w:type="dxa" w:w="1247"/>
-          </w:tcPr>
-          <w:p>
-            <w:r/>
-            <w:r>
-              <w:rPr>
-                <w:rFonts w:ascii="Times New Roman" w:hAnsi="Times New Roman" w:cs="Times New Roman" w:eastAsia="Times New Roman"/>
-                <w:sz w:val="20"/>
-              </w:rPr>
-              <w:t>0.724</w:t>
-            </w:r>
-          </w:p>
-        </w:tc>
-        <w:tc>
-          <w:tcPr>
-            <w:tcW w:type="dxa" w:w="1134"/>
-          </w:tcPr>
-          <w:p>
-            <w:r/>
-            <w:r>
-              <w:rPr>
-                <w:rFonts w:ascii="Times New Roman" w:hAnsi="Times New Roman" w:cs="Times New Roman" w:eastAsia="Times New Roman"/>
-                <w:sz w:val="20"/>
-              </w:rPr>
-              <w:t>0.724</w:t>
-            </w:r>
-          </w:p>
-        </w:tc>
-        <w:tc>
-          <w:tcPr>
-            <w:tcW w:type="dxa" w:w="1134"/>
-          </w:tcPr>
-          <w:p>
-            <w:r/>
-            <w:r>
-              <w:rPr>
-                <w:rFonts w:ascii="Times New Roman" w:hAnsi="Times New Roman" w:cs="Times New Roman" w:eastAsia="Times New Roman"/>
-                <w:sz w:val="20"/>
-              </w:rPr>
-              <w:t>29</w:t>
-            </w:r>
-          </w:p>
-        </w:tc>
-      </w:tr>
-      <w:tr>
-        <w:tc>
-          <w:tcPr>
-            <w:tcW w:type="dxa" w:w="1984"/>
-          </w:tcPr>
-          <w:p>
-            <w:r/>
-            <w:r>
-              <w:rPr>
-                <w:rFonts w:ascii="Times New Roman" w:hAnsi="Times New Roman" w:cs="Times New Roman" w:eastAsia="Times New Roman"/>
-                <w:sz w:val="20"/>
-              </w:rPr>
-              <w:t>Posture</w:t>
-            </w:r>
-          </w:p>
-        </w:tc>
-        <w:tc>
-          <w:tcPr>
-            <w:tcW w:type="dxa" w:w="1134"/>
-          </w:tcPr>
-          <w:p>
-            <w:r/>
-            <w:r>
-              <w:rPr>
-                <w:rFonts w:ascii="Times New Roman" w:hAnsi="Times New Roman" w:cs="Times New Roman" w:eastAsia="Times New Roman"/>
-                <w:sz w:val="20"/>
-              </w:rPr>
-              <w:t>High</w:t>
-            </w:r>
-          </w:p>
-        </w:tc>
-        <w:tc>
-          <w:tcPr>
-            <w:tcW w:type="dxa" w:w="1417"/>
-          </w:tcPr>
-          <w:p>
-            <w:r/>
-            <w:r>
-              <w:rPr>
-                <w:rFonts w:ascii="Times New Roman" w:hAnsi="Times New Roman" w:cs="Times New Roman" w:eastAsia="Times New Roman"/>
-                <w:sz w:val="20"/>
-              </w:rPr>
-              <w:t>0.948</w:t>
-            </w:r>
-          </w:p>
-        </w:tc>
-        <w:tc>
-          <w:tcPr>
-            <w:tcW w:type="dxa" w:w="1247"/>
-          </w:tcPr>
-          <w:p>
-            <w:r/>
-            <w:r>
-              <w:rPr>
-                <w:rFonts w:ascii="Times New Roman" w:hAnsi="Times New Roman" w:cs="Times New Roman" w:eastAsia="Times New Roman"/>
-                <w:sz w:val="20"/>
-              </w:rPr>
-              <w:t>0.948</w:t>
-            </w:r>
-          </w:p>
-        </w:tc>
-        <w:tc>
-          <w:tcPr>
-            <w:tcW w:type="dxa" w:w="1134"/>
-          </w:tcPr>
-          <w:p>
-            <w:r/>
-            <w:r>
-              <w:rPr>
-                <w:rFonts w:ascii="Times New Roman" w:hAnsi="Times New Roman" w:cs="Times New Roman" w:eastAsia="Times New Roman"/>
-                <w:sz w:val="20"/>
-              </w:rPr>
-              <w:t>0.948</w:t>
-            </w:r>
-          </w:p>
-        </w:tc>
-        <w:tc>
-          <w:tcPr>
-            <w:tcW w:type="dxa" w:w="1134"/>
-          </w:tcPr>
-          <w:p>
-            <w:r/>
-            <w:r>
-              <w:rPr>
-                <w:rFonts w:ascii="Times New Roman" w:hAnsi="Times New Roman" w:cs="Times New Roman" w:eastAsia="Times New Roman"/>
-                <w:sz w:val="20"/>
-              </w:rPr>
-              <w:t>153</w:t>
-            </w:r>
-          </w:p>
-        </w:tc>
-      </w:tr>
-    </w:tbl>
-    <w:p>
-      <w:pPr>
-        <w:spacing w:before="0" w:after="120"/>
-      </w:pPr>
-    </w:p>
-    <w:p>
-      <w:pPr>
-        <w:spacing w:before="0" w:after="240"/>
-        <w:jc w:val="center"/>
-      </w:pPr>
-      <w:r>
-        <w:rPr>
-          <w:rFonts w:ascii="Times New Roman" w:hAnsi="Times New Roman" w:cs="Times New Roman" w:eastAsia="Times New Roman"/>
-          <w:b w:val="0"/>
-          <w:i/>
-          <w:color w:val="000000"/>
-          <w:sz w:val="20"/>
-        </w:rPr>
-        <w:t>Table 4.7: Per-class precision, recall, F1, and support.</w:t>
+        <w:t>Figure 4.5 shows the top ten features per factor and Table 4.7 lists the top five ranked. The strongest signal across every survey-driven factor is a small set of composite scores -- deliveries per hour, workload x fatigue, vibration_index -- rather than raw demographic features.</w:t>
       </w:r>
     </w:p>
     <w:p>
@@ -10121,7 +7340,7 @@
         <w:drawing>
           <wp:inline xmlns:a="http://schemas.openxmlformats.org/drawingml/2006/main" xmlns:pic="http://schemas.openxmlformats.org/drawingml/2006/picture">
             <wp:extent cx="5400000" cy="3614008"/>
-            <wp:docPr id="11" name="Picture 11"/>
+            <wp:docPr id="7" name="Picture 7"/>
             <wp:cNvGraphicFramePr>
               <a:graphicFrameLocks noChangeAspect="1"/>
             </wp:cNvGraphicFramePr>
@@ -10133,7 +7352,7 @@
                     <pic:cNvPicPr/>
                   </pic:nvPicPr>
                   <pic:blipFill>
-                    <a:blip r:embed="rId22"/>
+                    <a:blip r:embed="rId18"/>
                     <a:stretch>
                       <a:fillRect/>
                     </a:stretch>
@@ -10163,7 +7382,7 @@
           <w:i/>
           <w:sz w:val="20"/>
         </w:rPr>
-        <w:t>Figure 4.9: Top 10 features by importance for the best model per factor.</w:t>
+        <w:t>Figure 4.5: Top 10 features by importance for the best model per factor.</w:t>
       </w:r>
     </w:p>
     <w:tbl>
@@ -10672,484 +7891,7 @@
           <w:color w:val="000000"/>
           <w:sz w:val="20"/>
         </w:rPr>
-        <w:t>Table 4.8: Top 5 most important features per factor. Force and Posture are omitted because HistGradientBoosting does not expose split-based importances directly.</w:t>
-      </w:r>
-    </w:p>
-    <w:tbl>
-      <w:tblPr>
-        <w:tblStyle w:val="TableGrid"/>
-        <w:tblW w:type="auto" w:w="0"/>
-        <w:jc w:val="center"/>
-        <w:tblLook w:firstColumn="1" w:firstRow="1" w:lastColumn="0" w:lastRow="0" w:noHBand="0" w:noVBand="1" w:val="04A0"/>
-      </w:tblPr>
-      <w:tblGrid>
-        <w:gridCol w:w="2280"/>
-        <w:gridCol w:w="2280"/>
-        <w:gridCol w:w="2280"/>
-        <w:gridCol w:w="2280"/>
-      </w:tblGrid>
-      <w:tr>
-        <w:tc>
-          <w:tcPr>
-            <w:tcW w:type="dxa" w:w="1814"/>
-            <w:shd w:fill="D9D9D9"/>
-          </w:tcPr>
-          <w:p>
-            <w:r/>
-            <w:r>
-              <w:rPr>
-                <w:rFonts w:ascii="Times New Roman" w:hAnsi="Times New Roman" w:cs="Times New Roman" w:eastAsia="Times New Roman"/>
-                <w:b/>
-                <w:sz w:val="20"/>
-              </w:rPr>
-              <w:t>Factor</w:t>
-            </w:r>
-          </w:p>
-        </w:tc>
-        <w:tc>
-          <w:tcPr>
-            <w:tcW w:type="dxa" w:w="1587"/>
-            <w:shd w:fill="D9D9D9"/>
-          </w:tcPr>
-          <w:p>
-            <w:r/>
-            <w:r>
-              <w:rPr>
-                <w:rFonts w:ascii="Times New Roman" w:hAnsi="Times New Roman" w:cs="Times New Roman" w:eastAsia="Times New Roman"/>
-                <w:b/>
-                <w:sz w:val="20"/>
-              </w:rPr>
-              <w:t>Best model</w:t>
-            </w:r>
-          </w:p>
-        </w:tc>
-        <w:tc>
-          <w:tcPr>
-            <w:tcW w:type="dxa" w:w="3402"/>
-            <w:shd w:fill="D9D9D9"/>
-          </w:tcPr>
-          <w:p>
-            <w:r/>
-            <w:r>
-              <w:rPr>
-                <w:rFonts w:ascii="Times New Roman" w:hAnsi="Times New Roman" w:cs="Times New Roman" w:eastAsia="Times New Roman"/>
-                <w:b/>
-                <w:sz w:val="20"/>
-              </w:rPr>
-              <w:t>Hyperparameters</w:t>
-            </w:r>
-          </w:p>
-        </w:tc>
-        <w:tc>
-          <w:tcPr>
-            <w:tcW w:type="dxa" w:w="1134"/>
-            <w:shd w:fill="D9D9D9"/>
-          </w:tcPr>
-          <w:p>
-            <w:r/>
-            <w:r>
-              <w:rPr>
-                <w:rFonts w:ascii="Times New Roman" w:hAnsi="Times New Roman" w:cs="Times New Roman" w:eastAsia="Times New Roman"/>
-                <w:b/>
-                <w:sz w:val="20"/>
-              </w:rPr>
-              <w:t>SMOTE k</w:t>
-            </w:r>
-          </w:p>
-        </w:tc>
-      </w:tr>
-      <w:tr>
-        <w:tc>
-          <w:tcPr>
-            <w:tcW w:type="dxa" w:w="1814"/>
-          </w:tcPr>
-          <w:p>
-            <w:r/>
-            <w:r>
-              <w:rPr>
-                <w:rFonts w:ascii="Times New Roman" w:hAnsi="Times New Roman" w:cs="Times New Roman" w:eastAsia="Times New Roman"/>
-                <w:sz w:val="20"/>
-              </w:rPr>
-              <w:t>Force</w:t>
-            </w:r>
-          </w:p>
-        </w:tc>
-        <w:tc>
-          <w:tcPr>
-            <w:tcW w:type="dxa" w:w="1587"/>
-          </w:tcPr>
-          <w:p>
-            <w:r/>
-            <w:r>
-              <w:rPr>
-                <w:rFonts w:ascii="Times New Roman" w:hAnsi="Times New Roman" w:cs="Times New Roman" w:eastAsia="Times New Roman"/>
-                <w:sz w:val="20"/>
-              </w:rPr>
-              <w:t>HistGBM</w:t>
-            </w:r>
-          </w:p>
-        </w:tc>
-        <w:tc>
-          <w:tcPr>
-            <w:tcW w:type="dxa" w:w="3402"/>
-          </w:tcPr>
-          <w:p>
-            <w:r/>
-            <w:r>
-              <w:rPr>
-                <w:rFonts w:ascii="Times New Roman" w:hAnsi="Times New Roman" w:cs="Times New Roman" w:eastAsia="Times New Roman"/>
-                <w:sz w:val="20"/>
-              </w:rPr>
-              <w:t>max_depth=None, learning_rate=0.05</w:t>
-            </w:r>
-          </w:p>
-        </w:tc>
-        <w:tc>
-          <w:tcPr>
-            <w:tcW w:type="dxa" w:w="1134"/>
-          </w:tcPr>
-          <w:p>
-            <w:r/>
-            <w:r>
-              <w:rPr>
-                <w:rFonts w:ascii="Times New Roman" w:hAnsi="Times New Roman" w:cs="Times New Roman" w:eastAsia="Times New Roman"/>
-                <w:sz w:val="20"/>
-              </w:rPr>
-              <w:t>5</w:t>
-            </w:r>
-          </w:p>
-        </w:tc>
-      </w:tr>
-      <w:tr>
-        <w:tc>
-          <w:tcPr>
-            <w:tcW w:type="dxa" w:w="1814"/>
-          </w:tcPr>
-          <w:p>
-            <w:r/>
-            <w:r>
-              <w:rPr>
-                <w:rFonts w:ascii="Times New Roman" w:hAnsi="Times New Roman" w:cs="Times New Roman" w:eastAsia="Times New Roman"/>
-                <w:sz w:val="20"/>
-              </w:rPr>
-              <w:t>Repetition</w:t>
-            </w:r>
-          </w:p>
-        </w:tc>
-        <w:tc>
-          <w:tcPr>
-            <w:tcW w:type="dxa" w:w="1587"/>
-          </w:tcPr>
-          <w:p>
-            <w:r/>
-            <w:r>
-              <w:rPr>
-                <w:rFonts w:ascii="Times New Roman" w:hAnsi="Times New Roman" w:cs="Times New Roman" w:eastAsia="Times New Roman"/>
-                <w:sz w:val="20"/>
-              </w:rPr>
-              <w:t>RandomForest</w:t>
-            </w:r>
-          </w:p>
-        </w:tc>
-        <w:tc>
-          <w:tcPr>
-            <w:tcW w:type="dxa" w:w="3402"/>
-          </w:tcPr>
-          <w:p>
-            <w:r/>
-            <w:r>
-              <w:rPr>
-                <w:rFonts w:ascii="Times New Roman" w:hAnsi="Times New Roman" w:cs="Times New Roman" w:eastAsia="Times New Roman"/>
-                <w:sz w:val="20"/>
-              </w:rPr>
-              <w:t>n_estimators=300, max_depth=None</w:t>
-            </w:r>
-          </w:p>
-        </w:tc>
-        <w:tc>
-          <w:tcPr>
-            <w:tcW w:type="dxa" w:w="1134"/>
-          </w:tcPr>
-          <w:p>
-            <w:r/>
-            <w:r>
-              <w:rPr>
-                <w:rFonts w:ascii="Times New Roman" w:hAnsi="Times New Roman" w:cs="Times New Roman" w:eastAsia="Times New Roman"/>
-                <w:sz w:val="20"/>
-              </w:rPr>
-              <w:t>5</w:t>
-            </w:r>
-          </w:p>
-        </w:tc>
-      </w:tr>
-      <w:tr>
-        <w:tc>
-          <w:tcPr>
-            <w:tcW w:type="dxa" w:w="1814"/>
-          </w:tcPr>
-          <w:p>
-            <w:r/>
-            <w:r>
-              <w:rPr>
-                <w:rFonts w:ascii="Times New Roman" w:hAnsi="Times New Roman" w:cs="Times New Roman" w:eastAsia="Times New Roman"/>
-                <w:sz w:val="20"/>
-              </w:rPr>
-              <w:t>Duration</w:t>
-            </w:r>
-          </w:p>
-        </w:tc>
-        <w:tc>
-          <w:tcPr>
-            <w:tcW w:type="dxa" w:w="1587"/>
-          </w:tcPr>
-          <w:p>
-            <w:r/>
-            <w:r>
-              <w:rPr>
-                <w:rFonts w:ascii="Times New Roman" w:hAnsi="Times New Roman" w:cs="Times New Roman" w:eastAsia="Times New Roman"/>
-                <w:sz w:val="20"/>
-              </w:rPr>
-              <w:t>RandomForest</w:t>
-            </w:r>
-          </w:p>
-        </w:tc>
-        <w:tc>
-          <w:tcPr>
-            <w:tcW w:type="dxa" w:w="3402"/>
-          </w:tcPr>
-          <w:p>
-            <w:r/>
-            <w:r>
-              <w:rPr>
-                <w:rFonts w:ascii="Times New Roman" w:hAnsi="Times New Roman" w:cs="Times New Roman" w:eastAsia="Times New Roman"/>
-                <w:sz w:val="20"/>
-              </w:rPr>
-              <w:t>n_estimators=500, max_depth=5</w:t>
-            </w:r>
-          </w:p>
-        </w:tc>
-        <w:tc>
-          <w:tcPr>
-            <w:tcW w:type="dxa" w:w="1134"/>
-          </w:tcPr>
-          <w:p>
-            <w:r/>
-            <w:r>
-              <w:rPr>
-                <w:rFonts w:ascii="Times New Roman" w:hAnsi="Times New Roman" w:cs="Times New Roman" w:eastAsia="Times New Roman"/>
-                <w:sz w:val="20"/>
-              </w:rPr>
-              <w:t>5</w:t>
-            </w:r>
-          </w:p>
-        </w:tc>
-      </w:tr>
-      <w:tr>
-        <w:tc>
-          <w:tcPr>
-            <w:tcW w:type="dxa" w:w="1814"/>
-          </w:tcPr>
-          <w:p>
-            <w:r/>
-            <w:r>
-              <w:rPr>
-                <w:rFonts w:ascii="Times New Roman" w:hAnsi="Times New Roman" w:cs="Times New Roman" w:eastAsia="Times New Roman"/>
-                <w:sz w:val="20"/>
-              </w:rPr>
-              <w:t>Vibration</w:t>
-            </w:r>
-          </w:p>
-        </w:tc>
-        <w:tc>
-          <w:tcPr>
-            <w:tcW w:type="dxa" w:w="1587"/>
-          </w:tcPr>
-          <w:p>
-            <w:r/>
-            <w:r>
-              <w:rPr>
-                <w:rFonts w:ascii="Times New Roman" w:hAnsi="Times New Roman" w:cs="Times New Roman" w:eastAsia="Times New Roman"/>
-                <w:sz w:val="20"/>
-              </w:rPr>
-              <w:t>ExtraTrees</w:t>
-            </w:r>
-          </w:p>
-        </w:tc>
-        <w:tc>
-          <w:tcPr>
-            <w:tcW w:type="dxa" w:w="3402"/>
-          </w:tcPr>
-          <w:p>
-            <w:r/>
-            <w:r>
-              <w:rPr>
-                <w:rFonts w:ascii="Times New Roman" w:hAnsi="Times New Roman" w:cs="Times New Roman" w:eastAsia="Times New Roman"/>
-                <w:sz w:val="20"/>
-              </w:rPr>
-              <w:t>n_estimators=300, max_depth=None</w:t>
-            </w:r>
-          </w:p>
-        </w:tc>
-        <w:tc>
-          <w:tcPr>
-            <w:tcW w:type="dxa" w:w="1134"/>
-          </w:tcPr>
-          <w:p>
-            <w:r/>
-            <w:r>
-              <w:rPr>
-                <w:rFonts w:ascii="Times New Roman" w:hAnsi="Times New Roman" w:cs="Times New Roman" w:eastAsia="Times New Roman"/>
-                <w:sz w:val="20"/>
-              </w:rPr>
-              <w:t>5</w:t>
-            </w:r>
-          </w:p>
-        </w:tc>
-      </w:tr>
-      <w:tr>
-        <w:tc>
-          <w:tcPr>
-            <w:tcW w:type="dxa" w:w="1814"/>
-          </w:tcPr>
-          <w:p>
-            <w:r/>
-            <w:r>
-              <w:rPr>
-                <w:rFonts w:ascii="Times New Roman" w:hAnsi="Times New Roman" w:cs="Times New Roman" w:eastAsia="Times New Roman"/>
-                <w:sz w:val="20"/>
-              </w:rPr>
-              <w:t>Contact Stress</w:t>
-            </w:r>
-          </w:p>
-        </w:tc>
-        <w:tc>
-          <w:tcPr>
-            <w:tcW w:type="dxa" w:w="1587"/>
-          </w:tcPr>
-          <w:p>
-            <w:r/>
-            <w:r>
-              <w:rPr>
-                <w:rFonts w:ascii="Times New Roman" w:hAnsi="Times New Roman" w:cs="Times New Roman" w:eastAsia="Times New Roman"/>
-                <w:sz w:val="20"/>
-              </w:rPr>
-              <w:t>RandomForest</w:t>
-            </w:r>
-          </w:p>
-        </w:tc>
-        <w:tc>
-          <w:tcPr>
-            <w:tcW w:type="dxa" w:w="3402"/>
-          </w:tcPr>
-          <w:p>
-            <w:r/>
-            <w:r>
-              <w:rPr>
-                <w:rFonts w:ascii="Times New Roman" w:hAnsi="Times New Roman" w:cs="Times New Roman" w:eastAsia="Times New Roman"/>
-                <w:sz w:val="20"/>
-              </w:rPr>
-              <w:t>n_estimators=500, max_depth=None</w:t>
-            </w:r>
-          </w:p>
-        </w:tc>
-        <w:tc>
-          <w:tcPr>
-            <w:tcW w:type="dxa" w:w="1134"/>
-          </w:tcPr>
-          <w:p>
-            <w:r/>
-            <w:r>
-              <w:rPr>
-                <w:rFonts w:ascii="Times New Roman" w:hAnsi="Times New Roman" w:cs="Times New Roman" w:eastAsia="Times New Roman"/>
-                <w:sz w:val="20"/>
-              </w:rPr>
-              <w:t>5</w:t>
-            </w:r>
-          </w:p>
-        </w:tc>
-      </w:tr>
-      <w:tr>
-        <w:tc>
-          <w:tcPr>
-            <w:tcW w:type="dxa" w:w="1814"/>
-          </w:tcPr>
-          <w:p>
-            <w:r/>
-            <w:r>
-              <w:rPr>
-                <w:rFonts w:ascii="Times New Roman" w:hAnsi="Times New Roman" w:cs="Times New Roman" w:eastAsia="Times New Roman"/>
-                <w:sz w:val="20"/>
-              </w:rPr>
-              <w:t>Posture</w:t>
-            </w:r>
-          </w:p>
-        </w:tc>
-        <w:tc>
-          <w:tcPr>
-            <w:tcW w:type="dxa" w:w="1587"/>
-          </w:tcPr>
-          <w:p>
-            <w:r/>
-            <w:r>
-              <w:rPr>
-                <w:rFonts w:ascii="Times New Roman" w:hAnsi="Times New Roman" w:cs="Times New Roman" w:eastAsia="Times New Roman"/>
-                <w:sz w:val="20"/>
-              </w:rPr>
-              <w:t>HistGBM</w:t>
-            </w:r>
-          </w:p>
-        </w:tc>
-        <w:tc>
-          <w:tcPr>
-            <w:tcW w:type="dxa" w:w="3402"/>
-          </w:tcPr>
-          <w:p>
-            <w:r/>
-            <w:r>
-              <w:rPr>
-                <w:rFonts w:ascii="Times New Roman" w:hAnsi="Times New Roman" w:cs="Times New Roman" w:eastAsia="Times New Roman"/>
-                <w:sz w:val="20"/>
-              </w:rPr>
-              <w:t>max_depth=5, learning_rate=0.05</w:t>
-            </w:r>
-          </w:p>
-        </w:tc>
-        <w:tc>
-          <w:tcPr>
-            <w:tcW w:type="dxa" w:w="1134"/>
-          </w:tcPr>
-          <w:p>
-            <w:r/>
-            <w:r>
-              <w:rPr>
-                <w:rFonts w:ascii="Times New Roman" w:hAnsi="Times New Roman" w:cs="Times New Roman" w:eastAsia="Times New Roman"/>
-                <w:sz w:val="20"/>
-              </w:rPr>
-              <w:t>5</w:t>
-            </w:r>
-          </w:p>
-        </w:tc>
-      </w:tr>
-    </w:tbl>
-    <w:p>
-      <w:pPr>
-        <w:spacing w:before="0" w:after="120"/>
-      </w:pPr>
-    </w:p>
-    <w:p>
-      <w:pPr>
-        <w:spacing w:before="0" w:after="240"/>
-        <w:jc w:val="center"/>
-      </w:pPr>
-      <w:r>
-        <w:rPr>
-          <w:rFonts w:ascii="Times New Roman" w:hAnsi="Times New Roman" w:cs="Times New Roman" w:eastAsia="Times New Roman"/>
-          <w:b w:val="0"/>
-          <w:i/>
-          <w:color w:val="000000"/>
-          <w:sz w:val="20"/>
-        </w:rPr>
-        <w:t>Table 4.9: Winning hyperparameters per target after GridSearchCV.</w:t>
+        <w:t>Table 4.7: Top 5 most important features per factor. Force and Posture are omitted because HistGradientBoosting does not expose split-based importances directly.</w:t>
       </w:r>
     </w:p>
     <w:p>
@@ -11165,7 +7907,7 @@
           <w:color w:val="000000"/>
           <w:sz w:val="32"/>
         </w:rPr>
-        <w:t xml:space="preserve">4.6   </w:t>
+        <w:t xml:space="preserve">4.5   </w:t>
       </w:r>
       <w:r>
         <w:rPr>
@@ -11187,7 +7929,7 @@
           <w:rFonts w:ascii="Times New Roman" w:hAnsi="Times New Roman" w:cs="Times New Roman" w:eastAsia="Times New Roman"/>
           <w:sz w:val="22"/>
         </w:rPr>
-        <w:t>The Streamlit web application is the mentor-facing artefact of the project. Figures 4.10 through 4.14 show one full pass through the form and the resulting prediction output. The header contains three sample-profile shortcuts (Low, Average, High risk) that pre-fill the entire form so the mentor can trigger a prediction in one click.</w:t>
+        <w:t>The Streamlit web application is the mentor-facing artefact of the project. Figure 4.6 shows a representative assessment screen (the Nordic Musculoskeletal Questionnaire section) and Figure 4.7 shows the results page after a High-risk sample profile is submitted. The header also carries three sample-profile shortcuts (Low, Average, High risk) that pre-fill the entire form in one click.</w:t>
       </w:r>
     </w:p>
     <w:p>
@@ -11199,7 +7941,7 @@
         <w:drawing>
           <wp:inline xmlns:a="http://schemas.openxmlformats.org/drawingml/2006/main" xmlns:pic="http://schemas.openxmlformats.org/drawingml/2006/picture">
             <wp:extent cx="5400000" cy="3712500"/>
-            <wp:docPr id="12" name="Picture 12"/>
+            <wp:docPr id="8" name="Picture 8"/>
             <wp:cNvGraphicFramePr>
               <a:graphicFrameLocks noChangeAspect="1"/>
             </wp:cNvGraphicFramePr>
@@ -11207,11 +7949,11 @@
               <a:graphicData uri="http://schemas.openxmlformats.org/drawingml/2006/picture">
                 <pic:pic>
                   <pic:nvPicPr>
-                    <pic:cNvPr id="0" name="web_02_assessment_top.png"/>
+                    <pic:cNvPr id="0" name="web_03_assessment_nmq.png"/>
                     <pic:cNvPicPr/>
                   </pic:nvPicPr>
                   <pic:blipFill>
-                    <a:blip r:embed="rId23"/>
+                    <a:blip r:embed="rId19"/>
                     <a:stretch>
                       <a:fillRect/>
                     </a:stretch>
@@ -11241,7 +7983,7 @@
           <w:i/>
           <w:sz w:val="20"/>
         </w:rPr>
-        <w:t>Figure 4.10: Web app: sample-profile shortcuts and demographic section (Q1 to Q17).</w:t>
+        <w:t>Figure 4.6: Web app: Nordic Musculoskeletal Questionnaire section (Q18 to Q24).</w:t>
       </w:r>
     </w:p>
     <w:p>
@@ -11253,7 +7995,7 @@
         <w:drawing>
           <wp:inline xmlns:a="http://schemas.openxmlformats.org/drawingml/2006/main" xmlns:pic="http://schemas.openxmlformats.org/drawingml/2006/picture">
             <wp:extent cx="5400000" cy="3712500"/>
-            <wp:docPr id="13" name="Picture 13"/>
+            <wp:docPr id="9" name="Picture 9"/>
             <wp:cNvGraphicFramePr>
               <a:graphicFrameLocks noChangeAspect="1"/>
             </wp:cNvGraphicFramePr>
@@ -11261,11 +8003,11 @@
               <a:graphicData uri="http://schemas.openxmlformats.org/drawingml/2006/picture">
                 <pic:pic>
                   <pic:nvPicPr>
-                    <pic:cNvPr id="0" name="web_03_assessment_nmq.png"/>
+                    <pic:cNvPr id="0" name="web_06_results.png"/>
                     <pic:cNvPicPr/>
                   </pic:nvPicPr>
                   <pic:blipFill>
-                    <a:blip r:embed="rId24"/>
+                    <a:blip r:embed="rId20"/>
                     <a:stretch>
                       <a:fillRect/>
                     </a:stretch>
@@ -11295,169 +8037,7 @@
           <w:i/>
           <w:sz w:val="20"/>
         </w:rPr>
-        <w:t>Figure 4.11: Web app: Nordic Musculoskeletal Questionnaire section (Q18 to Q24).</w:t>
-      </w:r>
-    </w:p>
-    <w:p>
-      <w:pPr>
-        <w:spacing w:before="200" w:after="80"/>
-        <w:jc w:val="center"/>
-      </w:pPr>
-      <w:r>
-        <w:drawing>
-          <wp:inline xmlns:a="http://schemas.openxmlformats.org/drawingml/2006/main" xmlns:pic="http://schemas.openxmlformats.org/drawingml/2006/picture">
-            <wp:extent cx="5400000" cy="3712500"/>
-            <wp:docPr id="14" name="Picture 14"/>
-            <wp:cNvGraphicFramePr>
-              <a:graphicFrameLocks noChangeAspect="1"/>
-            </wp:cNvGraphicFramePr>
-            <a:graphic>
-              <a:graphicData uri="http://schemas.openxmlformats.org/drawingml/2006/picture">
-                <pic:pic>
-                  <pic:nvPicPr>
-                    <pic:cNvPr id="0" name="web_04_assessment_nasa_borg.png"/>
-                    <pic:cNvPicPr/>
-                  </pic:nvPicPr>
-                  <pic:blipFill>
-                    <a:blip r:embed="rId25"/>
-                    <a:stretch>
-                      <a:fillRect/>
-                    </a:stretch>
-                  </pic:blipFill>
-                  <pic:spPr>
-                    <a:xfrm>
-                      <a:off x="0" y="0"/>
-                      <a:ext cx="5400000" cy="3712500"/>
-                    </a:xfrm>
-                    <a:prstGeom prst="rect"/>
-                  </pic:spPr>
-                </pic:pic>
-              </a:graphicData>
-            </a:graphic>
-          </wp:inline>
-        </w:drawing>
-      </w:r>
-    </w:p>
-    <w:p>
-      <w:pPr>
-        <w:spacing w:after="240"/>
-        <w:jc w:val="center"/>
-      </w:pPr>
-      <w:r>
-        <w:rPr>
-          <w:rFonts w:ascii="Times New Roman" w:hAnsi="Times New Roman" w:cs="Times New Roman" w:eastAsia="Times New Roman"/>
-          <w:i/>
-          <w:sz w:val="20"/>
-        </w:rPr>
-        <w:t>Figure 4.12: Web app: NASA-TLX and Borg CR10 sliders (Q25 to Q36).</w:t>
-      </w:r>
-    </w:p>
-    <w:p>
-      <w:pPr>
-        <w:spacing w:before="200" w:after="80"/>
-        <w:jc w:val="center"/>
-      </w:pPr>
-      <w:r>
-        <w:drawing>
-          <wp:inline xmlns:a="http://schemas.openxmlformats.org/drawingml/2006/main" xmlns:pic="http://schemas.openxmlformats.org/drawingml/2006/picture">
-            <wp:extent cx="5400000" cy="3712500"/>
-            <wp:docPr id="15" name="Picture 15"/>
-            <wp:cNvGraphicFramePr>
-              <a:graphicFrameLocks noChangeAspect="1"/>
-            </wp:cNvGraphicFramePr>
-            <a:graphic>
-              <a:graphicData uri="http://schemas.openxmlformats.org/drawingml/2006/picture">
-                <pic:pic>
-                  <pic:nvPicPr>
-                    <pic:cNvPr id="0" name="web_05_assessment_rula_qec.png"/>
-                    <pic:cNvPicPr/>
-                  </pic:nvPicPr>
-                  <pic:blipFill>
-                    <a:blip r:embed="rId26"/>
-                    <a:stretch>
-                      <a:fillRect/>
-                    </a:stretch>
-                  </pic:blipFill>
-                  <pic:spPr>
-                    <a:xfrm>
-                      <a:off x="0" y="0"/>
-                      <a:ext cx="5400000" cy="3712500"/>
-                    </a:xfrm>
-                    <a:prstGeom prst="rect"/>
-                  </pic:spPr>
-                </pic:pic>
-              </a:graphicData>
-            </a:graphic>
-          </wp:inline>
-        </w:drawing>
-      </w:r>
-    </w:p>
-    <w:p>
-      <w:pPr>
-        <w:spacing w:after="240"/>
-        <w:jc w:val="center"/>
-      </w:pPr>
-      <w:r>
-        <w:rPr>
-          <w:rFonts w:ascii="Times New Roman" w:hAnsi="Times New Roman" w:cs="Times New Roman" w:eastAsia="Times New Roman"/>
-          <w:i/>
-          <w:sz w:val="20"/>
-        </w:rPr>
-        <w:t>Figure 4.13: Web app: RULA (11 items) and QEC (8 scores) observation sections above the Predict button.</w:t>
-      </w:r>
-    </w:p>
-    <w:p>
-      <w:pPr>
-        <w:spacing w:before="200" w:after="80"/>
-        <w:jc w:val="center"/>
-      </w:pPr>
-      <w:r>
-        <w:drawing>
-          <wp:inline xmlns:a="http://schemas.openxmlformats.org/drawingml/2006/main" xmlns:pic="http://schemas.openxmlformats.org/drawingml/2006/picture">
-            <wp:extent cx="5400000" cy="3712500"/>
-            <wp:docPr id="16" name="Picture 16"/>
-            <wp:cNvGraphicFramePr>
-              <a:graphicFrameLocks noChangeAspect="1"/>
-            </wp:cNvGraphicFramePr>
-            <a:graphic>
-              <a:graphicData uri="http://schemas.openxmlformats.org/drawingml/2006/picture">
-                <pic:pic>
-                  <pic:nvPicPr>
-                    <pic:cNvPr id="0" name="web_06_results.png"/>
-                    <pic:cNvPicPr/>
-                  </pic:nvPicPr>
-                  <pic:blipFill>
-                    <a:blip r:embed="rId27"/>
-                    <a:stretch>
-                      <a:fillRect/>
-                    </a:stretch>
-                  </pic:blipFill>
-                  <pic:spPr>
-                    <a:xfrm>
-                      <a:off x="0" y="0"/>
-                      <a:ext cx="5400000" cy="3712500"/>
-                    </a:xfrm>
-                    <a:prstGeom prst="rect"/>
-                  </pic:spPr>
-                </pic:pic>
-              </a:graphicData>
-            </a:graphic>
-          </wp:inline>
-        </w:drawing>
-      </w:r>
-    </w:p>
-    <w:p>
-      <w:pPr>
-        <w:spacing w:after="240"/>
-        <w:jc w:val="center"/>
-      </w:pPr>
-      <w:r>
-        <w:rPr>
-          <w:rFonts w:ascii="Times New Roman" w:hAnsi="Times New Roman" w:cs="Times New Roman" w:eastAsia="Times New Roman"/>
-          <w:i/>
-          <w:sz w:val="20"/>
-        </w:rPr>
-        <w:t>Figure 4.14: Web app: predicted risk profile output with colour-coded level cards, radar chart, tabular result, and per-factor recommendations.</w:t>
+        <w:t>Figure 4.7: Web app: predicted risk profile output with colour-coded level cards, radar chart, tabular result, and per-factor recommendations.</w:t>
       </w:r>
     </w:p>
     <w:p>

--- a/docs/report.docx
+++ b/docs/report.docx
@@ -822,7 +822,7 @@
         </w:rPr>
         <w:t xml:space="preserve">    2.4   Stage 1: Deterministic risk scoring</w:t>
         <w:tab/>
-        <w:t>4</w:t>
+        <w:t>5</w:t>
       </w:r>
     </w:p>
     <w:p>
@@ -856,7 +856,7 @@
         </w:rPr>
         <w:t xml:space="preserve">    2.6   Stage 2: Machine learning pipeline</w:t>
         <w:tab/>
-        <w:t>5</w:t>
+        <w:t>6</w:t>
       </w:r>
     </w:p>
     <w:p>
@@ -871,9 +871,9 @@
           <w:rFonts w:ascii="Times New Roman" w:hAnsi="Times New Roman" w:cs="Times New Roman" w:eastAsia="Times New Roman"/>
           <w:sz w:val="22"/>
         </w:rPr>
-        <w:t xml:space="preserve">        2.6.1   Baseline and tree-based ensembles</w:t>
+        <w:t xml:space="preserve">        2.6.1   Logistic Regression</w:t>
         <w:tab/>
-        <w:t>5</w:t>
+        <w:t>6</w:t>
       </w:r>
     </w:p>
     <w:p>
@@ -888,9 +888,9 @@
           <w:rFonts w:ascii="Times New Roman" w:hAnsi="Times New Roman" w:cs="Times New Roman" w:eastAsia="Times New Roman"/>
           <w:sz w:val="22"/>
         </w:rPr>
-        <w:t xml:space="preserve">        2.6.2   Boosting and stacking</w:t>
+        <w:t xml:space="preserve">        2.6.2   Decision Tree</w:t>
         <w:tab/>
-        <w:t>5</w:t>
+        <w:t>6</w:t>
       </w:r>
     </w:p>
     <w:p>
@@ -905,7 +905,7 @@
           <w:rFonts w:ascii="Times New Roman" w:hAnsi="Times New Roman" w:cs="Times New Roman" w:eastAsia="Times New Roman"/>
           <w:sz w:val="22"/>
         </w:rPr>
-        <w:t xml:space="preserve">        2.6.3   Class imbalance and feature exclusions</w:t>
+        <w:t xml:space="preserve">        2.6.3   Random Forest</w:t>
         <w:tab/>
         <w:t>6</w:t>
       </w:r>
@@ -922,7 +922,7 @@
           <w:rFonts w:ascii="Times New Roman" w:hAnsi="Times New Roman" w:cs="Times New Roman" w:eastAsia="Times New Roman"/>
           <w:sz w:val="22"/>
         </w:rPr>
-        <w:t xml:space="preserve">    2.7   Evaluation</w:t>
+        <w:t xml:space="preserve">        2.6.4   Extra Trees</w:t>
         <w:tab/>
         <w:t>6</w:t>
       </w:r>
@@ -937,10 +937,9 @@
       <w:r>
         <w:rPr>
           <w:rFonts w:ascii="Times New Roman" w:hAnsi="Times New Roman" w:cs="Times New Roman" w:eastAsia="Times New Roman"/>
-          <w:b/>
           <w:sz w:val="22"/>
         </w:rPr>
-        <w:t>3   WORK DONE</w:t>
+        <w:t xml:space="preserve">        2.6.5   Histogram Gradient Boosting</w:t>
         <w:tab/>
         <w:t>7</w:t>
       </w:r>
@@ -957,7 +956,7 @@
           <w:rFonts w:ascii="Times New Roman" w:hAnsi="Times New Roman" w:cs="Times New Roman" w:eastAsia="Times New Roman"/>
           <w:sz w:val="22"/>
         </w:rPr>
-        <w:t xml:space="preserve">    3.1   Study execution</w:t>
+        <w:t xml:space="preserve">        2.6.6   XGBoost</w:t>
         <w:tab/>
         <w:t>7</w:t>
       </w:r>
@@ -974,9 +973,9 @@
           <w:rFonts w:ascii="Times New Roman" w:hAnsi="Times New Roman" w:cs="Times New Roman" w:eastAsia="Times New Roman"/>
           <w:sz w:val="22"/>
         </w:rPr>
-        <w:t xml:space="preserve">    3.2   Analysis pipeline</w:t>
+        <w:t xml:space="preserve">        2.6.7   Stacking Classifier</w:t>
         <w:tab/>
-        <w:t>8</w:t>
+        <w:t>7</w:t>
       </w:r>
     </w:p>
     <w:p>
@@ -991,9 +990,9 @@
           <w:rFonts w:ascii="Times New Roman" w:hAnsi="Times New Roman" w:cs="Times New Roman" w:eastAsia="Times New Roman"/>
           <w:sz w:val="22"/>
         </w:rPr>
-        <w:t xml:space="preserve">    3.3   Web application and deployment</w:t>
+        <w:t xml:space="preserve">        2.6.8   SMOTE and cross-validation</w:t>
         <w:tab/>
-        <w:t>9</w:t>
+        <w:t>7</w:t>
       </w:r>
     </w:p>
     <w:p>
@@ -1008,9 +1007,9 @@
           <w:rFonts w:ascii="Times New Roman" w:hAnsi="Times New Roman" w:cs="Times New Roman" w:eastAsia="Times New Roman"/>
           <w:sz w:val="22"/>
         </w:rPr>
-        <w:t xml:space="preserve">    3.4   Iterations and fixes</w:t>
+        <w:t xml:space="preserve">        2.6.9   Per-target feature exclusions</w:t>
         <w:tab/>
-        <w:t>10</w:t>
+        <w:t>7</w:t>
       </w:r>
     </w:p>
     <w:p>
@@ -1025,9 +1024,9 @@
           <w:rFonts w:ascii="Times New Roman" w:hAnsi="Times New Roman" w:cs="Times New Roman" w:eastAsia="Times New Roman"/>
           <w:sz w:val="22"/>
         </w:rPr>
-        <w:t xml:space="preserve">        3.4.1   Repetition binning correction</w:t>
+        <w:t xml:space="preserve">    2.7   Evaluation</w:t>
         <w:tab/>
-        <w:t>10</w:t>
+        <w:t>7</w:t>
       </w:r>
     </w:p>
     <w:p>
@@ -1040,11 +1039,12 @@
       <w:r>
         <w:rPr>
           <w:rFonts w:ascii="Times New Roman" w:hAnsi="Times New Roman" w:cs="Times New Roman" w:eastAsia="Times New Roman"/>
+          <w:b/>
           <w:sz w:val="22"/>
         </w:rPr>
-        <w:t xml:space="preserve">        3.4.2   Duration leakage correction</w:t>
+        <w:t>3   WORK DONE</w:t>
         <w:tab/>
-        <w:t>10</w:t>
+        <w:t>8</w:t>
       </w:r>
     </w:p>
     <w:p>
@@ -1059,9 +1059,9 @@
           <w:rFonts w:ascii="Times New Roman" w:hAnsi="Times New Roman" w:cs="Times New Roman" w:eastAsia="Times New Roman"/>
           <w:sz w:val="22"/>
         </w:rPr>
-        <w:t xml:space="preserve">        3.4.3   Posture model with RULA and QEC inputs</w:t>
+        <w:t xml:space="preserve">    3.1   Notebook pipeline</w:t>
         <w:tab/>
-        <w:t>10</w:t>
+        <w:t>8</w:t>
       </w:r>
     </w:p>
     <w:p>
@@ -1074,12 +1074,11 @@
       <w:r>
         <w:rPr>
           <w:rFonts w:ascii="Times New Roman" w:hAnsi="Times New Roman" w:cs="Times New Roman" w:eastAsia="Times New Roman"/>
-          <w:b/>
           <w:sz w:val="22"/>
         </w:rPr>
-        <w:t>4   RESULTS AND DISCUSSION</w:t>
+        <w:t xml:space="preserve">    3.2   Instrument design and preparation</w:t>
         <w:tab/>
-        <w:t>11</w:t>
+        <w:t>9</w:t>
       </w:r>
     </w:p>
     <w:p>
@@ -1094,9 +1093,9 @@
           <w:rFonts w:ascii="Times New Roman" w:hAnsi="Times New Roman" w:cs="Times New Roman" w:eastAsia="Times New Roman"/>
           <w:sz w:val="22"/>
         </w:rPr>
-        <w:t xml:space="preserve">    4.1   Sample profile</w:t>
+        <w:t xml:space="preserve">    3.3   Data collection execution</w:t>
         <w:tab/>
-        <w:t>11</w:t>
+        <w:t>9</w:t>
       </w:r>
     </w:p>
     <w:p>
@@ -1111,9 +1110,9 @@
           <w:rFonts w:ascii="Times New Roman" w:hAnsi="Times New Roman" w:cs="Times New Roman" w:eastAsia="Times New Roman"/>
           <w:sz w:val="22"/>
         </w:rPr>
-        <w:t xml:space="preserve">    4.2   NMQ prevalence and statistical predictors</w:t>
+        <w:t xml:space="preserve">    3.4   Data cleaning, encoding, and integration</w:t>
         <w:tab/>
-        <w:t>12</w:t>
+        <w:t>10</w:t>
       </w:r>
     </w:p>
     <w:p>
@@ -1128,9 +1127,9 @@
           <w:rFonts w:ascii="Times New Roman" w:hAnsi="Times New Roman" w:cs="Times New Roman" w:eastAsia="Times New Roman"/>
           <w:sz w:val="22"/>
         </w:rPr>
-        <w:t xml:space="preserve">    4.3   Stage-1 risk distribution</w:t>
+        <w:t xml:space="preserve">    3.5   Statistical analysis and model training runs</w:t>
         <w:tab/>
-        <w:t>14</w:t>
+        <w:t>11</w:t>
       </w:r>
     </w:p>
     <w:p>
@@ -1145,9 +1144,9 @@
           <w:rFonts w:ascii="Times New Roman" w:hAnsi="Times New Roman" w:cs="Times New Roman" w:eastAsia="Times New Roman"/>
           <w:sz w:val="22"/>
         </w:rPr>
-        <w:t xml:space="preserve">    4.4   Model performance and feature importance</w:t>
+        <w:t xml:space="preserve">    3.6   Web application development and deployment</w:t>
         <w:tab/>
-        <w:t>15</w:t>
+        <w:t>11</w:t>
       </w:r>
     </w:p>
     <w:p>
@@ -1162,9 +1161,9 @@
           <w:rFonts w:ascii="Times New Roman" w:hAnsi="Times New Roman" w:cs="Times New Roman" w:eastAsia="Times New Roman"/>
           <w:sz w:val="22"/>
         </w:rPr>
-        <w:t xml:space="preserve">    4.5   Web application demonstration</w:t>
+        <w:t xml:space="preserve">    3.7   Iterations and fixes</w:t>
         <w:tab/>
-        <w:t>17</w:t>
+        <w:t>12</w:t>
       </w:r>
     </w:p>
     <w:p>
@@ -1177,12 +1176,11 @@
       <w:r>
         <w:rPr>
           <w:rFonts w:ascii="Times New Roman" w:hAnsi="Times New Roman" w:cs="Times New Roman" w:eastAsia="Times New Roman"/>
-          <w:b/>
           <w:sz w:val="22"/>
         </w:rPr>
-        <w:t>5   CONCLUSIONS AND EXTENSIONS</w:t>
+        <w:t xml:space="preserve">        3.7.1   Repetition binning correction</w:t>
         <w:tab/>
-        <w:t>18</w:t>
+        <w:t>12</w:t>
       </w:r>
     </w:p>
     <w:p>
@@ -1195,12 +1193,184 @@
       <w:r>
         <w:rPr>
           <w:rFonts w:ascii="Times New Roman" w:hAnsi="Times New Roman" w:cs="Times New Roman" w:eastAsia="Times New Roman"/>
+          <w:sz w:val="22"/>
+        </w:rPr>
+        <w:t xml:space="preserve">        3.7.2   Duration leakage correction</w:t>
+        <w:tab/>
+        <w:t>12</w:t>
+      </w:r>
+    </w:p>
+    <w:p>
+      <w:pPr>
+        <w:tabs>
+          <w:tab w:pos="9071" w:val="right" w:leader="dot"/>
+        </w:tabs>
+        <w:spacing w:after="80"/>
+      </w:pPr>
+      <w:r>
+        <w:rPr>
+          <w:rFonts w:ascii="Times New Roman" w:hAnsi="Times New Roman" w:cs="Times New Roman" w:eastAsia="Times New Roman"/>
+          <w:sz w:val="22"/>
+        </w:rPr>
+        <w:t xml:space="preserve">        3.7.3   Posture model with RULA and QEC inputs</w:t>
+        <w:tab/>
+        <w:t>12</w:t>
+      </w:r>
+    </w:p>
+    <w:p>
+      <w:pPr>
+        <w:tabs>
+          <w:tab w:pos="9071" w:val="right" w:leader="dot"/>
+        </w:tabs>
+        <w:spacing w:after="80"/>
+      </w:pPr>
+      <w:r>
+        <w:rPr>
+          <w:rFonts w:ascii="Times New Roman" w:hAnsi="Times New Roman" w:cs="Times New Roman" w:eastAsia="Times New Roman"/>
           <w:b/>
           <w:sz w:val="22"/>
         </w:rPr>
+        <w:t>4   RESULTS AND DISCUSSION</w:t>
+        <w:tab/>
+        <w:t>13</w:t>
+      </w:r>
+    </w:p>
+    <w:p>
+      <w:pPr>
+        <w:tabs>
+          <w:tab w:pos="9071" w:val="right" w:leader="dot"/>
+        </w:tabs>
+        <w:spacing w:after="80"/>
+      </w:pPr>
+      <w:r>
+        <w:rPr>
+          <w:rFonts w:ascii="Times New Roman" w:hAnsi="Times New Roman" w:cs="Times New Roman" w:eastAsia="Times New Roman"/>
+          <w:sz w:val="22"/>
+        </w:rPr>
+        <w:t xml:space="preserve">    4.1   Sample profile</w:t>
+        <w:tab/>
+        <w:t>13</w:t>
+      </w:r>
+    </w:p>
+    <w:p>
+      <w:pPr>
+        <w:tabs>
+          <w:tab w:pos="9071" w:val="right" w:leader="dot"/>
+        </w:tabs>
+        <w:spacing w:after="80"/>
+      </w:pPr>
+      <w:r>
+        <w:rPr>
+          <w:rFonts w:ascii="Times New Roman" w:hAnsi="Times New Roman" w:cs="Times New Roman" w:eastAsia="Times New Roman"/>
+          <w:sz w:val="22"/>
+        </w:rPr>
+        <w:t xml:space="preserve">    4.2   NMQ pain prevalence and statistical predictors</w:t>
+        <w:tab/>
+        <w:t>15</w:t>
+      </w:r>
+    </w:p>
+    <w:p>
+      <w:pPr>
+        <w:tabs>
+          <w:tab w:pos="9071" w:val="right" w:leader="dot"/>
+        </w:tabs>
+        <w:spacing w:after="80"/>
+      </w:pPr>
+      <w:r>
+        <w:rPr>
+          <w:rFonts w:ascii="Times New Roman" w:hAnsi="Times New Roman" w:cs="Times New Roman" w:eastAsia="Times New Roman"/>
+          <w:sz w:val="22"/>
+        </w:rPr>
+        <w:t xml:space="preserve">    4.3   Stage-1 risk distribution</w:t>
+        <w:tab/>
+        <w:t>17</w:t>
+      </w:r>
+    </w:p>
+    <w:p>
+      <w:pPr>
+        <w:tabs>
+          <w:tab w:pos="9071" w:val="right" w:leader="dot"/>
+        </w:tabs>
+        <w:spacing w:after="80"/>
+      </w:pPr>
+      <w:r>
+        <w:rPr>
+          <w:rFonts w:ascii="Times New Roman" w:hAnsi="Times New Roman" w:cs="Times New Roman" w:eastAsia="Times New Roman"/>
+          <w:sz w:val="22"/>
+        </w:rPr>
+        <w:t xml:space="preserve">    4.4   Stage-2 model performance</w:t>
+        <w:tab/>
+        <w:t>19</w:t>
+      </w:r>
+    </w:p>
+    <w:p>
+      <w:pPr>
+        <w:tabs>
+          <w:tab w:pos="9071" w:val="right" w:leader="dot"/>
+        </w:tabs>
+        <w:spacing w:after="80"/>
+      </w:pPr>
+      <w:r>
+        <w:rPr>
+          <w:rFonts w:ascii="Times New Roman" w:hAnsi="Times New Roman" w:cs="Times New Roman" w:eastAsia="Times New Roman"/>
+          <w:sz w:val="22"/>
+        </w:rPr>
+        <w:t xml:space="preserve">    4.5   Per-class metrics and feature importance</w:t>
+        <w:tab/>
+        <w:t>21</w:t>
+      </w:r>
+    </w:p>
+    <w:p>
+      <w:pPr>
+        <w:tabs>
+          <w:tab w:pos="9071" w:val="right" w:leader="dot"/>
+        </w:tabs>
+        <w:spacing w:after="80"/>
+      </w:pPr>
+      <w:r>
+        <w:rPr>
+          <w:rFonts w:ascii="Times New Roman" w:hAnsi="Times New Roman" w:cs="Times New Roman" w:eastAsia="Times New Roman"/>
+          <w:sz w:val="22"/>
+        </w:rPr>
+        <w:t xml:space="preserve">    4.6   Web application demonstration</w:t>
+        <w:tab/>
+        <w:t>22</w:t>
+      </w:r>
+    </w:p>
+    <w:p>
+      <w:pPr>
+        <w:tabs>
+          <w:tab w:pos="9071" w:val="right" w:leader="dot"/>
+        </w:tabs>
+        <w:spacing w:after="80"/>
+      </w:pPr>
+      <w:r>
+        <w:rPr>
+          <w:rFonts w:ascii="Times New Roman" w:hAnsi="Times New Roman" w:cs="Times New Roman" w:eastAsia="Times New Roman"/>
+          <w:b/>
+          <w:sz w:val="22"/>
+        </w:rPr>
+        <w:t>5   CONCLUSIONS AND EXTENSIONS</w:t>
+        <w:tab/>
+        <w:t>25</w:t>
+      </w:r>
+    </w:p>
+    <w:p>
+      <w:pPr>
+        <w:tabs>
+          <w:tab w:pos="9071" w:val="right" w:leader="dot"/>
+        </w:tabs>
+        <w:spacing w:after="80"/>
+      </w:pPr>
+      <w:r>
+        <w:rPr>
+          <w:rFonts w:ascii="Times New Roman" w:hAnsi="Times New Roman" w:cs="Times New Roman" w:eastAsia="Times New Roman"/>
+          <w:b/>
+          <w:sz w:val="22"/>
+        </w:rPr>
         <w:t>BIBLIOGRAPHY</w:t>
         <w:tab/>
-        <w:t>19</w:t>
+        <w:t>27</w:t>
       </w:r>
     </w:p>
     <w:p>
@@ -1258,7 +1428,7 @@
         <w:tab/>
         <w:t>Sample profile: age, platform, vehicle, and carrying mode.</w:t>
         <w:tab/>
-        <w:t>11</w:t>
+        <w:t>14</w:t>
       </w:r>
     </w:p>
     <w:p>
@@ -1278,7 +1448,7 @@
         <w:tab/>
         <w:t>NMQ 12-month pain prevalence per body area.</w:t>
         <w:tab/>
-        <w:t>12</w:t>
+        <w:t>15</w:t>
       </w:r>
     </w:p>
     <w:p>
@@ -1296,9 +1466,9 @@
         </w:rPr>
         <w:t>Figure 4.3</w:t>
         <w:tab/>
-        <w:t>Discomfort prevalence within each Low / Medium / High band.</w:t>
+        <w:t>Discomfort prevalence broken down by demographic group.</w:t>
         <w:tab/>
-        <w:t>14</w:t>
+        <w:t>16</w:t>
       </w:r>
     </w:p>
     <w:p>
@@ -1316,9 +1486,9 @@
         </w:rPr>
         <w:t>Figure 4.4</w:t>
         <w:tab/>
-        <w:t>Confusion matrices for the best model per factor.</w:t>
+        <w:t>Stage-1 Low / Medium / High counts per risk factor.</w:t>
         <w:tab/>
-        <w:t>16</w:t>
+        <w:t>17</w:t>
       </w:r>
     </w:p>
     <w:p>
@@ -1336,9 +1506,9 @@
         </w:rPr>
         <w:t>Figure 4.5</w:t>
         <w:tab/>
-        <w:t>Top 10 features by importance for the best model per factor.</w:t>
+        <w:t>Discomfort prevalence within each Low / Medium / High band.</w:t>
         <w:tab/>
-        <w:t>16</w:t>
+        <w:t>18</w:t>
       </w:r>
     </w:p>
     <w:p>
@@ -1356,9 +1526,9 @@
         </w:rPr>
         <w:t>Figure 4.6</w:t>
         <w:tab/>
-        <w:t>Web app: Nordic Musculoskeletal Questionnaire section.</w:t>
+        <w:t>Pearson correlation matrix across the numeric feature pool.</w:t>
         <w:tab/>
-        <w:t>17</w:t>
+        <w:t>18</w:t>
       </w:r>
     </w:p>
     <w:p>
@@ -1376,27 +1546,9 @@
         </w:rPr>
         <w:t>Figure 4.7</w:t>
         <w:tab/>
-        <w:t>Web app: predicted risk profile output.</w:t>
+        <w:t>Confusion matrices for the best model per factor.</w:t>
         <w:tab/>
-        <w:t>17</w:t>
-      </w:r>
-    </w:p>
-    <w:p>
-      <w:pPr>
-        <w:pStyle w:val="Heading1"/>
-        <w:pageBreakBefore/>
-        <w:spacing w:before="480" w:after="480"/>
-        <w:jc w:val="center"/>
-      </w:pPr>
-      <w:r>
-        <w:rPr>
-          <w:rFonts w:ascii="Times New Roman" w:hAnsi="Times New Roman" w:cs="Times New Roman" w:eastAsia="Times New Roman"/>
-          <w:b/>
-          <w:i w:val="0"/>
-          <w:color w:val="000000"/>
-          <w:sz w:val="56"/>
-        </w:rPr>
-        <w:t>List of Tables</w:t>
+        <w:t>19</w:t>
       </w:r>
     </w:p>
     <w:p>
@@ -1412,11 +1564,11 @@
           <w:rFonts w:ascii="Times New Roman" w:hAnsi="Times New Roman" w:cs="Times New Roman" w:eastAsia="Times New Roman"/>
           <w:sz w:val="22"/>
         </w:rPr>
-        <w:t>Table 2.1</w:t>
+        <w:t>Figure 4.8</w:t>
         <w:tab/>
-        <w:t>Per-target feature exclusions to prevent label leakage.</w:t>
+        <w:t>ROC curves (one-vs-rest) for the best model per factor.</w:t>
         <w:tab/>
-        <w:t>6</w:t>
+        <w:t>20</w:t>
       </w:r>
     </w:p>
     <w:p>
@@ -1432,11 +1584,11 @@
           <w:rFonts w:ascii="Times New Roman" w:hAnsi="Times New Roman" w:cs="Times New Roman" w:eastAsia="Times New Roman"/>
           <w:sz w:val="22"/>
         </w:rPr>
-        <w:t>Table 4.1</w:t>
+        <w:t>Figure 4.9</w:t>
         <w:tab/>
-        <w:t>NMQ 12-month pain prevalence per body area.</w:t>
+        <w:t>Top 10 features by importance for the best model per factor.</w:t>
         <w:tab/>
-        <w:t>12</w:t>
+        <w:t>21</w:t>
       </w:r>
     </w:p>
     <w:p>
@@ -1452,11 +1604,11 @@
           <w:rFonts w:ascii="Times New Roman" w:hAnsi="Times New Roman" w:cs="Times New Roman" w:eastAsia="Times New Roman"/>
           <w:sz w:val="22"/>
         </w:rPr>
-        <w:t>Table 4.2</w:t>
+        <w:t>Figure 4.10</w:t>
         <w:tab/>
-        <w:t>Chi-square test: risk factor vs self-reported discomfort.</w:t>
+        <w:t>Web app: sample-profile shortcuts and demographic section.</w:t>
         <w:tab/>
-        <w:t>13</w:t>
+        <w:t>22</w:t>
       </w:r>
     </w:p>
     <w:p>
@@ -1472,11 +1624,11 @@
           <w:rFonts w:ascii="Times New Roman" w:hAnsi="Times New Roman" w:cs="Times New Roman" w:eastAsia="Times New Roman"/>
           <w:sz w:val="22"/>
         </w:rPr>
-        <w:t>Table 4.3</w:t>
+        <w:t>Figure 4.11</w:t>
         <w:tab/>
-        <w:t>Significant predictors of discomfort from multivariable logistic regression.</w:t>
+        <w:t>Web app: Nordic Musculoskeletal Questionnaire section.</w:t>
         <w:tab/>
-        <w:t>13</w:t>
+        <w:t>23</w:t>
       </w:r>
     </w:p>
     <w:p>
@@ -1492,11 +1644,11 @@
           <w:rFonts w:ascii="Times New Roman" w:hAnsi="Times New Roman" w:cs="Times New Roman" w:eastAsia="Times New Roman"/>
           <w:sz w:val="22"/>
         </w:rPr>
-        <w:t>Table 4.4</w:t>
+        <w:t>Figure 4.12</w:t>
         <w:tab/>
-        <w:t>Stage-1 risk band counts per factor.</w:t>
+        <w:t>Web app: NASA-TLX and Borg CR10 sliders.</w:t>
         <w:tab/>
-        <w:t>14</w:t>
+        <w:t>23</w:t>
       </w:r>
     </w:p>
     <w:p>
@@ -1512,11 +1664,11 @@
           <w:rFonts w:ascii="Times New Roman" w:hAnsi="Times New Roman" w:cs="Times New Roman" w:eastAsia="Times New Roman"/>
           <w:sz w:val="22"/>
         </w:rPr>
-        <w:t>Table 4.5</w:t>
+        <w:t>Figure 4.13</w:t>
         <w:tab/>
-        <w:t>Best Stage-2 model per risk factor: 5-fold stratified CV.</w:t>
+        <w:t>Web app: RULA and QEC observation sections.</w:t>
         <w:tab/>
-        <w:t>15</w:t>
+        <w:t>24</w:t>
       </w:r>
     </w:p>
     <w:p>
@@ -1532,11 +1684,29 @@
           <w:rFonts w:ascii="Times New Roman" w:hAnsi="Times New Roman" w:cs="Times New Roman" w:eastAsia="Times New Roman"/>
           <w:sz w:val="22"/>
         </w:rPr>
-        <w:t>Table 4.6</w:t>
+        <w:t>Figure 4.14</w:t>
         <w:tab/>
-        <w:t>Per-class ROC AUC (one-vs-rest) for the best model per factor.</w:t>
+        <w:t>Web app: predicted risk profile output.</w:t>
         <w:tab/>
-        <w:t>16</w:t>
+        <w:t>24</w:t>
+      </w:r>
+    </w:p>
+    <w:p>
+      <w:pPr>
+        <w:pStyle w:val="Heading1"/>
+        <w:pageBreakBefore/>
+        <w:spacing w:before="480" w:after="480"/>
+        <w:jc w:val="center"/>
+      </w:pPr>
+      <w:r>
+        <w:rPr>
+          <w:rFonts w:ascii="Times New Roman" w:hAnsi="Times New Roman" w:cs="Times New Roman" w:eastAsia="Times New Roman"/>
+          <w:b/>
+          <w:i w:val="0"/>
+          <w:color w:val="000000"/>
+          <w:sz w:val="56"/>
+        </w:rPr>
+        <w:t>List of Tables</w:t>
       </w:r>
     </w:p>
     <w:p>
@@ -1552,11 +1722,191 @@
           <w:rFonts w:ascii="Times New Roman" w:hAnsi="Times New Roman" w:cs="Times New Roman" w:eastAsia="Times New Roman"/>
           <w:sz w:val="22"/>
         </w:rPr>
+        <w:t>Table 2.1</w:t>
+        <w:tab/>
+        <w:t>Per-target feature exclusions to prevent label leakage.</w:t>
+        <w:tab/>
+        <w:t>7</w:t>
+      </w:r>
+    </w:p>
+    <w:p>
+      <w:pPr>
+        <w:tabs>
+          <w:tab w:pos="1701" w:val="left"/>
+          <w:tab w:pos="9071" w:val="right" w:leader="dot"/>
+        </w:tabs>
+        <w:spacing w:after="80"/>
+      </w:pPr>
+      <w:r>
+        <w:rPr>
+          <w:rFonts w:ascii="Times New Roman" w:hAnsi="Times New Roman" w:cs="Times New Roman" w:eastAsia="Times New Roman"/>
+          <w:sz w:val="22"/>
+        </w:rPr>
+        <w:t>Table 4.1</w:t>
+        <w:tab/>
+        <w:t>NMQ 12-month pain prevalence per body area.</w:t>
+        <w:tab/>
+        <w:t>15</w:t>
+      </w:r>
+    </w:p>
+    <w:p>
+      <w:pPr>
+        <w:tabs>
+          <w:tab w:pos="1701" w:val="left"/>
+          <w:tab w:pos="9071" w:val="right" w:leader="dot"/>
+        </w:tabs>
+        <w:spacing w:after="80"/>
+      </w:pPr>
+      <w:r>
+        <w:rPr>
+          <w:rFonts w:ascii="Times New Roman" w:hAnsi="Times New Roman" w:cs="Times New Roman" w:eastAsia="Times New Roman"/>
+          <w:sz w:val="22"/>
+        </w:rPr>
+        <w:t>Table 4.2</w:t>
+        <w:tab/>
+        <w:t>Chi-square test: risk factor vs self-reported discomfort.</w:t>
+        <w:tab/>
+        <w:t>15</w:t>
+      </w:r>
+    </w:p>
+    <w:p>
+      <w:pPr>
+        <w:tabs>
+          <w:tab w:pos="1701" w:val="left"/>
+          <w:tab w:pos="9071" w:val="right" w:leader="dot"/>
+        </w:tabs>
+        <w:spacing w:after="80"/>
+      </w:pPr>
+      <w:r>
+        <w:rPr>
+          <w:rFonts w:ascii="Times New Roman" w:hAnsi="Times New Roman" w:cs="Times New Roman" w:eastAsia="Times New Roman"/>
+          <w:sz w:val="22"/>
+        </w:rPr>
+        <w:t>Table 4.3</w:t>
+        <w:tab/>
+        <w:t>Significant predictors of discomfort from multivariable logistic regression.</w:t>
+        <w:tab/>
+        <w:t>16</w:t>
+      </w:r>
+    </w:p>
+    <w:p>
+      <w:pPr>
+        <w:tabs>
+          <w:tab w:pos="1701" w:val="left"/>
+          <w:tab w:pos="9071" w:val="right" w:leader="dot"/>
+        </w:tabs>
+        <w:spacing w:after="80"/>
+      </w:pPr>
+      <w:r>
+        <w:rPr>
+          <w:rFonts w:ascii="Times New Roman" w:hAnsi="Times New Roman" w:cs="Times New Roman" w:eastAsia="Times New Roman"/>
+          <w:sz w:val="22"/>
+        </w:rPr>
+        <w:t>Table 4.4</w:t>
+        <w:tab/>
+        <w:t>Stage-1 risk band counts per factor.</w:t>
+        <w:tab/>
+        <w:t>17</w:t>
+      </w:r>
+    </w:p>
+    <w:p>
+      <w:pPr>
+        <w:tabs>
+          <w:tab w:pos="1701" w:val="left"/>
+          <w:tab w:pos="9071" w:val="right" w:leader="dot"/>
+        </w:tabs>
+        <w:spacing w:after="80"/>
+      </w:pPr>
+      <w:r>
+        <w:rPr>
+          <w:rFonts w:ascii="Times New Roman" w:hAnsi="Times New Roman" w:cs="Times New Roman" w:eastAsia="Times New Roman"/>
+          <w:sz w:val="22"/>
+        </w:rPr>
+        <w:t>Table 4.5</w:t>
+        <w:tab/>
+        <w:t>Best Stage-2 model per risk factor: 5-fold stratified CV.</w:t>
+        <w:tab/>
+        <w:t>19</w:t>
+      </w:r>
+    </w:p>
+    <w:p>
+      <w:pPr>
+        <w:tabs>
+          <w:tab w:pos="1701" w:val="left"/>
+          <w:tab w:pos="9071" w:val="right" w:leader="dot"/>
+        </w:tabs>
+        <w:spacing w:after="80"/>
+      </w:pPr>
+      <w:r>
+        <w:rPr>
+          <w:rFonts w:ascii="Times New Roman" w:hAnsi="Times New Roman" w:cs="Times New Roman" w:eastAsia="Times New Roman"/>
+          <w:sz w:val="22"/>
+        </w:rPr>
+        <w:t>Table 4.6</w:t>
+        <w:tab/>
+        <w:t>Per-class ROC AUC (one-vs-rest) for the best model per factor.</w:t>
+        <w:tab/>
+        <w:t>20</w:t>
+      </w:r>
+    </w:p>
+    <w:p>
+      <w:pPr>
+        <w:tabs>
+          <w:tab w:pos="1701" w:val="left"/>
+          <w:tab w:pos="9071" w:val="right" w:leader="dot"/>
+        </w:tabs>
+        <w:spacing w:after="80"/>
+      </w:pPr>
+      <w:r>
+        <w:rPr>
+          <w:rFonts w:ascii="Times New Roman" w:hAnsi="Times New Roman" w:cs="Times New Roman" w:eastAsia="Times New Roman"/>
+          <w:sz w:val="22"/>
+        </w:rPr>
         <w:t>Table 4.7</w:t>
+        <w:tab/>
+        <w:t>Per-class precision, recall, F1, and support.</w:t>
+        <w:tab/>
+        <w:t>20</w:t>
+      </w:r>
+    </w:p>
+    <w:p>
+      <w:pPr>
+        <w:tabs>
+          <w:tab w:pos="1701" w:val="left"/>
+          <w:tab w:pos="9071" w:val="right" w:leader="dot"/>
+        </w:tabs>
+        <w:spacing w:after="80"/>
+      </w:pPr>
+      <w:r>
+        <w:rPr>
+          <w:rFonts w:ascii="Times New Roman" w:hAnsi="Times New Roman" w:cs="Times New Roman" w:eastAsia="Times New Roman"/>
+          <w:sz w:val="22"/>
+        </w:rPr>
+        <w:t>Table 4.8</w:t>
         <w:tab/>
         <w:t>Top 5 most important features per factor.</w:t>
         <w:tab/>
-        <w:t>17</w:t>
+        <w:t>21</w:t>
+      </w:r>
+    </w:p>
+    <w:p>
+      <w:pPr>
+        <w:tabs>
+          <w:tab w:pos="1701" w:val="left"/>
+          <w:tab w:pos="9071" w:val="right" w:leader="dot"/>
+        </w:tabs>
+        <w:spacing w:after="80"/>
+      </w:pPr>
+      <w:r>
+        <w:rPr>
+          <w:rFonts w:ascii="Times New Roman" w:hAnsi="Times New Roman" w:cs="Times New Roman" w:eastAsia="Times New Roman"/>
+          <w:sz w:val="22"/>
+        </w:rPr>
+        <w:t>Table 4.9</w:t>
+        <w:tab/>
+        <w:t>Winning hyperparameters per target after GridSearchCV.</w:t>
+        <w:tab/>
+        <w:t>21</w:t>
       </w:r>
     </w:p>
     <w:p>
@@ -2315,7 +2665,20 @@
           <w:rFonts w:ascii="Times New Roman" w:hAnsi="Times New Roman" w:cs="Times New Roman" w:eastAsia="Times New Roman"/>
           <w:sz w:val="22"/>
         </w:rPr>
-        <w:t>The delivery-platform economy in India has grown rapidly in recent years, and riders form the largest occupational group in it. They face physical demands that are qualitatively different from warehouse or manufacturing work: long distances on two-wheelers, unstable load positioning, unpredictable traffic, weather exposure, and constant algorithmic time pressure. No automated tool today lets a platform screen individual riders across all six ergonomic risk factors from a single questionnaire. Such a tool would let a platform intervene early -- shorten shifts for high-risk profiles, review equipment, refer for physiotherapy, and re-screen periodically. This project builds that tool by combining published ergonomic methods with modern classifiers into one screening pipeline and web application.</w:t>
+        <w:t>The delivery-platform economy in India has grown rapidly in recent years. Riders form the largest occupational group in this economy and face physical demands that are qualitatively different from traditional warehouse or manufacturing work: long distances on two-wheelers, unstable load positioning, unpredictable traffic, weather exposure, and constant algorithmic time pressure. There is no automated tool that a platform can use to screen individual riders across all six standard ergonomic risk factors from a single questionnaire.</w:t>
+      </w:r>
+    </w:p>
+    <w:p>
+      <w:pPr>
+        <w:spacing w:after="160" w:line="336" w:lineRule="auto"/>
+        <w:jc w:val="both"/>
+      </w:pPr>
+      <w:r>
+        <w:rPr>
+          <w:rFonts w:ascii="Times New Roman" w:hAnsi="Times New Roman" w:cs="Times New Roman" w:eastAsia="Times New Roman"/>
+          <w:sz w:val="22"/>
+        </w:rPr>
+        <w:t>A per-rider risk profile would let a platform intervene early: shorten shifts for high-risk profiles, provide equipment reviews, offer targeted physiotherapy, and re-screen riders periodically. Without such a tool, risk stays invisible until MSDs surface as absenteeism or medical consultations. This project addresses that gap by combining published ergonomic assessment methods with modern classifiers into a single screening pipeline and web application.</w:t>
       </w:r>
     </w:p>
     <w:p>
@@ -3055,7 +3418,7 @@
           <w:color w:val="000000"/>
           <w:sz w:val="26"/>
         </w:rPr>
-        <w:t>Baseline and tree-based ensembles</w:t>
+        <w:t>Logistic Regression</w:t>
       </w:r>
     </w:p>
     <w:p>
@@ -3068,7 +3431,7 @@
           <w:rFonts w:ascii="Times New Roman" w:hAnsi="Times New Roman" w:cs="Times New Roman" w:eastAsia="Times New Roman"/>
           <w:sz w:val="22"/>
         </w:rPr>
-        <w:t>Logistic Regression with L2 regularisation and class_weight='balanced' serves as the linear baseline: any tree-based method that fails to beat it on a factor is either overfitting or getting nothing from feature interactions. A single CART Decision Tree (tuned max_depth 3-10, min_samples_leaf 2-10) sits alongside as an ensembling reference. The tree-based ensembles are Random Forest (300-500 bootstrapped trees, sqrt(p) features per split, winner on Repetition, Duration, and Contact Stress), Extra Trees (fully-random splits at each node, winner on Vibration), and Histogram Gradient Boosting (sequential residual-fit with histogram-binned features, winner on Force and Posture).</w:t>
+        <w:t>Regularised linear classifier used as the baseline. Runs with L2 penalty and class_weight='balanced' so the minority Low / Medium class does not get ignored on imbalanced targets. Serves as a floor: any tree-based method that fails to beat Logistic Regression on a factor is either overfitting or getting nothing from feature interactions.</w:t>
       </w:r>
     </w:p>
     <w:p>
@@ -3093,7 +3456,7 @@
           <w:color w:val="000000"/>
           <w:sz w:val="26"/>
         </w:rPr>
-        <w:t>Boosting and stacking</w:t>
+        <w:t>Decision Tree</w:t>
       </w:r>
     </w:p>
     <w:p>
@@ -3106,7 +3469,7 @@
           <w:rFonts w:ascii="Times New Roman" w:hAnsi="Times New Roman" w:cs="Times New Roman" w:eastAsia="Times New Roman"/>
           <w:sz w:val="22"/>
         </w:rPr>
-        <w:t>XGBoost trains gradient-boosted trees with L1 and L2 regularisation on the leaf weights and per-tree column subsampling; it placed second on several factors but did not win any because Random Forest and HistGBM absorbed the same signal at the default search budget. A Stacking Classifier meta-learner takes the out-of-fold predictions of Random Forest, Extra Trees, HistGBM, and XGBoost as inputs and fits a Logistic Regression on top; it also failed to beat the strongest base learner because the four base learners largely agreed with each other -- stacking helps when they disagree.</w:t>
+        <w:t>Single CART decision tree with tuned max_depth (grid 3 to 10) and min_samples_leaf (grid 2 to 10). Included to establish the value added by ensembling; not competitive on its own for any of the six targets.</w:t>
       </w:r>
     </w:p>
     <w:p>
@@ -3131,7 +3494,7 @@
           <w:color w:val="000000"/>
           <w:sz w:val="26"/>
         </w:rPr>
-        <w:t>Class imbalance and feature exclusions</w:t>
+        <w:t>Random Forest</w:t>
       </w:r>
     </w:p>
     <w:p>
@@ -3144,7 +3507,222 @@
           <w:rFonts w:ascii="Times New Roman" w:hAnsi="Times New Roman" w:cs="Times New Roman" w:eastAsia="Times New Roman"/>
           <w:sz w:val="22"/>
         </w:rPr>
-        <w:t>Every candidate runs inside an imblearn.Pipeline of SMOTE followed by the classifier so oversampling touches only the training folds during cross-validation. k_neighbors is set per target so it never exceeds the minority training-fold count. GridSearchCV picks hyperparameters per algorithm-target pair on macro-F1 under StratifiedKFold(5, shuffle=True, random_state=42). To prevent label leakage each target excludes the survey inputs that directly define its Stage-1 rule (Table 2.1); the Posture target additionally receives the 11 RULA components and 8 QEC scores as inputs, giving 63 features total.</w:t>
+        <w:t>Bagged ensemble of 300 to 500 trees with bootstrap sampling and sqrt(p) features per split. Its low-variance predictions and graceful handling of mixed feature types (encoded categoricals plus continuous scores) made it the winning model on three of the six targets: Repetition, Duration, and Contact Stress.</w:t>
+      </w:r>
+    </w:p>
+    <w:p>
+      <w:pPr>
+        <w:pStyle w:val="Heading5"/>
+        <w:keepNext/>
+        <w:spacing w:before="240" w:after="80"/>
+      </w:pPr>
+      <w:r>
+        <w:rPr>
+          <w:rFonts w:ascii="Times New Roman" w:hAnsi="Times New Roman" w:cs="Times New Roman" w:eastAsia="Times New Roman"/>
+          <w:b/>
+          <w:color w:val="000000"/>
+          <w:sz w:val="26"/>
+        </w:rPr>
+        <w:t xml:space="preserve">2.6.4   </w:t>
+      </w:r>
+      <w:r>
+        <w:rPr>
+          <w:rFonts w:ascii="Times New Roman" w:hAnsi="Times New Roman" w:cs="Times New Roman" w:eastAsia="Times New Roman"/>
+          <w:b/>
+          <w:color w:val="000000"/>
+          <w:sz w:val="26"/>
+        </w:rPr>
+        <w:t>Extra Trees</w:t>
+      </w:r>
+    </w:p>
+    <w:p>
+      <w:pPr>
+        <w:spacing w:after="160" w:line="336" w:lineRule="auto"/>
+        <w:jc w:val="both"/>
+      </w:pPr>
+      <w:r>
+        <w:rPr>
+          <w:rFonts w:ascii="Times New Roman" w:hAnsi="Times New Roman" w:cs="Times New Roman" w:eastAsia="Times New Roman"/>
+          <w:sz w:val="22"/>
+        </w:rPr>
+        <w:t>Extremely randomised trees: like Random Forest but with fully random splits at every node (no split-quality optimisation on features). The extra randomisation trades a small drop in individual-tree accuracy for lower between-tree correlation, which helped it win on Vibration.</w:t>
+      </w:r>
+    </w:p>
+    <w:p>
+      <w:pPr>
+        <w:pStyle w:val="Heading5"/>
+        <w:keepNext/>
+        <w:spacing w:before="240" w:after="80"/>
+      </w:pPr>
+      <w:r>
+        <w:rPr>
+          <w:rFonts w:ascii="Times New Roman" w:hAnsi="Times New Roman" w:cs="Times New Roman" w:eastAsia="Times New Roman"/>
+          <w:b/>
+          <w:color w:val="000000"/>
+          <w:sz w:val="26"/>
+        </w:rPr>
+        <w:t xml:space="preserve">2.6.5   </w:t>
+      </w:r>
+      <w:r>
+        <w:rPr>
+          <w:rFonts w:ascii="Times New Roman" w:hAnsi="Times New Roman" w:cs="Times New Roman" w:eastAsia="Times New Roman"/>
+          <w:b/>
+          <w:color w:val="000000"/>
+          <w:sz w:val="26"/>
+        </w:rPr>
+        <w:t>Histogram Gradient Boosting</w:t>
+      </w:r>
+    </w:p>
+    <w:p>
+      <w:pPr>
+        <w:spacing w:after="160" w:line="336" w:lineRule="auto"/>
+        <w:jc w:val="both"/>
+      </w:pPr>
+      <w:r>
+        <w:rPr>
+          <w:rFonts w:ascii="Times New Roman" w:hAnsi="Times New Roman" w:cs="Times New Roman" w:eastAsia="Times New Roman"/>
+          <w:sz w:val="22"/>
+        </w:rPr>
+        <w:t>Sequential ensemble that fits new trees to the residuals of the current model, using histogram binning of the input features for training speed. Won on Force and Posture, the two targets where the training signal is either strongest (Posture, thanks to the RULA and QEC observation features) or most nonlinear (Force, with the Borg CR10 cutoffs).</w:t>
+      </w:r>
+    </w:p>
+    <w:p>
+      <w:pPr>
+        <w:pStyle w:val="Heading5"/>
+        <w:keepNext/>
+        <w:spacing w:before="240" w:after="80"/>
+      </w:pPr>
+      <w:r>
+        <w:rPr>
+          <w:rFonts w:ascii="Times New Roman" w:hAnsi="Times New Roman" w:cs="Times New Roman" w:eastAsia="Times New Roman"/>
+          <w:b/>
+          <w:color w:val="000000"/>
+          <w:sz w:val="26"/>
+        </w:rPr>
+        <w:t xml:space="preserve">2.6.6   </w:t>
+      </w:r>
+      <w:r>
+        <w:rPr>
+          <w:rFonts w:ascii="Times New Roman" w:hAnsi="Times New Roman" w:cs="Times New Roman" w:eastAsia="Times New Roman"/>
+          <w:b/>
+          <w:color w:val="000000"/>
+          <w:sz w:val="26"/>
+        </w:rPr>
+        <w:t>XGBoost</w:t>
+      </w:r>
+    </w:p>
+    <w:p>
+      <w:pPr>
+        <w:spacing w:after="160" w:line="336" w:lineRule="auto"/>
+        <w:jc w:val="both"/>
+      </w:pPr>
+      <w:r>
+        <w:rPr>
+          <w:rFonts w:ascii="Times New Roman" w:hAnsi="Times New Roman" w:cs="Times New Roman" w:eastAsia="Times New Roman"/>
+          <w:sz w:val="22"/>
+        </w:rPr>
+        <w:t>Gradient-boosted trees with L1 and L2 regularisation on the leaf weights and column subsampling per tree. Placed second on several factors but did not win any; the tuned Random Forest and HistGBM absorbed the same signal at the default search budget.</w:t>
+      </w:r>
+    </w:p>
+    <w:p>
+      <w:pPr>
+        <w:pStyle w:val="Heading5"/>
+        <w:keepNext/>
+        <w:spacing w:before="240" w:after="80"/>
+      </w:pPr>
+      <w:r>
+        <w:rPr>
+          <w:rFonts w:ascii="Times New Roman" w:hAnsi="Times New Roman" w:cs="Times New Roman" w:eastAsia="Times New Roman"/>
+          <w:b/>
+          <w:color w:val="000000"/>
+          <w:sz w:val="26"/>
+        </w:rPr>
+        <w:t xml:space="preserve">2.6.7   </w:t>
+      </w:r>
+      <w:r>
+        <w:rPr>
+          <w:rFonts w:ascii="Times New Roman" w:hAnsi="Times New Roman" w:cs="Times New Roman" w:eastAsia="Times New Roman"/>
+          <w:b/>
+          <w:color w:val="000000"/>
+          <w:sz w:val="26"/>
+        </w:rPr>
+        <w:t>Stacking Classifier</w:t>
+      </w:r>
+    </w:p>
+    <w:p>
+      <w:pPr>
+        <w:spacing w:after="160" w:line="336" w:lineRule="auto"/>
+        <w:jc w:val="both"/>
+      </w:pPr>
+      <w:r>
+        <w:rPr>
+          <w:rFonts w:ascii="Times New Roman" w:hAnsi="Times New Roman" w:cs="Times New Roman" w:eastAsia="Times New Roman"/>
+          <w:sz w:val="22"/>
+        </w:rPr>
+        <w:t>Meta-learner that takes the out-of-fold predictions of the Random Forest, Extra Trees, HistGBM, and XGBoost base learners as inputs and fits a Logistic Regression on top. Failed to beat the strongest base learner on any factor because the four base learners largely agreed with each other; stacking helps when base learners disagree, and here they did not.</w:t>
+      </w:r>
+    </w:p>
+    <w:p>
+      <w:pPr>
+        <w:pStyle w:val="Heading5"/>
+        <w:keepNext/>
+        <w:spacing w:before="240" w:after="80"/>
+      </w:pPr>
+      <w:r>
+        <w:rPr>
+          <w:rFonts w:ascii="Times New Roman" w:hAnsi="Times New Roman" w:cs="Times New Roman" w:eastAsia="Times New Roman"/>
+          <w:b/>
+          <w:color w:val="000000"/>
+          <w:sz w:val="26"/>
+        </w:rPr>
+        <w:t xml:space="preserve">2.6.8   </w:t>
+      </w:r>
+      <w:r>
+        <w:rPr>
+          <w:rFonts w:ascii="Times New Roman" w:hAnsi="Times New Roman" w:cs="Times New Roman" w:eastAsia="Times New Roman"/>
+          <w:b/>
+          <w:color w:val="000000"/>
+          <w:sz w:val="26"/>
+        </w:rPr>
+        <w:t>SMOTE and cross-validation</w:t>
+      </w:r>
+    </w:p>
+    <w:p>
+      <w:pPr>
+        <w:spacing w:after="160" w:line="336" w:lineRule="auto"/>
+        <w:jc w:val="both"/>
+      </w:pPr>
+      <w:r>
+        <w:rPr>
+          <w:rFonts w:ascii="Times New Roman" w:hAnsi="Times New Roman" w:cs="Times New Roman" w:eastAsia="Times New Roman"/>
+          <w:sz w:val="22"/>
+        </w:rPr>
+        <w:t>SMOTE (Synthetic Minority Over-sampling Technique) synthesises new minority-class samples along the segments joining a minority point to its k nearest minority neighbours. Placing it inside imblearn.Pipeline ensures the synthesis runs only on training folds during cross-validation, so validation-fold accuracy is never inflated by peeking at test-fold neighbours. k_neighbors is set per target so it never exceeds the minority training-fold count. GridSearchCV picks the best hyperparameters per algorithm-target pair on macro-F1 (StratifiedKFold with shuffle=True, random_state=42).</w:t>
+      </w:r>
+    </w:p>
+    <w:p>
+      <w:pPr>
+        <w:pStyle w:val="Heading5"/>
+        <w:keepNext/>
+        <w:spacing w:before="240" w:after="80"/>
+      </w:pPr>
+      <w:r>
+        <w:rPr>
+          <w:rFonts w:ascii="Times New Roman" w:hAnsi="Times New Roman" w:cs="Times New Roman" w:eastAsia="Times New Roman"/>
+          <w:b/>
+          <w:color w:val="000000"/>
+          <w:sz w:val="26"/>
+        </w:rPr>
+        <w:t xml:space="preserve">2.6.9   </w:t>
+      </w:r>
+      <w:r>
+        <w:rPr>
+          <w:rFonts w:ascii="Times New Roman" w:hAnsi="Times New Roman" w:cs="Times New Roman" w:eastAsia="Times New Roman"/>
+          <w:b/>
+          <w:color w:val="000000"/>
+          <w:sz w:val="26"/>
+        </w:rPr>
+        <w:t>Per-target feature exclusions</w:t>
       </w:r>
     </w:p>
     <w:p>
@@ -3585,19 +4163,6 @@
     </w:p>
     <w:p>
       <w:pPr>
-        <w:spacing w:after="160" w:line="336" w:lineRule="auto"/>
-        <w:jc w:val="both"/>
-      </w:pPr>
-      <w:r>
-        <w:rPr>
-          <w:rFonts w:ascii="Times New Roman" w:hAnsi="Times New Roman" w:cs="Times New Roman" w:eastAsia="Times New Roman"/>
-          <w:sz w:val="22"/>
-        </w:rPr>
-        <w:t>The work is organised into seven Jupyter notebooks (01 through 07) and a Streamlit application, all runnable end to end from a fixed random seed of 42.  01_data_cleaning normalises the raw survey; 02_feature_engineering encodes categoricals, derives composite scores, and merges the posture observations by severity rank; 03_risk_scoring produces the Stage-1 Low / Medium / High labels; 04_eda writes the demographics, NMQ prevalence, and risk-band figures; 05_stats runs the chi-square and logistic regression; 06_modeling runs SMOTE + GridSearchCV across seven algorithms per target; and 07_evaluation writes the confusion matrices, ROC curves, and feature-importance plots. The sections below cover the four workstreams the notebooks and the app implement.</w:t>
-      </w:r>
-    </w:p>
-    <w:p>
-      <w:pPr>
         <w:pStyle w:val="Heading4"/>
         <w:keepNext/>
         <w:spacing w:before="360" w:after="120"/>
@@ -3618,7 +4183,7 @@
           <w:color w:val="000000"/>
           <w:sz w:val="32"/>
         </w:rPr>
-        <w:t>Study execution</w:t>
+        <w:t>Notebook pipeline</w:t>
       </w:r>
     </w:p>
     <w:p>
@@ -3631,20 +4196,98 @@
           <w:rFonts w:ascii="Times New Roman" w:hAnsi="Times New Roman" w:cs="Times New Roman" w:eastAsia="Times New Roman"/>
           <w:sz w:val="22"/>
         </w:rPr>
-        <w:t>Two data-collection instruments were prepared before fieldwork. The self-report instrument was a 36-item Google Form structured in five modules: seventeen demographics and work-pattern items, the Nordic Musculoskeletal Questionnaire (Q18 pain across nine body areas, Q19 seven-day discomfort across four areas), five discomfort follow-ups (Q20-Q24), six NASA-TLX workload sliders on 0-100 (Q25-Q30), and six Borg CR10 perceived-exertion sliders on 0-10 (Q31-Q36).  The observation instrument was a paper form carrying the eleven RULA elements, the three RULA Table lookup scores (A, B, C), and the eight QEC region and exposure scores. Both instruments were piloted with three delivery partners outside the study region before the real fieldwork began.</w:t>
+        <w:t>The full pipeline is implemented across seven Jupyter notebooks (01 through 07) plus a Streamlit application. Every notebook is designed to run standalone from its previous input file, so the whole pipeline can be regenerated end to end with a fixed random seed of 42.</w:t>
       </w:r>
     </w:p>
     <w:p>
       <w:pPr>
-        <w:spacing w:after="160" w:line="336" w:lineRule="auto"/>
-        <w:jc w:val="both"/>
+        <w:pStyle w:val="ListBullet"/>
+        <w:spacing w:after="60"/>
       </w:pPr>
       <w:r>
         <w:rPr>
           <w:rFonts w:ascii="Times New Roman" w:hAnsi="Times New Roman" w:cs="Times New Roman" w:eastAsia="Times New Roman"/>
           <w:sz w:val="22"/>
         </w:rPr>
-        <w:t>Fieldwork ran across the Chengalpattu and Chennai regions between March and April 2026 using convenience sampling at platform handover points. Each participant gave verbal consent before either instrument was administered; the survey was completed on a researcher-provided phone in about 15-20 minutes, and posture was recorded on paper during a natural delivery task. Riders whose demographic or NMQ responses were incomplete after follow-up were excluded and are not part of the final 182. All data was anonymised at the point of collection.</w:t>
+        <w:t>01_data_cleaning normalises the raw CSV and validates row counts.</w:t>
+      </w:r>
+    </w:p>
+    <w:p>
+      <w:pPr>
+        <w:pStyle w:val="ListBullet"/>
+        <w:spacing w:after="60"/>
+      </w:pPr>
+      <w:r>
+        <w:rPr>
+          <w:rFonts w:ascii="Times New Roman" w:hAnsi="Times New Roman" w:cs="Times New Roman" w:eastAsia="Times New Roman"/>
+          <w:sz w:val="22"/>
+        </w:rPr>
+        <w:t>02_feature_engineering encodes categoricals, derives composite scores, aliases the 18 binary items, and merges the posture observations by severity rank.</w:t>
+      </w:r>
+    </w:p>
+    <w:p>
+      <w:pPr>
+        <w:pStyle w:val="ListBullet"/>
+        <w:spacing w:after="60"/>
+      </w:pPr>
+      <w:r>
+        <w:rPr>
+          <w:rFonts w:ascii="Times New Roman" w:hAnsi="Times New Roman" w:cs="Times New Roman" w:eastAsia="Times New Roman"/>
+          <w:sz w:val="22"/>
+        </w:rPr>
+        <w:t>03_risk_scoring applies standard thresholds to compute Low/Medium/High labels per risk factor.</w:t>
+      </w:r>
+    </w:p>
+    <w:p>
+      <w:pPr>
+        <w:pStyle w:val="ListBullet"/>
+        <w:spacing w:after="60"/>
+      </w:pPr>
+      <w:r>
+        <w:rPr>
+          <w:rFonts w:ascii="Times New Roman" w:hAnsi="Times New Roman" w:cs="Times New Roman" w:eastAsia="Times New Roman"/>
+          <w:sz w:val="22"/>
+        </w:rPr>
+        <w:t>04_eda produces demographics, NMQ prevalence, risk distribution, discomfort-by-group, and correlation heatmap figures.</w:t>
+      </w:r>
+    </w:p>
+    <w:p>
+      <w:pPr>
+        <w:pStyle w:val="ListBullet"/>
+        <w:spacing w:after="60"/>
+      </w:pPr>
+      <w:r>
+        <w:rPr>
+          <w:rFonts w:ascii="Times New Roman" w:hAnsi="Times New Roman" w:cs="Times New Roman" w:eastAsia="Times New Roman"/>
+          <w:sz w:val="22"/>
+        </w:rPr>
+        <w:t>05_stats runs chi-square and multivariable logistic regression.</w:t>
+      </w:r>
+    </w:p>
+    <w:p>
+      <w:pPr>
+        <w:pStyle w:val="ListBullet"/>
+        <w:spacing w:after="60"/>
+      </w:pPr>
+      <w:r>
+        <w:rPr>
+          <w:rFonts w:ascii="Times New Roman" w:hAnsi="Times New Roman" w:cs="Times New Roman" w:eastAsia="Times New Roman"/>
+          <w:sz w:val="22"/>
+        </w:rPr>
+        <w:t>06_modeling runs SMOTE plus GridSearchCV across 7 algorithms per target and keeps the best by F1 macro.</w:t>
+      </w:r>
+    </w:p>
+    <w:p>
+      <w:pPr>
+        <w:pStyle w:val="ListBullet"/>
+        <w:spacing w:after="60"/>
+      </w:pPr>
+      <w:r>
+        <w:rPr>
+          <w:rFonts w:ascii="Times New Roman" w:hAnsi="Times New Roman" w:cs="Times New Roman" w:eastAsia="Times New Roman"/>
+          <w:sz w:val="22"/>
+        </w:rPr>
+        <w:t>07_evaluation produces confusion matrices, ROC curves, classification reports, and feature importance plots.</w:t>
       </w:r>
     </w:p>
     <w:p>
@@ -3669,7 +4312,7 @@
           <w:color w:val="000000"/>
           <w:sz w:val="32"/>
         </w:rPr>
-        <w:t>Analysis pipeline</w:t>
+        <w:t>Instrument design and preparation</w:t>
       </w:r>
     </w:p>
     <w:p>
@@ -3682,7 +4325,7 @@
           <w:rFonts w:ascii="Times New Roman" w:hAnsi="Times New Roman" w:cs="Times New Roman" w:eastAsia="Times New Roman"/>
           <w:sz w:val="22"/>
         </w:rPr>
-        <w:t>01_data_cleaning loaded the raw CSV, standardised text answers to canonical Yes / No, corrected column-name typos, and dropped incomplete rows, leaving 182 rows and 48 columns. 02_feature_engineering encoded ordered categorical bands (age, education, income, job duration, hours, days, deliveries, rest break) to integers preserving order, converted vehicle type and carrying mode to ranks (motorbike &gt; scooter for vibration; handheld &gt; backpack &gt; bike storage for contact), computed composite scores (workload_score, fatigue_score, force_exertion, vibration_index), and added five product-form interactions (workload x fatigue, workload x age, force x age, fatigue x job duration, deliveries x days). The posture xlsx had no rider identifiers, so a severity-rank merge paired riders and observations one-to-one by rank on discomfort score and RULA Table C respectively; the merged CSV is 182 rows by 121 columns.</w:t>
+        <w:t>Two data-collection instruments were prepared before fieldwork began. The self-report instrument was a 36-item Google Form structured in five modules: demographics and work pattern (seventeen items), the Nordic Musculoskeletal Questionnaire covering 12-month pain across nine body areas (Q18) and 7-day discomfort across four areas (Q19), five discomfort-related follow-up items on performance impact, leave taken, medical consultation, and worsening triggers (Q20 to Q24), six NASA-TLX workload items on 0 to 100 sliders (Q25 to Q30), and six Borg CR10 perceived-exertion items on 0 to 10 sliders (Q31 to Q36). The 'dissatisfied with own performance' NASA-TLX item was written as a positive-polarity slider so all six workload items point the same direction; the polarity is reversed at analysis time.</w:t>
       </w:r>
     </w:p>
     <w:p>
@@ -3695,7 +4338,7 @@
           <w:rFonts w:ascii="Times New Roman" w:hAnsi="Times New Roman" w:cs="Times New Roman" w:eastAsia="Times New Roman"/>
           <w:sz w:val="22"/>
         </w:rPr>
-        <w:t>05_stats ran the two independent analyses on the merged CSV: six chi-square tests of independence (one per risk factor) against a binary discomfort outcome, and a multivariable logistic regression with eleven predictors reporting odds ratios and 95 percent confidence intervals. 06_modeling wrapped each of the seven candidate algorithms in an imblearn.Pipeline of SMOTE followed by the classifier and tuned it with GridSearchCV under five-fold stratified CV.  Across six targets and seven algorithms this expanded to 42 training runs; the best-by-macro-F1 model per target was refit on the full sample and saved to outputs/models/best_&lt;factor&gt;.pkl. 07_evaluation used cross_val_predict for out-of-fold predictions and produced the confusion matrices, one-vs-rest ROC curves with per-class AUCs, and feature-importance plots.</w:t>
+        <w:t>The observation instrument was a paper form carrying the eleven standard RULA elements (upper arm, lower arm, wrist, wrist twist, neck position, trunk position, legs, muscle A, force A, muscle B, force B), the three RULA Table lookup scores (A, B, C), and the eight QEC region and exposure scores (back, shoulder / arm, wrist / hand, neck, driving, vibration, work pace, stress). Both instruments were piloted with three delivery partners outside the study region so the item wording, response options, and observer worksheet layout could be revised before real fieldwork began.</w:t>
       </w:r>
     </w:p>
     <w:p>
@@ -3720,7 +4363,7 @@
           <w:color w:val="000000"/>
           <w:sz w:val="32"/>
         </w:rPr>
-        <w:t>Web application and deployment</w:t>
+        <w:t>Data collection execution</w:t>
       </w:r>
     </w:p>
     <w:p>
@@ -3733,7 +4376,7 @@
           <w:rFonts w:ascii="Times New Roman" w:hAnsi="Times New Roman" w:cs="Times New Roman" w:eastAsia="Times New Roman"/>
           <w:sz w:val="22"/>
         </w:rPr>
-        <w:t>The Streamlit web application (app/streamlit_app.py) exposes the full 36-item questionnaire plus the 11 RULA components and 8 QEC scores.  Three sample-profile buttons (Low, Average, High risk) fill the entire form on click so the reviewer can trigger a prediction in one step. On submission, encode_rider assembles the 63-feature input vector, predict_risks runs each of the six saved models, and the Results page renders colour-coded level cards, a radar chart, a tabular result, a high-burden summary banner, and per-factor recommendation cards.</w:t>
+        <w:t>Fieldwork ran across the Chengalpattu and Chennai regions between March and April 2026, following the eligibility criteria and instruments described in Section 2.2. Recruitment used convenience sampling at platform handover points where delivery partners regularly cluster between shifts.</w:t>
       </w:r>
     </w:p>
     <w:p>
@@ -3746,7 +4389,7 @@
           <w:rFonts w:ascii="Times New Roman" w:hAnsi="Times New Roman" w:cs="Times New Roman" w:eastAsia="Times New Roman"/>
           <w:sz w:val="22"/>
         </w:rPr>
-        <w:t>The app was deployed to Streamlit Community Cloud from the public GitHub repository.  requirements.txt pins every runtime dependency to the exact version the models were trained with (scikit-learn and xgboost pickles are not portable across minor versions), runtime.txt pins Python 3.13, and every git push to the main branch auto-rebuilds and redeploys the app in about 30 seconds.</w:t>
+        <w:t>Each participant gave verbal consent before either instrument was administered. The 36-item Google Form was completed on a researcher-provided phone in about 15 to 20 minutes. Posture was recorded on paper by a trained observer during a natural delivery task, capturing the 11 RULA elements and 8 QEC region / exposure scores in one pass. Riders whose demographic or NMQ responses were incomplete after follow-up were excluded and are not part of the final 182. Data was anonymised at the point of collection; no rider identifiers appear in the released model_ready.csv or posture_data.xlsx files.</w:t>
       </w:r>
     </w:p>
     <w:p>
@@ -3771,6 +4414,198 @@
           <w:color w:val="000000"/>
           <w:sz w:val="32"/>
         </w:rPr>
+        <w:t>Data cleaning, encoding, and integration</w:t>
+      </w:r>
+    </w:p>
+    <w:p>
+      <w:pPr>
+        <w:spacing w:after="160" w:line="336" w:lineRule="auto"/>
+        <w:jc w:val="both"/>
+      </w:pPr>
+      <w:r>
+        <w:rPr>
+          <w:rFonts w:ascii="Times New Roman" w:hAnsi="Times New Roman" w:cs="Times New Roman" w:eastAsia="Times New Roman"/>
+          <w:sz w:val="22"/>
+        </w:rPr>
+        <w:t>Data preparation ran in two notebooks. 01_data_cleaning loaded the raw Google Form CSV, standardised text answers to canonical Yes / No values, corrected a handful of column-name typos, and dropped rows that were incomplete after follow-up. The cleaned CSV was 182 rows and 48 columns.</w:t>
+      </w:r>
+    </w:p>
+    <w:p>
+      <w:pPr>
+        <w:spacing w:after="160" w:line="336" w:lineRule="auto"/>
+        <w:jc w:val="both"/>
+      </w:pPr>
+      <w:r>
+        <w:rPr>
+          <w:rFonts w:ascii="Times New Roman" w:hAnsi="Times New Roman" w:cs="Times New Roman" w:eastAsia="Times New Roman"/>
+          <w:sz w:val="22"/>
+        </w:rPr>
+        <w:t>02_feature_engineering converted the cleaned CSV into the model-ready feature set. Ordered categorical bands (age, education, income, job duration, working hours, working days, deliveries per day, rest break) were encoded to consecutive integers preserving order. Vehicle type and carrying mode were converted to ranks so motorbike ranks higher than scooter for vibration exposure and handheld ranks higher than backpack and bike storage for contact stress. Composite scores were computed: workload_score as the mean of the six NASA-TLX items (with the dissatisfied item reversed), fatigue_score as the mean of the six Borg items, force_exertion as the Borg lifting item, and vibration_index as vehicle_rank times work_hours_num. Five product-form interactions were added (workload times fatigue, workload times age, force times age, fatigue times job duration, deliveries times days). The eighteen NMQ and 7-day items and the five outcome follow-ups were converted to short-named binary aliases (nmq_neck, d7_lower_back, out_reduced_perf, and so on).</w:t>
+      </w:r>
+    </w:p>
+    <w:p>
+      <w:pPr>
+        <w:spacing w:after="160" w:line="336" w:lineRule="auto"/>
+        <w:jc w:val="both"/>
+      </w:pPr>
+      <w:r>
+        <w:rPr>
+          <w:rFonts w:ascii="Times New Roman" w:hAnsi="Times New Roman" w:cs="Times New Roman" w:eastAsia="Times New Roman"/>
+          <w:sz w:val="22"/>
+        </w:rPr>
+        <w:t>The posture xlsx did not carry rider identifiers, so it had to be paired with the survey without a natural join key. A severity-rank merge was used: riders were ranked by an aggregate discomfort score (NMQ pain count plus fatigue score plus daily hours), observations were ranked by RULA Table C, and the two ranked lists were matched one-to-one by position. The merged model_ready.csv contains 182 rows and 121 columns.</w:t>
+      </w:r>
+    </w:p>
+    <w:p>
+      <w:pPr>
+        <w:pStyle w:val="Heading4"/>
+        <w:keepNext/>
+        <w:spacing w:before="360" w:after="120"/>
+      </w:pPr>
+      <w:r>
+        <w:rPr>
+          <w:rFonts w:ascii="Times New Roman" w:hAnsi="Times New Roman" w:cs="Times New Roman" w:eastAsia="Times New Roman"/>
+          <w:b/>
+          <w:color w:val="000000"/>
+          <w:sz w:val="32"/>
+        </w:rPr>
+        <w:t xml:space="preserve">3.5   </w:t>
+      </w:r>
+      <w:r>
+        <w:rPr>
+          <w:rFonts w:ascii="Times New Roman" w:hAnsi="Times New Roman" w:cs="Times New Roman" w:eastAsia="Times New Roman"/>
+          <w:b/>
+          <w:color w:val="000000"/>
+          <w:sz w:val="32"/>
+        </w:rPr>
+        <w:t>Statistical analysis and model training runs</w:t>
+      </w:r>
+    </w:p>
+    <w:p>
+      <w:pPr>
+        <w:spacing w:after="160" w:line="336" w:lineRule="auto"/>
+        <w:jc w:val="both"/>
+      </w:pPr>
+      <w:r>
+        <w:rPr>
+          <w:rFonts w:ascii="Times New Roman" w:hAnsi="Times New Roman" w:cs="Times New Roman" w:eastAsia="Times New Roman"/>
+          <w:sz w:val="22"/>
+        </w:rPr>
+        <w:t>Two independent statistical analyses were run in 05_stats on the model-ready CSV. First, six chi-square tests of independence checked whether each Stage-1 risk-factor band was associated with a binary discomfort outcome; the tests reported chi2, degrees of freedom, and a Bonferroni-adjusted p-value. Second, a multivariable logistic regression fitted with statsmodels estimated odds ratios for eleven predictors (age, income, education, job duration, workload score, fatigue score, force exertion, vibration index, contact rank, hours, days) with self-reported discomfort as the outcome. Results were reported as OR with 95 percent confidence intervals.</w:t>
+      </w:r>
+    </w:p>
+    <w:p>
+      <w:pPr>
+        <w:spacing w:after="160" w:line="336" w:lineRule="auto"/>
+        <w:jc w:val="both"/>
+      </w:pPr>
+      <w:r>
+        <w:rPr>
+          <w:rFonts w:ascii="Times New Roman" w:hAnsi="Times New Roman" w:cs="Times New Roman" w:eastAsia="Times New Roman"/>
+          <w:sz w:val="22"/>
+        </w:rPr>
+        <w:t>Model training ran in 06_modeling. Every one of the seven candidate algorithms was wrapped in an imblearn.Pipeline of SMOTE followed by the classifier and hyperparameter-tuned via GridSearchCV. For each of the six risk-factor targets, this expanded to a full five-fold stratified cross-validation over the algorithm's hyperparameter grid. Across the six targets and seven algorithms, forty-two target-algorithm training runs were carried out. Best-by-macro-F1 was selected per target and the winning pipeline was refit on the full sample and persisted with joblib.dump to outputs/models/best_&lt;factor&gt;.pkl. The per-target feature exclusions listed in Section 2.6.9 were applied before each training run so no model could memorise its Stage-1 rule.</w:t>
+      </w:r>
+    </w:p>
+    <w:p>
+      <w:pPr>
+        <w:spacing w:after="160" w:line="336" w:lineRule="auto"/>
+        <w:jc w:val="both"/>
+      </w:pPr>
+      <w:r>
+        <w:rPr>
+          <w:rFonts w:ascii="Times New Roman" w:hAnsi="Times New Roman" w:cs="Times New Roman" w:eastAsia="Times New Roman"/>
+          <w:sz w:val="22"/>
+        </w:rPr>
+        <w:t>07_evaluation produced the reporting artefacts. cross_val_predict was used to generate out-of-fold predictions on the training set, and the following outputs were written: per-class precision, recall, F1, and support numbers via classification_report; confusion matrices per target; one-vs-rest ROC curves with per-class AUC (macro AUC is the unweighted mean of per-class AUCs); and feature importance plots (feature_importances_ for the tree-based winners, absolute value of coef_ for the Logistic Regression floor).</w:t>
+      </w:r>
+    </w:p>
+    <w:p>
+      <w:pPr>
+        <w:pStyle w:val="Heading4"/>
+        <w:keepNext/>
+        <w:spacing w:before="360" w:after="120"/>
+      </w:pPr>
+      <w:r>
+        <w:rPr>
+          <w:rFonts w:ascii="Times New Roman" w:hAnsi="Times New Roman" w:cs="Times New Roman" w:eastAsia="Times New Roman"/>
+          <w:b/>
+          <w:color w:val="000000"/>
+          <w:sz w:val="32"/>
+        </w:rPr>
+        <w:t xml:space="preserve">3.6   </w:t>
+      </w:r>
+      <w:r>
+        <w:rPr>
+          <w:rFonts w:ascii="Times New Roman" w:hAnsi="Times New Roman" w:cs="Times New Roman" w:eastAsia="Times New Roman"/>
+          <w:b/>
+          <w:color w:val="000000"/>
+          <w:sz w:val="32"/>
+        </w:rPr>
+        <w:t>Web application development and deployment</w:t>
+      </w:r>
+    </w:p>
+    <w:p>
+      <w:pPr>
+        <w:spacing w:after="160" w:line="336" w:lineRule="auto"/>
+        <w:jc w:val="both"/>
+      </w:pPr>
+      <w:r>
+        <w:rPr>
+          <w:rFonts w:ascii="Times New Roman" w:hAnsi="Times New Roman" w:cs="Times New Roman" w:eastAsia="Times New Roman"/>
+          <w:sz w:val="22"/>
+        </w:rPr>
+        <w:t>The Streamlit web application (app/streamlit_app.py) exposes a six-section form that mirrors the entire 36-item questionnaire plus the 11 RULA components and 8 QEC scores. Selectboxes cover demographics and work pattern; radios cover NMQ, 7-day, and outcome items; sliders cover NASA-TLX (0 to 100) and Borg CR10 (0 to 10); selectboxes cover RULA components; and number inputs cover the QEC scores with min / max ranges matched to the observed training data. Three sample-profile buttons (Low, Average, and High risk) fill the entire form on click so the reviewer can trigger a prediction in one step.</w:t>
+      </w:r>
+    </w:p>
+    <w:p>
+      <w:pPr>
+        <w:spacing w:after="160" w:line="336" w:lineRule="auto"/>
+        <w:jc w:val="both"/>
+      </w:pPr>
+      <w:r>
+        <w:rPr>
+          <w:rFonts w:ascii="Times New Roman" w:hAnsi="Times New Roman" w:cs="Times New Roman" w:eastAsia="Times New Roman"/>
+          <w:sz w:val="22"/>
+        </w:rPr>
+        <w:t>On form submission, encode_rider assembles the 63-feature input vector, and predict_risks runs each of the six saved models. The Results page renders a coloured metric strip (green for Low, amber for Medium, red for High), a horizontal Altair bar chart of the same six factors sorted to match the metric strip, a summary banner that flags high-burden profiles, per-factor recommendation cards, and an expandable JSON view of the exact 63 feature values that were fed to the models. The app also has a Methodology page that summarises the pipeline and an About page carrying the institutional context.</w:t>
+      </w:r>
+    </w:p>
+    <w:p>
+      <w:pPr>
+        <w:spacing w:after="160" w:line="336" w:lineRule="auto"/>
+        <w:jc w:val="both"/>
+      </w:pPr>
+      <w:r>
+        <w:rPr>
+          <w:rFonts w:ascii="Times New Roman" w:hAnsi="Times New Roman" w:cs="Times New Roman" w:eastAsia="Times New Roman"/>
+          <w:sz w:val="22"/>
+        </w:rPr>
+        <w:t>The app was deployed to Streamlit Community Cloud from the public GitHub repository. Deployment required pinning every runtime dependency in requirements.txt to the exact versions the models were trained with (streamlit 1.58, pandas 2.3, scikit-learn 1.7, xgboost 3.2, imbalanced-learn 0.14, plotly 6.8), because sklearn and xgboost pickles are not portable across minor versions. runtime.txt pins Python 3.13 to match the training environment. A .streamlit/config.toml carries the dark theme and a client.toolbarMode = viewer flag; CSS in the app suppresses the Fork button and 'View source on GitHub' icon that Streamlit Community Cloud injects on public-repo deploys. Every git push to the main branch auto-rebuilds and redeploys the app in about 30 seconds.</w:t>
+      </w:r>
+    </w:p>
+    <w:p>
+      <w:pPr>
+        <w:pStyle w:val="Heading4"/>
+        <w:keepNext/>
+        <w:spacing w:before="360" w:after="120"/>
+      </w:pPr>
+      <w:r>
+        <w:rPr>
+          <w:rFonts w:ascii="Times New Roman" w:hAnsi="Times New Roman" w:cs="Times New Roman" w:eastAsia="Times New Roman"/>
+          <w:b/>
+          <w:color w:val="000000"/>
+          <w:sz w:val="32"/>
+        </w:rPr>
+        <w:t xml:space="preserve">3.7   </w:t>
+      </w:r>
+      <w:r>
+        <w:rPr>
+          <w:rFonts w:ascii="Times New Roman" w:hAnsi="Times New Roman" w:cs="Times New Roman" w:eastAsia="Times New Roman"/>
+          <w:b/>
+          <w:color w:val="000000"/>
+          <w:sz w:val="32"/>
+        </w:rPr>
         <w:t>Iterations and fixes</w:t>
       </w:r>
     </w:p>
@@ -3787,7 +4622,7 @@
           <w:color w:val="000000"/>
           <w:sz w:val="26"/>
         </w:rPr>
-        <w:t xml:space="preserve">3.4.1   </w:t>
+        <w:t xml:space="preserve">3.7.1   </w:t>
       </w:r>
       <w:r>
         <w:rPr>
@@ -3809,7 +4644,7 @@
           <w:rFonts w:ascii="Times New Roman" w:hAnsi="Times New Roman" w:cs="Times New Roman" w:eastAsia="Times New Roman"/>
           <w:sz w:val="22"/>
         </w:rPr>
-        <w:t>The initial Phase 3 binning used pandas.qcut(q=3) on deliveries_per_hour. The 66.7th percentile fell exactly on 3.889 dph, and 55 of the 182 riders tied at that value; qcut is right-inclusive at the upper edge, so all 55 fell into Medium and Stage-2 could not predict High for the worst real schedule. Replacing qcut with fixed cuts at 2.5 and 3.75 grew the Stage-1 High count from 19 to 74; cross-validation accuracy dropped from 74 percent to 62 percent as the model started solving a real 3-class problem.</w:t>
+        <w:t>The initial Phase 3 binning used pandas.qcut(q=3) on deliveries_per_hour. The 66.7th percentile fell exactly on 3.889 dph (equal to 35 deliveries over 9 hours, the worst real combination in the sample). Fifty-five of the 182 riders tied at that value, and qcut is right-inclusive at the upper edge, so all 55 fell into Medium. This left the Stage-2 model unable to predict High for the worst real schedule. The fix replaces qcut with fixed cuts at 2.5 and 3.75. The Stage-1 High count grew from 19 to 74. Cross-validation accuracy dropped from 74 percent to 62 percent because the model now solves a real 3-class problem instead of memorising a 19-row minority.</w:t>
       </w:r>
     </w:p>
     <w:p>
@@ -3825,7 +4660,7 @@
           <w:color w:val="000000"/>
           <w:sz w:val="26"/>
         </w:rPr>
-        <w:t xml:space="preserve">3.4.2   </w:t>
+        <w:t xml:space="preserve">3.7.2   </w:t>
       </w:r>
       <w:r>
         <w:rPr>
@@ -3847,7 +4682,7 @@
           <w:rFonts w:ascii="Times New Roman" w:hAnsi="Times New Roman" w:cs="Times New Roman" w:eastAsia="Times New Roman"/>
           <w:sz w:val="22"/>
         </w:rPr>
-        <w:t>An earlier Phase 6 run reported 100 percent CV accuracy on Duration. The trees were reconstructing work_hours_num from vibration_index (which equals vehicle_rank times work_hours_num). Adding vibration_index to the Duration exclusion list and capping max_depth returned Duration to a realistic 61 percent accuracy with 76 percent macro AUC.</w:t>
+        <w:t>An earlier Phase 6 run reported 100 percent cross-validation accuracy on Duration. Investigation showed the trees were reconstructing work_hours_num from vibration_index, which equals vehicle_rank multiplied by work_hours_num. Adding vibration_index to the Duration exclusion list and capping max_depth returned Duration to a realistic 61 percent accuracy with 76 percent macro AUC.</w:t>
       </w:r>
     </w:p>
     <w:p>
@@ -3863,7 +4698,7 @@
           <w:color w:val="000000"/>
           <w:sz w:val="26"/>
         </w:rPr>
-        <w:t xml:space="preserve">3.4.3   </w:t>
+        <w:t xml:space="preserve">3.7.3   </w:t>
       </w:r>
       <w:r>
         <w:rPr>
@@ -3885,7 +4720,7 @@
           <w:rFonts w:ascii="Times New Roman" w:hAnsi="Times New Roman" w:cs="Times New Roman" w:eastAsia="Times New Roman"/>
           <w:sz w:val="22"/>
         </w:rPr>
-        <w:t>Posture was initially trained only on the survey feature pool, so it could only infer posture indirectly from pain, fatigue, and hours. Adding the 11 RULA components and 8 QEC scores from the observation xlsx as explicit features moved Posture accuracy from 89 to 97 percent and the overfit gap from 0.088 to 0.028. The three derived RULA Table scores stayed excluded because posture_risk is rula_table_c binned.</w:t>
+        <w:t>The Posture target was initially trained only on the survey feature pool, which meant it could only infer posture indirectly from pain, fatigue, and hours. Adding the 11 RULA components and 8 QEC scores from the observation xlsx as explicit features moved Posture accuracy from 89 to 97 percent and the overfit gap from 0.088 to 0.028. Per the label-leakage rule, the three derived RULA Table scores were excluded because posture_risk is rula_table_c binned.</w:t>
       </w:r>
     </w:p>
     <w:p>
@@ -4018,7 +4853,7 @@
           <w:color w:val="000000"/>
           <w:sz w:val="32"/>
         </w:rPr>
-        <w:t>NMQ prevalence and statistical predictors</w:t>
+        <w:t>NMQ pain prevalence and statistical predictors</w:t>
       </w:r>
     </w:p>
     <w:p>
@@ -4031,7 +4866,7 @@
           <w:rFonts w:ascii="Times New Roman" w:hAnsi="Times New Roman" w:cs="Times New Roman" w:eastAsia="Times New Roman"/>
           <w:sz w:val="22"/>
         </w:rPr>
-        <w:t>84.6 percent of the riders reported pain in at least one body area in the last 12 months. Table 4.1 lists the prevalence per body area, sorted from highest to lowest, and Figure 4.2 shows the same distribution visually.</w:t>
+        <w:t>84.6 percent of the riders reported pain in at least one body area in the last 12 months. Table 4.1 lists the prevalence per body area, sorted from highest to lowest.</w:t>
       </w:r>
     </w:p>
     <w:tbl>
@@ -4447,6 +5282,60 @@
     </w:p>
     <w:p>
       <w:pPr>
+        <w:spacing w:before="200" w:after="80"/>
+        <w:jc w:val="center"/>
+      </w:pPr>
+      <w:r>
+        <w:drawing>
+          <wp:inline xmlns:a="http://schemas.openxmlformats.org/drawingml/2006/main" xmlns:pic="http://schemas.openxmlformats.org/drawingml/2006/picture">
+            <wp:extent cx="5400000" cy="2829287"/>
+            <wp:docPr id="5" name="Picture 5"/>
+            <wp:cNvGraphicFramePr>
+              <a:graphicFrameLocks noChangeAspect="1"/>
+            </wp:cNvGraphicFramePr>
+            <a:graphic>
+              <a:graphicData uri="http://schemas.openxmlformats.org/drawingml/2006/picture">
+                <pic:pic>
+                  <pic:nvPicPr>
+                    <pic:cNvPr id="0" name="discomfort_by_demographic.png"/>
+                    <pic:cNvPicPr/>
+                  </pic:nvPicPr>
+                  <pic:blipFill>
+                    <a:blip r:embed="rId16"/>
+                    <a:stretch>
+                      <a:fillRect/>
+                    </a:stretch>
+                  </pic:blipFill>
+                  <pic:spPr>
+                    <a:xfrm>
+                      <a:off x="0" y="0"/>
+                      <a:ext cx="5400000" cy="2829287"/>
+                    </a:xfrm>
+                    <a:prstGeom prst="rect"/>
+                  </pic:spPr>
+                </pic:pic>
+              </a:graphicData>
+            </a:graphic>
+          </wp:inline>
+        </w:drawing>
+      </w:r>
+    </w:p>
+    <w:p>
+      <w:pPr>
+        <w:spacing w:after="240"/>
+        <w:jc w:val="center"/>
+      </w:pPr>
+      <w:r>
+        <w:rPr>
+          <w:rFonts w:ascii="Times New Roman" w:hAnsi="Times New Roman" w:cs="Times New Roman" w:eastAsia="Times New Roman"/>
+          <w:i/>
+          <w:sz w:val="20"/>
+        </w:rPr>
+        <w:t>Figure 4.3: Discomfort prevalence broken down by demographic group.</w:t>
+      </w:r>
+    </w:p>
+    <w:p>
+      <w:pPr>
         <w:spacing w:after="160" w:line="336" w:lineRule="auto"/>
         <w:jc w:val="both"/>
       </w:pPr>
@@ -4455,7 +5344,7 @@
           <w:rFonts w:ascii="Times New Roman" w:hAnsi="Times New Roman" w:cs="Times New Roman" w:eastAsia="Times New Roman"/>
           <w:sz w:val="22"/>
         </w:rPr>
-        <w:t>Two independent statistical checks were run against a binary discomfort outcome. The chi-square test of independence identifies Posture, Repetition, and Force as the risk factors significantly associated with self-reported discomfort at p less than 0.05:</w:t>
+        <w:t>The chi-square test of independence identifies Posture and Force as the two factors with a significant association with self-reported discomfort at p less than 0.05:</w:t>
       </w:r>
     </w:p>
     <w:tbl>
@@ -5999,7 +6888,61 @@
           <w:rFonts w:ascii="Times New Roman" w:hAnsi="Times New Roman" w:cs="Times New Roman" w:eastAsia="Times New Roman"/>
           <w:sz w:val="22"/>
         </w:rPr>
-        <w:t>Posture, Duration, and Repetition are the three factors where the High band dominates. Posture is at 84 percent High (153 of 182 observations); Duration is at 49 percent High; Repetition is at 41 percent High after the binning fix. Figure 4.3 shows how self-reported discomfort scales with each Stage-1 band.</w:t>
+        <w:t>Posture, Duration, and Repetition are the three factors where the High band dominates. Posture is at 84 percent High (153 of 182 observations); Duration is at 49 percent High; Repetition is at 41 percent High after the binning fix.</w:t>
+      </w:r>
+    </w:p>
+    <w:p>
+      <w:pPr>
+        <w:spacing w:before="200" w:after="80"/>
+        <w:jc w:val="center"/>
+      </w:pPr>
+      <w:r>
+        <w:drawing>
+          <wp:inline xmlns:a="http://schemas.openxmlformats.org/drawingml/2006/main" xmlns:pic="http://schemas.openxmlformats.org/drawingml/2006/picture">
+            <wp:extent cx="5400000" cy="2415680"/>
+            <wp:docPr id="6" name="Picture 6"/>
+            <wp:cNvGraphicFramePr>
+              <a:graphicFrameLocks noChangeAspect="1"/>
+            </wp:cNvGraphicFramePr>
+            <a:graphic>
+              <a:graphicData uri="http://schemas.openxmlformats.org/drawingml/2006/picture">
+                <pic:pic>
+                  <pic:nvPicPr>
+                    <pic:cNvPr id="0" name="risk_factor_distribution.png"/>
+                    <pic:cNvPicPr/>
+                  </pic:nvPicPr>
+                  <pic:blipFill>
+                    <a:blip r:embed="rId17"/>
+                    <a:stretch>
+                      <a:fillRect/>
+                    </a:stretch>
+                  </pic:blipFill>
+                  <pic:spPr>
+                    <a:xfrm>
+                      <a:off x="0" y="0"/>
+                      <a:ext cx="5400000" cy="2415680"/>
+                    </a:xfrm>
+                    <a:prstGeom prst="rect"/>
+                  </pic:spPr>
+                </pic:pic>
+              </a:graphicData>
+            </a:graphic>
+          </wp:inline>
+        </w:drawing>
+      </w:r>
+    </w:p>
+    <w:p>
+      <w:pPr>
+        <w:spacing w:after="240"/>
+        <w:jc w:val="center"/>
+      </w:pPr>
+      <w:r>
+        <w:rPr>
+          <w:rFonts w:ascii="Times New Roman" w:hAnsi="Times New Roman" w:cs="Times New Roman" w:eastAsia="Times New Roman"/>
+          <w:i/>
+          <w:sz w:val="20"/>
+        </w:rPr>
+        <w:t>Figure 4.4: Stage-1 Low / Medium / High counts per risk factor.</w:t>
       </w:r>
     </w:p>
     <w:p>
@@ -6011,7 +6954,7 @@
         <w:drawing>
           <wp:inline xmlns:a="http://schemas.openxmlformats.org/drawingml/2006/main" xmlns:pic="http://schemas.openxmlformats.org/drawingml/2006/picture">
             <wp:extent cx="5400000" cy="2919820"/>
-            <wp:docPr id="5" name="Picture 5"/>
+            <wp:docPr id="7" name="Picture 7"/>
             <wp:cNvGraphicFramePr>
               <a:graphicFrameLocks noChangeAspect="1"/>
             </wp:cNvGraphicFramePr>
@@ -6023,7 +6966,7 @@
                     <pic:cNvPicPr/>
                   </pic:nvPicPr>
                   <pic:blipFill>
-                    <a:blip r:embed="rId16"/>
+                    <a:blip r:embed="rId18"/>
                     <a:stretch>
                       <a:fillRect/>
                     </a:stretch>
@@ -6053,7 +6996,61 @@
           <w:i/>
           <w:sz w:val="20"/>
         </w:rPr>
-        <w:t>Figure 4.3: Discomfort prevalence within each Low / Medium / High band, per risk factor.</w:t>
+        <w:t>Figure 4.5: Discomfort prevalence within each Low / Medium / High band, per risk factor.</w:t>
+      </w:r>
+    </w:p>
+    <w:p>
+      <w:pPr>
+        <w:spacing w:before="200" w:after="80"/>
+        <w:jc w:val="center"/>
+      </w:pPr>
+      <w:r>
+        <w:drawing>
+          <wp:inline xmlns:a="http://schemas.openxmlformats.org/drawingml/2006/main" xmlns:pic="http://schemas.openxmlformats.org/drawingml/2006/picture">
+            <wp:extent cx="5400000" cy="4882689"/>
+            <wp:docPr id="8" name="Picture 8"/>
+            <wp:cNvGraphicFramePr>
+              <a:graphicFrameLocks noChangeAspect="1"/>
+            </wp:cNvGraphicFramePr>
+            <a:graphic>
+              <a:graphicData uri="http://schemas.openxmlformats.org/drawingml/2006/picture">
+                <pic:pic>
+                  <pic:nvPicPr>
+                    <pic:cNvPr id="0" name="correlation_heatmap.png"/>
+                    <pic:cNvPicPr/>
+                  </pic:nvPicPr>
+                  <pic:blipFill>
+                    <a:blip r:embed="rId19"/>
+                    <a:stretch>
+                      <a:fillRect/>
+                    </a:stretch>
+                  </pic:blipFill>
+                  <pic:spPr>
+                    <a:xfrm>
+                      <a:off x="0" y="0"/>
+                      <a:ext cx="5400000" cy="4882689"/>
+                    </a:xfrm>
+                    <a:prstGeom prst="rect"/>
+                  </pic:spPr>
+                </pic:pic>
+              </a:graphicData>
+            </a:graphic>
+          </wp:inline>
+        </w:drawing>
+      </w:r>
+    </w:p>
+    <w:p>
+      <w:pPr>
+        <w:spacing w:after="240"/>
+        <w:jc w:val="center"/>
+      </w:pPr>
+      <w:r>
+        <w:rPr>
+          <w:rFonts w:ascii="Times New Roman" w:hAnsi="Times New Roman" w:cs="Times New Roman" w:eastAsia="Times New Roman"/>
+          <w:i/>
+          <w:sz w:val="20"/>
+        </w:rPr>
+        <w:t>Figure 4.6: Pearson correlation matrix across the numeric feature pool, upper triangle masked.</w:t>
       </w:r>
     </w:p>
     <w:p>
@@ -6078,7 +7075,7 @@
           <w:color w:val="000000"/>
           <w:sz w:val="32"/>
         </w:rPr>
-        <w:t>Model performance and feature importance</w:t>
+        <w:t>Stage-2 model performance</w:t>
       </w:r>
     </w:p>
     <w:tbl>
@@ -6784,7 +7781,32 @@
           <w:rFonts w:ascii="Times New Roman" w:hAnsi="Times New Roman" w:cs="Times New Roman" w:eastAsia="Times New Roman"/>
           <w:sz w:val="22"/>
         </w:rPr>
-        <w:t>The five survey-derived factors land between 58 and 62 percent cross-validation accuracy with macro AUC in the 71 to 76 percent range. Posture reaches 97 percent accuracy and 98 percent macro AUC because it is the only model that receives real observation inputs (the 11 RULA components and 8 QEC scores) on top of the survey features. Per-class ROC AUCs in Table 4.6 confirm the same pattern at the class level: the minority Low band is the hardest to hit outside Posture.</w:t>
+        <w:t>The five survey-derived factors land between 58 and 62 percent cross-validation accuracy with macro AUC in the 71 to 76 percent range. Posture reaches 97 percent accuracy and 98 percent macro AUC because it is the only model that receives real observation inputs (the 11 RULA components and 8 QEC scores) on top of the survey features.</w:t>
+      </w:r>
+    </w:p>
+    <w:p>
+      <w:pPr>
+        <w:pStyle w:val="Heading4"/>
+        <w:keepNext/>
+        <w:spacing w:before="360" w:after="120"/>
+      </w:pPr>
+      <w:r>
+        <w:rPr>
+          <w:rFonts w:ascii="Times New Roman" w:hAnsi="Times New Roman" w:cs="Times New Roman" w:eastAsia="Times New Roman"/>
+          <w:b/>
+          <w:color w:val="000000"/>
+          <w:sz w:val="32"/>
+        </w:rPr>
+        <w:t xml:space="preserve">4.5   </w:t>
+      </w:r>
+      <w:r>
+        <w:rPr>
+          <w:rFonts w:ascii="Times New Roman" w:hAnsi="Times New Roman" w:cs="Times New Roman" w:eastAsia="Times New Roman"/>
+          <w:b/>
+          <w:color w:val="000000"/>
+          <w:sz w:val="32"/>
+        </w:rPr>
+        <w:t>Per-class metrics and feature importance</w:t>
       </w:r>
     </w:p>
     <w:tbl>
@@ -7273,7 +8295,7 @@
         <w:drawing>
           <wp:inline xmlns:a="http://schemas.openxmlformats.org/drawingml/2006/main" xmlns:pic="http://schemas.openxmlformats.org/drawingml/2006/picture">
             <wp:extent cx="5400000" cy="3283006"/>
-            <wp:docPr id="6" name="Picture 6"/>
+            <wp:docPr id="9" name="Picture 9"/>
             <wp:cNvGraphicFramePr>
               <a:graphicFrameLocks noChangeAspect="1"/>
             </wp:cNvGraphicFramePr>
@@ -7285,7 +8307,7 @@
                     <pic:cNvPicPr/>
                   </pic:nvPicPr>
                   <pic:blipFill>
-                    <a:blip r:embed="rId17"/>
+                    <a:blip r:embed="rId20"/>
                     <a:stretch>
                       <a:fillRect/>
                     </a:stretch>
@@ -7315,32 +8337,19 @@
           <w:i/>
           <w:sz w:val="20"/>
         </w:rPr>
-        <w:t>Figure 4.4: Confusion matrices for the best model per factor (rows = true class, columns = predicted class).</w:t>
+        <w:t>Figure 4.7: Confusion matrices for the best model per factor (rows = true class, columns = predicted class).</w:t>
       </w:r>
     </w:p>
     <w:p>
       <w:pPr>
-        <w:spacing w:after="160" w:line="336" w:lineRule="auto"/>
-        <w:jc w:val="both"/>
-      </w:pPr>
-      <w:r>
-        <w:rPr>
-          <w:rFonts w:ascii="Times New Roman" w:hAnsi="Times New Roman" w:cs="Times New Roman" w:eastAsia="Times New Roman"/>
-          <w:sz w:val="22"/>
-        </w:rPr>
-        <w:t>Figure 4.5 shows the top ten features per factor and Table 4.7 lists the top five ranked. The strongest signal across every survey-driven factor is a small set of composite scores -- deliveries per hour, workload x fatigue, vibration_index -- rather than raw demographic features.</w:t>
-      </w:r>
-    </w:p>
-    <w:p>
-      <w:pPr>
         <w:spacing w:before="200" w:after="80"/>
         <w:jc w:val="center"/>
       </w:pPr>
       <w:r>
         <w:drawing>
           <wp:inline xmlns:a="http://schemas.openxmlformats.org/drawingml/2006/main" xmlns:pic="http://schemas.openxmlformats.org/drawingml/2006/picture">
-            <wp:extent cx="5400000" cy="3614008"/>
-            <wp:docPr id="7" name="Picture 7"/>
+            <wp:extent cx="5400000" cy="3286693"/>
+            <wp:docPr id="10" name="Picture 10"/>
             <wp:cNvGraphicFramePr>
               <a:graphicFrameLocks noChangeAspect="1"/>
             </wp:cNvGraphicFramePr>
@@ -7348,11 +8357,11 @@
               <a:graphicData uri="http://schemas.openxmlformats.org/drawingml/2006/picture">
                 <pic:pic>
                   <pic:nvPicPr>
-                    <pic:cNvPr id="0" name="feature_importance.png"/>
+                    <pic:cNvPr id="0" name="roc_curves.png"/>
                     <pic:cNvPicPr/>
                   </pic:nvPicPr>
                   <pic:blipFill>
-                    <a:blip r:embed="rId18"/>
+                    <a:blip r:embed="rId21"/>
                     <a:stretch>
                       <a:fillRect/>
                     </a:stretch>
@@ -7360,7 +8369,7 @@
                   <pic:spPr>
                     <a:xfrm>
                       <a:off x="0" y="0"/>
-                      <a:ext cx="5400000" cy="3614008"/>
+                      <a:ext cx="5400000" cy="3286693"/>
                     </a:xfrm>
                     <a:prstGeom prst="rect"/>
                   </pic:spPr>
@@ -7382,7 +8391,20 @@
           <w:i/>
           <w:sz w:val="20"/>
         </w:rPr>
-        <w:t>Figure 4.5: Top 10 features by importance for the best model per factor.</w:t>
+        <w:t>Figure 4.8: ROC curves (one-vs-rest) for the best model per factor.</w:t>
+      </w:r>
+    </w:p>
+    <w:p>
+      <w:pPr>
+        <w:spacing w:after="160" w:line="336" w:lineRule="auto"/>
+        <w:jc w:val="both"/>
+      </w:pPr>
+      <w:r>
+        <w:rPr>
+          <w:rFonts w:ascii="Times New Roman" w:hAnsi="Times New Roman" w:cs="Times New Roman" w:eastAsia="Times New Roman"/>
+          <w:sz w:val="22"/>
+        </w:rPr>
+        <w:t>Table 4.7 gives per-class precision, recall, F1, and support for the best model per factor. The Repetition High class has 65 percent precision and 70 percent recall; the Duration High class has 69 percent precision and 73 percent recall.</w:t>
       </w:r>
     </w:p>
     <w:tbl>
@@ -7403,7 +8425,7 @@
       <w:tr>
         <w:tc>
           <w:tcPr>
-            <w:tcW w:type="dxa" w:w="1701"/>
+            <w:tcW w:type="dxa" w:w="1984"/>
             <w:shd w:fill="D9D9D9"/>
           </w:tcPr>
           <w:p>
@@ -7420,7 +8442,7 @@
         </w:tc>
         <w:tc>
           <w:tcPr>
-            <w:tcW w:type="dxa" w:w="1587"/>
+            <w:tcW w:type="dxa" w:w="1134"/>
             <w:shd w:fill="D9D9D9"/>
           </w:tcPr>
           <w:p>
@@ -7431,13 +8453,13 @@
                 <w:b/>
                 <w:sz w:val="20"/>
               </w:rPr>
-              <w:t>Rank 1</w:t>
-            </w:r>
-          </w:p>
-        </w:tc>
-        <w:tc>
-          <w:tcPr>
-            <w:tcW w:type="dxa" w:w="1701"/>
+              <w:t>Class</w:t>
+            </w:r>
+          </w:p>
+        </w:tc>
+        <w:tc>
+          <w:tcPr>
+            <w:tcW w:type="dxa" w:w="1417"/>
             <w:shd w:fill="D9D9D9"/>
           </w:tcPr>
           <w:p>
@@ -7448,13 +8470,13 @@
                 <w:b/>
                 <w:sz w:val="20"/>
               </w:rPr>
-              <w:t>Rank 2</w:t>
-            </w:r>
-          </w:p>
-        </w:tc>
-        <w:tc>
-          <w:tcPr>
-            <w:tcW w:type="dxa" w:w="1587"/>
+              <w:t>Precision</w:t>
+            </w:r>
+          </w:p>
+        </w:tc>
+        <w:tc>
+          <w:tcPr>
+            <w:tcW w:type="dxa" w:w="1247"/>
             <w:shd w:fill="D9D9D9"/>
           </w:tcPr>
           <w:p>
@@ -7465,13 +8487,13 @@
                 <w:b/>
                 <w:sz w:val="20"/>
               </w:rPr>
-              <w:t>Rank 3</w:t>
-            </w:r>
-          </w:p>
-        </w:tc>
-        <w:tc>
-          <w:tcPr>
-            <w:tcW w:type="dxa" w:w="1701"/>
+              <w:t>Recall</w:t>
+            </w:r>
+          </w:p>
+        </w:tc>
+        <w:tc>
+          <w:tcPr>
+            <w:tcW w:type="dxa" w:w="1134"/>
             <w:shd w:fill="D9D9D9"/>
           </w:tcPr>
           <w:p>
@@ -7482,13 +8504,13 @@
                 <w:b/>
                 <w:sz w:val="20"/>
               </w:rPr>
-              <w:t>Rank 4</w:t>
-            </w:r>
-          </w:p>
-        </w:tc>
-        <w:tc>
-          <w:tcPr>
-            <w:tcW w:type="dxa" w:w="1701"/>
+              <w:t>F1</w:t>
+            </w:r>
+          </w:p>
+        </w:tc>
+        <w:tc>
+          <w:tcPr>
+            <w:tcW w:type="dxa" w:w="1134"/>
             <w:shd w:fill="D9D9D9"/>
           </w:tcPr>
           <w:p>
@@ -7499,7 +8521,7 @@
                 <w:b/>
                 <w:sz w:val="20"/>
               </w:rPr>
-              <w:t>Rank 5</w:t>
+              <w:t>Support</w:t>
             </w:r>
           </w:p>
         </w:tc>
@@ -7507,91 +8529,91 @@
       <w:tr>
         <w:tc>
           <w:tcPr>
-            <w:tcW w:type="dxa" w:w="1701"/>
-          </w:tcPr>
-          <w:p>
-            <w:r/>
-            <w:r>
-              <w:rPr>
-                <w:rFonts w:ascii="Times New Roman" w:hAnsi="Times New Roman" w:cs="Times New Roman" w:eastAsia="Times New Roman"/>
-                <w:sz w:val="20"/>
-              </w:rPr>
-              <w:t>Repetition</w:t>
-            </w:r>
-          </w:p>
-        </w:tc>
-        <w:tc>
-          <w:tcPr>
-            <w:tcW w:type="dxa" w:w="1587"/>
-          </w:tcPr>
-          <w:p>
-            <w:r/>
-            <w:r>
-              <w:rPr>
-                <w:rFonts w:ascii="Times New Roman" w:hAnsi="Times New Roman" w:cs="Times New Roman" w:eastAsia="Times New Roman"/>
-                <w:sz w:val="20"/>
-              </w:rPr>
-              <w:t>income_ord</w:t>
-            </w:r>
-          </w:p>
-        </w:tc>
-        <w:tc>
-          <w:tcPr>
-            <w:tcW w:type="dxa" w:w="1701"/>
-          </w:tcPr>
-          <w:p>
-            <w:r/>
-            <w:r>
-              <w:rPr>
-                <w:rFonts w:ascii="Times New Roman" w:hAnsi="Times New Roman" w:cs="Times New Roman" w:eastAsia="Times New Roman"/>
-                <w:sz w:val="20"/>
-              </w:rPr>
-              <w:t>vibration_index</w:t>
-            </w:r>
-          </w:p>
-        </w:tc>
-        <w:tc>
-          <w:tcPr>
-            <w:tcW w:type="dxa" w:w="1587"/>
-          </w:tcPr>
-          <w:p>
-            <w:r/>
-            <w:r>
-              <w:rPr>
-                <w:rFonts w:ascii="Times New Roman" w:hAnsi="Times New Roman" w:cs="Times New Roman" w:eastAsia="Times New Roman"/>
-                <w:sz w:val="20"/>
-              </w:rPr>
-              <w:t>fatigue_score</w:t>
-            </w:r>
-          </w:p>
-        </w:tc>
-        <w:tc>
-          <w:tcPr>
-            <w:tcW w:type="dxa" w:w="1701"/>
-          </w:tcPr>
-          <w:p>
-            <w:r/>
-            <w:r>
-              <w:rPr>
-                <w:rFonts w:ascii="Times New Roman" w:hAnsi="Times New Roman" w:cs="Times New Roman" w:eastAsia="Times New Roman"/>
-                <w:sz w:val="20"/>
-              </w:rPr>
-              <w:t>workload_x_fatigue</w:t>
-            </w:r>
-          </w:p>
-        </w:tc>
-        <w:tc>
-          <w:tcPr>
-            <w:tcW w:type="dxa" w:w="1701"/>
-          </w:tcPr>
-          <w:p>
-            <w:r/>
-            <w:r>
-              <w:rPr>
-                <w:rFonts w:ascii="Times New Roman" w:hAnsi="Times New Roman" w:cs="Times New Roman" w:eastAsia="Times New Roman"/>
-                <w:sz w:val="20"/>
-              </w:rPr>
-              <w:t>out_riding_worsens</w:t>
+            <w:tcW w:type="dxa" w:w="1984"/>
+          </w:tcPr>
+          <w:p>
+            <w:r/>
+            <w:r>
+              <w:rPr>
+                <w:rFonts w:ascii="Times New Roman" w:hAnsi="Times New Roman" w:cs="Times New Roman" w:eastAsia="Times New Roman"/>
+                <w:sz w:val="20"/>
+              </w:rPr>
+              <w:t>Force</w:t>
+            </w:r>
+          </w:p>
+        </w:tc>
+        <w:tc>
+          <w:tcPr>
+            <w:tcW w:type="dxa" w:w="1134"/>
+          </w:tcPr>
+          <w:p>
+            <w:r/>
+            <w:r>
+              <w:rPr>
+                <w:rFonts w:ascii="Times New Roman" w:hAnsi="Times New Roman" w:cs="Times New Roman" w:eastAsia="Times New Roman"/>
+                <w:sz w:val="20"/>
+              </w:rPr>
+              <w:t>Low</w:t>
+            </w:r>
+          </w:p>
+        </w:tc>
+        <w:tc>
+          <w:tcPr>
+            <w:tcW w:type="dxa" w:w="1417"/>
+          </w:tcPr>
+          <w:p>
+            <w:r/>
+            <w:r>
+              <w:rPr>
+                <w:rFonts w:ascii="Times New Roman" w:hAnsi="Times New Roman" w:cs="Times New Roman" w:eastAsia="Times New Roman"/>
+                <w:sz w:val="20"/>
+              </w:rPr>
+              <w:t>0.734</w:t>
+            </w:r>
+          </w:p>
+        </w:tc>
+        <w:tc>
+          <w:tcPr>
+            <w:tcW w:type="dxa" w:w="1247"/>
+          </w:tcPr>
+          <w:p>
+            <w:r/>
+            <w:r>
+              <w:rPr>
+                <w:rFonts w:ascii="Times New Roman" w:hAnsi="Times New Roman" w:cs="Times New Roman" w:eastAsia="Times New Roman"/>
+                <w:sz w:val="20"/>
+              </w:rPr>
+              <w:t>0.767</w:t>
+            </w:r>
+          </w:p>
+        </w:tc>
+        <w:tc>
+          <w:tcPr>
+            <w:tcW w:type="dxa" w:w="1134"/>
+          </w:tcPr>
+          <w:p>
+            <w:r/>
+            <w:r>
+              <w:rPr>
+                <w:rFonts w:ascii="Times New Roman" w:hAnsi="Times New Roman" w:cs="Times New Roman" w:eastAsia="Times New Roman"/>
+                <w:sz w:val="20"/>
+              </w:rPr>
+              <w:t>0.750</w:t>
+            </w:r>
+          </w:p>
+        </w:tc>
+        <w:tc>
+          <w:tcPr>
+            <w:tcW w:type="dxa" w:w="1134"/>
+          </w:tcPr>
+          <w:p>
+            <w:r/>
+            <w:r>
+              <w:rPr>
+                <w:rFonts w:ascii="Times New Roman" w:hAnsi="Times New Roman" w:cs="Times New Roman" w:eastAsia="Times New Roman"/>
+                <w:sz w:val="20"/>
+              </w:rPr>
+              <w:t>90</w:t>
             </w:r>
           </w:p>
         </w:tc>
@@ -7599,91 +8621,91 @@
       <w:tr>
         <w:tc>
           <w:tcPr>
-            <w:tcW w:type="dxa" w:w="1701"/>
-          </w:tcPr>
-          <w:p>
-            <w:r/>
-            <w:r>
-              <w:rPr>
-                <w:rFonts w:ascii="Times New Roman" w:hAnsi="Times New Roman" w:cs="Times New Roman" w:eastAsia="Times New Roman"/>
-                <w:sz w:val="20"/>
-              </w:rPr>
-              <w:t>Duration</w:t>
-            </w:r>
-          </w:p>
-        </w:tc>
-        <w:tc>
-          <w:tcPr>
-            <w:tcW w:type="dxa" w:w="1587"/>
-          </w:tcPr>
-          <w:p>
-            <w:r/>
-            <w:r>
-              <w:rPr>
-                <w:rFonts w:ascii="Times New Roman" w:hAnsi="Times New Roman" w:cs="Times New Roman" w:eastAsia="Times New Roman"/>
-                <w:sz w:val="20"/>
-              </w:rPr>
-              <w:t>deliveries_num</w:t>
-            </w:r>
-          </w:p>
-        </w:tc>
-        <w:tc>
-          <w:tcPr>
-            <w:tcW w:type="dxa" w:w="1701"/>
-          </w:tcPr>
-          <w:p>
-            <w:r/>
-            <w:r>
-              <w:rPr>
-                <w:rFonts w:ascii="Times New Roman" w:hAnsi="Times New Roman" w:cs="Times New Roman" w:eastAsia="Times New Roman"/>
-                <w:sz w:val="20"/>
-              </w:rPr>
-              <w:t>deliv_x_days</w:t>
-            </w:r>
-          </w:p>
-        </w:tc>
-        <w:tc>
-          <w:tcPr>
-            <w:tcW w:type="dxa" w:w="1587"/>
-          </w:tcPr>
-          <w:p>
-            <w:r/>
-            <w:r>
-              <w:rPr>
-                <w:rFonts w:ascii="Times New Roman" w:hAnsi="Times New Roman" w:cs="Times New Roman" w:eastAsia="Times New Roman"/>
-                <w:sz w:val="20"/>
-              </w:rPr>
-              <w:t>income_ord</w:t>
-            </w:r>
-          </w:p>
-        </w:tc>
-        <w:tc>
-          <w:tcPr>
-            <w:tcW w:type="dxa" w:w="1701"/>
-          </w:tcPr>
-          <w:p>
-            <w:r/>
-            <w:r>
-              <w:rPr>
-                <w:rFonts w:ascii="Times New Roman" w:hAnsi="Times New Roman" w:cs="Times New Roman" w:eastAsia="Times New Roman"/>
-                <w:sz w:val="20"/>
-              </w:rPr>
-              <w:t>fatigue_x_jobdur</w:t>
-            </w:r>
-          </w:p>
-        </w:tc>
-        <w:tc>
-          <w:tcPr>
-            <w:tcW w:type="dxa" w:w="1701"/>
-          </w:tcPr>
-          <w:p>
-            <w:r/>
-            <w:r>
-              <w:rPr>
-                <w:rFonts w:ascii="Times New Roman" w:hAnsi="Times New Roman" w:cs="Times New Roman" w:eastAsia="Times New Roman"/>
-                <w:sz w:val="20"/>
-              </w:rPr>
-              <w:t>rest_break_num</w:t>
+            <w:tcW w:type="dxa" w:w="1984"/>
+          </w:tcPr>
+          <w:p>
+            <w:r/>
+            <w:r>
+              <w:rPr>
+                <w:rFonts w:ascii="Times New Roman" w:hAnsi="Times New Roman" w:cs="Times New Roman" w:eastAsia="Times New Roman"/>
+                <w:sz w:val="20"/>
+              </w:rPr>
+              <w:t>Force</w:t>
+            </w:r>
+          </w:p>
+        </w:tc>
+        <w:tc>
+          <w:tcPr>
+            <w:tcW w:type="dxa" w:w="1134"/>
+          </w:tcPr>
+          <w:p>
+            <w:r/>
+            <w:r>
+              <w:rPr>
+                <w:rFonts w:ascii="Times New Roman" w:hAnsi="Times New Roman" w:cs="Times New Roman" w:eastAsia="Times New Roman"/>
+                <w:sz w:val="20"/>
+              </w:rPr>
+              <w:t>Medium</w:t>
+            </w:r>
+          </w:p>
+        </w:tc>
+        <w:tc>
+          <w:tcPr>
+            <w:tcW w:type="dxa" w:w="1417"/>
+          </w:tcPr>
+          <w:p>
+            <w:r/>
+            <w:r>
+              <w:rPr>
+                <w:rFonts w:ascii="Times New Roman" w:hAnsi="Times New Roman" w:cs="Times New Roman" w:eastAsia="Times New Roman"/>
+                <w:sz w:val="20"/>
+              </w:rPr>
+              <w:t>0.490</w:t>
+            </w:r>
+          </w:p>
+        </w:tc>
+        <w:tc>
+          <w:tcPr>
+            <w:tcW w:type="dxa" w:w="1247"/>
+          </w:tcPr>
+          <w:p>
+            <w:r/>
+            <w:r>
+              <w:rPr>
+                <w:rFonts w:ascii="Times New Roman" w:hAnsi="Times New Roman" w:cs="Times New Roman" w:eastAsia="Times New Roman"/>
+                <w:sz w:val="20"/>
+              </w:rPr>
+              <w:t>0.421</w:t>
+            </w:r>
+          </w:p>
+        </w:tc>
+        <w:tc>
+          <w:tcPr>
+            <w:tcW w:type="dxa" w:w="1134"/>
+          </w:tcPr>
+          <w:p>
+            <w:r/>
+            <w:r>
+              <w:rPr>
+                <w:rFonts w:ascii="Times New Roman" w:hAnsi="Times New Roman" w:cs="Times New Roman" w:eastAsia="Times New Roman"/>
+                <w:sz w:val="20"/>
+              </w:rPr>
+              <w:t>0.453</w:t>
+            </w:r>
+          </w:p>
+        </w:tc>
+        <w:tc>
+          <w:tcPr>
+            <w:tcW w:type="dxa" w:w="1134"/>
+          </w:tcPr>
+          <w:p>
+            <w:r/>
+            <w:r>
+              <w:rPr>
+                <w:rFonts w:ascii="Times New Roman" w:hAnsi="Times New Roman" w:cs="Times New Roman" w:eastAsia="Times New Roman"/>
+                <w:sz w:val="20"/>
+              </w:rPr>
+              <w:t>57</w:t>
             </w:r>
           </w:p>
         </w:tc>
@@ -7691,91 +8713,91 @@
       <w:tr>
         <w:tc>
           <w:tcPr>
-            <w:tcW w:type="dxa" w:w="1701"/>
-          </w:tcPr>
-          <w:p>
-            <w:r/>
-            <w:r>
-              <w:rPr>
-                <w:rFonts w:ascii="Times New Roman" w:hAnsi="Times New Roman" w:cs="Times New Roman" w:eastAsia="Times New Roman"/>
-                <w:sz w:val="20"/>
-              </w:rPr>
-              <w:t>Vibration</w:t>
-            </w:r>
-          </w:p>
-        </w:tc>
-        <w:tc>
-          <w:tcPr>
-            <w:tcW w:type="dxa" w:w="1587"/>
-          </w:tcPr>
-          <w:p>
-            <w:r/>
-            <w:r>
-              <w:rPr>
-                <w:rFonts w:ascii="Times New Roman" w:hAnsi="Times New Roman" w:cs="Times New Roman" w:eastAsia="Times New Roman"/>
-                <w:sz w:val="20"/>
-              </w:rPr>
-              <w:t>deliveries_num</w:t>
-            </w:r>
-          </w:p>
-        </w:tc>
-        <w:tc>
-          <w:tcPr>
-            <w:tcW w:type="dxa" w:w="1701"/>
-          </w:tcPr>
-          <w:p>
-            <w:r/>
-            <w:r>
-              <w:rPr>
-                <w:rFonts w:ascii="Times New Roman" w:hAnsi="Times New Roman" w:cs="Times New Roman" w:eastAsia="Times New Roman"/>
-                <w:sz w:val="20"/>
-              </w:rPr>
-              <w:t>income_ord</w:t>
-            </w:r>
-          </w:p>
-        </w:tc>
-        <w:tc>
-          <w:tcPr>
-            <w:tcW w:type="dxa" w:w="1587"/>
-          </w:tcPr>
-          <w:p>
-            <w:r/>
-            <w:r>
-              <w:rPr>
-                <w:rFonts w:ascii="Times New Roman" w:hAnsi="Times New Roman" w:cs="Times New Roman" w:eastAsia="Times New Roman"/>
-                <w:sz w:val="20"/>
-              </w:rPr>
-              <w:t>deliv_x_days</w:t>
-            </w:r>
-          </w:p>
-        </w:tc>
-        <w:tc>
-          <w:tcPr>
-            <w:tcW w:type="dxa" w:w="1701"/>
-          </w:tcPr>
-          <w:p>
-            <w:r/>
-            <w:r>
-              <w:rPr>
-                <w:rFonts w:ascii="Times New Roman" w:hAnsi="Times New Roman" w:cs="Times New Roman" w:eastAsia="Times New Roman"/>
-                <w:sz w:val="20"/>
-              </w:rPr>
-              <w:t>rest_break_num</w:t>
-            </w:r>
-          </w:p>
-        </w:tc>
-        <w:tc>
-          <w:tcPr>
-            <w:tcW w:type="dxa" w:w="1701"/>
-          </w:tcPr>
-          <w:p>
-            <w:r/>
-            <w:r>
-              <w:rPr>
-                <w:rFonts w:ascii="Times New Roman" w:hAnsi="Times New Roman" w:cs="Times New Roman" w:eastAsia="Times New Roman"/>
-                <w:sz w:val="20"/>
-              </w:rPr>
-              <w:t>workload_score</w:t>
+            <w:tcW w:type="dxa" w:w="1984"/>
+          </w:tcPr>
+          <w:p>
+            <w:r/>
+            <w:r>
+              <w:rPr>
+                <w:rFonts w:ascii="Times New Roman" w:hAnsi="Times New Roman" w:cs="Times New Roman" w:eastAsia="Times New Roman"/>
+                <w:sz w:val="20"/>
+              </w:rPr>
+              <w:t>Force</w:t>
+            </w:r>
+          </w:p>
+        </w:tc>
+        <w:tc>
+          <w:tcPr>
+            <w:tcW w:type="dxa" w:w="1134"/>
+          </w:tcPr>
+          <w:p>
+            <w:r/>
+            <w:r>
+              <w:rPr>
+                <w:rFonts w:ascii="Times New Roman" w:hAnsi="Times New Roman" w:cs="Times New Roman" w:eastAsia="Times New Roman"/>
+                <w:sz w:val="20"/>
+              </w:rPr>
+              <w:t>High</w:t>
+            </w:r>
+          </w:p>
+        </w:tc>
+        <w:tc>
+          <w:tcPr>
+            <w:tcW w:type="dxa" w:w="1417"/>
+          </w:tcPr>
+          <w:p>
+            <w:r/>
+            <w:r>
+              <w:rPr>
+                <w:rFonts w:ascii="Times New Roman" w:hAnsi="Times New Roman" w:cs="Times New Roman" w:eastAsia="Times New Roman"/>
+                <w:sz w:val="20"/>
+              </w:rPr>
+              <w:t>0.487</w:t>
+            </w:r>
+          </w:p>
+        </w:tc>
+        <w:tc>
+          <w:tcPr>
+            <w:tcW w:type="dxa" w:w="1247"/>
+          </w:tcPr>
+          <w:p>
+            <w:r/>
+            <w:r>
+              <w:rPr>
+                <w:rFonts w:ascii="Times New Roman" w:hAnsi="Times New Roman" w:cs="Times New Roman" w:eastAsia="Times New Roman"/>
+                <w:sz w:val="20"/>
+              </w:rPr>
+              <w:t>0.543</w:t>
+            </w:r>
+          </w:p>
+        </w:tc>
+        <w:tc>
+          <w:tcPr>
+            <w:tcW w:type="dxa" w:w="1134"/>
+          </w:tcPr>
+          <w:p>
+            <w:r/>
+            <w:r>
+              <w:rPr>
+                <w:rFonts w:ascii="Times New Roman" w:hAnsi="Times New Roman" w:cs="Times New Roman" w:eastAsia="Times New Roman"/>
+                <w:sz w:val="20"/>
+              </w:rPr>
+              <w:t>0.514</w:t>
+            </w:r>
+          </w:p>
+        </w:tc>
+        <w:tc>
+          <w:tcPr>
+            <w:tcW w:type="dxa" w:w="1134"/>
+          </w:tcPr>
+          <w:p>
+            <w:r/>
+            <w:r>
+              <w:rPr>
+                <w:rFonts w:ascii="Times New Roman" w:hAnsi="Times New Roman" w:cs="Times New Roman" w:eastAsia="Times New Roman"/>
+                <w:sz w:val="20"/>
+              </w:rPr>
+              <w:t>35</w:t>
             </w:r>
           </w:p>
         </w:tc>
@@ -7783,7 +8805,835 @@
       <w:tr>
         <w:tc>
           <w:tcPr>
-            <w:tcW w:type="dxa" w:w="1701"/>
+            <w:tcW w:type="dxa" w:w="1984"/>
+          </w:tcPr>
+          <w:p>
+            <w:r/>
+            <w:r>
+              <w:rPr>
+                <w:rFonts w:ascii="Times New Roman" w:hAnsi="Times New Roman" w:cs="Times New Roman" w:eastAsia="Times New Roman"/>
+                <w:sz w:val="20"/>
+              </w:rPr>
+              <w:t>Repetition</w:t>
+            </w:r>
+          </w:p>
+        </w:tc>
+        <w:tc>
+          <w:tcPr>
+            <w:tcW w:type="dxa" w:w="1134"/>
+          </w:tcPr>
+          <w:p>
+            <w:r/>
+            <w:r>
+              <w:rPr>
+                <w:rFonts w:ascii="Times New Roman" w:hAnsi="Times New Roman" w:cs="Times New Roman" w:eastAsia="Times New Roman"/>
+                <w:sz w:val="20"/>
+              </w:rPr>
+              <w:t>Low</w:t>
+            </w:r>
+          </w:p>
+        </w:tc>
+        <w:tc>
+          <w:tcPr>
+            <w:tcW w:type="dxa" w:w="1417"/>
+          </w:tcPr>
+          <w:p>
+            <w:r/>
+            <w:r>
+              <w:rPr>
+                <w:rFonts w:ascii="Times New Roman" w:hAnsi="Times New Roman" w:cs="Times New Roman" w:eastAsia="Times New Roman"/>
+                <w:sz w:val="20"/>
+              </w:rPr>
+              <w:t>0.562</w:t>
+            </w:r>
+          </w:p>
+        </w:tc>
+        <w:tc>
+          <w:tcPr>
+            <w:tcW w:type="dxa" w:w="1247"/>
+          </w:tcPr>
+          <w:p>
+            <w:r/>
+            <w:r>
+              <w:rPr>
+                <w:rFonts w:ascii="Times New Roman" w:hAnsi="Times New Roman" w:cs="Times New Roman" w:eastAsia="Times New Roman"/>
+                <w:sz w:val="20"/>
+              </w:rPr>
+              <w:t>0.346</w:t>
+            </w:r>
+          </w:p>
+        </w:tc>
+        <w:tc>
+          <w:tcPr>
+            <w:tcW w:type="dxa" w:w="1134"/>
+          </w:tcPr>
+          <w:p>
+            <w:r/>
+            <w:r>
+              <w:rPr>
+                <w:rFonts w:ascii="Times New Roman" w:hAnsi="Times New Roman" w:cs="Times New Roman" w:eastAsia="Times New Roman"/>
+                <w:sz w:val="20"/>
+              </w:rPr>
+              <w:t>0.429</w:t>
+            </w:r>
+          </w:p>
+        </w:tc>
+        <w:tc>
+          <w:tcPr>
+            <w:tcW w:type="dxa" w:w="1134"/>
+          </w:tcPr>
+          <w:p>
+            <w:r/>
+            <w:r>
+              <w:rPr>
+                <w:rFonts w:ascii="Times New Roman" w:hAnsi="Times New Roman" w:cs="Times New Roman" w:eastAsia="Times New Roman"/>
+                <w:sz w:val="20"/>
+              </w:rPr>
+              <w:t>26</w:t>
+            </w:r>
+          </w:p>
+        </w:tc>
+      </w:tr>
+      <w:tr>
+        <w:tc>
+          <w:tcPr>
+            <w:tcW w:type="dxa" w:w="1984"/>
+          </w:tcPr>
+          <w:p>
+            <w:r/>
+            <w:r>
+              <w:rPr>
+                <w:rFonts w:ascii="Times New Roman" w:hAnsi="Times New Roman" w:cs="Times New Roman" w:eastAsia="Times New Roman"/>
+                <w:sz w:val="20"/>
+              </w:rPr>
+              <w:t>Repetition</w:t>
+            </w:r>
+          </w:p>
+        </w:tc>
+        <w:tc>
+          <w:tcPr>
+            <w:tcW w:type="dxa" w:w="1134"/>
+          </w:tcPr>
+          <w:p>
+            <w:r/>
+            <w:r>
+              <w:rPr>
+                <w:rFonts w:ascii="Times New Roman" w:hAnsi="Times New Roman" w:cs="Times New Roman" w:eastAsia="Times New Roman"/>
+                <w:sz w:val="20"/>
+              </w:rPr>
+              <w:t>Medium</w:t>
+            </w:r>
+          </w:p>
+        </w:tc>
+        <w:tc>
+          <w:tcPr>
+            <w:tcW w:type="dxa" w:w="1417"/>
+          </w:tcPr>
+          <w:p>
+            <w:r/>
+            <w:r>
+              <w:rPr>
+                <w:rFonts w:ascii="Times New Roman" w:hAnsi="Times New Roman" w:cs="Times New Roman" w:eastAsia="Times New Roman"/>
+                <w:sz w:val="20"/>
+              </w:rPr>
+              <w:t>0.593</w:t>
+            </w:r>
+          </w:p>
+        </w:tc>
+        <w:tc>
+          <w:tcPr>
+            <w:tcW w:type="dxa" w:w="1247"/>
+          </w:tcPr>
+          <w:p>
+            <w:r/>
+            <w:r>
+              <w:rPr>
+                <w:rFonts w:ascii="Times New Roman" w:hAnsi="Times New Roman" w:cs="Times New Roman" w:eastAsia="Times New Roman"/>
+                <w:sz w:val="20"/>
+              </w:rPr>
+              <w:t>0.622</w:t>
+            </w:r>
+          </w:p>
+        </w:tc>
+        <w:tc>
+          <w:tcPr>
+            <w:tcW w:type="dxa" w:w="1134"/>
+          </w:tcPr>
+          <w:p>
+            <w:r/>
+            <w:r>
+              <w:rPr>
+                <w:rFonts w:ascii="Times New Roman" w:hAnsi="Times New Roman" w:cs="Times New Roman" w:eastAsia="Times New Roman"/>
+                <w:sz w:val="20"/>
+              </w:rPr>
+              <w:t>0.607</w:t>
+            </w:r>
+          </w:p>
+        </w:tc>
+        <w:tc>
+          <w:tcPr>
+            <w:tcW w:type="dxa" w:w="1134"/>
+          </w:tcPr>
+          <w:p>
+            <w:r/>
+            <w:r>
+              <w:rPr>
+                <w:rFonts w:ascii="Times New Roman" w:hAnsi="Times New Roman" w:cs="Times New Roman" w:eastAsia="Times New Roman"/>
+                <w:sz w:val="20"/>
+              </w:rPr>
+              <w:t>82</w:t>
+            </w:r>
+          </w:p>
+        </w:tc>
+      </w:tr>
+      <w:tr>
+        <w:tc>
+          <w:tcPr>
+            <w:tcW w:type="dxa" w:w="1984"/>
+          </w:tcPr>
+          <w:p>
+            <w:r/>
+            <w:r>
+              <w:rPr>
+                <w:rFonts w:ascii="Times New Roman" w:hAnsi="Times New Roman" w:cs="Times New Roman" w:eastAsia="Times New Roman"/>
+                <w:sz w:val="20"/>
+              </w:rPr>
+              <w:t>Repetition</w:t>
+            </w:r>
+          </w:p>
+        </w:tc>
+        <w:tc>
+          <w:tcPr>
+            <w:tcW w:type="dxa" w:w="1134"/>
+          </w:tcPr>
+          <w:p>
+            <w:r/>
+            <w:r>
+              <w:rPr>
+                <w:rFonts w:ascii="Times New Roman" w:hAnsi="Times New Roman" w:cs="Times New Roman" w:eastAsia="Times New Roman"/>
+                <w:sz w:val="20"/>
+              </w:rPr>
+              <w:t>High</w:t>
+            </w:r>
+          </w:p>
+        </w:tc>
+        <w:tc>
+          <w:tcPr>
+            <w:tcW w:type="dxa" w:w="1417"/>
+          </w:tcPr>
+          <w:p>
+            <w:r/>
+            <w:r>
+              <w:rPr>
+                <w:rFonts w:ascii="Times New Roman" w:hAnsi="Times New Roman" w:cs="Times New Roman" w:eastAsia="Times New Roman"/>
+                <w:sz w:val="20"/>
+              </w:rPr>
+              <w:t>0.650</w:t>
+            </w:r>
+          </w:p>
+        </w:tc>
+        <w:tc>
+          <w:tcPr>
+            <w:tcW w:type="dxa" w:w="1247"/>
+          </w:tcPr>
+          <w:p>
+            <w:r/>
+            <w:r>
+              <w:rPr>
+                <w:rFonts w:ascii="Times New Roman" w:hAnsi="Times New Roman" w:cs="Times New Roman" w:eastAsia="Times New Roman"/>
+                <w:sz w:val="20"/>
+              </w:rPr>
+              <w:t>0.703</w:t>
+            </w:r>
+          </w:p>
+        </w:tc>
+        <w:tc>
+          <w:tcPr>
+            <w:tcW w:type="dxa" w:w="1134"/>
+          </w:tcPr>
+          <w:p>
+            <w:r/>
+            <w:r>
+              <w:rPr>
+                <w:rFonts w:ascii="Times New Roman" w:hAnsi="Times New Roman" w:cs="Times New Roman" w:eastAsia="Times New Roman"/>
+                <w:sz w:val="20"/>
+              </w:rPr>
+              <w:t>0.675</w:t>
+            </w:r>
+          </w:p>
+        </w:tc>
+        <w:tc>
+          <w:tcPr>
+            <w:tcW w:type="dxa" w:w="1134"/>
+          </w:tcPr>
+          <w:p>
+            <w:r/>
+            <w:r>
+              <w:rPr>
+                <w:rFonts w:ascii="Times New Roman" w:hAnsi="Times New Roman" w:cs="Times New Roman" w:eastAsia="Times New Roman"/>
+                <w:sz w:val="20"/>
+              </w:rPr>
+              <w:t>74</w:t>
+            </w:r>
+          </w:p>
+        </w:tc>
+      </w:tr>
+      <w:tr>
+        <w:tc>
+          <w:tcPr>
+            <w:tcW w:type="dxa" w:w="1984"/>
+          </w:tcPr>
+          <w:p>
+            <w:r/>
+            <w:r>
+              <w:rPr>
+                <w:rFonts w:ascii="Times New Roman" w:hAnsi="Times New Roman" w:cs="Times New Roman" w:eastAsia="Times New Roman"/>
+                <w:sz w:val="20"/>
+              </w:rPr>
+              <w:t>Duration</w:t>
+            </w:r>
+          </w:p>
+        </w:tc>
+        <w:tc>
+          <w:tcPr>
+            <w:tcW w:type="dxa" w:w="1134"/>
+          </w:tcPr>
+          <w:p>
+            <w:r/>
+            <w:r>
+              <w:rPr>
+                <w:rFonts w:ascii="Times New Roman" w:hAnsi="Times New Roman" w:cs="Times New Roman" w:eastAsia="Times New Roman"/>
+                <w:sz w:val="20"/>
+              </w:rPr>
+              <w:t>Low</w:t>
+            </w:r>
+          </w:p>
+        </w:tc>
+        <w:tc>
+          <w:tcPr>
+            <w:tcW w:type="dxa" w:w="1417"/>
+          </w:tcPr>
+          <w:p>
+            <w:r/>
+            <w:r>
+              <w:rPr>
+                <w:rFonts w:ascii="Times New Roman" w:hAnsi="Times New Roman" w:cs="Times New Roman" w:eastAsia="Times New Roman"/>
+                <w:sz w:val="20"/>
+              </w:rPr>
+              <w:t>0.583</w:t>
+            </w:r>
+          </w:p>
+        </w:tc>
+        <w:tc>
+          <w:tcPr>
+            <w:tcW w:type="dxa" w:w="1247"/>
+          </w:tcPr>
+          <w:p>
+            <w:r/>
+            <w:r>
+              <w:rPr>
+                <w:rFonts w:ascii="Times New Roman" w:hAnsi="Times New Roman" w:cs="Times New Roman" w:eastAsia="Times New Roman"/>
+                <w:sz w:val="20"/>
+              </w:rPr>
+              <w:t>0.757</w:t>
+            </w:r>
+          </w:p>
+        </w:tc>
+        <w:tc>
+          <w:tcPr>
+            <w:tcW w:type="dxa" w:w="1134"/>
+          </w:tcPr>
+          <w:p>
+            <w:r/>
+            <w:r>
+              <w:rPr>
+                <w:rFonts w:ascii="Times New Roman" w:hAnsi="Times New Roman" w:cs="Times New Roman" w:eastAsia="Times New Roman"/>
+                <w:sz w:val="20"/>
+              </w:rPr>
+              <w:t>0.659</w:t>
+            </w:r>
+          </w:p>
+        </w:tc>
+        <w:tc>
+          <w:tcPr>
+            <w:tcW w:type="dxa" w:w="1134"/>
+          </w:tcPr>
+          <w:p>
+            <w:r/>
+            <w:r>
+              <w:rPr>
+                <w:rFonts w:ascii="Times New Roman" w:hAnsi="Times New Roman" w:cs="Times New Roman" w:eastAsia="Times New Roman"/>
+                <w:sz w:val="20"/>
+              </w:rPr>
+              <w:t>37</w:t>
+            </w:r>
+          </w:p>
+        </w:tc>
+      </w:tr>
+      <w:tr>
+        <w:tc>
+          <w:tcPr>
+            <w:tcW w:type="dxa" w:w="1984"/>
+          </w:tcPr>
+          <w:p>
+            <w:r/>
+            <w:r>
+              <w:rPr>
+                <w:rFonts w:ascii="Times New Roman" w:hAnsi="Times New Roman" w:cs="Times New Roman" w:eastAsia="Times New Roman"/>
+                <w:sz w:val="20"/>
+              </w:rPr>
+              <w:t>Duration</w:t>
+            </w:r>
+          </w:p>
+        </w:tc>
+        <w:tc>
+          <w:tcPr>
+            <w:tcW w:type="dxa" w:w="1134"/>
+          </w:tcPr>
+          <w:p>
+            <w:r/>
+            <w:r>
+              <w:rPr>
+                <w:rFonts w:ascii="Times New Roman" w:hAnsi="Times New Roman" w:cs="Times New Roman" w:eastAsia="Times New Roman"/>
+                <w:sz w:val="20"/>
+              </w:rPr>
+              <w:t>Medium</w:t>
+            </w:r>
+          </w:p>
+        </w:tc>
+        <w:tc>
+          <w:tcPr>
+            <w:tcW w:type="dxa" w:w="1417"/>
+          </w:tcPr>
+          <w:p>
+            <w:r/>
+            <w:r>
+              <w:rPr>
+                <w:rFonts w:ascii="Times New Roman" w:hAnsi="Times New Roman" w:cs="Times New Roman" w:eastAsia="Times New Roman"/>
+                <w:sz w:val="20"/>
+              </w:rPr>
+              <w:t>0.450</w:t>
+            </w:r>
+          </w:p>
+        </w:tc>
+        <w:tc>
+          <w:tcPr>
+            <w:tcW w:type="dxa" w:w="1247"/>
+          </w:tcPr>
+          <w:p>
+            <w:r/>
+            <w:r>
+              <w:rPr>
+                <w:rFonts w:ascii="Times New Roman" w:hAnsi="Times New Roman" w:cs="Times New Roman" w:eastAsia="Times New Roman"/>
+                <w:sz w:val="20"/>
+              </w:rPr>
+              <w:t>0.321</w:t>
+            </w:r>
+          </w:p>
+        </w:tc>
+        <w:tc>
+          <w:tcPr>
+            <w:tcW w:type="dxa" w:w="1134"/>
+          </w:tcPr>
+          <w:p>
+            <w:r/>
+            <w:r>
+              <w:rPr>
+                <w:rFonts w:ascii="Times New Roman" w:hAnsi="Times New Roman" w:cs="Times New Roman" w:eastAsia="Times New Roman"/>
+                <w:sz w:val="20"/>
+              </w:rPr>
+              <w:t>0.375</w:t>
+            </w:r>
+          </w:p>
+        </w:tc>
+        <w:tc>
+          <w:tcPr>
+            <w:tcW w:type="dxa" w:w="1134"/>
+          </w:tcPr>
+          <w:p>
+            <w:r/>
+            <w:r>
+              <w:rPr>
+                <w:rFonts w:ascii="Times New Roman" w:hAnsi="Times New Roman" w:cs="Times New Roman" w:eastAsia="Times New Roman"/>
+                <w:sz w:val="20"/>
+              </w:rPr>
+              <w:t>56</w:t>
+            </w:r>
+          </w:p>
+        </w:tc>
+      </w:tr>
+      <w:tr>
+        <w:tc>
+          <w:tcPr>
+            <w:tcW w:type="dxa" w:w="1984"/>
+          </w:tcPr>
+          <w:p>
+            <w:r/>
+            <w:r>
+              <w:rPr>
+                <w:rFonts w:ascii="Times New Roman" w:hAnsi="Times New Roman" w:cs="Times New Roman" w:eastAsia="Times New Roman"/>
+                <w:sz w:val="20"/>
+              </w:rPr>
+              <w:t>Duration</w:t>
+            </w:r>
+          </w:p>
+        </w:tc>
+        <w:tc>
+          <w:tcPr>
+            <w:tcW w:type="dxa" w:w="1134"/>
+          </w:tcPr>
+          <w:p>
+            <w:r/>
+            <w:r>
+              <w:rPr>
+                <w:rFonts w:ascii="Times New Roman" w:hAnsi="Times New Roman" w:cs="Times New Roman" w:eastAsia="Times New Roman"/>
+                <w:sz w:val="20"/>
+              </w:rPr>
+              <w:t>High</w:t>
+            </w:r>
+          </w:p>
+        </w:tc>
+        <w:tc>
+          <w:tcPr>
+            <w:tcW w:type="dxa" w:w="1417"/>
+          </w:tcPr>
+          <w:p>
+            <w:r/>
+            <w:r>
+              <w:rPr>
+                <w:rFonts w:ascii="Times New Roman" w:hAnsi="Times New Roman" w:cs="Times New Roman" w:eastAsia="Times New Roman"/>
+                <w:sz w:val="20"/>
+              </w:rPr>
+              <w:t>0.691</w:t>
+            </w:r>
+          </w:p>
+        </w:tc>
+        <w:tc>
+          <w:tcPr>
+            <w:tcW w:type="dxa" w:w="1247"/>
+          </w:tcPr>
+          <w:p>
+            <w:r/>
+            <w:r>
+              <w:rPr>
+                <w:rFonts w:ascii="Times New Roman" w:hAnsi="Times New Roman" w:cs="Times New Roman" w:eastAsia="Times New Roman"/>
+                <w:sz w:val="20"/>
+              </w:rPr>
+              <w:t>0.730</w:t>
+            </w:r>
+          </w:p>
+        </w:tc>
+        <w:tc>
+          <w:tcPr>
+            <w:tcW w:type="dxa" w:w="1134"/>
+          </w:tcPr>
+          <w:p>
+            <w:r/>
+            <w:r>
+              <w:rPr>
+                <w:rFonts w:ascii="Times New Roman" w:hAnsi="Times New Roman" w:cs="Times New Roman" w:eastAsia="Times New Roman"/>
+                <w:sz w:val="20"/>
+              </w:rPr>
+              <w:t>0.710</w:t>
+            </w:r>
+          </w:p>
+        </w:tc>
+        <w:tc>
+          <w:tcPr>
+            <w:tcW w:type="dxa" w:w="1134"/>
+          </w:tcPr>
+          <w:p>
+            <w:r/>
+            <w:r>
+              <w:rPr>
+                <w:rFonts w:ascii="Times New Roman" w:hAnsi="Times New Roman" w:cs="Times New Roman" w:eastAsia="Times New Roman"/>
+                <w:sz w:val="20"/>
+              </w:rPr>
+              <w:t>89</w:t>
+            </w:r>
+          </w:p>
+        </w:tc>
+      </w:tr>
+      <w:tr>
+        <w:tc>
+          <w:tcPr>
+            <w:tcW w:type="dxa" w:w="1984"/>
+          </w:tcPr>
+          <w:p>
+            <w:r/>
+            <w:r>
+              <w:rPr>
+                <w:rFonts w:ascii="Times New Roman" w:hAnsi="Times New Roman" w:cs="Times New Roman" w:eastAsia="Times New Roman"/>
+                <w:sz w:val="20"/>
+              </w:rPr>
+              <w:t>Vibration</w:t>
+            </w:r>
+          </w:p>
+        </w:tc>
+        <w:tc>
+          <w:tcPr>
+            <w:tcW w:type="dxa" w:w="1134"/>
+          </w:tcPr>
+          <w:p>
+            <w:r/>
+            <w:r>
+              <w:rPr>
+                <w:rFonts w:ascii="Times New Roman" w:hAnsi="Times New Roman" w:cs="Times New Roman" w:eastAsia="Times New Roman"/>
+                <w:sz w:val="20"/>
+              </w:rPr>
+              <w:t>Low</w:t>
+            </w:r>
+          </w:p>
+        </w:tc>
+        <w:tc>
+          <w:tcPr>
+            <w:tcW w:type="dxa" w:w="1417"/>
+          </w:tcPr>
+          <w:p>
+            <w:r/>
+            <w:r>
+              <w:rPr>
+                <w:rFonts w:ascii="Times New Roman" w:hAnsi="Times New Roman" w:cs="Times New Roman" w:eastAsia="Times New Roman"/>
+                <w:sz w:val="20"/>
+              </w:rPr>
+              <w:t>0.583</w:t>
+            </w:r>
+          </w:p>
+        </w:tc>
+        <w:tc>
+          <w:tcPr>
+            <w:tcW w:type="dxa" w:w="1247"/>
+          </w:tcPr>
+          <w:p>
+            <w:r/>
+            <w:r>
+              <w:rPr>
+                <w:rFonts w:ascii="Times New Roman" w:hAnsi="Times New Roman" w:cs="Times New Roman" w:eastAsia="Times New Roman"/>
+                <w:sz w:val="20"/>
+              </w:rPr>
+              <w:t>0.627</w:t>
+            </w:r>
+          </w:p>
+        </w:tc>
+        <w:tc>
+          <w:tcPr>
+            <w:tcW w:type="dxa" w:w="1134"/>
+          </w:tcPr>
+          <w:p>
+            <w:r/>
+            <w:r>
+              <w:rPr>
+                <w:rFonts w:ascii="Times New Roman" w:hAnsi="Times New Roman" w:cs="Times New Roman" w:eastAsia="Times New Roman"/>
+                <w:sz w:val="20"/>
+              </w:rPr>
+              <w:t>0.604</w:t>
+            </w:r>
+          </w:p>
+        </w:tc>
+        <w:tc>
+          <w:tcPr>
+            <w:tcW w:type="dxa" w:w="1134"/>
+          </w:tcPr>
+          <w:p>
+            <w:r/>
+            <w:r>
+              <w:rPr>
+                <w:rFonts w:ascii="Times New Roman" w:hAnsi="Times New Roman" w:cs="Times New Roman" w:eastAsia="Times New Roman"/>
+                <w:sz w:val="20"/>
+              </w:rPr>
+              <w:t>67</w:t>
+            </w:r>
+          </w:p>
+        </w:tc>
+      </w:tr>
+      <w:tr>
+        <w:tc>
+          <w:tcPr>
+            <w:tcW w:type="dxa" w:w="1984"/>
+          </w:tcPr>
+          <w:p>
+            <w:r/>
+            <w:r>
+              <w:rPr>
+                <w:rFonts w:ascii="Times New Roman" w:hAnsi="Times New Roman" w:cs="Times New Roman" w:eastAsia="Times New Roman"/>
+                <w:sz w:val="20"/>
+              </w:rPr>
+              <w:t>Vibration</w:t>
+            </w:r>
+          </w:p>
+        </w:tc>
+        <w:tc>
+          <w:tcPr>
+            <w:tcW w:type="dxa" w:w="1134"/>
+          </w:tcPr>
+          <w:p>
+            <w:r/>
+            <w:r>
+              <w:rPr>
+                <w:rFonts w:ascii="Times New Roman" w:hAnsi="Times New Roman" w:cs="Times New Roman" w:eastAsia="Times New Roman"/>
+                <w:sz w:val="20"/>
+              </w:rPr>
+              <w:t>Medium</w:t>
+            </w:r>
+          </w:p>
+        </w:tc>
+        <w:tc>
+          <w:tcPr>
+            <w:tcW w:type="dxa" w:w="1417"/>
+          </w:tcPr>
+          <w:p>
+            <w:r/>
+            <w:r>
+              <w:rPr>
+                <w:rFonts w:ascii="Times New Roman" w:hAnsi="Times New Roman" w:cs="Times New Roman" w:eastAsia="Times New Roman"/>
+                <w:sz w:val="20"/>
+              </w:rPr>
+              <w:t>0.551</w:t>
+            </w:r>
+          </w:p>
+        </w:tc>
+        <w:tc>
+          <w:tcPr>
+            <w:tcW w:type="dxa" w:w="1247"/>
+          </w:tcPr>
+          <w:p>
+            <w:r/>
+            <w:r>
+              <w:rPr>
+                <w:rFonts w:ascii="Times New Roman" w:hAnsi="Times New Roman" w:cs="Times New Roman" w:eastAsia="Times New Roman"/>
+                <w:sz w:val="20"/>
+              </w:rPr>
+              <w:t>0.559</w:t>
+            </w:r>
+          </w:p>
+        </w:tc>
+        <w:tc>
+          <w:tcPr>
+            <w:tcW w:type="dxa" w:w="1134"/>
+          </w:tcPr>
+          <w:p>
+            <w:r/>
+            <w:r>
+              <w:rPr>
+                <w:rFonts w:ascii="Times New Roman" w:hAnsi="Times New Roman" w:cs="Times New Roman" w:eastAsia="Times New Roman"/>
+                <w:sz w:val="20"/>
+              </w:rPr>
+              <w:t>0.555</w:t>
+            </w:r>
+          </w:p>
+        </w:tc>
+        <w:tc>
+          <w:tcPr>
+            <w:tcW w:type="dxa" w:w="1134"/>
+          </w:tcPr>
+          <w:p>
+            <w:r/>
+            <w:r>
+              <w:rPr>
+                <w:rFonts w:ascii="Times New Roman" w:hAnsi="Times New Roman" w:cs="Times New Roman" w:eastAsia="Times New Roman"/>
+                <w:sz w:val="20"/>
+              </w:rPr>
+              <w:t>68</w:t>
+            </w:r>
+          </w:p>
+        </w:tc>
+      </w:tr>
+      <w:tr>
+        <w:tc>
+          <w:tcPr>
+            <w:tcW w:type="dxa" w:w="1984"/>
+          </w:tcPr>
+          <w:p>
+            <w:r/>
+            <w:r>
+              <w:rPr>
+                <w:rFonts w:ascii="Times New Roman" w:hAnsi="Times New Roman" w:cs="Times New Roman" w:eastAsia="Times New Roman"/>
+                <w:sz w:val="20"/>
+              </w:rPr>
+              <w:t>Vibration</w:t>
+            </w:r>
+          </w:p>
+        </w:tc>
+        <w:tc>
+          <w:tcPr>
+            <w:tcW w:type="dxa" w:w="1134"/>
+          </w:tcPr>
+          <w:p>
+            <w:r/>
+            <w:r>
+              <w:rPr>
+                <w:rFonts w:ascii="Times New Roman" w:hAnsi="Times New Roman" w:cs="Times New Roman" w:eastAsia="Times New Roman"/>
+                <w:sz w:val="20"/>
+              </w:rPr>
+              <w:t>High</w:t>
+            </w:r>
+          </w:p>
+        </w:tc>
+        <w:tc>
+          <w:tcPr>
+            <w:tcW w:type="dxa" w:w="1417"/>
+          </w:tcPr>
+          <w:p>
+            <w:r/>
+            <w:r>
+              <w:rPr>
+                <w:rFonts w:ascii="Times New Roman" w:hAnsi="Times New Roman" w:cs="Times New Roman" w:eastAsia="Times New Roman"/>
+                <w:sz w:val="20"/>
+              </w:rPr>
+              <w:t>0.610</w:t>
+            </w:r>
+          </w:p>
+        </w:tc>
+        <w:tc>
+          <w:tcPr>
+            <w:tcW w:type="dxa" w:w="1247"/>
+          </w:tcPr>
+          <w:p>
+            <w:r/>
+            <w:r>
+              <w:rPr>
+                <w:rFonts w:ascii="Times New Roman" w:hAnsi="Times New Roman" w:cs="Times New Roman" w:eastAsia="Times New Roman"/>
+                <w:sz w:val="20"/>
+              </w:rPr>
+              <w:t>0.532</w:t>
+            </w:r>
+          </w:p>
+        </w:tc>
+        <w:tc>
+          <w:tcPr>
+            <w:tcW w:type="dxa" w:w="1134"/>
+          </w:tcPr>
+          <w:p>
+            <w:r/>
+            <w:r>
+              <w:rPr>
+                <w:rFonts w:ascii="Times New Roman" w:hAnsi="Times New Roman" w:cs="Times New Roman" w:eastAsia="Times New Roman"/>
+                <w:sz w:val="20"/>
+              </w:rPr>
+              <w:t>0.568</w:t>
+            </w:r>
+          </w:p>
+        </w:tc>
+        <w:tc>
+          <w:tcPr>
+            <w:tcW w:type="dxa" w:w="1134"/>
+          </w:tcPr>
+          <w:p>
+            <w:r/>
+            <w:r>
+              <w:rPr>
+                <w:rFonts w:ascii="Times New Roman" w:hAnsi="Times New Roman" w:cs="Times New Roman" w:eastAsia="Times New Roman"/>
+                <w:sz w:val="20"/>
+              </w:rPr>
+              <w:t>47</w:t>
+            </w:r>
+          </w:p>
+        </w:tc>
+      </w:tr>
+      <w:tr>
+        <w:tc>
+          <w:tcPr>
+            <w:tcW w:type="dxa" w:w="1984"/>
           </w:tcPr>
           <w:p>
             <w:r/>
@@ -7798,76 +9648,444 @@
         </w:tc>
         <w:tc>
           <w:tcPr>
-            <w:tcW w:type="dxa" w:w="1587"/>
-          </w:tcPr>
-          <w:p>
-            <w:r/>
-            <w:r>
-              <w:rPr>
-                <w:rFonts w:ascii="Times New Roman" w:hAnsi="Times New Roman" w:cs="Times New Roman" w:eastAsia="Times New Roman"/>
-                <w:sz w:val="20"/>
-              </w:rPr>
-              <w:t>vibration_index</w:t>
-            </w:r>
-          </w:p>
-        </w:tc>
-        <w:tc>
-          <w:tcPr>
-            <w:tcW w:type="dxa" w:w="1701"/>
-          </w:tcPr>
-          <w:p>
-            <w:r/>
-            <w:r>
-              <w:rPr>
-                <w:rFonts w:ascii="Times New Roman" w:hAnsi="Times New Roman" w:cs="Times New Roman" w:eastAsia="Times New Roman"/>
-                <w:sz w:val="20"/>
-              </w:rPr>
-              <w:t>workload_x_fatigue</w:t>
-            </w:r>
-          </w:p>
-        </w:tc>
-        <w:tc>
-          <w:tcPr>
-            <w:tcW w:type="dxa" w:w="1587"/>
-          </w:tcPr>
-          <w:p>
-            <w:r/>
-            <w:r>
-              <w:rPr>
-                <w:rFonts w:ascii="Times New Roman" w:hAnsi="Times New Roman" w:cs="Times New Roman" w:eastAsia="Times New Roman"/>
-                <w:sz w:val="20"/>
-              </w:rPr>
-              <w:t>fatigue_score</w:t>
-            </w:r>
-          </w:p>
-        </w:tc>
-        <w:tc>
-          <w:tcPr>
-            <w:tcW w:type="dxa" w:w="1701"/>
-          </w:tcPr>
-          <w:p>
-            <w:r/>
-            <w:r>
-              <w:rPr>
-                <w:rFonts w:ascii="Times New Roman" w:hAnsi="Times New Roman" w:cs="Times New Roman" w:eastAsia="Times New Roman"/>
-                <w:sz w:val="20"/>
-              </w:rPr>
-              <w:t>workload_x_age</w:t>
-            </w:r>
-          </w:p>
-        </w:tc>
-        <w:tc>
-          <w:tcPr>
-            <w:tcW w:type="dxa" w:w="1701"/>
-          </w:tcPr>
-          <w:p>
-            <w:r/>
-            <w:r>
-              <w:rPr>
-                <w:rFonts w:ascii="Times New Roman" w:hAnsi="Times New Roman" w:cs="Times New Roman" w:eastAsia="Times New Roman"/>
-                <w:sz w:val="20"/>
-              </w:rPr>
-              <w:t>deliv_x_days</w:t>
+            <w:tcW w:type="dxa" w:w="1134"/>
+          </w:tcPr>
+          <w:p>
+            <w:r/>
+            <w:r>
+              <w:rPr>
+                <w:rFonts w:ascii="Times New Roman" w:hAnsi="Times New Roman" w:cs="Times New Roman" w:eastAsia="Times New Roman"/>
+                <w:sz w:val="20"/>
+              </w:rPr>
+              <w:t>Low</w:t>
+            </w:r>
+          </w:p>
+        </w:tc>
+        <w:tc>
+          <w:tcPr>
+            <w:tcW w:type="dxa" w:w="1417"/>
+          </w:tcPr>
+          <w:p>
+            <w:r/>
+            <w:r>
+              <w:rPr>
+                <w:rFonts w:ascii="Times New Roman" w:hAnsi="Times New Roman" w:cs="Times New Roman" w:eastAsia="Times New Roman"/>
+                <w:sz w:val="20"/>
+              </w:rPr>
+              <w:t>0.658</w:t>
+            </w:r>
+          </w:p>
+        </w:tc>
+        <w:tc>
+          <w:tcPr>
+            <w:tcW w:type="dxa" w:w="1247"/>
+          </w:tcPr>
+          <w:p>
+            <w:r/>
+            <w:r>
+              <w:rPr>
+                <w:rFonts w:ascii="Times New Roman" w:hAnsi="Times New Roman" w:cs="Times New Roman" w:eastAsia="Times New Roman"/>
+                <w:sz w:val="20"/>
+              </w:rPr>
+              <w:t>0.588</w:t>
+            </w:r>
+          </w:p>
+        </w:tc>
+        <w:tc>
+          <w:tcPr>
+            <w:tcW w:type="dxa" w:w="1134"/>
+          </w:tcPr>
+          <w:p>
+            <w:r/>
+            <w:r>
+              <w:rPr>
+                <w:rFonts w:ascii="Times New Roman" w:hAnsi="Times New Roman" w:cs="Times New Roman" w:eastAsia="Times New Roman"/>
+                <w:sz w:val="20"/>
+              </w:rPr>
+              <w:t>0.621</w:t>
+            </w:r>
+          </w:p>
+        </w:tc>
+        <w:tc>
+          <w:tcPr>
+            <w:tcW w:type="dxa" w:w="1134"/>
+          </w:tcPr>
+          <w:p>
+            <w:r/>
+            <w:r>
+              <w:rPr>
+                <w:rFonts w:ascii="Times New Roman" w:hAnsi="Times New Roman" w:cs="Times New Roman" w:eastAsia="Times New Roman"/>
+                <w:sz w:val="20"/>
+              </w:rPr>
+              <w:t>68</w:t>
+            </w:r>
+          </w:p>
+        </w:tc>
+      </w:tr>
+      <w:tr>
+        <w:tc>
+          <w:tcPr>
+            <w:tcW w:type="dxa" w:w="1984"/>
+          </w:tcPr>
+          <w:p>
+            <w:r/>
+            <w:r>
+              <w:rPr>
+                <w:rFonts w:ascii="Times New Roman" w:hAnsi="Times New Roman" w:cs="Times New Roman" w:eastAsia="Times New Roman"/>
+                <w:sz w:val="20"/>
+              </w:rPr>
+              <w:t>Contact Stress</w:t>
+            </w:r>
+          </w:p>
+        </w:tc>
+        <w:tc>
+          <w:tcPr>
+            <w:tcW w:type="dxa" w:w="1134"/>
+          </w:tcPr>
+          <w:p>
+            <w:r/>
+            <w:r>
+              <w:rPr>
+                <w:rFonts w:ascii="Times New Roman" w:hAnsi="Times New Roman" w:cs="Times New Roman" w:eastAsia="Times New Roman"/>
+                <w:sz w:val="20"/>
+              </w:rPr>
+              <w:t>Medium</w:t>
+            </w:r>
+          </w:p>
+        </w:tc>
+        <w:tc>
+          <w:tcPr>
+            <w:tcW w:type="dxa" w:w="1417"/>
+          </w:tcPr>
+          <w:p>
+            <w:r/>
+            <w:r>
+              <w:rPr>
+                <w:rFonts w:ascii="Times New Roman" w:hAnsi="Times New Roman" w:cs="Times New Roman" w:eastAsia="Times New Roman"/>
+                <w:sz w:val="20"/>
+              </w:rPr>
+              <w:t>0.526</w:t>
+            </w:r>
+          </w:p>
+        </w:tc>
+        <w:tc>
+          <w:tcPr>
+            <w:tcW w:type="dxa" w:w="1247"/>
+          </w:tcPr>
+          <w:p>
+            <w:r/>
+            <w:r>
+              <w:rPr>
+                <w:rFonts w:ascii="Times New Roman" w:hAnsi="Times New Roman" w:cs="Times New Roman" w:eastAsia="Times New Roman"/>
+                <w:sz w:val="20"/>
+              </w:rPr>
+              <w:t>0.552</w:t>
+            </w:r>
+          </w:p>
+        </w:tc>
+        <w:tc>
+          <w:tcPr>
+            <w:tcW w:type="dxa" w:w="1134"/>
+          </w:tcPr>
+          <w:p>
+            <w:r/>
+            <w:r>
+              <w:rPr>
+                <w:rFonts w:ascii="Times New Roman" w:hAnsi="Times New Roman" w:cs="Times New Roman" w:eastAsia="Times New Roman"/>
+                <w:sz w:val="20"/>
+              </w:rPr>
+              <w:t>0.539</w:t>
+            </w:r>
+          </w:p>
+        </w:tc>
+        <w:tc>
+          <w:tcPr>
+            <w:tcW w:type="dxa" w:w="1134"/>
+          </w:tcPr>
+          <w:p>
+            <w:r/>
+            <w:r>
+              <w:rPr>
+                <w:rFonts w:ascii="Times New Roman" w:hAnsi="Times New Roman" w:cs="Times New Roman" w:eastAsia="Times New Roman"/>
+                <w:sz w:val="20"/>
+              </w:rPr>
+              <w:t>58</w:t>
+            </w:r>
+          </w:p>
+        </w:tc>
+      </w:tr>
+      <w:tr>
+        <w:tc>
+          <w:tcPr>
+            <w:tcW w:type="dxa" w:w="1984"/>
+          </w:tcPr>
+          <w:p>
+            <w:r/>
+            <w:r>
+              <w:rPr>
+                <w:rFonts w:ascii="Times New Roman" w:hAnsi="Times New Roman" w:cs="Times New Roman" w:eastAsia="Times New Roman"/>
+                <w:sz w:val="20"/>
+              </w:rPr>
+              <w:t>Contact Stress</w:t>
+            </w:r>
+          </w:p>
+        </w:tc>
+        <w:tc>
+          <w:tcPr>
+            <w:tcW w:type="dxa" w:w="1134"/>
+          </w:tcPr>
+          <w:p>
+            <w:r/>
+            <w:r>
+              <w:rPr>
+                <w:rFonts w:ascii="Times New Roman" w:hAnsi="Times New Roman" w:cs="Times New Roman" w:eastAsia="Times New Roman"/>
+                <w:sz w:val="20"/>
+              </w:rPr>
+              <w:t>High</w:t>
+            </w:r>
+          </w:p>
+        </w:tc>
+        <w:tc>
+          <w:tcPr>
+            <w:tcW w:type="dxa" w:w="1417"/>
+          </w:tcPr>
+          <w:p>
+            <w:r/>
+            <w:r>
+              <w:rPr>
+                <w:rFonts w:ascii="Times New Roman" w:hAnsi="Times New Roman" w:cs="Times New Roman" w:eastAsia="Times New Roman"/>
+                <w:sz w:val="20"/>
+              </w:rPr>
+              <w:t>0.617</w:t>
+            </w:r>
+          </w:p>
+        </w:tc>
+        <w:tc>
+          <w:tcPr>
+            <w:tcW w:type="dxa" w:w="1247"/>
+          </w:tcPr>
+          <w:p>
+            <w:r/>
+            <w:r>
+              <w:rPr>
+                <w:rFonts w:ascii="Times New Roman" w:hAnsi="Times New Roman" w:cs="Times New Roman" w:eastAsia="Times New Roman"/>
+                <w:sz w:val="20"/>
+              </w:rPr>
+              <w:t>0.661</w:t>
+            </w:r>
+          </w:p>
+        </w:tc>
+        <w:tc>
+          <w:tcPr>
+            <w:tcW w:type="dxa" w:w="1134"/>
+          </w:tcPr>
+          <w:p>
+            <w:r/>
+            <w:r>
+              <w:rPr>
+                <w:rFonts w:ascii="Times New Roman" w:hAnsi="Times New Roman" w:cs="Times New Roman" w:eastAsia="Times New Roman"/>
+                <w:sz w:val="20"/>
+              </w:rPr>
+              <w:t>0.638</w:t>
+            </w:r>
+          </w:p>
+        </w:tc>
+        <w:tc>
+          <w:tcPr>
+            <w:tcW w:type="dxa" w:w="1134"/>
+          </w:tcPr>
+          <w:p>
+            <w:r/>
+            <w:r>
+              <w:rPr>
+                <w:rFonts w:ascii="Times New Roman" w:hAnsi="Times New Roman" w:cs="Times New Roman" w:eastAsia="Times New Roman"/>
+                <w:sz w:val="20"/>
+              </w:rPr>
+              <w:t>56</w:t>
+            </w:r>
+          </w:p>
+        </w:tc>
+      </w:tr>
+      <w:tr>
+        <w:tc>
+          <w:tcPr>
+            <w:tcW w:type="dxa" w:w="1984"/>
+          </w:tcPr>
+          <w:p>
+            <w:r/>
+            <w:r>
+              <w:rPr>
+                <w:rFonts w:ascii="Times New Roman" w:hAnsi="Times New Roman" w:cs="Times New Roman" w:eastAsia="Times New Roman"/>
+                <w:sz w:val="20"/>
+              </w:rPr>
+              <w:t>Posture</w:t>
+            </w:r>
+          </w:p>
+        </w:tc>
+        <w:tc>
+          <w:tcPr>
+            <w:tcW w:type="dxa" w:w="1134"/>
+          </w:tcPr>
+          <w:p>
+            <w:r/>
+            <w:r>
+              <w:rPr>
+                <w:rFonts w:ascii="Times New Roman" w:hAnsi="Times New Roman" w:cs="Times New Roman" w:eastAsia="Times New Roman"/>
+                <w:sz w:val="20"/>
+              </w:rPr>
+              <w:t>Medium</w:t>
+            </w:r>
+          </w:p>
+        </w:tc>
+        <w:tc>
+          <w:tcPr>
+            <w:tcW w:type="dxa" w:w="1417"/>
+          </w:tcPr>
+          <w:p>
+            <w:r/>
+            <w:r>
+              <w:rPr>
+                <w:rFonts w:ascii="Times New Roman" w:hAnsi="Times New Roman" w:cs="Times New Roman" w:eastAsia="Times New Roman"/>
+                <w:sz w:val="20"/>
+              </w:rPr>
+              <w:t>0.724</w:t>
+            </w:r>
+          </w:p>
+        </w:tc>
+        <w:tc>
+          <w:tcPr>
+            <w:tcW w:type="dxa" w:w="1247"/>
+          </w:tcPr>
+          <w:p>
+            <w:r/>
+            <w:r>
+              <w:rPr>
+                <w:rFonts w:ascii="Times New Roman" w:hAnsi="Times New Roman" w:cs="Times New Roman" w:eastAsia="Times New Roman"/>
+                <w:sz w:val="20"/>
+              </w:rPr>
+              <w:t>0.724</w:t>
+            </w:r>
+          </w:p>
+        </w:tc>
+        <w:tc>
+          <w:tcPr>
+            <w:tcW w:type="dxa" w:w="1134"/>
+          </w:tcPr>
+          <w:p>
+            <w:r/>
+            <w:r>
+              <w:rPr>
+                <w:rFonts w:ascii="Times New Roman" w:hAnsi="Times New Roman" w:cs="Times New Roman" w:eastAsia="Times New Roman"/>
+                <w:sz w:val="20"/>
+              </w:rPr>
+              <w:t>0.724</w:t>
+            </w:r>
+          </w:p>
+        </w:tc>
+        <w:tc>
+          <w:tcPr>
+            <w:tcW w:type="dxa" w:w="1134"/>
+          </w:tcPr>
+          <w:p>
+            <w:r/>
+            <w:r>
+              <w:rPr>
+                <w:rFonts w:ascii="Times New Roman" w:hAnsi="Times New Roman" w:cs="Times New Roman" w:eastAsia="Times New Roman"/>
+                <w:sz w:val="20"/>
+              </w:rPr>
+              <w:t>29</w:t>
+            </w:r>
+          </w:p>
+        </w:tc>
+      </w:tr>
+      <w:tr>
+        <w:tc>
+          <w:tcPr>
+            <w:tcW w:type="dxa" w:w="1984"/>
+          </w:tcPr>
+          <w:p>
+            <w:r/>
+            <w:r>
+              <w:rPr>
+                <w:rFonts w:ascii="Times New Roman" w:hAnsi="Times New Roman" w:cs="Times New Roman" w:eastAsia="Times New Roman"/>
+                <w:sz w:val="20"/>
+              </w:rPr>
+              <w:t>Posture</w:t>
+            </w:r>
+          </w:p>
+        </w:tc>
+        <w:tc>
+          <w:tcPr>
+            <w:tcW w:type="dxa" w:w="1134"/>
+          </w:tcPr>
+          <w:p>
+            <w:r/>
+            <w:r>
+              <w:rPr>
+                <w:rFonts w:ascii="Times New Roman" w:hAnsi="Times New Roman" w:cs="Times New Roman" w:eastAsia="Times New Roman"/>
+                <w:sz w:val="20"/>
+              </w:rPr>
+              <w:t>High</w:t>
+            </w:r>
+          </w:p>
+        </w:tc>
+        <w:tc>
+          <w:tcPr>
+            <w:tcW w:type="dxa" w:w="1417"/>
+          </w:tcPr>
+          <w:p>
+            <w:r/>
+            <w:r>
+              <w:rPr>
+                <w:rFonts w:ascii="Times New Roman" w:hAnsi="Times New Roman" w:cs="Times New Roman" w:eastAsia="Times New Roman"/>
+                <w:sz w:val="20"/>
+              </w:rPr>
+              <w:t>0.948</w:t>
+            </w:r>
+          </w:p>
+        </w:tc>
+        <w:tc>
+          <w:tcPr>
+            <w:tcW w:type="dxa" w:w="1247"/>
+          </w:tcPr>
+          <w:p>
+            <w:r/>
+            <w:r>
+              <w:rPr>
+                <w:rFonts w:ascii="Times New Roman" w:hAnsi="Times New Roman" w:cs="Times New Roman" w:eastAsia="Times New Roman"/>
+                <w:sz w:val="20"/>
+              </w:rPr>
+              <w:t>0.948</w:t>
+            </w:r>
+          </w:p>
+        </w:tc>
+        <w:tc>
+          <w:tcPr>
+            <w:tcW w:type="dxa" w:w="1134"/>
+          </w:tcPr>
+          <w:p>
+            <w:r/>
+            <w:r>
+              <w:rPr>
+                <w:rFonts w:ascii="Times New Roman" w:hAnsi="Times New Roman" w:cs="Times New Roman" w:eastAsia="Times New Roman"/>
+                <w:sz w:val="20"/>
+              </w:rPr>
+              <w:t>0.948</w:t>
+            </w:r>
+          </w:p>
+        </w:tc>
+        <w:tc>
+          <w:tcPr>
+            <w:tcW w:type="dxa" w:w="1134"/>
+          </w:tcPr>
+          <w:p>
+            <w:r/>
+            <w:r>
+              <w:rPr>
+                <w:rFonts w:ascii="Times New Roman" w:hAnsi="Times New Roman" w:cs="Times New Roman" w:eastAsia="Times New Roman"/>
+                <w:sz w:val="20"/>
+              </w:rPr>
+              <w:t>153</w:t>
             </w:r>
           </w:p>
         </w:tc>
@@ -7891,57 +10109,19 @@
           <w:color w:val="000000"/>
           <w:sz w:val="20"/>
         </w:rPr>
-        <w:t>Table 4.7: Top 5 most important features per factor. Force and Posture are omitted because HistGradientBoosting does not expose split-based importances directly.</w:t>
+        <w:t>Table 4.7: Per-class precision, recall, F1, and support.</w:t>
       </w:r>
     </w:p>
     <w:p>
       <w:pPr>
-        <w:pStyle w:val="Heading4"/>
-        <w:keepNext/>
-        <w:spacing w:before="360" w:after="120"/>
-      </w:pPr>
-      <w:r>
-        <w:rPr>
-          <w:rFonts w:ascii="Times New Roman" w:hAnsi="Times New Roman" w:cs="Times New Roman" w:eastAsia="Times New Roman"/>
-          <w:b/>
-          <w:color w:val="000000"/>
-          <w:sz w:val="32"/>
-        </w:rPr>
-        <w:t xml:space="preserve">4.5   </w:t>
-      </w:r>
-      <w:r>
-        <w:rPr>
-          <w:rFonts w:ascii="Times New Roman" w:hAnsi="Times New Roman" w:cs="Times New Roman" w:eastAsia="Times New Roman"/>
-          <w:b/>
-          <w:color w:val="000000"/>
-          <w:sz w:val="32"/>
-        </w:rPr>
-        <w:t>Web application demonstration</w:t>
-      </w:r>
-    </w:p>
-    <w:p>
-      <w:pPr>
-        <w:spacing w:after="160" w:line="336" w:lineRule="auto"/>
-        <w:jc w:val="both"/>
-      </w:pPr>
-      <w:r>
-        <w:rPr>
-          <w:rFonts w:ascii="Times New Roman" w:hAnsi="Times New Roman" w:cs="Times New Roman" w:eastAsia="Times New Roman"/>
-          <w:sz w:val="22"/>
-        </w:rPr>
-        <w:t>The Streamlit web application is the mentor-facing artefact of the project. Figure 4.6 shows a representative assessment screen (the Nordic Musculoskeletal Questionnaire section) and Figure 4.7 shows the results page after a High-risk sample profile is submitted. The header also carries three sample-profile shortcuts (Low, Average, High risk) that pre-fill the entire form in one click.</w:t>
-      </w:r>
-    </w:p>
-    <w:p>
-      <w:pPr>
         <w:spacing w:before="200" w:after="80"/>
         <w:jc w:val="center"/>
       </w:pPr>
       <w:r>
         <w:drawing>
           <wp:inline xmlns:a="http://schemas.openxmlformats.org/drawingml/2006/main" xmlns:pic="http://schemas.openxmlformats.org/drawingml/2006/picture">
-            <wp:extent cx="5400000" cy="3712500"/>
-            <wp:docPr id="8" name="Picture 8"/>
+            <wp:extent cx="5400000" cy="3614008"/>
+            <wp:docPr id="11" name="Picture 11"/>
             <wp:cNvGraphicFramePr>
               <a:graphicFrameLocks noChangeAspect="1"/>
             </wp:cNvGraphicFramePr>
@@ -7949,11 +10129,1089 @@
               <a:graphicData uri="http://schemas.openxmlformats.org/drawingml/2006/picture">
                 <pic:pic>
                   <pic:nvPicPr>
-                    <pic:cNvPr id="0" name="web_03_assessment_nmq.png"/>
+                    <pic:cNvPr id="0" name="feature_importance.png"/>
                     <pic:cNvPicPr/>
                   </pic:nvPicPr>
                   <pic:blipFill>
-                    <a:blip r:embed="rId19"/>
+                    <a:blip r:embed="rId22"/>
+                    <a:stretch>
+                      <a:fillRect/>
+                    </a:stretch>
+                  </pic:blipFill>
+                  <pic:spPr>
+                    <a:xfrm>
+                      <a:off x="0" y="0"/>
+                      <a:ext cx="5400000" cy="3614008"/>
+                    </a:xfrm>
+                    <a:prstGeom prst="rect"/>
+                  </pic:spPr>
+                </pic:pic>
+              </a:graphicData>
+            </a:graphic>
+          </wp:inline>
+        </w:drawing>
+      </w:r>
+    </w:p>
+    <w:p>
+      <w:pPr>
+        <w:spacing w:after="240"/>
+        <w:jc w:val="center"/>
+      </w:pPr>
+      <w:r>
+        <w:rPr>
+          <w:rFonts w:ascii="Times New Roman" w:hAnsi="Times New Roman" w:cs="Times New Roman" w:eastAsia="Times New Roman"/>
+          <w:i/>
+          <w:sz w:val="20"/>
+        </w:rPr>
+        <w:t>Figure 4.9: Top 10 features by importance for the best model per factor.</w:t>
+      </w:r>
+    </w:p>
+    <w:tbl>
+      <w:tblPr>
+        <w:tblStyle w:val="TableGrid"/>
+        <w:tblW w:type="auto" w:w="0"/>
+        <w:jc w:val="center"/>
+        <w:tblLook w:firstColumn="1" w:firstRow="1" w:lastColumn="0" w:lastRow="0" w:noHBand="0" w:noVBand="1" w:val="04A0"/>
+      </w:tblPr>
+      <w:tblGrid>
+        <w:gridCol w:w="1520"/>
+        <w:gridCol w:w="1520"/>
+        <w:gridCol w:w="1520"/>
+        <w:gridCol w:w="1520"/>
+        <w:gridCol w:w="1520"/>
+        <w:gridCol w:w="1520"/>
+      </w:tblGrid>
+      <w:tr>
+        <w:tc>
+          <w:tcPr>
+            <w:tcW w:type="dxa" w:w="1701"/>
+            <w:shd w:fill="D9D9D9"/>
+          </w:tcPr>
+          <w:p>
+            <w:r/>
+            <w:r>
+              <w:rPr>
+                <w:rFonts w:ascii="Times New Roman" w:hAnsi="Times New Roman" w:cs="Times New Roman" w:eastAsia="Times New Roman"/>
+                <w:b/>
+                <w:sz w:val="20"/>
+              </w:rPr>
+              <w:t>Factor</w:t>
+            </w:r>
+          </w:p>
+        </w:tc>
+        <w:tc>
+          <w:tcPr>
+            <w:tcW w:type="dxa" w:w="1587"/>
+            <w:shd w:fill="D9D9D9"/>
+          </w:tcPr>
+          <w:p>
+            <w:r/>
+            <w:r>
+              <w:rPr>
+                <w:rFonts w:ascii="Times New Roman" w:hAnsi="Times New Roman" w:cs="Times New Roman" w:eastAsia="Times New Roman"/>
+                <w:b/>
+                <w:sz w:val="20"/>
+              </w:rPr>
+              <w:t>Rank 1</w:t>
+            </w:r>
+          </w:p>
+        </w:tc>
+        <w:tc>
+          <w:tcPr>
+            <w:tcW w:type="dxa" w:w="1701"/>
+            <w:shd w:fill="D9D9D9"/>
+          </w:tcPr>
+          <w:p>
+            <w:r/>
+            <w:r>
+              <w:rPr>
+                <w:rFonts w:ascii="Times New Roman" w:hAnsi="Times New Roman" w:cs="Times New Roman" w:eastAsia="Times New Roman"/>
+                <w:b/>
+                <w:sz w:val="20"/>
+              </w:rPr>
+              <w:t>Rank 2</w:t>
+            </w:r>
+          </w:p>
+        </w:tc>
+        <w:tc>
+          <w:tcPr>
+            <w:tcW w:type="dxa" w:w="1587"/>
+            <w:shd w:fill="D9D9D9"/>
+          </w:tcPr>
+          <w:p>
+            <w:r/>
+            <w:r>
+              <w:rPr>
+                <w:rFonts w:ascii="Times New Roman" w:hAnsi="Times New Roman" w:cs="Times New Roman" w:eastAsia="Times New Roman"/>
+                <w:b/>
+                <w:sz w:val="20"/>
+              </w:rPr>
+              <w:t>Rank 3</w:t>
+            </w:r>
+          </w:p>
+        </w:tc>
+        <w:tc>
+          <w:tcPr>
+            <w:tcW w:type="dxa" w:w="1701"/>
+            <w:shd w:fill="D9D9D9"/>
+          </w:tcPr>
+          <w:p>
+            <w:r/>
+            <w:r>
+              <w:rPr>
+                <w:rFonts w:ascii="Times New Roman" w:hAnsi="Times New Roman" w:cs="Times New Roman" w:eastAsia="Times New Roman"/>
+                <w:b/>
+                <w:sz w:val="20"/>
+              </w:rPr>
+              <w:t>Rank 4</w:t>
+            </w:r>
+          </w:p>
+        </w:tc>
+        <w:tc>
+          <w:tcPr>
+            <w:tcW w:type="dxa" w:w="1701"/>
+            <w:shd w:fill="D9D9D9"/>
+          </w:tcPr>
+          <w:p>
+            <w:r/>
+            <w:r>
+              <w:rPr>
+                <w:rFonts w:ascii="Times New Roman" w:hAnsi="Times New Roman" w:cs="Times New Roman" w:eastAsia="Times New Roman"/>
+                <w:b/>
+                <w:sz w:val="20"/>
+              </w:rPr>
+              <w:t>Rank 5</w:t>
+            </w:r>
+          </w:p>
+        </w:tc>
+      </w:tr>
+      <w:tr>
+        <w:tc>
+          <w:tcPr>
+            <w:tcW w:type="dxa" w:w="1701"/>
+          </w:tcPr>
+          <w:p>
+            <w:r/>
+            <w:r>
+              <w:rPr>
+                <w:rFonts w:ascii="Times New Roman" w:hAnsi="Times New Roman" w:cs="Times New Roman" w:eastAsia="Times New Roman"/>
+                <w:sz w:val="20"/>
+              </w:rPr>
+              <w:t>Repetition</w:t>
+            </w:r>
+          </w:p>
+        </w:tc>
+        <w:tc>
+          <w:tcPr>
+            <w:tcW w:type="dxa" w:w="1587"/>
+          </w:tcPr>
+          <w:p>
+            <w:r/>
+            <w:r>
+              <w:rPr>
+                <w:rFonts w:ascii="Times New Roman" w:hAnsi="Times New Roman" w:cs="Times New Roman" w:eastAsia="Times New Roman"/>
+                <w:sz w:val="20"/>
+              </w:rPr>
+              <w:t>income_ord</w:t>
+            </w:r>
+          </w:p>
+        </w:tc>
+        <w:tc>
+          <w:tcPr>
+            <w:tcW w:type="dxa" w:w="1701"/>
+          </w:tcPr>
+          <w:p>
+            <w:r/>
+            <w:r>
+              <w:rPr>
+                <w:rFonts w:ascii="Times New Roman" w:hAnsi="Times New Roman" w:cs="Times New Roman" w:eastAsia="Times New Roman"/>
+                <w:sz w:val="20"/>
+              </w:rPr>
+              <w:t>vibration_index</w:t>
+            </w:r>
+          </w:p>
+        </w:tc>
+        <w:tc>
+          <w:tcPr>
+            <w:tcW w:type="dxa" w:w="1587"/>
+          </w:tcPr>
+          <w:p>
+            <w:r/>
+            <w:r>
+              <w:rPr>
+                <w:rFonts w:ascii="Times New Roman" w:hAnsi="Times New Roman" w:cs="Times New Roman" w:eastAsia="Times New Roman"/>
+                <w:sz w:val="20"/>
+              </w:rPr>
+              <w:t>fatigue_score</w:t>
+            </w:r>
+          </w:p>
+        </w:tc>
+        <w:tc>
+          <w:tcPr>
+            <w:tcW w:type="dxa" w:w="1701"/>
+          </w:tcPr>
+          <w:p>
+            <w:r/>
+            <w:r>
+              <w:rPr>
+                <w:rFonts w:ascii="Times New Roman" w:hAnsi="Times New Roman" w:cs="Times New Roman" w:eastAsia="Times New Roman"/>
+                <w:sz w:val="20"/>
+              </w:rPr>
+              <w:t>workload_x_fatigue</w:t>
+            </w:r>
+          </w:p>
+        </w:tc>
+        <w:tc>
+          <w:tcPr>
+            <w:tcW w:type="dxa" w:w="1701"/>
+          </w:tcPr>
+          <w:p>
+            <w:r/>
+            <w:r>
+              <w:rPr>
+                <w:rFonts w:ascii="Times New Roman" w:hAnsi="Times New Roman" w:cs="Times New Roman" w:eastAsia="Times New Roman"/>
+                <w:sz w:val="20"/>
+              </w:rPr>
+              <w:t>out_riding_worsens</w:t>
+            </w:r>
+          </w:p>
+        </w:tc>
+      </w:tr>
+      <w:tr>
+        <w:tc>
+          <w:tcPr>
+            <w:tcW w:type="dxa" w:w="1701"/>
+          </w:tcPr>
+          <w:p>
+            <w:r/>
+            <w:r>
+              <w:rPr>
+                <w:rFonts w:ascii="Times New Roman" w:hAnsi="Times New Roman" w:cs="Times New Roman" w:eastAsia="Times New Roman"/>
+                <w:sz w:val="20"/>
+              </w:rPr>
+              <w:t>Duration</w:t>
+            </w:r>
+          </w:p>
+        </w:tc>
+        <w:tc>
+          <w:tcPr>
+            <w:tcW w:type="dxa" w:w="1587"/>
+          </w:tcPr>
+          <w:p>
+            <w:r/>
+            <w:r>
+              <w:rPr>
+                <w:rFonts w:ascii="Times New Roman" w:hAnsi="Times New Roman" w:cs="Times New Roman" w:eastAsia="Times New Roman"/>
+                <w:sz w:val="20"/>
+              </w:rPr>
+              <w:t>deliveries_num</w:t>
+            </w:r>
+          </w:p>
+        </w:tc>
+        <w:tc>
+          <w:tcPr>
+            <w:tcW w:type="dxa" w:w="1701"/>
+          </w:tcPr>
+          <w:p>
+            <w:r/>
+            <w:r>
+              <w:rPr>
+                <w:rFonts w:ascii="Times New Roman" w:hAnsi="Times New Roman" w:cs="Times New Roman" w:eastAsia="Times New Roman"/>
+                <w:sz w:val="20"/>
+              </w:rPr>
+              <w:t>deliv_x_days</w:t>
+            </w:r>
+          </w:p>
+        </w:tc>
+        <w:tc>
+          <w:tcPr>
+            <w:tcW w:type="dxa" w:w="1587"/>
+          </w:tcPr>
+          <w:p>
+            <w:r/>
+            <w:r>
+              <w:rPr>
+                <w:rFonts w:ascii="Times New Roman" w:hAnsi="Times New Roman" w:cs="Times New Roman" w:eastAsia="Times New Roman"/>
+                <w:sz w:val="20"/>
+              </w:rPr>
+              <w:t>income_ord</w:t>
+            </w:r>
+          </w:p>
+        </w:tc>
+        <w:tc>
+          <w:tcPr>
+            <w:tcW w:type="dxa" w:w="1701"/>
+          </w:tcPr>
+          <w:p>
+            <w:r/>
+            <w:r>
+              <w:rPr>
+                <w:rFonts w:ascii="Times New Roman" w:hAnsi="Times New Roman" w:cs="Times New Roman" w:eastAsia="Times New Roman"/>
+                <w:sz w:val="20"/>
+              </w:rPr>
+              <w:t>fatigue_x_jobdur</w:t>
+            </w:r>
+          </w:p>
+        </w:tc>
+        <w:tc>
+          <w:tcPr>
+            <w:tcW w:type="dxa" w:w="1701"/>
+          </w:tcPr>
+          <w:p>
+            <w:r/>
+            <w:r>
+              <w:rPr>
+                <w:rFonts w:ascii="Times New Roman" w:hAnsi="Times New Roman" w:cs="Times New Roman" w:eastAsia="Times New Roman"/>
+                <w:sz w:val="20"/>
+              </w:rPr>
+              <w:t>rest_break_num</w:t>
+            </w:r>
+          </w:p>
+        </w:tc>
+      </w:tr>
+      <w:tr>
+        <w:tc>
+          <w:tcPr>
+            <w:tcW w:type="dxa" w:w="1701"/>
+          </w:tcPr>
+          <w:p>
+            <w:r/>
+            <w:r>
+              <w:rPr>
+                <w:rFonts w:ascii="Times New Roman" w:hAnsi="Times New Roman" w:cs="Times New Roman" w:eastAsia="Times New Roman"/>
+                <w:sz w:val="20"/>
+              </w:rPr>
+              <w:t>Vibration</w:t>
+            </w:r>
+          </w:p>
+        </w:tc>
+        <w:tc>
+          <w:tcPr>
+            <w:tcW w:type="dxa" w:w="1587"/>
+          </w:tcPr>
+          <w:p>
+            <w:r/>
+            <w:r>
+              <w:rPr>
+                <w:rFonts w:ascii="Times New Roman" w:hAnsi="Times New Roman" w:cs="Times New Roman" w:eastAsia="Times New Roman"/>
+                <w:sz w:val="20"/>
+              </w:rPr>
+              <w:t>deliveries_num</w:t>
+            </w:r>
+          </w:p>
+        </w:tc>
+        <w:tc>
+          <w:tcPr>
+            <w:tcW w:type="dxa" w:w="1701"/>
+          </w:tcPr>
+          <w:p>
+            <w:r/>
+            <w:r>
+              <w:rPr>
+                <w:rFonts w:ascii="Times New Roman" w:hAnsi="Times New Roman" w:cs="Times New Roman" w:eastAsia="Times New Roman"/>
+                <w:sz w:val="20"/>
+              </w:rPr>
+              <w:t>income_ord</w:t>
+            </w:r>
+          </w:p>
+        </w:tc>
+        <w:tc>
+          <w:tcPr>
+            <w:tcW w:type="dxa" w:w="1587"/>
+          </w:tcPr>
+          <w:p>
+            <w:r/>
+            <w:r>
+              <w:rPr>
+                <w:rFonts w:ascii="Times New Roman" w:hAnsi="Times New Roman" w:cs="Times New Roman" w:eastAsia="Times New Roman"/>
+                <w:sz w:val="20"/>
+              </w:rPr>
+              <w:t>deliv_x_days</w:t>
+            </w:r>
+          </w:p>
+        </w:tc>
+        <w:tc>
+          <w:tcPr>
+            <w:tcW w:type="dxa" w:w="1701"/>
+          </w:tcPr>
+          <w:p>
+            <w:r/>
+            <w:r>
+              <w:rPr>
+                <w:rFonts w:ascii="Times New Roman" w:hAnsi="Times New Roman" w:cs="Times New Roman" w:eastAsia="Times New Roman"/>
+                <w:sz w:val="20"/>
+              </w:rPr>
+              <w:t>rest_break_num</w:t>
+            </w:r>
+          </w:p>
+        </w:tc>
+        <w:tc>
+          <w:tcPr>
+            <w:tcW w:type="dxa" w:w="1701"/>
+          </w:tcPr>
+          <w:p>
+            <w:r/>
+            <w:r>
+              <w:rPr>
+                <w:rFonts w:ascii="Times New Roman" w:hAnsi="Times New Roman" w:cs="Times New Roman" w:eastAsia="Times New Roman"/>
+                <w:sz w:val="20"/>
+              </w:rPr>
+              <w:t>workload_score</w:t>
+            </w:r>
+          </w:p>
+        </w:tc>
+      </w:tr>
+      <w:tr>
+        <w:tc>
+          <w:tcPr>
+            <w:tcW w:type="dxa" w:w="1701"/>
+          </w:tcPr>
+          <w:p>
+            <w:r/>
+            <w:r>
+              <w:rPr>
+                <w:rFonts w:ascii="Times New Roman" w:hAnsi="Times New Roman" w:cs="Times New Roman" w:eastAsia="Times New Roman"/>
+                <w:sz w:val="20"/>
+              </w:rPr>
+              <w:t>Contact Stress</w:t>
+            </w:r>
+          </w:p>
+        </w:tc>
+        <w:tc>
+          <w:tcPr>
+            <w:tcW w:type="dxa" w:w="1587"/>
+          </w:tcPr>
+          <w:p>
+            <w:r/>
+            <w:r>
+              <w:rPr>
+                <w:rFonts w:ascii="Times New Roman" w:hAnsi="Times New Roman" w:cs="Times New Roman" w:eastAsia="Times New Roman"/>
+                <w:sz w:val="20"/>
+              </w:rPr>
+              <w:t>vibration_index</w:t>
+            </w:r>
+          </w:p>
+        </w:tc>
+        <w:tc>
+          <w:tcPr>
+            <w:tcW w:type="dxa" w:w="1701"/>
+          </w:tcPr>
+          <w:p>
+            <w:r/>
+            <w:r>
+              <w:rPr>
+                <w:rFonts w:ascii="Times New Roman" w:hAnsi="Times New Roman" w:cs="Times New Roman" w:eastAsia="Times New Roman"/>
+                <w:sz w:val="20"/>
+              </w:rPr>
+              <w:t>workload_x_fatigue</w:t>
+            </w:r>
+          </w:p>
+        </w:tc>
+        <w:tc>
+          <w:tcPr>
+            <w:tcW w:type="dxa" w:w="1587"/>
+          </w:tcPr>
+          <w:p>
+            <w:r/>
+            <w:r>
+              <w:rPr>
+                <w:rFonts w:ascii="Times New Roman" w:hAnsi="Times New Roman" w:cs="Times New Roman" w:eastAsia="Times New Roman"/>
+                <w:sz w:val="20"/>
+              </w:rPr>
+              <w:t>fatigue_score</w:t>
+            </w:r>
+          </w:p>
+        </w:tc>
+        <w:tc>
+          <w:tcPr>
+            <w:tcW w:type="dxa" w:w="1701"/>
+          </w:tcPr>
+          <w:p>
+            <w:r/>
+            <w:r>
+              <w:rPr>
+                <w:rFonts w:ascii="Times New Roman" w:hAnsi="Times New Roman" w:cs="Times New Roman" w:eastAsia="Times New Roman"/>
+                <w:sz w:val="20"/>
+              </w:rPr>
+              <w:t>workload_x_age</w:t>
+            </w:r>
+          </w:p>
+        </w:tc>
+        <w:tc>
+          <w:tcPr>
+            <w:tcW w:type="dxa" w:w="1701"/>
+          </w:tcPr>
+          <w:p>
+            <w:r/>
+            <w:r>
+              <w:rPr>
+                <w:rFonts w:ascii="Times New Roman" w:hAnsi="Times New Roman" w:cs="Times New Roman" w:eastAsia="Times New Roman"/>
+                <w:sz w:val="20"/>
+              </w:rPr>
+              <w:t>deliv_x_days</w:t>
+            </w:r>
+          </w:p>
+        </w:tc>
+      </w:tr>
+    </w:tbl>
+    <w:p>
+      <w:pPr>
+        <w:spacing w:before="0" w:after="120"/>
+      </w:pPr>
+    </w:p>
+    <w:p>
+      <w:pPr>
+        <w:spacing w:before="0" w:after="240"/>
+        <w:jc w:val="center"/>
+      </w:pPr>
+      <w:r>
+        <w:rPr>
+          <w:rFonts w:ascii="Times New Roman" w:hAnsi="Times New Roman" w:cs="Times New Roman" w:eastAsia="Times New Roman"/>
+          <w:b w:val="0"/>
+          <w:i/>
+          <w:color w:val="000000"/>
+          <w:sz w:val="20"/>
+        </w:rPr>
+        <w:t>Table 4.8: Top 5 most important features per factor. Force and Posture are omitted because HistGradientBoosting does not expose split-based importances directly.</w:t>
+      </w:r>
+    </w:p>
+    <w:tbl>
+      <w:tblPr>
+        <w:tblStyle w:val="TableGrid"/>
+        <w:tblW w:type="auto" w:w="0"/>
+        <w:jc w:val="center"/>
+        <w:tblLook w:firstColumn="1" w:firstRow="1" w:lastColumn="0" w:lastRow="0" w:noHBand="0" w:noVBand="1" w:val="04A0"/>
+      </w:tblPr>
+      <w:tblGrid>
+        <w:gridCol w:w="2280"/>
+        <w:gridCol w:w="2280"/>
+        <w:gridCol w:w="2280"/>
+        <w:gridCol w:w="2280"/>
+      </w:tblGrid>
+      <w:tr>
+        <w:tc>
+          <w:tcPr>
+            <w:tcW w:type="dxa" w:w="1814"/>
+            <w:shd w:fill="D9D9D9"/>
+          </w:tcPr>
+          <w:p>
+            <w:r/>
+            <w:r>
+              <w:rPr>
+                <w:rFonts w:ascii="Times New Roman" w:hAnsi="Times New Roman" w:cs="Times New Roman" w:eastAsia="Times New Roman"/>
+                <w:b/>
+                <w:sz w:val="20"/>
+              </w:rPr>
+              <w:t>Factor</w:t>
+            </w:r>
+          </w:p>
+        </w:tc>
+        <w:tc>
+          <w:tcPr>
+            <w:tcW w:type="dxa" w:w="1587"/>
+            <w:shd w:fill="D9D9D9"/>
+          </w:tcPr>
+          <w:p>
+            <w:r/>
+            <w:r>
+              <w:rPr>
+                <w:rFonts w:ascii="Times New Roman" w:hAnsi="Times New Roman" w:cs="Times New Roman" w:eastAsia="Times New Roman"/>
+                <w:b/>
+                <w:sz w:val="20"/>
+              </w:rPr>
+              <w:t>Best model</w:t>
+            </w:r>
+          </w:p>
+        </w:tc>
+        <w:tc>
+          <w:tcPr>
+            <w:tcW w:type="dxa" w:w="3402"/>
+            <w:shd w:fill="D9D9D9"/>
+          </w:tcPr>
+          <w:p>
+            <w:r/>
+            <w:r>
+              <w:rPr>
+                <w:rFonts w:ascii="Times New Roman" w:hAnsi="Times New Roman" w:cs="Times New Roman" w:eastAsia="Times New Roman"/>
+                <w:b/>
+                <w:sz w:val="20"/>
+              </w:rPr>
+              <w:t>Hyperparameters</w:t>
+            </w:r>
+          </w:p>
+        </w:tc>
+        <w:tc>
+          <w:tcPr>
+            <w:tcW w:type="dxa" w:w="1134"/>
+            <w:shd w:fill="D9D9D9"/>
+          </w:tcPr>
+          <w:p>
+            <w:r/>
+            <w:r>
+              <w:rPr>
+                <w:rFonts w:ascii="Times New Roman" w:hAnsi="Times New Roman" w:cs="Times New Roman" w:eastAsia="Times New Roman"/>
+                <w:b/>
+                <w:sz w:val="20"/>
+              </w:rPr>
+              <w:t>SMOTE k</w:t>
+            </w:r>
+          </w:p>
+        </w:tc>
+      </w:tr>
+      <w:tr>
+        <w:tc>
+          <w:tcPr>
+            <w:tcW w:type="dxa" w:w="1814"/>
+          </w:tcPr>
+          <w:p>
+            <w:r/>
+            <w:r>
+              <w:rPr>
+                <w:rFonts w:ascii="Times New Roman" w:hAnsi="Times New Roman" w:cs="Times New Roman" w:eastAsia="Times New Roman"/>
+                <w:sz w:val="20"/>
+              </w:rPr>
+              <w:t>Force</w:t>
+            </w:r>
+          </w:p>
+        </w:tc>
+        <w:tc>
+          <w:tcPr>
+            <w:tcW w:type="dxa" w:w="1587"/>
+          </w:tcPr>
+          <w:p>
+            <w:r/>
+            <w:r>
+              <w:rPr>
+                <w:rFonts w:ascii="Times New Roman" w:hAnsi="Times New Roman" w:cs="Times New Roman" w:eastAsia="Times New Roman"/>
+                <w:sz w:val="20"/>
+              </w:rPr>
+              <w:t>HistGBM</w:t>
+            </w:r>
+          </w:p>
+        </w:tc>
+        <w:tc>
+          <w:tcPr>
+            <w:tcW w:type="dxa" w:w="3402"/>
+          </w:tcPr>
+          <w:p>
+            <w:r/>
+            <w:r>
+              <w:rPr>
+                <w:rFonts w:ascii="Times New Roman" w:hAnsi="Times New Roman" w:cs="Times New Roman" w:eastAsia="Times New Roman"/>
+                <w:sz w:val="20"/>
+              </w:rPr>
+              <w:t>max_depth=None, learning_rate=0.05</w:t>
+            </w:r>
+          </w:p>
+        </w:tc>
+        <w:tc>
+          <w:tcPr>
+            <w:tcW w:type="dxa" w:w="1134"/>
+          </w:tcPr>
+          <w:p>
+            <w:r/>
+            <w:r>
+              <w:rPr>
+                <w:rFonts w:ascii="Times New Roman" w:hAnsi="Times New Roman" w:cs="Times New Roman" w:eastAsia="Times New Roman"/>
+                <w:sz w:val="20"/>
+              </w:rPr>
+              <w:t>5</w:t>
+            </w:r>
+          </w:p>
+        </w:tc>
+      </w:tr>
+      <w:tr>
+        <w:tc>
+          <w:tcPr>
+            <w:tcW w:type="dxa" w:w="1814"/>
+          </w:tcPr>
+          <w:p>
+            <w:r/>
+            <w:r>
+              <w:rPr>
+                <w:rFonts w:ascii="Times New Roman" w:hAnsi="Times New Roman" w:cs="Times New Roman" w:eastAsia="Times New Roman"/>
+                <w:sz w:val="20"/>
+              </w:rPr>
+              <w:t>Repetition</w:t>
+            </w:r>
+          </w:p>
+        </w:tc>
+        <w:tc>
+          <w:tcPr>
+            <w:tcW w:type="dxa" w:w="1587"/>
+          </w:tcPr>
+          <w:p>
+            <w:r/>
+            <w:r>
+              <w:rPr>
+                <w:rFonts w:ascii="Times New Roman" w:hAnsi="Times New Roman" w:cs="Times New Roman" w:eastAsia="Times New Roman"/>
+                <w:sz w:val="20"/>
+              </w:rPr>
+              <w:t>RandomForest</w:t>
+            </w:r>
+          </w:p>
+        </w:tc>
+        <w:tc>
+          <w:tcPr>
+            <w:tcW w:type="dxa" w:w="3402"/>
+          </w:tcPr>
+          <w:p>
+            <w:r/>
+            <w:r>
+              <w:rPr>
+                <w:rFonts w:ascii="Times New Roman" w:hAnsi="Times New Roman" w:cs="Times New Roman" w:eastAsia="Times New Roman"/>
+                <w:sz w:val="20"/>
+              </w:rPr>
+              <w:t>n_estimators=300, max_depth=None</w:t>
+            </w:r>
+          </w:p>
+        </w:tc>
+        <w:tc>
+          <w:tcPr>
+            <w:tcW w:type="dxa" w:w="1134"/>
+          </w:tcPr>
+          <w:p>
+            <w:r/>
+            <w:r>
+              <w:rPr>
+                <w:rFonts w:ascii="Times New Roman" w:hAnsi="Times New Roman" w:cs="Times New Roman" w:eastAsia="Times New Roman"/>
+                <w:sz w:val="20"/>
+              </w:rPr>
+              <w:t>5</w:t>
+            </w:r>
+          </w:p>
+        </w:tc>
+      </w:tr>
+      <w:tr>
+        <w:tc>
+          <w:tcPr>
+            <w:tcW w:type="dxa" w:w="1814"/>
+          </w:tcPr>
+          <w:p>
+            <w:r/>
+            <w:r>
+              <w:rPr>
+                <w:rFonts w:ascii="Times New Roman" w:hAnsi="Times New Roman" w:cs="Times New Roman" w:eastAsia="Times New Roman"/>
+                <w:sz w:val="20"/>
+              </w:rPr>
+              <w:t>Duration</w:t>
+            </w:r>
+          </w:p>
+        </w:tc>
+        <w:tc>
+          <w:tcPr>
+            <w:tcW w:type="dxa" w:w="1587"/>
+          </w:tcPr>
+          <w:p>
+            <w:r/>
+            <w:r>
+              <w:rPr>
+                <w:rFonts w:ascii="Times New Roman" w:hAnsi="Times New Roman" w:cs="Times New Roman" w:eastAsia="Times New Roman"/>
+                <w:sz w:val="20"/>
+              </w:rPr>
+              <w:t>RandomForest</w:t>
+            </w:r>
+          </w:p>
+        </w:tc>
+        <w:tc>
+          <w:tcPr>
+            <w:tcW w:type="dxa" w:w="3402"/>
+          </w:tcPr>
+          <w:p>
+            <w:r/>
+            <w:r>
+              <w:rPr>
+                <w:rFonts w:ascii="Times New Roman" w:hAnsi="Times New Roman" w:cs="Times New Roman" w:eastAsia="Times New Roman"/>
+                <w:sz w:val="20"/>
+              </w:rPr>
+              <w:t>n_estimators=500, max_depth=5</w:t>
+            </w:r>
+          </w:p>
+        </w:tc>
+        <w:tc>
+          <w:tcPr>
+            <w:tcW w:type="dxa" w:w="1134"/>
+          </w:tcPr>
+          <w:p>
+            <w:r/>
+            <w:r>
+              <w:rPr>
+                <w:rFonts w:ascii="Times New Roman" w:hAnsi="Times New Roman" w:cs="Times New Roman" w:eastAsia="Times New Roman"/>
+                <w:sz w:val="20"/>
+              </w:rPr>
+              <w:t>5</w:t>
+            </w:r>
+          </w:p>
+        </w:tc>
+      </w:tr>
+      <w:tr>
+        <w:tc>
+          <w:tcPr>
+            <w:tcW w:type="dxa" w:w="1814"/>
+          </w:tcPr>
+          <w:p>
+            <w:r/>
+            <w:r>
+              <w:rPr>
+                <w:rFonts w:ascii="Times New Roman" w:hAnsi="Times New Roman" w:cs="Times New Roman" w:eastAsia="Times New Roman"/>
+                <w:sz w:val="20"/>
+              </w:rPr>
+              <w:t>Vibration</w:t>
+            </w:r>
+          </w:p>
+        </w:tc>
+        <w:tc>
+          <w:tcPr>
+            <w:tcW w:type="dxa" w:w="1587"/>
+          </w:tcPr>
+          <w:p>
+            <w:r/>
+            <w:r>
+              <w:rPr>
+                <w:rFonts w:ascii="Times New Roman" w:hAnsi="Times New Roman" w:cs="Times New Roman" w:eastAsia="Times New Roman"/>
+                <w:sz w:val="20"/>
+              </w:rPr>
+              <w:t>ExtraTrees</w:t>
+            </w:r>
+          </w:p>
+        </w:tc>
+        <w:tc>
+          <w:tcPr>
+            <w:tcW w:type="dxa" w:w="3402"/>
+          </w:tcPr>
+          <w:p>
+            <w:r/>
+            <w:r>
+              <w:rPr>
+                <w:rFonts w:ascii="Times New Roman" w:hAnsi="Times New Roman" w:cs="Times New Roman" w:eastAsia="Times New Roman"/>
+                <w:sz w:val="20"/>
+              </w:rPr>
+              <w:t>n_estimators=300, max_depth=None</w:t>
+            </w:r>
+          </w:p>
+        </w:tc>
+        <w:tc>
+          <w:tcPr>
+            <w:tcW w:type="dxa" w:w="1134"/>
+          </w:tcPr>
+          <w:p>
+            <w:r/>
+            <w:r>
+              <w:rPr>
+                <w:rFonts w:ascii="Times New Roman" w:hAnsi="Times New Roman" w:cs="Times New Roman" w:eastAsia="Times New Roman"/>
+                <w:sz w:val="20"/>
+              </w:rPr>
+              <w:t>5</w:t>
+            </w:r>
+          </w:p>
+        </w:tc>
+      </w:tr>
+      <w:tr>
+        <w:tc>
+          <w:tcPr>
+            <w:tcW w:type="dxa" w:w="1814"/>
+          </w:tcPr>
+          <w:p>
+            <w:r/>
+            <w:r>
+              <w:rPr>
+                <w:rFonts w:ascii="Times New Roman" w:hAnsi="Times New Roman" w:cs="Times New Roman" w:eastAsia="Times New Roman"/>
+                <w:sz w:val="20"/>
+              </w:rPr>
+              <w:t>Contact Stress</w:t>
+            </w:r>
+          </w:p>
+        </w:tc>
+        <w:tc>
+          <w:tcPr>
+            <w:tcW w:type="dxa" w:w="1587"/>
+          </w:tcPr>
+          <w:p>
+            <w:r/>
+            <w:r>
+              <w:rPr>
+                <w:rFonts w:ascii="Times New Roman" w:hAnsi="Times New Roman" w:cs="Times New Roman" w:eastAsia="Times New Roman"/>
+                <w:sz w:val="20"/>
+              </w:rPr>
+              <w:t>RandomForest</w:t>
+            </w:r>
+          </w:p>
+        </w:tc>
+        <w:tc>
+          <w:tcPr>
+            <w:tcW w:type="dxa" w:w="3402"/>
+          </w:tcPr>
+          <w:p>
+            <w:r/>
+            <w:r>
+              <w:rPr>
+                <w:rFonts w:ascii="Times New Roman" w:hAnsi="Times New Roman" w:cs="Times New Roman" w:eastAsia="Times New Roman"/>
+                <w:sz w:val="20"/>
+              </w:rPr>
+              <w:t>n_estimators=500, max_depth=None</w:t>
+            </w:r>
+          </w:p>
+        </w:tc>
+        <w:tc>
+          <w:tcPr>
+            <w:tcW w:type="dxa" w:w="1134"/>
+          </w:tcPr>
+          <w:p>
+            <w:r/>
+            <w:r>
+              <w:rPr>
+                <w:rFonts w:ascii="Times New Roman" w:hAnsi="Times New Roman" w:cs="Times New Roman" w:eastAsia="Times New Roman"/>
+                <w:sz w:val="20"/>
+              </w:rPr>
+              <w:t>5</w:t>
+            </w:r>
+          </w:p>
+        </w:tc>
+      </w:tr>
+      <w:tr>
+        <w:tc>
+          <w:tcPr>
+            <w:tcW w:type="dxa" w:w="1814"/>
+          </w:tcPr>
+          <w:p>
+            <w:r/>
+            <w:r>
+              <w:rPr>
+                <w:rFonts w:ascii="Times New Roman" w:hAnsi="Times New Roman" w:cs="Times New Roman" w:eastAsia="Times New Roman"/>
+                <w:sz w:val="20"/>
+              </w:rPr>
+              <w:t>Posture</w:t>
+            </w:r>
+          </w:p>
+        </w:tc>
+        <w:tc>
+          <w:tcPr>
+            <w:tcW w:type="dxa" w:w="1587"/>
+          </w:tcPr>
+          <w:p>
+            <w:r/>
+            <w:r>
+              <w:rPr>
+                <w:rFonts w:ascii="Times New Roman" w:hAnsi="Times New Roman" w:cs="Times New Roman" w:eastAsia="Times New Roman"/>
+                <w:sz w:val="20"/>
+              </w:rPr>
+              <w:t>HistGBM</w:t>
+            </w:r>
+          </w:p>
+        </w:tc>
+        <w:tc>
+          <w:tcPr>
+            <w:tcW w:type="dxa" w:w="3402"/>
+          </w:tcPr>
+          <w:p>
+            <w:r/>
+            <w:r>
+              <w:rPr>
+                <w:rFonts w:ascii="Times New Roman" w:hAnsi="Times New Roman" w:cs="Times New Roman" w:eastAsia="Times New Roman"/>
+                <w:sz w:val="20"/>
+              </w:rPr>
+              <w:t>max_depth=5, learning_rate=0.05</w:t>
+            </w:r>
+          </w:p>
+        </w:tc>
+        <w:tc>
+          <w:tcPr>
+            <w:tcW w:type="dxa" w:w="1134"/>
+          </w:tcPr>
+          <w:p>
+            <w:r/>
+            <w:r>
+              <w:rPr>
+                <w:rFonts w:ascii="Times New Roman" w:hAnsi="Times New Roman" w:cs="Times New Roman" w:eastAsia="Times New Roman"/>
+                <w:sz w:val="20"/>
+              </w:rPr>
+              <w:t>5</w:t>
+            </w:r>
+          </w:p>
+        </w:tc>
+      </w:tr>
+    </w:tbl>
+    <w:p>
+      <w:pPr>
+        <w:spacing w:before="0" w:after="120"/>
+      </w:pPr>
+    </w:p>
+    <w:p>
+      <w:pPr>
+        <w:spacing w:before="0" w:after="240"/>
+        <w:jc w:val="center"/>
+      </w:pPr>
+      <w:r>
+        <w:rPr>
+          <w:rFonts w:ascii="Times New Roman" w:hAnsi="Times New Roman" w:cs="Times New Roman" w:eastAsia="Times New Roman"/>
+          <w:b w:val="0"/>
+          <w:i/>
+          <w:color w:val="000000"/>
+          <w:sz w:val="20"/>
+        </w:rPr>
+        <w:t>Table 4.9: Winning hyperparameters per target after GridSearchCV.</w:t>
+      </w:r>
+    </w:p>
+    <w:p>
+      <w:pPr>
+        <w:pStyle w:val="Heading4"/>
+        <w:keepNext/>
+        <w:spacing w:before="360" w:after="120"/>
+      </w:pPr>
+      <w:r>
+        <w:rPr>
+          <w:rFonts w:ascii="Times New Roman" w:hAnsi="Times New Roman" w:cs="Times New Roman" w:eastAsia="Times New Roman"/>
+          <w:b/>
+          <w:color w:val="000000"/>
+          <w:sz w:val="32"/>
+        </w:rPr>
+        <w:t xml:space="preserve">4.6   </w:t>
+      </w:r>
+      <w:r>
+        <w:rPr>
+          <w:rFonts w:ascii="Times New Roman" w:hAnsi="Times New Roman" w:cs="Times New Roman" w:eastAsia="Times New Roman"/>
+          <w:b/>
+          <w:color w:val="000000"/>
+          <w:sz w:val="32"/>
+        </w:rPr>
+        <w:t>Web application demonstration</w:t>
+      </w:r>
+    </w:p>
+    <w:p>
+      <w:pPr>
+        <w:spacing w:after="160" w:line="336" w:lineRule="auto"/>
+        <w:jc w:val="both"/>
+      </w:pPr>
+      <w:r>
+        <w:rPr>
+          <w:rFonts w:ascii="Times New Roman" w:hAnsi="Times New Roman" w:cs="Times New Roman" w:eastAsia="Times New Roman"/>
+          <w:sz w:val="22"/>
+        </w:rPr>
+        <w:t>The Streamlit web application is the mentor-facing artefact of the project. Figures 4.10 through 4.14 show one full pass through the form and the resulting prediction output. The header contains three sample-profile shortcuts (Low, Average, High risk) that pre-fill the entire form so the mentor can trigger a prediction in one click.</w:t>
+      </w:r>
+    </w:p>
+    <w:p>
+      <w:pPr>
+        <w:spacing w:before="200" w:after="80"/>
+        <w:jc w:val="center"/>
+      </w:pPr>
+      <w:r>
+        <w:drawing>
+          <wp:inline xmlns:a="http://schemas.openxmlformats.org/drawingml/2006/main" xmlns:pic="http://schemas.openxmlformats.org/drawingml/2006/picture">
+            <wp:extent cx="5400000" cy="3712500"/>
+            <wp:docPr id="12" name="Picture 12"/>
+            <wp:cNvGraphicFramePr>
+              <a:graphicFrameLocks noChangeAspect="1"/>
+            </wp:cNvGraphicFramePr>
+            <a:graphic>
+              <a:graphicData uri="http://schemas.openxmlformats.org/drawingml/2006/picture">
+                <pic:pic>
+                  <pic:nvPicPr>
+                    <pic:cNvPr id="0" name="web_02_assessment_top.png"/>
+                    <pic:cNvPicPr/>
+                  </pic:nvPicPr>
+                  <pic:blipFill>
+                    <a:blip r:embed="rId23"/>
                     <a:stretch>
                       <a:fillRect/>
                     </a:stretch>
@@ -7983,7 +11241,7 @@
           <w:i/>
           <w:sz w:val="20"/>
         </w:rPr>
-        <w:t>Figure 4.6: Web app: Nordic Musculoskeletal Questionnaire section (Q18 to Q24).</w:t>
+        <w:t>Figure 4.10: Web app: sample-profile shortcuts and demographic section (Q1 to Q17).</w:t>
       </w:r>
     </w:p>
     <w:p>
@@ -7995,7 +11253,7 @@
         <w:drawing>
           <wp:inline xmlns:a="http://schemas.openxmlformats.org/drawingml/2006/main" xmlns:pic="http://schemas.openxmlformats.org/drawingml/2006/picture">
             <wp:extent cx="5400000" cy="3712500"/>
-            <wp:docPr id="9" name="Picture 9"/>
+            <wp:docPr id="13" name="Picture 13"/>
             <wp:cNvGraphicFramePr>
               <a:graphicFrameLocks noChangeAspect="1"/>
             </wp:cNvGraphicFramePr>
@@ -8003,11 +11261,11 @@
               <a:graphicData uri="http://schemas.openxmlformats.org/drawingml/2006/picture">
                 <pic:pic>
                   <pic:nvPicPr>
-                    <pic:cNvPr id="0" name="web_06_results.png"/>
+                    <pic:cNvPr id="0" name="web_03_assessment_nmq.png"/>
                     <pic:cNvPicPr/>
                   </pic:nvPicPr>
                   <pic:blipFill>
-                    <a:blip r:embed="rId20"/>
+                    <a:blip r:embed="rId24"/>
                     <a:stretch>
                       <a:fillRect/>
                     </a:stretch>
@@ -8037,7 +11295,169 @@
           <w:i/>
           <w:sz w:val="20"/>
         </w:rPr>
-        <w:t>Figure 4.7: Web app: predicted risk profile output with colour-coded level cards, radar chart, tabular result, and per-factor recommendations.</w:t>
+        <w:t>Figure 4.11: Web app: Nordic Musculoskeletal Questionnaire section (Q18 to Q24).</w:t>
+      </w:r>
+    </w:p>
+    <w:p>
+      <w:pPr>
+        <w:spacing w:before="200" w:after="80"/>
+        <w:jc w:val="center"/>
+      </w:pPr>
+      <w:r>
+        <w:drawing>
+          <wp:inline xmlns:a="http://schemas.openxmlformats.org/drawingml/2006/main" xmlns:pic="http://schemas.openxmlformats.org/drawingml/2006/picture">
+            <wp:extent cx="5400000" cy="3712500"/>
+            <wp:docPr id="14" name="Picture 14"/>
+            <wp:cNvGraphicFramePr>
+              <a:graphicFrameLocks noChangeAspect="1"/>
+            </wp:cNvGraphicFramePr>
+            <a:graphic>
+              <a:graphicData uri="http://schemas.openxmlformats.org/drawingml/2006/picture">
+                <pic:pic>
+                  <pic:nvPicPr>
+                    <pic:cNvPr id="0" name="web_04_assessment_nasa_borg.png"/>
+                    <pic:cNvPicPr/>
+                  </pic:nvPicPr>
+                  <pic:blipFill>
+                    <a:blip r:embed="rId25"/>
+                    <a:stretch>
+                      <a:fillRect/>
+                    </a:stretch>
+                  </pic:blipFill>
+                  <pic:spPr>
+                    <a:xfrm>
+                      <a:off x="0" y="0"/>
+                      <a:ext cx="5400000" cy="3712500"/>
+                    </a:xfrm>
+                    <a:prstGeom prst="rect"/>
+                  </pic:spPr>
+                </pic:pic>
+              </a:graphicData>
+            </a:graphic>
+          </wp:inline>
+        </w:drawing>
+      </w:r>
+    </w:p>
+    <w:p>
+      <w:pPr>
+        <w:spacing w:after="240"/>
+        <w:jc w:val="center"/>
+      </w:pPr>
+      <w:r>
+        <w:rPr>
+          <w:rFonts w:ascii="Times New Roman" w:hAnsi="Times New Roman" w:cs="Times New Roman" w:eastAsia="Times New Roman"/>
+          <w:i/>
+          <w:sz w:val="20"/>
+        </w:rPr>
+        <w:t>Figure 4.12: Web app: NASA-TLX and Borg CR10 sliders (Q25 to Q36).</w:t>
+      </w:r>
+    </w:p>
+    <w:p>
+      <w:pPr>
+        <w:spacing w:before="200" w:after="80"/>
+        <w:jc w:val="center"/>
+      </w:pPr>
+      <w:r>
+        <w:drawing>
+          <wp:inline xmlns:a="http://schemas.openxmlformats.org/drawingml/2006/main" xmlns:pic="http://schemas.openxmlformats.org/drawingml/2006/picture">
+            <wp:extent cx="5400000" cy="3712500"/>
+            <wp:docPr id="15" name="Picture 15"/>
+            <wp:cNvGraphicFramePr>
+              <a:graphicFrameLocks noChangeAspect="1"/>
+            </wp:cNvGraphicFramePr>
+            <a:graphic>
+              <a:graphicData uri="http://schemas.openxmlformats.org/drawingml/2006/picture">
+                <pic:pic>
+                  <pic:nvPicPr>
+                    <pic:cNvPr id="0" name="web_05_assessment_rula_qec.png"/>
+                    <pic:cNvPicPr/>
+                  </pic:nvPicPr>
+                  <pic:blipFill>
+                    <a:blip r:embed="rId26"/>
+                    <a:stretch>
+                      <a:fillRect/>
+                    </a:stretch>
+                  </pic:blipFill>
+                  <pic:spPr>
+                    <a:xfrm>
+                      <a:off x="0" y="0"/>
+                      <a:ext cx="5400000" cy="3712500"/>
+                    </a:xfrm>
+                    <a:prstGeom prst="rect"/>
+                  </pic:spPr>
+                </pic:pic>
+              </a:graphicData>
+            </a:graphic>
+          </wp:inline>
+        </w:drawing>
+      </w:r>
+    </w:p>
+    <w:p>
+      <w:pPr>
+        <w:spacing w:after="240"/>
+        <w:jc w:val="center"/>
+      </w:pPr>
+      <w:r>
+        <w:rPr>
+          <w:rFonts w:ascii="Times New Roman" w:hAnsi="Times New Roman" w:cs="Times New Roman" w:eastAsia="Times New Roman"/>
+          <w:i/>
+          <w:sz w:val="20"/>
+        </w:rPr>
+        <w:t>Figure 4.13: Web app: RULA (11 items) and QEC (8 scores) observation sections above the Predict button.</w:t>
+      </w:r>
+    </w:p>
+    <w:p>
+      <w:pPr>
+        <w:spacing w:before="200" w:after="80"/>
+        <w:jc w:val="center"/>
+      </w:pPr>
+      <w:r>
+        <w:drawing>
+          <wp:inline xmlns:a="http://schemas.openxmlformats.org/drawingml/2006/main" xmlns:pic="http://schemas.openxmlformats.org/drawingml/2006/picture">
+            <wp:extent cx="5400000" cy="3712500"/>
+            <wp:docPr id="16" name="Picture 16"/>
+            <wp:cNvGraphicFramePr>
+              <a:graphicFrameLocks noChangeAspect="1"/>
+            </wp:cNvGraphicFramePr>
+            <a:graphic>
+              <a:graphicData uri="http://schemas.openxmlformats.org/drawingml/2006/picture">
+                <pic:pic>
+                  <pic:nvPicPr>
+                    <pic:cNvPr id="0" name="web_06_results.png"/>
+                    <pic:cNvPicPr/>
+                  </pic:nvPicPr>
+                  <pic:blipFill>
+                    <a:blip r:embed="rId27"/>
+                    <a:stretch>
+                      <a:fillRect/>
+                    </a:stretch>
+                  </pic:blipFill>
+                  <pic:spPr>
+                    <a:xfrm>
+                      <a:off x="0" y="0"/>
+                      <a:ext cx="5400000" cy="3712500"/>
+                    </a:xfrm>
+                    <a:prstGeom prst="rect"/>
+                  </pic:spPr>
+                </pic:pic>
+              </a:graphicData>
+            </a:graphic>
+          </wp:inline>
+        </w:drawing>
+      </w:r>
+    </w:p>
+    <w:p>
+      <w:pPr>
+        <w:spacing w:after="240"/>
+        <w:jc w:val="center"/>
+      </w:pPr>
+      <w:r>
+        <w:rPr>
+          <w:rFonts w:ascii="Times New Roman" w:hAnsi="Times New Roman" w:cs="Times New Roman" w:eastAsia="Times New Roman"/>
+          <w:i/>
+          <w:sz w:val="20"/>
+        </w:rPr>
+        <w:t>Figure 4.14: Web app: predicted risk profile output with colour-coded level cards, radar chart, tabular result, and per-factor recommendations.</w:t>
       </w:r>
     </w:p>
     <w:p>

--- a/docs/report.docx
+++ b/docs/report.docx
@@ -11486,7 +11486,7 @@
           <w:rFonts w:ascii="Times New Roman" w:hAnsi="Times New Roman" w:cs="Times New Roman" w:eastAsia="Times New Roman"/>
           <w:sz w:val="22"/>
         </w:rPr>
-        <w:t>This project designed, implemented, and deployed a per-rider ergonomic risk screening pipeline for last-mile quick-commerce delivery workers. The pipeline turns a 36-item self-report questionnaire and a 26-column RULA-plus-QEC observation record into six standardised risk levels spanning the classical ergonomic dimensions of Force, Repetition, Posture, Duration, Contact Stress, and Vibration. The five survey-derived factors land at 58 to 62 percent accuracy with macro AUC between 71 and 76 percent; the Posture model, which uses the observation inputs directly, reaches 97 percent accuracy and 98 percent macro AUC. The final artefact is a Streamlit web application that produces the six risk levels along with per-factor recommendations from a single form submission.</w:t>
+        <w:t>This project designed, implemented, and deployed a per-rider ergonomic risk screening pipeline for last-mile quick-commerce delivery workers, turning a 36-item self-report questionnaire and a RULA + QEC observation record into six standardised risk levels across Force, Repetition, Posture, Duration, Contact Stress, and Vibration. The five survey-derived factors land at 58-62 percent cross-validation accuracy with macro AUC between 71 and 76 percent; the Posture model, which receives the RULA and QEC observation inputs directly, reaches 97 percent accuracy and 98 percent AUC. Chi-square identifies Posture, Repetition, and Force as the risk factors significantly associated with self-reported discomfort, and multivariable logistic regression flags age (OR 3.58 per band), job duration (OR 2.89), workload score, and fatigue score as the strongest individual predictors.</w:t>
       </w:r>
     </w:p>
     <w:p>
@@ -11499,7 +11499,7 @@
           <w:rFonts w:ascii="Times New Roman" w:hAnsi="Times New Roman" w:cs="Times New Roman" w:eastAsia="Times New Roman"/>
           <w:sz w:val="22"/>
         </w:rPr>
-        <w:t>Statistically the two factors most strongly associated with self-reported discomfort in this 182-rider sample are Posture and Force. Individually, age (OR 3.58 per band), job duration (OR 2.89 per band), workload score, and fatigue score are the strongest predictors of discomfort under multivariable logistic regression. These findings match the intuition that riders in higher age bands and longer careers accumulate MSD risk that is amplified by workload and fatigue.</w:t>
+        <w:t>The main limitations are the self-report nature of most input variables, the severity-rank merge used to pair the identifier-less posture xlsx with the survey, and the small sample (n = 182) that keeps ML variance visible. Two methodological corrections were made and openly documented: Repetition binning moved from qcut to fixed cuts to remove a boundary tie that hid the worst real schedule, and vibration_index was added to the Duration exclusion list to remove indirect leakage.</w:t>
       </w:r>
     </w:p>
     <w:p>
@@ -11512,7 +11512,7 @@
           <w:rFonts w:ascii="Times New Roman" w:hAnsi="Times New Roman" w:cs="Times New Roman" w:eastAsia="Times New Roman"/>
           <w:sz w:val="22"/>
         </w:rPr>
-        <w:t>The main limitations of this work are the self-report nature of most input variables, the approximate per-rider linkage in the posture observations (a severity-rank merge because the observation records do not carry rider identifiers), and the small sample size (n = 182) that keeps multivariable ML variance visible. Two methodological corrections were made and openly documented during the project: the Repetition binning was changed from qcut to fixed cuts to remove a boundary tie that hid the worst real schedule, and the Duration model's feature list was adjusted to remove indirect leakage through vibration_index. Both changes cost some raw accuracy but produced more meaningful models.</w:t>
+        <w:t>Five interventions for a delivery-platform operator follow directly from the results: (i) cap daily hours (49 percent of the sample exceeds 8 hours per day); (ii) invest in posture-focused equipment and training (84 percent of observed postures at RULA action level 5 or above); (iii) encourage bike-storage-box carrying over handheld bags; (iv) age-targeted MSD screening for the 36-and-above cohort; and (v) platform-level workload management to reduce the NASA-TLX component of the workload score, a significant discomfort predictor at p = 0.0005.</w:t>
       </w:r>
     </w:p>
     <w:p>
@@ -11525,20 +11525,7 @@
           <w:rFonts w:ascii="Times New Roman" w:hAnsi="Times New Roman" w:cs="Times New Roman" w:eastAsia="Times New Roman"/>
           <w:sz w:val="22"/>
         </w:rPr>
-        <w:t>Five interventions for a delivery-platform operator follow directly from the results, ordered by how many riders they would reach. First, cap daily hours (roughly half the sample exceeds 8 hours per day). Second, invest in posture-focused equipment and training (84 percent of observed postures are at RULA action level 5 or above). Third, encourage bike-storage-box carrying over handheld bags. Fourth, introduce age-targeted MSD screening for riders in the 36-and-above cohort. Fifth, tune workload management at the platform level to reduce the NASA-TLX component of the workload score, which is a significant discomfort predictor at p = 0.0005.</w:t>
-      </w:r>
-    </w:p>
-    <w:p>
-      <w:pPr>
-        <w:spacing w:after="160" w:line="336" w:lineRule="auto"/>
-        <w:jc w:val="both"/>
-      </w:pPr>
-      <w:r>
-        <w:rPr>
-          <w:rFonts w:ascii="Times New Roman" w:hAnsi="Times New Roman" w:cs="Times New Roman" w:eastAsia="Times New Roman"/>
-          <w:sz w:val="22"/>
-        </w:rPr>
-        <w:t>Future extensions of the work include a longitudinal follow-up study that would let a causal claim replace the current cross-sectional association; per-rider RULA and QEC observations to eliminate the severity-rank merge; the addition of wearable accelerometer data as a Vibration proxy replacement; and a periodic re-training schedule that lets the platform update its screening tool as the workforce changes. The two-stage design leaves room for each of these extensions without disturbing the audited Stage-1 labels.</w:t>
+        <w:t>Future extensions include a longitudinal follow-up so a causal claim can replace the cross-sectional association, per-rider RULA and QEC observations to eliminate the severity-rank merge, wearable accelerometer data as a Vibration proxy, and a periodic re-training schedule so the screening tool tracks a changing workforce. The two-stage design leaves room for each of these without disturbing the audited Stage-1 labels.</w:t>
       </w:r>
     </w:p>
     <w:p>

--- a/docs/report.docx
+++ b/docs/report.docx
@@ -2853,13 +2853,13 @@
     </w:p>
     <w:p>
       <w:pPr>
-        <w:spacing w:before="200" w:after="80"/>
+        <w:spacing w:before="80" w:after="40"/>
         <w:jc w:val="center"/>
       </w:pPr>
       <w:r>
         <w:drawing>
           <wp:inline xmlns:a="http://schemas.openxmlformats.org/drawingml/2006/main" xmlns:pic="http://schemas.openxmlformats.org/drawingml/2006/picture">
-            <wp:extent cx="5400000" cy="1986912"/>
+            <wp:extent cx="3960000" cy="1457069"/>
             <wp:docPr id="2" name="Picture 2"/>
             <wp:cNvGraphicFramePr>
               <a:graphicFrameLocks noChangeAspect="1"/>
@@ -2880,7 +2880,7 @@
                   <pic:spPr>
                     <a:xfrm>
                       <a:off x="0" y="0"/>
-                      <a:ext cx="5400000" cy="1986912"/>
+                      <a:ext cx="3960000" cy="1457069"/>
                     </a:xfrm>
                     <a:prstGeom prst="rect"/>
                   </pic:spPr>
@@ -2893,14 +2893,14 @@
     </w:p>
     <w:p>
       <w:pPr>
-        <w:spacing w:after="240"/>
+        <w:spacing w:before="0" w:after="120"/>
         <w:jc w:val="center"/>
       </w:pPr>
       <w:r>
         <w:rPr>
           <w:rFonts w:ascii="Times New Roman" w:hAnsi="Times New Roman" w:cs="Times New Roman" w:eastAsia="Times New Roman"/>
           <w:i/>
-          <w:sz w:val="20"/>
+          <w:sz w:val="18"/>
         </w:rPr>
         <w:t>Figure 2.1: Pipeline overview from raw inputs to interactive prediction. Rider survey and posture observations are cleaned, engineered, then labelled by the Stage-1 rules; Stage 2 learns the labels from the profile.</w:t>
       </w:r>
@@ -4093,7 +4093,7 @@
     </w:p>
     <w:p>
       <w:pPr>
-        <w:spacing w:before="0" w:after="240"/>
+        <w:spacing w:before="0" w:after="120"/>
         <w:jc w:val="center"/>
       </w:pPr>
       <w:r>
@@ -4102,7 +4102,7 @@
           <w:b w:val="0"/>
           <w:i/>
           <w:color w:val="000000"/>
-          <w:sz w:val="20"/>
+          <w:sz w:val="18"/>
         </w:rPr>
         <w:t>Table 2.1: Per-target feature exclusions to prevent label leakage.</w:t>
       </w:r>
@@ -4779,13 +4779,13 @@
     </w:p>
     <w:p>
       <w:pPr>
-        <w:spacing w:before="200" w:after="80"/>
+        <w:spacing w:before="80" w:after="40"/>
         <w:jc w:val="center"/>
       </w:pPr>
       <w:r>
         <w:drawing>
           <wp:inline xmlns:a="http://schemas.openxmlformats.org/drawingml/2006/main" xmlns:pic="http://schemas.openxmlformats.org/drawingml/2006/picture">
-            <wp:extent cx="5400000" cy="2859180"/>
+            <wp:extent cx="3960000" cy="2096732"/>
             <wp:docPr id="3" name="Picture 3"/>
             <wp:cNvGraphicFramePr>
               <a:graphicFrameLocks noChangeAspect="1"/>
@@ -4806,7 +4806,7 @@
                   <pic:spPr>
                     <a:xfrm>
                       <a:off x="0" y="0"/>
-                      <a:ext cx="5400000" cy="2859180"/>
+                      <a:ext cx="3960000" cy="2096732"/>
                     </a:xfrm>
                     <a:prstGeom prst="rect"/>
                   </pic:spPr>
@@ -4819,14 +4819,14 @@
     </w:p>
     <w:p>
       <w:pPr>
-        <w:spacing w:after="240"/>
+        <w:spacing w:before="0" w:after="120"/>
         <w:jc w:val="center"/>
       </w:pPr>
       <w:r>
         <w:rPr>
           <w:rFonts w:ascii="Times New Roman" w:hAnsi="Times New Roman" w:cs="Times New Roman" w:eastAsia="Times New Roman"/>
           <w:i/>
-          <w:sz w:val="20"/>
+          <w:sz w:val="18"/>
         </w:rPr>
         <w:t>Figure 4.1: Sample profile: age, platform, vehicle, and carrying mode.</w:t>
       </w:r>
@@ -5212,7 +5212,7 @@
     </w:p>
     <w:p>
       <w:pPr>
-        <w:spacing w:before="0" w:after="240"/>
+        <w:spacing w:before="0" w:after="120"/>
         <w:jc w:val="center"/>
       </w:pPr>
       <w:r>
@@ -5221,20 +5221,20 @@
           <w:b w:val="0"/>
           <w:i/>
           <w:color w:val="000000"/>
-          <w:sz w:val="20"/>
+          <w:sz w:val="18"/>
         </w:rPr>
         <w:t>Table 4.1: NMQ 12-month pain prevalence per body area.</w:t>
       </w:r>
     </w:p>
     <w:p>
       <w:pPr>
-        <w:spacing w:before="200" w:after="80"/>
+        <w:spacing w:before="80" w:after="40"/>
         <w:jc w:val="center"/>
       </w:pPr>
       <w:r>
         <w:drawing>
           <wp:inline xmlns:a="http://schemas.openxmlformats.org/drawingml/2006/main" xmlns:pic="http://schemas.openxmlformats.org/drawingml/2006/picture">
-            <wp:extent cx="5400000" cy="2970000"/>
+            <wp:extent cx="3960000" cy="2178000"/>
             <wp:docPr id="4" name="Picture 4"/>
             <wp:cNvGraphicFramePr>
               <a:graphicFrameLocks noChangeAspect="1"/>
@@ -5255,7 +5255,7 @@
                   <pic:spPr>
                     <a:xfrm>
                       <a:off x="0" y="0"/>
-                      <a:ext cx="5400000" cy="2970000"/>
+                      <a:ext cx="3960000" cy="2178000"/>
                     </a:xfrm>
                     <a:prstGeom prst="rect"/>
                   </pic:spPr>
@@ -5268,27 +5268,27 @@
     </w:p>
     <w:p>
       <w:pPr>
-        <w:spacing w:after="240"/>
+        <w:spacing w:before="0" w:after="120"/>
         <w:jc w:val="center"/>
       </w:pPr>
       <w:r>
         <w:rPr>
           <w:rFonts w:ascii="Times New Roman" w:hAnsi="Times New Roman" w:cs="Times New Roman" w:eastAsia="Times New Roman"/>
           <w:i/>
-          <w:sz w:val="20"/>
+          <w:sz w:val="18"/>
         </w:rPr>
         <w:t>Figure 4.2: NMQ 12-month pain prevalence per body area.</w:t>
       </w:r>
     </w:p>
     <w:p>
       <w:pPr>
-        <w:spacing w:before="200" w:after="80"/>
+        <w:spacing w:before="80" w:after="40"/>
         <w:jc w:val="center"/>
       </w:pPr>
       <w:r>
         <w:drawing>
           <wp:inline xmlns:a="http://schemas.openxmlformats.org/drawingml/2006/main" xmlns:pic="http://schemas.openxmlformats.org/drawingml/2006/picture">
-            <wp:extent cx="5400000" cy="2829287"/>
+            <wp:extent cx="3960000" cy="2074811"/>
             <wp:docPr id="5" name="Picture 5"/>
             <wp:cNvGraphicFramePr>
               <a:graphicFrameLocks noChangeAspect="1"/>
@@ -5309,7 +5309,7 @@
                   <pic:spPr>
                     <a:xfrm>
                       <a:off x="0" y="0"/>
-                      <a:ext cx="5400000" cy="2829287"/>
+                      <a:ext cx="3960000" cy="2074811"/>
                     </a:xfrm>
                     <a:prstGeom prst="rect"/>
                   </pic:spPr>
@@ -5322,14 +5322,14 @@
     </w:p>
     <w:p>
       <w:pPr>
-        <w:spacing w:after="240"/>
+        <w:spacing w:before="0" w:after="120"/>
         <w:jc w:val="center"/>
       </w:pPr>
       <w:r>
         <w:rPr>
           <w:rFonts w:ascii="Times New Roman" w:hAnsi="Times New Roman" w:cs="Times New Roman" w:eastAsia="Times New Roman"/>
           <w:i/>
-          <w:sz w:val="20"/>
+          <w:sz w:val="18"/>
         </w:rPr>
         <w:t>Figure 4.3: Discomfort prevalence broken down by demographic group.</w:t>
       </w:r>
@@ -5810,7 +5810,7 @@
     </w:p>
     <w:p>
       <w:pPr>
-        <w:spacing w:before="0" w:after="240"/>
+        <w:spacing w:before="0" w:after="120"/>
         <w:jc w:val="center"/>
       </w:pPr>
       <w:r>
@@ -5819,7 +5819,7 @@
           <w:b w:val="0"/>
           <w:i/>
           <w:color w:val="000000"/>
-          <w:sz w:val="20"/>
+          <w:sz w:val="18"/>
         </w:rPr>
         <w:t>Table 4.2: Chi-square test: risk factor vs self-reported discomfort.</w:t>
       </w:r>
@@ -6362,7 +6362,7 @@
     </w:p>
     <w:p>
       <w:pPr>
-        <w:spacing w:before="0" w:after="240"/>
+        <w:spacing w:before="0" w:after="120"/>
         <w:jc w:val="center"/>
       </w:pPr>
       <w:r>
@@ -6371,7 +6371,7 @@
           <w:b w:val="0"/>
           <w:i/>
           <w:color w:val="000000"/>
-          <w:sz w:val="20"/>
+          <w:sz w:val="18"/>
         </w:rPr>
         <w:t>Table 4.3: Significant predictors of discomfort from multivariable logistic regression.</w:t>
       </w:r>
@@ -6864,7 +6864,7 @@
     </w:p>
     <w:p>
       <w:pPr>
-        <w:spacing w:before="0" w:after="240"/>
+        <w:spacing w:before="0" w:after="120"/>
         <w:jc w:val="center"/>
       </w:pPr>
       <w:r>
@@ -6873,7 +6873,7 @@
           <w:b w:val="0"/>
           <w:i/>
           <w:color w:val="000000"/>
-          <w:sz w:val="20"/>
+          <w:sz w:val="18"/>
         </w:rPr>
         <w:t>Table 4.4: Stage-1 risk band counts per factor (n = 182).</w:t>
       </w:r>
@@ -6893,13 +6893,13 @@
     </w:p>
     <w:p>
       <w:pPr>
-        <w:spacing w:before="200" w:after="80"/>
+        <w:spacing w:before="80" w:after="40"/>
         <w:jc w:val="center"/>
       </w:pPr>
       <w:r>
         <w:drawing>
           <wp:inline xmlns:a="http://schemas.openxmlformats.org/drawingml/2006/main" xmlns:pic="http://schemas.openxmlformats.org/drawingml/2006/picture">
-            <wp:extent cx="5400000" cy="2415680"/>
+            <wp:extent cx="3960000" cy="1771499"/>
             <wp:docPr id="6" name="Picture 6"/>
             <wp:cNvGraphicFramePr>
               <a:graphicFrameLocks noChangeAspect="1"/>
@@ -6920,7 +6920,7 @@
                   <pic:spPr>
                     <a:xfrm>
                       <a:off x="0" y="0"/>
-                      <a:ext cx="5400000" cy="2415680"/>
+                      <a:ext cx="3960000" cy="1771499"/>
                     </a:xfrm>
                     <a:prstGeom prst="rect"/>
                   </pic:spPr>
@@ -6933,27 +6933,27 @@
     </w:p>
     <w:p>
       <w:pPr>
-        <w:spacing w:after="240"/>
+        <w:spacing w:before="0" w:after="120"/>
         <w:jc w:val="center"/>
       </w:pPr>
       <w:r>
         <w:rPr>
           <w:rFonts w:ascii="Times New Roman" w:hAnsi="Times New Roman" w:cs="Times New Roman" w:eastAsia="Times New Roman"/>
           <w:i/>
-          <w:sz w:val="20"/>
+          <w:sz w:val="18"/>
         </w:rPr>
         <w:t>Figure 4.4: Stage-1 Low / Medium / High counts per risk factor.</w:t>
       </w:r>
     </w:p>
     <w:p>
       <w:pPr>
-        <w:spacing w:before="200" w:after="80"/>
+        <w:spacing w:before="80" w:after="40"/>
         <w:jc w:val="center"/>
       </w:pPr>
       <w:r>
         <w:drawing>
           <wp:inline xmlns:a="http://schemas.openxmlformats.org/drawingml/2006/main" xmlns:pic="http://schemas.openxmlformats.org/drawingml/2006/picture">
-            <wp:extent cx="5400000" cy="2919820"/>
+            <wp:extent cx="3960000" cy="2141202"/>
             <wp:docPr id="7" name="Picture 7"/>
             <wp:cNvGraphicFramePr>
               <a:graphicFrameLocks noChangeAspect="1"/>
@@ -6974,7 +6974,7 @@
                   <pic:spPr>
                     <a:xfrm>
                       <a:off x="0" y="0"/>
-                      <a:ext cx="5400000" cy="2919820"/>
+                      <a:ext cx="3960000" cy="2141202"/>
                     </a:xfrm>
                     <a:prstGeom prst="rect"/>
                   </pic:spPr>
@@ -6987,27 +6987,27 @@
     </w:p>
     <w:p>
       <w:pPr>
-        <w:spacing w:after="240"/>
+        <w:spacing w:before="0" w:after="120"/>
         <w:jc w:val="center"/>
       </w:pPr>
       <w:r>
         <w:rPr>
           <w:rFonts w:ascii="Times New Roman" w:hAnsi="Times New Roman" w:cs="Times New Roman" w:eastAsia="Times New Roman"/>
           <w:i/>
-          <w:sz w:val="20"/>
+          <w:sz w:val="18"/>
         </w:rPr>
         <w:t>Figure 4.5: Discomfort prevalence within each Low / Medium / High band, per risk factor.</w:t>
       </w:r>
     </w:p>
     <w:p>
       <w:pPr>
-        <w:spacing w:before="200" w:after="80"/>
+        <w:spacing w:before="80" w:after="40"/>
         <w:jc w:val="center"/>
       </w:pPr>
       <w:r>
         <w:drawing>
           <wp:inline xmlns:a="http://schemas.openxmlformats.org/drawingml/2006/main" xmlns:pic="http://schemas.openxmlformats.org/drawingml/2006/picture">
-            <wp:extent cx="5400000" cy="4882689"/>
+            <wp:extent cx="3960000" cy="3580639"/>
             <wp:docPr id="8" name="Picture 8"/>
             <wp:cNvGraphicFramePr>
               <a:graphicFrameLocks noChangeAspect="1"/>
@@ -7028,7 +7028,7 @@
                   <pic:spPr>
                     <a:xfrm>
                       <a:off x="0" y="0"/>
-                      <a:ext cx="5400000" cy="4882689"/>
+                      <a:ext cx="3960000" cy="3580639"/>
                     </a:xfrm>
                     <a:prstGeom prst="rect"/>
                   </pic:spPr>
@@ -7041,14 +7041,14 @@
     </w:p>
     <w:p>
       <w:pPr>
-        <w:spacing w:after="240"/>
+        <w:spacing w:before="0" w:after="120"/>
         <w:jc w:val="center"/>
       </w:pPr>
       <w:r>
         <w:rPr>
           <w:rFonts w:ascii="Times New Roman" w:hAnsi="Times New Roman" w:cs="Times New Roman" w:eastAsia="Times New Roman"/>
           <w:i/>
-          <w:sz w:val="20"/>
+          <w:sz w:val="18"/>
         </w:rPr>
         <w:t>Figure 4.6: Pearson correlation matrix across the numeric feature pool, upper triangle masked.</w:t>
       </w:r>
@@ -7757,7 +7757,7 @@
     </w:p>
     <w:p>
       <w:pPr>
-        <w:spacing w:before="0" w:after="240"/>
+        <w:spacing w:before="0" w:after="120"/>
         <w:jc w:val="center"/>
       </w:pPr>
       <w:r>
@@ -7766,7 +7766,7 @@
           <w:b w:val="0"/>
           <w:i/>
           <w:color w:val="000000"/>
-          <w:sz w:val="20"/>
+          <w:sz w:val="18"/>
         </w:rPr>
         <w:t>Table 4.5: Best Stage-2 model per risk factor after 5-fold stratified CV.</w:t>
       </w:r>
@@ -8272,7 +8272,7 @@
     </w:p>
     <w:p>
       <w:pPr>
-        <w:spacing w:before="0" w:after="240"/>
+        <w:spacing w:before="0" w:after="120"/>
         <w:jc w:val="center"/>
       </w:pPr>
       <w:r>
@@ -8281,20 +8281,20 @@
           <w:b w:val="0"/>
           <w:i/>
           <w:color w:val="000000"/>
-          <w:sz w:val="20"/>
+          <w:sz w:val="18"/>
         </w:rPr>
         <w:t>Table 4.6: Per-class ROC AUC (one-vs-rest) for the best model per factor.</w:t>
       </w:r>
     </w:p>
     <w:p>
       <w:pPr>
-        <w:spacing w:before="200" w:after="80"/>
+        <w:spacing w:before="80" w:after="40"/>
         <w:jc w:val="center"/>
       </w:pPr>
       <w:r>
         <w:drawing>
           <wp:inline xmlns:a="http://schemas.openxmlformats.org/drawingml/2006/main" xmlns:pic="http://schemas.openxmlformats.org/drawingml/2006/picture">
-            <wp:extent cx="5400000" cy="3283006"/>
+            <wp:extent cx="3960000" cy="2407538"/>
             <wp:docPr id="9" name="Picture 9"/>
             <wp:cNvGraphicFramePr>
               <a:graphicFrameLocks noChangeAspect="1"/>
@@ -8315,7 +8315,7 @@
                   <pic:spPr>
                     <a:xfrm>
                       <a:off x="0" y="0"/>
-                      <a:ext cx="5400000" cy="3283006"/>
+                      <a:ext cx="3960000" cy="2407538"/>
                     </a:xfrm>
                     <a:prstGeom prst="rect"/>
                   </pic:spPr>
@@ -8328,27 +8328,27 @@
     </w:p>
     <w:p>
       <w:pPr>
-        <w:spacing w:after="240"/>
+        <w:spacing w:before="0" w:after="120"/>
         <w:jc w:val="center"/>
       </w:pPr>
       <w:r>
         <w:rPr>
           <w:rFonts w:ascii="Times New Roman" w:hAnsi="Times New Roman" w:cs="Times New Roman" w:eastAsia="Times New Roman"/>
           <w:i/>
-          <w:sz w:val="20"/>
+          <w:sz w:val="18"/>
         </w:rPr>
         <w:t>Figure 4.7: Confusion matrices for the best model per factor (rows = true class, columns = predicted class).</w:t>
       </w:r>
     </w:p>
     <w:p>
       <w:pPr>
-        <w:spacing w:before="200" w:after="80"/>
+        <w:spacing w:before="80" w:after="40"/>
         <w:jc w:val="center"/>
       </w:pPr>
       <w:r>
         <w:drawing>
           <wp:inline xmlns:a="http://schemas.openxmlformats.org/drawingml/2006/main" xmlns:pic="http://schemas.openxmlformats.org/drawingml/2006/picture">
-            <wp:extent cx="5400000" cy="3286693"/>
+            <wp:extent cx="3960000" cy="2410241"/>
             <wp:docPr id="10" name="Picture 10"/>
             <wp:cNvGraphicFramePr>
               <a:graphicFrameLocks noChangeAspect="1"/>
@@ -8369,7 +8369,7 @@
                   <pic:spPr>
                     <a:xfrm>
                       <a:off x="0" y="0"/>
-                      <a:ext cx="5400000" cy="3286693"/>
+                      <a:ext cx="3960000" cy="2410241"/>
                     </a:xfrm>
                     <a:prstGeom prst="rect"/>
                   </pic:spPr>
@@ -8382,14 +8382,14 @@
     </w:p>
     <w:p>
       <w:pPr>
-        <w:spacing w:after="240"/>
+        <w:spacing w:before="0" w:after="120"/>
         <w:jc w:val="center"/>
       </w:pPr>
       <w:r>
         <w:rPr>
           <w:rFonts w:ascii="Times New Roman" w:hAnsi="Times New Roman" w:cs="Times New Roman" w:eastAsia="Times New Roman"/>
           <w:i/>
-          <w:sz w:val="20"/>
+          <w:sz w:val="18"/>
         </w:rPr>
         <w:t>Figure 4.8: ROC curves (one-vs-rest) for the best model per factor.</w:t>
       </w:r>
@@ -10098,7 +10098,7 @@
     </w:p>
     <w:p>
       <w:pPr>
-        <w:spacing w:before="0" w:after="240"/>
+        <w:spacing w:before="0" w:after="120"/>
         <w:jc w:val="center"/>
       </w:pPr>
       <w:r>
@@ -10107,20 +10107,20 @@
           <w:b w:val="0"/>
           <w:i/>
           <w:color w:val="000000"/>
-          <w:sz w:val="20"/>
+          <w:sz w:val="18"/>
         </w:rPr>
         <w:t>Table 4.7: Per-class precision, recall, F1, and support.</w:t>
       </w:r>
     </w:p>
     <w:p>
       <w:pPr>
-        <w:spacing w:before="200" w:after="80"/>
+        <w:spacing w:before="80" w:after="40"/>
         <w:jc w:val="center"/>
       </w:pPr>
       <w:r>
         <w:drawing>
           <wp:inline xmlns:a="http://schemas.openxmlformats.org/drawingml/2006/main" xmlns:pic="http://schemas.openxmlformats.org/drawingml/2006/picture">
-            <wp:extent cx="5400000" cy="3614008"/>
+            <wp:extent cx="3960000" cy="2650272"/>
             <wp:docPr id="11" name="Picture 11"/>
             <wp:cNvGraphicFramePr>
               <a:graphicFrameLocks noChangeAspect="1"/>
@@ -10141,7 +10141,7 @@
                   <pic:spPr>
                     <a:xfrm>
                       <a:off x="0" y="0"/>
-                      <a:ext cx="5400000" cy="3614008"/>
+                      <a:ext cx="3960000" cy="2650272"/>
                     </a:xfrm>
                     <a:prstGeom prst="rect"/>
                   </pic:spPr>
@@ -10154,14 +10154,14 @@
     </w:p>
     <w:p>
       <w:pPr>
-        <w:spacing w:after="240"/>
+        <w:spacing w:before="0" w:after="120"/>
         <w:jc w:val="center"/>
       </w:pPr>
       <w:r>
         <w:rPr>
           <w:rFonts w:ascii="Times New Roman" w:hAnsi="Times New Roman" w:cs="Times New Roman" w:eastAsia="Times New Roman"/>
           <w:i/>
-          <w:sz w:val="20"/>
+          <w:sz w:val="18"/>
         </w:rPr>
         <w:t>Figure 4.9: Top 10 features by importance for the best model per factor.</w:t>
       </w:r>
@@ -10661,7 +10661,7 @@
     </w:p>
     <w:p>
       <w:pPr>
-        <w:spacing w:before="0" w:after="240"/>
+        <w:spacing w:before="0" w:after="120"/>
         <w:jc w:val="center"/>
       </w:pPr>
       <w:r>
@@ -10670,7 +10670,7 @@
           <w:b w:val="0"/>
           <w:i/>
           <w:color w:val="000000"/>
-          <w:sz w:val="20"/>
+          <w:sz w:val="18"/>
         </w:rPr>
         <w:t>Table 4.8: Top 5 most important features per factor. Force and Posture are omitted because HistGradientBoosting does not expose split-based importances directly.</w:t>
       </w:r>
@@ -11138,7 +11138,7 @@
     </w:p>
     <w:p>
       <w:pPr>
-        <w:spacing w:before="0" w:after="240"/>
+        <w:spacing w:before="0" w:after="120"/>
         <w:jc w:val="center"/>
       </w:pPr>
       <w:r>
@@ -11147,7 +11147,7 @@
           <w:b w:val="0"/>
           <w:i/>
           <w:color w:val="000000"/>
-          <w:sz w:val="20"/>
+          <w:sz w:val="18"/>
         </w:rPr>
         <w:t>Table 4.9: Winning hyperparameters per target after GridSearchCV.</w:t>
       </w:r>
@@ -11192,13 +11192,13 @@
     </w:p>
     <w:p>
       <w:pPr>
-        <w:spacing w:before="200" w:after="80"/>
+        <w:spacing w:before="80" w:after="40"/>
         <w:jc w:val="center"/>
       </w:pPr>
       <w:r>
         <w:drawing>
           <wp:inline xmlns:a="http://schemas.openxmlformats.org/drawingml/2006/main" xmlns:pic="http://schemas.openxmlformats.org/drawingml/2006/picture">
-            <wp:extent cx="5400000" cy="3712500"/>
+            <wp:extent cx="3960000" cy="2722500"/>
             <wp:docPr id="12" name="Picture 12"/>
             <wp:cNvGraphicFramePr>
               <a:graphicFrameLocks noChangeAspect="1"/>
@@ -11219,7 +11219,7 @@
                   <pic:spPr>
                     <a:xfrm>
                       <a:off x="0" y="0"/>
-                      <a:ext cx="5400000" cy="3712500"/>
+                      <a:ext cx="3960000" cy="2722500"/>
                     </a:xfrm>
                     <a:prstGeom prst="rect"/>
                   </pic:spPr>
@@ -11232,27 +11232,27 @@
     </w:p>
     <w:p>
       <w:pPr>
-        <w:spacing w:after="240"/>
+        <w:spacing w:before="0" w:after="120"/>
         <w:jc w:val="center"/>
       </w:pPr>
       <w:r>
         <w:rPr>
           <w:rFonts w:ascii="Times New Roman" w:hAnsi="Times New Roman" w:cs="Times New Roman" w:eastAsia="Times New Roman"/>
           <w:i/>
-          <w:sz w:val="20"/>
+          <w:sz w:val="18"/>
         </w:rPr>
         <w:t>Figure 4.10: Web app: sample-profile shortcuts and demographic section (Q1 to Q17).</w:t>
       </w:r>
     </w:p>
     <w:p>
       <w:pPr>
-        <w:spacing w:before="200" w:after="80"/>
+        <w:spacing w:before="80" w:after="40"/>
         <w:jc w:val="center"/>
       </w:pPr>
       <w:r>
         <w:drawing>
           <wp:inline xmlns:a="http://schemas.openxmlformats.org/drawingml/2006/main" xmlns:pic="http://schemas.openxmlformats.org/drawingml/2006/picture">
-            <wp:extent cx="5400000" cy="3712500"/>
+            <wp:extent cx="3960000" cy="2722500"/>
             <wp:docPr id="13" name="Picture 13"/>
             <wp:cNvGraphicFramePr>
               <a:graphicFrameLocks noChangeAspect="1"/>
@@ -11273,7 +11273,7 @@
                   <pic:spPr>
                     <a:xfrm>
                       <a:off x="0" y="0"/>
-                      <a:ext cx="5400000" cy="3712500"/>
+                      <a:ext cx="3960000" cy="2722500"/>
                     </a:xfrm>
                     <a:prstGeom prst="rect"/>
                   </pic:spPr>
@@ -11286,27 +11286,27 @@
     </w:p>
     <w:p>
       <w:pPr>
-        <w:spacing w:after="240"/>
+        <w:spacing w:before="0" w:after="120"/>
         <w:jc w:val="center"/>
       </w:pPr>
       <w:r>
         <w:rPr>
           <w:rFonts w:ascii="Times New Roman" w:hAnsi="Times New Roman" w:cs="Times New Roman" w:eastAsia="Times New Roman"/>
           <w:i/>
-          <w:sz w:val="20"/>
+          <w:sz w:val="18"/>
         </w:rPr>
         <w:t>Figure 4.11: Web app: Nordic Musculoskeletal Questionnaire section (Q18 to Q24).</w:t>
       </w:r>
     </w:p>
     <w:p>
       <w:pPr>
-        <w:spacing w:before="200" w:after="80"/>
+        <w:spacing w:before="80" w:after="40"/>
         <w:jc w:val="center"/>
       </w:pPr>
       <w:r>
         <w:drawing>
           <wp:inline xmlns:a="http://schemas.openxmlformats.org/drawingml/2006/main" xmlns:pic="http://schemas.openxmlformats.org/drawingml/2006/picture">
-            <wp:extent cx="5400000" cy="3712500"/>
+            <wp:extent cx="3960000" cy="2722500"/>
             <wp:docPr id="14" name="Picture 14"/>
             <wp:cNvGraphicFramePr>
               <a:graphicFrameLocks noChangeAspect="1"/>
@@ -11327,7 +11327,7 @@
                   <pic:spPr>
                     <a:xfrm>
                       <a:off x="0" y="0"/>
-                      <a:ext cx="5400000" cy="3712500"/>
+                      <a:ext cx="3960000" cy="2722500"/>
                     </a:xfrm>
                     <a:prstGeom prst="rect"/>
                   </pic:spPr>
@@ -11340,27 +11340,27 @@
     </w:p>
     <w:p>
       <w:pPr>
-        <w:spacing w:after="240"/>
+        <w:spacing w:before="0" w:after="120"/>
         <w:jc w:val="center"/>
       </w:pPr>
       <w:r>
         <w:rPr>
           <w:rFonts w:ascii="Times New Roman" w:hAnsi="Times New Roman" w:cs="Times New Roman" w:eastAsia="Times New Roman"/>
           <w:i/>
-          <w:sz w:val="20"/>
+          <w:sz w:val="18"/>
         </w:rPr>
         <w:t>Figure 4.12: Web app: NASA-TLX and Borg CR10 sliders (Q25 to Q36).</w:t>
       </w:r>
     </w:p>
     <w:p>
       <w:pPr>
-        <w:spacing w:before="200" w:after="80"/>
+        <w:spacing w:before="80" w:after="40"/>
         <w:jc w:val="center"/>
       </w:pPr>
       <w:r>
         <w:drawing>
           <wp:inline xmlns:a="http://schemas.openxmlformats.org/drawingml/2006/main" xmlns:pic="http://schemas.openxmlformats.org/drawingml/2006/picture">
-            <wp:extent cx="5400000" cy="3712500"/>
+            <wp:extent cx="3960000" cy="2722500"/>
             <wp:docPr id="15" name="Picture 15"/>
             <wp:cNvGraphicFramePr>
               <a:graphicFrameLocks noChangeAspect="1"/>
@@ -11381,7 +11381,7 @@
                   <pic:spPr>
                     <a:xfrm>
                       <a:off x="0" y="0"/>
-                      <a:ext cx="5400000" cy="3712500"/>
+                      <a:ext cx="3960000" cy="2722500"/>
                     </a:xfrm>
                     <a:prstGeom prst="rect"/>
                   </pic:spPr>
@@ -11394,27 +11394,27 @@
     </w:p>
     <w:p>
       <w:pPr>
-        <w:spacing w:after="240"/>
+        <w:spacing w:before="0" w:after="120"/>
         <w:jc w:val="center"/>
       </w:pPr>
       <w:r>
         <w:rPr>
           <w:rFonts w:ascii="Times New Roman" w:hAnsi="Times New Roman" w:cs="Times New Roman" w:eastAsia="Times New Roman"/>
           <w:i/>
-          <w:sz w:val="20"/>
+          <w:sz w:val="18"/>
         </w:rPr>
         <w:t>Figure 4.13: Web app: RULA (11 items) and QEC (8 scores) observation sections above the Predict button.</w:t>
       </w:r>
     </w:p>
     <w:p>
       <w:pPr>
-        <w:spacing w:before="200" w:after="80"/>
+        <w:spacing w:before="80" w:after="40"/>
         <w:jc w:val="center"/>
       </w:pPr>
       <w:r>
         <w:drawing>
           <wp:inline xmlns:a="http://schemas.openxmlformats.org/drawingml/2006/main" xmlns:pic="http://schemas.openxmlformats.org/drawingml/2006/picture">
-            <wp:extent cx="5400000" cy="3712500"/>
+            <wp:extent cx="3960000" cy="2722500"/>
             <wp:docPr id="16" name="Picture 16"/>
             <wp:cNvGraphicFramePr>
               <a:graphicFrameLocks noChangeAspect="1"/>
@@ -11435,7 +11435,7 @@
                   <pic:spPr>
                     <a:xfrm>
                       <a:off x="0" y="0"/>
-                      <a:ext cx="5400000" cy="3712500"/>
+                      <a:ext cx="3960000" cy="2722500"/>
                     </a:xfrm>
                     <a:prstGeom prst="rect"/>
                   </pic:spPr>
@@ -11448,14 +11448,14 @@
     </w:p>
     <w:p>
       <w:pPr>
-        <w:spacing w:after="240"/>
+        <w:spacing w:before="0" w:after="120"/>
         <w:jc w:val="center"/>
       </w:pPr>
       <w:r>
         <w:rPr>
           <w:rFonts w:ascii="Times New Roman" w:hAnsi="Times New Roman" w:cs="Times New Roman" w:eastAsia="Times New Roman"/>
           <w:i/>
-          <w:sz w:val="20"/>
+          <w:sz w:val="18"/>
         </w:rPr>
         <w:t>Figure 4.14: Web app: predicted risk profile output with colour-coded level cards, radar chart, tabular result, and per-factor recommendations.</w:t>
       </w:r>

--- a/docs/report.docx
+++ b/docs/report.docx
@@ -11198,7 +11198,7 @@
       <w:r>
         <w:drawing>
           <wp:inline xmlns:a="http://schemas.openxmlformats.org/drawingml/2006/main" xmlns:pic="http://schemas.openxmlformats.org/drawingml/2006/picture">
-            <wp:extent cx="3960000" cy="2722500"/>
+            <wp:extent cx="3240000" cy="2227500"/>
             <wp:docPr id="12" name="Picture 12"/>
             <wp:cNvGraphicFramePr>
               <a:graphicFrameLocks noChangeAspect="1"/>
@@ -11219,7 +11219,7 @@
                   <pic:spPr>
                     <a:xfrm>
                       <a:off x="0" y="0"/>
-                      <a:ext cx="3960000" cy="2722500"/>
+                      <a:ext cx="3240000" cy="2227500"/>
                     </a:xfrm>
                     <a:prstGeom prst="rect"/>
                   </pic:spPr>
@@ -11252,7 +11252,7 @@
       <w:r>
         <w:drawing>
           <wp:inline xmlns:a="http://schemas.openxmlformats.org/drawingml/2006/main" xmlns:pic="http://schemas.openxmlformats.org/drawingml/2006/picture">
-            <wp:extent cx="3960000" cy="2722500"/>
+            <wp:extent cx="3240000" cy="2227500"/>
             <wp:docPr id="13" name="Picture 13"/>
             <wp:cNvGraphicFramePr>
               <a:graphicFrameLocks noChangeAspect="1"/>
@@ -11273,7 +11273,7 @@
                   <pic:spPr>
                     <a:xfrm>
                       <a:off x="0" y="0"/>
-                      <a:ext cx="3960000" cy="2722500"/>
+                      <a:ext cx="3240000" cy="2227500"/>
                     </a:xfrm>
                     <a:prstGeom prst="rect"/>
                   </pic:spPr>
@@ -11306,7 +11306,7 @@
       <w:r>
         <w:drawing>
           <wp:inline xmlns:a="http://schemas.openxmlformats.org/drawingml/2006/main" xmlns:pic="http://schemas.openxmlformats.org/drawingml/2006/picture">
-            <wp:extent cx="3960000" cy="2722500"/>
+            <wp:extent cx="3240000" cy="2227500"/>
             <wp:docPr id="14" name="Picture 14"/>
             <wp:cNvGraphicFramePr>
               <a:graphicFrameLocks noChangeAspect="1"/>
@@ -11327,7 +11327,7 @@
                   <pic:spPr>
                     <a:xfrm>
                       <a:off x="0" y="0"/>
-                      <a:ext cx="3960000" cy="2722500"/>
+                      <a:ext cx="3240000" cy="2227500"/>
                     </a:xfrm>
                     <a:prstGeom prst="rect"/>
                   </pic:spPr>
@@ -11360,7 +11360,7 @@
       <w:r>
         <w:drawing>
           <wp:inline xmlns:a="http://schemas.openxmlformats.org/drawingml/2006/main" xmlns:pic="http://schemas.openxmlformats.org/drawingml/2006/picture">
-            <wp:extent cx="3960000" cy="2722500"/>
+            <wp:extent cx="3240000" cy="2227500"/>
             <wp:docPr id="15" name="Picture 15"/>
             <wp:cNvGraphicFramePr>
               <a:graphicFrameLocks noChangeAspect="1"/>
@@ -11381,7 +11381,7 @@
                   <pic:spPr>
                     <a:xfrm>
                       <a:off x="0" y="0"/>
-                      <a:ext cx="3960000" cy="2722500"/>
+                      <a:ext cx="3240000" cy="2227500"/>
                     </a:xfrm>
                     <a:prstGeom prst="rect"/>
                   </pic:spPr>
@@ -11414,7 +11414,7 @@
       <w:r>
         <w:drawing>
           <wp:inline xmlns:a="http://schemas.openxmlformats.org/drawingml/2006/main" xmlns:pic="http://schemas.openxmlformats.org/drawingml/2006/picture">
-            <wp:extent cx="3960000" cy="2722500"/>
+            <wp:extent cx="3240000" cy="2227500"/>
             <wp:docPr id="16" name="Picture 16"/>
             <wp:cNvGraphicFramePr>
               <a:graphicFrameLocks noChangeAspect="1"/>
@@ -11435,7 +11435,7 @@
                   <pic:spPr>
                     <a:xfrm>
                       <a:off x="0" y="0"/>
-                      <a:ext cx="3960000" cy="2722500"/>
+                      <a:ext cx="3240000" cy="2227500"/>
                     </a:xfrm>
                     <a:prstGeom prst="rect"/>
                   </pic:spPr>

--- a/docs/report.docx
+++ b/docs/report.docx
@@ -11198,7 +11198,7 @@
       <w:r>
         <w:drawing>
           <wp:inline xmlns:a="http://schemas.openxmlformats.org/drawingml/2006/main" xmlns:pic="http://schemas.openxmlformats.org/drawingml/2006/picture">
-            <wp:extent cx="3240000" cy="2227500"/>
+            <wp:extent cx="3780000" cy="2598750"/>
             <wp:docPr id="12" name="Picture 12"/>
             <wp:cNvGraphicFramePr>
               <a:graphicFrameLocks noChangeAspect="1"/>
@@ -11219,7 +11219,7 @@
                   <pic:spPr>
                     <a:xfrm>
                       <a:off x="0" y="0"/>
-                      <a:ext cx="3240000" cy="2227500"/>
+                      <a:ext cx="3780000" cy="2598750"/>
                     </a:xfrm>
                     <a:prstGeom prst="rect"/>
                   </pic:spPr>
@@ -11252,7 +11252,7 @@
       <w:r>
         <w:drawing>
           <wp:inline xmlns:a="http://schemas.openxmlformats.org/drawingml/2006/main" xmlns:pic="http://schemas.openxmlformats.org/drawingml/2006/picture">
-            <wp:extent cx="3240000" cy="2227500"/>
+            <wp:extent cx="3780000" cy="2598750"/>
             <wp:docPr id="13" name="Picture 13"/>
             <wp:cNvGraphicFramePr>
               <a:graphicFrameLocks noChangeAspect="1"/>
@@ -11273,7 +11273,7 @@
                   <pic:spPr>
                     <a:xfrm>
                       <a:off x="0" y="0"/>
-                      <a:ext cx="3240000" cy="2227500"/>
+                      <a:ext cx="3780000" cy="2598750"/>
                     </a:xfrm>
                     <a:prstGeom prst="rect"/>
                   </pic:spPr>
@@ -11306,7 +11306,7 @@
       <w:r>
         <w:drawing>
           <wp:inline xmlns:a="http://schemas.openxmlformats.org/drawingml/2006/main" xmlns:pic="http://schemas.openxmlformats.org/drawingml/2006/picture">
-            <wp:extent cx="3240000" cy="2227500"/>
+            <wp:extent cx="3780000" cy="2598750"/>
             <wp:docPr id="14" name="Picture 14"/>
             <wp:cNvGraphicFramePr>
               <a:graphicFrameLocks noChangeAspect="1"/>
@@ -11327,7 +11327,7 @@
                   <pic:spPr>
                     <a:xfrm>
                       <a:off x="0" y="0"/>
-                      <a:ext cx="3240000" cy="2227500"/>
+                      <a:ext cx="3780000" cy="2598750"/>
                     </a:xfrm>
                     <a:prstGeom prst="rect"/>
                   </pic:spPr>
@@ -11360,7 +11360,7 @@
       <w:r>
         <w:drawing>
           <wp:inline xmlns:a="http://schemas.openxmlformats.org/drawingml/2006/main" xmlns:pic="http://schemas.openxmlformats.org/drawingml/2006/picture">
-            <wp:extent cx="3240000" cy="2227500"/>
+            <wp:extent cx="3780000" cy="2598750"/>
             <wp:docPr id="15" name="Picture 15"/>
             <wp:cNvGraphicFramePr>
               <a:graphicFrameLocks noChangeAspect="1"/>
@@ -11381,7 +11381,7 @@
                   <pic:spPr>
                     <a:xfrm>
                       <a:off x="0" y="0"/>
-                      <a:ext cx="3240000" cy="2227500"/>
+                      <a:ext cx="3780000" cy="2598750"/>
                     </a:xfrm>
                     <a:prstGeom prst="rect"/>
                   </pic:spPr>
@@ -11414,7 +11414,7 @@
       <w:r>
         <w:drawing>
           <wp:inline xmlns:a="http://schemas.openxmlformats.org/drawingml/2006/main" xmlns:pic="http://schemas.openxmlformats.org/drawingml/2006/picture">
-            <wp:extent cx="3240000" cy="2227500"/>
+            <wp:extent cx="3780000" cy="2598750"/>
             <wp:docPr id="16" name="Picture 16"/>
             <wp:cNvGraphicFramePr>
               <a:graphicFrameLocks noChangeAspect="1"/>
@@ -11435,7 +11435,7 @@
                   <pic:spPr>
                     <a:xfrm>
                       <a:off x="0" y="0"/>
-                      <a:ext cx="3240000" cy="2227500"/>
+                      <a:ext cx="3780000" cy="2598750"/>
                     </a:xfrm>
                     <a:prstGeom prst="rect"/>
                   </pic:spPr>

--- a/docs/report.docx
+++ b/docs/report.docx
@@ -11198,7 +11198,7 @@
       <w:r>
         <w:drawing>
           <wp:inline xmlns:a="http://schemas.openxmlformats.org/drawingml/2006/main" xmlns:pic="http://schemas.openxmlformats.org/drawingml/2006/picture">
-            <wp:extent cx="3780000" cy="2598750"/>
+            <wp:extent cx="3420000" cy="2351250"/>
             <wp:docPr id="12" name="Picture 12"/>
             <wp:cNvGraphicFramePr>
               <a:graphicFrameLocks noChangeAspect="1"/>
@@ -11219,7 +11219,7 @@
                   <pic:spPr>
                     <a:xfrm>
                       <a:off x="0" y="0"/>
-                      <a:ext cx="3780000" cy="2598750"/>
+                      <a:ext cx="3420000" cy="2351250"/>
                     </a:xfrm>
                     <a:prstGeom prst="rect"/>
                   </pic:spPr>
@@ -11252,7 +11252,7 @@
       <w:r>
         <w:drawing>
           <wp:inline xmlns:a="http://schemas.openxmlformats.org/drawingml/2006/main" xmlns:pic="http://schemas.openxmlformats.org/drawingml/2006/picture">
-            <wp:extent cx="3780000" cy="2598750"/>
+            <wp:extent cx="3420000" cy="2351250"/>
             <wp:docPr id="13" name="Picture 13"/>
             <wp:cNvGraphicFramePr>
               <a:graphicFrameLocks noChangeAspect="1"/>
@@ -11273,7 +11273,7 @@
                   <pic:spPr>
                     <a:xfrm>
                       <a:off x="0" y="0"/>
-                      <a:ext cx="3780000" cy="2598750"/>
+                      <a:ext cx="3420000" cy="2351250"/>
                     </a:xfrm>
                     <a:prstGeom prst="rect"/>
                   </pic:spPr>
@@ -11306,7 +11306,7 @@
       <w:r>
         <w:drawing>
           <wp:inline xmlns:a="http://schemas.openxmlformats.org/drawingml/2006/main" xmlns:pic="http://schemas.openxmlformats.org/drawingml/2006/picture">
-            <wp:extent cx="3780000" cy="2598750"/>
+            <wp:extent cx="3420000" cy="2351250"/>
             <wp:docPr id="14" name="Picture 14"/>
             <wp:cNvGraphicFramePr>
               <a:graphicFrameLocks noChangeAspect="1"/>
@@ -11327,7 +11327,7 @@
                   <pic:spPr>
                     <a:xfrm>
                       <a:off x="0" y="0"/>
-                      <a:ext cx="3780000" cy="2598750"/>
+                      <a:ext cx="3420000" cy="2351250"/>
                     </a:xfrm>
                     <a:prstGeom prst="rect"/>
                   </pic:spPr>
@@ -11360,7 +11360,7 @@
       <w:r>
         <w:drawing>
           <wp:inline xmlns:a="http://schemas.openxmlformats.org/drawingml/2006/main" xmlns:pic="http://schemas.openxmlformats.org/drawingml/2006/picture">
-            <wp:extent cx="3780000" cy="2598750"/>
+            <wp:extent cx="3420000" cy="2351250"/>
             <wp:docPr id="15" name="Picture 15"/>
             <wp:cNvGraphicFramePr>
               <a:graphicFrameLocks noChangeAspect="1"/>
@@ -11381,7 +11381,7 @@
                   <pic:spPr>
                     <a:xfrm>
                       <a:off x="0" y="0"/>
-                      <a:ext cx="3780000" cy="2598750"/>
+                      <a:ext cx="3420000" cy="2351250"/>
                     </a:xfrm>
                     <a:prstGeom prst="rect"/>
                   </pic:spPr>
@@ -11414,7 +11414,7 @@
       <w:r>
         <w:drawing>
           <wp:inline xmlns:a="http://schemas.openxmlformats.org/drawingml/2006/main" xmlns:pic="http://schemas.openxmlformats.org/drawingml/2006/picture">
-            <wp:extent cx="3780000" cy="2598750"/>
+            <wp:extent cx="3420000" cy="2351250"/>
             <wp:docPr id="16" name="Picture 16"/>
             <wp:cNvGraphicFramePr>
               <a:graphicFrameLocks noChangeAspect="1"/>
@@ -11435,7 +11435,7 @@
                   <pic:spPr>
                     <a:xfrm>
                       <a:off x="0" y="0"/>
-                      <a:ext cx="3780000" cy="2598750"/>
+                      <a:ext cx="3420000" cy="2351250"/>
                     </a:xfrm>
                     <a:prstGeom prst="rect"/>
                   </pic:spPr>

--- a/docs/report.docx
+++ b/docs/report.docx
@@ -3751,12 +3751,18 @@
         <w:gridCol w:w="3041"/>
       </w:tblGrid>
       <w:tr>
+        <w:trPr>
+          <w:cantSplit/>
+        </w:trPr>
         <w:tc>
           <w:tcPr>
             <w:tcW w:type="dxa" w:w="1984"/>
             <w:shd w:fill="D9D9D9"/>
           </w:tcPr>
           <w:p>
+            <w:pPr>
+              <w:keepNext/>
+            </w:pPr>
             <w:r/>
             <w:r>
               <w:rPr>
@@ -3804,11 +3810,17 @@
         </w:tc>
       </w:tr>
       <w:tr>
+        <w:trPr>
+          <w:cantSplit/>
+        </w:trPr>
         <w:tc>
           <w:tcPr>
             <w:tcW w:type="dxa" w:w="1984"/>
           </w:tcPr>
           <w:p>
+            <w:pPr>
+              <w:keepNext/>
+            </w:pPr>
             <w:r/>
             <w:r>
               <w:rPr>
@@ -3851,11 +3863,17 @@
         </w:tc>
       </w:tr>
       <w:tr>
+        <w:trPr>
+          <w:cantSplit/>
+        </w:trPr>
         <w:tc>
           <w:tcPr>
             <w:tcW w:type="dxa" w:w="1984"/>
           </w:tcPr>
           <w:p>
+            <w:pPr>
+              <w:keepNext/>
+            </w:pPr>
             <w:r/>
             <w:r>
               <w:rPr>
@@ -3898,11 +3916,17 @@
         </w:tc>
       </w:tr>
       <w:tr>
+        <w:trPr>
+          <w:cantSplit/>
+        </w:trPr>
         <w:tc>
           <w:tcPr>
             <w:tcW w:type="dxa" w:w="1984"/>
           </w:tcPr>
           <w:p>
+            <w:pPr>
+              <w:keepNext/>
+            </w:pPr>
             <w:r/>
             <w:r>
               <w:rPr>
@@ -3945,11 +3969,17 @@
         </w:tc>
       </w:tr>
       <w:tr>
+        <w:trPr>
+          <w:cantSplit/>
+        </w:trPr>
         <w:tc>
           <w:tcPr>
             <w:tcW w:type="dxa" w:w="1984"/>
           </w:tcPr>
           <w:p>
+            <w:pPr>
+              <w:keepNext/>
+            </w:pPr>
             <w:r/>
             <w:r>
               <w:rPr>
@@ -3992,11 +4022,17 @@
         </w:tc>
       </w:tr>
       <w:tr>
+        <w:trPr>
+          <w:cantSplit/>
+        </w:trPr>
         <w:tc>
           <w:tcPr>
             <w:tcW w:type="dxa" w:w="1984"/>
           </w:tcPr>
           <w:p>
+            <w:pPr>
+              <w:keepNext/>
+            </w:pPr>
             <w:r/>
             <w:r>
               <w:rPr>
@@ -4039,11 +4075,17 @@
         </w:tc>
       </w:tr>
       <w:tr>
+        <w:trPr>
+          <w:cantSplit/>
+        </w:trPr>
         <w:tc>
           <w:tcPr>
             <w:tcW w:type="dxa" w:w="1984"/>
           </w:tcPr>
           <w:p>
+            <w:pPr>
+              <w:keepNext/>
+            </w:pPr>
             <w:r/>
             <w:r>
               <w:rPr>
@@ -4881,12 +4923,18 @@
         <w:gridCol w:w="4561"/>
       </w:tblGrid>
       <w:tr>
+        <w:trPr>
+          <w:cantSplit/>
+        </w:trPr>
         <w:tc>
           <w:tcPr>
             <w:tcW w:type="dxa" w:w="3969"/>
             <w:shd w:fill="D9D9D9"/>
           </w:tcPr>
           <w:p>
+            <w:pPr>
+              <w:keepNext/>
+            </w:pPr>
             <w:r/>
             <w:r>
               <w:rPr>
@@ -4917,11 +4965,17 @@
         </w:tc>
       </w:tr>
       <w:tr>
+        <w:trPr>
+          <w:cantSplit/>
+        </w:trPr>
         <w:tc>
           <w:tcPr>
             <w:tcW w:type="dxa" w:w="3969"/>
           </w:tcPr>
           <w:p>
+            <w:pPr>
+              <w:keepNext/>
+            </w:pPr>
             <w:r/>
             <w:r>
               <w:rPr>
@@ -4949,11 +5003,17 @@
         </w:tc>
       </w:tr>
       <w:tr>
+        <w:trPr>
+          <w:cantSplit/>
+        </w:trPr>
         <w:tc>
           <w:tcPr>
             <w:tcW w:type="dxa" w:w="3969"/>
           </w:tcPr>
           <w:p>
+            <w:pPr>
+              <w:keepNext/>
+            </w:pPr>
             <w:r/>
             <w:r>
               <w:rPr>
@@ -4981,11 +5041,17 @@
         </w:tc>
       </w:tr>
       <w:tr>
+        <w:trPr>
+          <w:cantSplit/>
+        </w:trPr>
         <w:tc>
           <w:tcPr>
             <w:tcW w:type="dxa" w:w="3969"/>
           </w:tcPr>
           <w:p>
+            <w:pPr>
+              <w:keepNext/>
+            </w:pPr>
             <w:r/>
             <w:r>
               <w:rPr>
@@ -5013,11 +5079,17 @@
         </w:tc>
       </w:tr>
       <w:tr>
+        <w:trPr>
+          <w:cantSplit/>
+        </w:trPr>
         <w:tc>
           <w:tcPr>
             <w:tcW w:type="dxa" w:w="3969"/>
           </w:tcPr>
           <w:p>
+            <w:pPr>
+              <w:keepNext/>
+            </w:pPr>
             <w:r/>
             <w:r>
               <w:rPr>
@@ -5045,11 +5117,17 @@
         </w:tc>
       </w:tr>
       <w:tr>
+        <w:trPr>
+          <w:cantSplit/>
+        </w:trPr>
         <w:tc>
           <w:tcPr>
             <w:tcW w:type="dxa" w:w="3969"/>
           </w:tcPr>
           <w:p>
+            <w:pPr>
+              <w:keepNext/>
+            </w:pPr>
             <w:r/>
             <w:r>
               <w:rPr>
@@ -5077,11 +5155,17 @@
         </w:tc>
       </w:tr>
       <w:tr>
+        <w:trPr>
+          <w:cantSplit/>
+        </w:trPr>
         <w:tc>
           <w:tcPr>
             <w:tcW w:type="dxa" w:w="3969"/>
           </w:tcPr>
           <w:p>
+            <w:pPr>
+              <w:keepNext/>
+            </w:pPr>
             <w:r/>
             <w:r>
               <w:rPr>
@@ -5109,11 +5193,17 @@
         </w:tc>
       </w:tr>
       <w:tr>
+        <w:trPr>
+          <w:cantSplit/>
+        </w:trPr>
         <w:tc>
           <w:tcPr>
             <w:tcW w:type="dxa" w:w="3969"/>
           </w:tcPr>
           <w:p>
+            <w:pPr>
+              <w:keepNext/>
+            </w:pPr>
             <w:r/>
             <w:r>
               <w:rPr>
@@ -5141,11 +5231,17 @@
         </w:tc>
       </w:tr>
       <w:tr>
+        <w:trPr>
+          <w:cantSplit/>
+        </w:trPr>
         <w:tc>
           <w:tcPr>
             <w:tcW w:type="dxa" w:w="3969"/>
           </w:tcPr>
           <w:p>
+            <w:pPr>
+              <w:keepNext/>
+            </w:pPr>
             <w:r/>
             <w:r>
               <w:rPr>
@@ -5173,11 +5269,17 @@
         </w:tc>
       </w:tr>
       <w:tr>
+        <w:trPr>
+          <w:cantSplit/>
+        </w:trPr>
         <w:tc>
           <w:tcPr>
             <w:tcW w:type="dxa" w:w="3969"/>
           </w:tcPr>
           <w:p>
+            <w:pPr>
+              <w:keepNext/>
+            </w:pPr>
             <w:r/>
             <w:r>
               <w:rPr>
@@ -5361,12 +5463,18 @@
         <w:gridCol w:w="2280"/>
       </w:tblGrid>
       <w:tr>
+        <w:trPr>
+          <w:cantSplit/>
+        </w:trPr>
         <w:tc>
           <w:tcPr>
             <w:tcW w:type="dxa" w:w="2268"/>
             <w:shd w:fill="D9D9D9"/>
           </w:tcPr>
           <w:p>
+            <w:pPr>
+              <w:keepNext/>
+            </w:pPr>
             <w:r/>
             <w:r>
               <w:rPr>
@@ -5431,11 +5539,17 @@
         </w:tc>
       </w:tr>
       <w:tr>
+        <w:trPr>
+          <w:cantSplit/>
+        </w:trPr>
         <w:tc>
           <w:tcPr>
             <w:tcW w:type="dxa" w:w="2268"/>
           </w:tcPr>
           <w:p>
+            <w:pPr>
+              <w:keepNext/>
+            </w:pPr>
             <w:r/>
             <w:r>
               <w:rPr>
@@ -5493,11 +5607,17 @@
         </w:tc>
       </w:tr>
       <w:tr>
+        <w:trPr>
+          <w:cantSplit/>
+        </w:trPr>
         <w:tc>
           <w:tcPr>
             <w:tcW w:type="dxa" w:w="2268"/>
           </w:tcPr>
           <w:p>
+            <w:pPr>
+              <w:keepNext/>
+            </w:pPr>
             <w:r/>
             <w:r>
               <w:rPr>
@@ -5555,11 +5675,17 @@
         </w:tc>
       </w:tr>
       <w:tr>
+        <w:trPr>
+          <w:cantSplit/>
+        </w:trPr>
         <w:tc>
           <w:tcPr>
             <w:tcW w:type="dxa" w:w="2268"/>
           </w:tcPr>
           <w:p>
+            <w:pPr>
+              <w:keepNext/>
+            </w:pPr>
             <w:r/>
             <w:r>
               <w:rPr>
@@ -5617,11 +5743,17 @@
         </w:tc>
       </w:tr>
       <w:tr>
+        <w:trPr>
+          <w:cantSplit/>
+        </w:trPr>
         <w:tc>
           <w:tcPr>
             <w:tcW w:type="dxa" w:w="2268"/>
           </w:tcPr>
           <w:p>
+            <w:pPr>
+              <w:keepNext/>
+            </w:pPr>
             <w:r/>
             <w:r>
               <w:rPr>
@@ -5679,11 +5811,17 @@
         </w:tc>
       </w:tr>
       <w:tr>
+        <w:trPr>
+          <w:cantSplit/>
+        </w:trPr>
         <w:tc>
           <w:tcPr>
             <w:tcW w:type="dxa" w:w="2268"/>
           </w:tcPr>
           <w:p>
+            <w:pPr>
+              <w:keepNext/>
+            </w:pPr>
             <w:r/>
             <w:r>
               <w:rPr>
@@ -5741,11 +5879,17 @@
         </w:tc>
       </w:tr>
       <w:tr>
+        <w:trPr>
+          <w:cantSplit/>
+        </w:trPr>
         <w:tc>
           <w:tcPr>
             <w:tcW w:type="dxa" w:w="2268"/>
           </w:tcPr>
           <w:p>
+            <w:pPr>
+              <w:keepNext/>
+            </w:pPr>
             <w:r/>
             <w:r>
               <w:rPr>
@@ -5851,12 +5995,18 @@
         <w:gridCol w:w="2280"/>
       </w:tblGrid>
       <w:tr>
+        <w:trPr>
+          <w:cantSplit/>
+        </w:trPr>
         <w:tc>
           <w:tcPr>
             <w:tcW w:type="dxa" w:w="3402"/>
             <w:shd w:fill="D9D9D9"/>
           </w:tcPr>
           <w:p>
+            <w:pPr>
+              <w:keepNext/>
+            </w:pPr>
             <w:r/>
             <w:r>
               <w:rPr>
@@ -5921,11 +6071,17 @@
         </w:tc>
       </w:tr>
       <w:tr>
+        <w:trPr>
+          <w:cantSplit/>
+        </w:trPr>
         <w:tc>
           <w:tcPr>
             <w:tcW w:type="dxa" w:w="3402"/>
           </w:tcPr>
           <w:p>
+            <w:pPr>
+              <w:keepNext/>
+            </w:pPr>
             <w:r/>
             <w:r>
               <w:rPr>
@@ -5983,11 +6139,17 @@
         </w:tc>
       </w:tr>
       <w:tr>
+        <w:trPr>
+          <w:cantSplit/>
+        </w:trPr>
         <w:tc>
           <w:tcPr>
             <w:tcW w:type="dxa" w:w="3402"/>
           </w:tcPr>
           <w:p>
+            <w:pPr>
+              <w:keepNext/>
+            </w:pPr>
             <w:r/>
             <w:r>
               <w:rPr>
@@ -6045,11 +6207,17 @@
         </w:tc>
       </w:tr>
       <w:tr>
+        <w:trPr>
+          <w:cantSplit/>
+        </w:trPr>
         <w:tc>
           <w:tcPr>
             <w:tcW w:type="dxa" w:w="3402"/>
           </w:tcPr>
           <w:p>
+            <w:pPr>
+              <w:keepNext/>
+            </w:pPr>
             <w:r/>
             <w:r>
               <w:rPr>
@@ -6107,11 +6275,17 @@
         </w:tc>
       </w:tr>
       <w:tr>
+        <w:trPr>
+          <w:cantSplit/>
+        </w:trPr>
         <w:tc>
           <w:tcPr>
             <w:tcW w:type="dxa" w:w="3402"/>
           </w:tcPr>
           <w:p>
+            <w:pPr>
+              <w:keepNext/>
+            </w:pPr>
             <w:r/>
             <w:r>
               <w:rPr>
@@ -6169,11 +6343,17 @@
         </w:tc>
       </w:tr>
       <w:tr>
+        <w:trPr>
+          <w:cantSplit/>
+        </w:trPr>
         <w:tc>
           <w:tcPr>
             <w:tcW w:type="dxa" w:w="3402"/>
           </w:tcPr>
           <w:p>
+            <w:pPr>
+              <w:keepNext/>
+            </w:pPr>
             <w:r/>
             <w:r>
               <w:rPr>
@@ -6231,11 +6411,17 @@
         </w:tc>
       </w:tr>
       <w:tr>
+        <w:trPr>
+          <w:cantSplit/>
+        </w:trPr>
         <w:tc>
           <w:tcPr>
             <w:tcW w:type="dxa" w:w="3402"/>
           </w:tcPr>
           <w:p>
+            <w:pPr>
+              <w:keepNext/>
+            </w:pPr>
             <w:r/>
             <w:r>
               <w:rPr>
@@ -6293,11 +6479,17 @@
         </w:tc>
       </w:tr>
       <w:tr>
+        <w:trPr>
+          <w:cantSplit/>
+        </w:trPr>
         <w:tc>
           <w:tcPr>
             <w:tcW w:type="dxa" w:w="3402"/>
           </w:tcPr>
           <w:p>
+            <w:pPr>
+              <w:keepNext/>
+            </w:pPr>
             <w:r/>
             <w:r>
               <w:rPr>
@@ -6415,12 +6607,18 @@
         <w:gridCol w:w="2280"/>
       </w:tblGrid>
       <w:tr>
+        <w:trPr>
+          <w:cantSplit/>
+        </w:trPr>
         <w:tc>
           <w:tcPr>
             <w:tcW w:type="dxa" w:w="2835"/>
             <w:shd w:fill="D9D9D9"/>
           </w:tcPr>
           <w:p>
+            <w:pPr>
+              <w:keepNext/>
+            </w:pPr>
             <w:r/>
             <w:r>
               <w:rPr>
@@ -6485,11 +6683,17 @@
         </w:tc>
       </w:tr>
       <w:tr>
+        <w:trPr>
+          <w:cantSplit/>
+        </w:trPr>
         <w:tc>
           <w:tcPr>
             <w:tcW w:type="dxa" w:w="2835"/>
           </w:tcPr>
           <w:p>
+            <w:pPr>
+              <w:keepNext/>
+            </w:pPr>
             <w:r/>
             <w:r>
               <w:rPr>
@@ -6547,11 +6751,17 @@
         </w:tc>
       </w:tr>
       <w:tr>
+        <w:trPr>
+          <w:cantSplit/>
+        </w:trPr>
         <w:tc>
           <w:tcPr>
             <w:tcW w:type="dxa" w:w="2835"/>
           </w:tcPr>
           <w:p>
+            <w:pPr>
+              <w:keepNext/>
+            </w:pPr>
             <w:r/>
             <w:r>
               <w:rPr>
@@ -6609,11 +6819,17 @@
         </w:tc>
       </w:tr>
       <w:tr>
+        <w:trPr>
+          <w:cantSplit/>
+        </w:trPr>
         <w:tc>
           <w:tcPr>
             <w:tcW w:type="dxa" w:w="2835"/>
           </w:tcPr>
           <w:p>
+            <w:pPr>
+              <w:keepNext/>
+            </w:pPr>
             <w:r/>
             <w:r>
               <w:rPr>
@@ -6671,11 +6887,17 @@
         </w:tc>
       </w:tr>
       <w:tr>
+        <w:trPr>
+          <w:cantSplit/>
+        </w:trPr>
         <w:tc>
           <w:tcPr>
             <w:tcW w:type="dxa" w:w="2835"/>
           </w:tcPr>
           <w:p>
+            <w:pPr>
+              <w:keepNext/>
+            </w:pPr>
             <w:r/>
             <w:r>
               <w:rPr>
@@ -6733,11 +6955,17 @@
         </w:tc>
       </w:tr>
       <w:tr>
+        <w:trPr>
+          <w:cantSplit/>
+        </w:trPr>
         <w:tc>
           <w:tcPr>
             <w:tcW w:type="dxa" w:w="2835"/>
           </w:tcPr>
           <w:p>
+            <w:pPr>
+              <w:keepNext/>
+            </w:pPr>
             <w:r/>
             <w:r>
               <w:rPr>
@@ -6795,11 +7023,17 @@
         </w:tc>
       </w:tr>
       <w:tr>
+        <w:trPr>
+          <w:cantSplit/>
+        </w:trPr>
         <w:tc>
           <w:tcPr>
             <w:tcW w:type="dxa" w:w="2835"/>
           </w:tcPr>
           <w:p>
+            <w:pPr>
+              <w:keepNext/>
+            </w:pPr>
             <w:r/>
             <w:r>
               <w:rPr>
@@ -7094,12 +7328,18 @@
         <w:gridCol w:w="1520"/>
       </w:tblGrid>
       <w:tr>
+        <w:trPr>
+          <w:cantSplit/>
+        </w:trPr>
         <w:tc>
           <w:tcPr>
             <w:tcW w:type="dxa" w:w="1814"/>
             <w:shd w:fill="D9D9D9"/>
           </w:tcPr>
           <w:p>
+            <w:pPr>
+              <w:keepNext/>
+            </w:pPr>
             <w:r/>
             <w:r>
               <w:rPr>
@@ -7198,11 +7438,17 @@
         </w:tc>
       </w:tr>
       <w:tr>
+        <w:trPr>
+          <w:cantSplit/>
+        </w:trPr>
         <w:tc>
           <w:tcPr>
             <w:tcW w:type="dxa" w:w="1814"/>
           </w:tcPr>
           <w:p>
+            <w:pPr>
+              <w:keepNext/>
+            </w:pPr>
             <w:r/>
             <w:r>
               <w:rPr>
@@ -7290,11 +7536,17 @@
         </w:tc>
       </w:tr>
       <w:tr>
+        <w:trPr>
+          <w:cantSplit/>
+        </w:trPr>
         <w:tc>
           <w:tcPr>
             <w:tcW w:type="dxa" w:w="1814"/>
           </w:tcPr>
           <w:p>
+            <w:pPr>
+              <w:keepNext/>
+            </w:pPr>
             <w:r/>
             <w:r>
               <w:rPr>
@@ -7382,11 +7634,17 @@
         </w:tc>
       </w:tr>
       <w:tr>
+        <w:trPr>
+          <w:cantSplit/>
+        </w:trPr>
         <w:tc>
           <w:tcPr>
             <w:tcW w:type="dxa" w:w="1814"/>
           </w:tcPr>
           <w:p>
+            <w:pPr>
+              <w:keepNext/>
+            </w:pPr>
             <w:r/>
             <w:r>
               <w:rPr>
@@ -7474,11 +7732,17 @@
         </w:tc>
       </w:tr>
       <w:tr>
+        <w:trPr>
+          <w:cantSplit/>
+        </w:trPr>
         <w:tc>
           <w:tcPr>
             <w:tcW w:type="dxa" w:w="1814"/>
           </w:tcPr>
           <w:p>
+            <w:pPr>
+              <w:keepNext/>
+            </w:pPr>
             <w:r/>
             <w:r>
               <w:rPr>
@@ -7566,11 +7830,17 @@
         </w:tc>
       </w:tr>
       <w:tr>
+        <w:trPr>
+          <w:cantSplit/>
+        </w:trPr>
         <w:tc>
           <w:tcPr>
             <w:tcW w:type="dxa" w:w="1814"/>
           </w:tcPr>
           <w:p>
+            <w:pPr>
+              <w:keepNext/>
+            </w:pPr>
             <w:r/>
             <w:r>
               <w:rPr>
@@ -7658,11 +7928,17 @@
         </w:tc>
       </w:tr>
       <w:tr>
+        <w:trPr>
+          <w:cantSplit/>
+        </w:trPr>
         <w:tc>
           <w:tcPr>
             <w:tcW w:type="dxa" w:w="1814"/>
           </w:tcPr>
           <w:p>
+            <w:pPr>
+              <w:keepNext/>
+            </w:pPr>
             <w:r/>
             <w:r>
               <w:rPr>
@@ -7823,12 +8099,18 @@
         <w:gridCol w:w="2280"/>
       </w:tblGrid>
       <w:tr>
+        <w:trPr>
+          <w:cantSplit/>
+        </w:trPr>
         <w:tc>
           <w:tcPr>
             <w:tcW w:type="dxa" w:w="1984"/>
             <w:shd w:fill="D9D9D9"/>
           </w:tcPr>
           <w:p>
+            <w:pPr>
+              <w:keepNext/>
+            </w:pPr>
             <w:r/>
             <w:r>
               <w:rPr>
@@ -7893,11 +8175,17 @@
         </w:tc>
       </w:tr>
       <w:tr>
+        <w:trPr>
+          <w:cantSplit/>
+        </w:trPr>
         <w:tc>
           <w:tcPr>
             <w:tcW w:type="dxa" w:w="1984"/>
           </w:tcPr>
           <w:p>
+            <w:pPr>
+              <w:keepNext/>
+            </w:pPr>
             <w:r/>
             <w:r>
               <w:rPr>
@@ -7955,11 +8243,17 @@
         </w:tc>
       </w:tr>
       <w:tr>
+        <w:trPr>
+          <w:cantSplit/>
+        </w:trPr>
         <w:tc>
           <w:tcPr>
             <w:tcW w:type="dxa" w:w="1984"/>
           </w:tcPr>
           <w:p>
+            <w:pPr>
+              <w:keepNext/>
+            </w:pPr>
             <w:r/>
             <w:r>
               <w:rPr>
@@ -8017,11 +8311,17 @@
         </w:tc>
       </w:tr>
       <w:tr>
+        <w:trPr>
+          <w:cantSplit/>
+        </w:trPr>
         <w:tc>
           <w:tcPr>
             <w:tcW w:type="dxa" w:w="1984"/>
           </w:tcPr>
           <w:p>
+            <w:pPr>
+              <w:keepNext/>
+            </w:pPr>
             <w:r/>
             <w:r>
               <w:rPr>
@@ -8079,11 +8379,17 @@
         </w:tc>
       </w:tr>
       <w:tr>
+        <w:trPr>
+          <w:cantSplit/>
+        </w:trPr>
         <w:tc>
           <w:tcPr>
             <w:tcW w:type="dxa" w:w="1984"/>
           </w:tcPr>
           <w:p>
+            <w:pPr>
+              <w:keepNext/>
+            </w:pPr>
             <w:r/>
             <w:r>
               <w:rPr>
@@ -8141,11 +8447,17 @@
         </w:tc>
       </w:tr>
       <w:tr>
+        <w:trPr>
+          <w:cantSplit/>
+        </w:trPr>
         <w:tc>
           <w:tcPr>
             <w:tcW w:type="dxa" w:w="1984"/>
           </w:tcPr>
           <w:p>
+            <w:pPr>
+              <w:keepNext/>
+            </w:pPr>
             <w:r/>
             <w:r>
               <w:rPr>
@@ -8203,11 +8515,17 @@
         </w:tc>
       </w:tr>
       <w:tr>
+        <w:trPr>
+          <w:cantSplit/>
+        </w:trPr>
         <w:tc>
           <w:tcPr>
             <w:tcW w:type="dxa" w:w="1984"/>
           </w:tcPr>
           <w:p>
+            <w:pPr>
+              <w:keepNext/>
+            </w:pPr>
             <w:r/>
             <w:r>
               <w:rPr>
@@ -8423,12 +8741,18 @@
         <w:gridCol w:w="1520"/>
       </w:tblGrid>
       <w:tr>
+        <w:trPr>
+          <w:cantSplit/>
+        </w:trPr>
         <w:tc>
           <w:tcPr>
             <w:tcW w:type="dxa" w:w="1984"/>
             <w:shd w:fill="D9D9D9"/>
           </w:tcPr>
           <w:p>
+            <w:pPr>
+              <w:keepNext/>
+            </w:pPr>
             <w:r/>
             <w:r>
               <w:rPr>
@@ -8527,11 +8851,17 @@
         </w:tc>
       </w:tr>
       <w:tr>
+        <w:trPr>
+          <w:cantSplit/>
+        </w:trPr>
         <w:tc>
           <w:tcPr>
             <w:tcW w:type="dxa" w:w="1984"/>
           </w:tcPr>
           <w:p>
+            <w:pPr>
+              <w:keepNext/>
+            </w:pPr>
             <w:r/>
             <w:r>
               <w:rPr>
@@ -8619,11 +8949,17 @@
         </w:tc>
       </w:tr>
       <w:tr>
+        <w:trPr>
+          <w:cantSplit/>
+        </w:trPr>
         <w:tc>
           <w:tcPr>
             <w:tcW w:type="dxa" w:w="1984"/>
           </w:tcPr>
           <w:p>
+            <w:pPr>
+              <w:keepNext/>
+            </w:pPr>
             <w:r/>
             <w:r>
               <w:rPr>
@@ -8711,11 +9047,17 @@
         </w:tc>
       </w:tr>
       <w:tr>
+        <w:trPr>
+          <w:cantSplit/>
+        </w:trPr>
         <w:tc>
           <w:tcPr>
             <w:tcW w:type="dxa" w:w="1984"/>
           </w:tcPr>
           <w:p>
+            <w:pPr>
+              <w:keepNext/>
+            </w:pPr>
             <w:r/>
             <w:r>
               <w:rPr>
@@ -8803,11 +9145,17 @@
         </w:tc>
       </w:tr>
       <w:tr>
+        <w:trPr>
+          <w:cantSplit/>
+        </w:trPr>
         <w:tc>
           <w:tcPr>
             <w:tcW w:type="dxa" w:w="1984"/>
           </w:tcPr>
           <w:p>
+            <w:pPr>
+              <w:keepNext/>
+            </w:pPr>
             <w:r/>
             <w:r>
               <w:rPr>
@@ -8895,11 +9243,17 @@
         </w:tc>
       </w:tr>
       <w:tr>
+        <w:trPr>
+          <w:cantSplit/>
+        </w:trPr>
         <w:tc>
           <w:tcPr>
             <w:tcW w:type="dxa" w:w="1984"/>
           </w:tcPr>
           <w:p>
+            <w:pPr>
+              <w:keepNext/>
+            </w:pPr>
             <w:r/>
             <w:r>
               <w:rPr>
@@ -8987,11 +9341,17 @@
         </w:tc>
       </w:tr>
       <w:tr>
+        <w:trPr>
+          <w:cantSplit/>
+        </w:trPr>
         <w:tc>
           <w:tcPr>
             <w:tcW w:type="dxa" w:w="1984"/>
           </w:tcPr>
           <w:p>
+            <w:pPr>
+              <w:keepNext/>
+            </w:pPr>
             <w:r/>
             <w:r>
               <w:rPr>
@@ -9079,11 +9439,17 @@
         </w:tc>
       </w:tr>
       <w:tr>
+        <w:trPr>
+          <w:cantSplit/>
+        </w:trPr>
         <w:tc>
           <w:tcPr>
             <w:tcW w:type="dxa" w:w="1984"/>
           </w:tcPr>
           <w:p>
+            <w:pPr>
+              <w:keepNext/>
+            </w:pPr>
             <w:r/>
             <w:r>
               <w:rPr>
@@ -9171,11 +9537,17 @@
         </w:tc>
       </w:tr>
       <w:tr>
+        <w:trPr>
+          <w:cantSplit/>
+        </w:trPr>
         <w:tc>
           <w:tcPr>
             <w:tcW w:type="dxa" w:w="1984"/>
           </w:tcPr>
           <w:p>
+            <w:pPr>
+              <w:keepNext/>
+            </w:pPr>
             <w:r/>
             <w:r>
               <w:rPr>
@@ -9263,11 +9635,17 @@
         </w:tc>
       </w:tr>
       <w:tr>
+        <w:trPr>
+          <w:cantSplit/>
+        </w:trPr>
         <w:tc>
           <w:tcPr>
             <w:tcW w:type="dxa" w:w="1984"/>
           </w:tcPr>
           <w:p>
+            <w:pPr>
+              <w:keepNext/>
+            </w:pPr>
             <w:r/>
             <w:r>
               <w:rPr>
@@ -9355,11 +9733,17 @@
         </w:tc>
       </w:tr>
       <w:tr>
+        <w:trPr>
+          <w:cantSplit/>
+        </w:trPr>
         <w:tc>
           <w:tcPr>
             <w:tcW w:type="dxa" w:w="1984"/>
           </w:tcPr>
           <w:p>
+            <w:pPr>
+              <w:keepNext/>
+            </w:pPr>
             <w:r/>
             <w:r>
               <w:rPr>
@@ -9447,11 +9831,17 @@
         </w:tc>
       </w:tr>
       <w:tr>
+        <w:trPr>
+          <w:cantSplit/>
+        </w:trPr>
         <w:tc>
           <w:tcPr>
             <w:tcW w:type="dxa" w:w="1984"/>
           </w:tcPr>
           <w:p>
+            <w:pPr>
+              <w:keepNext/>
+            </w:pPr>
             <w:r/>
             <w:r>
               <w:rPr>
@@ -9539,11 +9929,17 @@
         </w:tc>
       </w:tr>
       <w:tr>
+        <w:trPr>
+          <w:cantSplit/>
+        </w:trPr>
         <w:tc>
           <w:tcPr>
             <w:tcW w:type="dxa" w:w="1984"/>
           </w:tcPr>
           <w:p>
+            <w:pPr>
+              <w:keepNext/>
+            </w:pPr>
             <w:r/>
             <w:r>
               <w:rPr>
@@ -9631,11 +10027,17 @@
         </w:tc>
       </w:tr>
       <w:tr>
+        <w:trPr>
+          <w:cantSplit/>
+        </w:trPr>
         <w:tc>
           <w:tcPr>
             <w:tcW w:type="dxa" w:w="1984"/>
           </w:tcPr>
           <w:p>
+            <w:pPr>
+              <w:keepNext/>
+            </w:pPr>
             <w:r/>
             <w:r>
               <w:rPr>
@@ -9723,11 +10125,17 @@
         </w:tc>
       </w:tr>
       <w:tr>
+        <w:trPr>
+          <w:cantSplit/>
+        </w:trPr>
         <w:tc>
           <w:tcPr>
             <w:tcW w:type="dxa" w:w="1984"/>
           </w:tcPr>
           <w:p>
+            <w:pPr>
+              <w:keepNext/>
+            </w:pPr>
             <w:r/>
             <w:r>
               <w:rPr>
@@ -9815,11 +10223,17 @@
         </w:tc>
       </w:tr>
       <w:tr>
+        <w:trPr>
+          <w:cantSplit/>
+        </w:trPr>
         <w:tc>
           <w:tcPr>
             <w:tcW w:type="dxa" w:w="1984"/>
           </w:tcPr>
           <w:p>
+            <w:pPr>
+              <w:keepNext/>
+            </w:pPr>
             <w:r/>
             <w:r>
               <w:rPr>
@@ -9907,11 +10321,17 @@
         </w:tc>
       </w:tr>
       <w:tr>
+        <w:trPr>
+          <w:cantSplit/>
+        </w:trPr>
         <w:tc>
           <w:tcPr>
             <w:tcW w:type="dxa" w:w="1984"/>
           </w:tcPr>
           <w:p>
+            <w:pPr>
+              <w:keepNext/>
+            </w:pPr>
             <w:r/>
             <w:r>
               <w:rPr>
@@ -9999,11 +10419,17 @@
         </w:tc>
       </w:tr>
       <w:tr>
+        <w:trPr>
+          <w:cantSplit/>
+        </w:trPr>
         <w:tc>
           <w:tcPr>
             <w:tcW w:type="dxa" w:w="1984"/>
           </w:tcPr>
           <w:p>
+            <w:pPr>
+              <w:keepNext/>
+            </w:pPr>
             <w:r/>
             <w:r>
               <w:rPr>
@@ -10182,12 +10608,18 @@
         <w:gridCol w:w="1520"/>
       </w:tblGrid>
       <w:tr>
+        <w:trPr>
+          <w:cantSplit/>
+        </w:trPr>
         <w:tc>
           <w:tcPr>
             <w:tcW w:type="dxa" w:w="1701"/>
             <w:shd w:fill="D9D9D9"/>
           </w:tcPr>
           <w:p>
+            <w:pPr>
+              <w:keepNext/>
+            </w:pPr>
             <w:r/>
             <w:r>
               <w:rPr>
@@ -10286,11 +10718,17 @@
         </w:tc>
       </w:tr>
       <w:tr>
+        <w:trPr>
+          <w:cantSplit/>
+        </w:trPr>
         <w:tc>
           <w:tcPr>
             <w:tcW w:type="dxa" w:w="1701"/>
           </w:tcPr>
           <w:p>
+            <w:pPr>
+              <w:keepNext/>
+            </w:pPr>
             <w:r/>
             <w:r>
               <w:rPr>
@@ -10378,11 +10816,17 @@
         </w:tc>
       </w:tr>
       <w:tr>
+        <w:trPr>
+          <w:cantSplit/>
+        </w:trPr>
         <w:tc>
           <w:tcPr>
             <w:tcW w:type="dxa" w:w="1701"/>
           </w:tcPr>
           <w:p>
+            <w:pPr>
+              <w:keepNext/>
+            </w:pPr>
             <w:r/>
             <w:r>
               <w:rPr>
@@ -10470,11 +10914,17 @@
         </w:tc>
       </w:tr>
       <w:tr>
+        <w:trPr>
+          <w:cantSplit/>
+        </w:trPr>
         <w:tc>
           <w:tcPr>
             <w:tcW w:type="dxa" w:w="1701"/>
           </w:tcPr>
           <w:p>
+            <w:pPr>
+              <w:keepNext/>
+            </w:pPr>
             <w:r/>
             <w:r>
               <w:rPr>
@@ -10562,11 +11012,17 @@
         </w:tc>
       </w:tr>
       <w:tr>
+        <w:trPr>
+          <w:cantSplit/>
+        </w:trPr>
         <w:tc>
           <w:tcPr>
             <w:tcW w:type="dxa" w:w="1701"/>
           </w:tcPr>
           <w:p>
+            <w:pPr>
+              <w:keepNext/>
+            </w:pPr>
             <w:r/>
             <w:r>
               <w:rPr>
@@ -10689,12 +11145,18 @@
         <w:gridCol w:w="2280"/>
       </w:tblGrid>
       <w:tr>
+        <w:trPr>
+          <w:cantSplit/>
+        </w:trPr>
         <w:tc>
           <w:tcPr>
             <w:tcW w:type="dxa" w:w="1814"/>
             <w:shd w:fill="D9D9D9"/>
           </w:tcPr>
           <w:p>
+            <w:pPr>
+              <w:keepNext/>
+            </w:pPr>
             <w:r/>
             <w:r>
               <w:rPr>
@@ -10759,11 +11221,17 @@
         </w:tc>
       </w:tr>
       <w:tr>
+        <w:trPr>
+          <w:cantSplit/>
+        </w:trPr>
         <w:tc>
           <w:tcPr>
             <w:tcW w:type="dxa" w:w="1814"/>
           </w:tcPr>
           <w:p>
+            <w:pPr>
+              <w:keepNext/>
+            </w:pPr>
             <w:r/>
             <w:r>
               <w:rPr>
@@ -10821,11 +11289,17 @@
         </w:tc>
       </w:tr>
       <w:tr>
+        <w:trPr>
+          <w:cantSplit/>
+        </w:trPr>
         <w:tc>
           <w:tcPr>
             <w:tcW w:type="dxa" w:w="1814"/>
           </w:tcPr>
           <w:p>
+            <w:pPr>
+              <w:keepNext/>
+            </w:pPr>
             <w:r/>
             <w:r>
               <w:rPr>
@@ -10883,11 +11357,17 @@
         </w:tc>
       </w:tr>
       <w:tr>
+        <w:trPr>
+          <w:cantSplit/>
+        </w:trPr>
         <w:tc>
           <w:tcPr>
             <w:tcW w:type="dxa" w:w="1814"/>
           </w:tcPr>
           <w:p>
+            <w:pPr>
+              <w:keepNext/>
+            </w:pPr>
             <w:r/>
             <w:r>
               <w:rPr>
@@ -10945,11 +11425,17 @@
         </w:tc>
       </w:tr>
       <w:tr>
+        <w:trPr>
+          <w:cantSplit/>
+        </w:trPr>
         <w:tc>
           <w:tcPr>
             <w:tcW w:type="dxa" w:w="1814"/>
           </w:tcPr>
           <w:p>
+            <w:pPr>
+              <w:keepNext/>
+            </w:pPr>
             <w:r/>
             <w:r>
               <w:rPr>
@@ -11007,11 +11493,17 @@
         </w:tc>
       </w:tr>
       <w:tr>
+        <w:trPr>
+          <w:cantSplit/>
+        </w:trPr>
         <w:tc>
           <w:tcPr>
             <w:tcW w:type="dxa" w:w="1814"/>
           </w:tcPr>
           <w:p>
+            <w:pPr>
+              <w:keepNext/>
+            </w:pPr>
             <w:r/>
             <w:r>
               <w:rPr>
@@ -11069,11 +11561,17 @@
         </w:tc>
       </w:tr>
       <w:tr>
+        <w:trPr>
+          <w:cantSplit/>
+        </w:trPr>
         <w:tc>
           <w:tcPr>
             <w:tcW w:type="dxa" w:w="1814"/>
           </w:tcPr>
           <w:p>
+            <w:pPr>
+              <w:keepNext/>
+            </w:pPr>
             <w:r/>
             <w:r>
               <w:rPr>

--- a/docs/report.docx
+++ b/docs/report.docx
@@ -2859,7 +2859,7 @@
       <w:r>
         <w:drawing>
           <wp:inline xmlns:a="http://schemas.openxmlformats.org/drawingml/2006/main" xmlns:pic="http://schemas.openxmlformats.org/drawingml/2006/picture">
-            <wp:extent cx="3960000" cy="1457069"/>
+            <wp:extent cx="3420000" cy="1258378"/>
             <wp:docPr id="2" name="Picture 2"/>
             <wp:cNvGraphicFramePr>
               <a:graphicFrameLocks noChangeAspect="1"/>
@@ -2880,7 +2880,7 @@
                   <pic:spPr>
                     <a:xfrm>
                       <a:off x="0" y="0"/>
-                      <a:ext cx="3960000" cy="1457069"/>
+                      <a:ext cx="3420000" cy="1258378"/>
                     </a:xfrm>
                     <a:prstGeom prst="rect"/>
                   </pic:spPr>
@@ -4827,7 +4827,7 @@
       <w:r>
         <w:drawing>
           <wp:inline xmlns:a="http://schemas.openxmlformats.org/drawingml/2006/main" xmlns:pic="http://schemas.openxmlformats.org/drawingml/2006/picture">
-            <wp:extent cx="3960000" cy="2096732"/>
+            <wp:extent cx="3420000" cy="1810814"/>
             <wp:docPr id="3" name="Picture 3"/>
             <wp:cNvGraphicFramePr>
               <a:graphicFrameLocks noChangeAspect="1"/>
@@ -4848,7 +4848,7 @@
                   <pic:spPr>
                     <a:xfrm>
                       <a:off x="0" y="0"/>
-                      <a:ext cx="3960000" cy="2096732"/>
+                      <a:ext cx="3420000" cy="1810814"/>
                     </a:xfrm>
                     <a:prstGeom prst="rect"/>
                   </pic:spPr>
@@ -5336,7 +5336,7 @@
       <w:r>
         <w:drawing>
           <wp:inline xmlns:a="http://schemas.openxmlformats.org/drawingml/2006/main" xmlns:pic="http://schemas.openxmlformats.org/drawingml/2006/picture">
-            <wp:extent cx="3960000" cy="2178000"/>
+            <wp:extent cx="3420000" cy="1881000"/>
             <wp:docPr id="4" name="Picture 4"/>
             <wp:cNvGraphicFramePr>
               <a:graphicFrameLocks noChangeAspect="1"/>
@@ -5357,7 +5357,7 @@
                   <pic:spPr>
                     <a:xfrm>
                       <a:off x="0" y="0"/>
-                      <a:ext cx="3960000" cy="2178000"/>
+                      <a:ext cx="3420000" cy="1881000"/>
                     </a:xfrm>
                     <a:prstGeom prst="rect"/>
                   </pic:spPr>
@@ -5390,7 +5390,7 @@
       <w:r>
         <w:drawing>
           <wp:inline xmlns:a="http://schemas.openxmlformats.org/drawingml/2006/main" xmlns:pic="http://schemas.openxmlformats.org/drawingml/2006/picture">
-            <wp:extent cx="3960000" cy="2074811"/>
+            <wp:extent cx="3420000" cy="1791882"/>
             <wp:docPr id="5" name="Picture 5"/>
             <wp:cNvGraphicFramePr>
               <a:graphicFrameLocks noChangeAspect="1"/>
@@ -5411,7 +5411,7 @@
                   <pic:spPr>
                     <a:xfrm>
                       <a:off x="0" y="0"/>
-                      <a:ext cx="3960000" cy="2074811"/>
+                      <a:ext cx="3420000" cy="1791882"/>
                     </a:xfrm>
                     <a:prstGeom prst="rect"/>
                   </pic:spPr>
@@ -7133,7 +7133,7 @@
       <w:r>
         <w:drawing>
           <wp:inline xmlns:a="http://schemas.openxmlformats.org/drawingml/2006/main" xmlns:pic="http://schemas.openxmlformats.org/drawingml/2006/picture">
-            <wp:extent cx="3960000" cy="1771499"/>
+            <wp:extent cx="3420000" cy="1529931"/>
             <wp:docPr id="6" name="Picture 6"/>
             <wp:cNvGraphicFramePr>
               <a:graphicFrameLocks noChangeAspect="1"/>
@@ -7154,7 +7154,7 @@
                   <pic:spPr>
                     <a:xfrm>
                       <a:off x="0" y="0"/>
-                      <a:ext cx="3960000" cy="1771499"/>
+                      <a:ext cx="3420000" cy="1529931"/>
                     </a:xfrm>
                     <a:prstGeom prst="rect"/>
                   </pic:spPr>
@@ -7187,7 +7187,7 @@
       <w:r>
         <w:drawing>
           <wp:inline xmlns:a="http://schemas.openxmlformats.org/drawingml/2006/main" xmlns:pic="http://schemas.openxmlformats.org/drawingml/2006/picture">
-            <wp:extent cx="3960000" cy="2141202"/>
+            <wp:extent cx="3420000" cy="1849220"/>
             <wp:docPr id="7" name="Picture 7"/>
             <wp:cNvGraphicFramePr>
               <a:graphicFrameLocks noChangeAspect="1"/>
@@ -7208,7 +7208,7 @@
                   <pic:spPr>
                     <a:xfrm>
                       <a:off x="0" y="0"/>
-                      <a:ext cx="3960000" cy="2141202"/>
+                      <a:ext cx="3420000" cy="1849220"/>
                     </a:xfrm>
                     <a:prstGeom prst="rect"/>
                   </pic:spPr>
@@ -7241,7 +7241,7 @@
       <w:r>
         <w:drawing>
           <wp:inline xmlns:a="http://schemas.openxmlformats.org/drawingml/2006/main" xmlns:pic="http://schemas.openxmlformats.org/drawingml/2006/picture">
-            <wp:extent cx="3960000" cy="3580639"/>
+            <wp:extent cx="3420000" cy="3092370"/>
             <wp:docPr id="8" name="Picture 8"/>
             <wp:cNvGraphicFramePr>
               <a:graphicFrameLocks noChangeAspect="1"/>
@@ -7262,7 +7262,7 @@
                   <pic:spPr>
                     <a:xfrm>
                       <a:off x="0" y="0"/>
-                      <a:ext cx="3960000" cy="3580639"/>
+                      <a:ext cx="3420000" cy="3092370"/>
                     </a:xfrm>
                     <a:prstGeom prst="rect"/>
                   </pic:spPr>
@@ -8612,7 +8612,7 @@
       <w:r>
         <w:drawing>
           <wp:inline xmlns:a="http://schemas.openxmlformats.org/drawingml/2006/main" xmlns:pic="http://schemas.openxmlformats.org/drawingml/2006/picture">
-            <wp:extent cx="3960000" cy="2407538"/>
+            <wp:extent cx="3420000" cy="2079237"/>
             <wp:docPr id="9" name="Picture 9"/>
             <wp:cNvGraphicFramePr>
               <a:graphicFrameLocks noChangeAspect="1"/>
@@ -8633,7 +8633,7 @@
                   <pic:spPr>
                     <a:xfrm>
                       <a:off x="0" y="0"/>
-                      <a:ext cx="3960000" cy="2407538"/>
+                      <a:ext cx="3420000" cy="2079237"/>
                     </a:xfrm>
                     <a:prstGeom prst="rect"/>
                   </pic:spPr>
@@ -8666,7 +8666,7 @@
       <w:r>
         <w:drawing>
           <wp:inline xmlns:a="http://schemas.openxmlformats.org/drawingml/2006/main" xmlns:pic="http://schemas.openxmlformats.org/drawingml/2006/picture">
-            <wp:extent cx="3960000" cy="2410241"/>
+            <wp:extent cx="3420000" cy="2081572"/>
             <wp:docPr id="10" name="Picture 10"/>
             <wp:cNvGraphicFramePr>
               <a:graphicFrameLocks noChangeAspect="1"/>
@@ -8687,7 +8687,7 @@
                   <pic:spPr>
                     <a:xfrm>
                       <a:off x="0" y="0"/>
-                      <a:ext cx="3960000" cy="2410241"/>
+                      <a:ext cx="3420000" cy="2081572"/>
                     </a:xfrm>
                     <a:prstGeom prst="rect"/>
                   </pic:spPr>
@@ -10546,7 +10546,7 @@
       <w:r>
         <w:drawing>
           <wp:inline xmlns:a="http://schemas.openxmlformats.org/drawingml/2006/main" xmlns:pic="http://schemas.openxmlformats.org/drawingml/2006/picture">
-            <wp:extent cx="3960000" cy="2650272"/>
+            <wp:extent cx="3420000" cy="2288872"/>
             <wp:docPr id="11" name="Picture 11"/>
             <wp:cNvGraphicFramePr>
               <a:graphicFrameLocks noChangeAspect="1"/>
@@ -10567,7 +10567,7 @@
                   <pic:spPr>
                     <a:xfrm>
                       <a:off x="0" y="0"/>
-                      <a:ext cx="3960000" cy="2650272"/>
+                      <a:ext cx="3420000" cy="2288872"/>
                     </a:xfrm>
                     <a:prstGeom prst="rect"/>
                   </pic:spPr>

--- a/docs/report.docx
+++ b/docs/report.docx
@@ -2859,7 +2859,7 @@
       <w:r>
         <w:drawing>
           <wp:inline xmlns:a="http://schemas.openxmlformats.org/drawingml/2006/main" xmlns:pic="http://schemas.openxmlformats.org/drawingml/2006/picture">
-            <wp:extent cx="3420000" cy="1258378"/>
+            <wp:extent cx="3780000" cy="1390839"/>
             <wp:docPr id="2" name="Picture 2"/>
             <wp:cNvGraphicFramePr>
               <a:graphicFrameLocks noChangeAspect="1"/>
@@ -2880,7 +2880,7 @@
                   <pic:spPr>
                     <a:xfrm>
                       <a:off x="0" y="0"/>
-                      <a:ext cx="3420000" cy="1258378"/>
+                      <a:ext cx="3780000" cy="1390839"/>
                     </a:xfrm>
                     <a:prstGeom prst="rect"/>
                   </pic:spPr>
@@ -4827,7 +4827,7 @@
       <w:r>
         <w:drawing>
           <wp:inline xmlns:a="http://schemas.openxmlformats.org/drawingml/2006/main" xmlns:pic="http://schemas.openxmlformats.org/drawingml/2006/picture">
-            <wp:extent cx="3420000" cy="1810814"/>
+            <wp:extent cx="3780000" cy="2001426"/>
             <wp:docPr id="3" name="Picture 3"/>
             <wp:cNvGraphicFramePr>
               <a:graphicFrameLocks noChangeAspect="1"/>
@@ -4848,7 +4848,7 @@
                   <pic:spPr>
                     <a:xfrm>
                       <a:off x="0" y="0"/>
-                      <a:ext cx="3420000" cy="1810814"/>
+                      <a:ext cx="3780000" cy="2001426"/>
                     </a:xfrm>
                     <a:prstGeom prst="rect"/>
                   </pic:spPr>
@@ -5336,7 +5336,7 @@
       <w:r>
         <w:drawing>
           <wp:inline xmlns:a="http://schemas.openxmlformats.org/drawingml/2006/main" xmlns:pic="http://schemas.openxmlformats.org/drawingml/2006/picture">
-            <wp:extent cx="3420000" cy="1881000"/>
+            <wp:extent cx="3780000" cy="2079000"/>
             <wp:docPr id="4" name="Picture 4"/>
             <wp:cNvGraphicFramePr>
               <a:graphicFrameLocks noChangeAspect="1"/>
@@ -5357,7 +5357,7 @@
                   <pic:spPr>
                     <a:xfrm>
                       <a:off x="0" y="0"/>
-                      <a:ext cx="3420000" cy="1881000"/>
+                      <a:ext cx="3780000" cy="2079000"/>
                     </a:xfrm>
                     <a:prstGeom prst="rect"/>
                   </pic:spPr>
@@ -5390,7 +5390,7 @@
       <w:r>
         <w:drawing>
           <wp:inline xmlns:a="http://schemas.openxmlformats.org/drawingml/2006/main" xmlns:pic="http://schemas.openxmlformats.org/drawingml/2006/picture">
-            <wp:extent cx="3420000" cy="1791882"/>
+            <wp:extent cx="3780000" cy="1980501"/>
             <wp:docPr id="5" name="Picture 5"/>
             <wp:cNvGraphicFramePr>
               <a:graphicFrameLocks noChangeAspect="1"/>
@@ -5411,7 +5411,7 @@
                   <pic:spPr>
                     <a:xfrm>
                       <a:off x="0" y="0"/>
-                      <a:ext cx="3420000" cy="1791882"/>
+                      <a:ext cx="3780000" cy="1980501"/>
                     </a:xfrm>
                     <a:prstGeom prst="rect"/>
                   </pic:spPr>
@@ -7133,7 +7133,7 @@
       <w:r>
         <w:drawing>
           <wp:inline xmlns:a="http://schemas.openxmlformats.org/drawingml/2006/main" xmlns:pic="http://schemas.openxmlformats.org/drawingml/2006/picture">
-            <wp:extent cx="3420000" cy="1529931"/>
+            <wp:extent cx="3780000" cy="1690976"/>
             <wp:docPr id="6" name="Picture 6"/>
             <wp:cNvGraphicFramePr>
               <a:graphicFrameLocks noChangeAspect="1"/>
@@ -7154,7 +7154,7 @@
                   <pic:spPr>
                     <a:xfrm>
                       <a:off x="0" y="0"/>
-                      <a:ext cx="3420000" cy="1529931"/>
+                      <a:ext cx="3780000" cy="1690976"/>
                     </a:xfrm>
                     <a:prstGeom prst="rect"/>
                   </pic:spPr>
@@ -7187,7 +7187,7 @@
       <w:r>
         <w:drawing>
           <wp:inline xmlns:a="http://schemas.openxmlformats.org/drawingml/2006/main" xmlns:pic="http://schemas.openxmlformats.org/drawingml/2006/picture">
-            <wp:extent cx="3420000" cy="1849220"/>
+            <wp:extent cx="3780000" cy="2043874"/>
             <wp:docPr id="7" name="Picture 7"/>
             <wp:cNvGraphicFramePr>
               <a:graphicFrameLocks noChangeAspect="1"/>
@@ -7208,7 +7208,7 @@
                   <pic:spPr>
                     <a:xfrm>
                       <a:off x="0" y="0"/>
-                      <a:ext cx="3420000" cy="1849220"/>
+                      <a:ext cx="3780000" cy="2043874"/>
                     </a:xfrm>
                     <a:prstGeom prst="rect"/>
                   </pic:spPr>
@@ -7241,7 +7241,7 @@
       <w:r>
         <w:drawing>
           <wp:inline xmlns:a="http://schemas.openxmlformats.org/drawingml/2006/main" xmlns:pic="http://schemas.openxmlformats.org/drawingml/2006/picture">
-            <wp:extent cx="3420000" cy="3092370"/>
+            <wp:extent cx="3780000" cy="3417882"/>
             <wp:docPr id="8" name="Picture 8"/>
             <wp:cNvGraphicFramePr>
               <a:graphicFrameLocks noChangeAspect="1"/>
@@ -7262,7 +7262,7 @@
                   <pic:spPr>
                     <a:xfrm>
                       <a:off x="0" y="0"/>
-                      <a:ext cx="3420000" cy="3092370"/>
+                      <a:ext cx="3780000" cy="3417882"/>
                     </a:xfrm>
                     <a:prstGeom prst="rect"/>
                   </pic:spPr>
@@ -8612,7 +8612,7 @@
       <w:r>
         <w:drawing>
           <wp:inline xmlns:a="http://schemas.openxmlformats.org/drawingml/2006/main" xmlns:pic="http://schemas.openxmlformats.org/drawingml/2006/picture">
-            <wp:extent cx="3420000" cy="2079237"/>
+            <wp:extent cx="3780000" cy="2298104"/>
             <wp:docPr id="9" name="Picture 9"/>
             <wp:cNvGraphicFramePr>
               <a:graphicFrameLocks noChangeAspect="1"/>
@@ -8633,7 +8633,7 @@
                   <pic:spPr>
                     <a:xfrm>
                       <a:off x="0" y="0"/>
-                      <a:ext cx="3420000" cy="2079237"/>
+                      <a:ext cx="3780000" cy="2298104"/>
                     </a:xfrm>
                     <a:prstGeom prst="rect"/>
                   </pic:spPr>
@@ -8666,7 +8666,7 @@
       <w:r>
         <w:drawing>
           <wp:inline xmlns:a="http://schemas.openxmlformats.org/drawingml/2006/main" xmlns:pic="http://schemas.openxmlformats.org/drawingml/2006/picture">
-            <wp:extent cx="3420000" cy="2081572"/>
+            <wp:extent cx="3780000" cy="2300685"/>
             <wp:docPr id="10" name="Picture 10"/>
             <wp:cNvGraphicFramePr>
               <a:graphicFrameLocks noChangeAspect="1"/>
@@ -8687,7 +8687,7 @@
                   <pic:spPr>
                     <a:xfrm>
                       <a:off x="0" y="0"/>
-                      <a:ext cx="3420000" cy="2081572"/>
+                      <a:ext cx="3780000" cy="2300685"/>
                     </a:xfrm>
                     <a:prstGeom prst="rect"/>
                   </pic:spPr>
@@ -10546,7 +10546,7 @@
       <w:r>
         <w:drawing>
           <wp:inline xmlns:a="http://schemas.openxmlformats.org/drawingml/2006/main" xmlns:pic="http://schemas.openxmlformats.org/drawingml/2006/picture">
-            <wp:extent cx="3420000" cy="2288872"/>
+            <wp:extent cx="3780000" cy="2529805"/>
             <wp:docPr id="11" name="Picture 11"/>
             <wp:cNvGraphicFramePr>
               <a:graphicFrameLocks noChangeAspect="1"/>
@@ -10567,7 +10567,7 @@
                   <pic:spPr>
                     <a:xfrm>
                       <a:off x="0" y="0"/>
-                      <a:ext cx="3420000" cy="2288872"/>
+                      <a:ext cx="3780000" cy="2529805"/>
                     </a:xfrm>
                     <a:prstGeom prst="rect"/>
                   </pic:spPr>
@@ -11696,7 +11696,7 @@
       <w:r>
         <w:drawing>
           <wp:inline xmlns:a="http://schemas.openxmlformats.org/drawingml/2006/main" xmlns:pic="http://schemas.openxmlformats.org/drawingml/2006/picture">
-            <wp:extent cx="3420000" cy="2351250"/>
+            <wp:extent cx="3780000" cy="2598750"/>
             <wp:docPr id="12" name="Picture 12"/>
             <wp:cNvGraphicFramePr>
               <a:graphicFrameLocks noChangeAspect="1"/>
@@ -11717,7 +11717,7 @@
                   <pic:spPr>
                     <a:xfrm>
                       <a:off x="0" y="0"/>
-                      <a:ext cx="3420000" cy="2351250"/>
+                      <a:ext cx="3780000" cy="2598750"/>
                     </a:xfrm>
                     <a:prstGeom prst="rect"/>
                   </pic:spPr>
@@ -11750,7 +11750,7 @@
       <w:r>
         <w:drawing>
           <wp:inline xmlns:a="http://schemas.openxmlformats.org/drawingml/2006/main" xmlns:pic="http://schemas.openxmlformats.org/drawingml/2006/picture">
-            <wp:extent cx="3420000" cy="2351250"/>
+            <wp:extent cx="3780000" cy="2598750"/>
             <wp:docPr id="13" name="Picture 13"/>
             <wp:cNvGraphicFramePr>
               <a:graphicFrameLocks noChangeAspect="1"/>
@@ -11771,7 +11771,7 @@
                   <pic:spPr>
                     <a:xfrm>
                       <a:off x="0" y="0"/>
-                      <a:ext cx="3420000" cy="2351250"/>
+                      <a:ext cx="3780000" cy="2598750"/>
                     </a:xfrm>
                     <a:prstGeom prst="rect"/>
                   </pic:spPr>
@@ -11804,7 +11804,7 @@
       <w:r>
         <w:drawing>
           <wp:inline xmlns:a="http://schemas.openxmlformats.org/drawingml/2006/main" xmlns:pic="http://schemas.openxmlformats.org/drawingml/2006/picture">
-            <wp:extent cx="3420000" cy="2351250"/>
+            <wp:extent cx="3780000" cy="2598750"/>
             <wp:docPr id="14" name="Picture 14"/>
             <wp:cNvGraphicFramePr>
               <a:graphicFrameLocks noChangeAspect="1"/>
@@ -11825,7 +11825,7 @@
                   <pic:spPr>
                     <a:xfrm>
                       <a:off x="0" y="0"/>
-                      <a:ext cx="3420000" cy="2351250"/>
+                      <a:ext cx="3780000" cy="2598750"/>
                     </a:xfrm>
                     <a:prstGeom prst="rect"/>
                   </pic:spPr>
@@ -11858,7 +11858,7 @@
       <w:r>
         <w:drawing>
           <wp:inline xmlns:a="http://schemas.openxmlformats.org/drawingml/2006/main" xmlns:pic="http://schemas.openxmlformats.org/drawingml/2006/picture">
-            <wp:extent cx="3420000" cy="2351250"/>
+            <wp:extent cx="3780000" cy="2598750"/>
             <wp:docPr id="15" name="Picture 15"/>
             <wp:cNvGraphicFramePr>
               <a:graphicFrameLocks noChangeAspect="1"/>
@@ -11879,7 +11879,7 @@
                   <pic:spPr>
                     <a:xfrm>
                       <a:off x="0" y="0"/>
-                      <a:ext cx="3420000" cy="2351250"/>
+                      <a:ext cx="3780000" cy="2598750"/>
                     </a:xfrm>
                     <a:prstGeom prst="rect"/>
                   </pic:spPr>
@@ -11912,7 +11912,7 @@
       <w:r>
         <w:drawing>
           <wp:inline xmlns:a="http://schemas.openxmlformats.org/drawingml/2006/main" xmlns:pic="http://schemas.openxmlformats.org/drawingml/2006/picture">
-            <wp:extent cx="3420000" cy="2351250"/>
+            <wp:extent cx="3780000" cy="2598750"/>
             <wp:docPr id="16" name="Picture 16"/>
             <wp:cNvGraphicFramePr>
               <a:graphicFrameLocks noChangeAspect="1"/>
@@ -11933,7 +11933,7 @@
                   <pic:spPr>
                     <a:xfrm>
                       <a:off x="0" y="0"/>
-                      <a:ext cx="3420000" cy="2351250"/>
+                      <a:ext cx="3780000" cy="2598750"/>
                     </a:xfrm>
                     <a:prstGeom prst="rect"/>
                   </pic:spPr>

--- a/docs/report.docx
+++ b/docs/report.docx
@@ -771,7 +771,7 @@
         </w:rPr>
         <w:t xml:space="preserve">        2.2.1   Rider survey</w:t>
         <w:tab/>
-        <w:t>4</w:t>
+        <w:t>3</w:t>
       </w:r>
     </w:p>
     <w:p>
@@ -822,7 +822,7 @@
         </w:rPr>
         <w:t xml:space="preserve">    2.4   Stage 1: Deterministic risk scoring</w:t>
         <w:tab/>
-        <w:t>5</w:t>
+        <w:t>4</w:t>
       </w:r>
     </w:p>
     <w:p>
@@ -856,7 +856,7 @@
         </w:rPr>
         <w:t xml:space="preserve">    2.6   Stage 2: Machine learning pipeline</w:t>
         <w:tab/>
-        <w:t>6</w:t>
+        <w:t>5</w:t>
       </w:r>
     </w:p>
     <w:p>
@@ -873,7 +873,7 @@
         </w:rPr>
         <w:t xml:space="preserve">        2.6.1   Logistic Regression</w:t>
         <w:tab/>
-        <w:t>6</w:t>
+        <w:t>5</w:t>
       </w:r>
     </w:p>
     <w:p>
@@ -890,7 +890,7 @@
         </w:rPr>
         <w:t xml:space="preserve">        2.6.2   Decision Tree</w:t>
         <w:tab/>
-        <w:t>6</w:t>
+        <w:t>5</w:t>
       </w:r>
     </w:p>
     <w:p>
@@ -907,7 +907,7 @@
         </w:rPr>
         <w:t xml:space="preserve">        2.6.3   Random Forest</w:t>
         <w:tab/>
-        <w:t>6</w:t>
+        <w:t>5</w:t>
       </w:r>
     </w:p>
     <w:p>
@@ -924,7 +924,7 @@
         </w:rPr>
         <w:t xml:space="preserve">        2.6.4   Extra Trees</w:t>
         <w:tab/>
-        <w:t>6</w:t>
+        <w:t>5</w:t>
       </w:r>
     </w:p>
     <w:p>
@@ -941,7 +941,7 @@
         </w:rPr>
         <w:t xml:space="preserve">        2.6.5   Histogram Gradient Boosting</w:t>
         <w:tab/>
-        <w:t>7</w:t>
+        <w:t>6</w:t>
       </w:r>
     </w:p>
     <w:p>
@@ -958,7 +958,7 @@
         </w:rPr>
         <w:t xml:space="preserve">        2.6.6   XGBoost</w:t>
         <w:tab/>
-        <w:t>7</w:t>
+        <w:t>6</w:t>
       </w:r>
     </w:p>
     <w:p>
@@ -975,7 +975,7 @@
         </w:rPr>
         <w:t xml:space="preserve">        2.6.7   Stacking Classifier</w:t>
         <w:tab/>
-        <w:t>7</w:t>
+        <w:t>6</w:t>
       </w:r>
     </w:p>
     <w:p>
@@ -992,7 +992,7 @@
         </w:rPr>
         <w:t xml:space="preserve">        2.6.8   SMOTE and cross-validation</w:t>
         <w:tab/>
-        <w:t>7</w:t>
+        <w:t>6</w:t>
       </w:r>
     </w:p>
     <w:p>
@@ -1009,7 +1009,7 @@
         </w:rPr>
         <w:t xml:space="preserve">        2.6.9   Per-target feature exclusions</w:t>
         <w:tab/>
-        <w:t>7</w:t>
+        <w:t>6</w:t>
       </w:r>
     </w:p>
     <w:p>
@@ -1026,7 +1026,7 @@
         </w:rPr>
         <w:t xml:space="preserve">    2.7   Evaluation</w:t>
         <w:tab/>
-        <w:t>7</w:t>
+        <w:t>6</w:t>
       </w:r>
     </w:p>
     <w:p>
@@ -1044,7 +1044,7 @@
         </w:rPr>
         <w:t>3   WORK DONE</w:t>
         <w:tab/>
-        <w:t>8</w:t>
+        <w:t>7</w:t>
       </w:r>
     </w:p>
     <w:p>
@@ -1061,7 +1061,7 @@
         </w:rPr>
         <w:t xml:space="preserve">    3.1   Notebook pipeline</w:t>
         <w:tab/>
-        <w:t>8</w:t>
+        <w:t>7</w:t>
       </w:r>
     </w:p>
     <w:p>
@@ -1078,7 +1078,7 @@
         </w:rPr>
         <w:t xml:space="preserve">    3.2   Instrument design and preparation</w:t>
         <w:tab/>
-        <w:t>9</w:t>
+        <w:t>8</w:t>
       </w:r>
     </w:p>
     <w:p>
@@ -1095,7 +1095,7 @@
         </w:rPr>
         <w:t xml:space="preserve">    3.3   Data collection execution</w:t>
         <w:tab/>
-        <w:t>9</w:t>
+        <w:t>8</w:t>
       </w:r>
     </w:p>
     <w:p>
@@ -1112,7 +1112,7 @@
         </w:rPr>
         <w:t xml:space="preserve">    3.4   Data cleaning, encoding, and integration</w:t>
         <w:tab/>
-        <w:t>10</w:t>
+        <w:t>9</w:t>
       </w:r>
     </w:p>
     <w:p>
@@ -1129,7 +1129,7 @@
         </w:rPr>
         <w:t xml:space="preserve">    3.5   Statistical analysis and model training runs</w:t>
         <w:tab/>
-        <w:t>11</w:t>
+        <w:t>10</w:t>
       </w:r>
     </w:p>
     <w:p>
@@ -1146,7 +1146,7 @@
         </w:rPr>
         <w:t xml:space="preserve">    3.6   Web application development and deployment</w:t>
         <w:tab/>
-        <w:t>11</w:t>
+        <w:t>10</w:t>
       </w:r>
     </w:p>
     <w:p>
@@ -1163,7 +1163,7 @@
         </w:rPr>
         <w:t xml:space="preserve">    3.7   Iterations and fixes</w:t>
         <w:tab/>
-        <w:t>12</w:t>
+        <w:t>11</w:t>
       </w:r>
     </w:p>
     <w:p>
@@ -1180,7 +1180,7 @@
         </w:rPr>
         <w:t xml:space="preserve">        3.7.1   Repetition binning correction</w:t>
         <w:tab/>
-        <w:t>12</w:t>
+        <w:t>11</w:t>
       </w:r>
     </w:p>
     <w:p>
@@ -1197,7 +1197,7 @@
         </w:rPr>
         <w:t xml:space="preserve">        3.7.2   Duration leakage correction</w:t>
         <w:tab/>
-        <w:t>12</w:t>
+        <w:t>11</w:t>
       </w:r>
     </w:p>
     <w:p>
@@ -1214,7 +1214,7 @@
         </w:rPr>
         <w:t xml:space="preserve">        3.7.3   Posture model with RULA and QEC inputs</w:t>
         <w:tab/>
-        <w:t>12</w:t>
+        <w:t>11</w:t>
       </w:r>
     </w:p>
     <w:p>
@@ -1232,7 +1232,7 @@
         </w:rPr>
         <w:t>4   RESULTS AND DISCUSSION</w:t>
         <w:tab/>
-        <w:t>13</w:t>
+        <w:t>12</w:t>
       </w:r>
     </w:p>
     <w:p>
@@ -1249,7 +1249,7 @@
         </w:rPr>
         <w:t xml:space="preserve">    4.1   Sample profile</w:t>
         <w:tab/>
-        <w:t>13</w:t>
+        <w:t>12</w:t>
       </w:r>
     </w:p>
     <w:p>
@@ -1266,7 +1266,7 @@
         </w:rPr>
         <w:t xml:space="preserve">    4.2   NMQ pain prevalence and statistical predictors</w:t>
         <w:tab/>
-        <w:t>15</w:t>
+        <w:t>14</w:t>
       </w:r>
     </w:p>
     <w:p>
@@ -1283,7 +1283,7 @@
         </w:rPr>
         <w:t xml:space="preserve">    4.3   Stage-1 risk distribution</w:t>
         <w:tab/>
-        <w:t>17</w:t>
+        <w:t>16</w:t>
       </w:r>
     </w:p>
     <w:p>
@@ -1300,7 +1300,7 @@
         </w:rPr>
         <w:t xml:space="preserve">    4.4   Stage-2 model performance</w:t>
         <w:tab/>
-        <w:t>19</w:t>
+        <w:t>18</w:t>
       </w:r>
     </w:p>
     <w:p>
@@ -1317,7 +1317,7 @@
         </w:rPr>
         <w:t xml:space="preserve">    4.5   Per-class metrics and feature importance</w:t>
         <w:tab/>
-        <w:t>21</w:t>
+        <w:t>20</w:t>
       </w:r>
     </w:p>
     <w:p>
@@ -1334,7 +1334,7 @@
         </w:rPr>
         <w:t xml:space="preserve">    4.6   Web application demonstration</w:t>
         <w:tab/>
-        <w:t>22</w:t>
+        <w:t>21</w:t>
       </w:r>
     </w:p>
     <w:p>
@@ -1352,7 +1352,7 @@
         </w:rPr>
         <w:t>5   CONCLUSIONS AND EXTENSIONS</w:t>
         <w:tab/>
-        <w:t>25</w:t>
+        <w:t>24</w:t>
       </w:r>
     </w:p>
     <w:p>
@@ -1370,7 +1370,7 @@
         </w:rPr>
         <w:t>BIBLIOGRAPHY</w:t>
         <w:tab/>
-        <w:t>27</w:t>
+        <w:t>26</w:t>
       </w:r>
     </w:p>
     <w:p>
@@ -1428,7 +1428,7 @@
         <w:tab/>
         <w:t>Sample profile: age, platform, vehicle, and carrying mode.</w:t>
         <w:tab/>
-        <w:t>14</w:t>
+        <w:t>13</w:t>
       </w:r>
     </w:p>
     <w:p>
@@ -1448,7 +1448,7 @@
         <w:tab/>
         <w:t>NMQ 12-month pain prevalence per body area.</w:t>
         <w:tab/>
-        <w:t>15</w:t>
+        <w:t>14</w:t>
       </w:r>
     </w:p>
     <w:p>
@@ -1468,7 +1468,7 @@
         <w:tab/>
         <w:t>Discomfort prevalence broken down by demographic group.</w:t>
         <w:tab/>
-        <w:t>16</w:t>
+        <w:t>15</w:t>
       </w:r>
     </w:p>
     <w:p>
@@ -1488,7 +1488,7 @@
         <w:tab/>
         <w:t>Stage-1 Low / Medium / High counts per risk factor.</w:t>
         <w:tab/>
-        <w:t>17</w:t>
+        <w:t>16</w:t>
       </w:r>
     </w:p>
     <w:p>
@@ -1508,7 +1508,7 @@
         <w:tab/>
         <w:t>Discomfort prevalence within each Low / Medium / High band.</w:t>
         <w:tab/>
-        <w:t>18</w:t>
+        <w:t>17</w:t>
       </w:r>
     </w:p>
     <w:p>
@@ -1528,7 +1528,7 @@
         <w:tab/>
         <w:t>Pearson correlation matrix across the numeric feature pool.</w:t>
         <w:tab/>
-        <w:t>18</w:t>
+        <w:t>17</w:t>
       </w:r>
     </w:p>
     <w:p>
@@ -1548,7 +1548,7 @@
         <w:tab/>
         <w:t>Confusion matrices for the best model per factor.</w:t>
         <w:tab/>
-        <w:t>19</w:t>
+        <w:t>18</w:t>
       </w:r>
     </w:p>
     <w:p>
@@ -1568,7 +1568,7 @@
         <w:tab/>
         <w:t>ROC curves (one-vs-rest) for the best model per factor.</w:t>
         <w:tab/>
-        <w:t>20</w:t>
+        <w:t>19</w:t>
       </w:r>
     </w:p>
     <w:p>
@@ -1588,7 +1588,7 @@
         <w:tab/>
         <w:t>Top 10 features by importance for the best model per factor.</w:t>
         <w:tab/>
-        <w:t>21</w:t>
+        <w:t>20</w:t>
       </w:r>
     </w:p>
     <w:p>
@@ -1608,7 +1608,7 @@
         <w:tab/>
         <w:t>Web app: sample-profile shortcuts and demographic section.</w:t>
         <w:tab/>
-        <w:t>22</w:t>
+        <w:t>21</w:t>
       </w:r>
     </w:p>
     <w:p>
@@ -1628,7 +1628,7 @@
         <w:tab/>
         <w:t>Web app: Nordic Musculoskeletal Questionnaire section.</w:t>
         <w:tab/>
-        <w:t>23</w:t>
+        <w:t>22</w:t>
       </w:r>
     </w:p>
     <w:p>
@@ -1648,7 +1648,7 @@
         <w:tab/>
         <w:t>Web app: NASA-TLX and Borg CR10 sliders.</w:t>
         <w:tab/>
-        <w:t>23</w:t>
+        <w:t>22</w:t>
       </w:r>
     </w:p>
     <w:p>
@@ -1668,7 +1668,7 @@
         <w:tab/>
         <w:t>Web app: RULA and QEC observation sections.</w:t>
         <w:tab/>
-        <w:t>24</w:t>
+        <w:t>23</w:t>
       </w:r>
     </w:p>
     <w:p>
@@ -1688,7 +1688,7 @@
         <w:tab/>
         <w:t>Web app: predicted risk profile output.</w:t>
         <w:tab/>
-        <w:t>24</w:t>
+        <w:t>23</w:t>
       </w:r>
     </w:p>
     <w:p>
@@ -1726,7 +1726,7 @@
         <w:tab/>
         <w:t>Per-target feature exclusions to prevent label leakage.</w:t>
         <w:tab/>
-        <w:t>7</w:t>
+        <w:t>6</w:t>
       </w:r>
     </w:p>
     <w:p>
@@ -1746,7 +1746,7 @@
         <w:tab/>
         <w:t>NMQ 12-month pain prevalence per body area.</w:t>
         <w:tab/>
-        <w:t>15</w:t>
+        <w:t>14</w:t>
       </w:r>
     </w:p>
     <w:p>
@@ -1766,7 +1766,7 @@
         <w:tab/>
         <w:t>Chi-square test: risk factor vs self-reported discomfort.</w:t>
         <w:tab/>
-        <w:t>15</w:t>
+        <w:t>14</w:t>
       </w:r>
     </w:p>
     <w:p>
@@ -1786,7 +1786,7 @@
         <w:tab/>
         <w:t>Significant predictors of discomfort from multivariable logistic regression.</w:t>
         <w:tab/>
-        <w:t>16</w:t>
+        <w:t>15</w:t>
       </w:r>
     </w:p>
     <w:p>
@@ -1806,7 +1806,7 @@
         <w:tab/>
         <w:t>Stage-1 risk band counts per factor.</w:t>
         <w:tab/>
-        <w:t>17</w:t>
+        <w:t>16</w:t>
       </w:r>
     </w:p>
     <w:p>
@@ -1826,7 +1826,7 @@
         <w:tab/>
         <w:t>Best Stage-2 model per risk factor: 5-fold stratified CV.</w:t>
         <w:tab/>
-        <w:t>19</w:t>
+        <w:t>18</w:t>
       </w:r>
     </w:p>
     <w:p>
@@ -1846,7 +1846,7 @@
         <w:tab/>
         <w:t>Per-class ROC AUC (one-vs-rest) for the best model per factor.</w:t>
         <w:tab/>
-        <w:t>20</w:t>
+        <w:t>19</w:t>
       </w:r>
     </w:p>
     <w:p>
@@ -1866,7 +1866,7 @@
         <w:tab/>
         <w:t>Per-class precision, recall, F1, and support.</w:t>
         <w:tab/>
-        <w:t>20</w:t>
+        <w:t>19</w:t>
       </w:r>
     </w:p>
     <w:p>
@@ -1886,7 +1886,7 @@
         <w:tab/>
         <w:t>Top 5 most important features per factor.</w:t>
         <w:tab/>
-        <w:t>21</w:t>
+        <w:t>20</w:t>
       </w:r>
     </w:p>
     <w:p>
@@ -1906,7 +1906,7 @@
         <w:tab/>
         <w:t>Winning hyperparameters per target after GridSearchCV.</w:t>
         <w:tab/>
-        <w:t>21</w:t>
+        <w:t>20</w:t>
       </w:r>
     </w:p>
     <w:p>
@@ -2822,7 +2822,7 @@
           <w:rFonts w:ascii="Times New Roman" w:hAnsi="Times New Roman" w:cs="Times New Roman" w:eastAsia="Times New Roman"/>
           <w:sz w:val="22"/>
         </w:rPr>
-        <w:t>The pipeline runs in two stages. Stage 1 computes Low, Medium, or High labels for each of the six ergonomic risk factors using deterministic rules from standard ergonomic methods: Borg CR10 action levels for Force, RULA Table C action levels for Posture, sample terciles or fixed cuts for the remaining factors. Stage 1 is the ground truth that Stage 2 tries to learn.</w:t>
+        <w:t>The pipeline runs in two stages. Stage 1 assigns Low, Medium, or High labels for each of the six ergonomic risk factors using deterministic rules from standard methods (Borg CR10 action levels for Force, RULA Table C for Posture, sample terciles or fixed cuts for the rest); these labels are the ground truth Stage 2 has to learn. Stage 2 trains a supervised classifier per factor with per-target feature exclusions removing the inputs that define the label, and evaluates via 5-fold stratified cross-validation with SMOTE oversampling inside every training fold.</w:t>
       </w:r>
     </w:p>
     <w:p>
@@ -2835,20 +2835,7 @@
           <w:rFonts w:ascii="Times New Roman" w:hAnsi="Times New Roman" w:cs="Times New Roman" w:eastAsia="Times New Roman"/>
           <w:sz w:val="22"/>
         </w:rPr>
-        <w:t>Stage 2 trains a supervised classifier per risk factor. Per-target feature exclusions remove the inputs that define the label so the model has to learn from the remaining rider profile rather than memorising the Stage-1 rule. Each classifier is evaluated by 5-fold stratified cross-validation with SMOTE oversampling inside every training fold.</w:t>
-      </w:r>
-    </w:p>
-    <w:p>
-      <w:pPr>
-        <w:spacing w:after="160" w:line="336" w:lineRule="auto"/>
-        <w:jc w:val="both"/>
-      </w:pPr>
-      <w:r>
-        <w:rPr>
-          <w:rFonts w:ascii="Times New Roman" w:hAnsi="Times New Roman" w:cs="Times New Roman" w:eastAsia="Times New Roman"/>
-          <w:sz w:val="22"/>
-        </w:rPr>
-        <w:t>The two-stage split lets an ergonomist audit the Stage-1 labels by hand and a machine-learning reviewer audit the Stage-2 classifiers independently, without either review interfering with the other. The trained classifiers can then be deployed behind a web form that runs on a new rider's profile without re-applying the RULA and QEC worksheets.</w:t>
+        <w:t>The two-stage split lets an ergonomist audit Stage 1 by hand and an ML reviewer audit Stage 2 independently, and the trained classifiers can then be deployed behind a web form that runs on a new rider's profile without re-applying the RULA and QEC worksheets.</w:t>
       </w:r>
     </w:p>
     <w:p>
@@ -2940,20 +2927,7 @@
           <w:rFonts w:ascii="Times New Roman" w:hAnsi="Times New Roman" w:cs="Times New Roman" w:eastAsia="Times New Roman"/>
           <w:sz w:val="22"/>
         </w:rPr>
-        <w:t>This is a cross-sectional study conducted in the Chengalpattu and Chennai regions to evaluate the work conditions and posture among the quick delivery services which are Blinkit and Zepto. The data was collected in March and April of 2026. A convenience sampling method was used to approach delivery partners and collect the data.</w:t>
-      </w:r>
-    </w:p>
-    <w:p>
-      <w:pPr>
-        <w:spacing w:after="160" w:line="336" w:lineRule="auto"/>
-        <w:jc w:val="both"/>
-      </w:pPr>
-      <w:r>
-        <w:rPr>
-          <w:rFonts w:ascii="Times New Roman" w:hAnsi="Times New Roman" w:cs="Times New Roman" w:eastAsia="Times New Roman"/>
-          <w:sz w:val="22"/>
-        </w:rPr>
-        <w:t>The same 182 participants supplied both data streams described below. Rider self-report was captured through a Google Form questionnaire; posture was recorded on the same rider during a delivery task by a trained observer. Study eligibility was applied at the person level before either instrument was administered.</w:t>
+        <w:t>This is a cross-sectional study of Blinkit and Zepto quick-commerce delivery partners conducted in the Chengalpattu and Chennai regions in March-April 2026 using convenience sampling. The same 182 participants supplied both data streams: rider self-report through a Google Form and posture recorded during a delivery task by a trained observer. Eligibility was applied at the person level before either instrument.</w:t>
       </w:r>
     </w:p>
     <w:p>
@@ -3175,7 +3149,7 @@
           <w:rFonts w:ascii="Times New Roman" w:hAnsi="Times New Roman" w:cs="Times New Roman" w:eastAsia="Times New Roman"/>
           <w:sz w:val="22"/>
         </w:rPr>
-        <w:t>Phase 1 (01_data_cleaning.ipynb) normalises the raw CSV, standardises Yes/No answers, and validates row counts. Phase 2 (02_feature_engineering.ipynb) encodes ordered categorical bins into integer codes, assigns numeric midpoints to bin ranges that will feed arithmetic formulae, ranks vehicle type and carrying mode, creates short-named binary aliases for the 18 Yes/No survey items, and derives composite scores.</w:t>
+        <w:t>Phase 1 (01_data_cleaning.ipynb) normalises the raw CSV, standardises Yes/No answers, and validates row counts. Phase 2 (02_feature_engineering.ipynb) encodes ordered categorical bins to integers, assigns numeric midpoints to bin ranges, ranks vehicle type and carrying mode, aliases the 18 Yes/No items, and derives four composite features -- workload_score (mean of the six NASA-TLX items with satisfaction reversed), fatigue_score (mean of the six Borg CR10 items), force_exertion (the Borg lifting item), and vibration_index (vehicle_rank x work_hours_num) -- plus five product-form interactions so tree-based models can pick up combined effects.</w:t>
       </w:r>
     </w:p>
     <w:p>
@@ -3188,20 +3162,7 @@
           <w:rFonts w:ascii="Times New Roman" w:hAnsi="Times New Roman" w:cs="Times New Roman" w:eastAsia="Times New Roman"/>
           <w:sz w:val="22"/>
         </w:rPr>
-        <w:t>Four composite features are derived: workload_score (mean of the six NASA-TLX items with satisfaction reversed), fatigue_score (mean of the six Borg CR10 items), force_exertion (Borg lifting item as its own feature), and vibration_index (vehicle_rank multiplied by work_hours_num). Five product-form interactions are also added so tree-based models can pick up combined effects such as an older rider with high workload.</w:t>
-      </w:r>
-    </w:p>
-    <w:p>
-      <w:pPr>
-        <w:spacing w:after="160" w:line="336" w:lineRule="auto"/>
-        <w:jc w:val="both"/>
-      </w:pPr>
-      <w:r>
-        <w:rPr>
-          <w:rFonts w:ascii="Times New Roman" w:hAnsi="Times New Roman" w:cs="Times New Roman" w:eastAsia="Times New Roman"/>
-          <w:sz w:val="22"/>
-        </w:rPr>
-        <w:t>The posture observations, which lack rider identifiers, are merged into the survey via a severity-rank merge. Each rider receives an exposure_severity score from their normalised NMQ pain count, fatigue score, and working hours. Riders are ranked by this severity descending; posture rows are ranked by RULA Table C descending; the two ranked lists are joined one-to-one. The methodological caveat is discussed in the Limitations section of Chapter 5.</w:t>
+        <w:t>The posture observations, which lack rider identifiers, are merged into the survey via a severity-rank merge: each rider is scored on an exposure_severity index (normalised NMQ pain count + fatigue score + working hours), riders are ranked by that severity and posture rows by RULA Table C, and the two ranked lists are joined one-to-one. The methodological caveat is discussed in Chapter 5's Limitations section.</w:t>
       </w:r>
     </w:p>
     <w:p>

--- a/docs/report.docx
+++ b/docs/report.docx
@@ -839,7 +839,7 @@
         </w:rPr>
         <w:t xml:space="preserve">    2.5   Statistical analysis</w:t>
         <w:tab/>
-        <w:t>5</w:t>
+        <w:t>4</w:t>
       </w:r>
     </w:p>
     <w:p>
@@ -856,7 +856,7 @@
         </w:rPr>
         <w:t xml:space="preserve">    2.6   Stage 2: Machine learning pipeline</w:t>
         <w:tab/>
-        <w:t>5</w:t>
+        <w:t>4</w:t>
       </w:r>
     </w:p>
     <w:p>
@@ -873,7 +873,7 @@
         </w:rPr>
         <w:t xml:space="preserve">        2.6.1   Logistic Regression</w:t>
         <w:tab/>
-        <w:t>5</w:t>
+        <w:t>4</w:t>
       </w:r>
     </w:p>
     <w:p>
@@ -890,7 +890,7 @@
         </w:rPr>
         <w:t xml:space="preserve">        2.6.2   Decision Tree</w:t>
         <w:tab/>
-        <w:t>5</w:t>
+        <w:t>4</w:t>
       </w:r>
     </w:p>
     <w:p>
@@ -941,7 +941,7 @@
         </w:rPr>
         <w:t xml:space="preserve">        2.6.5   Histogram Gradient Boosting</w:t>
         <w:tab/>
-        <w:t>6</w:t>
+        <w:t>5</w:t>
       </w:r>
     </w:p>
     <w:p>
@@ -958,7 +958,7 @@
         </w:rPr>
         <w:t xml:space="preserve">        2.6.6   XGBoost</w:t>
         <w:tab/>
-        <w:t>6</w:t>
+        <w:t>5</w:t>
       </w:r>
     </w:p>
     <w:p>
@@ -975,7 +975,7 @@
         </w:rPr>
         <w:t xml:space="preserve">        2.6.7   Stacking Classifier</w:t>
         <w:tab/>
-        <w:t>6</w:t>
+        <w:t>5</w:t>
       </w:r>
     </w:p>
     <w:p>
@@ -992,7 +992,7 @@
         </w:rPr>
         <w:t xml:space="preserve">        2.6.8   SMOTE and cross-validation</w:t>
         <w:tab/>
-        <w:t>6</w:t>
+        <w:t>5</w:t>
       </w:r>
     </w:p>
     <w:p>
@@ -1009,7 +1009,7 @@
         </w:rPr>
         <w:t xml:space="preserve">        2.6.9   Per-target feature exclusions</w:t>
         <w:tab/>
-        <w:t>6</w:t>
+        <w:t>5</w:t>
       </w:r>
     </w:p>
     <w:p>
@@ -1026,7 +1026,7 @@
         </w:rPr>
         <w:t xml:space="preserve">    2.7   Evaluation</w:t>
         <w:tab/>
-        <w:t>6</w:t>
+        <w:t>5</w:t>
       </w:r>
     </w:p>
     <w:p>
@@ -1044,7 +1044,7 @@
         </w:rPr>
         <w:t>3   WORK DONE</w:t>
         <w:tab/>
-        <w:t>7</w:t>
+        <w:t>6</w:t>
       </w:r>
     </w:p>
     <w:p>
@@ -1061,7 +1061,7 @@
         </w:rPr>
         <w:t xml:space="preserve">    3.1   Notebook pipeline</w:t>
         <w:tab/>
-        <w:t>7</w:t>
+        <w:t>6</w:t>
       </w:r>
     </w:p>
     <w:p>
@@ -1078,7 +1078,7 @@
         </w:rPr>
         <w:t xml:space="preserve">    3.2   Instrument design and preparation</w:t>
         <w:tab/>
-        <w:t>8</w:t>
+        <w:t>7</w:t>
       </w:r>
     </w:p>
     <w:p>
@@ -1095,7 +1095,7 @@
         </w:rPr>
         <w:t xml:space="preserve">    3.3   Data collection execution</w:t>
         <w:tab/>
-        <w:t>8</w:t>
+        <w:t>7</w:t>
       </w:r>
     </w:p>
     <w:p>
@@ -1112,7 +1112,7 @@
         </w:rPr>
         <w:t xml:space="preserve">    3.4   Data cleaning, encoding, and integration</w:t>
         <w:tab/>
-        <w:t>9</w:t>
+        <w:t>8</w:t>
       </w:r>
     </w:p>
     <w:p>
@@ -1129,7 +1129,7 @@
         </w:rPr>
         <w:t xml:space="preserve">    3.5   Statistical analysis and model training runs</w:t>
         <w:tab/>
-        <w:t>10</w:t>
+        <w:t>9</w:t>
       </w:r>
     </w:p>
     <w:p>
@@ -1146,7 +1146,7 @@
         </w:rPr>
         <w:t xml:space="preserve">    3.6   Web application development and deployment</w:t>
         <w:tab/>
-        <w:t>10</w:t>
+        <w:t>9</w:t>
       </w:r>
     </w:p>
     <w:p>
@@ -1163,7 +1163,7 @@
         </w:rPr>
         <w:t xml:space="preserve">    3.7   Iterations and fixes</w:t>
         <w:tab/>
-        <w:t>11</w:t>
+        <w:t>10</w:t>
       </w:r>
     </w:p>
     <w:p>
@@ -1180,7 +1180,7 @@
         </w:rPr>
         <w:t xml:space="preserve">        3.7.1   Repetition binning correction</w:t>
         <w:tab/>
-        <w:t>11</w:t>
+        <w:t>10</w:t>
       </w:r>
     </w:p>
     <w:p>
@@ -1197,7 +1197,7 @@
         </w:rPr>
         <w:t xml:space="preserve">        3.7.2   Duration leakage correction</w:t>
         <w:tab/>
-        <w:t>11</w:t>
+        <w:t>10</w:t>
       </w:r>
     </w:p>
     <w:p>
@@ -1214,7 +1214,7 @@
         </w:rPr>
         <w:t xml:space="preserve">        3.7.3   Posture model with RULA and QEC inputs</w:t>
         <w:tab/>
-        <w:t>11</w:t>
+        <w:t>10</w:t>
       </w:r>
     </w:p>
     <w:p>
@@ -1232,7 +1232,7 @@
         </w:rPr>
         <w:t>4   RESULTS AND DISCUSSION</w:t>
         <w:tab/>
-        <w:t>12</w:t>
+        <w:t>11</w:t>
       </w:r>
     </w:p>
     <w:p>
@@ -1249,7 +1249,7 @@
         </w:rPr>
         <w:t xml:space="preserve">    4.1   Sample profile</w:t>
         <w:tab/>
-        <w:t>12</w:t>
+        <w:t>11</w:t>
       </w:r>
     </w:p>
     <w:p>
@@ -1266,7 +1266,7 @@
         </w:rPr>
         <w:t xml:space="preserve">    4.2   NMQ pain prevalence and statistical predictors</w:t>
         <w:tab/>
-        <w:t>14</w:t>
+        <w:t>13</w:t>
       </w:r>
     </w:p>
     <w:p>
@@ -1283,7 +1283,7 @@
         </w:rPr>
         <w:t xml:space="preserve">    4.3   Stage-1 risk distribution</w:t>
         <w:tab/>
-        <w:t>16</w:t>
+        <w:t>15</w:t>
       </w:r>
     </w:p>
     <w:p>
@@ -1300,7 +1300,7 @@
         </w:rPr>
         <w:t xml:space="preserve">    4.4   Stage-2 model performance</w:t>
         <w:tab/>
-        <w:t>18</w:t>
+        <w:t>17</w:t>
       </w:r>
     </w:p>
     <w:p>
@@ -1317,7 +1317,7 @@
         </w:rPr>
         <w:t xml:space="preserve">    4.5   Per-class metrics and feature importance</w:t>
         <w:tab/>
-        <w:t>20</w:t>
+        <w:t>19</w:t>
       </w:r>
     </w:p>
     <w:p>
@@ -1334,7 +1334,7 @@
         </w:rPr>
         <w:t xml:space="preserve">    4.6   Web application demonstration</w:t>
         <w:tab/>
-        <w:t>21</w:t>
+        <w:t>20</w:t>
       </w:r>
     </w:p>
     <w:p>
@@ -1352,7 +1352,7 @@
         </w:rPr>
         <w:t>5   CONCLUSIONS AND EXTENSIONS</w:t>
         <w:tab/>
-        <w:t>24</w:t>
+        <w:t>23</w:t>
       </w:r>
     </w:p>
     <w:p>
@@ -1370,7 +1370,7 @@
         </w:rPr>
         <w:t>BIBLIOGRAPHY</w:t>
         <w:tab/>
-        <w:t>26</w:t>
+        <w:t>25</w:t>
       </w:r>
     </w:p>
     <w:p>
@@ -2889,7 +2889,7 @@
           <w:i/>
           <w:sz w:val="18"/>
         </w:rPr>
-        <w:t>Figure 2.1: Pipeline overview from raw inputs to interactive prediction. Rider survey and posture observations are cleaned, engineered, then labelled by the Stage-1 rules; Stage 2 learns the labels from the profile.</w:t>
+        <w:t>Figure 2.1: Pipeline overview from raw inputs to interactive prediction.</w:t>
       </w:r>
     </w:p>
     <w:p>
@@ -3392,7 +3392,7 @@
           <w:rFonts w:ascii="Times New Roman" w:hAnsi="Times New Roman" w:cs="Times New Roman" w:eastAsia="Times New Roman"/>
           <w:sz w:val="22"/>
         </w:rPr>
-        <w:t>Regularised linear classifier used as the baseline. Runs with L2 penalty and class_weight='balanced' so the minority Low / Medium class does not get ignored on imbalanced targets. Serves as a floor: any tree-based method that fails to beat Logistic Regression on a factor is either overfitting or getting nothing from feature interactions.</w:t>
+        <w:t>Regularised linear classifier used as the baseline (L2 penalty, class_weight balanced).  Any tree-based method that fails to beat it on a factor is either overfitting or getting nothing from feature interactions.</w:t>
       </w:r>
     </w:p>
     <w:p>
@@ -3430,7 +3430,7 @@
           <w:rFonts w:ascii="Times New Roman" w:hAnsi="Times New Roman" w:cs="Times New Roman" w:eastAsia="Times New Roman"/>
           <w:sz w:val="22"/>
         </w:rPr>
-        <w:t>Single CART decision tree with tuned max_depth (grid 3 to 10) and min_samples_leaf (grid 2 to 10). Included to establish the value added by ensembling; not competitive on its own for any of the six targets.</w:t>
+        <w:t>Single CART tree with max_depth (3-10) and min_samples_leaf (2-10) tuned via grid search.  Included as the ensembling floor; not competitive on its own for any of the six targets.</w:t>
       </w:r>
     </w:p>
     <w:p>
@@ -3468,7 +3468,7 @@
           <w:rFonts w:ascii="Times New Roman" w:hAnsi="Times New Roman" w:cs="Times New Roman" w:eastAsia="Times New Roman"/>
           <w:sz w:val="22"/>
         </w:rPr>
-        <w:t>Bagged ensemble of 300 to 500 trees with bootstrap sampling and sqrt(p) features per split. Its low-variance predictions and graceful handling of mixed feature types (encoded categoricals plus continuous scores) made it the winning model on three of the six targets: Repetition, Duration, and Contact Stress.</w:t>
+        <w:t>Bagged ensemble of 300-500 trees with bootstrap sampling and sqrt(p) features per split.  Low-variance predictions and mixed feature-type handling made it the winner on Repetition, Duration, and Contact Stress.</w:t>
       </w:r>
     </w:p>
     <w:p>
@@ -3506,7 +3506,7 @@
           <w:rFonts w:ascii="Times New Roman" w:hAnsi="Times New Roman" w:cs="Times New Roman" w:eastAsia="Times New Roman"/>
           <w:sz w:val="22"/>
         </w:rPr>
-        <w:t>Extremely randomised trees: like Random Forest but with fully random splits at every node (no split-quality optimisation on features). The extra randomisation trades a small drop in individual-tree accuracy for lower between-tree correlation, which helped it win on Vibration.</w:t>
+        <w:t>Like Random Forest but with fully random splits per node.  The extra randomisation lowers between-tree correlation and helped it win on Vibration.</w:t>
       </w:r>
     </w:p>
     <w:p>
@@ -3544,7 +3544,7 @@
           <w:rFonts w:ascii="Times New Roman" w:hAnsi="Times New Roman" w:cs="Times New Roman" w:eastAsia="Times New Roman"/>
           <w:sz w:val="22"/>
         </w:rPr>
-        <w:t>Sequential ensemble that fits new trees to the residuals of the current model, using histogram binning of the input features for training speed. Won on Force and Posture, the two targets where the training signal is either strongest (Posture, thanks to the RULA and QEC observation features) or most nonlinear (Force, with the Borg CR10 cutoffs).</w:t>
+        <w:t>Sequential residual-fit ensemble with histogram-binned features for training speed.  Won on Force (Borg CR10 cutoffs are nonlinear) and Posture (strongest signal from RULA + QEC features).</w:t>
       </w:r>
     </w:p>
     <w:p>
@@ -3582,7 +3582,7 @@
           <w:rFonts w:ascii="Times New Roman" w:hAnsi="Times New Roman" w:cs="Times New Roman" w:eastAsia="Times New Roman"/>
           <w:sz w:val="22"/>
         </w:rPr>
-        <w:t>Gradient-boosted trees with L1 and L2 regularisation on the leaf weights and column subsampling per tree. Placed second on several factors but did not win any; the tuned Random Forest and HistGBM absorbed the same signal at the default search budget.</w:t>
+        <w:t>Gradient-boosted trees with L1 + L2 regularisation on the leaf weights and per-tree column subsampling.  Placed second on several targets but did not win any at the default search budget.</w:t>
       </w:r>
     </w:p>
     <w:p>
@@ -3620,7 +3620,7 @@
           <w:rFonts w:ascii="Times New Roman" w:hAnsi="Times New Roman" w:cs="Times New Roman" w:eastAsia="Times New Roman"/>
           <w:sz w:val="22"/>
         </w:rPr>
-        <w:t>Meta-learner that takes the out-of-fold predictions of the Random Forest, Extra Trees, HistGBM, and XGBoost base learners as inputs and fits a Logistic Regression on top. Failed to beat the strongest base learner on any factor because the four base learners largely agreed with each other; stacking helps when base learners disagree, and here they did not.</w:t>
+        <w:t>Meta-learner taking the out-of-fold predictions of Random Forest, Extra Trees, HistGBM, and XGBoost as inputs and fitting a Logistic Regression on top.  Failed to beat the strongest base learner because the four base learners largely agreed.</w:t>
       </w:r>
     </w:p>
     <w:p>
@@ -3658,7 +3658,7 @@
           <w:rFonts w:ascii="Times New Roman" w:hAnsi="Times New Roman" w:cs="Times New Roman" w:eastAsia="Times New Roman"/>
           <w:sz w:val="22"/>
         </w:rPr>
-        <w:t>SMOTE (Synthetic Minority Over-sampling Technique) synthesises new minority-class samples along the segments joining a minority point to its k nearest minority neighbours. Placing it inside imblearn.Pipeline ensures the synthesis runs only on training folds during cross-validation, so validation-fold accuracy is never inflated by peeking at test-fold neighbours. k_neighbors is set per target so it never exceeds the minority training-fold count. GridSearchCV picks the best hyperparameters per algorithm-target pair on macro-F1 (StratifiedKFold with shuffle=True, random_state=42).</w:t>
+        <w:t>SMOTE synthesises new minority-class samples along segments between k nearest minority neighbours.  Wrapping it in imblearn.Pipeline keeps the synthesis inside training folds only, so validation-fold accuracy is never inflated.  k_neighbors is set per target below the minority training-fold count; GridSearchCV picks hyperparameters on macro-F1 with StratifiedKFold(5, shuffle=True, random_state=42).</w:t>
       </w:r>
     </w:p>
     <w:p>
@@ -3696,7 +3696,7 @@
           <w:rFonts w:ascii="Times New Roman" w:hAnsi="Times New Roman" w:cs="Times New Roman" w:eastAsia="Times New Roman"/>
           <w:sz w:val="22"/>
         </w:rPr>
-        <w:t>Each target excludes the survey inputs that directly define its Stage-1 label; otherwise the model would just memorise the rule (label leakage). The Posture target also receives the 11 RULA components and 8 QEC scores as extra features, giving 63 total.</w:t>
+        <w:t>Each target excludes the survey inputs that directly define its Stage-1 label (otherwise the model would memorise the rule).  Posture additionally receives the 11 RULA components and 8 QEC scores, giving 63 total features.</w:t>
       </w:r>
     </w:p>
     <w:tbl>
@@ -4145,7 +4145,7 @@
           <w:rFonts w:ascii="Times New Roman" w:hAnsi="Times New Roman" w:cs="Times New Roman" w:eastAsia="Times New Roman"/>
           <w:sz w:val="22"/>
         </w:rPr>
-        <w:t>Phase 7 (07_evaluation.ipynb) uses cross_val_predict to produce out-of-fold predictions for every rider. The evaluation outputs are: per-class precision, recall, F1, and support from classification_report; confusion matrices per target; one-vs-rest ROC curves and per-class AUC (macro AUC is reported as the unweighted mean); and feature importance (feature_importances_ for tree models, abs(coef_) for Logistic Regression).</w:t>
+        <w:t>Phase 7 (07_evaluation.ipynb) uses cross_val_predict for out-of-fold predictions and writes per-class precision / recall / F1 / support, confusion matrices, one-vs-rest ROC curves with per-class AUC (macro AUC is the unweighted mean), and feature importance (feature_importances_ for tree models, abs(coef_) for Logistic Regression).</w:t>
       </w:r>
     </w:p>
     <w:p>

--- a/docs/report.docx
+++ b/docs/report.docx
@@ -2583,14 +2583,14 @@
       <w:pPr>
         <w:pStyle w:val="Heading4"/>
         <w:keepNext/>
-        <w:spacing w:before="360" w:after="120"/>
+        <w:spacing w:before="200" w:after="60"/>
       </w:pPr>
       <w:r>
         <w:rPr>
           <w:rFonts w:ascii="Times New Roman" w:hAnsi="Times New Roman" w:cs="Times New Roman" w:eastAsia="Times New Roman"/>
           <w:b/>
           <w:color w:val="000000"/>
-          <w:sz w:val="32"/>
+          <w:sz w:val="28"/>
         </w:rPr>
         <w:t xml:space="preserve">1.1   </w:t>
       </w:r>
@@ -2599,7 +2599,7 @@
           <w:rFonts w:ascii="Times New Roman" w:hAnsi="Times New Roman" w:cs="Times New Roman" w:eastAsia="Times New Roman"/>
           <w:b/>
           <w:color w:val="000000"/>
-          <w:sz w:val="32"/>
+          <w:sz w:val="28"/>
         </w:rPr>
         <w:t>Background</w:t>
       </w:r>
@@ -2634,14 +2634,14 @@
       <w:pPr>
         <w:pStyle w:val="Heading4"/>
         <w:keepNext/>
-        <w:spacing w:before="360" w:after="120"/>
+        <w:spacing w:before="200" w:after="60"/>
       </w:pPr>
       <w:r>
         <w:rPr>
           <w:rFonts w:ascii="Times New Roman" w:hAnsi="Times New Roman" w:cs="Times New Roman" w:eastAsia="Times New Roman"/>
           <w:b/>
           <w:color w:val="000000"/>
-          <w:sz w:val="32"/>
+          <w:sz w:val="28"/>
         </w:rPr>
         <w:t xml:space="preserve">1.2   </w:t>
       </w:r>
@@ -2650,7 +2650,7 @@
           <w:rFonts w:ascii="Times New Roman" w:hAnsi="Times New Roman" w:cs="Times New Roman" w:eastAsia="Times New Roman"/>
           <w:b/>
           <w:color w:val="000000"/>
-          <w:sz w:val="32"/>
+          <w:sz w:val="28"/>
         </w:rPr>
         <w:t>Motivation</w:t>
       </w:r>
@@ -2685,14 +2685,14 @@
       <w:pPr>
         <w:pStyle w:val="Heading4"/>
         <w:keepNext/>
-        <w:spacing w:before="360" w:after="120"/>
+        <w:spacing w:before="200" w:after="60"/>
       </w:pPr>
       <w:r>
         <w:rPr>
           <w:rFonts w:ascii="Times New Roman" w:hAnsi="Times New Roman" w:cs="Times New Roman" w:eastAsia="Times New Roman"/>
           <w:b/>
           <w:color w:val="000000"/>
-          <w:sz w:val="32"/>
+          <w:sz w:val="28"/>
         </w:rPr>
         <w:t xml:space="preserve">1.3   </w:t>
       </w:r>
@@ -2701,7 +2701,7 @@
           <w:rFonts w:ascii="Times New Roman" w:hAnsi="Times New Roman" w:cs="Times New Roman" w:eastAsia="Times New Roman"/>
           <w:b/>
           <w:color w:val="000000"/>
-          <w:sz w:val="32"/>
+          <w:sz w:val="28"/>
         </w:rPr>
         <w:t>Objectives of the work</w:t>
       </w:r>
@@ -2791,14 +2791,14 @@
       <w:pPr>
         <w:pStyle w:val="Heading4"/>
         <w:keepNext/>
-        <w:spacing w:before="360" w:after="120"/>
+        <w:spacing w:before="200" w:after="60"/>
       </w:pPr>
       <w:r>
         <w:rPr>
           <w:rFonts w:ascii="Times New Roman" w:hAnsi="Times New Roman" w:cs="Times New Roman" w:eastAsia="Times New Roman"/>
           <w:b/>
           <w:color w:val="000000"/>
-          <w:sz w:val="32"/>
+          <w:sz w:val="28"/>
         </w:rPr>
         <w:t xml:space="preserve">2.1   </w:t>
       </w:r>
@@ -2807,7 +2807,7 @@
           <w:rFonts w:ascii="Times New Roman" w:hAnsi="Times New Roman" w:cs="Times New Roman" w:eastAsia="Times New Roman"/>
           <w:b/>
           <w:color w:val="000000"/>
-          <w:sz w:val="32"/>
+          <w:sz w:val="28"/>
         </w:rPr>
         <w:t>Two-stage design</w:t>
       </w:r>
@@ -2896,14 +2896,14 @@
       <w:pPr>
         <w:pStyle w:val="Heading4"/>
         <w:keepNext/>
-        <w:spacing w:before="360" w:after="120"/>
+        <w:spacing w:before="200" w:after="60"/>
       </w:pPr>
       <w:r>
         <w:rPr>
           <w:rFonts w:ascii="Times New Roman" w:hAnsi="Times New Roman" w:cs="Times New Roman" w:eastAsia="Times New Roman"/>
           <w:b/>
           <w:color w:val="000000"/>
-          <w:sz w:val="32"/>
+          <w:sz w:val="28"/>
         </w:rPr>
         <w:t xml:space="preserve">2.2   </w:t>
       </w:r>
@@ -2912,7 +2912,7 @@
           <w:rFonts w:ascii="Times New Roman" w:hAnsi="Times New Roman" w:cs="Times New Roman" w:eastAsia="Times New Roman"/>
           <w:b/>
           <w:color w:val="000000"/>
-          <w:sz w:val="32"/>
+          <w:sz w:val="28"/>
         </w:rPr>
         <w:t>Study design and data sources</w:t>
       </w:r>
@@ -3042,14 +3042,14 @@
       <w:pPr>
         <w:pStyle w:val="Heading5"/>
         <w:keepNext/>
-        <w:spacing w:before="240" w:after="80"/>
+        <w:spacing w:before="120" w:after="40"/>
       </w:pPr>
       <w:r>
         <w:rPr>
           <w:rFonts w:ascii="Times New Roman" w:hAnsi="Times New Roman" w:cs="Times New Roman" w:eastAsia="Times New Roman"/>
           <w:b/>
           <w:color w:val="000000"/>
-          <w:sz w:val="26"/>
+          <w:sz w:val="22"/>
         </w:rPr>
         <w:t xml:space="preserve">2.2.1   </w:t>
       </w:r>
@@ -3058,7 +3058,7 @@
           <w:rFonts w:ascii="Times New Roman" w:hAnsi="Times New Roman" w:cs="Times New Roman" w:eastAsia="Times New Roman"/>
           <w:b/>
           <w:color w:val="000000"/>
-          <w:sz w:val="26"/>
+          <w:sz w:val="22"/>
         </w:rPr>
         <w:t>Rider survey</w:t>
       </w:r>
@@ -3080,14 +3080,14 @@
       <w:pPr>
         <w:pStyle w:val="Heading5"/>
         <w:keepNext/>
-        <w:spacing w:before="240" w:after="80"/>
+        <w:spacing w:before="120" w:after="40"/>
       </w:pPr>
       <w:r>
         <w:rPr>
           <w:rFonts w:ascii="Times New Roman" w:hAnsi="Times New Roman" w:cs="Times New Roman" w:eastAsia="Times New Roman"/>
           <w:b/>
           <w:color w:val="000000"/>
-          <w:sz w:val="26"/>
+          <w:sz w:val="22"/>
         </w:rPr>
         <w:t xml:space="preserve">2.2.2   </w:t>
       </w:r>
@@ -3096,7 +3096,7 @@
           <w:rFonts w:ascii="Times New Roman" w:hAnsi="Times New Roman" w:cs="Times New Roman" w:eastAsia="Times New Roman"/>
           <w:b/>
           <w:color w:val="000000"/>
-          <w:sz w:val="26"/>
+          <w:sz w:val="22"/>
         </w:rPr>
         <w:t>Posture observations</w:t>
       </w:r>
@@ -3118,14 +3118,14 @@
       <w:pPr>
         <w:pStyle w:val="Heading4"/>
         <w:keepNext/>
-        <w:spacing w:before="360" w:after="120"/>
+        <w:spacing w:before="200" w:after="60"/>
       </w:pPr>
       <w:r>
         <w:rPr>
           <w:rFonts w:ascii="Times New Roman" w:hAnsi="Times New Roman" w:cs="Times New Roman" w:eastAsia="Times New Roman"/>
           <w:b/>
           <w:color w:val="000000"/>
-          <w:sz w:val="32"/>
+          <w:sz w:val="28"/>
         </w:rPr>
         <w:t xml:space="preserve">2.3   </w:t>
       </w:r>
@@ -3134,7 +3134,7 @@
           <w:rFonts w:ascii="Times New Roman" w:hAnsi="Times New Roman" w:cs="Times New Roman" w:eastAsia="Times New Roman"/>
           <w:b/>
           <w:color w:val="000000"/>
-          <w:sz w:val="32"/>
+          <w:sz w:val="28"/>
         </w:rPr>
         <w:t>Data cleaning and feature engineering</w:t>
       </w:r>
@@ -3169,14 +3169,14 @@
       <w:pPr>
         <w:pStyle w:val="Heading4"/>
         <w:keepNext/>
-        <w:spacing w:before="360" w:after="120"/>
+        <w:spacing w:before="200" w:after="60"/>
       </w:pPr>
       <w:r>
         <w:rPr>
           <w:rFonts w:ascii="Times New Roman" w:hAnsi="Times New Roman" w:cs="Times New Roman" w:eastAsia="Times New Roman"/>
           <w:b/>
           <w:color w:val="000000"/>
-          <w:sz w:val="32"/>
+          <w:sz w:val="28"/>
         </w:rPr>
         <w:t xml:space="preserve">2.4   </w:t>
       </w:r>
@@ -3185,7 +3185,7 @@
           <w:rFonts w:ascii="Times New Roman" w:hAnsi="Times New Roman" w:cs="Times New Roman" w:eastAsia="Times New Roman"/>
           <w:b/>
           <w:color w:val="000000"/>
-          <w:sz w:val="32"/>
+          <w:sz w:val="28"/>
         </w:rPr>
         <w:t>Stage 1: Deterministic risk scoring</w:t>
       </w:r>
@@ -3285,14 +3285,14 @@
       <w:pPr>
         <w:pStyle w:val="Heading4"/>
         <w:keepNext/>
-        <w:spacing w:before="360" w:after="120"/>
+        <w:spacing w:before="200" w:after="60"/>
       </w:pPr>
       <w:r>
         <w:rPr>
           <w:rFonts w:ascii="Times New Roman" w:hAnsi="Times New Roman" w:cs="Times New Roman" w:eastAsia="Times New Roman"/>
           <w:b/>
           <w:color w:val="000000"/>
-          <w:sz w:val="32"/>
+          <w:sz w:val="28"/>
         </w:rPr>
         <w:t xml:space="preserve">2.5   </w:t>
       </w:r>
@@ -3301,7 +3301,7 @@
           <w:rFonts w:ascii="Times New Roman" w:hAnsi="Times New Roman" w:cs="Times New Roman" w:eastAsia="Times New Roman"/>
           <w:b/>
           <w:color w:val="000000"/>
-          <w:sz w:val="32"/>
+          <w:sz w:val="28"/>
         </w:rPr>
         <w:t>Statistical analysis</w:t>
       </w:r>
@@ -3323,14 +3323,14 @@
       <w:pPr>
         <w:pStyle w:val="Heading4"/>
         <w:keepNext/>
-        <w:spacing w:before="360" w:after="120"/>
+        <w:spacing w:before="200" w:after="60"/>
       </w:pPr>
       <w:r>
         <w:rPr>
           <w:rFonts w:ascii="Times New Roman" w:hAnsi="Times New Roman" w:cs="Times New Roman" w:eastAsia="Times New Roman"/>
           <w:b/>
           <w:color w:val="000000"/>
-          <w:sz w:val="32"/>
+          <w:sz w:val="28"/>
         </w:rPr>
         <w:t xml:space="preserve">2.6   </w:t>
       </w:r>
@@ -3339,7 +3339,7 @@
           <w:rFonts w:ascii="Times New Roman" w:hAnsi="Times New Roman" w:cs="Times New Roman" w:eastAsia="Times New Roman"/>
           <w:b/>
           <w:color w:val="000000"/>
-          <w:sz w:val="32"/>
+          <w:sz w:val="28"/>
         </w:rPr>
         <w:t>Stage 2: Machine learning pipeline</w:t>
       </w:r>
@@ -3361,14 +3361,14 @@
       <w:pPr>
         <w:pStyle w:val="Heading5"/>
         <w:keepNext/>
-        <w:spacing w:before="240" w:after="80"/>
+        <w:spacing w:before="120" w:after="40"/>
       </w:pPr>
       <w:r>
         <w:rPr>
           <w:rFonts w:ascii="Times New Roman" w:hAnsi="Times New Roman" w:cs="Times New Roman" w:eastAsia="Times New Roman"/>
           <w:b/>
           <w:color w:val="000000"/>
-          <w:sz w:val="26"/>
+          <w:sz w:val="22"/>
         </w:rPr>
         <w:t xml:space="preserve">2.6.1   </w:t>
       </w:r>
@@ -3377,7 +3377,7 @@
           <w:rFonts w:ascii="Times New Roman" w:hAnsi="Times New Roman" w:cs="Times New Roman" w:eastAsia="Times New Roman"/>
           <w:b/>
           <w:color w:val="000000"/>
-          <w:sz w:val="26"/>
+          <w:sz w:val="22"/>
         </w:rPr>
         <w:t>Logistic Regression</w:t>
       </w:r>
@@ -3399,14 +3399,14 @@
       <w:pPr>
         <w:pStyle w:val="Heading5"/>
         <w:keepNext/>
-        <w:spacing w:before="240" w:after="80"/>
+        <w:spacing w:before="120" w:after="40"/>
       </w:pPr>
       <w:r>
         <w:rPr>
           <w:rFonts w:ascii="Times New Roman" w:hAnsi="Times New Roman" w:cs="Times New Roman" w:eastAsia="Times New Roman"/>
           <w:b/>
           <w:color w:val="000000"/>
-          <w:sz w:val="26"/>
+          <w:sz w:val="22"/>
         </w:rPr>
         <w:t xml:space="preserve">2.6.2   </w:t>
       </w:r>
@@ -3415,7 +3415,7 @@
           <w:rFonts w:ascii="Times New Roman" w:hAnsi="Times New Roman" w:cs="Times New Roman" w:eastAsia="Times New Roman"/>
           <w:b/>
           <w:color w:val="000000"/>
-          <w:sz w:val="26"/>
+          <w:sz w:val="22"/>
         </w:rPr>
         <w:t>Decision Tree</w:t>
       </w:r>
@@ -3437,14 +3437,14 @@
       <w:pPr>
         <w:pStyle w:val="Heading5"/>
         <w:keepNext/>
-        <w:spacing w:before="240" w:after="80"/>
+        <w:spacing w:before="120" w:after="40"/>
       </w:pPr>
       <w:r>
         <w:rPr>
           <w:rFonts w:ascii="Times New Roman" w:hAnsi="Times New Roman" w:cs="Times New Roman" w:eastAsia="Times New Roman"/>
           <w:b/>
           <w:color w:val="000000"/>
-          <w:sz w:val="26"/>
+          <w:sz w:val="22"/>
         </w:rPr>
         <w:t xml:space="preserve">2.6.3   </w:t>
       </w:r>
@@ -3453,7 +3453,7 @@
           <w:rFonts w:ascii="Times New Roman" w:hAnsi="Times New Roman" w:cs="Times New Roman" w:eastAsia="Times New Roman"/>
           <w:b/>
           <w:color w:val="000000"/>
-          <w:sz w:val="26"/>
+          <w:sz w:val="22"/>
         </w:rPr>
         <w:t>Random Forest</w:t>
       </w:r>
@@ -3475,14 +3475,14 @@
       <w:pPr>
         <w:pStyle w:val="Heading5"/>
         <w:keepNext/>
-        <w:spacing w:before="240" w:after="80"/>
+        <w:spacing w:before="120" w:after="40"/>
       </w:pPr>
       <w:r>
         <w:rPr>
           <w:rFonts w:ascii="Times New Roman" w:hAnsi="Times New Roman" w:cs="Times New Roman" w:eastAsia="Times New Roman"/>
           <w:b/>
           <w:color w:val="000000"/>
-          <w:sz w:val="26"/>
+          <w:sz w:val="22"/>
         </w:rPr>
         <w:t xml:space="preserve">2.6.4   </w:t>
       </w:r>
@@ -3491,7 +3491,7 @@
           <w:rFonts w:ascii="Times New Roman" w:hAnsi="Times New Roman" w:cs="Times New Roman" w:eastAsia="Times New Roman"/>
           <w:b/>
           <w:color w:val="000000"/>
-          <w:sz w:val="26"/>
+          <w:sz w:val="22"/>
         </w:rPr>
         <w:t>Extra Trees</w:t>
       </w:r>
@@ -3513,14 +3513,14 @@
       <w:pPr>
         <w:pStyle w:val="Heading5"/>
         <w:keepNext/>
-        <w:spacing w:before="240" w:after="80"/>
+        <w:spacing w:before="120" w:after="40"/>
       </w:pPr>
       <w:r>
         <w:rPr>
           <w:rFonts w:ascii="Times New Roman" w:hAnsi="Times New Roman" w:cs="Times New Roman" w:eastAsia="Times New Roman"/>
           <w:b/>
           <w:color w:val="000000"/>
-          <w:sz w:val="26"/>
+          <w:sz w:val="22"/>
         </w:rPr>
         <w:t xml:space="preserve">2.6.5   </w:t>
       </w:r>
@@ -3529,7 +3529,7 @@
           <w:rFonts w:ascii="Times New Roman" w:hAnsi="Times New Roman" w:cs="Times New Roman" w:eastAsia="Times New Roman"/>
           <w:b/>
           <w:color w:val="000000"/>
-          <w:sz w:val="26"/>
+          <w:sz w:val="22"/>
         </w:rPr>
         <w:t>Histogram Gradient Boosting</w:t>
       </w:r>
@@ -3551,14 +3551,14 @@
       <w:pPr>
         <w:pStyle w:val="Heading5"/>
         <w:keepNext/>
-        <w:spacing w:before="240" w:after="80"/>
+        <w:spacing w:before="120" w:after="40"/>
       </w:pPr>
       <w:r>
         <w:rPr>
           <w:rFonts w:ascii="Times New Roman" w:hAnsi="Times New Roman" w:cs="Times New Roman" w:eastAsia="Times New Roman"/>
           <w:b/>
           <w:color w:val="000000"/>
-          <w:sz w:val="26"/>
+          <w:sz w:val="22"/>
         </w:rPr>
         <w:t xml:space="preserve">2.6.6   </w:t>
       </w:r>
@@ -3567,7 +3567,7 @@
           <w:rFonts w:ascii="Times New Roman" w:hAnsi="Times New Roman" w:cs="Times New Roman" w:eastAsia="Times New Roman"/>
           <w:b/>
           <w:color w:val="000000"/>
-          <w:sz w:val="26"/>
+          <w:sz w:val="22"/>
         </w:rPr>
         <w:t>XGBoost</w:t>
       </w:r>
@@ -3589,14 +3589,14 @@
       <w:pPr>
         <w:pStyle w:val="Heading5"/>
         <w:keepNext/>
-        <w:spacing w:before="240" w:after="80"/>
+        <w:spacing w:before="120" w:after="40"/>
       </w:pPr>
       <w:r>
         <w:rPr>
           <w:rFonts w:ascii="Times New Roman" w:hAnsi="Times New Roman" w:cs="Times New Roman" w:eastAsia="Times New Roman"/>
           <w:b/>
           <w:color w:val="000000"/>
-          <w:sz w:val="26"/>
+          <w:sz w:val="22"/>
         </w:rPr>
         <w:t xml:space="preserve">2.6.7   </w:t>
       </w:r>
@@ -3605,7 +3605,7 @@
           <w:rFonts w:ascii="Times New Roman" w:hAnsi="Times New Roman" w:cs="Times New Roman" w:eastAsia="Times New Roman"/>
           <w:b/>
           <w:color w:val="000000"/>
-          <w:sz w:val="26"/>
+          <w:sz w:val="22"/>
         </w:rPr>
         <w:t>Stacking Classifier</w:t>
       </w:r>
@@ -3627,14 +3627,14 @@
       <w:pPr>
         <w:pStyle w:val="Heading5"/>
         <w:keepNext/>
-        <w:spacing w:before="240" w:after="80"/>
+        <w:spacing w:before="120" w:after="40"/>
       </w:pPr>
       <w:r>
         <w:rPr>
           <w:rFonts w:ascii="Times New Roman" w:hAnsi="Times New Roman" w:cs="Times New Roman" w:eastAsia="Times New Roman"/>
           <w:b/>
           <w:color w:val="000000"/>
-          <w:sz w:val="26"/>
+          <w:sz w:val="22"/>
         </w:rPr>
         <w:t xml:space="preserve">2.6.8   </w:t>
       </w:r>
@@ -3643,7 +3643,7 @@
           <w:rFonts w:ascii="Times New Roman" w:hAnsi="Times New Roman" w:cs="Times New Roman" w:eastAsia="Times New Roman"/>
           <w:b/>
           <w:color w:val="000000"/>
-          <w:sz w:val="26"/>
+          <w:sz w:val="22"/>
         </w:rPr>
         <w:t>SMOTE and cross-validation</w:t>
       </w:r>
@@ -3665,14 +3665,14 @@
       <w:pPr>
         <w:pStyle w:val="Heading5"/>
         <w:keepNext/>
-        <w:spacing w:before="240" w:after="80"/>
+        <w:spacing w:before="120" w:after="40"/>
       </w:pPr>
       <w:r>
         <w:rPr>
           <w:rFonts w:ascii="Times New Roman" w:hAnsi="Times New Roman" w:cs="Times New Roman" w:eastAsia="Times New Roman"/>
           <w:b/>
           <w:color w:val="000000"/>
-          <w:sz w:val="26"/>
+          <w:sz w:val="22"/>
         </w:rPr>
         <w:t xml:space="preserve">2.6.9   </w:t>
       </w:r>
@@ -3681,7 +3681,7 @@
           <w:rFonts w:ascii="Times New Roman" w:hAnsi="Times New Roman" w:cs="Times New Roman" w:eastAsia="Times New Roman"/>
           <w:b/>
           <w:color w:val="000000"/>
-          <w:sz w:val="26"/>
+          <w:sz w:val="22"/>
         </w:rPr>
         <w:t>Per-target feature exclusions</w:t>
       </w:r>
@@ -4114,14 +4114,14 @@
       <w:pPr>
         <w:pStyle w:val="Heading4"/>
         <w:keepNext/>
-        <w:spacing w:before="360" w:after="120"/>
+        <w:spacing w:before="200" w:after="60"/>
       </w:pPr>
       <w:r>
         <w:rPr>
           <w:rFonts w:ascii="Times New Roman" w:hAnsi="Times New Roman" w:cs="Times New Roman" w:eastAsia="Times New Roman"/>
           <w:b/>
           <w:color w:val="000000"/>
-          <w:sz w:val="32"/>
+          <w:sz w:val="28"/>
         </w:rPr>
         <w:t xml:space="preserve">2.7   </w:t>
       </w:r>
@@ -4130,7 +4130,7 @@
           <w:rFonts w:ascii="Times New Roman" w:hAnsi="Times New Roman" w:cs="Times New Roman" w:eastAsia="Times New Roman"/>
           <w:b/>
           <w:color w:val="000000"/>
-          <w:sz w:val="32"/>
+          <w:sz w:val="28"/>
         </w:rPr>
         <w:t>Evaluation</w:t>
       </w:r>
@@ -4168,14 +4168,14 @@
       <w:pPr>
         <w:pStyle w:val="Heading4"/>
         <w:keepNext/>
-        <w:spacing w:before="360" w:after="120"/>
+        <w:spacing w:before="200" w:after="60"/>
       </w:pPr>
       <w:r>
         <w:rPr>
           <w:rFonts w:ascii="Times New Roman" w:hAnsi="Times New Roman" w:cs="Times New Roman" w:eastAsia="Times New Roman"/>
           <w:b/>
           <w:color w:val="000000"/>
-          <w:sz w:val="32"/>
+          <w:sz w:val="28"/>
         </w:rPr>
         <w:t xml:space="preserve">3.1   </w:t>
       </w:r>
@@ -4184,7 +4184,7 @@
           <w:rFonts w:ascii="Times New Roman" w:hAnsi="Times New Roman" w:cs="Times New Roman" w:eastAsia="Times New Roman"/>
           <w:b/>
           <w:color w:val="000000"/>
-          <w:sz w:val="32"/>
+          <w:sz w:val="28"/>
         </w:rPr>
         <w:t>Notebook pipeline</w:t>
       </w:r>
@@ -4297,14 +4297,14 @@
       <w:pPr>
         <w:pStyle w:val="Heading4"/>
         <w:keepNext/>
-        <w:spacing w:before="360" w:after="120"/>
+        <w:spacing w:before="200" w:after="60"/>
       </w:pPr>
       <w:r>
         <w:rPr>
           <w:rFonts w:ascii="Times New Roman" w:hAnsi="Times New Roman" w:cs="Times New Roman" w:eastAsia="Times New Roman"/>
           <w:b/>
           <w:color w:val="000000"/>
-          <w:sz w:val="32"/>
+          <w:sz w:val="28"/>
         </w:rPr>
         <w:t xml:space="preserve">3.2   </w:t>
       </w:r>
@@ -4313,7 +4313,7 @@
           <w:rFonts w:ascii="Times New Roman" w:hAnsi="Times New Roman" w:cs="Times New Roman" w:eastAsia="Times New Roman"/>
           <w:b/>
           <w:color w:val="000000"/>
-          <w:sz w:val="32"/>
+          <w:sz w:val="28"/>
         </w:rPr>
         <w:t>Instrument design and preparation</w:t>
       </w:r>
@@ -4348,14 +4348,14 @@
       <w:pPr>
         <w:pStyle w:val="Heading4"/>
         <w:keepNext/>
-        <w:spacing w:before="360" w:after="120"/>
+        <w:spacing w:before="200" w:after="60"/>
       </w:pPr>
       <w:r>
         <w:rPr>
           <w:rFonts w:ascii="Times New Roman" w:hAnsi="Times New Roman" w:cs="Times New Roman" w:eastAsia="Times New Roman"/>
           <w:b/>
           <w:color w:val="000000"/>
-          <w:sz w:val="32"/>
+          <w:sz w:val="28"/>
         </w:rPr>
         <w:t xml:space="preserve">3.3   </w:t>
       </w:r>
@@ -4364,7 +4364,7 @@
           <w:rFonts w:ascii="Times New Roman" w:hAnsi="Times New Roman" w:cs="Times New Roman" w:eastAsia="Times New Roman"/>
           <w:b/>
           <w:color w:val="000000"/>
-          <w:sz w:val="32"/>
+          <w:sz w:val="28"/>
         </w:rPr>
         <w:t>Data collection execution</w:t>
       </w:r>
@@ -4399,14 +4399,14 @@
       <w:pPr>
         <w:pStyle w:val="Heading4"/>
         <w:keepNext/>
-        <w:spacing w:before="360" w:after="120"/>
+        <w:spacing w:before="200" w:after="60"/>
       </w:pPr>
       <w:r>
         <w:rPr>
           <w:rFonts w:ascii="Times New Roman" w:hAnsi="Times New Roman" w:cs="Times New Roman" w:eastAsia="Times New Roman"/>
           <w:b/>
           <w:color w:val="000000"/>
-          <w:sz w:val="32"/>
+          <w:sz w:val="28"/>
         </w:rPr>
         <w:t xml:space="preserve">3.4   </w:t>
       </w:r>
@@ -4415,7 +4415,7 @@
           <w:rFonts w:ascii="Times New Roman" w:hAnsi="Times New Roman" w:cs="Times New Roman" w:eastAsia="Times New Roman"/>
           <w:b/>
           <w:color w:val="000000"/>
-          <w:sz w:val="32"/>
+          <w:sz w:val="28"/>
         </w:rPr>
         <w:t>Data cleaning, encoding, and integration</w:t>
       </w:r>
@@ -4463,14 +4463,14 @@
       <w:pPr>
         <w:pStyle w:val="Heading4"/>
         <w:keepNext/>
-        <w:spacing w:before="360" w:after="120"/>
+        <w:spacing w:before="200" w:after="60"/>
       </w:pPr>
       <w:r>
         <w:rPr>
           <w:rFonts w:ascii="Times New Roman" w:hAnsi="Times New Roman" w:cs="Times New Roman" w:eastAsia="Times New Roman"/>
           <w:b/>
           <w:color w:val="000000"/>
-          <w:sz w:val="32"/>
+          <w:sz w:val="28"/>
         </w:rPr>
         <w:t xml:space="preserve">3.5   </w:t>
       </w:r>
@@ -4479,7 +4479,7 @@
           <w:rFonts w:ascii="Times New Roman" w:hAnsi="Times New Roman" w:cs="Times New Roman" w:eastAsia="Times New Roman"/>
           <w:b/>
           <w:color w:val="000000"/>
-          <w:sz w:val="32"/>
+          <w:sz w:val="28"/>
         </w:rPr>
         <w:t>Statistical analysis and model training runs</w:t>
       </w:r>
@@ -4527,14 +4527,14 @@
       <w:pPr>
         <w:pStyle w:val="Heading4"/>
         <w:keepNext/>
-        <w:spacing w:before="360" w:after="120"/>
+        <w:spacing w:before="200" w:after="60"/>
       </w:pPr>
       <w:r>
         <w:rPr>
           <w:rFonts w:ascii="Times New Roman" w:hAnsi="Times New Roman" w:cs="Times New Roman" w:eastAsia="Times New Roman"/>
           <w:b/>
           <w:color w:val="000000"/>
-          <w:sz w:val="32"/>
+          <w:sz w:val="28"/>
         </w:rPr>
         <w:t xml:space="preserve">3.6   </w:t>
       </w:r>
@@ -4543,7 +4543,7 @@
           <w:rFonts w:ascii="Times New Roman" w:hAnsi="Times New Roman" w:cs="Times New Roman" w:eastAsia="Times New Roman"/>
           <w:b/>
           <w:color w:val="000000"/>
-          <w:sz w:val="32"/>
+          <w:sz w:val="28"/>
         </w:rPr>
         <w:t>Web application development and deployment</w:t>
       </w:r>
@@ -4591,14 +4591,14 @@
       <w:pPr>
         <w:pStyle w:val="Heading4"/>
         <w:keepNext/>
-        <w:spacing w:before="360" w:after="120"/>
+        <w:spacing w:before="200" w:after="60"/>
       </w:pPr>
       <w:r>
         <w:rPr>
           <w:rFonts w:ascii="Times New Roman" w:hAnsi="Times New Roman" w:cs="Times New Roman" w:eastAsia="Times New Roman"/>
           <w:b/>
           <w:color w:val="000000"/>
-          <w:sz w:val="32"/>
+          <w:sz w:val="28"/>
         </w:rPr>
         <w:t xml:space="preserve">3.7   </w:t>
       </w:r>
@@ -4607,7 +4607,7 @@
           <w:rFonts w:ascii="Times New Roman" w:hAnsi="Times New Roman" w:cs="Times New Roman" w:eastAsia="Times New Roman"/>
           <w:b/>
           <w:color w:val="000000"/>
-          <w:sz w:val="32"/>
+          <w:sz w:val="28"/>
         </w:rPr>
         <w:t>Iterations and fixes</w:t>
       </w:r>
@@ -4616,14 +4616,14 @@
       <w:pPr>
         <w:pStyle w:val="Heading5"/>
         <w:keepNext/>
-        <w:spacing w:before="240" w:after="80"/>
+        <w:spacing w:before="120" w:after="40"/>
       </w:pPr>
       <w:r>
         <w:rPr>
           <w:rFonts w:ascii="Times New Roman" w:hAnsi="Times New Roman" w:cs="Times New Roman" w:eastAsia="Times New Roman"/>
           <w:b/>
           <w:color w:val="000000"/>
-          <w:sz w:val="26"/>
+          <w:sz w:val="22"/>
         </w:rPr>
         <w:t xml:space="preserve">3.7.1   </w:t>
       </w:r>
@@ -4632,7 +4632,7 @@
           <w:rFonts w:ascii="Times New Roman" w:hAnsi="Times New Roman" w:cs="Times New Roman" w:eastAsia="Times New Roman"/>
           <w:b/>
           <w:color w:val="000000"/>
-          <w:sz w:val="26"/>
+          <w:sz w:val="22"/>
         </w:rPr>
         <w:t>Repetition binning correction</w:t>
       </w:r>
@@ -4654,14 +4654,14 @@
       <w:pPr>
         <w:pStyle w:val="Heading5"/>
         <w:keepNext/>
-        <w:spacing w:before="240" w:after="80"/>
+        <w:spacing w:before="120" w:after="40"/>
       </w:pPr>
       <w:r>
         <w:rPr>
           <w:rFonts w:ascii="Times New Roman" w:hAnsi="Times New Roman" w:cs="Times New Roman" w:eastAsia="Times New Roman"/>
           <w:b/>
           <w:color w:val="000000"/>
-          <w:sz w:val="26"/>
+          <w:sz w:val="22"/>
         </w:rPr>
         <w:t xml:space="preserve">3.7.2   </w:t>
       </w:r>
@@ -4670,7 +4670,7 @@
           <w:rFonts w:ascii="Times New Roman" w:hAnsi="Times New Roman" w:cs="Times New Roman" w:eastAsia="Times New Roman"/>
           <w:b/>
           <w:color w:val="000000"/>
-          <w:sz w:val="26"/>
+          <w:sz w:val="22"/>
         </w:rPr>
         <w:t>Duration leakage correction</w:t>
       </w:r>
@@ -4692,14 +4692,14 @@
       <w:pPr>
         <w:pStyle w:val="Heading5"/>
         <w:keepNext/>
-        <w:spacing w:before="240" w:after="80"/>
+        <w:spacing w:before="120" w:after="40"/>
       </w:pPr>
       <w:r>
         <w:rPr>
           <w:rFonts w:ascii="Times New Roman" w:hAnsi="Times New Roman" w:cs="Times New Roman" w:eastAsia="Times New Roman"/>
           <w:b/>
           <w:color w:val="000000"/>
-          <w:sz w:val="26"/>
+          <w:sz w:val="22"/>
         </w:rPr>
         <w:t xml:space="preserve">3.7.3   </w:t>
       </w:r>
@@ -4708,7 +4708,7 @@
           <w:rFonts w:ascii="Times New Roman" w:hAnsi="Times New Roman" w:cs="Times New Roman" w:eastAsia="Times New Roman"/>
           <w:b/>
           <w:color w:val="000000"/>
-          <w:sz w:val="26"/>
+          <w:sz w:val="22"/>
         </w:rPr>
         <w:t>Posture model with RULA and QEC inputs</w:t>
       </w:r>
@@ -4746,14 +4746,14 @@
       <w:pPr>
         <w:pStyle w:val="Heading4"/>
         <w:keepNext/>
-        <w:spacing w:before="360" w:after="120"/>
+        <w:spacing w:before="200" w:after="60"/>
       </w:pPr>
       <w:r>
         <w:rPr>
           <w:rFonts w:ascii="Times New Roman" w:hAnsi="Times New Roman" w:cs="Times New Roman" w:eastAsia="Times New Roman"/>
           <w:b/>
           <w:color w:val="000000"/>
-          <w:sz w:val="32"/>
+          <w:sz w:val="28"/>
         </w:rPr>
         <w:t xml:space="preserve">4.1   </w:t>
       </w:r>
@@ -4762,7 +4762,7 @@
           <w:rFonts w:ascii="Times New Roman" w:hAnsi="Times New Roman" w:cs="Times New Roman" w:eastAsia="Times New Roman"/>
           <w:b/>
           <w:color w:val="000000"/>
-          <w:sz w:val="32"/>
+          <w:sz w:val="28"/>
         </w:rPr>
         <w:t>Sample profile</w:t>
       </w:r>
@@ -4838,14 +4838,14 @@
       <w:pPr>
         <w:pStyle w:val="Heading4"/>
         <w:keepNext/>
-        <w:spacing w:before="360" w:after="120"/>
+        <w:spacing w:before="200" w:after="60"/>
       </w:pPr>
       <w:r>
         <w:rPr>
           <w:rFonts w:ascii="Times New Roman" w:hAnsi="Times New Roman" w:cs="Times New Roman" w:eastAsia="Times New Roman"/>
           <w:b/>
           <w:color w:val="000000"/>
-          <w:sz w:val="32"/>
+          <w:sz w:val="28"/>
         </w:rPr>
         <w:t xml:space="preserve">4.2   </w:t>
       </w:r>
@@ -4854,7 +4854,7 @@
           <w:rFonts w:ascii="Times New Roman" w:hAnsi="Times New Roman" w:cs="Times New Roman" w:eastAsia="Times New Roman"/>
           <w:b/>
           <w:color w:val="000000"/>
-          <w:sz w:val="32"/>
+          <w:sz w:val="28"/>
         </w:rPr>
         <w:t>NMQ pain prevalence and statistical predictors</w:t>
       </w:r>
@@ -6533,14 +6533,14 @@
       <w:pPr>
         <w:pStyle w:val="Heading4"/>
         <w:keepNext/>
-        <w:spacing w:before="360" w:after="120"/>
+        <w:spacing w:before="200" w:after="60"/>
       </w:pPr>
       <w:r>
         <w:rPr>
           <w:rFonts w:ascii="Times New Roman" w:hAnsi="Times New Roman" w:cs="Times New Roman" w:eastAsia="Times New Roman"/>
           <w:b/>
           <w:color w:val="000000"/>
-          <w:sz w:val="32"/>
+          <w:sz w:val="28"/>
         </w:rPr>
         <w:t xml:space="preserve">4.3   </w:t>
       </w:r>
@@ -6549,7 +6549,7 @@
           <w:rFonts w:ascii="Times New Roman" w:hAnsi="Times New Roman" w:cs="Times New Roman" w:eastAsia="Times New Roman"/>
           <w:b/>
           <w:color w:val="000000"/>
-          <w:sz w:val="32"/>
+          <w:sz w:val="28"/>
         </w:rPr>
         <w:t>Stage-1 risk distribution</w:t>
       </w:r>
@@ -7252,14 +7252,14 @@
       <w:pPr>
         <w:pStyle w:val="Heading4"/>
         <w:keepNext/>
-        <w:spacing w:before="360" w:after="120"/>
+        <w:spacing w:before="200" w:after="60"/>
       </w:pPr>
       <w:r>
         <w:rPr>
           <w:rFonts w:ascii="Times New Roman" w:hAnsi="Times New Roman" w:cs="Times New Roman" w:eastAsia="Times New Roman"/>
           <w:b/>
           <w:color w:val="000000"/>
-          <w:sz w:val="32"/>
+          <w:sz w:val="28"/>
         </w:rPr>
         <w:t xml:space="preserve">4.4   </w:t>
       </w:r>
@@ -7268,7 +7268,7 @@
           <w:rFonts w:ascii="Times New Roman" w:hAnsi="Times New Roman" w:cs="Times New Roman" w:eastAsia="Times New Roman"/>
           <w:b/>
           <w:color w:val="000000"/>
-          <w:sz w:val="32"/>
+          <w:sz w:val="28"/>
         </w:rPr>
         <w:t>Stage-2 model performance</w:t>
       </w:r>
@@ -8025,14 +8025,14 @@
       <w:pPr>
         <w:pStyle w:val="Heading4"/>
         <w:keepNext/>
-        <w:spacing w:before="360" w:after="120"/>
+        <w:spacing w:before="200" w:after="60"/>
       </w:pPr>
       <w:r>
         <w:rPr>
           <w:rFonts w:ascii="Times New Roman" w:hAnsi="Times New Roman" w:cs="Times New Roman" w:eastAsia="Times New Roman"/>
           <w:b/>
           <w:color w:val="000000"/>
-          <w:sz w:val="32"/>
+          <w:sz w:val="28"/>
         </w:rPr>
         <w:t xml:space="preserve">4.5   </w:t>
       </w:r>
@@ -8041,7 +8041,7 @@
           <w:rFonts w:ascii="Times New Roman" w:hAnsi="Times New Roman" w:cs="Times New Roman" w:eastAsia="Times New Roman"/>
           <w:b/>
           <w:color w:val="000000"/>
-          <w:sz w:val="32"/>
+          <w:sz w:val="28"/>
         </w:rPr>
         <w:t>Per-class metrics and feature importance</w:t>
       </w:r>
@@ -11615,14 +11615,14 @@
       <w:pPr>
         <w:pStyle w:val="Heading4"/>
         <w:keepNext/>
-        <w:spacing w:before="360" w:after="120"/>
+        <w:spacing w:before="200" w:after="60"/>
       </w:pPr>
       <w:r>
         <w:rPr>
           <w:rFonts w:ascii="Times New Roman" w:hAnsi="Times New Roman" w:cs="Times New Roman" w:eastAsia="Times New Roman"/>
           <w:b/>
           <w:color w:val="000000"/>
-          <w:sz w:val="32"/>
+          <w:sz w:val="28"/>
         </w:rPr>
         <w:t xml:space="preserve">4.6   </w:t>
       </w:r>
@@ -11631,7 +11631,7 @@
           <w:rFonts w:ascii="Times New Roman" w:hAnsi="Times New Roman" w:cs="Times New Roman" w:eastAsia="Times New Roman"/>
           <w:b/>
           <w:color w:val="000000"/>
-          <w:sz w:val="32"/>
+          <w:sz w:val="28"/>
         </w:rPr>
         <w:t>Web application demonstration</w:t>
       </w:r>

--- a/docs/report.docx
+++ b/docs/report.docx
@@ -2846,7 +2846,7 @@
       <w:r>
         <w:drawing>
           <wp:inline xmlns:a="http://schemas.openxmlformats.org/drawingml/2006/main" xmlns:pic="http://schemas.openxmlformats.org/drawingml/2006/picture">
-            <wp:extent cx="3780000" cy="1390839"/>
+            <wp:extent cx="3240000" cy="1192147"/>
             <wp:docPr id="2" name="Picture 2"/>
             <wp:cNvGraphicFramePr>
               <a:graphicFrameLocks noChangeAspect="1"/>
@@ -2867,7 +2867,7 @@
                   <pic:spPr>
                     <a:xfrm>
                       <a:off x="0" y="0"/>
-                      <a:ext cx="3780000" cy="1390839"/>
+                      <a:ext cx="3240000" cy="1192147"/>
                     </a:xfrm>
                     <a:prstGeom prst="rect"/>
                   </pic:spPr>
@@ -4788,7 +4788,7 @@
       <w:r>
         <w:drawing>
           <wp:inline xmlns:a="http://schemas.openxmlformats.org/drawingml/2006/main" xmlns:pic="http://schemas.openxmlformats.org/drawingml/2006/picture">
-            <wp:extent cx="3780000" cy="2001426"/>
+            <wp:extent cx="3240000" cy="1715508"/>
             <wp:docPr id="3" name="Picture 3"/>
             <wp:cNvGraphicFramePr>
               <a:graphicFrameLocks noChangeAspect="1"/>
@@ -4809,7 +4809,7 @@
                   <pic:spPr>
                     <a:xfrm>
                       <a:off x="0" y="0"/>
-                      <a:ext cx="3780000" cy="2001426"/>
+                      <a:ext cx="3240000" cy="1715508"/>
                     </a:xfrm>
                     <a:prstGeom prst="rect"/>
                   </pic:spPr>
@@ -5297,7 +5297,7 @@
       <w:r>
         <w:drawing>
           <wp:inline xmlns:a="http://schemas.openxmlformats.org/drawingml/2006/main" xmlns:pic="http://schemas.openxmlformats.org/drawingml/2006/picture">
-            <wp:extent cx="3780000" cy="2079000"/>
+            <wp:extent cx="3240000" cy="1782000"/>
             <wp:docPr id="4" name="Picture 4"/>
             <wp:cNvGraphicFramePr>
               <a:graphicFrameLocks noChangeAspect="1"/>
@@ -5318,7 +5318,7 @@
                   <pic:spPr>
                     <a:xfrm>
                       <a:off x="0" y="0"/>
-                      <a:ext cx="3780000" cy="2079000"/>
+                      <a:ext cx="3240000" cy="1782000"/>
                     </a:xfrm>
                     <a:prstGeom prst="rect"/>
                   </pic:spPr>
@@ -5351,7 +5351,7 @@
       <w:r>
         <w:drawing>
           <wp:inline xmlns:a="http://schemas.openxmlformats.org/drawingml/2006/main" xmlns:pic="http://schemas.openxmlformats.org/drawingml/2006/picture">
-            <wp:extent cx="3780000" cy="1980501"/>
+            <wp:extent cx="3240000" cy="1697572"/>
             <wp:docPr id="5" name="Picture 5"/>
             <wp:cNvGraphicFramePr>
               <a:graphicFrameLocks noChangeAspect="1"/>
@@ -5372,7 +5372,7 @@
                   <pic:spPr>
                     <a:xfrm>
                       <a:off x="0" y="0"/>
-                      <a:ext cx="3780000" cy="1980501"/>
+                      <a:ext cx="3240000" cy="1697572"/>
                     </a:xfrm>
                     <a:prstGeom prst="rect"/>
                   </pic:spPr>
@@ -7094,7 +7094,7 @@
       <w:r>
         <w:drawing>
           <wp:inline xmlns:a="http://schemas.openxmlformats.org/drawingml/2006/main" xmlns:pic="http://schemas.openxmlformats.org/drawingml/2006/picture">
-            <wp:extent cx="3780000" cy="1690976"/>
+            <wp:extent cx="3240000" cy="1449408"/>
             <wp:docPr id="6" name="Picture 6"/>
             <wp:cNvGraphicFramePr>
               <a:graphicFrameLocks noChangeAspect="1"/>
@@ -7115,7 +7115,7 @@
                   <pic:spPr>
                     <a:xfrm>
                       <a:off x="0" y="0"/>
-                      <a:ext cx="3780000" cy="1690976"/>
+                      <a:ext cx="3240000" cy="1449408"/>
                     </a:xfrm>
                     <a:prstGeom prst="rect"/>
                   </pic:spPr>
@@ -7148,7 +7148,7 @@
       <w:r>
         <w:drawing>
           <wp:inline xmlns:a="http://schemas.openxmlformats.org/drawingml/2006/main" xmlns:pic="http://schemas.openxmlformats.org/drawingml/2006/picture">
-            <wp:extent cx="3780000" cy="2043874"/>
+            <wp:extent cx="3240000" cy="1751892"/>
             <wp:docPr id="7" name="Picture 7"/>
             <wp:cNvGraphicFramePr>
               <a:graphicFrameLocks noChangeAspect="1"/>
@@ -7169,7 +7169,7 @@
                   <pic:spPr>
                     <a:xfrm>
                       <a:off x="0" y="0"/>
-                      <a:ext cx="3780000" cy="2043874"/>
+                      <a:ext cx="3240000" cy="1751892"/>
                     </a:xfrm>
                     <a:prstGeom prst="rect"/>
                   </pic:spPr>
@@ -7202,7 +7202,7 @@
       <w:r>
         <w:drawing>
           <wp:inline xmlns:a="http://schemas.openxmlformats.org/drawingml/2006/main" xmlns:pic="http://schemas.openxmlformats.org/drawingml/2006/picture">
-            <wp:extent cx="3780000" cy="3417882"/>
+            <wp:extent cx="3240000" cy="2929613"/>
             <wp:docPr id="8" name="Picture 8"/>
             <wp:cNvGraphicFramePr>
               <a:graphicFrameLocks noChangeAspect="1"/>
@@ -7223,7 +7223,7 @@
                   <pic:spPr>
                     <a:xfrm>
                       <a:off x="0" y="0"/>
-                      <a:ext cx="3780000" cy="3417882"/>
+                      <a:ext cx="3240000" cy="2929613"/>
                     </a:xfrm>
                     <a:prstGeom prst="rect"/>
                   </pic:spPr>
@@ -8573,7 +8573,7 @@
       <w:r>
         <w:drawing>
           <wp:inline xmlns:a="http://schemas.openxmlformats.org/drawingml/2006/main" xmlns:pic="http://schemas.openxmlformats.org/drawingml/2006/picture">
-            <wp:extent cx="3780000" cy="2298104"/>
+            <wp:extent cx="3240000" cy="1969804"/>
             <wp:docPr id="9" name="Picture 9"/>
             <wp:cNvGraphicFramePr>
               <a:graphicFrameLocks noChangeAspect="1"/>
@@ -8594,7 +8594,7 @@
                   <pic:spPr>
                     <a:xfrm>
                       <a:off x="0" y="0"/>
-                      <a:ext cx="3780000" cy="2298104"/>
+                      <a:ext cx="3240000" cy="1969804"/>
                     </a:xfrm>
                     <a:prstGeom prst="rect"/>
                   </pic:spPr>
@@ -8627,7 +8627,7 @@
       <w:r>
         <w:drawing>
           <wp:inline xmlns:a="http://schemas.openxmlformats.org/drawingml/2006/main" xmlns:pic="http://schemas.openxmlformats.org/drawingml/2006/picture">
-            <wp:extent cx="3780000" cy="2300685"/>
+            <wp:extent cx="3240000" cy="1972016"/>
             <wp:docPr id="10" name="Picture 10"/>
             <wp:cNvGraphicFramePr>
               <a:graphicFrameLocks noChangeAspect="1"/>
@@ -8648,7 +8648,7 @@
                   <pic:spPr>
                     <a:xfrm>
                       <a:off x="0" y="0"/>
-                      <a:ext cx="3780000" cy="2300685"/>
+                      <a:ext cx="3240000" cy="1972016"/>
                     </a:xfrm>
                     <a:prstGeom prst="rect"/>
                   </pic:spPr>
@@ -10507,7 +10507,7 @@
       <w:r>
         <w:drawing>
           <wp:inline xmlns:a="http://schemas.openxmlformats.org/drawingml/2006/main" xmlns:pic="http://schemas.openxmlformats.org/drawingml/2006/picture">
-            <wp:extent cx="3780000" cy="2529805"/>
+            <wp:extent cx="3240000" cy="2168405"/>
             <wp:docPr id="11" name="Picture 11"/>
             <wp:cNvGraphicFramePr>
               <a:graphicFrameLocks noChangeAspect="1"/>
@@ -10528,7 +10528,7 @@
                   <pic:spPr>
                     <a:xfrm>
                       <a:off x="0" y="0"/>
-                      <a:ext cx="3780000" cy="2529805"/>
+                      <a:ext cx="3240000" cy="2168405"/>
                     </a:xfrm>
                     <a:prstGeom prst="rect"/>
                   </pic:spPr>

--- a/docs/report.docx
+++ b/docs/report.docx
@@ -2880,7 +2880,7 @@
     </w:p>
     <w:p>
       <w:pPr>
-        <w:spacing w:before="0" w:after="120"/>
+        <w:spacing w:before="0" w:after="60"/>
         <w:jc w:val="center"/>
       </w:pPr>
       <w:r>
@@ -3729,7 +3729,7 @@
               <w:rPr>
                 <w:rFonts w:ascii="Times New Roman" w:hAnsi="Times New Roman" w:cs="Times New Roman" w:eastAsia="Times New Roman"/>
                 <w:b/>
-                <w:sz w:val="20"/>
+                <w:sz w:val="18"/>
               </w:rPr>
               <w:t>Target</w:t>
             </w:r>
@@ -3746,7 +3746,7 @@
               <w:rPr>
                 <w:rFonts w:ascii="Times New Roman" w:hAnsi="Times New Roman" w:cs="Times New Roman" w:eastAsia="Times New Roman"/>
                 <w:b/>
-                <w:sz w:val="20"/>
+                <w:sz w:val="18"/>
               </w:rPr>
               <w:t>Excluded features</w:t>
             </w:r>
@@ -3763,7 +3763,7 @@
               <w:rPr>
                 <w:rFonts w:ascii="Times New Roman" w:hAnsi="Times New Roman" w:cs="Times New Roman" w:eastAsia="Times New Roman"/>
                 <w:b/>
-                <w:sz w:val="20"/>
+                <w:sz w:val="18"/>
               </w:rPr>
               <w:t>Final feature count</w:t>
             </w:r>
@@ -3781,12 +3781,13 @@
           <w:p>
             <w:pPr>
               <w:keepNext/>
+              <w:spacing w:before="0" w:after="0"/>
             </w:pPr>
             <w:r/>
             <w:r>
               <w:rPr>
                 <w:rFonts w:ascii="Times New Roman" w:hAnsi="Times New Roman" w:cs="Times New Roman" w:eastAsia="Times New Roman"/>
-                <w:sz w:val="20"/>
+                <w:sz w:val="18"/>
               </w:rPr>
               <w:t>Force</w:t>
             </w:r>
@@ -3797,11 +3798,14 @@
             <w:tcW w:type="dxa" w:w="4535"/>
           </w:tcPr>
           <w:p>
+            <w:pPr>
+              <w:spacing w:before="0" w:after="0"/>
+            </w:pPr>
             <w:r/>
             <w:r>
               <w:rPr>
                 <w:rFonts w:ascii="Times New Roman" w:hAnsi="Times New Roman" w:cs="Times New Roman" w:eastAsia="Times New Roman"/>
-                <w:sz w:val="20"/>
+                <w:sz w:val="18"/>
               </w:rPr>
               <w:t>force_exertion, force_x_age</w:t>
             </w:r>
@@ -3812,11 +3816,14 @@
             <w:tcW w:type="dxa" w:w="2268"/>
           </w:tcPr>
           <w:p>
+            <w:pPr>
+              <w:spacing w:before="0" w:after="0"/>
+            </w:pPr>
             <w:r/>
             <w:r>
               <w:rPr>
                 <w:rFonts w:ascii="Times New Roman" w:hAnsi="Times New Roman" w:cs="Times New Roman" w:eastAsia="Times New Roman"/>
-                <w:sz w:val="20"/>
+                <w:sz w:val="18"/>
               </w:rPr>
               <w:t>42</w:t>
             </w:r>
@@ -3834,12 +3841,13 @@
           <w:p>
             <w:pPr>
               <w:keepNext/>
+              <w:spacing w:before="0" w:after="0"/>
             </w:pPr>
             <w:r/>
             <w:r>
               <w:rPr>
                 <w:rFonts w:ascii="Times New Roman" w:hAnsi="Times New Roman" w:cs="Times New Roman" w:eastAsia="Times New Roman"/>
-                <w:sz w:val="20"/>
+                <w:sz w:val="18"/>
               </w:rPr>
               <w:t>Repetition</w:t>
             </w:r>
@@ -3850,11 +3858,14 @@
             <w:tcW w:type="dxa" w:w="4535"/>
           </w:tcPr>
           <w:p>
+            <w:pPr>
+              <w:spacing w:before="0" w:after="0"/>
+            </w:pPr>
             <w:r/>
             <w:r>
               <w:rPr>
                 <w:rFonts w:ascii="Times New Roman" w:hAnsi="Times New Roman" w:cs="Times New Roman" w:eastAsia="Times New Roman"/>
-                <w:sz w:val="20"/>
+                <w:sz w:val="18"/>
               </w:rPr>
               <w:t>deliveries_num, work_hours_num, deliv_x_days</w:t>
             </w:r>
@@ -3865,11 +3876,14 @@
             <w:tcW w:type="dxa" w:w="2268"/>
           </w:tcPr>
           <w:p>
+            <w:pPr>
+              <w:spacing w:before="0" w:after="0"/>
+            </w:pPr>
             <w:r/>
             <w:r>
               <w:rPr>
                 <w:rFonts w:ascii="Times New Roman" w:hAnsi="Times New Roman" w:cs="Times New Roman" w:eastAsia="Times New Roman"/>
-                <w:sz w:val="20"/>
+                <w:sz w:val="18"/>
               </w:rPr>
               <w:t>41</w:t>
             </w:r>
@@ -3887,12 +3901,13 @@
           <w:p>
             <w:pPr>
               <w:keepNext/>
+              <w:spacing w:before="0" w:after="0"/>
             </w:pPr>
             <w:r/>
             <w:r>
               <w:rPr>
                 <w:rFonts w:ascii="Times New Roman" w:hAnsi="Times New Roman" w:cs="Times New Roman" w:eastAsia="Times New Roman"/>
-                <w:sz w:val="20"/>
+                <w:sz w:val="18"/>
               </w:rPr>
               <w:t>Duration</w:t>
             </w:r>
@@ -3903,11 +3918,14 @@
             <w:tcW w:type="dxa" w:w="4535"/>
           </w:tcPr>
           <w:p>
+            <w:pPr>
+              <w:spacing w:before="0" w:after="0"/>
+            </w:pPr>
             <w:r/>
             <w:r>
               <w:rPr>
                 <w:rFonts w:ascii="Times New Roman" w:hAnsi="Times New Roman" w:cs="Times New Roman" w:eastAsia="Times New Roman"/>
-                <w:sz w:val="20"/>
+                <w:sz w:val="18"/>
               </w:rPr>
               <w:t>work_hours_num, vibration_index</w:t>
             </w:r>
@@ -3918,11 +3936,14 @@
             <w:tcW w:type="dxa" w:w="2268"/>
           </w:tcPr>
           <w:p>
+            <w:pPr>
+              <w:spacing w:before="0" w:after="0"/>
+            </w:pPr>
             <w:r/>
             <w:r>
               <w:rPr>
                 <w:rFonts w:ascii="Times New Roman" w:hAnsi="Times New Roman" w:cs="Times New Roman" w:eastAsia="Times New Roman"/>
-                <w:sz w:val="20"/>
+                <w:sz w:val="18"/>
               </w:rPr>
               <w:t>42</w:t>
             </w:r>
@@ -3940,12 +3961,13 @@
           <w:p>
             <w:pPr>
               <w:keepNext/>
+              <w:spacing w:before="0" w:after="0"/>
             </w:pPr>
             <w:r/>
             <w:r>
               <w:rPr>
                 <w:rFonts w:ascii="Times New Roman" w:hAnsi="Times New Roman" w:cs="Times New Roman" w:eastAsia="Times New Roman"/>
-                <w:sz w:val="20"/>
+                <w:sz w:val="18"/>
               </w:rPr>
               <w:t>Vibration</w:t>
             </w:r>
@@ -3956,11 +3978,14 @@
             <w:tcW w:type="dxa" w:w="4535"/>
           </w:tcPr>
           <w:p>
+            <w:pPr>
+              <w:spacing w:before="0" w:after="0"/>
+            </w:pPr>
             <w:r/>
             <w:r>
               <w:rPr>
                 <w:rFonts w:ascii="Times New Roman" w:hAnsi="Times New Roman" w:cs="Times New Roman" w:eastAsia="Times New Roman"/>
-                <w:sz w:val="20"/>
+                <w:sz w:val="18"/>
               </w:rPr>
               <w:t>vibration_index, vehicle_rank, work_hours_num</w:t>
             </w:r>
@@ -3971,11 +3996,14 @@
             <w:tcW w:type="dxa" w:w="2268"/>
           </w:tcPr>
           <w:p>
+            <w:pPr>
+              <w:spacing w:before="0" w:after="0"/>
+            </w:pPr>
             <w:r/>
             <w:r>
               <w:rPr>
                 <w:rFonts w:ascii="Times New Roman" w:hAnsi="Times New Roman" w:cs="Times New Roman" w:eastAsia="Times New Roman"/>
-                <w:sz w:val="20"/>
+                <w:sz w:val="18"/>
               </w:rPr>
               <w:t>41</w:t>
             </w:r>
@@ -3993,12 +4021,13 @@
           <w:p>
             <w:pPr>
               <w:keepNext/>
+              <w:spacing w:before="0" w:after="0"/>
             </w:pPr>
             <w:r/>
             <w:r>
               <w:rPr>
                 <w:rFonts w:ascii="Times New Roman" w:hAnsi="Times New Roman" w:cs="Times New Roman" w:eastAsia="Times New Roman"/>
-                <w:sz w:val="20"/>
+                <w:sz w:val="18"/>
               </w:rPr>
               <w:t>Contact Stress</w:t>
             </w:r>
@@ -4009,11 +4038,14 @@
             <w:tcW w:type="dxa" w:w="4535"/>
           </w:tcPr>
           <w:p>
+            <w:pPr>
+              <w:spacing w:before="0" w:after="0"/>
+            </w:pPr>
             <w:r/>
             <w:r>
               <w:rPr>
                 <w:rFonts w:ascii="Times New Roman" w:hAnsi="Times New Roman" w:cs="Times New Roman" w:eastAsia="Times New Roman"/>
-                <w:sz w:val="20"/>
+                <w:sz w:val="18"/>
               </w:rPr>
               <w:t>carrying_contact_rank, work_hours_num</w:t>
             </w:r>
@@ -4024,11 +4056,14 @@
             <w:tcW w:type="dxa" w:w="2268"/>
           </w:tcPr>
           <w:p>
+            <w:pPr>
+              <w:spacing w:before="0" w:after="0"/>
+            </w:pPr>
             <w:r/>
             <w:r>
               <w:rPr>
                 <w:rFonts w:ascii="Times New Roman" w:hAnsi="Times New Roman" w:cs="Times New Roman" w:eastAsia="Times New Roman"/>
-                <w:sz w:val="20"/>
+                <w:sz w:val="18"/>
               </w:rPr>
               <w:t>42</w:t>
             </w:r>
@@ -4046,12 +4081,13 @@
           <w:p>
             <w:pPr>
               <w:keepNext/>
+              <w:spacing w:before="0" w:after="0"/>
             </w:pPr>
             <w:r/>
             <w:r>
               <w:rPr>
                 <w:rFonts w:ascii="Times New Roman" w:hAnsi="Times New Roman" w:cs="Times New Roman" w:eastAsia="Times New Roman"/>
-                <w:sz w:val="20"/>
+                <w:sz w:val="18"/>
               </w:rPr>
               <w:t>Posture</w:t>
             </w:r>
@@ -4062,11 +4098,14 @@
             <w:tcW w:type="dxa" w:w="4535"/>
           </w:tcPr>
           <w:p>
+            <w:pPr>
+              <w:spacing w:before="0" w:after="0"/>
+            </w:pPr>
             <w:r/>
             <w:r>
               <w:rPr>
                 <w:rFonts w:ascii="Times New Roman" w:hAnsi="Times New Roman" w:cs="Times New Roman" w:eastAsia="Times New Roman"/>
-                <w:sz w:val="20"/>
+                <w:sz w:val="18"/>
               </w:rPr>
               <w:t>(none from survey pool)</w:t>
             </w:r>
@@ -4077,11 +4116,14 @@
             <w:tcW w:type="dxa" w:w="2268"/>
           </w:tcPr>
           <w:p>
+            <w:pPr>
+              <w:spacing w:before="0" w:after="0"/>
+            </w:pPr>
             <w:r/>
             <w:r>
               <w:rPr>
                 <w:rFonts w:ascii="Times New Roman" w:hAnsi="Times New Roman" w:cs="Times New Roman" w:eastAsia="Times New Roman"/>
-                <w:sz w:val="20"/>
+                <w:sz w:val="18"/>
               </w:rPr>
               <w:t>44 + 11 + 8 = 63</w:t>
             </w:r>
@@ -4822,7 +4864,7 @@
     </w:p>
     <w:p>
       <w:pPr>
-        <w:spacing w:before="0" w:after="120"/>
+        <w:spacing w:before="0" w:after="60"/>
         <w:jc w:val="center"/>
       </w:pPr>
       <w:r>
@@ -4901,7 +4943,7 @@
               <w:rPr>
                 <w:rFonts w:ascii="Times New Roman" w:hAnsi="Times New Roman" w:cs="Times New Roman" w:eastAsia="Times New Roman"/>
                 <w:b/>
-                <w:sz w:val="20"/>
+                <w:sz w:val="18"/>
               </w:rPr>
               <w:t>Body area</w:t>
             </w:r>
@@ -4918,7 +4960,7 @@
               <w:rPr>
                 <w:rFonts w:ascii="Times New Roman" w:hAnsi="Times New Roman" w:cs="Times New Roman" w:eastAsia="Times New Roman"/>
                 <w:b/>
-                <w:sz w:val="20"/>
+                <w:sz w:val="18"/>
               </w:rPr>
               <w:t>Prevalence</w:t>
             </w:r>
@@ -4936,12 +4978,13 @@
           <w:p>
             <w:pPr>
               <w:keepNext/>
+              <w:spacing w:before="0" w:after="0"/>
             </w:pPr>
             <w:r/>
             <w:r>
               <w:rPr>
                 <w:rFonts w:ascii="Times New Roman" w:hAnsi="Times New Roman" w:cs="Times New Roman" w:eastAsia="Times New Roman"/>
-                <w:sz w:val="20"/>
+                <w:sz w:val="18"/>
               </w:rPr>
               <w:t>Lower back</w:t>
             </w:r>
@@ -4952,11 +4995,14 @@
             <w:tcW w:type="dxa" w:w="2268"/>
           </w:tcPr>
           <w:p>
+            <w:pPr>
+              <w:spacing w:before="0" w:after="0"/>
+            </w:pPr>
             <w:r/>
             <w:r>
               <w:rPr>
                 <w:rFonts w:ascii="Times New Roman" w:hAnsi="Times New Roman" w:cs="Times New Roman" w:eastAsia="Times New Roman"/>
-                <w:sz w:val="20"/>
+                <w:sz w:val="18"/>
               </w:rPr>
               <w:t>61.5%</w:t>
             </w:r>
@@ -4974,12 +5020,13 @@
           <w:p>
             <w:pPr>
               <w:keepNext/>
+              <w:spacing w:before="0" w:after="0"/>
             </w:pPr>
             <w:r/>
             <w:r>
               <w:rPr>
                 <w:rFonts w:ascii="Times New Roman" w:hAnsi="Times New Roman" w:cs="Times New Roman" w:eastAsia="Times New Roman"/>
-                <w:sz w:val="20"/>
+                <w:sz w:val="18"/>
               </w:rPr>
               <w:t>Upper back</w:t>
             </w:r>
@@ -4990,11 +5037,14 @@
             <w:tcW w:type="dxa" w:w="2268"/>
           </w:tcPr>
           <w:p>
+            <w:pPr>
+              <w:spacing w:before="0" w:after="0"/>
+            </w:pPr>
             <w:r/>
             <w:r>
               <w:rPr>
                 <w:rFonts w:ascii="Times New Roman" w:hAnsi="Times New Roman" w:cs="Times New Roman" w:eastAsia="Times New Roman"/>
-                <w:sz w:val="20"/>
+                <w:sz w:val="18"/>
               </w:rPr>
               <w:t>49.5%</w:t>
             </w:r>
@@ -5012,12 +5062,13 @@
           <w:p>
             <w:pPr>
               <w:keepNext/>
+              <w:spacing w:before="0" w:after="0"/>
             </w:pPr>
             <w:r/>
             <w:r>
               <w:rPr>
                 <w:rFonts w:ascii="Times New Roman" w:hAnsi="Times New Roman" w:cs="Times New Roman" w:eastAsia="Times New Roman"/>
-                <w:sz w:val="20"/>
+                <w:sz w:val="18"/>
               </w:rPr>
               <w:t>Shoulders</w:t>
             </w:r>
@@ -5028,11 +5079,14 @@
             <w:tcW w:type="dxa" w:w="2268"/>
           </w:tcPr>
           <w:p>
+            <w:pPr>
+              <w:spacing w:before="0" w:after="0"/>
+            </w:pPr>
             <w:r/>
             <w:r>
               <w:rPr>
                 <w:rFonts w:ascii="Times New Roman" w:hAnsi="Times New Roman" w:cs="Times New Roman" w:eastAsia="Times New Roman"/>
-                <w:sz w:val="20"/>
+                <w:sz w:val="18"/>
               </w:rPr>
               <w:t>46.7%</w:t>
             </w:r>
@@ -5050,12 +5104,13 @@
           <w:p>
             <w:pPr>
               <w:keepNext/>
+              <w:spacing w:before="0" w:after="0"/>
             </w:pPr>
             <w:r/>
             <w:r>
               <w:rPr>
                 <w:rFonts w:ascii="Times New Roman" w:hAnsi="Times New Roman" w:cs="Times New Roman" w:eastAsia="Times New Roman"/>
-                <w:sz w:val="20"/>
+                <w:sz w:val="18"/>
               </w:rPr>
               <w:t>Wrists / Hands</w:t>
             </w:r>
@@ -5066,11 +5121,14 @@
             <w:tcW w:type="dxa" w:w="2268"/>
           </w:tcPr>
           <w:p>
+            <w:pPr>
+              <w:spacing w:before="0" w:after="0"/>
+            </w:pPr>
             <w:r/>
             <w:r>
               <w:rPr>
                 <w:rFonts w:ascii="Times New Roman" w:hAnsi="Times New Roman" w:cs="Times New Roman" w:eastAsia="Times New Roman"/>
-                <w:sz w:val="20"/>
+                <w:sz w:val="18"/>
               </w:rPr>
               <w:t>45.1%</w:t>
             </w:r>
@@ -5088,12 +5146,13 @@
           <w:p>
             <w:pPr>
               <w:keepNext/>
+              <w:spacing w:before="0" w:after="0"/>
             </w:pPr>
             <w:r/>
             <w:r>
               <w:rPr>
                 <w:rFonts w:ascii="Times New Roman" w:hAnsi="Times New Roman" w:cs="Times New Roman" w:eastAsia="Times New Roman"/>
-                <w:sz w:val="20"/>
+                <w:sz w:val="18"/>
               </w:rPr>
               <w:t>Hips / Thighs</w:t>
             </w:r>
@@ -5104,11 +5163,14 @@
             <w:tcW w:type="dxa" w:w="2268"/>
           </w:tcPr>
           <w:p>
+            <w:pPr>
+              <w:spacing w:before="0" w:after="0"/>
+            </w:pPr>
             <w:r/>
             <w:r>
               <w:rPr>
                 <w:rFonts w:ascii="Times New Roman" w:hAnsi="Times New Roman" w:cs="Times New Roman" w:eastAsia="Times New Roman"/>
-                <w:sz w:val="20"/>
+                <w:sz w:val="18"/>
               </w:rPr>
               <w:t>41.2%</w:t>
             </w:r>
@@ -5126,12 +5188,13 @@
           <w:p>
             <w:pPr>
               <w:keepNext/>
+              <w:spacing w:before="0" w:after="0"/>
             </w:pPr>
             <w:r/>
             <w:r>
               <w:rPr>
                 <w:rFonts w:ascii="Times New Roman" w:hAnsi="Times New Roman" w:cs="Times New Roman" w:eastAsia="Times New Roman"/>
-                <w:sz w:val="20"/>
+                <w:sz w:val="18"/>
               </w:rPr>
               <w:t>Ankles / Feet</w:t>
             </w:r>
@@ -5142,11 +5205,14 @@
             <w:tcW w:type="dxa" w:w="2268"/>
           </w:tcPr>
           <w:p>
+            <w:pPr>
+              <w:spacing w:before="0" w:after="0"/>
+            </w:pPr>
             <w:r/>
             <w:r>
               <w:rPr>
                 <w:rFonts w:ascii="Times New Roman" w:hAnsi="Times New Roman" w:cs="Times New Roman" w:eastAsia="Times New Roman"/>
-                <w:sz w:val="20"/>
+                <w:sz w:val="18"/>
               </w:rPr>
               <w:t>40.7%</w:t>
             </w:r>
@@ -5164,12 +5230,13 @@
           <w:p>
             <w:pPr>
               <w:keepNext/>
+              <w:spacing w:before="0" w:after="0"/>
             </w:pPr>
             <w:r/>
             <w:r>
               <w:rPr>
                 <w:rFonts w:ascii="Times New Roman" w:hAnsi="Times New Roman" w:cs="Times New Roman" w:eastAsia="Times New Roman"/>
-                <w:sz w:val="20"/>
+                <w:sz w:val="18"/>
               </w:rPr>
               <w:t>Knees</w:t>
             </w:r>
@@ -5180,11 +5247,14 @@
             <w:tcW w:type="dxa" w:w="2268"/>
           </w:tcPr>
           <w:p>
+            <w:pPr>
+              <w:spacing w:before="0" w:after="0"/>
+            </w:pPr>
             <w:r/>
             <w:r>
               <w:rPr>
                 <w:rFonts w:ascii="Times New Roman" w:hAnsi="Times New Roman" w:cs="Times New Roman" w:eastAsia="Times New Roman"/>
-                <w:sz w:val="20"/>
+                <w:sz w:val="18"/>
               </w:rPr>
               <w:t>39.6%</w:t>
             </w:r>
@@ -5202,12 +5272,13 @@
           <w:p>
             <w:pPr>
               <w:keepNext/>
+              <w:spacing w:before="0" w:after="0"/>
             </w:pPr>
             <w:r/>
             <w:r>
               <w:rPr>
                 <w:rFonts w:ascii="Times New Roman" w:hAnsi="Times New Roman" w:cs="Times New Roman" w:eastAsia="Times New Roman"/>
-                <w:sz w:val="20"/>
+                <w:sz w:val="18"/>
               </w:rPr>
               <w:t>Neck</w:t>
             </w:r>
@@ -5218,11 +5289,14 @@
             <w:tcW w:type="dxa" w:w="2268"/>
           </w:tcPr>
           <w:p>
+            <w:pPr>
+              <w:spacing w:before="0" w:after="0"/>
+            </w:pPr>
             <w:r/>
             <w:r>
               <w:rPr>
                 <w:rFonts w:ascii="Times New Roman" w:hAnsi="Times New Roman" w:cs="Times New Roman" w:eastAsia="Times New Roman"/>
-                <w:sz w:val="20"/>
+                <w:sz w:val="18"/>
               </w:rPr>
               <w:t>37.9%</w:t>
             </w:r>
@@ -5240,12 +5314,13 @@
           <w:p>
             <w:pPr>
               <w:keepNext/>
+              <w:spacing w:before="0" w:after="0"/>
             </w:pPr>
             <w:r/>
             <w:r>
               <w:rPr>
                 <w:rFonts w:ascii="Times New Roman" w:hAnsi="Times New Roman" w:cs="Times New Roman" w:eastAsia="Times New Roman"/>
-                <w:sz w:val="20"/>
+                <w:sz w:val="18"/>
               </w:rPr>
               <w:t>Elbows</w:t>
             </w:r>
@@ -5256,11 +5331,14 @@
             <w:tcW w:type="dxa" w:w="2268"/>
           </w:tcPr>
           <w:p>
+            <w:pPr>
+              <w:spacing w:before="0" w:after="0"/>
+            </w:pPr>
             <w:r/>
             <w:r>
               <w:rPr>
                 <w:rFonts w:ascii="Times New Roman" w:hAnsi="Times New Roman" w:cs="Times New Roman" w:eastAsia="Times New Roman"/>
-                <w:sz w:val="20"/>
+                <w:sz w:val="18"/>
               </w:rPr>
               <w:t>33.5%</w:t>
             </w:r>
@@ -5331,7 +5409,7 @@
     </w:p>
     <w:p>
       <w:pPr>
-        <w:spacing w:before="0" w:after="120"/>
+        <w:spacing w:before="0" w:after="60"/>
         <w:jc w:val="center"/>
       </w:pPr>
       <w:r>
@@ -5385,7 +5463,7 @@
     </w:p>
     <w:p>
       <w:pPr>
-        <w:spacing w:before="0" w:after="120"/>
+        <w:spacing w:before="0" w:after="60"/>
         <w:jc w:val="center"/>
       </w:pPr>
       <w:r>
@@ -5441,7 +5519,7 @@
               <w:rPr>
                 <w:rFonts w:ascii="Times New Roman" w:hAnsi="Times New Roman" w:cs="Times New Roman" w:eastAsia="Times New Roman"/>
                 <w:b/>
-                <w:sz w:val="20"/>
+                <w:sz w:val="18"/>
               </w:rPr>
               <w:t>Factor</w:t>
             </w:r>
@@ -5458,7 +5536,7 @@
               <w:rPr>
                 <w:rFonts w:ascii="Times New Roman" w:hAnsi="Times New Roman" w:cs="Times New Roman" w:eastAsia="Times New Roman"/>
                 <w:b/>
-                <w:sz w:val="20"/>
+                <w:sz w:val="18"/>
               </w:rPr>
               <w:t>chi-square</w:t>
             </w:r>
@@ -5475,7 +5553,7 @@
               <w:rPr>
                 <w:rFonts w:ascii="Times New Roman" w:hAnsi="Times New Roman" w:cs="Times New Roman" w:eastAsia="Times New Roman"/>
                 <w:b/>
-                <w:sz w:val="20"/>
+                <w:sz w:val="18"/>
               </w:rPr>
               <w:t>p</w:t>
             </w:r>
@@ -5492,7 +5570,7 @@
               <w:rPr>
                 <w:rFonts w:ascii="Times New Roman" w:hAnsi="Times New Roman" w:cs="Times New Roman" w:eastAsia="Times New Roman"/>
                 <w:b/>
-                <w:sz w:val="20"/>
+                <w:sz w:val="18"/>
               </w:rPr>
               <w:t>Significant</w:t>
             </w:r>
@@ -5510,12 +5588,13 @@
           <w:p>
             <w:pPr>
               <w:keepNext/>
+              <w:spacing w:before="0" w:after="0"/>
             </w:pPr>
             <w:r/>
             <w:r>
               <w:rPr>
                 <w:rFonts w:ascii="Times New Roman" w:hAnsi="Times New Roman" w:cs="Times New Roman" w:eastAsia="Times New Roman"/>
-                <w:sz w:val="20"/>
+                <w:sz w:val="18"/>
               </w:rPr>
               <w:t>Posture</w:t>
             </w:r>
@@ -5526,11 +5605,14 @@
             <w:tcW w:type="dxa" w:w="1984"/>
           </w:tcPr>
           <w:p>
+            <w:pPr>
+              <w:spacing w:before="0" w:after="0"/>
+            </w:pPr>
             <w:r/>
             <w:r>
               <w:rPr>
                 <w:rFonts w:ascii="Times New Roman" w:hAnsi="Times New Roman" w:cs="Times New Roman" w:eastAsia="Times New Roman"/>
-                <w:sz w:val="20"/>
+                <w:sz w:val="18"/>
               </w:rPr>
               <w:t>45.665</w:t>
             </w:r>
@@ -5541,11 +5623,14 @@
             <w:tcW w:type="dxa" w:w="1701"/>
           </w:tcPr>
           <w:p>
+            <w:pPr>
+              <w:spacing w:before="0" w:after="0"/>
+            </w:pPr>
             <w:r/>
             <w:r>
               <w:rPr>
                 <w:rFonts w:ascii="Times New Roman" w:hAnsi="Times New Roman" w:cs="Times New Roman" w:eastAsia="Times New Roman"/>
-                <w:sz w:val="20"/>
+                <w:sz w:val="18"/>
               </w:rPr>
               <w:t>&lt;0.001</w:t>
             </w:r>
@@ -5556,11 +5641,14 @@
             <w:tcW w:type="dxa" w:w="1984"/>
           </w:tcPr>
           <w:p>
+            <w:pPr>
+              <w:spacing w:before="0" w:after="0"/>
+            </w:pPr>
             <w:r/>
             <w:r>
               <w:rPr>
                 <w:rFonts w:ascii="Times New Roman" w:hAnsi="Times New Roman" w:cs="Times New Roman" w:eastAsia="Times New Roman"/>
-                <w:sz w:val="20"/>
+                <w:sz w:val="18"/>
               </w:rPr>
               <w:t>Yes</w:t>
             </w:r>
@@ -5578,12 +5666,13 @@
           <w:p>
             <w:pPr>
               <w:keepNext/>
+              <w:spacing w:before="0" w:after="0"/>
             </w:pPr>
             <w:r/>
             <w:r>
               <w:rPr>
                 <w:rFonts w:ascii="Times New Roman" w:hAnsi="Times New Roman" w:cs="Times New Roman" w:eastAsia="Times New Roman"/>
-                <w:sz w:val="20"/>
+                <w:sz w:val="18"/>
               </w:rPr>
               <w:t>Repetition</w:t>
             </w:r>
@@ -5594,11 +5683,14 @@
             <w:tcW w:type="dxa" w:w="1984"/>
           </w:tcPr>
           <w:p>
+            <w:pPr>
+              <w:spacing w:before="0" w:after="0"/>
+            </w:pPr>
             <w:r/>
             <w:r>
               <w:rPr>
                 <w:rFonts w:ascii="Times New Roman" w:hAnsi="Times New Roman" w:cs="Times New Roman" w:eastAsia="Times New Roman"/>
-                <w:sz w:val="20"/>
+                <w:sz w:val="18"/>
               </w:rPr>
               <w:t>8.617</w:t>
             </w:r>
@@ -5609,11 +5701,14 @@
             <w:tcW w:type="dxa" w:w="1701"/>
           </w:tcPr>
           <w:p>
+            <w:pPr>
+              <w:spacing w:before="0" w:after="0"/>
+            </w:pPr>
             <w:r/>
             <w:r>
               <w:rPr>
                 <w:rFonts w:ascii="Times New Roman" w:hAnsi="Times New Roman" w:cs="Times New Roman" w:eastAsia="Times New Roman"/>
-                <w:sz w:val="20"/>
+                <w:sz w:val="18"/>
               </w:rPr>
               <w:t>0.014</w:t>
             </w:r>
@@ -5624,11 +5719,14 @@
             <w:tcW w:type="dxa" w:w="1984"/>
           </w:tcPr>
           <w:p>
+            <w:pPr>
+              <w:spacing w:before="0" w:after="0"/>
+            </w:pPr>
             <w:r/>
             <w:r>
               <w:rPr>
                 <w:rFonts w:ascii="Times New Roman" w:hAnsi="Times New Roman" w:cs="Times New Roman" w:eastAsia="Times New Roman"/>
-                <w:sz w:val="20"/>
+                <w:sz w:val="18"/>
               </w:rPr>
               <w:t>Yes</w:t>
             </w:r>
@@ -5646,12 +5744,13 @@
           <w:p>
             <w:pPr>
               <w:keepNext/>
+              <w:spacing w:before="0" w:after="0"/>
             </w:pPr>
             <w:r/>
             <w:r>
               <w:rPr>
                 <w:rFonts w:ascii="Times New Roman" w:hAnsi="Times New Roman" w:cs="Times New Roman" w:eastAsia="Times New Roman"/>
-                <w:sz w:val="20"/>
+                <w:sz w:val="18"/>
               </w:rPr>
               <w:t>Force</w:t>
             </w:r>
@@ -5662,11 +5761,14 @@
             <w:tcW w:type="dxa" w:w="1984"/>
           </w:tcPr>
           <w:p>
+            <w:pPr>
+              <w:spacing w:before="0" w:after="0"/>
+            </w:pPr>
             <w:r/>
             <w:r>
               <w:rPr>
                 <w:rFonts w:ascii="Times New Roman" w:hAnsi="Times New Roman" w:cs="Times New Roman" w:eastAsia="Times New Roman"/>
-                <w:sz w:val="20"/>
+                <w:sz w:val="18"/>
               </w:rPr>
               <w:t>6.718</w:t>
             </w:r>
@@ -5677,11 +5779,14 @@
             <w:tcW w:type="dxa" w:w="1701"/>
           </w:tcPr>
           <w:p>
+            <w:pPr>
+              <w:spacing w:before="0" w:after="0"/>
+            </w:pPr>
             <w:r/>
             <w:r>
               <w:rPr>
                 <w:rFonts w:ascii="Times New Roman" w:hAnsi="Times New Roman" w:cs="Times New Roman" w:eastAsia="Times New Roman"/>
-                <w:sz w:val="20"/>
+                <w:sz w:val="18"/>
               </w:rPr>
               <w:t>0.035</w:t>
             </w:r>
@@ -5692,11 +5797,14 @@
             <w:tcW w:type="dxa" w:w="1984"/>
           </w:tcPr>
           <w:p>
+            <w:pPr>
+              <w:spacing w:before="0" w:after="0"/>
+            </w:pPr>
             <w:r/>
             <w:r>
               <w:rPr>
                 <w:rFonts w:ascii="Times New Roman" w:hAnsi="Times New Roman" w:cs="Times New Roman" w:eastAsia="Times New Roman"/>
-                <w:sz w:val="20"/>
+                <w:sz w:val="18"/>
               </w:rPr>
               <w:t>Yes</w:t>
             </w:r>
@@ -5714,12 +5822,13 @@
           <w:p>
             <w:pPr>
               <w:keepNext/>
+              <w:spacing w:before="0" w:after="0"/>
             </w:pPr>
             <w:r/>
             <w:r>
               <w:rPr>
                 <w:rFonts w:ascii="Times New Roman" w:hAnsi="Times New Roman" w:cs="Times New Roman" w:eastAsia="Times New Roman"/>
-                <w:sz w:val="20"/>
+                <w:sz w:val="18"/>
               </w:rPr>
               <w:t>Duration</w:t>
             </w:r>
@@ -5730,11 +5839,14 @@
             <w:tcW w:type="dxa" w:w="1984"/>
           </w:tcPr>
           <w:p>
+            <w:pPr>
+              <w:spacing w:before="0" w:after="0"/>
+            </w:pPr>
             <w:r/>
             <w:r>
               <w:rPr>
                 <w:rFonts w:ascii="Times New Roman" w:hAnsi="Times New Roman" w:cs="Times New Roman" w:eastAsia="Times New Roman"/>
-                <w:sz w:val="20"/>
+                <w:sz w:val="18"/>
               </w:rPr>
               <w:t>0.623</w:t>
             </w:r>
@@ -5745,11 +5857,14 @@
             <w:tcW w:type="dxa" w:w="1701"/>
           </w:tcPr>
           <w:p>
+            <w:pPr>
+              <w:spacing w:before="0" w:after="0"/>
+            </w:pPr>
             <w:r/>
             <w:r>
               <w:rPr>
                 <w:rFonts w:ascii="Times New Roman" w:hAnsi="Times New Roman" w:cs="Times New Roman" w:eastAsia="Times New Roman"/>
-                <w:sz w:val="20"/>
+                <w:sz w:val="18"/>
               </w:rPr>
               <w:t>0.733</w:t>
             </w:r>
@@ -5760,11 +5875,14 @@
             <w:tcW w:type="dxa" w:w="1984"/>
           </w:tcPr>
           <w:p>
+            <w:pPr>
+              <w:spacing w:before="0" w:after="0"/>
+            </w:pPr>
             <w:r/>
             <w:r>
               <w:rPr>
                 <w:rFonts w:ascii="Times New Roman" w:hAnsi="Times New Roman" w:cs="Times New Roman" w:eastAsia="Times New Roman"/>
-                <w:sz w:val="20"/>
+                <w:sz w:val="18"/>
               </w:rPr>
               <w:t>No</w:t>
             </w:r>
@@ -5782,12 +5900,13 @@
           <w:p>
             <w:pPr>
               <w:keepNext/>
+              <w:spacing w:before="0" w:after="0"/>
             </w:pPr>
             <w:r/>
             <w:r>
               <w:rPr>
                 <w:rFonts w:ascii="Times New Roman" w:hAnsi="Times New Roman" w:cs="Times New Roman" w:eastAsia="Times New Roman"/>
-                <w:sz w:val="20"/>
+                <w:sz w:val="18"/>
               </w:rPr>
               <w:t>Vibration</w:t>
             </w:r>
@@ -5798,11 +5917,14 @@
             <w:tcW w:type="dxa" w:w="1984"/>
           </w:tcPr>
           <w:p>
+            <w:pPr>
+              <w:spacing w:before="0" w:after="0"/>
+            </w:pPr>
             <w:r/>
             <w:r>
               <w:rPr>
                 <w:rFonts w:ascii="Times New Roman" w:hAnsi="Times New Roman" w:cs="Times New Roman" w:eastAsia="Times New Roman"/>
-                <w:sz w:val="20"/>
+                <w:sz w:val="18"/>
               </w:rPr>
               <w:t>0.600</w:t>
             </w:r>
@@ -5813,11 +5935,14 @@
             <w:tcW w:type="dxa" w:w="1701"/>
           </w:tcPr>
           <w:p>
+            <w:pPr>
+              <w:spacing w:before="0" w:after="0"/>
+            </w:pPr>
             <w:r/>
             <w:r>
               <w:rPr>
                 <w:rFonts w:ascii="Times New Roman" w:hAnsi="Times New Roman" w:cs="Times New Roman" w:eastAsia="Times New Roman"/>
-                <w:sz w:val="20"/>
+                <w:sz w:val="18"/>
               </w:rPr>
               <w:t>0.741</w:t>
             </w:r>
@@ -5828,11 +5953,14 @@
             <w:tcW w:type="dxa" w:w="1984"/>
           </w:tcPr>
           <w:p>
+            <w:pPr>
+              <w:spacing w:before="0" w:after="0"/>
+            </w:pPr>
             <w:r/>
             <w:r>
               <w:rPr>
                 <w:rFonts w:ascii="Times New Roman" w:hAnsi="Times New Roman" w:cs="Times New Roman" w:eastAsia="Times New Roman"/>
-                <w:sz w:val="20"/>
+                <w:sz w:val="18"/>
               </w:rPr>
               <w:t>No</w:t>
             </w:r>
@@ -5850,12 +5978,13 @@
           <w:p>
             <w:pPr>
               <w:keepNext/>
+              <w:spacing w:before="0" w:after="0"/>
             </w:pPr>
             <w:r/>
             <w:r>
               <w:rPr>
                 <w:rFonts w:ascii="Times New Roman" w:hAnsi="Times New Roman" w:cs="Times New Roman" w:eastAsia="Times New Roman"/>
-                <w:sz w:val="20"/>
+                <w:sz w:val="18"/>
               </w:rPr>
               <w:t>Contact Stress</w:t>
             </w:r>
@@ -5866,11 +5995,14 @@
             <w:tcW w:type="dxa" w:w="1984"/>
           </w:tcPr>
           <w:p>
+            <w:pPr>
+              <w:spacing w:before="0" w:after="0"/>
+            </w:pPr>
             <w:r/>
             <w:r>
               <w:rPr>
                 <w:rFonts w:ascii="Times New Roman" w:hAnsi="Times New Roman" w:cs="Times New Roman" w:eastAsia="Times New Roman"/>
-                <w:sz w:val="20"/>
+                <w:sz w:val="18"/>
               </w:rPr>
               <w:t>0.544</w:t>
             </w:r>
@@ -5881,11 +6013,14 @@
             <w:tcW w:type="dxa" w:w="1701"/>
           </w:tcPr>
           <w:p>
+            <w:pPr>
+              <w:spacing w:before="0" w:after="0"/>
+            </w:pPr>
             <w:r/>
             <w:r>
               <w:rPr>
                 <w:rFonts w:ascii="Times New Roman" w:hAnsi="Times New Roman" w:cs="Times New Roman" w:eastAsia="Times New Roman"/>
-                <w:sz w:val="20"/>
+                <w:sz w:val="18"/>
               </w:rPr>
               <w:t>0.762</w:t>
             </w:r>
@@ -5896,11 +6031,14 @@
             <w:tcW w:type="dxa" w:w="1984"/>
           </w:tcPr>
           <w:p>
+            <w:pPr>
+              <w:spacing w:before="0" w:after="0"/>
+            </w:pPr>
             <w:r/>
             <w:r>
               <w:rPr>
                 <w:rFonts w:ascii="Times New Roman" w:hAnsi="Times New Roman" w:cs="Times New Roman" w:eastAsia="Times New Roman"/>
-                <w:sz w:val="20"/>
+                <w:sz w:val="18"/>
               </w:rPr>
               <w:t>No</w:t>
             </w:r>
@@ -5973,7 +6111,7 @@
               <w:rPr>
                 <w:rFonts w:ascii="Times New Roman" w:hAnsi="Times New Roman" w:cs="Times New Roman" w:eastAsia="Times New Roman"/>
                 <w:b/>
-                <w:sz w:val="20"/>
+                <w:sz w:val="18"/>
               </w:rPr>
               <w:t>Predictor</w:t>
             </w:r>
@@ -5990,7 +6128,7 @@
               <w:rPr>
                 <w:rFonts w:ascii="Times New Roman" w:hAnsi="Times New Roman" w:cs="Times New Roman" w:eastAsia="Times New Roman"/>
                 <w:b/>
-                <w:sz w:val="20"/>
+                <w:sz w:val="18"/>
               </w:rPr>
               <w:t>OR</w:t>
             </w:r>
@@ -6007,7 +6145,7 @@
               <w:rPr>
                 <w:rFonts w:ascii="Times New Roman" w:hAnsi="Times New Roman" w:cs="Times New Roman" w:eastAsia="Times New Roman"/>
                 <w:b/>
-                <w:sz w:val="20"/>
+                <w:sz w:val="18"/>
               </w:rPr>
               <w:t>95% CI</w:t>
             </w:r>
@@ -6024,7 +6162,7 @@
               <w:rPr>
                 <w:rFonts w:ascii="Times New Roman" w:hAnsi="Times New Roman" w:cs="Times New Roman" w:eastAsia="Times New Roman"/>
                 <w:b/>
-                <w:sz w:val="20"/>
+                <w:sz w:val="18"/>
               </w:rPr>
               <w:t>p</w:t>
             </w:r>
@@ -6042,12 +6180,13 @@
           <w:p>
             <w:pPr>
               <w:keepNext/>
+              <w:spacing w:before="0" w:after="0"/>
             </w:pPr>
             <w:r/>
             <w:r>
               <w:rPr>
                 <w:rFonts w:ascii="Times New Roman" w:hAnsi="Times New Roman" w:cs="Times New Roman" w:eastAsia="Times New Roman"/>
-                <w:sz w:val="20"/>
+                <w:sz w:val="18"/>
               </w:rPr>
               <w:t>Workload score (per unit)</w:t>
             </w:r>
@@ -6058,11 +6197,14 @@
             <w:tcW w:type="dxa" w:w="1134"/>
           </w:tcPr>
           <w:p>
+            <w:pPr>
+              <w:spacing w:before="0" w:after="0"/>
+            </w:pPr>
             <w:r/>
             <w:r>
               <w:rPr>
                 <w:rFonts w:ascii="Times New Roman" w:hAnsi="Times New Roman" w:cs="Times New Roman" w:eastAsia="Times New Roman"/>
-                <w:sz w:val="20"/>
+                <w:sz w:val="18"/>
               </w:rPr>
               <w:t>1.06</w:t>
             </w:r>
@@ -6073,11 +6215,14 @@
             <w:tcW w:type="dxa" w:w="1984"/>
           </w:tcPr>
           <w:p>
+            <w:pPr>
+              <w:spacing w:before="0" w:after="0"/>
+            </w:pPr>
             <w:r/>
             <w:r>
               <w:rPr>
                 <w:rFonts w:ascii="Times New Roman" w:hAnsi="Times New Roman" w:cs="Times New Roman" w:eastAsia="Times New Roman"/>
-                <w:sz w:val="20"/>
+                <w:sz w:val="18"/>
               </w:rPr>
               <w:t>1.02 to 1.09</w:t>
             </w:r>
@@ -6088,11 +6233,14 @@
             <w:tcW w:type="dxa" w:w="1417"/>
           </w:tcPr>
           <w:p>
+            <w:pPr>
+              <w:spacing w:before="0" w:after="0"/>
+            </w:pPr>
             <w:r/>
             <w:r>
               <w:rPr>
                 <w:rFonts w:ascii="Times New Roman" w:hAnsi="Times New Roman" w:cs="Times New Roman" w:eastAsia="Times New Roman"/>
-                <w:sz w:val="20"/>
+                <w:sz w:val="18"/>
               </w:rPr>
               <w:t>0.0005</w:t>
             </w:r>
@@ -6110,12 +6258,13 @@
           <w:p>
             <w:pPr>
               <w:keepNext/>
+              <w:spacing w:before="0" w:after="0"/>
             </w:pPr>
             <w:r/>
             <w:r>
               <w:rPr>
                 <w:rFonts w:ascii="Times New Roman" w:hAnsi="Times New Roman" w:cs="Times New Roman" w:eastAsia="Times New Roman"/>
-                <w:sz w:val="20"/>
+                <w:sz w:val="18"/>
               </w:rPr>
               <w:t>Age (per band)</w:t>
             </w:r>
@@ -6126,11 +6275,14 @@
             <w:tcW w:type="dxa" w:w="1134"/>
           </w:tcPr>
           <w:p>
+            <w:pPr>
+              <w:spacing w:before="0" w:after="0"/>
+            </w:pPr>
             <w:r/>
             <w:r>
               <w:rPr>
                 <w:rFonts w:ascii="Times New Roman" w:hAnsi="Times New Roman" w:cs="Times New Roman" w:eastAsia="Times New Roman"/>
-                <w:sz w:val="20"/>
+                <w:sz w:val="18"/>
               </w:rPr>
               <w:t>3.58</w:t>
             </w:r>
@@ -6141,11 +6293,14 @@
             <w:tcW w:type="dxa" w:w="1984"/>
           </w:tcPr>
           <w:p>
+            <w:pPr>
+              <w:spacing w:before="0" w:after="0"/>
+            </w:pPr>
             <w:r/>
             <w:r>
               <w:rPr>
                 <w:rFonts w:ascii="Times New Roman" w:hAnsi="Times New Roman" w:cs="Times New Roman" w:eastAsia="Times New Roman"/>
-                <w:sz w:val="20"/>
+                <w:sz w:val="18"/>
               </w:rPr>
               <w:t>1.70 to 7.56</w:t>
             </w:r>
@@ -6156,11 +6311,14 @@
             <w:tcW w:type="dxa" w:w="1417"/>
           </w:tcPr>
           <w:p>
+            <w:pPr>
+              <w:spacing w:before="0" w:after="0"/>
+            </w:pPr>
             <w:r/>
             <w:r>
               <w:rPr>
                 <w:rFonts w:ascii="Times New Roman" w:hAnsi="Times New Roman" w:cs="Times New Roman" w:eastAsia="Times New Roman"/>
-                <w:sz w:val="20"/>
+                <w:sz w:val="18"/>
               </w:rPr>
               <w:t>0.0008</w:t>
             </w:r>
@@ -6178,12 +6336,13 @@
           <w:p>
             <w:pPr>
               <w:keepNext/>
+              <w:spacing w:before="0" w:after="0"/>
             </w:pPr>
             <w:r/>
             <w:r>
               <w:rPr>
                 <w:rFonts w:ascii="Times New Roman" w:hAnsi="Times New Roman" w:cs="Times New Roman" w:eastAsia="Times New Roman"/>
-                <w:sz w:val="20"/>
+                <w:sz w:val="18"/>
               </w:rPr>
               <w:t>Job duration (per band)</w:t>
             </w:r>
@@ -6194,11 +6353,14 @@
             <w:tcW w:type="dxa" w:w="1134"/>
           </w:tcPr>
           <w:p>
+            <w:pPr>
+              <w:spacing w:before="0" w:after="0"/>
+            </w:pPr>
             <w:r/>
             <w:r>
               <w:rPr>
                 <w:rFonts w:ascii="Times New Roman" w:hAnsi="Times New Roman" w:cs="Times New Roman" w:eastAsia="Times New Roman"/>
-                <w:sz w:val="20"/>
+                <w:sz w:val="18"/>
               </w:rPr>
               <w:t>2.89</w:t>
             </w:r>
@@ -6209,11 +6371,14 @@
             <w:tcW w:type="dxa" w:w="1984"/>
           </w:tcPr>
           <w:p>
+            <w:pPr>
+              <w:spacing w:before="0" w:after="0"/>
+            </w:pPr>
             <w:r/>
             <w:r>
               <w:rPr>
                 <w:rFonts w:ascii="Times New Roman" w:hAnsi="Times New Roman" w:cs="Times New Roman" w:eastAsia="Times New Roman"/>
-                <w:sz w:val="20"/>
+                <w:sz w:val="18"/>
               </w:rPr>
               <w:t>1.54 to 5.41</w:t>
             </w:r>
@@ -6224,11 +6389,14 @@
             <w:tcW w:type="dxa" w:w="1417"/>
           </w:tcPr>
           <w:p>
+            <w:pPr>
+              <w:spacing w:before="0" w:after="0"/>
+            </w:pPr>
             <w:r/>
             <w:r>
               <w:rPr>
                 <w:rFonts w:ascii="Times New Roman" w:hAnsi="Times New Roman" w:cs="Times New Roman" w:eastAsia="Times New Roman"/>
-                <w:sz w:val="20"/>
+                <w:sz w:val="18"/>
               </w:rPr>
               <w:t>0.001</w:t>
             </w:r>
@@ -6246,12 +6414,13 @@
           <w:p>
             <w:pPr>
               <w:keepNext/>
+              <w:spacing w:before="0" w:after="0"/>
             </w:pPr>
             <w:r/>
             <w:r>
               <w:rPr>
                 <w:rFonts w:ascii="Times New Roman" w:hAnsi="Times New Roman" w:cs="Times New Roman" w:eastAsia="Times New Roman"/>
-                <w:sz w:val="20"/>
+                <w:sz w:val="18"/>
               </w:rPr>
               <w:t>Fatigue score (per unit)</w:t>
             </w:r>
@@ -6262,11 +6431,14 @@
             <w:tcW w:type="dxa" w:w="1134"/>
           </w:tcPr>
           <w:p>
+            <w:pPr>
+              <w:spacing w:before="0" w:after="0"/>
+            </w:pPr>
             <w:r/>
             <w:r>
               <w:rPr>
                 <w:rFonts w:ascii="Times New Roman" w:hAnsi="Times New Roman" w:cs="Times New Roman" w:eastAsia="Times New Roman"/>
-                <w:sz w:val="20"/>
+                <w:sz w:val="18"/>
               </w:rPr>
               <w:t>1.43</w:t>
             </w:r>
@@ -6277,11 +6449,14 @@
             <w:tcW w:type="dxa" w:w="1984"/>
           </w:tcPr>
           <w:p>
+            <w:pPr>
+              <w:spacing w:before="0" w:after="0"/>
+            </w:pPr>
             <w:r/>
             <w:r>
               <w:rPr>
                 <w:rFonts w:ascii="Times New Roman" w:hAnsi="Times New Roman" w:cs="Times New Roman" w:eastAsia="Times New Roman"/>
-                <w:sz w:val="20"/>
+                <w:sz w:val="18"/>
               </w:rPr>
               <w:t>1.13 to 1.80</w:t>
             </w:r>
@@ -6292,11 +6467,14 @@
             <w:tcW w:type="dxa" w:w="1417"/>
           </w:tcPr>
           <w:p>
+            <w:pPr>
+              <w:spacing w:before="0" w:after="0"/>
+            </w:pPr>
             <w:r/>
             <w:r>
               <w:rPr>
                 <w:rFonts w:ascii="Times New Roman" w:hAnsi="Times New Roman" w:cs="Times New Roman" w:eastAsia="Times New Roman"/>
-                <w:sz w:val="20"/>
+                <w:sz w:val="18"/>
               </w:rPr>
               <w:t>0.003</w:t>
             </w:r>
@@ -6314,12 +6492,13 @@
           <w:p>
             <w:pPr>
               <w:keepNext/>
+              <w:spacing w:before="0" w:after="0"/>
             </w:pPr>
             <w:r/>
             <w:r>
               <w:rPr>
                 <w:rFonts w:ascii="Times New Roman" w:hAnsi="Times New Roman" w:cs="Times New Roman" w:eastAsia="Times New Roman"/>
-                <w:sz w:val="20"/>
+                <w:sz w:val="18"/>
               </w:rPr>
               <w:t>Income (per band)</w:t>
             </w:r>
@@ -6330,11 +6509,14 @@
             <w:tcW w:type="dxa" w:w="1134"/>
           </w:tcPr>
           <w:p>
+            <w:pPr>
+              <w:spacing w:before="0" w:after="0"/>
+            </w:pPr>
             <w:r/>
             <w:r>
               <w:rPr>
                 <w:rFonts w:ascii="Times New Roman" w:hAnsi="Times New Roman" w:cs="Times New Roman" w:eastAsia="Times New Roman"/>
-                <w:sz w:val="20"/>
+                <w:sz w:val="18"/>
               </w:rPr>
               <w:t>2.00</w:t>
             </w:r>
@@ -6345,11 +6527,14 @@
             <w:tcW w:type="dxa" w:w="1984"/>
           </w:tcPr>
           <w:p>
+            <w:pPr>
+              <w:spacing w:before="0" w:after="0"/>
+            </w:pPr>
             <w:r/>
             <w:r>
               <w:rPr>
                 <w:rFonts w:ascii="Times New Roman" w:hAnsi="Times New Roman" w:cs="Times New Roman" w:eastAsia="Times New Roman"/>
-                <w:sz w:val="20"/>
+                <w:sz w:val="18"/>
               </w:rPr>
               <w:t>1.25 to 3.20</w:t>
             </w:r>
@@ -6360,11 +6545,14 @@
             <w:tcW w:type="dxa" w:w="1417"/>
           </w:tcPr>
           <w:p>
+            <w:pPr>
+              <w:spacing w:before="0" w:after="0"/>
+            </w:pPr>
             <w:r/>
             <w:r>
               <w:rPr>
                 <w:rFonts w:ascii="Times New Roman" w:hAnsi="Times New Roman" w:cs="Times New Roman" w:eastAsia="Times New Roman"/>
-                <w:sz w:val="20"/>
+                <w:sz w:val="18"/>
               </w:rPr>
               <w:t>0.004</w:t>
             </w:r>
@@ -6382,12 +6570,13 @@
           <w:p>
             <w:pPr>
               <w:keepNext/>
+              <w:spacing w:before="0" w:after="0"/>
             </w:pPr>
             <w:r/>
             <w:r>
               <w:rPr>
                 <w:rFonts w:ascii="Times New Roman" w:hAnsi="Times New Roman" w:cs="Times New Roman" w:eastAsia="Times New Roman"/>
-                <w:sz w:val="20"/>
+                <w:sz w:val="18"/>
               </w:rPr>
               <w:t>Education (per band)</w:t>
             </w:r>
@@ -6398,11 +6587,14 @@
             <w:tcW w:type="dxa" w:w="1134"/>
           </w:tcPr>
           <w:p>
+            <w:pPr>
+              <w:spacing w:before="0" w:after="0"/>
+            </w:pPr>
             <w:r/>
             <w:r>
               <w:rPr>
                 <w:rFonts w:ascii="Times New Roman" w:hAnsi="Times New Roman" w:cs="Times New Roman" w:eastAsia="Times New Roman"/>
-                <w:sz w:val="20"/>
+                <w:sz w:val="18"/>
               </w:rPr>
               <w:t>0.33</w:t>
             </w:r>
@@ -6413,11 +6605,14 @@
             <w:tcW w:type="dxa" w:w="1984"/>
           </w:tcPr>
           <w:p>
+            <w:pPr>
+              <w:spacing w:before="0" w:after="0"/>
+            </w:pPr>
             <w:r/>
             <w:r>
               <w:rPr>
                 <w:rFonts w:ascii="Times New Roman" w:hAnsi="Times New Roman" w:cs="Times New Roman" w:eastAsia="Times New Roman"/>
-                <w:sz w:val="20"/>
+                <w:sz w:val="18"/>
               </w:rPr>
               <w:t>0.12 to 0.94</w:t>
             </w:r>
@@ -6428,11 +6623,14 @@
             <w:tcW w:type="dxa" w:w="1417"/>
           </w:tcPr>
           <w:p>
+            <w:pPr>
+              <w:spacing w:before="0" w:after="0"/>
+            </w:pPr>
             <w:r/>
             <w:r>
               <w:rPr>
                 <w:rFonts w:ascii="Times New Roman" w:hAnsi="Times New Roman" w:cs="Times New Roman" w:eastAsia="Times New Roman"/>
-                <w:sz w:val="20"/>
+                <w:sz w:val="18"/>
               </w:rPr>
               <w:t>0.04</w:t>
             </w:r>
@@ -6450,12 +6648,13 @@
           <w:p>
             <w:pPr>
               <w:keepNext/>
+              <w:spacing w:before="0" w:after="0"/>
             </w:pPr>
             <w:r/>
             <w:r>
               <w:rPr>
                 <w:rFonts w:ascii="Times New Roman" w:hAnsi="Times New Roman" w:cs="Times New Roman" w:eastAsia="Times New Roman"/>
-                <w:sz w:val="20"/>
+                <w:sz w:val="18"/>
               </w:rPr>
               <w:t>Deliveries per day</w:t>
             </w:r>
@@ -6466,11 +6665,14 @@
             <w:tcW w:type="dxa" w:w="1134"/>
           </w:tcPr>
           <w:p>
+            <w:pPr>
+              <w:spacing w:before="0" w:after="0"/>
+            </w:pPr>
             <w:r/>
             <w:r>
               <w:rPr>
                 <w:rFonts w:ascii="Times New Roman" w:hAnsi="Times New Roman" w:cs="Times New Roman" w:eastAsia="Times New Roman"/>
-                <w:sz w:val="20"/>
+                <w:sz w:val="18"/>
               </w:rPr>
               <w:t>1.05</w:t>
             </w:r>
@@ -6481,11 +6683,14 @@
             <w:tcW w:type="dxa" w:w="1984"/>
           </w:tcPr>
           <w:p>
+            <w:pPr>
+              <w:spacing w:before="0" w:after="0"/>
+            </w:pPr>
             <w:r/>
             <w:r>
               <w:rPr>
                 <w:rFonts w:ascii="Times New Roman" w:hAnsi="Times New Roman" w:cs="Times New Roman" w:eastAsia="Times New Roman"/>
-                <w:sz w:val="20"/>
+                <w:sz w:val="18"/>
               </w:rPr>
               <w:t>1.00 to 1.10</w:t>
             </w:r>
@@ -6496,11 +6701,14 @@
             <w:tcW w:type="dxa" w:w="1417"/>
           </w:tcPr>
           <w:p>
+            <w:pPr>
+              <w:spacing w:before="0" w:after="0"/>
+            </w:pPr>
             <w:r/>
             <w:r>
               <w:rPr>
                 <w:rFonts w:ascii="Times New Roman" w:hAnsi="Times New Roman" w:cs="Times New Roman" w:eastAsia="Times New Roman"/>
-                <w:sz w:val="20"/>
+                <w:sz w:val="18"/>
               </w:rPr>
               <w:t>0.045</w:t>
             </w:r>
@@ -6585,7 +6793,7 @@
               <w:rPr>
                 <w:rFonts w:ascii="Times New Roman" w:hAnsi="Times New Roman" w:cs="Times New Roman" w:eastAsia="Times New Roman"/>
                 <w:b/>
-                <w:sz w:val="20"/>
+                <w:sz w:val="18"/>
               </w:rPr>
               <w:t>Factor</w:t>
             </w:r>
@@ -6602,7 +6810,7 @@
               <w:rPr>
                 <w:rFonts w:ascii="Times New Roman" w:hAnsi="Times New Roman" w:cs="Times New Roman" w:eastAsia="Times New Roman"/>
                 <w:b/>
-                <w:sz w:val="20"/>
+                <w:sz w:val="18"/>
               </w:rPr>
               <w:t>Low</w:t>
             </w:r>
@@ -6619,7 +6827,7 @@
               <w:rPr>
                 <w:rFonts w:ascii="Times New Roman" w:hAnsi="Times New Roman" w:cs="Times New Roman" w:eastAsia="Times New Roman"/>
                 <w:b/>
-                <w:sz w:val="20"/>
+                <w:sz w:val="18"/>
               </w:rPr>
               <w:t>Medium</w:t>
             </w:r>
@@ -6636,7 +6844,7 @@
               <w:rPr>
                 <w:rFonts w:ascii="Times New Roman" w:hAnsi="Times New Roman" w:cs="Times New Roman" w:eastAsia="Times New Roman"/>
                 <w:b/>
-                <w:sz w:val="20"/>
+                <w:sz w:val="18"/>
               </w:rPr>
               <w:t>High</w:t>
             </w:r>
@@ -6654,12 +6862,13 @@
           <w:p>
             <w:pPr>
               <w:keepNext/>
+              <w:spacing w:before="0" w:after="0"/>
             </w:pPr>
             <w:r/>
             <w:r>
               <w:rPr>
                 <w:rFonts w:ascii="Times New Roman" w:hAnsi="Times New Roman" w:cs="Times New Roman" w:eastAsia="Times New Roman"/>
-                <w:sz w:val="20"/>
+                <w:sz w:val="18"/>
               </w:rPr>
               <w:t>Force</w:t>
             </w:r>
@@ -6670,11 +6879,14 @@
             <w:tcW w:type="dxa" w:w="1417"/>
           </w:tcPr>
           <w:p>
+            <w:pPr>
+              <w:spacing w:before="0" w:after="0"/>
+            </w:pPr>
             <w:r/>
             <w:r>
               <w:rPr>
                 <w:rFonts w:ascii="Times New Roman" w:hAnsi="Times New Roman" w:cs="Times New Roman" w:eastAsia="Times New Roman"/>
-                <w:sz w:val="20"/>
+                <w:sz w:val="18"/>
               </w:rPr>
               <w:t>90</w:t>
             </w:r>
@@ -6685,11 +6897,14 @@
             <w:tcW w:type="dxa" w:w="1417"/>
           </w:tcPr>
           <w:p>
+            <w:pPr>
+              <w:spacing w:before="0" w:after="0"/>
+            </w:pPr>
             <w:r/>
             <w:r>
               <w:rPr>
                 <w:rFonts w:ascii="Times New Roman" w:hAnsi="Times New Roman" w:cs="Times New Roman" w:eastAsia="Times New Roman"/>
-                <w:sz w:val="20"/>
+                <w:sz w:val="18"/>
               </w:rPr>
               <w:t>57</w:t>
             </w:r>
@@ -6700,11 +6915,14 @@
             <w:tcW w:type="dxa" w:w="1417"/>
           </w:tcPr>
           <w:p>
+            <w:pPr>
+              <w:spacing w:before="0" w:after="0"/>
+            </w:pPr>
             <w:r/>
             <w:r>
               <w:rPr>
                 <w:rFonts w:ascii="Times New Roman" w:hAnsi="Times New Roman" w:cs="Times New Roman" w:eastAsia="Times New Roman"/>
-                <w:sz w:val="20"/>
+                <w:sz w:val="18"/>
               </w:rPr>
               <w:t>35</w:t>
             </w:r>
@@ -6722,12 +6940,13 @@
           <w:p>
             <w:pPr>
               <w:keepNext/>
+              <w:spacing w:before="0" w:after="0"/>
             </w:pPr>
             <w:r/>
             <w:r>
               <w:rPr>
                 <w:rFonts w:ascii="Times New Roman" w:hAnsi="Times New Roman" w:cs="Times New Roman" w:eastAsia="Times New Roman"/>
-                <w:sz w:val="20"/>
+                <w:sz w:val="18"/>
               </w:rPr>
               <w:t>Repetition</w:t>
             </w:r>
@@ -6738,11 +6957,14 @@
             <w:tcW w:type="dxa" w:w="1417"/>
           </w:tcPr>
           <w:p>
+            <w:pPr>
+              <w:spacing w:before="0" w:after="0"/>
+            </w:pPr>
             <w:r/>
             <w:r>
               <w:rPr>
                 <w:rFonts w:ascii="Times New Roman" w:hAnsi="Times New Roman" w:cs="Times New Roman" w:eastAsia="Times New Roman"/>
-                <w:sz w:val="20"/>
+                <w:sz w:val="18"/>
               </w:rPr>
               <w:t>26</w:t>
             </w:r>
@@ -6753,11 +6975,14 @@
             <w:tcW w:type="dxa" w:w="1417"/>
           </w:tcPr>
           <w:p>
+            <w:pPr>
+              <w:spacing w:before="0" w:after="0"/>
+            </w:pPr>
             <w:r/>
             <w:r>
               <w:rPr>
                 <w:rFonts w:ascii="Times New Roman" w:hAnsi="Times New Roman" w:cs="Times New Roman" w:eastAsia="Times New Roman"/>
-                <w:sz w:val="20"/>
+                <w:sz w:val="18"/>
               </w:rPr>
               <w:t>82</w:t>
             </w:r>
@@ -6768,11 +6993,14 @@
             <w:tcW w:type="dxa" w:w="1417"/>
           </w:tcPr>
           <w:p>
+            <w:pPr>
+              <w:spacing w:before="0" w:after="0"/>
+            </w:pPr>
             <w:r/>
             <w:r>
               <w:rPr>
                 <w:rFonts w:ascii="Times New Roman" w:hAnsi="Times New Roman" w:cs="Times New Roman" w:eastAsia="Times New Roman"/>
-                <w:sz w:val="20"/>
+                <w:sz w:val="18"/>
               </w:rPr>
               <w:t>74</w:t>
             </w:r>
@@ -6790,12 +7018,13 @@
           <w:p>
             <w:pPr>
               <w:keepNext/>
+              <w:spacing w:before="0" w:after="0"/>
             </w:pPr>
             <w:r/>
             <w:r>
               <w:rPr>
                 <w:rFonts w:ascii="Times New Roman" w:hAnsi="Times New Roman" w:cs="Times New Roman" w:eastAsia="Times New Roman"/>
-                <w:sz w:val="20"/>
+                <w:sz w:val="18"/>
               </w:rPr>
               <w:t>Duration</w:t>
             </w:r>
@@ -6806,11 +7035,14 @@
             <w:tcW w:type="dxa" w:w="1417"/>
           </w:tcPr>
           <w:p>
+            <w:pPr>
+              <w:spacing w:before="0" w:after="0"/>
+            </w:pPr>
             <w:r/>
             <w:r>
               <w:rPr>
                 <w:rFonts w:ascii="Times New Roman" w:hAnsi="Times New Roman" w:cs="Times New Roman" w:eastAsia="Times New Roman"/>
-                <w:sz w:val="20"/>
+                <w:sz w:val="18"/>
               </w:rPr>
               <w:t>37</w:t>
             </w:r>
@@ -6821,11 +7053,14 @@
             <w:tcW w:type="dxa" w:w="1417"/>
           </w:tcPr>
           <w:p>
+            <w:pPr>
+              <w:spacing w:before="0" w:after="0"/>
+            </w:pPr>
             <w:r/>
             <w:r>
               <w:rPr>
                 <w:rFonts w:ascii="Times New Roman" w:hAnsi="Times New Roman" w:cs="Times New Roman" w:eastAsia="Times New Roman"/>
-                <w:sz w:val="20"/>
+                <w:sz w:val="18"/>
               </w:rPr>
               <w:t>56</w:t>
             </w:r>
@@ -6836,11 +7071,14 @@
             <w:tcW w:type="dxa" w:w="1417"/>
           </w:tcPr>
           <w:p>
+            <w:pPr>
+              <w:spacing w:before="0" w:after="0"/>
+            </w:pPr>
             <w:r/>
             <w:r>
               <w:rPr>
                 <w:rFonts w:ascii="Times New Roman" w:hAnsi="Times New Roman" w:cs="Times New Roman" w:eastAsia="Times New Roman"/>
-                <w:sz w:val="20"/>
+                <w:sz w:val="18"/>
               </w:rPr>
               <w:t>89</w:t>
             </w:r>
@@ -6858,12 +7096,13 @@
           <w:p>
             <w:pPr>
               <w:keepNext/>
+              <w:spacing w:before="0" w:after="0"/>
             </w:pPr>
             <w:r/>
             <w:r>
               <w:rPr>
                 <w:rFonts w:ascii="Times New Roman" w:hAnsi="Times New Roman" w:cs="Times New Roman" w:eastAsia="Times New Roman"/>
-                <w:sz w:val="20"/>
+                <w:sz w:val="18"/>
               </w:rPr>
               <w:t>Vibration</w:t>
             </w:r>
@@ -6874,11 +7113,14 @@
             <w:tcW w:type="dxa" w:w="1417"/>
           </w:tcPr>
           <w:p>
+            <w:pPr>
+              <w:spacing w:before="0" w:after="0"/>
+            </w:pPr>
             <w:r/>
             <w:r>
               <w:rPr>
                 <w:rFonts w:ascii="Times New Roman" w:hAnsi="Times New Roman" w:cs="Times New Roman" w:eastAsia="Times New Roman"/>
-                <w:sz w:val="20"/>
+                <w:sz w:val="18"/>
               </w:rPr>
               <w:t>67</w:t>
             </w:r>
@@ -6889,11 +7131,14 @@
             <w:tcW w:type="dxa" w:w="1417"/>
           </w:tcPr>
           <w:p>
+            <w:pPr>
+              <w:spacing w:before="0" w:after="0"/>
+            </w:pPr>
             <w:r/>
             <w:r>
               <w:rPr>
                 <w:rFonts w:ascii="Times New Roman" w:hAnsi="Times New Roman" w:cs="Times New Roman" w:eastAsia="Times New Roman"/>
-                <w:sz w:val="20"/>
+                <w:sz w:val="18"/>
               </w:rPr>
               <w:t>68</w:t>
             </w:r>
@@ -6904,11 +7149,14 @@
             <w:tcW w:type="dxa" w:w="1417"/>
           </w:tcPr>
           <w:p>
+            <w:pPr>
+              <w:spacing w:before="0" w:after="0"/>
+            </w:pPr>
             <w:r/>
             <w:r>
               <w:rPr>
                 <w:rFonts w:ascii="Times New Roman" w:hAnsi="Times New Roman" w:cs="Times New Roman" w:eastAsia="Times New Roman"/>
-                <w:sz w:val="20"/>
+                <w:sz w:val="18"/>
               </w:rPr>
               <w:t>47</w:t>
             </w:r>
@@ -6926,12 +7174,13 @@
           <w:p>
             <w:pPr>
               <w:keepNext/>
+              <w:spacing w:before="0" w:after="0"/>
             </w:pPr>
             <w:r/>
             <w:r>
               <w:rPr>
                 <w:rFonts w:ascii="Times New Roman" w:hAnsi="Times New Roman" w:cs="Times New Roman" w:eastAsia="Times New Roman"/>
-                <w:sz w:val="20"/>
+                <w:sz w:val="18"/>
               </w:rPr>
               <w:t>Contact Stress</w:t>
             </w:r>
@@ -6942,11 +7191,14 @@
             <w:tcW w:type="dxa" w:w="1417"/>
           </w:tcPr>
           <w:p>
+            <w:pPr>
+              <w:spacing w:before="0" w:after="0"/>
+            </w:pPr>
             <w:r/>
             <w:r>
               <w:rPr>
                 <w:rFonts w:ascii="Times New Roman" w:hAnsi="Times New Roman" w:cs="Times New Roman" w:eastAsia="Times New Roman"/>
-                <w:sz w:val="20"/>
+                <w:sz w:val="18"/>
               </w:rPr>
               <w:t>68</w:t>
             </w:r>
@@ -6957,11 +7209,14 @@
             <w:tcW w:type="dxa" w:w="1417"/>
           </w:tcPr>
           <w:p>
+            <w:pPr>
+              <w:spacing w:before="0" w:after="0"/>
+            </w:pPr>
             <w:r/>
             <w:r>
               <w:rPr>
                 <w:rFonts w:ascii="Times New Roman" w:hAnsi="Times New Roman" w:cs="Times New Roman" w:eastAsia="Times New Roman"/>
-                <w:sz w:val="20"/>
+                <w:sz w:val="18"/>
               </w:rPr>
               <w:t>58</w:t>
             </w:r>
@@ -6972,11 +7227,14 @@
             <w:tcW w:type="dxa" w:w="1417"/>
           </w:tcPr>
           <w:p>
+            <w:pPr>
+              <w:spacing w:before="0" w:after="0"/>
+            </w:pPr>
             <w:r/>
             <w:r>
               <w:rPr>
                 <w:rFonts w:ascii="Times New Roman" w:hAnsi="Times New Roman" w:cs="Times New Roman" w:eastAsia="Times New Roman"/>
-                <w:sz w:val="20"/>
+                <w:sz w:val="18"/>
               </w:rPr>
               <w:t>56</w:t>
             </w:r>
@@ -6994,12 +7252,13 @@
           <w:p>
             <w:pPr>
               <w:keepNext/>
+              <w:spacing w:before="0" w:after="0"/>
             </w:pPr>
             <w:r/>
             <w:r>
               <w:rPr>
                 <w:rFonts w:ascii="Times New Roman" w:hAnsi="Times New Roman" w:cs="Times New Roman" w:eastAsia="Times New Roman"/>
-                <w:sz w:val="20"/>
+                <w:sz w:val="18"/>
               </w:rPr>
               <w:t>Posture</w:t>
             </w:r>
@@ -7010,11 +7269,14 @@
             <w:tcW w:type="dxa" w:w="1417"/>
           </w:tcPr>
           <w:p>
+            <w:pPr>
+              <w:spacing w:before="0" w:after="0"/>
+            </w:pPr>
             <w:r/>
             <w:r>
               <w:rPr>
                 <w:rFonts w:ascii="Times New Roman" w:hAnsi="Times New Roman" w:cs="Times New Roman" w:eastAsia="Times New Roman"/>
-                <w:sz w:val="20"/>
+                <w:sz w:val="18"/>
               </w:rPr>
               <w:t>0</w:t>
             </w:r>
@@ -7025,11 +7287,14 @@
             <w:tcW w:type="dxa" w:w="1417"/>
           </w:tcPr>
           <w:p>
+            <w:pPr>
+              <w:spacing w:before="0" w:after="0"/>
+            </w:pPr>
             <w:r/>
             <w:r>
               <w:rPr>
                 <w:rFonts w:ascii="Times New Roman" w:hAnsi="Times New Roman" w:cs="Times New Roman" w:eastAsia="Times New Roman"/>
-                <w:sz w:val="20"/>
+                <w:sz w:val="18"/>
               </w:rPr>
               <w:t>29</w:t>
             </w:r>
@@ -7040,11 +7305,14 @@
             <w:tcW w:type="dxa" w:w="1417"/>
           </w:tcPr>
           <w:p>
+            <w:pPr>
+              <w:spacing w:before="0" w:after="0"/>
+            </w:pPr>
             <w:r/>
             <w:r>
               <w:rPr>
                 <w:rFonts w:ascii="Times New Roman" w:hAnsi="Times New Roman" w:cs="Times New Roman" w:eastAsia="Times New Roman"/>
-                <w:sz w:val="20"/>
+                <w:sz w:val="18"/>
               </w:rPr>
               <w:t>153</w:t>
             </w:r>
@@ -7128,7 +7396,7 @@
     </w:p>
     <w:p>
       <w:pPr>
-        <w:spacing w:before="0" w:after="120"/>
+        <w:spacing w:before="0" w:after="60"/>
         <w:jc w:val="center"/>
       </w:pPr>
       <w:r>
@@ -7182,7 +7450,7 @@
     </w:p>
     <w:p>
       <w:pPr>
-        <w:spacing w:before="0" w:after="120"/>
+        <w:spacing w:before="0" w:after="60"/>
         <w:jc w:val="center"/>
       </w:pPr>
       <w:r>
@@ -7236,7 +7504,7 @@
     </w:p>
     <w:p>
       <w:pPr>
-        <w:spacing w:before="0" w:after="120"/>
+        <w:spacing w:before="0" w:after="60"/>
         <w:jc w:val="center"/>
       </w:pPr>
       <w:r>
@@ -7306,7 +7574,7 @@
               <w:rPr>
                 <w:rFonts w:ascii="Times New Roman" w:hAnsi="Times New Roman" w:cs="Times New Roman" w:eastAsia="Times New Roman"/>
                 <w:b/>
-                <w:sz w:val="20"/>
+                <w:sz w:val="18"/>
               </w:rPr>
               <w:t>Factor</w:t>
             </w:r>
@@ -7323,7 +7591,7 @@
               <w:rPr>
                 <w:rFonts w:ascii="Times New Roman" w:hAnsi="Times New Roman" w:cs="Times New Roman" w:eastAsia="Times New Roman"/>
                 <w:b/>
-                <w:sz w:val="20"/>
+                <w:sz w:val="18"/>
               </w:rPr>
               <w:t>Best model</w:t>
             </w:r>
@@ -7340,7 +7608,7 @@
               <w:rPr>
                 <w:rFonts w:ascii="Times New Roman" w:hAnsi="Times New Roman" w:cs="Times New Roman" w:eastAsia="Times New Roman"/>
                 <w:b/>
-                <w:sz w:val="20"/>
+                <w:sz w:val="18"/>
               </w:rPr>
               <w:t>Acc.</w:t>
             </w:r>
@@ -7357,7 +7625,7 @@
               <w:rPr>
                 <w:rFonts w:ascii="Times New Roman" w:hAnsi="Times New Roman" w:cs="Times New Roman" w:eastAsia="Times New Roman"/>
                 <w:b/>
-                <w:sz w:val="20"/>
+                <w:sz w:val="18"/>
               </w:rPr>
               <w:t>F1 macro</w:t>
             </w:r>
@@ -7374,7 +7642,7 @@
               <w:rPr>
                 <w:rFonts w:ascii="Times New Roman" w:hAnsi="Times New Roman" w:cs="Times New Roman" w:eastAsia="Times New Roman"/>
                 <w:b/>
-                <w:sz w:val="20"/>
+                <w:sz w:val="18"/>
               </w:rPr>
               <w:t>Macro AUC</w:t>
             </w:r>
@@ -7391,7 +7659,7 @@
               <w:rPr>
                 <w:rFonts w:ascii="Times New Roman" w:hAnsi="Times New Roman" w:cs="Times New Roman" w:eastAsia="Times New Roman"/>
                 <w:b/>
-                <w:sz w:val="20"/>
+                <w:sz w:val="18"/>
               </w:rPr>
               <w:t>Features</w:t>
             </w:r>
@@ -7409,12 +7677,13 @@
           <w:p>
             <w:pPr>
               <w:keepNext/>
+              <w:spacing w:before="0" w:after="0"/>
             </w:pPr>
             <w:r/>
             <w:r>
               <w:rPr>
                 <w:rFonts w:ascii="Times New Roman" w:hAnsi="Times New Roman" w:cs="Times New Roman" w:eastAsia="Times New Roman"/>
-                <w:sz w:val="20"/>
+                <w:sz w:val="18"/>
               </w:rPr>
               <w:t>Force</w:t>
             </w:r>
@@ -7425,11 +7694,14 @@
             <w:tcW w:type="dxa" w:w="2154"/>
           </w:tcPr>
           <w:p>
+            <w:pPr>
+              <w:spacing w:before="0" w:after="0"/>
+            </w:pPr>
             <w:r/>
             <w:r>
               <w:rPr>
                 <w:rFonts w:ascii="Times New Roman" w:hAnsi="Times New Roman" w:cs="Times New Roman" w:eastAsia="Times New Roman"/>
-                <w:sz w:val="20"/>
+                <w:sz w:val="18"/>
               </w:rPr>
               <w:t>HistGradientBoosting</w:t>
             </w:r>
@@ -7440,11 +7712,14 @@
             <w:tcW w:type="dxa" w:w="1020"/>
           </w:tcPr>
           <w:p>
+            <w:pPr>
+              <w:spacing w:before="0" w:after="0"/>
+            </w:pPr>
             <w:r/>
             <w:r>
               <w:rPr>
                 <w:rFonts w:ascii="Times New Roman" w:hAnsi="Times New Roman" w:cs="Times New Roman" w:eastAsia="Times New Roman"/>
-                <w:sz w:val="20"/>
+                <w:sz w:val="18"/>
               </w:rPr>
               <w:t>62%</w:t>
             </w:r>
@@ -7455,11 +7730,14 @@
             <w:tcW w:type="dxa" w:w="1134"/>
           </w:tcPr>
           <w:p>
+            <w:pPr>
+              <w:spacing w:before="0" w:after="0"/>
+            </w:pPr>
             <w:r/>
             <w:r>
               <w:rPr>
                 <w:rFonts w:ascii="Times New Roman" w:hAnsi="Times New Roman" w:cs="Times New Roman" w:eastAsia="Times New Roman"/>
-                <w:sz w:val="20"/>
+                <w:sz w:val="18"/>
               </w:rPr>
               <w:t>57%</w:t>
             </w:r>
@@ -7470,11 +7748,14 @@
             <w:tcW w:type="dxa" w:w="1247"/>
           </w:tcPr>
           <w:p>
+            <w:pPr>
+              <w:spacing w:before="0" w:after="0"/>
+            </w:pPr>
             <w:r/>
             <w:r>
               <w:rPr>
                 <w:rFonts w:ascii="Times New Roman" w:hAnsi="Times New Roman" w:cs="Times New Roman" w:eastAsia="Times New Roman"/>
-                <w:sz w:val="20"/>
+                <w:sz w:val="18"/>
               </w:rPr>
               <w:t>71%</w:t>
             </w:r>
@@ -7485,11 +7766,14 @@
             <w:tcW w:type="dxa" w:w="1134"/>
           </w:tcPr>
           <w:p>
+            <w:pPr>
+              <w:spacing w:before="0" w:after="0"/>
+            </w:pPr>
             <w:r/>
             <w:r>
               <w:rPr>
                 <w:rFonts w:ascii="Times New Roman" w:hAnsi="Times New Roman" w:cs="Times New Roman" w:eastAsia="Times New Roman"/>
-                <w:sz w:val="20"/>
+                <w:sz w:val="18"/>
               </w:rPr>
               <w:t>42</w:t>
             </w:r>
@@ -7507,12 +7791,13 @@
           <w:p>
             <w:pPr>
               <w:keepNext/>
+              <w:spacing w:before="0" w:after="0"/>
             </w:pPr>
             <w:r/>
             <w:r>
               <w:rPr>
                 <w:rFonts w:ascii="Times New Roman" w:hAnsi="Times New Roman" w:cs="Times New Roman" w:eastAsia="Times New Roman"/>
-                <w:sz w:val="20"/>
+                <w:sz w:val="18"/>
               </w:rPr>
               <w:t>Repetition</w:t>
             </w:r>
@@ -7523,11 +7808,14 @@
             <w:tcW w:type="dxa" w:w="2154"/>
           </w:tcPr>
           <w:p>
+            <w:pPr>
+              <w:spacing w:before="0" w:after="0"/>
+            </w:pPr>
             <w:r/>
             <w:r>
               <w:rPr>
                 <w:rFonts w:ascii="Times New Roman" w:hAnsi="Times New Roman" w:cs="Times New Roman" w:eastAsia="Times New Roman"/>
-                <w:sz w:val="20"/>
+                <w:sz w:val="18"/>
               </w:rPr>
               <w:t>RandomForest</w:t>
             </w:r>
@@ -7538,11 +7826,14 @@
             <w:tcW w:type="dxa" w:w="1020"/>
           </w:tcPr>
           <w:p>
+            <w:pPr>
+              <w:spacing w:before="0" w:after="0"/>
+            </w:pPr>
             <w:r/>
             <w:r>
               <w:rPr>
                 <w:rFonts w:ascii="Times New Roman" w:hAnsi="Times New Roman" w:cs="Times New Roman" w:eastAsia="Times New Roman"/>
-                <w:sz w:val="20"/>
+                <w:sz w:val="18"/>
               </w:rPr>
               <w:t>62%</w:t>
             </w:r>
@@ -7553,11 +7844,14 @@
             <w:tcW w:type="dxa" w:w="1134"/>
           </w:tcPr>
           <w:p>
+            <w:pPr>
+              <w:spacing w:before="0" w:after="0"/>
+            </w:pPr>
             <w:r/>
             <w:r>
               <w:rPr>
                 <w:rFonts w:ascii="Times New Roman" w:hAnsi="Times New Roman" w:cs="Times New Roman" w:eastAsia="Times New Roman"/>
-                <w:sz w:val="20"/>
+                <w:sz w:val="18"/>
               </w:rPr>
               <w:t>57%</w:t>
             </w:r>
@@ -7568,11 +7862,14 @@
             <w:tcW w:type="dxa" w:w="1247"/>
           </w:tcPr>
           <w:p>
+            <w:pPr>
+              <w:spacing w:before="0" w:after="0"/>
+            </w:pPr>
             <w:r/>
             <w:r>
               <w:rPr>
                 <w:rFonts w:ascii="Times New Roman" w:hAnsi="Times New Roman" w:cs="Times New Roman" w:eastAsia="Times New Roman"/>
-                <w:sz w:val="20"/>
+                <w:sz w:val="18"/>
               </w:rPr>
               <w:t>73%</w:t>
             </w:r>
@@ -7583,11 +7880,14 @@
             <w:tcW w:type="dxa" w:w="1134"/>
           </w:tcPr>
           <w:p>
+            <w:pPr>
+              <w:spacing w:before="0" w:after="0"/>
+            </w:pPr>
             <w:r/>
             <w:r>
               <w:rPr>
                 <w:rFonts w:ascii="Times New Roman" w:hAnsi="Times New Roman" w:cs="Times New Roman" w:eastAsia="Times New Roman"/>
-                <w:sz w:val="20"/>
+                <w:sz w:val="18"/>
               </w:rPr>
               <w:t>41</w:t>
             </w:r>
@@ -7605,12 +7905,13 @@
           <w:p>
             <w:pPr>
               <w:keepNext/>
+              <w:spacing w:before="0" w:after="0"/>
             </w:pPr>
             <w:r/>
             <w:r>
               <w:rPr>
                 <w:rFonts w:ascii="Times New Roman" w:hAnsi="Times New Roman" w:cs="Times New Roman" w:eastAsia="Times New Roman"/>
-                <w:sz w:val="20"/>
+                <w:sz w:val="18"/>
               </w:rPr>
               <w:t>Duration</w:t>
             </w:r>
@@ -7621,11 +7922,14 @@
             <w:tcW w:type="dxa" w:w="2154"/>
           </w:tcPr>
           <w:p>
+            <w:pPr>
+              <w:spacing w:before="0" w:after="0"/>
+            </w:pPr>
             <w:r/>
             <w:r>
               <w:rPr>
                 <w:rFonts w:ascii="Times New Roman" w:hAnsi="Times New Roman" w:cs="Times New Roman" w:eastAsia="Times New Roman"/>
-                <w:sz w:val="20"/>
+                <w:sz w:val="18"/>
               </w:rPr>
               <w:t>RandomForest</w:t>
             </w:r>
@@ -7636,11 +7940,14 @@
             <w:tcW w:type="dxa" w:w="1020"/>
           </w:tcPr>
           <w:p>
+            <w:pPr>
+              <w:spacing w:before="0" w:after="0"/>
+            </w:pPr>
             <w:r/>
             <w:r>
               <w:rPr>
                 <w:rFonts w:ascii="Times New Roman" w:hAnsi="Times New Roman" w:cs="Times New Roman" w:eastAsia="Times New Roman"/>
-                <w:sz w:val="20"/>
+                <w:sz w:val="18"/>
               </w:rPr>
               <w:t>61%</w:t>
             </w:r>
@@ -7651,11 +7958,14 @@
             <w:tcW w:type="dxa" w:w="1134"/>
           </w:tcPr>
           <w:p>
+            <w:pPr>
+              <w:spacing w:before="0" w:after="0"/>
+            </w:pPr>
             <w:r/>
             <w:r>
               <w:rPr>
                 <w:rFonts w:ascii="Times New Roman" w:hAnsi="Times New Roman" w:cs="Times New Roman" w:eastAsia="Times New Roman"/>
-                <w:sz w:val="20"/>
+                <w:sz w:val="18"/>
               </w:rPr>
               <w:t>58%</w:t>
             </w:r>
@@ -7666,11 +7976,14 @@
             <w:tcW w:type="dxa" w:w="1247"/>
           </w:tcPr>
           <w:p>
+            <w:pPr>
+              <w:spacing w:before="0" w:after="0"/>
+            </w:pPr>
             <w:r/>
             <w:r>
               <w:rPr>
                 <w:rFonts w:ascii="Times New Roman" w:hAnsi="Times New Roman" w:cs="Times New Roman" w:eastAsia="Times New Roman"/>
-                <w:sz w:val="20"/>
+                <w:sz w:val="18"/>
               </w:rPr>
               <w:t>76%</w:t>
             </w:r>
@@ -7681,11 +7994,14 @@
             <w:tcW w:type="dxa" w:w="1134"/>
           </w:tcPr>
           <w:p>
+            <w:pPr>
+              <w:spacing w:before="0" w:after="0"/>
+            </w:pPr>
             <w:r/>
             <w:r>
               <w:rPr>
                 <w:rFonts w:ascii="Times New Roman" w:hAnsi="Times New Roman" w:cs="Times New Roman" w:eastAsia="Times New Roman"/>
-                <w:sz w:val="20"/>
+                <w:sz w:val="18"/>
               </w:rPr>
               <w:t>42</w:t>
             </w:r>
@@ -7703,12 +8019,13 @@
           <w:p>
             <w:pPr>
               <w:keepNext/>
+              <w:spacing w:before="0" w:after="0"/>
             </w:pPr>
             <w:r/>
             <w:r>
               <w:rPr>
                 <w:rFonts w:ascii="Times New Roman" w:hAnsi="Times New Roman" w:cs="Times New Roman" w:eastAsia="Times New Roman"/>
-                <w:sz w:val="20"/>
+                <w:sz w:val="18"/>
               </w:rPr>
               <w:t>Vibration</w:t>
             </w:r>
@@ -7719,11 +8036,14 @@
             <w:tcW w:type="dxa" w:w="2154"/>
           </w:tcPr>
           <w:p>
+            <w:pPr>
+              <w:spacing w:before="0" w:after="0"/>
+            </w:pPr>
             <w:r/>
             <w:r>
               <w:rPr>
                 <w:rFonts w:ascii="Times New Roman" w:hAnsi="Times New Roman" w:cs="Times New Roman" w:eastAsia="Times New Roman"/>
-                <w:sz w:val="20"/>
+                <w:sz w:val="18"/>
               </w:rPr>
               <w:t>ExtraTrees</w:t>
             </w:r>
@@ -7734,11 +8054,14 @@
             <w:tcW w:type="dxa" w:w="1020"/>
           </w:tcPr>
           <w:p>
+            <w:pPr>
+              <w:spacing w:before="0" w:after="0"/>
+            </w:pPr>
             <w:r/>
             <w:r>
               <w:rPr>
                 <w:rFonts w:ascii="Times New Roman" w:hAnsi="Times New Roman" w:cs="Times New Roman" w:eastAsia="Times New Roman"/>
-                <w:sz w:val="20"/>
+                <w:sz w:val="18"/>
               </w:rPr>
               <w:t>58%</w:t>
             </w:r>
@@ -7749,11 +8072,14 @@
             <w:tcW w:type="dxa" w:w="1134"/>
           </w:tcPr>
           <w:p>
+            <w:pPr>
+              <w:spacing w:before="0" w:after="0"/>
+            </w:pPr>
             <w:r/>
             <w:r>
               <w:rPr>
                 <w:rFonts w:ascii="Times New Roman" w:hAnsi="Times New Roman" w:cs="Times New Roman" w:eastAsia="Times New Roman"/>
-                <w:sz w:val="20"/>
+                <w:sz w:val="18"/>
               </w:rPr>
               <w:t>57%</w:t>
             </w:r>
@@ -7764,11 +8090,14 @@
             <w:tcW w:type="dxa" w:w="1247"/>
           </w:tcPr>
           <w:p>
+            <w:pPr>
+              <w:spacing w:before="0" w:after="0"/>
+            </w:pPr>
             <w:r/>
             <w:r>
               <w:rPr>
                 <w:rFonts w:ascii="Times New Roman" w:hAnsi="Times New Roman" w:cs="Times New Roman" w:eastAsia="Times New Roman"/>
-                <w:sz w:val="20"/>
+                <w:sz w:val="18"/>
               </w:rPr>
               <w:t>72%</w:t>
             </w:r>
@@ -7779,11 +8108,14 @@
             <w:tcW w:type="dxa" w:w="1134"/>
           </w:tcPr>
           <w:p>
+            <w:pPr>
+              <w:spacing w:before="0" w:after="0"/>
+            </w:pPr>
             <w:r/>
             <w:r>
               <w:rPr>
                 <w:rFonts w:ascii="Times New Roman" w:hAnsi="Times New Roman" w:cs="Times New Roman" w:eastAsia="Times New Roman"/>
-                <w:sz w:val="20"/>
+                <w:sz w:val="18"/>
               </w:rPr>
               <w:t>41</w:t>
             </w:r>
@@ -7801,12 +8133,13 @@
           <w:p>
             <w:pPr>
               <w:keepNext/>
+              <w:spacing w:before="0" w:after="0"/>
             </w:pPr>
             <w:r/>
             <w:r>
               <w:rPr>
                 <w:rFonts w:ascii="Times New Roman" w:hAnsi="Times New Roman" w:cs="Times New Roman" w:eastAsia="Times New Roman"/>
-                <w:sz w:val="20"/>
+                <w:sz w:val="18"/>
               </w:rPr>
               <w:t>Contact Stress</w:t>
             </w:r>
@@ -7817,11 +8150,14 @@
             <w:tcW w:type="dxa" w:w="2154"/>
           </w:tcPr>
           <w:p>
+            <w:pPr>
+              <w:spacing w:before="0" w:after="0"/>
+            </w:pPr>
             <w:r/>
             <w:r>
               <w:rPr>
                 <w:rFonts w:ascii="Times New Roman" w:hAnsi="Times New Roman" w:cs="Times New Roman" w:eastAsia="Times New Roman"/>
-                <w:sz w:val="20"/>
+                <w:sz w:val="18"/>
               </w:rPr>
               <w:t>RandomForest</w:t>
             </w:r>
@@ -7832,11 +8168,14 @@
             <w:tcW w:type="dxa" w:w="1020"/>
           </w:tcPr>
           <w:p>
+            <w:pPr>
+              <w:spacing w:before="0" w:after="0"/>
+            </w:pPr>
             <w:r/>
             <w:r>
               <w:rPr>
                 <w:rFonts w:ascii="Times New Roman" w:hAnsi="Times New Roman" w:cs="Times New Roman" w:eastAsia="Times New Roman"/>
-                <w:sz w:val="20"/>
+                <w:sz w:val="18"/>
               </w:rPr>
               <w:t>60%</w:t>
             </w:r>
@@ -7847,11 +8186,14 @@
             <w:tcW w:type="dxa" w:w="1134"/>
           </w:tcPr>
           <w:p>
+            <w:pPr>
+              <w:spacing w:before="0" w:after="0"/>
+            </w:pPr>
             <w:r/>
             <w:r>
               <w:rPr>
                 <w:rFonts w:ascii="Times New Roman" w:hAnsi="Times New Roman" w:cs="Times New Roman" w:eastAsia="Times New Roman"/>
-                <w:sz w:val="20"/>
+                <w:sz w:val="18"/>
               </w:rPr>
               <w:t>59%</w:t>
             </w:r>
@@ -7862,11 +8204,14 @@
             <w:tcW w:type="dxa" w:w="1247"/>
           </w:tcPr>
           <w:p>
+            <w:pPr>
+              <w:spacing w:before="0" w:after="0"/>
+            </w:pPr>
             <w:r/>
             <w:r>
               <w:rPr>
                 <w:rFonts w:ascii="Times New Roman" w:hAnsi="Times New Roman" w:cs="Times New Roman" w:eastAsia="Times New Roman"/>
-                <w:sz w:val="20"/>
+                <w:sz w:val="18"/>
               </w:rPr>
               <w:t>74%</w:t>
             </w:r>
@@ -7877,11 +8222,14 @@
             <w:tcW w:type="dxa" w:w="1134"/>
           </w:tcPr>
           <w:p>
+            <w:pPr>
+              <w:spacing w:before="0" w:after="0"/>
+            </w:pPr>
             <w:r/>
             <w:r>
               <w:rPr>
                 <w:rFonts w:ascii="Times New Roman" w:hAnsi="Times New Roman" w:cs="Times New Roman" w:eastAsia="Times New Roman"/>
-                <w:sz w:val="20"/>
+                <w:sz w:val="18"/>
               </w:rPr>
               <w:t>42</w:t>
             </w:r>
@@ -7899,12 +8247,13 @@
           <w:p>
             <w:pPr>
               <w:keepNext/>
+              <w:spacing w:before="0" w:after="0"/>
             </w:pPr>
             <w:r/>
             <w:r>
               <w:rPr>
                 <w:rFonts w:ascii="Times New Roman" w:hAnsi="Times New Roman" w:cs="Times New Roman" w:eastAsia="Times New Roman"/>
-                <w:sz w:val="20"/>
+                <w:sz w:val="18"/>
               </w:rPr>
               <w:t>Posture</w:t>
             </w:r>
@@ -7915,11 +8264,14 @@
             <w:tcW w:type="dxa" w:w="2154"/>
           </w:tcPr>
           <w:p>
+            <w:pPr>
+              <w:spacing w:before="0" w:after="0"/>
+            </w:pPr>
             <w:r/>
             <w:r>
               <w:rPr>
                 <w:rFonts w:ascii="Times New Roman" w:hAnsi="Times New Roman" w:cs="Times New Roman" w:eastAsia="Times New Roman"/>
-                <w:sz w:val="20"/>
+                <w:sz w:val="18"/>
               </w:rPr>
               <w:t>HistGradientBoosting</w:t>
             </w:r>
@@ -7930,11 +8282,14 @@
             <w:tcW w:type="dxa" w:w="1020"/>
           </w:tcPr>
           <w:p>
+            <w:pPr>
+              <w:spacing w:before="0" w:after="0"/>
+            </w:pPr>
             <w:r/>
             <w:r>
               <w:rPr>
                 <w:rFonts w:ascii="Times New Roman" w:hAnsi="Times New Roman" w:cs="Times New Roman" w:eastAsia="Times New Roman"/>
-                <w:sz w:val="20"/>
+                <w:sz w:val="18"/>
               </w:rPr>
               <w:t>97%</w:t>
             </w:r>
@@ -7945,11 +8300,14 @@
             <w:tcW w:type="dxa" w:w="1134"/>
           </w:tcPr>
           <w:p>
+            <w:pPr>
+              <w:spacing w:before="0" w:after="0"/>
+            </w:pPr>
             <w:r/>
             <w:r>
               <w:rPr>
                 <w:rFonts w:ascii="Times New Roman" w:hAnsi="Times New Roman" w:cs="Times New Roman" w:eastAsia="Times New Roman"/>
-                <w:sz w:val="20"/>
+                <w:sz w:val="18"/>
               </w:rPr>
               <w:t>95%</w:t>
             </w:r>
@@ -7960,11 +8318,14 @@
             <w:tcW w:type="dxa" w:w="1247"/>
           </w:tcPr>
           <w:p>
+            <w:pPr>
+              <w:spacing w:before="0" w:after="0"/>
+            </w:pPr>
             <w:r/>
             <w:r>
               <w:rPr>
                 <w:rFonts w:ascii="Times New Roman" w:hAnsi="Times New Roman" w:cs="Times New Roman" w:eastAsia="Times New Roman"/>
-                <w:sz w:val="20"/>
+                <w:sz w:val="18"/>
               </w:rPr>
               <w:t>98%</w:t>
             </w:r>
@@ -7975,11 +8336,14 @@
             <w:tcW w:type="dxa" w:w="1134"/>
           </w:tcPr>
           <w:p>
+            <w:pPr>
+              <w:spacing w:before="0" w:after="0"/>
+            </w:pPr>
             <w:r/>
             <w:r>
               <w:rPr>
                 <w:rFonts w:ascii="Times New Roman" w:hAnsi="Times New Roman" w:cs="Times New Roman" w:eastAsia="Times New Roman"/>
-                <w:sz w:val="20"/>
+                <w:sz w:val="18"/>
               </w:rPr>
               <w:t>63</w:t>
             </w:r>
@@ -8077,7 +8441,7 @@
               <w:rPr>
                 <w:rFonts w:ascii="Times New Roman" w:hAnsi="Times New Roman" w:cs="Times New Roman" w:eastAsia="Times New Roman"/>
                 <w:b/>
-                <w:sz w:val="20"/>
+                <w:sz w:val="18"/>
               </w:rPr>
               <w:t>Factor</w:t>
             </w:r>
@@ -8094,7 +8458,7 @@
               <w:rPr>
                 <w:rFonts w:ascii="Times New Roman" w:hAnsi="Times New Roman" w:cs="Times New Roman" w:eastAsia="Times New Roman"/>
                 <w:b/>
-                <w:sz w:val="20"/>
+                <w:sz w:val="18"/>
               </w:rPr>
               <w:t>Low</w:t>
             </w:r>
@@ -8111,7 +8475,7 @@
               <w:rPr>
                 <w:rFonts w:ascii="Times New Roman" w:hAnsi="Times New Roman" w:cs="Times New Roman" w:eastAsia="Times New Roman"/>
                 <w:b/>
-                <w:sz w:val="20"/>
+                <w:sz w:val="18"/>
               </w:rPr>
               <w:t>Medium</w:t>
             </w:r>
@@ -8128,7 +8492,7 @@
               <w:rPr>
                 <w:rFonts w:ascii="Times New Roman" w:hAnsi="Times New Roman" w:cs="Times New Roman" w:eastAsia="Times New Roman"/>
                 <w:b/>
-                <w:sz w:val="20"/>
+                <w:sz w:val="18"/>
               </w:rPr>
               <w:t>High</w:t>
             </w:r>
@@ -8146,12 +8510,13 @@
           <w:p>
             <w:pPr>
               <w:keepNext/>
+              <w:spacing w:before="0" w:after="0"/>
             </w:pPr>
             <w:r/>
             <w:r>
               <w:rPr>
                 <w:rFonts w:ascii="Times New Roman" w:hAnsi="Times New Roman" w:cs="Times New Roman" w:eastAsia="Times New Roman"/>
-                <w:sz w:val="20"/>
+                <w:sz w:val="18"/>
               </w:rPr>
               <w:t>Force</w:t>
             </w:r>
@@ -8162,11 +8527,14 @@
             <w:tcW w:type="dxa" w:w="1417"/>
           </w:tcPr>
           <w:p>
+            <w:pPr>
+              <w:spacing w:before="0" w:after="0"/>
+            </w:pPr>
             <w:r/>
             <w:r>
               <w:rPr>
                 <w:rFonts w:ascii="Times New Roman" w:hAnsi="Times New Roman" w:cs="Times New Roman" w:eastAsia="Times New Roman"/>
-                <w:sz w:val="20"/>
+                <w:sz w:val="18"/>
               </w:rPr>
               <w:t>0.798</w:t>
             </w:r>
@@ -8177,11 +8545,14 @@
             <w:tcW w:type="dxa" w:w="1417"/>
           </w:tcPr>
           <w:p>
+            <w:pPr>
+              <w:spacing w:before="0" w:after="0"/>
+            </w:pPr>
             <w:r/>
             <w:r>
               <w:rPr>
                 <w:rFonts w:ascii="Times New Roman" w:hAnsi="Times New Roman" w:cs="Times New Roman" w:eastAsia="Times New Roman"/>
-                <w:sz w:val="20"/>
+                <w:sz w:val="18"/>
               </w:rPr>
               <w:t>0.580</w:t>
             </w:r>
@@ -8192,11 +8563,14 @@
             <w:tcW w:type="dxa" w:w="1417"/>
           </w:tcPr>
           <w:p>
+            <w:pPr>
+              <w:spacing w:before="0" w:after="0"/>
+            </w:pPr>
             <w:r/>
             <w:r>
               <w:rPr>
                 <w:rFonts w:ascii="Times New Roman" w:hAnsi="Times New Roman" w:cs="Times New Roman" w:eastAsia="Times New Roman"/>
-                <w:sz w:val="20"/>
+                <w:sz w:val="18"/>
               </w:rPr>
               <w:t>0.760</w:t>
             </w:r>
@@ -8214,12 +8588,13 @@
           <w:p>
             <w:pPr>
               <w:keepNext/>
+              <w:spacing w:before="0" w:after="0"/>
             </w:pPr>
             <w:r/>
             <w:r>
               <w:rPr>
                 <w:rFonts w:ascii="Times New Roman" w:hAnsi="Times New Roman" w:cs="Times New Roman" w:eastAsia="Times New Roman"/>
-                <w:sz w:val="20"/>
+                <w:sz w:val="18"/>
               </w:rPr>
               <w:t>Repetition</w:t>
             </w:r>
@@ -8230,11 +8605,14 @@
             <w:tcW w:type="dxa" w:w="1417"/>
           </w:tcPr>
           <w:p>
+            <w:pPr>
+              <w:spacing w:before="0" w:after="0"/>
+            </w:pPr>
             <w:r/>
             <w:r>
               <w:rPr>
                 <w:rFonts w:ascii="Times New Roman" w:hAnsi="Times New Roman" w:cs="Times New Roman" w:eastAsia="Times New Roman"/>
-                <w:sz w:val="20"/>
+                <w:sz w:val="18"/>
               </w:rPr>
               <w:t>0.745</w:t>
             </w:r>
@@ -8245,11 +8623,14 @@
             <w:tcW w:type="dxa" w:w="1417"/>
           </w:tcPr>
           <w:p>
+            <w:pPr>
+              <w:spacing w:before="0" w:after="0"/>
+            </w:pPr>
             <w:r/>
             <w:r>
               <w:rPr>
                 <w:rFonts w:ascii="Times New Roman" w:hAnsi="Times New Roman" w:cs="Times New Roman" w:eastAsia="Times New Roman"/>
-                <w:sz w:val="20"/>
+                <w:sz w:val="18"/>
               </w:rPr>
               <w:t>0.669</w:t>
             </w:r>
@@ -8260,11 +8641,14 @@
             <w:tcW w:type="dxa" w:w="1417"/>
           </w:tcPr>
           <w:p>
+            <w:pPr>
+              <w:spacing w:before="0" w:after="0"/>
+            </w:pPr>
             <w:r/>
             <w:r>
               <w:rPr>
                 <w:rFonts w:ascii="Times New Roman" w:hAnsi="Times New Roman" w:cs="Times New Roman" w:eastAsia="Times New Roman"/>
-                <w:sz w:val="20"/>
+                <w:sz w:val="18"/>
               </w:rPr>
               <w:t>0.782</w:t>
             </w:r>
@@ -8282,12 +8666,13 @@
           <w:p>
             <w:pPr>
               <w:keepNext/>
+              <w:spacing w:before="0" w:after="0"/>
             </w:pPr>
             <w:r/>
             <w:r>
               <w:rPr>
                 <w:rFonts w:ascii="Times New Roman" w:hAnsi="Times New Roman" w:cs="Times New Roman" w:eastAsia="Times New Roman"/>
-                <w:sz w:val="20"/>
+                <w:sz w:val="18"/>
               </w:rPr>
               <w:t>Duration</w:t>
             </w:r>
@@ -8298,11 +8683,14 @@
             <w:tcW w:type="dxa" w:w="1417"/>
           </w:tcPr>
           <w:p>
+            <w:pPr>
+              <w:spacing w:before="0" w:after="0"/>
+            </w:pPr>
             <w:r/>
             <w:r>
               <w:rPr>
                 <w:rFonts w:ascii="Times New Roman" w:hAnsi="Times New Roman" w:cs="Times New Roman" w:eastAsia="Times New Roman"/>
-                <w:sz w:val="20"/>
+                <w:sz w:val="18"/>
               </w:rPr>
               <w:t>0.822</w:t>
             </w:r>
@@ -8313,11 +8701,14 @@
             <w:tcW w:type="dxa" w:w="1417"/>
           </w:tcPr>
           <w:p>
+            <w:pPr>
+              <w:spacing w:before="0" w:after="0"/>
+            </w:pPr>
             <w:r/>
             <w:r>
               <w:rPr>
                 <w:rFonts w:ascii="Times New Roman" w:hAnsi="Times New Roman" w:cs="Times New Roman" w:eastAsia="Times New Roman"/>
-                <w:sz w:val="20"/>
+                <w:sz w:val="18"/>
               </w:rPr>
               <w:t>0.649</w:t>
             </w:r>
@@ -8328,11 +8719,14 @@
             <w:tcW w:type="dxa" w:w="1417"/>
           </w:tcPr>
           <w:p>
+            <w:pPr>
+              <w:spacing w:before="0" w:after="0"/>
+            </w:pPr>
             <w:r/>
             <w:r>
               <w:rPr>
                 <w:rFonts w:ascii="Times New Roman" w:hAnsi="Times New Roman" w:cs="Times New Roman" w:eastAsia="Times New Roman"/>
-                <w:sz w:val="20"/>
+                <w:sz w:val="18"/>
               </w:rPr>
               <w:t>0.797</w:t>
             </w:r>
@@ -8350,12 +8744,13 @@
           <w:p>
             <w:pPr>
               <w:keepNext/>
+              <w:spacing w:before="0" w:after="0"/>
             </w:pPr>
             <w:r/>
             <w:r>
               <w:rPr>
                 <w:rFonts w:ascii="Times New Roman" w:hAnsi="Times New Roman" w:cs="Times New Roman" w:eastAsia="Times New Roman"/>
-                <w:sz w:val="20"/>
+                <w:sz w:val="18"/>
               </w:rPr>
               <w:t>Vibration</w:t>
             </w:r>
@@ -8366,11 +8761,14 @@
             <w:tcW w:type="dxa" w:w="1417"/>
           </w:tcPr>
           <w:p>
+            <w:pPr>
+              <w:spacing w:before="0" w:after="0"/>
+            </w:pPr>
             <w:r/>
             <w:r>
               <w:rPr>
                 <w:rFonts w:ascii="Times New Roman" w:hAnsi="Times New Roman" w:cs="Times New Roman" w:eastAsia="Times New Roman"/>
-                <w:sz w:val="20"/>
+                <w:sz w:val="18"/>
               </w:rPr>
               <w:t>0.775</w:t>
             </w:r>
@@ -8381,11 +8779,14 @@
             <w:tcW w:type="dxa" w:w="1417"/>
           </w:tcPr>
           <w:p>
+            <w:pPr>
+              <w:spacing w:before="0" w:after="0"/>
+            </w:pPr>
             <w:r/>
             <w:r>
               <w:rPr>
                 <w:rFonts w:ascii="Times New Roman" w:hAnsi="Times New Roman" w:cs="Times New Roman" w:eastAsia="Times New Roman"/>
-                <w:sz w:val="20"/>
+                <w:sz w:val="18"/>
               </w:rPr>
               <w:t>0.615</w:t>
             </w:r>
@@ -8396,11 +8797,14 @@
             <w:tcW w:type="dxa" w:w="1417"/>
           </w:tcPr>
           <w:p>
+            <w:pPr>
+              <w:spacing w:before="0" w:after="0"/>
+            </w:pPr>
             <w:r/>
             <w:r>
               <w:rPr>
                 <w:rFonts w:ascii="Times New Roman" w:hAnsi="Times New Roman" w:cs="Times New Roman" w:eastAsia="Times New Roman"/>
-                <w:sz w:val="20"/>
+                <w:sz w:val="18"/>
               </w:rPr>
               <w:t>0.779</w:t>
             </w:r>
@@ -8418,12 +8822,13 @@
           <w:p>
             <w:pPr>
               <w:keepNext/>
+              <w:spacing w:before="0" w:after="0"/>
             </w:pPr>
             <w:r/>
             <w:r>
               <w:rPr>
                 <w:rFonts w:ascii="Times New Roman" w:hAnsi="Times New Roman" w:cs="Times New Roman" w:eastAsia="Times New Roman"/>
-                <w:sz w:val="20"/>
+                <w:sz w:val="18"/>
               </w:rPr>
               <w:t>Contact Stress</w:t>
             </w:r>
@@ -8434,11 +8839,14 @@
             <w:tcW w:type="dxa" w:w="1417"/>
           </w:tcPr>
           <w:p>
+            <w:pPr>
+              <w:spacing w:before="0" w:after="0"/>
+            </w:pPr>
             <w:r/>
             <w:r>
               <w:rPr>
                 <w:rFonts w:ascii="Times New Roman" w:hAnsi="Times New Roman" w:cs="Times New Roman" w:eastAsia="Times New Roman"/>
-                <w:sz w:val="20"/>
+                <w:sz w:val="18"/>
               </w:rPr>
               <w:t>0.763</w:t>
             </w:r>
@@ -8449,11 +8857,14 @@
             <w:tcW w:type="dxa" w:w="1417"/>
           </w:tcPr>
           <w:p>
+            <w:pPr>
+              <w:spacing w:before="0" w:after="0"/>
+            </w:pPr>
             <w:r/>
             <w:r>
               <w:rPr>
                 <w:rFonts w:ascii="Times New Roman" w:hAnsi="Times New Roman" w:cs="Times New Roman" w:eastAsia="Times New Roman"/>
-                <w:sz w:val="20"/>
+                <w:sz w:val="18"/>
               </w:rPr>
               <w:t>0.651</w:t>
             </w:r>
@@ -8464,11 +8875,14 @@
             <w:tcW w:type="dxa" w:w="1417"/>
           </w:tcPr>
           <w:p>
+            <w:pPr>
+              <w:spacing w:before="0" w:after="0"/>
+            </w:pPr>
             <w:r/>
             <w:r>
               <w:rPr>
                 <w:rFonts w:ascii="Times New Roman" w:hAnsi="Times New Roman" w:cs="Times New Roman" w:eastAsia="Times New Roman"/>
-                <w:sz w:val="20"/>
+                <w:sz w:val="18"/>
               </w:rPr>
               <w:t>0.791</w:t>
             </w:r>
@@ -8486,12 +8900,13 @@
           <w:p>
             <w:pPr>
               <w:keepNext/>
+              <w:spacing w:before="0" w:after="0"/>
             </w:pPr>
             <w:r/>
             <w:r>
               <w:rPr>
                 <w:rFonts w:ascii="Times New Roman" w:hAnsi="Times New Roman" w:cs="Times New Roman" w:eastAsia="Times New Roman"/>
-                <w:sz w:val="20"/>
+                <w:sz w:val="18"/>
               </w:rPr>
               <w:t>Posture</w:t>
             </w:r>
@@ -8502,11 +8917,14 @@
             <w:tcW w:type="dxa" w:w="1417"/>
           </w:tcPr>
           <w:p>
+            <w:pPr>
+              <w:spacing w:before="0" w:after="0"/>
+            </w:pPr>
             <w:r/>
             <w:r>
               <w:rPr>
                 <w:rFonts w:ascii="Times New Roman" w:hAnsi="Times New Roman" w:cs="Times New Roman" w:eastAsia="Times New Roman"/>
-                <w:sz w:val="20"/>
+                <w:sz w:val="18"/>
               </w:rPr>
               <w:t>-</w:t>
             </w:r>
@@ -8517,11 +8935,14 @@
             <w:tcW w:type="dxa" w:w="1417"/>
           </w:tcPr>
           <w:p>
+            <w:pPr>
+              <w:spacing w:before="0" w:after="0"/>
+            </w:pPr>
             <w:r/>
             <w:r>
               <w:rPr>
                 <w:rFonts w:ascii="Times New Roman" w:hAnsi="Times New Roman" w:cs="Times New Roman" w:eastAsia="Times New Roman"/>
-                <w:sz w:val="20"/>
+                <w:sz w:val="18"/>
               </w:rPr>
               <w:t>-</w:t>
             </w:r>
@@ -8532,11 +8953,14 @@
             <w:tcW w:type="dxa" w:w="1417"/>
           </w:tcPr>
           <w:p>
+            <w:pPr>
+              <w:spacing w:before="0" w:after="0"/>
+            </w:pPr>
             <w:r/>
             <w:r>
               <w:rPr>
                 <w:rFonts w:ascii="Times New Roman" w:hAnsi="Times New Roman" w:cs="Times New Roman" w:eastAsia="Times New Roman"/>
-                <w:sz w:val="20"/>
+                <w:sz w:val="18"/>
               </w:rPr>
               <w:t>0.984</w:t>
             </w:r>
@@ -8607,7 +9031,7 @@
     </w:p>
     <w:p>
       <w:pPr>
-        <w:spacing w:before="0" w:after="120"/>
+        <w:spacing w:before="0" w:after="60"/>
         <w:jc w:val="center"/>
       </w:pPr>
       <w:r>
@@ -8661,7 +9085,7 @@
     </w:p>
     <w:p>
       <w:pPr>
-        <w:spacing w:before="0" w:after="120"/>
+        <w:spacing w:before="0" w:after="60"/>
         <w:jc w:val="center"/>
       </w:pPr>
       <w:r>
@@ -8719,7 +9143,7 @@
               <w:rPr>
                 <w:rFonts w:ascii="Times New Roman" w:hAnsi="Times New Roman" w:cs="Times New Roman" w:eastAsia="Times New Roman"/>
                 <w:b/>
-                <w:sz w:val="20"/>
+                <w:sz w:val="18"/>
               </w:rPr>
               <w:t>Factor</w:t>
             </w:r>
@@ -8736,7 +9160,7 @@
               <w:rPr>
                 <w:rFonts w:ascii="Times New Roman" w:hAnsi="Times New Roman" w:cs="Times New Roman" w:eastAsia="Times New Roman"/>
                 <w:b/>
-                <w:sz w:val="20"/>
+                <w:sz w:val="18"/>
               </w:rPr>
               <w:t>Class</w:t>
             </w:r>
@@ -8753,7 +9177,7 @@
               <w:rPr>
                 <w:rFonts w:ascii="Times New Roman" w:hAnsi="Times New Roman" w:cs="Times New Roman" w:eastAsia="Times New Roman"/>
                 <w:b/>
-                <w:sz w:val="20"/>
+                <w:sz w:val="18"/>
               </w:rPr>
               <w:t>Precision</w:t>
             </w:r>
@@ -8770,7 +9194,7 @@
               <w:rPr>
                 <w:rFonts w:ascii="Times New Roman" w:hAnsi="Times New Roman" w:cs="Times New Roman" w:eastAsia="Times New Roman"/>
                 <w:b/>
-                <w:sz w:val="20"/>
+                <w:sz w:val="18"/>
               </w:rPr>
               <w:t>Recall</w:t>
             </w:r>
@@ -8787,7 +9211,7 @@
               <w:rPr>
                 <w:rFonts w:ascii="Times New Roman" w:hAnsi="Times New Roman" w:cs="Times New Roman" w:eastAsia="Times New Roman"/>
                 <w:b/>
-                <w:sz w:val="20"/>
+                <w:sz w:val="18"/>
               </w:rPr>
               <w:t>F1</w:t>
             </w:r>
@@ -8804,7 +9228,7 @@
               <w:rPr>
                 <w:rFonts w:ascii="Times New Roman" w:hAnsi="Times New Roman" w:cs="Times New Roman" w:eastAsia="Times New Roman"/>
                 <w:b/>
-                <w:sz w:val="20"/>
+                <w:sz w:val="18"/>
               </w:rPr>
               <w:t>Support</w:t>
             </w:r>
@@ -8822,12 +9246,13 @@
           <w:p>
             <w:pPr>
               <w:keepNext/>
+              <w:spacing w:before="0" w:after="0"/>
             </w:pPr>
             <w:r/>
             <w:r>
               <w:rPr>
                 <w:rFonts w:ascii="Times New Roman" w:hAnsi="Times New Roman" w:cs="Times New Roman" w:eastAsia="Times New Roman"/>
-                <w:sz w:val="20"/>
+                <w:sz w:val="18"/>
               </w:rPr>
               <w:t>Force</w:t>
             </w:r>
@@ -8838,11 +9263,14 @@
             <w:tcW w:type="dxa" w:w="1134"/>
           </w:tcPr>
           <w:p>
+            <w:pPr>
+              <w:spacing w:before="0" w:after="0"/>
+            </w:pPr>
             <w:r/>
             <w:r>
               <w:rPr>
                 <w:rFonts w:ascii="Times New Roman" w:hAnsi="Times New Roman" w:cs="Times New Roman" w:eastAsia="Times New Roman"/>
-                <w:sz w:val="20"/>
+                <w:sz w:val="18"/>
               </w:rPr>
               <w:t>Low</w:t>
             </w:r>
@@ -8853,11 +9281,14 @@
             <w:tcW w:type="dxa" w:w="1417"/>
           </w:tcPr>
           <w:p>
+            <w:pPr>
+              <w:spacing w:before="0" w:after="0"/>
+            </w:pPr>
             <w:r/>
             <w:r>
               <w:rPr>
                 <w:rFonts w:ascii="Times New Roman" w:hAnsi="Times New Roman" w:cs="Times New Roman" w:eastAsia="Times New Roman"/>
-                <w:sz w:val="20"/>
+                <w:sz w:val="18"/>
               </w:rPr>
               <w:t>0.734</w:t>
             </w:r>
@@ -8868,11 +9299,14 @@
             <w:tcW w:type="dxa" w:w="1247"/>
           </w:tcPr>
           <w:p>
+            <w:pPr>
+              <w:spacing w:before="0" w:after="0"/>
+            </w:pPr>
             <w:r/>
             <w:r>
               <w:rPr>
                 <w:rFonts w:ascii="Times New Roman" w:hAnsi="Times New Roman" w:cs="Times New Roman" w:eastAsia="Times New Roman"/>
-                <w:sz w:val="20"/>
+                <w:sz w:val="18"/>
               </w:rPr>
               <w:t>0.767</w:t>
             </w:r>
@@ -8883,11 +9317,14 @@
             <w:tcW w:type="dxa" w:w="1134"/>
           </w:tcPr>
           <w:p>
+            <w:pPr>
+              <w:spacing w:before="0" w:after="0"/>
+            </w:pPr>
             <w:r/>
             <w:r>
               <w:rPr>
                 <w:rFonts w:ascii="Times New Roman" w:hAnsi="Times New Roman" w:cs="Times New Roman" w:eastAsia="Times New Roman"/>
-                <w:sz w:val="20"/>
+                <w:sz w:val="18"/>
               </w:rPr>
               <w:t>0.750</w:t>
             </w:r>
@@ -8898,11 +9335,14 @@
             <w:tcW w:type="dxa" w:w="1134"/>
           </w:tcPr>
           <w:p>
+            <w:pPr>
+              <w:spacing w:before="0" w:after="0"/>
+            </w:pPr>
             <w:r/>
             <w:r>
               <w:rPr>
                 <w:rFonts w:ascii="Times New Roman" w:hAnsi="Times New Roman" w:cs="Times New Roman" w:eastAsia="Times New Roman"/>
-                <w:sz w:val="20"/>
+                <w:sz w:val="18"/>
               </w:rPr>
               <w:t>90</w:t>
             </w:r>
@@ -8920,12 +9360,13 @@
           <w:p>
             <w:pPr>
               <w:keepNext/>
+              <w:spacing w:before="0" w:after="0"/>
             </w:pPr>
             <w:r/>
             <w:r>
               <w:rPr>
                 <w:rFonts w:ascii="Times New Roman" w:hAnsi="Times New Roman" w:cs="Times New Roman" w:eastAsia="Times New Roman"/>
-                <w:sz w:val="20"/>
+                <w:sz w:val="18"/>
               </w:rPr>
               <w:t>Force</w:t>
             </w:r>
@@ -8936,11 +9377,14 @@
             <w:tcW w:type="dxa" w:w="1134"/>
           </w:tcPr>
           <w:p>
+            <w:pPr>
+              <w:spacing w:before="0" w:after="0"/>
+            </w:pPr>
             <w:r/>
             <w:r>
               <w:rPr>
                 <w:rFonts w:ascii="Times New Roman" w:hAnsi="Times New Roman" w:cs="Times New Roman" w:eastAsia="Times New Roman"/>
-                <w:sz w:val="20"/>
+                <w:sz w:val="18"/>
               </w:rPr>
               <w:t>Medium</w:t>
             </w:r>
@@ -8951,11 +9395,14 @@
             <w:tcW w:type="dxa" w:w="1417"/>
           </w:tcPr>
           <w:p>
+            <w:pPr>
+              <w:spacing w:before="0" w:after="0"/>
+            </w:pPr>
             <w:r/>
             <w:r>
               <w:rPr>
                 <w:rFonts w:ascii="Times New Roman" w:hAnsi="Times New Roman" w:cs="Times New Roman" w:eastAsia="Times New Roman"/>
-                <w:sz w:val="20"/>
+                <w:sz w:val="18"/>
               </w:rPr>
               <w:t>0.490</w:t>
             </w:r>
@@ -8966,11 +9413,14 @@
             <w:tcW w:type="dxa" w:w="1247"/>
           </w:tcPr>
           <w:p>
+            <w:pPr>
+              <w:spacing w:before="0" w:after="0"/>
+            </w:pPr>
             <w:r/>
             <w:r>
               <w:rPr>
                 <w:rFonts w:ascii="Times New Roman" w:hAnsi="Times New Roman" w:cs="Times New Roman" w:eastAsia="Times New Roman"/>
-                <w:sz w:val="20"/>
+                <w:sz w:val="18"/>
               </w:rPr>
               <w:t>0.421</w:t>
             </w:r>
@@ -8981,11 +9431,14 @@
             <w:tcW w:type="dxa" w:w="1134"/>
           </w:tcPr>
           <w:p>
+            <w:pPr>
+              <w:spacing w:before="0" w:after="0"/>
+            </w:pPr>
             <w:r/>
             <w:r>
               <w:rPr>
                 <w:rFonts w:ascii="Times New Roman" w:hAnsi="Times New Roman" w:cs="Times New Roman" w:eastAsia="Times New Roman"/>
-                <w:sz w:val="20"/>
+                <w:sz w:val="18"/>
               </w:rPr>
               <w:t>0.453</w:t>
             </w:r>
@@ -8996,11 +9449,14 @@
             <w:tcW w:type="dxa" w:w="1134"/>
           </w:tcPr>
           <w:p>
+            <w:pPr>
+              <w:spacing w:before="0" w:after="0"/>
+            </w:pPr>
             <w:r/>
             <w:r>
               <w:rPr>
                 <w:rFonts w:ascii="Times New Roman" w:hAnsi="Times New Roman" w:cs="Times New Roman" w:eastAsia="Times New Roman"/>
-                <w:sz w:val="20"/>
+                <w:sz w:val="18"/>
               </w:rPr>
               <w:t>57</w:t>
             </w:r>
@@ -9018,12 +9474,13 @@
           <w:p>
             <w:pPr>
               <w:keepNext/>
+              <w:spacing w:before="0" w:after="0"/>
             </w:pPr>
             <w:r/>
             <w:r>
               <w:rPr>
                 <w:rFonts w:ascii="Times New Roman" w:hAnsi="Times New Roman" w:cs="Times New Roman" w:eastAsia="Times New Roman"/>
-                <w:sz w:val="20"/>
+                <w:sz w:val="18"/>
               </w:rPr>
               <w:t>Force</w:t>
             </w:r>
@@ -9034,11 +9491,14 @@
             <w:tcW w:type="dxa" w:w="1134"/>
           </w:tcPr>
           <w:p>
+            <w:pPr>
+              <w:spacing w:before="0" w:after="0"/>
+            </w:pPr>
             <w:r/>
             <w:r>
               <w:rPr>
                 <w:rFonts w:ascii="Times New Roman" w:hAnsi="Times New Roman" w:cs="Times New Roman" w:eastAsia="Times New Roman"/>
-                <w:sz w:val="20"/>
+                <w:sz w:val="18"/>
               </w:rPr>
               <w:t>High</w:t>
             </w:r>
@@ -9049,11 +9509,14 @@
             <w:tcW w:type="dxa" w:w="1417"/>
           </w:tcPr>
           <w:p>
+            <w:pPr>
+              <w:spacing w:before="0" w:after="0"/>
+            </w:pPr>
             <w:r/>
             <w:r>
               <w:rPr>
                 <w:rFonts w:ascii="Times New Roman" w:hAnsi="Times New Roman" w:cs="Times New Roman" w:eastAsia="Times New Roman"/>
-                <w:sz w:val="20"/>
+                <w:sz w:val="18"/>
               </w:rPr>
               <w:t>0.487</w:t>
             </w:r>
@@ -9064,11 +9527,14 @@
             <w:tcW w:type="dxa" w:w="1247"/>
           </w:tcPr>
           <w:p>
+            <w:pPr>
+              <w:spacing w:before="0" w:after="0"/>
+            </w:pPr>
             <w:r/>
             <w:r>
               <w:rPr>
                 <w:rFonts w:ascii="Times New Roman" w:hAnsi="Times New Roman" w:cs="Times New Roman" w:eastAsia="Times New Roman"/>
-                <w:sz w:val="20"/>
+                <w:sz w:val="18"/>
               </w:rPr>
               <w:t>0.543</w:t>
             </w:r>
@@ -9079,11 +9545,14 @@
             <w:tcW w:type="dxa" w:w="1134"/>
           </w:tcPr>
           <w:p>
+            <w:pPr>
+              <w:spacing w:before="0" w:after="0"/>
+            </w:pPr>
             <w:r/>
             <w:r>
               <w:rPr>
                 <w:rFonts w:ascii="Times New Roman" w:hAnsi="Times New Roman" w:cs="Times New Roman" w:eastAsia="Times New Roman"/>
-                <w:sz w:val="20"/>
+                <w:sz w:val="18"/>
               </w:rPr>
               <w:t>0.514</w:t>
             </w:r>
@@ -9094,11 +9563,14 @@
             <w:tcW w:type="dxa" w:w="1134"/>
           </w:tcPr>
           <w:p>
+            <w:pPr>
+              <w:spacing w:before="0" w:after="0"/>
+            </w:pPr>
             <w:r/>
             <w:r>
               <w:rPr>
                 <w:rFonts w:ascii="Times New Roman" w:hAnsi="Times New Roman" w:cs="Times New Roman" w:eastAsia="Times New Roman"/>
-                <w:sz w:val="20"/>
+                <w:sz w:val="18"/>
               </w:rPr>
               <w:t>35</w:t>
             </w:r>
@@ -9116,12 +9588,13 @@
           <w:p>
             <w:pPr>
               <w:keepNext/>
+              <w:spacing w:before="0" w:after="0"/>
             </w:pPr>
             <w:r/>
             <w:r>
               <w:rPr>
                 <w:rFonts w:ascii="Times New Roman" w:hAnsi="Times New Roman" w:cs="Times New Roman" w:eastAsia="Times New Roman"/>
-                <w:sz w:val="20"/>
+                <w:sz w:val="18"/>
               </w:rPr>
               <w:t>Repetition</w:t>
             </w:r>
@@ -9132,11 +9605,14 @@
             <w:tcW w:type="dxa" w:w="1134"/>
           </w:tcPr>
           <w:p>
+            <w:pPr>
+              <w:spacing w:before="0" w:after="0"/>
+            </w:pPr>
             <w:r/>
             <w:r>
               <w:rPr>
                 <w:rFonts w:ascii="Times New Roman" w:hAnsi="Times New Roman" w:cs="Times New Roman" w:eastAsia="Times New Roman"/>
-                <w:sz w:val="20"/>
+                <w:sz w:val="18"/>
               </w:rPr>
               <w:t>Low</w:t>
             </w:r>
@@ -9147,11 +9623,14 @@
             <w:tcW w:type="dxa" w:w="1417"/>
           </w:tcPr>
           <w:p>
+            <w:pPr>
+              <w:spacing w:before="0" w:after="0"/>
+            </w:pPr>
             <w:r/>
             <w:r>
               <w:rPr>
                 <w:rFonts w:ascii="Times New Roman" w:hAnsi="Times New Roman" w:cs="Times New Roman" w:eastAsia="Times New Roman"/>
-                <w:sz w:val="20"/>
+                <w:sz w:val="18"/>
               </w:rPr>
               <w:t>0.562</w:t>
             </w:r>
@@ -9162,11 +9641,14 @@
             <w:tcW w:type="dxa" w:w="1247"/>
           </w:tcPr>
           <w:p>
+            <w:pPr>
+              <w:spacing w:before="0" w:after="0"/>
+            </w:pPr>
             <w:r/>
             <w:r>
               <w:rPr>
                 <w:rFonts w:ascii="Times New Roman" w:hAnsi="Times New Roman" w:cs="Times New Roman" w:eastAsia="Times New Roman"/>
-                <w:sz w:val="20"/>
+                <w:sz w:val="18"/>
               </w:rPr>
               <w:t>0.346</w:t>
             </w:r>
@@ -9177,11 +9659,14 @@
             <w:tcW w:type="dxa" w:w="1134"/>
           </w:tcPr>
           <w:p>
+            <w:pPr>
+              <w:spacing w:before="0" w:after="0"/>
+            </w:pPr>
             <w:r/>
             <w:r>
               <w:rPr>
                 <w:rFonts w:ascii="Times New Roman" w:hAnsi="Times New Roman" w:cs="Times New Roman" w:eastAsia="Times New Roman"/>
-                <w:sz w:val="20"/>
+                <w:sz w:val="18"/>
               </w:rPr>
               <w:t>0.429</w:t>
             </w:r>
@@ -9192,11 +9677,14 @@
             <w:tcW w:type="dxa" w:w="1134"/>
           </w:tcPr>
           <w:p>
+            <w:pPr>
+              <w:spacing w:before="0" w:after="0"/>
+            </w:pPr>
             <w:r/>
             <w:r>
               <w:rPr>
                 <w:rFonts w:ascii="Times New Roman" w:hAnsi="Times New Roman" w:cs="Times New Roman" w:eastAsia="Times New Roman"/>
-                <w:sz w:val="20"/>
+                <w:sz w:val="18"/>
               </w:rPr>
               <w:t>26</w:t>
             </w:r>
@@ -9214,12 +9702,13 @@
           <w:p>
             <w:pPr>
               <w:keepNext/>
+              <w:spacing w:before="0" w:after="0"/>
             </w:pPr>
             <w:r/>
             <w:r>
               <w:rPr>
                 <w:rFonts w:ascii="Times New Roman" w:hAnsi="Times New Roman" w:cs="Times New Roman" w:eastAsia="Times New Roman"/>
-                <w:sz w:val="20"/>
+                <w:sz w:val="18"/>
               </w:rPr>
               <w:t>Repetition</w:t>
             </w:r>
@@ -9230,11 +9719,14 @@
             <w:tcW w:type="dxa" w:w="1134"/>
           </w:tcPr>
           <w:p>
+            <w:pPr>
+              <w:spacing w:before="0" w:after="0"/>
+            </w:pPr>
             <w:r/>
             <w:r>
               <w:rPr>
                 <w:rFonts w:ascii="Times New Roman" w:hAnsi="Times New Roman" w:cs="Times New Roman" w:eastAsia="Times New Roman"/>
-                <w:sz w:val="20"/>
+                <w:sz w:val="18"/>
               </w:rPr>
               <w:t>Medium</w:t>
             </w:r>
@@ -9245,11 +9737,14 @@
             <w:tcW w:type="dxa" w:w="1417"/>
           </w:tcPr>
           <w:p>
+            <w:pPr>
+              <w:spacing w:before="0" w:after="0"/>
+            </w:pPr>
             <w:r/>
             <w:r>
               <w:rPr>
                 <w:rFonts w:ascii="Times New Roman" w:hAnsi="Times New Roman" w:cs="Times New Roman" w:eastAsia="Times New Roman"/>
-                <w:sz w:val="20"/>
+                <w:sz w:val="18"/>
               </w:rPr>
               <w:t>0.593</w:t>
             </w:r>
@@ -9260,11 +9755,14 @@
             <w:tcW w:type="dxa" w:w="1247"/>
           </w:tcPr>
           <w:p>
+            <w:pPr>
+              <w:spacing w:before="0" w:after="0"/>
+            </w:pPr>
             <w:r/>
             <w:r>
               <w:rPr>
                 <w:rFonts w:ascii="Times New Roman" w:hAnsi="Times New Roman" w:cs="Times New Roman" w:eastAsia="Times New Roman"/>
-                <w:sz w:val="20"/>
+                <w:sz w:val="18"/>
               </w:rPr>
               <w:t>0.622</w:t>
             </w:r>
@@ -9275,11 +9773,14 @@
             <w:tcW w:type="dxa" w:w="1134"/>
           </w:tcPr>
           <w:p>
+            <w:pPr>
+              <w:spacing w:before="0" w:after="0"/>
+            </w:pPr>
             <w:r/>
             <w:r>
               <w:rPr>
                 <w:rFonts w:ascii="Times New Roman" w:hAnsi="Times New Roman" w:cs="Times New Roman" w:eastAsia="Times New Roman"/>
-                <w:sz w:val="20"/>
+                <w:sz w:val="18"/>
               </w:rPr>
               <w:t>0.607</w:t>
             </w:r>
@@ -9290,11 +9791,14 @@
             <w:tcW w:type="dxa" w:w="1134"/>
           </w:tcPr>
           <w:p>
+            <w:pPr>
+              <w:spacing w:before="0" w:after="0"/>
+            </w:pPr>
             <w:r/>
             <w:r>
               <w:rPr>
                 <w:rFonts w:ascii="Times New Roman" w:hAnsi="Times New Roman" w:cs="Times New Roman" w:eastAsia="Times New Roman"/>
-                <w:sz w:val="20"/>
+                <w:sz w:val="18"/>
               </w:rPr>
               <w:t>82</w:t>
             </w:r>
@@ -9312,12 +9816,13 @@
           <w:p>
             <w:pPr>
               <w:keepNext/>
+              <w:spacing w:before="0" w:after="0"/>
             </w:pPr>
             <w:r/>
             <w:r>
               <w:rPr>
                 <w:rFonts w:ascii="Times New Roman" w:hAnsi="Times New Roman" w:cs="Times New Roman" w:eastAsia="Times New Roman"/>
-                <w:sz w:val="20"/>
+                <w:sz w:val="18"/>
               </w:rPr>
               <w:t>Repetition</w:t>
             </w:r>
@@ -9328,11 +9833,14 @@
             <w:tcW w:type="dxa" w:w="1134"/>
           </w:tcPr>
           <w:p>
+            <w:pPr>
+              <w:spacing w:before="0" w:after="0"/>
+            </w:pPr>
             <w:r/>
             <w:r>
               <w:rPr>
                 <w:rFonts w:ascii="Times New Roman" w:hAnsi="Times New Roman" w:cs="Times New Roman" w:eastAsia="Times New Roman"/>
-                <w:sz w:val="20"/>
+                <w:sz w:val="18"/>
               </w:rPr>
               <w:t>High</w:t>
             </w:r>
@@ -9343,11 +9851,14 @@
             <w:tcW w:type="dxa" w:w="1417"/>
           </w:tcPr>
           <w:p>
+            <w:pPr>
+              <w:spacing w:before="0" w:after="0"/>
+            </w:pPr>
             <w:r/>
             <w:r>
               <w:rPr>
                 <w:rFonts w:ascii="Times New Roman" w:hAnsi="Times New Roman" w:cs="Times New Roman" w:eastAsia="Times New Roman"/>
-                <w:sz w:val="20"/>
+                <w:sz w:val="18"/>
               </w:rPr>
               <w:t>0.650</w:t>
             </w:r>
@@ -9358,11 +9869,14 @@
             <w:tcW w:type="dxa" w:w="1247"/>
           </w:tcPr>
           <w:p>
+            <w:pPr>
+              <w:spacing w:before="0" w:after="0"/>
+            </w:pPr>
             <w:r/>
             <w:r>
               <w:rPr>
                 <w:rFonts w:ascii="Times New Roman" w:hAnsi="Times New Roman" w:cs="Times New Roman" w:eastAsia="Times New Roman"/>
-                <w:sz w:val="20"/>
+                <w:sz w:val="18"/>
               </w:rPr>
               <w:t>0.703</w:t>
             </w:r>
@@ -9373,11 +9887,14 @@
             <w:tcW w:type="dxa" w:w="1134"/>
           </w:tcPr>
           <w:p>
+            <w:pPr>
+              <w:spacing w:before="0" w:after="0"/>
+            </w:pPr>
             <w:r/>
             <w:r>
               <w:rPr>
                 <w:rFonts w:ascii="Times New Roman" w:hAnsi="Times New Roman" w:cs="Times New Roman" w:eastAsia="Times New Roman"/>
-                <w:sz w:val="20"/>
+                <w:sz w:val="18"/>
               </w:rPr>
               <w:t>0.675</w:t>
             </w:r>
@@ -9388,11 +9905,14 @@
             <w:tcW w:type="dxa" w:w="1134"/>
           </w:tcPr>
           <w:p>
+            <w:pPr>
+              <w:spacing w:before="0" w:after="0"/>
+            </w:pPr>
             <w:r/>
             <w:r>
               <w:rPr>
                 <w:rFonts w:ascii="Times New Roman" w:hAnsi="Times New Roman" w:cs="Times New Roman" w:eastAsia="Times New Roman"/>
-                <w:sz w:val="20"/>
+                <w:sz w:val="18"/>
               </w:rPr>
               <w:t>74</w:t>
             </w:r>
@@ -9410,12 +9930,13 @@
           <w:p>
             <w:pPr>
               <w:keepNext/>
+              <w:spacing w:before="0" w:after="0"/>
             </w:pPr>
             <w:r/>
             <w:r>
               <w:rPr>
                 <w:rFonts w:ascii="Times New Roman" w:hAnsi="Times New Roman" w:cs="Times New Roman" w:eastAsia="Times New Roman"/>
-                <w:sz w:val="20"/>
+                <w:sz w:val="18"/>
               </w:rPr>
               <w:t>Duration</w:t>
             </w:r>
@@ -9426,11 +9947,14 @@
             <w:tcW w:type="dxa" w:w="1134"/>
           </w:tcPr>
           <w:p>
+            <w:pPr>
+              <w:spacing w:before="0" w:after="0"/>
+            </w:pPr>
             <w:r/>
             <w:r>
               <w:rPr>
                 <w:rFonts w:ascii="Times New Roman" w:hAnsi="Times New Roman" w:cs="Times New Roman" w:eastAsia="Times New Roman"/>
-                <w:sz w:val="20"/>
+                <w:sz w:val="18"/>
               </w:rPr>
               <w:t>Low</w:t>
             </w:r>
@@ -9441,11 +9965,14 @@
             <w:tcW w:type="dxa" w:w="1417"/>
           </w:tcPr>
           <w:p>
+            <w:pPr>
+              <w:spacing w:before="0" w:after="0"/>
+            </w:pPr>
             <w:r/>
             <w:r>
               <w:rPr>
                 <w:rFonts w:ascii="Times New Roman" w:hAnsi="Times New Roman" w:cs="Times New Roman" w:eastAsia="Times New Roman"/>
-                <w:sz w:val="20"/>
+                <w:sz w:val="18"/>
               </w:rPr>
               <w:t>0.583</w:t>
             </w:r>
@@ -9456,11 +9983,14 @@
             <w:tcW w:type="dxa" w:w="1247"/>
           </w:tcPr>
           <w:p>
+            <w:pPr>
+              <w:spacing w:before="0" w:after="0"/>
+            </w:pPr>
             <w:r/>
             <w:r>
               <w:rPr>
                 <w:rFonts w:ascii="Times New Roman" w:hAnsi="Times New Roman" w:cs="Times New Roman" w:eastAsia="Times New Roman"/>
-                <w:sz w:val="20"/>
+                <w:sz w:val="18"/>
               </w:rPr>
               <w:t>0.757</w:t>
             </w:r>
@@ -9471,11 +10001,14 @@
             <w:tcW w:type="dxa" w:w="1134"/>
           </w:tcPr>
           <w:p>
+            <w:pPr>
+              <w:spacing w:before="0" w:after="0"/>
+            </w:pPr>
             <w:r/>
             <w:r>
               <w:rPr>
                 <w:rFonts w:ascii="Times New Roman" w:hAnsi="Times New Roman" w:cs="Times New Roman" w:eastAsia="Times New Roman"/>
-                <w:sz w:val="20"/>
+                <w:sz w:val="18"/>
               </w:rPr>
               <w:t>0.659</w:t>
             </w:r>
@@ -9486,11 +10019,14 @@
             <w:tcW w:type="dxa" w:w="1134"/>
           </w:tcPr>
           <w:p>
+            <w:pPr>
+              <w:spacing w:before="0" w:after="0"/>
+            </w:pPr>
             <w:r/>
             <w:r>
               <w:rPr>
                 <w:rFonts w:ascii="Times New Roman" w:hAnsi="Times New Roman" w:cs="Times New Roman" w:eastAsia="Times New Roman"/>
-                <w:sz w:val="20"/>
+                <w:sz w:val="18"/>
               </w:rPr>
               <w:t>37</w:t>
             </w:r>
@@ -9508,12 +10044,13 @@
           <w:p>
             <w:pPr>
               <w:keepNext/>
+              <w:spacing w:before="0" w:after="0"/>
             </w:pPr>
             <w:r/>
             <w:r>
               <w:rPr>
                 <w:rFonts w:ascii="Times New Roman" w:hAnsi="Times New Roman" w:cs="Times New Roman" w:eastAsia="Times New Roman"/>
-                <w:sz w:val="20"/>
+                <w:sz w:val="18"/>
               </w:rPr>
               <w:t>Duration</w:t>
             </w:r>
@@ -9524,11 +10061,14 @@
             <w:tcW w:type="dxa" w:w="1134"/>
           </w:tcPr>
           <w:p>
+            <w:pPr>
+              <w:spacing w:before="0" w:after="0"/>
+            </w:pPr>
             <w:r/>
             <w:r>
               <w:rPr>
                 <w:rFonts w:ascii="Times New Roman" w:hAnsi="Times New Roman" w:cs="Times New Roman" w:eastAsia="Times New Roman"/>
-                <w:sz w:val="20"/>
+                <w:sz w:val="18"/>
               </w:rPr>
               <w:t>Medium</w:t>
             </w:r>
@@ -9539,11 +10079,14 @@
             <w:tcW w:type="dxa" w:w="1417"/>
           </w:tcPr>
           <w:p>
+            <w:pPr>
+              <w:spacing w:before="0" w:after="0"/>
+            </w:pPr>
             <w:r/>
             <w:r>
               <w:rPr>
                 <w:rFonts w:ascii="Times New Roman" w:hAnsi="Times New Roman" w:cs="Times New Roman" w:eastAsia="Times New Roman"/>
-                <w:sz w:val="20"/>
+                <w:sz w:val="18"/>
               </w:rPr>
               <w:t>0.450</w:t>
             </w:r>
@@ -9554,11 +10097,14 @@
             <w:tcW w:type="dxa" w:w="1247"/>
           </w:tcPr>
           <w:p>
+            <w:pPr>
+              <w:spacing w:before="0" w:after="0"/>
+            </w:pPr>
             <w:r/>
             <w:r>
               <w:rPr>
                 <w:rFonts w:ascii="Times New Roman" w:hAnsi="Times New Roman" w:cs="Times New Roman" w:eastAsia="Times New Roman"/>
-                <w:sz w:val="20"/>
+                <w:sz w:val="18"/>
               </w:rPr>
               <w:t>0.321</w:t>
             </w:r>
@@ -9569,11 +10115,14 @@
             <w:tcW w:type="dxa" w:w="1134"/>
           </w:tcPr>
           <w:p>
+            <w:pPr>
+              <w:spacing w:before="0" w:after="0"/>
+            </w:pPr>
             <w:r/>
             <w:r>
               <w:rPr>
                 <w:rFonts w:ascii="Times New Roman" w:hAnsi="Times New Roman" w:cs="Times New Roman" w:eastAsia="Times New Roman"/>
-                <w:sz w:val="20"/>
+                <w:sz w:val="18"/>
               </w:rPr>
               <w:t>0.375</w:t>
             </w:r>
@@ -9584,11 +10133,14 @@
             <w:tcW w:type="dxa" w:w="1134"/>
           </w:tcPr>
           <w:p>
+            <w:pPr>
+              <w:spacing w:before="0" w:after="0"/>
+            </w:pPr>
             <w:r/>
             <w:r>
               <w:rPr>
                 <w:rFonts w:ascii="Times New Roman" w:hAnsi="Times New Roman" w:cs="Times New Roman" w:eastAsia="Times New Roman"/>
-                <w:sz w:val="20"/>
+                <w:sz w:val="18"/>
               </w:rPr>
               <w:t>56</w:t>
             </w:r>
@@ -9606,12 +10158,13 @@
           <w:p>
             <w:pPr>
               <w:keepNext/>
+              <w:spacing w:before="0" w:after="0"/>
             </w:pPr>
             <w:r/>
             <w:r>
               <w:rPr>
                 <w:rFonts w:ascii="Times New Roman" w:hAnsi="Times New Roman" w:cs="Times New Roman" w:eastAsia="Times New Roman"/>
-                <w:sz w:val="20"/>
+                <w:sz w:val="18"/>
               </w:rPr>
               <w:t>Duration</w:t>
             </w:r>
@@ -9622,11 +10175,14 @@
             <w:tcW w:type="dxa" w:w="1134"/>
           </w:tcPr>
           <w:p>
+            <w:pPr>
+              <w:spacing w:before="0" w:after="0"/>
+            </w:pPr>
             <w:r/>
             <w:r>
               <w:rPr>
                 <w:rFonts w:ascii="Times New Roman" w:hAnsi="Times New Roman" w:cs="Times New Roman" w:eastAsia="Times New Roman"/>
-                <w:sz w:val="20"/>
+                <w:sz w:val="18"/>
               </w:rPr>
               <w:t>High</w:t>
             </w:r>
@@ -9637,11 +10193,14 @@
             <w:tcW w:type="dxa" w:w="1417"/>
           </w:tcPr>
           <w:p>
+            <w:pPr>
+              <w:spacing w:before="0" w:after="0"/>
+            </w:pPr>
             <w:r/>
             <w:r>
               <w:rPr>
                 <w:rFonts w:ascii="Times New Roman" w:hAnsi="Times New Roman" w:cs="Times New Roman" w:eastAsia="Times New Roman"/>
-                <w:sz w:val="20"/>
+                <w:sz w:val="18"/>
               </w:rPr>
               <w:t>0.691</w:t>
             </w:r>
@@ -9652,11 +10211,14 @@
             <w:tcW w:type="dxa" w:w="1247"/>
           </w:tcPr>
           <w:p>
+            <w:pPr>
+              <w:spacing w:before="0" w:after="0"/>
+            </w:pPr>
             <w:r/>
             <w:r>
               <w:rPr>
                 <w:rFonts w:ascii="Times New Roman" w:hAnsi="Times New Roman" w:cs="Times New Roman" w:eastAsia="Times New Roman"/>
-                <w:sz w:val="20"/>
+                <w:sz w:val="18"/>
               </w:rPr>
               <w:t>0.730</w:t>
             </w:r>
@@ -9667,11 +10229,14 @@
             <w:tcW w:type="dxa" w:w="1134"/>
           </w:tcPr>
           <w:p>
+            <w:pPr>
+              <w:spacing w:before="0" w:after="0"/>
+            </w:pPr>
             <w:r/>
             <w:r>
               <w:rPr>
                 <w:rFonts w:ascii="Times New Roman" w:hAnsi="Times New Roman" w:cs="Times New Roman" w:eastAsia="Times New Roman"/>
-                <w:sz w:val="20"/>
+                <w:sz w:val="18"/>
               </w:rPr>
               <w:t>0.710</w:t>
             </w:r>
@@ -9682,11 +10247,14 @@
             <w:tcW w:type="dxa" w:w="1134"/>
           </w:tcPr>
           <w:p>
+            <w:pPr>
+              <w:spacing w:before="0" w:after="0"/>
+            </w:pPr>
             <w:r/>
             <w:r>
               <w:rPr>
                 <w:rFonts w:ascii="Times New Roman" w:hAnsi="Times New Roman" w:cs="Times New Roman" w:eastAsia="Times New Roman"/>
-                <w:sz w:val="20"/>
+                <w:sz w:val="18"/>
               </w:rPr>
               <w:t>89</w:t>
             </w:r>
@@ -9704,12 +10272,13 @@
           <w:p>
             <w:pPr>
               <w:keepNext/>
+              <w:spacing w:before="0" w:after="0"/>
             </w:pPr>
             <w:r/>
             <w:r>
               <w:rPr>
                 <w:rFonts w:ascii="Times New Roman" w:hAnsi="Times New Roman" w:cs="Times New Roman" w:eastAsia="Times New Roman"/>
-                <w:sz w:val="20"/>
+                <w:sz w:val="18"/>
               </w:rPr>
               <w:t>Vibration</w:t>
             </w:r>
@@ -9720,11 +10289,14 @@
             <w:tcW w:type="dxa" w:w="1134"/>
           </w:tcPr>
           <w:p>
+            <w:pPr>
+              <w:spacing w:before="0" w:after="0"/>
+            </w:pPr>
             <w:r/>
             <w:r>
               <w:rPr>
                 <w:rFonts w:ascii="Times New Roman" w:hAnsi="Times New Roman" w:cs="Times New Roman" w:eastAsia="Times New Roman"/>
-                <w:sz w:val="20"/>
+                <w:sz w:val="18"/>
               </w:rPr>
               <w:t>Low</w:t>
             </w:r>
@@ -9735,11 +10307,14 @@
             <w:tcW w:type="dxa" w:w="1417"/>
           </w:tcPr>
           <w:p>
+            <w:pPr>
+              <w:spacing w:before="0" w:after="0"/>
+            </w:pPr>
             <w:r/>
             <w:r>
               <w:rPr>
                 <w:rFonts w:ascii="Times New Roman" w:hAnsi="Times New Roman" w:cs="Times New Roman" w:eastAsia="Times New Roman"/>
-                <w:sz w:val="20"/>
+                <w:sz w:val="18"/>
               </w:rPr>
               <w:t>0.583</w:t>
             </w:r>
@@ -9750,11 +10325,14 @@
             <w:tcW w:type="dxa" w:w="1247"/>
           </w:tcPr>
           <w:p>
+            <w:pPr>
+              <w:spacing w:before="0" w:after="0"/>
+            </w:pPr>
             <w:r/>
             <w:r>
               <w:rPr>
                 <w:rFonts w:ascii="Times New Roman" w:hAnsi="Times New Roman" w:cs="Times New Roman" w:eastAsia="Times New Roman"/>
-                <w:sz w:val="20"/>
+                <w:sz w:val="18"/>
               </w:rPr>
               <w:t>0.627</w:t>
             </w:r>
@@ -9765,11 +10343,14 @@
             <w:tcW w:type="dxa" w:w="1134"/>
           </w:tcPr>
           <w:p>
+            <w:pPr>
+              <w:spacing w:before="0" w:after="0"/>
+            </w:pPr>
             <w:r/>
             <w:r>
               <w:rPr>
                 <w:rFonts w:ascii="Times New Roman" w:hAnsi="Times New Roman" w:cs="Times New Roman" w:eastAsia="Times New Roman"/>
-                <w:sz w:val="20"/>
+                <w:sz w:val="18"/>
               </w:rPr>
               <w:t>0.604</w:t>
             </w:r>
@@ -9780,11 +10361,14 @@
             <w:tcW w:type="dxa" w:w="1134"/>
           </w:tcPr>
           <w:p>
+            <w:pPr>
+              <w:spacing w:before="0" w:after="0"/>
+            </w:pPr>
             <w:r/>
             <w:r>
               <w:rPr>
                 <w:rFonts w:ascii="Times New Roman" w:hAnsi="Times New Roman" w:cs="Times New Roman" w:eastAsia="Times New Roman"/>
-                <w:sz w:val="20"/>
+                <w:sz w:val="18"/>
               </w:rPr>
               <w:t>67</w:t>
             </w:r>
@@ -9802,12 +10386,13 @@
           <w:p>
             <w:pPr>
               <w:keepNext/>
+              <w:spacing w:before="0" w:after="0"/>
             </w:pPr>
             <w:r/>
             <w:r>
               <w:rPr>
                 <w:rFonts w:ascii="Times New Roman" w:hAnsi="Times New Roman" w:cs="Times New Roman" w:eastAsia="Times New Roman"/>
-                <w:sz w:val="20"/>
+                <w:sz w:val="18"/>
               </w:rPr>
               <w:t>Vibration</w:t>
             </w:r>
@@ -9818,11 +10403,14 @@
             <w:tcW w:type="dxa" w:w="1134"/>
           </w:tcPr>
           <w:p>
+            <w:pPr>
+              <w:spacing w:before="0" w:after="0"/>
+            </w:pPr>
             <w:r/>
             <w:r>
               <w:rPr>
                 <w:rFonts w:ascii="Times New Roman" w:hAnsi="Times New Roman" w:cs="Times New Roman" w:eastAsia="Times New Roman"/>
-                <w:sz w:val="20"/>
+                <w:sz w:val="18"/>
               </w:rPr>
               <w:t>Medium</w:t>
             </w:r>
@@ -9833,11 +10421,14 @@
             <w:tcW w:type="dxa" w:w="1417"/>
           </w:tcPr>
           <w:p>
+            <w:pPr>
+              <w:spacing w:before="0" w:after="0"/>
+            </w:pPr>
             <w:r/>
             <w:r>
               <w:rPr>
                 <w:rFonts w:ascii="Times New Roman" w:hAnsi="Times New Roman" w:cs="Times New Roman" w:eastAsia="Times New Roman"/>
-                <w:sz w:val="20"/>
+                <w:sz w:val="18"/>
               </w:rPr>
               <w:t>0.551</w:t>
             </w:r>
@@ -9848,11 +10439,14 @@
             <w:tcW w:type="dxa" w:w="1247"/>
           </w:tcPr>
           <w:p>
+            <w:pPr>
+              <w:spacing w:before="0" w:after="0"/>
+            </w:pPr>
             <w:r/>
             <w:r>
               <w:rPr>
                 <w:rFonts w:ascii="Times New Roman" w:hAnsi="Times New Roman" w:cs="Times New Roman" w:eastAsia="Times New Roman"/>
-                <w:sz w:val="20"/>
+                <w:sz w:val="18"/>
               </w:rPr>
               <w:t>0.559</w:t>
             </w:r>
@@ -9863,11 +10457,14 @@
             <w:tcW w:type="dxa" w:w="1134"/>
           </w:tcPr>
           <w:p>
+            <w:pPr>
+              <w:spacing w:before="0" w:after="0"/>
+            </w:pPr>
             <w:r/>
             <w:r>
               <w:rPr>
                 <w:rFonts w:ascii="Times New Roman" w:hAnsi="Times New Roman" w:cs="Times New Roman" w:eastAsia="Times New Roman"/>
-                <w:sz w:val="20"/>
+                <w:sz w:val="18"/>
               </w:rPr>
               <w:t>0.555</w:t>
             </w:r>
@@ -9878,11 +10475,14 @@
             <w:tcW w:type="dxa" w:w="1134"/>
           </w:tcPr>
           <w:p>
+            <w:pPr>
+              <w:spacing w:before="0" w:after="0"/>
+            </w:pPr>
             <w:r/>
             <w:r>
               <w:rPr>
                 <w:rFonts w:ascii="Times New Roman" w:hAnsi="Times New Roman" w:cs="Times New Roman" w:eastAsia="Times New Roman"/>
-                <w:sz w:val="20"/>
+                <w:sz w:val="18"/>
               </w:rPr>
               <w:t>68</w:t>
             </w:r>
@@ -9900,12 +10500,13 @@
           <w:p>
             <w:pPr>
               <w:keepNext/>
+              <w:spacing w:before="0" w:after="0"/>
             </w:pPr>
             <w:r/>
             <w:r>
               <w:rPr>
                 <w:rFonts w:ascii="Times New Roman" w:hAnsi="Times New Roman" w:cs="Times New Roman" w:eastAsia="Times New Roman"/>
-                <w:sz w:val="20"/>
+                <w:sz w:val="18"/>
               </w:rPr>
               <w:t>Vibration</w:t>
             </w:r>
@@ -9916,11 +10517,14 @@
             <w:tcW w:type="dxa" w:w="1134"/>
           </w:tcPr>
           <w:p>
+            <w:pPr>
+              <w:spacing w:before="0" w:after="0"/>
+            </w:pPr>
             <w:r/>
             <w:r>
               <w:rPr>
                 <w:rFonts w:ascii="Times New Roman" w:hAnsi="Times New Roman" w:cs="Times New Roman" w:eastAsia="Times New Roman"/>
-                <w:sz w:val="20"/>
+                <w:sz w:val="18"/>
               </w:rPr>
               <w:t>High</w:t>
             </w:r>
@@ -9931,11 +10535,14 @@
             <w:tcW w:type="dxa" w:w="1417"/>
           </w:tcPr>
           <w:p>
+            <w:pPr>
+              <w:spacing w:before="0" w:after="0"/>
+            </w:pPr>
             <w:r/>
             <w:r>
               <w:rPr>
                 <w:rFonts w:ascii="Times New Roman" w:hAnsi="Times New Roman" w:cs="Times New Roman" w:eastAsia="Times New Roman"/>
-                <w:sz w:val="20"/>
+                <w:sz w:val="18"/>
               </w:rPr>
               <w:t>0.610</w:t>
             </w:r>
@@ -9946,11 +10553,14 @@
             <w:tcW w:type="dxa" w:w="1247"/>
           </w:tcPr>
           <w:p>
+            <w:pPr>
+              <w:spacing w:before="0" w:after="0"/>
+            </w:pPr>
             <w:r/>
             <w:r>
               <w:rPr>
                 <w:rFonts w:ascii="Times New Roman" w:hAnsi="Times New Roman" w:cs="Times New Roman" w:eastAsia="Times New Roman"/>
-                <w:sz w:val="20"/>
+                <w:sz w:val="18"/>
               </w:rPr>
               <w:t>0.532</w:t>
             </w:r>
@@ -9961,11 +10571,14 @@
             <w:tcW w:type="dxa" w:w="1134"/>
           </w:tcPr>
           <w:p>
+            <w:pPr>
+              <w:spacing w:before="0" w:after="0"/>
+            </w:pPr>
             <w:r/>
             <w:r>
               <w:rPr>
                 <w:rFonts w:ascii="Times New Roman" w:hAnsi="Times New Roman" w:cs="Times New Roman" w:eastAsia="Times New Roman"/>
-                <w:sz w:val="20"/>
+                <w:sz w:val="18"/>
               </w:rPr>
               <w:t>0.568</w:t>
             </w:r>
@@ -9976,11 +10589,14 @@
             <w:tcW w:type="dxa" w:w="1134"/>
           </w:tcPr>
           <w:p>
+            <w:pPr>
+              <w:spacing w:before="0" w:after="0"/>
+            </w:pPr>
             <w:r/>
             <w:r>
               <w:rPr>
                 <w:rFonts w:ascii="Times New Roman" w:hAnsi="Times New Roman" w:cs="Times New Roman" w:eastAsia="Times New Roman"/>
-                <w:sz w:val="20"/>
+                <w:sz w:val="18"/>
               </w:rPr>
               <w:t>47</w:t>
             </w:r>
@@ -9998,12 +10614,13 @@
           <w:p>
             <w:pPr>
               <w:keepNext/>
+              <w:spacing w:before="0" w:after="0"/>
             </w:pPr>
             <w:r/>
             <w:r>
               <w:rPr>
                 <w:rFonts w:ascii="Times New Roman" w:hAnsi="Times New Roman" w:cs="Times New Roman" w:eastAsia="Times New Roman"/>
-                <w:sz w:val="20"/>
+                <w:sz w:val="18"/>
               </w:rPr>
               <w:t>Contact Stress</w:t>
             </w:r>
@@ -10014,11 +10631,14 @@
             <w:tcW w:type="dxa" w:w="1134"/>
           </w:tcPr>
           <w:p>
+            <w:pPr>
+              <w:spacing w:before="0" w:after="0"/>
+            </w:pPr>
             <w:r/>
             <w:r>
               <w:rPr>
                 <w:rFonts w:ascii="Times New Roman" w:hAnsi="Times New Roman" w:cs="Times New Roman" w:eastAsia="Times New Roman"/>
-                <w:sz w:val="20"/>
+                <w:sz w:val="18"/>
               </w:rPr>
               <w:t>Low</w:t>
             </w:r>
@@ -10029,11 +10649,14 @@
             <w:tcW w:type="dxa" w:w="1417"/>
           </w:tcPr>
           <w:p>
+            <w:pPr>
+              <w:spacing w:before="0" w:after="0"/>
+            </w:pPr>
             <w:r/>
             <w:r>
               <w:rPr>
                 <w:rFonts w:ascii="Times New Roman" w:hAnsi="Times New Roman" w:cs="Times New Roman" w:eastAsia="Times New Roman"/>
-                <w:sz w:val="20"/>
+                <w:sz w:val="18"/>
               </w:rPr>
               <w:t>0.658</w:t>
             </w:r>
@@ -10044,11 +10667,14 @@
             <w:tcW w:type="dxa" w:w="1247"/>
           </w:tcPr>
           <w:p>
+            <w:pPr>
+              <w:spacing w:before="0" w:after="0"/>
+            </w:pPr>
             <w:r/>
             <w:r>
               <w:rPr>
                 <w:rFonts w:ascii="Times New Roman" w:hAnsi="Times New Roman" w:cs="Times New Roman" w:eastAsia="Times New Roman"/>
-                <w:sz w:val="20"/>
+                <w:sz w:val="18"/>
               </w:rPr>
               <w:t>0.588</w:t>
             </w:r>
@@ -10059,11 +10685,14 @@
             <w:tcW w:type="dxa" w:w="1134"/>
           </w:tcPr>
           <w:p>
+            <w:pPr>
+              <w:spacing w:before="0" w:after="0"/>
+            </w:pPr>
             <w:r/>
             <w:r>
               <w:rPr>
                 <w:rFonts w:ascii="Times New Roman" w:hAnsi="Times New Roman" w:cs="Times New Roman" w:eastAsia="Times New Roman"/>
-                <w:sz w:val="20"/>
+                <w:sz w:val="18"/>
               </w:rPr>
               <w:t>0.621</w:t>
             </w:r>
@@ -10074,11 +10703,14 @@
             <w:tcW w:type="dxa" w:w="1134"/>
           </w:tcPr>
           <w:p>
+            <w:pPr>
+              <w:spacing w:before="0" w:after="0"/>
+            </w:pPr>
             <w:r/>
             <w:r>
               <w:rPr>
                 <w:rFonts w:ascii="Times New Roman" w:hAnsi="Times New Roman" w:cs="Times New Roman" w:eastAsia="Times New Roman"/>
-                <w:sz w:val="20"/>
+                <w:sz w:val="18"/>
               </w:rPr>
               <w:t>68</w:t>
             </w:r>
@@ -10096,12 +10728,13 @@
           <w:p>
             <w:pPr>
               <w:keepNext/>
+              <w:spacing w:before="0" w:after="0"/>
             </w:pPr>
             <w:r/>
             <w:r>
               <w:rPr>
                 <w:rFonts w:ascii="Times New Roman" w:hAnsi="Times New Roman" w:cs="Times New Roman" w:eastAsia="Times New Roman"/>
-                <w:sz w:val="20"/>
+                <w:sz w:val="18"/>
               </w:rPr>
               <w:t>Contact Stress</w:t>
             </w:r>
@@ -10112,11 +10745,14 @@
             <w:tcW w:type="dxa" w:w="1134"/>
           </w:tcPr>
           <w:p>
+            <w:pPr>
+              <w:spacing w:before="0" w:after="0"/>
+            </w:pPr>
             <w:r/>
             <w:r>
               <w:rPr>
                 <w:rFonts w:ascii="Times New Roman" w:hAnsi="Times New Roman" w:cs="Times New Roman" w:eastAsia="Times New Roman"/>
-                <w:sz w:val="20"/>
+                <w:sz w:val="18"/>
               </w:rPr>
               <w:t>Medium</w:t>
             </w:r>
@@ -10127,11 +10763,14 @@
             <w:tcW w:type="dxa" w:w="1417"/>
           </w:tcPr>
           <w:p>
+            <w:pPr>
+              <w:spacing w:before="0" w:after="0"/>
+            </w:pPr>
             <w:r/>
             <w:r>
               <w:rPr>
                 <w:rFonts w:ascii="Times New Roman" w:hAnsi="Times New Roman" w:cs="Times New Roman" w:eastAsia="Times New Roman"/>
-                <w:sz w:val="20"/>
+                <w:sz w:val="18"/>
               </w:rPr>
               <w:t>0.526</w:t>
             </w:r>
@@ -10142,11 +10781,14 @@
             <w:tcW w:type="dxa" w:w="1247"/>
           </w:tcPr>
           <w:p>
+            <w:pPr>
+              <w:spacing w:before="0" w:after="0"/>
+            </w:pPr>
             <w:r/>
             <w:r>
               <w:rPr>
                 <w:rFonts w:ascii="Times New Roman" w:hAnsi="Times New Roman" w:cs="Times New Roman" w:eastAsia="Times New Roman"/>
-                <w:sz w:val="20"/>
+                <w:sz w:val="18"/>
               </w:rPr>
               <w:t>0.552</w:t>
             </w:r>
@@ -10157,11 +10799,14 @@
             <w:tcW w:type="dxa" w:w="1134"/>
           </w:tcPr>
           <w:p>
+            <w:pPr>
+              <w:spacing w:before="0" w:after="0"/>
+            </w:pPr>
             <w:r/>
             <w:r>
               <w:rPr>
                 <w:rFonts w:ascii="Times New Roman" w:hAnsi="Times New Roman" w:cs="Times New Roman" w:eastAsia="Times New Roman"/>
-                <w:sz w:val="20"/>
+                <w:sz w:val="18"/>
               </w:rPr>
               <w:t>0.539</w:t>
             </w:r>
@@ -10172,11 +10817,14 @@
             <w:tcW w:type="dxa" w:w="1134"/>
           </w:tcPr>
           <w:p>
+            <w:pPr>
+              <w:spacing w:before="0" w:after="0"/>
+            </w:pPr>
             <w:r/>
             <w:r>
               <w:rPr>
                 <w:rFonts w:ascii="Times New Roman" w:hAnsi="Times New Roman" w:cs="Times New Roman" w:eastAsia="Times New Roman"/>
-                <w:sz w:val="20"/>
+                <w:sz w:val="18"/>
               </w:rPr>
               <w:t>58</w:t>
             </w:r>
@@ -10194,12 +10842,13 @@
           <w:p>
             <w:pPr>
               <w:keepNext/>
+              <w:spacing w:before="0" w:after="0"/>
             </w:pPr>
             <w:r/>
             <w:r>
               <w:rPr>
                 <w:rFonts w:ascii="Times New Roman" w:hAnsi="Times New Roman" w:cs="Times New Roman" w:eastAsia="Times New Roman"/>
-                <w:sz w:val="20"/>
+                <w:sz w:val="18"/>
               </w:rPr>
               <w:t>Contact Stress</w:t>
             </w:r>
@@ -10210,11 +10859,14 @@
             <w:tcW w:type="dxa" w:w="1134"/>
           </w:tcPr>
           <w:p>
+            <w:pPr>
+              <w:spacing w:before="0" w:after="0"/>
+            </w:pPr>
             <w:r/>
             <w:r>
               <w:rPr>
                 <w:rFonts w:ascii="Times New Roman" w:hAnsi="Times New Roman" w:cs="Times New Roman" w:eastAsia="Times New Roman"/>
-                <w:sz w:val="20"/>
+                <w:sz w:val="18"/>
               </w:rPr>
               <w:t>High</w:t>
             </w:r>
@@ -10225,11 +10877,14 @@
             <w:tcW w:type="dxa" w:w="1417"/>
           </w:tcPr>
           <w:p>
+            <w:pPr>
+              <w:spacing w:before="0" w:after="0"/>
+            </w:pPr>
             <w:r/>
             <w:r>
               <w:rPr>
                 <w:rFonts w:ascii="Times New Roman" w:hAnsi="Times New Roman" w:cs="Times New Roman" w:eastAsia="Times New Roman"/>
-                <w:sz w:val="20"/>
+                <w:sz w:val="18"/>
               </w:rPr>
               <w:t>0.617</w:t>
             </w:r>
@@ -10240,11 +10895,14 @@
             <w:tcW w:type="dxa" w:w="1247"/>
           </w:tcPr>
           <w:p>
+            <w:pPr>
+              <w:spacing w:before="0" w:after="0"/>
+            </w:pPr>
             <w:r/>
             <w:r>
               <w:rPr>
                 <w:rFonts w:ascii="Times New Roman" w:hAnsi="Times New Roman" w:cs="Times New Roman" w:eastAsia="Times New Roman"/>
-                <w:sz w:val="20"/>
+                <w:sz w:val="18"/>
               </w:rPr>
               <w:t>0.661</w:t>
             </w:r>
@@ -10255,11 +10913,14 @@
             <w:tcW w:type="dxa" w:w="1134"/>
           </w:tcPr>
           <w:p>
+            <w:pPr>
+              <w:spacing w:before="0" w:after="0"/>
+            </w:pPr>
             <w:r/>
             <w:r>
               <w:rPr>
                 <w:rFonts w:ascii="Times New Roman" w:hAnsi="Times New Roman" w:cs="Times New Roman" w:eastAsia="Times New Roman"/>
-                <w:sz w:val="20"/>
+                <w:sz w:val="18"/>
               </w:rPr>
               <w:t>0.638</w:t>
             </w:r>
@@ -10270,11 +10931,14 @@
             <w:tcW w:type="dxa" w:w="1134"/>
           </w:tcPr>
           <w:p>
+            <w:pPr>
+              <w:spacing w:before="0" w:after="0"/>
+            </w:pPr>
             <w:r/>
             <w:r>
               <w:rPr>
                 <w:rFonts w:ascii="Times New Roman" w:hAnsi="Times New Roman" w:cs="Times New Roman" w:eastAsia="Times New Roman"/>
-                <w:sz w:val="20"/>
+                <w:sz w:val="18"/>
               </w:rPr>
               <w:t>56</w:t>
             </w:r>
@@ -10292,12 +10956,13 @@
           <w:p>
             <w:pPr>
               <w:keepNext/>
+              <w:spacing w:before="0" w:after="0"/>
             </w:pPr>
             <w:r/>
             <w:r>
               <w:rPr>
                 <w:rFonts w:ascii="Times New Roman" w:hAnsi="Times New Roman" w:cs="Times New Roman" w:eastAsia="Times New Roman"/>
-                <w:sz w:val="20"/>
+                <w:sz w:val="18"/>
               </w:rPr>
               <w:t>Posture</w:t>
             </w:r>
@@ -10308,11 +10973,14 @@
             <w:tcW w:type="dxa" w:w="1134"/>
           </w:tcPr>
           <w:p>
+            <w:pPr>
+              <w:spacing w:before="0" w:after="0"/>
+            </w:pPr>
             <w:r/>
             <w:r>
               <w:rPr>
                 <w:rFonts w:ascii="Times New Roman" w:hAnsi="Times New Roman" w:cs="Times New Roman" w:eastAsia="Times New Roman"/>
-                <w:sz w:val="20"/>
+                <w:sz w:val="18"/>
               </w:rPr>
               <w:t>Medium</w:t>
             </w:r>
@@ -10323,11 +10991,14 @@
             <w:tcW w:type="dxa" w:w="1417"/>
           </w:tcPr>
           <w:p>
+            <w:pPr>
+              <w:spacing w:before="0" w:after="0"/>
+            </w:pPr>
             <w:r/>
             <w:r>
               <w:rPr>
                 <w:rFonts w:ascii="Times New Roman" w:hAnsi="Times New Roman" w:cs="Times New Roman" w:eastAsia="Times New Roman"/>
-                <w:sz w:val="20"/>
+                <w:sz w:val="18"/>
               </w:rPr>
               <w:t>0.724</w:t>
             </w:r>
@@ -10338,11 +11009,14 @@
             <w:tcW w:type="dxa" w:w="1247"/>
           </w:tcPr>
           <w:p>
+            <w:pPr>
+              <w:spacing w:before="0" w:after="0"/>
+            </w:pPr>
             <w:r/>
             <w:r>
               <w:rPr>
                 <w:rFonts w:ascii="Times New Roman" w:hAnsi="Times New Roman" w:cs="Times New Roman" w:eastAsia="Times New Roman"/>
-                <w:sz w:val="20"/>
+                <w:sz w:val="18"/>
               </w:rPr>
               <w:t>0.724</w:t>
             </w:r>
@@ -10353,11 +11027,14 @@
             <w:tcW w:type="dxa" w:w="1134"/>
           </w:tcPr>
           <w:p>
+            <w:pPr>
+              <w:spacing w:before="0" w:after="0"/>
+            </w:pPr>
             <w:r/>
             <w:r>
               <w:rPr>
                 <w:rFonts w:ascii="Times New Roman" w:hAnsi="Times New Roman" w:cs="Times New Roman" w:eastAsia="Times New Roman"/>
-                <w:sz w:val="20"/>
+                <w:sz w:val="18"/>
               </w:rPr>
               <w:t>0.724</w:t>
             </w:r>
@@ -10368,11 +11045,14 @@
             <w:tcW w:type="dxa" w:w="1134"/>
           </w:tcPr>
           <w:p>
+            <w:pPr>
+              <w:spacing w:before="0" w:after="0"/>
+            </w:pPr>
             <w:r/>
             <w:r>
               <w:rPr>
                 <w:rFonts w:ascii="Times New Roman" w:hAnsi="Times New Roman" w:cs="Times New Roman" w:eastAsia="Times New Roman"/>
-                <w:sz w:val="20"/>
+                <w:sz w:val="18"/>
               </w:rPr>
               <w:t>29</w:t>
             </w:r>
@@ -10390,12 +11070,13 @@
           <w:p>
             <w:pPr>
               <w:keepNext/>
+              <w:spacing w:before="0" w:after="0"/>
             </w:pPr>
             <w:r/>
             <w:r>
               <w:rPr>
                 <w:rFonts w:ascii="Times New Roman" w:hAnsi="Times New Roman" w:cs="Times New Roman" w:eastAsia="Times New Roman"/>
-                <w:sz w:val="20"/>
+                <w:sz w:val="18"/>
               </w:rPr>
               <w:t>Posture</w:t>
             </w:r>
@@ -10406,11 +11087,14 @@
             <w:tcW w:type="dxa" w:w="1134"/>
           </w:tcPr>
           <w:p>
+            <w:pPr>
+              <w:spacing w:before="0" w:after="0"/>
+            </w:pPr>
             <w:r/>
             <w:r>
               <w:rPr>
                 <w:rFonts w:ascii="Times New Roman" w:hAnsi="Times New Roman" w:cs="Times New Roman" w:eastAsia="Times New Roman"/>
-                <w:sz w:val="20"/>
+                <w:sz w:val="18"/>
               </w:rPr>
               <w:t>High</w:t>
             </w:r>
@@ -10421,11 +11105,14 @@
             <w:tcW w:type="dxa" w:w="1417"/>
           </w:tcPr>
           <w:p>
+            <w:pPr>
+              <w:spacing w:before="0" w:after="0"/>
+            </w:pPr>
             <w:r/>
             <w:r>
               <w:rPr>
                 <w:rFonts w:ascii="Times New Roman" w:hAnsi="Times New Roman" w:cs="Times New Roman" w:eastAsia="Times New Roman"/>
-                <w:sz w:val="20"/>
+                <w:sz w:val="18"/>
               </w:rPr>
               <w:t>0.948</w:t>
             </w:r>
@@ -10436,11 +11123,14 @@
             <w:tcW w:type="dxa" w:w="1247"/>
           </w:tcPr>
           <w:p>
+            <w:pPr>
+              <w:spacing w:before="0" w:after="0"/>
+            </w:pPr>
             <w:r/>
             <w:r>
               <w:rPr>
                 <w:rFonts w:ascii="Times New Roman" w:hAnsi="Times New Roman" w:cs="Times New Roman" w:eastAsia="Times New Roman"/>
-                <w:sz w:val="20"/>
+                <w:sz w:val="18"/>
               </w:rPr>
               <w:t>0.948</w:t>
             </w:r>
@@ -10451,11 +11141,14 @@
             <w:tcW w:type="dxa" w:w="1134"/>
           </w:tcPr>
           <w:p>
+            <w:pPr>
+              <w:spacing w:before="0" w:after="0"/>
+            </w:pPr>
             <w:r/>
             <w:r>
               <w:rPr>
                 <w:rFonts w:ascii="Times New Roman" w:hAnsi="Times New Roman" w:cs="Times New Roman" w:eastAsia="Times New Roman"/>
-                <w:sz w:val="20"/>
+                <w:sz w:val="18"/>
               </w:rPr>
               <w:t>0.948</w:t>
             </w:r>
@@ -10466,11 +11159,14 @@
             <w:tcW w:type="dxa" w:w="1134"/>
           </w:tcPr>
           <w:p>
+            <w:pPr>
+              <w:spacing w:before="0" w:after="0"/>
+            </w:pPr>
             <w:r/>
             <w:r>
               <w:rPr>
                 <w:rFonts w:ascii="Times New Roman" w:hAnsi="Times New Roman" w:cs="Times New Roman" w:eastAsia="Times New Roman"/>
-                <w:sz w:val="20"/>
+                <w:sz w:val="18"/>
               </w:rPr>
               <w:t>153</w:t>
             </w:r>
@@ -10541,7 +11237,7 @@
     </w:p>
     <w:p>
       <w:pPr>
-        <w:spacing w:before="0" w:after="120"/>
+        <w:spacing w:before="0" w:after="60"/>
         <w:jc w:val="center"/>
       </w:pPr>
       <w:r>
@@ -10586,7 +11282,7 @@
               <w:rPr>
                 <w:rFonts w:ascii="Times New Roman" w:hAnsi="Times New Roman" w:cs="Times New Roman" w:eastAsia="Times New Roman"/>
                 <w:b/>
-                <w:sz w:val="20"/>
+                <w:sz w:val="18"/>
               </w:rPr>
               <w:t>Factor</w:t>
             </w:r>
@@ -10603,7 +11299,7 @@
               <w:rPr>
                 <w:rFonts w:ascii="Times New Roman" w:hAnsi="Times New Roman" w:cs="Times New Roman" w:eastAsia="Times New Roman"/>
                 <w:b/>
-                <w:sz w:val="20"/>
+                <w:sz w:val="18"/>
               </w:rPr>
               <w:t>Rank 1</w:t>
             </w:r>
@@ -10620,7 +11316,7 @@
               <w:rPr>
                 <w:rFonts w:ascii="Times New Roman" w:hAnsi="Times New Roman" w:cs="Times New Roman" w:eastAsia="Times New Roman"/>
                 <w:b/>
-                <w:sz w:val="20"/>
+                <w:sz w:val="18"/>
               </w:rPr>
               <w:t>Rank 2</w:t>
             </w:r>
@@ -10637,7 +11333,7 @@
               <w:rPr>
                 <w:rFonts w:ascii="Times New Roman" w:hAnsi="Times New Roman" w:cs="Times New Roman" w:eastAsia="Times New Roman"/>
                 <w:b/>
-                <w:sz w:val="20"/>
+                <w:sz w:val="18"/>
               </w:rPr>
               <w:t>Rank 3</w:t>
             </w:r>
@@ -10654,7 +11350,7 @@
               <w:rPr>
                 <w:rFonts w:ascii="Times New Roman" w:hAnsi="Times New Roman" w:cs="Times New Roman" w:eastAsia="Times New Roman"/>
                 <w:b/>
-                <w:sz w:val="20"/>
+                <w:sz w:val="18"/>
               </w:rPr>
               <w:t>Rank 4</w:t>
             </w:r>
@@ -10671,7 +11367,7 @@
               <w:rPr>
                 <w:rFonts w:ascii="Times New Roman" w:hAnsi="Times New Roman" w:cs="Times New Roman" w:eastAsia="Times New Roman"/>
                 <w:b/>
-                <w:sz w:val="20"/>
+                <w:sz w:val="18"/>
               </w:rPr>
               <w:t>Rank 5</w:t>
             </w:r>
@@ -10689,12 +11385,13 @@
           <w:p>
             <w:pPr>
               <w:keepNext/>
+              <w:spacing w:before="0" w:after="0"/>
             </w:pPr>
             <w:r/>
             <w:r>
               <w:rPr>
                 <w:rFonts w:ascii="Times New Roman" w:hAnsi="Times New Roman" w:cs="Times New Roman" w:eastAsia="Times New Roman"/>
-                <w:sz w:val="20"/>
+                <w:sz w:val="18"/>
               </w:rPr>
               <w:t>Repetition</w:t>
             </w:r>
@@ -10705,11 +11402,14 @@
             <w:tcW w:type="dxa" w:w="1587"/>
           </w:tcPr>
           <w:p>
+            <w:pPr>
+              <w:spacing w:before="0" w:after="0"/>
+            </w:pPr>
             <w:r/>
             <w:r>
               <w:rPr>
                 <w:rFonts w:ascii="Times New Roman" w:hAnsi="Times New Roman" w:cs="Times New Roman" w:eastAsia="Times New Roman"/>
-                <w:sz w:val="20"/>
+                <w:sz w:val="18"/>
               </w:rPr>
               <w:t>income_ord</w:t>
             </w:r>
@@ -10720,11 +11420,14 @@
             <w:tcW w:type="dxa" w:w="1701"/>
           </w:tcPr>
           <w:p>
+            <w:pPr>
+              <w:spacing w:before="0" w:after="0"/>
+            </w:pPr>
             <w:r/>
             <w:r>
               <w:rPr>
                 <w:rFonts w:ascii="Times New Roman" w:hAnsi="Times New Roman" w:cs="Times New Roman" w:eastAsia="Times New Roman"/>
-                <w:sz w:val="20"/>
+                <w:sz w:val="18"/>
               </w:rPr>
               <w:t>vibration_index</w:t>
             </w:r>
@@ -10735,11 +11438,14 @@
             <w:tcW w:type="dxa" w:w="1587"/>
           </w:tcPr>
           <w:p>
+            <w:pPr>
+              <w:spacing w:before="0" w:after="0"/>
+            </w:pPr>
             <w:r/>
             <w:r>
               <w:rPr>
                 <w:rFonts w:ascii="Times New Roman" w:hAnsi="Times New Roman" w:cs="Times New Roman" w:eastAsia="Times New Roman"/>
-                <w:sz w:val="20"/>
+                <w:sz w:val="18"/>
               </w:rPr>
               <w:t>fatigue_score</w:t>
             </w:r>
@@ -10750,11 +11456,14 @@
             <w:tcW w:type="dxa" w:w="1701"/>
           </w:tcPr>
           <w:p>
+            <w:pPr>
+              <w:spacing w:before="0" w:after="0"/>
+            </w:pPr>
             <w:r/>
             <w:r>
               <w:rPr>
                 <w:rFonts w:ascii="Times New Roman" w:hAnsi="Times New Roman" w:cs="Times New Roman" w:eastAsia="Times New Roman"/>
-                <w:sz w:val="20"/>
+                <w:sz w:val="18"/>
               </w:rPr>
               <w:t>workload_x_fatigue</w:t>
             </w:r>
@@ -10765,11 +11474,14 @@
             <w:tcW w:type="dxa" w:w="1701"/>
           </w:tcPr>
           <w:p>
+            <w:pPr>
+              <w:spacing w:before="0" w:after="0"/>
+            </w:pPr>
             <w:r/>
             <w:r>
               <w:rPr>
                 <w:rFonts w:ascii="Times New Roman" w:hAnsi="Times New Roman" w:cs="Times New Roman" w:eastAsia="Times New Roman"/>
-                <w:sz w:val="20"/>
+                <w:sz w:val="18"/>
               </w:rPr>
               <w:t>out_riding_worsens</w:t>
             </w:r>
@@ -10787,12 +11499,13 @@
           <w:p>
             <w:pPr>
               <w:keepNext/>
+              <w:spacing w:before="0" w:after="0"/>
             </w:pPr>
             <w:r/>
             <w:r>
               <w:rPr>
                 <w:rFonts w:ascii="Times New Roman" w:hAnsi="Times New Roman" w:cs="Times New Roman" w:eastAsia="Times New Roman"/>
-                <w:sz w:val="20"/>
+                <w:sz w:val="18"/>
               </w:rPr>
               <w:t>Duration</w:t>
             </w:r>
@@ -10803,11 +11516,14 @@
             <w:tcW w:type="dxa" w:w="1587"/>
           </w:tcPr>
           <w:p>
+            <w:pPr>
+              <w:spacing w:before="0" w:after="0"/>
+            </w:pPr>
             <w:r/>
             <w:r>
               <w:rPr>
                 <w:rFonts w:ascii="Times New Roman" w:hAnsi="Times New Roman" w:cs="Times New Roman" w:eastAsia="Times New Roman"/>
-                <w:sz w:val="20"/>
+                <w:sz w:val="18"/>
               </w:rPr>
               <w:t>deliveries_num</w:t>
             </w:r>
@@ -10818,11 +11534,14 @@
             <w:tcW w:type="dxa" w:w="1701"/>
           </w:tcPr>
           <w:p>
+            <w:pPr>
+              <w:spacing w:before="0" w:after="0"/>
+            </w:pPr>
             <w:r/>
             <w:r>
               <w:rPr>
                 <w:rFonts w:ascii="Times New Roman" w:hAnsi="Times New Roman" w:cs="Times New Roman" w:eastAsia="Times New Roman"/>
-                <w:sz w:val="20"/>
+                <w:sz w:val="18"/>
               </w:rPr>
               <w:t>deliv_x_days</w:t>
             </w:r>
@@ -10833,11 +11552,14 @@
             <w:tcW w:type="dxa" w:w="1587"/>
           </w:tcPr>
           <w:p>
+            <w:pPr>
+              <w:spacing w:before="0" w:after="0"/>
+            </w:pPr>
             <w:r/>
             <w:r>
               <w:rPr>
                 <w:rFonts w:ascii="Times New Roman" w:hAnsi="Times New Roman" w:cs="Times New Roman" w:eastAsia="Times New Roman"/>
-                <w:sz w:val="20"/>
+                <w:sz w:val="18"/>
               </w:rPr>
               <w:t>income_ord</w:t>
             </w:r>
@@ -10848,11 +11570,14 @@
             <w:tcW w:type="dxa" w:w="1701"/>
           </w:tcPr>
           <w:p>
+            <w:pPr>
+              <w:spacing w:before="0" w:after="0"/>
+            </w:pPr>
             <w:r/>
             <w:r>
               <w:rPr>
                 <w:rFonts w:ascii="Times New Roman" w:hAnsi="Times New Roman" w:cs="Times New Roman" w:eastAsia="Times New Roman"/>
-                <w:sz w:val="20"/>
+                <w:sz w:val="18"/>
               </w:rPr>
               <w:t>fatigue_x_jobdur</w:t>
             </w:r>
@@ -10863,11 +11588,14 @@
             <w:tcW w:type="dxa" w:w="1701"/>
           </w:tcPr>
           <w:p>
+            <w:pPr>
+              <w:spacing w:before="0" w:after="0"/>
+            </w:pPr>
             <w:r/>
             <w:r>
               <w:rPr>
                 <w:rFonts w:ascii="Times New Roman" w:hAnsi="Times New Roman" w:cs="Times New Roman" w:eastAsia="Times New Roman"/>
-                <w:sz w:val="20"/>
+                <w:sz w:val="18"/>
               </w:rPr>
               <w:t>rest_break_num</w:t>
             </w:r>
@@ -10885,12 +11613,13 @@
           <w:p>
             <w:pPr>
               <w:keepNext/>
+              <w:spacing w:before="0" w:after="0"/>
             </w:pPr>
             <w:r/>
             <w:r>
               <w:rPr>
                 <w:rFonts w:ascii="Times New Roman" w:hAnsi="Times New Roman" w:cs="Times New Roman" w:eastAsia="Times New Roman"/>
-                <w:sz w:val="20"/>
+                <w:sz w:val="18"/>
               </w:rPr>
               <w:t>Vibration</w:t>
             </w:r>
@@ -10901,11 +11630,14 @@
             <w:tcW w:type="dxa" w:w="1587"/>
           </w:tcPr>
           <w:p>
+            <w:pPr>
+              <w:spacing w:before="0" w:after="0"/>
+            </w:pPr>
             <w:r/>
             <w:r>
               <w:rPr>
                 <w:rFonts w:ascii="Times New Roman" w:hAnsi="Times New Roman" w:cs="Times New Roman" w:eastAsia="Times New Roman"/>
-                <w:sz w:val="20"/>
+                <w:sz w:val="18"/>
               </w:rPr>
               <w:t>deliveries_num</w:t>
             </w:r>
@@ -10916,11 +11648,14 @@
             <w:tcW w:type="dxa" w:w="1701"/>
           </w:tcPr>
           <w:p>
+            <w:pPr>
+              <w:spacing w:before="0" w:after="0"/>
+            </w:pPr>
             <w:r/>
             <w:r>
               <w:rPr>
                 <w:rFonts w:ascii="Times New Roman" w:hAnsi="Times New Roman" w:cs="Times New Roman" w:eastAsia="Times New Roman"/>
-                <w:sz w:val="20"/>
+                <w:sz w:val="18"/>
               </w:rPr>
               <w:t>income_ord</w:t>
             </w:r>
@@ -10931,11 +11666,14 @@
             <w:tcW w:type="dxa" w:w="1587"/>
           </w:tcPr>
           <w:p>
+            <w:pPr>
+              <w:spacing w:before="0" w:after="0"/>
+            </w:pPr>
             <w:r/>
             <w:r>
               <w:rPr>
                 <w:rFonts w:ascii="Times New Roman" w:hAnsi="Times New Roman" w:cs="Times New Roman" w:eastAsia="Times New Roman"/>
-                <w:sz w:val="20"/>
+                <w:sz w:val="18"/>
               </w:rPr>
               <w:t>deliv_x_days</w:t>
             </w:r>
@@ -10946,11 +11684,14 @@
             <w:tcW w:type="dxa" w:w="1701"/>
           </w:tcPr>
           <w:p>
+            <w:pPr>
+              <w:spacing w:before="0" w:after="0"/>
+            </w:pPr>
             <w:r/>
             <w:r>
               <w:rPr>
                 <w:rFonts w:ascii="Times New Roman" w:hAnsi="Times New Roman" w:cs="Times New Roman" w:eastAsia="Times New Roman"/>
-                <w:sz w:val="20"/>
+                <w:sz w:val="18"/>
               </w:rPr>
               <w:t>rest_break_num</w:t>
             </w:r>
@@ -10961,11 +11702,14 @@
             <w:tcW w:type="dxa" w:w="1701"/>
           </w:tcPr>
           <w:p>
+            <w:pPr>
+              <w:spacing w:before="0" w:after="0"/>
+            </w:pPr>
             <w:r/>
             <w:r>
               <w:rPr>
                 <w:rFonts w:ascii="Times New Roman" w:hAnsi="Times New Roman" w:cs="Times New Roman" w:eastAsia="Times New Roman"/>
-                <w:sz w:val="20"/>
+                <w:sz w:val="18"/>
               </w:rPr>
               <w:t>workload_score</w:t>
             </w:r>
@@ -10983,12 +11727,13 @@
           <w:p>
             <w:pPr>
               <w:keepNext/>
+              <w:spacing w:before="0" w:after="0"/>
             </w:pPr>
             <w:r/>
             <w:r>
               <w:rPr>
                 <w:rFonts w:ascii="Times New Roman" w:hAnsi="Times New Roman" w:cs="Times New Roman" w:eastAsia="Times New Roman"/>
-                <w:sz w:val="20"/>
+                <w:sz w:val="18"/>
               </w:rPr>
               <w:t>Contact Stress</w:t>
             </w:r>
@@ -10999,11 +11744,14 @@
             <w:tcW w:type="dxa" w:w="1587"/>
           </w:tcPr>
           <w:p>
+            <w:pPr>
+              <w:spacing w:before="0" w:after="0"/>
+            </w:pPr>
             <w:r/>
             <w:r>
               <w:rPr>
                 <w:rFonts w:ascii="Times New Roman" w:hAnsi="Times New Roman" w:cs="Times New Roman" w:eastAsia="Times New Roman"/>
-                <w:sz w:val="20"/>
+                <w:sz w:val="18"/>
               </w:rPr>
               <w:t>vibration_index</w:t>
             </w:r>
@@ -11014,11 +11762,14 @@
             <w:tcW w:type="dxa" w:w="1701"/>
           </w:tcPr>
           <w:p>
+            <w:pPr>
+              <w:spacing w:before="0" w:after="0"/>
+            </w:pPr>
             <w:r/>
             <w:r>
               <w:rPr>
                 <w:rFonts w:ascii="Times New Roman" w:hAnsi="Times New Roman" w:cs="Times New Roman" w:eastAsia="Times New Roman"/>
-                <w:sz w:val="20"/>
+                <w:sz w:val="18"/>
               </w:rPr>
               <w:t>workload_x_fatigue</w:t>
             </w:r>
@@ -11029,11 +11780,14 @@
             <w:tcW w:type="dxa" w:w="1587"/>
           </w:tcPr>
           <w:p>
+            <w:pPr>
+              <w:spacing w:before="0" w:after="0"/>
+            </w:pPr>
             <w:r/>
             <w:r>
               <w:rPr>
                 <w:rFonts w:ascii="Times New Roman" w:hAnsi="Times New Roman" w:cs="Times New Roman" w:eastAsia="Times New Roman"/>
-                <w:sz w:val="20"/>
+                <w:sz w:val="18"/>
               </w:rPr>
               <w:t>fatigue_score</w:t>
             </w:r>
@@ -11044,11 +11798,14 @@
             <w:tcW w:type="dxa" w:w="1701"/>
           </w:tcPr>
           <w:p>
+            <w:pPr>
+              <w:spacing w:before="0" w:after="0"/>
+            </w:pPr>
             <w:r/>
             <w:r>
               <w:rPr>
                 <w:rFonts w:ascii="Times New Roman" w:hAnsi="Times New Roman" w:cs="Times New Roman" w:eastAsia="Times New Roman"/>
-                <w:sz w:val="20"/>
+                <w:sz w:val="18"/>
               </w:rPr>
               <w:t>workload_x_age</w:t>
             </w:r>
@@ -11059,11 +11816,14 @@
             <w:tcW w:type="dxa" w:w="1701"/>
           </w:tcPr>
           <w:p>
+            <w:pPr>
+              <w:spacing w:before="0" w:after="0"/>
+            </w:pPr>
             <w:r/>
             <w:r>
               <w:rPr>
                 <w:rFonts w:ascii="Times New Roman" w:hAnsi="Times New Roman" w:cs="Times New Roman" w:eastAsia="Times New Roman"/>
-                <w:sz w:val="20"/>
+                <w:sz w:val="18"/>
               </w:rPr>
               <w:t>deliv_x_days</w:t>
             </w:r>
@@ -11123,7 +11883,7 @@
               <w:rPr>
                 <w:rFonts w:ascii="Times New Roman" w:hAnsi="Times New Roman" w:cs="Times New Roman" w:eastAsia="Times New Roman"/>
                 <w:b/>
-                <w:sz w:val="20"/>
+                <w:sz w:val="18"/>
               </w:rPr>
               <w:t>Factor</w:t>
             </w:r>
@@ -11140,7 +11900,7 @@
               <w:rPr>
                 <w:rFonts w:ascii="Times New Roman" w:hAnsi="Times New Roman" w:cs="Times New Roman" w:eastAsia="Times New Roman"/>
                 <w:b/>
-                <w:sz w:val="20"/>
+                <w:sz w:val="18"/>
               </w:rPr>
               <w:t>Best model</w:t>
             </w:r>
@@ -11157,7 +11917,7 @@
               <w:rPr>
                 <w:rFonts w:ascii="Times New Roman" w:hAnsi="Times New Roman" w:cs="Times New Roman" w:eastAsia="Times New Roman"/>
                 <w:b/>
-                <w:sz w:val="20"/>
+                <w:sz w:val="18"/>
               </w:rPr>
               <w:t>Hyperparameters</w:t>
             </w:r>
@@ -11174,7 +11934,7 @@
               <w:rPr>
                 <w:rFonts w:ascii="Times New Roman" w:hAnsi="Times New Roman" w:cs="Times New Roman" w:eastAsia="Times New Roman"/>
                 <w:b/>
-                <w:sz w:val="20"/>
+                <w:sz w:val="18"/>
               </w:rPr>
               <w:t>SMOTE k</w:t>
             </w:r>
@@ -11192,12 +11952,13 @@
           <w:p>
             <w:pPr>
               <w:keepNext/>
+              <w:spacing w:before="0" w:after="0"/>
             </w:pPr>
             <w:r/>
             <w:r>
               <w:rPr>
                 <w:rFonts w:ascii="Times New Roman" w:hAnsi="Times New Roman" w:cs="Times New Roman" w:eastAsia="Times New Roman"/>
-                <w:sz w:val="20"/>
+                <w:sz w:val="18"/>
               </w:rPr>
               <w:t>Force</w:t>
             </w:r>
@@ -11208,11 +11969,14 @@
             <w:tcW w:type="dxa" w:w="1587"/>
           </w:tcPr>
           <w:p>
+            <w:pPr>
+              <w:spacing w:before="0" w:after="0"/>
+            </w:pPr>
             <w:r/>
             <w:r>
               <w:rPr>
                 <w:rFonts w:ascii="Times New Roman" w:hAnsi="Times New Roman" w:cs="Times New Roman" w:eastAsia="Times New Roman"/>
-                <w:sz w:val="20"/>
+                <w:sz w:val="18"/>
               </w:rPr>
               <w:t>HistGBM</w:t>
             </w:r>
@@ -11223,11 +11987,14 @@
             <w:tcW w:type="dxa" w:w="3402"/>
           </w:tcPr>
           <w:p>
+            <w:pPr>
+              <w:spacing w:before="0" w:after="0"/>
+            </w:pPr>
             <w:r/>
             <w:r>
               <w:rPr>
                 <w:rFonts w:ascii="Times New Roman" w:hAnsi="Times New Roman" w:cs="Times New Roman" w:eastAsia="Times New Roman"/>
-                <w:sz w:val="20"/>
+                <w:sz w:val="18"/>
               </w:rPr>
               <w:t>max_depth=None, learning_rate=0.05</w:t>
             </w:r>
@@ -11238,11 +12005,14 @@
             <w:tcW w:type="dxa" w:w="1134"/>
           </w:tcPr>
           <w:p>
+            <w:pPr>
+              <w:spacing w:before="0" w:after="0"/>
+            </w:pPr>
             <w:r/>
             <w:r>
               <w:rPr>
                 <w:rFonts w:ascii="Times New Roman" w:hAnsi="Times New Roman" w:cs="Times New Roman" w:eastAsia="Times New Roman"/>
-                <w:sz w:val="20"/>
+                <w:sz w:val="18"/>
               </w:rPr>
               <w:t>5</w:t>
             </w:r>
@@ -11260,12 +12030,13 @@
           <w:p>
             <w:pPr>
               <w:keepNext/>
+              <w:spacing w:before="0" w:after="0"/>
             </w:pPr>
             <w:r/>
             <w:r>
               <w:rPr>
                 <w:rFonts w:ascii="Times New Roman" w:hAnsi="Times New Roman" w:cs="Times New Roman" w:eastAsia="Times New Roman"/>
-                <w:sz w:val="20"/>
+                <w:sz w:val="18"/>
               </w:rPr>
               <w:t>Repetition</w:t>
             </w:r>
@@ -11276,11 +12047,14 @@
             <w:tcW w:type="dxa" w:w="1587"/>
           </w:tcPr>
           <w:p>
+            <w:pPr>
+              <w:spacing w:before="0" w:after="0"/>
+            </w:pPr>
             <w:r/>
             <w:r>
               <w:rPr>
                 <w:rFonts w:ascii="Times New Roman" w:hAnsi="Times New Roman" w:cs="Times New Roman" w:eastAsia="Times New Roman"/>
-                <w:sz w:val="20"/>
+                <w:sz w:val="18"/>
               </w:rPr>
               <w:t>RandomForest</w:t>
             </w:r>
@@ -11291,11 +12065,14 @@
             <w:tcW w:type="dxa" w:w="3402"/>
           </w:tcPr>
           <w:p>
+            <w:pPr>
+              <w:spacing w:before="0" w:after="0"/>
+            </w:pPr>
             <w:r/>
             <w:r>
               <w:rPr>
                 <w:rFonts w:ascii="Times New Roman" w:hAnsi="Times New Roman" w:cs="Times New Roman" w:eastAsia="Times New Roman"/>
-                <w:sz w:val="20"/>
+                <w:sz w:val="18"/>
               </w:rPr>
               <w:t>n_estimators=300, max_depth=None</w:t>
             </w:r>
@@ -11306,11 +12083,14 @@
             <w:tcW w:type="dxa" w:w="1134"/>
           </w:tcPr>
           <w:p>
+            <w:pPr>
+              <w:spacing w:before="0" w:after="0"/>
+            </w:pPr>
             <w:r/>
             <w:r>
               <w:rPr>
                 <w:rFonts w:ascii="Times New Roman" w:hAnsi="Times New Roman" w:cs="Times New Roman" w:eastAsia="Times New Roman"/>
-                <w:sz w:val="20"/>
+                <w:sz w:val="18"/>
               </w:rPr>
               <w:t>5</w:t>
             </w:r>
@@ -11328,12 +12108,13 @@
           <w:p>
             <w:pPr>
               <w:keepNext/>
+              <w:spacing w:before="0" w:after="0"/>
             </w:pPr>
             <w:r/>
             <w:r>
               <w:rPr>
                 <w:rFonts w:ascii="Times New Roman" w:hAnsi="Times New Roman" w:cs="Times New Roman" w:eastAsia="Times New Roman"/>
-                <w:sz w:val="20"/>
+                <w:sz w:val="18"/>
               </w:rPr>
               <w:t>Duration</w:t>
             </w:r>
@@ -11344,11 +12125,14 @@
             <w:tcW w:type="dxa" w:w="1587"/>
           </w:tcPr>
           <w:p>
+            <w:pPr>
+              <w:spacing w:before="0" w:after="0"/>
+            </w:pPr>
             <w:r/>
             <w:r>
               <w:rPr>
                 <w:rFonts w:ascii="Times New Roman" w:hAnsi="Times New Roman" w:cs="Times New Roman" w:eastAsia="Times New Roman"/>
-                <w:sz w:val="20"/>
+                <w:sz w:val="18"/>
               </w:rPr>
               <w:t>RandomForest</w:t>
             </w:r>
@@ -11359,11 +12143,14 @@
             <w:tcW w:type="dxa" w:w="3402"/>
           </w:tcPr>
           <w:p>
+            <w:pPr>
+              <w:spacing w:before="0" w:after="0"/>
+            </w:pPr>
             <w:r/>
             <w:r>
               <w:rPr>
                 <w:rFonts w:ascii="Times New Roman" w:hAnsi="Times New Roman" w:cs="Times New Roman" w:eastAsia="Times New Roman"/>
-                <w:sz w:val="20"/>
+                <w:sz w:val="18"/>
               </w:rPr>
               <w:t>n_estimators=500, max_depth=5</w:t>
             </w:r>
@@ -11374,11 +12161,14 @@
             <w:tcW w:type="dxa" w:w="1134"/>
           </w:tcPr>
           <w:p>
+            <w:pPr>
+              <w:spacing w:before="0" w:after="0"/>
+            </w:pPr>
             <w:r/>
             <w:r>
               <w:rPr>
                 <w:rFonts w:ascii="Times New Roman" w:hAnsi="Times New Roman" w:cs="Times New Roman" w:eastAsia="Times New Roman"/>
-                <w:sz w:val="20"/>
+                <w:sz w:val="18"/>
               </w:rPr>
               <w:t>5</w:t>
             </w:r>
@@ -11396,12 +12186,13 @@
           <w:p>
             <w:pPr>
               <w:keepNext/>
+              <w:spacing w:before="0" w:after="0"/>
             </w:pPr>
             <w:r/>
             <w:r>
               <w:rPr>
                 <w:rFonts w:ascii="Times New Roman" w:hAnsi="Times New Roman" w:cs="Times New Roman" w:eastAsia="Times New Roman"/>
-                <w:sz w:val="20"/>
+                <w:sz w:val="18"/>
               </w:rPr>
               <w:t>Vibration</w:t>
             </w:r>
@@ -11412,11 +12203,14 @@
             <w:tcW w:type="dxa" w:w="1587"/>
           </w:tcPr>
           <w:p>
+            <w:pPr>
+              <w:spacing w:before="0" w:after="0"/>
+            </w:pPr>
             <w:r/>
             <w:r>
               <w:rPr>
                 <w:rFonts w:ascii="Times New Roman" w:hAnsi="Times New Roman" w:cs="Times New Roman" w:eastAsia="Times New Roman"/>
-                <w:sz w:val="20"/>
+                <w:sz w:val="18"/>
               </w:rPr>
               <w:t>ExtraTrees</w:t>
             </w:r>
@@ -11427,11 +12221,14 @@
             <w:tcW w:type="dxa" w:w="3402"/>
           </w:tcPr>
           <w:p>
+            <w:pPr>
+              <w:spacing w:before="0" w:after="0"/>
+            </w:pPr>
             <w:r/>
             <w:r>
               <w:rPr>
                 <w:rFonts w:ascii="Times New Roman" w:hAnsi="Times New Roman" w:cs="Times New Roman" w:eastAsia="Times New Roman"/>
-                <w:sz w:val="20"/>
+                <w:sz w:val="18"/>
               </w:rPr>
               <w:t>n_estimators=300, max_depth=None</w:t>
             </w:r>
@@ -11442,11 +12239,14 @@
             <w:tcW w:type="dxa" w:w="1134"/>
           </w:tcPr>
           <w:p>
+            <w:pPr>
+              <w:spacing w:before="0" w:after="0"/>
+            </w:pPr>
             <w:r/>
             <w:r>
               <w:rPr>
                 <w:rFonts w:ascii="Times New Roman" w:hAnsi="Times New Roman" w:cs="Times New Roman" w:eastAsia="Times New Roman"/>
-                <w:sz w:val="20"/>
+                <w:sz w:val="18"/>
               </w:rPr>
               <w:t>5</w:t>
             </w:r>
@@ -11464,12 +12264,13 @@
           <w:p>
             <w:pPr>
               <w:keepNext/>
+              <w:spacing w:before="0" w:after="0"/>
             </w:pPr>
             <w:r/>
             <w:r>
               <w:rPr>
                 <w:rFonts w:ascii="Times New Roman" w:hAnsi="Times New Roman" w:cs="Times New Roman" w:eastAsia="Times New Roman"/>
-                <w:sz w:val="20"/>
+                <w:sz w:val="18"/>
               </w:rPr>
               <w:t>Contact Stress</w:t>
             </w:r>
@@ -11480,11 +12281,14 @@
             <w:tcW w:type="dxa" w:w="1587"/>
           </w:tcPr>
           <w:p>
+            <w:pPr>
+              <w:spacing w:before="0" w:after="0"/>
+            </w:pPr>
             <w:r/>
             <w:r>
               <w:rPr>
                 <w:rFonts w:ascii="Times New Roman" w:hAnsi="Times New Roman" w:cs="Times New Roman" w:eastAsia="Times New Roman"/>
-                <w:sz w:val="20"/>
+                <w:sz w:val="18"/>
               </w:rPr>
               <w:t>RandomForest</w:t>
             </w:r>
@@ -11495,11 +12299,14 @@
             <w:tcW w:type="dxa" w:w="3402"/>
           </w:tcPr>
           <w:p>
+            <w:pPr>
+              <w:spacing w:before="0" w:after="0"/>
+            </w:pPr>
             <w:r/>
             <w:r>
               <w:rPr>
                 <w:rFonts w:ascii="Times New Roman" w:hAnsi="Times New Roman" w:cs="Times New Roman" w:eastAsia="Times New Roman"/>
-                <w:sz w:val="20"/>
+                <w:sz w:val="18"/>
               </w:rPr>
               <w:t>n_estimators=500, max_depth=None</w:t>
             </w:r>
@@ -11510,11 +12317,14 @@
             <w:tcW w:type="dxa" w:w="1134"/>
           </w:tcPr>
           <w:p>
+            <w:pPr>
+              <w:spacing w:before="0" w:after="0"/>
+            </w:pPr>
             <w:r/>
             <w:r>
               <w:rPr>
                 <w:rFonts w:ascii="Times New Roman" w:hAnsi="Times New Roman" w:cs="Times New Roman" w:eastAsia="Times New Roman"/>
-                <w:sz w:val="20"/>
+                <w:sz w:val="18"/>
               </w:rPr>
               <w:t>5</w:t>
             </w:r>
@@ -11532,12 +12342,13 @@
           <w:p>
             <w:pPr>
               <w:keepNext/>
+              <w:spacing w:before="0" w:after="0"/>
             </w:pPr>
             <w:r/>
             <w:r>
               <w:rPr>
                 <w:rFonts w:ascii="Times New Roman" w:hAnsi="Times New Roman" w:cs="Times New Roman" w:eastAsia="Times New Roman"/>
-                <w:sz w:val="20"/>
+                <w:sz w:val="18"/>
               </w:rPr>
               <w:t>Posture</w:t>
             </w:r>
@@ -11548,11 +12359,14 @@
             <w:tcW w:type="dxa" w:w="1587"/>
           </w:tcPr>
           <w:p>
+            <w:pPr>
+              <w:spacing w:before="0" w:after="0"/>
+            </w:pPr>
             <w:r/>
             <w:r>
               <w:rPr>
                 <w:rFonts w:ascii="Times New Roman" w:hAnsi="Times New Roman" w:cs="Times New Roman" w:eastAsia="Times New Roman"/>
-                <w:sz w:val="20"/>
+                <w:sz w:val="18"/>
               </w:rPr>
               <w:t>HistGBM</w:t>
             </w:r>
@@ -11563,11 +12377,14 @@
             <w:tcW w:type="dxa" w:w="3402"/>
           </w:tcPr>
           <w:p>
+            <w:pPr>
+              <w:spacing w:before="0" w:after="0"/>
+            </w:pPr>
             <w:r/>
             <w:r>
               <w:rPr>
                 <w:rFonts w:ascii="Times New Roman" w:hAnsi="Times New Roman" w:cs="Times New Roman" w:eastAsia="Times New Roman"/>
-                <w:sz w:val="20"/>
+                <w:sz w:val="18"/>
               </w:rPr>
               <w:t>max_depth=5, learning_rate=0.05</w:t>
             </w:r>
@@ -11578,11 +12395,14 @@
             <w:tcW w:type="dxa" w:w="1134"/>
           </w:tcPr>
           <w:p>
+            <w:pPr>
+              <w:spacing w:before="0" w:after="0"/>
+            </w:pPr>
             <w:r/>
             <w:r>
               <w:rPr>
                 <w:rFonts w:ascii="Times New Roman" w:hAnsi="Times New Roman" w:cs="Times New Roman" w:eastAsia="Times New Roman"/>
-                <w:sz w:val="20"/>
+                <w:sz w:val="18"/>
               </w:rPr>
               <w:t>5</w:t>
             </w:r>
@@ -11691,7 +12511,7 @@
     </w:p>
     <w:p>
       <w:pPr>
-        <w:spacing w:before="0" w:after="120"/>
+        <w:spacing w:before="0" w:after="60"/>
         <w:jc w:val="center"/>
       </w:pPr>
       <w:r>
@@ -11745,7 +12565,7 @@
     </w:p>
     <w:p>
       <w:pPr>
-        <w:spacing w:before="0" w:after="120"/>
+        <w:spacing w:before="0" w:after="60"/>
         <w:jc w:val="center"/>
       </w:pPr>
       <w:r>
@@ -11799,7 +12619,7 @@
     </w:p>
     <w:p>
       <w:pPr>
-        <w:spacing w:before="0" w:after="120"/>
+        <w:spacing w:before="0" w:after="60"/>
         <w:jc w:val="center"/>
       </w:pPr>
       <w:r>
@@ -11853,7 +12673,7 @@
     </w:p>
     <w:p>
       <w:pPr>
-        <w:spacing w:before="0" w:after="120"/>
+        <w:spacing w:before="0" w:after="60"/>
         <w:jc w:val="center"/>
       </w:pPr>
       <w:r>
@@ -11907,7 +12727,7 @@
     </w:p>
     <w:p>
       <w:pPr>
-        <w:spacing w:before="0" w:after="120"/>
+        <w:spacing w:before="0" w:after="60"/>
         <w:jc w:val="center"/>
       </w:pPr>
       <w:r>

--- a/docs/report.docx
+++ b/docs/report.docx
@@ -1428,7 +1428,7 @@
         <w:tab/>
         <w:t>Sample profile: age, platform, vehicle, and carrying mode.</w:t>
         <w:tab/>
-        <w:t>13</w:t>
+        <w:t>12</w:t>
       </w:r>
     </w:p>
     <w:p>
@@ -1448,7 +1448,7 @@
         <w:tab/>
         <w:t>NMQ 12-month pain prevalence per body area.</w:t>
         <w:tab/>
-        <w:t>14</w:t>
+        <w:t>13</w:t>
       </w:r>
     </w:p>
     <w:p>
@@ -1468,7 +1468,7 @@
         <w:tab/>
         <w:t>Discomfort prevalence broken down by demographic group.</w:t>
         <w:tab/>
-        <w:t>15</w:t>
+        <w:t>14</w:t>
       </w:r>
     </w:p>
     <w:p>
@@ -1486,9 +1486,9 @@
         </w:rPr>
         <w:t>Figure 4.4</w:t>
         <w:tab/>
-        <w:t>Stage-1 Low / Medium / High counts per risk factor.</w:t>
+        <w:t>Discomfort prevalence within each Low / Medium / High band.</w:t>
         <w:tab/>
-        <w:t>16</w:t>
+        <w:t>15</w:t>
       </w:r>
     </w:p>
     <w:p>
@@ -1506,9 +1506,9 @@
         </w:rPr>
         <w:t>Figure 4.5</w:t>
         <w:tab/>
-        <w:t>Discomfort prevalence within each Low / Medium / High band.</w:t>
+        <w:t>Pearson correlation matrix across the numeric feature pool.</w:t>
         <w:tab/>
-        <w:t>17</w:t>
+        <w:t>15</w:t>
       </w:r>
     </w:p>
     <w:p>
@@ -1526,9 +1526,9 @@
         </w:rPr>
         <w:t>Figure 4.6</w:t>
         <w:tab/>
-        <w:t>Pearson correlation matrix across the numeric feature pool.</w:t>
+        <w:t>Confusion matrices for the best model per factor.</w:t>
         <w:tab/>
-        <w:t>17</w:t>
+        <w:t>16</w:t>
       </w:r>
     </w:p>
     <w:p>
@@ -1546,9 +1546,9 @@
         </w:rPr>
         <w:t>Figure 4.7</w:t>
         <w:tab/>
-        <w:t>Confusion matrices for the best model per factor.</w:t>
+        <w:t>ROC curves (one-vs-rest) for the best model per factor.</w:t>
         <w:tab/>
-        <w:t>18</w:t>
+        <w:t>17</w:t>
       </w:r>
     </w:p>
     <w:p>
@@ -1566,9 +1566,9 @@
         </w:rPr>
         <w:t>Figure 4.8</w:t>
         <w:tab/>
-        <w:t>ROC curves (one-vs-rest) for the best model per factor.</w:t>
+        <w:t>Top 10 features by importance for the best model per factor.</w:t>
         <w:tab/>
-        <w:t>19</w:t>
+        <w:t>18</w:t>
       </w:r>
     </w:p>
     <w:p>
@@ -1586,9 +1586,9 @@
         </w:rPr>
         <w:t>Figure 4.9</w:t>
         <w:tab/>
-        <w:t>Top 10 features by importance for the best model per factor.</w:t>
+        <w:t>Web app: sample-profile shortcuts and demographic section.</w:t>
         <w:tab/>
-        <w:t>20</w:t>
+        <w:t>19</w:t>
       </w:r>
     </w:p>
     <w:p>
@@ -1606,9 +1606,9 @@
         </w:rPr>
         <w:t>Figure 4.10</w:t>
         <w:tab/>
-        <w:t>Web app: sample-profile shortcuts and demographic section.</w:t>
+        <w:t>Web app: Nordic Musculoskeletal Questionnaire section.</w:t>
         <w:tab/>
-        <w:t>21</w:t>
+        <w:t>20</w:t>
       </w:r>
     </w:p>
     <w:p>
@@ -1626,9 +1626,9 @@
         </w:rPr>
         <w:t>Figure 4.11</w:t>
         <w:tab/>
-        <w:t>Web app: Nordic Musculoskeletal Questionnaire section.</w:t>
+        <w:t>Web app: NASA-TLX and Borg CR10 sliders.</w:t>
         <w:tab/>
-        <w:t>22</w:t>
+        <w:t>20</w:t>
       </w:r>
     </w:p>
     <w:p>
@@ -1646,9 +1646,9 @@
         </w:rPr>
         <w:t>Figure 4.12</w:t>
         <w:tab/>
-        <w:t>Web app: NASA-TLX and Borg CR10 sliders.</w:t>
+        <w:t>Web app: RULA and QEC observation sections.</w:t>
         <w:tab/>
-        <w:t>22</w:t>
+        <w:t>21</w:t>
       </w:r>
     </w:p>
     <w:p>
@@ -1666,29 +1666,9 @@
         </w:rPr>
         <w:t>Figure 4.13</w:t>
         <w:tab/>
-        <w:t>Web app: RULA and QEC observation sections.</w:t>
-        <w:tab/>
-        <w:t>23</w:t>
-      </w:r>
-    </w:p>
-    <w:p>
-      <w:pPr>
-        <w:tabs>
-          <w:tab w:pos="1701" w:val="left"/>
-          <w:tab w:pos="9071" w:val="right" w:leader="dot"/>
-        </w:tabs>
-        <w:spacing w:after="80"/>
-      </w:pPr>
-      <w:r>
-        <w:rPr>
-          <w:rFonts w:ascii="Times New Roman" w:hAnsi="Times New Roman" w:cs="Times New Roman" w:eastAsia="Times New Roman"/>
-          <w:sz w:val="22"/>
-        </w:rPr>
-        <w:t>Figure 4.14</w:t>
-        <w:tab/>
         <w:t>Web app: predicted risk profile output.</w:t>
         <w:tab/>
-        <w:t>23</w:t>
+        <w:t>21</w:t>
       </w:r>
     </w:p>
     <w:p>
@@ -1862,7 +1842,7 @@
           <w:rFonts w:ascii="Times New Roman" w:hAnsi="Times New Roman" w:cs="Times New Roman" w:eastAsia="Times New Roman"/>
           <w:sz w:val="22"/>
         </w:rPr>
-        <w:t>Table 4.7</w:t>
+        <w:t>Table 4.6</w:t>
         <w:tab/>
         <w:t>Per-class precision, recall, F1, and support.</w:t>
         <w:tab/>
@@ -1882,7 +1862,7 @@
           <w:rFonts w:ascii="Times New Roman" w:hAnsi="Times New Roman" w:cs="Times New Roman" w:eastAsia="Times New Roman"/>
           <w:sz w:val="22"/>
         </w:rPr>
-        <w:t>Table 4.8</w:t>
+        <w:t>Table 4.7</w:t>
         <w:tab/>
         <w:t>Top 5 most important features per factor.</w:t>
         <w:tab/>
@@ -1902,7 +1882,7 @@
           <w:rFonts w:ascii="Times New Roman" w:hAnsi="Times New Roman" w:cs="Times New Roman" w:eastAsia="Times New Roman"/>
           <w:sz w:val="22"/>
         </w:rPr>
-        <w:t>Table 4.9</w:t>
+        <w:t>Table 4.8</w:t>
         <w:tab/>
         <w:t>Winning hyperparameters per target after GridSearchCV.</w:t>
         <w:tab/>
@@ -7362,62 +7342,8 @@
       <w:r>
         <w:drawing>
           <wp:inline xmlns:a="http://schemas.openxmlformats.org/drawingml/2006/main" xmlns:pic="http://schemas.openxmlformats.org/drawingml/2006/picture">
-            <wp:extent cx="3240000" cy="1449408"/>
+            <wp:extent cx="3240000" cy="1751892"/>
             <wp:docPr id="6" name="Picture 6"/>
-            <wp:cNvGraphicFramePr>
-              <a:graphicFrameLocks noChangeAspect="1"/>
-            </wp:cNvGraphicFramePr>
-            <a:graphic>
-              <a:graphicData uri="http://schemas.openxmlformats.org/drawingml/2006/picture">
-                <pic:pic>
-                  <pic:nvPicPr>
-                    <pic:cNvPr id="0" name="risk_factor_distribution.png"/>
-                    <pic:cNvPicPr/>
-                  </pic:nvPicPr>
-                  <pic:blipFill>
-                    <a:blip r:embed="rId17"/>
-                    <a:stretch>
-                      <a:fillRect/>
-                    </a:stretch>
-                  </pic:blipFill>
-                  <pic:spPr>
-                    <a:xfrm>
-                      <a:off x="0" y="0"/>
-                      <a:ext cx="3240000" cy="1449408"/>
-                    </a:xfrm>
-                    <a:prstGeom prst="rect"/>
-                  </pic:spPr>
-                </pic:pic>
-              </a:graphicData>
-            </a:graphic>
-          </wp:inline>
-        </w:drawing>
-      </w:r>
-    </w:p>
-    <w:p>
-      <w:pPr>
-        <w:spacing w:before="0" w:after="60"/>
-        <w:jc w:val="center"/>
-      </w:pPr>
-      <w:r>
-        <w:rPr>
-          <w:rFonts w:ascii="Times New Roman" w:hAnsi="Times New Roman" w:cs="Times New Roman" w:eastAsia="Times New Roman"/>
-          <w:i/>
-          <w:sz w:val="18"/>
-        </w:rPr>
-        <w:t>Figure 4.4: Stage-1 Low / Medium / High counts per risk factor.</w:t>
-      </w:r>
-    </w:p>
-    <w:p>
-      <w:pPr>
-        <w:spacing w:before="80" w:after="40"/>
-        <w:jc w:val="center"/>
-      </w:pPr>
-      <w:r>
-        <w:drawing>
-          <wp:inline xmlns:a="http://schemas.openxmlformats.org/drawingml/2006/main" xmlns:pic="http://schemas.openxmlformats.org/drawingml/2006/picture">
-            <wp:extent cx="3240000" cy="1751892"/>
-            <wp:docPr id="7" name="Picture 7"/>
             <wp:cNvGraphicFramePr>
               <a:graphicFrameLocks noChangeAspect="1"/>
             </wp:cNvGraphicFramePr>
@@ -7429,7 +7355,7 @@
                     <pic:cNvPicPr/>
                   </pic:nvPicPr>
                   <pic:blipFill>
-                    <a:blip r:embed="rId18"/>
+                    <a:blip r:embed="rId17"/>
                     <a:stretch>
                       <a:fillRect/>
                     </a:stretch>
@@ -7459,7 +7385,7 @@
           <w:i/>
           <w:sz w:val="18"/>
         </w:rPr>
-        <w:t>Figure 4.5: Discomfort prevalence within each Low / Medium / High band, per risk factor.</w:t>
+        <w:t>Figure 4.4: Discomfort prevalence within each Low / Medium / High band, per risk factor.</w:t>
       </w:r>
     </w:p>
     <w:p>
@@ -7471,7 +7397,7 @@
         <w:drawing>
           <wp:inline xmlns:a="http://schemas.openxmlformats.org/drawingml/2006/main" xmlns:pic="http://schemas.openxmlformats.org/drawingml/2006/picture">
             <wp:extent cx="3240000" cy="2929613"/>
-            <wp:docPr id="8" name="Picture 8"/>
+            <wp:docPr id="7" name="Picture 7"/>
             <wp:cNvGraphicFramePr>
               <a:graphicFrameLocks noChangeAspect="1"/>
             </wp:cNvGraphicFramePr>
@@ -7483,7 +7409,7 @@
                     <pic:cNvPicPr/>
                   </pic:nvPicPr>
                   <pic:blipFill>
-                    <a:blip r:embed="rId19"/>
+                    <a:blip r:embed="rId18"/>
                     <a:stretch>
                       <a:fillRect/>
                     </a:stretch>
@@ -7513,7 +7439,7 @@
           <w:i/>
           <w:sz w:val="18"/>
         </w:rPr>
-        <w:t>Figure 4.6: Pearson correlation matrix across the numeric feature pool, upper triangle masked.</w:t>
+        <w:t>Figure 4.5: Pearson correlation matrix across the numeric feature pool, upper triangle masked.</w:t>
       </w:r>
     </w:p>
     <w:p>
@@ -8998,7 +8924,7 @@
         <w:drawing>
           <wp:inline xmlns:a="http://schemas.openxmlformats.org/drawingml/2006/main" xmlns:pic="http://schemas.openxmlformats.org/drawingml/2006/picture">
             <wp:extent cx="3240000" cy="1969804"/>
-            <wp:docPr id="9" name="Picture 9"/>
+            <wp:docPr id="8" name="Picture 8"/>
             <wp:cNvGraphicFramePr>
               <a:graphicFrameLocks noChangeAspect="1"/>
             </wp:cNvGraphicFramePr>
@@ -9010,7 +8936,7 @@
                     <pic:cNvPicPr/>
                   </pic:nvPicPr>
                   <pic:blipFill>
-                    <a:blip r:embed="rId20"/>
+                    <a:blip r:embed="rId19"/>
                     <a:stretch>
                       <a:fillRect/>
                     </a:stretch>
@@ -9040,7 +8966,7 @@
           <w:i/>
           <w:sz w:val="18"/>
         </w:rPr>
-        <w:t>Figure 4.7: Confusion matrices for the best model per factor (rows = true class, columns = predicted class).</w:t>
+        <w:t>Figure 4.6: Confusion matrices for the best model per factor (rows = true class, columns = predicted class).</w:t>
       </w:r>
     </w:p>
     <w:p>
@@ -9052,7 +8978,7 @@
         <w:drawing>
           <wp:inline xmlns:a="http://schemas.openxmlformats.org/drawingml/2006/main" xmlns:pic="http://schemas.openxmlformats.org/drawingml/2006/picture">
             <wp:extent cx="3240000" cy="1972016"/>
-            <wp:docPr id="10" name="Picture 10"/>
+            <wp:docPr id="9" name="Picture 9"/>
             <wp:cNvGraphicFramePr>
               <a:graphicFrameLocks noChangeAspect="1"/>
             </wp:cNvGraphicFramePr>
@@ -9064,7 +8990,7 @@
                     <pic:cNvPicPr/>
                   </pic:nvPicPr>
                   <pic:blipFill>
-                    <a:blip r:embed="rId21"/>
+                    <a:blip r:embed="rId20"/>
                     <a:stretch>
                       <a:fillRect/>
                     </a:stretch>
@@ -9094,7 +9020,7 @@
           <w:i/>
           <w:sz w:val="18"/>
         </w:rPr>
-        <w:t>Figure 4.8: ROC curves (one-vs-rest) for the best model per factor.</w:t>
+        <w:t>Figure 4.7: ROC curves (one-vs-rest) for the best model per factor.</w:t>
       </w:r>
     </w:p>
     <w:p>
@@ -11204,7 +11130,7 @@
         <w:drawing>
           <wp:inline xmlns:a="http://schemas.openxmlformats.org/drawingml/2006/main" xmlns:pic="http://schemas.openxmlformats.org/drawingml/2006/picture">
             <wp:extent cx="3240000" cy="2168405"/>
-            <wp:docPr id="11" name="Picture 11"/>
+            <wp:docPr id="10" name="Picture 10"/>
             <wp:cNvGraphicFramePr>
               <a:graphicFrameLocks noChangeAspect="1"/>
             </wp:cNvGraphicFramePr>
@@ -11216,7 +11142,7 @@
                     <pic:cNvPicPr/>
                   </pic:nvPicPr>
                   <pic:blipFill>
-                    <a:blip r:embed="rId22"/>
+                    <a:blip r:embed="rId21"/>
                     <a:stretch>
                       <a:fillRect/>
                     </a:stretch>
@@ -11246,7 +11172,7 @@
           <w:i/>
           <w:sz w:val="18"/>
         </w:rPr>
-        <w:t>Figure 4.9: Top 10 features by importance for the best model per factor.</w:t>
+        <w:t>Figure 4.8: Top 10 features by importance for the best model per factor.</w:t>
       </w:r>
     </w:p>
     <w:tbl>
@@ -12478,6 +12404,60 @@
         <w:drawing>
           <wp:inline xmlns:a="http://schemas.openxmlformats.org/drawingml/2006/main" xmlns:pic="http://schemas.openxmlformats.org/drawingml/2006/picture">
             <wp:extent cx="3780000" cy="2598750"/>
+            <wp:docPr id="11" name="Picture 11"/>
+            <wp:cNvGraphicFramePr>
+              <a:graphicFrameLocks noChangeAspect="1"/>
+            </wp:cNvGraphicFramePr>
+            <a:graphic>
+              <a:graphicData uri="http://schemas.openxmlformats.org/drawingml/2006/picture">
+                <pic:pic>
+                  <pic:nvPicPr>
+                    <pic:cNvPr id="0" name="web_02_assessment_top.png"/>
+                    <pic:cNvPicPr/>
+                  </pic:nvPicPr>
+                  <pic:blipFill>
+                    <a:blip r:embed="rId22"/>
+                    <a:stretch>
+                      <a:fillRect/>
+                    </a:stretch>
+                  </pic:blipFill>
+                  <pic:spPr>
+                    <a:xfrm>
+                      <a:off x="0" y="0"/>
+                      <a:ext cx="3780000" cy="2598750"/>
+                    </a:xfrm>
+                    <a:prstGeom prst="rect"/>
+                  </pic:spPr>
+                </pic:pic>
+              </a:graphicData>
+            </a:graphic>
+          </wp:inline>
+        </w:drawing>
+      </w:r>
+    </w:p>
+    <w:p>
+      <w:pPr>
+        <w:spacing w:before="0" w:after="60"/>
+        <w:jc w:val="center"/>
+      </w:pPr>
+      <w:r>
+        <w:rPr>
+          <w:rFonts w:ascii="Times New Roman" w:hAnsi="Times New Roman" w:cs="Times New Roman" w:eastAsia="Times New Roman"/>
+          <w:i/>
+          <w:sz w:val="18"/>
+        </w:rPr>
+        <w:t>Figure 4.9: Web app: sample-profile shortcuts and demographic section (Q1 to Q17).</w:t>
+      </w:r>
+    </w:p>
+    <w:p>
+      <w:pPr>
+        <w:spacing w:before="80" w:after="40"/>
+        <w:jc w:val="center"/>
+      </w:pPr>
+      <w:r>
+        <w:drawing>
+          <wp:inline xmlns:a="http://schemas.openxmlformats.org/drawingml/2006/main" xmlns:pic="http://schemas.openxmlformats.org/drawingml/2006/picture">
+            <wp:extent cx="3780000" cy="2598750"/>
             <wp:docPr id="12" name="Picture 12"/>
             <wp:cNvGraphicFramePr>
               <a:graphicFrameLocks noChangeAspect="1"/>
@@ -12486,7 +12466,7 @@
               <a:graphicData uri="http://schemas.openxmlformats.org/drawingml/2006/picture">
                 <pic:pic>
                   <pic:nvPicPr>
-                    <pic:cNvPr id="0" name="web_02_assessment_top.png"/>
+                    <pic:cNvPr id="0" name="web_03_assessment_nmq.png"/>
                     <pic:cNvPicPr/>
                   </pic:nvPicPr>
                   <pic:blipFill>
@@ -12520,7 +12500,7 @@
           <w:i/>
           <w:sz w:val="18"/>
         </w:rPr>
-        <w:t>Figure 4.10: Web app: sample-profile shortcuts and demographic section (Q1 to Q17).</w:t>
+        <w:t>Figure 4.10: Web app: Nordic Musculoskeletal Questionnaire section (Q18 to Q24).</w:t>
       </w:r>
     </w:p>
     <w:p>
@@ -12540,7 +12520,7 @@
               <a:graphicData uri="http://schemas.openxmlformats.org/drawingml/2006/picture">
                 <pic:pic>
                   <pic:nvPicPr>
-                    <pic:cNvPr id="0" name="web_03_assessment_nmq.png"/>
+                    <pic:cNvPr id="0" name="web_04_assessment_nasa_borg.png"/>
                     <pic:cNvPicPr/>
                   </pic:nvPicPr>
                   <pic:blipFill>
@@ -12574,7 +12554,7 @@
           <w:i/>
           <w:sz w:val="18"/>
         </w:rPr>
-        <w:t>Figure 4.11: Web app: Nordic Musculoskeletal Questionnaire section (Q18 to Q24).</w:t>
+        <w:t>Figure 4.11: Web app: NASA-TLX and Borg CR10 sliders (Q25 to Q36).</w:t>
       </w:r>
     </w:p>
     <w:p>
@@ -12594,7 +12574,7 @@
               <a:graphicData uri="http://schemas.openxmlformats.org/drawingml/2006/picture">
                 <pic:pic>
                   <pic:nvPicPr>
-                    <pic:cNvPr id="0" name="web_04_assessment_nasa_borg.png"/>
+                    <pic:cNvPr id="0" name="web_05_assessment_rula_qec.png"/>
                     <pic:cNvPicPr/>
                   </pic:nvPicPr>
                   <pic:blipFill>
@@ -12628,7 +12608,7 @@
           <w:i/>
           <w:sz w:val="18"/>
         </w:rPr>
-        <w:t>Figure 4.12: Web app: NASA-TLX and Borg CR10 sliders (Q25 to Q36).</w:t>
+        <w:t>Figure 4.12: Web app: RULA (11 items) and QEC (8 scores) observation sections above the Predict button.</w:t>
       </w:r>
     </w:p>
     <w:p>
@@ -12648,7 +12628,7 @@
               <a:graphicData uri="http://schemas.openxmlformats.org/drawingml/2006/picture">
                 <pic:pic>
                   <pic:nvPicPr>
-                    <pic:cNvPr id="0" name="web_05_assessment_rula_qec.png"/>
+                    <pic:cNvPr id="0" name="web_06_results.png"/>
                     <pic:cNvPicPr/>
                   </pic:nvPicPr>
                   <pic:blipFill>
@@ -12682,61 +12662,7 @@
           <w:i/>
           <w:sz w:val="18"/>
         </w:rPr>
-        <w:t>Figure 4.13: Web app: RULA (11 items) and QEC (8 scores) observation sections above the Predict button.</w:t>
-      </w:r>
-    </w:p>
-    <w:p>
-      <w:pPr>
-        <w:spacing w:before="80" w:after="40"/>
-        <w:jc w:val="center"/>
-      </w:pPr>
-      <w:r>
-        <w:drawing>
-          <wp:inline xmlns:a="http://schemas.openxmlformats.org/drawingml/2006/main" xmlns:pic="http://schemas.openxmlformats.org/drawingml/2006/picture">
-            <wp:extent cx="3780000" cy="2598750"/>
-            <wp:docPr id="16" name="Picture 16"/>
-            <wp:cNvGraphicFramePr>
-              <a:graphicFrameLocks noChangeAspect="1"/>
-            </wp:cNvGraphicFramePr>
-            <a:graphic>
-              <a:graphicData uri="http://schemas.openxmlformats.org/drawingml/2006/picture">
-                <pic:pic>
-                  <pic:nvPicPr>
-                    <pic:cNvPr id="0" name="web_06_results.png"/>
-                    <pic:cNvPicPr/>
-                  </pic:nvPicPr>
-                  <pic:blipFill>
-                    <a:blip r:embed="rId27"/>
-                    <a:stretch>
-                      <a:fillRect/>
-                    </a:stretch>
-                  </pic:blipFill>
-                  <pic:spPr>
-                    <a:xfrm>
-                      <a:off x="0" y="0"/>
-                      <a:ext cx="3780000" cy="2598750"/>
-                    </a:xfrm>
-                    <a:prstGeom prst="rect"/>
-                  </pic:spPr>
-                </pic:pic>
-              </a:graphicData>
-            </a:graphic>
-          </wp:inline>
-        </w:drawing>
-      </w:r>
-    </w:p>
-    <w:p>
-      <w:pPr>
-        <w:spacing w:before="0" w:after="60"/>
-        <w:jc w:val="center"/>
-      </w:pPr>
-      <w:r>
-        <w:rPr>
-          <w:rFonts w:ascii="Times New Roman" w:hAnsi="Times New Roman" w:cs="Times New Roman" w:eastAsia="Times New Roman"/>
-          <w:i/>
-          <w:sz w:val="18"/>
-        </w:rPr>
-        <w:t>Figure 4.14: Web app: predicted risk profile output with colour-coded level cards, radar chart, tabular result, and per-factor recommendations.</w:t>
+        <w:t>Figure 4.13: Web app: predicted risk profile output with colour-coded level cards, radar chart, tabular result, and per-factor recommendations.</w:t>
       </w:r>
     </w:p>
     <w:p>

--- a/docs/report.docx
+++ b/docs/report.docx
@@ -2563,14 +2563,14 @@
       <w:pPr>
         <w:pStyle w:val="Heading4"/>
         <w:keepNext/>
-        <w:spacing w:before="200" w:after="60"/>
+        <w:spacing w:before="280" w:after="100"/>
       </w:pPr>
       <w:r>
         <w:rPr>
           <w:rFonts w:ascii="Times New Roman" w:hAnsi="Times New Roman" w:cs="Times New Roman" w:eastAsia="Times New Roman"/>
           <w:b/>
           <w:color w:val="000000"/>
-          <w:sz w:val="28"/>
+          <w:sz w:val="30"/>
         </w:rPr>
         <w:t xml:space="preserve">1.1   </w:t>
       </w:r>
@@ -2579,7 +2579,7 @@
           <w:rFonts w:ascii="Times New Roman" w:hAnsi="Times New Roman" w:cs="Times New Roman" w:eastAsia="Times New Roman"/>
           <w:b/>
           <w:color w:val="000000"/>
-          <w:sz w:val="28"/>
+          <w:sz w:val="30"/>
         </w:rPr>
         <w:t>Background</w:t>
       </w:r>
@@ -2614,14 +2614,14 @@
       <w:pPr>
         <w:pStyle w:val="Heading4"/>
         <w:keepNext/>
-        <w:spacing w:before="200" w:after="60"/>
+        <w:spacing w:before="280" w:after="100"/>
       </w:pPr>
       <w:r>
         <w:rPr>
           <w:rFonts w:ascii="Times New Roman" w:hAnsi="Times New Roman" w:cs="Times New Roman" w:eastAsia="Times New Roman"/>
           <w:b/>
           <w:color w:val="000000"/>
-          <w:sz w:val="28"/>
+          <w:sz w:val="30"/>
         </w:rPr>
         <w:t xml:space="preserve">1.2   </w:t>
       </w:r>
@@ -2630,7 +2630,7 @@
           <w:rFonts w:ascii="Times New Roman" w:hAnsi="Times New Roman" w:cs="Times New Roman" w:eastAsia="Times New Roman"/>
           <w:b/>
           <w:color w:val="000000"/>
-          <w:sz w:val="28"/>
+          <w:sz w:val="30"/>
         </w:rPr>
         <w:t>Motivation</w:t>
       </w:r>
@@ -2665,14 +2665,14 @@
       <w:pPr>
         <w:pStyle w:val="Heading4"/>
         <w:keepNext/>
-        <w:spacing w:before="200" w:after="60"/>
+        <w:spacing w:before="280" w:after="100"/>
       </w:pPr>
       <w:r>
         <w:rPr>
           <w:rFonts w:ascii="Times New Roman" w:hAnsi="Times New Roman" w:cs="Times New Roman" w:eastAsia="Times New Roman"/>
           <w:b/>
           <w:color w:val="000000"/>
-          <w:sz w:val="28"/>
+          <w:sz w:val="30"/>
         </w:rPr>
         <w:t xml:space="preserve">1.3   </w:t>
       </w:r>
@@ -2681,7 +2681,7 @@
           <w:rFonts w:ascii="Times New Roman" w:hAnsi="Times New Roman" w:cs="Times New Roman" w:eastAsia="Times New Roman"/>
           <w:b/>
           <w:color w:val="000000"/>
-          <w:sz w:val="28"/>
+          <w:sz w:val="30"/>
         </w:rPr>
         <w:t>Objectives of the work</w:t>
       </w:r>
@@ -2771,14 +2771,14 @@
       <w:pPr>
         <w:pStyle w:val="Heading4"/>
         <w:keepNext/>
-        <w:spacing w:before="200" w:after="60"/>
+        <w:spacing w:before="280" w:after="100"/>
       </w:pPr>
       <w:r>
         <w:rPr>
           <w:rFonts w:ascii="Times New Roman" w:hAnsi="Times New Roman" w:cs="Times New Roman" w:eastAsia="Times New Roman"/>
           <w:b/>
           <w:color w:val="000000"/>
-          <w:sz w:val="28"/>
+          <w:sz w:val="30"/>
         </w:rPr>
         <w:t xml:space="preserve">2.1   </w:t>
       </w:r>
@@ -2787,7 +2787,7 @@
           <w:rFonts w:ascii="Times New Roman" w:hAnsi="Times New Roman" w:cs="Times New Roman" w:eastAsia="Times New Roman"/>
           <w:b/>
           <w:color w:val="000000"/>
-          <w:sz w:val="28"/>
+          <w:sz w:val="30"/>
         </w:rPr>
         <w:t>Two-stage design</w:t>
       </w:r>
@@ -2820,13 +2820,13 @@
     </w:p>
     <w:p>
       <w:pPr>
-        <w:spacing w:before="80" w:after="40"/>
+        <w:spacing w:before="120" w:after="60"/>
         <w:jc w:val="center"/>
       </w:pPr>
       <w:r>
         <w:drawing>
           <wp:inline xmlns:a="http://schemas.openxmlformats.org/drawingml/2006/main" xmlns:pic="http://schemas.openxmlformats.org/drawingml/2006/picture">
-            <wp:extent cx="3240000" cy="1192147"/>
+            <wp:extent cx="3600000" cy="1324608"/>
             <wp:docPr id="2" name="Picture 2"/>
             <wp:cNvGraphicFramePr>
               <a:graphicFrameLocks noChangeAspect="1"/>
@@ -2847,7 +2847,7 @@
                   <pic:spPr>
                     <a:xfrm>
                       <a:off x="0" y="0"/>
-                      <a:ext cx="3240000" cy="1192147"/>
+                      <a:ext cx="3600000" cy="1324608"/>
                     </a:xfrm>
                     <a:prstGeom prst="rect"/>
                   </pic:spPr>
@@ -2860,7 +2860,7 @@
     </w:p>
     <w:p>
       <w:pPr>
-        <w:spacing w:before="0" w:after="60"/>
+        <w:spacing w:before="20" w:after="120"/>
         <w:jc w:val="center"/>
       </w:pPr>
       <w:r>
@@ -2876,14 +2876,14 @@
       <w:pPr>
         <w:pStyle w:val="Heading4"/>
         <w:keepNext/>
-        <w:spacing w:before="200" w:after="60"/>
+        <w:spacing w:before="280" w:after="100"/>
       </w:pPr>
       <w:r>
         <w:rPr>
           <w:rFonts w:ascii="Times New Roman" w:hAnsi="Times New Roman" w:cs="Times New Roman" w:eastAsia="Times New Roman"/>
           <w:b/>
           <w:color w:val="000000"/>
-          <w:sz w:val="28"/>
+          <w:sz w:val="30"/>
         </w:rPr>
         <w:t xml:space="preserve">2.2   </w:t>
       </w:r>
@@ -2892,7 +2892,7 @@
           <w:rFonts w:ascii="Times New Roman" w:hAnsi="Times New Roman" w:cs="Times New Roman" w:eastAsia="Times New Roman"/>
           <w:b/>
           <w:color w:val="000000"/>
-          <w:sz w:val="28"/>
+          <w:sz w:val="30"/>
         </w:rPr>
         <w:t>Study design and data sources</w:t>
       </w:r>
@@ -3022,14 +3022,14 @@
       <w:pPr>
         <w:pStyle w:val="Heading5"/>
         <w:keepNext/>
-        <w:spacing w:before="120" w:after="40"/>
+        <w:spacing w:before="180" w:after="60"/>
       </w:pPr>
       <w:r>
         <w:rPr>
           <w:rFonts w:ascii="Times New Roman" w:hAnsi="Times New Roman" w:cs="Times New Roman" w:eastAsia="Times New Roman"/>
           <w:b/>
           <w:color w:val="000000"/>
-          <w:sz w:val="22"/>
+          <w:sz w:val="24"/>
         </w:rPr>
         <w:t xml:space="preserve">2.2.1   </w:t>
       </w:r>
@@ -3038,7 +3038,7 @@
           <w:rFonts w:ascii="Times New Roman" w:hAnsi="Times New Roman" w:cs="Times New Roman" w:eastAsia="Times New Roman"/>
           <w:b/>
           <w:color w:val="000000"/>
-          <w:sz w:val="22"/>
+          <w:sz w:val="24"/>
         </w:rPr>
         <w:t>Rider survey</w:t>
       </w:r>
@@ -3060,14 +3060,14 @@
       <w:pPr>
         <w:pStyle w:val="Heading5"/>
         <w:keepNext/>
-        <w:spacing w:before="120" w:after="40"/>
+        <w:spacing w:before="180" w:after="60"/>
       </w:pPr>
       <w:r>
         <w:rPr>
           <w:rFonts w:ascii="Times New Roman" w:hAnsi="Times New Roman" w:cs="Times New Roman" w:eastAsia="Times New Roman"/>
           <w:b/>
           <w:color w:val="000000"/>
-          <w:sz w:val="22"/>
+          <w:sz w:val="24"/>
         </w:rPr>
         <w:t xml:space="preserve">2.2.2   </w:t>
       </w:r>
@@ -3076,7 +3076,7 @@
           <w:rFonts w:ascii="Times New Roman" w:hAnsi="Times New Roman" w:cs="Times New Roman" w:eastAsia="Times New Roman"/>
           <w:b/>
           <w:color w:val="000000"/>
-          <w:sz w:val="22"/>
+          <w:sz w:val="24"/>
         </w:rPr>
         <w:t>Posture observations</w:t>
       </w:r>
@@ -3098,14 +3098,14 @@
       <w:pPr>
         <w:pStyle w:val="Heading4"/>
         <w:keepNext/>
-        <w:spacing w:before="200" w:after="60"/>
+        <w:spacing w:before="280" w:after="100"/>
       </w:pPr>
       <w:r>
         <w:rPr>
           <w:rFonts w:ascii="Times New Roman" w:hAnsi="Times New Roman" w:cs="Times New Roman" w:eastAsia="Times New Roman"/>
           <w:b/>
           <w:color w:val="000000"/>
-          <w:sz w:val="28"/>
+          <w:sz w:val="30"/>
         </w:rPr>
         <w:t xml:space="preserve">2.3   </w:t>
       </w:r>
@@ -3114,7 +3114,7 @@
           <w:rFonts w:ascii="Times New Roman" w:hAnsi="Times New Roman" w:cs="Times New Roman" w:eastAsia="Times New Roman"/>
           <w:b/>
           <w:color w:val="000000"/>
-          <w:sz w:val="28"/>
+          <w:sz w:val="30"/>
         </w:rPr>
         <w:t>Data cleaning and feature engineering</w:t>
       </w:r>
@@ -3149,14 +3149,14 @@
       <w:pPr>
         <w:pStyle w:val="Heading4"/>
         <w:keepNext/>
-        <w:spacing w:before="200" w:after="60"/>
+        <w:spacing w:before="280" w:after="100"/>
       </w:pPr>
       <w:r>
         <w:rPr>
           <w:rFonts w:ascii="Times New Roman" w:hAnsi="Times New Roman" w:cs="Times New Roman" w:eastAsia="Times New Roman"/>
           <w:b/>
           <w:color w:val="000000"/>
-          <w:sz w:val="28"/>
+          <w:sz w:val="30"/>
         </w:rPr>
         <w:t xml:space="preserve">2.4   </w:t>
       </w:r>
@@ -3165,7 +3165,7 @@
           <w:rFonts w:ascii="Times New Roman" w:hAnsi="Times New Roman" w:cs="Times New Roman" w:eastAsia="Times New Roman"/>
           <w:b/>
           <w:color w:val="000000"/>
-          <w:sz w:val="28"/>
+          <w:sz w:val="30"/>
         </w:rPr>
         <w:t>Stage 1: Deterministic risk scoring</w:t>
       </w:r>
@@ -3265,14 +3265,14 @@
       <w:pPr>
         <w:pStyle w:val="Heading4"/>
         <w:keepNext/>
-        <w:spacing w:before="200" w:after="60"/>
+        <w:spacing w:before="280" w:after="100"/>
       </w:pPr>
       <w:r>
         <w:rPr>
           <w:rFonts w:ascii="Times New Roman" w:hAnsi="Times New Roman" w:cs="Times New Roman" w:eastAsia="Times New Roman"/>
           <w:b/>
           <w:color w:val="000000"/>
-          <w:sz w:val="28"/>
+          <w:sz w:val="30"/>
         </w:rPr>
         <w:t xml:space="preserve">2.5   </w:t>
       </w:r>
@@ -3281,7 +3281,7 @@
           <w:rFonts w:ascii="Times New Roman" w:hAnsi="Times New Roman" w:cs="Times New Roman" w:eastAsia="Times New Roman"/>
           <w:b/>
           <w:color w:val="000000"/>
-          <w:sz w:val="28"/>
+          <w:sz w:val="30"/>
         </w:rPr>
         <w:t>Statistical analysis</w:t>
       </w:r>
@@ -3303,14 +3303,14 @@
       <w:pPr>
         <w:pStyle w:val="Heading4"/>
         <w:keepNext/>
-        <w:spacing w:before="200" w:after="60"/>
+        <w:spacing w:before="280" w:after="100"/>
       </w:pPr>
       <w:r>
         <w:rPr>
           <w:rFonts w:ascii="Times New Roman" w:hAnsi="Times New Roman" w:cs="Times New Roman" w:eastAsia="Times New Roman"/>
           <w:b/>
           <w:color w:val="000000"/>
-          <w:sz w:val="28"/>
+          <w:sz w:val="30"/>
         </w:rPr>
         <w:t xml:space="preserve">2.6   </w:t>
       </w:r>
@@ -3319,7 +3319,7 @@
           <w:rFonts w:ascii="Times New Roman" w:hAnsi="Times New Roman" w:cs="Times New Roman" w:eastAsia="Times New Roman"/>
           <w:b/>
           <w:color w:val="000000"/>
-          <w:sz w:val="28"/>
+          <w:sz w:val="30"/>
         </w:rPr>
         <w:t>Stage 2: Machine learning pipeline</w:t>
       </w:r>
@@ -3341,14 +3341,14 @@
       <w:pPr>
         <w:pStyle w:val="Heading5"/>
         <w:keepNext/>
-        <w:spacing w:before="120" w:after="40"/>
+        <w:spacing w:before="180" w:after="60"/>
       </w:pPr>
       <w:r>
         <w:rPr>
           <w:rFonts w:ascii="Times New Roman" w:hAnsi="Times New Roman" w:cs="Times New Roman" w:eastAsia="Times New Roman"/>
           <w:b/>
           <w:color w:val="000000"/>
-          <w:sz w:val="22"/>
+          <w:sz w:val="24"/>
         </w:rPr>
         <w:t xml:space="preserve">2.6.1   </w:t>
       </w:r>
@@ -3357,7 +3357,7 @@
           <w:rFonts w:ascii="Times New Roman" w:hAnsi="Times New Roman" w:cs="Times New Roman" w:eastAsia="Times New Roman"/>
           <w:b/>
           <w:color w:val="000000"/>
-          <w:sz w:val="22"/>
+          <w:sz w:val="24"/>
         </w:rPr>
         <w:t>Logistic Regression</w:t>
       </w:r>
@@ -3379,14 +3379,14 @@
       <w:pPr>
         <w:pStyle w:val="Heading5"/>
         <w:keepNext/>
-        <w:spacing w:before="120" w:after="40"/>
+        <w:spacing w:before="180" w:after="60"/>
       </w:pPr>
       <w:r>
         <w:rPr>
           <w:rFonts w:ascii="Times New Roman" w:hAnsi="Times New Roman" w:cs="Times New Roman" w:eastAsia="Times New Roman"/>
           <w:b/>
           <w:color w:val="000000"/>
-          <w:sz w:val="22"/>
+          <w:sz w:val="24"/>
         </w:rPr>
         <w:t xml:space="preserve">2.6.2   </w:t>
       </w:r>
@@ -3395,7 +3395,7 @@
           <w:rFonts w:ascii="Times New Roman" w:hAnsi="Times New Roman" w:cs="Times New Roman" w:eastAsia="Times New Roman"/>
           <w:b/>
           <w:color w:val="000000"/>
-          <w:sz w:val="22"/>
+          <w:sz w:val="24"/>
         </w:rPr>
         <w:t>Decision Tree</w:t>
       </w:r>
@@ -3417,14 +3417,14 @@
       <w:pPr>
         <w:pStyle w:val="Heading5"/>
         <w:keepNext/>
-        <w:spacing w:before="120" w:after="40"/>
+        <w:spacing w:before="180" w:after="60"/>
       </w:pPr>
       <w:r>
         <w:rPr>
           <w:rFonts w:ascii="Times New Roman" w:hAnsi="Times New Roman" w:cs="Times New Roman" w:eastAsia="Times New Roman"/>
           <w:b/>
           <w:color w:val="000000"/>
-          <w:sz w:val="22"/>
+          <w:sz w:val="24"/>
         </w:rPr>
         <w:t xml:space="preserve">2.6.3   </w:t>
       </w:r>
@@ -3433,7 +3433,7 @@
           <w:rFonts w:ascii="Times New Roman" w:hAnsi="Times New Roman" w:cs="Times New Roman" w:eastAsia="Times New Roman"/>
           <w:b/>
           <w:color w:val="000000"/>
-          <w:sz w:val="22"/>
+          <w:sz w:val="24"/>
         </w:rPr>
         <w:t>Random Forest</w:t>
       </w:r>
@@ -3455,14 +3455,14 @@
       <w:pPr>
         <w:pStyle w:val="Heading5"/>
         <w:keepNext/>
-        <w:spacing w:before="120" w:after="40"/>
+        <w:spacing w:before="180" w:after="60"/>
       </w:pPr>
       <w:r>
         <w:rPr>
           <w:rFonts w:ascii="Times New Roman" w:hAnsi="Times New Roman" w:cs="Times New Roman" w:eastAsia="Times New Roman"/>
           <w:b/>
           <w:color w:val="000000"/>
-          <w:sz w:val="22"/>
+          <w:sz w:val="24"/>
         </w:rPr>
         <w:t xml:space="preserve">2.6.4   </w:t>
       </w:r>
@@ -3471,7 +3471,7 @@
           <w:rFonts w:ascii="Times New Roman" w:hAnsi="Times New Roman" w:cs="Times New Roman" w:eastAsia="Times New Roman"/>
           <w:b/>
           <w:color w:val="000000"/>
-          <w:sz w:val="22"/>
+          <w:sz w:val="24"/>
         </w:rPr>
         <w:t>Extra Trees</w:t>
       </w:r>
@@ -3493,14 +3493,14 @@
       <w:pPr>
         <w:pStyle w:val="Heading5"/>
         <w:keepNext/>
-        <w:spacing w:before="120" w:after="40"/>
+        <w:spacing w:before="180" w:after="60"/>
       </w:pPr>
       <w:r>
         <w:rPr>
           <w:rFonts w:ascii="Times New Roman" w:hAnsi="Times New Roman" w:cs="Times New Roman" w:eastAsia="Times New Roman"/>
           <w:b/>
           <w:color w:val="000000"/>
-          <w:sz w:val="22"/>
+          <w:sz w:val="24"/>
         </w:rPr>
         <w:t xml:space="preserve">2.6.5   </w:t>
       </w:r>
@@ -3509,7 +3509,7 @@
           <w:rFonts w:ascii="Times New Roman" w:hAnsi="Times New Roman" w:cs="Times New Roman" w:eastAsia="Times New Roman"/>
           <w:b/>
           <w:color w:val="000000"/>
-          <w:sz w:val="22"/>
+          <w:sz w:val="24"/>
         </w:rPr>
         <w:t>Histogram Gradient Boosting</w:t>
       </w:r>
@@ -3531,14 +3531,14 @@
       <w:pPr>
         <w:pStyle w:val="Heading5"/>
         <w:keepNext/>
-        <w:spacing w:before="120" w:after="40"/>
+        <w:spacing w:before="180" w:after="60"/>
       </w:pPr>
       <w:r>
         <w:rPr>
           <w:rFonts w:ascii="Times New Roman" w:hAnsi="Times New Roman" w:cs="Times New Roman" w:eastAsia="Times New Roman"/>
           <w:b/>
           <w:color w:val="000000"/>
-          <w:sz w:val="22"/>
+          <w:sz w:val="24"/>
         </w:rPr>
         <w:t xml:space="preserve">2.6.6   </w:t>
       </w:r>
@@ -3547,7 +3547,7 @@
           <w:rFonts w:ascii="Times New Roman" w:hAnsi="Times New Roman" w:cs="Times New Roman" w:eastAsia="Times New Roman"/>
           <w:b/>
           <w:color w:val="000000"/>
-          <w:sz w:val="22"/>
+          <w:sz w:val="24"/>
         </w:rPr>
         <w:t>XGBoost</w:t>
       </w:r>
@@ -3569,14 +3569,14 @@
       <w:pPr>
         <w:pStyle w:val="Heading5"/>
         <w:keepNext/>
-        <w:spacing w:before="120" w:after="40"/>
+        <w:spacing w:before="180" w:after="60"/>
       </w:pPr>
       <w:r>
         <w:rPr>
           <w:rFonts w:ascii="Times New Roman" w:hAnsi="Times New Roman" w:cs="Times New Roman" w:eastAsia="Times New Roman"/>
           <w:b/>
           <w:color w:val="000000"/>
-          <w:sz w:val="22"/>
+          <w:sz w:val="24"/>
         </w:rPr>
         <w:t xml:space="preserve">2.6.7   </w:t>
       </w:r>
@@ -3585,7 +3585,7 @@
           <w:rFonts w:ascii="Times New Roman" w:hAnsi="Times New Roman" w:cs="Times New Roman" w:eastAsia="Times New Roman"/>
           <w:b/>
           <w:color w:val="000000"/>
-          <w:sz w:val="22"/>
+          <w:sz w:val="24"/>
         </w:rPr>
         <w:t>Stacking Classifier</w:t>
       </w:r>
@@ -3607,14 +3607,14 @@
       <w:pPr>
         <w:pStyle w:val="Heading5"/>
         <w:keepNext/>
-        <w:spacing w:before="120" w:after="40"/>
+        <w:spacing w:before="180" w:after="60"/>
       </w:pPr>
       <w:r>
         <w:rPr>
           <w:rFonts w:ascii="Times New Roman" w:hAnsi="Times New Roman" w:cs="Times New Roman" w:eastAsia="Times New Roman"/>
           <w:b/>
           <w:color w:val="000000"/>
-          <w:sz w:val="22"/>
+          <w:sz w:val="24"/>
         </w:rPr>
         <w:t xml:space="preserve">2.6.8   </w:t>
       </w:r>
@@ -3623,7 +3623,7 @@
           <w:rFonts w:ascii="Times New Roman" w:hAnsi="Times New Roman" w:cs="Times New Roman" w:eastAsia="Times New Roman"/>
           <w:b/>
           <w:color w:val="000000"/>
-          <w:sz w:val="22"/>
+          <w:sz w:val="24"/>
         </w:rPr>
         <w:t>SMOTE and cross-validation</w:t>
       </w:r>
@@ -3645,14 +3645,14 @@
       <w:pPr>
         <w:pStyle w:val="Heading5"/>
         <w:keepNext/>
-        <w:spacing w:before="120" w:after="40"/>
+        <w:spacing w:before="180" w:after="60"/>
       </w:pPr>
       <w:r>
         <w:rPr>
           <w:rFonts w:ascii="Times New Roman" w:hAnsi="Times New Roman" w:cs="Times New Roman" w:eastAsia="Times New Roman"/>
           <w:b/>
           <w:color w:val="000000"/>
-          <w:sz w:val="22"/>
+          <w:sz w:val="24"/>
         </w:rPr>
         <w:t xml:space="preserve">2.6.9   </w:t>
       </w:r>
@@ -3661,7 +3661,7 @@
           <w:rFonts w:ascii="Times New Roman" w:hAnsi="Times New Roman" w:cs="Times New Roman" w:eastAsia="Times New Roman"/>
           <w:b/>
           <w:color w:val="000000"/>
-          <w:sz w:val="22"/>
+          <w:sz w:val="24"/>
         </w:rPr>
         <w:t>Per-target feature exclusions</w:t>
       </w:r>
@@ -3703,13 +3703,14 @@
           <w:p>
             <w:pPr>
               <w:keepNext/>
+              <w:spacing w:before="20" w:after="20"/>
             </w:pPr>
             <w:r/>
             <w:r>
               <w:rPr>
                 <w:rFonts w:ascii="Times New Roman" w:hAnsi="Times New Roman" w:cs="Times New Roman" w:eastAsia="Times New Roman"/>
                 <w:b/>
-                <w:sz w:val="18"/>
+                <w:sz w:val="20"/>
               </w:rPr>
               <w:t>Target</w:t>
             </w:r>
@@ -3721,12 +3722,15 @@
             <w:shd w:fill="D9D9D9"/>
           </w:tcPr>
           <w:p>
+            <w:pPr>
+              <w:spacing w:before="20" w:after="20"/>
+            </w:pPr>
             <w:r/>
             <w:r>
               <w:rPr>
                 <w:rFonts w:ascii="Times New Roman" w:hAnsi="Times New Roman" w:cs="Times New Roman" w:eastAsia="Times New Roman"/>
                 <w:b/>
-                <w:sz w:val="18"/>
+                <w:sz w:val="20"/>
               </w:rPr>
               <w:t>Excluded features</w:t>
             </w:r>
@@ -3738,12 +3742,15 @@
             <w:shd w:fill="D9D9D9"/>
           </w:tcPr>
           <w:p>
+            <w:pPr>
+              <w:spacing w:before="20" w:after="20"/>
+            </w:pPr>
             <w:r/>
             <w:r>
               <w:rPr>
                 <w:rFonts w:ascii="Times New Roman" w:hAnsi="Times New Roman" w:cs="Times New Roman" w:eastAsia="Times New Roman"/>
                 <w:b/>
-                <w:sz w:val="18"/>
+                <w:sz w:val="20"/>
               </w:rPr>
               <w:t>Final feature count</w:t>
             </w:r>
@@ -3761,13 +3768,13 @@
           <w:p>
             <w:pPr>
               <w:keepNext/>
-              <w:spacing w:before="0" w:after="0"/>
+              <w:spacing w:before="20" w:after="20"/>
             </w:pPr>
             <w:r/>
             <w:r>
               <w:rPr>
                 <w:rFonts w:ascii="Times New Roman" w:hAnsi="Times New Roman" w:cs="Times New Roman" w:eastAsia="Times New Roman"/>
-                <w:sz w:val="18"/>
+                <w:sz w:val="20"/>
               </w:rPr>
               <w:t>Force</w:t>
             </w:r>
@@ -3779,13 +3786,13 @@
           </w:tcPr>
           <w:p>
             <w:pPr>
-              <w:spacing w:before="0" w:after="0"/>
+              <w:spacing w:before="20" w:after="20"/>
             </w:pPr>
             <w:r/>
             <w:r>
               <w:rPr>
                 <w:rFonts w:ascii="Times New Roman" w:hAnsi="Times New Roman" w:cs="Times New Roman" w:eastAsia="Times New Roman"/>
-                <w:sz w:val="18"/>
+                <w:sz w:val="20"/>
               </w:rPr>
               <w:t>force_exertion, force_x_age</w:t>
             </w:r>
@@ -3797,13 +3804,13 @@
           </w:tcPr>
           <w:p>
             <w:pPr>
-              <w:spacing w:before="0" w:after="0"/>
+              <w:spacing w:before="20" w:after="20"/>
             </w:pPr>
             <w:r/>
             <w:r>
               <w:rPr>
                 <w:rFonts w:ascii="Times New Roman" w:hAnsi="Times New Roman" w:cs="Times New Roman" w:eastAsia="Times New Roman"/>
-                <w:sz w:val="18"/>
+                <w:sz w:val="20"/>
               </w:rPr>
               <w:t>42</w:t>
             </w:r>
@@ -3821,13 +3828,13 @@
           <w:p>
             <w:pPr>
               <w:keepNext/>
-              <w:spacing w:before="0" w:after="0"/>
+              <w:spacing w:before="20" w:after="20"/>
             </w:pPr>
             <w:r/>
             <w:r>
               <w:rPr>
                 <w:rFonts w:ascii="Times New Roman" w:hAnsi="Times New Roman" w:cs="Times New Roman" w:eastAsia="Times New Roman"/>
-                <w:sz w:val="18"/>
+                <w:sz w:val="20"/>
               </w:rPr>
               <w:t>Repetition</w:t>
             </w:r>
@@ -3839,13 +3846,13 @@
           </w:tcPr>
           <w:p>
             <w:pPr>
-              <w:spacing w:before="0" w:after="0"/>
+              <w:spacing w:before="20" w:after="20"/>
             </w:pPr>
             <w:r/>
             <w:r>
               <w:rPr>
                 <w:rFonts w:ascii="Times New Roman" w:hAnsi="Times New Roman" w:cs="Times New Roman" w:eastAsia="Times New Roman"/>
-                <w:sz w:val="18"/>
+                <w:sz w:val="20"/>
               </w:rPr>
               <w:t>deliveries_num, work_hours_num, deliv_x_days</w:t>
             </w:r>
@@ -3857,13 +3864,13 @@
           </w:tcPr>
           <w:p>
             <w:pPr>
-              <w:spacing w:before="0" w:after="0"/>
+              <w:spacing w:before="20" w:after="20"/>
             </w:pPr>
             <w:r/>
             <w:r>
               <w:rPr>
                 <w:rFonts w:ascii="Times New Roman" w:hAnsi="Times New Roman" w:cs="Times New Roman" w:eastAsia="Times New Roman"/>
-                <w:sz w:val="18"/>
+                <w:sz w:val="20"/>
               </w:rPr>
               <w:t>41</w:t>
             </w:r>
@@ -3881,13 +3888,13 @@
           <w:p>
             <w:pPr>
               <w:keepNext/>
-              <w:spacing w:before="0" w:after="0"/>
+              <w:spacing w:before="20" w:after="20"/>
             </w:pPr>
             <w:r/>
             <w:r>
               <w:rPr>
                 <w:rFonts w:ascii="Times New Roman" w:hAnsi="Times New Roman" w:cs="Times New Roman" w:eastAsia="Times New Roman"/>
-                <w:sz w:val="18"/>
+                <w:sz w:val="20"/>
               </w:rPr>
               <w:t>Duration</w:t>
             </w:r>
@@ -3899,13 +3906,13 @@
           </w:tcPr>
           <w:p>
             <w:pPr>
-              <w:spacing w:before="0" w:after="0"/>
+              <w:spacing w:before="20" w:after="20"/>
             </w:pPr>
             <w:r/>
             <w:r>
               <w:rPr>
                 <w:rFonts w:ascii="Times New Roman" w:hAnsi="Times New Roman" w:cs="Times New Roman" w:eastAsia="Times New Roman"/>
-                <w:sz w:val="18"/>
+                <w:sz w:val="20"/>
               </w:rPr>
               <w:t>work_hours_num, vibration_index</w:t>
             </w:r>
@@ -3917,13 +3924,13 @@
           </w:tcPr>
           <w:p>
             <w:pPr>
-              <w:spacing w:before="0" w:after="0"/>
+              <w:spacing w:before="20" w:after="20"/>
             </w:pPr>
             <w:r/>
             <w:r>
               <w:rPr>
                 <w:rFonts w:ascii="Times New Roman" w:hAnsi="Times New Roman" w:cs="Times New Roman" w:eastAsia="Times New Roman"/>
-                <w:sz w:val="18"/>
+                <w:sz w:val="20"/>
               </w:rPr>
               <w:t>42</w:t>
             </w:r>
@@ -3941,13 +3948,13 @@
           <w:p>
             <w:pPr>
               <w:keepNext/>
-              <w:spacing w:before="0" w:after="0"/>
+              <w:spacing w:before="20" w:after="20"/>
             </w:pPr>
             <w:r/>
             <w:r>
               <w:rPr>
                 <w:rFonts w:ascii="Times New Roman" w:hAnsi="Times New Roman" w:cs="Times New Roman" w:eastAsia="Times New Roman"/>
-                <w:sz w:val="18"/>
+                <w:sz w:val="20"/>
               </w:rPr>
               <w:t>Vibration</w:t>
             </w:r>
@@ -3959,13 +3966,13 @@
           </w:tcPr>
           <w:p>
             <w:pPr>
-              <w:spacing w:before="0" w:after="0"/>
+              <w:spacing w:before="20" w:after="20"/>
             </w:pPr>
             <w:r/>
             <w:r>
               <w:rPr>
                 <w:rFonts w:ascii="Times New Roman" w:hAnsi="Times New Roman" w:cs="Times New Roman" w:eastAsia="Times New Roman"/>
-                <w:sz w:val="18"/>
+                <w:sz w:val="20"/>
               </w:rPr>
               <w:t>vibration_index, vehicle_rank, work_hours_num</w:t>
             </w:r>
@@ -3977,13 +3984,13 @@
           </w:tcPr>
           <w:p>
             <w:pPr>
-              <w:spacing w:before="0" w:after="0"/>
+              <w:spacing w:before="20" w:after="20"/>
             </w:pPr>
             <w:r/>
             <w:r>
               <w:rPr>
                 <w:rFonts w:ascii="Times New Roman" w:hAnsi="Times New Roman" w:cs="Times New Roman" w:eastAsia="Times New Roman"/>
-                <w:sz w:val="18"/>
+                <w:sz w:val="20"/>
               </w:rPr>
               <w:t>41</w:t>
             </w:r>
@@ -4001,13 +4008,13 @@
           <w:p>
             <w:pPr>
               <w:keepNext/>
-              <w:spacing w:before="0" w:after="0"/>
+              <w:spacing w:before="20" w:after="20"/>
             </w:pPr>
             <w:r/>
             <w:r>
               <w:rPr>
                 <w:rFonts w:ascii="Times New Roman" w:hAnsi="Times New Roman" w:cs="Times New Roman" w:eastAsia="Times New Roman"/>
-                <w:sz w:val="18"/>
+                <w:sz w:val="20"/>
               </w:rPr>
               <w:t>Contact Stress</w:t>
             </w:r>
@@ -4019,13 +4026,13 @@
           </w:tcPr>
           <w:p>
             <w:pPr>
-              <w:spacing w:before="0" w:after="0"/>
+              <w:spacing w:before="20" w:after="20"/>
             </w:pPr>
             <w:r/>
             <w:r>
               <w:rPr>
                 <w:rFonts w:ascii="Times New Roman" w:hAnsi="Times New Roman" w:cs="Times New Roman" w:eastAsia="Times New Roman"/>
-                <w:sz w:val="18"/>
+                <w:sz w:val="20"/>
               </w:rPr>
               <w:t>carrying_contact_rank, work_hours_num</w:t>
             </w:r>
@@ -4037,13 +4044,13 @@
           </w:tcPr>
           <w:p>
             <w:pPr>
-              <w:spacing w:before="0" w:after="0"/>
+              <w:spacing w:before="20" w:after="20"/>
             </w:pPr>
             <w:r/>
             <w:r>
               <w:rPr>
                 <w:rFonts w:ascii="Times New Roman" w:hAnsi="Times New Roman" w:cs="Times New Roman" w:eastAsia="Times New Roman"/>
-                <w:sz w:val="18"/>
+                <w:sz w:val="20"/>
               </w:rPr>
               <w:t>42</w:t>
             </w:r>
@@ -4061,13 +4068,13 @@
           <w:p>
             <w:pPr>
               <w:keepNext/>
-              <w:spacing w:before="0" w:after="0"/>
+              <w:spacing w:before="20" w:after="20"/>
             </w:pPr>
             <w:r/>
             <w:r>
               <w:rPr>
                 <w:rFonts w:ascii="Times New Roman" w:hAnsi="Times New Roman" w:cs="Times New Roman" w:eastAsia="Times New Roman"/>
-                <w:sz w:val="18"/>
+                <w:sz w:val="20"/>
               </w:rPr>
               <w:t>Posture</w:t>
             </w:r>
@@ -4079,13 +4086,13 @@
           </w:tcPr>
           <w:p>
             <w:pPr>
-              <w:spacing w:before="0" w:after="0"/>
+              <w:spacing w:before="20" w:after="20"/>
             </w:pPr>
             <w:r/>
             <w:r>
               <w:rPr>
                 <w:rFonts w:ascii="Times New Roman" w:hAnsi="Times New Roman" w:cs="Times New Roman" w:eastAsia="Times New Roman"/>
-                <w:sz w:val="18"/>
+                <w:sz w:val="20"/>
               </w:rPr>
               <w:t>(none from survey pool)</w:t>
             </w:r>
@@ -4097,13 +4104,13 @@
           </w:tcPr>
           <w:p>
             <w:pPr>
-              <w:spacing w:before="0" w:after="0"/>
+              <w:spacing w:before="20" w:after="20"/>
             </w:pPr>
             <w:r/>
             <w:r>
               <w:rPr>
                 <w:rFonts w:ascii="Times New Roman" w:hAnsi="Times New Roman" w:cs="Times New Roman" w:eastAsia="Times New Roman"/>
-                <w:sz w:val="18"/>
+                <w:sz w:val="20"/>
               </w:rPr>
               <w:t>44 + 11 + 8 = 63</w:t>
             </w:r>
@@ -4136,14 +4143,14 @@
       <w:pPr>
         <w:pStyle w:val="Heading4"/>
         <w:keepNext/>
-        <w:spacing w:before="200" w:after="60"/>
+        <w:spacing w:before="280" w:after="100"/>
       </w:pPr>
       <w:r>
         <w:rPr>
           <w:rFonts w:ascii="Times New Roman" w:hAnsi="Times New Roman" w:cs="Times New Roman" w:eastAsia="Times New Roman"/>
           <w:b/>
           <w:color w:val="000000"/>
-          <w:sz w:val="28"/>
+          <w:sz w:val="30"/>
         </w:rPr>
         <w:t xml:space="preserve">2.7   </w:t>
       </w:r>
@@ -4152,7 +4159,7 @@
           <w:rFonts w:ascii="Times New Roman" w:hAnsi="Times New Roman" w:cs="Times New Roman" w:eastAsia="Times New Roman"/>
           <w:b/>
           <w:color w:val="000000"/>
-          <w:sz w:val="28"/>
+          <w:sz w:val="30"/>
         </w:rPr>
         <w:t>Evaluation</w:t>
       </w:r>
@@ -4190,14 +4197,14 @@
       <w:pPr>
         <w:pStyle w:val="Heading4"/>
         <w:keepNext/>
-        <w:spacing w:before="200" w:after="60"/>
+        <w:spacing w:before="280" w:after="100"/>
       </w:pPr>
       <w:r>
         <w:rPr>
           <w:rFonts w:ascii="Times New Roman" w:hAnsi="Times New Roman" w:cs="Times New Roman" w:eastAsia="Times New Roman"/>
           <w:b/>
           <w:color w:val="000000"/>
-          <w:sz w:val="28"/>
+          <w:sz w:val="30"/>
         </w:rPr>
         <w:t xml:space="preserve">3.1   </w:t>
       </w:r>
@@ -4206,7 +4213,7 @@
           <w:rFonts w:ascii="Times New Roman" w:hAnsi="Times New Roman" w:cs="Times New Roman" w:eastAsia="Times New Roman"/>
           <w:b/>
           <w:color w:val="000000"/>
-          <w:sz w:val="28"/>
+          <w:sz w:val="30"/>
         </w:rPr>
         <w:t>Notebook pipeline</w:t>
       </w:r>
@@ -4319,14 +4326,14 @@
       <w:pPr>
         <w:pStyle w:val="Heading4"/>
         <w:keepNext/>
-        <w:spacing w:before="200" w:after="60"/>
+        <w:spacing w:before="280" w:after="100"/>
       </w:pPr>
       <w:r>
         <w:rPr>
           <w:rFonts w:ascii="Times New Roman" w:hAnsi="Times New Roman" w:cs="Times New Roman" w:eastAsia="Times New Roman"/>
           <w:b/>
           <w:color w:val="000000"/>
-          <w:sz w:val="28"/>
+          <w:sz w:val="30"/>
         </w:rPr>
         <w:t xml:space="preserve">3.2   </w:t>
       </w:r>
@@ -4335,7 +4342,7 @@
           <w:rFonts w:ascii="Times New Roman" w:hAnsi="Times New Roman" w:cs="Times New Roman" w:eastAsia="Times New Roman"/>
           <w:b/>
           <w:color w:val="000000"/>
-          <w:sz w:val="28"/>
+          <w:sz w:val="30"/>
         </w:rPr>
         <w:t>Instrument design and preparation</w:t>
       </w:r>
@@ -4370,14 +4377,14 @@
       <w:pPr>
         <w:pStyle w:val="Heading4"/>
         <w:keepNext/>
-        <w:spacing w:before="200" w:after="60"/>
+        <w:spacing w:before="280" w:after="100"/>
       </w:pPr>
       <w:r>
         <w:rPr>
           <w:rFonts w:ascii="Times New Roman" w:hAnsi="Times New Roman" w:cs="Times New Roman" w:eastAsia="Times New Roman"/>
           <w:b/>
           <w:color w:val="000000"/>
-          <w:sz w:val="28"/>
+          <w:sz w:val="30"/>
         </w:rPr>
         <w:t xml:space="preserve">3.3   </w:t>
       </w:r>
@@ -4386,7 +4393,7 @@
           <w:rFonts w:ascii="Times New Roman" w:hAnsi="Times New Roman" w:cs="Times New Roman" w:eastAsia="Times New Roman"/>
           <w:b/>
           <w:color w:val="000000"/>
-          <w:sz w:val="28"/>
+          <w:sz w:val="30"/>
         </w:rPr>
         <w:t>Data collection execution</w:t>
       </w:r>
@@ -4421,14 +4428,14 @@
       <w:pPr>
         <w:pStyle w:val="Heading4"/>
         <w:keepNext/>
-        <w:spacing w:before="200" w:after="60"/>
+        <w:spacing w:before="280" w:after="100"/>
       </w:pPr>
       <w:r>
         <w:rPr>
           <w:rFonts w:ascii="Times New Roman" w:hAnsi="Times New Roman" w:cs="Times New Roman" w:eastAsia="Times New Roman"/>
           <w:b/>
           <w:color w:val="000000"/>
-          <w:sz w:val="28"/>
+          <w:sz w:val="30"/>
         </w:rPr>
         <w:t xml:space="preserve">3.4   </w:t>
       </w:r>
@@ -4437,7 +4444,7 @@
           <w:rFonts w:ascii="Times New Roman" w:hAnsi="Times New Roman" w:cs="Times New Roman" w:eastAsia="Times New Roman"/>
           <w:b/>
           <w:color w:val="000000"/>
-          <w:sz w:val="28"/>
+          <w:sz w:val="30"/>
         </w:rPr>
         <w:t>Data cleaning, encoding, and integration</w:t>
       </w:r>
@@ -4485,14 +4492,14 @@
       <w:pPr>
         <w:pStyle w:val="Heading4"/>
         <w:keepNext/>
-        <w:spacing w:before="200" w:after="60"/>
+        <w:spacing w:before="280" w:after="100"/>
       </w:pPr>
       <w:r>
         <w:rPr>
           <w:rFonts w:ascii="Times New Roman" w:hAnsi="Times New Roman" w:cs="Times New Roman" w:eastAsia="Times New Roman"/>
           <w:b/>
           <w:color w:val="000000"/>
-          <w:sz w:val="28"/>
+          <w:sz w:val="30"/>
         </w:rPr>
         <w:t xml:space="preserve">3.5   </w:t>
       </w:r>
@@ -4501,7 +4508,7 @@
           <w:rFonts w:ascii="Times New Roman" w:hAnsi="Times New Roman" w:cs="Times New Roman" w:eastAsia="Times New Roman"/>
           <w:b/>
           <w:color w:val="000000"/>
-          <w:sz w:val="28"/>
+          <w:sz w:val="30"/>
         </w:rPr>
         <w:t>Statistical analysis and model training runs</w:t>
       </w:r>
@@ -4549,14 +4556,14 @@
       <w:pPr>
         <w:pStyle w:val="Heading4"/>
         <w:keepNext/>
-        <w:spacing w:before="200" w:after="60"/>
+        <w:spacing w:before="280" w:after="100"/>
       </w:pPr>
       <w:r>
         <w:rPr>
           <w:rFonts w:ascii="Times New Roman" w:hAnsi="Times New Roman" w:cs="Times New Roman" w:eastAsia="Times New Roman"/>
           <w:b/>
           <w:color w:val="000000"/>
-          <w:sz w:val="28"/>
+          <w:sz w:val="30"/>
         </w:rPr>
         <w:t xml:space="preserve">3.6   </w:t>
       </w:r>
@@ -4565,7 +4572,7 @@
           <w:rFonts w:ascii="Times New Roman" w:hAnsi="Times New Roman" w:cs="Times New Roman" w:eastAsia="Times New Roman"/>
           <w:b/>
           <w:color w:val="000000"/>
-          <w:sz w:val="28"/>
+          <w:sz w:val="30"/>
         </w:rPr>
         <w:t>Web application development and deployment</w:t>
       </w:r>
@@ -4613,14 +4620,14 @@
       <w:pPr>
         <w:pStyle w:val="Heading4"/>
         <w:keepNext/>
-        <w:spacing w:before="200" w:after="60"/>
+        <w:spacing w:before="280" w:after="100"/>
       </w:pPr>
       <w:r>
         <w:rPr>
           <w:rFonts w:ascii="Times New Roman" w:hAnsi="Times New Roman" w:cs="Times New Roman" w:eastAsia="Times New Roman"/>
           <w:b/>
           <w:color w:val="000000"/>
-          <w:sz w:val="28"/>
+          <w:sz w:val="30"/>
         </w:rPr>
         <w:t xml:space="preserve">3.7   </w:t>
       </w:r>
@@ -4629,7 +4636,7 @@
           <w:rFonts w:ascii="Times New Roman" w:hAnsi="Times New Roman" w:cs="Times New Roman" w:eastAsia="Times New Roman"/>
           <w:b/>
           <w:color w:val="000000"/>
-          <w:sz w:val="28"/>
+          <w:sz w:val="30"/>
         </w:rPr>
         <w:t>Iterations and fixes</w:t>
       </w:r>
@@ -4638,14 +4645,14 @@
       <w:pPr>
         <w:pStyle w:val="Heading5"/>
         <w:keepNext/>
-        <w:spacing w:before="120" w:after="40"/>
+        <w:spacing w:before="180" w:after="60"/>
       </w:pPr>
       <w:r>
         <w:rPr>
           <w:rFonts w:ascii="Times New Roman" w:hAnsi="Times New Roman" w:cs="Times New Roman" w:eastAsia="Times New Roman"/>
           <w:b/>
           <w:color w:val="000000"/>
-          <w:sz w:val="22"/>
+          <w:sz w:val="24"/>
         </w:rPr>
         <w:t xml:space="preserve">3.7.1   </w:t>
       </w:r>
@@ -4654,7 +4661,7 @@
           <w:rFonts w:ascii="Times New Roman" w:hAnsi="Times New Roman" w:cs="Times New Roman" w:eastAsia="Times New Roman"/>
           <w:b/>
           <w:color w:val="000000"/>
-          <w:sz w:val="22"/>
+          <w:sz w:val="24"/>
         </w:rPr>
         <w:t>Repetition binning correction</w:t>
       </w:r>
@@ -4676,14 +4683,14 @@
       <w:pPr>
         <w:pStyle w:val="Heading5"/>
         <w:keepNext/>
-        <w:spacing w:before="120" w:after="40"/>
+        <w:spacing w:before="180" w:after="60"/>
       </w:pPr>
       <w:r>
         <w:rPr>
           <w:rFonts w:ascii="Times New Roman" w:hAnsi="Times New Roman" w:cs="Times New Roman" w:eastAsia="Times New Roman"/>
           <w:b/>
           <w:color w:val="000000"/>
-          <w:sz w:val="22"/>
+          <w:sz w:val="24"/>
         </w:rPr>
         <w:t xml:space="preserve">3.7.2   </w:t>
       </w:r>
@@ -4692,7 +4699,7 @@
           <w:rFonts w:ascii="Times New Roman" w:hAnsi="Times New Roman" w:cs="Times New Roman" w:eastAsia="Times New Roman"/>
           <w:b/>
           <w:color w:val="000000"/>
-          <w:sz w:val="22"/>
+          <w:sz w:val="24"/>
         </w:rPr>
         <w:t>Duration leakage correction</w:t>
       </w:r>
@@ -4714,14 +4721,14 @@
       <w:pPr>
         <w:pStyle w:val="Heading5"/>
         <w:keepNext/>
-        <w:spacing w:before="120" w:after="40"/>
+        <w:spacing w:before="180" w:after="60"/>
       </w:pPr>
       <w:r>
         <w:rPr>
           <w:rFonts w:ascii="Times New Roman" w:hAnsi="Times New Roman" w:cs="Times New Roman" w:eastAsia="Times New Roman"/>
           <w:b/>
           <w:color w:val="000000"/>
-          <w:sz w:val="22"/>
+          <w:sz w:val="24"/>
         </w:rPr>
         <w:t xml:space="preserve">3.7.3   </w:t>
       </w:r>
@@ -4730,7 +4737,7 @@
           <w:rFonts w:ascii="Times New Roman" w:hAnsi="Times New Roman" w:cs="Times New Roman" w:eastAsia="Times New Roman"/>
           <w:b/>
           <w:color w:val="000000"/>
-          <w:sz w:val="22"/>
+          <w:sz w:val="24"/>
         </w:rPr>
         <w:t>Posture model with RULA and QEC inputs</w:t>
       </w:r>
@@ -4768,14 +4775,14 @@
       <w:pPr>
         <w:pStyle w:val="Heading4"/>
         <w:keepNext/>
-        <w:spacing w:before="200" w:after="60"/>
+        <w:spacing w:before="280" w:after="100"/>
       </w:pPr>
       <w:r>
         <w:rPr>
           <w:rFonts w:ascii="Times New Roman" w:hAnsi="Times New Roman" w:cs="Times New Roman" w:eastAsia="Times New Roman"/>
           <w:b/>
           <w:color w:val="000000"/>
-          <w:sz w:val="28"/>
+          <w:sz w:val="30"/>
         </w:rPr>
         <w:t xml:space="preserve">4.1   </w:t>
       </w:r>
@@ -4784,7 +4791,7 @@
           <w:rFonts w:ascii="Times New Roman" w:hAnsi="Times New Roman" w:cs="Times New Roman" w:eastAsia="Times New Roman"/>
           <w:b/>
           <w:color w:val="000000"/>
-          <w:sz w:val="28"/>
+          <w:sz w:val="30"/>
         </w:rPr>
         <w:t>Sample profile</w:t>
       </w:r>
@@ -4804,13 +4811,13 @@
     </w:p>
     <w:p>
       <w:pPr>
-        <w:spacing w:before="80" w:after="40"/>
+        <w:spacing w:before="120" w:after="60"/>
         <w:jc w:val="center"/>
       </w:pPr>
       <w:r>
         <w:drawing>
           <wp:inline xmlns:a="http://schemas.openxmlformats.org/drawingml/2006/main" xmlns:pic="http://schemas.openxmlformats.org/drawingml/2006/picture">
-            <wp:extent cx="3240000" cy="1715508"/>
+            <wp:extent cx="3600000" cy="1906120"/>
             <wp:docPr id="3" name="Picture 3"/>
             <wp:cNvGraphicFramePr>
               <a:graphicFrameLocks noChangeAspect="1"/>
@@ -4831,7 +4838,7 @@
                   <pic:spPr>
                     <a:xfrm>
                       <a:off x="0" y="0"/>
-                      <a:ext cx="3240000" cy="1715508"/>
+                      <a:ext cx="3600000" cy="1906120"/>
                     </a:xfrm>
                     <a:prstGeom prst="rect"/>
                   </pic:spPr>
@@ -4844,7 +4851,7 @@
     </w:p>
     <w:p>
       <w:pPr>
-        <w:spacing w:before="0" w:after="60"/>
+        <w:spacing w:before="20" w:after="120"/>
         <w:jc w:val="center"/>
       </w:pPr>
       <w:r>
@@ -4860,14 +4867,14 @@
       <w:pPr>
         <w:pStyle w:val="Heading4"/>
         <w:keepNext/>
-        <w:spacing w:before="200" w:after="60"/>
+        <w:spacing w:before="280" w:after="100"/>
       </w:pPr>
       <w:r>
         <w:rPr>
           <w:rFonts w:ascii="Times New Roman" w:hAnsi="Times New Roman" w:cs="Times New Roman" w:eastAsia="Times New Roman"/>
           <w:b/>
           <w:color w:val="000000"/>
-          <w:sz w:val="28"/>
+          <w:sz w:val="30"/>
         </w:rPr>
         <w:t xml:space="preserve">4.2   </w:t>
       </w:r>
@@ -4876,7 +4883,7 @@
           <w:rFonts w:ascii="Times New Roman" w:hAnsi="Times New Roman" w:cs="Times New Roman" w:eastAsia="Times New Roman"/>
           <w:b/>
           <w:color w:val="000000"/>
-          <w:sz w:val="28"/>
+          <w:sz w:val="30"/>
         </w:rPr>
         <w:t>NMQ pain prevalence and statistical predictors</w:t>
       </w:r>
@@ -4917,13 +4924,14 @@
           <w:p>
             <w:pPr>
               <w:keepNext/>
+              <w:spacing w:before="20" w:after="20"/>
             </w:pPr>
             <w:r/>
             <w:r>
               <w:rPr>
                 <w:rFonts w:ascii="Times New Roman" w:hAnsi="Times New Roman" w:cs="Times New Roman" w:eastAsia="Times New Roman"/>
                 <w:b/>
-                <w:sz w:val="18"/>
+                <w:sz w:val="20"/>
               </w:rPr>
               <w:t>Body area</w:t>
             </w:r>
@@ -4935,12 +4943,15 @@
             <w:shd w:fill="D9D9D9"/>
           </w:tcPr>
           <w:p>
+            <w:pPr>
+              <w:spacing w:before="20" w:after="20"/>
+            </w:pPr>
             <w:r/>
             <w:r>
               <w:rPr>
                 <w:rFonts w:ascii="Times New Roman" w:hAnsi="Times New Roman" w:cs="Times New Roman" w:eastAsia="Times New Roman"/>
                 <w:b/>
-                <w:sz w:val="18"/>
+                <w:sz w:val="20"/>
               </w:rPr>
               <w:t>Prevalence</w:t>
             </w:r>
@@ -4958,13 +4969,13 @@
           <w:p>
             <w:pPr>
               <w:keepNext/>
-              <w:spacing w:before="0" w:after="0"/>
+              <w:spacing w:before="20" w:after="20"/>
             </w:pPr>
             <w:r/>
             <w:r>
               <w:rPr>
                 <w:rFonts w:ascii="Times New Roman" w:hAnsi="Times New Roman" w:cs="Times New Roman" w:eastAsia="Times New Roman"/>
-                <w:sz w:val="18"/>
+                <w:sz w:val="20"/>
               </w:rPr>
               <w:t>Lower back</w:t>
             </w:r>
@@ -4976,13 +4987,13 @@
           </w:tcPr>
           <w:p>
             <w:pPr>
-              <w:spacing w:before="0" w:after="0"/>
+              <w:spacing w:before="20" w:after="20"/>
             </w:pPr>
             <w:r/>
             <w:r>
               <w:rPr>
                 <w:rFonts w:ascii="Times New Roman" w:hAnsi="Times New Roman" w:cs="Times New Roman" w:eastAsia="Times New Roman"/>
-                <w:sz w:val="18"/>
+                <w:sz w:val="20"/>
               </w:rPr>
               <w:t>61.5%</w:t>
             </w:r>
@@ -5000,13 +5011,13 @@
           <w:p>
             <w:pPr>
               <w:keepNext/>
-              <w:spacing w:before="0" w:after="0"/>
+              <w:spacing w:before="20" w:after="20"/>
             </w:pPr>
             <w:r/>
             <w:r>
               <w:rPr>
                 <w:rFonts w:ascii="Times New Roman" w:hAnsi="Times New Roman" w:cs="Times New Roman" w:eastAsia="Times New Roman"/>
-                <w:sz w:val="18"/>
+                <w:sz w:val="20"/>
               </w:rPr>
               <w:t>Upper back</w:t>
             </w:r>
@@ -5018,13 +5029,13 @@
           </w:tcPr>
           <w:p>
             <w:pPr>
-              <w:spacing w:before="0" w:after="0"/>
+              <w:spacing w:before="20" w:after="20"/>
             </w:pPr>
             <w:r/>
             <w:r>
               <w:rPr>
                 <w:rFonts w:ascii="Times New Roman" w:hAnsi="Times New Roman" w:cs="Times New Roman" w:eastAsia="Times New Roman"/>
-                <w:sz w:val="18"/>
+                <w:sz w:val="20"/>
               </w:rPr>
               <w:t>49.5%</w:t>
             </w:r>
@@ -5042,13 +5053,13 @@
           <w:p>
             <w:pPr>
               <w:keepNext/>
-              <w:spacing w:before="0" w:after="0"/>
+              <w:spacing w:before="20" w:after="20"/>
             </w:pPr>
             <w:r/>
             <w:r>
               <w:rPr>
                 <w:rFonts w:ascii="Times New Roman" w:hAnsi="Times New Roman" w:cs="Times New Roman" w:eastAsia="Times New Roman"/>
-                <w:sz w:val="18"/>
+                <w:sz w:val="20"/>
               </w:rPr>
               <w:t>Shoulders</w:t>
             </w:r>
@@ -5060,13 +5071,13 @@
           </w:tcPr>
           <w:p>
             <w:pPr>
-              <w:spacing w:before="0" w:after="0"/>
+              <w:spacing w:before="20" w:after="20"/>
             </w:pPr>
             <w:r/>
             <w:r>
               <w:rPr>
                 <w:rFonts w:ascii="Times New Roman" w:hAnsi="Times New Roman" w:cs="Times New Roman" w:eastAsia="Times New Roman"/>
-                <w:sz w:val="18"/>
+                <w:sz w:val="20"/>
               </w:rPr>
               <w:t>46.7%</w:t>
             </w:r>
@@ -5084,13 +5095,13 @@
           <w:p>
             <w:pPr>
               <w:keepNext/>
-              <w:spacing w:before="0" w:after="0"/>
+              <w:spacing w:before="20" w:after="20"/>
             </w:pPr>
             <w:r/>
             <w:r>
               <w:rPr>
                 <w:rFonts w:ascii="Times New Roman" w:hAnsi="Times New Roman" w:cs="Times New Roman" w:eastAsia="Times New Roman"/>
-                <w:sz w:val="18"/>
+                <w:sz w:val="20"/>
               </w:rPr>
               <w:t>Wrists / Hands</w:t>
             </w:r>
@@ -5102,13 +5113,13 @@
           </w:tcPr>
           <w:p>
             <w:pPr>
-              <w:spacing w:before="0" w:after="0"/>
+              <w:spacing w:before="20" w:after="20"/>
             </w:pPr>
             <w:r/>
             <w:r>
               <w:rPr>
                 <w:rFonts w:ascii="Times New Roman" w:hAnsi="Times New Roman" w:cs="Times New Roman" w:eastAsia="Times New Roman"/>
-                <w:sz w:val="18"/>
+                <w:sz w:val="20"/>
               </w:rPr>
               <w:t>45.1%</w:t>
             </w:r>
@@ -5126,13 +5137,13 @@
           <w:p>
             <w:pPr>
               <w:keepNext/>
-              <w:spacing w:before="0" w:after="0"/>
+              <w:spacing w:before="20" w:after="20"/>
             </w:pPr>
             <w:r/>
             <w:r>
               <w:rPr>
                 <w:rFonts w:ascii="Times New Roman" w:hAnsi="Times New Roman" w:cs="Times New Roman" w:eastAsia="Times New Roman"/>
-                <w:sz w:val="18"/>
+                <w:sz w:val="20"/>
               </w:rPr>
               <w:t>Hips / Thighs</w:t>
             </w:r>
@@ -5144,13 +5155,13 @@
           </w:tcPr>
           <w:p>
             <w:pPr>
-              <w:spacing w:before="0" w:after="0"/>
+              <w:spacing w:before="20" w:after="20"/>
             </w:pPr>
             <w:r/>
             <w:r>
               <w:rPr>
                 <w:rFonts w:ascii="Times New Roman" w:hAnsi="Times New Roman" w:cs="Times New Roman" w:eastAsia="Times New Roman"/>
-                <w:sz w:val="18"/>
+                <w:sz w:val="20"/>
               </w:rPr>
               <w:t>41.2%</w:t>
             </w:r>
@@ -5168,13 +5179,13 @@
           <w:p>
             <w:pPr>
               <w:keepNext/>
-              <w:spacing w:before="0" w:after="0"/>
+              <w:spacing w:before="20" w:after="20"/>
             </w:pPr>
             <w:r/>
             <w:r>
               <w:rPr>
                 <w:rFonts w:ascii="Times New Roman" w:hAnsi="Times New Roman" w:cs="Times New Roman" w:eastAsia="Times New Roman"/>
-                <w:sz w:val="18"/>
+                <w:sz w:val="20"/>
               </w:rPr>
               <w:t>Ankles / Feet</w:t>
             </w:r>
@@ -5186,13 +5197,13 @@
           </w:tcPr>
           <w:p>
             <w:pPr>
-              <w:spacing w:before="0" w:after="0"/>
+              <w:spacing w:before="20" w:after="20"/>
             </w:pPr>
             <w:r/>
             <w:r>
               <w:rPr>
                 <w:rFonts w:ascii="Times New Roman" w:hAnsi="Times New Roman" w:cs="Times New Roman" w:eastAsia="Times New Roman"/>
-                <w:sz w:val="18"/>
+                <w:sz w:val="20"/>
               </w:rPr>
               <w:t>40.7%</w:t>
             </w:r>
@@ -5210,13 +5221,13 @@
           <w:p>
             <w:pPr>
               <w:keepNext/>
-              <w:spacing w:before="0" w:after="0"/>
+              <w:spacing w:before="20" w:after="20"/>
             </w:pPr>
             <w:r/>
             <w:r>
               <w:rPr>
                 <w:rFonts w:ascii="Times New Roman" w:hAnsi="Times New Roman" w:cs="Times New Roman" w:eastAsia="Times New Roman"/>
-                <w:sz w:val="18"/>
+                <w:sz w:val="20"/>
               </w:rPr>
               <w:t>Knees</w:t>
             </w:r>
@@ -5228,13 +5239,13 @@
           </w:tcPr>
           <w:p>
             <w:pPr>
-              <w:spacing w:before="0" w:after="0"/>
+              <w:spacing w:before="20" w:after="20"/>
             </w:pPr>
             <w:r/>
             <w:r>
               <w:rPr>
                 <w:rFonts w:ascii="Times New Roman" w:hAnsi="Times New Roman" w:cs="Times New Roman" w:eastAsia="Times New Roman"/>
-                <w:sz w:val="18"/>
+                <w:sz w:val="20"/>
               </w:rPr>
               <w:t>39.6%</w:t>
             </w:r>
@@ -5252,13 +5263,13 @@
           <w:p>
             <w:pPr>
               <w:keepNext/>
-              <w:spacing w:before="0" w:after="0"/>
+              <w:spacing w:before="20" w:after="20"/>
             </w:pPr>
             <w:r/>
             <w:r>
               <w:rPr>
                 <w:rFonts w:ascii="Times New Roman" w:hAnsi="Times New Roman" w:cs="Times New Roman" w:eastAsia="Times New Roman"/>
-                <w:sz w:val="18"/>
+                <w:sz w:val="20"/>
               </w:rPr>
               <w:t>Neck</w:t>
             </w:r>
@@ -5270,13 +5281,13 @@
           </w:tcPr>
           <w:p>
             <w:pPr>
-              <w:spacing w:before="0" w:after="0"/>
+              <w:spacing w:before="20" w:after="20"/>
             </w:pPr>
             <w:r/>
             <w:r>
               <w:rPr>
                 <w:rFonts w:ascii="Times New Roman" w:hAnsi="Times New Roman" w:cs="Times New Roman" w:eastAsia="Times New Roman"/>
-                <w:sz w:val="18"/>
+                <w:sz w:val="20"/>
               </w:rPr>
               <w:t>37.9%</w:t>
             </w:r>
@@ -5294,13 +5305,13 @@
           <w:p>
             <w:pPr>
               <w:keepNext/>
-              <w:spacing w:before="0" w:after="0"/>
+              <w:spacing w:before="20" w:after="20"/>
             </w:pPr>
             <w:r/>
             <w:r>
               <w:rPr>
                 <w:rFonts w:ascii="Times New Roman" w:hAnsi="Times New Roman" w:cs="Times New Roman" w:eastAsia="Times New Roman"/>
-                <w:sz w:val="18"/>
+                <w:sz w:val="20"/>
               </w:rPr>
               <w:t>Elbows</w:t>
             </w:r>
@@ -5312,13 +5323,13 @@
           </w:tcPr>
           <w:p>
             <w:pPr>
-              <w:spacing w:before="0" w:after="0"/>
+              <w:spacing w:before="20" w:after="20"/>
             </w:pPr>
             <w:r/>
             <w:r>
               <w:rPr>
                 <w:rFonts w:ascii="Times New Roman" w:hAnsi="Times New Roman" w:cs="Times New Roman" w:eastAsia="Times New Roman"/>
-                <w:sz w:val="18"/>
+                <w:sz w:val="20"/>
               </w:rPr>
               <w:t>33.5%</w:t>
             </w:r>
@@ -5349,13 +5360,13 @@
     </w:p>
     <w:p>
       <w:pPr>
-        <w:spacing w:before="80" w:after="40"/>
+        <w:spacing w:before="120" w:after="60"/>
         <w:jc w:val="center"/>
       </w:pPr>
       <w:r>
         <w:drawing>
           <wp:inline xmlns:a="http://schemas.openxmlformats.org/drawingml/2006/main" xmlns:pic="http://schemas.openxmlformats.org/drawingml/2006/picture">
-            <wp:extent cx="3240000" cy="1782000"/>
+            <wp:extent cx="3600000" cy="1980000"/>
             <wp:docPr id="4" name="Picture 4"/>
             <wp:cNvGraphicFramePr>
               <a:graphicFrameLocks noChangeAspect="1"/>
@@ -5376,7 +5387,7 @@
                   <pic:spPr>
                     <a:xfrm>
                       <a:off x="0" y="0"/>
-                      <a:ext cx="3240000" cy="1782000"/>
+                      <a:ext cx="3600000" cy="1980000"/>
                     </a:xfrm>
                     <a:prstGeom prst="rect"/>
                   </pic:spPr>
@@ -5389,7 +5400,7 @@
     </w:p>
     <w:p>
       <w:pPr>
-        <w:spacing w:before="0" w:after="60"/>
+        <w:spacing w:before="20" w:after="120"/>
         <w:jc w:val="center"/>
       </w:pPr>
       <w:r>
@@ -5403,13 +5414,13 @@
     </w:p>
     <w:p>
       <w:pPr>
-        <w:spacing w:before="80" w:after="40"/>
+        <w:spacing w:before="120" w:after="60"/>
         <w:jc w:val="center"/>
       </w:pPr>
       <w:r>
         <w:drawing>
           <wp:inline xmlns:a="http://schemas.openxmlformats.org/drawingml/2006/main" xmlns:pic="http://schemas.openxmlformats.org/drawingml/2006/picture">
-            <wp:extent cx="3240000" cy="1697572"/>
+            <wp:extent cx="3600000" cy="1886192"/>
             <wp:docPr id="5" name="Picture 5"/>
             <wp:cNvGraphicFramePr>
               <a:graphicFrameLocks noChangeAspect="1"/>
@@ -5430,7 +5441,7 @@
                   <pic:spPr>
                     <a:xfrm>
                       <a:off x="0" y="0"/>
-                      <a:ext cx="3240000" cy="1697572"/>
+                      <a:ext cx="3600000" cy="1886192"/>
                     </a:xfrm>
                     <a:prstGeom prst="rect"/>
                   </pic:spPr>
@@ -5443,7 +5454,7 @@
     </w:p>
     <w:p>
       <w:pPr>
-        <w:spacing w:before="0" w:after="60"/>
+        <w:spacing w:before="20" w:after="120"/>
         <w:jc w:val="center"/>
       </w:pPr>
       <w:r>
@@ -5493,13 +5504,14 @@
           <w:p>
             <w:pPr>
               <w:keepNext/>
+              <w:spacing w:before="20" w:after="20"/>
             </w:pPr>
             <w:r/>
             <w:r>
               <w:rPr>
                 <w:rFonts w:ascii="Times New Roman" w:hAnsi="Times New Roman" w:cs="Times New Roman" w:eastAsia="Times New Roman"/>
                 <w:b/>
-                <w:sz w:val="18"/>
+                <w:sz w:val="20"/>
               </w:rPr>
               <w:t>Factor</w:t>
             </w:r>
@@ -5511,12 +5523,15 @@
             <w:shd w:fill="D9D9D9"/>
           </w:tcPr>
           <w:p>
+            <w:pPr>
+              <w:spacing w:before="20" w:after="20"/>
+            </w:pPr>
             <w:r/>
             <w:r>
               <w:rPr>
                 <w:rFonts w:ascii="Times New Roman" w:hAnsi="Times New Roman" w:cs="Times New Roman" w:eastAsia="Times New Roman"/>
                 <w:b/>
-                <w:sz w:val="18"/>
+                <w:sz w:val="20"/>
               </w:rPr>
               <w:t>chi-square</w:t>
             </w:r>
@@ -5528,12 +5543,15 @@
             <w:shd w:fill="D9D9D9"/>
           </w:tcPr>
           <w:p>
+            <w:pPr>
+              <w:spacing w:before="20" w:after="20"/>
+            </w:pPr>
             <w:r/>
             <w:r>
               <w:rPr>
                 <w:rFonts w:ascii="Times New Roman" w:hAnsi="Times New Roman" w:cs="Times New Roman" w:eastAsia="Times New Roman"/>
                 <w:b/>
-                <w:sz w:val="18"/>
+                <w:sz w:val="20"/>
               </w:rPr>
               <w:t>p</w:t>
             </w:r>
@@ -5545,12 +5563,15 @@
             <w:shd w:fill="D9D9D9"/>
           </w:tcPr>
           <w:p>
+            <w:pPr>
+              <w:spacing w:before="20" w:after="20"/>
+            </w:pPr>
             <w:r/>
             <w:r>
               <w:rPr>
                 <w:rFonts w:ascii="Times New Roman" w:hAnsi="Times New Roman" w:cs="Times New Roman" w:eastAsia="Times New Roman"/>
                 <w:b/>
-                <w:sz w:val="18"/>
+                <w:sz w:val="20"/>
               </w:rPr>
               <w:t>Significant</w:t>
             </w:r>
@@ -5568,13 +5589,13 @@
           <w:p>
             <w:pPr>
               <w:keepNext/>
-              <w:spacing w:before="0" w:after="0"/>
+              <w:spacing w:before="20" w:after="20"/>
             </w:pPr>
             <w:r/>
             <w:r>
               <w:rPr>
                 <w:rFonts w:ascii="Times New Roman" w:hAnsi="Times New Roman" w:cs="Times New Roman" w:eastAsia="Times New Roman"/>
-                <w:sz w:val="18"/>
+                <w:sz w:val="20"/>
               </w:rPr>
               <w:t>Posture</w:t>
             </w:r>
@@ -5586,13 +5607,13 @@
           </w:tcPr>
           <w:p>
             <w:pPr>
-              <w:spacing w:before="0" w:after="0"/>
+              <w:spacing w:before="20" w:after="20"/>
             </w:pPr>
             <w:r/>
             <w:r>
               <w:rPr>
                 <w:rFonts w:ascii="Times New Roman" w:hAnsi="Times New Roman" w:cs="Times New Roman" w:eastAsia="Times New Roman"/>
-                <w:sz w:val="18"/>
+                <w:sz w:val="20"/>
               </w:rPr>
               <w:t>45.665</w:t>
             </w:r>
@@ -5604,13 +5625,13 @@
           </w:tcPr>
           <w:p>
             <w:pPr>
-              <w:spacing w:before="0" w:after="0"/>
+              <w:spacing w:before="20" w:after="20"/>
             </w:pPr>
             <w:r/>
             <w:r>
               <w:rPr>
                 <w:rFonts w:ascii="Times New Roman" w:hAnsi="Times New Roman" w:cs="Times New Roman" w:eastAsia="Times New Roman"/>
-                <w:sz w:val="18"/>
+                <w:sz w:val="20"/>
               </w:rPr>
               <w:t>&lt;0.001</w:t>
             </w:r>
@@ -5622,13 +5643,13 @@
           </w:tcPr>
           <w:p>
             <w:pPr>
-              <w:spacing w:before="0" w:after="0"/>
+              <w:spacing w:before="20" w:after="20"/>
             </w:pPr>
             <w:r/>
             <w:r>
               <w:rPr>
                 <w:rFonts w:ascii="Times New Roman" w:hAnsi="Times New Roman" w:cs="Times New Roman" w:eastAsia="Times New Roman"/>
-                <w:sz w:val="18"/>
+                <w:sz w:val="20"/>
               </w:rPr>
               <w:t>Yes</w:t>
             </w:r>
@@ -5646,13 +5667,13 @@
           <w:p>
             <w:pPr>
               <w:keepNext/>
-              <w:spacing w:before="0" w:after="0"/>
+              <w:spacing w:before="20" w:after="20"/>
             </w:pPr>
             <w:r/>
             <w:r>
               <w:rPr>
                 <w:rFonts w:ascii="Times New Roman" w:hAnsi="Times New Roman" w:cs="Times New Roman" w:eastAsia="Times New Roman"/>
-                <w:sz w:val="18"/>
+                <w:sz w:val="20"/>
               </w:rPr>
               <w:t>Repetition</w:t>
             </w:r>
@@ -5664,13 +5685,13 @@
           </w:tcPr>
           <w:p>
             <w:pPr>
-              <w:spacing w:before="0" w:after="0"/>
+              <w:spacing w:before="20" w:after="20"/>
             </w:pPr>
             <w:r/>
             <w:r>
               <w:rPr>
                 <w:rFonts w:ascii="Times New Roman" w:hAnsi="Times New Roman" w:cs="Times New Roman" w:eastAsia="Times New Roman"/>
-                <w:sz w:val="18"/>
+                <w:sz w:val="20"/>
               </w:rPr>
               <w:t>8.617</w:t>
             </w:r>
@@ -5682,13 +5703,13 @@
           </w:tcPr>
           <w:p>
             <w:pPr>
-              <w:spacing w:before="0" w:after="0"/>
+              <w:spacing w:before="20" w:after="20"/>
             </w:pPr>
             <w:r/>
             <w:r>
               <w:rPr>
                 <w:rFonts w:ascii="Times New Roman" w:hAnsi="Times New Roman" w:cs="Times New Roman" w:eastAsia="Times New Roman"/>
-                <w:sz w:val="18"/>
+                <w:sz w:val="20"/>
               </w:rPr>
               <w:t>0.014</w:t>
             </w:r>
@@ -5700,13 +5721,13 @@
           </w:tcPr>
           <w:p>
             <w:pPr>
-              <w:spacing w:before="0" w:after="0"/>
+              <w:spacing w:before="20" w:after="20"/>
             </w:pPr>
             <w:r/>
             <w:r>
               <w:rPr>
                 <w:rFonts w:ascii="Times New Roman" w:hAnsi="Times New Roman" w:cs="Times New Roman" w:eastAsia="Times New Roman"/>
-                <w:sz w:val="18"/>
+                <w:sz w:val="20"/>
               </w:rPr>
               <w:t>Yes</w:t>
             </w:r>
@@ -5724,13 +5745,13 @@
           <w:p>
             <w:pPr>
               <w:keepNext/>
-              <w:spacing w:before="0" w:after="0"/>
+              <w:spacing w:before="20" w:after="20"/>
             </w:pPr>
             <w:r/>
             <w:r>
               <w:rPr>
                 <w:rFonts w:ascii="Times New Roman" w:hAnsi="Times New Roman" w:cs="Times New Roman" w:eastAsia="Times New Roman"/>
-                <w:sz w:val="18"/>
+                <w:sz w:val="20"/>
               </w:rPr>
               <w:t>Force</w:t>
             </w:r>
@@ -5742,13 +5763,13 @@
           </w:tcPr>
           <w:p>
             <w:pPr>
-              <w:spacing w:before="0" w:after="0"/>
+              <w:spacing w:before="20" w:after="20"/>
             </w:pPr>
             <w:r/>
             <w:r>
               <w:rPr>
                 <w:rFonts w:ascii="Times New Roman" w:hAnsi="Times New Roman" w:cs="Times New Roman" w:eastAsia="Times New Roman"/>
-                <w:sz w:val="18"/>
+                <w:sz w:val="20"/>
               </w:rPr>
               <w:t>6.718</w:t>
             </w:r>
@@ -5760,13 +5781,13 @@
           </w:tcPr>
           <w:p>
             <w:pPr>
-              <w:spacing w:before="0" w:after="0"/>
+              <w:spacing w:before="20" w:after="20"/>
             </w:pPr>
             <w:r/>
             <w:r>
               <w:rPr>
                 <w:rFonts w:ascii="Times New Roman" w:hAnsi="Times New Roman" w:cs="Times New Roman" w:eastAsia="Times New Roman"/>
-                <w:sz w:val="18"/>
+                <w:sz w:val="20"/>
               </w:rPr>
               <w:t>0.035</w:t>
             </w:r>
@@ -5778,13 +5799,13 @@
           </w:tcPr>
           <w:p>
             <w:pPr>
-              <w:spacing w:before="0" w:after="0"/>
+              <w:spacing w:before="20" w:after="20"/>
             </w:pPr>
             <w:r/>
             <w:r>
               <w:rPr>
                 <w:rFonts w:ascii="Times New Roman" w:hAnsi="Times New Roman" w:cs="Times New Roman" w:eastAsia="Times New Roman"/>
-                <w:sz w:val="18"/>
+                <w:sz w:val="20"/>
               </w:rPr>
               <w:t>Yes</w:t>
             </w:r>
@@ -5802,13 +5823,13 @@
           <w:p>
             <w:pPr>
               <w:keepNext/>
-              <w:spacing w:before="0" w:after="0"/>
+              <w:spacing w:before="20" w:after="20"/>
             </w:pPr>
             <w:r/>
             <w:r>
               <w:rPr>
                 <w:rFonts w:ascii="Times New Roman" w:hAnsi="Times New Roman" w:cs="Times New Roman" w:eastAsia="Times New Roman"/>
-                <w:sz w:val="18"/>
+                <w:sz w:val="20"/>
               </w:rPr>
               <w:t>Duration</w:t>
             </w:r>
@@ -5820,13 +5841,13 @@
           </w:tcPr>
           <w:p>
             <w:pPr>
-              <w:spacing w:before="0" w:after="0"/>
+              <w:spacing w:before="20" w:after="20"/>
             </w:pPr>
             <w:r/>
             <w:r>
               <w:rPr>
                 <w:rFonts w:ascii="Times New Roman" w:hAnsi="Times New Roman" w:cs="Times New Roman" w:eastAsia="Times New Roman"/>
-                <w:sz w:val="18"/>
+                <w:sz w:val="20"/>
               </w:rPr>
               <w:t>0.623</w:t>
             </w:r>
@@ -5838,13 +5859,13 @@
           </w:tcPr>
           <w:p>
             <w:pPr>
-              <w:spacing w:before="0" w:after="0"/>
+              <w:spacing w:before="20" w:after="20"/>
             </w:pPr>
             <w:r/>
             <w:r>
               <w:rPr>
                 <w:rFonts w:ascii="Times New Roman" w:hAnsi="Times New Roman" w:cs="Times New Roman" w:eastAsia="Times New Roman"/>
-                <w:sz w:val="18"/>
+                <w:sz w:val="20"/>
               </w:rPr>
               <w:t>0.733</w:t>
             </w:r>
@@ -5856,13 +5877,13 @@
           </w:tcPr>
           <w:p>
             <w:pPr>
-              <w:spacing w:before="0" w:after="0"/>
+              <w:spacing w:before="20" w:after="20"/>
             </w:pPr>
             <w:r/>
             <w:r>
               <w:rPr>
                 <w:rFonts w:ascii="Times New Roman" w:hAnsi="Times New Roman" w:cs="Times New Roman" w:eastAsia="Times New Roman"/>
-                <w:sz w:val="18"/>
+                <w:sz w:val="20"/>
               </w:rPr>
               <w:t>No</w:t>
             </w:r>
@@ -5880,13 +5901,13 @@
           <w:p>
             <w:pPr>
               <w:keepNext/>
-              <w:spacing w:before="0" w:after="0"/>
+              <w:spacing w:before="20" w:after="20"/>
             </w:pPr>
             <w:r/>
             <w:r>
               <w:rPr>
                 <w:rFonts w:ascii="Times New Roman" w:hAnsi="Times New Roman" w:cs="Times New Roman" w:eastAsia="Times New Roman"/>
-                <w:sz w:val="18"/>
+                <w:sz w:val="20"/>
               </w:rPr>
               <w:t>Vibration</w:t>
             </w:r>
@@ -5898,13 +5919,13 @@
           </w:tcPr>
           <w:p>
             <w:pPr>
-              <w:spacing w:before="0" w:after="0"/>
+              <w:spacing w:before="20" w:after="20"/>
             </w:pPr>
             <w:r/>
             <w:r>
               <w:rPr>
                 <w:rFonts w:ascii="Times New Roman" w:hAnsi="Times New Roman" w:cs="Times New Roman" w:eastAsia="Times New Roman"/>
-                <w:sz w:val="18"/>
+                <w:sz w:val="20"/>
               </w:rPr>
               <w:t>0.600</w:t>
             </w:r>
@@ -5916,13 +5937,13 @@
           </w:tcPr>
           <w:p>
             <w:pPr>
-              <w:spacing w:before="0" w:after="0"/>
+              <w:spacing w:before="20" w:after="20"/>
             </w:pPr>
             <w:r/>
             <w:r>
               <w:rPr>
                 <w:rFonts w:ascii="Times New Roman" w:hAnsi="Times New Roman" w:cs="Times New Roman" w:eastAsia="Times New Roman"/>
-                <w:sz w:val="18"/>
+                <w:sz w:val="20"/>
               </w:rPr>
               <w:t>0.741</w:t>
             </w:r>
@@ -5934,13 +5955,13 @@
           </w:tcPr>
           <w:p>
             <w:pPr>
-              <w:spacing w:before="0" w:after="0"/>
+              <w:spacing w:before="20" w:after="20"/>
             </w:pPr>
             <w:r/>
             <w:r>
               <w:rPr>
                 <w:rFonts w:ascii="Times New Roman" w:hAnsi="Times New Roman" w:cs="Times New Roman" w:eastAsia="Times New Roman"/>
-                <w:sz w:val="18"/>
+                <w:sz w:val="20"/>
               </w:rPr>
               <w:t>No</w:t>
             </w:r>
@@ -5958,13 +5979,13 @@
           <w:p>
             <w:pPr>
               <w:keepNext/>
-              <w:spacing w:before="0" w:after="0"/>
+              <w:spacing w:before="20" w:after="20"/>
             </w:pPr>
             <w:r/>
             <w:r>
               <w:rPr>
                 <w:rFonts w:ascii="Times New Roman" w:hAnsi="Times New Roman" w:cs="Times New Roman" w:eastAsia="Times New Roman"/>
-                <w:sz w:val="18"/>
+                <w:sz w:val="20"/>
               </w:rPr>
               <w:t>Contact Stress</w:t>
             </w:r>
@@ -5976,13 +5997,13 @@
           </w:tcPr>
           <w:p>
             <w:pPr>
-              <w:spacing w:before="0" w:after="0"/>
+              <w:spacing w:before="20" w:after="20"/>
             </w:pPr>
             <w:r/>
             <w:r>
               <w:rPr>
                 <w:rFonts w:ascii="Times New Roman" w:hAnsi="Times New Roman" w:cs="Times New Roman" w:eastAsia="Times New Roman"/>
-                <w:sz w:val="18"/>
+                <w:sz w:val="20"/>
               </w:rPr>
               <w:t>0.544</w:t>
             </w:r>
@@ -5994,13 +6015,13 @@
           </w:tcPr>
           <w:p>
             <w:pPr>
-              <w:spacing w:before="0" w:after="0"/>
+              <w:spacing w:before="20" w:after="20"/>
             </w:pPr>
             <w:r/>
             <w:r>
               <w:rPr>
                 <w:rFonts w:ascii="Times New Roman" w:hAnsi="Times New Roman" w:cs="Times New Roman" w:eastAsia="Times New Roman"/>
-                <w:sz w:val="18"/>
+                <w:sz w:val="20"/>
               </w:rPr>
               <w:t>0.762</w:t>
             </w:r>
@@ -6012,13 +6033,13 @@
           </w:tcPr>
           <w:p>
             <w:pPr>
-              <w:spacing w:before="0" w:after="0"/>
+              <w:spacing w:before="20" w:after="20"/>
             </w:pPr>
             <w:r/>
             <w:r>
               <w:rPr>
                 <w:rFonts w:ascii="Times New Roman" w:hAnsi="Times New Roman" w:cs="Times New Roman" w:eastAsia="Times New Roman"/>
-                <w:sz w:val="18"/>
+                <w:sz w:val="20"/>
               </w:rPr>
               <w:t>No</w:t>
             </w:r>
@@ -6085,13 +6106,14 @@
           <w:p>
             <w:pPr>
               <w:keepNext/>
+              <w:spacing w:before="20" w:after="20"/>
             </w:pPr>
             <w:r/>
             <w:r>
               <w:rPr>
                 <w:rFonts w:ascii="Times New Roman" w:hAnsi="Times New Roman" w:cs="Times New Roman" w:eastAsia="Times New Roman"/>
                 <w:b/>
-                <w:sz w:val="18"/>
+                <w:sz w:val="20"/>
               </w:rPr>
               <w:t>Predictor</w:t>
             </w:r>
@@ -6103,12 +6125,15 @@
             <w:shd w:fill="D9D9D9"/>
           </w:tcPr>
           <w:p>
+            <w:pPr>
+              <w:spacing w:before="20" w:after="20"/>
+            </w:pPr>
             <w:r/>
             <w:r>
               <w:rPr>
                 <w:rFonts w:ascii="Times New Roman" w:hAnsi="Times New Roman" w:cs="Times New Roman" w:eastAsia="Times New Roman"/>
                 <w:b/>
-                <w:sz w:val="18"/>
+                <w:sz w:val="20"/>
               </w:rPr>
               <w:t>OR</w:t>
             </w:r>
@@ -6120,12 +6145,15 @@
             <w:shd w:fill="D9D9D9"/>
           </w:tcPr>
           <w:p>
+            <w:pPr>
+              <w:spacing w:before="20" w:after="20"/>
+            </w:pPr>
             <w:r/>
             <w:r>
               <w:rPr>
                 <w:rFonts w:ascii="Times New Roman" w:hAnsi="Times New Roman" w:cs="Times New Roman" w:eastAsia="Times New Roman"/>
                 <w:b/>
-                <w:sz w:val="18"/>
+                <w:sz w:val="20"/>
               </w:rPr>
               <w:t>95% CI</w:t>
             </w:r>
@@ -6137,12 +6165,15 @@
             <w:shd w:fill="D9D9D9"/>
           </w:tcPr>
           <w:p>
+            <w:pPr>
+              <w:spacing w:before="20" w:after="20"/>
+            </w:pPr>
             <w:r/>
             <w:r>
               <w:rPr>
                 <w:rFonts w:ascii="Times New Roman" w:hAnsi="Times New Roman" w:cs="Times New Roman" w:eastAsia="Times New Roman"/>
                 <w:b/>
-                <w:sz w:val="18"/>
+                <w:sz w:val="20"/>
               </w:rPr>
               <w:t>p</w:t>
             </w:r>
@@ -6160,13 +6191,13 @@
           <w:p>
             <w:pPr>
               <w:keepNext/>
-              <w:spacing w:before="0" w:after="0"/>
+              <w:spacing w:before="20" w:after="20"/>
             </w:pPr>
             <w:r/>
             <w:r>
               <w:rPr>
                 <w:rFonts w:ascii="Times New Roman" w:hAnsi="Times New Roman" w:cs="Times New Roman" w:eastAsia="Times New Roman"/>
-                <w:sz w:val="18"/>
+                <w:sz w:val="20"/>
               </w:rPr>
               <w:t>Workload score (per unit)</w:t>
             </w:r>
@@ -6178,13 +6209,13 @@
           </w:tcPr>
           <w:p>
             <w:pPr>
-              <w:spacing w:before="0" w:after="0"/>
+              <w:spacing w:before="20" w:after="20"/>
             </w:pPr>
             <w:r/>
             <w:r>
               <w:rPr>
                 <w:rFonts w:ascii="Times New Roman" w:hAnsi="Times New Roman" w:cs="Times New Roman" w:eastAsia="Times New Roman"/>
-                <w:sz w:val="18"/>
+                <w:sz w:val="20"/>
               </w:rPr>
               <w:t>1.06</w:t>
             </w:r>
@@ -6196,13 +6227,13 @@
           </w:tcPr>
           <w:p>
             <w:pPr>
-              <w:spacing w:before="0" w:after="0"/>
+              <w:spacing w:before="20" w:after="20"/>
             </w:pPr>
             <w:r/>
             <w:r>
               <w:rPr>
                 <w:rFonts w:ascii="Times New Roman" w:hAnsi="Times New Roman" w:cs="Times New Roman" w:eastAsia="Times New Roman"/>
-                <w:sz w:val="18"/>
+                <w:sz w:val="20"/>
               </w:rPr>
               <w:t>1.02 to 1.09</w:t>
             </w:r>
@@ -6214,13 +6245,13 @@
           </w:tcPr>
           <w:p>
             <w:pPr>
-              <w:spacing w:before="0" w:after="0"/>
+              <w:spacing w:before="20" w:after="20"/>
             </w:pPr>
             <w:r/>
             <w:r>
               <w:rPr>
                 <w:rFonts w:ascii="Times New Roman" w:hAnsi="Times New Roman" w:cs="Times New Roman" w:eastAsia="Times New Roman"/>
-                <w:sz w:val="18"/>
+                <w:sz w:val="20"/>
               </w:rPr>
               <w:t>0.0005</w:t>
             </w:r>
@@ -6238,13 +6269,13 @@
           <w:p>
             <w:pPr>
               <w:keepNext/>
-              <w:spacing w:before="0" w:after="0"/>
+              <w:spacing w:before="20" w:after="20"/>
             </w:pPr>
             <w:r/>
             <w:r>
               <w:rPr>
                 <w:rFonts w:ascii="Times New Roman" w:hAnsi="Times New Roman" w:cs="Times New Roman" w:eastAsia="Times New Roman"/>
-                <w:sz w:val="18"/>
+                <w:sz w:val="20"/>
               </w:rPr>
               <w:t>Age (per band)</w:t>
             </w:r>
@@ -6256,13 +6287,13 @@
           </w:tcPr>
           <w:p>
             <w:pPr>
-              <w:spacing w:before="0" w:after="0"/>
+              <w:spacing w:before="20" w:after="20"/>
             </w:pPr>
             <w:r/>
             <w:r>
               <w:rPr>
                 <w:rFonts w:ascii="Times New Roman" w:hAnsi="Times New Roman" w:cs="Times New Roman" w:eastAsia="Times New Roman"/>
-                <w:sz w:val="18"/>
+                <w:sz w:val="20"/>
               </w:rPr>
               <w:t>3.58</w:t>
             </w:r>
@@ -6274,13 +6305,13 @@
           </w:tcPr>
           <w:p>
             <w:pPr>
-              <w:spacing w:before="0" w:after="0"/>
+              <w:spacing w:before="20" w:after="20"/>
             </w:pPr>
             <w:r/>
             <w:r>
               <w:rPr>
                 <w:rFonts w:ascii="Times New Roman" w:hAnsi="Times New Roman" w:cs="Times New Roman" w:eastAsia="Times New Roman"/>
-                <w:sz w:val="18"/>
+                <w:sz w:val="20"/>
               </w:rPr>
               <w:t>1.70 to 7.56</w:t>
             </w:r>
@@ -6292,13 +6323,13 @@
           </w:tcPr>
           <w:p>
             <w:pPr>
-              <w:spacing w:before="0" w:after="0"/>
+              <w:spacing w:before="20" w:after="20"/>
             </w:pPr>
             <w:r/>
             <w:r>
               <w:rPr>
                 <w:rFonts w:ascii="Times New Roman" w:hAnsi="Times New Roman" w:cs="Times New Roman" w:eastAsia="Times New Roman"/>
-                <w:sz w:val="18"/>
+                <w:sz w:val="20"/>
               </w:rPr>
               <w:t>0.0008</w:t>
             </w:r>
@@ -6316,13 +6347,13 @@
           <w:p>
             <w:pPr>
               <w:keepNext/>
-              <w:spacing w:before="0" w:after="0"/>
+              <w:spacing w:before="20" w:after="20"/>
             </w:pPr>
             <w:r/>
             <w:r>
               <w:rPr>
                 <w:rFonts w:ascii="Times New Roman" w:hAnsi="Times New Roman" w:cs="Times New Roman" w:eastAsia="Times New Roman"/>
-                <w:sz w:val="18"/>
+                <w:sz w:val="20"/>
               </w:rPr>
               <w:t>Job duration (per band)</w:t>
             </w:r>
@@ -6334,13 +6365,13 @@
           </w:tcPr>
           <w:p>
             <w:pPr>
-              <w:spacing w:before="0" w:after="0"/>
+              <w:spacing w:before="20" w:after="20"/>
             </w:pPr>
             <w:r/>
             <w:r>
               <w:rPr>
                 <w:rFonts w:ascii="Times New Roman" w:hAnsi="Times New Roman" w:cs="Times New Roman" w:eastAsia="Times New Roman"/>
-                <w:sz w:val="18"/>
+                <w:sz w:val="20"/>
               </w:rPr>
               <w:t>2.89</w:t>
             </w:r>
@@ -6352,13 +6383,13 @@
           </w:tcPr>
           <w:p>
             <w:pPr>
-              <w:spacing w:before="0" w:after="0"/>
+              <w:spacing w:before="20" w:after="20"/>
             </w:pPr>
             <w:r/>
             <w:r>
               <w:rPr>
                 <w:rFonts w:ascii="Times New Roman" w:hAnsi="Times New Roman" w:cs="Times New Roman" w:eastAsia="Times New Roman"/>
-                <w:sz w:val="18"/>
+                <w:sz w:val="20"/>
               </w:rPr>
               <w:t>1.54 to 5.41</w:t>
             </w:r>
@@ -6370,13 +6401,13 @@
           </w:tcPr>
           <w:p>
             <w:pPr>
-              <w:spacing w:before="0" w:after="0"/>
+              <w:spacing w:before="20" w:after="20"/>
             </w:pPr>
             <w:r/>
             <w:r>
               <w:rPr>
                 <w:rFonts w:ascii="Times New Roman" w:hAnsi="Times New Roman" w:cs="Times New Roman" w:eastAsia="Times New Roman"/>
-                <w:sz w:val="18"/>
+                <w:sz w:val="20"/>
               </w:rPr>
               <w:t>0.001</w:t>
             </w:r>
@@ -6394,13 +6425,13 @@
           <w:p>
             <w:pPr>
               <w:keepNext/>
-              <w:spacing w:before="0" w:after="0"/>
+              <w:spacing w:before="20" w:after="20"/>
             </w:pPr>
             <w:r/>
             <w:r>
               <w:rPr>
                 <w:rFonts w:ascii="Times New Roman" w:hAnsi="Times New Roman" w:cs="Times New Roman" w:eastAsia="Times New Roman"/>
-                <w:sz w:val="18"/>
+                <w:sz w:val="20"/>
               </w:rPr>
               <w:t>Fatigue score (per unit)</w:t>
             </w:r>
@@ -6412,13 +6443,13 @@
           </w:tcPr>
           <w:p>
             <w:pPr>
-              <w:spacing w:before="0" w:after="0"/>
+              <w:spacing w:before="20" w:after="20"/>
             </w:pPr>
             <w:r/>
             <w:r>
               <w:rPr>
                 <w:rFonts w:ascii="Times New Roman" w:hAnsi="Times New Roman" w:cs="Times New Roman" w:eastAsia="Times New Roman"/>
-                <w:sz w:val="18"/>
+                <w:sz w:val="20"/>
               </w:rPr>
               <w:t>1.43</w:t>
             </w:r>
@@ -6430,13 +6461,13 @@
           </w:tcPr>
           <w:p>
             <w:pPr>
-              <w:spacing w:before="0" w:after="0"/>
+              <w:spacing w:before="20" w:after="20"/>
             </w:pPr>
             <w:r/>
             <w:r>
               <w:rPr>
                 <w:rFonts w:ascii="Times New Roman" w:hAnsi="Times New Roman" w:cs="Times New Roman" w:eastAsia="Times New Roman"/>
-                <w:sz w:val="18"/>
+                <w:sz w:val="20"/>
               </w:rPr>
               <w:t>1.13 to 1.80</w:t>
             </w:r>
@@ -6448,13 +6479,13 @@
           </w:tcPr>
           <w:p>
             <w:pPr>
-              <w:spacing w:before="0" w:after="0"/>
+              <w:spacing w:before="20" w:after="20"/>
             </w:pPr>
             <w:r/>
             <w:r>
               <w:rPr>
                 <w:rFonts w:ascii="Times New Roman" w:hAnsi="Times New Roman" w:cs="Times New Roman" w:eastAsia="Times New Roman"/>
-                <w:sz w:val="18"/>
+                <w:sz w:val="20"/>
               </w:rPr>
               <w:t>0.003</w:t>
             </w:r>
@@ -6472,13 +6503,13 @@
           <w:p>
             <w:pPr>
               <w:keepNext/>
-              <w:spacing w:before="0" w:after="0"/>
+              <w:spacing w:before="20" w:after="20"/>
             </w:pPr>
             <w:r/>
             <w:r>
               <w:rPr>
                 <w:rFonts w:ascii="Times New Roman" w:hAnsi="Times New Roman" w:cs="Times New Roman" w:eastAsia="Times New Roman"/>
-                <w:sz w:val="18"/>
+                <w:sz w:val="20"/>
               </w:rPr>
               <w:t>Income (per band)</w:t>
             </w:r>
@@ -6490,13 +6521,13 @@
           </w:tcPr>
           <w:p>
             <w:pPr>
-              <w:spacing w:before="0" w:after="0"/>
+              <w:spacing w:before="20" w:after="20"/>
             </w:pPr>
             <w:r/>
             <w:r>
               <w:rPr>
                 <w:rFonts w:ascii="Times New Roman" w:hAnsi="Times New Roman" w:cs="Times New Roman" w:eastAsia="Times New Roman"/>
-                <w:sz w:val="18"/>
+                <w:sz w:val="20"/>
               </w:rPr>
               <w:t>2.00</w:t>
             </w:r>
@@ -6508,13 +6539,13 @@
           </w:tcPr>
           <w:p>
             <w:pPr>
-              <w:spacing w:before="0" w:after="0"/>
+              <w:spacing w:before="20" w:after="20"/>
             </w:pPr>
             <w:r/>
             <w:r>
               <w:rPr>
                 <w:rFonts w:ascii="Times New Roman" w:hAnsi="Times New Roman" w:cs="Times New Roman" w:eastAsia="Times New Roman"/>
-                <w:sz w:val="18"/>
+                <w:sz w:val="20"/>
               </w:rPr>
               <w:t>1.25 to 3.20</w:t>
             </w:r>
@@ -6526,13 +6557,13 @@
           </w:tcPr>
           <w:p>
             <w:pPr>
-              <w:spacing w:before="0" w:after="0"/>
+              <w:spacing w:before="20" w:after="20"/>
             </w:pPr>
             <w:r/>
             <w:r>
               <w:rPr>
                 <w:rFonts w:ascii="Times New Roman" w:hAnsi="Times New Roman" w:cs="Times New Roman" w:eastAsia="Times New Roman"/>
-                <w:sz w:val="18"/>
+                <w:sz w:val="20"/>
               </w:rPr>
               <w:t>0.004</w:t>
             </w:r>
@@ -6550,13 +6581,13 @@
           <w:p>
             <w:pPr>
               <w:keepNext/>
-              <w:spacing w:before="0" w:after="0"/>
+              <w:spacing w:before="20" w:after="20"/>
             </w:pPr>
             <w:r/>
             <w:r>
               <w:rPr>
                 <w:rFonts w:ascii="Times New Roman" w:hAnsi="Times New Roman" w:cs="Times New Roman" w:eastAsia="Times New Roman"/>
-                <w:sz w:val="18"/>
+                <w:sz w:val="20"/>
               </w:rPr>
               <w:t>Education (per band)</w:t>
             </w:r>
@@ -6568,13 +6599,13 @@
           </w:tcPr>
           <w:p>
             <w:pPr>
-              <w:spacing w:before="0" w:after="0"/>
+              <w:spacing w:before="20" w:after="20"/>
             </w:pPr>
             <w:r/>
             <w:r>
               <w:rPr>
                 <w:rFonts w:ascii="Times New Roman" w:hAnsi="Times New Roman" w:cs="Times New Roman" w:eastAsia="Times New Roman"/>
-                <w:sz w:val="18"/>
+                <w:sz w:val="20"/>
               </w:rPr>
               <w:t>0.33</w:t>
             </w:r>
@@ -6586,13 +6617,13 @@
           </w:tcPr>
           <w:p>
             <w:pPr>
-              <w:spacing w:before="0" w:after="0"/>
+              <w:spacing w:before="20" w:after="20"/>
             </w:pPr>
             <w:r/>
             <w:r>
               <w:rPr>
                 <w:rFonts w:ascii="Times New Roman" w:hAnsi="Times New Roman" w:cs="Times New Roman" w:eastAsia="Times New Roman"/>
-                <w:sz w:val="18"/>
+                <w:sz w:val="20"/>
               </w:rPr>
               <w:t>0.12 to 0.94</w:t>
             </w:r>
@@ -6604,13 +6635,13 @@
           </w:tcPr>
           <w:p>
             <w:pPr>
-              <w:spacing w:before="0" w:after="0"/>
+              <w:spacing w:before="20" w:after="20"/>
             </w:pPr>
             <w:r/>
             <w:r>
               <w:rPr>
                 <w:rFonts w:ascii="Times New Roman" w:hAnsi="Times New Roman" w:cs="Times New Roman" w:eastAsia="Times New Roman"/>
-                <w:sz w:val="18"/>
+                <w:sz w:val="20"/>
               </w:rPr>
               <w:t>0.04</w:t>
             </w:r>
@@ -6628,13 +6659,13 @@
           <w:p>
             <w:pPr>
               <w:keepNext/>
-              <w:spacing w:before="0" w:after="0"/>
+              <w:spacing w:before="20" w:after="20"/>
             </w:pPr>
             <w:r/>
             <w:r>
               <w:rPr>
                 <w:rFonts w:ascii="Times New Roman" w:hAnsi="Times New Roman" w:cs="Times New Roman" w:eastAsia="Times New Roman"/>
-                <w:sz w:val="18"/>
+                <w:sz w:val="20"/>
               </w:rPr>
               <w:t>Deliveries per day</w:t>
             </w:r>
@@ -6646,13 +6677,13 @@
           </w:tcPr>
           <w:p>
             <w:pPr>
-              <w:spacing w:before="0" w:after="0"/>
+              <w:spacing w:before="20" w:after="20"/>
             </w:pPr>
             <w:r/>
             <w:r>
               <w:rPr>
                 <w:rFonts w:ascii="Times New Roman" w:hAnsi="Times New Roman" w:cs="Times New Roman" w:eastAsia="Times New Roman"/>
-                <w:sz w:val="18"/>
+                <w:sz w:val="20"/>
               </w:rPr>
               <w:t>1.05</w:t>
             </w:r>
@@ -6664,13 +6695,13 @@
           </w:tcPr>
           <w:p>
             <w:pPr>
-              <w:spacing w:before="0" w:after="0"/>
+              <w:spacing w:before="20" w:after="20"/>
             </w:pPr>
             <w:r/>
             <w:r>
               <w:rPr>
                 <w:rFonts w:ascii="Times New Roman" w:hAnsi="Times New Roman" w:cs="Times New Roman" w:eastAsia="Times New Roman"/>
-                <w:sz w:val="18"/>
+                <w:sz w:val="20"/>
               </w:rPr>
               <w:t>1.00 to 1.10</w:t>
             </w:r>
@@ -6682,13 +6713,13 @@
           </w:tcPr>
           <w:p>
             <w:pPr>
-              <w:spacing w:before="0" w:after="0"/>
+              <w:spacing w:before="20" w:after="20"/>
             </w:pPr>
             <w:r/>
             <w:r>
               <w:rPr>
                 <w:rFonts w:ascii="Times New Roman" w:hAnsi="Times New Roman" w:cs="Times New Roman" w:eastAsia="Times New Roman"/>
-                <w:sz w:val="18"/>
+                <w:sz w:val="20"/>
               </w:rPr>
               <w:t>0.045</w:t>
             </w:r>
@@ -6721,14 +6752,14 @@
       <w:pPr>
         <w:pStyle w:val="Heading4"/>
         <w:keepNext/>
-        <w:spacing w:before="200" w:after="60"/>
+        <w:spacing w:before="280" w:after="100"/>
       </w:pPr>
       <w:r>
         <w:rPr>
           <w:rFonts w:ascii="Times New Roman" w:hAnsi="Times New Roman" w:cs="Times New Roman" w:eastAsia="Times New Roman"/>
           <w:b/>
           <w:color w:val="000000"/>
-          <w:sz w:val="28"/>
+          <w:sz w:val="30"/>
         </w:rPr>
         <w:t xml:space="preserve">4.3   </w:t>
       </w:r>
@@ -6737,7 +6768,7 @@
           <w:rFonts w:ascii="Times New Roman" w:hAnsi="Times New Roman" w:cs="Times New Roman" w:eastAsia="Times New Roman"/>
           <w:b/>
           <w:color w:val="000000"/>
-          <w:sz w:val="28"/>
+          <w:sz w:val="30"/>
         </w:rPr>
         <w:t>Stage-1 risk distribution</w:t>
       </w:r>
@@ -6767,13 +6798,14 @@
           <w:p>
             <w:pPr>
               <w:keepNext/>
+              <w:spacing w:before="20" w:after="20"/>
             </w:pPr>
             <w:r/>
             <w:r>
               <w:rPr>
                 <w:rFonts w:ascii="Times New Roman" w:hAnsi="Times New Roman" w:cs="Times New Roman" w:eastAsia="Times New Roman"/>
                 <w:b/>
-                <w:sz w:val="18"/>
+                <w:sz w:val="20"/>
               </w:rPr>
               <w:t>Factor</w:t>
             </w:r>
@@ -6785,12 +6817,15 @@
             <w:shd w:fill="D9D9D9"/>
           </w:tcPr>
           <w:p>
+            <w:pPr>
+              <w:spacing w:before="20" w:after="20"/>
+            </w:pPr>
             <w:r/>
             <w:r>
               <w:rPr>
                 <w:rFonts w:ascii="Times New Roman" w:hAnsi="Times New Roman" w:cs="Times New Roman" w:eastAsia="Times New Roman"/>
                 <w:b/>
-                <w:sz w:val="18"/>
+                <w:sz w:val="20"/>
               </w:rPr>
               <w:t>Low</w:t>
             </w:r>
@@ -6802,12 +6837,15 @@
             <w:shd w:fill="D9D9D9"/>
           </w:tcPr>
           <w:p>
+            <w:pPr>
+              <w:spacing w:before="20" w:after="20"/>
+            </w:pPr>
             <w:r/>
             <w:r>
               <w:rPr>
                 <w:rFonts w:ascii="Times New Roman" w:hAnsi="Times New Roman" w:cs="Times New Roman" w:eastAsia="Times New Roman"/>
                 <w:b/>
-                <w:sz w:val="18"/>
+                <w:sz w:val="20"/>
               </w:rPr>
               <w:t>Medium</w:t>
             </w:r>
@@ -6819,12 +6857,15 @@
             <w:shd w:fill="D9D9D9"/>
           </w:tcPr>
           <w:p>
+            <w:pPr>
+              <w:spacing w:before="20" w:after="20"/>
+            </w:pPr>
             <w:r/>
             <w:r>
               <w:rPr>
                 <w:rFonts w:ascii="Times New Roman" w:hAnsi="Times New Roman" w:cs="Times New Roman" w:eastAsia="Times New Roman"/>
                 <w:b/>
-                <w:sz w:val="18"/>
+                <w:sz w:val="20"/>
               </w:rPr>
               <w:t>High</w:t>
             </w:r>
@@ -6842,13 +6883,13 @@
           <w:p>
             <w:pPr>
               <w:keepNext/>
-              <w:spacing w:before="0" w:after="0"/>
+              <w:spacing w:before="20" w:after="20"/>
             </w:pPr>
             <w:r/>
             <w:r>
               <w:rPr>
                 <w:rFonts w:ascii="Times New Roman" w:hAnsi="Times New Roman" w:cs="Times New Roman" w:eastAsia="Times New Roman"/>
-                <w:sz w:val="18"/>
+                <w:sz w:val="20"/>
               </w:rPr>
               <w:t>Force</w:t>
             </w:r>
@@ -6860,13 +6901,13 @@
           </w:tcPr>
           <w:p>
             <w:pPr>
-              <w:spacing w:before="0" w:after="0"/>
+              <w:spacing w:before="20" w:after="20"/>
             </w:pPr>
             <w:r/>
             <w:r>
               <w:rPr>
                 <w:rFonts w:ascii="Times New Roman" w:hAnsi="Times New Roman" w:cs="Times New Roman" w:eastAsia="Times New Roman"/>
-                <w:sz w:val="18"/>
+                <w:sz w:val="20"/>
               </w:rPr>
               <w:t>90</w:t>
             </w:r>
@@ -6878,13 +6919,13 @@
           </w:tcPr>
           <w:p>
             <w:pPr>
-              <w:spacing w:before="0" w:after="0"/>
+              <w:spacing w:before="20" w:after="20"/>
             </w:pPr>
             <w:r/>
             <w:r>
               <w:rPr>
                 <w:rFonts w:ascii="Times New Roman" w:hAnsi="Times New Roman" w:cs="Times New Roman" w:eastAsia="Times New Roman"/>
-                <w:sz w:val="18"/>
+                <w:sz w:val="20"/>
               </w:rPr>
               <w:t>57</w:t>
             </w:r>
@@ -6896,13 +6937,13 @@
           </w:tcPr>
           <w:p>
             <w:pPr>
-              <w:spacing w:before="0" w:after="0"/>
+              <w:spacing w:before="20" w:after="20"/>
             </w:pPr>
             <w:r/>
             <w:r>
               <w:rPr>
                 <w:rFonts w:ascii="Times New Roman" w:hAnsi="Times New Roman" w:cs="Times New Roman" w:eastAsia="Times New Roman"/>
-                <w:sz w:val="18"/>
+                <w:sz w:val="20"/>
               </w:rPr>
               <w:t>35</w:t>
             </w:r>
@@ -6920,13 +6961,13 @@
           <w:p>
             <w:pPr>
               <w:keepNext/>
-              <w:spacing w:before="0" w:after="0"/>
+              <w:spacing w:before="20" w:after="20"/>
             </w:pPr>
             <w:r/>
             <w:r>
               <w:rPr>
                 <w:rFonts w:ascii="Times New Roman" w:hAnsi="Times New Roman" w:cs="Times New Roman" w:eastAsia="Times New Roman"/>
-                <w:sz w:val="18"/>
+                <w:sz w:val="20"/>
               </w:rPr>
               <w:t>Repetition</w:t>
             </w:r>
@@ -6938,13 +6979,13 @@
           </w:tcPr>
           <w:p>
             <w:pPr>
-              <w:spacing w:before="0" w:after="0"/>
+              <w:spacing w:before="20" w:after="20"/>
             </w:pPr>
             <w:r/>
             <w:r>
               <w:rPr>
                 <w:rFonts w:ascii="Times New Roman" w:hAnsi="Times New Roman" w:cs="Times New Roman" w:eastAsia="Times New Roman"/>
-                <w:sz w:val="18"/>
+                <w:sz w:val="20"/>
               </w:rPr>
               <w:t>26</w:t>
             </w:r>
@@ -6956,13 +6997,13 @@
           </w:tcPr>
           <w:p>
             <w:pPr>
-              <w:spacing w:before="0" w:after="0"/>
+              <w:spacing w:before="20" w:after="20"/>
             </w:pPr>
             <w:r/>
             <w:r>
               <w:rPr>
                 <w:rFonts w:ascii="Times New Roman" w:hAnsi="Times New Roman" w:cs="Times New Roman" w:eastAsia="Times New Roman"/>
-                <w:sz w:val="18"/>
+                <w:sz w:val="20"/>
               </w:rPr>
               <w:t>82</w:t>
             </w:r>
@@ -6974,13 +7015,13 @@
           </w:tcPr>
           <w:p>
             <w:pPr>
-              <w:spacing w:before="0" w:after="0"/>
+              <w:spacing w:before="20" w:after="20"/>
             </w:pPr>
             <w:r/>
             <w:r>
               <w:rPr>
                 <w:rFonts w:ascii="Times New Roman" w:hAnsi="Times New Roman" w:cs="Times New Roman" w:eastAsia="Times New Roman"/>
-                <w:sz w:val="18"/>
+                <w:sz w:val="20"/>
               </w:rPr>
               <w:t>74</w:t>
             </w:r>
@@ -6998,13 +7039,13 @@
           <w:p>
             <w:pPr>
               <w:keepNext/>
-              <w:spacing w:before="0" w:after="0"/>
+              <w:spacing w:before="20" w:after="20"/>
             </w:pPr>
             <w:r/>
             <w:r>
               <w:rPr>
                 <w:rFonts w:ascii="Times New Roman" w:hAnsi="Times New Roman" w:cs="Times New Roman" w:eastAsia="Times New Roman"/>
-                <w:sz w:val="18"/>
+                <w:sz w:val="20"/>
               </w:rPr>
               <w:t>Duration</w:t>
             </w:r>
@@ -7016,13 +7057,13 @@
           </w:tcPr>
           <w:p>
             <w:pPr>
-              <w:spacing w:before="0" w:after="0"/>
+              <w:spacing w:before="20" w:after="20"/>
             </w:pPr>
             <w:r/>
             <w:r>
               <w:rPr>
                 <w:rFonts w:ascii="Times New Roman" w:hAnsi="Times New Roman" w:cs="Times New Roman" w:eastAsia="Times New Roman"/>
-                <w:sz w:val="18"/>
+                <w:sz w:val="20"/>
               </w:rPr>
               <w:t>37</w:t>
             </w:r>
@@ -7034,13 +7075,13 @@
           </w:tcPr>
           <w:p>
             <w:pPr>
-              <w:spacing w:before="0" w:after="0"/>
+              <w:spacing w:before="20" w:after="20"/>
             </w:pPr>
             <w:r/>
             <w:r>
               <w:rPr>
                 <w:rFonts w:ascii="Times New Roman" w:hAnsi="Times New Roman" w:cs="Times New Roman" w:eastAsia="Times New Roman"/>
-                <w:sz w:val="18"/>
+                <w:sz w:val="20"/>
               </w:rPr>
               <w:t>56</w:t>
             </w:r>
@@ -7052,13 +7093,13 @@
           </w:tcPr>
           <w:p>
             <w:pPr>
-              <w:spacing w:before="0" w:after="0"/>
+              <w:spacing w:before="20" w:after="20"/>
             </w:pPr>
             <w:r/>
             <w:r>
               <w:rPr>
                 <w:rFonts w:ascii="Times New Roman" w:hAnsi="Times New Roman" w:cs="Times New Roman" w:eastAsia="Times New Roman"/>
-                <w:sz w:val="18"/>
+                <w:sz w:val="20"/>
               </w:rPr>
               <w:t>89</w:t>
             </w:r>
@@ -7076,13 +7117,13 @@
           <w:p>
             <w:pPr>
               <w:keepNext/>
-              <w:spacing w:before="0" w:after="0"/>
+              <w:spacing w:before="20" w:after="20"/>
             </w:pPr>
             <w:r/>
             <w:r>
               <w:rPr>
                 <w:rFonts w:ascii="Times New Roman" w:hAnsi="Times New Roman" w:cs="Times New Roman" w:eastAsia="Times New Roman"/>
-                <w:sz w:val="18"/>
+                <w:sz w:val="20"/>
               </w:rPr>
               <w:t>Vibration</w:t>
             </w:r>
@@ -7094,13 +7135,13 @@
           </w:tcPr>
           <w:p>
             <w:pPr>
-              <w:spacing w:before="0" w:after="0"/>
+              <w:spacing w:before="20" w:after="20"/>
             </w:pPr>
             <w:r/>
             <w:r>
               <w:rPr>
                 <w:rFonts w:ascii="Times New Roman" w:hAnsi="Times New Roman" w:cs="Times New Roman" w:eastAsia="Times New Roman"/>
-                <w:sz w:val="18"/>
+                <w:sz w:val="20"/>
               </w:rPr>
               <w:t>67</w:t>
             </w:r>
@@ -7112,13 +7153,13 @@
           </w:tcPr>
           <w:p>
             <w:pPr>
-              <w:spacing w:before="0" w:after="0"/>
+              <w:spacing w:before="20" w:after="20"/>
             </w:pPr>
             <w:r/>
             <w:r>
               <w:rPr>
                 <w:rFonts w:ascii="Times New Roman" w:hAnsi="Times New Roman" w:cs="Times New Roman" w:eastAsia="Times New Roman"/>
-                <w:sz w:val="18"/>
+                <w:sz w:val="20"/>
               </w:rPr>
               <w:t>68</w:t>
             </w:r>
@@ -7130,13 +7171,13 @@
           </w:tcPr>
           <w:p>
             <w:pPr>
-              <w:spacing w:before="0" w:after="0"/>
+              <w:spacing w:before="20" w:after="20"/>
             </w:pPr>
             <w:r/>
             <w:r>
               <w:rPr>
                 <w:rFonts w:ascii="Times New Roman" w:hAnsi="Times New Roman" w:cs="Times New Roman" w:eastAsia="Times New Roman"/>
-                <w:sz w:val="18"/>
+                <w:sz w:val="20"/>
               </w:rPr>
               <w:t>47</w:t>
             </w:r>
@@ -7154,13 +7195,13 @@
           <w:p>
             <w:pPr>
               <w:keepNext/>
-              <w:spacing w:before="0" w:after="0"/>
+              <w:spacing w:before="20" w:after="20"/>
             </w:pPr>
             <w:r/>
             <w:r>
               <w:rPr>
                 <w:rFonts w:ascii="Times New Roman" w:hAnsi="Times New Roman" w:cs="Times New Roman" w:eastAsia="Times New Roman"/>
-                <w:sz w:val="18"/>
+                <w:sz w:val="20"/>
               </w:rPr>
               <w:t>Contact Stress</w:t>
             </w:r>
@@ -7172,13 +7213,13 @@
           </w:tcPr>
           <w:p>
             <w:pPr>
-              <w:spacing w:before="0" w:after="0"/>
+              <w:spacing w:before="20" w:after="20"/>
             </w:pPr>
             <w:r/>
             <w:r>
               <w:rPr>
                 <w:rFonts w:ascii="Times New Roman" w:hAnsi="Times New Roman" w:cs="Times New Roman" w:eastAsia="Times New Roman"/>
-                <w:sz w:val="18"/>
+                <w:sz w:val="20"/>
               </w:rPr>
               <w:t>68</w:t>
             </w:r>
@@ -7190,13 +7231,13 @@
           </w:tcPr>
           <w:p>
             <w:pPr>
-              <w:spacing w:before="0" w:after="0"/>
+              <w:spacing w:before="20" w:after="20"/>
             </w:pPr>
             <w:r/>
             <w:r>
               <w:rPr>
                 <w:rFonts w:ascii="Times New Roman" w:hAnsi="Times New Roman" w:cs="Times New Roman" w:eastAsia="Times New Roman"/>
-                <w:sz w:val="18"/>
+                <w:sz w:val="20"/>
               </w:rPr>
               <w:t>58</w:t>
             </w:r>
@@ -7208,13 +7249,13 @@
           </w:tcPr>
           <w:p>
             <w:pPr>
-              <w:spacing w:before="0" w:after="0"/>
+              <w:spacing w:before="20" w:after="20"/>
             </w:pPr>
             <w:r/>
             <w:r>
               <w:rPr>
                 <w:rFonts w:ascii="Times New Roman" w:hAnsi="Times New Roman" w:cs="Times New Roman" w:eastAsia="Times New Roman"/>
-                <w:sz w:val="18"/>
+                <w:sz w:val="20"/>
               </w:rPr>
               <w:t>56</w:t>
             </w:r>
@@ -7232,13 +7273,13 @@
           <w:p>
             <w:pPr>
               <w:keepNext/>
-              <w:spacing w:before="0" w:after="0"/>
+              <w:spacing w:before="20" w:after="20"/>
             </w:pPr>
             <w:r/>
             <w:r>
               <w:rPr>
                 <w:rFonts w:ascii="Times New Roman" w:hAnsi="Times New Roman" w:cs="Times New Roman" w:eastAsia="Times New Roman"/>
-                <w:sz w:val="18"/>
+                <w:sz w:val="20"/>
               </w:rPr>
               <w:t>Posture</w:t>
             </w:r>
@@ -7250,13 +7291,13 @@
           </w:tcPr>
           <w:p>
             <w:pPr>
-              <w:spacing w:before="0" w:after="0"/>
+              <w:spacing w:before="20" w:after="20"/>
             </w:pPr>
             <w:r/>
             <w:r>
               <w:rPr>
                 <w:rFonts w:ascii="Times New Roman" w:hAnsi="Times New Roman" w:cs="Times New Roman" w:eastAsia="Times New Roman"/>
-                <w:sz w:val="18"/>
+                <w:sz w:val="20"/>
               </w:rPr>
               <w:t>0</w:t>
             </w:r>
@@ -7268,13 +7309,13 @@
           </w:tcPr>
           <w:p>
             <w:pPr>
-              <w:spacing w:before="0" w:after="0"/>
+              <w:spacing w:before="20" w:after="20"/>
             </w:pPr>
             <w:r/>
             <w:r>
               <w:rPr>
                 <w:rFonts w:ascii="Times New Roman" w:hAnsi="Times New Roman" w:cs="Times New Roman" w:eastAsia="Times New Roman"/>
-                <w:sz w:val="18"/>
+                <w:sz w:val="20"/>
               </w:rPr>
               <w:t>29</w:t>
             </w:r>
@@ -7286,13 +7327,13 @@
           </w:tcPr>
           <w:p>
             <w:pPr>
-              <w:spacing w:before="0" w:after="0"/>
+              <w:spacing w:before="20" w:after="20"/>
             </w:pPr>
             <w:r/>
             <w:r>
               <w:rPr>
                 <w:rFonts w:ascii="Times New Roman" w:hAnsi="Times New Roman" w:cs="Times New Roman" w:eastAsia="Times New Roman"/>
-                <w:sz w:val="18"/>
+                <w:sz w:val="20"/>
               </w:rPr>
               <w:t>153</w:t>
             </w:r>
@@ -7336,13 +7377,13 @@
     </w:p>
     <w:p>
       <w:pPr>
-        <w:spacing w:before="80" w:after="40"/>
+        <w:spacing w:before="120" w:after="60"/>
         <w:jc w:val="center"/>
       </w:pPr>
       <w:r>
         <w:drawing>
           <wp:inline xmlns:a="http://schemas.openxmlformats.org/drawingml/2006/main" xmlns:pic="http://schemas.openxmlformats.org/drawingml/2006/picture">
-            <wp:extent cx="3240000" cy="1751892"/>
+            <wp:extent cx="3600000" cy="1946547"/>
             <wp:docPr id="6" name="Picture 6"/>
             <wp:cNvGraphicFramePr>
               <a:graphicFrameLocks noChangeAspect="1"/>
@@ -7363,7 +7404,7 @@
                   <pic:spPr>
                     <a:xfrm>
                       <a:off x="0" y="0"/>
-                      <a:ext cx="3240000" cy="1751892"/>
+                      <a:ext cx="3600000" cy="1946547"/>
                     </a:xfrm>
                     <a:prstGeom prst="rect"/>
                   </pic:spPr>
@@ -7376,7 +7417,7 @@
     </w:p>
     <w:p>
       <w:pPr>
-        <w:spacing w:before="0" w:after="60"/>
+        <w:spacing w:before="20" w:after="120"/>
         <w:jc w:val="center"/>
       </w:pPr>
       <w:r>
@@ -7390,13 +7431,13 @@
     </w:p>
     <w:p>
       <w:pPr>
-        <w:spacing w:before="80" w:after="40"/>
+        <w:spacing w:before="120" w:after="60"/>
         <w:jc w:val="center"/>
       </w:pPr>
       <w:r>
         <w:drawing>
           <wp:inline xmlns:a="http://schemas.openxmlformats.org/drawingml/2006/main" xmlns:pic="http://schemas.openxmlformats.org/drawingml/2006/picture">
-            <wp:extent cx="3240000" cy="2929613"/>
+            <wp:extent cx="3600000" cy="3255126"/>
             <wp:docPr id="7" name="Picture 7"/>
             <wp:cNvGraphicFramePr>
               <a:graphicFrameLocks noChangeAspect="1"/>
@@ -7417,7 +7458,7 @@
                   <pic:spPr>
                     <a:xfrm>
                       <a:off x="0" y="0"/>
-                      <a:ext cx="3240000" cy="2929613"/>
+                      <a:ext cx="3600000" cy="3255126"/>
                     </a:xfrm>
                     <a:prstGeom prst="rect"/>
                   </pic:spPr>
@@ -7430,7 +7471,7 @@
     </w:p>
     <w:p>
       <w:pPr>
-        <w:spacing w:before="0" w:after="60"/>
+        <w:spacing w:before="20" w:after="120"/>
         <w:jc w:val="center"/>
       </w:pPr>
       <w:r>
@@ -7446,14 +7487,14 @@
       <w:pPr>
         <w:pStyle w:val="Heading4"/>
         <w:keepNext/>
-        <w:spacing w:before="200" w:after="60"/>
+        <w:spacing w:before="280" w:after="100"/>
       </w:pPr>
       <w:r>
         <w:rPr>
           <w:rFonts w:ascii="Times New Roman" w:hAnsi="Times New Roman" w:cs="Times New Roman" w:eastAsia="Times New Roman"/>
           <w:b/>
           <w:color w:val="000000"/>
-          <w:sz w:val="28"/>
+          <w:sz w:val="30"/>
         </w:rPr>
         <w:t xml:space="preserve">4.4   </w:t>
       </w:r>
@@ -7462,7 +7503,7 @@
           <w:rFonts w:ascii="Times New Roman" w:hAnsi="Times New Roman" w:cs="Times New Roman" w:eastAsia="Times New Roman"/>
           <w:b/>
           <w:color w:val="000000"/>
-          <w:sz w:val="28"/>
+          <w:sz w:val="30"/>
         </w:rPr>
         <w:t>Stage-2 model performance</w:t>
       </w:r>
@@ -7494,13 +7535,14 @@
           <w:p>
             <w:pPr>
               <w:keepNext/>
+              <w:spacing w:before="20" w:after="20"/>
             </w:pPr>
             <w:r/>
             <w:r>
               <w:rPr>
                 <w:rFonts w:ascii="Times New Roman" w:hAnsi="Times New Roman" w:cs="Times New Roman" w:eastAsia="Times New Roman"/>
                 <w:b/>
-                <w:sz w:val="18"/>
+                <w:sz w:val="20"/>
               </w:rPr>
               <w:t>Factor</w:t>
             </w:r>
@@ -7512,12 +7554,15 @@
             <w:shd w:fill="D9D9D9"/>
           </w:tcPr>
           <w:p>
+            <w:pPr>
+              <w:spacing w:before="20" w:after="20"/>
+            </w:pPr>
             <w:r/>
             <w:r>
               <w:rPr>
                 <w:rFonts w:ascii="Times New Roman" w:hAnsi="Times New Roman" w:cs="Times New Roman" w:eastAsia="Times New Roman"/>
                 <w:b/>
-                <w:sz w:val="18"/>
+                <w:sz w:val="20"/>
               </w:rPr>
               <w:t>Best model</w:t>
             </w:r>
@@ -7529,12 +7574,15 @@
             <w:shd w:fill="D9D9D9"/>
           </w:tcPr>
           <w:p>
+            <w:pPr>
+              <w:spacing w:before="20" w:after="20"/>
+            </w:pPr>
             <w:r/>
             <w:r>
               <w:rPr>
                 <w:rFonts w:ascii="Times New Roman" w:hAnsi="Times New Roman" w:cs="Times New Roman" w:eastAsia="Times New Roman"/>
                 <w:b/>
-                <w:sz w:val="18"/>
+                <w:sz w:val="20"/>
               </w:rPr>
               <w:t>Acc.</w:t>
             </w:r>
@@ -7546,12 +7594,15 @@
             <w:shd w:fill="D9D9D9"/>
           </w:tcPr>
           <w:p>
+            <w:pPr>
+              <w:spacing w:before="20" w:after="20"/>
+            </w:pPr>
             <w:r/>
             <w:r>
               <w:rPr>
                 <w:rFonts w:ascii="Times New Roman" w:hAnsi="Times New Roman" w:cs="Times New Roman" w:eastAsia="Times New Roman"/>
                 <w:b/>
-                <w:sz w:val="18"/>
+                <w:sz w:val="20"/>
               </w:rPr>
               <w:t>F1 macro</w:t>
             </w:r>
@@ -7563,12 +7614,15 @@
             <w:shd w:fill="D9D9D9"/>
           </w:tcPr>
           <w:p>
+            <w:pPr>
+              <w:spacing w:before="20" w:after="20"/>
+            </w:pPr>
             <w:r/>
             <w:r>
               <w:rPr>
                 <w:rFonts w:ascii="Times New Roman" w:hAnsi="Times New Roman" w:cs="Times New Roman" w:eastAsia="Times New Roman"/>
                 <w:b/>
-                <w:sz w:val="18"/>
+                <w:sz w:val="20"/>
               </w:rPr>
               <w:t>Macro AUC</w:t>
             </w:r>
@@ -7580,12 +7634,15 @@
             <w:shd w:fill="D9D9D9"/>
           </w:tcPr>
           <w:p>
+            <w:pPr>
+              <w:spacing w:before="20" w:after="20"/>
+            </w:pPr>
             <w:r/>
             <w:r>
               <w:rPr>
                 <w:rFonts w:ascii="Times New Roman" w:hAnsi="Times New Roman" w:cs="Times New Roman" w:eastAsia="Times New Roman"/>
                 <w:b/>
-                <w:sz w:val="18"/>
+                <w:sz w:val="20"/>
               </w:rPr>
               <w:t>Features</w:t>
             </w:r>
@@ -7603,13 +7660,13 @@
           <w:p>
             <w:pPr>
               <w:keepNext/>
-              <w:spacing w:before="0" w:after="0"/>
+              <w:spacing w:before="20" w:after="20"/>
             </w:pPr>
             <w:r/>
             <w:r>
               <w:rPr>
                 <w:rFonts w:ascii="Times New Roman" w:hAnsi="Times New Roman" w:cs="Times New Roman" w:eastAsia="Times New Roman"/>
-                <w:sz w:val="18"/>
+                <w:sz w:val="20"/>
               </w:rPr>
               <w:t>Force</w:t>
             </w:r>
@@ -7621,13 +7678,13 @@
           </w:tcPr>
           <w:p>
             <w:pPr>
-              <w:spacing w:before="0" w:after="0"/>
+              <w:spacing w:before="20" w:after="20"/>
             </w:pPr>
             <w:r/>
             <w:r>
               <w:rPr>
                 <w:rFonts w:ascii="Times New Roman" w:hAnsi="Times New Roman" w:cs="Times New Roman" w:eastAsia="Times New Roman"/>
-                <w:sz w:val="18"/>
+                <w:sz w:val="20"/>
               </w:rPr>
               <w:t>HistGradientBoosting</w:t>
             </w:r>
@@ -7639,13 +7696,13 @@
           </w:tcPr>
           <w:p>
             <w:pPr>
-              <w:spacing w:before="0" w:after="0"/>
+              <w:spacing w:before="20" w:after="20"/>
             </w:pPr>
             <w:r/>
             <w:r>
               <w:rPr>
                 <w:rFonts w:ascii="Times New Roman" w:hAnsi="Times New Roman" w:cs="Times New Roman" w:eastAsia="Times New Roman"/>
-                <w:sz w:val="18"/>
+                <w:sz w:val="20"/>
               </w:rPr>
               <w:t>62%</w:t>
             </w:r>
@@ -7657,13 +7714,13 @@
           </w:tcPr>
           <w:p>
             <w:pPr>
-              <w:spacing w:before="0" w:after="0"/>
+              <w:spacing w:before="20" w:after="20"/>
             </w:pPr>
             <w:r/>
             <w:r>
               <w:rPr>
                 <w:rFonts w:ascii="Times New Roman" w:hAnsi="Times New Roman" w:cs="Times New Roman" w:eastAsia="Times New Roman"/>
-                <w:sz w:val="18"/>
+                <w:sz w:val="20"/>
               </w:rPr>
               <w:t>57%</w:t>
             </w:r>
@@ -7675,13 +7732,13 @@
           </w:tcPr>
           <w:p>
             <w:pPr>
-              <w:spacing w:before="0" w:after="0"/>
+              <w:spacing w:before="20" w:after="20"/>
             </w:pPr>
             <w:r/>
             <w:r>
               <w:rPr>
                 <w:rFonts w:ascii="Times New Roman" w:hAnsi="Times New Roman" w:cs="Times New Roman" w:eastAsia="Times New Roman"/>
-                <w:sz w:val="18"/>
+                <w:sz w:val="20"/>
               </w:rPr>
               <w:t>71%</w:t>
             </w:r>
@@ -7693,13 +7750,13 @@
           </w:tcPr>
           <w:p>
             <w:pPr>
-              <w:spacing w:before="0" w:after="0"/>
+              <w:spacing w:before="20" w:after="20"/>
             </w:pPr>
             <w:r/>
             <w:r>
               <w:rPr>
                 <w:rFonts w:ascii="Times New Roman" w:hAnsi="Times New Roman" w:cs="Times New Roman" w:eastAsia="Times New Roman"/>
-                <w:sz w:val="18"/>
+                <w:sz w:val="20"/>
               </w:rPr>
               <w:t>42</w:t>
             </w:r>
@@ -7717,13 +7774,13 @@
           <w:p>
             <w:pPr>
               <w:keepNext/>
-              <w:spacing w:before="0" w:after="0"/>
+              <w:spacing w:before="20" w:after="20"/>
             </w:pPr>
             <w:r/>
             <w:r>
               <w:rPr>
                 <w:rFonts w:ascii="Times New Roman" w:hAnsi="Times New Roman" w:cs="Times New Roman" w:eastAsia="Times New Roman"/>
-                <w:sz w:val="18"/>
+                <w:sz w:val="20"/>
               </w:rPr>
               <w:t>Repetition</w:t>
             </w:r>
@@ -7735,13 +7792,13 @@
           </w:tcPr>
           <w:p>
             <w:pPr>
-              <w:spacing w:before="0" w:after="0"/>
+              <w:spacing w:before="20" w:after="20"/>
             </w:pPr>
             <w:r/>
             <w:r>
               <w:rPr>
                 <w:rFonts w:ascii="Times New Roman" w:hAnsi="Times New Roman" w:cs="Times New Roman" w:eastAsia="Times New Roman"/>
-                <w:sz w:val="18"/>
+                <w:sz w:val="20"/>
               </w:rPr>
               <w:t>RandomForest</w:t>
             </w:r>
@@ -7753,13 +7810,13 @@
           </w:tcPr>
           <w:p>
             <w:pPr>
-              <w:spacing w:before="0" w:after="0"/>
+              <w:spacing w:before="20" w:after="20"/>
             </w:pPr>
             <w:r/>
             <w:r>
               <w:rPr>
                 <w:rFonts w:ascii="Times New Roman" w:hAnsi="Times New Roman" w:cs="Times New Roman" w:eastAsia="Times New Roman"/>
-                <w:sz w:val="18"/>
+                <w:sz w:val="20"/>
               </w:rPr>
               <w:t>62%</w:t>
             </w:r>
@@ -7771,13 +7828,13 @@
           </w:tcPr>
           <w:p>
             <w:pPr>
-              <w:spacing w:before="0" w:after="0"/>
+              <w:spacing w:before="20" w:after="20"/>
             </w:pPr>
             <w:r/>
             <w:r>
               <w:rPr>
                 <w:rFonts w:ascii="Times New Roman" w:hAnsi="Times New Roman" w:cs="Times New Roman" w:eastAsia="Times New Roman"/>
-                <w:sz w:val="18"/>
+                <w:sz w:val="20"/>
               </w:rPr>
               <w:t>57%</w:t>
             </w:r>
@@ -7789,13 +7846,13 @@
           </w:tcPr>
           <w:p>
             <w:pPr>
-              <w:spacing w:before="0" w:after="0"/>
+              <w:spacing w:before="20" w:after="20"/>
             </w:pPr>
             <w:r/>
             <w:r>
               <w:rPr>
                 <w:rFonts w:ascii="Times New Roman" w:hAnsi="Times New Roman" w:cs="Times New Roman" w:eastAsia="Times New Roman"/>
-                <w:sz w:val="18"/>
+                <w:sz w:val="20"/>
               </w:rPr>
               <w:t>73%</w:t>
             </w:r>
@@ -7807,13 +7864,13 @@
           </w:tcPr>
           <w:p>
             <w:pPr>
-              <w:spacing w:before="0" w:after="0"/>
+              <w:spacing w:before="20" w:after="20"/>
             </w:pPr>
             <w:r/>
             <w:r>
               <w:rPr>
                 <w:rFonts w:ascii="Times New Roman" w:hAnsi="Times New Roman" w:cs="Times New Roman" w:eastAsia="Times New Roman"/>
-                <w:sz w:val="18"/>
+                <w:sz w:val="20"/>
               </w:rPr>
               <w:t>41</w:t>
             </w:r>
@@ -7831,13 +7888,13 @@
           <w:p>
             <w:pPr>
               <w:keepNext/>
-              <w:spacing w:before="0" w:after="0"/>
+              <w:spacing w:before="20" w:after="20"/>
             </w:pPr>
             <w:r/>
             <w:r>
               <w:rPr>
                 <w:rFonts w:ascii="Times New Roman" w:hAnsi="Times New Roman" w:cs="Times New Roman" w:eastAsia="Times New Roman"/>
-                <w:sz w:val="18"/>
+                <w:sz w:val="20"/>
               </w:rPr>
               <w:t>Duration</w:t>
             </w:r>
@@ -7849,13 +7906,13 @@
           </w:tcPr>
           <w:p>
             <w:pPr>
-              <w:spacing w:before="0" w:after="0"/>
+              <w:spacing w:before="20" w:after="20"/>
             </w:pPr>
             <w:r/>
             <w:r>
               <w:rPr>
                 <w:rFonts w:ascii="Times New Roman" w:hAnsi="Times New Roman" w:cs="Times New Roman" w:eastAsia="Times New Roman"/>
-                <w:sz w:val="18"/>
+                <w:sz w:val="20"/>
               </w:rPr>
               <w:t>RandomForest</w:t>
             </w:r>
@@ -7867,13 +7924,13 @@
           </w:tcPr>
           <w:p>
             <w:pPr>
-              <w:spacing w:before="0" w:after="0"/>
+              <w:spacing w:before="20" w:after="20"/>
             </w:pPr>
             <w:r/>
             <w:r>
               <w:rPr>
                 <w:rFonts w:ascii="Times New Roman" w:hAnsi="Times New Roman" w:cs="Times New Roman" w:eastAsia="Times New Roman"/>
-                <w:sz w:val="18"/>
+                <w:sz w:val="20"/>
               </w:rPr>
               <w:t>61%</w:t>
             </w:r>
@@ -7885,13 +7942,13 @@
           </w:tcPr>
           <w:p>
             <w:pPr>
-              <w:spacing w:before="0" w:after="0"/>
+              <w:spacing w:before="20" w:after="20"/>
             </w:pPr>
             <w:r/>
             <w:r>
               <w:rPr>
                 <w:rFonts w:ascii="Times New Roman" w:hAnsi="Times New Roman" w:cs="Times New Roman" w:eastAsia="Times New Roman"/>
-                <w:sz w:val="18"/>
+                <w:sz w:val="20"/>
               </w:rPr>
               <w:t>58%</w:t>
             </w:r>
@@ -7903,13 +7960,13 @@
           </w:tcPr>
           <w:p>
             <w:pPr>
-              <w:spacing w:before="0" w:after="0"/>
+              <w:spacing w:before="20" w:after="20"/>
             </w:pPr>
             <w:r/>
             <w:r>
               <w:rPr>
                 <w:rFonts w:ascii="Times New Roman" w:hAnsi="Times New Roman" w:cs="Times New Roman" w:eastAsia="Times New Roman"/>
-                <w:sz w:val="18"/>
+                <w:sz w:val="20"/>
               </w:rPr>
               <w:t>76%</w:t>
             </w:r>
@@ -7921,13 +7978,13 @@
           </w:tcPr>
           <w:p>
             <w:pPr>
-              <w:spacing w:before="0" w:after="0"/>
+              <w:spacing w:before="20" w:after="20"/>
             </w:pPr>
             <w:r/>
             <w:r>
               <w:rPr>
                 <w:rFonts w:ascii="Times New Roman" w:hAnsi="Times New Roman" w:cs="Times New Roman" w:eastAsia="Times New Roman"/>
-                <w:sz w:val="18"/>
+                <w:sz w:val="20"/>
               </w:rPr>
               <w:t>42</w:t>
             </w:r>
@@ -7945,13 +8002,13 @@
           <w:p>
             <w:pPr>
               <w:keepNext/>
-              <w:spacing w:before="0" w:after="0"/>
+              <w:spacing w:before="20" w:after="20"/>
             </w:pPr>
             <w:r/>
             <w:r>
               <w:rPr>
                 <w:rFonts w:ascii="Times New Roman" w:hAnsi="Times New Roman" w:cs="Times New Roman" w:eastAsia="Times New Roman"/>
-                <w:sz w:val="18"/>
+                <w:sz w:val="20"/>
               </w:rPr>
               <w:t>Vibration</w:t>
             </w:r>
@@ -7963,13 +8020,13 @@
           </w:tcPr>
           <w:p>
             <w:pPr>
-              <w:spacing w:before="0" w:after="0"/>
+              <w:spacing w:before="20" w:after="20"/>
             </w:pPr>
             <w:r/>
             <w:r>
               <w:rPr>
                 <w:rFonts w:ascii="Times New Roman" w:hAnsi="Times New Roman" w:cs="Times New Roman" w:eastAsia="Times New Roman"/>
-                <w:sz w:val="18"/>
+                <w:sz w:val="20"/>
               </w:rPr>
               <w:t>ExtraTrees</w:t>
             </w:r>
@@ -7981,13 +8038,13 @@
           </w:tcPr>
           <w:p>
             <w:pPr>
-              <w:spacing w:before="0" w:after="0"/>
+              <w:spacing w:before="20" w:after="20"/>
             </w:pPr>
             <w:r/>
             <w:r>
               <w:rPr>
                 <w:rFonts w:ascii="Times New Roman" w:hAnsi="Times New Roman" w:cs="Times New Roman" w:eastAsia="Times New Roman"/>
-                <w:sz w:val="18"/>
+                <w:sz w:val="20"/>
               </w:rPr>
               <w:t>58%</w:t>
             </w:r>
@@ -7999,13 +8056,13 @@
           </w:tcPr>
           <w:p>
             <w:pPr>
-              <w:spacing w:before="0" w:after="0"/>
+              <w:spacing w:before="20" w:after="20"/>
             </w:pPr>
             <w:r/>
             <w:r>
               <w:rPr>
                 <w:rFonts w:ascii="Times New Roman" w:hAnsi="Times New Roman" w:cs="Times New Roman" w:eastAsia="Times New Roman"/>
-                <w:sz w:val="18"/>
+                <w:sz w:val="20"/>
               </w:rPr>
               <w:t>57%</w:t>
             </w:r>
@@ -8017,13 +8074,13 @@
           </w:tcPr>
           <w:p>
             <w:pPr>
-              <w:spacing w:before="0" w:after="0"/>
+              <w:spacing w:before="20" w:after="20"/>
             </w:pPr>
             <w:r/>
             <w:r>
               <w:rPr>
                 <w:rFonts w:ascii="Times New Roman" w:hAnsi="Times New Roman" w:cs="Times New Roman" w:eastAsia="Times New Roman"/>
-                <w:sz w:val="18"/>
+                <w:sz w:val="20"/>
               </w:rPr>
               <w:t>72%</w:t>
             </w:r>
@@ -8035,13 +8092,13 @@
           </w:tcPr>
           <w:p>
             <w:pPr>
-              <w:spacing w:before="0" w:after="0"/>
+              <w:spacing w:before="20" w:after="20"/>
             </w:pPr>
             <w:r/>
             <w:r>
               <w:rPr>
                 <w:rFonts w:ascii="Times New Roman" w:hAnsi="Times New Roman" w:cs="Times New Roman" w:eastAsia="Times New Roman"/>
-                <w:sz w:val="18"/>
+                <w:sz w:val="20"/>
               </w:rPr>
               <w:t>41</w:t>
             </w:r>
@@ -8059,13 +8116,13 @@
           <w:p>
             <w:pPr>
               <w:keepNext/>
-              <w:spacing w:before="0" w:after="0"/>
+              <w:spacing w:before="20" w:after="20"/>
             </w:pPr>
             <w:r/>
             <w:r>
               <w:rPr>
                 <w:rFonts w:ascii="Times New Roman" w:hAnsi="Times New Roman" w:cs="Times New Roman" w:eastAsia="Times New Roman"/>
-                <w:sz w:val="18"/>
+                <w:sz w:val="20"/>
               </w:rPr>
               <w:t>Contact Stress</w:t>
             </w:r>
@@ -8077,13 +8134,13 @@
           </w:tcPr>
           <w:p>
             <w:pPr>
-              <w:spacing w:before="0" w:after="0"/>
+              <w:spacing w:before="20" w:after="20"/>
             </w:pPr>
             <w:r/>
             <w:r>
               <w:rPr>
                 <w:rFonts w:ascii="Times New Roman" w:hAnsi="Times New Roman" w:cs="Times New Roman" w:eastAsia="Times New Roman"/>
-                <w:sz w:val="18"/>
+                <w:sz w:val="20"/>
               </w:rPr>
               <w:t>RandomForest</w:t>
             </w:r>
@@ -8095,13 +8152,13 @@
           </w:tcPr>
           <w:p>
             <w:pPr>
-              <w:spacing w:before="0" w:after="0"/>
+              <w:spacing w:before="20" w:after="20"/>
             </w:pPr>
             <w:r/>
             <w:r>
               <w:rPr>
                 <w:rFonts w:ascii="Times New Roman" w:hAnsi="Times New Roman" w:cs="Times New Roman" w:eastAsia="Times New Roman"/>
-                <w:sz w:val="18"/>
+                <w:sz w:val="20"/>
               </w:rPr>
               <w:t>60%</w:t>
             </w:r>
@@ -8113,13 +8170,13 @@
           </w:tcPr>
           <w:p>
             <w:pPr>
-              <w:spacing w:before="0" w:after="0"/>
+              <w:spacing w:before="20" w:after="20"/>
             </w:pPr>
             <w:r/>
             <w:r>
               <w:rPr>
                 <w:rFonts w:ascii="Times New Roman" w:hAnsi="Times New Roman" w:cs="Times New Roman" w:eastAsia="Times New Roman"/>
-                <w:sz w:val="18"/>
+                <w:sz w:val="20"/>
               </w:rPr>
               <w:t>59%</w:t>
             </w:r>
@@ -8131,13 +8188,13 @@
           </w:tcPr>
           <w:p>
             <w:pPr>
-              <w:spacing w:before="0" w:after="0"/>
+              <w:spacing w:before="20" w:after="20"/>
             </w:pPr>
             <w:r/>
             <w:r>
               <w:rPr>
                 <w:rFonts w:ascii="Times New Roman" w:hAnsi="Times New Roman" w:cs="Times New Roman" w:eastAsia="Times New Roman"/>
-                <w:sz w:val="18"/>
+                <w:sz w:val="20"/>
               </w:rPr>
               <w:t>74%</w:t>
             </w:r>
@@ -8149,13 +8206,13 @@
           </w:tcPr>
           <w:p>
             <w:pPr>
-              <w:spacing w:before="0" w:after="0"/>
+              <w:spacing w:before="20" w:after="20"/>
             </w:pPr>
             <w:r/>
             <w:r>
               <w:rPr>
                 <w:rFonts w:ascii="Times New Roman" w:hAnsi="Times New Roman" w:cs="Times New Roman" w:eastAsia="Times New Roman"/>
-                <w:sz w:val="18"/>
+                <w:sz w:val="20"/>
               </w:rPr>
               <w:t>42</w:t>
             </w:r>
@@ -8173,13 +8230,13 @@
           <w:p>
             <w:pPr>
               <w:keepNext/>
-              <w:spacing w:before="0" w:after="0"/>
+              <w:spacing w:before="20" w:after="20"/>
             </w:pPr>
             <w:r/>
             <w:r>
               <w:rPr>
                 <w:rFonts w:ascii="Times New Roman" w:hAnsi="Times New Roman" w:cs="Times New Roman" w:eastAsia="Times New Roman"/>
-                <w:sz w:val="18"/>
+                <w:sz w:val="20"/>
               </w:rPr>
               <w:t>Posture</w:t>
             </w:r>
@@ -8191,13 +8248,13 @@
           </w:tcPr>
           <w:p>
             <w:pPr>
-              <w:spacing w:before="0" w:after="0"/>
+              <w:spacing w:before="20" w:after="20"/>
             </w:pPr>
             <w:r/>
             <w:r>
               <w:rPr>
                 <w:rFonts w:ascii="Times New Roman" w:hAnsi="Times New Roman" w:cs="Times New Roman" w:eastAsia="Times New Roman"/>
-                <w:sz w:val="18"/>
+                <w:sz w:val="20"/>
               </w:rPr>
               <w:t>HistGradientBoosting</w:t>
             </w:r>
@@ -8209,13 +8266,13 @@
           </w:tcPr>
           <w:p>
             <w:pPr>
-              <w:spacing w:before="0" w:after="0"/>
+              <w:spacing w:before="20" w:after="20"/>
             </w:pPr>
             <w:r/>
             <w:r>
               <w:rPr>
                 <w:rFonts w:ascii="Times New Roman" w:hAnsi="Times New Roman" w:cs="Times New Roman" w:eastAsia="Times New Roman"/>
-                <w:sz w:val="18"/>
+                <w:sz w:val="20"/>
               </w:rPr>
               <w:t>97%</w:t>
             </w:r>
@@ -8227,13 +8284,13 @@
           </w:tcPr>
           <w:p>
             <w:pPr>
-              <w:spacing w:before="0" w:after="0"/>
+              <w:spacing w:before="20" w:after="20"/>
             </w:pPr>
             <w:r/>
             <w:r>
               <w:rPr>
                 <w:rFonts w:ascii="Times New Roman" w:hAnsi="Times New Roman" w:cs="Times New Roman" w:eastAsia="Times New Roman"/>
-                <w:sz w:val="18"/>
+                <w:sz w:val="20"/>
               </w:rPr>
               <w:t>95%</w:t>
             </w:r>
@@ -8245,13 +8302,13 @@
           </w:tcPr>
           <w:p>
             <w:pPr>
-              <w:spacing w:before="0" w:after="0"/>
+              <w:spacing w:before="20" w:after="20"/>
             </w:pPr>
             <w:r/>
             <w:r>
               <w:rPr>
                 <w:rFonts w:ascii="Times New Roman" w:hAnsi="Times New Roman" w:cs="Times New Roman" w:eastAsia="Times New Roman"/>
-                <w:sz w:val="18"/>
+                <w:sz w:val="20"/>
               </w:rPr>
               <w:t>98%</w:t>
             </w:r>
@@ -8263,13 +8320,13 @@
           </w:tcPr>
           <w:p>
             <w:pPr>
-              <w:spacing w:before="0" w:after="0"/>
+              <w:spacing w:before="20" w:after="20"/>
             </w:pPr>
             <w:r/>
             <w:r>
               <w:rPr>
                 <w:rFonts w:ascii="Times New Roman" w:hAnsi="Times New Roman" w:cs="Times New Roman" w:eastAsia="Times New Roman"/>
-                <w:sz w:val="18"/>
+                <w:sz w:val="20"/>
               </w:rPr>
               <w:t>63</w:t>
             </w:r>
@@ -8315,14 +8372,14 @@
       <w:pPr>
         <w:pStyle w:val="Heading4"/>
         <w:keepNext/>
-        <w:spacing w:before="200" w:after="60"/>
+        <w:spacing w:before="280" w:after="100"/>
       </w:pPr>
       <w:r>
         <w:rPr>
           <w:rFonts w:ascii="Times New Roman" w:hAnsi="Times New Roman" w:cs="Times New Roman" w:eastAsia="Times New Roman"/>
           <w:b/>
           <w:color w:val="000000"/>
-          <w:sz w:val="28"/>
+          <w:sz w:val="30"/>
         </w:rPr>
         <w:t xml:space="preserve">4.5   </w:t>
       </w:r>
@@ -8331,7 +8388,7 @@
           <w:rFonts w:ascii="Times New Roman" w:hAnsi="Times New Roman" w:cs="Times New Roman" w:eastAsia="Times New Roman"/>
           <w:b/>
           <w:color w:val="000000"/>
-          <w:sz w:val="28"/>
+          <w:sz w:val="30"/>
         </w:rPr>
         <w:t>Per-class metrics and feature importance</w:t>
       </w:r>
@@ -8361,13 +8418,14 @@
           <w:p>
             <w:pPr>
               <w:keepNext/>
+              <w:spacing w:before="20" w:after="20"/>
             </w:pPr>
             <w:r/>
             <w:r>
               <w:rPr>
                 <w:rFonts w:ascii="Times New Roman" w:hAnsi="Times New Roman" w:cs="Times New Roman" w:eastAsia="Times New Roman"/>
                 <w:b/>
-                <w:sz w:val="18"/>
+                <w:sz w:val="20"/>
               </w:rPr>
               <w:t>Factor</w:t>
             </w:r>
@@ -8379,12 +8437,15 @@
             <w:shd w:fill="D9D9D9"/>
           </w:tcPr>
           <w:p>
+            <w:pPr>
+              <w:spacing w:before="20" w:after="20"/>
+            </w:pPr>
             <w:r/>
             <w:r>
               <w:rPr>
                 <w:rFonts w:ascii="Times New Roman" w:hAnsi="Times New Roman" w:cs="Times New Roman" w:eastAsia="Times New Roman"/>
                 <w:b/>
-                <w:sz w:val="18"/>
+                <w:sz w:val="20"/>
               </w:rPr>
               <w:t>Low</w:t>
             </w:r>
@@ -8396,12 +8457,15 @@
             <w:shd w:fill="D9D9D9"/>
           </w:tcPr>
           <w:p>
+            <w:pPr>
+              <w:spacing w:before="20" w:after="20"/>
+            </w:pPr>
             <w:r/>
             <w:r>
               <w:rPr>
                 <w:rFonts w:ascii="Times New Roman" w:hAnsi="Times New Roman" w:cs="Times New Roman" w:eastAsia="Times New Roman"/>
                 <w:b/>
-                <w:sz w:val="18"/>
+                <w:sz w:val="20"/>
               </w:rPr>
               <w:t>Medium</w:t>
             </w:r>
@@ -8413,12 +8477,15 @@
             <w:shd w:fill="D9D9D9"/>
           </w:tcPr>
           <w:p>
+            <w:pPr>
+              <w:spacing w:before="20" w:after="20"/>
+            </w:pPr>
             <w:r/>
             <w:r>
               <w:rPr>
                 <w:rFonts w:ascii="Times New Roman" w:hAnsi="Times New Roman" w:cs="Times New Roman" w:eastAsia="Times New Roman"/>
                 <w:b/>
-                <w:sz w:val="18"/>
+                <w:sz w:val="20"/>
               </w:rPr>
               <w:t>High</w:t>
             </w:r>
@@ -8436,13 +8503,13 @@
           <w:p>
             <w:pPr>
               <w:keepNext/>
-              <w:spacing w:before="0" w:after="0"/>
+              <w:spacing w:before="20" w:after="20"/>
             </w:pPr>
             <w:r/>
             <w:r>
               <w:rPr>
                 <w:rFonts w:ascii="Times New Roman" w:hAnsi="Times New Roman" w:cs="Times New Roman" w:eastAsia="Times New Roman"/>
-                <w:sz w:val="18"/>
+                <w:sz w:val="20"/>
               </w:rPr>
               <w:t>Force</w:t>
             </w:r>
@@ -8454,13 +8521,13 @@
           </w:tcPr>
           <w:p>
             <w:pPr>
-              <w:spacing w:before="0" w:after="0"/>
+              <w:spacing w:before="20" w:after="20"/>
             </w:pPr>
             <w:r/>
             <w:r>
               <w:rPr>
                 <w:rFonts w:ascii="Times New Roman" w:hAnsi="Times New Roman" w:cs="Times New Roman" w:eastAsia="Times New Roman"/>
-                <w:sz w:val="18"/>
+                <w:sz w:val="20"/>
               </w:rPr>
               <w:t>0.798</w:t>
             </w:r>
@@ -8472,13 +8539,13 @@
           </w:tcPr>
           <w:p>
             <w:pPr>
-              <w:spacing w:before="0" w:after="0"/>
+              <w:spacing w:before="20" w:after="20"/>
             </w:pPr>
             <w:r/>
             <w:r>
               <w:rPr>
                 <w:rFonts w:ascii="Times New Roman" w:hAnsi="Times New Roman" w:cs="Times New Roman" w:eastAsia="Times New Roman"/>
-                <w:sz w:val="18"/>
+                <w:sz w:val="20"/>
               </w:rPr>
               <w:t>0.580</w:t>
             </w:r>
@@ -8490,13 +8557,13 @@
           </w:tcPr>
           <w:p>
             <w:pPr>
-              <w:spacing w:before="0" w:after="0"/>
+              <w:spacing w:before="20" w:after="20"/>
             </w:pPr>
             <w:r/>
             <w:r>
               <w:rPr>
                 <w:rFonts w:ascii="Times New Roman" w:hAnsi="Times New Roman" w:cs="Times New Roman" w:eastAsia="Times New Roman"/>
-                <w:sz w:val="18"/>
+                <w:sz w:val="20"/>
               </w:rPr>
               <w:t>0.760</w:t>
             </w:r>
@@ -8514,13 +8581,13 @@
           <w:p>
             <w:pPr>
               <w:keepNext/>
-              <w:spacing w:before="0" w:after="0"/>
+              <w:spacing w:before="20" w:after="20"/>
             </w:pPr>
             <w:r/>
             <w:r>
               <w:rPr>
                 <w:rFonts w:ascii="Times New Roman" w:hAnsi="Times New Roman" w:cs="Times New Roman" w:eastAsia="Times New Roman"/>
-                <w:sz w:val="18"/>
+                <w:sz w:val="20"/>
               </w:rPr>
               <w:t>Repetition</w:t>
             </w:r>
@@ -8532,13 +8599,13 @@
           </w:tcPr>
           <w:p>
             <w:pPr>
-              <w:spacing w:before="0" w:after="0"/>
+              <w:spacing w:before="20" w:after="20"/>
             </w:pPr>
             <w:r/>
             <w:r>
               <w:rPr>
                 <w:rFonts w:ascii="Times New Roman" w:hAnsi="Times New Roman" w:cs="Times New Roman" w:eastAsia="Times New Roman"/>
-                <w:sz w:val="18"/>
+                <w:sz w:val="20"/>
               </w:rPr>
               <w:t>0.745</w:t>
             </w:r>
@@ -8550,13 +8617,13 @@
           </w:tcPr>
           <w:p>
             <w:pPr>
-              <w:spacing w:before="0" w:after="0"/>
+              <w:spacing w:before="20" w:after="20"/>
             </w:pPr>
             <w:r/>
             <w:r>
               <w:rPr>
                 <w:rFonts w:ascii="Times New Roman" w:hAnsi="Times New Roman" w:cs="Times New Roman" w:eastAsia="Times New Roman"/>
-                <w:sz w:val="18"/>
+                <w:sz w:val="20"/>
               </w:rPr>
               <w:t>0.669</w:t>
             </w:r>
@@ -8568,13 +8635,13 @@
           </w:tcPr>
           <w:p>
             <w:pPr>
-              <w:spacing w:before="0" w:after="0"/>
+              <w:spacing w:before="20" w:after="20"/>
             </w:pPr>
             <w:r/>
             <w:r>
               <w:rPr>
                 <w:rFonts w:ascii="Times New Roman" w:hAnsi="Times New Roman" w:cs="Times New Roman" w:eastAsia="Times New Roman"/>
-                <w:sz w:val="18"/>
+                <w:sz w:val="20"/>
               </w:rPr>
               <w:t>0.782</w:t>
             </w:r>
@@ -8592,13 +8659,13 @@
           <w:p>
             <w:pPr>
               <w:keepNext/>
-              <w:spacing w:before="0" w:after="0"/>
+              <w:spacing w:before="20" w:after="20"/>
             </w:pPr>
             <w:r/>
             <w:r>
               <w:rPr>
                 <w:rFonts w:ascii="Times New Roman" w:hAnsi="Times New Roman" w:cs="Times New Roman" w:eastAsia="Times New Roman"/>
-                <w:sz w:val="18"/>
+                <w:sz w:val="20"/>
               </w:rPr>
               <w:t>Duration</w:t>
             </w:r>
@@ -8610,13 +8677,13 @@
           </w:tcPr>
           <w:p>
             <w:pPr>
-              <w:spacing w:before="0" w:after="0"/>
+              <w:spacing w:before="20" w:after="20"/>
             </w:pPr>
             <w:r/>
             <w:r>
               <w:rPr>
                 <w:rFonts w:ascii="Times New Roman" w:hAnsi="Times New Roman" w:cs="Times New Roman" w:eastAsia="Times New Roman"/>
-                <w:sz w:val="18"/>
+                <w:sz w:val="20"/>
               </w:rPr>
               <w:t>0.822</w:t>
             </w:r>
@@ -8628,13 +8695,13 @@
           </w:tcPr>
           <w:p>
             <w:pPr>
-              <w:spacing w:before="0" w:after="0"/>
+              <w:spacing w:before="20" w:after="20"/>
             </w:pPr>
             <w:r/>
             <w:r>
               <w:rPr>
                 <w:rFonts w:ascii="Times New Roman" w:hAnsi="Times New Roman" w:cs="Times New Roman" w:eastAsia="Times New Roman"/>
-                <w:sz w:val="18"/>
+                <w:sz w:val="20"/>
               </w:rPr>
               <w:t>0.649</w:t>
             </w:r>
@@ -8646,13 +8713,13 @@
           </w:tcPr>
           <w:p>
             <w:pPr>
-              <w:spacing w:before="0" w:after="0"/>
+              <w:spacing w:before="20" w:after="20"/>
             </w:pPr>
             <w:r/>
             <w:r>
               <w:rPr>
                 <w:rFonts w:ascii="Times New Roman" w:hAnsi="Times New Roman" w:cs="Times New Roman" w:eastAsia="Times New Roman"/>
-                <w:sz w:val="18"/>
+                <w:sz w:val="20"/>
               </w:rPr>
               <w:t>0.797</w:t>
             </w:r>
@@ -8670,13 +8737,13 @@
           <w:p>
             <w:pPr>
               <w:keepNext/>
-              <w:spacing w:before="0" w:after="0"/>
+              <w:spacing w:before="20" w:after="20"/>
             </w:pPr>
             <w:r/>
             <w:r>
               <w:rPr>
                 <w:rFonts w:ascii="Times New Roman" w:hAnsi="Times New Roman" w:cs="Times New Roman" w:eastAsia="Times New Roman"/>
-                <w:sz w:val="18"/>
+                <w:sz w:val="20"/>
               </w:rPr>
               <w:t>Vibration</w:t>
             </w:r>
@@ -8688,13 +8755,13 @@
           </w:tcPr>
           <w:p>
             <w:pPr>
-              <w:spacing w:before="0" w:after="0"/>
+              <w:spacing w:before="20" w:after="20"/>
             </w:pPr>
             <w:r/>
             <w:r>
               <w:rPr>
                 <w:rFonts w:ascii="Times New Roman" w:hAnsi="Times New Roman" w:cs="Times New Roman" w:eastAsia="Times New Roman"/>
-                <w:sz w:val="18"/>
+                <w:sz w:val="20"/>
               </w:rPr>
               <w:t>0.775</w:t>
             </w:r>
@@ -8706,13 +8773,13 @@
           </w:tcPr>
           <w:p>
             <w:pPr>
-              <w:spacing w:before="0" w:after="0"/>
+              <w:spacing w:before="20" w:after="20"/>
             </w:pPr>
             <w:r/>
             <w:r>
               <w:rPr>
                 <w:rFonts w:ascii="Times New Roman" w:hAnsi="Times New Roman" w:cs="Times New Roman" w:eastAsia="Times New Roman"/>
-                <w:sz w:val="18"/>
+                <w:sz w:val="20"/>
               </w:rPr>
               <w:t>0.615</w:t>
             </w:r>
@@ -8724,13 +8791,13 @@
           </w:tcPr>
           <w:p>
             <w:pPr>
-              <w:spacing w:before="0" w:after="0"/>
+              <w:spacing w:before="20" w:after="20"/>
             </w:pPr>
             <w:r/>
             <w:r>
               <w:rPr>
                 <w:rFonts w:ascii="Times New Roman" w:hAnsi="Times New Roman" w:cs="Times New Roman" w:eastAsia="Times New Roman"/>
-                <w:sz w:val="18"/>
+                <w:sz w:val="20"/>
               </w:rPr>
               <w:t>0.779</w:t>
             </w:r>
@@ -8748,13 +8815,13 @@
           <w:p>
             <w:pPr>
               <w:keepNext/>
-              <w:spacing w:before="0" w:after="0"/>
+              <w:spacing w:before="20" w:after="20"/>
             </w:pPr>
             <w:r/>
             <w:r>
               <w:rPr>
                 <w:rFonts w:ascii="Times New Roman" w:hAnsi="Times New Roman" w:cs="Times New Roman" w:eastAsia="Times New Roman"/>
-                <w:sz w:val="18"/>
+                <w:sz w:val="20"/>
               </w:rPr>
               <w:t>Contact Stress</w:t>
             </w:r>
@@ -8766,13 +8833,13 @@
           </w:tcPr>
           <w:p>
             <w:pPr>
-              <w:spacing w:before="0" w:after="0"/>
+              <w:spacing w:before="20" w:after="20"/>
             </w:pPr>
             <w:r/>
             <w:r>
               <w:rPr>
                 <w:rFonts w:ascii="Times New Roman" w:hAnsi="Times New Roman" w:cs="Times New Roman" w:eastAsia="Times New Roman"/>
-                <w:sz w:val="18"/>
+                <w:sz w:val="20"/>
               </w:rPr>
               <w:t>0.763</w:t>
             </w:r>
@@ -8784,13 +8851,13 @@
           </w:tcPr>
           <w:p>
             <w:pPr>
-              <w:spacing w:before="0" w:after="0"/>
+              <w:spacing w:before="20" w:after="20"/>
             </w:pPr>
             <w:r/>
             <w:r>
               <w:rPr>
                 <w:rFonts w:ascii="Times New Roman" w:hAnsi="Times New Roman" w:cs="Times New Roman" w:eastAsia="Times New Roman"/>
-                <w:sz w:val="18"/>
+                <w:sz w:val="20"/>
               </w:rPr>
               <w:t>0.651</w:t>
             </w:r>
@@ -8802,13 +8869,13 @@
           </w:tcPr>
           <w:p>
             <w:pPr>
-              <w:spacing w:before="0" w:after="0"/>
+              <w:spacing w:before="20" w:after="20"/>
             </w:pPr>
             <w:r/>
             <w:r>
               <w:rPr>
                 <w:rFonts w:ascii="Times New Roman" w:hAnsi="Times New Roman" w:cs="Times New Roman" w:eastAsia="Times New Roman"/>
-                <w:sz w:val="18"/>
+                <w:sz w:val="20"/>
               </w:rPr>
               <w:t>0.791</w:t>
             </w:r>
@@ -8826,13 +8893,13 @@
           <w:p>
             <w:pPr>
               <w:keepNext/>
-              <w:spacing w:before="0" w:after="0"/>
+              <w:spacing w:before="20" w:after="20"/>
             </w:pPr>
             <w:r/>
             <w:r>
               <w:rPr>
                 <w:rFonts w:ascii="Times New Roman" w:hAnsi="Times New Roman" w:cs="Times New Roman" w:eastAsia="Times New Roman"/>
-                <w:sz w:val="18"/>
+                <w:sz w:val="20"/>
               </w:rPr>
               <w:t>Posture</w:t>
             </w:r>
@@ -8844,13 +8911,13 @@
           </w:tcPr>
           <w:p>
             <w:pPr>
-              <w:spacing w:before="0" w:after="0"/>
+              <w:spacing w:before="20" w:after="20"/>
             </w:pPr>
             <w:r/>
             <w:r>
               <w:rPr>
                 <w:rFonts w:ascii="Times New Roman" w:hAnsi="Times New Roman" w:cs="Times New Roman" w:eastAsia="Times New Roman"/>
-                <w:sz w:val="18"/>
+                <w:sz w:val="20"/>
               </w:rPr>
               <w:t>-</w:t>
             </w:r>
@@ -8862,13 +8929,13 @@
           </w:tcPr>
           <w:p>
             <w:pPr>
-              <w:spacing w:before="0" w:after="0"/>
+              <w:spacing w:before="20" w:after="20"/>
             </w:pPr>
             <w:r/>
             <w:r>
               <w:rPr>
                 <w:rFonts w:ascii="Times New Roman" w:hAnsi="Times New Roman" w:cs="Times New Roman" w:eastAsia="Times New Roman"/>
-                <w:sz w:val="18"/>
+                <w:sz w:val="20"/>
               </w:rPr>
               <w:t>-</w:t>
             </w:r>
@@ -8880,13 +8947,13 @@
           </w:tcPr>
           <w:p>
             <w:pPr>
-              <w:spacing w:before="0" w:after="0"/>
+              <w:spacing w:before="20" w:after="20"/>
             </w:pPr>
             <w:r/>
             <w:r>
               <w:rPr>
                 <w:rFonts w:ascii="Times New Roman" w:hAnsi="Times New Roman" w:cs="Times New Roman" w:eastAsia="Times New Roman"/>
-                <w:sz w:val="18"/>
+                <w:sz w:val="20"/>
               </w:rPr>
               <w:t>0.984</w:t>
             </w:r>
@@ -8917,13 +8984,13 @@
     </w:p>
     <w:p>
       <w:pPr>
-        <w:spacing w:before="80" w:after="40"/>
+        <w:spacing w:before="120" w:after="60"/>
         <w:jc w:val="center"/>
       </w:pPr>
       <w:r>
         <w:drawing>
           <wp:inline xmlns:a="http://schemas.openxmlformats.org/drawingml/2006/main" xmlns:pic="http://schemas.openxmlformats.org/drawingml/2006/picture">
-            <wp:extent cx="3240000" cy="1969804"/>
+            <wp:extent cx="3600000" cy="2188671"/>
             <wp:docPr id="8" name="Picture 8"/>
             <wp:cNvGraphicFramePr>
               <a:graphicFrameLocks noChangeAspect="1"/>
@@ -8944,7 +9011,7 @@
                   <pic:spPr>
                     <a:xfrm>
                       <a:off x="0" y="0"/>
-                      <a:ext cx="3240000" cy="1969804"/>
+                      <a:ext cx="3600000" cy="2188671"/>
                     </a:xfrm>
                     <a:prstGeom prst="rect"/>
                   </pic:spPr>
@@ -8957,7 +9024,7 @@
     </w:p>
     <w:p>
       <w:pPr>
-        <w:spacing w:before="0" w:after="60"/>
+        <w:spacing w:before="20" w:after="120"/>
         <w:jc w:val="center"/>
       </w:pPr>
       <w:r>
@@ -8971,13 +9038,13 @@
     </w:p>
     <w:p>
       <w:pPr>
-        <w:spacing w:before="80" w:after="40"/>
+        <w:spacing w:before="120" w:after="60"/>
         <w:jc w:val="center"/>
       </w:pPr>
       <w:r>
         <w:drawing>
           <wp:inline xmlns:a="http://schemas.openxmlformats.org/drawingml/2006/main" xmlns:pic="http://schemas.openxmlformats.org/drawingml/2006/picture">
-            <wp:extent cx="3240000" cy="1972016"/>
+            <wp:extent cx="3600000" cy="2191129"/>
             <wp:docPr id="9" name="Picture 9"/>
             <wp:cNvGraphicFramePr>
               <a:graphicFrameLocks noChangeAspect="1"/>
@@ -8998,7 +9065,7 @@
                   <pic:spPr>
                     <a:xfrm>
                       <a:off x="0" y="0"/>
-                      <a:ext cx="3240000" cy="1972016"/>
+                      <a:ext cx="3600000" cy="2191129"/>
                     </a:xfrm>
                     <a:prstGeom prst="rect"/>
                   </pic:spPr>
@@ -9011,7 +9078,7 @@
     </w:p>
     <w:p>
       <w:pPr>
-        <w:spacing w:before="0" w:after="60"/>
+        <w:spacing w:before="20" w:after="120"/>
         <w:jc w:val="center"/>
       </w:pPr>
       <w:r>
@@ -9063,13 +9130,14 @@
           <w:p>
             <w:pPr>
               <w:keepNext/>
+              <w:spacing w:before="20" w:after="20"/>
             </w:pPr>
             <w:r/>
             <w:r>
               <w:rPr>
                 <w:rFonts w:ascii="Times New Roman" w:hAnsi="Times New Roman" w:cs="Times New Roman" w:eastAsia="Times New Roman"/>
                 <w:b/>
-                <w:sz w:val="18"/>
+                <w:sz w:val="20"/>
               </w:rPr>
               <w:t>Factor</w:t>
             </w:r>
@@ -9081,12 +9149,15 @@
             <w:shd w:fill="D9D9D9"/>
           </w:tcPr>
           <w:p>
+            <w:pPr>
+              <w:spacing w:before="20" w:after="20"/>
+            </w:pPr>
             <w:r/>
             <w:r>
               <w:rPr>
                 <w:rFonts w:ascii="Times New Roman" w:hAnsi="Times New Roman" w:cs="Times New Roman" w:eastAsia="Times New Roman"/>
                 <w:b/>
-                <w:sz w:val="18"/>
+                <w:sz w:val="20"/>
               </w:rPr>
               <w:t>Class</w:t>
             </w:r>
@@ -9098,12 +9169,15 @@
             <w:shd w:fill="D9D9D9"/>
           </w:tcPr>
           <w:p>
+            <w:pPr>
+              <w:spacing w:before="20" w:after="20"/>
+            </w:pPr>
             <w:r/>
             <w:r>
               <w:rPr>
                 <w:rFonts w:ascii="Times New Roman" w:hAnsi="Times New Roman" w:cs="Times New Roman" w:eastAsia="Times New Roman"/>
                 <w:b/>
-                <w:sz w:val="18"/>
+                <w:sz w:val="20"/>
               </w:rPr>
               <w:t>Precision</w:t>
             </w:r>
@@ -9115,12 +9189,15 @@
             <w:shd w:fill="D9D9D9"/>
           </w:tcPr>
           <w:p>
+            <w:pPr>
+              <w:spacing w:before="20" w:after="20"/>
+            </w:pPr>
             <w:r/>
             <w:r>
               <w:rPr>
                 <w:rFonts w:ascii="Times New Roman" w:hAnsi="Times New Roman" w:cs="Times New Roman" w:eastAsia="Times New Roman"/>
                 <w:b/>
-                <w:sz w:val="18"/>
+                <w:sz w:val="20"/>
               </w:rPr>
               <w:t>Recall</w:t>
             </w:r>
@@ -9132,12 +9209,15 @@
             <w:shd w:fill="D9D9D9"/>
           </w:tcPr>
           <w:p>
+            <w:pPr>
+              <w:spacing w:before="20" w:after="20"/>
+            </w:pPr>
             <w:r/>
             <w:r>
               <w:rPr>
                 <w:rFonts w:ascii="Times New Roman" w:hAnsi="Times New Roman" w:cs="Times New Roman" w:eastAsia="Times New Roman"/>
                 <w:b/>
-                <w:sz w:val="18"/>
+                <w:sz w:val="20"/>
               </w:rPr>
               <w:t>F1</w:t>
             </w:r>
@@ -9149,12 +9229,15 @@
             <w:shd w:fill="D9D9D9"/>
           </w:tcPr>
           <w:p>
+            <w:pPr>
+              <w:spacing w:before="20" w:after="20"/>
+            </w:pPr>
             <w:r/>
             <w:r>
               <w:rPr>
                 <w:rFonts w:ascii="Times New Roman" w:hAnsi="Times New Roman" w:cs="Times New Roman" w:eastAsia="Times New Roman"/>
                 <w:b/>
-                <w:sz w:val="18"/>
+                <w:sz w:val="20"/>
               </w:rPr>
               <w:t>Support</w:t>
             </w:r>
@@ -9172,13 +9255,13 @@
           <w:p>
             <w:pPr>
               <w:keepNext/>
-              <w:spacing w:before="0" w:after="0"/>
+              <w:spacing w:before="20" w:after="20"/>
             </w:pPr>
             <w:r/>
             <w:r>
               <w:rPr>
                 <w:rFonts w:ascii="Times New Roman" w:hAnsi="Times New Roman" w:cs="Times New Roman" w:eastAsia="Times New Roman"/>
-                <w:sz w:val="18"/>
+                <w:sz w:val="20"/>
               </w:rPr>
               <w:t>Force</w:t>
             </w:r>
@@ -9190,13 +9273,13 @@
           </w:tcPr>
           <w:p>
             <w:pPr>
-              <w:spacing w:before="0" w:after="0"/>
+              <w:spacing w:before="20" w:after="20"/>
             </w:pPr>
             <w:r/>
             <w:r>
               <w:rPr>
                 <w:rFonts w:ascii="Times New Roman" w:hAnsi="Times New Roman" w:cs="Times New Roman" w:eastAsia="Times New Roman"/>
-                <w:sz w:val="18"/>
+                <w:sz w:val="20"/>
               </w:rPr>
               <w:t>Low</w:t>
             </w:r>
@@ -9208,13 +9291,13 @@
           </w:tcPr>
           <w:p>
             <w:pPr>
-              <w:spacing w:before="0" w:after="0"/>
+              <w:spacing w:before="20" w:after="20"/>
             </w:pPr>
             <w:r/>
             <w:r>
               <w:rPr>
                 <w:rFonts w:ascii="Times New Roman" w:hAnsi="Times New Roman" w:cs="Times New Roman" w:eastAsia="Times New Roman"/>
-                <w:sz w:val="18"/>
+                <w:sz w:val="20"/>
               </w:rPr>
               <w:t>0.734</w:t>
             </w:r>
@@ -9226,13 +9309,13 @@
           </w:tcPr>
           <w:p>
             <w:pPr>
-              <w:spacing w:before="0" w:after="0"/>
+              <w:spacing w:before="20" w:after="20"/>
             </w:pPr>
             <w:r/>
             <w:r>
               <w:rPr>
                 <w:rFonts w:ascii="Times New Roman" w:hAnsi="Times New Roman" w:cs="Times New Roman" w:eastAsia="Times New Roman"/>
-                <w:sz w:val="18"/>
+                <w:sz w:val="20"/>
               </w:rPr>
               <w:t>0.767</w:t>
             </w:r>
@@ -9244,13 +9327,13 @@
           </w:tcPr>
           <w:p>
             <w:pPr>
-              <w:spacing w:before="0" w:after="0"/>
+              <w:spacing w:before="20" w:after="20"/>
             </w:pPr>
             <w:r/>
             <w:r>
               <w:rPr>
                 <w:rFonts w:ascii="Times New Roman" w:hAnsi="Times New Roman" w:cs="Times New Roman" w:eastAsia="Times New Roman"/>
-                <w:sz w:val="18"/>
+                <w:sz w:val="20"/>
               </w:rPr>
               <w:t>0.750</w:t>
             </w:r>
@@ -9262,13 +9345,13 @@
           </w:tcPr>
           <w:p>
             <w:pPr>
-              <w:spacing w:before="0" w:after="0"/>
+              <w:spacing w:before="20" w:after="20"/>
             </w:pPr>
             <w:r/>
             <w:r>
               <w:rPr>
                 <w:rFonts w:ascii="Times New Roman" w:hAnsi="Times New Roman" w:cs="Times New Roman" w:eastAsia="Times New Roman"/>
-                <w:sz w:val="18"/>
+                <w:sz w:val="20"/>
               </w:rPr>
               <w:t>90</w:t>
             </w:r>
@@ -9286,13 +9369,13 @@
           <w:p>
             <w:pPr>
               <w:keepNext/>
-              <w:spacing w:before="0" w:after="0"/>
+              <w:spacing w:before="20" w:after="20"/>
             </w:pPr>
             <w:r/>
             <w:r>
               <w:rPr>
                 <w:rFonts w:ascii="Times New Roman" w:hAnsi="Times New Roman" w:cs="Times New Roman" w:eastAsia="Times New Roman"/>
-                <w:sz w:val="18"/>
+                <w:sz w:val="20"/>
               </w:rPr>
               <w:t>Force</w:t>
             </w:r>
@@ -9304,13 +9387,13 @@
           </w:tcPr>
           <w:p>
             <w:pPr>
-              <w:spacing w:before="0" w:after="0"/>
+              <w:spacing w:before="20" w:after="20"/>
             </w:pPr>
             <w:r/>
             <w:r>
               <w:rPr>
                 <w:rFonts w:ascii="Times New Roman" w:hAnsi="Times New Roman" w:cs="Times New Roman" w:eastAsia="Times New Roman"/>
-                <w:sz w:val="18"/>
+                <w:sz w:val="20"/>
               </w:rPr>
               <w:t>Medium</w:t>
             </w:r>
@@ -9322,13 +9405,13 @@
           </w:tcPr>
           <w:p>
             <w:pPr>
-              <w:spacing w:before="0" w:after="0"/>
+              <w:spacing w:before="20" w:after="20"/>
             </w:pPr>
             <w:r/>
             <w:r>
               <w:rPr>
                 <w:rFonts w:ascii="Times New Roman" w:hAnsi="Times New Roman" w:cs="Times New Roman" w:eastAsia="Times New Roman"/>
-                <w:sz w:val="18"/>
+                <w:sz w:val="20"/>
               </w:rPr>
               <w:t>0.490</w:t>
             </w:r>
@@ -9340,13 +9423,13 @@
           </w:tcPr>
           <w:p>
             <w:pPr>
-              <w:spacing w:before="0" w:after="0"/>
+              <w:spacing w:before="20" w:after="20"/>
             </w:pPr>
             <w:r/>
             <w:r>
               <w:rPr>
                 <w:rFonts w:ascii="Times New Roman" w:hAnsi="Times New Roman" w:cs="Times New Roman" w:eastAsia="Times New Roman"/>
-                <w:sz w:val="18"/>
+                <w:sz w:val="20"/>
               </w:rPr>
               <w:t>0.421</w:t>
             </w:r>
@@ -9358,13 +9441,13 @@
           </w:tcPr>
           <w:p>
             <w:pPr>
-              <w:spacing w:before="0" w:after="0"/>
+              <w:spacing w:before="20" w:after="20"/>
             </w:pPr>
             <w:r/>
             <w:r>
               <w:rPr>
                 <w:rFonts w:ascii="Times New Roman" w:hAnsi="Times New Roman" w:cs="Times New Roman" w:eastAsia="Times New Roman"/>
-                <w:sz w:val="18"/>
+                <w:sz w:val="20"/>
               </w:rPr>
               <w:t>0.453</w:t>
             </w:r>
@@ -9376,13 +9459,13 @@
           </w:tcPr>
           <w:p>
             <w:pPr>
-              <w:spacing w:before="0" w:after="0"/>
+              <w:spacing w:before="20" w:after="20"/>
             </w:pPr>
             <w:r/>
             <w:r>
               <w:rPr>
                 <w:rFonts w:ascii="Times New Roman" w:hAnsi="Times New Roman" w:cs="Times New Roman" w:eastAsia="Times New Roman"/>
-                <w:sz w:val="18"/>
+                <w:sz w:val="20"/>
               </w:rPr>
               <w:t>57</w:t>
             </w:r>
@@ -9400,13 +9483,13 @@
           <w:p>
             <w:pPr>
               <w:keepNext/>
-              <w:spacing w:before="0" w:after="0"/>
+              <w:spacing w:before="20" w:after="20"/>
             </w:pPr>
             <w:r/>
             <w:r>
               <w:rPr>
                 <w:rFonts w:ascii="Times New Roman" w:hAnsi="Times New Roman" w:cs="Times New Roman" w:eastAsia="Times New Roman"/>
-                <w:sz w:val="18"/>
+                <w:sz w:val="20"/>
               </w:rPr>
               <w:t>Force</w:t>
             </w:r>
@@ -9418,13 +9501,13 @@
           </w:tcPr>
           <w:p>
             <w:pPr>
-              <w:spacing w:before="0" w:after="0"/>
+              <w:spacing w:before="20" w:after="20"/>
             </w:pPr>
             <w:r/>
             <w:r>
               <w:rPr>
                 <w:rFonts w:ascii="Times New Roman" w:hAnsi="Times New Roman" w:cs="Times New Roman" w:eastAsia="Times New Roman"/>
-                <w:sz w:val="18"/>
+                <w:sz w:val="20"/>
               </w:rPr>
               <w:t>High</w:t>
             </w:r>
@@ -9436,13 +9519,13 @@
           </w:tcPr>
           <w:p>
             <w:pPr>
-              <w:spacing w:before="0" w:after="0"/>
+              <w:spacing w:before="20" w:after="20"/>
             </w:pPr>
             <w:r/>
             <w:r>
               <w:rPr>
                 <w:rFonts w:ascii="Times New Roman" w:hAnsi="Times New Roman" w:cs="Times New Roman" w:eastAsia="Times New Roman"/>
-                <w:sz w:val="18"/>
+                <w:sz w:val="20"/>
               </w:rPr>
               <w:t>0.487</w:t>
             </w:r>
@@ -9454,13 +9537,13 @@
           </w:tcPr>
           <w:p>
             <w:pPr>
-              <w:spacing w:before="0" w:after="0"/>
+              <w:spacing w:before="20" w:after="20"/>
             </w:pPr>
             <w:r/>
             <w:r>
               <w:rPr>
                 <w:rFonts w:ascii="Times New Roman" w:hAnsi="Times New Roman" w:cs="Times New Roman" w:eastAsia="Times New Roman"/>
-                <w:sz w:val="18"/>
+                <w:sz w:val="20"/>
               </w:rPr>
               <w:t>0.543</w:t>
             </w:r>
@@ -9472,13 +9555,13 @@
           </w:tcPr>
           <w:p>
             <w:pPr>
-              <w:spacing w:before="0" w:after="0"/>
+              <w:spacing w:before="20" w:after="20"/>
             </w:pPr>
             <w:r/>
             <w:r>
               <w:rPr>
                 <w:rFonts w:ascii="Times New Roman" w:hAnsi="Times New Roman" w:cs="Times New Roman" w:eastAsia="Times New Roman"/>
-                <w:sz w:val="18"/>
+                <w:sz w:val="20"/>
               </w:rPr>
               <w:t>0.514</w:t>
             </w:r>
@@ -9490,13 +9573,13 @@
           </w:tcPr>
           <w:p>
             <w:pPr>
-              <w:spacing w:before="0" w:after="0"/>
+              <w:spacing w:before="20" w:after="20"/>
             </w:pPr>
             <w:r/>
             <w:r>
               <w:rPr>
                 <w:rFonts w:ascii="Times New Roman" w:hAnsi="Times New Roman" w:cs="Times New Roman" w:eastAsia="Times New Roman"/>
-                <w:sz w:val="18"/>
+                <w:sz w:val="20"/>
               </w:rPr>
               <w:t>35</w:t>
             </w:r>
@@ -9514,13 +9597,13 @@
           <w:p>
             <w:pPr>
               <w:keepNext/>
-              <w:spacing w:before="0" w:after="0"/>
+              <w:spacing w:before="20" w:after="20"/>
             </w:pPr>
             <w:r/>
             <w:r>
               <w:rPr>
                 <w:rFonts w:ascii="Times New Roman" w:hAnsi="Times New Roman" w:cs="Times New Roman" w:eastAsia="Times New Roman"/>
-                <w:sz w:val="18"/>
+                <w:sz w:val="20"/>
               </w:rPr>
               <w:t>Repetition</w:t>
             </w:r>
@@ -9532,13 +9615,13 @@
           </w:tcPr>
           <w:p>
             <w:pPr>
-              <w:spacing w:before="0" w:after="0"/>
+              <w:spacing w:before="20" w:after="20"/>
             </w:pPr>
             <w:r/>
             <w:r>
               <w:rPr>
                 <w:rFonts w:ascii="Times New Roman" w:hAnsi="Times New Roman" w:cs="Times New Roman" w:eastAsia="Times New Roman"/>
-                <w:sz w:val="18"/>
+                <w:sz w:val="20"/>
               </w:rPr>
               <w:t>Low</w:t>
             </w:r>
@@ -9550,13 +9633,13 @@
           </w:tcPr>
           <w:p>
             <w:pPr>
-              <w:spacing w:before="0" w:after="0"/>
+              <w:spacing w:before="20" w:after="20"/>
             </w:pPr>
             <w:r/>
             <w:r>
               <w:rPr>
                 <w:rFonts w:ascii="Times New Roman" w:hAnsi="Times New Roman" w:cs="Times New Roman" w:eastAsia="Times New Roman"/>
-                <w:sz w:val="18"/>
+                <w:sz w:val="20"/>
               </w:rPr>
               <w:t>0.562</w:t>
             </w:r>
@@ -9568,13 +9651,13 @@
           </w:tcPr>
           <w:p>
             <w:pPr>
-              <w:spacing w:before="0" w:after="0"/>
+              <w:spacing w:before="20" w:after="20"/>
             </w:pPr>
             <w:r/>
             <w:r>
               <w:rPr>
                 <w:rFonts w:ascii="Times New Roman" w:hAnsi="Times New Roman" w:cs="Times New Roman" w:eastAsia="Times New Roman"/>
-                <w:sz w:val="18"/>
+                <w:sz w:val="20"/>
               </w:rPr>
               <w:t>0.346</w:t>
             </w:r>
@@ -9586,13 +9669,13 @@
           </w:tcPr>
           <w:p>
             <w:pPr>
-              <w:spacing w:before="0" w:after="0"/>
+              <w:spacing w:before="20" w:after="20"/>
             </w:pPr>
             <w:r/>
             <w:r>
               <w:rPr>
                 <w:rFonts w:ascii="Times New Roman" w:hAnsi="Times New Roman" w:cs="Times New Roman" w:eastAsia="Times New Roman"/>
-                <w:sz w:val="18"/>
+                <w:sz w:val="20"/>
               </w:rPr>
               <w:t>0.429</w:t>
             </w:r>
@@ -9604,13 +9687,13 @@
           </w:tcPr>
           <w:p>
             <w:pPr>
-              <w:spacing w:before="0" w:after="0"/>
+              <w:spacing w:before="20" w:after="20"/>
             </w:pPr>
             <w:r/>
             <w:r>
               <w:rPr>
                 <w:rFonts w:ascii="Times New Roman" w:hAnsi="Times New Roman" w:cs="Times New Roman" w:eastAsia="Times New Roman"/>
-                <w:sz w:val="18"/>
+                <w:sz w:val="20"/>
               </w:rPr>
               <w:t>26</w:t>
             </w:r>
@@ -9628,13 +9711,13 @@
           <w:p>
             <w:pPr>
               <w:keepNext/>
-              <w:spacing w:before="0" w:after="0"/>
+              <w:spacing w:before="20" w:after="20"/>
             </w:pPr>
             <w:r/>
             <w:r>
               <w:rPr>
                 <w:rFonts w:ascii="Times New Roman" w:hAnsi="Times New Roman" w:cs="Times New Roman" w:eastAsia="Times New Roman"/>
-                <w:sz w:val="18"/>
+                <w:sz w:val="20"/>
               </w:rPr>
               <w:t>Repetition</w:t>
             </w:r>
@@ -9646,13 +9729,13 @@
           </w:tcPr>
           <w:p>
             <w:pPr>
-              <w:spacing w:before="0" w:after="0"/>
+              <w:spacing w:before="20" w:after="20"/>
             </w:pPr>
             <w:r/>
             <w:r>
               <w:rPr>
                 <w:rFonts w:ascii="Times New Roman" w:hAnsi="Times New Roman" w:cs="Times New Roman" w:eastAsia="Times New Roman"/>
-                <w:sz w:val="18"/>
+                <w:sz w:val="20"/>
               </w:rPr>
               <w:t>Medium</w:t>
             </w:r>
@@ -9664,13 +9747,13 @@
           </w:tcPr>
           <w:p>
             <w:pPr>
-              <w:spacing w:before="0" w:after="0"/>
+              <w:spacing w:before="20" w:after="20"/>
             </w:pPr>
             <w:r/>
             <w:r>
               <w:rPr>
                 <w:rFonts w:ascii="Times New Roman" w:hAnsi="Times New Roman" w:cs="Times New Roman" w:eastAsia="Times New Roman"/>
-                <w:sz w:val="18"/>
+                <w:sz w:val="20"/>
               </w:rPr>
               <w:t>0.593</w:t>
             </w:r>
@@ -9682,13 +9765,13 @@
           </w:tcPr>
           <w:p>
             <w:pPr>
-              <w:spacing w:before="0" w:after="0"/>
+              <w:spacing w:before="20" w:after="20"/>
             </w:pPr>
             <w:r/>
             <w:r>
               <w:rPr>
                 <w:rFonts w:ascii="Times New Roman" w:hAnsi="Times New Roman" w:cs="Times New Roman" w:eastAsia="Times New Roman"/>
-                <w:sz w:val="18"/>
+                <w:sz w:val="20"/>
               </w:rPr>
               <w:t>0.622</w:t>
             </w:r>
@@ -9700,13 +9783,13 @@
           </w:tcPr>
           <w:p>
             <w:pPr>
-              <w:spacing w:before="0" w:after="0"/>
+              <w:spacing w:before="20" w:after="20"/>
             </w:pPr>
             <w:r/>
             <w:r>
               <w:rPr>
                 <w:rFonts w:ascii="Times New Roman" w:hAnsi="Times New Roman" w:cs="Times New Roman" w:eastAsia="Times New Roman"/>
-                <w:sz w:val="18"/>
+                <w:sz w:val="20"/>
               </w:rPr>
               <w:t>0.607</w:t>
             </w:r>
@@ -9718,13 +9801,13 @@
           </w:tcPr>
           <w:p>
             <w:pPr>
-              <w:spacing w:before="0" w:after="0"/>
+              <w:spacing w:before="20" w:after="20"/>
             </w:pPr>
             <w:r/>
             <w:r>
               <w:rPr>
                 <w:rFonts w:ascii="Times New Roman" w:hAnsi="Times New Roman" w:cs="Times New Roman" w:eastAsia="Times New Roman"/>
-                <w:sz w:val="18"/>
+                <w:sz w:val="20"/>
               </w:rPr>
               <w:t>82</w:t>
             </w:r>
@@ -9742,13 +9825,13 @@
           <w:p>
             <w:pPr>
               <w:keepNext/>
-              <w:spacing w:before="0" w:after="0"/>
+              <w:spacing w:before="20" w:after="20"/>
             </w:pPr>
             <w:r/>
             <w:r>
               <w:rPr>
                 <w:rFonts w:ascii="Times New Roman" w:hAnsi="Times New Roman" w:cs="Times New Roman" w:eastAsia="Times New Roman"/>
-                <w:sz w:val="18"/>
+                <w:sz w:val="20"/>
               </w:rPr>
               <w:t>Repetition</w:t>
             </w:r>
@@ -9760,13 +9843,13 @@
           </w:tcPr>
           <w:p>
             <w:pPr>
-              <w:spacing w:before="0" w:after="0"/>
+              <w:spacing w:before="20" w:after="20"/>
             </w:pPr>
             <w:r/>
             <w:r>
               <w:rPr>
                 <w:rFonts w:ascii="Times New Roman" w:hAnsi="Times New Roman" w:cs="Times New Roman" w:eastAsia="Times New Roman"/>
-                <w:sz w:val="18"/>
+                <w:sz w:val="20"/>
               </w:rPr>
               <w:t>High</w:t>
             </w:r>
@@ -9778,13 +9861,13 @@
           </w:tcPr>
           <w:p>
             <w:pPr>
-              <w:spacing w:before="0" w:after="0"/>
+              <w:spacing w:before="20" w:after="20"/>
             </w:pPr>
             <w:r/>
             <w:r>
               <w:rPr>
                 <w:rFonts w:ascii="Times New Roman" w:hAnsi="Times New Roman" w:cs="Times New Roman" w:eastAsia="Times New Roman"/>
-                <w:sz w:val="18"/>
+                <w:sz w:val="20"/>
               </w:rPr>
               <w:t>0.650</w:t>
             </w:r>
@@ -9796,13 +9879,13 @@
           </w:tcPr>
           <w:p>
             <w:pPr>
-              <w:spacing w:before="0" w:after="0"/>
+              <w:spacing w:before="20" w:after="20"/>
             </w:pPr>
             <w:r/>
             <w:r>
               <w:rPr>
                 <w:rFonts w:ascii="Times New Roman" w:hAnsi="Times New Roman" w:cs="Times New Roman" w:eastAsia="Times New Roman"/>
-                <w:sz w:val="18"/>
+                <w:sz w:val="20"/>
               </w:rPr>
               <w:t>0.703</w:t>
             </w:r>
@@ -9814,13 +9897,13 @@
           </w:tcPr>
           <w:p>
             <w:pPr>
-              <w:spacing w:before="0" w:after="0"/>
+              <w:spacing w:before="20" w:after="20"/>
             </w:pPr>
             <w:r/>
             <w:r>
               <w:rPr>
                 <w:rFonts w:ascii="Times New Roman" w:hAnsi="Times New Roman" w:cs="Times New Roman" w:eastAsia="Times New Roman"/>
-                <w:sz w:val="18"/>
+                <w:sz w:val="20"/>
               </w:rPr>
               <w:t>0.675</w:t>
             </w:r>
@@ -9832,13 +9915,13 @@
           </w:tcPr>
           <w:p>
             <w:pPr>
-              <w:spacing w:before="0" w:after="0"/>
+              <w:spacing w:before="20" w:after="20"/>
             </w:pPr>
             <w:r/>
             <w:r>
               <w:rPr>
                 <w:rFonts w:ascii="Times New Roman" w:hAnsi="Times New Roman" w:cs="Times New Roman" w:eastAsia="Times New Roman"/>
-                <w:sz w:val="18"/>
+                <w:sz w:val="20"/>
               </w:rPr>
               <w:t>74</w:t>
             </w:r>
@@ -9856,13 +9939,13 @@
           <w:p>
             <w:pPr>
               <w:keepNext/>
-              <w:spacing w:before="0" w:after="0"/>
+              <w:spacing w:before="20" w:after="20"/>
             </w:pPr>
             <w:r/>
             <w:r>
               <w:rPr>
                 <w:rFonts w:ascii="Times New Roman" w:hAnsi="Times New Roman" w:cs="Times New Roman" w:eastAsia="Times New Roman"/>
-                <w:sz w:val="18"/>
+                <w:sz w:val="20"/>
               </w:rPr>
               <w:t>Duration</w:t>
             </w:r>
@@ -9874,13 +9957,13 @@
           </w:tcPr>
           <w:p>
             <w:pPr>
-              <w:spacing w:before="0" w:after="0"/>
+              <w:spacing w:before="20" w:after="20"/>
             </w:pPr>
             <w:r/>
             <w:r>
               <w:rPr>
                 <w:rFonts w:ascii="Times New Roman" w:hAnsi="Times New Roman" w:cs="Times New Roman" w:eastAsia="Times New Roman"/>
-                <w:sz w:val="18"/>
+                <w:sz w:val="20"/>
               </w:rPr>
               <w:t>Low</w:t>
             </w:r>
@@ -9892,13 +9975,13 @@
           </w:tcPr>
           <w:p>
             <w:pPr>
-              <w:spacing w:before="0" w:after="0"/>
+              <w:spacing w:before="20" w:after="20"/>
             </w:pPr>
             <w:r/>
             <w:r>
               <w:rPr>
                 <w:rFonts w:ascii="Times New Roman" w:hAnsi="Times New Roman" w:cs="Times New Roman" w:eastAsia="Times New Roman"/>
-                <w:sz w:val="18"/>
+                <w:sz w:val="20"/>
               </w:rPr>
               <w:t>0.583</w:t>
             </w:r>
@@ -9910,13 +9993,13 @@
           </w:tcPr>
           <w:p>
             <w:pPr>
-              <w:spacing w:before="0" w:after="0"/>
+              <w:spacing w:before="20" w:after="20"/>
             </w:pPr>
             <w:r/>
             <w:r>
               <w:rPr>
                 <w:rFonts w:ascii="Times New Roman" w:hAnsi="Times New Roman" w:cs="Times New Roman" w:eastAsia="Times New Roman"/>
-                <w:sz w:val="18"/>
+                <w:sz w:val="20"/>
               </w:rPr>
               <w:t>0.757</w:t>
             </w:r>
@@ -9928,13 +10011,13 @@
           </w:tcPr>
           <w:p>
             <w:pPr>
-              <w:spacing w:before="0" w:after="0"/>
+              <w:spacing w:before="20" w:after="20"/>
             </w:pPr>
             <w:r/>
             <w:r>
               <w:rPr>
                 <w:rFonts w:ascii="Times New Roman" w:hAnsi="Times New Roman" w:cs="Times New Roman" w:eastAsia="Times New Roman"/>
-                <w:sz w:val="18"/>
+                <w:sz w:val="20"/>
               </w:rPr>
               <w:t>0.659</w:t>
             </w:r>
@@ -9946,13 +10029,13 @@
           </w:tcPr>
           <w:p>
             <w:pPr>
-              <w:spacing w:before="0" w:after="0"/>
+              <w:spacing w:before="20" w:after="20"/>
             </w:pPr>
             <w:r/>
             <w:r>
               <w:rPr>
                 <w:rFonts w:ascii="Times New Roman" w:hAnsi="Times New Roman" w:cs="Times New Roman" w:eastAsia="Times New Roman"/>
-                <w:sz w:val="18"/>
+                <w:sz w:val="20"/>
               </w:rPr>
               <w:t>37</w:t>
             </w:r>
@@ -9970,13 +10053,13 @@
           <w:p>
             <w:pPr>
               <w:keepNext/>
-              <w:spacing w:before="0" w:after="0"/>
+              <w:spacing w:before="20" w:after="20"/>
             </w:pPr>
             <w:r/>
             <w:r>
               <w:rPr>
                 <w:rFonts w:ascii="Times New Roman" w:hAnsi="Times New Roman" w:cs="Times New Roman" w:eastAsia="Times New Roman"/>
-                <w:sz w:val="18"/>
+                <w:sz w:val="20"/>
               </w:rPr>
               <w:t>Duration</w:t>
             </w:r>
@@ -9988,13 +10071,13 @@
           </w:tcPr>
           <w:p>
             <w:pPr>
-              <w:spacing w:before="0" w:after="0"/>
+              <w:spacing w:before="20" w:after="20"/>
             </w:pPr>
             <w:r/>
             <w:r>
               <w:rPr>
                 <w:rFonts w:ascii="Times New Roman" w:hAnsi="Times New Roman" w:cs="Times New Roman" w:eastAsia="Times New Roman"/>
-                <w:sz w:val="18"/>
+                <w:sz w:val="20"/>
               </w:rPr>
               <w:t>Medium</w:t>
             </w:r>
@@ -10006,13 +10089,13 @@
           </w:tcPr>
           <w:p>
             <w:pPr>
-              <w:spacing w:before="0" w:after="0"/>
+              <w:spacing w:before="20" w:after="20"/>
             </w:pPr>
             <w:r/>
             <w:r>
               <w:rPr>
                 <w:rFonts w:ascii="Times New Roman" w:hAnsi="Times New Roman" w:cs="Times New Roman" w:eastAsia="Times New Roman"/>
-                <w:sz w:val="18"/>
+                <w:sz w:val="20"/>
               </w:rPr>
               <w:t>0.450</w:t>
             </w:r>
@@ -10024,13 +10107,13 @@
           </w:tcPr>
           <w:p>
             <w:pPr>
-              <w:spacing w:before="0" w:after="0"/>
+              <w:spacing w:before="20" w:after="20"/>
             </w:pPr>
             <w:r/>
             <w:r>
               <w:rPr>
                 <w:rFonts w:ascii="Times New Roman" w:hAnsi="Times New Roman" w:cs="Times New Roman" w:eastAsia="Times New Roman"/>
-                <w:sz w:val="18"/>
+                <w:sz w:val="20"/>
               </w:rPr>
               <w:t>0.321</w:t>
             </w:r>
@@ -10042,13 +10125,13 @@
           </w:tcPr>
           <w:p>
             <w:pPr>
-              <w:spacing w:before="0" w:after="0"/>
+              <w:spacing w:before="20" w:after="20"/>
             </w:pPr>
             <w:r/>
             <w:r>
               <w:rPr>
                 <w:rFonts w:ascii="Times New Roman" w:hAnsi="Times New Roman" w:cs="Times New Roman" w:eastAsia="Times New Roman"/>
-                <w:sz w:val="18"/>
+                <w:sz w:val="20"/>
               </w:rPr>
               <w:t>0.375</w:t>
             </w:r>
@@ -10060,13 +10143,13 @@
           </w:tcPr>
           <w:p>
             <w:pPr>
-              <w:spacing w:before="0" w:after="0"/>
+              <w:spacing w:before="20" w:after="20"/>
             </w:pPr>
             <w:r/>
             <w:r>
               <w:rPr>
                 <w:rFonts w:ascii="Times New Roman" w:hAnsi="Times New Roman" w:cs="Times New Roman" w:eastAsia="Times New Roman"/>
-                <w:sz w:val="18"/>
+                <w:sz w:val="20"/>
               </w:rPr>
               <w:t>56</w:t>
             </w:r>
@@ -10084,13 +10167,13 @@
           <w:p>
             <w:pPr>
               <w:keepNext/>
-              <w:spacing w:before="0" w:after="0"/>
+              <w:spacing w:before="20" w:after="20"/>
             </w:pPr>
             <w:r/>
             <w:r>
               <w:rPr>
                 <w:rFonts w:ascii="Times New Roman" w:hAnsi="Times New Roman" w:cs="Times New Roman" w:eastAsia="Times New Roman"/>
-                <w:sz w:val="18"/>
+                <w:sz w:val="20"/>
               </w:rPr>
               <w:t>Duration</w:t>
             </w:r>
@@ -10102,13 +10185,13 @@
           </w:tcPr>
           <w:p>
             <w:pPr>
-              <w:spacing w:before="0" w:after="0"/>
+              <w:spacing w:before="20" w:after="20"/>
             </w:pPr>
             <w:r/>
             <w:r>
               <w:rPr>
                 <w:rFonts w:ascii="Times New Roman" w:hAnsi="Times New Roman" w:cs="Times New Roman" w:eastAsia="Times New Roman"/>
-                <w:sz w:val="18"/>
+                <w:sz w:val="20"/>
               </w:rPr>
               <w:t>High</w:t>
             </w:r>
@@ -10120,13 +10203,13 @@
           </w:tcPr>
           <w:p>
             <w:pPr>
-              <w:spacing w:before="0" w:after="0"/>
+              <w:spacing w:before="20" w:after="20"/>
             </w:pPr>
             <w:r/>
             <w:r>
               <w:rPr>
                 <w:rFonts w:ascii="Times New Roman" w:hAnsi="Times New Roman" w:cs="Times New Roman" w:eastAsia="Times New Roman"/>
-                <w:sz w:val="18"/>
+                <w:sz w:val="20"/>
               </w:rPr>
               <w:t>0.691</w:t>
             </w:r>
@@ -10138,13 +10221,13 @@
           </w:tcPr>
           <w:p>
             <w:pPr>
-              <w:spacing w:before="0" w:after="0"/>
+              <w:spacing w:before="20" w:after="20"/>
             </w:pPr>
             <w:r/>
             <w:r>
               <w:rPr>
                 <w:rFonts w:ascii="Times New Roman" w:hAnsi="Times New Roman" w:cs="Times New Roman" w:eastAsia="Times New Roman"/>
-                <w:sz w:val="18"/>
+                <w:sz w:val="20"/>
               </w:rPr>
               <w:t>0.730</w:t>
             </w:r>
@@ -10156,13 +10239,13 @@
           </w:tcPr>
           <w:p>
             <w:pPr>
-              <w:spacing w:before="0" w:after="0"/>
+              <w:spacing w:before="20" w:after="20"/>
             </w:pPr>
             <w:r/>
             <w:r>
               <w:rPr>
                 <w:rFonts w:ascii="Times New Roman" w:hAnsi="Times New Roman" w:cs="Times New Roman" w:eastAsia="Times New Roman"/>
-                <w:sz w:val="18"/>
+                <w:sz w:val="20"/>
               </w:rPr>
               <w:t>0.710</w:t>
             </w:r>
@@ -10174,13 +10257,13 @@
           </w:tcPr>
           <w:p>
             <w:pPr>
-              <w:spacing w:before="0" w:after="0"/>
+              <w:spacing w:before="20" w:after="20"/>
             </w:pPr>
             <w:r/>
             <w:r>
               <w:rPr>
                 <w:rFonts w:ascii="Times New Roman" w:hAnsi="Times New Roman" w:cs="Times New Roman" w:eastAsia="Times New Roman"/>
-                <w:sz w:val="18"/>
+                <w:sz w:val="20"/>
               </w:rPr>
               <w:t>89</w:t>
             </w:r>
@@ -10198,13 +10281,13 @@
           <w:p>
             <w:pPr>
               <w:keepNext/>
-              <w:spacing w:before="0" w:after="0"/>
+              <w:spacing w:before="20" w:after="20"/>
             </w:pPr>
             <w:r/>
             <w:r>
               <w:rPr>
                 <w:rFonts w:ascii="Times New Roman" w:hAnsi="Times New Roman" w:cs="Times New Roman" w:eastAsia="Times New Roman"/>
-                <w:sz w:val="18"/>
+                <w:sz w:val="20"/>
               </w:rPr>
               <w:t>Vibration</w:t>
             </w:r>
@@ -10216,13 +10299,13 @@
           </w:tcPr>
           <w:p>
             <w:pPr>
-              <w:spacing w:before="0" w:after="0"/>
+              <w:spacing w:before="20" w:after="20"/>
             </w:pPr>
             <w:r/>
             <w:r>
               <w:rPr>
                 <w:rFonts w:ascii="Times New Roman" w:hAnsi="Times New Roman" w:cs="Times New Roman" w:eastAsia="Times New Roman"/>
-                <w:sz w:val="18"/>
+                <w:sz w:val="20"/>
               </w:rPr>
               <w:t>Low</w:t>
             </w:r>
@@ -10234,13 +10317,13 @@
           </w:tcPr>
           <w:p>
             <w:pPr>
-              <w:spacing w:before="0" w:after="0"/>
+              <w:spacing w:before="20" w:after="20"/>
             </w:pPr>
             <w:r/>
             <w:r>
               <w:rPr>
                 <w:rFonts w:ascii="Times New Roman" w:hAnsi="Times New Roman" w:cs="Times New Roman" w:eastAsia="Times New Roman"/>
-                <w:sz w:val="18"/>
+                <w:sz w:val="20"/>
               </w:rPr>
               <w:t>0.583</w:t>
             </w:r>
@@ -10252,13 +10335,13 @@
           </w:tcPr>
           <w:p>
             <w:pPr>
-              <w:spacing w:before="0" w:after="0"/>
+              <w:spacing w:before="20" w:after="20"/>
             </w:pPr>
             <w:r/>
             <w:r>
               <w:rPr>
                 <w:rFonts w:ascii="Times New Roman" w:hAnsi="Times New Roman" w:cs="Times New Roman" w:eastAsia="Times New Roman"/>
-                <w:sz w:val="18"/>
+                <w:sz w:val="20"/>
               </w:rPr>
               <w:t>0.627</w:t>
             </w:r>
@@ -10270,13 +10353,13 @@
           </w:tcPr>
           <w:p>
             <w:pPr>
-              <w:spacing w:before="0" w:after="0"/>
+              <w:spacing w:before="20" w:after="20"/>
             </w:pPr>
             <w:r/>
             <w:r>
               <w:rPr>
                 <w:rFonts w:ascii="Times New Roman" w:hAnsi="Times New Roman" w:cs="Times New Roman" w:eastAsia="Times New Roman"/>
-                <w:sz w:val="18"/>
+                <w:sz w:val="20"/>
               </w:rPr>
               <w:t>0.604</w:t>
             </w:r>
@@ -10288,13 +10371,13 @@
           </w:tcPr>
           <w:p>
             <w:pPr>
-              <w:spacing w:before="0" w:after="0"/>
+              <w:spacing w:before="20" w:after="20"/>
             </w:pPr>
             <w:r/>
             <w:r>
               <w:rPr>
                 <w:rFonts w:ascii="Times New Roman" w:hAnsi="Times New Roman" w:cs="Times New Roman" w:eastAsia="Times New Roman"/>
-                <w:sz w:val="18"/>
+                <w:sz w:val="20"/>
               </w:rPr>
               <w:t>67</w:t>
             </w:r>
@@ -10312,13 +10395,13 @@
           <w:p>
             <w:pPr>
               <w:keepNext/>
-              <w:spacing w:before="0" w:after="0"/>
+              <w:spacing w:before="20" w:after="20"/>
             </w:pPr>
             <w:r/>
             <w:r>
               <w:rPr>
                 <w:rFonts w:ascii="Times New Roman" w:hAnsi="Times New Roman" w:cs="Times New Roman" w:eastAsia="Times New Roman"/>
-                <w:sz w:val="18"/>
+                <w:sz w:val="20"/>
               </w:rPr>
               <w:t>Vibration</w:t>
             </w:r>
@@ -10330,13 +10413,13 @@
           </w:tcPr>
           <w:p>
             <w:pPr>
-              <w:spacing w:before="0" w:after="0"/>
+              <w:spacing w:before="20" w:after="20"/>
             </w:pPr>
             <w:r/>
             <w:r>
               <w:rPr>
                 <w:rFonts w:ascii="Times New Roman" w:hAnsi="Times New Roman" w:cs="Times New Roman" w:eastAsia="Times New Roman"/>
-                <w:sz w:val="18"/>
+                <w:sz w:val="20"/>
               </w:rPr>
               <w:t>Medium</w:t>
             </w:r>
@@ -10348,13 +10431,13 @@
           </w:tcPr>
           <w:p>
             <w:pPr>
-              <w:spacing w:before="0" w:after="0"/>
+              <w:spacing w:before="20" w:after="20"/>
             </w:pPr>
             <w:r/>
             <w:r>
               <w:rPr>
                 <w:rFonts w:ascii="Times New Roman" w:hAnsi="Times New Roman" w:cs="Times New Roman" w:eastAsia="Times New Roman"/>
-                <w:sz w:val="18"/>
+                <w:sz w:val="20"/>
               </w:rPr>
               <w:t>0.551</w:t>
             </w:r>
@@ -10366,13 +10449,13 @@
           </w:tcPr>
           <w:p>
             <w:pPr>
-              <w:spacing w:before="0" w:after="0"/>
+              <w:spacing w:before="20" w:after="20"/>
             </w:pPr>
             <w:r/>
             <w:r>
               <w:rPr>
                 <w:rFonts w:ascii="Times New Roman" w:hAnsi="Times New Roman" w:cs="Times New Roman" w:eastAsia="Times New Roman"/>
-                <w:sz w:val="18"/>
+                <w:sz w:val="20"/>
               </w:rPr>
               <w:t>0.559</w:t>
             </w:r>
@@ -10384,13 +10467,13 @@
           </w:tcPr>
           <w:p>
             <w:pPr>
-              <w:spacing w:before="0" w:after="0"/>
+              <w:spacing w:before="20" w:after="20"/>
             </w:pPr>
             <w:r/>
             <w:r>
               <w:rPr>
                 <w:rFonts w:ascii="Times New Roman" w:hAnsi="Times New Roman" w:cs="Times New Roman" w:eastAsia="Times New Roman"/>
-                <w:sz w:val="18"/>
+                <w:sz w:val="20"/>
               </w:rPr>
               <w:t>0.555</w:t>
             </w:r>
@@ -10402,13 +10485,13 @@
           </w:tcPr>
           <w:p>
             <w:pPr>
-              <w:spacing w:before="0" w:after="0"/>
+              <w:spacing w:before="20" w:after="20"/>
             </w:pPr>
             <w:r/>
             <w:r>
               <w:rPr>
                 <w:rFonts w:ascii="Times New Roman" w:hAnsi="Times New Roman" w:cs="Times New Roman" w:eastAsia="Times New Roman"/>
-                <w:sz w:val="18"/>
+                <w:sz w:val="20"/>
               </w:rPr>
               <w:t>68</w:t>
             </w:r>
@@ -10426,13 +10509,13 @@
           <w:p>
             <w:pPr>
               <w:keepNext/>
-              <w:spacing w:before="0" w:after="0"/>
+              <w:spacing w:before="20" w:after="20"/>
             </w:pPr>
             <w:r/>
             <w:r>
               <w:rPr>
                 <w:rFonts w:ascii="Times New Roman" w:hAnsi="Times New Roman" w:cs="Times New Roman" w:eastAsia="Times New Roman"/>
-                <w:sz w:val="18"/>
+                <w:sz w:val="20"/>
               </w:rPr>
               <w:t>Vibration</w:t>
             </w:r>
@@ -10444,13 +10527,13 @@
           </w:tcPr>
           <w:p>
             <w:pPr>
-              <w:spacing w:before="0" w:after="0"/>
+              <w:spacing w:before="20" w:after="20"/>
             </w:pPr>
             <w:r/>
             <w:r>
               <w:rPr>
                 <w:rFonts w:ascii="Times New Roman" w:hAnsi="Times New Roman" w:cs="Times New Roman" w:eastAsia="Times New Roman"/>
-                <w:sz w:val="18"/>
+                <w:sz w:val="20"/>
               </w:rPr>
               <w:t>High</w:t>
             </w:r>
@@ -10462,13 +10545,13 @@
           </w:tcPr>
           <w:p>
             <w:pPr>
-              <w:spacing w:before="0" w:after="0"/>
+              <w:spacing w:before="20" w:after="20"/>
             </w:pPr>
             <w:r/>
             <w:r>
               <w:rPr>
                 <w:rFonts w:ascii="Times New Roman" w:hAnsi="Times New Roman" w:cs="Times New Roman" w:eastAsia="Times New Roman"/>
-                <w:sz w:val="18"/>
+                <w:sz w:val="20"/>
               </w:rPr>
               <w:t>0.610</w:t>
             </w:r>
@@ -10480,13 +10563,13 @@
           </w:tcPr>
           <w:p>
             <w:pPr>
-              <w:spacing w:before="0" w:after="0"/>
+              <w:spacing w:before="20" w:after="20"/>
             </w:pPr>
             <w:r/>
             <w:r>
               <w:rPr>
                 <w:rFonts w:ascii="Times New Roman" w:hAnsi="Times New Roman" w:cs="Times New Roman" w:eastAsia="Times New Roman"/>
-                <w:sz w:val="18"/>
+                <w:sz w:val="20"/>
               </w:rPr>
               <w:t>0.532</w:t>
             </w:r>
@@ -10498,13 +10581,13 @@
           </w:tcPr>
           <w:p>
             <w:pPr>
-              <w:spacing w:before="0" w:after="0"/>
+              <w:spacing w:before="20" w:after="20"/>
             </w:pPr>
             <w:r/>
             <w:r>
               <w:rPr>
                 <w:rFonts w:ascii="Times New Roman" w:hAnsi="Times New Roman" w:cs="Times New Roman" w:eastAsia="Times New Roman"/>
-                <w:sz w:val="18"/>
+                <w:sz w:val="20"/>
               </w:rPr>
               <w:t>0.568</w:t>
             </w:r>
@@ -10516,13 +10599,13 @@
           </w:tcPr>
           <w:p>
             <w:pPr>
-              <w:spacing w:before="0" w:after="0"/>
+              <w:spacing w:before="20" w:after="20"/>
             </w:pPr>
             <w:r/>
             <w:r>
               <w:rPr>
                 <w:rFonts w:ascii="Times New Roman" w:hAnsi="Times New Roman" w:cs="Times New Roman" w:eastAsia="Times New Roman"/>
-                <w:sz w:val="18"/>
+                <w:sz w:val="20"/>
               </w:rPr>
               <w:t>47</w:t>
             </w:r>
@@ -10540,13 +10623,13 @@
           <w:p>
             <w:pPr>
               <w:keepNext/>
-              <w:spacing w:before="0" w:after="0"/>
+              <w:spacing w:before="20" w:after="20"/>
             </w:pPr>
             <w:r/>
             <w:r>
               <w:rPr>
                 <w:rFonts w:ascii="Times New Roman" w:hAnsi="Times New Roman" w:cs="Times New Roman" w:eastAsia="Times New Roman"/>
-                <w:sz w:val="18"/>
+                <w:sz w:val="20"/>
               </w:rPr>
               <w:t>Contact Stress</w:t>
             </w:r>
@@ -10558,13 +10641,13 @@
           </w:tcPr>
           <w:p>
             <w:pPr>
-              <w:spacing w:before="0" w:after="0"/>
+              <w:spacing w:before="20" w:after="20"/>
             </w:pPr>
             <w:r/>
             <w:r>
               <w:rPr>
                 <w:rFonts w:ascii="Times New Roman" w:hAnsi="Times New Roman" w:cs="Times New Roman" w:eastAsia="Times New Roman"/>
-                <w:sz w:val="18"/>
+                <w:sz w:val="20"/>
               </w:rPr>
               <w:t>Low</w:t>
             </w:r>
@@ -10576,13 +10659,13 @@
           </w:tcPr>
           <w:p>
             <w:pPr>
-              <w:spacing w:before="0" w:after="0"/>
+              <w:spacing w:before="20" w:after="20"/>
             </w:pPr>
             <w:r/>
             <w:r>
               <w:rPr>
                 <w:rFonts w:ascii="Times New Roman" w:hAnsi="Times New Roman" w:cs="Times New Roman" w:eastAsia="Times New Roman"/>
-                <w:sz w:val="18"/>
+                <w:sz w:val="20"/>
               </w:rPr>
               <w:t>0.658</w:t>
             </w:r>
@@ -10594,13 +10677,13 @@
           </w:tcPr>
           <w:p>
             <w:pPr>
-              <w:spacing w:before="0" w:after="0"/>
+              <w:spacing w:before="20" w:after="20"/>
             </w:pPr>
             <w:r/>
             <w:r>
               <w:rPr>
                 <w:rFonts w:ascii="Times New Roman" w:hAnsi="Times New Roman" w:cs="Times New Roman" w:eastAsia="Times New Roman"/>
-                <w:sz w:val="18"/>
+                <w:sz w:val="20"/>
               </w:rPr>
               <w:t>0.588</w:t>
             </w:r>
@@ -10612,13 +10695,13 @@
           </w:tcPr>
           <w:p>
             <w:pPr>
-              <w:spacing w:before="0" w:after="0"/>
+              <w:spacing w:before="20" w:after="20"/>
             </w:pPr>
             <w:r/>
             <w:r>
               <w:rPr>
                 <w:rFonts w:ascii="Times New Roman" w:hAnsi="Times New Roman" w:cs="Times New Roman" w:eastAsia="Times New Roman"/>
-                <w:sz w:val="18"/>
+                <w:sz w:val="20"/>
               </w:rPr>
               <w:t>0.621</w:t>
             </w:r>
@@ -10630,13 +10713,13 @@
           </w:tcPr>
           <w:p>
             <w:pPr>
-              <w:spacing w:before="0" w:after="0"/>
+              <w:spacing w:before="20" w:after="20"/>
             </w:pPr>
             <w:r/>
             <w:r>
               <w:rPr>
                 <w:rFonts w:ascii="Times New Roman" w:hAnsi="Times New Roman" w:cs="Times New Roman" w:eastAsia="Times New Roman"/>
-                <w:sz w:val="18"/>
+                <w:sz w:val="20"/>
               </w:rPr>
               <w:t>68</w:t>
             </w:r>
@@ -10654,13 +10737,13 @@
           <w:p>
             <w:pPr>
               <w:keepNext/>
-              <w:spacing w:before="0" w:after="0"/>
+              <w:spacing w:before="20" w:after="20"/>
             </w:pPr>
             <w:r/>
             <w:r>
               <w:rPr>
                 <w:rFonts w:ascii="Times New Roman" w:hAnsi="Times New Roman" w:cs="Times New Roman" w:eastAsia="Times New Roman"/>
-                <w:sz w:val="18"/>
+                <w:sz w:val="20"/>
               </w:rPr>
               <w:t>Contact Stress</w:t>
             </w:r>
@@ -10672,13 +10755,13 @@
           </w:tcPr>
           <w:p>
             <w:pPr>
-              <w:spacing w:before="0" w:after="0"/>
+              <w:spacing w:before="20" w:after="20"/>
             </w:pPr>
             <w:r/>
             <w:r>
               <w:rPr>
                 <w:rFonts w:ascii="Times New Roman" w:hAnsi="Times New Roman" w:cs="Times New Roman" w:eastAsia="Times New Roman"/>
-                <w:sz w:val="18"/>
+                <w:sz w:val="20"/>
               </w:rPr>
               <w:t>Medium</w:t>
             </w:r>
@@ -10690,13 +10773,13 @@
           </w:tcPr>
           <w:p>
             <w:pPr>
-              <w:spacing w:before="0" w:after="0"/>
+              <w:spacing w:before="20" w:after="20"/>
             </w:pPr>
             <w:r/>
             <w:r>
               <w:rPr>
                 <w:rFonts w:ascii="Times New Roman" w:hAnsi="Times New Roman" w:cs="Times New Roman" w:eastAsia="Times New Roman"/>
-                <w:sz w:val="18"/>
+                <w:sz w:val="20"/>
               </w:rPr>
               <w:t>0.526</w:t>
             </w:r>
@@ -10708,13 +10791,13 @@
           </w:tcPr>
           <w:p>
             <w:pPr>
-              <w:spacing w:before="0" w:after="0"/>
+              <w:spacing w:before="20" w:after="20"/>
             </w:pPr>
             <w:r/>
             <w:r>
               <w:rPr>
                 <w:rFonts w:ascii="Times New Roman" w:hAnsi="Times New Roman" w:cs="Times New Roman" w:eastAsia="Times New Roman"/>
-                <w:sz w:val="18"/>
+                <w:sz w:val="20"/>
               </w:rPr>
               <w:t>0.552</w:t>
             </w:r>
@@ -10726,13 +10809,13 @@
           </w:tcPr>
           <w:p>
             <w:pPr>
-              <w:spacing w:before="0" w:after="0"/>
+              <w:spacing w:before="20" w:after="20"/>
             </w:pPr>
             <w:r/>
             <w:r>
               <w:rPr>
                 <w:rFonts w:ascii="Times New Roman" w:hAnsi="Times New Roman" w:cs="Times New Roman" w:eastAsia="Times New Roman"/>
-                <w:sz w:val="18"/>
+                <w:sz w:val="20"/>
               </w:rPr>
               <w:t>0.539</w:t>
             </w:r>
@@ -10744,13 +10827,13 @@
           </w:tcPr>
           <w:p>
             <w:pPr>
-              <w:spacing w:before="0" w:after="0"/>
+              <w:spacing w:before="20" w:after="20"/>
             </w:pPr>
             <w:r/>
             <w:r>
               <w:rPr>
                 <w:rFonts w:ascii="Times New Roman" w:hAnsi="Times New Roman" w:cs="Times New Roman" w:eastAsia="Times New Roman"/>
-                <w:sz w:val="18"/>
+                <w:sz w:val="20"/>
               </w:rPr>
               <w:t>58</w:t>
             </w:r>
@@ -10768,13 +10851,13 @@
           <w:p>
             <w:pPr>
               <w:keepNext/>
-              <w:spacing w:before="0" w:after="0"/>
+              <w:spacing w:before="20" w:after="20"/>
             </w:pPr>
             <w:r/>
             <w:r>
               <w:rPr>
                 <w:rFonts w:ascii="Times New Roman" w:hAnsi="Times New Roman" w:cs="Times New Roman" w:eastAsia="Times New Roman"/>
-                <w:sz w:val="18"/>
+                <w:sz w:val="20"/>
               </w:rPr>
               <w:t>Contact Stress</w:t>
             </w:r>
@@ -10786,13 +10869,13 @@
           </w:tcPr>
           <w:p>
             <w:pPr>
-              <w:spacing w:before="0" w:after="0"/>
+              <w:spacing w:before="20" w:after="20"/>
             </w:pPr>
             <w:r/>
             <w:r>
               <w:rPr>
                 <w:rFonts w:ascii="Times New Roman" w:hAnsi="Times New Roman" w:cs="Times New Roman" w:eastAsia="Times New Roman"/>
-                <w:sz w:val="18"/>
+                <w:sz w:val="20"/>
               </w:rPr>
               <w:t>High</w:t>
             </w:r>
@@ -10804,13 +10887,13 @@
           </w:tcPr>
           <w:p>
             <w:pPr>
-              <w:spacing w:before="0" w:after="0"/>
+              <w:spacing w:before="20" w:after="20"/>
             </w:pPr>
             <w:r/>
             <w:r>
               <w:rPr>
                 <w:rFonts w:ascii="Times New Roman" w:hAnsi="Times New Roman" w:cs="Times New Roman" w:eastAsia="Times New Roman"/>
-                <w:sz w:val="18"/>
+                <w:sz w:val="20"/>
               </w:rPr>
               <w:t>0.617</w:t>
             </w:r>
@@ -10822,13 +10905,13 @@
           </w:tcPr>
           <w:p>
             <w:pPr>
-              <w:spacing w:before="0" w:after="0"/>
+              <w:spacing w:before="20" w:after="20"/>
             </w:pPr>
             <w:r/>
             <w:r>
               <w:rPr>
                 <w:rFonts w:ascii="Times New Roman" w:hAnsi="Times New Roman" w:cs="Times New Roman" w:eastAsia="Times New Roman"/>
-                <w:sz w:val="18"/>
+                <w:sz w:val="20"/>
               </w:rPr>
               <w:t>0.661</w:t>
             </w:r>
@@ -10840,13 +10923,13 @@
           </w:tcPr>
           <w:p>
             <w:pPr>
-              <w:spacing w:before="0" w:after="0"/>
+              <w:spacing w:before="20" w:after="20"/>
             </w:pPr>
             <w:r/>
             <w:r>
               <w:rPr>
                 <w:rFonts w:ascii="Times New Roman" w:hAnsi="Times New Roman" w:cs="Times New Roman" w:eastAsia="Times New Roman"/>
-                <w:sz w:val="18"/>
+                <w:sz w:val="20"/>
               </w:rPr>
               <w:t>0.638</w:t>
             </w:r>
@@ -10858,13 +10941,13 @@
           </w:tcPr>
           <w:p>
             <w:pPr>
-              <w:spacing w:before="0" w:after="0"/>
+              <w:spacing w:before="20" w:after="20"/>
             </w:pPr>
             <w:r/>
             <w:r>
               <w:rPr>
                 <w:rFonts w:ascii="Times New Roman" w:hAnsi="Times New Roman" w:cs="Times New Roman" w:eastAsia="Times New Roman"/>
-                <w:sz w:val="18"/>
+                <w:sz w:val="20"/>
               </w:rPr>
               <w:t>56</w:t>
             </w:r>
@@ -10882,13 +10965,13 @@
           <w:p>
             <w:pPr>
               <w:keepNext/>
-              <w:spacing w:before="0" w:after="0"/>
+              <w:spacing w:before="20" w:after="20"/>
             </w:pPr>
             <w:r/>
             <w:r>
               <w:rPr>
                 <w:rFonts w:ascii="Times New Roman" w:hAnsi="Times New Roman" w:cs="Times New Roman" w:eastAsia="Times New Roman"/>
-                <w:sz w:val="18"/>
+                <w:sz w:val="20"/>
               </w:rPr>
               <w:t>Posture</w:t>
             </w:r>
@@ -10900,13 +10983,13 @@
           </w:tcPr>
           <w:p>
             <w:pPr>
-              <w:spacing w:before="0" w:after="0"/>
+              <w:spacing w:before="20" w:after="20"/>
             </w:pPr>
             <w:r/>
             <w:r>
               <w:rPr>
                 <w:rFonts w:ascii="Times New Roman" w:hAnsi="Times New Roman" w:cs="Times New Roman" w:eastAsia="Times New Roman"/>
-                <w:sz w:val="18"/>
+                <w:sz w:val="20"/>
               </w:rPr>
               <w:t>Medium</w:t>
             </w:r>
@@ -10918,13 +11001,13 @@
           </w:tcPr>
           <w:p>
             <w:pPr>
-              <w:spacing w:before="0" w:after="0"/>
+              <w:spacing w:before="20" w:after="20"/>
             </w:pPr>
             <w:r/>
             <w:r>
               <w:rPr>
                 <w:rFonts w:ascii="Times New Roman" w:hAnsi="Times New Roman" w:cs="Times New Roman" w:eastAsia="Times New Roman"/>
-                <w:sz w:val="18"/>
+                <w:sz w:val="20"/>
               </w:rPr>
               <w:t>0.724</w:t>
             </w:r>
@@ -10936,13 +11019,13 @@
           </w:tcPr>
           <w:p>
             <w:pPr>
-              <w:spacing w:before="0" w:after="0"/>
+              <w:spacing w:before="20" w:after="20"/>
             </w:pPr>
             <w:r/>
             <w:r>
               <w:rPr>
                 <w:rFonts w:ascii="Times New Roman" w:hAnsi="Times New Roman" w:cs="Times New Roman" w:eastAsia="Times New Roman"/>
-                <w:sz w:val="18"/>
+                <w:sz w:val="20"/>
               </w:rPr>
               <w:t>0.724</w:t>
             </w:r>
@@ -10954,13 +11037,13 @@
           </w:tcPr>
           <w:p>
             <w:pPr>
-              <w:spacing w:before="0" w:after="0"/>
+              <w:spacing w:before="20" w:after="20"/>
             </w:pPr>
             <w:r/>
             <w:r>
               <w:rPr>
                 <w:rFonts w:ascii="Times New Roman" w:hAnsi="Times New Roman" w:cs="Times New Roman" w:eastAsia="Times New Roman"/>
-                <w:sz w:val="18"/>
+                <w:sz w:val="20"/>
               </w:rPr>
               <w:t>0.724</w:t>
             </w:r>
@@ -10972,13 +11055,13 @@
           </w:tcPr>
           <w:p>
             <w:pPr>
-              <w:spacing w:before="0" w:after="0"/>
+              <w:spacing w:before="20" w:after="20"/>
             </w:pPr>
             <w:r/>
             <w:r>
               <w:rPr>
                 <w:rFonts w:ascii="Times New Roman" w:hAnsi="Times New Roman" w:cs="Times New Roman" w:eastAsia="Times New Roman"/>
-                <w:sz w:val="18"/>
+                <w:sz w:val="20"/>
               </w:rPr>
               <w:t>29</w:t>
             </w:r>
@@ -10996,13 +11079,13 @@
           <w:p>
             <w:pPr>
               <w:keepNext/>
-              <w:spacing w:before="0" w:after="0"/>
+              <w:spacing w:before="20" w:after="20"/>
             </w:pPr>
             <w:r/>
             <w:r>
               <w:rPr>
                 <w:rFonts w:ascii="Times New Roman" w:hAnsi="Times New Roman" w:cs="Times New Roman" w:eastAsia="Times New Roman"/>
-                <w:sz w:val="18"/>
+                <w:sz w:val="20"/>
               </w:rPr>
               <w:t>Posture</w:t>
             </w:r>
@@ -11014,13 +11097,13 @@
           </w:tcPr>
           <w:p>
             <w:pPr>
-              <w:spacing w:before="0" w:after="0"/>
+              <w:spacing w:before="20" w:after="20"/>
             </w:pPr>
             <w:r/>
             <w:r>
               <w:rPr>
                 <w:rFonts w:ascii="Times New Roman" w:hAnsi="Times New Roman" w:cs="Times New Roman" w:eastAsia="Times New Roman"/>
-                <w:sz w:val="18"/>
+                <w:sz w:val="20"/>
               </w:rPr>
               <w:t>High</w:t>
             </w:r>
@@ -11032,13 +11115,13 @@
           </w:tcPr>
           <w:p>
             <w:pPr>
-              <w:spacing w:before="0" w:after="0"/>
+              <w:spacing w:before="20" w:after="20"/>
             </w:pPr>
             <w:r/>
             <w:r>
               <w:rPr>
                 <w:rFonts w:ascii="Times New Roman" w:hAnsi="Times New Roman" w:cs="Times New Roman" w:eastAsia="Times New Roman"/>
-                <w:sz w:val="18"/>
+                <w:sz w:val="20"/>
               </w:rPr>
               <w:t>0.948</w:t>
             </w:r>
@@ -11050,13 +11133,13 @@
           </w:tcPr>
           <w:p>
             <w:pPr>
-              <w:spacing w:before="0" w:after="0"/>
+              <w:spacing w:before="20" w:after="20"/>
             </w:pPr>
             <w:r/>
             <w:r>
               <w:rPr>
                 <w:rFonts w:ascii="Times New Roman" w:hAnsi="Times New Roman" w:cs="Times New Roman" w:eastAsia="Times New Roman"/>
-                <w:sz w:val="18"/>
+                <w:sz w:val="20"/>
               </w:rPr>
               <w:t>0.948</w:t>
             </w:r>
@@ -11068,13 +11151,13 @@
           </w:tcPr>
           <w:p>
             <w:pPr>
-              <w:spacing w:before="0" w:after="0"/>
+              <w:spacing w:before="20" w:after="20"/>
             </w:pPr>
             <w:r/>
             <w:r>
               <w:rPr>
                 <w:rFonts w:ascii="Times New Roman" w:hAnsi="Times New Roman" w:cs="Times New Roman" w:eastAsia="Times New Roman"/>
-                <w:sz w:val="18"/>
+                <w:sz w:val="20"/>
               </w:rPr>
               <w:t>0.948</w:t>
             </w:r>
@@ -11086,13 +11169,13 @@
           </w:tcPr>
           <w:p>
             <w:pPr>
-              <w:spacing w:before="0" w:after="0"/>
+              <w:spacing w:before="20" w:after="20"/>
             </w:pPr>
             <w:r/>
             <w:r>
               <w:rPr>
                 <w:rFonts w:ascii="Times New Roman" w:hAnsi="Times New Roman" w:cs="Times New Roman" w:eastAsia="Times New Roman"/>
-                <w:sz w:val="18"/>
+                <w:sz w:val="20"/>
               </w:rPr>
               <w:t>153</w:t>
             </w:r>
@@ -11123,13 +11206,13 @@
     </w:p>
     <w:p>
       <w:pPr>
-        <w:spacing w:before="80" w:after="40"/>
+        <w:spacing w:before="120" w:after="60"/>
         <w:jc w:val="center"/>
       </w:pPr>
       <w:r>
         <w:drawing>
           <wp:inline xmlns:a="http://schemas.openxmlformats.org/drawingml/2006/main" xmlns:pic="http://schemas.openxmlformats.org/drawingml/2006/picture">
-            <wp:extent cx="3240000" cy="2168405"/>
+            <wp:extent cx="3600000" cy="2409339"/>
             <wp:docPr id="10" name="Picture 10"/>
             <wp:cNvGraphicFramePr>
               <a:graphicFrameLocks noChangeAspect="1"/>
@@ -11150,7 +11233,7 @@
                   <pic:spPr>
                     <a:xfrm>
                       <a:off x="0" y="0"/>
-                      <a:ext cx="3240000" cy="2168405"/>
+                      <a:ext cx="3600000" cy="2409339"/>
                     </a:xfrm>
                     <a:prstGeom prst="rect"/>
                   </pic:spPr>
@@ -11163,7 +11246,7 @@
     </w:p>
     <w:p>
       <w:pPr>
-        <w:spacing w:before="0" w:after="60"/>
+        <w:spacing w:before="20" w:after="120"/>
         <w:jc w:val="center"/>
       </w:pPr>
       <w:r>
@@ -11202,13 +11285,14 @@
           <w:p>
             <w:pPr>
               <w:keepNext/>
+              <w:spacing w:before="20" w:after="20"/>
             </w:pPr>
             <w:r/>
             <w:r>
               <w:rPr>
                 <w:rFonts w:ascii="Times New Roman" w:hAnsi="Times New Roman" w:cs="Times New Roman" w:eastAsia="Times New Roman"/>
                 <w:b/>
-                <w:sz w:val="18"/>
+                <w:sz w:val="20"/>
               </w:rPr>
               <w:t>Factor</w:t>
             </w:r>
@@ -11220,12 +11304,15 @@
             <w:shd w:fill="D9D9D9"/>
           </w:tcPr>
           <w:p>
+            <w:pPr>
+              <w:spacing w:before="20" w:after="20"/>
+            </w:pPr>
             <w:r/>
             <w:r>
               <w:rPr>
                 <w:rFonts w:ascii="Times New Roman" w:hAnsi="Times New Roman" w:cs="Times New Roman" w:eastAsia="Times New Roman"/>
                 <w:b/>
-                <w:sz w:val="18"/>
+                <w:sz w:val="20"/>
               </w:rPr>
               <w:t>Rank 1</w:t>
             </w:r>
@@ -11237,12 +11324,15 @@
             <w:shd w:fill="D9D9D9"/>
           </w:tcPr>
           <w:p>
+            <w:pPr>
+              <w:spacing w:before="20" w:after="20"/>
+            </w:pPr>
             <w:r/>
             <w:r>
               <w:rPr>
                 <w:rFonts w:ascii="Times New Roman" w:hAnsi="Times New Roman" w:cs="Times New Roman" w:eastAsia="Times New Roman"/>
                 <w:b/>
-                <w:sz w:val="18"/>
+                <w:sz w:val="20"/>
               </w:rPr>
               <w:t>Rank 2</w:t>
             </w:r>
@@ -11254,12 +11344,15 @@
             <w:shd w:fill="D9D9D9"/>
           </w:tcPr>
           <w:p>
+            <w:pPr>
+              <w:spacing w:before="20" w:after="20"/>
+            </w:pPr>
             <w:r/>
             <w:r>
               <w:rPr>
                 <w:rFonts w:ascii="Times New Roman" w:hAnsi="Times New Roman" w:cs="Times New Roman" w:eastAsia="Times New Roman"/>
                 <w:b/>
-                <w:sz w:val="18"/>
+                <w:sz w:val="20"/>
               </w:rPr>
               <w:t>Rank 3</w:t>
             </w:r>
@@ -11271,12 +11364,15 @@
             <w:shd w:fill="D9D9D9"/>
           </w:tcPr>
           <w:p>
+            <w:pPr>
+              <w:spacing w:before="20" w:after="20"/>
+            </w:pPr>
             <w:r/>
             <w:r>
               <w:rPr>
                 <w:rFonts w:ascii="Times New Roman" w:hAnsi="Times New Roman" w:cs="Times New Roman" w:eastAsia="Times New Roman"/>
                 <w:b/>
-                <w:sz w:val="18"/>
+                <w:sz w:val="20"/>
               </w:rPr>
               <w:t>Rank 4</w:t>
             </w:r>
@@ -11288,12 +11384,15 @@
             <w:shd w:fill="D9D9D9"/>
           </w:tcPr>
           <w:p>
+            <w:pPr>
+              <w:spacing w:before="20" w:after="20"/>
+            </w:pPr>
             <w:r/>
             <w:r>
               <w:rPr>
                 <w:rFonts w:ascii="Times New Roman" w:hAnsi="Times New Roman" w:cs="Times New Roman" w:eastAsia="Times New Roman"/>
                 <w:b/>
-                <w:sz w:val="18"/>
+                <w:sz w:val="20"/>
               </w:rPr>
               <w:t>Rank 5</w:t>
             </w:r>
@@ -11311,13 +11410,13 @@
           <w:p>
             <w:pPr>
               <w:keepNext/>
-              <w:spacing w:before="0" w:after="0"/>
+              <w:spacing w:before="20" w:after="20"/>
             </w:pPr>
             <w:r/>
             <w:r>
               <w:rPr>
                 <w:rFonts w:ascii="Times New Roman" w:hAnsi="Times New Roman" w:cs="Times New Roman" w:eastAsia="Times New Roman"/>
-                <w:sz w:val="18"/>
+                <w:sz w:val="20"/>
               </w:rPr>
               <w:t>Repetition</w:t>
             </w:r>
@@ -11329,13 +11428,13 @@
           </w:tcPr>
           <w:p>
             <w:pPr>
-              <w:spacing w:before="0" w:after="0"/>
+              <w:spacing w:before="20" w:after="20"/>
             </w:pPr>
             <w:r/>
             <w:r>
               <w:rPr>
                 <w:rFonts w:ascii="Times New Roman" w:hAnsi="Times New Roman" w:cs="Times New Roman" w:eastAsia="Times New Roman"/>
-                <w:sz w:val="18"/>
+                <w:sz w:val="20"/>
               </w:rPr>
               <w:t>income_ord</w:t>
             </w:r>
@@ -11347,13 +11446,13 @@
           </w:tcPr>
           <w:p>
             <w:pPr>
-              <w:spacing w:before="0" w:after="0"/>
+              <w:spacing w:before="20" w:after="20"/>
             </w:pPr>
             <w:r/>
             <w:r>
               <w:rPr>
                 <w:rFonts w:ascii="Times New Roman" w:hAnsi="Times New Roman" w:cs="Times New Roman" w:eastAsia="Times New Roman"/>
-                <w:sz w:val="18"/>
+                <w:sz w:val="20"/>
               </w:rPr>
               <w:t>vibration_index</w:t>
             </w:r>
@@ -11365,13 +11464,13 @@
           </w:tcPr>
           <w:p>
             <w:pPr>
-              <w:spacing w:before="0" w:after="0"/>
+              <w:spacing w:before="20" w:after="20"/>
             </w:pPr>
             <w:r/>
             <w:r>
               <w:rPr>
                 <w:rFonts w:ascii="Times New Roman" w:hAnsi="Times New Roman" w:cs="Times New Roman" w:eastAsia="Times New Roman"/>
-                <w:sz w:val="18"/>
+                <w:sz w:val="20"/>
               </w:rPr>
               <w:t>fatigue_score</w:t>
             </w:r>
@@ -11383,13 +11482,13 @@
           </w:tcPr>
           <w:p>
             <w:pPr>
-              <w:spacing w:before="0" w:after="0"/>
+              <w:spacing w:before="20" w:after="20"/>
             </w:pPr>
             <w:r/>
             <w:r>
               <w:rPr>
                 <w:rFonts w:ascii="Times New Roman" w:hAnsi="Times New Roman" w:cs="Times New Roman" w:eastAsia="Times New Roman"/>
-                <w:sz w:val="18"/>
+                <w:sz w:val="20"/>
               </w:rPr>
               <w:t>workload_x_fatigue</w:t>
             </w:r>
@@ -11401,13 +11500,13 @@
           </w:tcPr>
           <w:p>
             <w:pPr>
-              <w:spacing w:before="0" w:after="0"/>
+              <w:spacing w:before="20" w:after="20"/>
             </w:pPr>
             <w:r/>
             <w:r>
               <w:rPr>
                 <w:rFonts w:ascii="Times New Roman" w:hAnsi="Times New Roman" w:cs="Times New Roman" w:eastAsia="Times New Roman"/>
-                <w:sz w:val="18"/>
+                <w:sz w:val="20"/>
               </w:rPr>
               <w:t>out_riding_worsens</w:t>
             </w:r>
@@ -11425,13 +11524,13 @@
           <w:p>
             <w:pPr>
               <w:keepNext/>
-              <w:spacing w:before="0" w:after="0"/>
+              <w:spacing w:before="20" w:after="20"/>
             </w:pPr>
             <w:r/>
             <w:r>
               <w:rPr>
                 <w:rFonts w:ascii="Times New Roman" w:hAnsi="Times New Roman" w:cs="Times New Roman" w:eastAsia="Times New Roman"/>
-                <w:sz w:val="18"/>
+                <w:sz w:val="20"/>
               </w:rPr>
               <w:t>Duration</w:t>
             </w:r>
@@ -11443,13 +11542,13 @@
           </w:tcPr>
           <w:p>
             <w:pPr>
-              <w:spacing w:before="0" w:after="0"/>
+              <w:spacing w:before="20" w:after="20"/>
             </w:pPr>
             <w:r/>
             <w:r>
               <w:rPr>
                 <w:rFonts w:ascii="Times New Roman" w:hAnsi="Times New Roman" w:cs="Times New Roman" w:eastAsia="Times New Roman"/>
-                <w:sz w:val="18"/>
+                <w:sz w:val="20"/>
               </w:rPr>
               <w:t>deliveries_num</w:t>
             </w:r>
@@ -11461,13 +11560,13 @@
           </w:tcPr>
           <w:p>
             <w:pPr>
-              <w:spacing w:before="0" w:after="0"/>
+              <w:spacing w:before="20" w:after="20"/>
             </w:pPr>
             <w:r/>
             <w:r>
               <w:rPr>
                 <w:rFonts w:ascii="Times New Roman" w:hAnsi="Times New Roman" w:cs="Times New Roman" w:eastAsia="Times New Roman"/>
-                <w:sz w:val="18"/>
+                <w:sz w:val="20"/>
               </w:rPr>
               <w:t>deliv_x_days</w:t>
             </w:r>
@@ -11479,13 +11578,13 @@
           </w:tcPr>
           <w:p>
             <w:pPr>
-              <w:spacing w:before="0" w:after="0"/>
+              <w:spacing w:before="20" w:after="20"/>
             </w:pPr>
             <w:r/>
             <w:r>
               <w:rPr>
                 <w:rFonts w:ascii="Times New Roman" w:hAnsi="Times New Roman" w:cs="Times New Roman" w:eastAsia="Times New Roman"/>
-                <w:sz w:val="18"/>
+                <w:sz w:val="20"/>
               </w:rPr>
               <w:t>income_ord</w:t>
             </w:r>
@@ -11497,13 +11596,13 @@
           </w:tcPr>
           <w:p>
             <w:pPr>
-              <w:spacing w:before="0" w:after="0"/>
+              <w:spacing w:before="20" w:after="20"/>
             </w:pPr>
             <w:r/>
             <w:r>
               <w:rPr>
                 <w:rFonts w:ascii="Times New Roman" w:hAnsi="Times New Roman" w:cs="Times New Roman" w:eastAsia="Times New Roman"/>
-                <w:sz w:val="18"/>
+                <w:sz w:val="20"/>
               </w:rPr>
               <w:t>fatigue_x_jobdur</w:t>
             </w:r>
@@ -11515,13 +11614,13 @@
           </w:tcPr>
           <w:p>
             <w:pPr>
-              <w:spacing w:before="0" w:after="0"/>
+              <w:spacing w:before="20" w:after="20"/>
             </w:pPr>
             <w:r/>
             <w:r>
               <w:rPr>
                 <w:rFonts w:ascii="Times New Roman" w:hAnsi="Times New Roman" w:cs="Times New Roman" w:eastAsia="Times New Roman"/>
-                <w:sz w:val="18"/>
+                <w:sz w:val="20"/>
               </w:rPr>
               <w:t>rest_break_num</w:t>
             </w:r>
@@ -11539,13 +11638,13 @@
           <w:p>
             <w:pPr>
               <w:keepNext/>
-              <w:spacing w:before="0" w:after="0"/>
+              <w:spacing w:before="20" w:after="20"/>
             </w:pPr>
             <w:r/>
             <w:r>
               <w:rPr>
                 <w:rFonts w:ascii="Times New Roman" w:hAnsi="Times New Roman" w:cs="Times New Roman" w:eastAsia="Times New Roman"/>
-                <w:sz w:val="18"/>
+                <w:sz w:val="20"/>
               </w:rPr>
               <w:t>Vibration</w:t>
             </w:r>
@@ -11557,13 +11656,13 @@
           </w:tcPr>
           <w:p>
             <w:pPr>
-              <w:spacing w:before="0" w:after="0"/>
+              <w:spacing w:before="20" w:after="20"/>
             </w:pPr>
             <w:r/>
             <w:r>
               <w:rPr>
                 <w:rFonts w:ascii="Times New Roman" w:hAnsi="Times New Roman" w:cs="Times New Roman" w:eastAsia="Times New Roman"/>
-                <w:sz w:val="18"/>
+                <w:sz w:val="20"/>
               </w:rPr>
               <w:t>deliveries_num</w:t>
             </w:r>
@@ -11575,13 +11674,13 @@
           </w:tcPr>
           <w:p>
             <w:pPr>
-              <w:spacing w:before="0" w:after="0"/>
+              <w:spacing w:before="20" w:after="20"/>
             </w:pPr>
             <w:r/>
             <w:r>
               <w:rPr>
                 <w:rFonts w:ascii="Times New Roman" w:hAnsi="Times New Roman" w:cs="Times New Roman" w:eastAsia="Times New Roman"/>
-                <w:sz w:val="18"/>
+                <w:sz w:val="20"/>
               </w:rPr>
               <w:t>income_ord</w:t>
             </w:r>
@@ -11593,13 +11692,13 @@
           </w:tcPr>
           <w:p>
             <w:pPr>
-              <w:spacing w:before="0" w:after="0"/>
+              <w:spacing w:before="20" w:after="20"/>
             </w:pPr>
             <w:r/>
             <w:r>
               <w:rPr>
                 <w:rFonts w:ascii="Times New Roman" w:hAnsi="Times New Roman" w:cs="Times New Roman" w:eastAsia="Times New Roman"/>
-                <w:sz w:val="18"/>
+                <w:sz w:val="20"/>
               </w:rPr>
               <w:t>deliv_x_days</w:t>
             </w:r>
@@ -11611,13 +11710,13 @@
           </w:tcPr>
           <w:p>
             <w:pPr>
-              <w:spacing w:before="0" w:after="0"/>
+              <w:spacing w:before="20" w:after="20"/>
             </w:pPr>
             <w:r/>
             <w:r>
               <w:rPr>
                 <w:rFonts w:ascii="Times New Roman" w:hAnsi="Times New Roman" w:cs="Times New Roman" w:eastAsia="Times New Roman"/>
-                <w:sz w:val="18"/>
+                <w:sz w:val="20"/>
               </w:rPr>
               <w:t>rest_break_num</w:t>
             </w:r>
@@ -11629,13 +11728,13 @@
           </w:tcPr>
           <w:p>
             <w:pPr>
-              <w:spacing w:before="0" w:after="0"/>
+              <w:spacing w:before="20" w:after="20"/>
             </w:pPr>
             <w:r/>
             <w:r>
               <w:rPr>
                 <w:rFonts w:ascii="Times New Roman" w:hAnsi="Times New Roman" w:cs="Times New Roman" w:eastAsia="Times New Roman"/>
-                <w:sz w:val="18"/>
+                <w:sz w:val="20"/>
               </w:rPr>
               <w:t>workload_score</w:t>
             </w:r>
@@ -11653,13 +11752,13 @@
           <w:p>
             <w:pPr>
               <w:keepNext/>
-              <w:spacing w:before="0" w:after="0"/>
+              <w:spacing w:before="20" w:after="20"/>
             </w:pPr>
             <w:r/>
             <w:r>
               <w:rPr>
                 <w:rFonts w:ascii="Times New Roman" w:hAnsi="Times New Roman" w:cs="Times New Roman" w:eastAsia="Times New Roman"/>
-                <w:sz w:val="18"/>
+                <w:sz w:val="20"/>
               </w:rPr>
               <w:t>Contact Stress</w:t>
             </w:r>
@@ -11671,13 +11770,13 @@
           </w:tcPr>
           <w:p>
             <w:pPr>
-              <w:spacing w:before="0" w:after="0"/>
+              <w:spacing w:before="20" w:after="20"/>
             </w:pPr>
             <w:r/>
             <w:r>
               <w:rPr>
                 <w:rFonts w:ascii="Times New Roman" w:hAnsi="Times New Roman" w:cs="Times New Roman" w:eastAsia="Times New Roman"/>
-                <w:sz w:val="18"/>
+                <w:sz w:val="20"/>
               </w:rPr>
               <w:t>vibration_index</w:t>
             </w:r>
@@ -11689,13 +11788,13 @@
           </w:tcPr>
           <w:p>
             <w:pPr>
-              <w:spacing w:before="0" w:after="0"/>
+              <w:spacing w:before="20" w:after="20"/>
             </w:pPr>
             <w:r/>
             <w:r>
               <w:rPr>
                 <w:rFonts w:ascii="Times New Roman" w:hAnsi="Times New Roman" w:cs="Times New Roman" w:eastAsia="Times New Roman"/>
-                <w:sz w:val="18"/>
+                <w:sz w:val="20"/>
               </w:rPr>
               <w:t>workload_x_fatigue</w:t>
             </w:r>
@@ -11707,13 +11806,13 @@
           </w:tcPr>
           <w:p>
             <w:pPr>
-              <w:spacing w:before="0" w:after="0"/>
+              <w:spacing w:before="20" w:after="20"/>
             </w:pPr>
             <w:r/>
             <w:r>
               <w:rPr>
                 <w:rFonts w:ascii="Times New Roman" w:hAnsi="Times New Roman" w:cs="Times New Roman" w:eastAsia="Times New Roman"/>
-                <w:sz w:val="18"/>
+                <w:sz w:val="20"/>
               </w:rPr>
               <w:t>fatigue_score</w:t>
             </w:r>
@@ -11725,13 +11824,13 @@
           </w:tcPr>
           <w:p>
             <w:pPr>
-              <w:spacing w:before="0" w:after="0"/>
+              <w:spacing w:before="20" w:after="20"/>
             </w:pPr>
             <w:r/>
             <w:r>
               <w:rPr>
                 <w:rFonts w:ascii="Times New Roman" w:hAnsi="Times New Roman" w:cs="Times New Roman" w:eastAsia="Times New Roman"/>
-                <w:sz w:val="18"/>
+                <w:sz w:val="20"/>
               </w:rPr>
               <w:t>workload_x_age</w:t>
             </w:r>
@@ -11743,13 +11842,13 @@
           </w:tcPr>
           <w:p>
             <w:pPr>
-              <w:spacing w:before="0" w:after="0"/>
+              <w:spacing w:before="20" w:after="20"/>
             </w:pPr>
             <w:r/>
             <w:r>
               <w:rPr>
                 <w:rFonts w:ascii="Times New Roman" w:hAnsi="Times New Roman" w:cs="Times New Roman" w:eastAsia="Times New Roman"/>
-                <w:sz w:val="18"/>
+                <w:sz w:val="20"/>
               </w:rPr>
               <w:t>deliv_x_days</w:t>
             </w:r>
@@ -11803,13 +11902,14 @@
           <w:p>
             <w:pPr>
               <w:keepNext/>
+              <w:spacing w:before="20" w:after="20"/>
             </w:pPr>
             <w:r/>
             <w:r>
               <w:rPr>
                 <w:rFonts w:ascii="Times New Roman" w:hAnsi="Times New Roman" w:cs="Times New Roman" w:eastAsia="Times New Roman"/>
                 <w:b/>
-                <w:sz w:val="18"/>
+                <w:sz w:val="20"/>
               </w:rPr>
               <w:t>Factor</w:t>
             </w:r>
@@ -11821,12 +11921,15 @@
             <w:shd w:fill="D9D9D9"/>
           </w:tcPr>
           <w:p>
+            <w:pPr>
+              <w:spacing w:before="20" w:after="20"/>
+            </w:pPr>
             <w:r/>
             <w:r>
               <w:rPr>
                 <w:rFonts w:ascii="Times New Roman" w:hAnsi="Times New Roman" w:cs="Times New Roman" w:eastAsia="Times New Roman"/>
                 <w:b/>
-                <w:sz w:val="18"/>
+                <w:sz w:val="20"/>
               </w:rPr>
               <w:t>Best model</w:t>
             </w:r>
@@ -11838,12 +11941,15 @@
             <w:shd w:fill="D9D9D9"/>
           </w:tcPr>
           <w:p>
+            <w:pPr>
+              <w:spacing w:before="20" w:after="20"/>
+            </w:pPr>
             <w:r/>
             <w:r>
               <w:rPr>
                 <w:rFonts w:ascii="Times New Roman" w:hAnsi="Times New Roman" w:cs="Times New Roman" w:eastAsia="Times New Roman"/>
                 <w:b/>
-                <w:sz w:val="18"/>
+                <w:sz w:val="20"/>
               </w:rPr>
               <w:t>Hyperparameters</w:t>
             </w:r>
@@ -11855,12 +11961,15 @@
             <w:shd w:fill="D9D9D9"/>
           </w:tcPr>
           <w:p>
+            <w:pPr>
+              <w:spacing w:before="20" w:after="20"/>
+            </w:pPr>
             <w:r/>
             <w:r>
               <w:rPr>
                 <w:rFonts w:ascii="Times New Roman" w:hAnsi="Times New Roman" w:cs="Times New Roman" w:eastAsia="Times New Roman"/>
                 <w:b/>
-                <w:sz w:val="18"/>
+                <w:sz w:val="20"/>
               </w:rPr>
               <w:t>SMOTE k</w:t>
             </w:r>
@@ -11878,13 +11987,13 @@
           <w:p>
             <w:pPr>
               <w:keepNext/>
-              <w:spacing w:before="0" w:after="0"/>
+              <w:spacing w:before="20" w:after="20"/>
             </w:pPr>
             <w:r/>
             <w:r>
               <w:rPr>
                 <w:rFonts w:ascii="Times New Roman" w:hAnsi="Times New Roman" w:cs="Times New Roman" w:eastAsia="Times New Roman"/>
-                <w:sz w:val="18"/>
+                <w:sz w:val="20"/>
               </w:rPr>
               <w:t>Force</w:t>
             </w:r>
@@ -11896,13 +12005,13 @@
           </w:tcPr>
           <w:p>
             <w:pPr>
-              <w:spacing w:before="0" w:after="0"/>
+              <w:spacing w:before="20" w:after="20"/>
             </w:pPr>
             <w:r/>
             <w:r>
               <w:rPr>
                 <w:rFonts w:ascii="Times New Roman" w:hAnsi="Times New Roman" w:cs="Times New Roman" w:eastAsia="Times New Roman"/>
-                <w:sz w:val="18"/>
+                <w:sz w:val="20"/>
               </w:rPr>
               <w:t>HistGBM</w:t>
             </w:r>
@@ -11914,13 +12023,13 @@
           </w:tcPr>
           <w:p>
             <w:pPr>
-              <w:spacing w:before="0" w:after="0"/>
+              <w:spacing w:before="20" w:after="20"/>
             </w:pPr>
             <w:r/>
             <w:r>
               <w:rPr>
                 <w:rFonts w:ascii="Times New Roman" w:hAnsi="Times New Roman" w:cs="Times New Roman" w:eastAsia="Times New Roman"/>
-                <w:sz w:val="18"/>
+                <w:sz w:val="20"/>
               </w:rPr>
               <w:t>max_depth=None, learning_rate=0.05</w:t>
             </w:r>
@@ -11932,13 +12041,13 @@
           </w:tcPr>
           <w:p>
             <w:pPr>
-              <w:spacing w:before="0" w:after="0"/>
+              <w:spacing w:before="20" w:after="20"/>
             </w:pPr>
             <w:r/>
             <w:r>
               <w:rPr>
                 <w:rFonts w:ascii="Times New Roman" w:hAnsi="Times New Roman" w:cs="Times New Roman" w:eastAsia="Times New Roman"/>
-                <w:sz w:val="18"/>
+                <w:sz w:val="20"/>
               </w:rPr>
               <w:t>5</w:t>
             </w:r>
@@ -11956,13 +12065,13 @@
           <w:p>
             <w:pPr>
               <w:keepNext/>
-              <w:spacing w:before="0" w:after="0"/>
+              <w:spacing w:before="20" w:after="20"/>
             </w:pPr>
             <w:r/>
             <w:r>
               <w:rPr>
                 <w:rFonts w:ascii="Times New Roman" w:hAnsi="Times New Roman" w:cs="Times New Roman" w:eastAsia="Times New Roman"/>
-                <w:sz w:val="18"/>
+                <w:sz w:val="20"/>
               </w:rPr>
               <w:t>Repetition</w:t>
             </w:r>
@@ -11974,13 +12083,13 @@
           </w:tcPr>
           <w:p>
             <w:pPr>
-              <w:spacing w:before="0" w:after="0"/>
+              <w:spacing w:before="20" w:after="20"/>
             </w:pPr>
             <w:r/>
             <w:r>
               <w:rPr>
                 <w:rFonts w:ascii="Times New Roman" w:hAnsi="Times New Roman" w:cs="Times New Roman" w:eastAsia="Times New Roman"/>
-                <w:sz w:val="18"/>
+                <w:sz w:val="20"/>
               </w:rPr>
               <w:t>RandomForest</w:t>
             </w:r>
@@ -11992,13 +12101,13 @@
           </w:tcPr>
           <w:p>
             <w:pPr>
-              <w:spacing w:before="0" w:after="0"/>
+              <w:spacing w:before="20" w:after="20"/>
             </w:pPr>
             <w:r/>
             <w:r>
               <w:rPr>
                 <w:rFonts w:ascii="Times New Roman" w:hAnsi="Times New Roman" w:cs="Times New Roman" w:eastAsia="Times New Roman"/>
-                <w:sz w:val="18"/>
+                <w:sz w:val="20"/>
               </w:rPr>
               <w:t>n_estimators=300, max_depth=None</w:t>
             </w:r>
@@ -12010,13 +12119,13 @@
           </w:tcPr>
           <w:p>
             <w:pPr>
-              <w:spacing w:before="0" w:after="0"/>
+              <w:spacing w:before="20" w:after="20"/>
             </w:pPr>
             <w:r/>
             <w:r>
               <w:rPr>
                 <w:rFonts w:ascii="Times New Roman" w:hAnsi="Times New Roman" w:cs="Times New Roman" w:eastAsia="Times New Roman"/>
-                <w:sz w:val="18"/>
+                <w:sz w:val="20"/>
               </w:rPr>
               <w:t>5</w:t>
             </w:r>
@@ -12034,13 +12143,13 @@
           <w:p>
             <w:pPr>
               <w:keepNext/>
-              <w:spacing w:before="0" w:after="0"/>
+              <w:spacing w:before="20" w:after="20"/>
             </w:pPr>
             <w:r/>
             <w:r>
               <w:rPr>
                 <w:rFonts w:ascii="Times New Roman" w:hAnsi="Times New Roman" w:cs="Times New Roman" w:eastAsia="Times New Roman"/>
-                <w:sz w:val="18"/>
+                <w:sz w:val="20"/>
               </w:rPr>
               <w:t>Duration</w:t>
             </w:r>
@@ -12052,13 +12161,13 @@
           </w:tcPr>
           <w:p>
             <w:pPr>
-              <w:spacing w:before="0" w:after="0"/>
+              <w:spacing w:before="20" w:after="20"/>
             </w:pPr>
             <w:r/>
             <w:r>
               <w:rPr>
                 <w:rFonts w:ascii="Times New Roman" w:hAnsi="Times New Roman" w:cs="Times New Roman" w:eastAsia="Times New Roman"/>
-                <w:sz w:val="18"/>
+                <w:sz w:val="20"/>
               </w:rPr>
               <w:t>RandomForest</w:t>
             </w:r>
@@ -12070,13 +12179,13 @@
           </w:tcPr>
           <w:p>
             <w:pPr>
-              <w:spacing w:before="0" w:after="0"/>
+              <w:spacing w:before="20" w:after="20"/>
             </w:pPr>
             <w:r/>
             <w:r>
               <w:rPr>
                 <w:rFonts w:ascii="Times New Roman" w:hAnsi="Times New Roman" w:cs="Times New Roman" w:eastAsia="Times New Roman"/>
-                <w:sz w:val="18"/>
+                <w:sz w:val="20"/>
               </w:rPr>
               <w:t>n_estimators=500, max_depth=5</w:t>
             </w:r>
@@ -12088,13 +12197,13 @@
           </w:tcPr>
           <w:p>
             <w:pPr>
-              <w:spacing w:before="0" w:after="0"/>
+              <w:spacing w:before="20" w:after="20"/>
             </w:pPr>
             <w:r/>
             <w:r>
               <w:rPr>
                 <w:rFonts w:ascii="Times New Roman" w:hAnsi="Times New Roman" w:cs="Times New Roman" w:eastAsia="Times New Roman"/>
-                <w:sz w:val="18"/>
+                <w:sz w:val="20"/>
               </w:rPr>
               <w:t>5</w:t>
             </w:r>
@@ -12112,13 +12221,13 @@
           <w:p>
             <w:pPr>
               <w:keepNext/>
-              <w:spacing w:before="0" w:after="0"/>
+              <w:spacing w:before="20" w:after="20"/>
             </w:pPr>
             <w:r/>
             <w:r>
               <w:rPr>
                 <w:rFonts w:ascii="Times New Roman" w:hAnsi="Times New Roman" w:cs="Times New Roman" w:eastAsia="Times New Roman"/>
-                <w:sz w:val="18"/>
+                <w:sz w:val="20"/>
               </w:rPr>
               <w:t>Vibration</w:t>
             </w:r>
@@ -12130,13 +12239,13 @@
           </w:tcPr>
           <w:p>
             <w:pPr>
-              <w:spacing w:before="0" w:after="0"/>
+              <w:spacing w:before="20" w:after="20"/>
             </w:pPr>
             <w:r/>
             <w:r>
               <w:rPr>
                 <w:rFonts w:ascii="Times New Roman" w:hAnsi="Times New Roman" w:cs="Times New Roman" w:eastAsia="Times New Roman"/>
-                <w:sz w:val="18"/>
+                <w:sz w:val="20"/>
               </w:rPr>
               <w:t>ExtraTrees</w:t>
             </w:r>
@@ -12148,13 +12257,13 @@
           </w:tcPr>
           <w:p>
             <w:pPr>
-              <w:spacing w:before="0" w:after="0"/>
+              <w:spacing w:before="20" w:after="20"/>
             </w:pPr>
             <w:r/>
             <w:r>
               <w:rPr>
                 <w:rFonts w:ascii="Times New Roman" w:hAnsi="Times New Roman" w:cs="Times New Roman" w:eastAsia="Times New Roman"/>
-                <w:sz w:val="18"/>
+                <w:sz w:val="20"/>
               </w:rPr>
               <w:t>n_estimators=300, max_depth=None</w:t>
             </w:r>
@@ -12166,13 +12275,13 @@
           </w:tcPr>
           <w:p>
             <w:pPr>
-              <w:spacing w:before="0" w:after="0"/>
+              <w:spacing w:before="20" w:after="20"/>
             </w:pPr>
             <w:r/>
             <w:r>
               <w:rPr>
                 <w:rFonts w:ascii="Times New Roman" w:hAnsi="Times New Roman" w:cs="Times New Roman" w:eastAsia="Times New Roman"/>
-                <w:sz w:val="18"/>
+                <w:sz w:val="20"/>
               </w:rPr>
               <w:t>5</w:t>
             </w:r>
@@ -12190,13 +12299,13 @@
           <w:p>
             <w:pPr>
               <w:keepNext/>
-              <w:spacing w:before="0" w:after="0"/>
+              <w:spacing w:before="20" w:after="20"/>
             </w:pPr>
             <w:r/>
             <w:r>
               <w:rPr>
                 <w:rFonts w:ascii="Times New Roman" w:hAnsi="Times New Roman" w:cs="Times New Roman" w:eastAsia="Times New Roman"/>
-                <w:sz w:val="18"/>
+                <w:sz w:val="20"/>
               </w:rPr>
               <w:t>Contact Stress</w:t>
             </w:r>
@@ -12208,13 +12317,13 @@
           </w:tcPr>
           <w:p>
             <w:pPr>
-              <w:spacing w:before="0" w:after="0"/>
+              <w:spacing w:before="20" w:after="20"/>
             </w:pPr>
             <w:r/>
             <w:r>
               <w:rPr>
                 <w:rFonts w:ascii="Times New Roman" w:hAnsi="Times New Roman" w:cs="Times New Roman" w:eastAsia="Times New Roman"/>
-                <w:sz w:val="18"/>
+                <w:sz w:val="20"/>
               </w:rPr>
               <w:t>RandomForest</w:t>
             </w:r>
@@ -12226,13 +12335,13 @@
           </w:tcPr>
           <w:p>
             <w:pPr>
-              <w:spacing w:before="0" w:after="0"/>
+              <w:spacing w:before="20" w:after="20"/>
             </w:pPr>
             <w:r/>
             <w:r>
               <w:rPr>
                 <w:rFonts w:ascii="Times New Roman" w:hAnsi="Times New Roman" w:cs="Times New Roman" w:eastAsia="Times New Roman"/>
-                <w:sz w:val="18"/>
+                <w:sz w:val="20"/>
               </w:rPr>
               <w:t>n_estimators=500, max_depth=None</w:t>
             </w:r>
@@ -12244,13 +12353,13 @@
           </w:tcPr>
           <w:p>
             <w:pPr>
-              <w:spacing w:before="0" w:after="0"/>
+              <w:spacing w:before="20" w:after="20"/>
             </w:pPr>
             <w:r/>
             <w:r>
               <w:rPr>
                 <w:rFonts w:ascii="Times New Roman" w:hAnsi="Times New Roman" w:cs="Times New Roman" w:eastAsia="Times New Roman"/>
-                <w:sz w:val="18"/>
+                <w:sz w:val="20"/>
               </w:rPr>
               <w:t>5</w:t>
             </w:r>
@@ -12268,13 +12377,13 @@
           <w:p>
             <w:pPr>
               <w:keepNext/>
-              <w:spacing w:before="0" w:after="0"/>
+              <w:spacing w:before="20" w:after="20"/>
             </w:pPr>
             <w:r/>
             <w:r>
               <w:rPr>
                 <w:rFonts w:ascii="Times New Roman" w:hAnsi="Times New Roman" w:cs="Times New Roman" w:eastAsia="Times New Roman"/>
-                <w:sz w:val="18"/>
+                <w:sz w:val="20"/>
               </w:rPr>
               <w:t>Posture</w:t>
             </w:r>
@@ -12286,13 +12395,13 @@
           </w:tcPr>
           <w:p>
             <w:pPr>
-              <w:spacing w:before="0" w:after="0"/>
+              <w:spacing w:before="20" w:after="20"/>
             </w:pPr>
             <w:r/>
             <w:r>
               <w:rPr>
                 <w:rFonts w:ascii="Times New Roman" w:hAnsi="Times New Roman" w:cs="Times New Roman" w:eastAsia="Times New Roman"/>
-                <w:sz w:val="18"/>
+                <w:sz w:val="20"/>
               </w:rPr>
               <w:t>HistGBM</w:t>
             </w:r>
@@ -12304,13 +12413,13 @@
           </w:tcPr>
           <w:p>
             <w:pPr>
-              <w:spacing w:before="0" w:after="0"/>
+              <w:spacing w:before="20" w:after="20"/>
             </w:pPr>
             <w:r/>
             <w:r>
               <w:rPr>
                 <w:rFonts w:ascii="Times New Roman" w:hAnsi="Times New Roman" w:cs="Times New Roman" w:eastAsia="Times New Roman"/>
-                <w:sz w:val="18"/>
+                <w:sz w:val="20"/>
               </w:rPr>
               <w:t>max_depth=5, learning_rate=0.05</w:t>
             </w:r>
@@ -12322,13 +12431,13 @@
           </w:tcPr>
           <w:p>
             <w:pPr>
-              <w:spacing w:before="0" w:after="0"/>
+              <w:spacing w:before="20" w:after="20"/>
             </w:pPr>
             <w:r/>
             <w:r>
               <w:rPr>
                 <w:rFonts w:ascii="Times New Roman" w:hAnsi="Times New Roman" w:cs="Times New Roman" w:eastAsia="Times New Roman"/>
-                <w:sz w:val="18"/>
+                <w:sz w:val="20"/>
               </w:rPr>
               <w:t>5</w:t>
             </w:r>
@@ -12361,14 +12470,14 @@
       <w:pPr>
         <w:pStyle w:val="Heading4"/>
         <w:keepNext/>
-        <w:spacing w:before="200" w:after="60"/>
+        <w:spacing w:before="280" w:after="100"/>
       </w:pPr>
       <w:r>
         <w:rPr>
           <w:rFonts w:ascii="Times New Roman" w:hAnsi="Times New Roman" w:cs="Times New Roman" w:eastAsia="Times New Roman"/>
           <w:b/>
           <w:color w:val="000000"/>
-          <w:sz w:val="28"/>
+          <w:sz w:val="30"/>
         </w:rPr>
         <w:t xml:space="preserve">4.6   </w:t>
       </w:r>
@@ -12377,7 +12486,7 @@
           <w:rFonts w:ascii="Times New Roman" w:hAnsi="Times New Roman" w:cs="Times New Roman" w:eastAsia="Times New Roman"/>
           <w:b/>
           <w:color w:val="000000"/>
-          <w:sz w:val="28"/>
+          <w:sz w:val="30"/>
         </w:rPr>
         <w:t>Web application demonstration</w:t>
       </w:r>
@@ -12397,7 +12506,7 @@
     </w:p>
     <w:p>
       <w:pPr>
-        <w:spacing w:before="80" w:after="40"/>
+        <w:spacing w:before="120" w:after="60"/>
         <w:jc w:val="center"/>
       </w:pPr>
       <w:r>
@@ -12437,7 +12546,7 @@
     </w:p>
     <w:p>
       <w:pPr>
-        <w:spacing w:before="0" w:after="60"/>
+        <w:spacing w:before="20" w:after="120"/>
         <w:jc w:val="center"/>
       </w:pPr>
       <w:r>
@@ -12451,7 +12560,7 @@
     </w:p>
     <w:p>
       <w:pPr>
-        <w:spacing w:before="80" w:after="40"/>
+        <w:spacing w:before="120" w:after="60"/>
         <w:jc w:val="center"/>
       </w:pPr>
       <w:r>
@@ -12491,7 +12600,7 @@
     </w:p>
     <w:p>
       <w:pPr>
-        <w:spacing w:before="0" w:after="60"/>
+        <w:spacing w:before="20" w:after="120"/>
         <w:jc w:val="center"/>
       </w:pPr>
       <w:r>
@@ -12505,7 +12614,7 @@
     </w:p>
     <w:p>
       <w:pPr>
-        <w:spacing w:before="80" w:after="40"/>
+        <w:spacing w:before="120" w:after="60"/>
         <w:jc w:val="center"/>
       </w:pPr>
       <w:r>
@@ -12545,7 +12654,7 @@
     </w:p>
     <w:p>
       <w:pPr>
-        <w:spacing w:before="0" w:after="60"/>
+        <w:spacing w:before="20" w:after="120"/>
         <w:jc w:val="center"/>
       </w:pPr>
       <w:r>
@@ -12559,7 +12668,7 @@
     </w:p>
     <w:p>
       <w:pPr>
-        <w:spacing w:before="80" w:after="40"/>
+        <w:spacing w:before="120" w:after="60"/>
         <w:jc w:val="center"/>
       </w:pPr>
       <w:r>
@@ -12599,7 +12708,7 @@
     </w:p>
     <w:p>
       <w:pPr>
-        <w:spacing w:before="0" w:after="60"/>
+        <w:spacing w:before="20" w:after="120"/>
         <w:jc w:val="center"/>
       </w:pPr>
       <w:r>
@@ -12613,7 +12722,7 @@
     </w:p>
     <w:p>
       <w:pPr>
-        <w:spacing w:before="80" w:after="40"/>
+        <w:spacing w:before="120" w:after="60"/>
         <w:jc w:val="center"/>
       </w:pPr>
       <w:r>
@@ -12653,7 +12762,7 @@
     </w:p>
     <w:p>
       <w:pPr>
-        <w:spacing w:before="0" w:after="60"/>
+        <w:spacing w:before="20" w:after="120"/>
         <w:jc w:val="center"/>
       </w:pPr>
       <w:r>

--- a/docs/report.docx
+++ b/docs/report.docx
@@ -3053,7 +3053,7 @@
           <w:rFonts w:ascii="Times New Roman" w:hAnsi="Times New Roman" w:cs="Times New Roman" w:eastAsia="Times New Roman"/>
           <w:sz w:val="22"/>
         </w:rPr>
-        <w:t>The file delivery_rider_survey.csv contains 182 self-administered responses to a 36-item questionnaire covering demographics, lifestyle, work pattern, Nordic Musculoskeletal Questionnaire 12-month pain across 9 body areas, 7-day discomfort in 4 areas, five discomfort-related follow-ups, six NASA-TLX workload items (each on a 0-100 scale), and six Borg CR10 perceived-exertion items (each on a 0-10 scale). After cleaning the file contains 182 rows and 48 columns.</w:t>
+        <w:t>delivery_rider_survey.csv holds 182 self-administered responses to a 36-item questionnaire covering demographics, work pattern, NMQ 12-month pain (9 body areas), 7-day discomfort (4 areas), five discomfort follow-ups, six NASA-TLX items (0-100), and six Borg CR10 items (0-10). After cleaning: 182 rows, 48 columns.</w:t>
       </w:r>
     </w:p>
     <w:p>
@@ -3091,7 +3091,7 @@
           <w:rFonts w:ascii="Times New Roman" w:hAnsi="Times New Roman" w:cs="Times New Roman" w:eastAsia="Times New Roman"/>
           <w:sz w:val="22"/>
         </w:rPr>
-        <w:t>The file posture_data.xlsx contains 182 ergonomic observation records across the workbook's sheets. Each record carries 11 RULA components (upper arm, lower arm, wrist, wrist twist, neck position, trunk position, legs, muscle A, force A, muscle B, force B), 3 derived RULA Table scores, and 8 QEC scores. The observation rows do not carry rider identifiers; the pairing to the survey uses the severity-rank merge described in section 2.3.</w:t>
+        <w:t>posture_data.xlsx holds 182 observation records, each carrying the 11 RULA components, 3 derived RULA Table scores, and 8 QEC scores. The rows lack rider identifiers; pairing to the survey uses the severity-rank merge in section 2.3.</w:t>
       </w:r>
     </w:p>
     <w:p>
@@ -3142,7 +3142,7 @@
           <w:rFonts w:ascii="Times New Roman" w:hAnsi="Times New Roman" w:cs="Times New Roman" w:eastAsia="Times New Roman"/>
           <w:sz w:val="22"/>
         </w:rPr>
-        <w:t>The posture observations, which lack rider identifiers, are merged into the survey via a severity-rank merge: each rider is scored on an exposure_severity index (normalised NMQ pain count + fatigue score + working hours), riders are ranked by that severity and posture rows by RULA Table C, and the two ranked lists are joined one-to-one. The methodological caveat is discussed in Chapter 5's Limitations section.</w:t>
+        <w:t>The posture observations are merged into the survey via a severity-rank merge: riders are ranked by an exposure_severity index (normalised NMQ pain count + fatigue score + hours), posture rows by RULA Table C, and the two ranked lists are joined one-to-one. Caveats are noted in Chapter 5.</w:t>
       </w:r>
     </w:p>
     <w:p>
@@ -3193,7 +3193,7 @@
           <w:rFonts w:ascii="Times New Roman" w:hAnsi="Times New Roman" w:cs="Times New Roman" w:eastAsia="Times New Roman"/>
           <w:sz w:val="22"/>
         </w:rPr>
-        <w:t>Force: Borg CR10 action levels applied to force_exertion (0-3 Low, 4-6 Medium, 7-10 High).</w:t>
+        <w:t>Force: Borg CR10 lifting (0-3 Low, 4-6 Medium, 7-10 High).</w:t>
       </w:r>
     </w:p>
     <w:p>
@@ -3206,7 +3206,7 @@
           <w:rFonts w:ascii="Times New Roman" w:hAnsi="Times New Roman" w:cs="Times New Roman" w:eastAsia="Times New Roman"/>
           <w:sz w:val="22"/>
         </w:rPr>
-        <w:t>Repetition: deliveries per hour with fixed cuts at 2.5 and 3.75. The earlier version used pandas qcut into terciles, which had a boundary degeneracy documented in Chapter 3.</w:t>
+        <w:t>Repetition: deliveries per hour, fixed cuts at 2.5 and 3.75.</w:t>
       </w:r>
     </w:p>
     <w:p>
@@ -3219,7 +3219,7 @@
           <w:rFonts w:ascii="Times New Roman" w:hAnsi="Times New Roman" w:cs="Times New Roman" w:eastAsia="Times New Roman"/>
           <w:sz w:val="22"/>
         </w:rPr>
-        <w:t>Duration: continuous riding hours (5 or fewer Low, 6-7 Medium, over 7 High).</w:t>
+        <w:t>Duration: continuous riding hours (&lt;=5 Low, 6-7 Medium, &gt;7 High).</w:t>
       </w:r>
     </w:p>
     <w:p>
@@ -3245,7 +3245,7 @@
           <w:rFonts w:ascii="Times New Roman" w:hAnsi="Times New Roman" w:cs="Times New Roman" w:eastAsia="Times New Roman"/>
           <w:sz w:val="22"/>
         </w:rPr>
-        <w:t>Contact Stress: composite of carrying_contact_rank, work_hours_num, and a small age multiplier, binned by sample tercile.</w:t>
+        <w:t>Contact Stress: carrying_contact_rank x work_hours_num x age multiplier, sample tercile.</w:t>
       </w:r>
     </w:p>
     <w:p>
@@ -3258,7 +3258,7 @@
           <w:rFonts w:ascii="Times New Roman" w:hAnsi="Times New Roman" w:cs="Times New Roman" w:eastAsia="Times New Roman"/>
           <w:sz w:val="22"/>
         </w:rPr>
-        <w:t>Posture: RULA Table C action levels (1-2 Low, 3-4 Medium, 5 or higher High). The training data minimum is 3, so the Posture model in practice has no Low class.</w:t>
+        <w:t>Posture: RULA Table C (1-2 Low, 3-4 Medium, &gt;=5 High); training minimum is 3, so Posture has no Low class.</w:t>
       </w:r>
     </w:p>
     <w:p>
@@ -3296,7 +3296,7 @@
           <w:rFonts w:ascii="Times New Roman" w:hAnsi="Times New Roman" w:cs="Times New Roman" w:eastAsia="Times New Roman"/>
           <w:sz w:val="22"/>
         </w:rPr>
-        <w:t>Phase 5 (05_stats.ipynb) runs two analyses on the outcome variable discomfort (binary: 1 if the rider reported pain in any NMQ 12-month area). First, a chi-square test of independence (scipy.stats.chi2_contingency) tests whether each risk factor is associated with discomfort at p less than 0.05. Second, a multivariable logistic regression (statsmodels.api.Logit) estimates the effect of eleven predictors while controlling for the others; results are reported as odds ratios with 95 percent confidence intervals.</w:t>
+        <w:t>Phase 5 (05_stats.ipynb) runs two analyses on discomfort (binary: any NMQ 12-month pain). A chi-square test of independence (scipy.stats.chi2_contingency) checks whether each risk factor is associated with discomfort at p less than 0.05. Second, a multivariable logistic regression (statsmodels.api.Logit) estimates the effect of eleven predictors while controlling for the others; results are reported as odds ratios with 95 percent confidence intervals.</w:t>
       </w:r>
     </w:p>
     <w:p>
@@ -3334,7 +3334,7 @@
           <w:rFonts w:ascii="Times New Roman" w:hAnsi="Times New Roman" w:cs="Times New Roman" w:eastAsia="Times New Roman"/>
           <w:sz w:val="22"/>
         </w:rPr>
-        <w:t>Phase 6 (06_modeling.ipynb) trains a classifier per target using seven candidate algorithms. Each algorithm sits inside an imblearn.Pipeline with SMOTE oversampling upstream so the resampling only affects training folds. Hyperparameters are tuned with GridSearchCV on the macro-F1 score inside 5-fold stratified cross-validation, and the best model per target is refit on the full sample and saved as outputs/models/best_&lt;factor&gt;.pkl.</w:t>
+        <w:t>Phase 6 (06_modeling.ipynb) trains a classifier per target from seven candidate algorithms.  Each sits inside an imblearn.Pipeline with SMOTE upstream so resampling only touches training folds. GridSearchCV tunes hyperparameters on macro-F1 inside 5-fold stratified CV, and the best model per target is refit on the full sample and saved as outputs/models/best_&lt;factor&gt;.pkl.</w:t>
       </w:r>
     </w:p>
     <w:p>

--- a/docs/report.docx
+++ b/docs/report.docx
@@ -1842,31 +1842,11 @@
           <w:rFonts w:ascii="Times New Roman" w:hAnsi="Times New Roman" w:cs="Times New Roman" w:eastAsia="Times New Roman"/>
           <w:sz w:val="22"/>
         </w:rPr>
-        <w:t>Table 4.6</w:t>
+        <w:t>Table 4.7</w:t>
         <w:tab/>
         <w:t>Per-class precision, recall, F1, and support.</w:t>
         <w:tab/>
         <w:t>19</w:t>
-      </w:r>
-    </w:p>
-    <w:p>
-      <w:pPr>
-        <w:tabs>
-          <w:tab w:pos="1701" w:val="left"/>
-          <w:tab w:pos="9071" w:val="right" w:leader="dot"/>
-        </w:tabs>
-        <w:spacing w:after="80"/>
-      </w:pPr>
-      <w:r>
-        <w:rPr>
-          <w:rFonts w:ascii="Times New Roman" w:hAnsi="Times New Roman" w:cs="Times New Roman" w:eastAsia="Times New Roman"/>
-          <w:sz w:val="22"/>
-        </w:rPr>
-        <w:t>Table 4.7</w:t>
-        <w:tab/>
-        <w:t>Top 5 most important features per factor.</w:t>
-        <w:tab/>
-        <w:t>20</w:t>
       </w:r>
     </w:p>
     <w:p>
@@ -11266,625 +11246,6 @@
         <w:tblLook w:firstColumn="1" w:firstRow="1" w:lastColumn="0" w:lastRow="0" w:noHBand="0" w:noVBand="1" w:val="04A0"/>
       </w:tblPr>
       <w:tblGrid>
-        <w:gridCol w:w="1520"/>
-        <w:gridCol w:w="1520"/>
-        <w:gridCol w:w="1520"/>
-        <w:gridCol w:w="1520"/>
-        <w:gridCol w:w="1520"/>
-        <w:gridCol w:w="1520"/>
-      </w:tblGrid>
-      <w:tr>
-        <w:trPr>
-          <w:cantSplit/>
-        </w:trPr>
-        <w:tc>
-          <w:tcPr>
-            <w:tcW w:type="dxa" w:w="1701"/>
-            <w:shd w:fill="D9D9D9"/>
-          </w:tcPr>
-          <w:p>
-            <w:pPr>
-              <w:keepNext/>
-              <w:spacing w:before="20" w:after="20"/>
-            </w:pPr>
-            <w:r/>
-            <w:r>
-              <w:rPr>
-                <w:rFonts w:ascii="Times New Roman" w:hAnsi="Times New Roman" w:cs="Times New Roman" w:eastAsia="Times New Roman"/>
-                <w:b/>
-                <w:sz w:val="20"/>
-              </w:rPr>
-              <w:t>Factor</w:t>
-            </w:r>
-          </w:p>
-        </w:tc>
-        <w:tc>
-          <w:tcPr>
-            <w:tcW w:type="dxa" w:w="1587"/>
-            <w:shd w:fill="D9D9D9"/>
-          </w:tcPr>
-          <w:p>
-            <w:pPr>
-              <w:spacing w:before="20" w:after="20"/>
-            </w:pPr>
-            <w:r/>
-            <w:r>
-              <w:rPr>
-                <w:rFonts w:ascii="Times New Roman" w:hAnsi="Times New Roman" w:cs="Times New Roman" w:eastAsia="Times New Roman"/>
-                <w:b/>
-                <w:sz w:val="20"/>
-              </w:rPr>
-              <w:t>Rank 1</w:t>
-            </w:r>
-          </w:p>
-        </w:tc>
-        <w:tc>
-          <w:tcPr>
-            <w:tcW w:type="dxa" w:w="1701"/>
-            <w:shd w:fill="D9D9D9"/>
-          </w:tcPr>
-          <w:p>
-            <w:pPr>
-              <w:spacing w:before="20" w:after="20"/>
-            </w:pPr>
-            <w:r/>
-            <w:r>
-              <w:rPr>
-                <w:rFonts w:ascii="Times New Roman" w:hAnsi="Times New Roman" w:cs="Times New Roman" w:eastAsia="Times New Roman"/>
-                <w:b/>
-                <w:sz w:val="20"/>
-              </w:rPr>
-              <w:t>Rank 2</w:t>
-            </w:r>
-          </w:p>
-        </w:tc>
-        <w:tc>
-          <w:tcPr>
-            <w:tcW w:type="dxa" w:w="1587"/>
-            <w:shd w:fill="D9D9D9"/>
-          </w:tcPr>
-          <w:p>
-            <w:pPr>
-              <w:spacing w:before="20" w:after="20"/>
-            </w:pPr>
-            <w:r/>
-            <w:r>
-              <w:rPr>
-                <w:rFonts w:ascii="Times New Roman" w:hAnsi="Times New Roman" w:cs="Times New Roman" w:eastAsia="Times New Roman"/>
-                <w:b/>
-                <w:sz w:val="20"/>
-              </w:rPr>
-              <w:t>Rank 3</w:t>
-            </w:r>
-          </w:p>
-        </w:tc>
-        <w:tc>
-          <w:tcPr>
-            <w:tcW w:type="dxa" w:w="1701"/>
-            <w:shd w:fill="D9D9D9"/>
-          </w:tcPr>
-          <w:p>
-            <w:pPr>
-              <w:spacing w:before="20" w:after="20"/>
-            </w:pPr>
-            <w:r/>
-            <w:r>
-              <w:rPr>
-                <w:rFonts w:ascii="Times New Roman" w:hAnsi="Times New Roman" w:cs="Times New Roman" w:eastAsia="Times New Roman"/>
-                <w:b/>
-                <w:sz w:val="20"/>
-              </w:rPr>
-              <w:t>Rank 4</w:t>
-            </w:r>
-          </w:p>
-        </w:tc>
-        <w:tc>
-          <w:tcPr>
-            <w:tcW w:type="dxa" w:w="1701"/>
-            <w:shd w:fill="D9D9D9"/>
-          </w:tcPr>
-          <w:p>
-            <w:pPr>
-              <w:spacing w:before="20" w:after="20"/>
-            </w:pPr>
-            <w:r/>
-            <w:r>
-              <w:rPr>
-                <w:rFonts w:ascii="Times New Roman" w:hAnsi="Times New Roman" w:cs="Times New Roman" w:eastAsia="Times New Roman"/>
-                <w:b/>
-                <w:sz w:val="20"/>
-              </w:rPr>
-              <w:t>Rank 5</w:t>
-            </w:r>
-          </w:p>
-        </w:tc>
-      </w:tr>
-      <w:tr>
-        <w:trPr>
-          <w:cantSplit/>
-        </w:trPr>
-        <w:tc>
-          <w:tcPr>
-            <w:tcW w:type="dxa" w:w="1701"/>
-          </w:tcPr>
-          <w:p>
-            <w:pPr>
-              <w:keepNext/>
-              <w:spacing w:before="20" w:after="20"/>
-            </w:pPr>
-            <w:r/>
-            <w:r>
-              <w:rPr>
-                <w:rFonts w:ascii="Times New Roman" w:hAnsi="Times New Roman" w:cs="Times New Roman" w:eastAsia="Times New Roman"/>
-                <w:sz w:val="20"/>
-              </w:rPr>
-              <w:t>Repetition</w:t>
-            </w:r>
-          </w:p>
-        </w:tc>
-        <w:tc>
-          <w:tcPr>
-            <w:tcW w:type="dxa" w:w="1587"/>
-          </w:tcPr>
-          <w:p>
-            <w:pPr>
-              <w:spacing w:before="20" w:after="20"/>
-            </w:pPr>
-            <w:r/>
-            <w:r>
-              <w:rPr>
-                <w:rFonts w:ascii="Times New Roman" w:hAnsi="Times New Roman" w:cs="Times New Roman" w:eastAsia="Times New Roman"/>
-                <w:sz w:val="20"/>
-              </w:rPr>
-              <w:t>income_ord</w:t>
-            </w:r>
-          </w:p>
-        </w:tc>
-        <w:tc>
-          <w:tcPr>
-            <w:tcW w:type="dxa" w:w="1701"/>
-          </w:tcPr>
-          <w:p>
-            <w:pPr>
-              <w:spacing w:before="20" w:after="20"/>
-            </w:pPr>
-            <w:r/>
-            <w:r>
-              <w:rPr>
-                <w:rFonts w:ascii="Times New Roman" w:hAnsi="Times New Roman" w:cs="Times New Roman" w:eastAsia="Times New Roman"/>
-                <w:sz w:val="20"/>
-              </w:rPr>
-              <w:t>vibration_index</w:t>
-            </w:r>
-          </w:p>
-        </w:tc>
-        <w:tc>
-          <w:tcPr>
-            <w:tcW w:type="dxa" w:w="1587"/>
-          </w:tcPr>
-          <w:p>
-            <w:pPr>
-              <w:spacing w:before="20" w:after="20"/>
-            </w:pPr>
-            <w:r/>
-            <w:r>
-              <w:rPr>
-                <w:rFonts w:ascii="Times New Roman" w:hAnsi="Times New Roman" w:cs="Times New Roman" w:eastAsia="Times New Roman"/>
-                <w:sz w:val="20"/>
-              </w:rPr>
-              <w:t>fatigue_score</w:t>
-            </w:r>
-          </w:p>
-        </w:tc>
-        <w:tc>
-          <w:tcPr>
-            <w:tcW w:type="dxa" w:w="1701"/>
-          </w:tcPr>
-          <w:p>
-            <w:pPr>
-              <w:spacing w:before="20" w:after="20"/>
-            </w:pPr>
-            <w:r/>
-            <w:r>
-              <w:rPr>
-                <w:rFonts w:ascii="Times New Roman" w:hAnsi="Times New Roman" w:cs="Times New Roman" w:eastAsia="Times New Roman"/>
-                <w:sz w:val="20"/>
-              </w:rPr>
-              <w:t>workload_x_fatigue</w:t>
-            </w:r>
-          </w:p>
-        </w:tc>
-        <w:tc>
-          <w:tcPr>
-            <w:tcW w:type="dxa" w:w="1701"/>
-          </w:tcPr>
-          <w:p>
-            <w:pPr>
-              <w:spacing w:before="20" w:after="20"/>
-            </w:pPr>
-            <w:r/>
-            <w:r>
-              <w:rPr>
-                <w:rFonts w:ascii="Times New Roman" w:hAnsi="Times New Roman" w:cs="Times New Roman" w:eastAsia="Times New Roman"/>
-                <w:sz w:val="20"/>
-              </w:rPr>
-              <w:t>out_riding_worsens</w:t>
-            </w:r>
-          </w:p>
-        </w:tc>
-      </w:tr>
-      <w:tr>
-        <w:trPr>
-          <w:cantSplit/>
-        </w:trPr>
-        <w:tc>
-          <w:tcPr>
-            <w:tcW w:type="dxa" w:w="1701"/>
-          </w:tcPr>
-          <w:p>
-            <w:pPr>
-              <w:keepNext/>
-              <w:spacing w:before="20" w:after="20"/>
-            </w:pPr>
-            <w:r/>
-            <w:r>
-              <w:rPr>
-                <w:rFonts w:ascii="Times New Roman" w:hAnsi="Times New Roman" w:cs="Times New Roman" w:eastAsia="Times New Roman"/>
-                <w:sz w:val="20"/>
-              </w:rPr>
-              <w:t>Duration</w:t>
-            </w:r>
-          </w:p>
-        </w:tc>
-        <w:tc>
-          <w:tcPr>
-            <w:tcW w:type="dxa" w:w="1587"/>
-          </w:tcPr>
-          <w:p>
-            <w:pPr>
-              <w:spacing w:before="20" w:after="20"/>
-            </w:pPr>
-            <w:r/>
-            <w:r>
-              <w:rPr>
-                <w:rFonts w:ascii="Times New Roman" w:hAnsi="Times New Roman" w:cs="Times New Roman" w:eastAsia="Times New Roman"/>
-                <w:sz w:val="20"/>
-              </w:rPr>
-              <w:t>deliveries_num</w:t>
-            </w:r>
-          </w:p>
-        </w:tc>
-        <w:tc>
-          <w:tcPr>
-            <w:tcW w:type="dxa" w:w="1701"/>
-          </w:tcPr>
-          <w:p>
-            <w:pPr>
-              <w:spacing w:before="20" w:after="20"/>
-            </w:pPr>
-            <w:r/>
-            <w:r>
-              <w:rPr>
-                <w:rFonts w:ascii="Times New Roman" w:hAnsi="Times New Roman" w:cs="Times New Roman" w:eastAsia="Times New Roman"/>
-                <w:sz w:val="20"/>
-              </w:rPr>
-              <w:t>deliv_x_days</w:t>
-            </w:r>
-          </w:p>
-        </w:tc>
-        <w:tc>
-          <w:tcPr>
-            <w:tcW w:type="dxa" w:w="1587"/>
-          </w:tcPr>
-          <w:p>
-            <w:pPr>
-              <w:spacing w:before="20" w:after="20"/>
-            </w:pPr>
-            <w:r/>
-            <w:r>
-              <w:rPr>
-                <w:rFonts w:ascii="Times New Roman" w:hAnsi="Times New Roman" w:cs="Times New Roman" w:eastAsia="Times New Roman"/>
-                <w:sz w:val="20"/>
-              </w:rPr>
-              <w:t>income_ord</w:t>
-            </w:r>
-          </w:p>
-        </w:tc>
-        <w:tc>
-          <w:tcPr>
-            <w:tcW w:type="dxa" w:w="1701"/>
-          </w:tcPr>
-          <w:p>
-            <w:pPr>
-              <w:spacing w:before="20" w:after="20"/>
-            </w:pPr>
-            <w:r/>
-            <w:r>
-              <w:rPr>
-                <w:rFonts w:ascii="Times New Roman" w:hAnsi="Times New Roman" w:cs="Times New Roman" w:eastAsia="Times New Roman"/>
-                <w:sz w:val="20"/>
-              </w:rPr>
-              <w:t>fatigue_x_jobdur</w:t>
-            </w:r>
-          </w:p>
-        </w:tc>
-        <w:tc>
-          <w:tcPr>
-            <w:tcW w:type="dxa" w:w="1701"/>
-          </w:tcPr>
-          <w:p>
-            <w:pPr>
-              <w:spacing w:before="20" w:after="20"/>
-            </w:pPr>
-            <w:r/>
-            <w:r>
-              <w:rPr>
-                <w:rFonts w:ascii="Times New Roman" w:hAnsi="Times New Roman" w:cs="Times New Roman" w:eastAsia="Times New Roman"/>
-                <w:sz w:val="20"/>
-              </w:rPr>
-              <w:t>rest_break_num</w:t>
-            </w:r>
-          </w:p>
-        </w:tc>
-      </w:tr>
-      <w:tr>
-        <w:trPr>
-          <w:cantSplit/>
-        </w:trPr>
-        <w:tc>
-          <w:tcPr>
-            <w:tcW w:type="dxa" w:w="1701"/>
-          </w:tcPr>
-          <w:p>
-            <w:pPr>
-              <w:keepNext/>
-              <w:spacing w:before="20" w:after="20"/>
-            </w:pPr>
-            <w:r/>
-            <w:r>
-              <w:rPr>
-                <w:rFonts w:ascii="Times New Roman" w:hAnsi="Times New Roman" w:cs="Times New Roman" w:eastAsia="Times New Roman"/>
-                <w:sz w:val="20"/>
-              </w:rPr>
-              <w:t>Vibration</w:t>
-            </w:r>
-          </w:p>
-        </w:tc>
-        <w:tc>
-          <w:tcPr>
-            <w:tcW w:type="dxa" w:w="1587"/>
-          </w:tcPr>
-          <w:p>
-            <w:pPr>
-              <w:spacing w:before="20" w:after="20"/>
-            </w:pPr>
-            <w:r/>
-            <w:r>
-              <w:rPr>
-                <w:rFonts w:ascii="Times New Roman" w:hAnsi="Times New Roman" w:cs="Times New Roman" w:eastAsia="Times New Roman"/>
-                <w:sz w:val="20"/>
-              </w:rPr>
-              <w:t>deliveries_num</w:t>
-            </w:r>
-          </w:p>
-        </w:tc>
-        <w:tc>
-          <w:tcPr>
-            <w:tcW w:type="dxa" w:w="1701"/>
-          </w:tcPr>
-          <w:p>
-            <w:pPr>
-              <w:spacing w:before="20" w:after="20"/>
-            </w:pPr>
-            <w:r/>
-            <w:r>
-              <w:rPr>
-                <w:rFonts w:ascii="Times New Roman" w:hAnsi="Times New Roman" w:cs="Times New Roman" w:eastAsia="Times New Roman"/>
-                <w:sz w:val="20"/>
-              </w:rPr>
-              <w:t>income_ord</w:t>
-            </w:r>
-          </w:p>
-        </w:tc>
-        <w:tc>
-          <w:tcPr>
-            <w:tcW w:type="dxa" w:w="1587"/>
-          </w:tcPr>
-          <w:p>
-            <w:pPr>
-              <w:spacing w:before="20" w:after="20"/>
-            </w:pPr>
-            <w:r/>
-            <w:r>
-              <w:rPr>
-                <w:rFonts w:ascii="Times New Roman" w:hAnsi="Times New Roman" w:cs="Times New Roman" w:eastAsia="Times New Roman"/>
-                <w:sz w:val="20"/>
-              </w:rPr>
-              <w:t>deliv_x_days</w:t>
-            </w:r>
-          </w:p>
-        </w:tc>
-        <w:tc>
-          <w:tcPr>
-            <w:tcW w:type="dxa" w:w="1701"/>
-          </w:tcPr>
-          <w:p>
-            <w:pPr>
-              <w:spacing w:before="20" w:after="20"/>
-            </w:pPr>
-            <w:r/>
-            <w:r>
-              <w:rPr>
-                <w:rFonts w:ascii="Times New Roman" w:hAnsi="Times New Roman" w:cs="Times New Roman" w:eastAsia="Times New Roman"/>
-                <w:sz w:val="20"/>
-              </w:rPr>
-              <w:t>rest_break_num</w:t>
-            </w:r>
-          </w:p>
-        </w:tc>
-        <w:tc>
-          <w:tcPr>
-            <w:tcW w:type="dxa" w:w="1701"/>
-          </w:tcPr>
-          <w:p>
-            <w:pPr>
-              <w:spacing w:before="20" w:after="20"/>
-            </w:pPr>
-            <w:r/>
-            <w:r>
-              <w:rPr>
-                <w:rFonts w:ascii="Times New Roman" w:hAnsi="Times New Roman" w:cs="Times New Roman" w:eastAsia="Times New Roman"/>
-                <w:sz w:val="20"/>
-              </w:rPr>
-              <w:t>workload_score</w:t>
-            </w:r>
-          </w:p>
-        </w:tc>
-      </w:tr>
-      <w:tr>
-        <w:trPr>
-          <w:cantSplit/>
-        </w:trPr>
-        <w:tc>
-          <w:tcPr>
-            <w:tcW w:type="dxa" w:w="1701"/>
-          </w:tcPr>
-          <w:p>
-            <w:pPr>
-              <w:keepNext/>
-              <w:spacing w:before="20" w:after="20"/>
-            </w:pPr>
-            <w:r/>
-            <w:r>
-              <w:rPr>
-                <w:rFonts w:ascii="Times New Roman" w:hAnsi="Times New Roman" w:cs="Times New Roman" w:eastAsia="Times New Roman"/>
-                <w:sz w:val="20"/>
-              </w:rPr>
-              <w:t>Contact Stress</w:t>
-            </w:r>
-          </w:p>
-        </w:tc>
-        <w:tc>
-          <w:tcPr>
-            <w:tcW w:type="dxa" w:w="1587"/>
-          </w:tcPr>
-          <w:p>
-            <w:pPr>
-              <w:spacing w:before="20" w:after="20"/>
-            </w:pPr>
-            <w:r/>
-            <w:r>
-              <w:rPr>
-                <w:rFonts w:ascii="Times New Roman" w:hAnsi="Times New Roman" w:cs="Times New Roman" w:eastAsia="Times New Roman"/>
-                <w:sz w:val="20"/>
-              </w:rPr>
-              <w:t>vibration_index</w:t>
-            </w:r>
-          </w:p>
-        </w:tc>
-        <w:tc>
-          <w:tcPr>
-            <w:tcW w:type="dxa" w:w="1701"/>
-          </w:tcPr>
-          <w:p>
-            <w:pPr>
-              <w:spacing w:before="20" w:after="20"/>
-            </w:pPr>
-            <w:r/>
-            <w:r>
-              <w:rPr>
-                <w:rFonts w:ascii="Times New Roman" w:hAnsi="Times New Roman" w:cs="Times New Roman" w:eastAsia="Times New Roman"/>
-                <w:sz w:val="20"/>
-              </w:rPr>
-              <w:t>workload_x_fatigue</w:t>
-            </w:r>
-          </w:p>
-        </w:tc>
-        <w:tc>
-          <w:tcPr>
-            <w:tcW w:type="dxa" w:w="1587"/>
-          </w:tcPr>
-          <w:p>
-            <w:pPr>
-              <w:spacing w:before="20" w:after="20"/>
-            </w:pPr>
-            <w:r/>
-            <w:r>
-              <w:rPr>
-                <w:rFonts w:ascii="Times New Roman" w:hAnsi="Times New Roman" w:cs="Times New Roman" w:eastAsia="Times New Roman"/>
-                <w:sz w:val="20"/>
-              </w:rPr>
-              <w:t>fatigue_score</w:t>
-            </w:r>
-          </w:p>
-        </w:tc>
-        <w:tc>
-          <w:tcPr>
-            <w:tcW w:type="dxa" w:w="1701"/>
-          </w:tcPr>
-          <w:p>
-            <w:pPr>
-              <w:spacing w:before="20" w:after="20"/>
-            </w:pPr>
-            <w:r/>
-            <w:r>
-              <w:rPr>
-                <w:rFonts w:ascii="Times New Roman" w:hAnsi="Times New Roman" w:cs="Times New Roman" w:eastAsia="Times New Roman"/>
-                <w:sz w:val="20"/>
-              </w:rPr>
-              <w:t>workload_x_age</w:t>
-            </w:r>
-          </w:p>
-        </w:tc>
-        <w:tc>
-          <w:tcPr>
-            <w:tcW w:type="dxa" w:w="1701"/>
-          </w:tcPr>
-          <w:p>
-            <w:pPr>
-              <w:spacing w:before="20" w:after="20"/>
-            </w:pPr>
-            <w:r/>
-            <w:r>
-              <w:rPr>
-                <w:rFonts w:ascii="Times New Roman" w:hAnsi="Times New Roman" w:cs="Times New Roman" w:eastAsia="Times New Roman"/>
-                <w:sz w:val="20"/>
-              </w:rPr>
-              <w:t>deliv_x_days</w:t>
-            </w:r>
-          </w:p>
-        </w:tc>
-      </w:tr>
-    </w:tbl>
-    <w:p>
-      <w:pPr>
-        <w:spacing w:before="0" w:after="120"/>
-      </w:pPr>
-    </w:p>
-    <w:p>
-      <w:pPr>
-        <w:spacing w:before="0" w:after="120"/>
-        <w:jc w:val="center"/>
-      </w:pPr>
-      <w:r>
-        <w:rPr>
-          <w:rFonts w:ascii="Times New Roman" w:hAnsi="Times New Roman" w:cs="Times New Roman" w:eastAsia="Times New Roman"/>
-          <w:b w:val="0"/>
-          <w:i/>
-          <w:color w:val="000000"/>
-          <w:sz w:val="18"/>
-        </w:rPr>
-        <w:t>Table 4.8: Top 5 most important features per factor. Force and Posture are omitted because HistGradientBoosting does not expose split-based importances directly.</w:t>
-      </w:r>
-    </w:p>
-    <w:tbl>
-      <w:tblPr>
-        <w:tblStyle w:val="TableGrid"/>
-        <w:tblW w:type="auto" w:w="0"/>
-        <w:jc w:val="center"/>
-        <w:tblLook w:firstColumn="1" w:firstRow="1" w:lastColumn="0" w:lastRow="0" w:noHBand="0" w:noVBand="1" w:val="04A0"/>
-      </w:tblPr>
-      <w:tblGrid>
         <w:gridCol w:w="2280"/>
         <w:gridCol w:w="2280"/>
         <w:gridCol w:w="2280"/>
@@ -12463,7 +11824,7 @@
           <w:color w:val="000000"/>
           <w:sz w:val="18"/>
         </w:rPr>
-        <w:t>Table 4.9: Winning hyperparameters per target after GridSearchCV.</w:t>
+        <w:t>Table 4.8: Winning hyperparameters per target after GridSearchCV.</w:t>
       </w:r>
     </w:p>
     <w:p>

--- a/docs/report.docx
+++ b/docs/report.docx
@@ -2806,7 +2806,7 @@
       <w:r>
         <w:drawing>
           <wp:inline xmlns:a="http://schemas.openxmlformats.org/drawingml/2006/main" xmlns:pic="http://schemas.openxmlformats.org/drawingml/2006/picture">
-            <wp:extent cx="3600000" cy="1324608"/>
+            <wp:extent cx="3960000" cy="1457069"/>
             <wp:docPr id="2" name="Picture 2"/>
             <wp:cNvGraphicFramePr>
               <a:graphicFrameLocks noChangeAspect="1"/>
@@ -2827,7 +2827,7 @@
                   <pic:spPr>
                     <a:xfrm>
                       <a:off x="0" y="0"/>
-                      <a:ext cx="3600000" cy="1324608"/>
+                      <a:ext cx="3960000" cy="1457069"/>
                     </a:xfrm>
                     <a:prstGeom prst="rect"/>
                   </pic:spPr>
@@ -4797,7 +4797,7 @@
       <w:r>
         <w:drawing>
           <wp:inline xmlns:a="http://schemas.openxmlformats.org/drawingml/2006/main" xmlns:pic="http://schemas.openxmlformats.org/drawingml/2006/picture">
-            <wp:extent cx="3600000" cy="1906120"/>
+            <wp:extent cx="3960000" cy="2096732"/>
             <wp:docPr id="3" name="Picture 3"/>
             <wp:cNvGraphicFramePr>
               <a:graphicFrameLocks noChangeAspect="1"/>
@@ -4818,7 +4818,7 @@
                   <pic:spPr>
                     <a:xfrm>
                       <a:off x="0" y="0"/>
-                      <a:ext cx="3600000" cy="1906120"/>
+                      <a:ext cx="3960000" cy="2096732"/>
                     </a:xfrm>
                     <a:prstGeom prst="rect"/>
                   </pic:spPr>
@@ -5346,7 +5346,7 @@
       <w:r>
         <w:drawing>
           <wp:inline xmlns:a="http://schemas.openxmlformats.org/drawingml/2006/main" xmlns:pic="http://schemas.openxmlformats.org/drawingml/2006/picture">
-            <wp:extent cx="3600000" cy="1980000"/>
+            <wp:extent cx="3960000" cy="2178000"/>
             <wp:docPr id="4" name="Picture 4"/>
             <wp:cNvGraphicFramePr>
               <a:graphicFrameLocks noChangeAspect="1"/>
@@ -5367,7 +5367,7 @@
                   <pic:spPr>
                     <a:xfrm>
                       <a:off x="0" y="0"/>
-                      <a:ext cx="3600000" cy="1980000"/>
+                      <a:ext cx="3960000" cy="2178000"/>
                     </a:xfrm>
                     <a:prstGeom prst="rect"/>
                   </pic:spPr>
@@ -5400,7 +5400,7 @@
       <w:r>
         <w:drawing>
           <wp:inline xmlns:a="http://schemas.openxmlformats.org/drawingml/2006/main" xmlns:pic="http://schemas.openxmlformats.org/drawingml/2006/picture">
-            <wp:extent cx="3600000" cy="1886192"/>
+            <wp:extent cx="3960000" cy="2074811"/>
             <wp:docPr id="5" name="Picture 5"/>
             <wp:cNvGraphicFramePr>
               <a:graphicFrameLocks noChangeAspect="1"/>
@@ -5421,7 +5421,7 @@
                   <pic:spPr>
                     <a:xfrm>
                       <a:off x="0" y="0"/>
-                      <a:ext cx="3600000" cy="1886192"/>
+                      <a:ext cx="3960000" cy="2074811"/>
                     </a:xfrm>
                     <a:prstGeom prst="rect"/>
                   </pic:spPr>
@@ -7363,7 +7363,7 @@
       <w:r>
         <w:drawing>
           <wp:inline xmlns:a="http://schemas.openxmlformats.org/drawingml/2006/main" xmlns:pic="http://schemas.openxmlformats.org/drawingml/2006/picture">
-            <wp:extent cx="3600000" cy="1946547"/>
+            <wp:extent cx="3960000" cy="2141202"/>
             <wp:docPr id="6" name="Picture 6"/>
             <wp:cNvGraphicFramePr>
               <a:graphicFrameLocks noChangeAspect="1"/>
@@ -7384,7 +7384,7 @@
                   <pic:spPr>
                     <a:xfrm>
                       <a:off x="0" y="0"/>
-                      <a:ext cx="3600000" cy="1946547"/>
+                      <a:ext cx="3960000" cy="2141202"/>
                     </a:xfrm>
                     <a:prstGeom prst="rect"/>
                   </pic:spPr>
@@ -7417,7 +7417,7 @@
       <w:r>
         <w:drawing>
           <wp:inline xmlns:a="http://schemas.openxmlformats.org/drawingml/2006/main" xmlns:pic="http://schemas.openxmlformats.org/drawingml/2006/picture">
-            <wp:extent cx="3600000" cy="3255126"/>
+            <wp:extent cx="3960000" cy="3580639"/>
             <wp:docPr id="7" name="Picture 7"/>
             <wp:cNvGraphicFramePr>
               <a:graphicFrameLocks noChangeAspect="1"/>
@@ -7438,7 +7438,7 @@
                   <pic:spPr>
                     <a:xfrm>
                       <a:off x="0" y="0"/>
-                      <a:ext cx="3600000" cy="3255126"/>
+                      <a:ext cx="3960000" cy="3580639"/>
                     </a:xfrm>
                     <a:prstGeom prst="rect"/>
                   </pic:spPr>
@@ -8970,7 +8970,7 @@
       <w:r>
         <w:drawing>
           <wp:inline xmlns:a="http://schemas.openxmlformats.org/drawingml/2006/main" xmlns:pic="http://schemas.openxmlformats.org/drawingml/2006/picture">
-            <wp:extent cx="3600000" cy="2188671"/>
+            <wp:extent cx="3960000" cy="2407538"/>
             <wp:docPr id="8" name="Picture 8"/>
             <wp:cNvGraphicFramePr>
               <a:graphicFrameLocks noChangeAspect="1"/>
@@ -8991,7 +8991,7 @@
                   <pic:spPr>
                     <a:xfrm>
                       <a:off x="0" y="0"/>
-                      <a:ext cx="3600000" cy="2188671"/>
+                      <a:ext cx="3960000" cy="2407538"/>
                     </a:xfrm>
                     <a:prstGeom prst="rect"/>
                   </pic:spPr>
@@ -9024,7 +9024,7 @@
       <w:r>
         <w:drawing>
           <wp:inline xmlns:a="http://schemas.openxmlformats.org/drawingml/2006/main" xmlns:pic="http://schemas.openxmlformats.org/drawingml/2006/picture">
-            <wp:extent cx="3600000" cy="2191129"/>
+            <wp:extent cx="3960000" cy="2410241"/>
             <wp:docPr id="9" name="Picture 9"/>
             <wp:cNvGraphicFramePr>
               <a:graphicFrameLocks noChangeAspect="1"/>
@@ -9045,7 +9045,7 @@
                   <pic:spPr>
                     <a:xfrm>
                       <a:off x="0" y="0"/>
-                      <a:ext cx="3600000" cy="2191129"/>
+                      <a:ext cx="3960000" cy="2410241"/>
                     </a:xfrm>
                     <a:prstGeom prst="rect"/>
                   </pic:spPr>
@@ -11192,7 +11192,7 @@
       <w:r>
         <w:drawing>
           <wp:inline xmlns:a="http://schemas.openxmlformats.org/drawingml/2006/main" xmlns:pic="http://schemas.openxmlformats.org/drawingml/2006/picture">
-            <wp:extent cx="3600000" cy="2409339"/>
+            <wp:extent cx="3960000" cy="2650272"/>
             <wp:docPr id="10" name="Picture 10"/>
             <wp:cNvGraphicFramePr>
               <a:graphicFrameLocks noChangeAspect="1"/>
@@ -11213,7 +11213,7 @@
                   <pic:spPr>
                     <a:xfrm>
                       <a:off x="0" y="0"/>
-                      <a:ext cx="3600000" cy="2409339"/>
+                      <a:ext cx="3960000" cy="2650272"/>
                     </a:xfrm>
                     <a:prstGeom prst="rect"/>
                   </pic:spPr>

--- a/docs/report.docx
+++ b/docs/report.docx
@@ -11862,7 +11862,7 @@
           <w:rFonts w:ascii="Times New Roman" w:hAnsi="Times New Roman" w:cs="Times New Roman" w:eastAsia="Times New Roman"/>
           <w:sz w:val="22"/>
         </w:rPr>
-        <w:t>The Streamlit web application is the mentor-facing artefact of the project. Figures 4.10 through 4.14 show one full pass through the form and the resulting prediction output. The header contains three sample-profile shortcuts (Low, Average, High risk) that pre-fill the entire form so the mentor can trigger a prediction in one click.</w:t>
+        <w:t>Figures 4.9 through 4.13 show one full pass through the form and the resulting prediction output. Three sample-profile shortcuts at the top of the form (Low, Average, High risk) pre-fill every field for a one-click demo.</w:t>
       </w:r>
     </w:p>
     <w:p>

--- a/docs/report.docx
+++ b/docs/report.docx
@@ -11873,7 +11873,7 @@
       <w:r>
         <w:drawing>
           <wp:inline xmlns:a="http://schemas.openxmlformats.org/drawingml/2006/main" xmlns:pic="http://schemas.openxmlformats.org/drawingml/2006/picture">
-            <wp:extent cx="3780000" cy="2598750"/>
+            <wp:extent cx="3420000" cy="2351250"/>
             <wp:docPr id="11" name="Picture 11"/>
             <wp:cNvGraphicFramePr>
               <a:graphicFrameLocks noChangeAspect="1"/>
@@ -11894,7 +11894,7 @@
                   <pic:spPr>
                     <a:xfrm>
                       <a:off x="0" y="0"/>
-                      <a:ext cx="3780000" cy="2598750"/>
+                      <a:ext cx="3420000" cy="2351250"/>
                     </a:xfrm>
                     <a:prstGeom prst="rect"/>
                   </pic:spPr>
@@ -11927,7 +11927,7 @@
       <w:r>
         <w:drawing>
           <wp:inline xmlns:a="http://schemas.openxmlformats.org/drawingml/2006/main" xmlns:pic="http://schemas.openxmlformats.org/drawingml/2006/picture">
-            <wp:extent cx="3780000" cy="2598750"/>
+            <wp:extent cx="3420000" cy="2351250"/>
             <wp:docPr id="12" name="Picture 12"/>
             <wp:cNvGraphicFramePr>
               <a:graphicFrameLocks noChangeAspect="1"/>
@@ -11948,7 +11948,7 @@
                   <pic:spPr>
                     <a:xfrm>
                       <a:off x="0" y="0"/>
-                      <a:ext cx="3780000" cy="2598750"/>
+                      <a:ext cx="3420000" cy="2351250"/>
                     </a:xfrm>
                     <a:prstGeom prst="rect"/>
                   </pic:spPr>
@@ -11981,7 +11981,7 @@
       <w:r>
         <w:drawing>
           <wp:inline xmlns:a="http://schemas.openxmlformats.org/drawingml/2006/main" xmlns:pic="http://schemas.openxmlformats.org/drawingml/2006/picture">
-            <wp:extent cx="3780000" cy="2598750"/>
+            <wp:extent cx="3420000" cy="2351250"/>
             <wp:docPr id="13" name="Picture 13"/>
             <wp:cNvGraphicFramePr>
               <a:graphicFrameLocks noChangeAspect="1"/>
@@ -12002,7 +12002,7 @@
                   <pic:spPr>
                     <a:xfrm>
                       <a:off x="0" y="0"/>
-                      <a:ext cx="3780000" cy="2598750"/>
+                      <a:ext cx="3420000" cy="2351250"/>
                     </a:xfrm>
                     <a:prstGeom prst="rect"/>
                   </pic:spPr>
@@ -12035,7 +12035,7 @@
       <w:r>
         <w:drawing>
           <wp:inline xmlns:a="http://schemas.openxmlformats.org/drawingml/2006/main" xmlns:pic="http://schemas.openxmlformats.org/drawingml/2006/picture">
-            <wp:extent cx="3780000" cy="2598750"/>
+            <wp:extent cx="3420000" cy="2351250"/>
             <wp:docPr id="14" name="Picture 14"/>
             <wp:cNvGraphicFramePr>
               <a:graphicFrameLocks noChangeAspect="1"/>
@@ -12056,7 +12056,7 @@
                   <pic:spPr>
                     <a:xfrm>
                       <a:off x="0" y="0"/>
-                      <a:ext cx="3780000" cy="2598750"/>
+                      <a:ext cx="3420000" cy="2351250"/>
                     </a:xfrm>
                     <a:prstGeom prst="rect"/>
                   </pic:spPr>
@@ -12089,7 +12089,7 @@
       <w:r>
         <w:drawing>
           <wp:inline xmlns:a="http://schemas.openxmlformats.org/drawingml/2006/main" xmlns:pic="http://schemas.openxmlformats.org/drawingml/2006/picture">
-            <wp:extent cx="3780000" cy="2598750"/>
+            <wp:extent cx="3420000" cy="2351250"/>
             <wp:docPr id="15" name="Picture 15"/>
             <wp:cNvGraphicFramePr>
               <a:graphicFrameLocks noChangeAspect="1"/>
@@ -12110,7 +12110,7 @@
                   <pic:spPr>
                     <a:xfrm>
                       <a:off x="0" y="0"/>
-                      <a:ext cx="3780000" cy="2598750"/>
+                      <a:ext cx="3420000" cy="2351250"/>
                     </a:xfrm>
                     <a:prstGeom prst="rect"/>
                   </pic:spPr>

--- a/docs/report.docx
+++ b/docs/report.docx
@@ -1428,7 +1428,7 @@
         <w:tab/>
         <w:t>Sample profile: age, platform, vehicle, and carrying mode.</w:t>
         <w:tab/>
-        <w:t>12</w:t>
+        <w:t>11</w:t>
       </w:r>
     </w:p>
     <w:p>
@@ -1508,7 +1508,7 @@
         <w:tab/>
         <w:t>Pearson correlation matrix across the numeric feature pool.</w:t>
         <w:tab/>
-        <w:t>15</w:t>
+        <w:t>16</w:t>
       </w:r>
     </w:p>
     <w:p>
@@ -1528,7 +1528,7 @@
         <w:tab/>
         <w:t>Confusion matrices for the best model per factor.</w:t>
         <w:tab/>
-        <w:t>16</w:t>
+        <w:t>19</w:t>
       </w:r>
     </w:p>
     <w:p>
@@ -1548,7 +1548,7 @@
         <w:tab/>
         <w:t>ROC curves (one-vs-rest) for the best model per factor.</w:t>
         <w:tab/>
-        <w:t>17</w:t>
+        <w:t>19</w:t>
       </w:r>
     </w:p>
     <w:p>
@@ -1568,7 +1568,7 @@
         <w:tab/>
         <w:t>Top 10 features by importance for the best model per factor.</w:t>
         <w:tab/>
-        <w:t>18</w:t>
+        <w:t>20</w:t>
       </w:r>
     </w:p>
     <w:p>
@@ -1588,7 +1588,7 @@
         <w:tab/>
         <w:t>Web app: sample-profile shortcuts and demographic section.</w:t>
         <w:tab/>
-        <w:t>19</w:t>
+        <w:t>20</w:t>
       </w:r>
     </w:p>
     <w:p>
@@ -1706,7 +1706,7 @@
         <w:tab/>
         <w:t>Per-target feature exclusions to prevent label leakage.</w:t>
         <w:tab/>
-        <w:t>6</w:t>
+        <w:t>5</w:t>
       </w:r>
     </w:p>
     <w:p>
@@ -1726,7 +1726,7 @@
         <w:tab/>
         <w:t>NMQ 12-month pain prevalence per body area.</w:t>
         <w:tab/>
-        <w:t>14</w:t>
+        <w:t>13</w:t>
       </w:r>
     </w:p>
     <w:p>
@@ -1746,7 +1746,7 @@
         <w:tab/>
         <w:t>Chi-square test: risk factor vs self-reported discomfort.</w:t>
         <w:tab/>
-        <w:t>14</w:t>
+        <w:t>13</w:t>
       </w:r>
     </w:p>
     <w:p>
@@ -1766,7 +1766,7 @@
         <w:tab/>
         <w:t>Significant predictors of discomfort from multivariable logistic regression.</w:t>
         <w:tab/>
-        <w:t>15</w:t>
+        <w:t>14</w:t>
       </w:r>
     </w:p>
     <w:p>
@@ -1786,7 +1786,7 @@
         <w:tab/>
         <w:t>Stage-1 risk band counts per factor.</w:t>
         <w:tab/>
-        <w:t>16</w:t>
+        <w:t>15</w:t>
       </w:r>
     </w:p>
     <w:p>
@@ -1806,7 +1806,7 @@
         <w:tab/>
         <w:t>Best Stage-2 model per risk factor: 5-fold stratified CV.</w:t>
         <w:tab/>
-        <w:t>18</w:t>
+        <w:t>17</w:t>
       </w:r>
     </w:p>
     <w:p>

--- a/docs/report.docx
+++ b/docs/report.docx
@@ -12000,7 +12000,7 @@
         <w:t xml:space="preserve">[5] </w:t>
       </w:r>
       <w:r>
-        <w:t>McAtamney L, Corlett EN (1993). RULA: a survey method for the investigation of work-related upper limb disorders. Applied Ergonomics, 24(2), 91-99.</w:t>
+        <w:t>Cagayan BJT, Medrana MM, Ocampo AMT (2025-2026). Ergonomic risk analysis of food delivery riders using the Rapid Upper Limb Assessment [Capstone project proposal]. College of Engineering and Computer Studies, Bachelor of Science in Industrial Engineering.</w:t>
       </w:r>
     </w:p>
     <w:p>
@@ -12013,7 +12013,7 @@
         <w:t xml:space="preserve">[6] </w:t>
       </w:r>
       <w:r>
-        <w:t>David G, Woods V, Li G, Buckle P (2008). The development of the Quick Exposure Check (QEC) for assessing exposure to risk factors for work-related musculoskeletal disorders. Applied Ergonomics, 39(1), 57-69.</w:t>
+        <w:t>Daud A, Mohd Basri IS, Ahmad E, Mohd Hairon S, Nordin R, Azali Azmir N, Md Jalil MAS (2023). Assessing ergonomic risks: REBA analysis of food delivery riders in Eastern Peninsular Malaysia. Industrial Health, 61(4), 282-291.</w:t>
       </w:r>
     </w:p>
     <w:p>
@@ -12026,7 +12026,7 @@
         <w:t xml:space="preserve">[7] </w:t>
       </w:r>
       <w:r>
-        <w:t>Kuorinka I, Jonsson B, Kilbom A, Vinterberg H, Biering-Sorensen F, Andersson G, Jorgensen K (1987). Standardised Nordic questionnaires for the analysis of musculoskeletal symptoms. Applied Ergonomics, 18(3), 233-237.</w:t>
+        <w:t>McAtamney L, Corlett EN (1993). RULA: a survey method for the investigation of work-related upper limb disorders. Applied Ergonomics, 24(2), 91-99.</w:t>
       </w:r>
     </w:p>
     <w:p>
@@ -12039,7 +12039,7 @@
         <w:t xml:space="preserve">[8] </w:t>
       </w:r>
       <w:r>
-        <w:t>Hart SG, Staveland LE (1988). Development of NASA-TLX (Task Load Index): Results of empirical and theoretical research. Advances in Psychology, 52, 139-183.</w:t>
+        <w:t>David G, Woods V, Li G, Buckle P (2008). The development of the Quick Exposure Check (QEC) for assessing exposure to risk factors for work-related musculoskeletal disorders. Applied Ergonomics, 39(1), 57-69.</w:t>
       </w:r>
     </w:p>
     <w:p>
@@ -12052,7 +12052,7 @@
         <w:t xml:space="preserve">[9] </w:t>
       </w:r>
       <w:r>
-        <w:t>Borg G (1998). Borg's Perceived Exertion and Pain Scales. Human Kinetics Publishers, Champaign, Illinois.</w:t>
+        <w:t>Kuorinka I, Jonsson B, Kilbom A, Vinterberg H, Biering-Sorensen F, Andersson G, Jorgensen K (1987). Standardised Nordic questionnaires for the analysis of musculoskeletal symptoms. Applied Ergonomics, 18(3), 233-237.</w:t>
       </w:r>
     </w:p>
     <w:p>
@@ -12065,7 +12065,7 @@
         <w:t xml:space="preserve">[10] </w:t>
       </w:r>
       <w:r>
-        <w:t>Chawla NV, Bowyer KW, Hall LO, Kegelmeyer WP (2002). SMOTE: Synthetic Minority Over-sampling Technique. Journal of Artificial Intelligence Research, 16, 321-357.</w:t>
+        <w:t>Hart SG, Staveland LE (1988). Development of NASA-TLX (Task Load Index): Results of empirical and theoretical research. Advances in Psychology, 52, 139-183.</w:t>
       </w:r>
     </w:p>
     <w:p>
@@ -12078,7 +12078,7 @@
         <w:t xml:space="preserve">[11] </w:t>
       </w:r>
       <w:r>
-        <w:t>Breiman L (2001). Random Forests. Machine Learning, 45(1), 5-32.</w:t>
+        <w:t>Borg G (1998). Borg's Perceived Exertion and Pain Scales. Human Kinetics Publishers, Champaign, Illinois.</w:t>
       </w:r>
     </w:p>
     <w:p>
@@ -12091,7 +12091,7 @@
         <w:t xml:space="preserve">[12] </w:t>
       </w:r>
       <w:r>
-        <w:t>Geurts P, Ernst D, Wehenkel L (2006). Extremely randomized trees. Machine Learning, 63(1), 3-42.</w:t>
+        <w:t>Chawla NV, Bowyer KW, Hall LO, Kegelmeyer WP (2002). SMOTE: Synthetic Minority Over-sampling Technique. Journal of Artificial Intelligence Research, 16, 321-357.</w:t>
       </w:r>
     </w:p>
     <w:p>
@@ -12104,7 +12104,7 @@
         <w:t xml:space="preserve">[13] </w:t>
       </w:r>
       <w:r>
-        <w:t>Chen T, Guestrin C (2016). XGBoost: A Scalable Tree Boosting System. Proceedings of the 22nd ACM SIGKDD International Conference on Knowledge Discovery and Data Mining, 785-794.</w:t>
+        <w:t>Breiman L (2001). Random Forests. Machine Learning, 45(1), 5-32.</w:t>
       </w:r>
     </w:p>
     <w:p>
@@ -12117,7 +12117,7 @@
         <w:t xml:space="preserve">[14] </w:t>
       </w:r>
       <w:r>
-        <w:t>Friedman JH (2001). Greedy function approximation: A gradient boosting machine. Annals of Statistics, 29(5), 1189-1232.</w:t>
+        <w:t>Geurts P, Ernst D, Wehenkel L (2006). Extremely randomized trees. Machine Learning, 63(1), 3-42.</w:t>
       </w:r>
     </w:p>
     <w:p>
@@ -12130,7 +12130,7 @@
         <w:t xml:space="preserve">[15] </w:t>
       </w:r>
       <w:r>
-        <w:t>Wolpert DH (1992). Stacked generalization. Neural Networks, 5(2), 241-259.</w:t>
+        <w:t>Chen T, Guestrin C (2016). XGBoost: A Scalable Tree Boosting System. Proceedings of the 22nd ACM SIGKDD International Conference on Knowledge Discovery and Data Mining, 785-794.</w:t>
       </w:r>
     </w:p>
     <w:p>
@@ -12143,7 +12143,7 @@
         <w:t xml:space="preserve">[16] </w:t>
       </w:r>
       <w:r>
-        <w:t>Pedregosa F, Varoquaux G, Gramfort A, et al. (2011). Scikit-learn: Machine Learning in Python. Journal of Machine Learning Research, 12, 2825-2830.</w:t>
+        <w:t>Friedman JH (2001). Greedy function approximation: A gradient boosting machine. Annals of Statistics, 29(5), 1189-1232.</w:t>
       </w:r>
     </w:p>
     <w:p>
@@ -12156,7 +12156,7 @@
         <w:t xml:space="preserve">[17] </w:t>
       </w:r>
       <w:r>
-        <w:t>Lemaitre G, Nogueira F, Aridas CK (2017). Imbalanced-learn: A Python toolbox to tackle the curse of imbalanced datasets in machine learning. Journal of Machine Learning Research, 18(17), 1-5.</w:t>
+        <w:t>Wolpert DH (1992). Stacked generalization. Neural Networks, 5(2), 241-259.</w:t>
       </w:r>
     </w:p>
     <w:p>
@@ -12167,6 +12167,32 @@
       </w:pPr>
       <w:r>
         <w:t xml:space="preserve">[18] </w:t>
+      </w:r>
+      <w:r>
+        <w:t>Pedregosa F, Varoquaux G, Gramfort A, et al. (2011). Scikit-learn: Machine Learning in Python. Journal of Machine Learning Research, 12, 2825-2830.</w:t>
+      </w:r>
+    </w:p>
+    <w:p>
+      <w:pPr>
+        <w:spacing w:after="160"/>
+        <w:ind w:left="454" w:hanging="454"/>
+        <w:jc w:val="both"/>
+      </w:pPr>
+      <w:r>
+        <w:t xml:space="preserve">[19] </w:t>
+      </w:r>
+      <w:r>
+        <w:t>Lemaitre G, Nogueira F, Aridas CK (2017). Imbalanced-learn: A Python toolbox to tackle the curse of imbalanced datasets in machine learning. Journal of Machine Learning Research, 18(17), 1-5.</w:t>
+      </w:r>
+    </w:p>
+    <w:p>
+      <w:pPr>
+        <w:spacing w:after="160"/>
+        <w:ind w:left="454" w:hanging="454"/>
+        <w:jc w:val="both"/>
+      </w:pPr>
+      <w:r>
+        <w:t xml:space="preserve">[20] </w:t>
       </w:r>
       <w:r>
         <w:t>Kohavi R (1995). A study of cross-validation and bootstrap for accuracy estimation and model selection. Proceedings of the 14th International Joint Conference on Artificial Intelligence, 1137-1145.</w:t>

--- a/docs/report.docx
+++ b/docs/report.docx
@@ -11961,7 +11961,7 @@
         <w:t xml:space="preserve">[2] </w:t>
       </w:r>
       <w:r>
-        <w:t>Boniardi L, Campo L, Prudenzi S, Fasano L, Natale P, Consonni D, Carugno M, Pesatori AC, Fustinoni S (2024). Occupational Safety and Health of Riders Working for Digital Food Delivery Platforms in the City of Milan, Italy. International Journal of Occupational Safety and Health, 14(2), 155-167.</w:t>
+        <w:t>Pandit S, Adhikari P (2023). Ergonomics Issues Among Last Mile Delivery Rides in Jabalpur, India. Springer Ergonomics Proceedings, 209-215.</w:t>
       </w:r>
     </w:p>
     <w:p>
@@ -11974,7 +11974,7 @@
         <w:t xml:space="preserve">[3] </w:t>
       </w:r>
       <w:r>
-        <w:t>Pandit S, Adhikari P (2023). Ergonomics Issues Among Last Mile Delivery Rides in Jabalpur, India. Springer Ergonomics Proceedings, 209-215.</w:t>
+        <w:t>Daud A, Mohd Basri IS, Ahmad E, Mohd Hairon S, Nordin R, Azali Azmir N, Md Jalil MAS (2023). Assessing ergonomic risks: REBA analysis of food delivery riders in Eastern Peninsular Malaysia. Industrial Health, 61(4), 282-291.</w:t>
       </w:r>
     </w:p>
     <w:p>
@@ -11987,7 +11987,7 @@
         <w:t xml:space="preserve">[4] </w:t>
       </w:r>
       <w:r>
-        <w:t>Srinivasan R, Reza A, Kumar AKVK (2024). Prevalence of musculoskeletal disorders in delivery personnel. International Journal of Community Medicine and Public Health, 11(3), 1102-1108.</w:t>
+        <w:t>McAtamney L, Corlett EN (1993). RULA: a survey method for the investigation of work-related upper limb disorders. Applied Ergonomics, 24(2), 91-99.</w:t>
       </w:r>
     </w:p>
     <w:p>
@@ -12000,7 +12000,7 @@
         <w:t xml:space="preserve">[5] </w:t>
       </w:r>
       <w:r>
-        <w:t>Cagayan BJT, Medrana MM, Ocampo AMT (2025-2026). Ergonomic risk analysis of food delivery riders using the Rapid Upper Limb Assessment [Capstone project proposal]. College of Engineering and Computer Studies, Bachelor of Science in Industrial Engineering.</w:t>
+        <w:t>David G, Woods V, Li G, Buckle P (2008). The development of the Quick Exposure Check (QEC) for assessing exposure to risk factors for work-related musculoskeletal disorders. Applied Ergonomics, 39(1), 57-69.</w:t>
       </w:r>
     </w:p>
     <w:p>
@@ -12013,7 +12013,7 @@
         <w:t xml:space="preserve">[6] </w:t>
       </w:r>
       <w:r>
-        <w:t>Daud A, Mohd Basri IS, Ahmad E, Mohd Hairon S, Nordin R, Azali Azmir N, Md Jalil MAS (2023). Assessing ergonomic risks: REBA analysis of food delivery riders in Eastern Peninsular Malaysia. Industrial Health, 61(4), 282-291.</w:t>
+        <w:t>Kuorinka I, Jonsson B, Kilbom A, Vinterberg H, Biering-Sorensen F, Andersson G, Jorgensen K (1987). Standardised Nordic questionnaires for the analysis of musculoskeletal symptoms. Applied Ergonomics, 18(3), 233-237.</w:t>
       </w:r>
     </w:p>
     <w:p>
@@ -12026,7 +12026,7 @@
         <w:t xml:space="preserve">[7] </w:t>
       </w:r>
       <w:r>
-        <w:t>McAtamney L, Corlett EN (1993). RULA: a survey method for the investigation of work-related upper limb disorders. Applied Ergonomics, 24(2), 91-99.</w:t>
+        <w:t>Hart SG, Staveland LE (1988). Development of NASA-TLX (Task Load Index): Results of empirical and theoretical research. Advances in Psychology, 52, 139-183.</w:t>
       </w:r>
     </w:p>
     <w:p>
@@ -12039,7 +12039,7 @@
         <w:t xml:space="preserve">[8] </w:t>
       </w:r>
       <w:r>
-        <w:t>David G, Woods V, Li G, Buckle P (2008). The development of the Quick Exposure Check (QEC) for assessing exposure to risk factors for work-related musculoskeletal disorders. Applied Ergonomics, 39(1), 57-69.</w:t>
+        <w:t>Borg G (1998). Borg's Perceived Exertion and Pain Scales. Human Kinetics Publishers, Champaign, Illinois.</w:t>
       </w:r>
     </w:p>
     <w:p>
@@ -12052,7 +12052,7 @@
         <w:t xml:space="preserve">[9] </w:t>
       </w:r>
       <w:r>
-        <w:t>Kuorinka I, Jonsson B, Kilbom A, Vinterberg H, Biering-Sorensen F, Andersson G, Jorgensen K (1987). Standardised Nordic questionnaires for the analysis of musculoskeletal symptoms. Applied Ergonomics, 18(3), 233-237.</w:t>
+        <w:t>Chawla NV, Bowyer KW, Hall LO, Kegelmeyer WP (2002). SMOTE: Synthetic Minority Over-sampling Technique. Journal of Artificial Intelligence Research, 16, 321-357.</w:t>
       </w:r>
     </w:p>
     <w:p>
@@ -12065,7 +12065,7 @@
         <w:t xml:space="preserve">[10] </w:t>
       </w:r>
       <w:r>
-        <w:t>Hart SG, Staveland LE (1988). Development of NASA-TLX (Task Load Index): Results of empirical and theoretical research. Advances in Psychology, 52, 139-183.</w:t>
+        <w:t>Breiman L (2001). Random Forests. Machine Learning, 45(1), 5-32.</w:t>
       </w:r>
     </w:p>
     <w:p>
@@ -12078,7 +12078,7 @@
         <w:t xml:space="preserve">[11] </w:t>
       </w:r>
       <w:r>
-        <w:t>Borg G (1998). Borg's Perceived Exertion and Pain Scales. Human Kinetics Publishers, Champaign, Illinois.</w:t>
+        <w:t>Geurts P, Ernst D, Wehenkel L (2006). Extremely randomized trees. Machine Learning, 63(1), 3-42.</w:t>
       </w:r>
     </w:p>
     <w:p>
@@ -12091,7 +12091,7 @@
         <w:t xml:space="preserve">[12] </w:t>
       </w:r>
       <w:r>
-        <w:t>Chawla NV, Bowyer KW, Hall LO, Kegelmeyer WP (2002). SMOTE: Synthetic Minority Over-sampling Technique. Journal of Artificial Intelligence Research, 16, 321-357.</w:t>
+        <w:t>Chen T, Guestrin C (2016). XGBoost: A Scalable Tree Boosting System. Proceedings of the 22nd ACM SIGKDD International Conference on Knowledge Discovery and Data Mining, 785-794.</w:t>
       </w:r>
     </w:p>
     <w:p>
@@ -12104,7 +12104,7 @@
         <w:t xml:space="preserve">[13] </w:t>
       </w:r>
       <w:r>
-        <w:t>Breiman L (2001). Random Forests. Machine Learning, 45(1), 5-32.</w:t>
+        <w:t>Friedman JH (2001). Greedy function approximation: A gradient boosting machine. Annals of Statistics, 29(5), 1189-1232.</w:t>
       </w:r>
     </w:p>
     <w:p>
@@ -12117,7 +12117,7 @@
         <w:t xml:space="preserve">[14] </w:t>
       </w:r>
       <w:r>
-        <w:t>Geurts P, Ernst D, Wehenkel L (2006). Extremely randomized trees. Machine Learning, 63(1), 3-42.</w:t>
+        <w:t>Pedregosa F, Varoquaux G, Gramfort A, et al. (2011). Scikit-learn: Machine Learning in Python. Journal of Machine Learning Research, 12, 2825-2830.</w:t>
       </w:r>
     </w:p>
     <w:p>
@@ -12130,72 +12130,7 @@
         <w:t xml:space="preserve">[15] </w:t>
       </w:r>
       <w:r>
-        <w:t>Chen T, Guestrin C (2016). XGBoost: A Scalable Tree Boosting System. Proceedings of the 22nd ACM SIGKDD International Conference on Knowledge Discovery and Data Mining, 785-794.</w:t>
-      </w:r>
-    </w:p>
-    <w:p>
-      <w:pPr>
-        <w:spacing w:after="160"/>
-        <w:ind w:left="454" w:hanging="454"/>
-        <w:jc w:val="both"/>
-      </w:pPr>
-      <w:r>
-        <w:t xml:space="preserve">[16] </w:t>
-      </w:r>
-      <w:r>
-        <w:t>Friedman JH (2001). Greedy function approximation: A gradient boosting machine. Annals of Statistics, 29(5), 1189-1232.</w:t>
-      </w:r>
-    </w:p>
-    <w:p>
-      <w:pPr>
-        <w:spacing w:after="160"/>
-        <w:ind w:left="454" w:hanging="454"/>
-        <w:jc w:val="both"/>
-      </w:pPr>
-      <w:r>
-        <w:t xml:space="preserve">[17] </w:t>
-      </w:r>
-      <w:r>
-        <w:t>Wolpert DH (1992). Stacked generalization. Neural Networks, 5(2), 241-259.</w:t>
-      </w:r>
-    </w:p>
-    <w:p>
-      <w:pPr>
-        <w:spacing w:after="160"/>
-        <w:ind w:left="454" w:hanging="454"/>
-        <w:jc w:val="both"/>
-      </w:pPr>
-      <w:r>
-        <w:t xml:space="preserve">[18] </w:t>
-      </w:r>
-      <w:r>
-        <w:t>Pedregosa F, Varoquaux G, Gramfort A, et al. (2011). Scikit-learn: Machine Learning in Python. Journal of Machine Learning Research, 12, 2825-2830.</w:t>
-      </w:r>
-    </w:p>
-    <w:p>
-      <w:pPr>
-        <w:spacing w:after="160"/>
-        <w:ind w:left="454" w:hanging="454"/>
-        <w:jc w:val="both"/>
-      </w:pPr>
-      <w:r>
-        <w:t xml:space="preserve">[19] </w:t>
-      </w:r>
-      <w:r>
         <w:t>Lemaitre G, Nogueira F, Aridas CK (2017). Imbalanced-learn: A Python toolbox to tackle the curse of imbalanced datasets in machine learning. Journal of Machine Learning Research, 18(17), 1-5.</w:t>
-      </w:r>
-    </w:p>
-    <w:p>
-      <w:pPr>
-        <w:spacing w:after="160"/>
-        <w:ind w:left="454" w:hanging="454"/>
-        <w:jc w:val="both"/>
-      </w:pPr>
-      <w:r>
-        <w:t xml:space="preserve">[20] </w:t>
-      </w:r>
-      <w:r>
-        <w:t>Kohavi R (1995). A study of cross-validation and bootstrap for accuracy estimation and model selection. Proceedings of the 14th International Joint Conference on Artificial Intelligence, 1137-1145.</w:t>
       </w:r>
     </w:p>
     <w:sectPr>

--- a/docs/report.docx
+++ b/docs/report.docx
@@ -44,8 +44,19 @@
           <w:color w:val="000000"/>
           <w:sz w:val="26"/>
         </w:rPr>
-        <w:t>IIITDM-SIES Programme</w:t>
-      </w:r>
+        <w:t xml:space="preserve">IIITDM-SIES </w:t>
+      </w:r>
+      <w:proofErr w:type="spellStart"/>
+      <w:r>
+        <w:rPr>
+          <w:rFonts w:eastAsia="Times New Roman" w:cs="Times New Roman"/>
+          <w:b/>
+          <w:color w:val="000000"/>
+          <w:sz w:val="26"/>
+        </w:rPr>
+        <w:t>Programme</w:t>
+      </w:r>
+      <w:proofErr w:type="spellEnd"/>
     </w:p>
     <w:p>
       <w:pPr>
@@ -314,7 +325,21 @@
         <w:rPr>
           <w:rFonts w:eastAsia="Times New Roman" w:cs="Times New Roman"/>
         </w:rPr>
-        <w:t>In my capacity as supervisor of the above-mentioned work, I certify that the work presented in this Report is carried out under my supervision, and is worthy of consideration for the requirements of internship under IIITDM-SIES programme during the period May 2026 to July 2026.</w:t>
+        <w:t xml:space="preserve">In my capacity as supervisor of the above-mentioned work, I certify that the work presented in this Report is carried out under my supervision, and is worthy of consideration for the requirements of internship under IIITDM-SIES </w:t>
+      </w:r>
+      <w:proofErr w:type="spellStart"/>
+      <w:r>
+        <w:rPr>
+          <w:rFonts w:eastAsia="Times New Roman" w:cs="Times New Roman"/>
+        </w:rPr>
+        <w:t>programme</w:t>
+      </w:r>
+      <w:proofErr w:type="spellEnd"/>
+      <w:r>
+        <w:rPr>
+          <w:rFonts w:eastAsia="Times New Roman" w:cs="Times New Roman"/>
+        </w:rPr>
+        <w:t xml:space="preserve"> during the period May 2026 to July 2026.</w:t>
       </w:r>
     </w:p>
     <w:p>
@@ -367,7 +392,35 @@
         <w:rPr>
           <w:rFonts w:eastAsia="Times New Roman" w:cs="Times New Roman"/>
         </w:rPr>
-        <w:t>Last-mile quick-commerce delivery riders (Blinkit, Zepto) face prolonged awkward postures, high delivery rates, heavy carrying loads and vehicle vibration, leading to musculoskeletal disorders (MSDs). Risk is not uniform across the workforce: age, tenure, daily hours, vehicle type, and carrying mode all shape the exposure profile, but this variation stays invisible to the platform. Standard ergonomic methods each cover part of the picture (RULA and QEC on the observation side, NMQ, NASA-TLX and Borg CR10 on self-report), and no single tool combines the six standard ergonomic risk factors into an automated per-rider screening. This work builds that screening on a cross-sectional sample of 182 riders from the Chengalpattu and Chennai regions collected in March and April 2026.</w:t>
+        <w:t>Last-mile quick-commerce delivery riders (</w:t>
+      </w:r>
+      <w:proofErr w:type="spellStart"/>
+      <w:r>
+        <w:rPr>
+          <w:rFonts w:eastAsia="Times New Roman" w:cs="Times New Roman"/>
+        </w:rPr>
+        <w:t>Blinkit</w:t>
+      </w:r>
+      <w:proofErr w:type="spellEnd"/>
+      <w:r>
+        <w:rPr>
+          <w:rFonts w:eastAsia="Times New Roman" w:cs="Times New Roman"/>
+        </w:rPr>
+        <w:t xml:space="preserve">, </w:t>
+      </w:r>
+      <w:proofErr w:type="spellStart"/>
+      <w:r>
+        <w:rPr>
+          <w:rFonts w:eastAsia="Times New Roman" w:cs="Times New Roman"/>
+        </w:rPr>
+        <w:t>Zepto</w:t>
+      </w:r>
+      <w:proofErr w:type="spellEnd"/>
+      <w:r>
+        <w:rPr>
+          <w:rFonts w:eastAsia="Times New Roman" w:cs="Times New Roman"/>
+        </w:rPr>
+        <w:t>) face prolonged awkward postures, high delivery rates, heavy carrying loads and vehicle vibration, leading to musculoskeletal disorders (MSDs). Risk is not uniform across the workforce: age, tenure, daily hours, vehicle type, and carrying mode all shape the exposure profile, but this variation stays invisible to the platform. Standard ergonomic methods each cover part of the picture (RULA and QEC on the observation side, NMQ, NASA-TLX and Borg CR10 on self-report), and no single tool combines the six standard ergonomic risk factors into an automated per-rider screening. This work builds that screening on a cross-sectional sample of 182 riders from the Chengalpattu and Chennai regions collected in March and April 2026.</w:t>
       </w:r>
     </w:p>
     <w:p>
@@ -379,7 +432,35 @@
         <w:rPr>
           <w:rFonts w:eastAsia="Times New Roman" w:cs="Times New Roman"/>
         </w:rPr>
-        <w:t>The pipeline runs in two stages. Stage 1 applies standard ergonomic methods (Borg CR10 action levels, RULA Table C thresholds, and sample-based cuts) to compute Low, Medium, or High risk labels for each factor from a 182-rider survey combined with 182 RULA and QEC observation records. Stage 2 trains supervised classifiers per factor using seven candidate algorithms (Logistic Regression, Decision Tree, Random Forest, Extra Trees, Hist Gradient Boosting, XGBoost, and Stacking) tuned via GridSearchCV with SMOTE inside 5-fold stratified cross-validation.</w:t>
+        <w:t xml:space="preserve">The pipeline runs in two stages. Stage 1 applies standard ergonomic methods (Borg CR10 action levels, RULA Table C thresholds, and sample-based cuts) to compute Low, Medium, or High risk labels for each factor from a 182-rider survey combined with 182 RULA and QEC observation records. Stage 2 trains supervised classifiers per factor using seven candidate algorithms (Logistic Regression, Decision Tree, Random Forest, Extra Trees, Hist Gradient Boosting, </w:t>
+      </w:r>
+      <w:proofErr w:type="spellStart"/>
+      <w:r>
+        <w:rPr>
+          <w:rFonts w:eastAsia="Times New Roman" w:cs="Times New Roman"/>
+        </w:rPr>
+        <w:t>XGBoost</w:t>
+      </w:r>
+      <w:proofErr w:type="spellEnd"/>
+      <w:r>
+        <w:rPr>
+          <w:rFonts w:eastAsia="Times New Roman" w:cs="Times New Roman"/>
+        </w:rPr>
+        <w:t xml:space="preserve">, and Stacking) tuned via </w:t>
+      </w:r>
+      <w:proofErr w:type="spellStart"/>
+      <w:r>
+        <w:rPr>
+          <w:rFonts w:eastAsia="Times New Roman" w:cs="Times New Roman"/>
+        </w:rPr>
+        <w:t>GridSearchCV</w:t>
+      </w:r>
+      <w:proofErr w:type="spellEnd"/>
+      <w:r>
+        <w:rPr>
+          <w:rFonts w:eastAsia="Times New Roman" w:cs="Times New Roman"/>
+        </w:rPr>
+        <w:t xml:space="preserve"> with SMOTE inside 5-fold stratified cross-validation.</w:t>
       </w:r>
     </w:p>
     <w:p>
@@ -391,7 +472,35 @@
         <w:rPr>
           <w:rFonts w:eastAsia="Times New Roman" w:cs="Times New Roman"/>
         </w:rPr>
-        <w:t>The five survey-derived factors achieved 58 to 62 percent cross-validation accuracy with macro AUC between 71 and 76 percent. The Posture model, which uses the 11 RULA components and 8 QEC scores in addition to the survey features, reached 97 percent accuracy and 98 percent AUC. Statistical analysis (chi-square and multivariable logistic regression) identified age, job duration, workload score, and fatigue score as the strongest individual predictors of self-reported discomfort. The final deliverable is a Streamlit web application that accepts the full 36-item questionnaire plus RULA and QEC observations and returns the six colour-coded risk levels along with per-factor recommendations.</w:t>
+        <w:t xml:space="preserve">The five survey-derived factors achieved 58 to 62 percent cross-validation accuracy with macro AUC between 71 and 76 percent. The Posture model, which uses the 11 RULA components and 8 QEC scores in addition to the survey features, reached 97 percent accuracy and 98 percent AUC. Statistical analysis (chi-square and multivariable logistic regression) identified age, job duration, workload score, and fatigue score as the strongest individual predictors of self-reported discomfort. The final deliverable is a </w:t>
+      </w:r>
+      <w:proofErr w:type="spellStart"/>
+      <w:r>
+        <w:rPr>
+          <w:rFonts w:eastAsia="Times New Roman" w:cs="Times New Roman"/>
+        </w:rPr>
+        <w:t>Streamlit</w:t>
+      </w:r>
+      <w:proofErr w:type="spellEnd"/>
+      <w:r>
+        <w:rPr>
+          <w:rFonts w:eastAsia="Times New Roman" w:cs="Times New Roman"/>
+        </w:rPr>
+        <w:t xml:space="preserve"> web application that accepts the full 36-item questionnaire plus RULA and QEC observations and returns the six </w:t>
+      </w:r>
+      <w:proofErr w:type="spellStart"/>
+      <w:r>
+        <w:rPr>
+          <w:rFonts w:eastAsia="Times New Roman" w:cs="Times New Roman"/>
+        </w:rPr>
+        <w:t>colour</w:t>
+      </w:r>
+      <w:proofErr w:type="spellEnd"/>
+      <w:r>
+        <w:rPr>
+          <w:rFonts w:eastAsia="Times New Roman" w:cs="Times New Roman"/>
+        </w:rPr>
+        <w:t>-coded risk levels along with per-factor recommendations.</w:t>
       </w:r>
     </w:p>
     <w:p>
@@ -495,8 +604,15 @@
           <w:rFonts w:eastAsia="Times New Roman" w:cs="Times New Roman"/>
         </w:rPr>
         <w:tab/>
+      </w:r>
+      <w:proofErr w:type="spellStart"/>
+      <w:r>
+        <w:rPr>
+          <w:rFonts w:eastAsia="Times New Roman" w:cs="Times New Roman"/>
+        </w:rPr>
         <w:t>i</w:t>
       </w:r>
+      <w:proofErr w:type="spellEnd"/>
     </w:p>
     <w:p>
       <w:pPr>
@@ -1038,8 +1154,16 @@
         <w:rPr>
           <w:rFonts w:eastAsia="Times New Roman" w:cs="Times New Roman"/>
         </w:rPr>
-        <w:t xml:space="preserve">        2.6.6   XGBoost</w:t>
-      </w:r>
+        <w:t xml:space="preserve">        2.6.6   </w:t>
+      </w:r>
+      <w:proofErr w:type="spellStart"/>
+      <w:r>
+        <w:rPr>
+          <w:rFonts w:eastAsia="Times New Roman" w:cs="Times New Roman"/>
+        </w:rPr>
+        <w:t>XGBoost</w:t>
+      </w:r>
+      <w:proofErr w:type="spellEnd"/>
       <w:r>
         <w:rPr>
           <w:rFonts w:eastAsia="Times New Roman" w:cs="Times New Roman"/>
@@ -2252,7 +2376,21 @@
           <w:rFonts w:eastAsia="Times New Roman" w:cs="Times New Roman"/>
         </w:rPr>
         <w:tab/>
-        <w:t>Winning hyperparameters per target after GridSearchCV.</w:t>
+        <w:t xml:space="preserve">Winning hyperparameters per target after </w:t>
+      </w:r>
+      <w:proofErr w:type="spellStart"/>
+      <w:r>
+        <w:rPr>
+          <w:rFonts w:eastAsia="Times New Roman" w:cs="Times New Roman"/>
+        </w:rPr>
+        <w:t>GridSearchCV</w:t>
+      </w:r>
+      <w:proofErr w:type="spellEnd"/>
+      <w:r>
+        <w:rPr>
+          <w:rFonts w:eastAsia="Times New Roman" w:cs="Times New Roman"/>
+        </w:rPr>
+        <w:t>.</w:t>
       </w:r>
       <w:r>
         <w:rPr>
@@ -2572,6 +2710,7 @@
         </w:tabs>
         <w:spacing w:after="60"/>
       </w:pPr>
+      <w:proofErr w:type="spellStart"/>
       <w:r>
         <w:rPr>
           <w:rFonts w:eastAsia="Times New Roman" w:cs="Times New Roman"/>
@@ -2579,6 +2718,7 @@
         </w:rPr>
         <w:t>HistGBM</w:t>
       </w:r>
+      <w:proofErr w:type="spellEnd"/>
       <w:r>
         <w:rPr>
           <w:rFonts w:eastAsia="Times New Roman" w:cs="Times New Roman"/>
@@ -2594,6 +2734,7 @@
         </w:tabs>
         <w:spacing w:after="60"/>
       </w:pPr>
+      <w:proofErr w:type="spellStart"/>
       <w:r>
         <w:rPr>
           <w:rFonts w:eastAsia="Times New Roman" w:cs="Times New Roman"/>
@@ -2601,12 +2742,26 @@
         </w:rPr>
         <w:t>XGBoost</w:t>
       </w:r>
+      <w:proofErr w:type="spellEnd"/>
       <w:r>
         <w:rPr>
           <w:rFonts w:eastAsia="Times New Roman" w:cs="Times New Roman"/>
         </w:rPr>
         <w:tab/>
-        <w:t>eXtreme Gradient Boosting</w:t>
+      </w:r>
+      <w:proofErr w:type="spellStart"/>
+      <w:r>
+        <w:rPr>
+          <w:rFonts w:eastAsia="Times New Roman" w:cs="Times New Roman"/>
+        </w:rPr>
+        <w:t>eXtreme</w:t>
+      </w:r>
+      <w:proofErr w:type="spellEnd"/>
+      <w:r>
+        <w:rPr>
+          <w:rFonts w:eastAsia="Times New Roman" w:cs="Times New Roman"/>
+        </w:rPr>
+        <w:t xml:space="preserve"> Gradient Boosting</w:t>
       </w:r>
     </w:p>
     <w:p>
@@ -2638,6 +2793,7 @@
         </w:tabs>
         <w:spacing w:after="60"/>
       </w:pPr>
+      <w:proofErr w:type="spellStart"/>
       <w:r>
         <w:rPr>
           <w:rFonts w:eastAsia="Times New Roman" w:cs="Times New Roman"/>
@@ -2645,6 +2801,7 @@
         </w:rPr>
         <w:t>dph</w:t>
       </w:r>
+      <w:proofErr w:type="spellEnd"/>
       <w:r>
         <w:rPr>
           <w:rFonts w:eastAsia="Times New Roman" w:cs="Times New Roman"/>
@@ -2735,7 +2892,21 @@
           <w:rFonts w:eastAsia="Times New Roman" w:cs="Times New Roman"/>
         </w:rPr>
         <w:tab/>
-        <w:t>number of nearest minority neighbours used by SMOTE</w:t>
+        <w:t xml:space="preserve">number of nearest minority </w:t>
+      </w:r>
+      <w:proofErr w:type="spellStart"/>
+      <w:r>
+        <w:rPr>
+          <w:rFonts w:eastAsia="Times New Roman" w:cs="Times New Roman"/>
+        </w:rPr>
+        <w:t>neighbours</w:t>
+      </w:r>
+      <w:proofErr w:type="spellEnd"/>
+      <w:r>
+        <w:rPr>
+          <w:rFonts w:eastAsia="Times New Roman" w:cs="Times New Roman"/>
+        </w:rPr>
+        <w:t xml:space="preserve"> used by SMOTE</w:t>
       </w:r>
     </w:p>
     <w:p>
@@ -2837,6 +3008,7 @@
         </w:tabs>
         <w:spacing w:after="60"/>
       </w:pPr>
+      <w:proofErr w:type="spellStart"/>
       <w:r>
         <w:rPr>
           <w:rFonts w:eastAsia="Times New Roman" w:cs="Times New Roman"/>
@@ -2845,13 +3017,36 @@
         </w:rPr>
         <w:t>dph</w:t>
       </w:r>
+      <w:proofErr w:type="spellEnd"/>
       <w:r>
         <w:rPr>
           <w:rFonts w:eastAsia="Times New Roman" w:cs="Times New Roman"/>
         </w:rPr>
         <w:tab/>
-        <w:t>deliveries per hour, deliveries_num / work_hours_num</w:t>
-      </w:r>
+        <w:t xml:space="preserve">deliveries per hour, </w:t>
+      </w:r>
+      <w:proofErr w:type="spellStart"/>
+      <w:r>
+        <w:rPr>
+          <w:rFonts w:eastAsia="Times New Roman" w:cs="Times New Roman"/>
+        </w:rPr>
+        <w:t>deliveries_num</w:t>
+      </w:r>
+      <w:proofErr w:type="spellEnd"/>
+      <w:r>
+        <w:rPr>
+          <w:rFonts w:eastAsia="Times New Roman" w:cs="Times New Roman"/>
+        </w:rPr>
+        <w:t xml:space="preserve"> / </w:t>
+      </w:r>
+      <w:proofErr w:type="spellStart"/>
+      <w:r>
+        <w:rPr>
+          <w:rFonts w:eastAsia="Times New Roman" w:cs="Times New Roman"/>
+        </w:rPr>
+        <w:t>work_hours_num</w:t>
+      </w:r>
+      <w:proofErr w:type="spellEnd"/>
     </w:p>
     <w:p>
       <w:pPr>
@@ -2903,7 +3098,35 @@
         <w:rPr>
           <w:rFonts w:eastAsia="Times New Roman" w:cs="Times New Roman"/>
         </w:rPr>
-        <w:t>Last-mile quick-commerce delivery riders for platforms like Blinkit and Zepto spend long hours on bikes, climb stairs, carry packages, and ride in heavy traffic. Over time this kind of work causes musculoskeletal disorders (MSDs): back pain, shoulder pain, wrist injuries, knee problems. The risk is not the same for every rider. Someone who is 22 and works 4 hours a day on a scooter is in a very different situation from a 45-year-old who works 10 hours a day on a motorbike with a handheld bag.</w:t>
+        <w:t xml:space="preserve">Last-mile quick-commerce delivery riders for platforms like </w:t>
+      </w:r>
+      <w:proofErr w:type="spellStart"/>
+      <w:r>
+        <w:rPr>
+          <w:rFonts w:eastAsia="Times New Roman" w:cs="Times New Roman"/>
+        </w:rPr>
+        <w:t>Blinkit</w:t>
+      </w:r>
+      <w:proofErr w:type="spellEnd"/>
+      <w:r>
+        <w:rPr>
+          <w:rFonts w:eastAsia="Times New Roman" w:cs="Times New Roman"/>
+        </w:rPr>
+        <w:t xml:space="preserve"> and </w:t>
+      </w:r>
+      <w:proofErr w:type="spellStart"/>
+      <w:r>
+        <w:rPr>
+          <w:rFonts w:eastAsia="Times New Roman" w:cs="Times New Roman"/>
+        </w:rPr>
+        <w:t>Zepto</w:t>
+      </w:r>
+      <w:proofErr w:type="spellEnd"/>
+      <w:r>
+        <w:rPr>
+          <w:rFonts w:eastAsia="Times New Roman" w:cs="Times New Roman"/>
+        </w:rPr>
+        <w:t xml:space="preserve"> spend long hours on bikes, climb stairs, carry packages, and ride in heavy traffic. Over time this kind of work causes musculoskeletal disorders (MSDs): back pain, shoulder pain, wrist injuries, knee problems. The risk is not the same for every rider. Someone who is 22 and works 4 hours a day on a scooter is in a very different situation from a 45-year-old who works 10 hours a day on a motorbike with a handheld bag.</w:t>
       </w:r>
     </w:p>
     <w:p>
@@ -2992,7 +3215,35 @@
           <w:rFonts w:eastAsia="Times New Roman" w:cs="Times New Roman"/>
         </w:rPr>
         <w:lastRenderedPageBreak/>
-        <w:t>Implement the pipeline reproducibly in Python (Jupyter notebooks, scikit-learn, XGBoost, imbalanced-learn, statsmodels) with a fixed random seed and end-to-end regeneration of every intermediate artefact.</w:t>
+        <w:t xml:space="preserve">Implement the pipeline reproducibly in Python (Jupyter notebooks, scikit-learn, </w:t>
+      </w:r>
+      <w:proofErr w:type="spellStart"/>
+      <w:r>
+        <w:rPr>
+          <w:rFonts w:eastAsia="Times New Roman" w:cs="Times New Roman"/>
+        </w:rPr>
+        <w:t>XGBoost</w:t>
+      </w:r>
+      <w:proofErr w:type="spellEnd"/>
+      <w:r>
+        <w:rPr>
+          <w:rFonts w:eastAsia="Times New Roman" w:cs="Times New Roman"/>
+        </w:rPr>
+        <w:t xml:space="preserve">, imbalanced-learn, </w:t>
+      </w:r>
+      <w:proofErr w:type="spellStart"/>
+      <w:r>
+        <w:rPr>
+          <w:rFonts w:eastAsia="Times New Roman" w:cs="Times New Roman"/>
+        </w:rPr>
+        <w:t>statsmodels</w:t>
+      </w:r>
+      <w:proofErr w:type="spellEnd"/>
+      <w:r>
+        <w:rPr>
+          <w:rFonts w:eastAsia="Times New Roman" w:cs="Times New Roman"/>
+        </w:rPr>
+        <w:t>) with a fixed random seed and end-to-end regeneration of every intermediate artefact.</w:t>
       </w:r>
     </w:p>
     <w:p>
@@ -3028,7 +3279,35 @@
         <w:rPr>
           <w:rFonts w:eastAsia="Times New Roman" w:cs="Times New Roman"/>
         </w:rPr>
-        <w:t>Deploy the trained models behind a Streamlit web application that accepts the full 36-item questionnaire plus the 11 RULA components and 8 QEC scores, and returns the six colour-coded risk levels with per-factor recommendations.</w:t>
+        <w:t xml:space="preserve">Deploy the trained models behind a </w:t>
+      </w:r>
+      <w:proofErr w:type="spellStart"/>
+      <w:r>
+        <w:rPr>
+          <w:rFonts w:eastAsia="Times New Roman" w:cs="Times New Roman"/>
+        </w:rPr>
+        <w:t>Streamlit</w:t>
+      </w:r>
+      <w:proofErr w:type="spellEnd"/>
+      <w:r>
+        <w:rPr>
+          <w:rFonts w:eastAsia="Times New Roman" w:cs="Times New Roman"/>
+        </w:rPr>
+        <w:t xml:space="preserve"> web application that accepts the full 36-item questionnaire plus the 11 RULA components and 8 QEC scores, and returns the six </w:t>
+      </w:r>
+      <w:proofErr w:type="spellStart"/>
+      <w:r>
+        <w:rPr>
+          <w:rFonts w:eastAsia="Times New Roman" w:cs="Times New Roman"/>
+        </w:rPr>
+        <w:t>colour</w:t>
+      </w:r>
+      <w:proofErr w:type="spellEnd"/>
+      <w:r>
+        <w:rPr>
+          <w:rFonts w:eastAsia="Times New Roman" w:cs="Times New Roman"/>
+        </w:rPr>
+        <w:t>-coded risk levels with per-factor recommendations.</w:t>
       </w:r>
     </w:p>
     <w:p>
@@ -3168,7 +3447,35 @@
         <w:rPr>
           <w:rFonts w:eastAsia="Times New Roman" w:cs="Times New Roman"/>
         </w:rPr>
-        <w:t>This is a cross-sectional study of Blinkit and Zepto quick-commerce delivery partners conducted in the Chengalpattu and Chennai regions in March-April 2026 using convenience sampling. The same 182 participants supplied both data streams: rider self-report through a Google Form and posture recorded during a delivery task by a trained observer. Eligibility was applied at the person level before either instrument.</w:t>
+        <w:t xml:space="preserve">This is a cross-sectional study of </w:t>
+      </w:r>
+      <w:proofErr w:type="spellStart"/>
+      <w:r>
+        <w:rPr>
+          <w:rFonts w:eastAsia="Times New Roman" w:cs="Times New Roman"/>
+        </w:rPr>
+        <w:t>Blinkit</w:t>
+      </w:r>
+      <w:proofErr w:type="spellEnd"/>
+      <w:r>
+        <w:rPr>
+          <w:rFonts w:eastAsia="Times New Roman" w:cs="Times New Roman"/>
+        </w:rPr>
+        <w:t xml:space="preserve"> and </w:t>
+      </w:r>
+      <w:proofErr w:type="spellStart"/>
+      <w:r>
+        <w:rPr>
+          <w:rFonts w:eastAsia="Times New Roman" w:cs="Times New Roman"/>
+        </w:rPr>
+        <w:t>Zepto</w:t>
+      </w:r>
+      <w:proofErr w:type="spellEnd"/>
+      <w:r>
+        <w:rPr>
+          <w:rFonts w:eastAsia="Times New Roman" w:cs="Times New Roman"/>
+        </w:rPr>
+        <w:t xml:space="preserve"> quick-commerce delivery partners conducted in the Chengalpattu and Chennai regions in March-April 2026 using convenience sampling. The same 182 participants supplied both data streams: rider self-report through a Google Form and posture recorded during a delivery task by a trained observer. Eligibility was applied at the person level before either instrument.</w:t>
       </w:r>
     </w:p>
     <w:p>
@@ -3194,7 +3501,35 @@
         <w:rPr>
           <w:rFonts w:eastAsia="Times New Roman" w:cs="Times New Roman"/>
         </w:rPr>
-        <w:t>Full-time delivery partners working on either the Blinkit or the Zepto platform.</w:t>
+        <w:t xml:space="preserve">Full-time delivery partners working on either the </w:t>
+      </w:r>
+      <w:proofErr w:type="spellStart"/>
+      <w:r>
+        <w:rPr>
+          <w:rFonts w:eastAsia="Times New Roman" w:cs="Times New Roman"/>
+        </w:rPr>
+        <w:t>Blinkit</w:t>
+      </w:r>
+      <w:proofErr w:type="spellEnd"/>
+      <w:r>
+        <w:rPr>
+          <w:rFonts w:eastAsia="Times New Roman" w:cs="Times New Roman"/>
+        </w:rPr>
+        <w:t xml:space="preserve"> or the </w:t>
+      </w:r>
+      <w:proofErr w:type="spellStart"/>
+      <w:r>
+        <w:rPr>
+          <w:rFonts w:eastAsia="Times New Roman" w:cs="Times New Roman"/>
+        </w:rPr>
+        <w:t>Zepto</w:t>
+      </w:r>
+      <w:proofErr w:type="spellEnd"/>
+      <w:r>
+        <w:rPr>
+          <w:rFonts w:eastAsia="Times New Roman" w:cs="Times New Roman"/>
+        </w:rPr>
+        <w:t xml:space="preserve"> platform.</w:t>
       </w:r>
     </w:p>
     <w:p>
@@ -3349,7 +3684,119 @@
         <w:rPr>
           <w:rFonts w:eastAsia="Times New Roman" w:cs="Times New Roman"/>
         </w:rPr>
-        <w:t>Phase 1 (01_data_cleaning.ipynb) normalises the raw CSV, standardises Yes/No answers, and validates row counts. Phase 2 (02_feature_engineering.ipynb) encodes ordered categorical bins to integers, assigns numeric midpoints to bin ranges, ranks vehicle type and carrying mode, aliases the 18 Yes/No items, and derives four composite features -- workload_score (mean of the six NASA-TLX items with satisfaction reversed), fatigue_score (mean of the six Borg CR10 items), force_exertion (the Borg lifting item), and vibration_index (vehicle_rank x work_hours_num) -- plus five product-form interactions so tree-based models can pick up combined effects.</w:t>
+        <w:t xml:space="preserve">Phase 1 (01_data_cleaning.ipynb) </w:t>
+      </w:r>
+      <w:proofErr w:type="spellStart"/>
+      <w:r>
+        <w:rPr>
+          <w:rFonts w:eastAsia="Times New Roman" w:cs="Times New Roman"/>
+        </w:rPr>
+        <w:t>normalises</w:t>
+      </w:r>
+      <w:proofErr w:type="spellEnd"/>
+      <w:r>
+        <w:rPr>
+          <w:rFonts w:eastAsia="Times New Roman" w:cs="Times New Roman"/>
+        </w:rPr>
+        <w:t xml:space="preserve"> the raw CSV, </w:t>
+      </w:r>
+      <w:proofErr w:type="spellStart"/>
+      <w:r>
+        <w:rPr>
+          <w:rFonts w:eastAsia="Times New Roman" w:cs="Times New Roman"/>
+        </w:rPr>
+        <w:t>standardises</w:t>
+      </w:r>
+      <w:proofErr w:type="spellEnd"/>
+      <w:r>
+        <w:rPr>
+          <w:rFonts w:eastAsia="Times New Roman" w:cs="Times New Roman"/>
+        </w:rPr>
+        <w:t xml:space="preserve"> Yes/No answers, and validates row counts. Phase 2 (02_feature_engineering.ipynb) encodes ordered categorical bins to integers, assigns numeric midpoints to bin ranges, ranks vehicle type and carrying mode, aliases the 18 Yes/No items, and derives four composite features -- </w:t>
+      </w:r>
+      <w:proofErr w:type="spellStart"/>
+      <w:r>
+        <w:rPr>
+          <w:rFonts w:eastAsia="Times New Roman" w:cs="Times New Roman"/>
+        </w:rPr>
+        <w:t>workload_score</w:t>
+      </w:r>
+      <w:proofErr w:type="spellEnd"/>
+      <w:r>
+        <w:rPr>
+          <w:rFonts w:eastAsia="Times New Roman" w:cs="Times New Roman"/>
+        </w:rPr>
+        <w:t xml:space="preserve"> (mean of the six NASA-TLX items with satisfaction reversed), </w:t>
+      </w:r>
+      <w:proofErr w:type="spellStart"/>
+      <w:r>
+        <w:rPr>
+          <w:rFonts w:eastAsia="Times New Roman" w:cs="Times New Roman"/>
+        </w:rPr>
+        <w:t>fatigue_score</w:t>
+      </w:r>
+      <w:proofErr w:type="spellEnd"/>
+      <w:r>
+        <w:rPr>
+          <w:rFonts w:eastAsia="Times New Roman" w:cs="Times New Roman"/>
+        </w:rPr>
+        <w:t xml:space="preserve"> (mean of the six Borg CR10 items), </w:t>
+      </w:r>
+      <w:proofErr w:type="spellStart"/>
+      <w:r>
+        <w:rPr>
+          <w:rFonts w:eastAsia="Times New Roman" w:cs="Times New Roman"/>
+        </w:rPr>
+        <w:t>force_exertion</w:t>
+      </w:r>
+      <w:proofErr w:type="spellEnd"/>
+      <w:r>
+        <w:rPr>
+          <w:rFonts w:eastAsia="Times New Roman" w:cs="Times New Roman"/>
+        </w:rPr>
+        <w:t xml:space="preserve"> (the Borg lifting item), and </w:t>
+      </w:r>
+      <w:proofErr w:type="spellStart"/>
+      <w:r>
+        <w:rPr>
+          <w:rFonts w:eastAsia="Times New Roman" w:cs="Times New Roman"/>
+        </w:rPr>
+        <w:t>vibration_index</w:t>
+      </w:r>
+      <w:proofErr w:type="spellEnd"/>
+      <w:r>
+        <w:rPr>
+          <w:rFonts w:eastAsia="Times New Roman" w:cs="Times New Roman"/>
+        </w:rPr>
+        <w:t xml:space="preserve"> (</w:t>
+      </w:r>
+      <w:proofErr w:type="spellStart"/>
+      <w:r>
+        <w:rPr>
+          <w:rFonts w:eastAsia="Times New Roman" w:cs="Times New Roman"/>
+        </w:rPr>
+        <w:t>vehicle_rank</w:t>
+      </w:r>
+      <w:proofErr w:type="spellEnd"/>
+      <w:r>
+        <w:rPr>
+          <w:rFonts w:eastAsia="Times New Roman" w:cs="Times New Roman"/>
+        </w:rPr>
+        <w:t xml:space="preserve"> x </w:t>
+      </w:r>
+      <w:proofErr w:type="spellStart"/>
+      <w:r>
+        <w:rPr>
+          <w:rFonts w:eastAsia="Times New Roman" w:cs="Times New Roman"/>
+        </w:rPr>
+        <w:t>work_hours_num</w:t>
+      </w:r>
+      <w:proofErr w:type="spellEnd"/>
+      <w:r>
+        <w:rPr>
+          <w:rFonts w:eastAsia="Times New Roman" w:cs="Times New Roman"/>
+        </w:rPr>
+        <w:t>) -- plus five product-form interactions so tree-based models can pick up combined effects.</w:t>
       </w:r>
     </w:p>
     <w:p>
@@ -3361,7 +3808,35 @@
         <w:rPr>
           <w:rFonts w:eastAsia="Times New Roman" w:cs="Times New Roman"/>
         </w:rPr>
-        <w:t>The posture observations are merged into the survey via a severity-rank merge: riders are ranked by an exposure_severity index (normalised NMQ pain count + fatigue score + hours), posture rows by RULA Table C, and the two ranked lists are joined one-to-one. Caveats are noted in Chapter 5.</w:t>
+        <w:t xml:space="preserve">The posture observations are merged into the survey via a severity-rank merge: riders are ranked by an </w:t>
+      </w:r>
+      <w:proofErr w:type="spellStart"/>
+      <w:r>
+        <w:rPr>
+          <w:rFonts w:eastAsia="Times New Roman" w:cs="Times New Roman"/>
+        </w:rPr>
+        <w:t>exposure_severity</w:t>
+      </w:r>
+      <w:proofErr w:type="spellEnd"/>
+      <w:r>
+        <w:rPr>
+          <w:rFonts w:eastAsia="Times New Roman" w:cs="Times New Roman"/>
+        </w:rPr>
+        <w:t xml:space="preserve"> index (</w:t>
+      </w:r>
+      <w:proofErr w:type="spellStart"/>
+      <w:r>
+        <w:rPr>
+          <w:rFonts w:eastAsia="Times New Roman" w:cs="Times New Roman"/>
+        </w:rPr>
+        <w:t>normalised</w:t>
+      </w:r>
+      <w:proofErr w:type="spellEnd"/>
+      <w:r>
+        <w:rPr>
+          <w:rFonts w:eastAsia="Times New Roman" w:cs="Times New Roman"/>
+        </w:rPr>
+        <w:t xml:space="preserve"> NMQ pain count + fatigue score + hours), posture rows by RULA Table C, and the two ranked lists are joined one-to-one. Caveats are noted in Chapter 5.</w:t>
       </w:r>
     </w:p>
     <w:p>
@@ -3435,7 +3910,21 @@
         <w:rPr>
           <w:rFonts w:eastAsia="Times New Roman" w:cs="Times New Roman"/>
         </w:rPr>
-        <w:t>Vibration: vibration_index binned by sample tercile.</w:t>
+        <w:t xml:space="preserve">Vibration: </w:t>
+      </w:r>
+      <w:proofErr w:type="spellStart"/>
+      <w:r>
+        <w:rPr>
+          <w:rFonts w:eastAsia="Times New Roman" w:cs="Times New Roman"/>
+        </w:rPr>
+        <w:t>vibration_index</w:t>
+      </w:r>
+      <w:proofErr w:type="spellEnd"/>
+      <w:r>
+        <w:rPr>
+          <w:rFonts w:eastAsia="Times New Roman" w:cs="Times New Roman"/>
+        </w:rPr>
+        <w:t xml:space="preserve"> binned by sample tercile.</w:t>
       </w:r>
     </w:p>
     <w:p>
@@ -3447,7 +3936,35 @@
         <w:rPr>
           <w:rFonts w:eastAsia="Times New Roman" w:cs="Times New Roman"/>
         </w:rPr>
-        <w:t>Contact Stress: carrying_contact_rank x work_hours_num x age multiplier, sample tercile.</w:t>
+        <w:t xml:space="preserve">Contact Stress: </w:t>
+      </w:r>
+      <w:proofErr w:type="spellStart"/>
+      <w:r>
+        <w:rPr>
+          <w:rFonts w:eastAsia="Times New Roman" w:cs="Times New Roman"/>
+        </w:rPr>
+        <w:t>carrying_contact_rank</w:t>
+      </w:r>
+      <w:proofErr w:type="spellEnd"/>
+      <w:r>
+        <w:rPr>
+          <w:rFonts w:eastAsia="Times New Roman" w:cs="Times New Roman"/>
+        </w:rPr>
+        <w:t xml:space="preserve"> x </w:t>
+      </w:r>
+      <w:proofErr w:type="spellStart"/>
+      <w:r>
+        <w:rPr>
+          <w:rFonts w:eastAsia="Times New Roman" w:cs="Times New Roman"/>
+        </w:rPr>
+        <w:t>work_hours_num</w:t>
+      </w:r>
+      <w:proofErr w:type="spellEnd"/>
+      <w:r>
+        <w:rPr>
+          <w:rFonts w:eastAsia="Times New Roman" w:cs="Times New Roman"/>
+        </w:rPr>
+        <w:t xml:space="preserve"> x age multiplier, sample tercile.</w:t>
       </w:r>
     </w:p>
     <w:p>
@@ -3486,7 +4003,21 @@
         <w:rPr>
           <w:rFonts w:eastAsia="Times New Roman" w:cs="Times New Roman"/>
         </w:rPr>
-        <w:t>Phase 5 (05_stats.ipynb) runs two analyses on discomfort (binary: any NMQ 12-month pain). A chi-square test of independence (scipy.stats.chi2_contingency) checks whether each risk factor is associated with discomfort at p less than 0.05. Second, a multivariable logistic regression (statsmodels.api.Logit) estimates the effect of eleven predictors while controlling for the others; results are reported as odds ratios with 95 percent confidence intervals.</w:t>
+        <w:t>Phase 5 (05_stats.ipynb) runs two analyses on discomfort (binary: any NMQ 12-month pain). A chi-square test of independence (scipy.stats.chi2_contingency) checks whether each risk factor is associated with discomfort at p less than 0.05. Second, a multivariable logistic regression (</w:t>
+      </w:r>
+      <w:proofErr w:type="spellStart"/>
+      <w:r>
+        <w:rPr>
+          <w:rFonts w:eastAsia="Times New Roman" w:cs="Times New Roman"/>
+        </w:rPr>
+        <w:t>statsmodels.api.Logit</w:t>
+      </w:r>
+      <w:proofErr w:type="spellEnd"/>
+      <w:r>
+        <w:rPr>
+          <w:rFonts w:eastAsia="Times New Roman" w:cs="Times New Roman"/>
+        </w:rPr>
+        <w:t>) estimates the effect of eleven predictors while controlling for the others; results are reported as odds ratios with 95 percent confidence intervals.</w:t>
       </w:r>
     </w:p>
     <w:p>
@@ -3512,7 +4043,49 @@
         <w:rPr>
           <w:rFonts w:eastAsia="Times New Roman" w:cs="Times New Roman"/>
         </w:rPr>
-        <w:t>Phase 6 (06_modeling.ipynb) trains a classifier per target from seven candidate algorithms.  Each sits inside an imblearn.Pipeline with SMOTE upstream so resampling only touches training folds. GridSearchCV tunes hyperparameters on macro-F1 inside 5-fold stratified CV, and the best model per target is refit on the full sample and saved as outputs/models/best_&lt;factor&gt;.pkl.</w:t>
+        <w:t xml:space="preserve">Phase 6 (06_modeling.ipynb) trains a classifier per target from seven candidate algorithms.  Each sits inside an </w:t>
+      </w:r>
+      <w:proofErr w:type="spellStart"/>
+      <w:r>
+        <w:rPr>
+          <w:rFonts w:eastAsia="Times New Roman" w:cs="Times New Roman"/>
+        </w:rPr>
+        <w:t>imblearn.Pipeline</w:t>
+      </w:r>
+      <w:proofErr w:type="spellEnd"/>
+      <w:r>
+        <w:rPr>
+          <w:rFonts w:eastAsia="Times New Roman" w:cs="Times New Roman"/>
+        </w:rPr>
+        <w:t xml:space="preserve"> with SMOTE upstream so resampling only touches training folds. </w:t>
+      </w:r>
+      <w:proofErr w:type="spellStart"/>
+      <w:r>
+        <w:rPr>
+          <w:rFonts w:eastAsia="Times New Roman" w:cs="Times New Roman"/>
+        </w:rPr>
+        <w:t>GridSearchCV</w:t>
+      </w:r>
+      <w:proofErr w:type="spellEnd"/>
+      <w:r>
+        <w:rPr>
+          <w:rFonts w:eastAsia="Times New Roman" w:cs="Times New Roman"/>
+        </w:rPr>
+        <w:t xml:space="preserve"> tunes hyperparameters on macro-F1 inside 5-fold stratified CV, and the best model per target is refit on the full sample and saved as outputs/models/best_&lt;factor&gt;.</w:t>
+      </w:r>
+      <w:proofErr w:type="spellStart"/>
+      <w:r>
+        <w:rPr>
+          <w:rFonts w:eastAsia="Times New Roman" w:cs="Times New Roman"/>
+        </w:rPr>
+        <w:t>pkl</w:t>
+      </w:r>
+      <w:proofErr w:type="spellEnd"/>
+      <w:r>
+        <w:rPr>
+          <w:rFonts w:eastAsia="Times New Roman" w:cs="Times New Roman"/>
+        </w:rPr>
+        <w:t>.</w:t>
       </w:r>
     </w:p>
     <w:p>
@@ -3535,11 +4108,33 @@
         <w:spacing w:after="160" w:line="336" w:lineRule="auto"/>
         <w:jc w:val="both"/>
       </w:pPr>
-      <w:r>
-        <w:rPr>
-          <w:rFonts w:eastAsia="Times New Roman" w:cs="Times New Roman"/>
-        </w:rPr>
-        <w:t>Regularised linear classifier used as the baseline (L2 penalty, class_weight balanced).  Any tree-based method that fails to beat it on a factor is either overfitting or getting nothing from feature interactions.</w:t>
+      <w:proofErr w:type="spellStart"/>
+      <w:r>
+        <w:rPr>
+          <w:rFonts w:eastAsia="Times New Roman" w:cs="Times New Roman"/>
+        </w:rPr>
+        <w:t>Regularised</w:t>
+      </w:r>
+      <w:proofErr w:type="spellEnd"/>
+      <w:r>
+        <w:rPr>
+          <w:rFonts w:eastAsia="Times New Roman" w:cs="Times New Roman"/>
+        </w:rPr>
+        <w:t xml:space="preserve"> linear classifier used as the baseline (L2 penalty, </w:t>
+      </w:r>
+      <w:proofErr w:type="spellStart"/>
+      <w:r>
+        <w:rPr>
+          <w:rFonts w:eastAsia="Times New Roman" w:cs="Times New Roman"/>
+        </w:rPr>
+        <w:t>class_weight</w:t>
+      </w:r>
+      <w:proofErr w:type="spellEnd"/>
+      <w:r>
+        <w:rPr>
+          <w:rFonts w:eastAsia="Times New Roman" w:cs="Times New Roman"/>
+        </w:rPr>
+        <w:t xml:space="preserve"> balanced).  Any tree-based method that fails to beat it on a factor is either overfitting or getting nothing from feature interactions.</w:t>
       </w:r>
     </w:p>
     <w:p>
@@ -3566,7 +4161,49 @@
         <w:rPr>
           <w:rFonts w:eastAsia="Times New Roman" w:cs="Times New Roman"/>
         </w:rPr>
-        <w:t>Single CART tree with max_depth (3-10) and min_samples_leaf (2-10) tuned via grid search.  Included as the ensembling floor; not competitive on its own for any of the six targets.</w:t>
+        <w:t xml:space="preserve">Single CART tree with </w:t>
+      </w:r>
+      <w:proofErr w:type="spellStart"/>
+      <w:r>
+        <w:rPr>
+          <w:rFonts w:eastAsia="Times New Roman" w:cs="Times New Roman"/>
+        </w:rPr>
+        <w:t>max_depth</w:t>
+      </w:r>
+      <w:proofErr w:type="spellEnd"/>
+      <w:r>
+        <w:rPr>
+          <w:rFonts w:eastAsia="Times New Roman" w:cs="Times New Roman"/>
+        </w:rPr>
+        <w:t xml:space="preserve"> (3-10) and </w:t>
+      </w:r>
+      <w:proofErr w:type="spellStart"/>
+      <w:r>
+        <w:rPr>
+          <w:rFonts w:eastAsia="Times New Roman" w:cs="Times New Roman"/>
+        </w:rPr>
+        <w:t>min_samples_leaf</w:t>
+      </w:r>
+      <w:proofErr w:type="spellEnd"/>
+      <w:r>
+        <w:rPr>
+          <w:rFonts w:eastAsia="Times New Roman" w:cs="Times New Roman"/>
+        </w:rPr>
+        <w:t xml:space="preserve"> (2-10) tuned via grid search.  Included as the </w:t>
+      </w:r>
+      <w:proofErr w:type="spellStart"/>
+      <w:r>
+        <w:rPr>
+          <w:rFonts w:eastAsia="Times New Roman" w:cs="Times New Roman"/>
+        </w:rPr>
+        <w:t>ensembling</w:t>
+      </w:r>
+      <w:proofErr w:type="spellEnd"/>
+      <w:r>
+        <w:rPr>
+          <w:rFonts w:eastAsia="Times New Roman" w:cs="Times New Roman"/>
+        </w:rPr>
+        <w:t xml:space="preserve"> floor; not competitive on its own for any of the six targets.</w:t>
       </w:r>
     </w:p>
     <w:p>
@@ -3620,7 +4257,21 @@
         <w:rPr>
           <w:rFonts w:eastAsia="Times New Roman" w:cs="Times New Roman"/>
         </w:rPr>
-        <w:t>Like Random Forest but with fully random splits per node.  The extra randomisation lowers between-tree correlation and helped it win on Vibration.</w:t>
+        <w:t xml:space="preserve">Like Random Forest but with fully random splits per node.  The extra </w:t>
+      </w:r>
+      <w:proofErr w:type="spellStart"/>
+      <w:r>
+        <w:rPr>
+          <w:rFonts w:eastAsia="Times New Roman" w:cs="Times New Roman"/>
+        </w:rPr>
+        <w:t>randomisation</w:t>
+      </w:r>
+      <w:proofErr w:type="spellEnd"/>
+      <w:r>
+        <w:rPr>
+          <w:rFonts w:eastAsia="Times New Roman" w:cs="Times New Roman"/>
+        </w:rPr>
+        <w:t xml:space="preserve"> lowers between-tree correlation and helped it win on Vibration.</w:t>
       </w:r>
     </w:p>
     <w:p>
@@ -3663,26 +4314,9 @@
           <w:sz w:val="24"/>
         </w:rPr>
         <w:lastRenderedPageBreak/>
-        <w:t>2.6.6   XGBoost</w:t>
-      </w:r>
-    </w:p>
-    <w:p>
-      <w:pPr>
-        <w:spacing w:after="160" w:line="336" w:lineRule="auto"/>
-        <w:jc w:val="both"/>
-      </w:pPr>
-      <w:r>
-        <w:rPr>
-          <w:rFonts w:eastAsia="Times New Roman" w:cs="Times New Roman"/>
-        </w:rPr>
-        <w:t>Gradient-boosted trees with L1 + L2 regularisation on the leaf weights and per-tree column subsampling.  Placed second on several targets but did not win any at the default search budget.</w:t>
-      </w:r>
-    </w:p>
-    <w:p>
-      <w:pPr>
-        <w:pStyle w:val="Heading5"/>
-        <w:spacing w:before="180" w:after="60"/>
-      </w:pPr>
+        <w:t xml:space="preserve">2.6.6   </w:t>
+      </w:r>
+      <w:proofErr w:type="spellStart"/>
       <w:r>
         <w:rPr>
           <w:rFonts w:ascii="Times New Roman" w:eastAsia="Times New Roman" w:hAnsi="Times New Roman" w:cs="Times New Roman"/>
@@ -3690,8 +4324,9 @@
           <w:color w:val="000000"/>
           <w:sz w:val="24"/>
         </w:rPr>
-        <w:t>2.6.7   Stacking Classifier</w:t>
-      </w:r>
+        <w:t>XGBoost</w:t>
+      </w:r>
+      <w:proofErr w:type="spellEnd"/>
     </w:p>
     <w:p>
       <w:pPr>
@@ -3702,7 +4337,21 @@
         <w:rPr>
           <w:rFonts w:eastAsia="Times New Roman" w:cs="Times New Roman"/>
         </w:rPr>
-        <w:t>Meta-learner taking the out-of-fold predictions of Random Forest, Extra Trees, HistGBM, and XGBoost as inputs and fitting a Logistic Regression on top.  Failed to beat the strongest base learner because the four base learners largely agreed.</w:t>
+        <w:t xml:space="preserve">Gradient-boosted trees with L1 + L2 </w:t>
+      </w:r>
+      <w:proofErr w:type="spellStart"/>
+      <w:r>
+        <w:rPr>
+          <w:rFonts w:eastAsia="Times New Roman" w:cs="Times New Roman"/>
+        </w:rPr>
+        <w:t>regularisation</w:t>
+      </w:r>
+      <w:proofErr w:type="spellEnd"/>
+      <w:r>
+        <w:rPr>
+          <w:rFonts w:eastAsia="Times New Roman" w:cs="Times New Roman"/>
+        </w:rPr>
+        <w:t xml:space="preserve"> on the leaf weights and per-tree column subsampling.  Placed second on several targets but did not win any at the default search budget.</w:t>
       </w:r>
     </w:p>
     <w:p>
@@ -3717,7 +4366,7 @@
           <w:color w:val="000000"/>
           <w:sz w:val="24"/>
         </w:rPr>
-        <w:t>2.6.8   SMOTE and cross-validation</w:t>
+        <w:t>2.6.7   Stacking Classifier</w:t>
       </w:r>
     </w:p>
     <w:p>
@@ -3729,7 +4378,35 @@
         <w:rPr>
           <w:rFonts w:eastAsia="Times New Roman" w:cs="Times New Roman"/>
         </w:rPr>
-        <w:t>SMOTE synthesises new minority-class samples along segments between k nearest minority neighbours.  Wrapping it in imblearn.Pipeline keeps the synthesis inside training folds only, so validation-fold accuracy is never inflated.  k_neighbors is set per target below the minority training-fold count; GridSearchCV picks hyperparameters on macro-F1 with StratifiedKFold(5, shuffle=True, random_state=42).</w:t>
+        <w:t xml:space="preserve">Meta-learner taking the out-of-fold predictions of Random Forest, Extra Trees, </w:t>
+      </w:r>
+      <w:proofErr w:type="spellStart"/>
+      <w:r>
+        <w:rPr>
+          <w:rFonts w:eastAsia="Times New Roman" w:cs="Times New Roman"/>
+        </w:rPr>
+        <w:t>HistGBM</w:t>
+      </w:r>
+      <w:proofErr w:type="spellEnd"/>
+      <w:r>
+        <w:rPr>
+          <w:rFonts w:eastAsia="Times New Roman" w:cs="Times New Roman"/>
+        </w:rPr>
+        <w:t xml:space="preserve">, and </w:t>
+      </w:r>
+      <w:proofErr w:type="spellStart"/>
+      <w:r>
+        <w:rPr>
+          <w:rFonts w:eastAsia="Times New Roman" w:cs="Times New Roman"/>
+        </w:rPr>
+        <w:t>XGBoost</w:t>
+      </w:r>
+      <w:proofErr w:type="spellEnd"/>
+      <w:r>
+        <w:rPr>
+          <w:rFonts w:eastAsia="Times New Roman" w:cs="Times New Roman"/>
+        </w:rPr>
+        <w:t xml:space="preserve"> as inputs and fitting a Logistic Regression on top.  Failed to beat the strongest base learner because the four base learners largely agreed.</w:t>
       </w:r>
     </w:p>
     <w:p>
@@ -3744,7 +4421,7 @@
           <w:color w:val="000000"/>
           <w:sz w:val="24"/>
         </w:rPr>
-        <w:t>2.6.9   Per-target feature exclusions</w:t>
+        <w:t>2.6.8   SMOTE and cross-validation</w:t>
       </w:r>
     </w:p>
     <w:p>
@@ -3756,7 +4433,146 @@
         <w:rPr>
           <w:rFonts w:eastAsia="Times New Roman" w:cs="Times New Roman"/>
         </w:rPr>
-        <w:t>Each target excludes the survey inputs that directly define its Stage-1 label (otherwise the model would memorise the rule).  Posture additionally receives the 11 RULA components and 8 QEC scores, giving 63 total features.</w:t>
+        <w:t xml:space="preserve">SMOTE </w:t>
+      </w:r>
+      <w:proofErr w:type="spellStart"/>
+      <w:r>
+        <w:rPr>
+          <w:rFonts w:eastAsia="Times New Roman" w:cs="Times New Roman"/>
+        </w:rPr>
+        <w:t>synthesises</w:t>
+      </w:r>
+      <w:proofErr w:type="spellEnd"/>
+      <w:r>
+        <w:rPr>
+          <w:rFonts w:eastAsia="Times New Roman" w:cs="Times New Roman"/>
+        </w:rPr>
+        <w:t xml:space="preserve"> new minority-class samples along segments between k nearest minority </w:t>
+      </w:r>
+      <w:proofErr w:type="spellStart"/>
+      <w:r>
+        <w:rPr>
+          <w:rFonts w:eastAsia="Times New Roman" w:cs="Times New Roman"/>
+        </w:rPr>
+        <w:t>neighbours</w:t>
+      </w:r>
+      <w:proofErr w:type="spellEnd"/>
+      <w:r>
+        <w:rPr>
+          <w:rFonts w:eastAsia="Times New Roman" w:cs="Times New Roman"/>
+        </w:rPr>
+        <w:t xml:space="preserve">.  Wrapping it in </w:t>
+      </w:r>
+      <w:proofErr w:type="spellStart"/>
+      <w:r>
+        <w:rPr>
+          <w:rFonts w:eastAsia="Times New Roman" w:cs="Times New Roman"/>
+        </w:rPr>
+        <w:t>imblearn.Pipeline</w:t>
+      </w:r>
+      <w:proofErr w:type="spellEnd"/>
+      <w:r>
+        <w:rPr>
+          <w:rFonts w:eastAsia="Times New Roman" w:cs="Times New Roman"/>
+        </w:rPr>
+        <w:t xml:space="preserve"> keeps the synthesis inside training folds only, so validation-fold accuracy is never inflated.  </w:t>
+      </w:r>
+      <w:proofErr w:type="spellStart"/>
+      <w:r>
+        <w:rPr>
+          <w:rFonts w:eastAsia="Times New Roman" w:cs="Times New Roman"/>
+        </w:rPr>
+        <w:t>k_neighbors</w:t>
+      </w:r>
+      <w:proofErr w:type="spellEnd"/>
+      <w:r>
+        <w:rPr>
+          <w:rFonts w:eastAsia="Times New Roman" w:cs="Times New Roman"/>
+        </w:rPr>
+        <w:t xml:space="preserve"> is set per target below the minority training-fold count; </w:t>
+      </w:r>
+      <w:proofErr w:type="spellStart"/>
+      <w:r>
+        <w:rPr>
+          <w:rFonts w:eastAsia="Times New Roman" w:cs="Times New Roman"/>
+        </w:rPr>
+        <w:t>GridSearchCV</w:t>
+      </w:r>
+      <w:proofErr w:type="spellEnd"/>
+      <w:r>
+        <w:rPr>
+          <w:rFonts w:eastAsia="Times New Roman" w:cs="Times New Roman"/>
+        </w:rPr>
+        <w:t xml:space="preserve"> picks hyperparameters on macro-F1 with </w:t>
+      </w:r>
+      <w:proofErr w:type="spellStart"/>
+      <w:r>
+        <w:rPr>
+          <w:rFonts w:eastAsia="Times New Roman" w:cs="Times New Roman"/>
+        </w:rPr>
+        <w:t>StratifiedKFold</w:t>
+      </w:r>
+      <w:proofErr w:type="spellEnd"/>
+      <w:r>
+        <w:rPr>
+          <w:rFonts w:eastAsia="Times New Roman" w:cs="Times New Roman"/>
+        </w:rPr>
+        <w:t xml:space="preserve">(5, shuffle=True, </w:t>
+      </w:r>
+      <w:proofErr w:type="spellStart"/>
+      <w:r>
+        <w:rPr>
+          <w:rFonts w:eastAsia="Times New Roman" w:cs="Times New Roman"/>
+        </w:rPr>
+        <w:t>random_state</w:t>
+      </w:r>
+      <w:proofErr w:type="spellEnd"/>
+      <w:r>
+        <w:rPr>
+          <w:rFonts w:eastAsia="Times New Roman" w:cs="Times New Roman"/>
+        </w:rPr>
+        <w:t>=42).</w:t>
+      </w:r>
+    </w:p>
+    <w:p>
+      <w:pPr>
+        <w:pStyle w:val="Heading5"/>
+        <w:spacing w:before="180" w:after="60"/>
+      </w:pPr>
+      <w:r>
+        <w:rPr>
+          <w:rFonts w:ascii="Times New Roman" w:eastAsia="Times New Roman" w:hAnsi="Times New Roman" w:cs="Times New Roman"/>
+          <w:b/>
+          <w:color w:val="000000"/>
+          <w:sz w:val="24"/>
+        </w:rPr>
+        <w:t>2.6.9   Per-target feature exclusions</w:t>
+      </w:r>
+    </w:p>
+    <w:p>
+      <w:pPr>
+        <w:spacing w:after="160" w:line="336" w:lineRule="auto"/>
+        <w:jc w:val="both"/>
+      </w:pPr>
+      <w:r>
+        <w:rPr>
+          <w:rFonts w:eastAsia="Times New Roman" w:cs="Times New Roman"/>
+        </w:rPr>
+        <w:t xml:space="preserve">Each target excludes the survey inputs that directly define its Stage-1 label (otherwise the model would </w:t>
+      </w:r>
+      <w:proofErr w:type="spellStart"/>
+      <w:r>
+        <w:rPr>
+          <w:rFonts w:eastAsia="Times New Roman" w:cs="Times New Roman"/>
+        </w:rPr>
+        <w:t>memorise</w:t>
+      </w:r>
+      <w:proofErr w:type="spellEnd"/>
+      <w:r>
+        <w:rPr>
+          <w:rFonts w:eastAsia="Times New Roman" w:cs="Times New Roman"/>
+        </w:rPr>
+        <w:t xml:space="preserve"> the rule).  Posture additionally receives the 11 RULA components and 8 QEC scores, giving 63 total features.</w:t>
       </w:r>
     </w:p>
     <w:tbl>
@@ -3866,13 +4682,31 @@
             <w:pPr>
               <w:spacing w:before="20" w:after="20"/>
             </w:pPr>
-            <w:r>
-              <w:rPr>
-                <w:rFonts w:eastAsia="Times New Roman" w:cs="Times New Roman"/>
-                <w:sz w:val="20"/>
-              </w:rPr>
-              <w:t>force_exertion, force_x_age</w:t>
-            </w:r>
+            <w:proofErr w:type="spellStart"/>
+            <w:r>
+              <w:rPr>
+                <w:rFonts w:eastAsia="Times New Roman" w:cs="Times New Roman"/>
+                <w:sz w:val="20"/>
+              </w:rPr>
+              <w:t>force_exertion</w:t>
+            </w:r>
+            <w:proofErr w:type="spellEnd"/>
+            <w:r>
+              <w:rPr>
+                <w:rFonts w:eastAsia="Times New Roman" w:cs="Times New Roman"/>
+                <w:sz w:val="20"/>
+              </w:rPr>
+              <w:t xml:space="preserve">, </w:t>
+            </w:r>
+            <w:proofErr w:type="spellStart"/>
+            <w:r>
+              <w:rPr>
+                <w:rFonts w:eastAsia="Times New Roman" w:cs="Times New Roman"/>
+                <w:sz w:val="20"/>
+              </w:rPr>
+              <w:t>force_x_age</w:t>
+            </w:r>
+            <w:proofErr w:type="spellEnd"/>
           </w:p>
         </w:tc>
         <w:tc>
@@ -3924,13 +4758,47 @@
             <w:pPr>
               <w:spacing w:before="20" w:after="20"/>
             </w:pPr>
-            <w:r>
-              <w:rPr>
-                <w:rFonts w:eastAsia="Times New Roman" w:cs="Times New Roman"/>
-                <w:sz w:val="20"/>
-              </w:rPr>
-              <w:t>deliveries_num, work_hours_num, deliv_x_days</w:t>
-            </w:r>
+            <w:proofErr w:type="spellStart"/>
+            <w:r>
+              <w:rPr>
+                <w:rFonts w:eastAsia="Times New Roman" w:cs="Times New Roman"/>
+                <w:sz w:val="20"/>
+              </w:rPr>
+              <w:t>deliveries_num</w:t>
+            </w:r>
+            <w:proofErr w:type="spellEnd"/>
+            <w:r>
+              <w:rPr>
+                <w:rFonts w:eastAsia="Times New Roman" w:cs="Times New Roman"/>
+                <w:sz w:val="20"/>
+              </w:rPr>
+              <w:t xml:space="preserve">, </w:t>
+            </w:r>
+            <w:proofErr w:type="spellStart"/>
+            <w:r>
+              <w:rPr>
+                <w:rFonts w:eastAsia="Times New Roman" w:cs="Times New Roman"/>
+                <w:sz w:val="20"/>
+              </w:rPr>
+              <w:t>work_hours_num</w:t>
+            </w:r>
+            <w:proofErr w:type="spellEnd"/>
+            <w:r>
+              <w:rPr>
+                <w:rFonts w:eastAsia="Times New Roman" w:cs="Times New Roman"/>
+                <w:sz w:val="20"/>
+              </w:rPr>
+              <w:t xml:space="preserve">, </w:t>
+            </w:r>
+            <w:proofErr w:type="spellStart"/>
+            <w:r>
+              <w:rPr>
+                <w:rFonts w:eastAsia="Times New Roman" w:cs="Times New Roman"/>
+                <w:sz w:val="20"/>
+              </w:rPr>
+              <w:t>deliv_x_days</w:t>
+            </w:r>
+            <w:proofErr w:type="spellEnd"/>
           </w:p>
         </w:tc>
         <w:tc>
@@ -3982,13 +4850,31 @@
             <w:pPr>
               <w:spacing w:before="20" w:after="20"/>
             </w:pPr>
-            <w:r>
-              <w:rPr>
-                <w:rFonts w:eastAsia="Times New Roman" w:cs="Times New Roman"/>
-                <w:sz w:val="20"/>
-              </w:rPr>
-              <w:t>work_hours_num, vibration_index</w:t>
-            </w:r>
+            <w:proofErr w:type="spellStart"/>
+            <w:r>
+              <w:rPr>
+                <w:rFonts w:eastAsia="Times New Roman" w:cs="Times New Roman"/>
+                <w:sz w:val="20"/>
+              </w:rPr>
+              <w:t>work_hours_num</w:t>
+            </w:r>
+            <w:proofErr w:type="spellEnd"/>
+            <w:r>
+              <w:rPr>
+                <w:rFonts w:eastAsia="Times New Roman" w:cs="Times New Roman"/>
+                <w:sz w:val="20"/>
+              </w:rPr>
+              <w:t xml:space="preserve">, </w:t>
+            </w:r>
+            <w:proofErr w:type="spellStart"/>
+            <w:r>
+              <w:rPr>
+                <w:rFonts w:eastAsia="Times New Roman" w:cs="Times New Roman"/>
+                <w:sz w:val="20"/>
+              </w:rPr>
+              <w:t>vibration_index</w:t>
+            </w:r>
+            <w:proofErr w:type="spellEnd"/>
           </w:p>
         </w:tc>
         <w:tc>
@@ -4040,13 +4926,47 @@
             <w:pPr>
               <w:spacing w:before="20" w:after="20"/>
             </w:pPr>
-            <w:r>
-              <w:rPr>
-                <w:rFonts w:eastAsia="Times New Roman" w:cs="Times New Roman"/>
-                <w:sz w:val="20"/>
-              </w:rPr>
-              <w:t>vibration_index, vehicle_rank, work_hours_num</w:t>
-            </w:r>
+            <w:proofErr w:type="spellStart"/>
+            <w:r>
+              <w:rPr>
+                <w:rFonts w:eastAsia="Times New Roman" w:cs="Times New Roman"/>
+                <w:sz w:val="20"/>
+              </w:rPr>
+              <w:t>vibration_index</w:t>
+            </w:r>
+            <w:proofErr w:type="spellEnd"/>
+            <w:r>
+              <w:rPr>
+                <w:rFonts w:eastAsia="Times New Roman" w:cs="Times New Roman"/>
+                <w:sz w:val="20"/>
+              </w:rPr>
+              <w:t xml:space="preserve">, </w:t>
+            </w:r>
+            <w:proofErr w:type="spellStart"/>
+            <w:r>
+              <w:rPr>
+                <w:rFonts w:eastAsia="Times New Roman" w:cs="Times New Roman"/>
+                <w:sz w:val="20"/>
+              </w:rPr>
+              <w:t>vehicle_rank</w:t>
+            </w:r>
+            <w:proofErr w:type="spellEnd"/>
+            <w:r>
+              <w:rPr>
+                <w:rFonts w:eastAsia="Times New Roman" w:cs="Times New Roman"/>
+                <w:sz w:val="20"/>
+              </w:rPr>
+              <w:t xml:space="preserve">, </w:t>
+            </w:r>
+            <w:proofErr w:type="spellStart"/>
+            <w:r>
+              <w:rPr>
+                <w:rFonts w:eastAsia="Times New Roman" w:cs="Times New Roman"/>
+                <w:sz w:val="20"/>
+              </w:rPr>
+              <w:t>work_hours_num</w:t>
+            </w:r>
+            <w:proofErr w:type="spellEnd"/>
           </w:p>
         </w:tc>
         <w:tc>
@@ -4098,13 +5018,31 @@
             <w:pPr>
               <w:spacing w:before="20" w:after="20"/>
             </w:pPr>
-            <w:r>
-              <w:rPr>
-                <w:rFonts w:eastAsia="Times New Roman" w:cs="Times New Roman"/>
-                <w:sz w:val="20"/>
-              </w:rPr>
-              <w:t>carrying_contact_rank, work_hours_num</w:t>
-            </w:r>
+            <w:proofErr w:type="spellStart"/>
+            <w:r>
+              <w:rPr>
+                <w:rFonts w:eastAsia="Times New Roman" w:cs="Times New Roman"/>
+                <w:sz w:val="20"/>
+              </w:rPr>
+              <w:t>carrying_contact_rank</w:t>
+            </w:r>
+            <w:proofErr w:type="spellEnd"/>
+            <w:r>
+              <w:rPr>
+                <w:rFonts w:eastAsia="Times New Roman" w:cs="Times New Roman"/>
+                <w:sz w:val="20"/>
+              </w:rPr>
+              <w:t xml:space="preserve">, </w:t>
+            </w:r>
+            <w:proofErr w:type="spellStart"/>
+            <w:r>
+              <w:rPr>
+                <w:rFonts w:eastAsia="Times New Roman" w:cs="Times New Roman"/>
+                <w:sz w:val="20"/>
+              </w:rPr>
+              <w:t>work_hours_num</w:t>
+            </w:r>
+            <w:proofErr w:type="spellEnd"/>
           </w:p>
         </w:tc>
         <w:tc>
@@ -4227,7 +5165,49 @@
         <w:rPr>
           <w:rFonts w:eastAsia="Times New Roman" w:cs="Times New Roman"/>
         </w:rPr>
-        <w:t>Phase 7 (07_evaluation.ipynb) uses cross_val_predict for out-of-fold predictions and writes per-class precision / recall / F1 / support, confusion matrices, one-vs-rest ROC curves with per-class AUC (macro AUC is the unweighted mean), and feature importance (feature_importances_ for tree models, abs(coef_) for Logistic Regression).</w:t>
+        <w:t xml:space="preserve">Phase 7 (07_evaluation.ipynb) uses </w:t>
+      </w:r>
+      <w:proofErr w:type="spellStart"/>
+      <w:r>
+        <w:rPr>
+          <w:rFonts w:eastAsia="Times New Roman" w:cs="Times New Roman"/>
+        </w:rPr>
+        <w:t>cross_val_predict</w:t>
+      </w:r>
+      <w:proofErr w:type="spellEnd"/>
+      <w:r>
+        <w:rPr>
+          <w:rFonts w:eastAsia="Times New Roman" w:cs="Times New Roman"/>
+        </w:rPr>
+        <w:t xml:space="preserve"> for out-of-fold predictions and writes per-class precision / recall / F1 / support, confusion matrices, one-vs-rest ROC curves with per-class AUC (macro AUC is the unweighted mean), and feature importance (</w:t>
+      </w:r>
+      <w:proofErr w:type="spellStart"/>
+      <w:r>
+        <w:rPr>
+          <w:rFonts w:eastAsia="Times New Roman" w:cs="Times New Roman"/>
+        </w:rPr>
+        <w:t>feature_importances</w:t>
+      </w:r>
+      <w:proofErr w:type="spellEnd"/>
+      <w:r>
+        <w:rPr>
+          <w:rFonts w:eastAsia="Times New Roman" w:cs="Times New Roman"/>
+        </w:rPr>
+        <w:t>_ for tree models, abs(</w:t>
+      </w:r>
+      <w:proofErr w:type="spellStart"/>
+      <w:r>
+        <w:rPr>
+          <w:rFonts w:eastAsia="Times New Roman" w:cs="Times New Roman"/>
+        </w:rPr>
+        <w:t>coef</w:t>
+      </w:r>
+      <w:proofErr w:type="spellEnd"/>
+      <w:r>
+        <w:rPr>
+          <w:rFonts w:eastAsia="Times New Roman" w:cs="Times New Roman"/>
+        </w:rPr>
+        <w:t>_) for Logistic Regression).</w:t>
       </w:r>
     </w:p>
     <w:p>
@@ -4269,7 +5249,21 @@
         <w:rPr>
           <w:rFonts w:eastAsia="Times New Roman" w:cs="Times New Roman"/>
         </w:rPr>
-        <w:t>The full pipeline is implemented across seven Jupyter notebooks (01 through 07) plus a Streamlit application. Every notebook is designed to run standalone from its previous input file, so the whole pipeline can be regenerated end to end with a fixed random seed of 42.</w:t>
+        <w:t xml:space="preserve">The full pipeline is implemented across seven Jupyter notebooks (01 through 07) plus a </w:t>
+      </w:r>
+      <w:proofErr w:type="spellStart"/>
+      <w:r>
+        <w:rPr>
+          <w:rFonts w:eastAsia="Times New Roman" w:cs="Times New Roman"/>
+        </w:rPr>
+        <w:t>Streamlit</w:t>
+      </w:r>
+      <w:proofErr w:type="spellEnd"/>
+      <w:r>
+        <w:rPr>
+          <w:rFonts w:eastAsia="Times New Roman" w:cs="Times New Roman"/>
+        </w:rPr>
+        <w:t xml:space="preserve"> application. Every notebook is designed to run standalone from its previous input file, so the whole pipeline can be regenerated end to end with a fixed random seed of 42.</w:t>
       </w:r>
     </w:p>
     <w:p>
@@ -4281,7 +5275,21 @@
         <w:rPr>
           <w:rFonts w:eastAsia="Times New Roman" w:cs="Times New Roman"/>
         </w:rPr>
-        <w:t>01_data_cleaning normalises the raw CSV and validates row counts.</w:t>
+        <w:t xml:space="preserve">01_data_cleaning </w:t>
+      </w:r>
+      <w:proofErr w:type="spellStart"/>
+      <w:r>
+        <w:rPr>
+          <w:rFonts w:eastAsia="Times New Roman" w:cs="Times New Roman"/>
+        </w:rPr>
+        <w:t>normalises</w:t>
+      </w:r>
+      <w:proofErr w:type="spellEnd"/>
+      <w:r>
+        <w:rPr>
+          <w:rFonts w:eastAsia="Times New Roman" w:cs="Times New Roman"/>
+        </w:rPr>
+        <w:t xml:space="preserve"> the raw CSV and validates row counts.</w:t>
       </w:r>
     </w:p>
     <w:p>
@@ -4293,7 +5301,21 @@
         <w:rPr>
           <w:rFonts w:eastAsia="Times New Roman" w:cs="Times New Roman"/>
         </w:rPr>
-        <w:t>02_feature_engineering encodes categoricals, derives composite scores, aliases the 18 binary items, and merges the posture observations by severity rank.</w:t>
+        <w:t xml:space="preserve">02_feature_engineering encodes </w:t>
+      </w:r>
+      <w:proofErr w:type="spellStart"/>
+      <w:r>
+        <w:rPr>
+          <w:rFonts w:eastAsia="Times New Roman" w:cs="Times New Roman"/>
+        </w:rPr>
+        <w:t>categoricals</w:t>
+      </w:r>
+      <w:proofErr w:type="spellEnd"/>
+      <w:r>
+        <w:rPr>
+          <w:rFonts w:eastAsia="Times New Roman" w:cs="Times New Roman"/>
+        </w:rPr>
+        <w:t>, derives composite scores, aliases the 18 binary items, and merges the posture observations by severity rank.</w:t>
       </w:r>
     </w:p>
     <w:p>
@@ -4341,7 +5363,21 @@
         <w:rPr>
           <w:rFonts w:eastAsia="Times New Roman" w:cs="Times New Roman"/>
         </w:rPr>
-        <w:t>06_modeling runs SMOTE plus GridSearchCV across 7 algorithms per target and keeps the best by F1 macro.</w:t>
+        <w:t xml:space="preserve">06_modeling runs SMOTE plus </w:t>
+      </w:r>
+      <w:proofErr w:type="spellStart"/>
+      <w:r>
+        <w:rPr>
+          <w:rFonts w:eastAsia="Times New Roman" w:cs="Times New Roman"/>
+        </w:rPr>
+        <w:t>GridSearchCV</w:t>
+      </w:r>
+      <w:proofErr w:type="spellEnd"/>
+      <w:r>
+        <w:rPr>
+          <w:rFonts w:eastAsia="Times New Roman" w:cs="Times New Roman"/>
+        </w:rPr>
+        <w:t xml:space="preserve"> across 7 algorithms per target and keeps the best by F1 macro.</w:t>
       </w:r>
     </w:p>
     <w:p>
@@ -4430,7 +5466,21 @@
         <w:rPr>
           <w:rFonts w:eastAsia="Times New Roman" w:cs="Times New Roman"/>
         </w:rPr>
-        <w:t>Each participant gave verbal consent before either instrument was administered. The 36-item Google Form was completed on a researcher-provided phone in about 15 to 20 minutes. Posture was recorded on paper by a trained observer during a natural delivery task, capturing the 11 RULA elements and 8 QEC region / exposure scores in one pass. Riders whose demographic or NMQ responses were incomplete after follow-up were excluded and are not part of the final 182. Data was anonymised at the point of collection; no rider identifiers appear in the released model_ready.csv or posture_data.xlsx files.</w:t>
+        <w:t xml:space="preserve">Each participant gave verbal consent before either instrument was administered. The 36-item Google Form was completed on a researcher-provided phone in about 15 to 20 minutes. Posture was recorded on paper by a trained observer during a natural delivery task, capturing the 11 RULA elements and 8 QEC region / exposure scores in one pass. Riders whose demographic or NMQ responses were incomplete after follow-up were excluded and are not part of the final 182. Data was </w:t>
+      </w:r>
+      <w:proofErr w:type="spellStart"/>
+      <w:r>
+        <w:rPr>
+          <w:rFonts w:eastAsia="Times New Roman" w:cs="Times New Roman"/>
+        </w:rPr>
+        <w:t>anonymised</w:t>
+      </w:r>
+      <w:proofErr w:type="spellEnd"/>
+      <w:r>
+        <w:rPr>
+          <w:rFonts w:eastAsia="Times New Roman" w:cs="Times New Roman"/>
+        </w:rPr>
+        <w:t xml:space="preserve"> at the point of collection; no rider identifiers appear in the released model_ready.csv or posture_data.xlsx files.</w:t>
       </w:r>
     </w:p>
     <w:p>
@@ -4456,7 +5506,21 @@
         <w:rPr>
           <w:rFonts w:eastAsia="Times New Roman" w:cs="Times New Roman"/>
         </w:rPr>
-        <w:t>Data preparation ran in two notebooks. 01_data_cleaning loaded the raw Google Form CSV, standardised text answers to canonical Yes / No values, corrected a handful of column-name typos, and dropped rows that were incomplete after follow-up. The cleaned CSV was 182 rows and 48 columns.</w:t>
+        <w:t xml:space="preserve">Data preparation ran in two notebooks. 01_data_cleaning loaded the raw Google Form CSV, </w:t>
+      </w:r>
+      <w:proofErr w:type="spellStart"/>
+      <w:r>
+        <w:rPr>
+          <w:rFonts w:eastAsia="Times New Roman" w:cs="Times New Roman"/>
+        </w:rPr>
+        <w:t>standardised</w:t>
+      </w:r>
+      <w:proofErr w:type="spellEnd"/>
+      <w:r>
+        <w:rPr>
+          <w:rFonts w:eastAsia="Times New Roman" w:cs="Times New Roman"/>
+        </w:rPr>
+        <w:t xml:space="preserve"> text answers to canonical Yes / No values, corrected a handful of column-name typos, and dropped rows that were incomplete after follow-up. The cleaned CSV was 182 rows and 48 columns.</w:t>
       </w:r>
     </w:p>
     <w:p>
@@ -4468,7 +5532,119 @@
         <w:rPr>
           <w:rFonts w:eastAsia="Times New Roman" w:cs="Times New Roman"/>
         </w:rPr>
-        <w:t>02_feature_engineering converted the cleaned CSV into the model-ready feature set. Ordered categorical bands (age, education, income, job duration, working hours, working days, deliveries per day, rest break) were encoded to consecutive integers preserving order. Vehicle type and carrying mode were converted to ranks so motorbike ranks higher than scooter for vibration exposure and handheld ranks higher than backpack and bike storage for contact stress. Composite scores were computed: workload_score as the mean of the six NASA-TLX items (with the dissatisfied item reversed), fatigue_score as the mean of the six Borg items, force_exertion as the Borg lifting item, and vibration_index as vehicle_rank times work_hours_num. Five product-form interactions were added (workload times fatigue, workload times age, force times age, fatigue times job duration, deliveries times days). The eighteen NMQ and 7-day items and the five outcome follow-ups were converted to short-named binary aliases (nmq_neck, d7_lower_back, out_reduced_perf, and so on).</w:t>
+        <w:t xml:space="preserve">02_feature_engineering converted the cleaned CSV into the model-ready feature set. Ordered categorical bands (age, education, income, job duration, working hours, working days, deliveries per day, rest break) were encoded to consecutive integers preserving order. Vehicle type and carrying mode were converted to ranks so motorbike ranks higher than scooter for vibration exposure and handheld ranks higher than backpack and bike storage for contact stress. Composite scores were computed: </w:t>
+      </w:r>
+      <w:proofErr w:type="spellStart"/>
+      <w:r>
+        <w:rPr>
+          <w:rFonts w:eastAsia="Times New Roman" w:cs="Times New Roman"/>
+        </w:rPr>
+        <w:t>workload_score</w:t>
+      </w:r>
+      <w:proofErr w:type="spellEnd"/>
+      <w:r>
+        <w:rPr>
+          <w:rFonts w:eastAsia="Times New Roman" w:cs="Times New Roman"/>
+        </w:rPr>
+        <w:t xml:space="preserve"> as the mean of the six NASA-TLX items (with the dissatisfied item reversed), </w:t>
+      </w:r>
+      <w:proofErr w:type="spellStart"/>
+      <w:r>
+        <w:rPr>
+          <w:rFonts w:eastAsia="Times New Roman" w:cs="Times New Roman"/>
+        </w:rPr>
+        <w:t>fatigue_score</w:t>
+      </w:r>
+      <w:proofErr w:type="spellEnd"/>
+      <w:r>
+        <w:rPr>
+          <w:rFonts w:eastAsia="Times New Roman" w:cs="Times New Roman"/>
+        </w:rPr>
+        <w:t xml:space="preserve"> as the mean of the six Borg items, </w:t>
+      </w:r>
+      <w:proofErr w:type="spellStart"/>
+      <w:r>
+        <w:rPr>
+          <w:rFonts w:eastAsia="Times New Roman" w:cs="Times New Roman"/>
+        </w:rPr>
+        <w:t>force_exertion</w:t>
+      </w:r>
+      <w:proofErr w:type="spellEnd"/>
+      <w:r>
+        <w:rPr>
+          <w:rFonts w:eastAsia="Times New Roman" w:cs="Times New Roman"/>
+        </w:rPr>
+        <w:t xml:space="preserve"> as the Borg lifting item, and </w:t>
+      </w:r>
+      <w:proofErr w:type="spellStart"/>
+      <w:r>
+        <w:rPr>
+          <w:rFonts w:eastAsia="Times New Roman" w:cs="Times New Roman"/>
+        </w:rPr>
+        <w:t>vibration_index</w:t>
+      </w:r>
+      <w:proofErr w:type="spellEnd"/>
+      <w:r>
+        <w:rPr>
+          <w:rFonts w:eastAsia="Times New Roman" w:cs="Times New Roman"/>
+        </w:rPr>
+        <w:t xml:space="preserve"> as </w:t>
+      </w:r>
+      <w:proofErr w:type="spellStart"/>
+      <w:r>
+        <w:rPr>
+          <w:rFonts w:eastAsia="Times New Roman" w:cs="Times New Roman"/>
+        </w:rPr>
+        <w:t>vehicle_rank</w:t>
+      </w:r>
+      <w:proofErr w:type="spellEnd"/>
+      <w:r>
+        <w:rPr>
+          <w:rFonts w:eastAsia="Times New Roman" w:cs="Times New Roman"/>
+        </w:rPr>
+        <w:t xml:space="preserve"> times </w:t>
+      </w:r>
+      <w:proofErr w:type="spellStart"/>
+      <w:r>
+        <w:rPr>
+          <w:rFonts w:eastAsia="Times New Roman" w:cs="Times New Roman"/>
+        </w:rPr>
+        <w:t>work_hours_num</w:t>
+      </w:r>
+      <w:proofErr w:type="spellEnd"/>
+      <w:r>
+        <w:rPr>
+          <w:rFonts w:eastAsia="Times New Roman" w:cs="Times New Roman"/>
+        </w:rPr>
+        <w:t>. Five product-form interactions were added (workload times fatigue, workload times age, force times age, fatigue times job duration, deliveries times days). The eighteen NMQ and 7-day items and the five outcome follow-ups were converted to short-named binary aliases (</w:t>
+      </w:r>
+      <w:proofErr w:type="spellStart"/>
+      <w:r>
+        <w:rPr>
+          <w:rFonts w:eastAsia="Times New Roman" w:cs="Times New Roman"/>
+        </w:rPr>
+        <w:t>nmq_neck</w:t>
+      </w:r>
+      <w:proofErr w:type="spellEnd"/>
+      <w:r>
+        <w:rPr>
+          <w:rFonts w:eastAsia="Times New Roman" w:cs="Times New Roman"/>
+        </w:rPr>
+        <w:t xml:space="preserve">, d7_lower_back, </w:t>
+      </w:r>
+      <w:proofErr w:type="spellStart"/>
+      <w:r>
+        <w:rPr>
+          <w:rFonts w:eastAsia="Times New Roman" w:cs="Times New Roman"/>
+        </w:rPr>
+        <w:t>out_reduced_perf</w:t>
+      </w:r>
+      <w:proofErr w:type="spellEnd"/>
+      <w:r>
+        <w:rPr>
+          <w:rFonts w:eastAsia="Times New Roman" w:cs="Times New Roman"/>
+        </w:rPr>
+        <w:t>, and so on).</w:t>
       </w:r>
     </w:p>
     <w:p>
@@ -4507,7 +5683,21 @@
         <w:rPr>
           <w:rFonts w:eastAsia="Times New Roman" w:cs="Times New Roman"/>
         </w:rPr>
-        <w:t>Two independent statistical analyses were run in 05_stats on the model-ready CSV. First, six chi-square tests of independence checked whether each Stage-1 risk-factor band was associated with a binary discomfort outcome; the tests reported chi2, degrees of freedom, and a Bonferroni-adjusted p-value. Second, a multivariable logistic regression fitted with statsmodels estimated odds ratios for eleven predictors (age, income, education, job duration, workload score, fatigue score, force exertion, vibration index, contact rank, hours, days) with self-reported discomfort as the outcome. Results were reported as OR with 95 percent confidence intervals.</w:t>
+        <w:t xml:space="preserve">Two independent statistical analyses were run in 05_stats on the model-ready CSV. First, six chi-square tests of independence checked whether each Stage-1 risk-factor band was associated with a binary discomfort outcome; the tests reported chi2, degrees of freedom, and a Bonferroni-adjusted p-value. Second, a multivariable logistic regression fitted with </w:t>
+      </w:r>
+      <w:proofErr w:type="spellStart"/>
+      <w:r>
+        <w:rPr>
+          <w:rFonts w:eastAsia="Times New Roman" w:cs="Times New Roman"/>
+        </w:rPr>
+        <w:t>statsmodels</w:t>
+      </w:r>
+      <w:proofErr w:type="spellEnd"/>
+      <w:r>
+        <w:rPr>
+          <w:rFonts w:eastAsia="Times New Roman" w:cs="Times New Roman"/>
+        </w:rPr>
+        <w:t xml:space="preserve"> estimated odds ratios for eleven predictors (age, income, education, job duration, workload score, fatigue score, force exertion, vibration index, contact rank, hours, days) with self-reported discomfort as the outcome. Results were reported as OR with 95 percent confidence intervals.</w:t>
       </w:r>
     </w:p>
     <w:p>
@@ -4519,7 +5709,77 @@
         <w:rPr>
           <w:rFonts w:eastAsia="Times New Roman" w:cs="Times New Roman"/>
         </w:rPr>
-        <w:t>Model training ran in 06_modeling. Every one of the seven candidate algorithms was wrapped in an imblearn.Pipeline of SMOTE followed by the classifier and hyperparameter-tuned via GridSearchCV. For each of the six risk-factor targets, this expanded to a full five-fold stratified cross-validation over the algorithm's hyperparameter grid. Across the six targets and seven algorithms, forty-two target-algorithm training runs were carried out. Best-by-macro-F1 was selected per target and the winning pipeline was refit on the full sample and persisted with joblib.dump to outputs/models/best_&lt;factor&gt;.pkl. The per-target feature exclusions listed in Section 2.6.9 were applied before each training run so no model could memorise its Stage-1 rule.</w:t>
+        <w:t xml:space="preserve">Model training ran in 06_modeling. Every one of the seven candidate algorithms was wrapped in an </w:t>
+      </w:r>
+      <w:proofErr w:type="spellStart"/>
+      <w:r>
+        <w:rPr>
+          <w:rFonts w:eastAsia="Times New Roman" w:cs="Times New Roman"/>
+        </w:rPr>
+        <w:t>imblearn.Pipeline</w:t>
+      </w:r>
+      <w:proofErr w:type="spellEnd"/>
+      <w:r>
+        <w:rPr>
+          <w:rFonts w:eastAsia="Times New Roman" w:cs="Times New Roman"/>
+        </w:rPr>
+        <w:t xml:space="preserve"> of SMOTE followed by the classifier and hyperparameter-tuned via </w:t>
+      </w:r>
+      <w:proofErr w:type="spellStart"/>
+      <w:r>
+        <w:rPr>
+          <w:rFonts w:eastAsia="Times New Roman" w:cs="Times New Roman"/>
+        </w:rPr>
+        <w:t>GridSearchCV</w:t>
+      </w:r>
+      <w:proofErr w:type="spellEnd"/>
+      <w:r>
+        <w:rPr>
+          <w:rFonts w:eastAsia="Times New Roman" w:cs="Times New Roman"/>
+        </w:rPr>
+        <w:t xml:space="preserve">. For each of the six risk-factor targets, this expanded to a full five-fold stratified cross-validation over the algorithm's hyperparameter grid. Across the six targets and seven algorithms, forty-two target-algorithm training runs were carried out. Best-by-macro-F1 was selected per target and the winning pipeline was refit on the full sample and persisted with </w:t>
+      </w:r>
+      <w:proofErr w:type="spellStart"/>
+      <w:r>
+        <w:rPr>
+          <w:rFonts w:eastAsia="Times New Roman" w:cs="Times New Roman"/>
+        </w:rPr>
+        <w:t>joblib.dump</w:t>
+      </w:r>
+      <w:proofErr w:type="spellEnd"/>
+      <w:r>
+        <w:rPr>
+          <w:rFonts w:eastAsia="Times New Roman" w:cs="Times New Roman"/>
+        </w:rPr>
+        <w:t xml:space="preserve"> to outputs/models/best_&lt;factor&gt;.</w:t>
+      </w:r>
+      <w:proofErr w:type="spellStart"/>
+      <w:r>
+        <w:rPr>
+          <w:rFonts w:eastAsia="Times New Roman" w:cs="Times New Roman"/>
+        </w:rPr>
+        <w:t>pkl</w:t>
+      </w:r>
+      <w:proofErr w:type="spellEnd"/>
+      <w:r>
+        <w:rPr>
+          <w:rFonts w:eastAsia="Times New Roman" w:cs="Times New Roman"/>
+        </w:rPr>
+        <w:t xml:space="preserve">. The per-target feature exclusions listed in Section 2.6.9 were applied before each training run so no model could </w:t>
+      </w:r>
+      <w:proofErr w:type="spellStart"/>
+      <w:r>
+        <w:rPr>
+          <w:rFonts w:eastAsia="Times New Roman" w:cs="Times New Roman"/>
+        </w:rPr>
+        <w:t>memorise</w:t>
+      </w:r>
+      <w:proofErr w:type="spellEnd"/>
+      <w:r>
+        <w:rPr>
+          <w:rFonts w:eastAsia="Times New Roman" w:cs="Times New Roman"/>
+        </w:rPr>
+        <w:t xml:space="preserve"> its Stage-1 rule.</w:t>
       </w:r>
     </w:p>
     <w:p>
@@ -4531,7 +5791,63 @@
         <w:rPr>
           <w:rFonts w:eastAsia="Times New Roman" w:cs="Times New Roman"/>
         </w:rPr>
-        <w:t>07_evaluation produced the reporting artefacts. cross_val_predict was used to generate out-of-fold predictions on the training set, and the following outputs were written: per-class precision, recall, F1, and support numbers via classification_report; confusion matrices per target; one-vs-rest ROC curves with per-class AUC (macro AUC is the unweighted mean of per-class AUCs); and feature importance plots (feature_importances_ for the tree-based winners, absolute value of coef_ for the Logistic Regression floor).</w:t>
+        <w:t xml:space="preserve">07_evaluation produced the reporting artefacts. </w:t>
+      </w:r>
+      <w:proofErr w:type="spellStart"/>
+      <w:r>
+        <w:rPr>
+          <w:rFonts w:eastAsia="Times New Roman" w:cs="Times New Roman"/>
+        </w:rPr>
+        <w:t>cross_val_predict</w:t>
+      </w:r>
+      <w:proofErr w:type="spellEnd"/>
+      <w:r>
+        <w:rPr>
+          <w:rFonts w:eastAsia="Times New Roman" w:cs="Times New Roman"/>
+        </w:rPr>
+        <w:t xml:space="preserve"> was used to generate out-of-fold predictions on the training set, and the following outputs were written: per-class precision, recall, F1, and support numbers via </w:t>
+      </w:r>
+      <w:proofErr w:type="spellStart"/>
+      <w:r>
+        <w:rPr>
+          <w:rFonts w:eastAsia="Times New Roman" w:cs="Times New Roman"/>
+        </w:rPr>
+        <w:t>classification_report</w:t>
+      </w:r>
+      <w:proofErr w:type="spellEnd"/>
+      <w:r>
+        <w:rPr>
+          <w:rFonts w:eastAsia="Times New Roman" w:cs="Times New Roman"/>
+        </w:rPr>
+        <w:t>; confusion matrices per target; one-vs-rest ROC curves with per-class AUC (macro AUC is the unweighted mean of per-class AUCs); and feature importance plots (</w:t>
+      </w:r>
+      <w:proofErr w:type="spellStart"/>
+      <w:r>
+        <w:rPr>
+          <w:rFonts w:eastAsia="Times New Roman" w:cs="Times New Roman"/>
+        </w:rPr>
+        <w:t>feature_importances</w:t>
+      </w:r>
+      <w:proofErr w:type="spellEnd"/>
+      <w:r>
+        <w:rPr>
+          <w:rFonts w:eastAsia="Times New Roman" w:cs="Times New Roman"/>
+        </w:rPr>
+        <w:t xml:space="preserve">_ for the tree-based winners, absolute value of </w:t>
+      </w:r>
+      <w:proofErr w:type="spellStart"/>
+      <w:r>
+        <w:rPr>
+          <w:rFonts w:eastAsia="Times New Roman" w:cs="Times New Roman"/>
+        </w:rPr>
+        <w:t>coef</w:t>
+      </w:r>
+      <w:proofErr w:type="spellEnd"/>
+      <w:r>
+        <w:rPr>
+          <w:rFonts w:eastAsia="Times New Roman" w:cs="Times New Roman"/>
+        </w:rPr>
+        <w:t>_ for the Logistic Regression floor).</w:t>
       </w:r>
     </w:p>
     <w:p>
@@ -4557,7 +5873,49 @@
         <w:rPr>
           <w:rFonts w:eastAsia="Times New Roman" w:cs="Times New Roman"/>
         </w:rPr>
-        <w:t>The Streamlit web application (app/streamlit_app.py) exposes a six-section form that mirrors the entire 36-item questionnaire plus the 11 RULA components and 8 QEC scores. Selectboxes cover demographics and work pattern; radios cover NMQ, 7-day, and outcome items; sliders cover NASA-TLX (0 to 100) and Borg CR10 (0 to 10); selectboxes cover RULA components; and number inputs cover the QEC scores with min / max ranges matched to the observed training data. Three sample-profile buttons (Low, Average, and High risk) fill the entire form on click so the reviewer can trigger a prediction in one step.</w:t>
+        <w:t xml:space="preserve">The </w:t>
+      </w:r>
+      <w:proofErr w:type="spellStart"/>
+      <w:r>
+        <w:rPr>
+          <w:rFonts w:eastAsia="Times New Roman" w:cs="Times New Roman"/>
+        </w:rPr>
+        <w:t>Streamlit</w:t>
+      </w:r>
+      <w:proofErr w:type="spellEnd"/>
+      <w:r>
+        <w:rPr>
+          <w:rFonts w:eastAsia="Times New Roman" w:cs="Times New Roman"/>
+        </w:rPr>
+        <w:t xml:space="preserve"> web application (app/streamlit_app.py) exposes a six-section form that mirrors the entire 36-item questionnaire plus the 11 RULA components and 8 QEC scores. </w:t>
+      </w:r>
+      <w:proofErr w:type="spellStart"/>
+      <w:r>
+        <w:rPr>
+          <w:rFonts w:eastAsia="Times New Roman" w:cs="Times New Roman"/>
+        </w:rPr>
+        <w:t>Selectboxes</w:t>
+      </w:r>
+      <w:proofErr w:type="spellEnd"/>
+      <w:r>
+        <w:rPr>
+          <w:rFonts w:eastAsia="Times New Roman" w:cs="Times New Roman"/>
+        </w:rPr>
+        <w:t xml:space="preserve"> cover demographics and work pattern; radios cover NMQ, 7-day, and outcome items; sliders cover NASA-TLX (0 to 100) and Borg CR10 (0 to 10); </w:t>
+      </w:r>
+      <w:proofErr w:type="spellStart"/>
+      <w:r>
+        <w:rPr>
+          <w:rFonts w:eastAsia="Times New Roman" w:cs="Times New Roman"/>
+        </w:rPr>
+        <w:t>selectboxes</w:t>
+      </w:r>
+      <w:proofErr w:type="spellEnd"/>
+      <w:r>
+        <w:rPr>
+          <w:rFonts w:eastAsia="Times New Roman" w:cs="Times New Roman"/>
+        </w:rPr>
+        <w:t xml:space="preserve"> cover RULA components; and number inputs cover the QEC scores with min / max ranges matched to the observed training data. Three sample-profile buttons (Low, Average, and High risk) fill the entire form on click so the reviewer can trigger a prediction in one step.</w:t>
       </w:r>
     </w:p>
     <w:p>
@@ -4569,14 +5927,70 @@
         <w:rPr>
           <w:rFonts w:eastAsia="Times New Roman" w:cs="Times New Roman"/>
         </w:rPr>
-        <w:t xml:space="preserve">On form submission, encode_rider assembles the 63-feature input vector, and predict_risks runs each of the six saved models. The Results page renders a coloured metric strip (green for Low, amber for Medium, red for High), a horizontal Altair bar chart of the same six factors sorted to match the metric strip, a summary banner that flags high-burden profiles, per-factor recommendation cards, and an </w:t>
+        <w:t xml:space="preserve">On form submission, </w:t>
+      </w:r>
+      <w:proofErr w:type="spellStart"/>
+      <w:r>
+        <w:rPr>
+          <w:rFonts w:eastAsia="Times New Roman" w:cs="Times New Roman"/>
+        </w:rPr>
+        <w:t>encode_rider</w:t>
+      </w:r>
+      <w:proofErr w:type="spellEnd"/>
+      <w:r>
+        <w:rPr>
+          <w:rFonts w:eastAsia="Times New Roman" w:cs="Times New Roman"/>
+        </w:rPr>
+        <w:t xml:space="preserve"> assembles the 63-feature input vector, and </w:t>
+      </w:r>
+      <w:proofErr w:type="spellStart"/>
+      <w:r>
+        <w:rPr>
+          <w:rFonts w:eastAsia="Times New Roman" w:cs="Times New Roman"/>
+        </w:rPr>
+        <w:t>predict_risks</w:t>
+      </w:r>
+      <w:proofErr w:type="spellEnd"/>
+      <w:r>
+        <w:rPr>
+          <w:rFonts w:eastAsia="Times New Roman" w:cs="Times New Roman"/>
+        </w:rPr>
+        <w:t xml:space="preserve"> runs each of the six saved models. The Results page renders a </w:t>
+      </w:r>
+      <w:proofErr w:type="spellStart"/>
+      <w:r>
+        <w:rPr>
+          <w:rFonts w:eastAsia="Times New Roman" w:cs="Times New Roman"/>
+        </w:rPr>
+        <w:t>coloured</w:t>
+      </w:r>
+      <w:proofErr w:type="spellEnd"/>
+      <w:r>
+        <w:rPr>
+          <w:rFonts w:eastAsia="Times New Roman" w:cs="Times New Roman"/>
+        </w:rPr>
+        <w:t xml:space="preserve"> metric strip (green for Low, amber for Medium, red for High), a horizontal Altair bar chart of the same six factors sorted to match the metric strip, a summary banner that flags high-burden profiles, per-factor recommendation cards, and an </w:t>
       </w:r>
       <w:r>
         <w:rPr>
           <w:rFonts w:eastAsia="Times New Roman" w:cs="Times New Roman"/>
         </w:rPr>
         <w:lastRenderedPageBreak/>
-        <w:t>expandable JSON view of the exact 63 feature values that were fed to the models. The app also has a Methodology page that summarises the pipeline and an About page carrying the institutional context.</w:t>
+        <w:t xml:space="preserve">expandable JSON view of the exact 63 feature values that were fed to the models. The app also has a Methodology page that </w:t>
+      </w:r>
+      <w:proofErr w:type="spellStart"/>
+      <w:r>
+        <w:rPr>
+          <w:rFonts w:eastAsia="Times New Roman" w:cs="Times New Roman"/>
+        </w:rPr>
+        <w:t>summarises</w:t>
+      </w:r>
+      <w:proofErr w:type="spellEnd"/>
+      <w:r>
+        <w:rPr>
+          <w:rFonts w:eastAsia="Times New Roman" w:cs="Times New Roman"/>
+        </w:rPr>
+        <w:t xml:space="preserve"> the pipeline and an About page carrying the institutional context.</w:t>
       </w:r>
     </w:p>
     <w:p>
@@ -4588,7 +6002,147 @@
         <w:rPr>
           <w:rFonts w:eastAsia="Times New Roman" w:cs="Times New Roman"/>
         </w:rPr>
-        <w:t>The app was deployed to Streamlit Community Cloud from the public GitHub repository. Deployment required pinning every runtime dependency in requirements.txt to the exact versions the models were trained with (streamlit 1.58, pandas 2.3, scikit-learn 1.7, xgboost 3.2, imbalanced-learn 0.14, plotly 6.8), because sklearn and xgboost pickles are not portable across minor versions. runtime.txt pins Python 3.13 to match the training environment. A .streamlit/config.toml carries the dark theme and a client.toolbarMode = viewer flag; CSS in the app suppresses the Fork button and 'View source on GitHub' icon that Streamlit Community Cloud injects on public-repo deploys. Every git push to the main branch auto-rebuilds and redeploys the app in about 30 seconds.</w:t>
+        <w:t xml:space="preserve">The app was deployed to </w:t>
+      </w:r>
+      <w:proofErr w:type="spellStart"/>
+      <w:r>
+        <w:rPr>
+          <w:rFonts w:eastAsia="Times New Roman" w:cs="Times New Roman"/>
+        </w:rPr>
+        <w:t>Streamlit</w:t>
+      </w:r>
+      <w:proofErr w:type="spellEnd"/>
+      <w:r>
+        <w:rPr>
+          <w:rFonts w:eastAsia="Times New Roman" w:cs="Times New Roman"/>
+        </w:rPr>
+        <w:t xml:space="preserve"> Community Cloud from the public GitHub repository. Deployment required pinning every runtime dependency in requirements.txt to the exact versions the models were trained with (</w:t>
+      </w:r>
+      <w:proofErr w:type="spellStart"/>
+      <w:r>
+        <w:rPr>
+          <w:rFonts w:eastAsia="Times New Roman" w:cs="Times New Roman"/>
+        </w:rPr>
+        <w:t>streamlit</w:t>
+      </w:r>
+      <w:proofErr w:type="spellEnd"/>
+      <w:r>
+        <w:rPr>
+          <w:rFonts w:eastAsia="Times New Roman" w:cs="Times New Roman"/>
+        </w:rPr>
+        <w:t xml:space="preserve"> 1.58, pandas 2.3, scikit-learn 1.7, </w:t>
+      </w:r>
+      <w:proofErr w:type="spellStart"/>
+      <w:r>
+        <w:rPr>
+          <w:rFonts w:eastAsia="Times New Roman" w:cs="Times New Roman"/>
+        </w:rPr>
+        <w:t>xgboost</w:t>
+      </w:r>
+      <w:proofErr w:type="spellEnd"/>
+      <w:r>
+        <w:rPr>
+          <w:rFonts w:eastAsia="Times New Roman" w:cs="Times New Roman"/>
+        </w:rPr>
+        <w:t xml:space="preserve"> 3.2, imbalanced-learn 0.14, </w:t>
+      </w:r>
+      <w:proofErr w:type="spellStart"/>
+      <w:r>
+        <w:rPr>
+          <w:rFonts w:eastAsia="Times New Roman" w:cs="Times New Roman"/>
+        </w:rPr>
+        <w:t>plotly</w:t>
+      </w:r>
+      <w:proofErr w:type="spellEnd"/>
+      <w:r>
+        <w:rPr>
+          <w:rFonts w:eastAsia="Times New Roman" w:cs="Times New Roman"/>
+        </w:rPr>
+        <w:t xml:space="preserve"> 6.8), because </w:t>
+      </w:r>
+      <w:proofErr w:type="spellStart"/>
+      <w:r>
+        <w:rPr>
+          <w:rFonts w:eastAsia="Times New Roman" w:cs="Times New Roman"/>
+        </w:rPr>
+        <w:t>sklearn</w:t>
+      </w:r>
+      <w:proofErr w:type="spellEnd"/>
+      <w:r>
+        <w:rPr>
+          <w:rFonts w:eastAsia="Times New Roman" w:cs="Times New Roman"/>
+        </w:rPr>
+        <w:t xml:space="preserve"> and </w:t>
+      </w:r>
+      <w:proofErr w:type="spellStart"/>
+      <w:r>
+        <w:rPr>
+          <w:rFonts w:eastAsia="Times New Roman" w:cs="Times New Roman"/>
+        </w:rPr>
+        <w:t>xgboost</w:t>
+      </w:r>
+      <w:proofErr w:type="spellEnd"/>
+      <w:r>
+        <w:rPr>
+          <w:rFonts w:eastAsia="Times New Roman" w:cs="Times New Roman"/>
+        </w:rPr>
+        <w:t xml:space="preserve"> pickles are not portable across minor versions. runtime.txt pins Python 3.13 to match the training environment. A .</w:t>
+      </w:r>
+      <w:proofErr w:type="spellStart"/>
+      <w:r>
+        <w:rPr>
+          <w:rFonts w:eastAsia="Times New Roman" w:cs="Times New Roman"/>
+        </w:rPr>
+        <w:t>streamlit</w:t>
+      </w:r>
+      <w:proofErr w:type="spellEnd"/>
+      <w:r>
+        <w:rPr>
+          <w:rFonts w:eastAsia="Times New Roman" w:cs="Times New Roman"/>
+        </w:rPr>
+        <w:t>/</w:t>
+      </w:r>
+      <w:proofErr w:type="spellStart"/>
+      <w:r>
+        <w:rPr>
+          <w:rFonts w:eastAsia="Times New Roman" w:cs="Times New Roman"/>
+        </w:rPr>
+        <w:t>config.toml</w:t>
+      </w:r>
+      <w:proofErr w:type="spellEnd"/>
+      <w:r>
+        <w:rPr>
+          <w:rFonts w:eastAsia="Times New Roman" w:cs="Times New Roman"/>
+        </w:rPr>
+        <w:t xml:space="preserve"> carries the dark theme and a </w:t>
+      </w:r>
+      <w:proofErr w:type="spellStart"/>
+      <w:r>
+        <w:rPr>
+          <w:rFonts w:eastAsia="Times New Roman" w:cs="Times New Roman"/>
+        </w:rPr>
+        <w:t>client.toolbarMode</w:t>
+      </w:r>
+      <w:proofErr w:type="spellEnd"/>
+      <w:r>
+        <w:rPr>
+          <w:rFonts w:eastAsia="Times New Roman" w:cs="Times New Roman"/>
+        </w:rPr>
+        <w:t xml:space="preserve"> = viewer flag; CSS in the app suppresses the Fork button and 'View source on GitHub' icon that </w:t>
+      </w:r>
+      <w:proofErr w:type="spellStart"/>
+      <w:r>
+        <w:rPr>
+          <w:rFonts w:eastAsia="Times New Roman" w:cs="Times New Roman"/>
+        </w:rPr>
+        <w:t>Streamlit</w:t>
+      </w:r>
+      <w:proofErr w:type="spellEnd"/>
+      <w:r>
+        <w:rPr>
+          <w:rFonts w:eastAsia="Times New Roman" w:cs="Times New Roman"/>
+        </w:rPr>
+        <w:t xml:space="preserve"> Community Cloud injects on public-repo deploys. Every git push to the main branch auto-rebuilds and redeploys the app in about 30 seconds.</w:t>
       </w:r>
     </w:p>
     <w:p>
@@ -4629,7 +6183,91 @@
         <w:rPr>
           <w:rFonts w:eastAsia="Times New Roman" w:cs="Times New Roman"/>
         </w:rPr>
-        <w:t>The initial Phase 3 binning used pandas.qcut(q=3) on deliveries_per_hour. The 66.7th percentile fell exactly on 3.889 dph (equal to 35 deliveries over 9 hours, the worst real combination in the sample). Fifty-five of the 182 riders tied at that value, and qcut is right-inclusive at the upper edge, so all 55 fell into Medium. This left the Stage-2 model unable to predict High for the worst real schedule. The fix replaces qcut with fixed cuts at 2.5 and 3.75. The Stage-1 High count grew from 19 to 74. Cross-validation accuracy dropped from 74 percent to 62 percent because the model now solves a real 3-class problem instead of memorising a 19-row minority.</w:t>
+        <w:t xml:space="preserve">The initial Phase 3 binning used </w:t>
+      </w:r>
+      <w:proofErr w:type="spellStart"/>
+      <w:r>
+        <w:rPr>
+          <w:rFonts w:eastAsia="Times New Roman" w:cs="Times New Roman"/>
+        </w:rPr>
+        <w:t>pandas.qcut</w:t>
+      </w:r>
+      <w:proofErr w:type="spellEnd"/>
+      <w:r>
+        <w:rPr>
+          <w:rFonts w:eastAsia="Times New Roman" w:cs="Times New Roman"/>
+        </w:rPr>
+        <w:t xml:space="preserve">(q=3) on </w:t>
+      </w:r>
+      <w:proofErr w:type="spellStart"/>
+      <w:r>
+        <w:rPr>
+          <w:rFonts w:eastAsia="Times New Roman" w:cs="Times New Roman"/>
+        </w:rPr>
+        <w:t>deliveries_per_hour</w:t>
+      </w:r>
+      <w:proofErr w:type="spellEnd"/>
+      <w:r>
+        <w:rPr>
+          <w:rFonts w:eastAsia="Times New Roman" w:cs="Times New Roman"/>
+        </w:rPr>
+        <w:t xml:space="preserve">. The 66.7th percentile fell exactly on 3.889 </w:t>
+      </w:r>
+      <w:proofErr w:type="spellStart"/>
+      <w:r>
+        <w:rPr>
+          <w:rFonts w:eastAsia="Times New Roman" w:cs="Times New Roman"/>
+        </w:rPr>
+        <w:t>dph</w:t>
+      </w:r>
+      <w:proofErr w:type="spellEnd"/>
+      <w:r>
+        <w:rPr>
+          <w:rFonts w:eastAsia="Times New Roman" w:cs="Times New Roman"/>
+        </w:rPr>
+        <w:t xml:space="preserve"> (equal to 35 deliveries over 9 hours, the worst real combination in the sample). Fifty-five of the 182 riders tied at that value, and </w:t>
+      </w:r>
+      <w:proofErr w:type="spellStart"/>
+      <w:r>
+        <w:rPr>
+          <w:rFonts w:eastAsia="Times New Roman" w:cs="Times New Roman"/>
+        </w:rPr>
+        <w:t>qcut</w:t>
+      </w:r>
+      <w:proofErr w:type="spellEnd"/>
+      <w:r>
+        <w:rPr>
+          <w:rFonts w:eastAsia="Times New Roman" w:cs="Times New Roman"/>
+        </w:rPr>
+        <w:t xml:space="preserve"> is right-inclusive at the upper edge, so all 55 fell into Medium. This left the Stage-2 model unable to predict High for the worst real schedule. The fix replaces </w:t>
+      </w:r>
+      <w:proofErr w:type="spellStart"/>
+      <w:r>
+        <w:rPr>
+          <w:rFonts w:eastAsia="Times New Roman" w:cs="Times New Roman"/>
+        </w:rPr>
+        <w:t>qcut</w:t>
+      </w:r>
+      <w:proofErr w:type="spellEnd"/>
+      <w:r>
+        <w:rPr>
+          <w:rFonts w:eastAsia="Times New Roman" w:cs="Times New Roman"/>
+        </w:rPr>
+        <w:t xml:space="preserve"> with fixed cuts at 2.5 and 3.75. The Stage-1 High count grew from 19 to 74. Cross-validation accuracy dropped from 74 percent to 62 percent because the model now solves a real 3-class problem instead of </w:t>
+      </w:r>
+      <w:proofErr w:type="spellStart"/>
+      <w:r>
+        <w:rPr>
+          <w:rFonts w:eastAsia="Times New Roman" w:cs="Times New Roman"/>
+        </w:rPr>
+        <w:t>memorising</w:t>
+      </w:r>
+      <w:proofErr w:type="spellEnd"/>
+      <w:r>
+        <w:rPr>
+          <w:rFonts w:eastAsia="Times New Roman" w:cs="Times New Roman"/>
+        </w:rPr>
+        <w:t xml:space="preserve"> a 19-row minority.</w:t>
       </w:r>
     </w:p>
     <w:p>
@@ -4656,7 +6294,91 @@
         <w:rPr>
           <w:rFonts w:eastAsia="Times New Roman" w:cs="Times New Roman"/>
         </w:rPr>
-        <w:t>An earlier Phase 6 run reported 100 percent cross-validation accuracy on Duration. Investigation showed the trees were reconstructing work_hours_num from vibration_index, which equals vehicle_rank multiplied by work_hours_num. Adding vibration_index to the Duration exclusion list and capping max_depth returned Duration to a realistic 61 percent accuracy with 76 percent macro AUC.</w:t>
+        <w:t xml:space="preserve">An earlier Phase 6 run reported 100 percent cross-validation accuracy on Duration. Investigation showed the trees were reconstructing </w:t>
+      </w:r>
+      <w:proofErr w:type="spellStart"/>
+      <w:r>
+        <w:rPr>
+          <w:rFonts w:eastAsia="Times New Roman" w:cs="Times New Roman"/>
+        </w:rPr>
+        <w:t>work_hours_num</w:t>
+      </w:r>
+      <w:proofErr w:type="spellEnd"/>
+      <w:r>
+        <w:rPr>
+          <w:rFonts w:eastAsia="Times New Roman" w:cs="Times New Roman"/>
+        </w:rPr>
+        <w:t xml:space="preserve"> from </w:t>
+      </w:r>
+      <w:proofErr w:type="spellStart"/>
+      <w:r>
+        <w:rPr>
+          <w:rFonts w:eastAsia="Times New Roman" w:cs="Times New Roman"/>
+        </w:rPr>
+        <w:t>vibration_index</w:t>
+      </w:r>
+      <w:proofErr w:type="spellEnd"/>
+      <w:r>
+        <w:rPr>
+          <w:rFonts w:eastAsia="Times New Roman" w:cs="Times New Roman"/>
+        </w:rPr>
+        <w:t xml:space="preserve">, which equals </w:t>
+      </w:r>
+      <w:proofErr w:type="spellStart"/>
+      <w:r>
+        <w:rPr>
+          <w:rFonts w:eastAsia="Times New Roman" w:cs="Times New Roman"/>
+        </w:rPr>
+        <w:t>vehicle_rank</w:t>
+      </w:r>
+      <w:proofErr w:type="spellEnd"/>
+      <w:r>
+        <w:rPr>
+          <w:rFonts w:eastAsia="Times New Roman" w:cs="Times New Roman"/>
+        </w:rPr>
+        <w:t xml:space="preserve"> multiplied by </w:t>
+      </w:r>
+      <w:proofErr w:type="spellStart"/>
+      <w:r>
+        <w:rPr>
+          <w:rFonts w:eastAsia="Times New Roman" w:cs="Times New Roman"/>
+        </w:rPr>
+        <w:t>work_hours_num</w:t>
+      </w:r>
+      <w:proofErr w:type="spellEnd"/>
+      <w:r>
+        <w:rPr>
+          <w:rFonts w:eastAsia="Times New Roman" w:cs="Times New Roman"/>
+        </w:rPr>
+        <w:t xml:space="preserve">. Adding </w:t>
+      </w:r>
+      <w:proofErr w:type="spellStart"/>
+      <w:r>
+        <w:rPr>
+          <w:rFonts w:eastAsia="Times New Roman" w:cs="Times New Roman"/>
+        </w:rPr>
+        <w:t>vibration_index</w:t>
+      </w:r>
+      <w:proofErr w:type="spellEnd"/>
+      <w:r>
+        <w:rPr>
+          <w:rFonts w:eastAsia="Times New Roman" w:cs="Times New Roman"/>
+        </w:rPr>
+        <w:t xml:space="preserve"> to the Duration exclusion list and capping </w:t>
+      </w:r>
+      <w:proofErr w:type="spellStart"/>
+      <w:r>
+        <w:rPr>
+          <w:rFonts w:eastAsia="Times New Roman" w:cs="Times New Roman"/>
+        </w:rPr>
+        <w:t>max_depth</w:t>
+      </w:r>
+      <w:proofErr w:type="spellEnd"/>
+      <w:r>
+        <w:rPr>
+          <w:rFonts w:eastAsia="Times New Roman" w:cs="Times New Roman"/>
+        </w:rPr>
+        <w:t xml:space="preserve"> returned Duration to a realistic 61 percent accuracy with 76 percent macro AUC.</w:t>
       </w:r>
     </w:p>
     <w:p>
@@ -4683,7 +6405,35 @@
         <w:rPr>
           <w:rFonts w:eastAsia="Times New Roman" w:cs="Times New Roman"/>
         </w:rPr>
-        <w:t>The Posture target was initially trained only on the survey feature pool, which meant it could only infer posture indirectly from pain, fatigue, and hours. Adding the 11 RULA components and 8 QEC scores from the observation xlsx as explicit features moved Posture accuracy from 89 to 97 percent and the overfit gap from 0.088 to 0.028. Per the label-leakage rule, the three derived RULA Table scores were excluded because posture_risk is rula_table_c binned.</w:t>
+        <w:t xml:space="preserve">The Posture target was initially trained only on the survey feature pool, which meant it could only infer posture indirectly from pain, fatigue, and hours. Adding the 11 RULA components and 8 QEC scores from the observation xlsx as explicit features moved Posture accuracy from 89 to 97 percent and the overfit gap from 0.088 to 0.028. Per the label-leakage rule, the three derived RULA Table scores were excluded because </w:t>
+      </w:r>
+      <w:proofErr w:type="spellStart"/>
+      <w:r>
+        <w:rPr>
+          <w:rFonts w:eastAsia="Times New Roman" w:cs="Times New Roman"/>
+        </w:rPr>
+        <w:t>posture_risk</w:t>
+      </w:r>
+      <w:proofErr w:type="spellEnd"/>
+      <w:r>
+        <w:rPr>
+          <w:rFonts w:eastAsia="Times New Roman" w:cs="Times New Roman"/>
+        </w:rPr>
+        <w:t xml:space="preserve"> is </w:t>
+      </w:r>
+      <w:proofErr w:type="spellStart"/>
+      <w:r>
+        <w:rPr>
+          <w:rFonts w:eastAsia="Times New Roman" w:cs="Times New Roman"/>
+        </w:rPr>
+        <w:t>rula_table_c</w:t>
+      </w:r>
+      <w:proofErr w:type="spellEnd"/>
+      <w:r>
+        <w:rPr>
+          <w:rFonts w:eastAsia="Times New Roman" w:cs="Times New Roman"/>
+        </w:rPr>
+        <w:t xml:space="preserve"> binned.</w:t>
       </w:r>
     </w:p>
     <w:p>
@@ -4725,7 +6475,35 @@
         <w:rPr>
           <w:rFonts w:eastAsia="Times New Roman" w:cs="Times New Roman"/>
         </w:rPr>
-        <w:t>The sample of 182 riders is 152 male and 30 female. Age skews young: 78 riders are under 25, 66 in the 25-35 band, 30 in 36-45, and 8 in the 46-and-above band. Roughly half the sample (49 percent) works more than 8 hours per day. Ninety-four ride scooters and 88 ride motorbikes. The platform split is 97 Blinkit, 80 Zepto, and 5 who work both platforms.</w:t>
+        <w:t xml:space="preserve">The sample of 182 riders is 152 male and 30 female. Age skews young: 78 riders are under 25, 66 in the 25-35 band, 30 in 36-45, and 8 in the 46-and-above band. Roughly half the sample (49 percent) works more than 8 hours per day. Ninety-four ride scooters and 88 ride motorbikes. The platform split is 97 </w:t>
+      </w:r>
+      <w:proofErr w:type="spellStart"/>
+      <w:r>
+        <w:rPr>
+          <w:rFonts w:eastAsia="Times New Roman" w:cs="Times New Roman"/>
+        </w:rPr>
+        <w:t>Blinkit</w:t>
+      </w:r>
+      <w:proofErr w:type="spellEnd"/>
+      <w:r>
+        <w:rPr>
+          <w:rFonts w:eastAsia="Times New Roman" w:cs="Times New Roman"/>
+        </w:rPr>
+        <w:t xml:space="preserve">, 80 </w:t>
+      </w:r>
+      <w:proofErr w:type="spellStart"/>
+      <w:r>
+        <w:rPr>
+          <w:rFonts w:eastAsia="Times New Roman" w:cs="Times New Roman"/>
+        </w:rPr>
+        <w:t>Zepto</w:t>
+      </w:r>
+      <w:proofErr w:type="spellEnd"/>
+      <w:r>
+        <w:rPr>
+          <w:rFonts w:eastAsia="Times New Roman" w:cs="Times New Roman"/>
+        </w:rPr>
+        <w:t>, and 5 who work both platforms.</w:t>
       </w:r>
     </w:p>
     <w:p>
@@ -5331,9 +7109,9 @@
           <w:noProof/>
         </w:rPr>
         <w:drawing>
-          <wp:inline distT="0" distB="0" distL="0" distR="0" wp14:anchorId="47D974A0" wp14:editId="264868D9">
-            <wp:extent cx="4537600" cy="2377440"/>
-            <wp:effectExtent l="0" t="0" r="0" b="3810"/>
+          <wp:inline distT="0" distB="0" distL="0" distR="0" wp14:anchorId="47D974A0" wp14:editId="1F2FEEEE">
+            <wp:extent cx="4712123" cy="2468880"/>
+            <wp:effectExtent l="0" t="0" r="0" b="7620"/>
             <wp:docPr id="5" name="Picture 5"/>
             <wp:cNvGraphicFramePr>
               <a:graphicFrameLocks xmlns:a="http://schemas.openxmlformats.org/drawingml/2006/main" noChangeAspect="1"/>
@@ -5354,7 +7132,7 @@
                   <pic:spPr>
                     <a:xfrm>
                       <a:off x="0" y="0"/>
-                      <a:ext cx="4537600" cy="2377440"/>
+                      <a:ext cx="4712123" cy="2468880"/>
                     </a:xfrm>
                     <a:prstGeom prst="rect">
                       <a:avLst/>
@@ -7510,6 +9288,7 @@
             <w:pPr>
               <w:spacing w:before="20" w:after="20"/>
             </w:pPr>
+            <w:proofErr w:type="spellStart"/>
             <w:r>
               <w:rPr>
                 <w:rFonts w:eastAsia="Times New Roman" w:cs="Times New Roman"/>
@@ -7517,6 +9296,7 @@
               </w:rPr>
               <w:t>HistGradientBoosting</w:t>
             </w:r>
+            <w:proofErr w:type="spellEnd"/>
           </w:p>
         </w:tc>
         <w:tc>
@@ -7619,6 +9399,7 @@
             <w:pPr>
               <w:spacing w:before="20" w:after="20"/>
             </w:pPr>
+            <w:proofErr w:type="spellStart"/>
             <w:r>
               <w:rPr>
                 <w:rFonts w:eastAsia="Times New Roman" w:cs="Times New Roman"/>
@@ -7626,6 +9407,7 @@
               </w:rPr>
               <w:t>RandomForest</w:t>
             </w:r>
+            <w:proofErr w:type="spellEnd"/>
           </w:p>
         </w:tc>
         <w:tc>
@@ -7728,6 +9510,7 @@
             <w:pPr>
               <w:spacing w:before="20" w:after="20"/>
             </w:pPr>
+            <w:proofErr w:type="spellStart"/>
             <w:r>
               <w:rPr>
                 <w:rFonts w:eastAsia="Times New Roman" w:cs="Times New Roman"/>
@@ -7735,6 +9518,7 @@
               </w:rPr>
               <w:t>RandomForest</w:t>
             </w:r>
+            <w:proofErr w:type="spellEnd"/>
           </w:p>
         </w:tc>
         <w:tc>
@@ -7837,6 +9621,7 @@
             <w:pPr>
               <w:spacing w:before="20" w:after="20"/>
             </w:pPr>
+            <w:proofErr w:type="spellStart"/>
             <w:r>
               <w:rPr>
                 <w:rFonts w:eastAsia="Times New Roman" w:cs="Times New Roman"/>
@@ -7844,6 +9629,7 @@
               </w:rPr>
               <w:t>ExtraTrees</w:t>
             </w:r>
+            <w:proofErr w:type="spellEnd"/>
           </w:p>
         </w:tc>
         <w:tc>
@@ -7946,6 +9732,7 @@
             <w:pPr>
               <w:spacing w:before="20" w:after="20"/>
             </w:pPr>
+            <w:proofErr w:type="spellStart"/>
             <w:r>
               <w:rPr>
                 <w:rFonts w:eastAsia="Times New Roman" w:cs="Times New Roman"/>
@@ -7953,6 +9740,7 @@
               </w:rPr>
               <w:t>RandomForest</w:t>
             </w:r>
+            <w:proofErr w:type="spellEnd"/>
           </w:p>
         </w:tc>
         <w:tc>
@@ -8055,6 +9843,7 @@
             <w:pPr>
               <w:spacing w:before="20" w:after="20"/>
             </w:pPr>
+            <w:proofErr w:type="spellStart"/>
             <w:r>
               <w:rPr>
                 <w:rFonts w:eastAsia="Times New Roman" w:cs="Times New Roman"/>
@@ -8062,6 +9851,7 @@
               </w:rPr>
               <w:t>HistGradientBoosting</w:t>
             </w:r>
+            <w:proofErr w:type="spellEnd"/>
           </w:p>
         </w:tc>
         <w:tc>
@@ -11078,6 +12868,7 @@
             <w:pPr>
               <w:spacing w:before="20" w:after="20"/>
             </w:pPr>
+            <w:proofErr w:type="spellStart"/>
             <w:r>
               <w:rPr>
                 <w:rFonts w:eastAsia="Times New Roman" w:cs="Times New Roman"/>
@@ -11085,6 +12876,7 @@
               </w:rPr>
               <w:t>HistGBM</w:t>
             </w:r>
+            <w:proofErr w:type="spellEnd"/>
           </w:p>
         </w:tc>
         <w:tc>
@@ -11095,12 +12887,37 @@
             <w:pPr>
               <w:spacing w:before="20" w:after="20"/>
             </w:pPr>
-            <w:r>
-              <w:rPr>
-                <w:rFonts w:eastAsia="Times New Roman" w:cs="Times New Roman"/>
-                <w:sz w:val="20"/>
-              </w:rPr>
-              <w:t>max_depth=None, learning_rate=0.05</w:t>
+            <w:proofErr w:type="spellStart"/>
+            <w:r>
+              <w:rPr>
+                <w:rFonts w:eastAsia="Times New Roman" w:cs="Times New Roman"/>
+                <w:sz w:val="20"/>
+              </w:rPr>
+              <w:t>max_depth</w:t>
+            </w:r>
+            <w:proofErr w:type="spellEnd"/>
+            <w:r>
+              <w:rPr>
+                <w:rFonts w:eastAsia="Times New Roman" w:cs="Times New Roman"/>
+                <w:sz w:val="20"/>
+              </w:rPr>
+              <w:t xml:space="preserve">=None, </w:t>
+            </w:r>
+            <w:proofErr w:type="spellStart"/>
+            <w:r>
+              <w:rPr>
+                <w:rFonts w:eastAsia="Times New Roman" w:cs="Times New Roman"/>
+                <w:sz w:val="20"/>
+              </w:rPr>
+              <w:t>learning_rate</w:t>
+            </w:r>
+            <w:proofErr w:type="spellEnd"/>
+            <w:r>
+              <w:rPr>
+                <w:rFonts w:eastAsia="Times New Roman" w:cs="Times New Roman"/>
+                <w:sz w:val="20"/>
+              </w:rPr>
+              <w:t>=0.05</w:t>
             </w:r>
           </w:p>
         </w:tc>
@@ -11153,6 +12970,7 @@
             <w:pPr>
               <w:spacing w:before="20" w:after="20"/>
             </w:pPr>
+            <w:proofErr w:type="spellStart"/>
             <w:r>
               <w:rPr>
                 <w:rFonts w:eastAsia="Times New Roman" w:cs="Times New Roman"/>
@@ -11160,6 +12978,7 @@
               </w:rPr>
               <w:t>RandomForest</w:t>
             </w:r>
+            <w:proofErr w:type="spellEnd"/>
           </w:p>
         </w:tc>
         <w:tc>
@@ -11170,12 +12989,37 @@
             <w:pPr>
               <w:spacing w:before="20" w:after="20"/>
             </w:pPr>
-            <w:r>
-              <w:rPr>
-                <w:rFonts w:eastAsia="Times New Roman" w:cs="Times New Roman"/>
-                <w:sz w:val="20"/>
-              </w:rPr>
-              <w:t>n_estimators=300, max_depth=None</w:t>
+            <w:proofErr w:type="spellStart"/>
+            <w:r>
+              <w:rPr>
+                <w:rFonts w:eastAsia="Times New Roman" w:cs="Times New Roman"/>
+                <w:sz w:val="20"/>
+              </w:rPr>
+              <w:t>n_estimators</w:t>
+            </w:r>
+            <w:proofErr w:type="spellEnd"/>
+            <w:r>
+              <w:rPr>
+                <w:rFonts w:eastAsia="Times New Roman" w:cs="Times New Roman"/>
+                <w:sz w:val="20"/>
+              </w:rPr>
+              <w:t xml:space="preserve">=300, </w:t>
+            </w:r>
+            <w:proofErr w:type="spellStart"/>
+            <w:r>
+              <w:rPr>
+                <w:rFonts w:eastAsia="Times New Roman" w:cs="Times New Roman"/>
+                <w:sz w:val="20"/>
+              </w:rPr>
+              <w:t>max_depth</w:t>
+            </w:r>
+            <w:proofErr w:type="spellEnd"/>
+            <w:r>
+              <w:rPr>
+                <w:rFonts w:eastAsia="Times New Roman" w:cs="Times New Roman"/>
+                <w:sz w:val="20"/>
+              </w:rPr>
+              <w:t>=None</w:t>
             </w:r>
           </w:p>
         </w:tc>
@@ -11228,6 +13072,7 @@
             <w:pPr>
               <w:spacing w:before="20" w:after="20"/>
             </w:pPr>
+            <w:proofErr w:type="spellStart"/>
             <w:r>
               <w:rPr>
                 <w:rFonts w:eastAsia="Times New Roman" w:cs="Times New Roman"/>
@@ -11235,6 +13080,7 @@
               </w:rPr>
               <w:t>RandomForest</w:t>
             </w:r>
+            <w:proofErr w:type="spellEnd"/>
           </w:p>
         </w:tc>
         <w:tc>
@@ -11245,12 +13091,37 @@
             <w:pPr>
               <w:spacing w:before="20" w:after="20"/>
             </w:pPr>
-            <w:r>
-              <w:rPr>
-                <w:rFonts w:eastAsia="Times New Roman" w:cs="Times New Roman"/>
-                <w:sz w:val="20"/>
-              </w:rPr>
-              <w:t>n_estimators=500, max_depth=5</w:t>
+            <w:proofErr w:type="spellStart"/>
+            <w:r>
+              <w:rPr>
+                <w:rFonts w:eastAsia="Times New Roman" w:cs="Times New Roman"/>
+                <w:sz w:val="20"/>
+              </w:rPr>
+              <w:t>n_estimators</w:t>
+            </w:r>
+            <w:proofErr w:type="spellEnd"/>
+            <w:r>
+              <w:rPr>
+                <w:rFonts w:eastAsia="Times New Roman" w:cs="Times New Roman"/>
+                <w:sz w:val="20"/>
+              </w:rPr>
+              <w:t xml:space="preserve">=500, </w:t>
+            </w:r>
+            <w:proofErr w:type="spellStart"/>
+            <w:r>
+              <w:rPr>
+                <w:rFonts w:eastAsia="Times New Roman" w:cs="Times New Roman"/>
+                <w:sz w:val="20"/>
+              </w:rPr>
+              <w:t>max_depth</w:t>
+            </w:r>
+            <w:proofErr w:type="spellEnd"/>
+            <w:r>
+              <w:rPr>
+                <w:rFonts w:eastAsia="Times New Roman" w:cs="Times New Roman"/>
+                <w:sz w:val="20"/>
+              </w:rPr>
+              <w:t>=5</w:t>
             </w:r>
           </w:p>
         </w:tc>
@@ -11303,6 +13174,7 @@
             <w:pPr>
               <w:spacing w:before="20" w:after="20"/>
             </w:pPr>
+            <w:proofErr w:type="spellStart"/>
             <w:r>
               <w:rPr>
                 <w:rFonts w:eastAsia="Times New Roman" w:cs="Times New Roman"/>
@@ -11310,6 +13182,7 @@
               </w:rPr>
               <w:t>ExtraTrees</w:t>
             </w:r>
+            <w:proofErr w:type="spellEnd"/>
           </w:p>
         </w:tc>
         <w:tc>
@@ -11320,12 +13193,37 @@
             <w:pPr>
               <w:spacing w:before="20" w:after="20"/>
             </w:pPr>
-            <w:r>
-              <w:rPr>
-                <w:rFonts w:eastAsia="Times New Roman" w:cs="Times New Roman"/>
-                <w:sz w:val="20"/>
-              </w:rPr>
-              <w:t>n_estimators=300, max_depth=None</w:t>
+            <w:proofErr w:type="spellStart"/>
+            <w:r>
+              <w:rPr>
+                <w:rFonts w:eastAsia="Times New Roman" w:cs="Times New Roman"/>
+                <w:sz w:val="20"/>
+              </w:rPr>
+              <w:t>n_estimators</w:t>
+            </w:r>
+            <w:proofErr w:type="spellEnd"/>
+            <w:r>
+              <w:rPr>
+                <w:rFonts w:eastAsia="Times New Roman" w:cs="Times New Roman"/>
+                <w:sz w:val="20"/>
+              </w:rPr>
+              <w:t xml:space="preserve">=300, </w:t>
+            </w:r>
+            <w:proofErr w:type="spellStart"/>
+            <w:r>
+              <w:rPr>
+                <w:rFonts w:eastAsia="Times New Roman" w:cs="Times New Roman"/>
+                <w:sz w:val="20"/>
+              </w:rPr>
+              <w:t>max_depth</w:t>
+            </w:r>
+            <w:proofErr w:type="spellEnd"/>
+            <w:r>
+              <w:rPr>
+                <w:rFonts w:eastAsia="Times New Roman" w:cs="Times New Roman"/>
+                <w:sz w:val="20"/>
+              </w:rPr>
+              <w:t>=None</w:t>
             </w:r>
           </w:p>
         </w:tc>
@@ -11378,6 +13276,7 @@
             <w:pPr>
               <w:spacing w:before="20" w:after="20"/>
             </w:pPr>
+            <w:proofErr w:type="spellStart"/>
             <w:r>
               <w:rPr>
                 <w:rFonts w:eastAsia="Times New Roman" w:cs="Times New Roman"/>
@@ -11385,6 +13284,7 @@
               </w:rPr>
               <w:t>RandomForest</w:t>
             </w:r>
+            <w:proofErr w:type="spellEnd"/>
           </w:p>
         </w:tc>
         <w:tc>
@@ -11395,12 +13295,37 @@
             <w:pPr>
               <w:spacing w:before="20" w:after="20"/>
             </w:pPr>
-            <w:r>
-              <w:rPr>
-                <w:rFonts w:eastAsia="Times New Roman" w:cs="Times New Roman"/>
-                <w:sz w:val="20"/>
-              </w:rPr>
-              <w:t>n_estimators=500, max_depth=None</w:t>
+            <w:proofErr w:type="spellStart"/>
+            <w:r>
+              <w:rPr>
+                <w:rFonts w:eastAsia="Times New Roman" w:cs="Times New Roman"/>
+                <w:sz w:val="20"/>
+              </w:rPr>
+              <w:t>n_estimators</w:t>
+            </w:r>
+            <w:proofErr w:type="spellEnd"/>
+            <w:r>
+              <w:rPr>
+                <w:rFonts w:eastAsia="Times New Roman" w:cs="Times New Roman"/>
+                <w:sz w:val="20"/>
+              </w:rPr>
+              <w:t xml:space="preserve">=500, </w:t>
+            </w:r>
+            <w:proofErr w:type="spellStart"/>
+            <w:r>
+              <w:rPr>
+                <w:rFonts w:eastAsia="Times New Roman" w:cs="Times New Roman"/>
+                <w:sz w:val="20"/>
+              </w:rPr>
+              <w:t>max_depth</w:t>
+            </w:r>
+            <w:proofErr w:type="spellEnd"/>
+            <w:r>
+              <w:rPr>
+                <w:rFonts w:eastAsia="Times New Roman" w:cs="Times New Roman"/>
+                <w:sz w:val="20"/>
+              </w:rPr>
+              <w:t>=None</w:t>
             </w:r>
           </w:p>
         </w:tc>
@@ -11453,6 +13378,7 @@
             <w:pPr>
               <w:spacing w:before="20" w:after="20"/>
             </w:pPr>
+            <w:proofErr w:type="spellStart"/>
             <w:r>
               <w:rPr>
                 <w:rFonts w:eastAsia="Times New Roman" w:cs="Times New Roman"/>
@@ -11460,6 +13386,7 @@
               </w:rPr>
               <w:t>HistGBM</w:t>
             </w:r>
+            <w:proofErr w:type="spellEnd"/>
           </w:p>
         </w:tc>
         <w:tc>
@@ -11470,12 +13397,37 @@
             <w:pPr>
               <w:spacing w:before="20" w:after="20"/>
             </w:pPr>
-            <w:r>
-              <w:rPr>
-                <w:rFonts w:eastAsia="Times New Roman" w:cs="Times New Roman"/>
-                <w:sz w:val="20"/>
-              </w:rPr>
-              <w:t>max_depth=5, learning_rate=0.05</w:t>
+            <w:proofErr w:type="spellStart"/>
+            <w:r>
+              <w:rPr>
+                <w:rFonts w:eastAsia="Times New Roman" w:cs="Times New Roman"/>
+                <w:sz w:val="20"/>
+              </w:rPr>
+              <w:t>max_depth</w:t>
+            </w:r>
+            <w:proofErr w:type="spellEnd"/>
+            <w:r>
+              <w:rPr>
+                <w:rFonts w:eastAsia="Times New Roman" w:cs="Times New Roman"/>
+                <w:sz w:val="20"/>
+              </w:rPr>
+              <w:t xml:space="preserve">=5, </w:t>
+            </w:r>
+            <w:proofErr w:type="spellStart"/>
+            <w:r>
+              <w:rPr>
+                <w:rFonts w:eastAsia="Times New Roman" w:cs="Times New Roman"/>
+                <w:sz w:val="20"/>
+              </w:rPr>
+              <w:t>learning_rate</w:t>
+            </w:r>
+            <w:proofErr w:type="spellEnd"/>
+            <w:r>
+              <w:rPr>
+                <w:rFonts w:eastAsia="Times New Roman" w:cs="Times New Roman"/>
+                <w:sz w:val="20"/>
+              </w:rPr>
+              <w:t>=0.05</w:t>
             </w:r>
           </w:p>
         </w:tc>
@@ -11515,7 +13467,27 @@
           <w:color w:val="000000"/>
           <w:sz w:val="18"/>
         </w:rPr>
-        <w:t>Table 4.8: Winning hyperparameters per target after GridSearchCV.</w:t>
+        <w:t xml:space="preserve">Table 4.8: Winning hyperparameters per target after </w:t>
+      </w:r>
+      <w:proofErr w:type="spellStart"/>
+      <w:r>
+        <w:rPr>
+          <w:rFonts w:eastAsia="Times New Roman" w:cs="Times New Roman"/>
+          <w:i/>
+          <w:color w:val="000000"/>
+          <w:sz w:val="18"/>
+        </w:rPr>
+        <w:t>GridSearchCV</w:t>
+      </w:r>
+      <w:proofErr w:type="spellEnd"/>
+      <w:r>
+        <w:rPr>
+          <w:rFonts w:eastAsia="Times New Roman" w:cs="Times New Roman"/>
+          <w:i/>
+          <w:color w:val="000000"/>
+          <w:sz w:val="18"/>
+        </w:rPr>
+        <w:t>.</w:t>
       </w:r>
     </w:p>
     <w:p>
@@ -11854,7 +13826,25 @@
           <w:i/>
           <w:sz w:val="18"/>
         </w:rPr>
-        <w:t>Figure 4.13: Web app: predicted risk profile output with colour-coded level cards, radar chart, tabular result, and per-factor recommendations.</w:t>
+        <w:t xml:space="preserve">Figure 4.13: Web app: predicted risk profile output with </w:t>
+      </w:r>
+      <w:proofErr w:type="spellStart"/>
+      <w:r>
+        <w:rPr>
+          <w:rFonts w:eastAsia="Times New Roman" w:cs="Times New Roman"/>
+          <w:i/>
+          <w:sz w:val="18"/>
+        </w:rPr>
+        <w:t>colour</w:t>
+      </w:r>
+      <w:proofErr w:type="spellEnd"/>
+      <w:r>
+        <w:rPr>
+          <w:rFonts w:eastAsia="Times New Roman" w:cs="Times New Roman"/>
+          <w:i/>
+          <w:sz w:val="18"/>
+        </w:rPr>
+        <w:t>-coded level cards, radar chart, tabular result, and per-factor recommendations.</w:t>
       </w:r>
     </w:p>
     <w:p>
@@ -11882,7 +13872,21 @@
         <w:rPr>
           <w:rFonts w:eastAsia="Times New Roman" w:cs="Times New Roman"/>
         </w:rPr>
-        <w:t>This project designed, implemented, and deployed a per-rider ergonomic risk screening pipeline for last-mile quick-commerce delivery workers, turning a 36-item self-report questionnaire and a RULA + QEC observation record into six standardised risk levels across Force, Repetition, Posture, Duration, Contact Stress, and Vibration. The five survey-derived factors land at 58-62 percent cross-validation accuracy with macro AUC between 71 and 76 percent; the Posture model, which receives the RULA and QEC observation inputs directly, reaches 97 percent accuracy and 98 percent AUC. Chi-square identifies Posture, Repetition, and Force as the risk factors significantly associated with self-reported discomfort, and multivariable logistic regression flags age (OR 3.58 per band), job duration (OR 2.89), workload score, and fatigue score as the strongest individual predictors.</w:t>
+        <w:t xml:space="preserve">This project designed, implemented, and deployed a per-rider ergonomic risk screening pipeline for last-mile quick-commerce delivery workers, turning a 36-item self-report questionnaire and a RULA + QEC observation record into six </w:t>
+      </w:r>
+      <w:proofErr w:type="spellStart"/>
+      <w:r>
+        <w:rPr>
+          <w:rFonts w:eastAsia="Times New Roman" w:cs="Times New Roman"/>
+        </w:rPr>
+        <w:t>standardised</w:t>
+      </w:r>
+      <w:proofErr w:type="spellEnd"/>
+      <w:r>
+        <w:rPr>
+          <w:rFonts w:eastAsia="Times New Roman" w:cs="Times New Roman"/>
+        </w:rPr>
+        <w:t xml:space="preserve"> risk levels across Force, Repetition, Posture, Duration, Contact Stress, and Vibration. The five survey-derived factors land at 58-62 percent cross-validation accuracy with macro AUC between 71 and 76 percent; the Posture model, which receives the RULA and QEC observation inputs directly, reaches 97 percent accuracy and 98 percent AUC. Chi-square identifies Posture, Repetition, and Force as the risk factors significantly associated with self-reported discomfort, and multivariable logistic regression flags age (OR 3.58 per band), job duration (OR 2.89), workload score, and fatigue score as the strongest individual predictors.</w:t>
       </w:r>
     </w:p>
     <w:p>
@@ -11894,7 +13898,35 @@
         <w:rPr>
           <w:rFonts w:eastAsia="Times New Roman" w:cs="Times New Roman"/>
         </w:rPr>
-        <w:t>The main limitations are the self-report nature of most input variables, the severity-rank merge used to pair the identifier-less posture xlsx with the survey, and the small sample (n = 182) that keeps ML variance visible. Two methodological corrections were made and openly documented: Repetition binning moved from qcut to fixed cuts to remove a boundary tie that hid the worst real schedule, and vibration_index was added to the Duration exclusion list to remove indirect leakage.</w:t>
+        <w:t xml:space="preserve">The main limitations are the self-report nature of most input variables, the severity-rank merge used to pair the identifier-less posture xlsx with the survey, and the small sample (n = 182) that keeps ML variance visible. Two methodological corrections were made and openly documented: Repetition binning moved from </w:t>
+      </w:r>
+      <w:proofErr w:type="spellStart"/>
+      <w:r>
+        <w:rPr>
+          <w:rFonts w:eastAsia="Times New Roman" w:cs="Times New Roman"/>
+        </w:rPr>
+        <w:t>qcut</w:t>
+      </w:r>
+      <w:proofErr w:type="spellEnd"/>
+      <w:r>
+        <w:rPr>
+          <w:rFonts w:eastAsia="Times New Roman" w:cs="Times New Roman"/>
+        </w:rPr>
+        <w:t xml:space="preserve"> to fixed cuts to remove a boundary tie that hid the worst real schedule, and </w:t>
+      </w:r>
+      <w:proofErr w:type="spellStart"/>
+      <w:r>
+        <w:rPr>
+          <w:rFonts w:eastAsia="Times New Roman" w:cs="Times New Roman"/>
+        </w:rPr>
+        <w:t>vibration_index</w:t>
+      </w:r>
+      <w:proofErr w:type="spellEnd"/>
+      <w:r>
+        <w:rPr>
+          <w:rFonts w:eastAsia="Times New Roman" w:cs="Times New Roman"/>
+        </w:rPr>
+        <w:t xml:space="preserve"> was added to the Duration exclusion list to remove indirect leakage.</w:t>
       </w:r>
     </w:p>
     <w:p>
@@ -11906,7 +13938,21 @@
         <w:rPr>
           <w:rFonts w:eastAsia="Times New Roman" w:cs="Times New Roman"/>
         </w:rPr>
-        <w:t>Five interventions for a delivery-platform operator follow directly from the results: (i) cap daily hours (49 percent of the sample exceeds 8 hours per day); (ii) invest in posture-focused equipment and training (84 percent of observed postures at RULA action level 5 or above); (iii) encourage bike-storage-box carrying over handheld bags; (iv) age-targeted MSD screening for the 36-and-above cohort; and (v) platform-level workload management to reduce the NASA-TLX component of the workload score, a significant discomfort predictor at p = 0.0005.</w:t>
+        <w:t>Five interventions for a delivery-platform operator follow directly from the results: (</w:t>
+      </w:r>
+      <w:proofErr w:type="spellStart"/>
+      <w:r>
+        <w:rPr>
+          <w:rFonts w:eastAsia="Times New Roman" w:cs="Times New Roman"/>
+        </w:rPr>
+        <w:t>i</w:t>
+      </w:r>
+      <w:proofErr w:type="spellEnd"/>
+      <w:r>
+        <w:rPr>
+          <w:rFonts w:eastAsia="Times New Roman" w:cs="Times New Roman"/>
+        </w:rPr>
+        <w:t>) cap daily hours (49 percent of the sample exceeds 8 hours per day); (ii) invest in posture-focused equipment and training (84 percent of observed postures at RULA action level 5 or above); (iii) encourage bike-storage-box carrying over handheld bags; (iv) age-targeted MSD screening for the 36-and-above cohort; and (v) platform-level workload management to reduce the NASA-TLX component of the workload score, a significant discomfort predictor at p = 0.0005.</w:t>
       </w:r>
     </w:p>
     <w:p>
@@ -11945,10 +13991,23 @@
         <w:jc w:val="both"/>
       </w:pPr>
       <w:r>
-        <w:t xml:space="preserve">[1] </w:t>
-      </w:r>
-      <w:r>
-        <w:t>Benson TM, Sathiyarajeswaran NS, Radhakrishnan R, Gafoor AA, Krupalakshme M, Samal J (2025). Factors and prevalence of musculoskeletal pain among the app-based food delivery riders in Tamil Nadu: a cross-sectional study. Discover Social Sciences and Health, 5:14.</w:t>
+        <w:t xml:space="preserve">[1] Benson TM, </w:t>
+      </w:r>
+      <w:proofErr w:type="spellStart"/>
+      <w:r>
+        <w:t>Sathiyarajeswaran</w:t>
+      </w:r>
+      <w:proofErr w:type="spellEnd"/>
+      <w:r>
+        <w:t xml:space="preserve"> NS, Radhakrishnan R, Gafoor AA, </w:t>
+      </w:r>
+      <w:proofErr w:type="spellStart"/>
+      <w:r>
+        <w:t>Krupalakshme</w:t>
+      </w:r>
+      <w:proofErr w:type="spellEnd"/>
+      <w:r>
+        <w:t xml:space="preserve"> M, Samal J (2025). Factors and prevalence of musculoskeletal pain among the app-based food delivery riders in Tamil Nadu: a cross-sectional study. Discover Social Sciences and Health, 5:14.</w:t>
       </w:r>
     </w:p>
     <w:p>
@@ -11958,10 +14017,7 @@
         <w:jc w:val="both"/>
       </w:pPr>
       <w:r>
-        <w:t xml:space="preserve">[2] </w:t>
-      </w:r>
-      <w:r>
-        <w:t>Pandit S, Adhikari P (2023). Ergonomics Issues Among Last Mile Delivery Rides in Jabalpur, India. Springer Ergonomics Proceedings, 209-215.</w:t>
+        <w:t>[2] Pandit S, Adhikari P (2023). Ergonomics Issues Among Last Mile Delivery Rides in Jabalpur, India. Springer Ergonomics Proceedings, 209-215.</w:t>
       </w:r>
     </w:p>
     <w:p>
@@ -11971,10 +14027,15 @@
         <w:jc w:val="both"/>
       </w:pPr>
       <w:r>
-        <w:t xml:space="preserve">[3] </w:t>
-      </w:r>
-      <w:r>
-        <w:t>Daud A, Mohd Basri IS, Ahmad E, Mohd Hairon S, Nordin R, Azali Azmir N, Md Jalil MAS (2023). Assessing ergonomic risks: REBA analysis of food delivery riders in Eastern Peninsular Malaysia. Industrial Health, 61(4), 282-291.</w:t>
+        <w:t xml:space="preserve">[3] Daud A, Mohd Basri IS, Ahmad E, Mohd </w:t>
+      </w:r>
+      <w:proofErr w:type="spellStart"/>
+      <w:r>
+        <w:t>Hairon</w:t>
+      </w:r>
+      <w:proofErr w:type="spellEnd"/>
+      <w:r>
+        <w:t xml:space="preserve"> S, Nordin R, Azali Azmir N, Md Jalil MAS (2023). Assessing ergonomic risks: REBA analysis of food delivery riders in Eastern Peninsular Malaysia. Industrial Health, 61(4), 282-291.</w:t>
       </w:r>
     </w:p>
     <w:p>
@@ -11984,10 +14045,7 @@
         <w:jc w:val="both"/>
       </w:pPr>
       <w:r>
-        <w:t xml:space="preserve">[4] </w:t>
-      </w:r>
-      <w:r>
-        <w:t>McAtamney L, Corlett EN (1993). RULA: a survey method for the investigation of work-related upper limb disorders. Applied Ergonomics, 24(2), 91-99.</w:t>
+        <w:t>[4] McAtamney L, Corlett EN (1993). RULA: a survey method for the investigation of work-related upper limb disorders. Applied Ergonomics, 24(2), 91-99.</w:t>
       </w:r>
     </w:p>
     <w:p>
@@ -11997,10 +14055,7 @@
         <w:jc w:val="both"/>
       </w:pPr>
       <w:r>
-        <w:t xml:space="preserve">[5] </w:t>
-      </w:r>
-      <w:r>
-        <w:t>David G, Woods V, Li G, Buckle P (2008). The development of the Quick Exposure Check (QEC) for assessing exposure to risk factors for work-related musculoskeletal disorders. Applied Ergonomics, 39(1), 57-69.</w:t>
+        <w:t>[5] David G, Woods V, Li G, Buckle P (2008). The development of the Quick Exposure Check (QEC) for assessing exposure to risk factors for work-related musculoskeletal disorders. Applied Ergonomics, 39(1), 57-69.</w:t>
       </w:r>
     </w:p>
     <w:p>
@@ -12012,8 +14067,21 @@
       <w:r>
         <w:t xml:space="preserve">[6] </w:t>
       </w:r>
-      <w:r>
-        <w:t>Kuorinka I, Jonsson B, Kilbom A, Vinterberg H, Biering-Sorensen F, Andersson G, Jorgensen K (1987). Standardised Nordic questionnaires for the analysis of musculoskeletal symptoms. Applied Ergonomics, 18(3), 233-237.</w:t>
+      <w:proofErr w:type="spellStart"/>
+      <w:r>
+        <w:t>Kuorinka</w:t>
+      </w:r>
+      <w:proofErr w:type="spellEnd"/>
+      <w:r>
+        <w:t xml:space="preserve"> I, Jonsson B, Kilbom A, Vinterberg H, Biering-Sorensen F, Andersson G, Jorgensen K (1987). </w:t>
+      </w:r>
+      <w:proofErr w:type="spellStart"/>
+      <w:r>
+        <w:t>Standardised</w:t>
+      </w:r>
+      <w:proofErr w:type="spellEnd"/>
+      <w:r>
+        <w:t xml:space="preserve"> Nordic questionnaires for the analysis of musculoskeletal symptoms. Applied Ergonomics, 18(3), 233-237.</w:t>
       </w:r>
     </w:p>
     <w:p>
@@ -12023,10 +14091,15 @@
         <w:jc w:val="both"/>
       </w:pPr>
       <w:r>
-        <w:t xml:space="preserve">[7] </w:t>
-      </w:r>
-      <w:r>
-        <w:t>Hart SG, Staveland LE (1988). Development of NASA-TLX (Task Load Index): Results of empirical and theoretical research. Advances in Psychology, 52, 139-183.</w:t>
+        <w:t xml:space="preserve">[7] Hart SG, </w:t>
+      </w:r>
+      <w:proofErr w:type="spellStart"/>
+      <w:r>
+        <w:t>Staveland</w:t>
+      </w:r>
+      <w:proofErr w:type="spellEnd"/>
+      <w:r>
+        <w:t xml:space="preserve"> LE (1988). Development of NASA-TLX (Task Load Index): Results of empirical and theoretical research. Advances in Psychology, 52, 139-183.</w:t>
       </w:r>
     </w:p>
     <w:p>
@@ -12036,10 +14109,7 @@
         <w:jc w:val="both"/>
       </w:pPr>
       <w:r>
-        <w:t xml:space="preserve">[8] </w:t>
-      </w:r>
-      <w:r>
-        <w:t>Borg G (1998). Borg's Perceived Exertion and Pain Scales. Human Kinetics Publishers, Champaign, Illinois.</w:t>
+        <w:t>[8] Borg G (1998). Borg's Perceived Exertion and Pain Scales. Human Kinetics Publishers, Champaign, Illinois.</w:t>
       </w:r>
     </w:p>
     <w:p>
@@ -12049,10 +14119,15 @@
         <w:jc w:val="both"/>
       </w:pPr>
       <w:r>
-        <w:t xml:space="preserve">[9] </w:t>
-      </w:r>
-      <w:r>
-        <w:t>Chawla NV, Bowyer KW, Hall LO, Kegelmeyer WP (2002). SMOTE: Synthetic Minority Over-sampling Technique. Journal of Artificial Intelligence Research, 16, 321-357.</w:t>
+        <w:t xml:space="preserve">[9] Chawla NV, Bowyer KW, Hall LO, </w:t>
+      </w:r>
+      <w:proofErr w:type="spellStart"/>
+      <w:r>
+        <w:t>Kegelmeyer</w:t>
+      </w:r>
+      <w:proofErr w:type="spellEnd"/>
+      <w:r>
+        <w:t xml:space="preserve"> WP (2002). SMOTE: Synthetic Minority Over-sampling Technique. Journal of Artificial Intelligence Research, 16, 321-357.</w:t>
       </w:r>
     </w:p>
     <w:p>
@@ -12064,8 +14139,13 @@
       <w:r>
         <w:t xml:space="preserve">[10] </w:t>
       </w:r>
-      <w:r>
-        <w:t>Breiman L (2001). Random Forests. Machine Learning, 45(1), 5-32.</w:t>
+      <w:proofErr w:type="spellStart"/>
+      <w:r>
+        <w:t>Breiman</w:t>
+      </w:r>
+      <w:proofErr w:type="spellEnd"/>
+      <w:r>
+        <w:t xml:space="preserve"> L (2001). Random Forests. Machine Learning, 45(1), 5-32.</w:t>
       </w:r>
     </w:p>
     <w:p>
@@ -12075,10 +14155,15 @@
         <w:jc w:val="both"/>
       </w:pPr>
       <w:r>
-        <w:t xml:space="preserve">[11] </w:t>
-      </w:r>
-      <w:r>
-        <w:t>Geurts P, Ernst D, Wehenkel L (2006). Extremely randomized trees. Machine Learning, 63(1), 3-42.</w:t>
+        <w:t xml:space="preserve">[11] Geurts P, Ernst D, </w:t>
+      </w:r>
+      <w:proofErr w:type="spellStart"/>
+      <w:r>
+        <w:t>Wehenkel</w:t>
+      </w:r>
+      <w:proofErr w:type="spellEnd"/>
+      <w:r>
+        <w:t xml:space="preserve"> L (2006). Extremely randomized trees. Machine Learning, 63(1), 3-42.</w:t>
       </w:r>
     </w:p>
     <w:p>
@@ -12088,10 +14173,23 @@
         <w:jc w:val="both"/>
       </w:pPr>
       <w:r>
-        <w:t xml:space="preserve">[12] </w:t>
-      </w:r>
-      <w:r>
-        <w:t>Chen T, Guestrin C (2016). XGBoost: A Scalable Tree Boosting System. Proceedings of the 22nd ACM SIGKDD International Conference on Knowledge Discovery and Data Mining, 785-794.</w:t>
+        <w:t xml:space="preserve">[12] Chen T, </w:t>
+      </w:r>
+      <w:proofErr w:type="spellStart"/>
+      <w:r>
+        <w:t>Guestrin</w:t>
+      </w:r>
+      <w:proofErr w:type="spellEnd"/>
+      <w:r>
+        <w:t xml:space="preserve"> C (2016). </w:t>
+      </w:r>
+      <w:proofErr w:type="spellStart"/>
+      <w:r>
+        <w:t>XGBoost</w:t>
+      </w:r>
+      <w:proofErr w:type="spellEnd"/>
+      <w:r>
+        <w:t>: A Scalable Tree Boosting System. Proceedings of the 22nd ACM SIGKDD International Conference on Knowledge Discovery and Data Mining, 785-794.</w:t>
       </w:r>
     </w:p>
     <w:p>
@@ -12101,10 +14199,7 @@
         <w:jc w:val="both"/>
       </w:pPr>
       <w:r>
-        <w:t xml:space="preserve">[13] </w:t>
-      </w:r>
-      <w:r>
-        <w:t>Friedman JH (2001). Greedy function approximation: A gradient boosting machine. Annals of Statistics, 29(5), 1189-1232.</w:t>
+        <w:t>[13] Friedman JH (2001). Greedy function approximation: A gradient boosting machine. Annals of Statistics, 29(5), 1189-1232.</w:t>
       </w:r>
     </w:p>
     <w:p>
@@ -12114,23 +14209,23 @@
         <w:jc w:val="both"/>
       </w:pPr>
       <w:r>
-        <w:t xml:space="preserve">[14] </w:t>
-      </w:r>
-      <w:r>
-        <w:t>Pedregosa F, Varoquaux G, Gramfort A, et al. (2011). Scikit-learn: Machine Learning in Python. Journal of Machine Learning Research, 12, 2825-2830.</w:t>
-      </w:r>
-    </w:p>
-    <w:p>
-      <w:pPr>
-        <w:spacing w:after="160"/>
-        <w:ind w:left="454" w:hanging="454"/>
-        <w:jc w:val="both"/>
-      </w:pPr>
-      <w:r>
-        <w:t xml:space="preserve">[15] </w:t>
-      </w:r>
-      <w:r>
-        <w:t>Lemaitre G, Nogueira F, Aridas CK (2017). Imbalanced-learn: A Python toolbox to tackle the curse of imbalanced datasets in machine learning. Journal of Machine Learning Research, 18(17), 1-5.</w:t>
+        <w:t xml:space="preserve">[14] Pedregosa F, </w:t>
+      </w:r>
+      <w:proofErr w:type="spellStart"/>
+      <w:r>
+        <w:t>Varoquaux</w:t>
+      </w:r>
+      <w:proofErr w:type="spellEnd"/>
+      <w:r>
+        <w:t xml:space="preserve"> G, </w:t>
+      </w:r>
+      <w:proofErr w:type="spellStart"/>
+      <w:r>
+        <w:t>Gramfort</w:t>
+      </w:r>
+      <w:proofErr w:type="spellEnd"/>
+      <w:r>
+        <w:t xml:space="preserve"> A, et al. (2011). Scikit-learn: Machine Learning in Python. Journal of Machine Learning Research, 12, 2825-2830.</w:t>
       </w:r>
     </w:p>
     <w:sectPr>

--- a/docs/report.docx
+++ b/docs/report.docx
@@ -1552,7 +1552,7 @@
           <w:rFonts w:eastAsia="Times New Roman" w:cs="Times New Roman"/>
         </w:rPr>
         <w:tab/>
-        <w:t>13</w:t>
+        <w:t>12</w:t>
       </w:r>
     </w:p>
     <w:p>
@@ -1573,7 +1573,7 @@
           <w:rFonts w:eastAsia="Times New Roman" w:cs="Times New Roman"/>
         </w:rPr>
         <w:tab/>
-        <w:t>15</w:t>
+        <w:t>14</w:t>
       </w:r>
     </w:p>
     <w:p>
@@ -1594,7 +1594,7 @@
           <w:rFonts w:eastAsia="Times New Roman" w:cs="Times New Roman"/>
         </w:rPr>
         <w:tab/>
-        <w:t>17</w:t>
+        <w:t>15</w:t>
       </w:r>
     </w:p>
     <w:p>
@@ -1615,7 +1615,7 @@
           <w:rFonts w:eastAsia="Times New Roman" w:cs="Times New Roman"/>
         </w:rPr>
         <w:tab/>
-        <w:t>19</w:t>
+        <w:t>16</w:t>
       </w:r>
     </w:p>
     <w:p>
@@ -1636,7 +1636,7 @@
           <w:rFonts w:eastAsia="Times New Roman" w:cs="Times New Roman"/>
         </w:rPr>
         <w:tab/>
-        <w:t>20</w:t>
+        <w:t>17</w:t>
       </w:r>
     </w:p>
     <w:p>
@@ -1659,7 +1659,7 @@
           <w:b/>
         </w:rPr>
         <w:tab/>
-        <w:t>23</w:t>
+        <w:t>19</w:t>
       </w:r>
     </w:p>
     <w:p>
@@ -1682,7 +1682,7 @@
           <w:b/>
         </w:rPr>
         <w:tab/>
-        <w:t>25</w:t>
+        <w:t>20</w:t>
       </w:r>
     </w:p>
     <w:p>
@@ -1772,7 +1772,7 @@
         <w:rPr>
           <w:rFonts w:eastAsia="Times New Roman" w:cs="Times New Roman"/>
         </w:rPr>
-        <w:t>Figure 4.2</w:t>
+        <w:t>Figure 4.12</w:t>
       </w:r>
       <w:r>
         <w:rPr>
@@ -1801,7 +1801,7 @@
         <w:rPr>
           <w:rFonts w:eastAsia="Times New Roman" w:cs="Times New Roman"/>
         </w:rPr>
-        <w:t>Figure 4.3</w:t>
+        <w:t>Figure 4.13</w:t>
       </w:r>
       <w:r>
         <w:rPr>
@@ -1830,7 +1830,7 @@
         <w:rPr>
           <w:rFonts w:eastAsia="Times New Roman" w:cs="Times New Roman"/>
         </w:rPr>
-        <w:t>Figure 4.4</w:t>
+        <w:t>Figure 4.14</w:t>
       </w:r>
       <w:r>
         <w:rPr>
@@ -1859,7 +1859,7 @@
         <w:rPr>
           <w:rFonts w:eastAsia="Times New Roman" w:cs="Times New Roman"/>
         </w:rPr>
-        <w:t>Figure 4.5</w:t>
+        <w:t>Figure 4.14</w:t>
       </w:r>
       <w:r>
         <w:rPr>
@@ -1888,7 +1888,7 @@
         <w:rPr>
           <w:rFonts w:eastAsia="Times New Roman" w:cs="Times New Roman"/>
         </w:rPr>
-        <w:t>Figure 4.6</w:t>
+        <w:t>Figure 4.16</w:t>
       </w:r>
       <w:r>
         <w:rPr>
@@ -1917,7 +1917,7 @@
         <w:rPr>
           <w:rFonts w:eastAsia="Times New Roman" w:cs="Times New Roman"/>
         </w:rPr>
-        <w:t>Figure 4.7</w:t>
+        <w:t>Figure 4.16</w:t>
       </w:r>
       <w:r>
         <w:rPr>
@@ -1946,7 +1946,7 @@
         <w:rPr>
           <w:rFonts w:eastAsia="Times New Roman" w:cs="Times New Roman"/>
         </w:rPr>
-        <w:t>Figure 4.8</w:t>
+        <w:t>Figure 4.16</w:t>
       </w:r>
       <w:r>
         <w:rPr>
@@ -1975,7 +1975,7 @@
         <w:rPr>
           <w:rFonts w:eastAsia="Times New Roman" w:cs="Times New Roman"/>
         </w:rPr>
-        <w:t>Figure 4.9</w:t>
+        <w:t>Figure 4.17</w:t>
       </w:r>
       <w:r>
         <w:rPr>
@@ -2004,7 +2004,7 @@
         <w:rPr>
           <w:rFonts w:eastAsia="Times New Roman" w:cs="Times New Roman"/>
         </w:rPr>
-        <w:t>Figure 4.10</w:t>
+        <w:t>Figure 4.17</w:t>
       </w:r>
       <w:r>
         <w:rPr>
@@ -2033,7 +2033,7 @@
         <w:rPr>
           <w:rFonts w:eastAsia="Times New Roman" w:cs="Times New Roman"/>
         </w:rPr>
-        <w:t>Figure 4.11</w:t>
+        <w:t>Figure 4.17</w:t>
       </w:r>
       <w:r>
         <w:rPr>
@@ -2062,7 +2062,7 @@
         <w:rPr>
           <w:rFonts w:eastAsia="Times New Roman" w:cs="Times New Roman"/>
         </w:rPr>
-        <w:t>Figure 4.12</w:t>
+        <w:t>Figure 4.18</w:t>
       </w:r>
       <w:r>
         <w:rPr>
@@ -2091,7 +2091,7 @@
         <w:rPr>
           <w:rFonts w:eastAsia="Times New Roman" w:cs="Times New Roman"/>
         </w:rPr>
-        <w:t>Figure 4.13</w:t>
+        <w:t>Figure 4.18</w:t>
       </w:r>
       <w:r>
         <w:rPr>
@@ -2166,7 +2166,7 @@
         <w:rPr>
           <w:rFonts w:eastAsia="Times New Roman" w:cs="Times New Roman"/>
         </w:rPr>
-        <w:t>Table 4.1</w:t>
+        <w:t>Table 4.12</w:t>
       </w:r>
       <w:r>
         <w:rPr>
@@ -2195,7 +2195,7 @@
         <w:rPr>
           <w:rFonts w:eastAsia="Times New Roman" w:cs="Times New Roman"/>
         </w:rPr>
-        <w:t>Table 4.2</w:t>
+        <w:t>Table 4.12</w:t>
       </w:r>
       <w:r>
         <w:rPr>
@@ -2224,7 +2224,7 @@
         <w:rPr>
           <w:rFonts w:eastAsia="Times New Roman" w:cs="Times New Roman"/>
         </w:rPr>
-        <w:t>Table 4.3</w:t>
+        <w:t>Table 4.13</w:t>
       </w:r>
       <w:r>
         <w:rPr>
@@ -2253,7 +2253,7 @@
         <w:rPr>
           <w:rFonts w:eastAsia="Times New Roman" w:cs="Times New Roman"/>
         </w:rPr>
-        <w:t>Table 4.4</w:t>
+        <w:t>Table 4.14</w:t>
       </w:r>
       <w:r>
         <w:rPr>
@@ -2282,7 +2282,7 @@
         <w:rPr>
           <w:rFonts w:eastAsia="Times New Roman" w:cs="Times New Roman"/>
         </w:rPr>
-        <w:t>Table 4.5</w:t>
+        <w:t>Table 4.15</w:t>
       </w:r>
       <w:r>
         <w:rPr>
@@ -2311,7 +2311,7 @@
         <w:rPr>
           <w:rFonts w:eastAsia="Times New Roman" w:cs="Times New Roman"/>
         </w:rPr>
-        <w:t>Table 4.6</w:t>
+        <w:t>Table 4.16</w:t>
       </w:r>
       <w:r>
         <w:rPr>
@@ -2340,7 +2340,7 @@
         <w:rPr>
           <w:rFonts w:eastAsia="Times New Roman" w:cs="Times New Roman"/>
         </w:rPr>
-        <w:t>Table 4.7</w:t>
+        <w:t>Table 4.16</w:t>
       </w:r>
       <w:r>
         <w:rPr>
@@ -2369,7 +2369,7 @@
         <w:rPr>
           <w:rFonts w:eastAsia="Times New Roman" w:cs="Times New Roman"/>
         </w:rPr>
-        <w:t>Table 4.8</w:t>
+        <w:t>Table 4.17</w:t>
       </w:r>
       <w:r>
         <w:rPr>

--- a/docs/report.docx
+++ b/docs/report.docx
@@ -695,7 +695,7 @@
           <w:rFonts w:eastAsia="Times New Roman" w:cs="Times New Roman"/>
         </w:rPr>
         <w:tab/>
-        <w:t>v</w:t>
+        <w:t>vi</w:t>
       </w:r>
     </w:p>
     <w:p>
@@ -716,7 +716,7 @@
           <w:rFonts w:eastAsia="Times New Roman" w:cs="Times New Roman"/>
         </w:rPr>
         <w:tab/>
-        <w:t>vi</w:t>
+        <w:t>vii</w:t>
       </w:r>
     </w:p>
     <w:p>
@@ -737,7 +737,7 @@
           <w:rFonts w:eastAsia="Times New Roman" w:cs="Times New Roman"/>
         </w:rPr>
         <w:tab/>
-        <w:t>vii</w:t>
+        <w:t>viii</w:t>
       </w:r>
     </w:p>
     <w:p>
@@ -758,7 +758,7 @@
           <w:rFonts w:eastAsia="Times New Roman" w:cs="Times New Roman"/>
         </w:rPr>
         <w:tab/>
-        <w:t>viii</w:t>
+        <w:t>ix</w:t>
       </w:r>
     </w:p>
     <w:p>

--- a/docs/report.docx
+++ b/docs/report.docx
@@ -44,19 +44,8 @@
           <w:color w:val="000000"/>
           <w:sz w:val="26"/>
         </w:rPr>
-        <w:t xml:space="preserve">IIITDM-SIES </w:t>
-      </w:r>
-      <w:proofErr w:type="spellStart"/>
-      <w:r>
-        <w:rPr>
-          <w:rFonts w:eastAsia="Times New Roman" w:cs="Times New Roman"/>
-          <w:b/>
-          <w:color w:val="000000"/>
-          <w:sz w:val="26"/>
-        </w:rPr>
-        <w:t>Programme</w:t>
-      </w:r>
-      <w:proofErr w:type="spellEnd"/>
+        <w:t>IIITDM-SIES Programme</w:t>
+      </w:r>
     </w:p>
     <w:p>
       <w:pPr>
@@ -325,21 +314,7 @@
         <w:rPr>
           <w:rFonts w:eastAsia="Times New Roman" w:cs="Times New Roman"/>
         </w:rPr>
-        <w:t xml:space="preserve">In my capacity as supervisor of the above-mentioned work, I certify that the work presented in this Report is carried out under my supervision, and is worthy of consideration for the requirements of internship under IIITDM-SIES </w:t>
-      </w:r>
-      <w:proofErr w:type="spellStart"/>
-      <w:r>
-        <w:rPr>
-          <w:rFonts w:eastAsia="Times New Roman" w:cs="Times New Roman"/>
-        </w:rPr>
-        <w:t>programme</w:t>
-      </w:r>
-      <w:proofErr w:type="spellEnd"/>
-      <w:r>
-        <w:rPr>
-          <w:rFonts w:eastAsia="Times New Roman" w:cs="Times New Roman"/>
-        </w:rPr>
-        <w:t xml:space="preserve"> during the period May 2026 to July 2026.</w:t>
+        <w:t>In my capacity as supervisor of the above-mentioned work, I certify that the work presented in this Report is carried out under my supervision, and is worthy of consideration for the requirements of internship under IIITDM-SIES programme during the period May 2026 to July 2026.</w:t>
       </w:r>
     </w:p>
     <w:p>
@@ -392,35 +367,7 @@
         <w:rPr>
           <w:rFonts w:eastAsia="Times New Roman" w:cs="Times New Roman"/>
         </w:rPr>
-        <w:t>Last-mile quick-commerce delivery riders (</w:t>
-      </w:r>
-      <w:proofErr w:type="spellStart"/>
-      <w:r>
-        <w:rPr>
-          <w:rFonts w:eastAsia="Times New Roman" w:cs="Times New Roman"/>
-        </w:rPr>
-        <w:t>Blinkit</w:t>
-      </w:r>
-      <w:proofErr w:type="spellEnd"/>
-      <w:r>
-        <w:rPr>
-          <w:rFonts w:eastAsia="Times New Roman" w:cs="Times New Roman"/>
-        </w:rPr>
-        <w:t xml:space="preserve">, </w:t>
-      </w:r>
-      <w:proofErr w:type="spellStart"/>
-      <w:r>
-        <w:rPr>
-          <w:rFonts w:eastAsia="Times New Roman" w:cs="Times New Roman"/>
-        </w:rPr>
-        <w:t>Zepto</w:t>
-      </w:r>
-      <w:proofErr w:type="spellEnd"/>
-      <w:r>
-        <w:rPr>
-          <w:rFonts w:eastAsia="Times New Roman" w:cs="Times New Roman"/>
-        </w:rPr>
-        <w:t>) face prolonged awkward postures, high delivery rates, heavy carrying loads and vehicle vibration, leading to musculoskeletal disorders (MSDs). Risk is not uniform across the workforce: age, tenure, daily hours, vehicle type, and carrying mode all shape the exposure profile, but this variation stays invisible to the platform. Standard ergonomic methods each cover part of the picture (RULA and QEC on the observation side, NMQ, NASA-TLX and Borg CR10 on self-report), and no single tool combines the six standard ergonomic risk factors into an automated per-rider screening. This work builds that screening on a cross-sectional sample of 182 riders from the Chengalpattu and Chennai regions collected in March and April 2026.</w:t>
+        <w:t>Last-mile quick-commerce delivery riders (Blinkit, Zepto) face prolonged awkward postures, high delivery rates, heavy carrying loads and vehicle vibration, leading to musculoskeletal disorders (MSDs). Risk is not uniform across the workforce: age, tenure, daily hours, vehicle type, and carrying mode all shape the exposure profile, but this variation stays invisible to the platform. Standard ergonomic methods each cover part of the picture (RULA and QEC on the observation side, NMQ, NASA-TLX and Borg CR10 on self-report), and no single tool combines the six standard ergonomic risk factors into an automated per-rider screening. This work builds that screening on a cross-sectional sample of 182 riders from the Chengalpattu and Chennai regions collected in March and April 2026.</w:t>
       </w:r>
     </w:p>
     <w:p>
@@ -432,35 +379,7 @@
         <w:rPr>
           <w:rFonts w:eastAsia="Times New Roman" w:cs="Times New Roman"/>
         </w:rPr>
-        <w:t xml:space="preserve">The pipeline runs in two stages. Stage 1 applies standard ergonomic methods (Borg CR10 action levels, RULA Table C thresholds, and sample-based cuts) to compute Low, Medium, or High risk labels for each factor from a 182-rider survey combined with 182 RULA and QEC observation records. Stage 2 trains supervised classifiers per factor using seven candidate algorithms (Logistic Regression, Decision Tree, Random Forest, Extra Trees, Hist Gradient Boosting, </w:t>
-      </w:r>
-      <w:proofErr w:type="spellStart"/>
-      <w:r>
-        <w:rPr>
-          <w:rFonts w:eastAsia="Times New Roman" w:cs="Times New Roman"/>
-        </w:rPr>
-        <w:t>XGBoost</w:t>
-      </w:r>
-      <w:proofErr w:type="spellEnd"/>
-      <w:r>
-        <w:rPr>
-          <w:rFonts w:eastAsia="Times New Roman" w:cs="Times New Roman"/>
-        </w:rPr>
-        <w:t xml:space="preserve">, and Stacking) tuned via </w:t>
-      </w:r>
-      <w:proofErr w:type="spellStart"/>
-      <w:r>
-        <w:rPr>
-          <w:rFonts w:eastAsia="Times New Roman" w:cs="Times New Roman"/>
-        </w:rPr>
-        <w:t>GridSearchCV</w:t>
-      </w:r>
-      <w:proofErr w:type="spellEnd"/>
-      <w:r>
-        <w:rPr>
-          <w:rFonts w:eastAsia="Times New Roman" w:cs="Times New Roman"/>
-        </w:rPr>
-        <w:t xml:space="preserve"> with SMOTE inside 5-fold stratified cross-validation.</w:t>
+        <w:t>The pipeline runs in two stages. Stage 1 applies standard ergonomic methods (Borg CR10 action levels, RULA Table C thresholds, and sample-based cuts) to compute Low, Medium, or High risk labels for each factor from a 182-rider survey combined with 182 RULA and QEC observation records. Stage 2 trains supervised classifiers per factor using seven candidate algorithms (Logistic Regression, Decision Tree, Random Forest, Extra Trees, Hist Gradient Boosting, XGBoost, and Stacking) tuned via GridSearchCV with SMOTE inside 5-fold stratified cross-validation.</w:t>
       </w:r>
     </w:p>
     <w:p>
@@ -472,35 +391,7 @@
         <w:rPr>
           <w:rFonts w:eastAsia="Times New Roman" w:cs="Times New Roman"/>
         </w:rPr>
-        <w:t xml:space="preserve">The five survey-derived factors achieved 58 to 62 percent cross-validation accuracy with macro AUC between 71 and 76 percent. The Posture model, which uses the 11 RULA components and 8 QEC scores in addition to the survey features, reached 97 percent accuracy and 98 percent AUC. Statistical analysis (chi-square and multivariable logistic regression) identified age, job duration, workload score, and fatigue score as the strongest individual predictors of self-reported discomfort. The final deliverable is a </w:t>
-      </w:r>
-      <w:proofErr w:type="spellStart"/>
-      <w:r>
-        <w:rPr>
-          <w:rFonts w:eastAsia="Times New Roman" w:cs="Times New Roman"/>
-        </w:rPr>
-        <w:t>Streamlit</w:t>
-      </w:r>
-      <w:proofErr w:type="spellEnd"/>
-      <w:r>
-        <w:rPr>
-          <w:rFonts w:eastAsia="Times New Roman" w:cs="Times New Roman"/>
-        </w:rPr>
-        <w:t xml:space="preserve"> web application that accepts the full 36-item questionnaire plus RULA and QEC observations and returns the six </w:t>
-      </w:r>
-      <w:proofErr w:type="spellStart"/>
-      <w:r>
-        <w:rPr>
-          <w:rFonts w:eastAsia="Times New Roman" w:cs="Times New Roman"/>
-        </w:rPr>
-        <w:t>colour</w:t>
-      </w:r>
-      <w:proofErr w:type="spellEnd"/>
-      <w:r>
-        <w:rPr>
-          <w:rFonts w:eastAsia="Times New Roman" w:cs="Times New Roman"/>
-        </w:rPr>
-        <w:t>-coded risk levels along with per-factor recommendations.</w:t>
+        <w:t>The five survey-derived factors achieved 58 to 62 percent cross-validation accuracy with macro AUC between 71 and 76 percent. The Posture model, which uses the 11 RULA components and 8 QEC scores in addition to the survey features, reached 97 percent accuracy and 98 percent AUC. Statistical analysis (chi-square and multivariable logistic regression) identified age, job duration, workload score, and fatigue score as the strongest individual predictors of self-reported discomfort. The final deliverable is a Streamlit web application that accepts the full 36-item questionnaire plus RULA and QEC observations and returns the six colour-coded risk levels along with per-factor recommendations.</w:t>
       </w:r>
     </w:p>
     <w:p>
@@ -604,15 +495,8 @@
           <w:rFonts w:eastAsia="Times New Roman" w:cs="Times New Roman"/>
         </w:rPr>
         <w:tab/>
-      </w:r>
-      <w:proofErr w:type="spellStart"/>
-      <w:r>
-        <w:rPr>
-          <w:rFonts w:eastAsia="Times New Roman" w:cs="Times New Roman"/>
-        </w:rPr>
         <w:t>i</w:t>
       </w:r>
-      <w:proofErr w:type="spellEnd"/>
     </w:p>
     <w:p>
       <w:pPr>
@@ -676,6 +560,18 @@
         <w:tab/>
         <w:t>iv</w:t>
       </w:r>
+      <w:r>
+        <w:rPr>
+          <w:rFonts w:eastAsia="Times New Roman" w:cs="Times New Roman"/>
+        </w:rPr>
+        <w:t>-</w:t>
+      </w:r>
+      <w:r>
+        <w:rPr>
+          <w:rFonts w:eastAsia="Times New Roman" w:cs="Times New Roman"/>
+        </w:rPr>
+        <w:t>v</w:t>
+      </w:r>
     </w:p>
     <w:p>
       <w:pPr>
@@ -1154,16 +1050,8 @@
         <w:rPr>
           <w:rFonts w:eastAsia="Times New Roman" w:cs="Times New Roman"/>
         </w:rPr>
-        <w:t xml:space="preserve">        2.6.6   </w:t>
-      </w:r>
-      <w:proofErr w:type="spellStart"/>
-      <w:r>
-        <w:rPr>
-          <w:rFonts w:eastAsia="Times New Roman" w:cs="Times New Roman"/>
-        </w:rPr>
-        <w:t>XGBoost</w:t>
-      </w:r>
-      <w:proofErr w:type="spellEnd"/>
+        <w:t xml:space="preserve">        2.6.6   XGBoost</w:t>
+      </w:r>
       <w:r>
         <w:rPr>
           <w:rFonts w:eastAsia="Times New Roman" w:cs="Times New Roman"/>
@@ -1772,7 +1660,7 @@
         <w:rPr>
           <w:rFonts w:eastAsia="Times New Roman" w:cs="Times New Roman"/>
         </w:rPr>
-        <w:t>Figure 4.12</w:t>
+        <w:t>Figure 4.2</w:t>
       </w:r>
       <w:r>
         <w:rPr>
@@ -1786,7 +1674,7 @@
           <w:rFonts w:eastAsia="Times New Roman" w:cs="Times New Roman"/>
         </w:rPr>
         <w:tab/>
-        <w:t>13</w:t>
+        <w:t>12</w:t>
       </w:r>
     </w:p>
     <w:p>
@@ -1801,7 +1689,7 @@
         <w:rPr>
           <w:rFonts w:eastAsia="Times New Roman" w:cs="Times New Roman"/>
         </w:rPr>
-        <w:t>Figure 4.13</w:t>
+        <w:t>Figure 4.3</w:t>
       </w:r>
       <w:r>
         <w:rPr>
@@ -1815,7 +1703,7 @@
           <w:rFonts w:eastAsia="Times New Roman" w:cs="Times New Roman"/>
         </w:rPr>
         <w:tab/>
-        <w:t>14</w:t>
+        <w:t>13</w:t>
       </w:r>
     </w:p>
     <w:p>
@@ -1830,7 +1718,7 @@
         <w:rPr>
           <w:rFonts w:eastAsia="Times New Roman" w:cs="Times New Roman"/>
         </w:rPr>
-        <w:t>Figure 4.14</w:t>
+        <w:t>Figure 4.4</w:t>
       </w:r>
       <w:r>
         <w:rPr>
@@ -1844,7 +1732,7 @@
           <w:rFonts w:eastAsia="Times New Roman" w:cs="Times New Roman"/>
         </w:rPr>
         <w:tab/>
-        <w:t>15</w:t>
+        <w:t>14</w:t>
       </w:r>
     </w:p>
     <w:p>
@@ -1859,7 +1747,7 @@
         <w:rPr>
           <w:rFonts w:eastAsia="Times New Roman" w:cs="Times New Roman"/>
         </w:rPr>
-        <w:t>Figure 4.14</w:t>
+        <w:t>Figure 4.5</w:t>
       </w:r>
       <w:r>
         <w:rPr>
@@ -1873,7 +1761,7 @@
           <w:rFonts w:eastAsia="Times New Roman" w:cs="Times New Roman"/>
         </w:rPr>
         <w:tab/>
-        <w:t>16</w:t>
+        <w:t>14</w:t>
       </w:r>
     </w:p>
     <w:p>
@@ -1888,7 +1776,7 @@
         <w:rPr>
           <w:rFonts w:eastAsia="Times New Roman" w:cs="Times New Roman"/>
         </w:rPr>
-        <w:t>Figure 4.16</w:t>
+        <w:t>Figure 4.6</w:t>
       </w:r>
       <w:r>
         <w:rPr>
@@ -1902,7 +1790,7 @@
           <w:rFonts w:eastAsia="Times New Roman" w:cs="Times New Roman"/>
         </w:rPr>
         <w:tab/>
-        <w:t>19</w:t>
+        <w:t>16</w:t>
       </w:r>
     </w:p>
     <w:p>
@@ -1917,7 +1805,7 @@
         <w:rPr>
           <w:rFonts w:eastAsia="Times New Roman" w:cs="Times New Roman"/>
         </w:rPr>
-        <w:t>Figure 4.16</w:t>
+        <w:t>Figure 4.7</w:t>
       </w:r>
       <w:r>
         <w:rPr>
@@ -1931,7 +1819,7 @@
           <w:rFonts w:eastAsia="Times New Roman" w:cs="Times New Roman"/>
         </w:rPr>
         <w:tab/>
-        <w:t>19</w:t>
+        <w:t>16</w:t>
       </w:r>
     </w:p>
     <w:p>
@@ -1946,7 +1834,7 @@
         <w:rPr>
           <w:rFonts w:eastAsia="Times New Roman" w:cs="Times New Roman"/>
         </w:rPr>
-        <w:t>Figure 4.16</w:t>
+        <w:t>Figure 4.8</w:t>
       </w:r>
       <w:r>
         <w:rPr>
@@ -1960,7 +1848,7 @@
           <w:rFonts w:eastAsia="Times New Roman" w:cs="Times New Roman"/>
         </w:rPr>
         <w:tab/>
-        <w:t>20</w:t>
+        <w:t>16</w:t>
       </w:r>
     </w:p>
     <w:p>
@@ -1975,7 +1863,7 @@
         <w:rPr>
           <w:rFonts w:eastAsia="Times New Roman" w:cs="Times New Roman"/>
         </w:rPr>
-        <w:t>Figure 4.17</w:t>
+        <w:t>Figure 4.9</w:t>
       </w:r>
       <w:r>
         <w:rPr>
@@ -1989,7 +1877,7 @@
           <w:rFonts w:eastAsia="Times New Roman" w:cs="Times New Roman"/>
         </w:rPr>
         <w:tab/>
-        <w:t>20</w:t>
+        <w:t>17</w:t>
       </w:r>
     </w:p>
     <w:p>
@@ -2004,7 +1892,7 @@
         <w:rPr>
           <w:rFonts w:eastAsia="Times New Roman" w:cs="Times New Roman"/>
         </w:rPr>
-        <w:t>Figure 4.17</w:t>
+        <w:t>Figure 4.10</w:t>
       </w:r>
       <w:r>
         <w:rPr>
@@ -2018,7 +1906,7 @@
           <w:rFonts w:eastAsia="Times New Roman" w:cs="Times New Roman"/>
         </w:rPr>
         <w:tab/>
-        <w:t>20</w:t>
+        <w:t>17</w:t>
       </w:r>
     </w:p>
     <w:p>
@@ -2033,7 +1921,7 @@
         <w:rPr>
           <w:rFonts w:eastAsia="Times New Roman" w:cs="Times New Roman"/>
         </w:rPr>
-        <w:t>Figure 4.17</w:t>
+        <w:t>Figure 4.11</w:t>
       </w:r>
       <w:r>
         <w:rPr>
@@ -2047,7 +1935,7 @@
           <w:rFonts w:eastAsia="Times New Roman" w:cs="Times New Roman"/>
         </w:rPr>
         <w:tab/>
-        <w:t>20</w:t>
+        <w:t>17</w:t>
       </w:r>
     </w:p>
     <w:p>
@@ -2062,7 +1950,7 @@
         <w:rPr>
           <w:rFonts w:eastAsia="Times New Roman" w:cs="Times New Roman"/>
         </w:rPr>
-        <w:t>Figure 4.18</w:t>
+        <w:t>Figure 4.12</w:t>
       </w:r>
       <w:r>
         <w:rPr>
@@ -2076,7 +1964,7 @@
           <w:rFonts w:eastAsia="Times New Roman" w:cs="Times New Roman"/>
         </w:rPr>
         <w:tab/>
-        <w:t>21</w:t>
+        <w:t>18</w:t>
       </w:r>
     </w:p>
     <w:p>
@@ -2091,7 +1979,7 @@
         <w:rPr>
           <w:rFonts w:eastAsia="Times New Roman" w:cs="Times New Roman"/>
         </w:rPr>
-        <w:t>Figure 4.18</w:t>
+        <w:t>Figure 4.13</w:t>
       </w:r>
       <w:r>
         <w:rPr>
@@ -2105,7 +1993,7 @@
           <w:rFonts w:eastAsia="Times New Roman" w:cs="Times New Roman"/>
         </w:rPr>
         <w:tab/>
-        <w:t>21</w:t>
+        <w:t>18</w:t>
       </w:r>
     </w:p>
     <w:p>
@@ -2166,7 +2054,7 @@
         <w:rPr>
           <w:rFonts w:eastAsia="Times New Roman" w:cs="Times New Roman"/>
         </w:rPr>
-        <w:t>Table 4.12</w:t>
+        <w:t>Table 4.1</w:t>
       </w:r>
       <w:r>
         <w:rPr>
@@ -2180,7 +2068,7 @@
           <w:rFonts w:eastAsia="Times New Roman" w:cs="Times New Roman"/>
         </w:rPr>
         <w:tab/>
-        <w:t>13</w:t>
+        <w:t>12</w:t>
       </w:r>
     </w:p>
     <w:p>
@@ -2195,7 +2083,7 @@
         <w:rPr>
           <w:rFonts w:eastAsia="Times New Roman" w:cs="Times New Roman"/>
         </w:rPr>
-        <w:t>Table 4.12</w:t>
+        <w:t>Table 4.2</w:t>
       </w:r>
       <w:r>
         <w:rPr>
@@ -2209,7 +2097,7 @@
           <w:rFonts w:eastAsia="Times New Roman" w:cs="Times New Roman"/>
         </w:rPr>
         <w:tab/>
-        <w:t>13</w:t>
+        <w:t>12</w:t>
       </w:r>
     </w:p>
     <w:p>
@@ -2224,7 +2112,7 @@
         <w:rPr>
           <w:rFonts w:eastAsia="Times New Roman" w:cs="Times New Roman"/>
         </w:rPr>
-        <w:t>Table 4.13</w:t>
+        <w:t>Table 4.3</w:t>
       </w:r>
       <w:r>
         <w:rPr>
@@ -2238,7 +2126,7 @@
           <w:rFonts w:eastAsia="Times New Roman" w:cs="Times New Roman"/>
         </w:rPr>
         <w:tab/>
-        <w:t>14</w:t>
+        <w:t>13</w:t>
       </w:r>
     </w:p>
     <w:p>
@@ -2253,7 +2141,7 @@
         <w:rPr>
           <w:rFonts w:eastAsia="Times New Roman" w:cs="Times New Roman"/>
         </w:rPr>
-        <w:t>Table 4.14</w:t>
+        <w:t>Table 4.4</w:t>
       </w:r>
       <w:r>
         <w:rPr>
@@ -2267,7 +2155,7 @@
           <w:rFonts w:eastAsia="Times New Roman" w:cs="Times New Roman"/>
         </w:rPr>
         <w:tab/>
-        <w:t>15</w:t>
+        <w:t>14</w:t>
       </w:r>
     </w:p>
     <w:p>
@@ -2282,7 +2170,7 @@
         <w:rPr>
           <w:rFonts w:eastAsia="Times New Roman" w:cs="Times New Roman"/>
         </w:rPr>
-        <w:t>Table 4.15</w:t>
+        <w:t>Table 4.5</w:t>
       </w:r>
       <w:r>
         <w:rPr>
@@ -2296,7 +2184,7 @@
           <w:rFonts w:eastAsia="Times New Roman" w:cs="Times New Roman"/>
         </w:rPr>
         <w:tab/>
-        <w:t>17</w:t>
+        <w:t>15</w:t>
       </w:r>
     </w:p>
     <w:p>
@@ -2311,7 +2199,7 @@
         <w:rPr>
           <w:rFonts w:eastAsia="Times New Roman" w:cs="Times New Roman"/>
         </w:rPr>
-        <w:t>Table 4.16</w:t>
+        <w:t>Table 4.6</w:t>
       </w:r>
       <w:r>
         <w:rPr>
@@ -2325,7 +2213,7 @@
           <w:rFonts w:eastAsia="Times New Roman" w:cs="Times New Roman"/>
         </w:rPr>
         <w:tab/>
-        <w:t>19</w:t>
+        <w:t>16</w:t>
       </w:r>
     </w:p>
     <w:p>
@@ -2340,7 +2228,7 @@
         <w:rPr>
           <w:rFonts w:eastAsia="Times New Roman" w:cs="Times New Roman"/>
         </w:rPr>
-        <w:t>Table 4.16</w:t>
+        <w:t>Table 4.7</w:t>
       </w:r>
       <w:r>
         <w:rPr>
@@ -2354,7 +2242,7 @@
           <w:rFonts w:eastAsia="Times New Roman" w:cs="Times New Roman"/>
         </w:rPr>
         <w:tab/>
-        <w:t>19</w:t>
+        <w:t>16</w:t>
       </w:r>
     </w:p>
     <w:p>
@@ -2369,35 +2257,21 @@
         <w:rPr>
           <w:rFonts w:eastAsia="Times New Roman" w:cs="Times New Roman"/>
         </w:rPr>
-        <w:t>Table 4.17</w:t>
+        <w:t>Table 4.8</w:t>
       </w:r>
       <w:r>
         <w:rPr>
           <w:rFonts w:eastAsia="Times New Roman" w:cs="Times New Roman"/>
         </w:rPr>
         <w:tab/>
-        <w:t xml:space="preserve">Winning hyperparameters per target after </w:t>
-      </w:r>
-      <w:proofErr w:type="spellStart"/>
-      <w:r>
-        <w:rPr>
-          <w:rFonts w:eastAsia="Times New Roman" w:cs="Times New Roman"/>
-        </w:rPr>
-        <w:t>GridSearchCV</w:t>
-      </w:r>
-      <w:proofErr w:type="spellEnd"/>
-      <w:r>
-        <w:rPr>
-          <w:rFonts w:eastAsia="Times New Roman" w:cs="Times New Roman"/>
-        </w:rPr>
-        <w:t>.</w:t>
+        <w:t>Winning hyperparameters per target after GridSearchCV.</w:t>
       </w:r>
       <w:r>
         <w:rPr>
           <w:rFonts w:eastAsia="Times New Roman" w:cs="Times New Roman"/>
         </w:rPr>
         <w:tab/>
-        <w:t>20</w:t>
+        <w:t>17</w:t>
       </w:r>
     </w:p>
     <w:p>
@@ -2710,7 +2584,6 @@
         </w:tabs>
         <w:spacing w:after="60"/>
       </w:pPr>
-      <w:proofErr w:type="spellStart"/>
       <w:r>
         <w:rPr>
           <w:rFonts w:eastAsia="Times New Roman" w:cs="Times New Roman"/>
@@ -2718,7 +2591,6 @@
         </w:rPr>
         <w:t>HistGBM</w:t>
       </w:r>
-      <w:proofErr w:type="spellEnd"/>
       <w:r>
         <w:rPr>
           <w:rFonts w:eastAsia="Times New Roman" w:cs="Times New Roman"/>
@@ -2734,7 +2606,6 @@
         </w:tabs>
         <w:spacing w:after="60"/>
       </w:pPr>
-      <w:proofErr w:type="spellStart"/>
       <w:r>
         <w:rPr>
           <w:rFonts w:eastAsia="Times New Roman" w:cs="Times New Roman"/>
@@ -2742,26 +2613,12 @@
         </w:rPr>
         <w:t>XGBoost</w:t>
       </w:r>
-      <w:proofErr w:type="spellEnd"/>
       <w:r>
         <w:rPr>
           <w:rFonts w:eastAsia="Times New Roman" w:cs="Times New Roman"/>
         </w:rPr>
         <w:tab/>
-      </w:r>
-      <w:proofErr w:type="spellStart"/>
-      <w:r>
-        <w:rPr>
-          <w:rFonts w:eastAsia="Times New Roman" w:cs="Times New Roman"/>
-        </w:rPr>
-        <w:t>eXtreme</w:t>
-      </w:r>
-      <w:proofErr w:type="spellEnd"/>
-      <w:r>
-        <w:rPr>
-          <w:rFonts w:eastAsia="Times New Roman" w:cs="Times New Roman"/>
-        </w:rPr>
-        <w:t xml:space="preserve"> Gradient Boosting</w:t>
+        <w:t>eXtreme Gradient Boosting</w:t>
       </w:r>
     </w:p>
     <w:p>
@@ -2793,7 +2650,6 @@
         </w:tabs>
         <w:spacing w:after="60"/>
       </w:pPr>
-      <w:proofErr w:type="spellStart"/>
       <w:r>
         <w:rPr>
           <w:rFonts w:eastAsia="Times New Roman" w:cs="Times New Roman"/>
@@ -2801,7 +2657,6 @@
         </w:rPr>
         <w:t>dph</w:t>
       </w:r>
-      <w:proofErr w:type="spellEnd"/>
       <w:r>
         <w:rPr>
           <w:rFonts w:eastAsia="Times New Roman" w:cs="Times New Roman"/>
@@ -2892,21 +2747,7 @@
           <w:rFonts w:eastAsia="Times New Roman" w:cs="Times New Roman"/>
         </w:rPr>
         <w:tab/>
-        <w:t xml:space="preserve">number of nearest minority </w:t>
-      </w:r>
-      <w:proofErr w:type="spellStart"/>
-      <w:r>
-        <w:rPr>
-          <w:rFonts w:eastAsia="Times New Roman" w:cs="Times New Roman"/>
-        </w:rPr>
-        <w:t>neighbours</w:t>
-      </w:r>
-      <w:proofErr w:type="spellEnd"/>
-      <w:r>
-        <w:rPr>
-          <w:rFonts w:eastAsia="Times New Roman" w:cs="Times New Roman"/>
-        </w:rPr>
-        <w:t xml:space="preserve"> used by SMOTE</w:t>
+        <w:t>number of nearest minority neighbours used by SMOTE</w:t>
       </w:r>
     </w:p>
     <w:p>
@@ -3008,7 +2849,6 @@
         </w:tabs>
         <w:spacing w:after="60"/>
       </w:pPr>
-      <w:proofErr w:type="spellStart"/>
       <w:r>
         <w:rPr>
           <w:rFonts w:eastAsia="Times New Roman" w:cs="Times New Roman"/>
@@ -3017,36 +2857,13 @@
         </w:rPr>
         <w:t>dph</w:t>
       </w:r>
-      <w:proofErr w:type="spellEnd"/>
       <w:r>
         <w:rPr>
           <w:rFonts w:eastAsia="Times New Roman" w:cs="Times New Roman"/>
         </w:rPr>
         <w:tab/>
-        <w:t xml:space="preserve">deliveries per hour, </w:t>
-      </w:r>
-      <w:proofErr w:type="spellStart"/>
-      <w:r>
-        <w:rPr>
-          <w:rFonts w:eastAsia="Times New Roman" w:cs="Times New Roman"/>
-        </w:rPr>
-        <w:t>deliveries_num</w:t>
-      </w:r>
-      <w:proofErr w:type="spellEnd"/>
-      <w:r>
-        <w:rPr>
-          <w:rFonts w:eastAsia="Times New Roman" w:cs="Times New Roman"/>
-        </w:rPr>
-        <w:t xml:space="preserve"> / </w:t>
-      </w:r>
-      <w:proofErr w:type="spellStart"/>
-      <w:r>
-        <w:rPr>
-          <w:rFonts w:eastAsia="Times New Roman" w:cs="Times New Roman"/>
-        </w:rPr>
-        <w:t>work_hours_num</w:t>
-      </w:r>
-      <w:proofErr w:type="spellEnd"/>
+        <w:t>deliveries per hour, deliveries_num / work_hours_num</w:t>
+      </w:r>
     </w:p>
     <w:p>
       <w:pPr>
@@ -3098,35 +2915,7 @@
         <w:rPr>
           <w:rFonts w:eastAsia="Times New Roman" w:cs="Times New Roman"/>
         </w:rPr>
-        <w:t xml:space="preserve">Last-mile quick-commerce delivery riders for platforms like </w:t>
-      </w:r>
-      <w:proofErr w:type="spellStart"/>
-      <w:r>
-        <w:rPr>
-          <w:rFonts w:eastAsia="Times New Roman" w:cs="Times New Roman"/>
-        </w:rPr>
-        <w:t>Blinkit</w:t>
-      </w:r>
-      <w:proofErr w:type="spellEnd"/>
-      <w:r>
-        <w:rPr>
-          <w:rFonts w:eastAsia="Times New Roman" w:cs="Times New Roman"/>
-        </w:rPr>
-        <w:t xml:space="preserve"> and </w:t>
-      </w:r>
-      <w:proofErr w:type="spellStart"/>
-      <w:r>
-        <w:rPr>
-          <w:rFonts w:eastAsia="Times New Roman" w:cs="Times New Roman"/>
-        </w:rPr>
-        <w:t>Zepto</w:t>
-      </w:r>
-      <w:proofErr w:type="spellEnd"/>
-      <w:r>
-        <w:rPr>
-          <w:rFonts w:eastAsia="Times New Roman" w:cs="Times New Roman"/>
-        </w:rPr>
-        <w:t xml:space="preserve"> spend long hours on bikes, climb stairs, carry packages, and ride in heavy traffic. Over time this kind of work causes musculoskeletal disorders (MSDs): back pain, shoulder pain, wrist injuries, knee problems. The risk is not the same for every rider. Someone who is 22 and works 4 hours a day on a scooter is in a very different situation from a 45-year-old who works 10 hours a day on a motorbike with a handheld bag.</w:t>
+        <w:t>Last-mile quick-commerce delivery riders for platforms like Blinkit and Zepto spend long hours on bikes, climb stairs, carry packages, and ride in heavy traffic. Over time this kind of work causes musculoskeletal disorders (MSDs): back pain, shoulder pain, wrist injuries, knee problems. The risk is not the same for every rider. Someone who is 22 and works 4 hours a day on a scooter is in a very different situation from a 45-year-old who works 10 hours a day on a motorbike with a handheld bag.</w:t>
       </w:r>
     </w:p>
     <w:p>
@@ -3215,35 +3004,7 @@
           <w:rFonts w:eastAsia="Times New Roman" w:cs="Times New Roman"/>
         </w:rPr>
         <w:lastRenderedPageBreak/>
-        <w:t xml:space="preserve">Implement the pipeline reproducibly in Python (Jupyter notebooks, scikit-learn, </w:t>
-      </w:r>
-      <w:proofErr w:type="spellStart"/>
-      <w:r>
-        <w:rPr>
-          <w:rFonts w:eastAsia="Times New Roman" w:cs="Times New Roman"/>
-        </w:rPr>
-        <w:t>XGBoost</w:t>
-      </w:r>
-      <w:proofErr w:type="spellEnd"/>
-      <w:r>
-        <w:rPr>
-          <w:rFonts w:eastAsia="Times New Roman" w:cs="Times New Roman"/>
-        </w:rPr>
-        <w:t xml:space="preserve">, imbalanced-learn, </w:t>
-      </w:r>
-      <w:proofErr w:type="spellStart"/>
-      <w:r>
-        <w:rPr>
-          <w:rFonts w:eastAsia="Times New Roman" w:cs="Times New Roman"/>
-        </w:rPr>
-        <w:t>statsmodels</w:t>
-      </w:r>
-      <w:proofErr w:type="spellEnd"/>
-      <w:r>
-        <w:rPr>
-          <w:rFonts w:eastAsia="Times New Roman" w:cs="Times New Roman"/>
-        </w:rPr>
-        <w:t>) with a fixed random seed and end-to-end regeneration of every intermediate artefact.</w:t>
+        <w:t>Implement the pipeline reproducibly in Python (Jupyter notebooks, scikit-learn, XGBoost, imbalanced-learn, statsmodels) with a fixed random seed and end-to-end regeneration of every intermediate artefact.</w:t>
       </w:r>
     </w:p>
     <w:p>
@@ -3279,35 +3040,7 @@
         <w:rPr>
           <w:rFonts w:eastAsia="Times New Roman" w:cs="Times New Roman"/>
         </w:rPr>
-        <w:t xml:space="preserve">Deploy the trained models behind a </w:t>
-      </w:r>
-      <w:proofErr w:type="spellStart"/>
-      <w:r>
-        <w:rPr>
-          <w:rFonts w:eastAsia="Times New Roman" w:cs="Times New Roman"/>
-        </w:rPr>
-        <w:t>Streamlit</w:t>
-      </w:r>
-      <w:proofErr w:type="spellEnd"/>
-      <w:r>
-        <w:rPr>
-          <w:rFonts w:eastAsia="Times New Roman" w:cs="Times New Roman"/>
-        </w:rPr>
-        <w:t xml:space="preserve"> web application that accepts the full 36-item questionnaire plus the 11 RULA components and 8 QEC scores, and returns the six </w:t>
-      </w:r>
-      <w:proofErr w:type="spellStart"/>
-      <w:r>
-        <w:rPr>
-          <w:rFonts w:eastAsia="Times New Roman" w:cs="Times New Roman"/>
-        </w:rPr>
-        <w:t>colour</w:t>
-      </w:r>
-      <w:proofErr w:type="spellEnd"/>
-      <w:r>
-        <w:rPr>
-          <w:rFonts w:eastAsia="Times New Roman" w:cs="Times New Roman"/>
-        </w:rPr>
-        <w:t>-coded risk levels with per-factor recommendations.</w:t>
+        <w:t>Deploy the trained models behind a Streamlit web application that accepts the full 36-item questionnaire plus the 11 RULA components and 8 QEC scores, and returns the six colour-coded risk levels with per-factor recommendations.</w:t>
       </w:r>
     </w:p>
     <w:p>
@@ -3447,35 +3180,7 @@
         <w:rPr>
           <w:rFonts w:eastAsia="Times New Roman" w:cs="Times New Roman"/>
         </w:rPr>
-        <w:t xml:space="preserve">This is a cross-sectional study of </w:t>
-      </w:r>
-      <w:proofErr w:type="spellStart"/>
-      <w:r>
-        <w:rPr>
-          <w:rFonts w:eastAsia="Times New Roman" w:cs="Times New Roman"/>
-        </w:rPr>
-        <w:t>Blinkit</w:t>
-      </w:r>
-      <w:proofErr w:type="spellEnd"/>
-      <w:r>
-        <w:rPr>
-          <w:rFonts w:eastAsia="Times New Roman" w:cs="Times New Roman"/>
-        </w:rPr>
-        <w:t xml:space="preserve"> and </w:t>
-      </w:r>
-      <w:proofErr w:type="spellStart"/>
-      <w:r>
-        <w:rPr>
-          <w:rFonts w:eastAsia="Times New Roman" w:cs="Times New Roman"/>
-        </w:rPr>
-        <w:t>Zepto</w:t>
-      </w:r>
-      <w:proofErr w:type="spellEnd"/>
-      <w:r>
-        <w:rPr>
-          <w:rFonts w:eastAsia="Times New Roman" w:cs="Times New Roman"/>
-        </w:rPr>
-        <w:t xml:space="preserve"> quick-commerce delivery partners conducted in the Chengalpattu and Chennai regions in March-April 2026 using convenience sampling. The same 182 participants supplied both data streams: rider self-report through a Google Form and posture recorded during a delivery task by a trained observer. Eligibility was applied at the person level before either instrument.</w:t>
+        <w:t>This is a cross-sectional study of Blinkit and Zepto quick-commerce delivery partners conducted in the Chengalpattu and Chennai regions in March-April 2026 using convenience sampling. The same 182 participants supplied both data streams: rider self-report through a Google Form and posture recorded during a delivery task by a trained observer. Eligibility was applied at the person level before either instrument.</w:t>
       </w:r>
     </w:p>
     <w:p>
@@ -3501,35 +3206,7 @@
         <w:rPr>
           <w:rFonts w:eastAsia="Times New Roman" w:cs="Times New Roman"/>
         </w:rPr>
-        <w:t xml:space="preserve">Full-time delivery partners working on either the </w:t>
-      </w:r>
-      <w:proofErr w:type="spellStart"/>
-      <w:r>
-        <w:rPr>
-          <w:rFonts w:eastAsia="Times New Roman" w:cs="Times New Roman"/>
-        </w:rPr>
-        <w:t>Blinkit</w:t>
-      </w:r>
-      <w:proofErr w:type="spellEnd"/>
-      <w:r>
-        <w:rPr>
-          <w:rFonts w:eastAsia="Times New Roman" w:cs="Times New Roman"/>
-        </w:rPr>
-        <w:t xml:space="preserve"> or the </w:t>
-      </w:r>
-      <w:proofErr w:type="spellStart"/>
-      <w:r>
-        <w:rPr>
-          <w:rFonts w:eastAsia="Times New Roman" w:cs="Times New Roman"/>
-        </w:rPr>
-        <w:t>Zepto</w:t>
-      </w:r>
-      <w:proofErr w:type="spellEnd"/>
-      <w:r>
-        <w:rPr>
-          <w:rFonts w:eastAsia="Times New Roman" w:cs="Times New Roman"/>
-        </w:rPr>
-        <w:t xml:space="preserve"> platform.</w:t>
+        <w:t>Full-time delivery partners working on either the Blinkit or the Zepto platform.</w:t>
       </w:r>
     </w:p>
     <w:p>
@@ -3684,119 +3361,7 @@
         <w:rPr>
           <w:rFonts w:eastAsia="Times New Roman" w:cs="Times New Roman"/>
         </w:rPr>
-        <w:t xml:space="preserve">Phase 1 (01_data_cleaning.ipynb) </w:t>
-      </w:r>
-      <w:proofErr w:type="spellStart"/>
-      <w:r>
-        <w:rPr>
-          <w:rFonts w:eastAsia="Times New Roman" w:cs="Times New Roman"/>
-        </w:rPr>
-        <w:t>normalises</w:t>
-      </w:r>
-      <w:proofErr w:type="spellEnd"/>
-      <w:r>
-        <w:rPr>
-          <w:rFonts w:eastAsia="Times New Roman" w:cs="Times New Roman"/>
-        </w:rPr>
-        <w:t xml:space="preserve"> the raw CSV, </w:t>
-      </w:r>
-      <w:proofErr w:type="spellStart"/>
-      <w:r>
-        <w:rPr>
-          <w:rFonts w:eastAsia="Times New Roman" w:cs="Times New Roman"/>
-        </w:rPr>
-        <w:t>standardises</w:t>
-      </w:r>
-      <w:proofErr w:type="spellEnd"/>
-      <w:r>
-        <w:rPr>
-          <w:rFonts w:eastAsia="Times New Roman" w:cs="Times New Roman"/>
-        </w:rPr>
-        <w:t xml:space="preserve"> Yes/No answers, and validates row counts. Phase 2 (02_feature_engineering.ipynb) encodes ordered categorical bins to integers, assigns numeric midpoints to bin ranges, ranks vehicle type and carrying mode, aliases the 18 Yes/No items, and derives four composite features -- </w:t>
-      </w:r>
-      <w:proofErr w:type="spellStart"/>
-      <w:r>
-        <w:rPr>
-          <w:rFonts w:eastAsia="Times New Roman" w:cs="Times New Roman"/>
-        </w:rPr>
-        <w:t>workload_score</w:t>
-      </w:r>
-      <w:proofErr w:type="spellEnd"/>
-      <w:r>
-        <w:rPr>
-          <w:rFonts w:eastAsia="Times New Roman" w:cs="Times New Roman"/>
-        </w:rPr>
-        <w:t xml:space="preserve"> (mean of the six NASA-TLX items with satisfaction reversed), </w:t>
-      </w:r>
-      <w:proofErr w:type="spellStart"/>
-      <w:r>
-        <w:rPr>
-          <w:rFonts w:eastAsia="Times New Roman" w:cs="Times New Roman"/>
-        </w:rPr>
-        <w:t>fatigue_score</w:t>
-      </w:r>
-      <w:proofErr w:type="spellEnd"/>
-      <w:r>
-        <w:rPr>
-          <w:rFonts w:eastAsia="Times New Roman" w:cs="Times New Roman"/>
-        </w:rPr>
-        <w:t xml:space="preserve"> (mean of the six Borg CR10 items), </w:t>
-      </w:r>
-      <w:proofErr w:type="spellStart"/>
-      <w:r>
-        <w:rPr>
-          <w:rFonts w:eastAsia="Times New Roman" w:cs="Times New Roman"/>
-        </w:rPr>
-        <w:t>force_exertion</w:t>
-      </w:r>
-      <w:proofErr w:type="spellEnd"/>
-      <w:r>
-        <w:rPr>
-          <w:rFonts w:eastAsia="Times New Roman" w:cs="Times New Roman"/>
-        </w:rPr>
-        <w:t xml:space="preserve"> (the Borg lifting item), and </w:t>
-      </w:r>
-      <w:proofErr w:type="spellStart"/>
-      <w:r>
-        <w:rPr>
-          <w:rFonts w:eastAsia="Times New Roman" w:cs="Times New Roman"/>
-        </w:rPr>
-        <w:t>vibration_index</w:t>
-      </w:r>
-      <w:proofErr w:type="spellEnd"/>
-      <w:r>
-        <w:rPr>
-          <w:rFonts w:eastAsia="Times New Roman" w:cs="Times New Roman"/>
-        </w:rPr>
-        <w:t xml:space="preserve"> (</w:t>
-      </w:r>
-      <w:proofErr w:type="spellStart"/>
-      <w:r>
-        <w:rPr>
-          <w:rFonts w:eastAsia="Times New Roman" w:cs="Times New Roman"/>
-        </w:rPr>
-        <w:t>vehicle_rank</w:t>
-      </w:r>
-      <w:proofErr w:type="spellEnd"/>
-      <w:r>
-        <w:rPr>
-          <w:rFonts w:eastAsia="Times New Roman" w:cs="Times New Roman"/>
-        </w:rPr>
-        <w:t xml:space="preserve"> x </w:t>
-      </w:r>
-      <w:proofErr w:type="spellStart"/>
-      <w:r>
-        <w:rPr>
-          <w:rFonts w:eastAsia="Times New Roman" w:cs="Times New Roman"/>
-        </w:rPr>
-        <w:t>work_hours_num</w:t>
-      </w:r>
-      <w:proofErr w:type="spellEnd"/>
-      <w:r>
-        <w:rPr>
-          <w:rFonts w:eastAsia="Times New Roman" w:cs="Times New Roman"/>
-        </w:rPr>
-        <w:t>) -- plus five product-form interactions so tree-based models can pick up combined effects.</w:t>
+        <w:t>Phase 1 (01_data_cleaning.ipynb) normalises the raw CSV, standardises Yes/No answers, and validates row counts. Phase 2 (02_feature_engineering.ipynb) encodes ordered categorical bins to integers, assigns numeric midpoints to bin ranges, ranks vehicle type and carrying mode, aliases the 18 Yes/No items, and derives four composite features -- workload_score (mean of the six NASA-TLX items with satisfaction reversed), fatigue_score (mean of the six Borg CR10 items), force_exertion (the Borg lifting item), and vibration_index (vehicle_rank x work_hours_num) -- plus five product-form interactions so tree-based models can pick up combined effects.</w:t>
       </w:r>
     </w:p>
     <w:p>
@@ -3808,35 +3373,7 @@
         <w:rPr>
           <w:rFonts w:eastAsia="Times New Roman" w:cs="Times New Roman"/>
         </w:rPr>
-        <w:t xml:space="preserve">The posture observations are merged into the survey via a severity-rank merge: riders are ranked by an </w:t>
-      </w:r>
-      <w:proofErr w:type="spellStart"/>
-      <w:r>
-        <w:rPr>
-          <w:rFonts w:eastAsia="Times New Roman" w:cs="Times New Roman"/>
-        </w:rPr>
-        <w:t>exposure_severity</w:t>
-      </w:r>
-      <w:proofErr w:type="spellEnd"/>
-      <w:r>
-        <w:rPr>
-          <w:rFonts w:eastAsia="Times New Roman" w:cs="Times New Roman"/>
-        </w:rPr>
-        <w:t xml:space="preserve"> index (</w:t>
-      </w:r>
-      <w:proofErr w:type="spellStart"/>
-      <w:r>
-        <w:rPr>
-          <w:rFonts w:eastAsia="Times New Roman" w:cs="Times New Roman"/>
-        </w:rPr>
-        <w:t>normalised</w:t>
-      </w:r>
-      <w:proofErr w:type="spellEnd"/>
-      <w:r>
-        <w:rPr>
-          <w:rFonts w:eastAsia="Times New Roman" w:cs="Times New Roman"/>
-        </w:rPr>
-        <w:t xml:space="preserve"> NMQ pain count + fatigue score + hours), posture rows by RULA Table C, and the two ranked lists are joined one-to-one. Caveats are noted in Chapter 5.</w:t>
+        <w:t>The posture observations are merged into the survey via a severity-rank merge: riders are ranked by an exposure_severity index (normalised NMQ pain count + fatigue score + hours), posture rows by RULA Table C, and the two ranked lists are joined one-to-one. Caveats are noted in Chapter 5.</w:t>
       </w:r>
     </w:p>
     <w:p>
@@ -3910,21 +3447,7 @@
         <w:rPr>
           <w:rFonts w:eastAsia="Times New Roman" w:cs="Times New Roman"/>
         </w:rPr>
-        <w:t xml:space="preserve">Vibration: </w:t>
-      </w:r>
-      <w:proofErr w:type="spellStart"/>
-      <w:r>
-        <w:rPr>
-          <w:rFonts w:eastAsia="Times New Roman" w:cs="Times New Roman"/>
-        </w:rPr>
-        <w:t>vibration_index</w:t>
-      </w:r>
-      <w:proofErr w:type="spellEnd"/>
-      <w:r>
-        <w:rPr>
-          <w:rFonts w:eastAsia="Times New Roman" w:cs="Times New Roman"/>
-        </w:rPr>
-        <w:t xml:space="preserve"> binned by sample tercile.</w:t>
+        <w:t>Vibration: vibration_index binned by sample tercile.</w:t>
       </w:r>
     </w:p>
     <w:p>
@@ -3936,35 +3459,7 @@
         <w:rPr>
           <w:rFonts w:eastAsia="Times New Roman" w:cs="Times New Roman"/>
         </w:rPr>
-        <w:t xml:space="preserve">Contact Stress: </w:t>
-      </w:r>
-      <w:proofErr w:type="spellStart"/>
-      <w:r>
-        <w:rPr>
-          <w:rFonts w:eastAsia="Times New Roman" w:cs="Times New Roman"/>
-        </w:rPr>
-        <w:t>carrying_contact_rank</w:t>
-      </w:r>
-      <w:proofErr w:type="spellEnd"/>
-      <w:r>
-        <w:rPr>
-          <w:rFonts w:eastAsia="Times New Roman" w:cs="Times New Roman"/>
-        </w:rPr>
-        <w:t xml:space="preserve"> x </w:t>
-      </w:r>
-      <w:proofErr w:type="spellStart"/>
-      <w:r>
-        <w:rPr>
-          <w:rFonts w:eastAsia="Times New Roman" w:cs="Times New Roman"/>
-        </w:rPr>
-        <w:t>work_hours_num</w:t>
-      </w:r>
-      <w:proofErr w:type="spellEnd"/>
-      <w:r>
-        <w:rPr>
-          <w:rFonts w:eastAsia="Times New Roman" w:cs="Times New Roman"/>
-        </w:rPr>
-        <w:t xml:space="preserve"> x age multiplier, sample tercile.</w:t>
+        <w:t>Contact Stress: carrying_contact_rank x work_hours_num x age multiplier, sample tercile.</w:t>
       </w:r>
     </w:p>
     <w:p>
@@ -4003,21 +3498,7 @@
         <w:rPr>
           <w:rFonts w:eastAsia="Times New Roman" w:cs="Times New Roman"/>
         </w:rPr>
-        <w:t>Phase 5 (05_stats.ipynb) runs two analyses on discomfort (binary: any NMQ 12-month pain). A chi-square test of independence (scipy.stats.chi2_contingency) checks whether each risk factor is associated with discomfort at p less than 0.05. Second, a multivariable logistic regression (</w:t>
-      </w:r>
-      <w:proofErr w:type="spellStart"/>
-      <w:r>
-        <w:rPr>
-          <w:rFonts w:eastAsia="Times New Roman" w:cs="Times New Roman"/>
-        </w:rPr>
-        <w:t>statsmodels.api.Logit</w:t>
-      </w:r>
-      <w:proofErr w:type="spellEnd"/>
-      <w:r>
-        <w:rPr>
-          <w:rFonts w:eastAsia="Times New Roman" w:cs="Times New Roman"/>
-        </w:rPr>
-        <w:t>) estimates the effect of eleven predictors while controlling for the others; results are reported as odds ratios with 95 percent confidence intervals.</w:t>
+        <w:t>Phase 5 (05_stats.ipynb) runs two analyses on discomfort (binary: any NMQ 12-month pain). A chi-square test of independence (scipy.stats.chi2_contingency) checks whether each risk factor is associated with discomfort at p less than 0.05. Second, a multivariable logistic regression (statsmodels.api.Logit) estimates the effect of eleven predictors while controlling for the others; results are reported as odds ratios with 95 percent confidence intervals.</w:t>
       </w:r>
     </w:p>
     <w:p>
@@ -4043,49 +3524,7 @@
         <w:rPr>
           <w:rFonts w:eastAsia="Times New Roman" w:cs="Times New Roman"/>
         </w:rPr>
-        <w:t xml:space="preserve">Phase 6 (06_modeling.ipynb) trains a classifier per target from seven candidate algorithms.  Each sits inside an </w:t>
-      </w:r>
-      <w:proofErr w:type="spellStart"/>
-      <w:r>
-        <w:rPr>
-          <w:rFonts w:eastAsia="Times New Roman" w:cs="Times New Roman"/>
-        </w:rPr>
-        <w:t>imblearn.Pipeline</w:t>
-      </w:r>
-      <w:proofErr w:type="spellEnd"/>
-      <w:r>
-        <w:rPr>
-          <w:rFonts w:eastAsia="Times New Roman" w:cs="Times New Roman"/>
-        </w:rPr>
-        <w:t xml:space="preserve"> with SMOTE upstream so resampling only touches training folds. </w:t>
-      </w:r>
-      <w:proofErr w:type="spellStart"/>
-      <w:r>
-        <w:rPr>
-          <w:rFonts w:eastAsia="Times New Roman" w:cs="Times New Roman"/>
-        </w:rPr>
-        <w:t>GridSearchCV</w:t>
-      </w:r>
-      <w:proofErr w:type="spellEnd"/>
-      <w:r>
-        <w:rPr>
-          <w:rFonts w:eastAsia="Times New Roman" w:cs="Times New Roman"/>
-        </w:rPr>
-        <w:t xml:space="preserve"> tunes hyperparameters on macro-F1 inside 5-fold stratified CV, and the best model per target is refit on the full sample and saved as outputs/models/best_&lt;factor&gt;.</w:t>
-      </w:r>
-      <w:proofErr w:type="spellStart"/>
-      <w:r>
-        <w:rPr>
-          <w:rFonts w:eastAsia="Times New Roman" w:cs="Times New Roman"/>
-        </w:rPr>
-        <w:t>pkl</w:t>
-      </w:r>
-      <w:proofErr w:type="spellEnd"/>
-      <w:r>
-        <w:rPr>
-          <w:rFonts w:eastAsia="Times New Roman" w:cs="Times New Roman"/>
-        </w:rPr>
-        <w:t>.</w:t>
+        <w:t>Phase 6 (06_modeling.ipynb) trains a classifier per target from seven candidate algorithms.  Each sits inside an imblearn.Pipeline with SMOTE upstream so resampling only touches training folds. GridSearchCV tunes hyperparameters on macro-F1 inside 5-fold stratified CV, and the best model per target is refit on the full sample and saved as outputs/models/best_&lt;factor&gt;.pkl.</w:t>
       </w:r>
     </w:p>
     <w:p>
@@ -4108,33 +3547,11 @@
         <w:spacing w:after="160" w:line="336" w:lineRule="auto"/>
         <w:jc w:val="both"/>
       </w:pPr>
-      <w:proofErr w:type="spellStart"/>
-      <w:r>
-        <w:rPr>
-          <w:rFonts w:eastAsia="Times New Roman" w:cs="Times New Roman"/>
-        </w:rPr>
-        <w:t>Regularised</w:t>
-      </w:r>
-      <w:proofErr w:type="spellEnd"/>
-      <w:r>
-        <w:rPr>
-          <w:rFonts w:eastAsia="Times New Roman" w:cs="Times New Roman"/>
-        </w:rPr>
-        <w:t xml:space="preserve"> linear classifier used as the baseline (L2 penalty, </w:t>
-      </w:r>
-      <w:proofErr w:type="spellStart"/>
-      <w:r>
-        <w:rPr>
-          <w:rFonts w:eastAsia="Times New Roman" w:cs="Times New Roman"/>
-        </w:rPr>
-        <w:t>class_weight</w:t>
-      </w:r>
-      <w:proofErr w:type="spellEnd"/>
-      <w:r>
-        <w:rPr>
-          <w:rFonts w:eastAsia="Times New Roman" w:cs="Times New Roman"/>
-        </w:rPr>
-        <w:t xml:space="preserve"> balanced).  Any tree-based method that fails to beat it on a factor is either overfitting or getting nothing from feature interactions.</w:t>
+      <w:r>
+        <w:rPr>
+          <w:rFonts w:eastAsia="Times New Roman" w:cs="Times New Roman"/>
+        </w:rPr>
+        <w:t>Regularised linear classifier used as the baseline (L2 penalty, class_weight balanced).  Any tree-based method that fails to beat it on a factor is either overfitting or getting nothing from feature interactions.</w:t>
       </w:r>
     </w:p>
     <w:p>
@@ -4161,49 +3578,7 @@
         <w:rPr>
           <w:rFonts w:eastAsia="Times New Roman" w:cs="Times New Roman"/>
         </w:rPr>
-        <w:t xml:space="preserve">Single CART tree with </w:t>
-      </w:r>
-      <w:proofErr w:type="spellStart"/>
-      <w:r>
-        <w:rPr>
-          <w:rFonts w:eastAsia="Times New Roman" w:cs="Times New Roman"/>
-        </w:rPr>
-        <w:t>max_depth</w:t>
-      </w:r>
-      <w:proofErr w:type="spellEnd"/>
-      <w:r>
-        <w:rPr>
-          <w:rFonts w:eastAsia="Times New Roman" w:cs="Times New Roman"/>
-        </w:rPr>
-        <w:t xml:space="preserve"> (3-10) and </w:t>
-      </w:r>
-      <w:proofErr w:type="spellStart"/>
-      <w:r>
-        <w:rPr>
-          <w:rFonts w:eastAsia="Times New Roman" w:cs="Times New Roman"/>
-        </w:rPr>
-        <w:t>min_samples_leaf</w:t>
-      </w:r>
-      <w:proofErr w:type="spellEnd"/>
-      <w:r>
-        <w:rPr>
-          <w:rFonts w:eastAsia="Times New Roman" w:cs="Times New Roman"/>
-        </w:rPr>
-        <w:t xml:space="preserve"> (2-10) tuned via grid search.  Included as the </w:t>
-      </w:r>
-      <w:proofErr w:type="spellStart"/>
-      <w:r>
-        <w:rPr>
-          <w:rFonts w:eastAsia="Times New Roman" w:cs="Times New Roman"/>
-        </w:rPr>
-        <w:t>ensembling</w:t>
-      </w:r>
-      <w:proofErr w:type="spellEnd"/>
-      <w:r>
-        <w:rPr>
-          <w:rFonts w:eastAsia="Times New Roman" w:cs="Times New Roman"/>
-        </w:rPr>
-        <w:t xml:space="preserve"> floor; not competitive on its own for any of the six targets.</w:t>
+        <w:t>Single CART tree with max_depth (3-10) and min_samples_leaf (2-10) tuned via grid search.  Included as the ensembling floor; not competitive on its own for any of the six targets.</w:t>
       </w:r>
     </w:p>
     <w:p>
@@ -4257,21 +3632,7 @@
         <w:rPr>
           <w:rFonts w:eastAsia="Times New Roman" w:cs="Times New Roman"/>
         </w:rPr>
-        <w:t xml:space="preserve">Like Random Forest but with fully random splits per node.  The extra </w:t>
-      </w:r>
-      <w:proofErr w:type="spellStart"/>
-      <w:r>
-        <w:rPr>
-          <w:rFonts w:eastAsia="Times New Roman" w:cs="Times New Roman"/>
-        </w:rPr>
-        <w:t>randomisation</w:t>
-      </w:r>
-      <w:proofErr w:type="spellEnd"/>
-      <w:r>
-        <w:rPr>
-          <w:rFonts w:eastAsia="Times New Roman" w:cs="Times New Roman"/>
-        </w:rPr>
-        <w:t xml:space="preserve"> lowers between-tree correlation and helped it win on Vibration.</w:t>
+        <w:t>Like Random Forest but with fully random splits per node.  The extra randomisation lowers between-tree correlation and helped it win on Vibration.</w:t>
       </w:r>
     </w:p>
     <w:p>
@@ -4314,9 +3675,26 @@
           <w:sz w:val="24"/>
         </w:rPr>
         <w:lastRenderedPageBreak/>
-        <w:t xml:space="preserve">2.6.6   </w:t>
-      </w:r>
-      <w:proofErr w:type="spellStart"/>
+        <w:t>2.6.6   XGBoost</w:t>
+      </w:r>
+    </w:p>
+    <w:p>
+      <w:pPr>
+        <w:spacing w:after="160" w:line="336" w:lineRule="auto"/>
+        <w:jc w:val="both"/>
+      </w:pPr>
+      <w:r>
+        <w:rPr>
+          <w:rFonts w:eastAsia="Times New Roman" w:cs="Times New Roman"/>
+        </w:rPr>
+        <w:t>Gradient-boosted trees with L1 + L2 regularisation on the leaf weights and per-tree column subsampling.  Placed second on several targets but did not win any at the default search budget.</w:t>
+      </w:r>
+    </w:p>
+    <w:p>
+      <w:pPr>
+        <w:pStyle w:val="Heading5"/>
+        <w:spacing w:before="180" w:after="60"/>
+      </w:pPr>
       <w:r>
         <w:rPr>
           <w:rFonts w:ascii="Times New Roman" w:eastAsia="Times New Roman" w:hAnsi="Times New Roman" w:cs="Times New Roman"/>
@@ -4324,9 +3702,8 @@
           <w:color w:val="000000"/>
           <w:sz w:val="24"/>
         </w:rPr>
-        <w:t>XGBoost</w:t>
-      </w:r>
-      <w:proofErr w:type="spellEnd"/>
+        <w:t>2.6.7   Stacking Classifier</w:t>
+      </w:r>
     </w:p>
     <w:p>
       <w:pPr>
@@ -4337,21 +3714,7 @@
         <w:rPr>
           <w:rFonts w:eastAsia="Times New Roman" w:cs="Times New Roman"/>
         </w:rPr>
-        <w:t xml:space="preserve">Gradient-boosted trees with L1 + L2 </w:t>
-      </w:r>
-      <w:proofErr w:type="spellStart"/>
-      <w:r>
-        <w:rPr>
-          <w:rFonts w:eastAsia="Times New Roman" w:cs="Times New Roman"/>
-        </w:rPr>
-        <w:t>regularisation</w:t>
-      </w:r>
-      <w:proofErr w:type="spellEnd"/>
-      <w:r>
-        <w:rPr>
-          <w:rFonts w:eastAsia="Times New Roman" w:cs="Times New Roman"/>
-        </w:rPr>
-        <w:t xml:space="preserve"> on the leaf weights and per-tree column subsampling.  Placed second on several targets but did not win any at the default search budget.</w:t>
+        <w:t>Meta-learner taking the out-of-fold predictions of Random Forest, Extra Trees, HistGBM, and XGBoost as inputs and fitting a Logistic Regression on top.  Failed to beat the strongest base learner because the four base learners largely agreed.</w:t>
       </w:r>
     </w:p>
     <w:p>
@@ -4366,7 +3729,7 @@
           <w:color w:val="000000"/>
           <w:sz w:val="24"/>
         </w:rPr>
-        <w:t>2.6.7   Stacking Classifier</w:t>
+        <w:t>2.6.8   SMOTE and cross-validation</w:t>
       </w:r>
     </w:p>
     <w:p>
@@ -4378,35 +3741,7 @@
         <w:rPr>
           <w:rFonts w:eastAsia="Times New Roman" w:cs="Times New Roman"/>
         </w:rPr>
-        <w:t xml:space="preserve">Meta-learner taking the out-of-fold predictions of Random Forest, Extra Trees, </w:t>
-      </w:r>
-      <w:proofErr w:type="spellStart"/>
-      <w:r>
-        <w:rPr>
-          <w:rFonts w:eastAsia="Times New Roman" w:cs="Times New Roman"/>
-        </w:rPr>
-        <w:t>HistGBM</w:t>
-      </w:r>
-      <w:proofErr w:type="spellEnd"/>
-      <w:r>
-        <w:rPr>
-          <w:rFonts w:eastAsia="Times New Roman" w:cs="Times New Roman"/>
-        </w:rPr>
-        <w:t xml:space="preserve">, and </w:t>
-      </w:r>
-      <w:proofErr w:type="spellStart"/>
-      <w:r>
-        <w:rPr>
-          <w:rFonts w:eastAsia="Times New Roman" w:cs="Times New Roman"/>
-        </w:rPr>
-        <w:t>XGBoost</w:t>
-      </w:r>
-      <w:proofErr w:type="spellEnd"/>
-      <w:r>
-        <w:rPr>
-          <w:rFonts w:eastAsia="Times New Roman" w:cs="Times New Roman"/>
-        </w:rPr>
-        <w:t xml:space="preserve"> as inputs and fitting a Logistic Regression on top.  Failed to beat the strongest base learner because the four base learners largely agreed.</w:t>
+        <w:t>SMOTE synthesises new minority-class samples along segments between k nearest minority neighbours.  Wrapping it in imblearn.Pipeline keeps the synthesis inside training folds only, so validation-fold accuracy is never inflated.  k_neighbors is set per target below the minority training-fold count; GridSearchCV picks hyperparameters on macro-F1 with StratifiedKFold(5, shuffle=True, random_state=42).</w:t>
       </w:r>
     </w:p>
     <w:p>
@@ -4421,7 +3756,7 @@
           <w:color w:val="000000"/>
           <w:sz w:val="24"/>
         </w:rPr>
-        <w:t>2.6.8   SMOTE and cross-validation</w:t>
+        <w:t>2.6.9   Per-target feature exclusions</w:t>
       </w:r>
     </w:p>
     <w:p>
@@ -4433,146 +3768,7 @@
         <w:rPr>
           <w:rFonts w:eastAsia="Times New Roman" w:cs="Times New Roman"/>
         </w:rPr>
-        <w:t xml:space="preserve">SMOTE </w:t>
-      </w:r>
-      <w:proofErr w:type="spellStart"/>
-      <w:r>
-        <w:rPr>
-          <w:rFonts w:eastAsia="Times New Roman" w:cs="Times New Roman"/>
-        </w:rPr>
-        <w:t>synthesises</w:t>
-      </w:r>
-      <w:proofErr w:type="spellEnd"/>
-      <w:r>
-        <w:rPr>
-          <w:rFonts w:eastAsia="Times New Roman" w:cs="Times New Roman"/>
-        </w:rPr>
-        <w:t xml:space="preserve"> new minority-class samples along segments between k nearest minority </w:t>
-      </w:r>
-      <w:proofErr w:type="spellStart"/>
-      <w:r>
-        <w:rPr>
-          <w:rFonts w:eastAsia="Times New Roman" w:cs="Times New Roman"/>
-        </w:rPr>
-        <w:t>neighbours</w:t>
-      </w:r>
-      <w:proofErr w:type="spellEnd"/>
-      <w:r>
-        <w:rPr>
-          <w:rFonts w:eastAsia="Times New Roman" w:cs="Times New Roman"/>
-        </w:rPr>
-        <w:t xml:space="preserve">.  Wrapping it in </w:t>
-      </w:r>
-      <w:proofErr w:type="spellStart"/>
-      <w:r>
-        <w:rPr>
-          <w:rFonts w:eastAsia="Times New Roman" w:cs="Times New Roman"/>
-        </w:rPr>
-        <w:t>imblearn.Pipeline</w:t>
-      </w:r>
-      <w:proofErr w:type="spellEnd"/>
-      <w:r>
-        <w:rPr>
-          <w:rFonts w:eastAsia="Times New Roman" w:cs="Times New Roman"/>
-        </w:rPr>
-        <w:t xml:space="preserve"> keeps the synthesis inside training folds only, so validation-fold accuracy is never inflated.  </w:t>
-      </w:r>
-      <w:proofErr w:type="spellStart"/>
-      <w:r>
-        <w:rPr>
-          <w:rFonts w:eastAsia="Times New Roman" w:cs="Times New Roman"/>
-        </w:rPr>
-        <w:t>k_neighbors</w:t>
-      </w:r>
-      <w:proofErr w:type="spellEnd"/>
-      <w:r>
-        <w:rPr>
-          <w:rFonts w:eastAsia="Times New Roman" w:cs="Times New Roman"/>
-        </w:rPr>
-        <w:t xml:space="preserve"> is set per target below the minority training-fold count; </w:t>
-      </w:r>
-      <w:proofErr w:type="spellStart"/>
-      <w:r>
-        <w:rPr>
-          <w:rFonts w:eastAsia="Times New Roman" w:cs="Times New Roman"/>
-        </w:rPr>
-        <w:t>GridSearchCV</w:t>
-      </w:r>
-      <w:proofErr w:type="spellEnd"/>
-      <w:r>
-        <w:rPr>
-          <w:rFonts w:eastAsia="Times New Roman" w:cs="Times New Roman"/>
-        </w:rPr>
-        <w:t xml:space="preserve"> picks hyperparameters on macro-F1 with </w:t>
-      </w:r>
-      <w:proofErr w:type="spellStart"/>
-      <w:r>
-        <w:rPr>
-          <w:rFonts w:eastAsia="Times New Roman" w:cs="Times New Roman"/>
-        </w:rPr>
-        <w:t>StratifiedKFold</w:t>
-      </w:r>
-      <w:proofErr w:type="spellEnd"/>
-      <w:r>
-        <w:rPr>
-          <w:rFonts w:eastAsia="Times New Roman" w:cs="Times New Roman"/>
-        </w:rPr>
-        <w:t xml:space="preserve">(5, shuffle=True, </w:t>
-      </w:r>
-      <w:proofErr w:type="spellStart"/>
-      <w:r>
-        <w:rPr>
-          <w:rFonts w:eastAsia="Times New Roman" w:cs="Times New Roman"/>
-        </w:rPr>
-        <w:t>random_state</w:t>
-      </w:r>
-      <w:proofErr w:type="spellEnd"/>
-      <w:r>
-        <w:rPr>
-          <w:rFonts w:eastAsia="Times New Roman" w:cs="Times New Roman"/>
-        </w:rPr>
-        <w:t>=42).</w:t>
-      </w:r>
-    </w:p>
-    <w:p>
-      <w:pPr>
-        <w:pStyle w:val="Heading5"/>
-        <w:spacing w:before="180" w:after="60"/>
-      </w:pPr>
-      <w:r>
-        <w:rPr>
-          <w:rFonts w:ascii="Times New Roman" w:eastAsia="Times New Roman" w:hAnsi="Times New Roman" w:cs="Times New Roman"/>
-          <w:b/>
-          <w:color w:val="000000"/>
-          <w:sz w:val="24"/>
-        </w:rPr>
-        <w:t>2.6.9   Per-target feature exclusions</w:t>
-      </w:r>
-    </w:p>
-    <w:p>
-      <w:pPr>
-        <w:spacing w:after="160" w:line="336" w:lineRule="auto"/>
-        <w:jc w:val="both"/>
-      </w:pPr>
-      <w:r>
-        <w:rPr>
-          <w:rFonts w:eastAsia="Times New Roman" w:cs="Times New Roman"/>
-        </w:rPr>
-        <w:t xml:space="preserve">Each target excludes the survey inputs that directly define its Stage-1 label (otherwise the model would </w:t>
-      </w:r>
-      <w:proofErr w:type="spellStart"/>
-      <w:r>
-        <w:rPr>
-          <w:rFonts w:eastAsia="Times New Roman" w:cs="Times New Roman"/>
-        </w:rPr>
-        <w:t>memorise</w:t>
-      </w:r>
-      <w:proofErr w:type="spellEnd"/>
-      <w:r>
-        <w:rPr>
-          <w:rFonts w:eastAsia="Times New Roman" w:cs="Times New Roman"/>
-        </w:rPr>
-        <w:t xml:space="preserve"> the rule).  Posture additionally receives the 11 RULA components and 8 QEC scores, giving 63 total features.</w:t>
+        <w:t>Each target excludes the survey inputs that directly define its Stage-1 label (otherwise the model would memorise the rule).  Posture additionally receives the 11 RULA components and 8 QEC scores, giving 63 total features.</w:t>
       </w:r>
     </w:p>
     <w:tbl>
@@ -4682,31 +3878,13 @@
             <w:pPr>
               <w:spacing w:before="20" w:after="20"/>
             </w:pPr>
-            <w:proofErr w:type="spellStart"/>
-            <w:r>
-              <w:rPr>
-                <w:rFonts w:eastAsia="Times New Roman" w:cs="Times New Roman"/>
-                <w:sz w:val="20"/>
-              </w:rPr>
-              <w:t>force_exertion</w:t>
-            </w:r>
-            <w:proofErr w:type="spellEnd"/>
-            <w:r>
-              <w:rPr>
-                <w:rFonts w:eastAsia="Times New Roman" w:cs="Times New Roman"/>
-                <w:sz w:val="20"/>
-              </w:rPr>
-              <w:t xml:space="preserve">, </w:t>
-            </w:r>
-            <w:proofErr w:type="spellStart"/>
-            <w:r>
-              <w:rPr>
-                <w:rFonts w:eastAsia="Times New Roman" w:cs="Times New Roman"/>
-                <w:sz w:val="20"/>
-              </w:rPr>
-              <w:t>force_x_age</w:t>
-            </w:r>
-            <w:proofErr w:type="spellEnd"/>
+            <w:r>
+              <w:rPr>
+                <w:rFonts w:eastAsia="Times New Roman" w:cs="Times New Roman"/>
+                <w:sz w:val="20"/>
+              </w:rPr>
+              <w:t>force_exertion, force_x_age</w:t>
+            </w:r>
           </w:p>
         </w:tc>
         <w:tc>
@@ -4758,47 +3936,13 @@
             <w:pPr>
               <w:spacing w:before="20" w:after="20"/>
             </w:pPr>
-            <w:proofErr w:type="spellStart"/>
-            <w:r>
-              <w:rPr>
-                <w:rFonts w:eastAsia="Times New Roman" w:cs="Times New Roman"/>
-                <w:sz w:val="20"/>
-              </w:rPr>
-              <w:t>deliveries_num</w:t>
-            </w:r>
-            <w:proofErr w:type="spellEnd"/>
-            <w:r>
-              <w:rPr>
-                <w:rFonts w:eastAsia="Times New Roman" w:cs="Times New Roman"/>
-                <w:sz w:val="20"/>
-              </w:rPr>
-              <w:t xml:space="preserve">, </w:t>
-            </w:r>
-            <w:proofErr w:type="spellStart"/>
-            <w:r>
-              <w:rPr>
-                <w:rFonts w:eastAsia="Times New Roman" w:cs="Times New Roman"/>
-                <w:sz w:val="20"/>
-              </w:rPr>
-              <w:t>work_hours_num</w:t>
-            </w:r>
-            <w:proofErr w:type="spellEnd"/>
-            <w:r>
-              <w:rPr>
-                <w:rFonts w:eastAsia="Times New Roman" w:cs="Times New Roman"/>
-                <w:sz w:val="20"/>
-              </w:rPr>
-              <w:t xml:space="preserve">, </w:t>
-            </w:r>
-            <w:proofErr w:type="spellStart"/>
-            <w:r>
-              <w:rPr>
-                <w:rFonts w:eastAsia="Times New Roman" w:cs="Times New Roman"/>
-                <w:sz w:val="20"/>
-              </w:rPr>
-              <w:t>deliv_x_days</w:t>
-            </w:r>
-            <w:proofErr w:type="spellEnd"/>
+            <w:r>
+              <w:rPr>
+                <w:rFonts w:eastAsia="Times New Roman" w:cs="Times New Roman"/>
+                <w:sz w:val="20"/>
+              </w:rPr>
+              <w:t>deliveries_num, work_hours_num, deliv_x_days</w:t>
+            </w:r>
           </w:p>
         </w:tc>
         <w:tc>
@@ -4850,31 +3994,13 @@
             <w:pPr>
               <w:spacing w:before="20" w:after="20"/>
             </w:pPr>
-            <w:proofErr w:type="spellStart"/>
-            <w:r>
-              <w:rPr>
-                <w:rFonts w:eastAsia="Times New Roman" w:cs="Times New Roman"/>
-                <w:sz w:val="20"/>
-              </w:rPr>
-              <w:t>work_hours_num</w:t>
-            </w:r>
-            <w:proofErr w:type="spellEnd"/>
-            <w:r>
-              <w:rPr>
-                <w:rFonts w:eastAsia="Times New Roman" w:cs="Times New Roman"/>
-                <w:sz w:val="20"/>
-              </w:rPr>
-              <w:t xml:space="preserve">, </w:t>
-            </w:r>
-            <w:proofErr w:type="spellStart"/>
-            <w:r>
-              <w:rPr>
-                <w:rFonts w:eastAsia="Times New Roman" w:cs="Times New Roman"/>
-                <w:sz w:val="20"/>
-              </w:rPr>
-              <w:t>vibration_index</w:t>
-            </w:r>
-            <w:proofErr w:type="spellEnd"/>
+            <w:r>
+              <w:rPr>
+                <w:rFonts w:eastAsia="Times New Roman" w:cs="Times New Roman"/>
+                <w:sz w:val="20"/>
+              </w:rPr>
+              <w:t>work_hours_num, vibration_index</w:t>
+            </w:r>
           </w:p>
         </w:tc>
         <w:tc>
@@ -4926,47 +4052,13 @@
             <w:pPr>
               <w:spacing w:before="20" w:after="20"/>
             </w:pPr>
-            <w:proofErr w:type="spellStart"/>
-            <w:r>
-              <w:rPr>
-                <w:rFonts w:eastAsia="Times New Roman" w:cs="Times New Roman"/>
-                <w:sz w:val="20"/>
-              </w:rPr>
-              <w:t>vibration_index</w:t>
-            </w:r>
-            <w:proofErr w:type="spellEnd"/>
-            <w:r>
-              <w:rPr>
-                <w:rFonts w:eastAsia="Times New Roman" w:cs="Times New Roman"/>
-                <w:sz w:val="20"/>
-              </w:rPr>
-              <w:t xml:space="preserve">, </w:t>
-            </w:r>
-            <w:proofErr w:type="spellStart"/>
-            <w:r>
-              <w:rPr>
-                <w:rFonts w:eastAsia="Times New Roman" w:cs="Times New Roman"/>
-                <w:sz w:val="20"/>
-              </w:rPr>
-              <w:t>vehicle_rank</w:t>
-            </w:r>
-            <w:proofErr w:type="spellEnd"/>
-            <w:r>
-              <w:rPr>
-                <w:rFonts w:eastAsia="Times New Roman" w:cs="Times New Roman"/>
-                <w:sz w:val="20"/>
-              </w:rPr>
-              <w:t xml:space="preserve">, </w:t>
-            </w:r>
-            <w:proofErr w:type="spellStart"/>
-            <w:r>
-              <w:rPr>
-                <w:rFonts w:eastAsia="Times New Roman" w:cs="Times New Roman"/>
-                <w:sz w:val="20"/>
-              </w:rPr>
-              <w:t>work_hours_num</w:t>
-            </w:r>
-            <w:proofErr w:type="spellEnd"/>
+            <w:r>
+              <w:rPr>
+                <w:rFonts w:eastAsia="Times New Roman" w:cs="Times New Roman"/>
+                <w:sz w:val="20"/>
+              </w:rPr>
+              <w:t>vibration_index, vehicle_rank, work_hours_num</w:t>
+            </w:r>
           </w:p>
         </w:tc>
         <w:tc>
@@ -5018,31 +4110,13 @@
             <w:pPr>
               <w:spacing w:before="20" w:after="20"/>
             </w:pPr>
-            <w:proofErr w:type="spellStart"/>
-            <w:r>
-              <w:rPr>
-                <w:rFonts w:eastAsia="Times New Roman" w:cs="Times New Roman"/>
-                <w:sz w:val="20"/>
-              </w:rPr>
-              <w:t>carrying_contact_rank</w:t>
-            </w:r>
-            <w:proofErr w:type="spellEnd"/>
-            <w:r>
-              <w:rPr>
-                <w:rFonts w:eastAsia="Times New Roman" w:cs="Times New Roman"/>
-                <w:sz w:val="20"/>
-              </w:rPr>
-              <w:t xml:space="preserve">, </w:t>
-            </w:r>
-            <w:proofErr w:type="spellStart"/>
-            <w:r>
-              <w:rPr>
-                <w:rFonts w:eastAsia="Times New Roman" w:cs="Times New Roman"/>
-                <w:sz w:val="20"/>
-              </w:rPr>
-              <w:t>work_hours_num</w:t>
-            </w:r>
-            <w:proofErr w:type="spellEnd"/>
+            <w:r>
+              <w:rPr>
+                <w:rFonts w:eastAsia="Times New Roman" w:cs="Times New Roman"/>
+                <w:sz w:val="20"/>
+              </w:rPr>
+              <w:t>carrying_contact_rank, work_hours_num</w:t>
+            </w:r>
           </w:p>
         </w:tc>
         <w:tc>
@@ -5165,49 +4239,7 @@
         <w:rPr>
           <w:rFonts w:eastAsia="Times New Roman" w:cs="Times New Roman"/>
         </w:rPr>
-        <w:t xml:space="preserve">Phase 7 (07_evaluation.ipynb) uses </w:t>
-      </w:r>
-      <w:proofErr w:type="spellStart"/>
-      <w:r>
-        <w:rPr>
-          <w:rFonts w:eastAsia="Times New Roman" w:cs="Times New Roman"/>
-        </w:rPr>
-        <w:t>cross_val_predict</w:t>
-      </w:r>
-      <w:proofErr w:type="spellEnd"/>
-      <w:r>
-        <w:rPr>
-          <w:rFonts w:eastAsia="Times New Roman" w:cs="Times New Roman"/>
-        </w:rPr>
-        <w:t xml:space="preserve"> for out-of-fold predictions and writes per-class precision / recall / F1 / support, confusion matrices, one-vs-rest ROC curves with per-class AUC (macro AUC is the unweighted mean), and feature importance (</w:t>
-      </w:r>
-      <w:proofErr w:type="spellStart"/>
-      <w:r>
-        <w:rPr>
-          <w:rFonts w:eastAsia="Times New Roman" w:cs="Times New Roman"/>
-        </w:rPr>
-        <w:t>feature_importances</w:t>
-      </w:r>
-      <w:proofErr w:type="spellEnd"/>
-      <w:r>
-        <w:rPr>
-          <w:rFonts w:eastAsia="Times New Roman" w:cs="Times New Roman"/>
-        </w:rPr>
-        <w:t>_ for tree models, abs(</w:t>
-      </w:r>
-      <w:proofErr w:type="spellStart"/>
-      <w:r>
-        <w:rPr>
-          <w:rFonts w:eastAsia="Times New Roman" w:cs="Times New Roman"/>
-        </w:rPr>
-        <w:t>coef</w:t>
-      </w:r>
-      <w:proofErr w:type="spellEnd"/>
-      <w:r>
-        <w:rPr>
-          <w:rFonts w:eastAsia="Times New Roman" w:cs="Times New Roman"/>
-        </w:rPr>
-        <w:t>_) for Logistic Regression).</w:t>
+        <w:t>Phase 7 (07_evaluation.ipynb) uses cross_val_predict for out-of-fold predictions and writes per-class precision / recall / F1 / support, confusion matrices, one-vs-rest ROC curves with per-class AUC (macro AUC is the unweighted mean), and feature importance (feature_importances_ for tree models, abs(coef_) for Logistic Regression).</w:t>
       </w:r>
     </w:p>
     <w:p>
@@ -5249,21 +4281,7 @@
         <w:rPr>
           <w:rFonts w:eastAsia="Times New Roman" w:cs="Times New Roman"/>
         </w:rPr>
-        <w:t xml:space="preserve">The full pipeline is implemented across seven Jupyter notebooks (01 through 07) plus a </w:t>
-      </w:r>
-      <w:proofErr w:type="spellStart"/>
-      <w:r>
-        <w:rPr>
-          <w:rFonts w:eastAsia="Times New Roman" w:cs="Times New Roman"/>
-        </w:rPr>
-        <w:t>Streamlit</w:t>
-      </w:r>
-      <w:proofErr w:type="spellEnd"/>
-      <w:r>
-        <w:rPr>
-          <w:rFonts w:eastAsia="Times New Roman" w:cs="Times New Roman"/>
-        </w:rPr>
-        <w:t xml:space="preserve"> application. Every notebook is designed to run standalone from its previous input file, so the whole pipeline can be regenerated end to end with a fixed random seed of 42.</w:t>
+        <w:t>The full pipeline is implemented across seven Jupyter notebooks (01 through 07) plus a Streamlit application. Every notebook is designed to run standalone from its previous input file, so the whole pipeline can be regenerated end to end with a fixed random seed of 42.</w:t>
       </w:r>
     </w:p>
     <w:p>
@@ -5275,21 +4293,7 @@
         <w:rPr>
           <w:rFonts w:eastAsia="Times New Roman" w:cs="Times New Roman"/>
         </w:rPr>
-        <w:t xml:space="preserve">01_data_cleaning </w:t>
-      </w:r>
-      <w:proofErr w:type="spellStart"/>
-      <w:r>
-        <w:rPr>
-          <w:rFonts w:eastAsia="Times New Roman" w:cs="Times New Roman"/>
-        </w:rPr>
-        <w:t>normalises</w:t>
-      </w:r>
-      <w:proofErr w:type="spellEnd"/>
-      <w:r>
-        <w:rPr>
-          <w:rFonts w:eastAsia="Times New Roman" w:cs="Times New Roman"/>
-        </w:rPr>
-        <w:t xml:space="preserve"> the raw CSV and validates row counts.</w:t>
+        <w:t>01_data_cleaning normalises the raw CSV and validates row counts.</w:t>
       </w:r>
     </w:p>
     <w:p>
@@ -5301,21 +4305,7 @@
         <w:rPr>
           <w:rFonts w:eastAsia="Times New Roman" w:cs="Times New Roman"/>
         </w:rPr>
-        <w:t xml:space="preserve">02_feature_engineering encodes </w:t>
-      </w:r>
-      <w:proofErr w:type="spellStart"/>
-      <w:r>
-        <w:rPr>
-          <w:rFonts w:eastAsia="Times New Roman" w:cs="Times New Roman"/>
-        </w:rPr>
-        <w:t>categoricals</w:t>
-      </w:r>
-      <w:proofErr w:type="spellEnd"/>
-      <w:r>
-        <w:rPr>
-          <w:rFonts w:eastAsia="Times New Roman" w:cs="Times New Roman"/>
-        </w:rPr>
-        <w:t>, derives composite scores, aliases the 18 binary items, and merges the posture observations by severity rank.</w:t>
+        <w:t>02_feature_engineering encodes categoricals, derives composite scores, aliases the 18 binary items, and merges the posture observations by severity rank.</w:t>
       </w:r>
     </w:p>
     <w:p>
@@ -5363,21 +4353,7 @@
         <w:rPr>
           <w:rFonts w:eastAsia="Times New Roman" w:cs="Times New Roman"/>
         </w:rPr>
-        <w:t xml:space="preserve">06_modeling runs SMOTE plus </w:t>
-      </w:r>
-      <w:proofErr w:type="spellStart"/>
-      <w:r>
-        <w:rPr>
-          <w:rFonts w:eastAsia="Times New Roman" w:cs="Times New Roman"/>
-        </w:rPr>
-        <w:t>GridSearchCV</w:t>
-      </w:r>
-      <w:proofErr w:type="spellEnd"/>
-      <w:r>
-        <w:rPr>
-          <w:rFonts w:eastAsia="Times New Roman" w:cs="Times New Roman"/>
-        </w:rPr>
-        <w:t xml:space="preserve"> across 7 algorithms per target and keeps the best by F1 macro.</w:t>
+        <w:t>06_modeling runs SMOTE plus GridSearchCV across 7 algorithms per target and keeps the best by F1 macro.</w:t>
       </w:r>
     </w:p>
     <w:p>
@@ -5466,21 +4442,7 @@
         <w:rPr>
           <w:rFonts w:eastAsia="Times New Roman" w:cs="Times New Roman"/>
         </w:rPr>
-        <w:t xml:space="preserve">Each participant gave verbal consent before either instrument was administered. The 36-item Google Form was completed on a researcher-provided phone in about 15 to 20 minutes. Posture was recorded on paper by a trained observer during a natural delivery task, capturing the 11 RULA elements and 8 QEC region / exposure scores in one pass. Riders whose demographic or NMQ responses were incomplete after follow-up were excluded and are not part of the final 182. Data was </w:t>
-      </w:r>
-      <w:proofErr w:type="spellStart"/>
-      <w:r>
-        <w:rPr>
-          <w:rFonts w:eastAsia="Times New Roman" w:cs="Times New Roman"/>
-        </w:rPr>
-        <w:t>anonymised</w:t>
-      </w:r>
-      <w:proofErr w:type="spellEnd"/>
-      <w:r>
-        <w:rPr>
-          <w:rFonts w:eastAsia="Times New Roman" w:cs="Times New Roman"/>
-        </w:rPr>
-        <w:t xml:space="preserve"> at the point of collection; no rider identifiers appear in the released model_ready.csv or posture_data.xlsx files.</w:t>
+        <w:t>Each participant gave verbal consent before either instrument was administered. The 36-item Google Form was completed on a researcher-provided phone in about 15 to 20 minutes. Posture was recorded on paper by a trained observer during a natural delivery task, capturing the 11 RULA elements and 8 QEC region / exposure scores in one pass. Riders whose demographic or NMQ responses were incomplete after follow-up were excluded and are not part of the final 182. Data was anonymised at the point of collection; no rider identifiers appear in the released model_ready.csv or posture_data.xlsx files.</w:t>
       </w:r>
     </w:p>
     <w:p>
@@ -5506,21 +4468,7 @@
         <w:rPr>
           <w:rFonts w:eastAsia="Times New Roman" w:cs="Times New Roman"/>
         </w:rPr>
-        <w:t xml:space="preserve">Data preparation ran in two notebooks. 01_data_cleaning loaded the raw Google Form CSV, </w:t>
-      </w:r>
-      <w:proofErr w:type="spellStart"/>
-      <w:r>
-        <w:rPr>
-          <w:rFonts w:eastAsia="Times New Roman" w:cs="Times New Roman"/>
-        </w:rPr>
-        <w:t>standardised</w:t>
-      </w:r>
-      <w:proofErr w:type="spellEnd"/>
-      <w:r>
-        <w:rPr>
-          <w:rFonts w:eastAsia="Times New Roman" w:cs="Times New Roman"/>
-        </w:rPr>
-        <w:t xml:space="preserve"> text answers to canonical Yes / No values, corrected a handful of column-name typos, and dropped rows that were incomplete after follow-up. The cleaned CSV was 182 rows and 48 columns.</w:t>
+        <w:t>Data preparation ran in two notebooks. 01_data_cleaning loaded the raw Google Form CSV, standardised text answers to canonical Yes / No values, corrected a handful of column-name typos, and dropped rows that were incomplete after follow-up. The cleaned CSV was 182 rows and 48 columns.</w:t>
       </w:r>
     </w:p>
     <w:p>
@@ -5532,119 +4480,7 @@
         <w:rPr>
           <w:rFonts w:eastAsia="Times New Roman" w:cs="Times New Roman"/>
         </w:rPr>
-        <w:t xml:space="preserve">02_feature_engineering converted the cleaned CSV into the model-ready feature set. Ordered categorical bands (age, education, income, job duration, working hours, working days, deliveries per day, rest break) were encoded to consecutive integers preserving order. Vehicle type and carrying mode were converted to ranks so motorbike ranks higher than scooter for vibration exposure and handheld ranks higher than backpack and bike storage for contact stress. Composite scores were computed: </w:t>
-      </w:r>
-      <w:proofErr w:type="spellStart"/>
-      <w:r>
-        <w:rPr>
-          <w:rFonts w:eastAsia="Times New Roman" w:cs="Times New Roman"/>
-        </w:rPr>
-        <w:t>workload_score</w:t>
-      </w:r>
-      <w:proofErr w:type="spellEnd"/>
-      <w:r>
-        <w:rPr>
-          <w:rFonts w:eastAsia="Times New Roman" w:cs="Times New Roman"/>
-        </w:rPr>
-        <w:t xml:space="preserve"> as the mean of the six NASA-TLX items (with the dissatisfied item reversed), </w:t>
-      </w:r>
-      <w:proofErr w:type="spellStart"/>
-      <w:r>
-        <w:rPr>
-          <w:rFonts w:eastAsia="Times New Roman" w:cs="Times New Roman"/>
-        </w:rPr>
-        <w:t>fatigue_score</w:t>
-      </w:r>
-      <w:proofErr w:type="spellEnd"/>
-      <w:r>
-        <w:rPr>
-          <w:rFonts w:eastAsia="Times New Roman" w:cs="Times New Roman"/>
-        </w:rPr>
-        <w:t xml:space="preserve"> as the mean of the six Borg items, </w:t>
-      </w:r>
-      <w:proofErr w:type="spellStart"/>
-      <w:r>
-        <w:rPr>
-          <w:rFonts w:eastAsia="Times New Roman" w:cs="Times New Roman"/>
-        </w:rPr>
-        <w:t>force_exertion</w:t>
-      </w:r>
-      <w:proofErr w:type="spellEnd"/>
-      <w:r>
-        <w:rPr>
-          <w:rFonts w:eastAsia="Times New Roman" w:cs="Times New Roman"/>
-        </w:rPr>
-        <w:t xml:space="preserve"> as the Borg lifting item, and </w:t>
-      </w:r>
-      <w:proofErr w:type="spellStart"/>
-      <w:r>
-        <w:rPr>
-          <w:rFonts w:eastAsia="Times New Roman" w:cs="Times New Roman"/>
-        </w:rPr>
-        <w:t>vibration_index</w:t>
-      </w:r>
-      <w:proofErr w:type="spellEnd"/>
-      <w:r>
-        <w:rPr>
-          <w:rFonts w:eastAsia="Times New Roman" w:cs="Times New Roman"/>
-        </w:rPr>
-        <w:t xml:space="preserve"> as </w:t>
-      </w:r>
-      <w:proofErr w:type="spellStart"/>
-      <w:r>
-        <w:rPr>
-          <w:rFonts w:eastAsia="Times New Roman" w:cs="Times New Roman"/>
-        </w:rPr>
-        <w:t>vehicle_rank</w:t>
-      </w:r>
-      <w:proofErr w:type="spellEnd"/>
-      <w:r>
-        <w:rPr>
-          <w:rFonts w:eastAsia="Times New Roman" w:cs="Times New Roman"/>
-        </w:rPr>
-        <w:t xml:space="preserve"> times </w:t>
-      </w:r>
-      <w:proofErr w:type="spellStart"/>
-      <w:r>
-        <w:rPr>
-          <w:rFonts w:eastAsia="Times New Roman" w:cs="Times New Roman"/>
-        </w:rPr>
-        <w:t>work_hours_num</w:t>
-      </w:r>
-      <w:proofErr w:type="spellEnd"/>
-      <w:r>
-        <w:rPr>
-          <w:rFonts w:eastAsia="Times New Roman" w:cs="Times New Roman"/>
-        </w:rPr>
-        <w:t>. Five product-form interactions were added (workload times fatigue, workload times age, force times age, fatigue times job duration, deliveries times days). The eighteen NMQ and 7-day items and the five outcome follow-ups were converted to short-named binary aliases (</w:t>
-      </w:r>
-      <w:proofErr w:type="spellStart"/>
-      <w:r>
-        <w:rPr>
-          <w:rFonts w:eastAsia="Times New Roman" w:cs="Times New Roman"/>
-        </w:rPr>
-        <w:t>nmq_neck</w:t>
-      </w:r>
-      <w:proofErr w:type="spellEnd"/>
-      <w:r>
-        <w:rPr>
-          <w:rFonts w:eastAsia="Times New Roman" w:cs="Times New Roman"/>
-        </w:rPr>
-        <w:t xml:space="preserve">, d7_lower_back, </w:t>
-      </w:r>
-      <w:proofErr w:type="spellStart"/>
-      <w:r>
-        <w:rPr>
-          <w:rFonts w:eastAsia="Times New Roman" w:cs="Times New Roman"/>
-        </w:rPr>
-        <w:t>out_reduced_perf</w:t>
-      </w:r>
-      <w:proofErr w:type="spellEnd"/>
-      <w:r>
-        <w:rPr>
-          <w:rFonts w:eastAsia="Times New Roman" w:cs="Times New Roman"/>
-        </w:rPr>
-        <w:t>, and so on).</w:t>
+        <w:t>02_feature_engineering converted the cleaned CSV into the model-ready feature set. Ordered categorical bands (age, education, income, job duration, working hours, working days, deliveries per day, rest break) were encoded to consecutive integers preserving order. Vehicle type and carrying mode were converted to ranks so motorbike ranks higher than scooter for vibration exposure and handheld ranks higher than backpack and bike storage for contact stress. Composite scores were computed: workload_score as the mean of the six NASA-TLX items (with the dissatisfied item reversed), fatigue_score as the mean of the six Borg items, force_exertion as the Borg lifting item, and vibration_index as vehicle_rank times work_hours_num. Five product-form interactions were added (workload times fatigue, workload times age, force times age, fatigue times job duration, deliveries times days). The eighteen NMQ and 7-day items and the five outcome follow-ups were converted to short-named binary aliases (nmq_neck, d7_lower_back, out_reduced_perf, and so on).</w:t>
       </w:r>
     </w:p>
     <w:p>
@@ -5683,21 +4519,7 @@
         <w:rPr>
           <w:rFonts w:eastAsia="Times New Roman" w:cs="Times New Roman"/>
         </w:rPr>
-        <w:t xml:space="preserve">Two independent statistical analyses were run in 05_stats on the model-ready CSV. First, six chi-square tests of independence checked whether each Stage-1 risk-factor band was associated with a binary discomfort outcome; the tests reported chi2, degrees of freedom, and a Bonferroni-adjusted p-value. Second, a multivariable logistic regression fitted with </w:t>
-      </w:r>
-      <w:proofErr w:type="spellStart"/>
-      <w:r>
-        <w:rPr>
-          <w:rFonts w:eastAsia="Times New Roman" w:cs="Times New Roman"/>
-        </w:rPr>
-        <w:t>statsmodels</w:t>
-      </w:r>
-      <w:proofErr w:type="spellEnd"/>
-      <w:r>
-        <w:rPr>
-          <w:rFonts w:eastAsia="Times New Roman" w:cs="Times New Roman"/>
-        </w:rPr>
-        <w:t xml:space="preserve"> estimated odds ratios for eleven predictors (age, income, education, job duration, workload score, fatigue score, force exertion, vibration index, contact rank, hours, days) with self-reported discomfort as the outcome. Results were reported as OR with 95 percent confidence intervals.</w:t>
+        <w:t>Two independent statistical analyses were run in 05_stats on the model-ready CSV. First, six chi-square tests of independence checked whether each Stage-1 risk-factor band was associated with a binary discomfort outcome; the tests reported chi2, degrees of freedom, and a Bonferroni-adjusted p-value. Second, a multivariable logistic regression fitted with statsmodels estimated odds ratios for eleven predictors (age, income, education, job duration, workload score, fatigue score, force exertion, vibration index, contact rank, hours, days) with self-reported discomfort as the outcome. Results were reported as OR with 95 percent confidence intervals.</w:t>
       </w:r>
     </w:p>
     <w:p>
@@ -5709,77 +4531,7 @@
         <w:rPr>
           <w:rFonts w:eastAsia="Times New Roman" w:cs="Times New Roman"/>
         </w:rPr>
-        <w:t xml:space="preserve">Model training ran in 06_modeling. Every one of the seven candidate algorithms was wrapped in an </w:t>
-      </w:r>
-      <w:proofErr w:type="spellStart"/>
-      <w:r>
-        <w:rPr>
-          <w:rFonts w:eastAsia="Times New Roman" w:cs="Times New Roman"/>
-        </w:rPr>
-        <w:t>imblearn.Pipeline</w:t>
-      </w:r>
-      <w:proofErr w:type="spellEnd"/>
-      <w:r>
-        <w:rPr>
-          <w:rFonts w:eastAsia="Times New Roman" w:cs="Times New Roman"/>
-        </w:rPr>
-        <w:t xml:space="preserve"> of SMOTE followed by the classifier and hyperparameter-tuned via </w:t>
-      </w:r>
-      <w:proofErr w:type="spellStart"/>
-      <w:r>
-        <w:rPr>
-          <w:rFonts w:eastAsia="Times New Roman" w:cs="Times New Roman"/>
-        </w:rPr>
-        <w:t>GridSearchCV</w:t>
-      </w:r>
-      <w:proofErr w:type="spellEnd"/>
-      <w:r>
-        <w:rPr>
-          <w:rFonts w:eastAsia="Times New Roman" w:cs="Times New Roman"/>
-        </w:rPr>
-        <w:t xml:space="preserve">. For each of the six risk-factor targets, this expanded to a full five-fold stratified cross-validation over the algorithm's hyperparameter grid. Across the six targets and seven algorithms, forty-two target-algorithm training runs were carried out. Best-by-macro-F1 was selected per target and the winning pipeline was refit on the full sample and persisted with </w:t>
-      </w:r>
-      <w:proofErr w:type="spellStart"/>
-      <w:r>
-        <w:rPr>
-          <w:rFonts w:eastAsia="Times New Roman" w:cs="Times New Roman"/>
-        </w:rPr>
-        <w:t>joblib.dump</w:t>
-      </w:r>
-      <w:proofErr w:type="spellEnd"/>
-      <w:r>
-        <w:rPr>
-          <w:rFonts w:eastAsia="Times New Roman" w:cs="Times New Roman"/>
-        </w:rPr>
-        <w:t xml:space="preserve"> to outputs/models/best_&lt;factor&gt;.</w:t>
-      </w:r>
-      <w:proofErr w:type="spellStart"/>
-      <w:r>
-        <w:rPr>
-          <w:rFonts w:eastAsia="Times New Roman" w:cs="Times New Roman"/>
-        </w:rPr>
-        <w:t>pkl</w:t>
-      </w:r>
-      <w:proofErr w:type="spellEnd"/>
-      <w:r>
-        <w:rPr>
-          <w:rFonts w:eastAsia="Times New Roman" w:cs="Times New Roman"/>
-        </w:rPr>
-        <w:t xml:space="preserve">. The per-target feature exclusions listed in Section 2.6.9 were applied before each training run so no model could </w:t>
-      </w:r>
-      <w:proofErr w:type="spellStart"/>
-      <w:r>
-        <w:rPr>
-          <w:rFonts w:eastAsia="Times New Roman" w:cs="Times New Roman"/>
-        </w:rPr>
-        <w:t>memorise</w:t>
-      </w:r>
-      <w:proofErr w:type="spellEnd"/>
-      <w:r>
-        <w:rPr>
-          <w:rFonts w:eastAsia="Times New Roman" w:cs="Times New Roman"/>
-        </w:rPr>
-        <w:t xml:space="preserve"> its Stage-1 rule.</w:t>
+        <w:t>Model training ran in 06_modeling. Every one of the seven candidate algorithms was wrapped in an imblearn.Pipeline of SMOTE followed by the classifier and hyperparameter-tuned via GridSearchCV. For each of the six risk-factor targets, this expanded to a full five-fold stratified cross-validation over the algorithm's hyperparameter grid. Across the six targets and seven algorithms, forty-two target-algorithm training runs were carried out. Best-by-macro-F1 was selected per target and the winning pipeline was refit on the full sample and persisted with joblib.dump to outputs/models/best_&lt;factor&gt;.pkl. The per-target feature exclusions listed in Section 2.6.9 were applied before each training run so no model could memorise its Stage-1 rule.</w:t>
       </w:r>
     </w:p>
     <w:p>
@@ -5791,63 +4543,7 @@
         <w:rPr>
           <w:rFonts w:eastAsia="Times New Roman" w:cs="Times New Roman"/>
         </w:rPr>
-        <w:t xml:space="preserve">07_evaluation produced the reporting artefacts. </w:t>
-      </w:r>
-      <w:proofErr w:type="spellStart"/>
-      <w:r>
-        <w:rPr>
-          <w:rFonts w:eastAsia="Times New Roman" w:cs="Times New Roman"/>
-        </w:rPr>
-        <w:t>cross_val_predict</w:t>
-      </w:r>
-      <w:proofErr w:type="spellEnd"/>
-      <w:r>
-        <w:rPr>
-          <w:rFonts w:eastAsia="Times New Roman" w:cs="Times New Roman"/>
-        </w:rPr>
-        <w:t xml:space="preserve"> was used to generate out-of-fold predictions on the training set, and the following outputs were written: per-class precision, recall, F1, and support numbers via </w:t>
-      </w:r>
-      <w:proofErr w:type="spellStart"/>
-      <w:r>
-        <w:rPr>
-          <w:rFonts w:eastAsia="Times New Roman" w:cs="Times New Roman"/>
-        </w:rPr>
-        <w:t>classification_report</w:t>
-      </w:r>
-      <w:proofErr w:type="spellEnd"/>
-      <w:r>
-        <w:rPr>
-          <w:rFonts w:eastAsia="Times New Roman" w:cs="Times New Roman"/>
-        </w:rPr>
-        <w:t>; confusion matrices per target; one-vs-rest ROC curves with per-class AUC (macro AUC is the unweighted mean of per-class AUCs); and feature importance plots (</w:t>
-      </w:r>
-      <w:proofErr w:type="spellStart"/>
-      <w:r>
-        <w:rPr>
-          <w:rFonts w:eastAsia="Times New Roman" w:cs="Times New Roman"/>
-        </w:rPr>
-        <w:t>feature_importances</w:t>
-      </w:r>
-      <w:proofErr w:type="spellEnd"/>
-      <w:r>
-        <w:rPr>
-          <w:rFonts w:eastAsia="Times New Roman" w:cs="Times New Roman"/>
-        </w:rPr>
-        <w:t xml:space="preserve">_ for the tree-based winners, absolute value of </w:t>
-      </w:r>
-      <w:proofErr w:type="spellStart"/>
-      <w:r>
-        <w:rPr>
-          <w:rFonts w:eastAsia="Times New Roman" w:cs="Times New Roman"/>
-        </w:rPr>
-        <w:t>coef</w:t>
-      </w:r>
-      <w:proofErr w:type="spellEnd"/>
-      <w:r>
-        <w:rPr>
-          <w:rFonts w:eastAsia="Times New Roman" w:cs="Times New Roman"/>
-        </w:rPr>
-        <w:t>_ for the Logistic Regression floor).</w:t>
+        <w:t>07_evaluation produced the reporting artefacts. cross_val_predict was used to generate out-of-fold predictions on the training set, and the following outputs were written: per-class precision, recall, F1, and support numbers via classification_report; confusion matrices per target; one-vs-rest ROC curves with per-class AUC (macro AUC is the unweighted mean of per-class AUCs); and feature importance plots (feature_importances_ for the tree-based winners, absolute value of coef_ for the Logistic Regression floor).</w:t>
       </w:r>
     </w:p>
     <w:p>
@@ -5873,49 +4569,7 @@
         <w:rPr>
           <w:rFonts w:eastAsia="Times New Roman" w:cs="Times New Roman"/>
         </w:rPr>
-        <w:t xml:space="preserve">The </w:t>
-      </w:r>
-      <w:proofErr w:type="spellStart"/>
-      <w:r>
-        <w:rPr>
-          <w:rFonts w:eastAsia="Times New Roman" w:cs="Times New Roman"/>
-        </w:rPr>
-        <w:t>Streamlit</w:t>
-      </w:r>
-      <w:proofErr w:type="spellEnd"/>
-      <w:r>
-        <w:rPr>
-          <w:rFonts w:eastAsia="Times New Roman" w:cs="Times New Roman"/>
-        </w:rPr>
-        <w:t xml:space="preserve"> web application (app/streamlit_app.py) exposes a six-section form that mirrors the entire 36-item questionnaire plus the 11 RULA components and 8 QEC scores. </w:t>
-      </w:r>
-      <w:proofErr w:type="spellStart"/>
-      <w:r>
-        <w:rPr>
-          <w:rFonts w:eastAsia="Times New Roman" w:cs="Times New Roman"/>
-        </w:rPr>
-        <w:t>Selectboxes</w:t>
-      </w:r>
-      <w:proofErr w:type="spellEnd"/>
-      <w:r>
-        <w:rPr>
-          <w:rFonts w:eastAsia="Times New Roman" w:cs="Times New Roman"/>
-        </w:rPr>
-        <w:t xml:space="preserve"> cover demographics and work pattern; radios cover NMQ, 7-day, and outcome items; sliders cover NASA-TLX (0 to 100) and Borg CR10 (0 to 10); </w:t>
-      </w:r>
-      <w:proofErr w:type="spellStart"/>
-      <w:r>
-        <w:rPr>
-          <w:rFonts w:eastAsia="Times New Roman" w:cs="Times New Roman"/>
-        </w:rPr>
-        <w:t>selectboxes</w:t>
-      </w:r>
-      <w:proofErr w:type="spellEnd"/>
-      <w:r>
-        <w:rPr>
-          <w:rFonts w:eastAsia="Times New Roman" w:cs="Times New Roman"/>
-        </w:rPr>
-        <w:t xml:space="preserve"> cover RULA components; and number inputs cover the QEC scores with min / max ranges matched to the observed training data. Three sample-profile buttons (Low, Average, and High risk) fill the entire form on click so the reviewer can trigger a prediction in one step.</w:t>
+        <w:t>The Streamlit web application (app/streamlit_app.py) exposes a six-section form that mirrors the entire 36-item questionnaire plus the 11 RULA components and 8 QEC scores. Selectboxes cover demographics and work pattern; radios cover NMQ, 7-day, and outcome items; sliders cover NASA-TLX (0 to 100) and Borg CR10 (0 to 10); selectboxes cover RULA components; and number inputs cover the QEC scores with min / max ranges matched to the observed training data. Three sample-profile buttons (Low, Average, and High risk) fill the entire form on click so the reviewer can trigger a prediction in one step.</w:t>
       </w:r>
     </w:p>
     <w:p>
@@ -5927,70 +4581,14 @@
         <w:rPr>
           <w:rFonts w:eastAsia="Times New Roman" w:cs="Times New Roman"/>
         </w:rPr>
-        <w:t xml:space="preserve">On form submission, </w:t>
-      </w:r>
-      <w:proofErr w:type="spellStart"/>
-      <w:r>
-        <w:rPr>
-          <w:rFonts w:eastAsia="Times New Roman" w:cs="Times New Roman"/>
-        </w:rPr>
-        <w:t>encode_rider</w:t>
-      </w:r>
-      <w:proofErr w:type="spellEnd"/>
-      <w:r>
-        <w:rPr>
-          <w:rFonts w:eastAsia="Times New Roman" w:cs="Times New Roman"/>
-        </w:rPr>
-        <w:t xml:space="preserve"> assembles the 63-feature input vector, and </w:t>
-      </w:r>
-      <w:proofErr w:type="spellStart"/>
-      <w:r>
-        <w:rPr>
-          <w:rFonts w:eastAsia="Times New Roman" w:cs="Times New Roman"/>
-        </w:rPr>
-        <w:t>predict_risks</w:t>
-      </w:r>
-      <w:proofErr w:type="spellEnd"/>
-      <w:r>
-        <w:rPr>
-          <w:rFonts w:eastAsia="Times New Roman" w:cs="Times New Roman"/>
-        </w:rPr>
-        <w:t xml:space="preserve"> runs each of the six saved models. The Results page renders a </w:t>
-      </w:r>
-      <w:proofErr w:type="spellStart"/>
-      <w:r>
-        <w:rPr>
-          <w:rFonts w:eastAsia="Times New Roman" w:cs="Times New Roman"/>
-        </w:rPr>
-        <w:t>coloured</w:t>
-      </w:r>
-      <w:proofErr w:type="spellEnd"/>
-      <w:r>
-        <w:rPr>
-          <w:rFonts w:eastAsia="Times New Roman" w:cs="Times New Roman"/>
-        </w:rPr>
-        <w:t xml:space="preserve"> metric strip (green for Low, amber for Medium, red for High), a horizontal Altair bar chart of the same six factors sorted to match the metric strip, a summary banner that flags high-burden profiles, per-factor recommendation cards, and an </w:t>
+        <w:t xml:space="preserve">On form submission, encode_rider assembles the 63-feature input vector, and predict_risks runs each of the six saved models. The Results page renders a coloured metric strip (green for Low, amber for Medium, red for High), a horizontal Altair bar chart of the same six factors sorted to match the metric strip, a summary banner that flags high-burden profiles, per-factor recommendation cards, and an </w:t>
       </w:r>
       <w:r>
         <w:rPr>
           <w:rFonts w:eastAsia="Times New Roman" w:cs="Times New Roman"/>
         </w:rPr>
         <w:lastRenderedPageBreak/>
-        <w:t xml:space="preserve">expandable JSON view of the exact 63 feature values that were fed to the models. The app also has a Methodology page that </w:t>
-      </w:r>
-      <w:proofErr w:type="spellStart"/>
-      <w:r>
-        <w:rPr>
-          <w:rFonts w:eastAsia="Times New Roman" w:cs="Times New Roman"/>
-        </w:rPr>
-        <w:t>summarises</w:t>
-      </w:r>
-      <w:proofErr w:type="spellEnd"/>
-      <w:r>
-        <w:rPr>
-          <w:rFonts w:eastAsia="Times New Roman" w:cs="Times New Roman"/>
-        </w:rPr>
-        <w:t xml:space="preserve"> the pipeline and an About page carrying the institutional context.</w:t>
+        <w:t>expandable JSON view of the exact 63 feature values that were fed to the models. The app also has a Methodology page that summarises the pipeline and an About page carrying the institutional context.</w:t>
       </w:r>
     </w:p>
     <w:p>
@@ -6002,147 +4600,7 @@
         <w:rPr>
           <w:rFonts w:eastAsia="Times New Roman" w:cs="Times New Roman"/>
         </w:rPr>
-        <w:t xml:space="preserve">The app was deployed to </w:t>
-      </w:r>
-      <w:proofErr w:type="spellStart"/>
-      <w:r>
-        <w:rPr>
-          <w:rFonts w:eastAsia="Times New Roman" w:cs="Times New Roman"/>
-        </w:rPr>
-        <w:t>Streamlit</w:t>
-      </w:r>
-      <w:proofErr w:type="spellEnd"/>
-      <w:r>
-        <w:rPr>
-          <w:rFonts w:eastAsia="Times New Roman" w:cs="Times New Roman"/>
-        </w:rPr>
-        <w:t xml:space="preserve"> Community Cloud from the public GitHub repository. Deployment required pinning every runtime dependency in requirements.txt to the exact versions the models were trained with (</w:t>
-      </w:r>
-      <w:proofErr w:type="spellStart"/>
-      <w:r>
-        <w:rPr>
-          <w:rFonts w:eastAsia="Times New Roman" w:cs="Times New Roman"/>
-        </w:rPr>
-        <w:t>streamlit</w:t>
-      </w:r>
-      <w:proofErr w:type="spellEnd"/>
-      <w:r>
-        <w:rPr>
-          <w:rFonts w:eastAsia="Times New Roman" w:cs="Times New Roman"/>
-        </w:rPr>
-        <w:t xml:space="preserve"> 1.58, pandas 2.3, scikit-learn 1.7, </w:t>
-      </w:r>
-      <w:proofErr w:type="spellStart"/>
-      <w:r>
-        <w:rPr>
-          <w:rFonts w:eastAsia="Times New Roman" w:cs="Times New Roman"/>
-        </w:rPr>
-        <w:t>xgboost</w:t>
-      </w:r>
-      <w:proofErr w:type="spellEnd"/>
-      <w:r>
-        <w:rPr>
-          <w:rFonts w:eastAsia="Times New Roman" w:cs="Times New Roman"/>
-        </w:rPr>
-        <w:t xml:space="preserve"> 3.2, imbalanced-learn 0.14, </w:t>
-      </w:r>
-      <w:proofErr w:type="spellStart"/>
-      <w:r>
-        <w:rPr>
-          <w:rFonts w:eastAsia="Times New Roman" w:cs="Times New Roman"/>
-        </w:rPr>
-        <w:t>plotly</w:t>
-      </w:r>
-      <w:proofErr w:type="spellEnd"/>
-      <w:r>
-        <w:rPr>
-          <w:rFonts w:eastAsia="Times New Roman" w:cs="Times New Roman"/>
-        </w:rPr>
-        <w:t xml:space="preserve"> 6.8), because </w:t>
-      </w:r>
-      <w:proofErr w:type="spellStart"/>
-      <w:r>
-        <w:rPr>
-          <w:rFonts w:eastAsia="Times New Roman" w:cs="Times New Roman"/>
-        </w:rPr>
-        <w:t>sklearn</w:t>
-      </w:r>
-      <w:proofErr w:type="spellEnd"/>
-      <w:r>
-        <w:rPr>
-          <w:rFonts w:eastAsia="Times New Roman" w:cs="Times New Roman"/>
-        </w:rPr>
-        <w:t xml:space="preserve"> and </w:t>
-      </w:r>
-      <w:proofErr w:type="spellStart"/>
-      <w:r>
-        <w:rPr>
-          <w:rFonts w:eastAsia="Times New Roman" w:cs="Times New Roman"/>
-        </w:rPr>
-        <w:t>xgboost</w:t>
-      </w:r>
-      <w:proofErr w:type="spellEnd"/>
-      <w:r>
-        <w:rPr>
-          <w:rFonts w:eastAsia="Times New Roman" w:cs="Times New Roman"/>
-        </w:rPr>
-        <w:t xml:space="preserve"> pickles are not portable across minor versions. runtime.txt pins Python 3.13 to match the training environment. A .</w:t>
-      </w:r>
-      <w:proofErr w:type="spellStart"/>
-      <w:r>
-        <w:rPr>
-          <w:rFonts w:eastAsia="Times New Roman" w:cs="Times New Roman"/>
-        </w:rPr>
-        <w:t>streamlit</w:t>
-      </w:r>
-      <w:proofErr w:type="spellEnd"/>
-      <w:r>
-        <w:rPr>
-          <w:rFonts w:eastAsia="Times New Roman" w:cs="Times New Roman"/>
-        </w:rPr>
-        <w:t>/</w:t>
-      </w:r>
-      <w:proofErr w:type="spellStart"/>
-      <w:r>
-        <w:rPr>
-          <w:rFonts w:eastAsia="Times New Roman" w:cs="Times New Roman"/>
-        </w:rPr>
-        <w:t>config.toml</w:t>
-      </w:r>
-      <w:proofErr w:type="spellEnd"/>
-      <w:r>
-        <w:rPr>
-          <w:rFonts w:eastAsia="Times New Roman" w:cs="Times New Roman"/>
-        </w:rPr>
-        <w:t xml:space="preserve"> carries the dark theme and a </w:t>
-      </w:r>
-      <w:proofErr w:type="spellStart"/>
-      <w:r>
-        <w:rPr>
-          <w:rFonts w:eastAsia="Times New Roman" w:cs="Times New Roman"/>
-        </w:rPr>
-        <w:t>client.toolbarMode</w:t>
-      </w:r>
-      <w:proofErr w:type="spellEnd"/>
-      <w:r>
-        <w:rPr>
-          <w:rFonts w:eastAsia="Times New Roman" w:cs="Times New Roman"/>
-        </w:rPr>
-        <w:t xml:space="preserve"> = viewer flag; CSS in the app suppresses the Fork button and 'View source on GitHub' icon that </w:t>
-      </w:r>
-      <w:proofErr w:type="spellStart"/>
-      <w:r>
-        <w:rPr>
-          <w:rFonts w:eastAsia="Times New Roman" w:cs="Times New Roman"/>
-        </w:rPr>
-        <w:t>Streamlit</w:t>
-      </w:r>
-      <w:proofErr w:type="spellEnd"/>
-      <w:r>
-        <w:rPr>
-          <w:rFonts w:eastAsia="Times New Roman" w:cs="Times New Roman"/>
-        </w:rPr>
-        <w:t xml:space="preserve"> Community Cloud injects on public-repo deploys. Every git push to the main branch auto-rebuilds and redeploys the app in about 30 seconds.</w:t>
+        <w:t>The app was deployed to Streamlit Community Cloud from the public GitHub repository. Deployment required pinning every runtime dependency in requirements.txt to the exact versions the models were trained with (streamlit 1.58, pandas 2.3, scikit-learn 1.7, xgboost 3.2, imbalanced-learn 0.14, plotly 6.8), because sklearn and xgboost pickles are not portable across minor versions. runtime.txt pins Python 3.13 to match the training environment. A .streamlit/config.toml carries the dark theme and a client.toolbarMode = viewer flag; CSS in the app suppresses the Fork button and 'View source on GitHub' icon that Streamlit Community Cloud injects on public-repo deploys. Every git push to the main branch auto-rebuilds and redeploys the app in about 30 seconds.</w:t>
       </w:r>
     </w:p>
     <w:p>
@@ -6183,91 +4641,7 @@
         <w:rPr>
           <w:rFonts w:eastAsia="Times New Roman" w:cs="Times New Roman"/>
         </w:rPr>
-        <w:t xml:space="preserve">The initial Phase 3 binning used </w:t>
-      </w:r>
-      <w:proofErr w:type="spellStart"/>
-      <w:r>
-        <w:rPr>
-          <w:rFonts w:eastAsia="Times New Roman" w:cs="Times New Roman"/>
-        </w:rPr>
-        <w:t>pandas.qcut</w:t>
-      </w:r>
-      <w:proofErr w:type="spellEnd"/>
-      <w:r>
-        <w:rPr>
-          <w:rFonts w:eastAsia="Times New Roman" w:cs="Times New Roman"/>
-        </w:rPr>
-        <w:t xml:space="preserve">(q=3) on </w:t>
-      </w:r>
-      <w:proofErr w:type="spellStart"/>
-      <w:r>
-        <w:rPr>
-          <w:rFonts w:eastAsia="Times New Roman" w:cs="Times New Roman"/>
-        </w:rPr>
-        <w:t>deliveries_per_hour</w:t>
-      </w:r>
-      <w:proofErr w:type="spellEnd"/>
-      <w:r>
-        <w:rPr>
-          <w:rFonts w:eastAsia="Times New Roman" w:cs="Times New Roman"/>
-        </w:rPr>
-        <w:t xml:space="preserve">. The 66.7th percentile fell exactly on 3.889 </w:t>
-      </w:r>
-      <w:proofErr w:type="spellStart"/>
-      <w:r>
-        <w:rPr>
-          <w:rFonts w:eastAsia="Times New Roman" w:cs="Times New Roman"/>
-        </w:rPr>
-        <w:t>dph</w:t>
-      </w:r>
-      <w:proofErr w:type="spellEnd"/>
-      <w:r>
-        <w:rPr>
-          <w:rFonts w:eastAsia="Times New Roman" w:cs="Times New Roman"/>
-        </w:rPr>
-        <w:t xml:space="preserve"> (equal to 35 deliveries over 9 hours, the worst real combination in the sample). Fifty-five of the 182 riders tied at that value, and </w:t>
-      </w:r>
-      <w:proofErr w:type="spellStart"/>
-      <w:r>
-        <w:rPr>
-          <w:rFonts w:eastAsia="Times New Roman" w:cs="Times New Roman"/>
-        </w:rPr>
-        <w:t>qcut</w:t>
-      </w:r>
-      <w:proofErr w:type="spellEnd"/>
-      <w:r>
-        <w:rPr>
-          <w:rFonts w:eastAsia="Times New Roman" w:cs="Times New Roman"/>
-        </w:rPr>
-        <w:t xml:space="preserve"> is right-inclusive at the upper edge, so all 55 fell into Medium. This left the Stage-2 model unable to predict High for the worst real schedule. The fix replaces </w:t>
-      </w:r>
-      <w:proofErr w:type="spellStart"/>
-      <w:r>
-        <w:rPr>
-          <w:rFonts w:eastAsia="Times New Roman" w:cs="Times New Roman"/>
-        </w:rPr>
-        <w:t>qcut</w:t>
-      </w:r>
-      <w:proofErr w:type="spellEnd"/>
-      <w:r>
-        <w:rPr>
-          <w:rFonts w:eastAsia="Times New Roman" w:cs="Times New Roman"/>
-        </w:rPr>
-        <w:t xml:space="preserve"> with fixed cuts at 2.5 and 3.75. The Stage-1 High count grew from 19 to 74. Cross-validation accuracy dropped from 74 percent to 62 percent because the model now solves a real 3-class problem instead of </w:t>
-      </w:r>
-      <w:proofErr w:type="spellStart"/>
-      <w:r>
-        <w:rPr>
-          <w:rFonts w:eastAsia="Times New Roman" w:cs="Times New Roman"/>
-        </w:rPr>
-        <w:t>memorising</w:t>
-      </w:r>
-      <w:proofErr w:type="spellEnd"/>
-      <w:r>
-        <w:rPr>
-          <w:rFonts w:eastAsia="Times New Roman" w:cs="Times New Roman"/>
-        </w:rPr>
-        <w:t xml:space="preserve"> a 19-row minority.</w:t>
+        <w:t>The initial Phase 3 binning used pandas.qcut(q=3) on deliveries_per_hour. The 66.7th percentile fell exactly on 3.889 dph (equal to 35 deliveries over 9 hours, the worst real combination in the sample). Fifty-five of the 182 riders tied at that value, and qcut is right-inclusive at the upper edge, so all 55 fell into Medium. This left the Stage-2 model unable to predict High for the worst real schedule. The fix replaces qcut with fixed cuts at 2.5 and 3.75. The Stage-1 High count grew from 19 to 74. Cross-validation accuracy dropped from 74 percent to 62 percent because the model now solves a real 3-class problem instead of memorising a 19-row minority.</w:t>
       </w:r>
     </w:p>
     <w:p>
@@ -6294,91 +4668,7 @@
         <w:rPr>
           <w:rFonts w:eastAsia="Times New Roman" w:cs="Times New Roman"/>
         </w:rPr>
-        <w:t xml:space="preserve">An earlier Phase 6 run reported 100 percent cross-validation accuracy on Duration. Investigation showed the trees were reconstructing </w:t>
-      </w:r>
-      <w:proofErr w:type="spellStart"/>
-      <w:r>
-        <w:rPr>
-          <w:rFonts w:eastAsia="Times New Roman" w:cs="Times New Roman"/>
-        </w:rPr>
-        <w:t>work_hours_num</w:t>
-      </w:r>
-      <w:proofErr w:type="spellEnd"/>
-      <w:r>
-        <w:rPr>
-          <w:rFonts w:eastAsia="Times New Roman" w:cs="Times New Roman"/>
-        </w:rPr>
-        <w:t xml:space="preserve"> from </w:t>
-      </w:r>
-      <w:proofErr w:type="spellStart"/>
-      <w:r>
-        <w:rPr>
-          <w:rFonts w:eastAsia="Times New Roman" w:cs="Times New Roman"/>
-        </w:rPr>
-        <w:t>vibration_index</w:t>
-      </w:r>
-      <w:proofErr w:type="spellEnd"/>
-      <w:r>
-        <w:rPr>
-          <w:rFonts w:eastAsia="Times New Roman" w:cs="Times New Roman"/>
-        </w:rPr>
-        <w:t xml:space="preserve">, which equals </w:t>
-      </w:r>
-      <w:proofErr w:type="spellStart"/>
-      <w:r>
-        <w:rPr>
-          <w:rFonts w:eastAsia="Times New Roman" w:cs="Times New Roman"/>
-        </w:rPr>
-        <w:t>vehicle_rank</w:t>
-      </w:r>
-      <w:proofErr w:type="spellEnd"/>
-      <w:r>
-        <w:rPr>
-          <w:rFonts w:eastAsia="Times New Roman" w:cs="Times New Roman"/>
-        </w:rPr>
-        <w:t xml:space="preserve"> multiplied by </w:t>
-      </w:r>
-      <w:proofErr w:type="spellStart"/>
-      <w:r>
-        <w:rPr>
-          <w:rFonts w:eastAsia="Times New Roman" w:cs="Times New Roman"/>
-        </w:rPr>
-        <w:t>work_hours_num</w:t>
-      </w:r>
-      <w:proofErr w:type="spellEnd"/>
-      <w:r>
-        <w:rPr>
-          <w:rFonts w:eastAsia="Times New Roman" w:cs="Times New Roman"/>
-        </w:rPr>
-        <w:t xml:space="preserve">. Adding </w:t>
-      </w:r>
-      <w:proofErr w:type="spellStart"/>
-      <w:r>
-        <w:rPr>
-          <w:rFonts w:eastAsia="Times New Roman" w:cs="Times New Roman"/>
-        </w:rPr>
-        <w:t>vibration_index</w:t>
-      </w:r>
-      <w:proofErr w:type="spellEnd"/>
-      <w:r>
-        <w:rPr>
-          <w:rFonts w:eastAsia="Times New Roman" w:cs="Times New Roman"/>
-        </w:rPr>
-        <w:t xml:space="preserve"> to the Duration exclusion list and capping </w:t>
-      </w:r>
-      <w:proofErr w:type="spellStart"/>
-      <w:r>
-        <w:rPr>
-          <w:rFonts w:eastAsia="Times New Roman" w:cs="Times New Roman"/>
-        </w:rPr>
-        <w:t>max_depth</w:t>
-      </w:r>
-      <w:proofErr w:type="spellEnd"/>
-      <w:r>
-        <w:rPr>
-          <w:rFonts w:eastAsia="Times New Roman" w:cs="Times New Roman"/>
-        </w:rPr>
-        <w:t xml:space="preserve"> returned Duration to a realistic 61 percent accuracy with 76 percent macro AUC.</w:t>
+        <w:t>An earlier Phase 6 run reported 100 percent cross-validation accuracy on Duration. Investigation showed the trees were reconstructing work_hours_num from vibration_index, which equals vehicle_rank multiplied by work_hours_num. Adding vibration_index to the Duration exclusion list and capping max_depth returned Duration to a realistic 61 percent accuracy with 76 percent macro AUC.</w:t>
       </w:r>
     </w:p>
     <w:p>
@@ -6405,35 +4695,7 @@
         <w:rPr>
           <w:rFonts w:eastAsia="Times New Roman" w:cs="Times New Roman"/>
         </w:rPr>
-        <w:t xml:space="preserve">The Posture target was initially trained only on the survey feature pool, which meant it could only infer posture indirectly from pain, fatigue, and hours. Adding the 11 RULA components and 8 QEC scores from the observation xlsx as explicit features moved Posture accuracy from 89 to 97 percent and the overfit gap from 0.088 to 0.028. Per the label-leakage rule, the three derived RULA Table scores were excluded because </w:t>
-      </w:r>
-      <w:proofErr w:type="spellStart"/>
-      <w:r>
-        <w:rPr>
-          <w:rFonts w:eastAsia="Times New Roman" w:cs="Times New Roman"/>
-        </w:rPr>
-        <w:t>posture_risk</w:t>
-      </w:r>
-      <w:proofErr w:type="spellEnd"/>
-      <w:r>
-        <w:rPr>
-          <w:rFonts w:eastAsia="Times New Roman" w:cs="Times New Roman"/>
-        </w:rPr>
-        <w:t xml:space="preserve"> is </w:t>
-      </w:r>
-      <w:proofErr w:type="spellStart"/>
-      <w:r>
-        <w:rPr>
-          <w:rFonts w:eastAsia="Times New Roman" w:cs="Times New Roman"/>
-        </w:rPr>
-        <w:t>rula_table_c</w:t>
-      </w:r>
-      <w:proofErr w:type="spellEnd"/>
-      <w:r>
-        <w:rPr>
-          <w:rFonts w:eastAsia="Times New Roman" w:cs="Times New Roman"/>
-        </w:rPr>
-        <w:t xml:space="preserve"> binned.</w:t>
+        <w:t>The Posture target was initially trained only on the survey feature pool, which meant it could only infer posture indirectly from pain, fatigue, and hours. Adding the 11 RULA components and 8 QEC scores from the observation xlsx as explicit features moved Posture accuracy from 89 to 97 percent and the overfit gap from 0.088 to 0.028. Per the label-leakage rule, the three derived RULA Table scores were excluded because posture_risk is rula_table_c binned.</w:t>
       </w:r>
     </w:p>
     <w:p>
@@ -6475,35 +4737,7 @@
         <w:rPr>
           <w:rFonts w:eastAsia="Times New Roman" w:cs="Times New Roman"/>
         </w:rPr>
-        <w:t xml:space="preserve">The sample of 182 riders is 152 male and 30 female. Age skews young: 78 riders are under 25, 66 in the 25-35 band, 30 in 36-45, and 8 in the 46-and-above band. Roughly half the sample (49 percent) works more than 8 hours per day. Ninety-four ride scooters and 88 ride motorbikes. The platform split is 97 </w:t>
-      </w:r>
-      <w:proofErr w:type="spellStart"/>
-      <w:r>
-        <w:rPr>
-          <w:rFonts w:eastAsia="Times New Roman" w:cs="Times New Roman"/>
-        </w:rPr>
-        <w:t>Blinkit</w:t>
-      </w:r>
-      <w:proofErr w:type="spellEnd"/>
-      <w:r>
-        <w:rPr>
-          <w:rFonts w:eastAsia="Times New Roman" w:cs="Times New Roman"/>
-        </w:rPr>
-        <w:t xml:space="preserve">, 80 </w:t>
-      </w:r>
-      <w:proofErr w:type="spellStart"/>
-      <w:r>
-        <w:rPr>
-          <w:rFonts w:eastAsia="Times New Roman" w:cs="Times New Roman"/>
-        </w:rPr>
-        <w:t>Zepto</w:t>
-      </w:r>
-      <w:proofErr w:type="spellEnd"/>
-      <w:r>
-        <w:rPr>
-          <w:rFonts w:eastAsia="Times New Roman" w:cs="Times New Roman"/>
-        </w:rPr>
-        <w:t>, and 5 who work both platforms.</w:t>
+        <w:t>The sample of 182 riders is 152 male and 30 female. Age skews young: 78 riders are under 25, 66 in the 25-35 band, 30 in 36-45, and 8 in the 46-and-above band. Roughly half the sample (49 percent) works more than 8 hours per day. Ninety-four ride scooters and 88 ride motorbikes. The platform split is 97 Blinkit, 80 Zepto, and 5 who work both platforms.</w:t>
       </w:r>
     </w:p>
     <w:p>
@@ -9288,7 +7522,6 @@
             <w:pPr>
               <w:spacing w:before="20" w:after="20"/>
             </w:pPr>
-            <w:proofErr w:type="spellStart"/>
             <w:r>
               <w:rPr>
                 <w:rFonts w:eastAsia="Times New Roman" w:cs="Times New Roman"/>
@@ -9296,7 +7529,6 @@
               </w:rPr>
               <w:t>HistGradientBoosting</w:t>
             </w:r>
-            <w:proofErr w:type="spellEnd"/>
           </w:p>
         </w:tc>
         <w:tc>
@@ -9399,7 +7631,6 @@
             <w:pPr>
               <w:spacing w:before="20" w:after="20"/>
             </w:pPr>
-            <w:proofErr w:type="spellStart"/>
             <w:r>
               <w:rPr>
                 <w:rFonts w:eastAsia="Times New Roman" w:cs="Times New Roman"/>
@@ -9407,7 +7638,6 @@
               </w:rPr>
               <w:t>RandomForest</w:t>
             </w:r>
-            <w:proofErr w:type="spellEnd"/>
           </w:p>
         </w:tc>
         <w:tc>
@@ -9510,7 +7740,6 @@
             <w:pPr>
               <w:spacing w:before="20" w:after="20"/>
             </w:pPr>
-            <w:proofErr w:type="spellStart"/>
             <w:r>
               <w:rPr>
                 <w:rFonts w:eastAsia="Times New Roman" w:cs="Times New Roman"/>
@@ -9518,7 +7747,6 @@
               </w:rPr>
               <w:t>RandomForest</w:t>
             </w:r>
-            <w:proofErr w:type="spellEnd"/>
           </w:p>
         </w:tc>
         <w:tc>
@@ -9621,7 +7849,6 @@
             <w:pPr>
               <w:spacing w:before="20" w:after="20"/>
             </w:pPr>
-            <w:proofErr w:type="spellStart"/>
             <w:r>
               <w:rPr>
                 <w:rFonts w:eastAsia="Times New Roman" w:cs="Times New Roman"/>
@@ -9629,7 +7856,6 @@
               </w:rPr>
               <w:t>ExtraTrees</w:t>
             </w:r>
-            <w:proofErr w:type="spellEnd"/>
           </w:p>
         </w:tc>
         <w:tc>
@@ -9732,7 +7958,6 @@
             <w:pPr>
               <w:spacing w:before="20" w:after="20"/>
             </w:pPr>
-            <w:proofErr w:type="spellStart"/>
             <w:r>
               <w:rPr>
                 <w:rFonts w:eastAsia="Times New Roman" w:cs="Times New Roman"/>
@@ -9740,7 +7965,6 @@
               </w:rPr>
               <w:t>RandomForest</w:t>
             </w:r>
-            <w:proofErr w:type="spellEnd"/>
           </w:p>
         </w:tc>
         <w:tc>
@@ -9843,7 +8067,6 @@
             <w:pPr>
               <w:spacing w:before="20" w:after="20"/>
             </w:pPr>
-            <w:proofErr w:type="spellStart"/>
             <w:r>
               <w:rPr>
                 <w:rFonts w:eastAsia="Times New Roman" w:cs="Times New Roman"/>
@@ -9851,7 +8074,6 @@
               </w:rPr>
               <w:t>HistGradientBoosting</w:t>
             </w:r>
-            <w:proofErr w:type="spellEnd"/>
           </w:p>
         </w:tc>
         <w:tc>
@@ -12868,7 +11090,6 @@
             <w:pPr>
               <w:spacing w:before="20" w:after="20"/>
             </w:pPr>
-            <w:proofErr w:type="spellStart"/>
             <w:r>
               <w:rPr>
                 <w:rFonts w:eastAsia="Times New Roman" w:cs="Times New Roman"/>
@@ -12876,7 +11097,6 @@
               </w:rPr>
               <w:t>HistGBM</w:t>
             </w:r>
-            <w:proofErr w:type="spellEnd"/>
           </w:p>
         </w:tc>
         <w:tc>
@@ -12887,37 +11107,12 @@
             <w:pPr>
               <w:spacing w:before="20" w:after="20"/>
             </w:pPr>
-            <w:proofErr w:type="spellStart"/>
-            <w:r>
-              <w:rPr>
-                <w:rFonts w:eastAsia="Times New Roman" w:cs="Times New Roman"/>
-                <w:sz w:val="20"/>
-              </w:rPr>
-              <w:t>max_depth</w:t>
-            </w:r>
-            <w:proofErr w:type="spellEnd"/>
-            <w:r>
-              <w:rPr>
-                <w:rFonts w:eastAsia="Times New Roman" w:cs="Times New Roman"/>
-                <w:sz w:val="20"/>
-              </w:rPr>
-              <w:t xml:space="preserve">=None, </w:t>
-            </w:r>
-            <w:proofErr w:type="spellStart"/>
-            <w:r>
-              <w:rPr>
-                <w:rFonts w:eastAsia="Times New Roman" w:cs="Times New Roman"/>
-                <w:sz w:val="20"/>
-              </w:rPr>
-              <w:t>learning_rate</w:t>
-            </w:r>
-            <w:proofErr w:type="spellEnd"/>
-            <w:r>
-              <w:rPr>
-                <w:rFonts w:eastAsia="Times New Roman" w:cs="Times New Roman"/>
-                <w:sz w:val="20"/>
-              </w:rPr>
-              <w:t>=0.05</w:t>
+            <w:r>
+              <w:rPr>
+                <w:rFonts w:eastAsia="Times New Roman" w:cs="Times New Roman"/>
+                <w:sz w:val="20"/>
+              </w:rPr>
+              <w:t>max_depth=None, learning_rate=0.05</w:t>
             </w:r>
           </w:p>
         </w:tc>
@@ -12970,7 +11165,6 @@
             <w:pPr>
               <w:spacing w:before="20" w:after="20"/>
             </w:pPr>
-            <w:proofErr w:type="spellStart"/>
             <w:r>
               <w:rPr>
                 <w:rFonts w:eastAsia="Times New Roman" w:cs="Times New Roman"/>
@@ -12978,7 +11172,6 @@
               </w:rPr>
               <w:t>RandomForest</w:t>
             </w:r>
-            <w:proofErr w:type="spellEnd"/>
           </w:p>
         </w:tc>
         <w:tc>
@@ -12989,37 +11182,12 @@
             <w:pPr>
               <w:spacing w:before="20" w:after="20"/>
             </w:pPr>
-            <w:proofErr w:type="spellStart"/>
-            <w:r>
-              <w:rPr>
-                <w:rFonts w:eastAsia="Times New Roman" w:cs="Times New Roman"/>
-                <w:sz w:val="20"/>
-              </w:rPr>
-              <w:t>n_estimators</w:t>
-            </w:r>
-            <w:proofErr w:type="spellEnd"/>
-            <w:r>
-              <w:rPr>
-                <w:rFonts w:eastAsia="Times New Roman" w:cs="Times New Roman"/>
-                <w:sz w:val="20"/>
-              </w:rPr>
-              <w:t xml:space="preserve">=300, </w:t>
-            </w:r>
-            <w:proofErr w:type="spellStart"/>
-            <w:r>
-              <w:rPr>
-                <w:rFonts w:eastAsia="Times New Roman" w:cs="Times New Roman"/>
-                <w:sz w:val="20"/>
-              </w:rPr>
-              <w:t>max_depth</w:t>
-            </w:r>
-            <w:proofErr w:type="spellEnd"/>
-            <w:r>
-              <w:rPr>
-                <w:rFonts w:eastAsia="Times New Roman" w:cs="Times New Roman"/>
-                <w:sz w:val="20"/>
-              </w:rPr>
-              <w:t>=None</w:t>
+            <w:r>
+              <w:rPr>
+                <w:rFonts w:eastAsia="Times New Roman" w:cs="Times New Roman"/>
+                <w:sz w:val="20"/>
+              </w:rPr>
+              <w:t>n_estimators=300, max_depth=None</w:t>
             </w:r>
           </w:p>
         </w:tc>
@@ -13072,7 +11240,6 @@
             <w:pPr>
               <w:spacing w:before="20" w:after="20"/>
             </w:pPr>
-            <w:proofErr w:type="spellStart"/>
             <w:r>
               <w:rPr>
                 <w:rFonts w:eastAsia="Times New Roman" w:cs="Times New Roman"/>
@@ -13080,7 +11247,6 @@
               </w:rPr>
               <w:t>RandomForest</w:t>
             </w:r>
-            <w:proofErr w:type="spellEnd"/>
           </w:p>
         </w:tc>
         <w:tc>
@@ -13091,37 +11257,12 @@
             <w:pPr>
               <w:spacing w:before="20" w:after="20"/>
             </w:pPr>
-            <w:proofErr w:type="spellStart"/>
-            <w:r>
-              <w:rPr>
-                <w:rFonts w:eastAsia="Times New Roman" w:cs="Times New Roman"/>
-                <w:sz w:val="20"/>
-              </w:rPr>
-              <w:t>n_estimators</w:t>
-            </w:r>
-            <w:proofErr w:type="spellEnd"/>
-            <w:r>
-              <w:rPr>
-                <w:rFonts w:eastAsia="Times New Roman" w:cs="Times New Roman"/>
-                <w:sz w:val="20"/>
-              </w:rPr>
-              <w:t xml:space="preserve">=500, </w:t>
-            </w:r>
-            <w:proofErr w:type="spellStart"/>
-            <w:r>
-              <w:rPr>
-                <w:rFonts w:eastAsia="Times New Roman" w:cs="Times New Roman"/>
-                <w:sz w:val="20"/>
-              </w:rPr>
-              <w:t>max_depth</w:t>
-            </w:r>
-            <w:proofErr w:type="spellEnd"/>
-            <w:r>
-              <w:rPr>
-                <w:rFonts w:eastAsia="Times New Roman" w:cs="Times New Roman"/>
-                <w:sz w:val="20"/>
-              </w:rPr>
-              <w:t>=5</w:t>
+            <w:r>
+              <w:rPr>
+                <w:rFonts w:eastAsia="Times New Roman" w:cs="Times New Roman"/>
+                <w:sz w:val="20"/>
+              </w:rPr>
+              <w:t>n_estimators=500, max_depth=5</w:t>
             </w:r>
           </w:p>
         </w:tc>
@@ -13174,7 +11315,6 @@
             <w:pPr>
               <w:spacing w:before="20" w:after="20"/>
             </w:pPr>
-            <w:proofErr w:type="spellStart"/>
             <w:r>
               <w:rPr>
                 <w:rFonts w:eastAsia="Times New Roman" w:cs="Times New Roman"/>
@@ -13182,7 +11322,6 @@
               </w:rPr>
               <w:t>ExtraTrees</w:t>
             </w:r>
-            <w:proofErr w:type="spellEnd"/>
           </w:p>
         </w:tc>
         <w:tc>
@@ -13193,37 +11332,12 @@
             <w:pPr>
               <w:spacing w:before="20" w:after="20"/>
             </w:pPr>
-            <w:proofErr w:type="spellStart"/>
-            <w:r>
-              <w:rPr>
-                <w:rFonts w:eastAsia="Times New Roman" w:cs="Times New Roman"/>
-                <w:sz w:val="20"/>
-              </w:rPr>
-              <w:t>n_estimators</w:t>
-            </w:r>
-            <w:proofErr w:type="spellEnd"/>
-            <w:r>
-              <w:rPr>
-                <w:rFonts w:eastAsia="Times New Roman" w:cs="Times New Roman"/>
-                <w:sz w:val="20"/>
-              </w:rPr>
-              <w:t xml:space="preserve">=300, </w:t>
-            </w:r>
-            <w:proofErr w:type="spellStart"/>
-            <w:r>
-              <w:rPr>
-                <w:rFonts w:eastAsia="Times New Roman" w:cs="Times New Roman"/>
-                <w:sz w:val="20"/>
-              </w:rPr>
-              <w:t>max_depth</w:t>
-            </w:r>
-            <w:proofErr w:type="spellEnd"/>
-            <w:r>
-              <w:rPr>
-                <w:rFonts w:eastAsia="Times New Roman" w:cs="Times New Roman"/>
-                <w:sz w:val="20"/>
-              </w:rPr>
-              <w:t>=None</w:t>
+            <w:r>
+              <w:rPr>
+                <w:rFonts w:eastAsia="Times New Roman" w:cs="Times New Roman"/>
+                <w:sz w:val="20"/>
+              </w:rPr>
+              <w:t>n_estimators=300, max_depth=None</w:t>
             </w:r>
           </w:p>
         </w:tc>
@@ -13276,7 +11390,6 @@
             <w:pPr>
               <w:spacing w:before="20" w:after="20"/>
             </w:pPr>
-            <w:proofErr w:type="spellStart"/>
             <w:r>
               <w:rPr>
                 <w:rFonts w:eastAsia="Times New Roman" w:cs="Times New Roman"/>
@@ -13284,7 +11397,6 @@
               </w:rPr>
               <w:t>RandomForest</w:t>
             </w:r>
-            <w:proofErr w:type="spellEnd"/>
           </w:p>
         </w:tc>
         <w:tc>
@@ -13295,37 +11407,12 @@
             <w:pPr>
               <w:spacing w:before="20" w:after="20"/>
             </w:pPr>
-            <w:proofErr w:type="spellStart"/>
-            <w:r>
-              <w:rPr>
-                <w:rFonts w:eastAsia="Times New Roman" w:cs="Times New Roman"/>
-                <w:sz w:val="20"/>
-              </w:rPr>
-              <w:t>n_estimators</w:t>
-            </w:r>
-            <w:proofErr w:type="spellEnd"/>
-            <w:r>
-              <w:rPr>
-                <w:rFonts w:eastAsia="Times New Roman" w:cs="Times New Roman"/>
-                <w:sz w:val="20"/>
-              </w:rPr>
-              <w:t xml:space="preserve">=500, </w:t>
-            </w:r>
-            <w:proofErr w:type="spellStart"/>
-            <w:r>
-              <w:rPr>
-                <w:rFonts w:eastAsia="Times New Roman" w:cs="Times New Roman"/>
-                <w:sz w:val="20"/>
-              </w:rPr>
-              <w:t>max_depth</w:t>
-            </w:r>
-            <w:proofErr w:type="spellEnd"/>
-            <w:r>
-              <w:rPr>
-                <w:rFonts w:eastAsia="Times New Roman" w:cs="Times New Roman"/>
-                <w:sz w:val="20"/>
-              </w:rPr>
-              <w:t>=None</w:t>
+            <w:r>
+              <w:rPr>
+                <w:rFonts w:eastAsia="Times New Roman" w:cs="Times New Roman"/>
+                <w:sz w:val="20"/>
+              </w:rPr>
+              <w:t>n_estimators=500, max_depth=None</w:t>
             </w:r>
           </w:p>
         </w:tc>
@@ -13378,7 +11465,6 @@
             <w:pPr>
               <w:spacing w:before="20" w:after="20"/>
             </w:pPr>
-            <w:proofErr w:type="spellStart"/>
             <w:r>
               <w:rPr>
                 <w:rFonts w:eastAsia="Times New Roman" w:cs="Times New Roman"/>
@@ -13386,7 +11472,6 @@
               </w:rPr>
               <w:t>HistGBM</w:t>
             </w:r>
-            <w:proofErr w:type="spellEnd"/>
           </w:p>
         </w:tc>
         <w:tc>
@@ -13397,37 +11482,12 @@
             <w:pPr>
               <w:spacing w:before="20" w:after="20"/>
             </w:pPr>
-            <w:proofErr w:type="spellStart"/>
-            <w:r>
-              <w:rPr>
-                <w:rFonts w:eastAsia="Times New Roman" w:cs="Times New Roman"/>
-                <w:sz w:val="20"/>
-              </w:rPr>
-              <w:t>max_depth</w:t>
-            </w:r>
-            <w:proofErr w:type="spellEnd"/>
-            <w:r>
-              <w:rPr>
-                <w:rFonts w:eastAsia="Times New Roman" w:cs="Times New Roman"/>
-                <w:sz w:val="20"/>
-              </w:rPr>
-              <w:t xml:space="preserve">=5, </w:t>
-            </w:r>
-            <w:proofErr w:type="spellStart"/>
-            <w:r>
-              <w:rPr>
-                <w:rFonts w:eastAsia="Times New Roman" w:cs="Times New Roman"/>
-                <w:sz w:val="20"/>
-              </w:rPr>
-              <w:t>learning_rate</w:t>
-            </w:r>
-            <w:proofErr w:type="spellEnd"/>
-            <w:r>
-              <w:rPr>
-                <w:rFonts w:eastAsia="Times New Roman" w:cs="Times New Roman"/>
-                <w:sz w:val="20"/>
-              </w:rPr>
-              <w:t>=0.05</w:t>
+            <w:r>
+              <w:rPr>
+                <w:rFonts w:eastAsia="Times New Roman" w:cs="Times New Roman"/>
+                <w:sz w:val="20"/>
+              </w:rPr>
+              <w:t>max_depth=5, learning_rate=0.05</w:t>
             </w:r>
           </w:p>
         </w:tc>
@@ -13467,27 +11527,7 @@
           <w:color w:val="000000"/>
           <w:sz w:val="18"/>
         </w:rPr>
-        <w:t xml:space="preserve">Table 4.8: Winning hyperparameters per target after </w:t>
-      </w:r>
-      <w:proofErr w:type="spellStart"/>
-      <w:r>
-        <w:rPr>
-          <w:rFonts w:eastAsia="Times New Roman" w:cs="Times New Roman"/>
-          <w:i/>
-          <w:color w:val="000000"/>
-          <w:sz w:val="18"/>
-        </w:rPr>
-        <w:t>GridSearchCV</w:t>
-      </w:r>
-      <w:proofErr w:type="spellEnd"/>
-      <w:r>
-        <w:rPr>
-          <w:rFonts w:eastAsia="Times New Roman" w:cs="Times New Roman"/>
-          <w:i/>
-          <w:color w:val="000000"/>
-          <w:sz w:val="18"/>
-        </w:rPr>
-        <w:t>.</w:t>
+        <w:t>Table 4.8: Winning hyperparameters per target after GridSearchCV.</w:t>
       </w:r>
     </w:p>
     <w:p>
@@ -13826,25 +11866,7 @@
           <w:i/>
           <w:sz w:val="18"/>
         </w:rPr>
-        <w:t xml:space="preserve">Figure 4.13: Web app: predicted risk profile output with </w:t>
-      </w:r>
-      <w:proofErr w:type="spellStart"/>
-      <w:r>
-        <w:rPr>
-          <w:rFonts w:eastAsia="Times New Roman" w:cs="Times New Roman"/>
-          <w:i/>
-          <w:sz w:val="18"/>
-        </w:rPr>
-        <w:t>colour</w:t>
-      </w:r>
-      <w:proofErr w:type="spellEnd"/>
-      <w:r>
-        <w:rPr>
-          <w:rFonts w:eastAsia="Times New Roman" w:cs="Times New Roman"/>
-          <w:i/>
-          <w:sz w:val="18"/>
-        </w:rPr>
-        <w:t>-coded level cards, radar chart, tabular result, and per-factor recommendations.</w:t>
+        <w:t>Figure 4.13: Web app: predicted risk profile output with colour-coded level cards, radar chart, tabular result, and per-factor recommendations.</w:t>
       </w:r>
     </w:p>
     <w:p>
@@ -13872,21 +11894,7 @@
         <w:rPr>
           <w:rFonts w:eastAsia="Times New Roman" w:cs="Times New Roman"/>
         </w:rPr>
-        <w:t xml:space="preserve">This project designed, implemented, and deployed a per-rider ergonomic risk screening pipeline for last-mile quick-commerce delivery workers, turning a 36-item self-report questionnaire and a RULA + QEC observation record into six </w:t>
-      </w:r>
-      <w:proofErr w:type="spellStart"/>
-      <w:r>
-        <w:rPr>
-          <w:rFonts w:eastAsia="Times New Roman" w:cs="Times New Roman"/>
-        </w:rPr>
-        <w:t>standardised</w:t>
-      </w:r>
-      <w:proofErr w:type="spellEnd"/>
-      <w:r>
-        <w:rPr>
-          <w:rFonts w:eastAsia="Times New Roman" w:cs="Times New Roman"/>
-        </w:rPr>
-        <w:t xml:space="preserve"> risk levels across Force, Repetition, Posture, Duration, Contact Stress, and Vibration. The five survey-derived factors land at 58-62 percent cross-validation accuracy with macro AUC between 71 and 76 percent; the Posture model, which receives the RULA and QEC observation inputs directly, reaches 97 percent accuracy and 98 percent AUC. Chi-square identifies Posture, Repetition, and Force as the risk factors significantly associated with self-reported discomfort, and multivariable logistic regression flags age (OR 3.58 per band), job duration (OR 2.89), workload score, and fatigue score as the strongest individual predictors.</w:t>
+        <w:t>This project designed, implemented, and deployed a per-rider ergonomic risk screening pipeline for last-mile quick-commerce delivery workers, turning a 36-item self-report questionnaire and a RULA + QEC observation record into six standardised risk levels across Force, Repetition, Posture, Duration, Contact Stress, and Vibration. The five survey-derived factors land at 58-62 percent cross-validation accuracy with macro AUC between 71 and 76 percent; the Posture model, which receives the RULA and QEC observation inputs directly, reaches 97 percent accuracy and 98 percent AUC. Chi-square identifies Posture, Repetition, and Force as the risk factors significantly associated with self-reported discomfort, and multivariable logistic regression flags age (OR 3.58 per band), job duration (OR 2.89), workload score, and fatigue score as the strongest individual predictors.</w:t>
       </w:r>
     </w:p>
     <w:p>
@@ -13898,35 +11906,7 @@
         <w:rPr>
           <w:rFonts w:eastAsia="Times New Roman" w:cs="Times New Roman"/>
         </w:rPr>
-        <w:t xml:space="preserve">The main limitations are the self-report nature of most input variables, the severity-rank merge used to pair the identifier-less posture xlsx with the survey, and the small sample (n = 182) that keeps ML variance visible. Two methodological corrections were made and openly documented: Repetition binning moved from </w:t>
-      </w:r>
-      <w:proofErr w:type="spellStart"/>
-      <w:r>
-        <w:rPr>
-          <w:rFonts w:eastAsia="Times New Roman" w:cs="Times New Roman"/>
-        </w:rPr>
-        <w:t>qcut</w:t>
-      </w:r>
-      <w:proofErr w:type="spellEnd"/>
-      <w:r>
-        <w:rPr>
-          <w:rFonts w:eastAsia="Times New Roman" w:cs="Times New Roman"/>
-        </w:rPr>
-        <w:t xml:space="preserve"> to fixed cuts to remove a boundary tie that hid the worst real schedule, and </w:t>
-      </w:r>
-      <w:proofErr w:type="spellStart"/>
-      <w:r>
-        <w:rPr>
-          <w:rFonts w:eastAsia="Times New Roman" w:cs="Times New Roman"/>
-        </w:rPr>
-        <w:t>vibration_index</w:t>
-      </w:r>
-      <w:proofErr w:type="spellEnd"/>
-      <w:r>
-        <w:rPr>
-          <w:rFonts w:eastAsia="Times New Roman" w:cs="Times New Roman"/>
-        </w:rPr>
-        <w:t xml:space="preserve"> was added to the Duration exclusion list to remove indirect leakage.</w:t>
+        <w:t>The main limitations are the self-report nature of most input variables, the severity-rank merge used to pair the identifier-less posture xlsx with the survey, and the small sample (n = 182) that keeps ML variance visible. Two methodological corrections were made and openly documented: Repetition binning moved from qcut to fixed cuts to remove a boundary tie that hid the worst real schedule, and vibration_index was added to the Duration exclusion list to remove indirect leakage.</w:t>
       </w:r>
     </w:p>
     <w:p>
@@ -13938,21 +11918,7 @@
         <w:rPr>
           <w:rFonts w:eastAsia="Times New Roman" w:cs="Times New Roman"/>
         </w:rPr>
-        <w:t>Five interventions for a delivery-platform operator follow directly from the results: (</w:t>
-      </w:r>
-      <w:proofErr w:type="spellStart"/>
-      <w:r>
-        <w:rPr>
-          <w:rFonts w:eastAsia="Times New Roman" w:cs="Times New Roman"/>
-        </w:rPr>
-        <w:t>i</w:t>
-      </w:r>
-      <w:proofErr w:type="spellEnd"/>
-      <w:r>
-        <w:rPr>
-          <w:rFonts w:eastAsia="Times New Roman" w:cs="Times New Roman"/>
-        </w:rPr>
-        <w:t>) cap daily hours (49 percent of the sample exceeds 8 hours per day); (ii) invest in posture-focused equipment and training (84 percent of observed postures at RULA action level 5 or above); (iii) encourage bike-storage-box carrying over handheld bags; (iv) age-targeted MSD screening for the 36-and-above cohort; and (v) platform-level workload management to reduce the NASA-TLX component of the workload score, a significant discomfort predictor at p = 0.0005.</w:t>
+        <w:t>Five interventions for a delivery-platform operator follow directly from the results: (i) cap daily hours (49 percent of the sample exceeds 8 hours per day); (ii) invest in posture-focused equipment and training (84 percent of observed postures at RULA action level 5 or above); (iii) encourage bike-storage-box carrying over handheld bags; (iv) age-targeted MSD screening for the 36-and-above cohort; and (v) platform-level workload management to reduce the NASA-TLX component of the workload score, a significant discomfort predictor at p = 0.0005.</w:t>
       </w:r>
     </w:p>
     <w:p>
@@ -13991,23 +11957,7 @@
         <w:jc w:val="both"/>
       </w:pPr>
       <w:r>
-        <w:t xml:space="preserve">[1] Benson TM, </w:t>
-      </w:r>
-      <w:proofErr w:type="spellStart"/>
-      <w:r>
-        <w:t>Sathiyarajeswaran</w:t>
-      </w:r>
-      <w:proofErr w:type="spellEnd"/>
-      <w:r>
-        <w:t xml:space="preserve"> NS, Radhakrishnan R, Gafoor AA, </w:t>
-      </w:r>
-      <w:proofErr w:type="spellStart"/>
-      <w:r>
-        <w:t>Krupalakshme</w:t>
-      </w:r>
-      <w:proofErr w:type="spellEnd"/>
-      <w:r>
-        <w:t xml:space="preserve"> M, Samal J (2025). Factors and prevalence of musculoskeletal pain among the app-based food delivery riders in Tamil Nadu: a cross-sectional study. Discover Social Sciences and Health, 5:14.</w:t>
+        <w:t>[1] Benson TM, Sathiyarajeswaran NS, Radhakrishnan R, Gafoor AA, Krupalakshme M, Samal J (2025). Factors and prevalence of musculoskeletal pain among the app-based food delivery riders in Tamil Nadu: a cross-sectional study. Discover Social Sciences and Health, 5:14.</w:t>
       </w:r>
     </w:p>
     <w:p>
@@ -14027,15 +11977,7 @@
         <w:jc w:val="both"/>
       </w:pPr>
       <w:r>
-        <w:t xml:space="preserve">[3] Daud A, Mohd Basri IS, Ahmad E, Mohd </w:t>
-      </w:r>
-      <w:proofErr w:type="spellStart"/>
-      <w:r>
-        <w:t>Hairon</w:t>
-      </w:r>
-      <w:proofErr w:type="spellEnd"/>
-      <w:r>
-        <w:t xml:space="preserve"> S, Nordin R, Azali Azmir N, Md Jalil MAS (2023). Assessing ergonomic risks: REBA analysis of food delivery riders in Eastern Peninsular Malaysia. Industrial Health, 61(4), 282-291.</w:t>
+        <w:t>[3] Daud A, Mohd Basri IS, Ahmad E, Mohd Hairon S, Nordin R, Azali Azmir N, Md Jalil MAS (2023). Assessing ergonomic risks: REBA analysis of food delivery riders in Eastern Peninsular Malaysia. Industrial Health, 61(4), 282-291.</w:t>
       </w:r>
     </w:p>
     <w:p>
@@ -14065,23 +12007,7 @@
         <w:jc w:val="both"/>
       </w:pPr>
       <w:r>
-        <w:t xml:space="preserve">[6] </w:t>
-      </w:r>
-      <w:proofErr w:type="spellStart"/>
-      <w:r>
-        <w:t>Kuorinka</w:t>
-      </w:r>
-      <w:proofErr w:type="spellEnd"/>
-      <w:r>
-        <w:t xml:space="preserve"> I, Jonsson B, Kilbom A, Vinterberg H, Biering-Sorensen F, Andersson G, Jorgensen K (1987). </w:t>
-      </w:r>
-      <w:proofErr w:type="spellStart"/>
-      <w:r>
-        <w:t>Standardised</w:t>
-      </w:r>
-      <w:proofErr w:type="spellEnd"/>
-      <w:r>
-        <w:t xml:space="preserve"> Nordic questionnaires for the analysis of musculoskeletal symptoms. Applied Ergonomics, 18(3), 233-237.</w:t>
+        <w:t>[6] Kuorinka I, Jonsson B, Kilbom A, Vinterberg H, Biering-Sorensen F, Andersson G, Jorgensen K (1987). Standardised Nordic questionnaires for the analysis of musculoskeletal symptoms. Applied Ergonomics, 18(3), 233-237.</w:t>
       </w:r>
     </w:p>
     <w:p>
@@ -14091,15 +12017,7 @@
         <w:jc w:val="both"/>
       </w:pPr>
       <w:r>
-        <w:t xml:space="preserve">[7] Hart SG, </w:t>
-      </w:r>
-      <w:proofErr w:type="spellStart"/>
-      <w:r>
-        <w:t>Staveland</w:t>
-      </w:r>
-      <w:proofErr w:type="spellEnd"/>
-      <w:r>
-        <w:t xml:space="preserve"> LE (1988). Development of NASA-TLX (Task Load Index): Results of empirical and theoretical research. Advances in Psychology, 52, 139-183.</w:t>
+        <w:t>[7] Hart SG, Staveland LE (1988). Development of NASA-TLX (Task Load Index): Results of empirical and theoretical research. Advances in Psychology, 52, 139-183.</w:t>
       </w:r>
     </w:p>
     <w:p>
@@ -14119,15 +12037,7 @@
         <w:jc w:val="both"/>
       </w:pPr>
       <w:r>
-        <w:t xml:space="preserve">[9] Chawla NV, Bowyer KW, Hall LO, </w:t>
-      </w:r>
-      <w:proofErr w:type="spellStart"/>
-      <w:r>
-        <w:t>Kegelmeyer</w:t>
-      </w:r>
-      <w:proofErr w:type="spellEnd"/>
-      <w:r>
-        <w:t xml:space="preserve"> WP (2002). SMOTE: Synthetic Minority Over-sampling Technique. Journal of Artificial Intelligence Research, 16, 321-357.</w:t>
+        <w:t>[9] Chawla NV, Bowyer KW, Hall LO, Kegelmeyer WP (2002). SMOTE: Synthetic Minority Over-sampling Technique. Journal of Artificial Intelligence Research, 16, 321-357.</w:t>
       </w:r>
     </w:p>
     <w:p>
@@ -14137,15 +12047,7 @@
         <w:jc w:val="both"/>
       </w:pPr>
       <w:r>
-        <w:t xml:space="preserve">[10] </w:t>
-      </w:r>
-      <w:proofErr w:type="spellStart"/>
-      <w:r>
-        <w:t>Breiman</w:t>
-      </w:r>
-      <w:proofErr w:type="spellEnd"/>
-      <w:r>
-        <w:t xml:space="preserve"> L (2001). Random Forests. Machine Learning, 45(1), 5-32.</w:t>
+        <w:t>[10] Breiman L (2001). Random Forests. Machine Learning, 45(1), 5-32.</w:t>
       </w:r>
     </w:p>
     <w:p>
@@ -14155,15 +12057,7 @@
         <w:jc w:val="both"/>
       </w:pPr>
       <w:r>
-        <w:t xml:space="preserve">[11] Geurts P, Ernst D, </w:t>
-      </w:r>
-      <w:proofErr w:type="spellStart"/>
-      <w:r>
-        <w:t>Wehenkel</w:t>
-      </w:r>
-      <w:proofErr w:type="spellEnd"/>
-      <w:r>
-        <w:t xml:space="preserve"> L (2006). Extremely randomized trees. Machine Learning, 63(1), 3-42.</w:t>
+        <w:t>[11] Geurts P, Ernst D, Wehenkel L (2006). Extremely randomized trees. Machine Learning, 63(1), 3-42.</w:t>
       </w:r>
     </w:p>
     <w:p>
@@ -14173,23 +12067,7 @@
         <w:jc w:val="both"/>
       </w:pPr>
       <w:r>
-        <w:t xml:space="preserve">[12] Chen T, </w:t>
-      </w:r>
-      <w:proofErr w:type="spellStart"/>
-      <w:r>
-        <w:t>Guestrin</w:t>
-      </w:r>
-      <w:proofErr w:type="spellEnd"/>
-      <w:r>
-        <w:t xml:space="preserve"> C (2016). </w:t>
-      </w:r>
-      <w:proofErr w:type="spellStart"/>
-      <w:r>
-        <w:t>XGBoost</w:t>
-      </w:r>
-      <w:proofErr w:type="spellEnd"/>
-      <w:r>
-        <w:t>: A Scalable Tree Boosting System. Proceedings of the 22nd ACM SIGKDD International Conference on Knowledge Discovery and Data Mining, 785-794.</w:t>
+        <w:t>[12] Chen T, Guestrin C (2016). XGBoost: A Scalable Tree Boosting System. Proceedings of the 22nd ACM SIGKDD International Conference on Knowledge Discovery and Data Mining, 785-794.</w:t>
       </w:r>
     </w:p>
     <w:p>
@@ -14209,23 +12087,7 @@
         <w:jc w:val="both"/>
       </w:pPr>
       <w:r>
-        <w:t xml:space="preserve">[14] Pedregosa F, </w:t>
-      </w:r>
-      <w:proofErr w:type="spellStart"/>
-      <w:r>
-        <w:t>Varoquaux</w:t>
-      </w:r>
-      <w:proofErr w:type="spellEnd"/>
-      <w:r>
-        <w:t xml:space="preserve"> G, </w:t>
-      </w:r>
-      <w:proofErr w:type="spellStart"/>
-      <w:r>
-        <w:t>Gramfort</w:t>
-      </w:r>
-      <w:proofErr w:type="spellEnd"/>
-      <w:r>
-        <w:t xml:space="preserve"> A, et al. (2011). Scikit-learn: Machine Learning in Python. Journal of Machine Learning Research, 12, 2825-2830.</w:t>
+        <w:t>[14] Pedregosa F, Varoquaux G, Gramfort A, et al. (2011). Scikit-learn: Machine Learning in Python. Journal of Machine Learning Research, 12, 2825-2830.</w:t>
       </w:r>
     </w:p>
     <w:sectPr>
@@ -14431,7 +12293,7 @@
         <w:noProof/>
         <w:sz w:val="20"/>
       </w:rPr>
-      <w:t>BIBLIOGRAPHY</w:t>
+      <w:t>CHAPTER 4. RESULTS AND DISCUSSIONS</w:t>
     </w:r>
     <w:r>
       <w:rPr>

--- a/docs/report.docx
+++ b/docs/report.docx
@@ -2915,7 +2915,7 @@
         <w:rPr>
           <w:rFonts w:eastAsia="Times New Roman" w:cs="Times New Roman"/>
         </w:rPr>
-        <w:t>Last-mile quick-commerce delivery riders for platforms like Blinkit and Zepto spend long hours on bikes, climb stairs, carry packages, and ride in heavy traffic. Over time this kind of work causes musculoskeletal disorders (MSDs): back pain, shoulder pain, wrist injuries, knee problems. The risk is not the same for every rider. Someone who is 22 and works 4 hours a day on a scooter is in a very different situation from a 45-year-old who works 10 hours a day on a motorbike with a handheld bag.</w:t>
+        <w:t>Last-mile quick-commerce delivery riders for platforms like Blinkit and Zepto spend long hours on bikes, climb stairs, carry packages, and ride in heavy traffic. Prior Indian last-mile MSK studies [1, 2] report similar exposure patterns among app-based delivery riders. Over time this kind of work causes musculoskeletal disorders (MSDs): back pain, shoulder pain, wrist injuries, knee problems. The risk is not the same for every rider. Someone who is 22 and works 4 hours a day on a scooter is in a very different situation from a 45-year-old who works 10 hours a day on a motorbike with a handheld bag.</w:t>
       </w:r>
     </w:p>
     <w:p>
@@ -3578,7 +3578,7 @@
         <w:rPr>
           <w:rFonts w:eastAsia="Times New Roman" w:cs="Times New Roman"/>
         </w:rPr>
-        <w:t>Single CART tree with max_depth (3-10) and min_samples_leaf (2-10) tuned via grid search.  Included as the ensembling floor; not competitive on its own for any of the six targets.</w:t>
+        <w:t>Single CART tree with max_depth in {3, 5, 7} and min_samples_leaf in {1, 3, 5} tuned via grid search.  Included as the ensembling floor; not competitive on its own for any of the six targets.</w:t>
       </w:r>
     </w:p>
     <w:p>
@@ -3687,7 +3687,7 @@
         <w:rPr>
           <w:rFonts w:eastAsia="Times New Roman" w:cs="Times New Roman"/>
         </w:rPr>
-        <w:t>Gradient-boosted trees with L1 + L2 regularisation on the leaf weights and per-tree column subsampling.  Placed second on several targets but did not win any at the default search budget.</w:t>
+        <w:t>Gradient-boosted trees with L2 regularisation on the leaf weights.  Placed second on several targets but did not win any at the default search budget.</w:t>
       </w:r>
     </w:p>
     <w:p>
@@ -4391,7 +4391,7 @@
         <w:rPr>
           <w:rFonts w:eastAsia="Times New Roman" w:cs="Times New Roman"/>
         </w:rPr>
-        <w:t>Two data-collection instruments were prepared before fieldwork began. The self-report instrument was a 36-item Google Form structured in five modules: demographics and work pattern (seventeen items), the Nordic Musculoskeletal Questionnaire covering 12-month pain across nine body areas (Q18) and 7-day discomfort across four areas (Q19), five discomfort-related follow-up items on performance impact, leave taken, medical consultation, and worsening triggers (Q20 to Q24), six NASA-TLX workload items on 0 to 100 sliders (Q25 to Q30), and six Borg CR10 perceived-exertion items on 0 to 10 sliders (Q31 to Q36). The 'dissatisfied with own performance' NASA-TLX item was written as a positive-polarity slider so all six workload items point the same direction; the polarity is reversed at analysis time.</w:t>
+        <w:t>Two data-collection instruments were prepared before fieldwork began. The self-report instrument was a 36-item Google Form structured in five modules: demographics and work pattern (seventeen items), the Nordic Musculoskeletal Questionnaire covering 12-month pain across nine body areas (Q18) and 7-day discomfort across four areas (Q19), five discomfort-related follow-up items on performance impact, leave taken, medical consultation, and worsening triggers (Q20 to Q24), six NASA-TLX workload items on 0 to 100 sliders (Q25 to Q30), and six Borg CR10 perceived-exertion items on 0 to 10 sliders (Q31 to Q36). The NASA-TLX performance item is worded as satisfaction (higher = better performance), so at analysis time it is reversed to 100 minus the raw value; the workload composite is then the unweighted mean of the six items (Raw TLX).</w:t>
       </w:r>
     </w:p>
     <w:p>
@@ -5402,7 +5402,7 @@
         <w:rPr>
           <w:rFonts w:eastAsia="Times New Roman" w:cs="Times New Roman"/>
         </w:rPr>
-        <w:t>The chi-square test of independence identifies Posture and Force as the two factors with a significant association with self-reported discomfort at p less than 0.05:</w:t>
+        <w:t>The chi-square test of independence identifies Posture, Repetition, and Force as the three factors with a significant association with self-reported discomfort at p less than 0.05:</w:t>
       </w:r>
     </w:p>
     <w:tbl>
@@ -10390,7 +10390,7 @@
                 <w:rFonts w:eastAsia="Times New Roman" w:cs="Times New Roman"/>
                 <w:sz w:val="20"/>
               </w:rPr>
-              <w:t>0.658</w:t>
+              <w:t>0.635</w:t>
             </w:r>
           </w:p>
         </w:tc>
@@ -10424,7 +10424,7 @@
                 <w:rFonts w:eastAsia="Times New Roman" w:cs="Times New Roman"/>
                 <w:sz w:val="20"/>
               </w:rPr>
-              <w:t>0.621</w:t>
+              <w:t>0.611</w:t>
             </w:r>
           </w:p>
         </w:tc>
@@ -10608,7 +10608,7 @@
                 <w:rFonts w:eastAsia="Times New Roman" w:cs="Times New Roman"/>
                 <w:sz w:val="20"/>
               </w:rPr>
-              <w:t>0.617</w:t>
+              <w:t>0.638</w:t>
             </w:r>
           </w:p>
         </w:tc>
@@ -10642,7 +10642,7 @@
                 <w:rFonts w:eastAsia="Times New Roman" w:cs="Times New Roman"/>
                 <w:sz w:val="20"/>
               </w:rPr>
-              <w:t>0.638</w:t>
+              <w:t>0.649</w:t>
             </w:r>
           </w:p>
         </w:tc>
@@ -10717,7 +10717,7 @@
                 <w:rFonts w:eastAsia="Times New Roman" w:cs="Times New Roman"/>
                 <w:sz w:val="20"/>
               </w:rPr>
-              <w:t>0.724</w:t>
+              <w:t>0.929</w:t>
             </w:r>
           </w:p>
         </w:tc>
@@ -10734,7 +10734,7 @@
                 <w:rFonts w:eastAsia="Times New Roman" w:cs="Times New Roman"/>
                 <w:sz w:val="20"/>
               </w:rPr>
-              <w:t>0.724</w:t>
+              <w:t>0.897</w:t>
             </w:r>
           </w:p>
         </w:tc>
@@ -10751,7 +10751,7 @@
                 <w:rFonts w:eastAsia="Times New Roman" w:cs="Times New Roman"/>
                 <w:sz w:val="20"/>
               </w:rPr>
-              <w:t>0.724</w:t>
+              <w:t>0.912</w:t>
             </w:r>
           </w:p>
         </w:tc>
@@ -10826,7 +10826,7 @@
                 <w:rFonts w:eastAsia="Times New Roman" w:cs="Times New Roman"/>
                 <w:sz w:val="20"/>
               </w:rPr>
-              <w:t>0.948</w:t>
+              <w:t>0.981</w:t>
             </w:r>
           </w:p>
         </w:tc>
@@ -10843,7 +10843,7 @@
                 <w:rFonts w:eastAsia="Times New Roman" w:cs="Times New Roman"/>
                 <w:sz w:val="20"/>
               </w:rPr>
-              <w:t>0.948</w:t>
+              <w:t>0.987</w:t>
             </w:r>
           </w:p>
         </w:tc>
@@ -10860,7 +10860,7 @@
                 <w:rFonts w:eastAsia="Times New Roman" w:cs="Times New Roman"/>
                 <w:sz w:val="20"/>
               </w:rPr>
-              <w:t>0.948</w:t>
+              <w:t>0.984</w:t>
             </w:r>
           </w:p>
         </w:tc>
@@ -11918,7 +11918,7 @@
         <w:rPr>
           <w:rFonts w:eastAsia="Times New Roman" w:cs="Times New Roman"/>
         </w:rPr>
-        <w:t>Five interventions for a delivery-platform operator follow directly from the results: (i) cap daily hours (49 percent of the sample exceeds 8 hours per day); (ii) invest in posture-focused equipment and training (84 percent of observed postures at RULA action level 5 or above); (iii) encourage bike-storage-box carrying over handheld bags; (iv) age-targeted MSD screening for the 36-and-above cohort; and (v) platform-level workload management to reduce the NASA-TLX component of the workload score, a significant discomfort predictor at p = 0.0005.</w:t>
+        <w:t>Five interventions for a delivery-platform operator follow directly from the results: (i) cap daily hours (49 percent of the sample exceeds 8 hours per day); (ii) invest in posture-focused equipment and training (84 percent of observed postures at RULA grand score 5 or above, corresponding to action level 3 or 4); (iii) encourage bike-storage-box carrying over handheld bags; (iv) age-targeted MSD screening for the 36-and-above cohort; and (v) platform-level workload management to reduce the NASA-TLX component of the workload score, a significant discomfort predictor at p = 0.0005.</w:t>
       </w:r>
     </w:p>
     <w:p>
@@ -11957,7 +11957,7 @@
         <w:jc w:val="both"/>
       </w:pPr>
       <w:r>
-        <w:t>[1] Benson TM, Sathiyarajeswaran NS, Radhakrishnan R, Gafoor AA, Krupalakshme M, Samal J (2025). Factors and prevalence of musculoskeletal pain among the app-based food delivery riders in Tamil Nadu: a cross-sectional study. Discover Social Sciences and Health, 5:14.</w:t>
+        <w:t>[1] Benson TM, Sathiyarajeswaran NS, Radhakrishnan R, Gafoor AA, Krupalakshme M, Samal J (2025). Factors and prevalence of musculoskeletal pain among the app-based food delivery riders in Tamil Nadu: a community-based cross-sectional study. Cureus, 17(3), e56132.</w:t>
       </w:r>
     </w:p>
     <w:p>
@@ -11967,7 +11967,7 @@
         <w:jc w:val="both"/>
       </w:pPr>
       <w:r>
-        <w:t>[2] Pandit S, Adhikari P (2023). Ergonomics Issues Among Last Mile Delivery Rides in Jabalpur, India. Springer Ergonomics Proceedings, 209-215.</w:t>
+        <w:t>[2] Pandit S, Adhikari P (2023). Ergonomics Issues Among Last Mile Delivery Riders in Jabalpur, India. Springer Ergonomics Proceedings, 209-215.</w:t>
       </w:r>
     </w:p>
     <w:p>
@@ -11977,7 +11977,7 @@
         <w:jc w:val="both"/>
       </w:pPr>
       <w:r>
-        <w:t>[3] Daud A, Mohd Basri IS, Ahmad E, Mohd Hairon S, Nordin R, Azali Azmir N, Md Jalil MAS (2023). Assessing ergonomic risks: REBA analysis of food delivery riders in Eastern Peninsular Malaysia. Industrial Health, 61(4), 282-291.</w:t>
+        <w:t>[3] McAtamney L, Corlett EN (1993). RULA: a survey method for the investigation of work-related upper limb disorders. Applied Ergonomics, 24(2), 91-99.</w:t>
       </w:r>
     </w:p>
     <w:p>
@@ -11987,7 +11987,7 @@
         <w:jc w:val="both"/>
       </w:pPr>
       <w:r>
-        <w:t>[4] McAtamney L, Corlett EN (1993). RULA: a survey method for the investigation of work-related upper limb disorders. Applied Ergonomics, 24(2), 91-99.</w:t>
+        <w:t>[4] David G, Woods V, Li G, Buckle P (2008). The development of the Quick Exposure Check (QEC) for assessing exposure to risk factors for work-related musculoskeletal disorders. Applied Ergonomics, 39(1), 57-69.</w:t>
       </w:r>
     </w:p>
     <w:p>
@@ -11997,7 +11997,7 @@
         <w:jc w:val="both"/>
       </w:pPr>
       <w:r>
-        <w:t>[5] David G, Woods V, Li G, Buckle P (2008). The development of the Quick Exposure Check (QEC) for assessing exposure to risk factors for work-related musculoskeletal disorders. Applied Ergonomics, 39(1), 57-69.</w:t>
+        <w:t>[5] Kuorinka I, Jonsson B, Kilbom A, Vinterberg H, Biering-Sorensen F, Andersson G, Jorgensen K (1987). Standardised Nordic questionnaires for the analysis of musculoskeletal symptoms. Applied Ergonomics, 18(3), 233-237.</w:t>
       </w:r>
     </w:p>
     <w:p>
@@ -12007,7 +12007,7 @@
         <w:jc w:val="both"/>
       </w:pPr>
       <w:r>
-        <w:t>[6] Kuorinka I, Jonsson B, Kilbom A, Vinterberg H, Biering-Sorensen F, Andersson G, Jorgensen K (1987). Standardised Nordic questionnaires for the analysis of musculoskeletal symptoms. Applied Ergonomics, 18(3), 233-237.</w:t>
+        <w:t>[6] Hart SG, Staveland LE (1988). Development of NASA-TLX (Task Load Index): Results of empirical and theoretical research. Advances in Psychology, 52, 139-183.</w:t>
       </w:r>
     </w:p>
     <w:p>
@@ -12017,7 +12017,7 @@
         <w:jc w:val="both"/>
       </w:pPr>
       <w:r>
-        <w:t>[7] Hart SG, Staveland LE (1988). Development of NASA-TLX (Task Load Index): Results of empirical and theoretical research. Advances in Psychology, 52, 139-183.</w:t>
+        <w:t>[7] Borg G (1998). Borg's Perceived Exertion and Pain Scales. Human Kinetics Publishers, Champaign, Illinois.</w:t>
       </w:r>
     </w:p>
     <w:p>
@@ -12027,7 +12027,7 @@
         <w:jc w:val="both"/>
       </w:pPr>
       <w:r>
-        <w:t>[8] Borg G (1998). Borg's Perceived Exertion and Pain Scales. Human Kinetics Publishers, Champaign, Illinois.</w:t>
+        <w:t>[8] Chawla NV, Bowyer KW, Hall LO, Kegelmeyer WP (2002). SMOTE: Synthetic Minority Over-sampling Technique. Journal of Artificial Intelligence Research, 16, 321-357.</w:t>
       </w:r>
     </w:p>
     <w:p>
@@ -12037,7 +12037,7 @@
         <w:jc w:val="both"/>
       </w:pPr>
       <w:r>
-        <w:t>[9] Chawla NV, Bowyer KW, Hall LO, Kegelmeyer WP (2002). SMOTE: Synthetic Minority Over-sampling Technique. Journal of Artificial Intelligence Research, 16, 321-357.</w:t>
+        <w:t>[9] Lemaitre G, Nogueira F, Aridas CK (2017). Imbalanced-learn: A Python Toolbox to Tackle the Curse of Imbalanced Datasets in Machine Learning. Journal of Machine Learning Research, 18(17), 1-5.</w:t>
       </w:r>
     </w:p>
     <w:p>

--- a/docs/report.docx
+++ b/docs/report.docx
@@ -44,8 +44,19 @@
           <w:color w:val="000000"/>
           <w:sz w:val="26"/>
         </w:rPr>
-        <w:t>IIITDM-SIES Programme</w:t>
-      </w:r>
+        <w:t xml:space="preserve">IIITDM-SIES </w:t>
+      </w:r>
+      <w:proofErr w:type="spellStart"/>
+      <w:r>
+        <w:rPr>
+          <w:rFonts w:eastAsia="Times New Roman" w:cs="Times New Roman"/>
+          <w:b/>
+          <w:color w:val="000000"/>
+          <w:sz w:val="26"/>
+        </w:rPr>
+        <w:t>Programme</w:t>
+      </w:r>
+      <w:proofErr w:type="spellEnd"/>
     </w:p>
     <w:p>
       <w:pPr>
@@ -314,7 +325,21 @@
         <w:rPr>
           <w:rFonts w:eastAsia="Times New Roman" w:cs="Times New Roman"/>
         </w:rPr>
-        <w:t>In my capacity as supervisor of the above-mentioned work, I certify that the work presented in this Report is carried out under my supervision, and is worthy of consideration for the requirements of internship under IIITDM-SIES programme during the period May 2026 to July 2026.</w:t>
+        <w:t xml:space="preserve">In my capacity as supervisor of the above-mentioned work, I certify that the work presented in this Report is carried out under my supervision, and is worthy of consideration for the requirements of internship under IIITDM-SIES </w:t>
+      </w:r>
+      <w:proofErr w:type="spellStart"/>
+      <w:r>
+        <w:rPr>
+          <w:rFonts w:eastAsia="Times New Roman" w:cs="Times New Roman"/>
+        </w:rPr>
+        <w:t>programme</w:t>
+      </w:r>
+      <w:proofErr w:type="spellEnd"/>
+      <w:r>
+        <w:rPr>
+          <w:rFonts w:eastAsia="Times New Roman" w:cs="Times New Roman"/>
+        </w:rPr>
+        <w:t xml:space="preserve"> during the period May 2026 to July 2026.</w:t>
       </w:r>
     </w:p>
     <w:p>
@@ -367,7 +392,35 @@
         <w:rPr>
           <w:rFonts w:eastAsia="Times New Roman" w:cs="Times New Roman"/>
         </w:rPr>
-        <w:t>Last-mile quick-commerce delivery riders (Blinkit, Zepto) face prolonged awkward postures, high delivery rates, heavy carrying loads and vehicle vibration, leading to musculoskeletal disorders (MSDs). Risk is not uniform across the workforce: age, tenure, daily hours, vehicle type, and carrying mode all shape the exposure profile, but this variation stays invisible to the platform. Standard ergonomic methods each cover part of the picture (RULA and QEC on the observation side, NMQ, NASA-TLX and Borg CR10 on self-report), and no single tool combines the six standard ergonomic risk factors into an automated per-rider screening. This work builds that screening on a cross-sectional sample of 182 riders from the Chengalpattu and Chennai regions collected in March and April 2026.</w:t>
+        <w:t>Last-mile quick-commerce delivery riders (</w:t>
+      </w:r>
+      <w:proofErr w:type="spellStart"/>
+      <w:r>
+        <w:rPr>
+          <w:rFonts w:eastAsia="Times New Roman" w:cs="Times New Roman"/>
+        </w:rPr>
+        <w:t>Blinkit</w:t>
+      </w:r>
+      <w:proofErr w:type="spellEnd"/>
+      <w:r>
+        <w:rPr>
+          <w:rFonts w:eastAsia="Times New Roman" w:cs="Times New Roman"/>
+        </w:rPr>
+        <w:t xml:space="preserve">, </w:t>
+      </w:r>
+      <w:proofErr w:type="spellStart"/>
+      <w:r>
+        <w:rPr>
+          <w:rFonts w:eastAsia="Times New Roman" w:cs="Times New Roman"/>
+        </w:rPr>
+        <w:t>Zepto</w:t>
+      </w:r>
+      <w:proofErr w:type="spellEnd"/>
+      <w:r>
+        <w:rPr>
+          <w:rFonts w:eastAsia="Times New Roman" w:cs="Times New Roman"/>
+        </w:rPr>
+        <w:t>) face prolonged awkward postures, high delivery rates, heavy carrying loads and vehicle vibration, leading to musculoskeletal disorders (MSDs). Risk is not uniform across the workforce: age, tenure, daily hours, vehicle type, and carrying mode all shape the exposure profile, but this variation stays invisible to the platform. Standard ergonomic methods each cover part of the picture (RULA and QEC on the observation side, NMQ, NASA-TLX and Borg CR10 on self-report), and no single tool combines the six standard ergonomic risk factors into an automated per-rider screening. This work builds that screening on a cross-sectional sample of 182 riders from the Chengalpattu and Chennai regions collected in March and April 2026.</w:t>
       </w:r>
     </w:p>
     <w:p>
@@ -379,7 +432,49 @@
         <w:rPr>
           <w:rFonts w:eastAsia="Times New Roman" w:cs="Times New Roman"/>
         </w:rPr>
-        <w:t>The pipeline runs in two stages. Stage 1 applies standard ergonomic methods (Borg CR10 action levels, RULA Table C thresholds, and sample-based cuts) to compute Low, Medium, or High risk labels for each factor from a 182-rider survey combined with 182 RULA and QEC observation records. Stage 2 trains supervised classifiers per factor using seven candidate algorithms (Logistic Regression, Decision Tree, Random Forest, Extra Trees, Hist Gradient Boosting, XGBoost, and Stacking) tuned via GridSearchCV with SMOTE inside 5-fold stratified cross-validation.</w:t>
+        <w:t xml:space="preserve">The pipeline runs in two stages. Stage 1 applies standard ergonomic methods (Borg CR10 action levels, RULA Table C thresholds, and sample-based cuts) to compute Low, Medium, or </w:t>
+      </w:r>
+      <w:proofErr w:type="gramStart"/>
+      <w:r>
+        <w:rPr>
+          <w:rFonts w:eastAsia="Times New Roman" w:cs="Times New Roman"/>
+        </w:rPr>
+        <w:t>High risk</w:t>
+      </w:r>
+      <w:proofErr w:type="gramEnd"/>
+      <w:r>
+        <w:rPr>
+          <w:rFonts w:eastAsia="Times New Roman" w:cs="Times New Roman"/>
+        </w:rPr>
+        <w:t xml:space="preserve"> labels for each factor from a 182-rider survey combined with 182 RULA and QEC observation records. Stage 2 trains supervised classifiers per factor using seven candidate algorithms (Logistic Regression, Decision Tree, Random Forest, Extra Trees, Hist Gradient Boosting, </w:t>
+      </w:r>
+      <w:proofErr w:type="spellStart"/>
+      <w:r>
+        <w:rPr>
+          <w:rFonts w:eastAsia="Times New Roman" w:cs="Times New Roman"/>
+        </w:rPr>
+        <w:t>XGBoost</w:t>
+      </w:r>
+      <w:proofErr w:type="spellEnd"/>
+      <w:r>
+        <w:rPr>
+          <w:rFonts w:eastAsia="Times New Roman" w:cs="Times New Roman"/>
+        </w:rPr>
+        <w:t xml:space="preserve">, and Stacking) tuned via </w:t>
+      </w:r>
+      <w:proofErr w:type="spellStart"/>
+      <w:r>
+        <w:rPr>
+          <w:rFonts w:eastAsia="Times New Roman" w:cs="Times New Roman"/>
+        </w:rPr>
+        <w:t>GridSearchCV</w:t>
+      </w:r>
+      <w:proofErr w:type="spellEnd"/>
+      <w:r>
+        <w:rPr>
+          <w:rFonts w:eastAsia="Times New Roman" w:cs="Times New Roman"/>
+        </w:rPr>
+        <w:t xml:space="preserve"> with SMOTE inside 5-fold stratified cross-validation.</w:t>
       </w:r>
     </w:p>
     <w:p>
@@ -391,7 +486,49 @@
         <w:rPr>
           <w:rFonts w:eastAsia="Times New Roman" w:cs="Times New Roman"/>
         </w:rPr>
-        <w:t>The five survey-derived factors achieved 58 to 62 percent cross-validation accuracy with macro AUC between 71 and 76 percent. The Posture model, which uses the 11 RULA components and 8 QEC scores in addition to the survey features, reached 97 percent accuracy and 98 percent AUC. Statistical analysis (chi-square and multivariable logistic regression) identified age, job duration, workload score, and fatigue score as the strongest individual predictors of self-reported discomfort. The final deliverable is a Streamlit web application that accepts the full 36-item questionnaire plus RULA and QEC observations and returns the six colour-coded risk levels along with per-factor recommendations.</w:t>
+        <w:t xml:space="preserve">The five survey-derived factors achieved 58 to 62 percent cross-validation accuracy with </w:t>
+      </w:r>
+      <w:proofErr w:type="gramStart"/>
+      <w:r>
+        <w:rPr>
+          <w:rFonts w:eastAsia="Times New Roman" w:cs="Times New Roman"/>
+        </w:rPr>
+        <w:t>macro AUC</w:t>
+      </w:r>
+      <w:proofErr w:type="gramEnd"/>
+      <w:r>
+        <w:rPr>
+          <w:rFonts w:eastAsia="Times New Roman" w:cs="Times New Roman"/>
+        </w:rPr>
+        <w:t xml:space="preserve"> between 71 and 76 percent. The Posture model, which uses the 11 RULA components and 8 QEC scores in addition to the survey features, reached 97 percent accuracy and 98 percent AUC. Statistical analysis (chi-square and multivariable logistic regression) identified age, job duration, workload score, and fatigue score as the strongest individual predictors of self-reported discomfort. The final deliverable is a </w:t>
+      </w:r>
+      <w:proofErr w:type="spellStart"/>
+      <w:r>
+        <w:rPr>
+          <w:rFonts w:eastAsia="Times New Roman" w:cs="Times New Roman"/>
+        </w:rPr>
+        <w:t>Streamlit</w:t>
+      </w:r>
+      <w:proofErr w:type="spellEnd"/>
+      <w:r>
+        <w:rPr>
+          <w:rFonts w:eastAsia="Times New Roman" w:cs="Times New Roman"/>
+        </w:rPr>
+        <w:t xml:space="preserve"> web application that accepts the full 36-item questionnaire plus RULA and QEC observations and returns the six </w:t>
+      </w:r>
+      <w:proofErr w:type="spellStart"/>
+      <w:r>
+        <w:rPr>
+          <w:rFonts w:eastAsia="Times New Roman" w:cs="Times New Roman"/>
+        </w:rPr>
+        <w:t>colour</w:t>
+      </w:r>
+      <w:proofErr w:type="spellEnd"/>
+      <w:r>
+        <w:rPr>
+          <w:rFonts w:eastAsia="Times New Roman" w:cs="Times New Roman"/>
+        </w:rPr>
+        <w:t>-coded risk levels along with per-factor recommendations.</w:t>
       </w:r>
     </w:p>
     <w:p>
@@ -495,8 +632,15 @@
           <w:rFonts w:eastAsia="Times New Roman" w:cs="Times New Roman"/>
         </w:rPr>
         <w:tab/>
+      </w:r>
+      <w:proofErr w:type="spellStart"/>
+      <w:r>
+        <w:rPr>
+          <w:rFonts w:eastAsia="Times New Roman" w:cs="Times New Roman"/>
+        </w:rPr>
         <w:t>i</w:t>
       </w:r>
+      <w:proofErr w:type="spellEnd"/>
     </w:p>
     <w:p>
       <w:pPr>
@@ -564,13 +708,7 @@
         <w:rPr>
           <w:rFonts w:eastAsia="Times New Roman" w:cs="Times New Roman"/>
         </w:rPr>
-        <w:t>-</w:t>
-      </w:r>
-      <w:r>
-        <w:rPr>
-          <w:rFonts w:eastAsia="Times New Roman" w:cs="Times New Roman"/>
-        </w:rPr>
-        <w:t>v</w:t>
+        <w:t>-v</w:t>
       </w:r>
     </w:p>
     <w:p>
@@ -1050,8 +1188,16 @@
         <w:rPr>
           <w:rFonts w:eastAsia="Times New Roman" w:cs="Times New Roman"/>
         </w:rPr>
-        <w:t xml:space="preserve">        2.6.6   XGBoost</w:t>
-      </w:r>
+        <w:t xml:space="preserve">        2.6.6   </w:t>
+      </w:r>
+      <w:proofErr w:type="spellStart"/>
+      <w:r>
+        <w:rPr>
+          <w:rFonts w:eastAsia="Times New Roman" w:cs="Times New Roman"/>
+        </w:rPr>
+        <w:t>XGBoost</w:t>
+      </w:r>
+      <w:proofErr w:type="spellEnd"/>
       <w:r>
         <w:rPr>
           <w:rFonts w:eastAsia="Times New Roman" w:cs="Times New Roman"/>
@@ -1157,7 +1303,23 @@
           <w:b/>
         </w:rPr>
         <w:lastRenderedPageBreak/>
-        <w:t>3   WORK DONE</w:t>
+        <w:t xml:space="preserve">3   </w:t>
+      </w:r>
+      <w:proofErr w:type="gramStart"/>
+      <w:r>
+        <w:rPr>
+          <w:rFonts w:eastAsia="Times New Roman" w:cs="Times New Roman"/>
+          <w:b/>
+        </w:rPr>
+        <w:t>WORK</w:t>
+      </w:r>
+      <w:proofErr w:type="gramEnd"/>
+      <w:r>
+        <w:rPr>
+          <w:rFonts w:eastAsia="Times New Roman" w:cs="Times New Roman"/>
+          <w:b/>
+        </w:rPr>
+        <w:t xml:space="preserve"> DONE</w:t>
       </w:r>
       <w:r>
         <w:rPr>
@@ -2264,7 +2426,21 @@
           <w:rFonts w:eastAsia="Times New Roman" w:cs="Times New Roman"/>
         </w:rPr>
         <w:tab/>
-        <w:t>Winning hyperparameters per target after GridSearchCV.</w:t>
+        <w:t xml:space="preserve">Winning hyperparameters per target after </w:t>
+      </w:r>
+      <w:proofErr w:type="spellStart"/>
+      <w:r>
+        <w:rPr>
+          <w:rFonts w:eastAsia="Times New Roman" w:cs="Times New Roman"/>
+        </w:rPr>
+        <w:t>GridSearchCV</w:t>
+      </w:r>
+      <w:proofErr w:type="spellEnd"/>
+      <w:r>
+        <w:rPr>
+          <w:rFonts w:eastAsia="Times New Roman" w:cs="Times New Roman"/>
+        </w:rPr>
+        <w:t>.</w:t>
       </w:r>
       <w:r>
         <w:rPr>
@@ -2479,14 +2655,14 @@
           <w:rFonts w:eastAsia="Times New Roman" w:cs="Times New Roman"/>
           <w:b/>
         </w:rPr>
-        <w:t>CSV</w:t>
+        <w:t>ROC</w:t>
       </w:r>
       <w:r>
         <w:rPr>
           <w:rFonts w:eastAsia="Times New Roman" w:cs="Times New Roman"/>
         </w:rPr>
         <w:tab/>
-        <w:t>Comma-Separated Values</w:t>
+        <w:t>Receiver Operating Characteristic</w:t>
       </w:r>
     </w:p>
     <w:p>
@@ -2501,14 +2677,14 @@
           <w:rFonts w:eastAsia="Times New Roman" w:cs="Times New Roman"/>
           <w:b/>
         </w:rPr>
-        <w:t>ROC</w:t>
+        <w:t>AUC</w:t>
       </w:r>
       <w:r>
         <w:rPr>
           <w:rFonts w:eastAsia="Times New Roman" w:cs="Times New Roman"/>
         </w:rPr>
         <w:tab/>
-        <w:t>Receiver Operating Characteristic</w:t>
+        <w:t>Area Under the Curve</w:t>
       </w:r>
     </w:p>
     <w:p>
@@ -2523,14 +2699,14 @@
           <w:rFonts w:eastAsia="Times New Roman" w:cs="Times New Roman"/>
           <w:b/>
         </w:rPr>
-        <w:t>AUC</w:t>
+        <w:t>OR</w:t>
       </w:r>
       <w:r>
         <w:rPr>
           <w:rFonts w:eastAsia="Times New Roman" w:cs="Times New Roman"/>
         </w:rPr>
         <w:tab/>
-        <w:t>Area Under the Curve</w:t>
+        <w:t>Odds Ratio</w:t>
       </w:r>
     </w:p>
     <w:p>
@@ -2545,14 +2721,14 @@
           <w:rFonts w:eastAsia="Times New Roman" w:cs="Times New Roman"/>
           <w:b/>
         </w:rPr>
-        <w:t>OR</w:t>
+        <w:t>CI</w:t>
       </w:r>
       <w:r>
         <w:rPr>
           <w:rFonts w:eastAsia="Times New Roman" w:cs="Times New Roman"/>
         </w:rPr>
         <w:tab/>
-        <w:t>Odds Ratio</w:t>
+        <w:t>Confidence Interval</w:t>
       </w:r>
     </w:p>
     <w:p>
@@ -2562,19 +2738,21 @@
         </w:tabs>
         <w:spacing w:after="60"/>
       </w:pPr>
+      <w:proofErr w:type="spellStart"/>
       <w:r>
         <w:rPr>
           <w:rFonts w:eastAsia="Times New Roman" w:cs="Times New Roman"/>
           <w:b/>
         </w:rPr>
-        <w:t>CI</w:t>
-      </w:r>
+        <w:t>HistGBM</w:t>
+      </w:r>
+      <w:proofErr w:type="spellEnd"/>
       <w:r>
         <w:rPr>
           <w:rFonts w:eastAsia="Times New Roman" w:cs="Times New Roman"/>
         </w:rPr>
         <w:tab/>
-        <w:t>Confidence Interval</w:t>
+        <w:t>Histogram-based Gradient Boosting Machine</w:t>
       </w:r>
     </w:p>
     <w:p>
@@ -2584,19 +2762,34 @@
         </w:tabs>
         <w:spacing w:after="60"/>
       </w:pPr>
+      <w:proofErr w:type="spellStart"/>
       <w:r>
         <w:rPr>
           <w:rFonts w:eastAsia="Times New Roman" w:cs="Times New Roman"/>
           <w:b/>
         </w:rPr>
-        <w:t>HistGBM</w:t>
-      </w:r>
+        <w:t>XGBoost</w:t>
+      </w:r>
+      <w:proofErr w:type="spellEnd"/>
       <w:r>
         <w:rPr>
           <w:rFonts w:eastAsia="Times New Roman" w:cs="Times New Roman"/>
         </w:rPr>
         <w:tab/>
-        <w:t>Histogram-based Gradient Boosting Machine</w:t>
+      </w:r>
+      <w:proofErr w:type="spellStart"/>
+      <w:r>
+        <w:rPr>
+          <w:rFonts w:eastAsia="Times New Roman" w:cs="Times New Roman"/>
+        </w:rPr>
+        <w:t>eXtreme</w:t>
+      </w:r>
+      <w:proofErr w:type="spellEnd"/>
+      <w:r>
+        <w:rPr>
+          <w:rFonts w:eastAsia="Times New Roman" w:cs="Times New Roman"/>
+        </w:rPr>
+        <w:t xml:space="preserve"> Gradient Boosting</w:t>
       </w:r>
     </w:p>
     <w:p>
@@ -2611,14 +2804,14 @@
           <w:rFonts w:eastAsia="Times New Roman" w:cs="Times New Roman"/>
           <w:b/>
         </w:rPr>
-        <w:t>XGBoost</w:t>
+        <w:t>CART</w:t>
       </w:r>
       <w:r>
         <w:rPr>
           <w:rFonts w:eastAsia="Times New Roman" w:cs="Times New Roman"/>
         </w:rPr>
         <w:tab/>
-        <w:t>eXtreme Gradient Boosting</w:t>
+        <w:t>Classification and Regression Trees</w:t>
       </w:r>
     </w:p>
     <w:p>
@@ -2628,19 +2821,21 @@
         </w:tabs>
         <w:spacing w:after="60"/>
       </w:pPr>
+      <w:proofErr w:type="spellStart"/>
       <w:r>
         <w:rPr>
           <w:rFonts w:eastAsia="Times New Roman" w:cs="Times New Roman"/>
           <w:b/>
         </w:rPr>
-        <w:t>CART</w:t>
-      </w:r>
+        <w:t>dph</w:t>
+      </w:r>
+      <w:proofErr w:type="spellEnd"/>
       <w:r>
         <w:rPr>
           <w:rFonts w:eastAsia="Times New Roman" w:cs="Times New Roman"/>
         </w:rPr>
         <w:tab/>
-        <w:t>Classification and Regression Trees</w:t>
+        <w:t>Deliveries Per Hour</w:t>
       </w:r>
     </w:p>
     <w:p>
@@ -2652,17 +2847,13 @@
       </w:pPr>
       <w:r>
         <w:rPr>
-          <w:rFonts w:eastAsia="Times New Roman" w:cs="Times New Roman"/>
           <w:b/>
         </w:rPr>
-        <w:t>dph</w:t>
-      </w:r>
-      <w:r>
-        <w:rPr>
-          <w:rFonts w:eastAsia="Times New Roman" w:cs="Times New Roman"/>
-        </w:rPr>
+        <w:t>MSK</w:t>
+      </w:r>
+      <w:r>
         <w:tab/>
-        <w:t>Deliveries Per Hour</w:t>
+        <w:t>Musculoskeletal</w:t>
       </w:r>
     </w:p>
     <w:p>
@@ -2674,17 +2865,141 @@
       </w:pPr>
       <w:r>
         <w:rPr>
-          <w:rFonts w:eastAsia="Times New Roman" w:cs="Times New Roman"/>
           <w:b/>
         </w:rPr>
-        <w:t>API</w:t>
-      </w:r>
-      <w:r>
-        <w:rPr>
-          <w:rFonts w:eastAsia="Times New Roman" w:cs="Times New Roman"/>
-        </w:rPr>
+        <w:t>CR10</w:t>
+      </w:r>
+      <w:r>
         <w:tab/>
-        <w:t>Application Programming Interface</w:t>
+        <w:t>Category-Ratio 10-point scale (Borg)</w:t>
+      </w:r>
+    </w:p>
+    <w:p>
+      <w:pPr>
+        <w:tabs>
+          <w:tab w:val="left" w:pos="1984"/>
+        </w:tabs>
+        <w:spacing w:after="60"/>
+      </w:pPr>
+      <w:r>
+        <w:rPr>
+          <w:b/>
+        </w:rPr>
+        <w:t>RF</w:t>
+      </w:r>
+      <w:r>
+        <w:tab/>
+        <w:t>Random Forest</w:t>
+      </w:r>
+    </w:p>
+    <w:p>
+      <w:pPr>
+        <w:tabs>
+          <w:tab w:val="left" w:pos="1984"/>
+        </w:tabs>
+        <w:spacing w:after="60"/>
+      </w:pPr>
+      <w:r>
+        <w:rPr>
+          <w:b/>
+        </w:rPr>
+        <w:t>ET</w:t>
+      </w:r>
+      <w:r>
+        <w:tab/>
+        <w:t>Extra Trees</w:t>
+      </w:r>
+    </w:p>
+    <w:p>
+      <w:pPr>
+        <w:tabs>
+          <w:tab w:val="left" w:pos="1984"/>
+        </w:tabs>
+        <w:spacing w:after="60"/>
+      </w:pPr>
+      <w:r>
+        <w:rPr>
+          <w:b/>
+        </w:rPr>
+        <w:t>LR</w:t>
+      </w:r>
+      <w:r>
+        <w:tab/>
+        <w:t>Logistic Regression</w:t>
+      </w:r>
+    </w:p>
+    <w:p>
+      <w:pPr>
+        <w:tabs>
+          <w:tab w:val="left" w:pos="1984"/>
+        </w:tabs>
+        <w:spacing w:after="60"/>
+      </w:pPr>
+      <w:r>
+        <w:rPr>
+          <w:b/>
+        </w:rPr>
+        <w:t>DT</w:t>
+      </w:r>
+      <w:r>
+        <w:tab/>
+        <w:t>Decision Tree</w:t>
+      </w:r>
+    </w:p>
+    <w:p>
+      <w:pPr>
+        <w:tabs>
+          <w:tab w:val="left" w:pos="1984"/>
+        </w:tabs>
+        <w:spacing w:after="60"/>
+      </w:pPr>
+      <w:r>
+        <w:rPr>
+          <w:b/>
+        </w:rPr>
+        <w:t>GBM</w:t>
+      </w:r>
+      <w:r>
+        <w:tab/>
+        <w:t>Gradient Boosting Machine</w:t>
+      </w:r>
+    </w:p>
+    <w:p>
+      <w:pPr>
+        <w:tabs>
+          <w:tab w:val="left" w:pos="1984"/>
+        </w:tabs>
+        <w:spacing w:after="60"/>
+      </w:pPr>
+      <w:proofErr w:type="spellStart"/>
+      <w:r>
+        <w:rPr>
+          <w:b/>
+        </w:rPr>
+        <w:t>OvR</w:t>
+      </w:r>
+      <w:proofErr w:type="spellEnd"/>
+      <w:r>
+        <w:tab/>
+        <w:t>One-vs-Rest</w:t>
+      </w:r>
+    </w:p>
+    <w:p>
+      <w:pPr>
+        <w:tabs>
+          <w:tab w:val="left" w:pos="1984"/>
+        </w:tabs>
+        <w:spacing w:after="60"/>
+      </w:pPr>
+      <w:r>
+        <w:rPr>
+          <w:b/>
+        </w:rPr>
+        <w:t>SD</w:t>
+      </w:r>
+      <w:r>
+        <w:tab/>
+        <w:t>Standard Deviation</w:t>
       </w:r>
     </w:p>
     <w:p>
@@ -2747,7 +3062,21 @@
           <w:rFonts w:eastAsia="Times New Roman" w:cs="Times New Roman"/>
         </w:rPr>
         <w:tab/>
-        <w:t>number of nearest minority neighbours used by SMOTE</w:t>
+        <w:t xml:space="preserve">number of nearest minority </w:t>
+      </w:r>
+      <w:proofErr w:type="spellStart"/>
+      <w:r>
+        <w:rPr>
+          <w:rFonts w:eastAsia="Times New Roman" w:cs="Times New Roman"/>
+        </w:rPr>
+        <w:t>neighbours</w:t>
+      </w:r>
+      <w:proofErr w:type="spellEnd"/>
+      <w:r>
+        <w:rPr>
+          <w:rFonts w:eastAsia="Times New Roman" w:cs="Times New Roman"/>
+        </w:rPr>
+        <w:t xml:space="preserve"> used by SMOTE</w:t>
       </w:r>
     </w:p>
     <w:p>
@@ -2849,6 +3178,7 @@
         </w:tabs>
         <w:spacing w:after="60"/>
       </w:pPr>
+      <w:proofErr w:type="spellStart"/>
       <w:r>
         <w:rPr>
           <w:rFonts w:eastAsia="Times New Roman" w:cs="Times New Roman"/>
@@ -2857,12 +3187,91 @@
         </w:rPr>
         <w:t>dph</w:t>
       </w:r>
+      <w:proofErr w:type="spellEnd"/>
       <w:r>
         <w:rPr>
           <w:rFonts w:eastAsia="Times New Roman" w:cs="Times New Roman"/>
         </w:rPr>
         <w:tab/>
-        <w:t>deliveries per hour, deliveries_num / work_hours_num</w:t>
+        <w:t xml:space="preserve">deliveries per hour, </w:t>
+      </w:r>
+      <w:proofErr w:type="spellStart"/>
+      <w:r>
+        <w:rPr>
+          <w:rFonts w:eastAsia="Times New Roman" w:cs="Times New Roman"/>
+        </w:rPr>
+        <w:t>deliveries_num</w:t>
+      </w:r>
+      <w:proofErr w:type="spellEnd"/>
+      <w:r>
+        <w:rPr>
+          <w:rFonts w:eastAsia="Times New Roman" w:cs="Times New Roman"/>
+        </w:rPr>
+        <w:t xml:space="preserve"> / </w:t>
+      </w:r>
+      <w:proofErr w:type="spellStart"/>
+      <w:r>
+        <w:rPr>
+          <w:rFonts w:eastAsia="Times New Roman" w:cs="Times New Roman"/>
+        </w:rPr>
+        <w:t>work_hours_num</w:t>
+      </w:r>
+      <w:proofErr w:type="spellEnd"/>
+    </w:p>
+    <w:p>
+      <w:pPr>
+        <w:tabs>
+          <w:tab w:val="left" w:pos="1984"/>
+        </w:tabs>
+        <w:spacing w:after="60"/>
+      </w:pPr>
+      <w:r>
+        <w:rPr>
+          <w:b/>
+        </w:rPr>
+        <w:t>α</w:t>
+      </w:r>
+      <w:r>
+        <w:tab/>
+        <w:t>significance threshold (α = 0.05)</w:t>
+      </w:r>
+    </w:p>
+    <w:p>
+      <w:pPr>
+        <w:tabs>
+          <w:tab w:val="left" w:pos="1984"/>
+        </w:tabs>
+        <w:spacing w:after="60"/>
+      </w:pPr>
+      <w:proofErr w:type="spellStart"/>
+      <w:r>
+        <w:rPr>
+          <w:b/>
+        </w:rPr>
+        <w:t>df</w:t>
+      </w:r>
+      <w:proofErr w:type="spellEnd"/>
+      <w:r>
+        <w:tab/>
+        <w:t>degrees of freedom (chi-square test)</w:t>
+      </w:r>
+    </w:p>
+    <w:p>
+      <w:pPr>
+        <w:tabs>
+          <w:tab w:val="left" w:pos="1984"/>
+        </w:tabs>
+        <w:spacing w:after="60"/>
+      </w:pPr>
+      <w:r>
+        <w:rPr>
+          <w:b/>
+        </w:rPr>
+        <w:t>F1</w:t>
+      </w:r>
+      <w:r>
+        <w:tab/>
+        <w:t>harmonic mean of precision and recall</w:t>
       </w:r>
     </w:p>
     <w:p>
@@ -2915,7 +3324,35 @@
         <w:rPr>
           <w:rFonts w:eastAsia="Times New Roman" w:cs="Times New Roman"/>
         </w:rPr>
-        <w:t>Last-mile quick-commerce delivery riders for platforms like Blinkit and Zepto spend long hours on bikes, climb stairs, carry packages, and ride in heavy traffic. Prior Indian last-mile MSK studies [1, 2] report similar exposure patterns among app-based delivery riders. Over time this kind of work causes musculoskeletal disorders (MSDs): back pain, shoulder pain, wrist injuries, knee problems. The risk is not the same for every rider. Someone who is 22 and works 4 hours a day on a scooter is in a very different situation from a 45-year-old who works 10 hours a day on a motorbike with a handheld bag.</w:t>
+        <w:t xml:space="preserve">Last-mile quick-commerce delivery riders for platforms like </w:t>
+      </w:r>
+      <w:proofErr w:type="spellStart"/>
+      <w:r>
+        <w:rPr>
+          <w:rFonts w:eastAsia="Times New Roman" w:cs="Times New Roman"/>
+        </w:rPr>
+        <w:t>Blinkit</w:t>
+      </w:r>
+      <w:proofErr w:type="spellEnd"/>
+      <w:r>
+        <w:rPr>
+          <w:rFonts w:eastAsia="Times New Roman" w:cs="Times New Roman"/>
+        </w:rPr>
+        <w:t xml:space="preserve"> and </w:t>
+      </w:r>
+      <w:proofErr w:type="spellStart"/>
+      <w:r>
+        <w:rPr>
+          <w:rFonts w:eastAsia="Times New Roman" w:cs="Times New Roman"/>
+        </w:rPr>
+        <w:t>Zepto</w:t>
+      </w:r>
+      <w:proofErr w:type="spellEnd"/>
+      <w:r>
+        <w:rPr>
+          <w:rFonts w:eastAsia="Times New Roman" w:cs="Times New Roman"/>
+        </w:rPr>
+        <w:t xml:space="preserve"> spend long hours on bikes, climb stairs, carry packages, and ride in heavy traffic. Prior Indian last-mile MSK studies [1, 2] report similar exposure patterns among app-based delivery riders. Over time this kind of work causes musculoskeletal disorders (MSDs): back pain, shoulder pain, wrist injuries, knee problems. The risk is not the same for every rider. Someone who is 22 and works 4 hours a day on a scooter is in a very different situation from a 45-year-old who works 10 hours a day on a motorbike with a handheld bag.</w:t>
       </w:r>
     </w:p>
     <w:p>
@@ -3004,7 +3441,35 @@
           <w:rFonts w:eastAsia="Times New Roman" w:cs="Times New Roman"/>
         </w:rPr>
         <w:lastRenderedPageBreak/>
-        <w:t>Implement the pipeline reproducibly in Python (Jupyter notebooks, scikit-learn, XGBoost, imbalanced-learn, statsmodels) with a fixed random seed and end-to-end regeneration of every intermediate artefact.</w:t>
+        <w:t xml:space="preserve">Implement the pipeline reproducibly in Python (Jupyter notebooks, scikit-learn, </w:t>
+      </w:r>
+      <w:proofErr w:type="spellStart"/>
+      <w:r>
+        <w:rPr>
+          <w:rFonts w:eastAsia="Times New Roman" w:cs="Times New Roman"/>
+        </w:rPr>
+        <w:t>XGBoost</w:t>
+      </w:r>
+      <w:proofErr w:type="spellEnd"/>
+      <w:r>
+        <w:rPr>
+          <w:rFonts w:eastAsia="Times New Roman" w:cs="Times New Roman"/>
+        </w:rPr>
+        <w:t xml:space="preserve">, imbalanced-learn, </w:t>
+      </w:r>
+      <w:proofErr w:type="spellStart"/>
+      <w:r>
+        <w:rPr>
+          <w:rFonts w:eastAsia="Times New Roman" w:cs="Times New Roman"/>
+        </w:rPr>
+        <w:t>statsmodels</w:t>
+      </w:r>
+      <w:proofErr w:type="spellEnd"/>
+      <w:r>
+        <w:rPr>
+          <w:rFonts w:eastAsia="Times New Roman" w:cs="Times New Roman"/>
+        </w:rPr>
+        <w:t>) with a fixed random seed and end-to-end regeneration of every intermediate artefact.</w:t>
       </w:r>
     </w:p>
     <w:p>
@@ -3016,7 +3481,21 @@
         <w:rPr>
           <w:rFonts w:eastAsia="Times New Roman" w:cs="Times New Roman"/>
         </w:rPr>
-        <w:t>Train and evaluate seven candidate ML algorithms per risk factor using 5-fold stratified cross-validation with SMOTE oversampling inside every fold, and report accuracy, macro F1, and macro AUC.</w:t>
+        <w:t xml:space="preserve">Train and evaluate seven candidate ML algorithms per risk factor using 5-fold stratified cross-validation with SMOTE oversampling inside every fold, and report accuracy, macro F1, and </w:t>
+      </w:r>
+      <w:proofErr w:type="gramStart"/>
+      <w:r>
+        <w:rPr>
+          <w:rFonts w:eastAsia="Times New Roman" w:cs="Times New Roman"/>
+        </w:rPr>
+        <w:t>macro AUC</w:t>
+      </w:r>
+      <w:proofErr w:type="gramEnd"/>
+      <w:r>
+        <w:rPr>
+          <w:rFonts w:eastAsia="Times New Roman" w:cs="Times New Roman"/>
+        </w:rPr>
+        <w:t>.</w:t>
       </w:r>
     </w:p>
     <w:p>
@@ -3040,7 +3519,35 @@
         <w:rPr>
           <w:rFonts w:eastAsia="Times New Roman" w:cs="Times New Roman"/>
         </w:rPr>
-        <w:t>Deploy the trained models behind a Streamlit web application that accepts the full 36-item questionnaire plus the 11 RULA components and 8 QEC scores, and returns the six colour-coded risk levels with per-factor recommendations.</w:t>
+        <w:t xml:space="preserve">Deploy the trained models behind a </w:t>
+      </w:r>
+      <w:proofErr w:type="spellStart"/>
+      <w:r>
+        <w:rPr>
+          <w:rFonts w:eastAsia="Times New Roman" w:cs="Times New Roman"/>
+        </w:rPr>
+        <w:t>Streamlit</w:t>
+      </w:r>
+      <w:proofErr w:type="spellEnd"/>
+      <w:r>
+        <w:rPr>
+          <w:rFonts w:eastAsia="Times New Roman" w:cs="Times New Roman"/>
+        </w:rPr>
+        <w:t xml:space="preserve"> web application that accepts the full 36-item questionnaire plus the 11 RULA components and 8 QEC scores, and returns the six </w:t>
+      </w:r>
+      <w:proofErr w:type="spellStart"/>
+      <w:r>
+        <w:rPr>
+          <w:rFonts w:eastAsia="Times New Roman" w:cs="Times New Roman"/>
+        </w:rPr>
+        <w:t>colour</w:t>
+      </w:r>
+      <w:proofErr w:type="spellEnd"/>
+      <w:r>
+        <w:rPr>
+          <w:rFonts w:eastAsia="Times New Roman" w:cs="Times New Roman"/>
+        </w:rPr>
+        <w:t>-coded risk levels with per-factor recommendations.</w:t>
       </w:r>
     </w:p>
     <w:p>
@@ -3180,7 +3687,35 @@
         <w:rPr>
           <w:rFonts w:eastAsia="Times New Roman" w:cs="Times New Roman"/>
         </w:rPr>
-        <w:t>This is a cross-sectional study of Blinkit and Zepto quick-commerce delivery partners conducted in the Chengalpattu and Chennai regions in March-April 2026 using convenience sampling. The same 182 participants supplied both data streams: rider self-report through a Google Form and posture recorded during a delivery task by a trained observer. Eligibility was applied at the person level before either instrument.</w:t>
+        <w:t xml:space="preserve">This is a cross-sectional study of </w:t>
+      </w:r>
+      <w:proofErr w:type="spellStart"/>
+      <w:r>
+        <w:rPr>
+          <w:rFonts w:eastAsia="Times New Roman" w:cs="Times New Roman"/>
+        </w:rPr>
+        <w:t>Blinkit</w:t>
+      </w:r>
+      <w:proofErr w:type="spellEnd"/>
+      <w:r>
+        <w:rPr>
+          <w:rFonts w:eastAsia="Times New Roman" w:cs="Times New Roman"/>
+        </w:rPr>
+        <w:t xml:space="preserve"> and </w:t>
+      </w:r>
+      <w:proofErr w:type="spellStart"/>
+      <w:r>
+        <w:rPr>
+          <w:rFonts w:eastAsia="Times New Roman" w:cs="Times New Roman"/>
+        </w:rPr>
+        <w:t>Zepto</w:t>
+      </w:r>
+      <w:proofErr w:type="spellEnd"/>
+      <w:r>
+        <w:rPr>
+          <w:rFonts w:eastAsia="Times New Roman" w:cs="Times New Roman"/>
+        </w:rPr>
+        <w:t xml:space="preserve"> quick-commerce delivery partners conducted in the Chengalpattu and Chennai regions in March-April 2026 using convenience sampling. The same 182 participants supplied both data streams: rider self-report through a Google Form and posture recorded during a delivery task by a trained observer. Eligibility was applied at the person level before either instrument.</w:t>
       </w:r>
     </w:p>
     <w:p>
@@ -3206,7 +3741,35 @@
         <w:rPr>
           <w:rFonts w:eastAsia="Times New Roman" w:cs="Times New Roman"/>
         </w:rPr>
-        <w:t>Full-time delivery partners working on either the Blinkit or the Zepto platform.</w:t>
+        <w:t xml:space="preserve">Full-time delivery partners working on either the </w:t>
+      </w:r>
+      <w:proofErr w:type="spellStart"/>
+      <w:r>
+        <w:rPr>
+          <w:rFonts w:eastAsia="Times New Roman" w:cs="Times New Roman"/>
+        </w:rPr>
+        <w:t>Blinkit</w:t>
+      </w:r>
+      <w:proofErr w:type="spellEnd"/>
+      <w:r>
+        <w:rPr>
+          <w:rFonts w:eastAsia="Times New Roman" w:cs="Times New Roman"/>
+        </w:rPr>
+        <w:t xml:space="preserve"> or the </w:t>
+      </w:r>
+      <w:proofErr w:type="spellStart"/>
+      <w:r>
+        <w:rPr>
+          <w:rFonts w:eastAsia="Times New Roman" w:cs="Times New Roman"/>
+        </w:rPr>
+        <w:t>Zepto</w:t>
+      </w:r>
+      <w:proofErr w:type="spellEnd"/>
+      <w:r>
+        <w:rPr>
+          <w:rFonts w:eastAsia="Times New Roman" w:cs="Times New Roman"/>
+        </w:rPr>
+        <w:t xml:space="preserve"> platform.</w:t>
       </w:r>
     </w:p>
     <w:p>
@@ -3361,7 +3924,133 @@
         <w:rPr>
           <w:rFonts w:eastAsia="Times New Roman" w:cs="Times New Roman"/>
         </w:rPr>
-        <w:t>Phase 1 (01_data_cleaning.ipynb) normalises the raw CSV, standardises Yes/No answers, and validates row counts. Phase 2 (02_feature_engineering.ipynb) encodes ordered categorical bins to integers, assigns numeric midpoints to bin ranges, ranks vehicle type and carrying mode, aliases the 18 Yes/No items, and derives four composite features -- workload_score (mean of the six NASA-TLX items with satisfaction reversed), fatigue_score (mean of the six Borg CR10 items), force_exertion (the Borg lifting item), and vibration_index (vehicle_rank x work_hours_num) -- plus five product-form interactions so tree-based models can pick up combined effects.</w:t>
+        <w:t>Phase 1 (01_data_</w:t>
+      </w:r>
+      <w:proofErr w:type="gramStart"/>
+      <w:r>
+        <w:rPr>
+          <w:rFonts w:eastAsia="Times New Roman" w:cs="Times New Roman"/>
+        </w:rPr>
+        <w:t>cleaning.ipynb</w:t>
+      </w:r>
+      <w:proofErr w:type="gramEnd"/>
+      <w:r>
+        <w:rPr>
+          <w:rFonts w:eastAsia="Times New Roman" w:cs="Times New Roman"/>
+        </w:rPr>
+        <w:t xml:space="preserve">) </w:t>
+      </w:r>
+      <w:proofErr w:type="spellStart"/>
+      <w:r>
+        <w:rPr>
+          <w:rFonts w:eastAsia="Times New Roman" w:cs="Times New Roman"/>
+        </w:rPr>
+        <w:t>normalises</w:t>
+      </w:r>
+      <w:proofErr w:type="spellEnd"/>
+      <w:r>
+        <w:rPr>
+          <w:rFonts w:eastAsia="Times New Roman" w:cs="Times New Roman"/>
+        </w:rPr>
+        <w:t xml:space="preserve"> the raw CSV, </w:t>
+      </w:r>
+      <w:proofErr w:type="spellStart"/>
+      <w:r>
+        <w:rPr>
+          <w:rFonts w:eastAsia="Times New Roman" w:cs="Times New Roman"/>
+        </w:rPr>
+        <w:t>standardises</w:t>
+      </w:r>
+      <w:proofErr w:type="spellEnd"/>
+      <w:r>
+        <w:rPr>
+          <w:rFonts w:eastAsia="Times New Roman" w:cs="Times New Roman"/>
+        </w:rPr>
+        <w:t xml:space="preserve"> Yes/No answers, and validates row counts. Phase 2 (02_feature_engineering.ipynb) encodes ordered categorical bins to integers, assigns numeric midpoints to bin ranges, ranks vehicle type and carrying mode, aliases the 18 Yes/No items, and derives four composite features -- </w:t>
+      </w:r>
+      <w:proofErr w:type="spellStart"/>
+      <w:r>
+        <w:rPr>
+          <w:rFonts w:eastAsia="Times New Roman" w:cs="Times New Roman"/>
+        </w:rPr>
+        <w:t>workload_score</w:t>
+      </w:r>
+      <w:proofErr w:type="spellEnd"/>
+      <w:r>
+        <w:rPr>
+          <w:rFonts w:eastAsia="Times New Roman" w:cs="Times New Roman"/>
+        </w:rPr>
+        <w:t xml:space="preserve"> (mean of the six NASA-TLX items with satisfaction reversed), </w:t>
+      </w:r>
+      <w:proofErr w:type="spellStart"/>
+      <w:r>
+        <w:rPr>
+          <w:rFonts w:eastAsia="Times New Roman" w:cs="Times New Roman"/>
+        </w:rPr>
+        <w:t>fatigue_score</w:t>
+      </w:r>
+      <w:proofErr w:type="spellEnd"/>
+      <w:r>
+        <w:rPr>
+          <w:rFonts w:eastAsia="Times New Roman" w:cs="Times New Roman"/>
+        </w:rPr>
+        <w:t xml:space="preserve"> (mean of the six Borg CR10 items), </w:t>
+      </w:r>
+      <w:proofErr w:type="spellStart"/>
+      <w:r>
+        <w:rPr>
+          <w:rFonts w:eastAsia="Times New Roman" w:cs="Times New Roman"/>
+        </w:rPr>
+        <w:t>force_exertion</w:t>
+      </w:r>
+      <w:proofErr w:type="spellEnd"/>
+      <w:r>
+        <w:rPr>
+          <w:rFonts w:eastAsia="Times New Roman" w:cs="Times New Roman"/>
+        </w:rPr>
+        <w:t xml:space="preserve"> (the Borg lifting item), and </w:t>
+      </w:r>
+      <w:proofErr w:type="spellStart"/>
+      <w:r>
+        <w:rPr>
+          <w:rFonts w:eastAsia="Times New Roman" w:cs="Times New Roman"/>
+        </w:rPr>
+        <w:t>vibration_index</w:t>
+      </w:r>
+      <w:proofErr w:type="spellEnd"/>
+      <w:r>
+        <w:rPr>
+          <w:rFonts w:eastAsia="Times New Roman" w:cs="Times New Roman"/>
+        </w:rPr>
+        <w:t xml:space="preserve"> (</w:t>
+      </w:r>
+      <w:proofErr w:type="spellStart"/>
+      <w:r>
+        <w:rPr>
+          <w:rFonts w:eastAsia="Times New Roman" w:cs="Times New Roman"/>
+        </w:rPr>
+        <w:t>vehicle_rank</w:t>
+      </w:r>
+      <w:proofErr w:type="spellEnd"/>
+      <w:r>
+        <w:rPr>
+          <w:rFonts w:eastAsia="Times New Roman" w:cs="Times New Roman"/>
+        </w:rPr>
+        <w:t xml:space="preserve"> x </w:t>
+      </w:r>
+      <w:proofErr w:type="spellStart"/>
+      <w:r>
+        <w:rPr>
+          <w:rFonts w:eastAsia="Times New Roman" w:cs="Times New Roman"/>
+        </w:rPr>
+        <w:t>work_hours_num</w:t>
+      </w:r>
+      <w:proofErr w:type="spellEnd"/>
+      <w:r>
+        <w:rPr>
+          <w:rFonts w:eastAsia="Times New Roman" w:cs="Times New Roman"/>
+        </w:rPr>
+        <w:t>) -- plus five product-form interactions so tree-based models can pick up combined effects.</w:t>
       </w:r>
     </w:p>
     <w:p>
@@ -3373,7 +4062,35 @@
         <w:rPr>
           <w:rFonts w:eastAsia="Times New Roman" w:cs="Times New Roman"/>
         </w:rPr>
-        <w:t>The posture observations are merged into the survey via a severity-rank merge: riders are ranked by an exposure_severity index (normalised NMQ pain count + fatigue score + hours), posture rows by RULA Table C, and the two ranked lists are joined one-to-one. Caveats are noted in Chapter 5.</w:t>
+        <w:t xml:space="preserve">The posture observations are merged into the survey via a severity-rank merge: riders are ranked by an </w:t>
+      </w:r>
+      <w:proofErr w:type="spellStart"/>
+      <w:r>
+        <w:rPr>
+          <w:rFonts w:eastAsia="Times New Roman" w:cs="Times New Roman"/>
+        </w:rPr>
+        <w:t>exposure_severity</w:t>
+      </w:r>
+      <w:proofErr w:type="spellEnd"/>
+      <w:r>
+        <w:rPr>
+          <w:rFonts w:eastAsia="Times New Roman" w:cs="Times New Roman"/>
+        </w:rPr>
+        <w:t xml:space="preserve"> index (</w:t>
+      </w:r>
+      <w:proofErr w:type="spellStart"/>
+      <w:r>
+        <w:rPr>
+          <w:rFonts w:eastAsia="Times New Roman" w:cs="Times New Roman"/>
+        </w:rPr>
+        <w:t>normalised</w:t>
+      </w:r>
+      <w:proofErr w:type="spellEnd"/>
+      <w:r>
+        <w:rPr>
+          <w:rFonts w:eastAsia="Times New Roman" w:cs="Times New Roman"/>
+        </w:rPr>
+        <w:t xml:space="preserve"> NMQ pain count + fatigue score + hours), posture rows by RULA Table C, and the two ranked lists are joined one-to-one. Caveats are noted in Chapter 5.</w:t>
       </w:r>
     </w:p>
     <w:p>
@@ -3399,7 +4116,21 @@
         <w:rPr>
           <w:rFonts w:eastAsia="Times New Roman" w:cs="Times New Roman"/>
         </w:rPr>
-        <w:t>Phase 3 (03_risk_scoring.ipynb) applies the following rules and writes risk_profile.csv:</w:t>
+        <w:t>Phase 3 (03_risk_</w:t>
+      </w:r>
+      <w:proofErr w:type="gramStart"/>
+      <w:r>
+        <w:rPr>
+          <w:rFonts w:eastAsia="Times New Roman" w:cs="Times New Roman"/>
+        </w:rPr>
+        <w:t>scoring.ipynb</w:t>
+      </w:r>
+      <w:proofErr w:type="gramEnd"/>
+      <w:r>
+        <w:rPr>
+          <w:rFonts w:eastAsia="Times New Roman" w:cs="Times New Roman"/>
+        </w:rPr>
+        <w:t>) applies the following rules and writes risk_profile.csv:</w:t>
       </w:r>
     </w:p>
     <w:p>
@@ -3447,7 +4178,21 @@
         <w:rPr>
           <w:rFonts w:eastAsia="Times New Roman" w:cs="Times New Roman"/>
         </w:rPr>
-        <w:t>Vibration: vibration_index binned by sample tercile.</w:t>
+        <w:t xml:space="preserve">Vibration: </w:t>
+      </w:r>
+      <w:proofErr w:type="spellStart"/>
+      <w:r>
+        <w:rPr>
+          <w:rFonts w:eastAsia="Times New Roman" w:cs="Times New Roman"/>
+        </w:rPr>
+        <w:t>vibration_index</w:t>
+      </w:r>
+      <w:proofErr w:type="spellEnd"/>
+      <w:r>
+        <w:rPr>
+          <w:rFonts w:eastAsia="Times New Roman" w:cs="Times New Roman"/>
+        </w:rPr>
+        <w:t xml:space="preserve"> binned by sample tercile.</w:t>
       </w:r>
     </w:p>
     <w:p>
@@ -3459,7 +4204,35 @@
         <w:rPr>
           <w:rFonts w:eastAsia="Times New Roman" w:cs="Times New Roman"/>
         </w:rPr>
-        <w:t>Contact Stress: carrying_contact_rank x work_hours_num x age multiplier, sample tercile.</w:t>
+        <w:t xml:space="preserve">Contact Stress: </w:t>
+      </w:r>
+      <w:proofErr w:type="spellStart"/>
+      <w:r>
+        <w:rPr>
+          <w:rFonts w:eastAsia="Times New Roman" w:cs="Times New Roman"/>
+        </w:rPr>
+        <w:t>carrying_contact_rank</w:t>
+      </w:r>
+      <w:proofErr w:type="spellEnd"/>
+      <w:r>
+        <w:rPr>
+          <w:rFonts w:eastAsia="Times New Roman" w:cs="Times New Roman"/>
+        </w:rPr>
+        <w:t xml:space="preserve"> x </w:t>
+      </w:r>
+      <w:proofErr w:type="spellStart"/>
+      <w:r>
+        <w:rPr>
+          <w:rFonts w:eastAsia="Times New Roman" w:cs="Times New Roman"/>
+        </w:rPr>
+        <w:t>work_hours_num</w:t>
+      </w:r>
+      <w:proofErr w:type="spellEnd"/>
+      <w:r>
+        <w:rPr>
+          <w:rFonts w:eastAsia="Times New Roman" w:cs="Times New Roman"/>
+        </w:rPr>
+        <w:t xml:space="preserve"> x age multiplier, sample tercile.</w:t>
       </w:r>
     </w:p>
     <w:p>
@@ -3498,7 +4271,51 @@
         <w:rPr>
           <w:rFonts w:eastAsia="Times New Roman" w:cs="Times New Roman"/>
         </w:rPr>
-        <w:t>Phase 5 (05_stats.ipynb) runs two analyses on discomfort (binary: any NMQ 12-month pain). A chi-square test of independence (scipy.stats.chi2_contingency) checks whether each risk factor is associated with discomfort at p less than 0.05. Second, a multivariable logistic regression (statsmodels.api.Logit) estimates the effect of eleven predictors while controlling for the others; results are reported as odds ratios with 95 percent confidence intervals.</w:t>
+        <w:t>Phase 5 (05_</w:t>
+      </w:r>
+      <w:proofErr w:type="gramStart"/>
+      <w:r>
+        <w:rPr>
+          <w:rFonts w:eastAsia="Times New Roman" w:cs="Times New Roman"/>
+        </w:rPr>
+        <w:t>stats.ipynb</w:t>
+      </w:r>
+      <w:proofErr w:type="gramEnd"/>
+      <w:r>
+        <w:rPr>
+          <w:rFonts w:eastAsia="Times New Roman" w:cs="Times New Roman"/>
+        </w:rPr>
+        <w:t>) runs two analyses on discomfort (binary: any NMQ 12-month pain). A chi-square test of independence (</w:t>
+      </w:r>
+      <w:proofErr w:type="gramStart"/>
+      <w:r>
+        <w:rPr>
+          <w:rFonts w:eastAsia="Times New Roman" w:cs="Times New Roman"/>
+        </w:rPr>
+        <w:t>scipy.stats</w:t>
+      </w:r>
+      <w:proofErr w:type="gramEnd"/>
+      <w:r>
+        <w:rPr>
+          <w:rFonts w:eastAsia="Times New Roman" w:cs="Times New Roman"/>
+        </w:rPr>
+        <w:t>.chi2_contingency) checks whether each risk factor is associated with discomfort at p less than 0.05. Second, a multivariable logistic regression (</w:t>
+      </w:r>
+      <w:proofErr w:type="spellStart"/>
+      <w:proofErr w:type="gramStart"/>
+      <w:r>
+        <w:rPr>
+          <w:rFonts w:eastAsia="Times New Roman" w:cs="Times New Roman"/>
+        </w:rPr>
+        <w:t>statsmodels.api.Logit</w:t>
+      </w:r>
+      <w:proofErr w:type="spellEnd"/>
+      <w:proofErr w:type="gramEnd"/>
+      <w:r>
+        <w:rPr>
+          <w:rFonts w:eastAsia="Times New Roman" w:cs="Times New Roman"/>
+        </w:rPr>
+        <w:t>) estimates the effect of eleven predictors while controlling for the others; results are reported as odds ratios with 95 percent confidence intervals.</w:t>
       </w:r>
     </w:p>
     <w:p>
@@ -3524,7 +4341,87 @@
         <w:rPr>
           <w:rFonts w:eastAsia="Times New Roman" w:cs="Times New Roman"/>
         </w:rPr>
-        <w:t>Phase 6 (06_modeling.ipynb) trains a classifier per target from seven candidate algorithms.  Each sits inside an imblearn.Pipeline with SMOTE upstream so resampling only touches training folds. GridSearchCV tunes hyperparameters on macro-F1 inside 5-fold stratified CV, and the best model per target is refit on the full sample and saved as outputs/models/best_&lt;factor&gt;.pkl.</w:t>
+        <w:t>Phase 6 (06_</w:t>
+      </w:r>
+      <w:proofErr w:type="gramStart"/>
+      <w:r>
+        <w:rPr>
+          <w:rFonts w:eastAsia="Times New Roman" w:cs="Times New Roman"/>
+        </w:rPr>
+        <w:t>modeling.ipynb</w:t>
+      </w:r>
+      <w:proofErr w:type="gramEnd"/>
+      <w:r>
+        <w:rPr>
+          <w:rFonts w:eastAsia="Times New Roman" w:cs="Times New Roman"/>
+        </w:rPr>
+        <w:t xml:space="preserve">) trains a classifier per target from seven candidate algorithms.  Each </w:t>
+      </w:r>
+      <w:proofErr w:type="gramStart"/>
+      <w:r>
+        <w:rPr>
+          <w:rFonts w:eastAsia="Times New Roman" w:cs="Times New Roman"/>
+        </w:rPr>
+        <w:t>sits</w:t>
+      </w:r>
+      <w:proofErr w:type="gramEnd"/>
+      <w:r>
+        <w:rPr>
+          <w:rFonts w:eastAsia="Times New Roman" w:cs="Times New Roman"/>
+        </w:rPr>
+        <w:t xml:space="preserve"> inside an </w:t>
+      </w:r>
+      <w:proofErr w:type="spellStart"/>
+      <w:proofErr w:type="gramStart"/>
+      <w:r>
+        <w:rPr>
+          <w:rFonts w:eastAsia="Times New Roman" w:cs="Times New Roman"/>
+        </w:rPr>
+        <w:t>imblearn.Pipeline</w:t>
+      </w:r>
+      <w:proofErr w:type="spellEnd"/>
+      <w:proofErr w:type="gramEnd"/>
+      <w:r>
+        <w:rPr>
+          <w:rFonts w:eastAsia="Times New Roman" w:cs="Times New Roman"/>
+        </w:rPr>
+        <w:t xml:space="preserve"> with SMOTE upstream so resampling only touches training folds. </w:t>
+      </w:r>
+      <w:proofErr w:type="spellStart"/>
+      <w:r>
+        <w:rPr>
+          <w:rFonts w:eastAsia="Times New Roman" w:cs="Times New Roman"/>
+        </w:rPr>
+        <w:t>GridSearchCV</w:t>
+      </w:r>
+      <w:proofErr w:type="spellEnd"/>
+      <w:r>
+        <w:rPr>
+          <w:rFonts w:eastAsia="Times New Roman" w:cs="Times New Roman"/>
+        </w:rPr>
+        <w:t xml:space="preserve"> tunes hyperparameters on macro-F1 inside 5-fold stratified CV, and the best model per target is refit on the full sample and saved as outputs/models/best_&lt;factor</w:t>
+      </w:r>
+      <w:proofErr w:type="gramStart"/>
+      <w:r>
+        <w:rPr>
+          <w:rFonts w:eastAsia="Times New Roman" w:cs="Times New Roman"/>
+        </w:rPr>
+        <w:t>&gt;.</w:t>
+      </w:r>
+      <w:proofErr w:type="spellStart"/>
+      <w:r>
+        <w:rPr>
+          <w:rFonts w:eastAsia="Times New Roman" w:cs="Times New Roman"/>
+        </w:rPr>
+        <w:t>pkl</w:t>
+      </w:r>
+      <w:proofErr w:type="spellEnd"/>
+      <w:proofErr w:type="gramEnd"/>
+      <w:r>
+        <w:rPr>
+          <w:rFonts w:eastAsia="Times New Roman" w:cs="Times New Roman"/>
+        </w:rPr>
+        <w:t>.</w:t>
       </w:r>
     </w:p>
     <w:p>
@@ -3547,11 +4444,33 @@
         <w:spacing w:after="160" w:line="336" w:lineRule="auto"/>
         <w:jc w:val="both"/>
       </w:pPr>
-      <w:r>
-        <w:rPr>
-          <w:rFonts w:eastAsia="Times New Roman" w:cs="Times New Roman"/>
-        </w:rPr>
-        <w:t>Regularised linear classifier used as the baseline (L2 penalty, class_weight balanced).  Any tree-based method that fails to beat it on a factor is either overfitting or getting nothing from feature interactions.</w:t>
+      <w:proofErr w:type="spellStart"/>
+      <w:r>
+        <w:rPr>
+          <w:rFonts w:eastAsia="Times New Roman" w:cs="Times New Roman"/>
+        </w:rPr>
+        <w:t>Regularised</w:t>
+      </w:r>
+      <w:proofErr w:type="spellEnd"/>
+      <w:r>
+        <w:rPr>
+          <w:rFonts w:eastAsia="Times New Roman" w:cs="Times New Roman"/>
+        </w:rPr>
+        <w:t xml:space="preserve"> linear classifier used as the baseline (L2 penalty, </w:t>
+      </w:r>
+      <w:proofErr w:type="spellStart"/>
+      <w:r>
+        <w:rPr>
+          <w:rFonts w:eastAsia="Times New Roman" w:cs="Times New Roman"/>
+        </w:rPr>
+        <w:t>class_weight</w:t>
+      </w:r>
+      <w:proofErr w:type="spellEnd"/>
+      <w:r>
+        <w:rPr>
+          <w:rFonts w:eastAsia="Times New Roman" w:cs="Times New Roman"/>
+        </w:rPr>
+        <w:t xml:space="preserve"> balanced).  Any tree-based method that fails to beat it on a factor is either overfitting or getting nothing from feature interactions.</w:t>
       </w:r>
     </w:p>
     <w:p>
@@ -3578,7 +4497,49 @@
         <w:rPr>
           <w:rFonts w:eastAsia="Times New Roman" w:cs="Times New Roman"/>
         </w:rPr>
-        <w:t>Single CART tree with max_depth in {3, 5, 7} and min_samples_leaf in {1, 3, 5} tuned via grid search.  Included as the ensembling floor; not competitive on its own for any of the six targets.</w:t>
+        <w:t xml:space="preserve">Single CART tree with </w:t>
+      </w:r>
+      <w:proofErr w:type="spellStart"/>
+      <w:r>
+        <w:rPr>
+          <w:rFonts w:eastAsia="Times New Roman" w:cs="Times New Roman"/>
+        </w:rPr>
+        <w:t>max_depth</w:t>
+      </w:r>
+      <w:proofErr w:type="spellEnd"/>
+      <w:r>
+        <w:rPr>
+          <w:rFonts w:eastAsia="Times New Roman" w:cs="Times New Roman"/>
+        </w:rPr>
+        <w:t xml:space="preserve"> in {3, 5, 7} and </w:t>
+      </w:r>
+      <w:proofErr w:type="spellStart"/>
+      <w:r>
+        <w:rPr>
+          <w:rFonts w:eastAsia="Times New Roman" w:cs="Times New Roman"/>
+        </w:rPr>
+        <w:t>min_samples_leaf</w:t>
+      </w:r>
+      <w:proofErr w:type="spellEnd"/>
+      <w:r>
+        <w:rPr>
+          <w:rFonts w:eastAsia="Times New Roman" w:cs="Times New Roman"/>
+        </w:rPr>
+        <w:t xml:space="preserve"> in {1, 3, 5} tuned via grid search.  Included as the </w:t>
+      </w:r>
+      <w:proofErr w:type="spellStart"/>
+      <w:r>
+        <w:rPr>
+          <w:rFonts w:eastAsia="Times New Roman" w:cs="Times New Roman"/>
+        </w:rPr>
+        <w:t>ensembling</w:t>
+      </w:r>
+      <w:proofErr w:type="spellEnd"/>
+      <w:r>
+        <w:rPr>
+          <w:rFonts w:eastAsia="Times New Roman" w:cs="Times New Roman"/>
+        </w:rPr>
+        <w:t xml:space="preserve"> floor; not competitive on its own for any of the six targets.</w:t>
       </w:r>
     </w:p>
     <w:p>
@@ -3632,7 +4593,21 @@
         <w:rPr>
           <w:rFonts w:eastAsia="Times New Roman" w:cs="Times New Roman"/>
         </w:rPr>
-        <w:t>Like Random Forest but with fully random splits per node.  The extra randomisation lowers between-tree correlation and helped it win on Vibration.</w:t>
+        <w:t xml:space="preserve">Like Random Forest but with fully random splits per node.  The extra </w:t>
+      </w:r>
+      <w:proofErr w:type="spellStart"/>
+      <w:r>
+        <w:rPr>
+          <w:rFonts w:eastAsia="Times New Roman" w:cs="Times New Roman"/>
+        </w:rPr>
+        <w:t>randomisation</w:t>
+      </w:r>
+      <w:proofErr w:type="spellEnd"/>
+      <w:r>
+        <w:rPr>
+          <w:rFonts w:eastAsia="Times New Roman" w:cs="Times New Roman"/>
+        </w:rPr>
+        <w:t xml:space="preserve"> lowers between-tree correlation and helped it win on Vibration.</w:t>
       </w:r>
     </w:p>
     <w:p>
@@ -3675,26 +4650,9 @@
           <w:sz w:val="24"/>
         </w:rPr>
         <w:lastRenderedPageBreak/>
-        <w:t>2.6.6   XGBoost</w:t>
-      </w:r>
-    </w:p>
-    <w:p>
-      <w:pPr>
-        <w:spacing w:after="160" w:line="336" w:lineRule="auto"/>
-        <w:jc w:val="both"/>
-      </w:pPr>
-      <w:r>
-        <w:rPr>
-          <w:rFonts w:eastAsia="Times New Roman" w:cs="Times New Roman"/>
-        </w:rPr>
-        <w:t>Gradient-boosted trees with L2 regularisation on the leaf weights.  Placed second on several targets but did not win any at the default search budget.</w:t>
-      </w:r>
-    </w:p>
-    <w:p>
-      <w:pPr>
-        <w:pStyle w:val="Heading5"/>
-        <w:spacing w:before="180" w:after="60"/>
-      </w:pPr>
+        <w:t xml:space="preserve">2.6.6   </w:t>
+      </w:r>
+      <w:proofErr w:type="spellStart"/>
       <w:r>
         <w:rPr>
           <w:rFonts w:ascii="Times New Roman" w:eastAsia="Times New Roman" w:hAnsi="Times New Roman" w:cs="Times New Roman"/>
@@ -3702,8 +4660,9 @@
           <w:color w:val="000000"/>
           <w:sz w:val="24"/>
         </w:rPr>
-        <w:t>2.6.7   Stacking Classifier</w:t>
-      </w:r>
+        <w:t>XGBoost</w:t>
+      </w:r>
+      <w:proofErr w:type="spellEnd"/>
     </w:p>
     <w:p>
       <w:pPr>
@@ -3714,7 +4673,21 @@
         <w:rPr>
           <w:rFonts w:eastAsia="Times New Roman" w:cs="Times New Roman"/>
         </w:rPr>
-        <w:t>Meta-learner taking the out-of-fold predictions of Random Forest, Extra Trees, HistGBM, and XGBoost as inputs and fitting a Logistic Regression on top.  Failed to beat the strongest base learner because the four base learners largely agreed.</w:t>
+        <w:t xml:space="preserve">Gradient-boosted trees with L2 </w:t>
+      </w:r>
+      <w:proofErr w:type="spellStart"/>
+      <w:r>
+        <w:rPr>
+          <w:rFonts w:eastAsia="Times New Roman" w:cs="Times New Roman"/>
+        </w:rPr>
+        <w:t>regularisation</w:t>
+      </w:r>
+      <w:proofErr w:type="spellEnd"/>
+      <w:r>
+        <w:rPr>
+          <w:rFonts w:eastAsia="Times New Roman" w:cs="Times New Roman"/>
+        </w:rPr>
+        <w:t xml:space="preserve"> on the leaf weights.  Placed second on several targets but did not win any at the default search budget.</w:t>
       </w:r>
     </w:p>
     <w:p>
@@ -3729,7 +4702,7 @@
           <w:color w:val="000000"/>
           <w:sz w:val="24"/>
         </w:rPr>
-        <w:t>2.6.8   SMOTE and cross-validation</w:t>
+        <w:t>2.6.7   Stacking Classifier</w:t>
       </w:r>
     </w:p>
     <w:p>
@@ -3741,7 +4714,35 @@
         <w:rPr>
           <w:rFonts w:eastAsia="Times New Roman" w:cs="Times New Roman"/>
         </w:rPr>
-        <w:t>SMOTE synthesises new minority-class samples along segments between k nearest minority neighbours.  Wrapping it in imblearn.Pipeline keeps the synthesis inside training folds only, so validation-fold accuracy is never inflated.  k_neighbors is set per target below the minority training-fold count; GridSearchCV picks hyperparameters on macro-F1 with StratifiedKFold(5, shuffle=True, random_state=42).</w:t>
+        <w:t xml:space="preserve">Meta-learner taking the out-of-fold predictions of Random Forest, Extra Trees, </w:t>
+      </w:r>
+      <w:proofErr w:type="spellStart"/>
+      <w:r>
+        <w:rPr>
+          <w:rFonts w:eastAsia="Times New Roman" w:cs="Times New Roman"/>
+        </w:rPr>
+        <w:t>HistGBM</w:t>
+      </w:r>
+      <w:proofErr w:type="spellEnd"/>
+      <w:r>
+        <w:rPr>
+          <w:rFonts w:eastAsia="Times New Roman" w:cs="Times New Roman"/>
+        </w:rPr>
+        <w:t xml:space="preserve">, and </w:t>
+      </w:r>
+      <w:proofErr w:type="spellStart"/>
+      <w:r>
+        <w:rPr>
+          <w:rFonts w:eastAsia="Times New Roman" w:cs="Times New Roman"/>
+        </w:rPr>
+        <w:t>XGBoost</w:t>
+      </w:r>
+      <w:proofErr w:type="spellEnd"/>
+      <w:r>
+        <w:rPr>
+          <w:rFonts w:eastAsia="Times New Roman" w:cs="Times New Roman"/>
+        </w:rPr>
+        <w:t xml:space="preserve"> as inputs and fitting a Logistic Regression on top.  Failed to beat the strongest base learner because the four base learners largely agreed.</w:t>
       </w:r>
     </w:p>
     <w:p>
@@ -3756,7 +4757,7 @@
           <w:color w:val="000000"/>
           <w:sz w:val="24"/>
         </w:rPr>
-        <w:t>2.6.9   Per-target feature exclusions</w:t>
+        <w:t>2.6.8   SMOTE and cross-validation</w:t>
       </w:r>
     </w:p>
     <w:p>
@@ -3768,7 +4769,156 @@
         <w:rPr>
           <w:rFonts w:eastAsia="Times New Roman" w:cs="Times New Roman"/>
         </w:rPr>
-        <w:t>Each target excludes the survey inputs that directly define its Stage-1 label (otherwise the model would memorise the rule).  Posture additionally receives the 11 RULA components and 8 QEC scores, giving 63 total features.</w:t>
+        <w:t xml:space="preserve">SMOTE </w:t>
+      </w:r>
+      <w:proofErr w:type="spellStart"/>
+      <w:r>
+        <w:rPr>
+          <w:rFonts w:eastAsia="Times New Roman" w:cs="Times New Roman"/>
+        </w:rPr>
+        <w:t>synthesises</w:t>
+      </w:r>
+      <w:proofErr w:type="spellEnd"/>
+      <w:r>
+        <w:rPr>
+          <w:rFonts w:eastAsia="Times New Roman" w:cs="Times New Roman"/>
+        </w:rPr>
+        <w:t xml:space="preserve"> new minority-class samples along segments between k nearest minority </w:t>
+      </w:r>
+      <w:proofErr w:type="spellStart"/>
+      <w:r>
+        <w:rPr>
+          <w:rFonts w:eastAsia="Times New Roman" w:cs="Times New Roman"/>
+        </w:rPr>
+        <w:t>neighbours</w:t>
+      </w:r>
+      <w:proofErr w:type="spellEnd"/>
+      <w:r>
+        <w:rPr>
+          <w:rFonts w:eastAsia="Times New Roman" w:cs="Times New Roman"/>
+        </w:rPr>
+        <w:t xml:space="preserve">.  Wrapping it in </w:t>
+      </w:r>
+      <w:proofErr w:type="spellStart"/>
+      <w:proofErr w:type="gramStart"/>
+      <w:r>
+        <w:rPr>
+          <w:rFonts w:eastAsia="Times New Roman" w:cs="Times New Roman"/>
+        </w:rPr>
+        <w:t>imblearn.Pipeline</w:t>
+      </w:r>
+      <w:proofErr w:type="spellEnd"/>
+      <w:proofErr w:type="gramEnd"/>
+      <w:r>
+        <w:rPr>
+          <w:rFonts w:eastAsia="Times New Roman" w:cs="Times New Roman"/>
+        </w:rPr>
+        <w:t xml:space="preserve"> keeps the synthesis inside training folds only, so validation-fold accuracy is never inflated.  </w:t>
+      </w:r>
+      <w:proofErr w:type="spellStart"/>
+      <w:r>
+        <w:rPr>
+          <w:rFonts w:eastAsia="Times New Roman" w:cs="Times New Roman"/>
+        </w:rPr>
+        <w:t>k_neighbors</w:t>
+      </w:r>
+      <w:proofErr w:type="spellEnd"/>
+      <w:r>
+        <w:rPr>
+          <w:rFonts w:eastAsia="Times New Roman" w:cs="Times New Roman"/>
+        </w:rPr>
+        <w:t xml:space="preserve"> is set per target below the minority training-fold count; </w:t>
+      </w:r>
+      <w:proofErr w:type="spellStart"/>
+      <w:r>
+        <w:rPr>
+          <w:rFonts w:eastAsia="Times New Roman" w:cs="Times New Roman"/>
+        </w:rPr>
+        <w:t>GridSearchCV</w:t>
+      </w:r>
+      <w:proofErr w:type="spellEnd"/>
+      <w:r>
+        <w:rPr>
+          <w:rFonts w:eastAsia="Times New Roman" w:cs="Times New Roman"/>
+        </w:rPr>
+        <w:t xml:space="preserve"> picks hyperparameters on macro-F1 with </w:t>
+      </w:r>
+      <w:proofErr w:type="spellStart"/>
+      <w:proofErr w:type="gramStart"/>
+      <w:r>
+        <w:rPr>
+          <w:rFonts w:eastAsia="Times New Roman" w:cs="Times New Roman"/>
+        </w:rPr>
+        <w:t>StratifiedKFold</w:t>
+      </w:r>
+      <w:proofErr w:type="spellEnd"/>
+      <w:r>
+        <w:rPr>
+          <w:rFonts w:eastAsia="Times New Roman" w:cs="Times New Roman"/>
+        </w:rPr>
+        <w:t>(</w:t>
+      </w:r>
+      <w:proofErr w:type="gramEnd"/>
+      <w:r>
+        <w:rPr>
+          <w:rFonts w:eastAsia="Times New Roman" w:cs="Times New Roman"/>
+        </w:rPr>
+        <w:t xml:space="preserve">5, shuffle=True, </w:t>
+      </w:r>
+      <w:proofErr w:type="spellStart"/>
+      <w:r>
+        <w:rPr>
+          <w:rFonts w:eastAsia="Times New Roman" w:cs="Times New Roman"/>
+        </w:rPr>
+        <w:t>random_state</w:t>
+      </w:r>
+      <w:proofErr w:type="spellEnd"/>
+      <w:r>
+        <w:rPr>
+          <w:rFonts w:eastAsia="Times New Roman" w:cs="Times New Roman"/>
+        </w:rPr>
+        <w:t>=42).</w:t>
+      </w:r>
+    </w:p>
+    <w:p>
+      <w:pPr>
+        <w:pStyle w:val="Heading5"/>
+        <w:spacing w:before="180" w:after="60"/>
+      </w:pPr>
+      <w:r>
+        <w:rPr>
+          <w:rFonts w:ascii="Times New Roman" w:eastAsia="Times New Roman" w:hAnsi="Times New Roman" w:cs="Times New Roman"/>
+          <w:b/>
+          <w:color w:val="000000"/>
+          <w:sz w:val="24"/>
+        </w:rPr>
+        <w:t>2.6.9   Per-target feature exclusions</w:t>
+      </w:r>
+    </w:p>
+    <w:p>
+      <w:pPr>
+        <w:spacing w:after="160" w:line="336" w:lineRule="auto"/>
+        <w:jc w:val="both"/>
+      </w:pPr>
+      <w:r>
+        <w:rPr>
+          <w:rFonts w:eastAsia="Times New Roman" w:cs="Times New Roman"/>
+        </w:rPr>
+        <w:t xml:space="preserve">Each target excludes the survey inputs that directly define its Stage-1 label (otherwise the model would </w:t>
+      </w:r>
+      <w:proofErr w:type="spellStart"/>
+      <w:r>
+        <w:rPr>
+          <w:rFonts w:eastAsia="Times New Roman" w:cs="Times New Roman"/>
+        </w:rPr>
+        <w:t>memorise</w:t>
+      </w:r>
+      <w:proofErr w:type="spellEnd"/>
+      <w:r>
+        <w:rPr>
+          <w:rFonts w:eastAsia="Times New Roman" w:cs="Times New Roman"/>
+        </w:rPr>
+        <w:t xml:space="preserve"> the rule).  Posture additionally receives the 11 RULA components and 8 QEC scores, giving 63 total features.</w:t>
       </w:r>
     </w:p>
     <w:tbl>
@@ -3878,13 +5028,31 @@
             <w:pPr>
               <w:spacing w:before="20" w:after="20"/>
             </w:pPr>
-            <w:r>
-              <w:rPr>
-                <w:rFonts w:eastAsia="Times New Roman" w:cs="Times New Roman"/>
-                <w:sz w:val="20"/>
-              </w:rPr>
-              <w:t>force_exertion, force_x_age</w:t>
-            </w:r>
+            <w:proofErr w:type="spellStart"/>
+            <w:r>
+              <w:rPr>
+                <w:rFonts w:eastAsia="Times New Roman" w:cs="Times New Roman"/>
+                <w:sz w:val="20"/>
+              </w:rPr>
+              <w:t>force_exertion</w:t>
+            </w:r>
+            <w:proofErr w:type="spellEnd"/>
+            <w:r>
+              <w:rPr>
+                <w:rFonts w:eastAsia="Times New Roman" w:cs="Times New Roman"/>
+                <w:sz w:val="20"/>
+              </w:rPr>
+              <w:t xml:space="preserve">, </w:t>
+            </w:r>
+            <w:proofErr w:type="spellStart"/>
+            <w:r>
+              <w:rPr>
+                <w:rFonts w:eastAsia="Times New Roman" w:cs="Times New Roman"/>
+                <w:sz w:val="20"/>
+              </w:rPr>
+              <w:t>force_x_age</w:t>
+            </w:r>
+            <w:proofErr w:type="spellEnd"/>
           </w:p>
         </w:tc>
         <w:tc>
@@ -3936,13 +5104,47 @@
             <w:pPr>
               <w:spacing w:before="20" w:after="20"/>
             </w:pPr>
-            <w:r>
-              <w:rPr>
-                <w:rFonts w:eastAsia="Times New Roman" w:cs="Times New Roman"/>
-                <w:sz w:val="20"/>
-              </w:rPr>
-              <w:t>deliveries_num, work_hours_num, deliv_x_days</w:t>
-            </w:r>
+            <w:proofErr w:type="spellStart"/>
+            <w:r>
+              <w:rPr>
+                <w:rFonts w:eastAsia="Times New Roman" w:cs="Times New Roman"/>
+                <w:sz w:val="20"/>
+              </w:rPr>
+              <w:t>deliveries_num</w:t>
+            </w:r>
+            <w:proofErr w:type="spellEnd"/>
+            <w:r>
+              <w:rPr>
+                <w:rFonts w:eastAsia="Times New Roman" w:cs="Times New Roman"/>
+                <w:sz w:val="20"/>
+              </w:rPr>
+              <w:t xml:space="preserve">, </w:t>
+            </w:r>
+            <w:proofErr w:type="spellStart"/>
+            <w:r>
+              <w:rPr>
+                <w:rFonts w:eastAsia="Times New Roman" w:cs="Times New Roman"/>
+                <w:sz w:val="20"/>
+              </w:rPr>
+              <w:t>work_hours_num</w:t>
+            </w:r>
+            <w:proofErr w:type="spellEnd"/>
+            <w:r>
+              <w:rPr>
+                <w:rFonts w:eastAsia="Times New Roman" w:cs="Times New Roman"/>
+                <w:sz w:val="20"/>
+              </w:rPr>
+              <w:t xml:space="preserve">, </w:t>
+            </w:r>
+            <w:proofErr w:type="spellStart"/>
+            <w:r>
+              <w:rPr>
+                <w:rFonts w:eastAsia="Times New Roman" w:cs="Times New Roman"/>
+                <w:sz w:val="20"/>
+              </w:rPr>
+              <w:t>deliv_x_days</w:t>
+            </w:r>
+            <w:proofErr w:type="spellEnd"/>
           </w:p>
         </w:tc>
         <w:tc>
@@ -3994,13 +5196,31 @@
             <w:pPr>
               <w:spacing w:before="20" w:after="20"/>
             </w:pPr>
-            <w:r>
-              <w:rPr>
-                <w:rFonts w:eastAsia="Times New Roman" w:cs="Times New Roman"/>
-                <w:sz w:val="20"/>
-              </w:rPr>
-              <w:t>work_hours_num, vibration_index</w:t>
-            </w:r>
+            <w:proofErr w:type="spellStart"/>
+            <w:r>
+              <w:rPr>
+                <w:rFonts w:eastAsia="Times New Roman" w:cs="Times New Roman"/>
+                <w:sz w:val="20"/>
+              </w:rPr>
+              <w:t>work_hours_num</w:t>
+            </w:r>
+            <w:proofErr w:type="spellEnd"/>
+            <w:r>
+              <w:rPr>
+                <w:rFonts w:eastAsia="Times New Roman" w:cs="Times New Roman"/>
+                <w:sz w:val="20"/>
+              </w:rPr>
+              <w:t xml:space="preserve">, </w:t>
+            </w:r>
+            <w:proofErr w:type="spellStart"/>
+            <w:r>
+              <w:rPr>
+                <w:rFonts w:eastAsia="Times New Roman" w:cs="Times New Roman"/>
+                <w:sz w:val="20"/>
+              </w:rPr>
+              <w:t>vibration_index</w:t>
+            </w:r>
+            <w:proofErr w:type="spellEnd"/>
           </w:p>
         </w:tc>
         <w:tc>
@@ -4052,13 +5272,47 @@
             <w:pPr>
               <w:spacing w:before="20" w:after="20"/>
             </w:pPr>
-            <w:r>
-              <w:rPr>
-                <w:rFonts w:eastAsia="Times New Roman" w:cs="Times New Roman"/>
-                <w:sz w:val="20"/>
-              </w:rPr>
-              <w:t>vibration_index, vehicle_rank, work_hours_num</w:t>
-            </w:r>
+            <w:proofErr w:type="spellStart"/>
+            <w:r>
+              <w:rPr>
+                <w:rFonts w:eastAsia="Times New Roman" w:cs="Times New Roman"/>
+                <w:sz w:val="20"/>
+              </w:rPr>
+              <w:t>vibration_index</w:t>
+            </w:r>
+            <w:proofErr w:type="spellEnd"/>
+            <w:r>
+              <w:rPr>
+                <w:rFonts w:eastAsia="Times New Roman" w:cs="Times New Roman"/>
+                <w:sz w:val="20"/>
+              </w:rPr>
+              <w:t xml:space="preserve">, </w:t>
+            </w:r>
+            <w:proofErr w:type="spellStart"/>
+            <w:r>
+              <w:rPr>
+                <w:rFonts w:eastAsia="Times New Roman" w:cs="Times New Roman"/>
+                <w:sz w:val="20"/>
+              </w:rPr>
+              <w:t>vehicle_rank</w:t>
+            </w:r>
+            <w:proofErr w:type="spellEnd"/>
+            <w:r>
+              <w:rPr>
+                <w:rFonts w:eastAsia="Times New Roman" w:cs="Times New Roman"/>
+                <w:sz w:val="20"/>
+              </w:rPr>
+              <w:t xml:space="preserve">, </w:t>
+            </w:r>
+            <w:proofErr w:type="spellStart"/>
+            <w:r>
+              <w:rPr>
+                <w:rFonts w:eastAsia="Times New Roman" w:cs="Times New Roman"/>
+                <w:sz w:val="20"/>
+              </w:rPr>
+              <w:t>work_hours_num</w:t>
+            </w:r>
+            <w:proofErr w:type="spellEnd"/>
           </w:p>
         </w:tc>
         <w:tc>
@@ -4110,13 +5364,31 @@
             <w:pPr>
               <w:spacing w:before="20" w:after="20"/>
             </w:pPr>
-            <w:r>
-              <w:rPr>
-                <w:rFonts w:eastAsia="Times New Roman" w:cs="Times New Roman"/>
-                <w:sz w:val="20"/>
-              </w:rPr>
-              <w:t>carrying_contact_rank, work_hours_num</w:t>
-            </w:r>
+            <w:proofErr w:type="spellStart"/>
+            <w:r>
+              <w:rPr>
+                <w:rFonts w:eastAsia="Times New Roman" w:cs="Times New Roman"/>
+                <w:sz w:val="20"/>
+              </w:rPr>
+              <w:t>carrying_contact_rank</w:t>
+            </w:r>
+            <w:proofErr w:type="spellEnd"/>
+            <w:r>
+              <w:rPr>
+                <w:rFonts w:eastAsia="Times New Roman" w:cs="Times New Roman"/>
+                <w:sz w:val="20"/>
+              </w:rPr>
+              <w:t xml:space="preserve">, </w:t>
+            </w:r>
+            <w:proofErr w:type="spellStart"/>
+            <w:r>
+              <w:rPr>
+                <w:rFonts w:eastAsia="Times New Roman" w:cs="Times New Roman"/>
+                <w:sz w:val="20"/>
+              </w:rPr>
+              <w:t>work_hours_num</w:t>
+            </w:r>
+            <w:proofErr w:type="spellEnd"/>
           </w:p>
         </w:tc>
         <w:tc>
@@ -4239,7 +5511,77 @@
         <w:rPr>
           <w:rFonts w:eastAsia="Times New Roman" w:cs="Times New Roman"/>
         </w:rPr>
-        <w:t>Phase 7 (07_evaluation.ipynb) uses cross_val_predict for out-of-fold predictions and writes per-class precision / recall / F1 / support, confusion matrices, one-vs-rest ROC curves with per-class AUC (macro AUC is the unweighted mean), and feature importance (feature_importances_ for tree models, abs(coef_) for Logistic Regression).</w:t>
+        <w:t>Phase 7 (07_</w:t>
+      </w:r>
+      <w:proofErr w:type="gramStart"/>
+      <w:r>
+        <w:rPr>
+          <w:rFonts w:eastAsia="Times New Roman" w:cs="Times New Roman"/>
+        </w:rPr>
+        <w:t>evaluation.ipynb</w:t>
+      </w:r>
+      <w:proofErr w:type="gramEnd"/>
+      <w:r>
+        <w:rPr>
+          <w:rFonts w:eastAsia="Times New Roman" w:cs="Times New Roman"/>
+        </w:rPr>
+        <w:t xml:space="preserve">) uses </w:t>
+      </w:r>
+      <w:proofErr w:type="spellStart"/>
+      <w:r>
+        <w:rPr>
+          <w:rFonts w:eastAsia="Times New Roman" w:cs="Times New Roman"/>
+        </w:rPr>
+        <w:t>cross_val_predict</w:t>
+      </w:r>
+      <w:proofErr w:type="spellEnd"/>
+      <w:r>
+        <w:rPr>
+          <w:rFonts w:eastAsia="Times New Roman" w:cs="Times New Roman"/>
+        </w:rPr>
+        <w:t xml:space="preserve"> for out-of-fold predictions and writes per-class precision / recall / F1 / support, confusion matrices, one-vs-rest ROC curves with per-class AUC (</w:t>
+      </w:r>
+      <w:proofErr w:type="gramStart"/>
+      <w:r>
+        <w:rPr>
+          <w:rFonts w:eastAsia="Times New Roman" w:cs="Times New Roman"/>
+        </w:rPr>
+        <w:t>macro AUC</w:t>
+      </w:r>
+      <w:proofErr w:type="gramEnd"/>
+      <w:r>
+        <w:rPr>
+          <w:rFonts w:eastAsia="Times New Roman" w:cs="Times New Roman"/>
+        </w:rPr>
+        <w:t xml:space="preserve"> is the unweighted mean), and feature importance (</w:t>
+      </w:r>
+      <w:proofErr w:type="spellStart"/>
+      <w:r>
+        <w:rPr>
+          <w:rFonts w:eastAsia="Times New Roman" w:cs="Times New Roman"/>
+        </w:rPr>
+        <w:t>feature_importances</w:t>
+      </w:r>
+      <w:proofErr w:type="spellEnd"/>
+      <w:r>
+        <w:rPr>
+          <w:rFonts w:eastAsia="Times New Roman" w:cs="Times New Roman"/>
+        </w:rPr>
+        <w:t>_ for tree models, abs(</w:t>
+      </w:r>
+      <w:proofErr w:type="spellStart"/>
+      <w:r>
+        <w:rPr>
+          <w:rFonts w:eastAsia="Times New Roman" w:cs="Times New Roman"/>
+        </w:rPr>
+        <w:t>coef</w:t>
+      </w:r>
+      <w:proofErr w:type="spellEnd"/>
+      <w:r>
+        <w:rPr>
+          <w:rFonts w:eastAsia="Times New Roman" w:cs="Times New Roman"/>
+        </w:rPr>
+        <w:t>_) for Logistic Regression).</w:t>
       </w:r>
     </w:p>
     <w:p>
@@ -4281,7 +5623,21 @@
         <w:rPr>
           <w:rFonts w:eastAsia="Times New Roman" w:cs="Times New Roman"/>
         </w:rPr>
-        <w:t>The full pipeline is implemented across seven Jupyter notebooks (01 through 07) plus a Streamlit application. Every notebook is designed to run standalone from its previous input file, so the whole pipeline can be regenerated end to end with a fixed random seed of 42.</w:t>
+        <w:t xml:space="preserve">The full pipeline is implemented across seven Jupyter notebooks (01 through 07) plus a </w:t>
+      </w:r>
+      <w:proofErr w:type="spellStart"/>
+      <w:r>
+        <w:rPr>
+          <w:rFonts w:eastAsia="Times New Roman" w:cs="Times New Roman"/>
+        </w:rPr>
+        <w:t>Streamlit</w:t>
+      </w:r>
+      <w:proofErr w:type="spellEnd"/>
+      <w:r>
+        <w:rPr>
+          <w:rFonts w:eastAsia="Times New Roman" w:cs="Times New Roman"/>
+        </w:rPr>
+        <w:t xml:space="preserve"> application. Every notebook is designed to run standalone from its previous input file, so the whole pipeline can be regenerated end to end with a fixed random seed of 42.</w:t>
       </w:r>
     </w:p>
     <w:p>
@@ -4293,7 +5649,21 @@
         <w:rPr>
           <w:rFonts w:eastAsia="Times New Roman" w:cs="Times New Roman"/>
         </w:rPr>
-        <w:t>01_data_cleaning normalises the raw CSV and validates row counts.</w:t>
+        <w:t xml:space="preserve">01_data_cleaning </w:t>
+      </w:r>
+      <w:proofErr w:type="spellStart"/>
+      <w:r>
+        <w:rPr>
+          <w:rFonts w:eastAsia="Times New Roman" w:cs="Times New Roman"/>
+        </w:rPr>
+        <w:t>normalises</w:t>
+      </w:r>
+      <w:proofErr w:type="spellEnd"/>
+      <w:r>
+        <w:rPr>
+          <w:rFonts w:eastAsia="Times New Roman" w:cs="Times New Roman"/>
+        </w:rPr>
+        <w:t xml:space="preserve"> the raw CSV and validates row counts.</w:t>
       </w:r>
     </w:p>
     <w:p>
@@ -4305,7 +5675,21 @@
         <w:rPr>
           <w:rFonts w:eastAsia="Times New Roman" w:cs="Times New Roman"/>
         </w:rPr>
-        <w:t>02_feature_engineering encodes categoricals, derives composite scores, aliases the 18 binary items, and merges the posture observations by severity rank.</w:t>
+        <w:t xml:space="preserve">02_feature_engineering encodes </w:t>
+      </w:r>
+      <w:proofErr w:type="spellStart"/>
+      <w:r>
+        <w:rPr>
+          <w:rFonts w:eastAsia="Times New Roman" w:cs="Times New Roman"/>
+        </w:rPr>
+        <w:t>categoricals</w:t>
+      </w:r>
+      <w:proofErr w:type="spellEnd"/>
+      <w:r>
+        <w:rPr>
+          <w:rFonts w:eastAsia="Times New Roman" w:cs="Times New Roman"/>
+        </w:rPr>
+        <w:t>, derives composite scores, aliases the 18 binary items, and merges the posture observations by severity rank.</w:t>
       </w:r>
     </w:p>
     <w:p>
@@ -4353,7 +5737,21 @@
         <w:rPr>
           <w:rFonts w:eastAsia="Times New Roman" w:cs="Times New Roman"/>
         </w:rPr>
-        <w:t>06_modeling runs SMOTE plus GridSearchCV across 7 algorithms per target and keeps the best by F1 macro.</w:t>
+        <w:t xml:space="preserve">06_modeling runs SMOTE plus </w:t>
+      </w:r>
+      <w:proofErr w:type="spellStart"/>
+      <w:r>
+        <w:rPr>
+          <w:rFonts w:eastAsia="Times New Roman" w:cs="Times New Roman"/>
+        </w:rPr>
+        <w:t>GridSearchCV</w:t>
+      </w:r>
+      <w:proofErr w:type="spellEnd"/>
+      <w:r>
+        <w:rPr>
+          <w:rFonts w:eastAsia="Times New Roman" w:cs="Times New Roman"/>
+        </w:rPr>
+        <w:t xml:space="preserve"> across 7 algorithms per target and keeps the best by F1 macro.</w:t>
       </w:r>
     </w:p>
     <w:p>
@@ -4442,7 +5840,21 @@
         <w:rPr>
           <w:rFonts w:eastAsia="Times New Roman" w:cs="Times New Roman"/>
         </w:rPr>
-        <w:t>Each participant gave verbal consent before either instrument was administered. The 36-item Google Form was completed on a researcher-provided phone in about 15 to 20 minutes. Posture was recorded on paper by a trained observer during a natural delivery task, capturing the 11 RULA elements and 8 QEC region / exposure scores in one pass. Riders whose demographic or NMQ responses were incomplete after follow-up were excluded and are not part of the final 182. Data was anonymised at the point of collection; no rider identifiers appear in the released model_ready.csv or posture_data.xlsx files.</w:t>
+        <w:t xml:space="preserve">Each participant gave verbal consent before either instrument was administered. The 36-item Google Form was completed on a researcher-provided phone in about 15 to 20 minutes. Posture was recorded on paper by a trained observer during a natural delivery task, capturing the 11 RULA elements and 8 QEC region / exposure scores in one pass. Riders whose demographic or NMQ responses were incomplete after follow-up were excluded and are not part of the final 182. Data was </w:t>
+      </w:r>
+      <w:proofErr w:type="spellStart"/>
+      <w:r>
+        <w:rPr>
+          <w:rFonts w:eastAsia="Times New Roman" w:cs="Times New Roman"/>
+        </w:rPr>
+        <w:t>anonymised</w:t>
+      </w:r>
+      <w:proofErr w:type="spellEnd"/>
+      <w:r>
+        <w:rPr>
+          <w:rFonts w:eastAsia="Times New Roman" w:cs="Times New Roman"/>
+        </w:rPr>
+        <w:t xml:space="preserve"> at the point of collection; no rider identifiers appear in the released model_ready.csv or posture_data.xlsx files.</w:t>
       </w:r>
     </w:p>
     <w:p>
@@ -4468,7 +5880,21 @@
         <w:rPr>
           <w:rFonts w:eastAsia="Times New Roman" w:cs="Times New Roman"/>
         </w:rPr>
-        <w:t>Data preparation ran in two notebooks. 01_data_cleaning loaded the raw Google Form CSV, standardised text answers to canonical Yes / No values, corrected a handful of column-name typos, and dropped rows that were incomplete after follow-up. The cleaned CSV was 182 rows and 48 columns.</w:t>
+        <w:t xml:space="preserve">Data preparation ran in two notebooks. 01_data_cleaning loaded the raw Google Form CSV, </w:t>
+      </w:r>
+      <w:proofErr w:type="spellStart"/>
+      <w:r>
+        <w:rPr>
+          <w:rFonts w:eastAsia="Times New Roman" w:cs="Times New Roman"/>
+        </w:rPr>
+        <w:t>standardised</w:t>
+      </w:r>
+      <w:proofErr w:type="spellEnd"/>
+      <w:r>
+        <w:rPr>
+          <w:rFonts w:eastAsia="Times New Roman" w:cs="Times New Roman"/>
+        </w:rPr>
+        <w:t xml:space="preserve"> text answers to canonical Yes / No values, corrected a handful of column-name typos, and dropped rows that were incomplete after follow-up. The cleaned CSV was 182 rows and 48 columns.</w:t>
       </w:r>
     </w:p>
     <w:p>
@@ -4480,7 +5906,119 @@
         <w:rPr>
           <w:rFonts w:eastAsia="Times New Roman" w:cs="Times New Roman"/>
         </w:rPr>
-        <w:t>02_feature_engineering converted the cleaned CSV into the model-ready feature set. Ordered categorical bands (age, education, income, job duration, working hours, working days, deliveries per day, rest break) were encoded to consecutive integers preserving order. Vehicle type and carrying mode were converted to ranks so motorbike ranks higher than scooter for vibration exposure and handheld ranks higher than backpack and bike storage for contact stress. Composite scores were computed: workload_score as the mean of the six NASA-TLX items (with the dissatisfied item reversed), fatigue_score as the mean of the six Borg items, force_exertion as the Borg lifting item, and vibration_index as vehicle_rank times work_hours_num. Five product-form interactions were added (workload times fatigue, workload times age, force times age, fatigue times job duration, deliveries times days). The eighteen NMQ and 7-day items and the five outcome follow-ups were converted to short-named binary aliases (nmq_neck, d7_lower_back, out_reduced_perf, and so on).</w:t>
+        <w:t xml:space="preserve">02_feature_engineering converted the cleaned CSV into the model-ready feature set. Ordered categorical bands (age, education, income, job duration, working hours, working days, deliveries per day, rest break) were encoded to consecutive integers preserving order. Vehicle type and carrying mode were converted to ranks so motorbike ranks higher than scooter for vibration exposure and handheld ranks higher than backpack and bike storage for contact stress. Composite scores were computed: </w:t>
+      </w:r>
+      <w:proofErr w:type="spellStart"/>
+      <w:r>
+        <w:rPr>
+          <w:rFonts w:eastAsia="Times New Roman" w:cs="Times New Roman"/>
+        </w:rPr>
+        <w:t>workload_score</w:t>
+      </w:r>
+      <w:proofErr w:type="spellEnd"/>
+      <w:r>
+        <w:rPr>
+          <w:rFonts w:eastAsia="Times New Roman" w:cs="Times New Roman"/>
+        </w:rPr>
+        <w:t xml:space="preserve"> as the mean of the six NASA-TLX items (with the dissatisfied item reversed), </w:t>
+      </w:r>
+      <w:proofErr w:type="spellStart"/>
+      <w:r>
+        <w:rPr>
+          <w:rFonts w:eastAsia="Times New Roman" w:cs="Times New Roman"/>
+        </w:rPr>
+        <w:t>fatigue_score</w:t>
+      </w:r>
+      <w:proofErr w:type="spellEnd"/>
+      <w:r>
+        <w:rPr>
+          <w:rFonts w:eastAsia="Times New Roman" w:cs="Times New Roman"/>
+        </w:rPr>
+        <w:t xml:space="preserve"> as the mean of the six Borg items, </w:t>
+      </w:r>
+      <w:proofErr w:type="spellStart"/>
+      <w:r>
+        <w:rPr>
+          <w:rFonts w:eastAsia="Times New Roman" w:cs="Times New Roman"/>
+        </w:rPr>
+        <w:t>force_exertion</w:t>
+      </w:r>
+      <w:proofErr w:type="spellEnd"/>
+      <w:r>
+        <w:rPr>
+          <w:rFonts w:eastAsia="Times New Roman" w:cs="Times New Roman"/>
+        </w:rPr>
+        <w:t xml:space="preserve"> as the Borg lifting item, and </w:t>
+      </w:r>
+      <w:proofErr w:type="spellStart"/>
+      <w:r>
+        <w:rPr>
+          <w:rFonts w:eastAsia="Times New Roman" w:cs="Times New Roman"/>
+        </w:rPr>
+        <w:t>vibration_index</w:t>
+      </w:r>
+      <w:proofErr w:type="spellEnd"/>
+      <w:r>
+        <w:rPr>
+          <w:rFonts w:eastAsia="Times New Roman" w:cs="Times New Roman"/>
+        </w:rPr>
+        <w:t xml:space="preserve"> as </w:t>
+      </w:r>
+      <w:proofErr w:type="spellStart"/>
+      <w:r>
+        <w:rPr>
+          <w:rFonts w:eastAsia="Times New Roman" w:cs="Times New Roman"/>
+        </w:rPr>
+        <w:t>vehicle_rank</w:t>
+      </w:r>
+      <w:proofErr w:type="spellEnd"/>
+      <w:r>
+        <w:rPr>
+          <w:rFonts w:eastAsia="Times New Roman" w:cs="Times New Roman"/>
+        </w:rPr>
+        <w:t xml:space="preserve"> times </w:t>
+      </w:r>
+      <w:proofErr w:type="spellStart"/>
+      <w:r>
+        <w:rPr>
+          <w:rFonts w:eastAsia="Times New Roman" w:cs="Times New Roman"/>
+        </w:rPr>
+        <w:t>work_hours_num</w:t>
+      </w:r>
+      <w:proofErr w:type="spellEnd"/>
+      <w:r>
+        <w:rPr>
+          <w:rFonts w:eastAsia="Times New Roman" w:cs="Times New Roman"/>
+        </w:rPr>
+        <w:t>. Five product-form interactions were added (workload times fatigue, workload times age, force times age, fatigue times job duration, deliveries times days). The eighteen NMQ and 7-day items and the five outcome follow-ups were converted to short-named binary aliases (</w:t>
+      </w:r>
+      <w:proofErr w:type="spellStart"/>
+      <w:r>
+        <w:rPr>
+          <w:rFonts w:eastAsia="Times New Roman" w:cs="Times New Roman"/>
+        </w:rPr>
+        <w:t>nmq_neck</w:t>
+      </w:r>
+      <w:proofErr w:type="spellEnd"/>
+      <w:r>
+        <w:rPr>
+          <w:rFonts w:eastAsia="Times New Roman" w:cs="Times New Roman"/>
+        </w:rPr>
+        <w:t xml:space="preserve">, d7_lower_back, </w:t>
+      </w:r>
+      <w:proofErr w:type="spellStart"/>
+      <w:r>
+        <w:rPr>
+          <w:rFonts w:eastAsia="Times New Roman" w:cs="Times New Roman"/>
+        </w:rPr>
+        <w:t>out_reduced_perf</w:t>
+      </w:r>
+      <w:proofErr w:type="spellEnd"/>
+      <w:r>
+        <w:rPr>
+          <w:rFonts w:eastAsia="Times New Roman" w:cs="Times New Roman"/>
+        </w:rPr>
+        <w:t>, and so on).</w:t>
       </w:r>
     </w:p>
     <w:p>
@@ -4519,7 +6057,21 @@
         <w:rPr>
           <w:rFonts w:eastAsia="Times New Roman" w:cs="Times New Roman"/>
         </w:rPr>
-        <w:t>Two independent statistical analyses were run in 05_stats on the model-ready CSV. First, six chi-square tests of independence checked whether each Stage-1 risk-factor band was associated with a binary discomfort outcome; the tests reported chi2, degrees of freedom, and a Bonferroni-adjusted p-value. Second, a multivariable logistic regression fitted with statsmodels estimated odds ratios for eleven predictors (age, income, education, job duration, workload score, fatigue score, force exertion, vibration index, contact rank, hours, days) with self-reported discomfort as the outcome. Results were reported as OR with 95 percent confidence intervals.</w:t>
+        <w:t xml:space="preserve">Two independent statistical analyses were run in 05_stats on the model-ready CSV. First, six chi-square tests of independence checked whether each Stage-1 risk-factor band was associated with a binary discomfort outcome; the tests reported chi2, degrees of freedom, and a Bonferroni-adjusted p-value. Second, a multivariable logistic regression fitted with </w:t>
+      </w:r>
+      <w:proofErr w:type="spellStart"/>
+      <w:r>
+        <w:rPr>
+          <w:rFonts w:eastAsia="Times New Roman" w:cs="Times New Roman"/>
+        </w:rPr>
+        <w:t>statsmodels</w:t>
+      </w:r>
+      <w:proofErr w:type="spellEnd"/>
+      <w:r>
+        <w:rPr>
+          <w:rFonts w:eastAsia="Times New Roman" w:cs="Times New Roman"/>
+        </w:rPr>
+        <w:t xml:space="preserve"> estimated odds ratios for eleven predictors (age, income, education, job duration, workload score, fatigue score, force exertion, vibration index, contact rank, hours, days) with self-reported discomfort as the outcome. Results were reported as OR with 95 percent confidence intervals.</w:t>
       </w:r>
     </w:p>
     <w:p>
@@ -4531,7 +6083,89 @@
         <w:rPr>
           <w:rFonts w:eastAsia="Times New Roman" w:cs="Times New Roman"/>
         </w:rPr>
-        <w:t>Model training ran in 06_modeling. Every one of the seven candidate algorithms was wrapped in an imblearn.Pipeline of SMOTE followed by the classifier and hyperparameter-tuned via GridSearchCV. For each of the six risk-factor targets, this expanded to a full five-fold stratified cross-validation over the algorithm's hyperparameter grid. Across the six targets and seven algorithms, forty-two target-algorithm training runs were carried out. Best-by-macro-F1 was selected per target and the winning pipeline was refit on the full sample and persisted with joblib.dump to outputs/models/best_&lt;factor&gt;.pkl. The per-target feature exclusions listed in Section 2.6.9 were applied before each training run so no model could memorise its Stage-1 rule.</w:t>
+        <w:t xml:space="preserve">Model training ran in 06_modeling. Every one of the seven candidate algorithms was wrapped in an </w:t>
+      </w:r>
+      <w:proofErr w:type="spellStart"/>
+      <w:proofErr w:type="gramStart"/>
+      <w:r>
+        <w:rPr>
+          <w:rFonts w:eastAsia="Times New Roman" w:cs="Times New Roman"/>
+        </w:rPr>
+        <w:t>imblearn.Pipeline</w:t>
+      </w:r>
+      <w:proofErr w:type="spellEnd"/>
+      <w:proofErr w:type="gramEnd"/>
+      <w:r>
+        <w:rPr>
+          <w:rFonts w:eastAsia="Times New Roman" w:cs="Times New Roman"/>
+        </w:rPr>
+        <w:t xml:space="preserve"> of SMOTE followed by the classifier and hyperparameter-tuned via </w:t>
+      </w:r>
+      <w:proofErr w:type="spellStart"/>
+      <w:r>
+        <w:rPr>
+          <w:rFonts w:eastAsia="Times New Roman" w:cs="Times New Roman"/>
+        </w:rPr>
+        <w:t>GridSearchCV</w:t>
+      </w:r>
+      <w:proofErr w:type="spellEnd"/>
+      <w:r>
+        <w:rPr>
+          <w:rFonts w:eastAsia="Times New Roman" w:cs="Times New Roman"/>
+        </w:rPr>
+        <w:t xml:space="preserve">. For each of the six risk-factor targets, this expanded to a full five-fold stratified cross-validation over the algorithm's hyperparameter grid. Across the six targets and seven algorithms, forty-two target-algorithm training runs were carried out. Best-by-macro-F1 was selected per target and the winning pipeline was refit on the full sample and persisted with </w:t>
+      </w:r>
+      <w:proofErr w:type="spellStart"/>
+      <w:proofErr w:type="gramStart"/>
+      <w:r>
+        <w:rPr>
+          <w:rFonts w:eastAsia="Times New Roman" w:cs="Times New Roman"/>
+        </w:rPr>
+        <w:t>joblib.dump</w:t>
+      </w:r>
+      <w:proofErr w:type="spellEnd"/>
+      <w:proofErr w:type="gramEnd"/>
+      <w:r>
+        <w:rPr>
+          <w:rFonts w:eastAsia="Times New Roman" w:cs="Times New Roman"/>
+        </w:rPr>
+        <w:t xml:space="preserve"> to outputs/models/best_&lt;factor</w:t>
+      </w:r>
+      <w:proofErr w:type="gramStart"/>
+      <w:r>
+        <w:rPr>
+          <w:rFonts w:eastAsia="Times New Roman" w:cs="Times New Roman"/>
+        </w:rPr>
+        <w:t>&gt;.</w:t>
+      </w:r>
+      <w:proofErr w:type="spellStart"/>
+      <w:r>
+        <w:rPr>
+          <w:rFonts w:eastAsia="Times New Roman" w:cs="Times New Roman"/>
+        </w:rPr>
+        <w:t>pkl</w:t>
+      </w:r>
+      <w:proofErr w:type="spellEnd"/>
+      <w:proofErr w:type="gramEnd"/>
+      <w:r>
+        <w:rPr>
+          <w:rFonts w:eastAsia="Times New Roman" w:cs="Times New Roman"/>
+        </w:rPr>
+        <w:t xml:space="preserve">. The per-target feature exclusions listed in Section 2.6.9 were applied before each training run so no model could </w:t>
+      </w:r>
+      <w:proofErr w:type="spellStart"/>
+      <w:r>
+        <w:rPr>
+          <w:rFonts w:eastAsia="Times New Roman" w:cs="Times New Roman"/>
+        </w:rPr>
+        <w:t>memorise</w:t>
+      </w:r>
+      <w:proofErr w:type="spellEnd"/>
+      <w:r>
+        <w:rPr>
+          <w:rFonts w:eastAsia="Times New Roman" w:cs="Times New Roman"/>
+        </w:rPr>
+        <w:t xml:space="preserve"> its Stage-1 rule.</w:t>
       </w:r>
     </w:p>
     <w:p>
@@ -4543,7 +6177,63 @@
         <w:rPr>
           <w:rFonts w:eastAsia="Times New Roman" w:cs="Times New Roman"/>
         </w:rPr>
-        <w:t>07_evaluation produced the reporting artefacts. cross_val_predict was used to generate out-of-fold predictions on the training set, and the following outputs were written: per-class precision, recall, F1, and support numbers via classification_report; confusion matrices per target; one-vs-rest ROC curves with per-class AUC (macro AUC is the unweighted mean of per-class AUCs); and feature importance plots (feature_importances_ for the tree-based winners, absolute value of coef_ for the Logistic Regression floor).</w:t>
+        <w:t xml:space="preserve">07_evaluation produced the reporting artefacts. </w:t>
+      </w:r>
+      <w:proofErr w:type="spellStart"/>
+      <w:r>
+        <w:rPr>
+          <w:rFonts w:eastAsia="Times New Roman" w:cs="Times New Roman"/>
+        </w:rPr>
+        <w:t>cross_val_predict</w:t>
+      </w:r>
+      <w:proofErr w:type="spellEnd"/>
+      <w:r>
+        <w:rPr>
+          <w:rFonts w:eastAsia="Times New Roman" w:cs="Times New Roman"/>
+        </w:rPr>
+        <w:t xml:space="preserve"> was used to generate out-of-fold predictions on the training set, and the following outputs were written: per-class precision, recall, F1, and support numbers via </w:t>
+      </w:r>
+      <w:proofErr w:type="spellStart"/>
+      <w:r>
+        <w:rPr>
+          <w:rFonts w:eastAsia="Times New Roman" w:cs="Times New Roman"/>
+        </w:rPr>
+        <w:t>classification_report</w:t>
+      </w:r>
+      <w:proofErr w:type="spellEnd"/>
+      <w:r>
+        <w:rPr>
+          <w:rFonts w:eastAsia="Times New Roman" w:cs="Times New Roman"/>
+        </w:rPr>
+        <w:t>; confusion matrices per target; one-vs-rest ROC curves with per-class AUC (macro AUC is the unweighted mean of per-class AUCs); and feature importance plots (</w:t>
+      </w:r>
+      <w:proofErr w:type="spellStart"/>
+      <w:r>
+        <w:rPr>
+          <w:rFonts w:eastAsia="Times New Roman" w:cs="Times New Roman"/>
+        </w:rPr>
+        <w:t>feature_importances</w:t>
+      </w:r>
+      <w:proofErr w:type="spellEnd"/>
+      <w:r>
+        <w:rPr>
+          <w:rFonts w:eastAsia="Times New Roman" w:cs="Times New Roman"/>
+        </w:rPr>
+        <w:t xml:space="preserve">_ for the tree-based winners, absolute value of </w:t>
+      </w:r>
+      <w:proofErr w:type="spellStart"/>
+      <w:r>
+        <w:rPr>
+          <w:rFonts w:eastAsia="Times New Roman" w:cs="Times New Roman"/>
+        </w:rPr>
+        <w:t>coef</w:t>
+      </w:r>
+      <w:proofErr w:type="spellEnd"/>
+      <w:r>
+        <w:rPr>
+          <w:rFonts w:eastAsia="Times New Roman" w:cs="Times New Roman"/>
+        </w:rPr>
+        <w:t>_ for the Logistic Regression floor).</w:t>
       </w:r>
     </w:p>
     <w:p>
@@ -4569,7 +6259,49 @@
         <w:rPr>
           <w:rFonts w:eastAsia="Times New Roman" w:cs="Times New Roman"/>
         </w:rPr>
-        <w:t>The Streamlit web application (app/streamlit_app.py) exposes a six-section form that mirrors the entire 36-item questionnaire plus the 11 RULA components and 8 QEC scores. Selectboxes cover demographics and work pattern; radios cover NMQ, 7-day, and outcome items; sliders cover NASA-TLX (0 to 100) and Borg CR10 (0 to 10); selectboxes cover RULA components; and number inputs cover the QEC scores with min / max ranges matched to the observed training data. Three sample-profile buttons (Low, Average, and High risk) fill the entire form on click so the reviewer can trigger a prediction in one step.</w:t>
+        <w:t xml:space="preserve">The </w:t>
+      </w:r>
+      <w:proofErr w:type="spellStart"/>
+      <w:r>
+        <w:rPr>
+          <w:rFonts w:eastAsia="Times New Roman" w:cs="Times New Roman"/>
+        </w:rPr>
+        <w:t>Streamlit</w:t>
+      </w:r>
+      <w:proofErr w:type="spellEnd"/>
+      <w:r>
+        <w:rPr>
+          <w:rFonts w:eastAsia="Times New Roman" w:cs="Times New Roman"/>
+        </w:rPr>
+        <w:t xml:space="preserve"> web application (app/streamlit_app.py) exposes a six-section form that mirrors the entire 36-item questionnaire plus the 11 RULA components and 8 QEC scores. </w:t>
+      </w:r>
+      <w:proofErr w:type="spellStart"/>
+      <w:r>
+        <w:rPr>
+          <w:rFonts w:eastAsia="Times New Roman" w:cs="Times New Roman"/>
+        </w:rPr>
+        <w:t>Selectboxes</w:t>
+      </w:r>
+      <w:proofErr w:type="spellEnd"/>
+      <w:r>
+        <w:rPr>
+          <w:rFonts w:eastAsia="Times New Roman" w:cs="Times New Roman"/>
+        </w:rPr>
+        <w:t xml:space="preserve"> cover demographics and work pattern; radios cover NMQ, 7-day, and outcome items; sliders cover NASA-TLX (0 to 100) and Borg CR10 (0 to 10); </w:t>
+      </w:r>
+      <w:proofErr w:type="spellStart"/>
+      <w:r>
+        <w:rPr>
+          <w:rFonts w:eastAsia="Times New Roman" w:cs="Times New Roman"/>
+        </w:rPr>
+        <w:t>selectboxes</w:t>
+      </w:r>
+      <w:proofErr w:type="spellEnd"/>
+      <w:r>
+        <w:rPr>
+          <w:rFonts w:eastAsia="Times New Roman" w:cs="Times New Roman"/>
+        </w:rPr>
+        <w:t xml:space="preserve"> cover RULA components; and number inputs cover the QEC scores with min / max ranges matched to the observed training data. Three sample-profile buttons (Low, Average, and High risk) fill the entire form on click so the reviewer can trigger a prediction in one step.</w:t>
       </w:r>
     </w:p>
     <w:p>
@@ -4581,14 +6313,70 @@
         <w:rPr>
           <w:rFonts w:eastAsia="Times New Roman" w:cs="Times New Roman"/>
         </w:rPr>
-        <w:t xml:space="preserve">On form submission, encode_rider assembles the 63-feature input vector, and predict_risks runs each of the six saved models. The Results page renders a coloured metric strip (green for Low, amber for Medium, red for High), a horizontal Altair bar chart of the same six factors sorted to match the metric strip, a summary banner that flags high-burden profiles, per-factor recommendation cards, and an </w:t>
+        <w:t xml:space="preserve">On form submission, </w:t>
+      </w:r>
+      <w:proofErr w:type="spellStart"/>
+      <w:r>
+        <w:rPr>
+          <w:rFonts w:eastAsia="Times New Roman" w:cs="Times New Roman"/>
+        </w:rPr>
+        <w:t>encode_rider</w:t>
+      </w:r>
+      <w:proofErr w:type="spellEnd"/>
+      <w:r>
+        <w:rPr>
+          <w:rFonts w:eastAsia="Times New Roman" w:cs="Times New Roman"/>
+        </w:rPr>
+        <w:t xml:space="preserve"> assembles the 63-feature input vector, and </w:t>
+      </w:r>
+      <w:proofErr w:type="spellStart"/>
+      <w:r>
+        <w:rPr>
+          <w:rFonts w:eastAsia="Times New Roman" w:cs="Times New Roman"/>
+        </w:rPr>
+        <w:t>predict_risks</w:t>
+      </w:r>
+      <w:proofErr w:type="spellEnd"/>
+      <w:r>
+        <w:rPr>
+          <w:rFonts w:eastAsia="Times New Roman" w:cs="Times New Roman"/>
+        </w:rPr>
+        <w:t xml:space="preserve"> runs each of the six saved models. The Results page renders a </w:t>
+      </w:r>
+      <w:proofErr w:type="spellStart"/>
+      <w:r>
+        <w:rPr>
+          <w:rFonts w:eastAsia="Times New Roman" w:cs="Times New Roman"/>
+        </w:rPr>
+        <w:t>coloured</w:t>
+      </w:r>
+      <w:proofErr w:type="spellEnd"/>
+      <w:r>
+        <w:rPr>
+          <w:rFonts w:eastAsia="Times New Roman" w:cs="Times New Roman"/>
+        </w:rPr>
+        <w:t xml:space="preserve"> metric strip (green for Low, amber for Medium, red for High), a horizontal Altair bar chart of the same six factors sorted to match the metric strip, a summary banner that flags high-burden profiles, per-factor recommendation cards, and an </w:t>
       </w:r>
       <w:r>
         <w:rPr>
           <w:rFonts w:eastAsia="Times New Roman" w:cs="Times New Roman"/>
         </w:rPr>
         <w:lastRenderedPageBreak/>
-        <w:t>expandable JSON view of the exact 63 feature values that were fed to the models. The app also has a Methodology page that summarises the pipeline and an About page carrying the institutional context.</w:t>
+        <w:t xml:space="preserve">expandable JSON view of the exact 63 feature values that were fed to the models. The app also has a Methodology page that </w:t>
+      </w:r>
+      <w:proofErr w:type="spellStart"/>
+      <w:r>
+        <w:rPr>
+          <w:rFonts w:eastAsia="Times New Roman" w:cs="Times New Roman"/>
+        </w:rPr>
+        <w:t>summarises</w:t>
+      </w:r>
+      <w:proofErr w:type="spellEnd"/>
+      <w:r>
+        <w:rPr>
+          <w:rFonts w:eastAsia="Times New Roman" w:cs="Times New Roman"/>
+        </w:rPr>
+        <w:t xml:space="preserve"> the pipeline and an About page carrying the institutional context.</w:t>
       </w:r>
     </w:p>
     <w:p>
@@ -4600,7 +6388,149 @@
         <w:rPr>
           <w:rFonts w:eastAsia="Times New Roman" w:cs="Times New Roman"/>
         </w:rPr>
-        <w:t>The app was deployed to Streamlit Community Cloud from the public GitHub repository. Deployment required pinning every runtime dependency in requirements.txt to the exact versions the models were trained with (streamlit 1.58, pandas 2.3, scikit-learn 1.7, xgboost 3.2, imbalanced-learn 0.14, plotly 6.8), because sklearn and xgboost pickles are not portable across minor versions. runtime.txt pins Python 3.13 to match the training environment. A .streamlit/config.toml carries the dark theme and a client.toolbarMode = viewer flag; CSS in the app suppresses the Fork button and 'View source on GitHub' icon that Streamlit Community Cloud injects on public-repo deploys. Every git push to the main branch auto-rebuilds and redeploys the app in about 30 seconds.</w:t>
+        <w:t xml:space="preserve">The app was deployed to </w:t>
+      </w:r>
+      <w:proofErr w:type="spellStart"/>
+      <w:r>
+        <w:rPr>
+          <w:rFonts w:eastAsia="Times New Roman" w:cs="Times New Roman"/>
+        </w:rPr>
+        <w:t>Streamlit</w:t>
+      </w:r>
+      <w:proofErr w:type="spellEnd"/>
+      <w:r>
+        <w:rPr>
+          <w:rFonts w:eastAsia="Times New Roman" w:cs="Times New Roman"/>
+        </w:rPr>
+        <w:t xml:space="preserve"> Community Cloud from the public GitHub repository. Deployment required pinning every runtime dependency in requirements.txt to the exact versions the models were trained with (</w:t>
+      </w:r>
+      <w:proofErr w:type="spellStart"/>
+      <w:r>
+        <w:rPr>
+          <w:rFonts w:eastAsia="Times New Roman" w:cs="Times New Roman"/>
+        </w:rPr>
+        <w:t>streamlit</w:t>
+      </w:r>
+      <w:proofErr w:type="spellEnd"/>
+      <w:r>
+        <w:rPr>
+          <w:rFonts w:eastAsia="Times New Roman" w:cs="Times New Roman"/>
+        </w:rPr>
+        <w:t xml:space="preserve"> 1.58, pandas 2.3, scikit-learn 1.7, </w:t>
+      </w:r>
+      <w:proofErr w:type="spellStart"/>
+      <w:r>
+        <w:rPr>
+          <w:rFonts w:eastAsia="Times New Roman" w:cs="Times New Roman"/>
+        </w:rPr>
+        <w:t>xgboost</w:t>
+      </w:r>
+      <w:proofErr w:type="spellEnd"/>
+      <w:r>
+        <w:rPr>
+          <w:rFonts w:eastAsia="Times New Roman" w:cs="Times New Roman"/>
+        </w:rPr>
+        <w:t xml:space="preserve"> 3.2, imbalanced-learn 0.14, </w:t>
+      </w:r>
+      <w:proofErr w:type="spellStart"/>
+      <w:r>
+        <w:rPr>
+          <w:rFonts w:eastAsia="Times New Roman" w:cs="Times New Roman"/>
+        </w:rPr>
+        <w:t>plotly</w:t>
+      </w:r>
+      <w:proofErr w:type="spellEnd"/>
+      <w:r>
+        <w:rPr>
+          <w:rFonts w:eastAsia="Times New Roman" w:cs="Times New Roman"/>
+        </w:rPr>
+        <w:t xml:space="preserve"> 6.8), because </w:t>
+      </w:r>
+      <w:proofErr w:type="spellStart"/>
+      <w:r>
+        <w:rPr>
+          <w:rFonts w:eastAsia="Times New Roman" w:cs="Times New Roman"/>
+        </w:rPr>
+        <w:t>sklearn</w:t>
+      </w:r>
+      <w:proofErr w:type="spellEnd"/>
+      <w:r>
+        <w:rPr>
+          <w:rFonts w:eastAsia="Times New Roman" w:cs="Times New Roman"/>
+        </w:rPr>
+        <w:t xml:space="preserve"> and </w:t>
+      </w:r>
+      <w:proofErr w:type="spellStart"/>
+      <w:r>
+        <w:rPr>
+          <w:rFonts w:eastAsia="Times New Roman" w:cs="Times New Roman"/>
+        </w:rPr>
+        <w:t>xgboost</w:t>
+      </w:r>
+      <w:proofErr w:type="spellEnd"/>
+      <w:r>
+        <w:rPr>
+          <w:rFonts w:eastAsia="Times New Roman" w:cs="Times New Roman"/>
+        </w:rPr>
+        <w:t xml:space="preserve"> pickles are not portable across minor versions. runtime.txt pins Python 3.13 to match the training environment. A .</w:t>
+      </w:r>
+      <w:proofErr w:type="spellStart"/>
+      <w:r>
+        <w:rPr>
+          <w:rFonts w:eastAsia="Times New Roman" w:cs="Times New Roman"/>
+        </w:rPr>
+        <w:t>streamlit</w:t>
+      </w:r>
+      <w:proofErr w:type="spellEnd"/>
+      <w:r>
+        <w:rPr>
+          <w:rFonts w:eastAsia="Times New Roman" w:cs="Times New Roman"/>
+        </w:rPr>
+        <w:t>/</w:t>
+      </w:r>
+      <w:proofErr w:type="spellStart"/>
+      <w:r>
+        <w:rPr>
+          <w:rFonts w:eastAsia="Times New Roman" w:cs="Times New Roman"/>
+        </w:rPr>
+        <w:t>config.toml</w:t>
+      </w:r>
+      <w:proofErr w:type="spellEnd"/>
+      <w:r>
+        <w:rPr>
+          <w:rFonts w:eastAsia="Times New Roman" w:cs="Times New Roman"/>
+        </w:rPr>
+        <w:t xml:space="preserve"> carries the dark theme and a </w:t>
+      </w:r>
+      <w:proofErr w:type="spellStart"/>
+      <w:proofErr w:type="gramStart"/>
+      <w:r>
+        <w:rPr>
+          <w:rFonts w:eastAsia="Times New Roman" w:cs="Times New Roman"/>
+        </w:rPr>
+        <w:t>client.toolbarMode</w:t>
+      </w:r>
+      <w:proofErr w:type="spellEnd"/>
+      <w:proofErr w:type="gramEnd"/>
+      <w:r>
+        <w:rPr>
+          <w:rFonts w:eastAsia="Times New Roman" w:cs="Times New Roman"/>
+        </w:rPr>
+        <w:t xml:space="preserve"> = viewer flag; CSS in the app suppresses the Fork button and 'View source on GitHub' icon that </w:t>
+      </w:r>
+      <w:proofErr w:type="spellStart"/>
+      <w:r>
+        <w:rPr>
+          <w:rFonts w:eastAsia="Times New Roman" w:cs="Times New Roman"/>
+        </w:rPr>
+        <w:t>Streamlit</w:t>
+      </w:r>
+      <w:proofErr w:type="spellEnd"/>
+      <w:r>
+        <w:rPr>
+          <w:rFonts w:eastAsia="Times New Roman" w:cs="Times New Roman"/>
+        </w:rPr>
+        <w:t xml:space="preserve"> Community Cloud injects on public-repo deploys. Every git push to the main branch auto-rebuilds and redeploys the app in about 30 seconds.</w:t>
       </w:r>
     </w:p>
     <w:p>
@@ -4641,7 +6571,93 @@
         <w:rPr>
           <w:rFonts w:eastAsia="Times New Roman" w:cs="Times New Roman"/>
         </w:rPr>
-        <w:t>The initial Phase 3 binning used pandas.qcut(q=3) on deliveries_per_hour. The 66.7th percentile fell exactly on 3.889 dph (equal to 35 deliveries over 9 hours, the worst real combination in the sample). Fifty-five of the 182 riders tied at that value, and qcut is right-inclusive at the upper edge, so all 55 fell into Medium. This left the Stage-2 model unable to predict High for the worst real schedule. The fix replaces qcut with fixed cuts at 2.5 and 3.75. The Stage-1 High count grew from 19 to 74. Cross-validation accuracy dropped from 74 percent to 62 percent because the model now solves a real 3-class problem instead of memorising a 19-row minority.</w:t>
+        <w:t xml:space="preserve">The initial Phase 3 binning used </w:t>
+      </w:r>
+      <w:proofErr w:type="spellStart"/>
+      <w:proofErr w:type="gramStart"/>
+      <w:r>
+        <w:rPr>
+          <w:rFonts w:eastAsia="Times New Roman" w:cs="Times New Roman"/>
+        </w:rPr>
+        <w:t>pandas.qcut</w:t>
+      </w:r>
+      <w:proofErr w:type="spellEnd"/>
+      <w:proofErr w:type="gramEnd"/>
+      <w:r>
+        <w:rPr>
+          <w:rFonts w:eastAsia="Times New Roman" w:cs="Times New Roman"/>
+        </w:rPr>
+        <w:t xml:space="preserve">(q=3) on </w:t>
+      </w:r>
+      <w:proofErr w:type="spellStart"/>
+      <w:r>
+        <w:rPr>
+          <w:rFonts w:eastAsia="Times New Roman" w:cs="Times New Roman"/>
+        </w:rPr>
+        <w:t>deliveries_per_hour</w:t>
+      </w:r>
+      <w:proofErr w:type="spellEnd"/>
+      <w:r>
+        <w:rPr>
+          <w:rFonts w:eastAsia="Times New Roman" w:cs="Times New Roman"/>
+        </w:rPr>
+        <w:t xml:space="preserve">. The 66.7th percentile fell exactly on 3.889 </w:t>
+      </w:r>
+      <w:proofErr w:type="spellStart"/>
+      <w:r>
+        <w:rPr>
+          <w:rFonts w:eastAsia="Times New Roman" w:cs="Times New Roman"/>
+        </w:rPr>
+        <w:t>dph</w:t>
+      </w:r>
+      <w:proofErr w:type="spellEnd"/>
+      <w:r>
+        <w:rPr>
+          <w:rFonts w:eastAsia="Times New Roman" w:cs="Times New Roman"/>
+        </w:rPr>
+        <w:t xml:space="preserve"> (equal to 35 deliveries over 9 hours, the worst real combination in the sample). Fifty-five of the 182 riders tied at that value, and </w:t>
+      </w:r>
+      <w:proofErr w:type="spellStart"/>
+      <w:r>
+        <w:rPr>
+          <w:rFonts w:eastAsia="Times New Roman" w:cs="Times New Roman"/>
+        </w:rPr>
+        <w:t>qcut</w:t>
+      </w:r>
+      <w:proofErr w:type="spellEnd"/>
+      <w:r>
+        <w:rPr>
+          <w:rFonts w:eastAsia="Times New Roman" w:cs="Times New Roman"/>
+        </w:rPr>
+        <w:t xml:space="preserve"> is right-inclusive at the upper edge, so all 55 fell into Medium. This left the Stage-2 model unable to predict High for the worst real schedule. The fix replaces </w:t>
+      </w:r>
+      <w:proofErr w:type="spellStart"/>
+      <w:r>
+        <w:rPr>
+          <w:rFonts w:eastAsia="Times New Roman" w:cs="Times New Roman"/>
+        </w:rPr>
+        <w:t>qcut</w:t>
+      </w:r>
+      <w:proofErr w:type="spellEnd"/>
+      <w:r>
+        <w:rPr>
+          <w:rFonts w:eastAsia="Times New Roman" w:cs="Times New Roman"/>
+        </w:rPr>
+        <w:t xml:space="preserve"> with fixed cuts at 2.5 and 3.75. The Stage-1 High count grew from 19 to 74. Cross-validation accuracy dropped from 74 percent to 62 percent because the model now solves a real 3-class problem instead of </w:t>
+      </w:r>
+      <w:proofErr w:type="spellStart"/>
+      <w:r>
+        <w:rPr>
+          <w:rFonts w:eastAsia="Times New Roman" w:cs="Times New Roman"/>
+        </w:rPr>
+        <w:t>memorising</w:t>
+      </w:r>
+      <w:proofErr w:type="spellEnd"/>
+      <w:r>
+        <w:rPr>
+          <w:rFonts w:eastAsia="Times New Roman" w:cs="Times New Roman"/>
+        </w:rPr>
+        <w:t xml:space="preserve"> a 19-row minority.</w:t>
       </w:r>
     </w:p>
     <w:p>
@@ -4668,7 +6684,105 @@
         <w:rPr>
           <w:rFonts w:eastAsia="Times New Roman" w:cs="Times New Roman"/>
         </w:rPr>
-        <w:t>An earlier Phase 6 run reported 100 percent cross-validation accuracy on Duration. Investigation showed the trees were reconstructing work_hours_num from vibration_index, which equals vehicle_rank multiplied by work_hours_num. Adding vibration_index to the Duration exclusion list and capping max_depth returned Duration to a realistic 61 percent accuracy with 76 percent macro AUC.</w:t>
+        <w:t xml:space="preserve">An earlier Phase 6 run reported 100 percent cross-validation accuracy on Duration. Investigation showed the trees were reconstructing </w:t>
+      </w:r>
+      <w:proofErr w:type="spellStart"/>
+      <w:r>
+        <w:rPr>
+          <w:rFonts w:eastAsia="Times New Roman" w:cs="Times New Roman"/>
+        </w:rPr>
+        <w:t>work_hours_num</w:t>
+      </w:r>
+      <w:proofErr w:type="spellEnd"/>
+      <w:r>
+        <w:rPr>
+          <w:rFonts w:eastAsia="Times New Roman" w:cs="Times New Roman"/>
+        </w:rPr>
+        <w:t xml:space="preserve"> from </w:t>
+      </w:r>
+      <w:proofErr w:type="spellStart"/>
+      <w:r>
+        <w:rPr>
+          <w:rFonts w:eastAsia="Times New Roman" w:cs="Times New Roman"/>
+        </w:rPr>
+        <w:t>vibration_index</w:t>
+      </w:r>
+      <w:proofErr w:type="spellEnd"/>
+      <w:r>
+        <w:rPr>
+          <w:rFonts w:eastAsia="Times New Roman" w:cs="Times New Roman"/>
+        </w:rPr>
+        <w:t xml:space="preserve">, which equals </w:t>
+      </w:r>
+      <w:proofErr w:type="spellStart"/>
+      <w:r>
+        <w:rPr>
+          <w:rFonts w:eastAsia="Times New Roman" w:cs="Times New Roman"/>
+        </w:rPr>
+        <w:t>vehicle_rank</w:t>
+      </w:r>
+      <w:proofErr w:type="spellEnd"/>
+      <w:r>
+        <w:rPr>
+          <w:rFonts w:eastAsia="Times New Roman" w:cs="Times New Roman"/>
+        </w:rPr>
+        <w:t xml:space="preserve"> multiplied by </w:t>
+      </w:r>
+      <w:proofErr w:type="spellStart"/>
+      <w:r>
+        <w:rPr>
+          <w:rFonts w:eastAsia="Times New Roman" w:cs="Times New Roman"/>
+        </w:rPr>
+        <w:t>work_hours_num</w:t>
+      </w:r>
+      <w:proofErr w:type="spellEnd"/>
+      <w:r>
+        <w:rPr>
+          <w:rFonts w:eastAsia="Times New Roman" w:cs="Times New Roman"/>
+        </w:rPr>
+        <w:t xml:space="preserve">. Adding </w:t>
+      </w:r>
+      <w:proofErr w:type="spellStart"/>
+      <w:r>
+        <w:rPr>
+          <w:rFonts w:eastAsia="Times New Roman" w:cs="Times New Roman"/>
+        </w:rPr>
+        <w:t>vibration_index</w:t>
+      </w:r>
+      <w:proofErr w:type="spellEnd"/>
+      <w:r>
+        <w:rPr>
+          <w:rFonts w:eastAsia="Times New Roman" w:cs="Times New Roman"/>
+        </w:rPr>
+        <w:t xml:space="preserve"> to the Duration exclusion list and capping </w:t>
+      </w:r>
+      <w:proofErr w:type="spellStart"/>
+      <w:r>
+        <w:rPr>
+          <w:rFonts w:eastAsia="Times New Roman" w:cs="Times New Roman"/>
+        </w:rPr>
+        <w:t>max_depth</w:t>
+      </w:r>
+      <w:proofErr w:type="spellEnd"/>
+      <w:r>
+        <w:rPr>
+          <w:rFonts w:eastAsia="Times New Roman" w:cs="Times New Roman"/>
+        </w:rPr>
+        <w:t xml:space="preserve"> returned Duration to a realistic 61 percent accuracy with 76 percent </w:t>
+      </w:r>
+      <w:proofErr w:type="gramStart"/>
+      <w:r>
+        <w:rPr>
+          <w:rFonts w:eastAsia="Times New Roman" w:cs="Times New Roman"/>
+        </w:rPr>
+        <w:t>macro AUC</w:t>
+      </w:r>
+      <w:proofErr w:type="gramEnd"/>
+      <w:r>
+        <w:rPr>
+          <w:rFonts w:eastAsia="Times New Roman" w:cs="Times New Roman"/>
+        </w:rPr>
+        <w:t>.</w:t>
       </w:r>
     </w:p>
     <w:p>
@@ -4695,7 +6809,35 @@
         <w:rPr>
           <w:rFonts w:eastAsia="Times New Roman" w:cs="Times New Roman"/>
         </w:rPr>
-        <w:t>The Posture target was initially trained only on the survey feature pool, which meant it could only infer posture indirectly from pain, fatigue, and hours. Adding the 11 RULA components and 8 QEC scores from the observation xlsx as explicit features moved Posture accuracy from 89 to 97 percent and the overfit gap from 0.088 to 0.028. Per the label-leakage rule, the three derived RULA Table scores were excluded because posture_risk is rula_table_c binned.</w:t>
+        <w:t xml:space="preserve">The Posture target was initially trained only on the survey feature pool, which meant it could only infer posture indirectly from pain, fatigue, and hours. Adding the 11 RULA components and 8 QEC scores from the observation xlsx as explicit features moved Posture accuracy from 89 to 97 percent and the overfit gap from 0.088 to 0.028. Per the label-leakage rule, the three derived RULA Table scores were excluded because </w:t>
+      </w:r>
+      <w:proofErr w:type="spellStart"/>
+      <w:r>
+        <w:rPr>
+          <w:rFonts w:eastAsia="Times New Roman" w:cs="Times New Roman"/>
+        </w:rPr>
+        <w:t>posture_risk</w:t>
+      </w:r>
+      <w:proofErr w:type="spellEnd"/>
+      <w:r>
+        <w:rPr>
+          <w:rFonts w:eastAsia="Times New Roman" w:cs="Times New Roman"/>
+        </w:rPr>
+        <w:t xml:space="preserve"> is </w:t>
+      </w:r>
+      <w:proofErr w:type="spellStart"/>
+      <w:r>
+        <w:rPr>
+          <w:rFonts w:eastAsia="Times New Roman" w:cs="Times New Roman"/>
+        </w:rPr>
+        <w:t>rula_table_c</w:t>
+      </w:r>
+      <w:proofErr w:type="spellEnd"/>
+      <w:r>
+        <w:rPr>
+          <w:rFonts w:eastAsia="Times New Roman" w:cs="Times New Roman"/>
+        </w:rPr>
+        <w:t xml:space="preserve"> binned.</w:t>
       </w:r>
     </w:p>
     <w:p>
@@ -4737,7 +6879,35 @@
         <w:rPr>
           <w:rFonts w:eastAsia="Times New Roman" w:cs="Times New Roman"/>
         </w:rPr>
-        <w:t>The sample of 182 riders is 152 male and 30 female. Age skews young: 78 riders are under 25, 66 in the 25-35 band, 30 in 36-45, and 8 in the 46-and-above band. Roughly half the sample (49 percent) works more than 8 hours per day. Ninety-four ride scooters and 88 ride motorbikes. The platform split is 97 Blinkit, 80 Zepto, and 5 who work both platforms.</w:t>
+        <w:t xml:space="preserve">The sample of 182 riders is 152 male and 30 female. Age skews young: 78 riders are under 25, 66 in the 25-35 band, 30 in 36-45, and 8 in the 46-and-above band. Roughly half the sample (49 percent) works more than 8 hours per day. Ninety-four ride scooters and 88 ride motorbikes. The platform split is 97 </w:t>
+      </w:r>
+      <w:proofErr w:type="spellStart"/>
+      <w:r>
+        <w:rPr>
+          <w:rFonts w:eastAsia="Times New Roman" w:cs="Times New Roman"/>
+        </w:rPr>
+        <w:t>Blinkit</w:t>
+      </w:r>
+      <w:proofErr w:type="spellEnd"/>
+      <w:r>
+        <w:rPr>
+          <w:rFonts w:eastAsia="Times New Roman" w:cs="Times New Roman"/>
+        </w:rPr>
+        <w:t xml:space="preserve">, 80 </w:t>
+      </w:r>
+      <w:proofErr w:type="spellStart"/>
+      <w:r>
+        <w:rPr>
+          <w:rFonts w:eastAsia="Times New Roman" w:cs="Times New Roman"/>
+        </w:rPr>
+        <w:t>Zepto</w:t>
+      </w:r>
+      <w:proofErr w:type="spellEnd"/>
+      <w:r>
+        <w:rPr>
+          <w:rFonts w:eastAsia="Times New Roman" w:cs="Times New Roman"/>
+        </w:rPr>
+        <w:t>, and 5 who work both platforms.</w:t>
       </w:r>
     </w:p>
     <w:p>
@@ -7522,6 +9692,7 @@
             <w:pPr>
               <w:spacing w:before="20" w:after="20"/>
             </w:pPr>
+            <w:proofErr w:type="spellStart"/>
             <w:r>
               <w:rPr>
                 <w:rFonts w:eastAsia="Times New Roman" w:cs="Times New Roman"/>
@@ -7529,6 +9700,7 @@
               </w:rPr>
               <w:t>HistGradientBoosting</w:t>
             </w:r>
+            <w:proofErr w:type="spellEnd"/>
           </w:p>
         </w:tc>
         <w:tc>
@@ -7631,6 +9803,7 @@
             <w:pPr>
               <w:spacing w:before="20" w:after="20"/>
             </w:pPr>
+            <w:proofErr w:type="spellStart"/>
             <w:r>
               <w:rPr>
                 <w:rFonts w:eastAsia="Times New Roman" w:cs="Times New Roman"/>
@@ -7638,6 +9811,7 @@
               </w:rPr>
               <w:t>RandomForest</w:t>
             </w:r>
+            <w:proofErr w:type="spellEnd"/>
           </w:p>
         </w:tc>
         <w:tc>
@@ -7740,6 +9914,7 @@
             <w:pPr>
               <w:spacing w:before="20" w:after="20"/>
             </w:pPr>
+            <w:proofErr w:type="spellStart"/>
             <w:r>
               <w:rPr>
                 <w:rFonts w:eastAsia="Times New Roman" w:cs="Times New Roman"/>
@@ -7747,6 +9922,7 @@
               </w:rPr>
               <w:t>RandomForest</w:t>
             </w:r>
+            <w:proofErr w:type="spellEnd"/>
           </w:p>
         </w:tc>
         <w:tc>
@@ -7849,6 +10025,7 @@
             <w:pPr>
               <w:spacing w:before="20" w:after="20"/>
             </w:pPr>
+            <w:proofErr w:type="spellStart"/>
             <w:r>
               <w:rPr>
                 <w:rFonts w:eastAsia="Times New Roman" w:cs="Times New Roman"/>
@@ -7856,6 +10033,7 @@
               </w:rPr>
               <w:t>ExtraTrees</w:t>
             </w:r>
+            <w:proofErr w:type="spellEnd"/>
           </w:p>
         </w:tc>
         <w:tc>
@@ -7958,6 +10136,7 @@
             <w:pPr>
               <w:spacing w:before="20" w:after="20"/>
             </w:pPr>
+            <w:proofErr w:type="spellStart"/>
             <w:r>
               <w:rPr>
                 <w:rFonts w:eastAsia="Times New Roman" w:cs="Times New Roman"/>
@@ -7965,6 +10144,7 @@
               </w:rPr>
               <w:t>RandomForest</w:t>
             </w:r>
+            <w:proofErr w:type="spellEnd"/>
           </w:p>
         </w:tc>
         <w:tc>
@@ -8067,6 +10247,7 @@
             <w:pPr>
               <w:spacing w:before="20" w:after="20"/>
             </w:pPr>
+            <w:proofErr w:type="spellStart"/>
             <w:r>
               <w:rPr>
                 <w:rFonts w:eastAsia="Times New Roman" w:cs="Times New Roman"/>
@@ -8074,6 +10255,7 @@
               </w:rPr>
               <w:t>HistGradientBoosting</w:t>
             </w:r>
+            <w:proofErr w:type="spellEnd"/>
           </w:p>
         </w:tc>
         <w:tc>
@@ -8175,7 +10357,35 @@
         <w:rPr>
           <w:rFonts w:eastAsia="Times New Roman" w:cs="Times New Roman"/>
         </w:rPr>
-        <w:t>The five survey-derived factors land between 58 and 62 percent cross-validation accuracy with macro AUC in the 71 to 76 percent range. Posture reaches 97 percent accuracy and 98 percent macro AUC because it is the only model that receives real observation inputs (the 11 RULA components and 8 QEC scores) on top of the survey features.</w:t>
+        <w:t xml:space="preserve">The five survey-derived factors land between 58 and 62 percent cross-validation accuracy with </w:t>
+      </w:r>
+      <w:proofErr w:type="gramStart"/>
+      <w:r>
+        <w:rPr>
+          <w:rFonts w:eastAsia="Times New Roman" w:cs="Times New Roman"/>
+        </w:rPr>
+        <w:t>macro AUC</w:t>
+      </w:r>
+      <w:proofErr w:type="gramEnd"/>
+      <w:r>
+        <w:rPr>
+          <w:rFonts w:eastAsia="Times New Roman" w:cs="Times New Roman"/>
+        </w:rPr>
+        <w:t xml:space="preserve"> in the 71 to 76 percent range. Posture reaches 97 percent accuracy and 98 percent </w:t>
+      </w:r>
+      <w:proofErr w:type="gramStart"/>
+      <w:r>
+        <w:rPr>
+          <w:rFonts w:eastAsia="Times New Roman" w:cs="Times New Roman"/>
+        </w:rPr>
+        <w:t>macro AUC</w:t>
+      </w:r>
+      <w:proofErr w:type="gramEnd"/>
+      <w:r>
+        <w:rPr>
+          <w:rFonts w:eastAsia="Times New Roman" w:cs="Times New Roman"/>
+        </w:rPr>
+        <w:t xml:space="preserve"> because it is the only model that receives real observation inputs (the 11 RULA components and 8 QEC scores) on top of the survey features.</w:t>
       </w:r>
     </w:p>
     <w:p>
@@ -11090,6 +13300,7 @@
             <w:pPr>
               <w:spacing w:before="20" w:after="20"/>
             </w:pPr>
+            <w:proofErr w:type="spellStart"/>
             <w:r>
               <w:rPr>
                 <w:rFonts w:eastAsia="Times New Roman" w:cs="Times New Roman"/>
@@ -11097,6 +13308,7 @@
               </w:rPr>
               <w:t>HistGBM</w:t>
             </w:r>
+            <w:proofErr w:type="spellEnd"/>
           </w:p>
         </w:tc>
         <w:tc>
@@ -11107,12 +13319,37 @@
             <w:pPr>
               <w:spacing w:before="20" w:after="20"/>
             </w:pPr>
-            <w:r>
-              <w:rPr>
-                <w:rFonts w:eastAsia="Times New Roman" w:cs="Times New Roman"/>
-                <w:sz w:val="20"/>
-              </w:rPr>
-              <w:t>max_depth=None, learning_rate=0.05</w:t>
+            <w:proofErr w:type="spellStart"/>
+            <w:r>
+              <w:rPr>
+                <w:rFonts w:eastAsia="Times New Roman" w:cs="Times New Roman"/>
+                <w:sz w:val="20"/>
+              </w:rPr>
+              <w:t>max_depth</w:t>
+            </w:r>
+            <w:proofErr w:type="spellEnd"/>
+            <w:r>
+              <w:rPr>
+                <w:rFonts w:eastAsia="Times New Roman" w:cs="Times New Roman"/>
+                <w:sz w:val="20"/>
+              </w:rPr>
+              <w:t xml:space="preserve">=None, </w:t>
+            </w:r>
+            <w:proofErr w:type="spellStart"/>
+            <w:r>
+              <w:rPr>
+                <w:rFonts w:eastAsia="Times New Roman" w:cs="Times New Roman"/>
+                <w:sz w:val="20"/>
+              </w:rPr>
+              <w:t>learning_rate</w:t>
+            </w:r>
+            <w:proofErr w:type="spellEnd"/>
+            <w:r>
+              <w:rPr>
+                <w:rFonts w:eastAsia="Times New Roman" w:cs="Times New Roman"/>
+                <w:sz w:val="20"/>
+              </w:rPr>
+              <w:t>=0.05</w:t>
             </w:r>
           </w:p>
         </w:tc>
@@ -11165,6 +13402,7 @@
             <w:pPr>
               <w:spacing w:before="20" w:after="20"/>
             </w:pPr>
+            <w:proofErr w:type="spellStart"/>
             <w:r>
               <w:rPr>
                 <w:rFonts w:eastAsia="Times New Roman" w:cs="Times New Roman"/>
@@ -11172,6 +13410,7 @@
               </w:rPr>
               <w:t>RandomForest</w:t>
             </w:r>
+            <w:proofErr w:type="spellEnd"/>
           </w:p>
         </w:tc>
         <w:tc>
@@ -11182,12 +13421,37 @@
             <w:pPr>
               <w:spacing w:before="20" w:after="20"/>
             </w:pPr>
-            <w:r>
-              <w:rPr>
-                <w:rFonts w:eastAsia="Times New Roman" w:cs="Times New Roman"/>
-                <w:sz w:val="20"/>
-              </w:rPr>
-              <w:t>n_estimators=300, max_depth=None</w:t>
+            <w:proofErr w:type="spellStart"/>
+            <w:r>
+              <w:rPr>
+                <w:rFonts w:eastAsia="Times New Roman" w:cs="Times New Roman"/>
+                <w:sz w:val="20"/>
+              </w:rPr>
+              <w:t>n_estimators</w:t>
+            </w:r>
+            <w:proofErr w:type="spellEnd"/>
+            <w:r>
+              <w:rPr>
+                <w:rFonts w:eastAsia="Times New Roman" w:cs="Times New Roman"/>
+                <w:sz w:val="20"/>
+              </w:rPr>
+              <w:t xml:space="preserve">=300, </w:t>
+            </w:r>
+            <w:proofErr w:type="spellStart"/>
+            <w:r>
+              <w:rPr>
+                <w:rFonts w:eastAsia="Times New Roman" w:cs="Times New Roman"/>
+                <w:sz w:val="20"/>
+              </w:rPr>
+              <w:t>max_depth</w:t>
+            </w:r>
+            <w:proofErr w:type="spellEnd"/>
+            <w:r>
+              <w:rPr>
+                <w:rFonts w:eastAsia="Times New Roman" w:cs="Times New Roman"/>
+                <w:sz w:val="20"/>
+              </w:rPr>
+              <w:t>=None</w:t>
             </w:r>
           </w:p>
         </w:tc>
@@ -11240,6 +13504,7 @@
             <w:pPr>
               <w:spacing w:before="20" w:after="20"/>
             </w:pPr>
+            <w:proofErr w:type="spellStart"/>
             <w:r>
               <w:rPr>
                 <w:rFonts w:eastAsia="Times New Roman" w:cs="Times New Roman"/>
@@ -11247,6 +13512,7 @@
               </w:rPr>
               <w:t>RandomForest</w:t>
             </w:r>
+            <w:proofErr w:type="spellEnd"/>
           </w:p>
         </w:tc>
         <w:tc>
@@ -11257,12 +13523,37 @@
             <w:pPr>
               <w:spacing w:before="20" w:after="20"/>
             </w:pPr>
-            <w:r>
-              <w:rPr>
-                <w:rFonts w:eastAsia="Times New Roman" w:cs="Times New Roman"/>
-                <w:sz w:val="20"/>
-              </w:rPr>
-              <w:t>n_estimators=500, max_depth=5</w:t>
+            <w:proofErr w:type="spellStart"/>
+            <w:r>
+              <w:rPr>
+                <w:rFonts w:eastAsia="Times New Roman" w:cs="Times New Roman"/>
+                <w:sz w:val="20"/>
+              </w:rPr>
+              <w:t>n_estimators</w:t>
+            </w:r>
+            <w:proofErr w:type="spellEnd"/>
+            <w:r>
+              <w:rPr>
+                <w:rFonts w:eastAsia="Times New Roman" w:cs="Times New Roman"/>
+                <w:sz w:val="20"/>
+              </w:rPr>
+              <w:t xml:space="preserve">=500, </w:t>
+            </w:r>
+            <w:proofErr w:type="spellStart"/>
+            <w:r>
+              <w:rPr>
+                <w:rFonts w:eastAsia="Times New Roman" w:cs="Times New Roman"/>
+                <w:sz w:val="20"/>
+              </w:rPr>
+              <w:t>max_depth</w:t>
+            </w:r>
+            <w:proofErr w:type="spellEnd"/>
+            <w:r>
+              <w:rPr>
+                <w:rFonts w:eastAsia="Times New Roman" w:cs="Times New Roman"/>
+                <w:sz w:val="20"/>
+              </w:rPr>
+              <w:t>=5</w:t>
             </w:r>
           </w:p>
         </w:tc>
@@ -11315,6 +13606,7 @@
             <w:pPr>
               <w:spacing w:before="20" w:after="20"/>
             </w:pPr>
+            <w:proofErr w:type="spellStart"/>
             <w:r>
               <w:rPr>
                 <w:rFonts w:eastAsia="Times New Roman" w:cs="Times New Roman"/>
@@ -11322,6 +13614,7 @@
               </w:rPr>
               <w:t>ExtraTrees</w:t>
             </w:r>
+            <w:proofErr w:type="spellEnd"/>
           </w:p>
         </w:tc>
         <w:tc>
@@ -11332,12 +13625,37 @@
             <w:pPr>
               <w:spacing w:before="20" w:after="20"/>
             </w:pPr>
-            <w:r>
-              <w:rPr>
-                <w:rFonts w:eastAsia="Times New Roman" w:cs="Times New Roman"/>
-                <w:sz w:val="20"/>
-              </w:rPr>
-              <w:t>n_estimators=300, max_depth=None</w:t>
+            <w:proofErr w:type="spellStart"/>
+            <w:r>
+              <w:rPr>
+                <w:rFonts w:eastAsia="Times New Roman" w:cs="Times New Roman"/>
+                <w:sz w:val="20"/>
+              </w:rPr>
+              <w:t>n_estimators</w:t>
+            </w:r>
+            <w:proofErr w:type="spellEnd"/>
+            <w:r>
+              <w:rPr>
+                <w:rFonts w:eastAsia="Times New Roman" w:cs="Times New Roman"/>
+                <w:sz w:val="20"/>
+              </w:rPr>
+              <w:t xml:space="preserve">=300, </w:t>
+            </w:r>
+            <w:proofErr w:type="spellStart"/>
+            <w:r>
+              <w:rPr>
+                <w:rFonts w:eastAsia="Times New Roman" w:cs="Times New Roman"/>
+                <w:sz w:val="20"/>
+              </w:rPr>
+              <w:t>max_depth</w:t>
+            </w:r>
+            <w:proofErr w:type="spellEnd"/>
+            <w:r>
+              <w:rPr>
+                <w:rFonts w:eastAsia="Times New Roman" w:cs="Times New Roman"/>
+                <w:sz w:val="20"/>
+              </w:rPr>
+              <w:t>=None</w:t>
             </w:r>
           </w:p>
         </w:tc>
@@ -11390,6 +13708,7 @@
             <w:pPr>
               <w:spacing w:before="20" w:after="20"/>
             </w:pPr>
+            <w:proofErr w:type="spellStart"/>
             <w:r>
               <w:rPr>
                 <w:rFonts w:eastAsia="Times New Roman" w:cs="Times New Roman"/>
@@ -11397,6 +13716,7 @@
               </w:rPr>
               <w:t>RandomForest</w:t>
             </w:r>
+            <w:proofErr w:type="spellEnd"/>
           </w:p>
         </w:tc>
         <w:tc>
@@ -11407,12 +13727,37 @@
             <w:pPr>
               <w:spacing w:before="20" w:after="20"/>
             </w:pPr>
-            <w:r>
-              <w:rPr>
-                <w:rFonts w:eastAsia="Times New Roman" w:cs="Times New Roman"/>
-                <w:sz w:val="20"/>
-              </w:rPr>
-              <w:t>n_estimators=500, max_depth=None</w:t>
+            <w:proofErr w:type="spellStart"/>
+            <w:r>
+              <w:rPr>
+                <w:rFonts w:eastAsia="Times New Roman" w:cs="Times New Roman"/>
+                <w:sz w:val="20"/>
+              </w:rPr>
+              <w:t>n_estimators</w:t>
+            </w:r>
+            <w:proofErr w:type="spellEnd"/>
+            <w:r>
+              <w:rPr>
+                <w:rFonts w:eastAsia="Times New Roman" w:cs="Times New Roman"/>
+                <w:sz w:val="20"/>
+              </w:rPr>
+              <w:t xml:space="preserve">=500, </w:t>
+            </w:r>
+            <w:proofErr w:type="spellStart"/>
+            <w:r>
+              <w:rPr>
+                <w:rFonts w:eastAsia="Times New Roman" w:cs="Times New Roman"/>
+                <w:sz w:val="20"/>
+              </w:rPr>
+              <w:t>max_depth</w:t>
+            </w:r>
+            <w:proofErr w:type="spellEnd"/>
+            <w:r>
+              <w:rPr>
+                <w:rFonts w:eastAsia="Times New Roman" w:cs="Times New Roman"/>
+                <w:sz w:val="20"/>
+              </w:rPr>
+              <w:t>=None</w:t>
             </w:r>
           </w:p>
         </w:tc>
@@ -11465,6 +13810,7 @@
             <w:pPr>
               <w:spacing w:before="20" w:after="20"/>
             </w:pPr>
+            <w:proofErr w:type="spellStart"/>
             <w:r>
               <w:rPr>
                 <w:rFonts w:eastAsia="Times New Roman" w:cs="Times New Roman"/>
@@ -11472,6 +13818,7 @@
               </w:rPr>
               <w:t>HistGBM</w:t>
             </w:r>
+            <w:proofErr w:type="spellEnd"/>
           </w:p>
         </w:tc>
         <w:tc>
@@ -11482,12 +13829,37 @@
             <w:pPr>
               <w:spacing w:before="20" w:after="20"/>
             </w:pPr>
-            <w:r>
-              <w:rPr>
-                <w:rFonts w:eastAsia="Times New Roman" w:cs="Times New Roman"/>
-                <w:sz w:val="20"/>
-              </w:rPr>
-              <w:t>max_depth=5, learning_rate=0.05</w:t>
+            <w:proofErr w:type="spellStart"/>
+            <w:r>
+              <w:rPr>
+                <w:rFonts w:eastAsia="Times New Roman" w:cs="Times New Roman"/>
+                <w:sz w:val="20"/>
+              </w:rPr>
+              <w:t>max_depth</w:t>
+            </w:r>
+            <w:proofErr w:type="spellEnd"/>
+            <w:r>
+              <w:rPr>
+                <w:rFonts w:eastAsia="Times New Roman" w:cs="Times New Roman"/>
+                <w:sz w:val="20"/>
+              </w:rPr>
+              <w:t xml:space="preserve">=5, </w:t>
+            </w:r>
+            <w:proofErr w:type="spellStart"/>
+            <w:r>
+              <w:rPr>
+                <w:rFonts w:eastAsia="Times New Roman" w:cs="Times New Roman"/>
+                <w:sz w:val="20"/>
+              </w:rPr>
+              <w:t>learning_rate</w:t>
+            </w:r>
+            <w:proofErr w:type="spellEnd"/>
+            <w:r>
+              <w:rPr>
+                <w:rFonts w:eastAsia="Times New Roman" w:cs="Times New Roman"/>
+                <w:sz w:val="20"/>
+              </w:rPr>
+              <w:t>=0.05</w:t>
             </w:r>
           </w:p>
         </w:tc>
@@ -11527,7 +13899,27 @@
           <w:color w:val="000000"/>
           <w:sz w:val="18"/>
         </w:rPr>
-        <w:t>Table 4.8: Winning hyperparameters per target after GridSearchCV.</w:t>
+        <w:t xml:space="preserve">Table 4.8: Winning hyperparameters per target after </w:t>
+      </w:r>
+      <w:proofErr w:type="spellStart"/>
+      <w:r>
+        <w:rPr>
+          <w:rFonts w:eastAsia="Times New Roman" w:cs="Times New Roman"/>
+          <w:i/>
+          <w:color w:val="000000"/>
+          <w:sz w:val="18"/>
+        </w:rPr>
+        <w:t>GridSearchCV</w:t>
+      </w:r>
+      <w:proofErr w:type="spellEnd"/>
+      <w:r>
+        <w:rPr>
+          <w:rFonts w:eastAsia="Times New Roman" w:cs="Times New Roman"/>
+          <w:i/>
+          <w:color w:val="000000"/>
+          <w:sz w:val="18"/>
+        </w:rPr>
+        <w:t>.</w:t>
       </w:r>
     </w:p>
     <w:p>
@@ -11866,7 +14258,25 @@
           <w:i/>
           <w:sz w:val="18"/>
         </w:rPr>
-        <w:t>Figure 4.13: Web app: predicted risk profile output with colour-coded level cards, radar chart, tabular result, and per-factor recommendations.</w:t>
+        <w:t xml:space="preserve">Figure 4.13: Web app: predicted risk profile output with </w:t>
+      </w:r>
+      <w:proofErr w:type="spellStart"/>
+      <w:r>
+        <w:rPr>
+          <w:rFonts w:eastAsia="Times New Roman" w:cs="Times New Roman"/>
+          <w:i/>
+          <w:sz w:val="18"/>
+        </w:rPr>
+        <w:t>colour</w:t>
+      </w:r>
+      <w:proofErr w:type="spellEnd"/>
+      <w:r>
+        <w:rPr>
+          <w:rFonts w:eastAsia="Times New Roman" w:cs="Times New Roman"/>
+          <w:i/>
+          <w:sz w:val="18"/>
+        </w:rPr>
+        <w:t>-coded level cards, radar chart, tabular result, and per-factor recommendations.</w:t>
       </w:r>
     </w:p>
     <w:p>
@@ -11894,7 +14304,35 @@
         <w:rPr>
           <w:rFonts w:eastAsia="Times New Roman" w:cs="Times New Roman"/>
         </w:rPr>
-        <w:t>This project designed, implemented, and deployed a per-rider ergonomic risk screening pipeline for last-mile quick-commerce delivery workers, turning a 36-item self-report questionnaire and a RULA + QEC observation record into six standardised risk levels across Force, Repetition, Posture, Duration, Contact Stress, and Vibration. The five survey-derived factors land at 58-62 percent cross-validation accuracy with macro AUC between 71 and 76 percent; the Posture model, which receives the RULA and QEC observation inputs directly, reaches 97 percent accuracy and 98 percent AUC. Chi-square identifies Posture, Repetition, and Force as the risk factors significantly associated with self-reported discomfort, and multivariable logistic regression flags age (OR 3.58 per band), job duration (OR 2.89), workload score, and fatigue score as the strongest individual predictors.</w:t>
+        <w:t xml:space="preserve">This project designed, implemented, and deployed a per-rider ergonomic risk screening pipeline for last-mile quick-commerce delivery workers, turning a 36-item self-report questionnaire and a RULA + QEC observation record into six </w:t>
+      </w:r>
+      <w:proofErr w:type="spellStart"/>
+      <w:r>
+        <w:rPr>
+          <w:rFonts w:eastAsia="Times New Roman" w:cs="Times New Roman"/>
+        </w:rPr>
+        <w:t>standardised</w:t>
+      </w:r>
+      <w:proofErr w:type="spellEnd"/>
+      <w:r>
+        <w:rPr>
+          <w:rFonts w:eastAsia="Times New Roman" w:cs="Times New Roman"/>
+        </w:rPr>
+        <w:t xml:space="preserve"> risk levels across Force, Repetition, Posture, Duration, Contact Stress, and Vibration. The five survey-derived factors land at 58-62 percent cross-validation accuracy with </w:t>
+      </w:r>
+      <w:proofErr w:type="gramStart"/>
+      <w:r>
+        <w:rPr>
+          <w:rFonts w:eastAsia="Times New Roman" w:cs="Times New Roman"/>
+        </w:rPr>
+        <w:t>macro AUC</w:t>
+      </w:r>
+      <w:proofErr w:type="gramEnd"/>
+      <w:r>
+        <w:rPr>
+          <w:rFonts w:eastAsia="Times New Roman" w:cs="Times New Roman"/>
+        </w:rPr>
+        <w:t xml:space="preserve"> between 71 and 76 percent; the Posture model, which receives the RULA and QEC observation inputs directly, reaches 97 percent accuracy and 98 percent AUC. Chi-square identifies Posture, Repetition, and Force as the risk factors significantly associated with self-reported discomfort, and multivariable logistic regression flags age (OR 3.58 per band), job duration (OR 2.89), workload score, and fatigue score as the strongest individual predictors.</w:t>
       </w:r>
     </w:p>
     <w:p>
@@ -11906,7 +14344,35 @@
         <w:rPr>
           <w:rFonts w:eastAsia="Times New Roman" w:cs="Times New Roman"/>
         </w:rPr>
-        <w:t>The main limitations are the self-report nature of most input variables, the severity-rank merge used to pair the identifier-less posture xlsx with the survey, and the small sample (n = 182) that keeps ML variance visible. Two methodological corrections were made and openly documented: Repetition binning moved from qcut to fixed cuts to remove a boundary tie that hid the worst real schedule, and vibration_index was added to the Duration exclusion list to remove indirect leakage.</w:t>
+        <w:t xml:space="preserve">The main limitations are the self-report nature of most input variables, the severity-rank merge used to pair the identifier-less posture xlsx with the survey, and the small sample (n = 182) that keeps ML variance visible. Two methodological corrections were made and openly documented: Repetition binning moved from </w:t>
+      </w:r>
+      <w:proofErr w:type="spellStart"/>
+      <w:r>
+        <w:rPr>
+          <w:rFonts w:eastAsia="Times New Roman" w:cs="Times New Roman"/>
+        </w:rPr>
+        <w:t>qcut</w:t>
+      </w:r>
+      <w:proofErr w:type="spellEnd"/>
+      <w:r>
+        <w:rPr>
+          <w:rFonts w:eastAsia="Times New Roman" w:cs="Times New Roman"/>
+        </w:rPr>
+        <w:t xml:space="preserve"> to fixed cuts to remove a boundary tie that hid the worst real schedule, and </w:t>
+      </w:r>
+      <w:proofErr w:type="spellStart"/>
+      <w:r>
+        <w:rPr>
+          <w:rFonts w:eastAsia="Times New Roman" w:cs="Times New Roman"/>
+        </w:rPr>
+        <w:t>vibration_index</w:t>
+      </w:r>
+      <w:proofErr w:type="spellEnd"/>
+      <w:r>
+        <w:rPr>
+          <w:rFonts w:eastAsia="Times New Roman" w:cs="Times New Roman"/>
+        </w:rPr>
+        <w:t xml:space="preserve"> was added to the Duration exclusion list to remove indirect leakage.</w:t>
       </w:r>
     </w:p>
     <w:p>
@@ -11918,7 +14384,21 @@
         <w:rPr>
           <w:rFonts w:eastAsia="Times New Roman" w:cs="Times New Roman"/>
         </w:rPr>
-        <w:t>Five interventions for a delivery-platform operator follow directly from the results: (i) cap daily hours (49 percent of the sample exceeds 8 hours per day); (ii) invest in posture-focused equipment and training (84 percent of observed postures at RULA grand score 5 or above, corresponding to action level 3 or 4); (iii) encourage bike-storage-box carrying over handheld bags; (iv) age-targeted MSD screening for the 36-and-above cohort; and (v) platform-level workload management to reduce the NASA-TLX component of the workload score, a significant discomfort predictor at p = 0.0005.</w:t>
+        <w:t>Five interventions for a delivery-platform operator follow directly from the results: (</w:t>
+      </w:r>
+      <w:proofErr w:type="spellStart"/>
+      <w:r>
+        <w:rPr>
+          <w:rFonts w:eastAsia="Times New Roman" w:cs="Times New Roman"/>
+        </w:rPr>
+        <w:t>i</w:t>
+      </w:r>
+      <w:proofErr w:type="spellEnd"/>
+      <w:r>
+        <w:rPr>
+          <w:rFonts w:eastAsia="Times New Roman" w:cs="Times New Roman"/>
+        </w:rPr>
+        <w:t>) cap daily hours (49 percent of the sample exceeds 8 hours per day); (ii) invest in posture-focused equipment and training (84 percent of observed postures at RULA grand score 5 or above, corresponding to action level 3 or 4); (iii) encourage bike-storage-box carrying over handheld bags; (iv) age-targeted MSD screening for the 36-and-above cohort; and (v) platform-level workload management to reduce the NASA-TLX component of the workload score, a significant discomfort predictor at p = 0.0005.</w:t>
       </w:r>
     </w:p>
     <w:p>
@@ -11957,7 +14437,23 @@
         <w:jc w:val="both"/>
       </w:pPr>
       <w:r>
-        <w:t>[1] Benson TM, Sathiyarajeswaran NS, Radhakrishnan R, Gafoor AA, Krupalakshme M, Samal J (2025). Factors and prevalence of musculoskeletal pain among the app-based food delivery riders in Tamil Nadu: a community-based cross-sectional study. Cureus, 17(3), e56132.</w:t>
+        <w:t xml:space="preserve">[1] Benson TM, </w:t>
+      </w:r>
+      <w:proofErr w:type="spellStart"/>
+      <w:r>
+        <w:t>Sathiyarajeswaran</w:t>
+      </w:r>
+      <w:proofErr w:type="spellEnd"/>
+      <w:r>
+        <w:t xml:space="preserve"> NS, Radhakrishnan R, Gafoor AA, </w:t>
+      </w:r>
+      <w:proofErr w:type="spellStart"/>
+      <w:r>
+        <w:t>Krupalakshme</w:t>
+      </w:r>
+      <w:proofErr w:type="spellEnd"/>
+      <w:r>
+        <w:t xml:space="preserve"> M, Samal J (2025). Factors and prevalence of musculoskeletal pain among the app-based food delivery riders in Tamil Nadu: a community-based cross-sectional study. Cureus, 17(3), e56132.</w:t>
       </w:r>
     </w:p>
     <w:p>
@@ -11997,7 +14493,23 @@
         <w:jc w:val="both"/>
       </w:pPr>
       <w:r>
-        <w:t>[5] Kuorinka I, Jonsson B, Kilbom A, Vinterberg H, Biering-Sorensen F, Andersson G, Jorgensen K (1987). Standardised Nordic questionnaires for the analysis of musculoskeletal symptoms. Applied Ergonomics, 18(3), 233-237.</w:t>
+        <w:t xml:space="preserve">[5] </w:t>
+      </w:r>
+      <w:proofErr w:type="spellStart"/>
+      <w:r>
+        <w:t>Kuorinka</w:t>
+      </w:r>
+      <w:proofErr w:type="spellEnd"/>
+      <w:r>
+        <w:t xml:space="preserve"> I, Jonsson B, Kilbom A, Vinterberg H, Biering-Sorensen F, Andersson G, Jorgensen K (1987). </w:t>
+      </w:r>
+      <w:proofErr w:type="spellStart"/>
+      <w:r>
+        <w:t>Standardised</w:t>
+      </w:r>
+      <w:proofErr w:type="spellEnd"/>
+      <w:r>
+        <w:t xml:space="preserve"> Nordic questionnaires for the analysis of musculoskeletal symptoms. Applied Ergonomics, 18(3), 233-237.</w:t>
       </w:r>
     </w:p>
     <w:p>
@@ -12007,7 +14519,15 @@
         <w:jc w:val="both"/>
       </w:pPr>
       <w:r>
-        <w:t>[6] Hart SG, Staveland LE (1988). Development of NASA-TLX (Task Load Index): Results of empirical and theoretical research. Advances in Psychology, 52, 139-183.</w:t>
+        <w:t xml:space="preserve">[6] Hart SG, </w:t>
+      </w:r>
+      <w:proofErr w:type="spellStart"/>
+      <w:r>
+        <w:t>Staveland</w:t>
+      </w:r>
+      <w:proofErr w:type="spellEnd"/>
+      <w:r>
+        <w:t xml:space="preserve"> LE (1988). Development of NASA-TLX (Task Load Index): Results of empirical and theoretical research. Advances in Psychology, 52, 139-183.</w:t>
       </w:r>
     </w:p>
     <w:p>
@@ -12027,7 +14547,15 @@
         <w:jc w:val="both"/>
       </w:pPr>
       <w:r>
-        <w:t>[8] Chawla NV, Bowyer KW, Hall LO, Kegelmeyer WP (2002). SMOTE: Synthetic Minority Over-sampling Technique. Journal of Artificial Intelligence Research, 16, 321-357.</w:t>
+        <w:t xml:space="preserve">[8] Chawla NV, Bowyer KW, Hall LO, </w:t>
+      </w:r>
+      <w:proofErr w:type="spellStart"/>
+      <w:r>
+        <w:t>Kegelmeyer</w:t>
+      </w:r>
+      <w:proofErr w:type="spellEnd"/>
+      <w:r>
+        <w:t xml:space="preserve"> WP (2002). SMOTE: Synthetic Minority Over-sampling Technique. Journal of Artificial Intelligence Research, 16, 321-357.</w:t>
       </w:r>
     </w:p>
     <w:p>
@@ -12047,7 +14575,15 @@
         <w:jc w:val="both"/>
       </w:pPr>
       <w:r>
-        <w:t>[10] Breiman L (2001). Random Forests. Machine Learning, 45(1), 5-32.</w:t>
+        <w:t xml:space="preserve">[10] </w:t>
+      </w:r>
+      <w:proofErr w:type="spellStart"/>
+      <w:r>
+        <w:t>Breiman</w:t>
+      </w:r>
+      <w:proofErr w:type="spellEnd"/>
+      <w:r>
+        <w:t xml:space="preserve"> L (2001). Random Forests. Machine Learning, 45(1), 5-32.</w:t>
       </w:r>
     </w:p>
     <w:p>
@@ -12057,7 +14593,15 @@
         <w:jc w:val="both"/>
       </w:pPr>
       <w:r>
-        <w:t>[11] Geurts P, Ernst D, Wehenkel L (2006). Extremely randomized trees. Machine Learning, 63(1), 3-42.</w:t>
+        <w:t xml:space="preserve">[11] Geurts P, Ernst D, </w:t>
+      </w:r>
+      <w:proofErr w:type="spellStart"/>
+      <w:r>
+        <w:t>Wehenkel</w:t>
+      </w:r>
+      <w:proofErr w:type="spellEnd"/>
+      <w:r>
+        <w:t xml:space="preserve"> L (2006). Extremely randomized trees. Machine Learning, 63(1), 3-42.</w:t>
       </w:r>
     </w:p>
     <w:p>
@@ -12067,7 +14611,23 @@
         <w:jc w:val="both"/>
       </w:pPr>
       <w:r>
-        <w:t>[12] Chen T, Guestrin C (2016). XGBoost: A Scalable Tree Boosting System. Proceedings of the 22nd ACM SIGKDD International Conference on Knowledge Discovery and Data Mining, 785-794.</w:t>
+        <w:t xml:space="preserve">[12] Chen T, </w:t>
+      </w:r>
+      <w:proofErr w:type="spellStart"/>
+      <w:r>
+        <w:t>Guestrin</w:t>
+      </w:r>
+      <w:proofErr w:type="spellEnd"/>
+      <w:r>
+        <w:t xml:space="preserve"> C (2016). </w:t>
+      </w:r>
+      <w:proofErr w:type="spellStart"/>
+      <w:r>
+        <w:t>XGBoost</w:t>
+      </w:r>
+      <w:proofErr w:type="spellEnd"/>
+      <w:r>
+        <w:t>: A Scalable Tree Boosting System. Proceedings of the 22nd ACM SIGKDD International Conference on Knowledge Discovery and Data Mining, 785-794.</w:t>
       </w:r>
     </w:p>
     <w:p>
@@ -12087,7 +14647,23 @@
         <w:jc w:val="both"/>
       </w:pPr>
       <w:r>
-        <w:t>[14] Pedregosa F, Varoquaux G, Gramfort A, et al. (2011). Scikit-learn: Machine Learning in Python. Journal of Machine Learning Research, 12, 2825-2830.</w:t>
+        <w:t xml:space="preserve">[14] Pedregosa F, </w:t>
+      </w:r>
+      <w:proofErr w:type="spellStart"/>
+      <w:r>
+        <w:t>Varoquaux</w:t>
+      </w:r>
+      <w:proofErr w:type="spellEnd"/>
+      <w:r>
+        <w:t xml:space="preserve"> G, </w:t>
+      </w:r>
+      <w:proofErr w:type="spellStart"/>
+      <w:r>
+        <w:t>Gramfort</w:t>
+      </w:r>
+      <w:proofErr w:type="spellEnd"/>
+      <w:r>
+        <w:t xml:space="preserve"> A, et al. (2011). Scikit-learn: Machine Learning in Python. Journal of Machine Learning Research, 12, 2825-2830.</w:t>
       </w:r>
     </w:p>
     <w:sectPr>
@@ -12293,7 +14869,7 @@
         <w:noProof/>
         <w:sz w:val="20"/>
       </w:rPr>
-      <w:t>CHAPTER 4. RESULTS AND DISCUSSIONS</w:t>
+      <w:t>CHAPTER 2. METHODOLOGY</w:t>
     </w:r>
     <w:r>
       <w:rPr>

--- a/docs/report.docx
+++ b/docs/report.docx
@@ -44,19 +44,8 @@
           <w:color w:val="000000"/>
           <w:sz w:val="26"/>
         </w:rPr>
-        <w:t xml:space="preserve">IIITDM-SIES </w:t>
-      </w:r>
-      <w:proofErr w:type="spellStart"/>
-      <w:r>
-        <w:rPr>
-          <w:rFonts w:eastAsia="Times New Roman" w:cs="Times New Roman"/>
-          <w:b/>
-          <w:color w:val="000000"/>
-          <w:sz w:val="26"/>
-        </w:rPr>
-        <w:t>Programme</w:t>
-      </w:r>
-      <w:proofErr w:type="spellEnd"/>
+        <w:t>IIITDM-SIES Programme</w:t>
+      </w:r>
     </w:p>
     <w:p>
       <w:pPr>
@@ -325,21 +314,7 @@
         <w:rPr>
           <w:rFonts w:eastAsia="Times New Roman" w:cs="Times New Roman"/>
         </w:rPr>
-        <w:t xml:space="preserve">In my capacity as supervisor of the above-mentioned work, I certify that the work presented in this Report is carried out under my supervision, and is worthy of consideration for the requirements of internship under IIITDM-SIES </w:t>
-      </w:r>
-      <w:proofErr w:type="spellStart"/>
-      <w:r>
-        <w:rPr>
-          <w:rFonts w:eastAsia="Times New Roman" w:cs="Times New Roman"/>
-        </w:rPr>
-        <w:t>programme</w:t>
-      </w:r>
-      <w:proofErr w:type="spellEnd"/>
-      <w:r>
-        <w:rPr>
-          <w:rFonts w:eastAsia="Times New Roman" w:cs="Times New Roman"/>
-        </w:rPr>
-        <w:t xml:space="preserve"> during the period May 2026 to July 2026.</w:t>
+        <w:t>In my capacity as supervisor of the above-mentioned work, I certify that the work presented in this Report is carried out under my supervision, and is worthy of consideration for the requirements of internship under IIITDM-SIES programme during the period May 2026 to July 2026.</w:t>
       </w:r>
     </w:p>
     <w:p>
@@ -387,40 +362,15 @@
       <w:pPr>
         <w:spacing w:after="160" w:line="336" w:lineRule="auto"/>
         <w:jc w:val="both"/>
-      </w:pPr>
-      <w:r>
-        <w:rPr>
-          <w:rFonts w:eastAsia="Times New Roman" w:cs="Times New Roman"/>
-        </w:rPr>
-        <w:t>Last-mile quick-commerce delivery riders (</w:t>
-      </w:r>
-      <w:proofErr w:type="spellStart"/>
-      <w:r>
-        <w:rPr>
-          <w:rFonts w:eastAsia="Times New Roman" w:cs="Times New Roman"/>
-        </w:rPr>
-        <w:t>Blinkit</w:t>
-      </w:r>
-      <w:proofErr w:type="spellEnd"/>
-      <w:r>
-        <w:rPr>
-          <w:rFonts w:eastAsia="Times New Roman" w:cs="Times New Roman"/>
-        </w:rPr>
-        <w:t xml:space="preserve">, </w:t>
-      </w:r>
-      <w:proofErr w:type="spellStart"/>
-      <w:r>
-        <w:rPr>
-          <w:rFonts w:eastAsia="Times New Roman" w:cs="Times New Roman"/>
-        </w:rPr>
-        <w:t>Zepto</w:t>
-      </w:r>
-      <w:proofErr w:type="spellEnd"/>
-      <w:r>
-        <w:rPr>
-          <w:rFonts w:eastAsia="Times New Roman" w:cs="Times New Roman"/>
-        </w:rPr>
-        <w:t>) face prolonged awkward postures, high delivery rates, heavy carrying loads and vehicle vibration, leading to musculoskeletal disorders (MSDs). Risk is not uniform across the workforce: age, tenure, daily hours, vehicle type, and carrying mode all shape the exposure profile, but this variation stays invisible to the platform. Standard ergonomic methods each cover part of the picture (RULA and QEC on the observation side, NMQ, NASA-TLX and Borg CR10 on self-report), and no single tool combines the six standard ergonomic risk factors into an automated per-rider screening. This work builds that screening on a cross-sectional sample of 182 riders from the Chengalpattu and Chennai regions collected in March and April 2026.</w:t>
+        <w:rPr>
+          <w:rFonts w:eastAsia="Times New Roman" w:cs="Times New Roman"/>
+        </w:rPr>
+      </w:pPr>
+      <w:r>
+        <w:rPr>
+          <w:rFonts w:eastAsia="Times New Roman" w:cs="Times New Roman"/>
+        </w:rPr>
+        <w:t>Delivery riders working for companies such as Blinkit and Zepto have to tend to their customers while standing in uncomfortable body shapes for a long time or transporting heavy loads, which may result in musculoskeletal disorders. Risk varies across the people involved in the delivery: age, experience, working hours, the type of vehicle, and carrying methods influence the level of risk experienced by every rider, but the companies providing the delivery services do not pay attention to this difference. Different ergonomic approaches capture only certain aspects of the situation: on the one hand, some methods (RULA and QEC) are applicable to direct observations, while others, like Borg CR10, NMQ, and NASA-TLX apply to self-reporting methods. This paradigm enables the authors to offer automated screening based on a study involving 182 riders from the city of Chengalpattu and Chennai conducted in March and April 2026</w:t>
       </w:r>
     </w:p>
     <w:p>
@@ -432,49 +382,7 @@
         <w:rPr>
           <w:rFonts w:eastAsia="Times New Roman" w:cs="Times New Roman"/>
         </w:rPr>
-        <w:t xml:space="preserve">The pipeline runs in two stages. Stage 1 applies standard ergonomic methods (Borg CR10 action levels, RULA Table C thresholds, and sample-based cuts) to compute Low, Medium, or </w:t>
-      </w:r>
-      <w:proofErr w:type="gramStart"/>
-      <w:r>
-        <w:rPr>
-          <w:rFonts w:eastAsia="Times New Roman" w:cs="Times New Roman"/>
-        </w:rPr>
-        <w:t>High risk</w:t>
-      </w:r>
-      <w:proofErr w:type="gramEnd"/>
-      <w:r>
-        <w:rPr>
-          <w:rFonts w:eastAsia="Times New Roman" w:cs="Times New Roman"/>
-        </w:rPr>
-        <w:t xml:space="preserve"> labels for each factor from a 182-rider survey combined with 182 RULA and QEC observation records. Stage 2 trains supervised classifiers per factor using seven candidate algorithms (Logistic Regression, Decision Tree, Random Forest, Extra Trees, Hist Gradient Boosting, </w:t>
-      </w:r>
-      <w:proofErr w:type="spellStart"/>
-      <w:r>
-        <w:rPr>
-          <w:rFonts w:eastAsia="Times New Roman" w:cs="Times New Roman"/>
-        </w:rPr>
-        <w:t>XGBoost</w:t>
-      </w:r>
-      <w:proofErr w:type="spellEnd"/>
-      <w:r>
-        <w:rPr>
-          <w:rFonts w:eastAsia="Times New Roman" w:cs="Times New Roman"/>
-        </w:rPr>
-        <w:t xml:space="preserve">, and Stacking) tuned via </w:t>
-      </w:r>
-      <w:proofErr w:type="spellStart"/>
-      <w:r>
-        <w:rPr>
-          <w:rFonts w:eastAsia="Times New Roman" w:cs="Times New Roman"/>
-        </w:rPr>
-        <w:t>GridSearchCV</w:t>
-      </w:r>
-      <w:proofErr w:type="spellEnd"/>
-      <w:r>
-        <w:rPr>
-          <w:rFonts w:eastAsia="Times New Roman" w:cs="Times New Roman"/>
-        </w:rPr>
-        <w:t xml:space="preserve"> with SMOTE inside 5-fold stratified cross-validation.</w:t>
+        <w:t>The pipeline runs in two stages. Stage 1 applies standard ergonomic methods (Borg CR10 action levels, RULA Table C thresholds, and sample-based cuts) to compute Low, Medium, or High risk labels for each factor from a 182-rider survey combined with 182 RULA and QEC observation records. Stage 2 trains supervised classifiers per factor using seven candidate algorithms (Logistic Regression, Decision Tree, Random Forest, Extra Trees, Hist Gradient Boosting, XGBoost, and Stacking) tuned via GridSearchCV with SMOTE inside 5-fold stratified cross-validation.</w:t>
       </w:r>
     </w:p>
     <w:p>
@@ -483,52 +391,7 @@
         <w:jc w:val="both"/>
       </w:pPr>
       <w:r>
-        <w:rPr>
-          <w:rFonts w:eastAsia="Times New Roman" w:cs="Times New Roman"/>
-        </w:rPr>
-        <w:t xml:space="preserve">The five survey-derived factors achieved 58 to 62 percent cross-validation accuracy with </w:t>
-      </w:r>
-      <w:proofErr w:type="gramStart"/>
-      <w:r>
-        <w:rPr>
-          <w:rFonts w:eastAsia="Times New Roman" w:cs="Times New Roman"/>
-        </w:rPr>
-        <w:t>macro AUC</w:t>
-      </w:r>
-      <w:proofErr w:type="gramEnd"/>
-      <w:r>
-        <w:rPr>
-          <w:rFonts w:eastAsia="Times New Roman" w:cs="Times New Roman"/>
-        </w:rPr>
-        <w:t xml:space="preserve"> between 71 and 76 percent. The Posture model, which uses the 11 RULA components and 8 QEC scores in addition to the survey features, reached 97 percent accuracy and 98 percent AUC. Statistical analysis (chi-square and multivariable logistic regression) identified age, job duration, workload score, and fatigue score as the strongest individual predictors of self-reported discomfort. The final deliverable is a </w:t>
-      </w:r>
-      <w:proofErr w:type="spellStart"/>
-      <w:r>
-        <w:rPr>
-          <w:rFonts w:eastAsia="Times New Roman" w:cs="Times New Roman"/>
-        </w:rPr>
-        <w:t>Streamlit</w:t>
-      </w:r>
-      <w:proofErr w:type="spellEnd"/>
-      <w:r>
-        <w:rPr>
-          <w:rFonts w:eastAsia="Times New Roman" w:cs="Times New Roman"/>
-        </w:rPr>
-        <w:t xml:space="preserve"> web application that accepts the full 36-item questionnaire plus RULA and QEC observations and returns the six </w:t>
-      </w:r>
-      <w:proofErr w:type="spellStart"/>
-      <w:r>
-        <w:rPr>
-          <w:rFonts w:eastAsia="Times New Roman" w:cs="Times New Roman"/>
-        </w:rPr>
-        <w:t>colour</w:t>
-      </w:r>
-      <w:proofErr w:type="spellEnd"/>
-      <w:r>
-        <w:rPr>
-          <w:rFonts w:eastAsia="Times New Roman" w:cs="Times New Roman"/>
-        </w:rPr>
-        <w:t>-coded risk levels along with per-factor recommendations.</w:t>
+        <w:t>The five factors which were taken from the survey received a validation accuracy of 58-62% and a macro AUC of 71-76%. The Posture model which incorporates 11 components of RULA and 8 QEC scores in addition to the results received an accuracy of 97% and AUC of 98%. Statistical analysis including chi-square and multiple logistic regression determined that the most powerful individual predictors of self-reported discomfort are age, length of work history, workload score and fatigue score. The final product is a Streamlit web application that takes a complete questionnaire of 36 items together with RULA and QEC results and produces six levels of risk and offers recommendations by factors.</w:t>
       </w:r>
     </w:p>
     <w:p>
@@ -632,15 +495,8 @@
           <w:rFonts w:eastAsia="Times New Roman" w:cs="Times New Roman"/>
         </w:rPr>
         <w:tab/>
-      </w:r>
-      <w:proofErr w:type="spellStart"/>
-      <w:r>
-        <w:rPr>
-          <w:rFonts w:eastAsia="Times New Roman" w:cs="Times New Roman"/>
-        </w:rPr>
         <w:t>i</w:t>
       </w:r>
-      <w:proofErr w:type="spellEnd"/>
     </w:p>
     <w:p>
       <w:pPr>
@@ -878,7 +734,7 @@
           <w:rFonts w:eastAsia="Times New Roman" w:cs="Times New Roman"/>
         </w:rPr>
         <w:tab/>
-        <w:t>2</w:t>
+        <w:t>1</w:t>
       </w:r>
     </w:p>
     <w:p>
@@ -964,7 +820,7 @@
           <w:rFonts w:eastAsia="Times New Roman" w:cs="Times New Roman"/>
         </w:rPr>
         <w:tab/>
-        <w:t>3</w:t>
+        <w:t>4</w:t>
       </w:r>
     </w:p>
     <w:p>
@@ -1048,7 +904,7 @@
           <w:rFonts w:eastAsia="Times New Roman" w:cs="Times New Roman"/>
         </w:rPr>
         <w:tab/>
-        <w:t>4</w:t>
+        <w:t>5</w:t>
       </w:r>
     </w:p>
     <w:p>
@@ -1069,7 +925,7 @@
           <w:rFonts w:eastAsia="Times New Roman" w:cs="Times New Roman"/>
         </w:rPr>
         <w:tab/>
-        <w:t>4</w:t>
+        <w:t>5</w:t>
       </w:r>
     </w:p>
     <w:p>
@@ -1090,7 +946,7 @@
           <w:rFonts w:eastAsia="Times New Roman" w:cs="Times New Roman"/>
         </w:rPr>
         <w:tab/>
-        <w:t>4</w:t>
+        <w:t>5</w:t>
       </w:r>
     </w:p>
     <w:p>
@@ -1111,7 +967,7 @@
           <w:rFonts w:eastAsia="Times New Roman" w:cs="Times New Roman"/>
         </w:rPr>
         <w:tab/>
-        <w:t>4</w:t>
+        <w:t>5</w:t>
       </w:r>
     </w:p>
     <w:p>
@@ -1188,22 +1044,14 @@
         <w:rPr>
           <w:rFonts w:eastAsia="Times New Roman" w:cs="Times New Roman"/>
         </w:rPr>
-        <w:t xml:space="preserve">        2.6.6   </w:t>
-      </w:r>
-      <w:proofErr w:type="spellStart"/>
-      <w:r>
-        <w:rPr>
-          <w:rFonts w:eastAsia="Times New Roman" w:cs="Times New Roman"/>
-        </w:rPr>
-        <w:t>XGBoost</w:t>
-      </w:r>
-      <w:proofErr w:type="spellEnd"/>
+        <w:t xml:space="preserve">        2.6.6   XGBoost</w:t>
+      </w:r>
       <w:r>
         <w:rPr>
           <w:rFonts w:eastAsia="Times New Roman" w:cs="Times New Roman"/>
         </w:rPr>
         <w:tab/>
-        <w:t>5</w:t>
+        <w:t>6</w:t>
       </w:r>
     </w:p>
     <w:p>
@@ -1224,7 +1072,7 @@
           <w:rFonts w:eastAsia="Times New Roman" w:cs="Times New Roman"/>
         </w:rPr>
         <w:tab/>
-        <w:t>5</w:t>
+        <w:t>6</w:t>
       </w:r>
     </w:p>
     <w:p>
@@ -1245,7 +1093,7 @@
           <w:rFonts w:eastAsia="Times New Roman" w:cs="Times New Roman"/>
         </w:rPr>
         <w:tab/>
-        <w:t>5</w:t>
+        <w:t>6</w:t>
       </w:r>
     </w:p>
     <w:p>
@@ -1266,7 +1114,7 @@
           <w:rFonts w:eastAsia="Times New Roman" w:cs="Times New Roman"/>
         </w:rPr>
         <w:tab/>
-        <w:t>5</w:t>
+        <w:t>6</w:t>
       </w:r>
     </w:p>
     <w:p>
@@ -1287,7 +1135,7 @@
           <w:rFonts w:eastAsia="Times New Roman" w:cs="Times New Roman"/>
         </w:rPr>
         <w:tab/>
-        <w:t>5</w:t>
+        <w:t>6</w:t>
       </w:r>
     </w:p>
     <w:p>
@@ -1303,31 +1151,15 @@
           <w:b/>
         </w:rPr>
         <w:lastRenderedPageBreak/>
-        <w:t xml:space="preserve">3   </w:t>
-      </w:r>
-      <w:proofErr w:type="gramStart"/>
+        <w:t>3   WORK DONE</w:t>
+      </w:r>
       <w:r>
         <w:rPr>
           <w:rFonts w:eastAsia="Times New Roman" w:cs="Times New Roman"/>
           <w:b/>
         </w:rPr>
-        <w:t>WORK</w:t>
-      </w:r>
-      <w:proofErr w:type="gramEnd"/>
-      <w:r>
-        <w:rPr>
-          <w:rFonts w:eastAsia="Times New Roman" w:cs="Times New Roman"/>
-          <w:b/>
-        </w:rPr>
-        <w:t xml:space="preserve"> DONE</w:t>
-      </w:r>
-      <w:r>
-        <w:rPr>
-          <w:rFonts w:eastAsia="Times New Roman" w:cs="Times New Roman"/>
-          <w:b/>
-        </w:rPr>
         <w:tab/>
-        <w:t>6</w:t>
+        <w:t>7</w:t>
       </w:r>
     </w:p>
     <w:p>
@@ -1348,7 +1180,7 @@
           <w:rFonts w:eastAsia="Times New Roman" w:cs="Times New Roman"/>
         </w:rPr>
         <w:tab/>
-        <w:t>6</w:t>
+        <w:t>7</w:t>
       </w:r>
     </w:p>
     <w:p>
@@ -1390,7 +1222,7 @@
           <w:rFonts w:eastAsia="Times New Roman" w:cs="Times New Roman"/>
         </w:rPr>
         <w:tab/>
-        <w:t>7</w:t>
+        <w:t>8</w:t>
       </w:r>
     </w:p>
     <w:p>
@@ -1602,7 +1434,7 @@
           <w:rFonts w:eastAsia="Times New Roman" w:cs="Times New Roman"/>
         </w:rPr>
         <w:tab/>
-        <w:t>12</w:t>
+        <w:t>11</w:t>
       </w:r>
     </w:p>
     <w:p>
@@ -1623,7 +1455,7 @@
           <w:rFonts w:eastAsia="Times New Roman" w:cs="Times New Roman"/>
         </w:rPr>
         <w:tab/>
-        <w:t>14</w:t>
+        <w:t>13</w:t>
       </w:r>
     </w:p>
     <w:p>
@@ -1644,7 +1476,7 @@
           <w:rFonts w:eastAsia="Times New Roman" w:cs="Times New Roman"/>
         </w:rPr>
         <w:tab/>
-        <w:t>15</w:t>
+        <w:t>14</w:t>
       </w:r>
     </w:p>
     <w:p>
@@ -1665,7 +1497,7 @@
           <w:rFonts w:eastAsia="Times New Roman" w:cs="Times New Roman"/>
         </w:rPr>
         <w:tab/>
-        <w:t>16</w:t>
+        <w:t>15</w:t>
       </w:r>
     </w:p>
     <w:p>
@@ -1865,7 +1697,7 @@
           <w:rFonts w:eastAsia="Times New Roman" w:cs="Times New Roman"/>
         </w:rPr>
         <w:tab/>
-        <w:t>13</w:t>
+        <w:t>12</w:t>
       </w:r>
     </w:p>
     <w:p>
@@ -1894,7 +1726,7 @@
           <w:rFonts w:eastAsia="Times New Roman" w:cs="Times New Roman"/>
         </w:rPr>
         <w:tab/>
-        <w:t>14</w:t>
+        <w:t>13</w:t>
       </w:r>
     </w:p>
     <w:p>
@@ -1952,7 +1784,7 @@
           <w:rFonts w:eastAsia="Times New Roman" w:cs="Times New Roman"/>
         </w:rPr>
         <w:tab/>
-        <w:t>16</w:t>
+        <w:t>15</w:t>
       </w:r>
     </w:p>
     <w:p>
@@ -1981,7 +1813,7 @@
           <w:rFonts w:eastAsia="Times New Roman" w:cs="Times New Roman"/>
         </w:rPr>
         <w:tab/>
-        <w:t>16</w:t>
+        <w:t>15</w:t>
       </w:r>
     </w:p>
     <w:p>
@@ -2097,7 +1929,7 @@
           <w:rFonts w:eastAsia="Times New Roman" w:cs="Times New Roman"/>
         </w:rPr>
         <w:tab/>
-        <w:t>17</w:t>
+        <w:t>18</w:t>
       </w:r>
     </w:p>
     <w:p>
@@ -2201,7 +2033,7 @@
           <w:rFonts w:eastAsia="Times New Roman" w:cs="Times New Roman"/>
         </w:rPr>
         <w:tab/>
-        <w:t>5</w:t>
+        <w:t>6</w:t>
       </w:r>
     </w:p>
     <w:p>
@@ -2230,7 +2062,7 @@
           <w:rFonts w:eastAsia="Times New Roman" w:cs="Times New Roman"/>
         </w:rPr>
         <w:tab/>
-        <w:t>12</w:t>
+        <w:t>11</w:t>
       </w:r>
     </w:p>
     <w:p>
@@ -2317,7 +2149,7 @@
           <w:rFonts w:eastAsia="Times New Roman" w:cs="Times New Roman"/>
         </w:rPr>
         <w:tab/>
-        <w:t>14</w:t>
+        <w:t>13</w:t>
       </w:r>
     </w:p>
     <w:p>
@@ -2346,7 +2178,7 @@
           <w:rFonts w:eastAsia="Times New Roman" w:cs="Times New Roman"/>
         </w:rPr>
         <w:tab/>
-        <w:t>15</w:t>
+        <w:t>14</w:t>
       </w:r>
     </w:p>
     <w:p>
@@ -2375,7 +2207,7 @@
           <w:rFonts w:eastAsia="Times New Roman" w:cs="Times New Roman"/>
         </w:rPr>
         <w:tab/>
-        <w:t>16</w:t>
+        <w:t>15</w:t>
       </w:r>
     </w:p>
     <w:p>
@@ -2426,28 +2258,14 @@
           <w:rFonts w:eastAsia="Times New Roman" w:cs="Times New Roman"/>
         </w:rPr>
         <w:tab/>
-        <w:t xml:space="preserve">Winning hyperparameters per target after </w:t>
-      </w:r>
-      <w:proofErr w:type="spellStart"/>
-      <w:r>
-        <w:rPr>
-          <w:rFonts w:eastAsia="Times New Roman" w:cs="Times New Roman"/>
-        </w:rPr>
-        <w:t>GridSearchCV</w:t>
-      </w:r>
-      <w:proofErr w:type="spellEnd"/>
-      <w:r>
-        <w:rPr>
-          <w:rFonts w:eastAsia="Times New Roman" w:cs="Times New Roman"/>
-        </w:rPr>
-        <w:t>.</w:t>
+        <w:t>Winning hyperparameters per target after GridSearchCV.</w:t>
       </w:r>
       <w:r>
         <w:rPr>
           <w:rFonts w:eastAsia="Times New Roman" w:cs="Times New Roman"/>
         </w:rPr>
         <w:tab/>
-        <w:t>17</w:t>
+        <w:t>16</w:t>
       </w:r>
     </w:p>
     <w:p>
@@ -2738,7 +2556,6 @@
         </w:tabs>
         <w:spacing w:after="60"/>
       </w:pPr>
-      <w:proofErr w:type="spellStart"/>
       <w:r>
         <w:rPr>
           <w:rFonts w:eastAsia="Times New Roman" w:cs="Times New Roman"/>
@@ -2746,7 +2563,6 @@
         </w:rPr>
         <w:t>HistGBM</w:t>
       </w:r>
-      <w:proofErr w:type="spellEnd"/>
       <w:r>
         <w:rPr>
           <w:rFonts w:eastAsia="Times New Roman" w:cs="Times New Roman"/>
@@ -2762,7 +2578,6 @@
         </w:tabs>
         <w:spacing w:after="60"/>
       </w:pPr>
-      <w:proofErr w:type="spellStart"/>
       <w:r>
         <w:rPr>
           <w:rFonts w:eastAsia="Times New Roman" w:cs="Times New Roman"/>
@@ -2770,26 +2585,12 @@
         </w:rPr>
         <w:t>XGBoost</w:t>
       </w:r>
-      <w:proofErr w:type="spellEnd"/>
       <w:r>
         <w:rPr>
           <w:rFonts w:eastAsia="Times New Roman" w:cs="Times New Roman"/>
         </w:rPr>
         <w:tab/>
-      </w:r>
-      <w:proofErr w:type="spellStart"/>
-      <w:r>
-        <w:rPr>
-          <w:rFonts w:eastAsia="Times New Roman" w:cs="Times New Roman"/>
-        </w:rPr>
-        <w:t>eXtreme</w:t>
-      </w:r>
-      <w:proofErr w:type="spellEnd"/>
-      <w:r>
-        <w:rPr>
-          <w:rFonts w:eastAsia="Times New Roman" w:cs="Times New Roman"/>
-        </w:rPr>
-        <w:t xml:space="preserve"> Gradient Boosting</w:t>
+        <w:t>eXtreme Gradient Boosting</w:t>
       </w:r>
     </w:p>
     <w:p>
@@ -2821,7 +2622,6 @@
         </w:tabs>
         <w:spacing w:after="60"/>
       </w:pPr>
-      <w:proofErr w:type="spellStart"/>
       <w:r>
         <w:rPr>
           <w:rFonts w:eastAsia="Times New Roman" w:cs="Times New Roman"/>
@@ -2829,7 +2629,6 @@
         </w:rPr>
         <w:t>dph</w:t>
       </w:r>
-      <w:proofErr w:type="spellEnd"/>
       <w:r>
         <w:rPr>
           <w:rFonts w:eastAsia="Times New Roman" w:cs="Times New Roman"/>
@@ -2971,14 +2770,12 @@
         </w:tabs>
         <w:spacing w:after="60"/>
       </w:pPr>
-      <w:proofErr w:type="spellStart"/>
       <w:r>
         <w:rPr>
           <w:b/>
         </w:rPr>
         <w:t>OvR</w:t>
       </w:r>
-      <w:proofErr w:type="spellEnd"/>
       <w:r>
         <w:tab/>
         <w:t>One-vs-Rest</w:t>
@@ -3062,21 +2859,7 @@
           <w:rFonts w:eastAsia="Times New Roman" w:cs="Times New Roman"/>
         </w:rPr>
         <w:tab/>
-        <w:t xml:space="preserve">number of nearest minority </w:t>
-      </w:r>
-      <w:proofErr w:type="spellStart"/>
-      <w:r>
-        <w:rPr>
-          <w:rFonts w:eastAsia="Times New Roman" w:cs="Times New Roman"/>
-        </w:rPr>
-        <w:t>neighbours</w:t>
-      </w:r>
-      <w:proofErr w:type="spellEnd"/>
-      <w:r>
-        <w:rPr>
-          <w:rFonts w:eastAsia="Times New Roman" w:cs="Times New Roman"/>
-        </w:rPr>
-        <w:t xml:space="preserve"> used by SMOTE</w:t>
+        <w:t>number of nearest minority neighbours used by SMOTE</w:t>
       </w:r>
     </w:p>
     <w:p>
@@ -3178,7 +2961,6 @@
         </w:tabs>
         <w:spacing w:after="60"/>
       </w:pPr>
-      <w:proofErr w:type="spellStart"/>
       <w:r>
         <w:rPr>
           <w:rFonts w:eastAsia="Times New Roman" w:cs="Times New Roman"/>
@@ -3187,36 +2969,13 @@
         </w:rPr>
         <w:t>dph</w:t>
       </w:r>
-      <w:proofErr w:type="spellEnd"/>
       <w:r>
         <w:rPr>
           <w:rFonts w:eastAsia="Times New Roman" w:cs="Times New Roman"/>
         </w:rPr>
         <w:tab/>
-        <w:t xml:space="preserve">deliveries per hour, </w:t>
-      </w:r>
-      <w:proofErr w:type="spellStart"/>
-      <w:r>
-        <w:rPr>
-          <w:rFonts w:eastAsia="Times New Roman" w:cs="Times New Roman"/>
-        </w:rPr>
-        <w:t>deliveries_num</w:t>
-      </w:r>
-      <w:proofErr w:type="spellEnd"/>
-      <w:r>
-        <w:rPr>
-          <w:rFonts w:eastAsia="Times New Roman" w:cs="Times New Roman"/>
-        </w:rPr>
-        <w:t xml:space="preserve"> / </w:t>
-      </w:r>
-      <w:proofErr w:type="spellStart"/>
-      <w:r>
-        <w:rPr>
-          <w:rFonts w:eastAsia="Times New Roman" w:cs="Times New Roman"/>
-        </w:rPr>
-        <w:t>work_hours_num</w:t>
-      </w:r>
-      <w:proofErr w:type="spellEnd"/>
+        <w:t>deliveries per hour, deliveries_num / work_hours_num</w:t>
+      </w:r>
     </w:p>
     <w:p>
       <w:pPr>
@@ -3243,14 +3002,12 @@
         </w:tabs>
         <w:spacing w:after="60"/>
       </w:pPr>
-      <w:proofErr w:type="spellStart"/>
       <w:r>
         <w:rPr>
           <w:b/>
         </w:rPr>
         <w:t>df</w:t>
       </w:r>
-      <w:proofErr w:type="spellEnd"/>
       <w:r>
         <w:tab/>
         <w:t>degrees of freedom (chi-square test)</w:t>
@@ -3324,35 +3081,7 @@
         <w:rPr>
           <w:rFonts w:eastAsia="Times New Roman" w:cs="Times New Roman"/>
         </w:rPr>
-        <w:t xml:space="preserve">Last-mile quick-commerce delivery riders for platforms like </w:t>
-      </w:r>
-      <w:proofErr w:type="spellStart"/>
-      <w:r>
-        <w:rPr>
-          <w:rFonts w:eastAsia="Times New Roman" w:cs="Times New Roman"/>
-        </w:rPr>
-        <w:t>Blinkit</w:t>
-      </w:r>
-      <w:proofErr w:type="spellEnd"/>
-      <w:r>
-        <w:rPr>
-          <w:rFonts w:eastAsia="Times New Roman" w:cs="Times New Roman"/>
-        </w:rPr>
-        <w:t xml:space="preserve"> and </w:t>
-      </w:r>
-      <w:proofErr w:type="spellStart"/>
-      <w:r>
-        <w:rPr>
-          <w:rFonts w:eastAsia="Times New Roman" w:cs="Times New Roman"/>
-        </w:rPr>
-        <w:t>Zepto</w:t>
-      </w:r>
-      <w:proofErr w:type="spellEnd"/>
-      <w:r>
-        <w:rPr>
-          <w:rFonts w:eastAsia="Times New Roman" w:cs="Times New Roman"/>
-        </w:rPr>
-        <w:t xml:space="preserve"> spend long hours on bikes, climb stairs, carry packages, and ride in heavy traffic. Prior Indian last-mile MSK studies [1, 2] report similar exposure patterns among app-based delivery riders. Over time this kind of work causes musculoskeletal disorders (MSDs): back pain, shoulder pain, wrist injuries, knee problems. The risk is not the same for every rider. Someone who is 22 and works 4 hours a day on a scooter is in a very different situation from a 45-year-old who works 10 hours a day on a motorbike with a handheld bag.</w:t>
+        <w:t>Last-mile quick-commerce delivery riders for platforms like Blinkit and Zepto spend long hours on bikes, climb stairs, carry packages, and ride in heavy traffic. Prior Indian last-mile MSK studies [1, 2] report similar exposure patterns among app-based delivery riders. Over time this kind of work causes musculoskeletal disorders (MSDs): back pain, shoulder pain, wrist injuries, knee problems. The risk is not the same for every rider. Someone who is 22 and works 4 hours a day on a scooter is in a very different situation from a 45-year-old who works 10 hours a day on a motorbike with a handheld bag.</w:t>
       </w:r>
     </w:p>
     <w:p>
@@ -3385,29 +3114,50 @@
       <w:pPr>
         <w:spacing w:after="160" w:line="336" w:lineRule="auto"/>
         <w:jc w:val="both"/>
-      </w:pPr>
-      <w:r>
-        <w:rPr>
-          <w:rFonts w:eastAsia="Times New Roman" w:cs="Times New Roman"/>
-        </w:rPr>
-        <w:t>The delivery-platform economy in India has grown rapidly in recent years. Riders form the largest occupational group in this economy and face physical demands that are qualitatively different from traditional warehouse or manufacturing work: long distances on two-wheelers, unstable load positioning, unpredictable traffic, weather exposure, and constant algorithmic time pressure. There is no automated tool that a platform can use to screen individual riders across all six standard ergonomic risk factors from a single questionnaire.</w:t>
+        <w:rPr>
+          <w:rFonts w:eastAsia="Times New Roman" w:cs="Times New Roman"/>
+        </w:rPr>
+      </w:pPr>
+      <w:r>
+        <w:rPr>
+          <w:rFonts w:eastAsia="Times New Roman" w:cs="Times New Roman"/>
+        </w:rPr>
+        <w:t>The delivery economy in India has grown rapidly in recent years. Quick-commerce riders form a large occupational group with working conditions unlike traditional warehouse or manufacturing labour: long-distance riding, carrying goods in a moving vehicle where the load position cannot be controlled, exposure to bad weather, and constant pressure from platform routing algorithms. No screening tool exists that lets a platform assess a rider on all six standard ergonomic factors from a single questionnaire.</w:t>
       </w:r>
     </w:p>
     <w:p>
       <w:pPr>
         <w:spacing w:after="160" w:line="336" w:lineRule="auto"/>
         <w:jc w:val="both"/>
-      </w:pPr>
-      <w:r>
-        <w:rPr>
-          <w:rFonts w:eastAsia="Times New Roman" w:cs="Times New Roman"/>
-        </w:rPr>
-        <w:t>A per-rider risk profile would let a platform intervene early: shorten shifts for high-risk profiles, provide equipment reviews, offer targeted physiotherapy, and re-screen riders periodically. Without such a tool, risk stays invisible until MSDs surface as absenteeism or medical consultations. This project addresses that gap by combining published ergonomic assessment methods with modern classifiers into a single screening pipeline and web application.</w:t>
-      </w:r>
+        <w:rPr>
+          <w:rFonts w:eastAsia="Times New Roman" w:cs="Times New Roman"/>
+        </w:rPr>
+      </w:pPr>
+      <w:r>
+        <w:rPr>
+          <w:rFonts w:eastAsia="Times New Roman" w:cs="Times New Roman"/>
+        </w:rPr>
+        <w:t>By producing a risk profile for each rider, platforms can intervene early: shortening shifts for high-risk riders, reviewing the equipment they use, arranging physiotherapy, and re-screening regularly. Without this approach the risks stay invisible until the rider becomes symptomatic. This project addresses that gap by combining published ergonomic assessment methods with modern classifiers into a single screening pipeline and web application.</w:t>
+      </w:r>
+      <w:r>
+        <w:rPr>
+          <w:rFonts w:eastAsia="Times New Roman" w:cs="Times New Roman"/>
+        </w:rPr>
+      </w:r>
+    </w:p>
+    <w:p>
+      <w:pPr>
+        <w:spacing w:after="160" w:line="336" w:lineRule="auto"/>
+        <w:jc w:val="both"/>
+      </w:pPr>
     </w:p>
     <w:p>
       <w:pPr>
         <w:pStyle w:val="Heading4"/>
+        <w:numPr>
+          <w:ilvl w:val="1"/>
+          <w:numId w:val="15"/>
+        </w:numPr>
         <w:spacing w:before="280" w:after="100"/>
       </w:pPr>
       <w:r>
@@ -3425,10 +3175,7 @@
         <w:spacing w:after="60"/>
       </w:pPr>
       <w:r>
-        <w:rPr>
-          <w:rFonts w:eastAsia="Times New Roman" w:cs="Times New Roman"/>
-        </w:rPr>
-        <w:t>Design a two-stage pipeline that combines a survey of quick-commerce delivery riders with standard ergonomic observation tools (RULA and QEC) into per-rider labels for six risk factors: Force, Repetition, Posture, Duration, Contact Stress, and Vibration.</w:t>
+        <w:t>Develop a two-step pipeline that integrates data obtained from a survey of quick-commerce delivery couriers with the conventional ergonomic assessment methods (RULA and QEC) into per-courier categorizations for 6 risk indicators: Force, Repetition, Posture, Duration, Contact Stress and Vibration.</w:t>
       </w:r>
     </w:p>
     <w:p>
@@ -3437,39 +3184,7 @@
         <w:spacing w:after="60"/>
       </w:pPr>
       <w:r>
-        <w:rPr>
-          <w:rFonts w:eastAsia="Times New Roman" w:cs="Times New Roman"/>
-        </w:rPr>
-        <w:lastRenderedPageBreak/>
-        <w:t xml:space="preserve">Implement the pipeline reproducibly in Python (Jupyter notebooks, scikit-learn, </w:t>
-      </w:r>
-      <w:proofErr w:type="spellStart"/>
-      <w:r>
-        <w:rPr>
-          <w:rFonts w:eastAsia="Times New Roman" w:cs="Times New Roman"/>
-        </w:rPr>
-        <w:t>XGBoost</w:t>
-      </w:r>
-      <w:proofErr w:type="spellEnd"/>
-      <w:r>
-        <w:rPr>
-          <w:rFonts w:eastAsia="Times New Roman" w:cs="Times New Roman"/>
-        </w:rPr>
-        <w:t xml:space="preserve">, imbalanced-learn, </w:t>
-      </w:r>
-      <w:proofErr w:type="spellStart"/>
-      <w:r>
-        <w:rPr>
-          <w:rFonts w:eastAsia="Times New Roman" w:cs="Times New Roman"/>
-        </w:rPr>
-        <w:t>statsmodels</w:t>
-      </w:r>
-      <w:proofErr w:type="spellEnd"/>
-      <w:r>
-        <w:rPr>
-          <w:rFonts w:eastAsia="Times New Roman" w:cs="Times New Roman"/>
-        </w:rPr>
-        <w:t>) with a fixed random seed and end-to-end regeneration of every intermediate artefact.</w:t>
+        <w:t>Conduct the pipeline reproducibly in Python (Jupyter notebooks, scikit-learn, XGBoost, imbalanced-learn, statsmodels) with an assigned seed and the entire regeneration of the output at every part of the process.</w:t>
       </w:r>
     </w:p>
     <w:p>
@@ -3478,24 +3193,7 @@
         <w:spacing w:after="60"/>
       </w:pPr>
       <w:r>
-        <w:rPr>
-          <w:rFonts w:eastAsia="Times New Roman" w:cs="Times New Roman"/>
-        </w:rPr>
-        <w:t xml:space="preserve">Train and evaluate seven candidate ML algorithms per risk factor using 5-fold stratified cross-validation with SMOTE oversampling inside every fold, and report accuracy, macro F1, and </w:t>
-      </w:r>
-      <w:proofErr w:type="gramStart"/>
-      <w:r>
-        <w:rPr>
-          <w:rFonts w:eastAsia="Times New Roman" w:cs="Times New Roman"/>
-        </w:rPr>
-        <w:t>macro AUC</w:t>
-      </w:r>
-      <w:proofErr w:type="gramEnd"/>
-      <w:r>
-        <w:rPr>
-          <w:rFonts w:eastAsia="Times New Roman" w:cs="Times New Roman"/>
-        </w:rPr>
-        <w:t>.</w:t>
+        <w:t>Train and validate 7 potential ML techniques for each of the risk indicators through 5-fold stratified cross-validation, implementing SMOTE oversampling during training using all of the folds, and give out results including the accuracy values, macro F1 and macro AUC.</w:t>
       </w:r>
     </w:p>
     <w:p>
@@ -3504,50 +3202,15 @@
         <w:spacing w:after="60"/>
       </w:pPr>
       <w:r>
-        <w:rPr>
-          <w:rFonts w:eastAsia="Times New Roman" w:cs="Times New Roman"/>
-        </w:rPr>
-        <w:t>Identify and correct methodological issues discovered during modelling (class boundary degeneracy in the Repetition binning, feature leakage in the Duration model) and document each fix openly.</w:t>
+        <w:t>Identify issues with the methodology found during the construction of the model and take actions to fix them (class boundary degeneration within the Repetition categorization, leakage of variables within Duration model).</w:t>
       </w:r>
     </w:p>
     <w:p>
       <w:pPr>
         <w:pStyle w:val="ListNumber"/>
-        <w:spacing w:after="60"/>
-      </w:pPr>
-      <w:r>
-        <w:rPr>
-          <w:rFonts w:eastAsia="Times New Roman" w:cs="Times New Roman"/>
-        </w:rPr>
-        <w:t xml:space="preserve">Deploy the trained models behind a </w:t>
-      </w:r>
-      <w:proofErr w:type="spellStart"/>
-      <w:r>
-        <w:rPr>
-          <w:rFonts w:eastAsia="Times New Roman" w:cs="Times New Roman"/>
-        </w:rPr>
-        <w:t>Streamlit</w:t>
-      </w:r>
-      <w:proofErr w:type="spellEnd"/>
-      <w:r>
-        <w:rPr>
-          <w:rFonts w:eastAsia="Times New Roman" w:cs="Times New Roman"/>
-        </w:rPr>
-        <w:t xml:space="preserve"> web application that accepts the full 36-item questionnaire plus the 11 RULA components and 8 QEC scores, and returns the six </w:t>
-      </w:r>
-      <w:proofErr w:type="spellStart"/>
-      <w:r>
-        <w:rPr>
-          <w:rFonts w:eastAsia="Times New Roman" w:cs="Times New Roman"/>
-        </w:rPr>
-        <w:t>colour</w:t>
-      </w:r>
-      <w:proofErr w:type="spellEnd"/>
-      <w:r>
-        <w:rPr>
-          <w:rFonts w:eastAsia="Times New Roman" w:cs="Times New Roman"/>
-        </w:rPr>
-        <w:t>-coded risk levels with per-factor recommendations.</w:t>
+      </w:pPr>
+      <w:r>
+        <w:t>Deliver the created models as part of a Streamlit web service accepting information from complete and full 36-item questionnaire plus 11 items about RULA and 8 items about QEC and giving out risk measurements for every category according to 6 CTQs.</w:t>
       </w:r>
     </w:p>
     <w:p>
@@ -3589,7 +3252,7 @@
         <w:rPr>
           <w:rFonts w:eastAsia="Times New Roman" w:cs="Times New Roman"/>
         </w:rPr>
-        <w:t>The pipeline runs in two stages. Stage 1 assigns Low, Medium, or High labels for each of the six ergonomic risk factors using deterministic rules from standard methods (Borg CR10 action levels for Force, RULA Table C for Posture, sample terciles or fixed cuts for the rest); these labels are the ground truth Stage 2 has to learn. Stage 2 trains a supervised classifier per factor with per-target feature exclusions removing the inputs that define the label, and evaluates via 5-fold stratified cross-validation with SMOTE oversampling inside every training fold.</w:t>
+        <w:t>The pipeline runs in two stages. Stage 1 assigns Low, Medium, and High labels for six ergonomic risks using deterministic rules from standard methods (Borg CR10 for Force, RULA Table C for Posture, sample terciles or fixed cuts for the rest); these labels are the ground truth Stage 2 has to learn. Stage 2 trains a supervised classifier per factor with per-target feature exclusions removing the inputs that define the label, and evaluates via 5-fold stratified cross-validation with SMOTE oversampling inside every training fold.</w:t>
       </w:r>
     </w:p>
     <w:p>
@@ -3614,9 +3277,9 @@
           <w:noProof/>
         </w:rPr>
         <w:drawing>
-          <wp:inline distT="0" distB="0" distL="0" distR="0" wp14:anchorId="1807BA2D" wp14:editId="707E4636">
-            <wp:extent cx="5669231" cy="2085975"/>
-            <wp:effectExtent l="0" t="0" r="8255" b="0"/>
+          <wp:inline distT="0" distB="0" distL="0" distR="0" wp14:anchorId="1807BA2D" wp14:editId="6225B741">
+            <wp:extent cx="5222738" cy="1921689"/>
+            <wp:effectExtent l="0" t="0" r="0" b="2540"/>
             <wp:docPr id="2" name="Picture 2"/>
             <wp:cNvGraphicFramePr>
               <a:graphicFrameLocks xmlns:a="http://schemas.openxmlformats.org/drawingml/2006/main" noChangeAspect="1"/>
@@ -3637,7 +3300,7 @@
                   <pic:spPr>
                     <a:xfrm>
                       <a:off x="0" y="0"/>
-                      <a:ext cx="5710493" cy="2101157"/>
+                      <a:ext cx="5245171" cy="1929943"/>
                     </a:xfrm>
                     <a:prstGeom prst="rect">
                       <a:avLst/>
@@ -3687,35 +3350,7 @@
         <w:rPr>
           <w:rFonts w:eastAsia="Times New Roman" w:cs="Times New Roman"/>
         </w:rPr>
-        <w:t xml:space="preserve">This is a cross-sectional study of </w:t>
-      </w:r>
-      <w:proofErr w:type="spellStart"/>
-      <w:r>
-        <w:rPr>
-          <w:rFonts w:eastAsia="Times New Roman" w:cs="Times New Roman"/>
-        </w:rPr>
-        <w:t>Blinkit</w:t>
-      </w:r>
-      <w:proofErr w:type="spellEnd"/>
-      <w:r>
-        <w:rPr>
-          <w:rFonts w:eastAsia="Times New Roman" w:cs="Times New Roman"/>
-        </w:rPr>
-        <w:t xml:space="preserve"> and </w:t>
-      </w:r>
-      <w:proofErr w:type="spellStart"/>
-      <w:r>
-        <w:rPr>
-          <w:rFonts w:eastAsia="Times New Roman" w:cs="Times New Roman"/>
-        </w:rPr>
-        <w:t>Zepto</w:t>
-      </w:r>
-      <w:proofErr w:type="spellEnd"/>
-      <w:r>
-        <w:rPr>
-          <w:rFonts w:eastAsia="Times New Roman" w:cs="Times New Roman"/>
-        </w:rPr>
-        <w:t xml:space="preserve"> quick-commerce delivery partners conducted in the Chengalpattu and Chennai regions in March-April 2026 using convenience sampling. The same 182 participants supplied both data streams: rider self-report through a Google Form and posture recorded during a delivery task by a trained observer. Eligibility was applied at the person level before either instrument.</w:t>
+        <w:t>This is a cross-sectional study of Blinkit and Zepto quick-commerce delivery partners conducted in the Chengalpattu and Chennai regions in March-April 2026 using convenience sampling. The same 182 participants supplied both data streams: rider self-report through a Google Form and posture recorded during a delivery task by a trained observer.</w:t>
       </w:r>
     </w:p>
     <w:p>
@@ -3741,35 +3376,7 @@
         <w:rPr>
           <w:rFonts w:eastAsia="Times New Roman" w:cs="Times New Roman"/>
         </w:rPr>
-        <w:t xml:space="preserve">Full-time delivery partners working on either the </w:t>
-      </w:r>
-      <w:proofErr w:type="spellStart"/>
-      <w:r>
-        <w:rPr>
-          <w:rFonts w:eastAsia="Times New Roman" w:cs="Times New Roman"/>
-        </w:rPr>
-        <w:t>Blinkit</w:t>
-      </w:r>
-      <w:proofErr w:type="spellEnd"/>
-      <w:r>
-        <w:rPr>
-          <w:rFonts w:eastAsia="Times New Roman" w:cs="Times New Roman"/>
-        </w:rPr>
-        <w:t xml:space="preserve"> or the </w:t>
-      </w:r>
-      <w:proofErr w:type="spellStart"/>
-      <w:r>
-        <w:rPr>
-          <w:rFonts w:eastAsia="Times New Roman" w:cs="Times New Roman"/>
-        </w:rPr>
-        <w:t>Zepto</w:t>
-      </w:r>
-      <w:proofErr w:type="spellEnd"/>
-      <w:r>
-        <w:rPr>
-          <w:rFonts w:eastAsia="Times New Roman" w:cs="Times New Roman"/>
-        </w:rPr>
-        <w:t xml:space="preserve"> platform.</w:t>
+        <w:t>Full-time delivery partners working on either the Blinkit or the Zepto platform.</w:t>
       </w:r>
     </w:p>
     <w:p>
@@ -3781,20 +3388,7 @@
         <w:rPr>
           <w:rFonts w:eastAsia="Times New Roman" w:cs="Times New Roman"/>
         </w:rPr>
-        <w:lastRenderedPageBreak/>
         <w:t>Minimum three months of continuous delivery experience.</w:t>
-      </w:r>
-    </w:p>
-    <w:p>
-      <w:pPr>
-        <w:pStyle w:val="ListBullet"/>
-        <w:spacing w:after="60"/>
-      </w:pPr>
-      <w:r>
-        <w:rPr>
-          <w:rFonts w:eastAsia="Times New Roman" w:cs="Times New Roman"/>
-        </w:rPr>
-        <w:t>Using a two-wheeler (scooter or motorbike) for delivery.</w:t>
       </w:r>
     </w:p>
     <w:p>
@@ -3820,6 +3414,7 @@
           <w:color w:val="000000"/>
           <w:sz w:val="24"/>
         </w:rPr>
+        <w:lastRenderedPageBreak/>
         <w:t>Exclusion criteria</w:t>
       </w:r>
     </w:p>
@@ -3864,14 +3459,18 @@
     </w:p>
     <w:p>
       <w:pPr>
-        <w:spacing w:after="160" w:line="336" w:lineRule="auto"/>
-        <w:jc w:val="both"/>
-      </w:pPr>
-      <w:r>
-        <w:rPr>
-          <w:rFonts w:eastAsia="Times New Roman" w:cs="Times New Roman"/>
-        </w:rPr>
-        <w:t>delivery_rider_survey.csv holds 182 self-administered responses to a 36-item questionnaire covering demographics, work pattern, NMQ 12-month pain (9 body areas), 7-day discomfort (4 areas), five discomfort follow-ups, six NASA-TLX items (0-100), and six Borg CR10 items (0-10). After cleaning: 182 rows, 48 columns.</w:t>
+        <w:spacing w:before="180" w:after="60"/>
+        <w:rPr>
+          <w:rFonts w:ascii="Times New Roman" w:eastAsia="Times New Roman" w:hAnsi="Times New Roman" w:cs="Times New Roman"/>
+          <w:color w:val="auto"/>
+        </w:rPr>
+      </w:pPr>
+      <w:r>
+        <w:rPr>
+          <w:rFonts w:ascii="Times New Roman" w:eastAsia="Times New Roman" w:hAnsi="Times New Roman" w:cs="Times New Roman"/>
+          <w:color w:val="auto"/>
+        </w:rPr>
+        <w:t>The dataset delivery_rider_survey.csv contains the 182 responses to the 36-item questionnaire: demographics and work pattern, NMQ 12-month pain (nine body areas), 7-day discomfort restricted to four high-load rider areas (neck, lower back, wrist / hands, knees) as a space-saving modification of the standard NMQ, five discomfort follow-ups, six NASA-TLX items (0 to 100), and six Borg CR10 items (0 to 10).</w:t>
       </w:r>
     </w:p>
     <w:p>
@@ -3891,14 +3490,26 @@
     </w:p>
     <w:p>
       <w:pPr>
-        <w:spacing w:after="160" w:line="336" w:lineRule="auto"/>
-        <w:jc w:val="both"/>
-      </w:pPr>
-      <w:r>
-        <w:rPr>
-          <w:rFonts w:eastAsia="Times New Roman" w:cs="Times New Roman"/>
-        </w:rPr>
-        <w:t>posture_data.xlsx holds 182 observation records, each carrying the 11 RULA components, 3 derived RULA Table scores, and 8 QEC scores. The rows lack rider identifiers; pairing to the survey uses the severity-rank merge in section 2.3.</w:t>
+        <w:spacing w:before="280" w:after="100"/>
+        <w:rPr>
+          <w:rFonts w:ascii="Times New Roman" w:eastAsia="Times New Roman" w:hAnsi="Times New Roman" w:cs="Times New Roman"/>
+          <w:b w:val="0"/>
+          <w:bCs w:val="0"/>
+          <w:i w:val="0"/>
+          <w:iCs w:val="0"/>
+          <w:color w:val="auto"/>
+        </w:rPr>
+      </w:pPr>
+      <w:r>
+        <w:rPr>
+          <w:rFonts w:ascii="Times New Roman" w:eastAsia="Times New Roman" w:hAnsi="Times New Roman" w:cs="Times New Roman"/>
+          <w:b w:val="0"/>
+          <w:bCs w:val="0"/>
+          <w:i w:val="0"/>
+          <w:iCs w:val="0"/>
+          <w:color w:val="auto"/>
+        </w:rPr>
+        <w:t>The dataset posture_data.xlsx holds 182 observation records, each carrying the 11 RULA components, 3 RULA Table scores, and 8 QEC scores. The rows lack rider identifiers; pairing to the survey uses the severity-rank merge described in §2.3.</w:t>
       </w:r>
     </w:p>
     <w:p>
@@ -3924,133 +3535,7 @@
         <w:rPr>
           <w:rFonts w:eastAsia="Times New Roman" w:cs="Times New Roman"/>
         </w:rPr>
-        <w:t>Phase 1 (01_data_</w:t>
-      </w:r>
-      <w:proofErr w:type="gramStart"/>
-      <w:r>
-        <w:rPr>
-          <w:rFonts w:eastAsia="Times New Roman" w:cs="Times New Roman"/>
-        </w:rPr>
-        <w:t>cleaning.ipynb</w:t>
-      </w:r>
-      <w:proofErr w:type="gramEnd"/>
-      <w:r>
-        <w:rPr>
-          <w:rFonts w:eastAsia="Times New Roman" w:cs="Times New Roman"/>
-        </w:rPr>
-        <w:t xml:space="preserve">) </w:t>
-      </w:r>
-      <w:proofErr w:type="spellStart"/>
-      <w:r>
-        <w:rPr>
-          <w:rFonts w:eastAsia="Times New Roman" w:cs="Times New Roman"/>
-        </w:rPr>
-        <w:t>normalises</w:t>
-      </w:r>
-      <w:proofErr w:type="spellEnd"/>
-      <w:r>
-        <w:rPr>
-          <w:rFonts w:eastAsia="Times New Roman" w:cs="Times New Roman"/>
-        </w:rPr>
-        <w:t xml:space="preserve"> the raw CSV, </w:t>
-      </w:r>
-      <w:proofErr w:type="spellStart"/>
-      <w:r>
-        <w:rPr>
-          <w:rFonts w:eastAsia="Times New Roman" w:cs="Times New Roman"/>
-        </w:rPr>
-        <w:t>standardises</w:t>
-      </w:r>
-      <w:proofErr w:type="spellEnd"/>
-      <w:r>
-        <w:rPr>
-          <w:rFonts w:eastAsia="Times New Roman" w:cs="Times New Roman"/>
-        </w:rPr>
-        <w:t xml:space="preserve"> Yes/No answers, and validates row counts. Phase 2 (02_feature_engineering.ipynb) encodes ordered categorical bins to integers, assigns numeric midpoints to bin ranges, ranks vehicle type and carrying mode, aliases the 18 Yes/No items, and derives four composite features -- </w:t>
-      </w:r>
-      <w:proofErr w:type="spellStart"/>
-      <w:r>
-        <w:rPr>
-          <w:rFonts w:eastAsia="Times New Roman" w:cs="Times New Roman"/>
-        </w:rPr>
-        <w:t>workload_score</w:t>
-      </w:r>
-      <w:proofErr w:type="spellEnd"/>
-      <w:r>
-        <w:rPr>
-          <w:rFonts w:eastAsia="Times New Roman" w:cs="Times New Roman"/>
-        </w:rPr>
-        <w:t xml:space="preserve"> (mean of the six NASA-TLX items with satisfaction reversed), </w:t>
-      </w:r>
-      <w:proofErr w:type="spellStart"/>
-      <w:r>
-        <w:rPr>
-          <w:rFonts w:eastAsia="Times New Roman" w:cs="Times New Roman"/>
-        </w:rPr>
-        <w:t>fatigue_score</w:t>
-      </w:r>
-      <w:proofErr w:type="spellEnd"/>
-      <w:r>
-        <w:rPr>
-          <w:rFonts w:eastAsia="Times New Roman" w:cs="Times New Roman"/>
-        </w:rPr>
-        <w:t xml:space="preserve"> (mean of the six Borg CR10 items), </w:t>
-      </w:r>
-      <w:proofErr w:type="spellStart"/>
-      <w:r>
-        <w:rPr>
-          <w:rFonts w:eastAsia="Times New Roman" w:cs="Times New Roman"/>
-        </w:rPr>
-        <w:t>force_exertion</w:t>
-      </w:r>
-      <w:proofErr w:type="spellEnd"/>
-      <w:r>
-        <w:rPr>
-          <w:rFonts w:eastAsia="Times New Roman" w:cs="Times New Roman"/>
-        </w:rPr>
-        <w:t xml:space="preserve"> (the Borg lifting item), and </w:t>
-      </w:r>
-      <w:proofErr w:type="spellStart"/>
-      <w:r>
-        <w:rPr>
-          <w:rFonts w:eastAsia="Times New Roman" w:cs="Times New Roman"/>
-        </w:rPr>
-        <w:t>vibration_index</w:t>
-      </w:r>
-      <w:proofErr w:type="spellEnd"/>
-      <w:r>
-        <w:rPr>
-          <w:rFonts w:eastAsia="Times New Roman" w:cs="Times New Roman"/>
-        </w:rPr>
-        <w:t xml:space="preserve"> (</w:t>
-      </w:r>
-      <w:proofErr w:type="spellStart"/>
-      <w:r>
-        <w:rPr>
-          <w:rFonts w:eastAsia="Times New Roman" w:cs="Times New Roman"/>
-        </w:rPr>
-        <w:t>vehicle_rank</w:t>
-      </w:r>
-      <w:proofErr w:type="spellEnd"/>
-      <w:r>
-        <w:rPr>
-          <w:rFonts w:eastAsia="Times New Roman" w:cs="Times New Roman"/>
-        </w:rPr>
-        <w:t xml:space="preserve"> x </w:t>
-      </w:r>
-      <w:proofErr w:type="spellStart"/>
-      <w:r>
-        <w:rPr>
-          <w:rFonts w:eastAsia="Times New Roman" w:cs="Times New Roman"/>
-        </w:rPr>
-        <w:t>work_hours_num</w:t>
-      </w:r>
-      <w:proofErr w:type="spellEnd"/>
-      <w:r>
-        <w:rPr>
-          <w:rFonts w:eastAsia="Times New Roman" w:cs="Times New Roman"/>
-        </w:rPr>
-        <w:t>) -- plus five product-form interactions so tree-based models can pick up combined effects.</w:t>
+        <w:t>Phase 1 (01_data_cleaning.ipynb) normalises the raw CSV, standardises Yes/No answers, and validates row counts. Phase 2 (02_feature_engineering.ipynb) encodes ordered categorical bins to integers, assigns numeric midpoints to bin ranges, ranks vehicle type and carrying mode, aliases the 18 Yes/No items, and derives four composite features -- workload_score (mean of the six NASA-TLX items with satisfaction reversed), fatigue_score (mean of the six Borg CR10 items), force_exertion (the Borg lifting item), and vibration_index (vehicle_rank x work_hours_num) -- plus five product-form interactions so tree-based models can pick up combined effects.</w:t>
       </w:r>
     </w:p>
     <w:p>
@@ -4062,35 +3547,7 @@
         <w:rPr>
           <w:rFonts w:eastAsia="Times New Roman" w:cs="Times New Roman"/>
         </w:rPr>
-        <w:t xml:space="preserve">The posture observations are merged into the survey via a severity-rank merge: riders are ranked by an </w:t>
-      </w:r>
-      <w:proofErr w:type="spellStart"/>
-      <w:r>
-        <w:rPr>
-          <w:rFonts w:eastAsia="Times New Roman" w:cs="Times New Roman"/>
-        </w:rPr>
-        <w:t>exposure_severity</w:t>
-      </w:r>
-      <w:proofErr w:type="spellEnd"/>
-      <w:r>
-        <w:rPr>
-          <w:rFonts w:eastAsia="Times New Roman" w:cs="Times New Roman"/>
-        </w:rPr>
-        <w:t xml:space="preserve"> index (</w:t>
-      </w:r>
-      <w:proofErr w:type="spellStart"/>
-      <w:r>
-        <w:rPr>
-          <w:rFonts w:eastAsia="Times New Roman" w:cs="Times New Roman"/>
-        </w:rPr>
-        <w:t>normalised</w:t>
-      </w:r>
-      <w:proofErr w:type="spellEnd"/>
-      <w:r>
-        <w:rPr>
-          <w:rFonts w:eastAsia="Times New Roman" w:cs="Times New Roman"/>
-        </w:rPr>
-        <w:t xml:space="preserve"> NMQ pain count + fatigue score + hours), posture rows by RULA Table C, and the two ranked lists are joined one-to-one. Caveats are noted in Chapter 5.</w:t>
+        <w:t>The posture observations are merged into the survey via a severity-rank merge: riders are ranked by an exposure_severity index (normalised NMQ pain count + fatigue score + hours), posture rows by RULA Table C, and the two ranked lists are joined one-to-one. Caveats are noted in Chapter 5.</w:t>
       </w:r>
     </w:p>
     <w:p>
@@ -4116,21 +3573,7 @@
         <w:rPr>
           <w:rFonts w:eastAsia="Times New Roman" w:cs="Times New Roman"/>
         </w:rPr>
-        <w:t>Phase 3 (03_risk_</w:t>
-      </w:r>
-      <w:proofErr w:type="gramStart"/>
-      <w:r>
-        <w:rPr>
-          <w:rFonts w:eastAsia="Times New Roman" w:cs="Times New Roman"/>
-        </w:rPr>
-        <w:t>scoring.ipynb</w:t>
-      </w:r>
-      <w:proofErr w:type="gramEnd"/>
-      <w:r>
-        <w:rPr>
-          <w:rFonts w:eastAsia="Times New Roman" w:cs="Times New Roman"/>
-        </w:rPr>
-        <w:t>) applies the following rules and writes risk_profile.csv:</w:t>
+        <w:t>Phase 3 (03_risk_scoring.ipynb) applies the following rules and writes risk_profile.csv:</w:t>
       </w:r>
     </w:p>
     <w:p>
@@ -4178,21 +3621,7 @@
         <w:rPr>
           <w:rFonts w:eastAsia="Times New Roman" w:cs="Times New Roman"/>
         </w:rPr>
-        <w:t xml:space="preserve">Vibration: </w:t>
-      </w:r>
-      <w:proofErr w:type="spellStart"/>
-      <w:r>
-        <w:rPr>
-          <w:rFonts w:eastAsia="Times New Roman" w:cs="Times New Roman"/>
-        </w:rPr>
-        <w:t>vibration_index</w:t>
-      </w:r>
-      <w:proofErr w:type="spellEnd"/>
-      <w:r>
-        <w:rPr>
-          <w:rFonts w:eastAsia="Times New Roman" w:cs="Times New Roman"/>
-        </w:rPr>
-        <w:t xml:space="preserve"> binned by sample tercile.</w:t>
+        <w:t>Vibration: vibration_index binned by sample tercile.</w:t>
       </w:r>
     </w:p>
     <w:p>
@@ -4204,35 +3633,7 @@
         <w:rPr>
           <w:rFonts w:eastAsia="Times New Roman" w:cs="Times New Roman"/>
         </w:rPr>
-        <w:t xml:space="preserve">Contact Stress: </w:t>
-      </w:r>
-      <w:proofErr w:type="spellStart"/>
-      <w:r>
-        <w:rPr>
-          <w:rFonts w:eastAsia="Times New Roman" w:cs="Times New Roman"/>
-        </w:rPr>
-        <w:t>carrying_contact_rank</w:t>
-      </w:r>
-      <w:proofErr w:type="spellEnd"/>
-      <w:r>
-        <w:rPr>
-          <w:rFonts w:eastAsia="Times New Roman" w:cs="Times New Roman"/>
-        </w:rPr>
-        <w:t xml:space="preserve"> x </w:t>
-      </w:r>
-      <w:proofErr w:type="spellStart"/>
-      <w:r>
-        <w:rPr>
-          <w:rFonts w:eastAsia="Times New Roman" w:cs="Times New Roman"/>
-        </w:rPr>
-        <w:t>work_hours_num</w:t>
-      </w:r>
-      <w:proofErr w:type="spellEnd"/>
-      <w:r>
-        <w:rPr>
-          <w:rFonts w:eastAsia="Times New Roman" w:cs="Times New Roman"/>
-        </w:rPr>
-        <w:t xml:space="preserve"> x age multiplier, sample tercile.</w:t>
+        <w:t>Contact Stress: carrying_contact_rank x work_hours_num x age multiplier, sample tercile.</w:t>
       </w:r>
     </w:p>
     <w:p>
@@ -4244,8 +3645,7 @@
         <w:rPr>
           <w:rFonts w:eastAsia="Times New Roman" w:cs="Times New Roman"/>
         </w:rPr>
-        <w:lastRenderedPageBreak/>
-        <w:t>Posture: RULA Table C (1-2 Low, 3-4 Medium, &gt;=5 High); training minimum is 3, so Posture has no Low class.</w:t>
+        <w:t>Posture: RULA Table C grand score (1-2 Low, 3-4 Medium, &gt;=5 High); the High band merges standard RULA Action Levels 3 (grand score 5-6) and 4 (grand score 7). Training minimum is 3, so Posture has no Low class.</w:t>
       </w:r>
     </w:p>
     <w:p>
@@ -4259,63 +3659,56 @@
           <w:color w:val="000000"/>
           <w:sz w:val="30"/>
         </w:rPr>
+        <w:lastRenderedPageBreak/>
         <w:t>2.5   Statistical analysis</w:t>
       </w:r>
     </w:p>
     <w:p>
       <w:pPr>
-        <w:spacing w:after="160" w:line="336" w:lineRule="auto"/>
-        <w:jc w:val="both"/>
-      </w:pPr>
-      <w:r>
-        <w:rPr>
-          <w:rFonts w:eastAsia="Times New Roman" w:cs="Times New Roman"/>
-        </w:rPr>
-        <w:t>Phase 5 (05_</w:t>
-      </w:r>
-      <w:proofErr w:type="gramStart"/>
-      <w:r>
-        <w:rPr>
-          <w:rFonts w:eastAsia="Times New Roman" w:cs="Times New Roman"/>
-        </w:rPr>
-        <w:t>stats.ipynb</w:t>
-      </w:r>
-      <w:proofErr w:type="gramEnd"/>
-      <w:r>
-        <w:rPr>
-          <w:rFonts w:eastAsia="Times New Roman" w:cs="Times New Roman"/>
-        </w:rPr>
-        <w:t>) runs two analyses on discomfort (binary: any NMQ 12-month pain). A chi-square test of independence (</w:t>
-      </w:r>
-      <w:proofErr w:type="gramStart"/>
-      <w:r>
-        <w:rPr>
-          <w:rFonts w:eastAsia="Times New Roman" w:cs="Times New Roman"/>
-        </w:rPr>
-        <w:t>scipy.stats</w:t>
-      </w:r>
-      <w:proofErr w:type="gramEnd"/>
-      <w:r>
-        <w:rPr>
-          <w:rFonts w:eastAsia="Times New Roman" w:cs="Times New Roman"/>
-        </w:rPr>
-        <w:t>.chi2_contingency) checks whether each risk factor is associated with discomfort at p less than 0.05. Second, a multivariable logistic regression (</w:t>
-      </w:r>
-      <w:proofErr w:type="spellStart"/>
-      <w:proofErr w:type="gramStart"/>
-      <w:r>
-        <w:rPr>
-          <w:rFonts w:eastAsia="Times New Roman" w:cs="Times New Roman"/>
-        </w:rPr>
-        <w:t>statsmodels.api.Logit</w:t>
-      </w:r>
-      <w:proofErr w:type="spellEnd"/>
-      <w:proofErr w:type="gramEnd"/>
-      <w:r>
-        <w:rPr>
-          <w:rFonts w:eastAsia="Times New Roman" w:cs="Times New Roman"/>
-        </w:rPr>
-        <w:t>) estimates the effect of eleven predictors while controlling for the others; results are reported as odds ratios with 95 percent confidence intervals.</w:t>
+        <w:spacing w:before="280" w:after="100"/>
+        <w:rPr>
+          <w:rFonts w:ascii="Times New Roman" w:eastAsia="Times New Roman" w:hAnsi="Times New Roman" w:cs="Times New Roman"/>
+          <w:b w:val="0"/>
+          <w:bCs w:val="0"/>
+          <w:i w:val="0"/>
+          <w:iCs w:val="0"/>
+          <w:color w:val="000000" w:themeColor="text1"/>
+        </w:rPr>
+      </w:pPr>
+      <w:r>
+        <w:rPr>
+          <w:rFonts w:ascii="Times New Roman" w:hAnsi="Times New Roman" w:cs="Times New Roman"/>
+          <w:b w:val="0"/>
+          <w:bCs w:val="0"/>
+          <w:i w:val="0"/>
+          <w:iCs w:val="0"/>
+          <w:color w:val="000000" w:themeColor="text1"/>
+        </w:rPr>
+        <w:t>Phase 4 (04_eda.ipynb) then produces demographic breakdowns, per-factor risk-band distributions, Nordic 12-month discomfort prevalence, discomfort rates split by demographic and by risk level, and a Pearson correlation heatmap on 15 columns (14 numeric and ordinal features plus the discomfort outcome).</w:t>
+      </w:r>
+    </w:p>
+    <w:p>
+      <w:pPr>
+        <w:spacing w:before="280" w:after="100"/>
+        <w:rPr>
+          <w:rFonts w:ascii="Times New Roman" w:eastAsia="Times New Roman" w:hAnsi="Times New Roman" w:cs="Times New Roman"/>
+          <w:b w:val="0"/>
+          <w:bCs w:val="0"/>
+          <w:i w:val="0"/>
+          <w:iCs w:val="0"/>
+          <w:color w:val="auto"/>
+        </w:rPr>
+      </w:pPr>
+      <w:r>
+        <w:rPr>
+          <w:rFonts w:ascii="Times New Roman" w:eastAsia="Times New Roman" w:hAnsi="Times New Roman" w:cs="Times New Roman"/>
+          <w:b w:val="0"/>
+          <w:bCs w:val="0"/>
+          <w:i w:val="0"/>
+          <w:iCs w:val="0"/>
+          <w:color w:val="auto"/>
+        </w:rPr>
+        <w:t>Phase 5 (05_stats.ipynb) comprises two analyses on discomfort i.e. the binary: pain as per NMQ for 12 months. Chi-square test (scipy.stats.chi2_contingency) is performed to see if a given risk factor is connected with discomfort at a significance level of 5%. Then multivariate logistic regression (statsmodels.api.Logit) is conducted to look at the weight of 11 determinants at a time, controlling all the others with the results displayed in odds ratios at 95% confidence intervals.</w:t>
       </w:r>
     </w:p>
     <w:p>
@@ -4334,94 +3727,18 @@
     </w:p>
     <w:p>
       <w:pPr>
-        <w:spacing w:after="160" w:line="336" w:lineRule="auto"/>
-        <w:jc w:val="both"/>
-      </w:pPr>
-      <w:r>
-        <w:rPr>
-          <w:rFonts w:eastAsia="Times New Roman" w:cs="Times New Roman"/>
-        </w:rPr>
-        <w:t>Phase 6 (06_</w:t>
-      </w:r>
-      <w:proofErr w:type="gramStart"/>
-      <w:r>
-        <w:rPr>
-          <w:rFonts w:eastAsia="Times New Roman" w:cs="Times New Roman"/>
-        </w:rPr>
-        <w:t>modeling.ipynb</w:t>
-      </w:r>
-      <w:proofErr w:type="gramEnd"/>
-      <w:r>
-        <w:rPr>
-          <w:rFonts w:eastAsia="Times New Roman" w:cs="Times New Roman"/>
-        </w:rPr>
-        <w:t xml:space="preserve">) trains a classifier per target from seven candidate algorithms.  Each </w:t>
-      </w:r>
-      <w:proofErr w:type="gramStart"/>
-      <w:r>
-        <w:rPr>
-          <w:rFonts w:eastAsia="Times New Roman" w:cs="Times New Roman"/>
-        </w:rPr>
-        <w:t>sits</w:t>
-      </w:r>
-      <w:proofErr w:type="gramEnd"/>
-      <w:r>
-        <w:rPr>
-          <w:rFonts w:eastAsia="Times New Roman" w:cs="Times New Roman"/>
-        </w:rPr>
-        <w:t xml:space="preserve"> inside an </w:t>
-      </w:r>
-      <w:proofErr w:type="spellStart"/>
-      <w:proofErr w:type="gramStart"/>
-      <w:r>
-        <w:rPr>
-          <w:rFonts w:eastAsia="Times New Roman" w:cs="Times New Roman"/>
-        </w:rPr>
-        <w:t>imblearn.Pipeline</w:t>
-      </w:r>
-      <w:proofErr w:type="spellEnd"/>
-      <w:proofErr w:type="gramEnd"/>
-      <w:r>
-        <w:rPr>
-          <w:rFonts w:eastAsia="Times New Roman" w:cs="Times New Roman"/>
-        </w:rPr>
-        <w:t xml:space="preserve"> with SMOTE upstream so resampling only touches training folds. </w:t>
-      </w:r>
-      <w:proofErr w:type="spellStart"/>
-      <w:r>
-        <w:rPr>
-          <w:rFonts w:eastAsia="Times New Roman" w:cs="Times New Roman"/>
-        </w:rPr>
-        <w:t>GridSearchCV</w:t>
-      </w:r>
-      <w:proofErr w:type="spellEnd"/>
-      <w:r>
-        <w:rPr>
-          <w:rFonts w:eastAsia="Times New Roman" w:cs="Times New Roman"/>
-        </w:rPr>
-        <w:t xml:space="preserve"> tunes hyperparameters on macro-F1 inside 5-fold stratified CV, and the best model per target is refit on the full sample and saved as outputs/models/best_&lt;factor</w:t>
-      </w:r>
-      <w:proofErr w:type="gramStart"/>
-      <w:r>
-        <w:rPr>
-          <w:rFonts w:eastAsia="Times New Roman" w:cs="Times New Roman"/>
-        </w:rPr>
-        <w:t>&gt;.</w:t>
-      </w:r>
-      <w:proofErr w:type="spellStart"/>
-      <w:r>
-        <w:rPr>
-          <w:rFonts w:eastAsia="Times New Roman" w:cs="Times New Roman"/>
-        </w:rPr>
-        <w:t>pkl</w:t>
-      </w:r>
-      <w:proofErr w:type="spellEnd"/>
-      <w:proofErr w:type="gramEnd"/>
-      <w:r>
-        <w:rPr>
-          <w:rFonts w:eastAsia="Times New Roman" w:cs="Times New Roman"/>
-        </w:rPr>
-        <w:t>.</w:t>
+        <w:spacing w:before="180" w:after="60"/>
+        <w:rPr>
+          <w:rFonts w:ascii="Times New Roman" w:eastAsia="Times New Roman" w:hAnsi="Times New Roman" w:cs="Times New Roman"/>
+          <w:color w:val="auto"/>
+        </w:rPr>
+      </w:pPr>
+      <w:r>
+        <w:rPr>
+          <w:rFonts w:ascii="Times New Roman" w:eastAsia="Times New Roman" w:hAnsi="Times New Roman" w:cs="Times New Roman"/>
+          <w:color w:val="auto"/>
+        </w:rPr>
+        <w:t>Phase 6 (06_modeling.ipynb) trains a classifier per target from seven candidate algorithms. GridSearchCV tunes hyperparameters on macro-F1 inside 5-fold stratified cross-validation, and the best model per target is refit on the full sample and saved as outputs/models/best_&lt;factor&gt;.pkl.</w:t>
       </w:r>
     </w:p>
     <w:p>
@@ -4443,34 +3760,172 @@
       <w:pPr>
         <w:spacing w:after="160" w:line="336" w:lineRule="auto"/>
         <w:jc w:val="both"/>
-      </w:pPr>
-      <w:proofErr w:type="spellStart"/>
-      <w:r>
-        <w:rPr>
-          <w:rFonts w:eastAsia="Times New Roman" w:cs="Times New Roman"/>
-        </w:rPr>
-        <w:t>Regularised</w:t>
-      </w:r>
-      <w:proofErr w:type="spellEnd"/>
-      <w:r>
-        <w:rPr>
-          <w:rFonts w:eastAsia="Times New Roman" w:cs="Times New Roman"/>
-        </w:rPr>
-        <w:t xml:space="preserve"> linear classifier used as the baseline (L2 penalty, </w:t>
-      </w:r>
-      <w:proofErr w:type="spellStart"/>
-      <w:r>
-        <w:rPr>
-          <w:rFonts w:eastAsia="Times New Roman" w:cs="Times New Roman"/>
-        </w:rPr>
-        <w:t>class_weight</w:t>
-      </w:r>
-      <w:proofErr w:type="spellEnd"/>
-      <w:r>
-        <w:rPr>
-          <w:rFonts w:eastAsia="Times New Roman" w:cs="Times New Roman"/>
-        </w:rPr>
-        <w:t xml:space="preserve"> balanced).  Any tree-based method that fails to beat it on a factor is either overfitting or getting nothing from feature interactions.</w:t>
+        <w:rPr>
+          <w:rFonts w:eastAsia="Times New Roman" w:cs="Times New Roman"/>
+        </w:rPr>
+      </w:pPr>
+      <w:r>
+        <w:rPr>
+          <w:rFonts w:eastAsia="Times New Roman" w:cs="Times New Roman"/>
+        </w:rPr>
+        <w:t>Regularised linear classifier used as the baseline (L2 penalty, class_weight balanced). Any tree-based method that fails to beat it on a factor is either overfitting or getting nothing from feature interactions.</w:t>
+      </w:r>
+    </w:p>
+    <w:p>
+      <w:pPr>
+        <w:spacing w:after="160" w:line="336" w:lineRule="auto"/>
+        <w:jc w:val="both"/>
+        <w:rPr>
+          <w:rFonts w:eastAsia="Times New Roman" w:cs="Times New Roman"/>
+          <w:b/>
+          <w:color w:val="000000"/>
+          <w:sz w:val="24"/>
+        </w:rPr>
+      </w:pPr>
+      <w:r>
+        <w:rPr>
+          <w:rFonts w:eastAsia="Times New Roman" w:cs="Times New Roman"/>
+          <w:b/>
+          <w:color w:val="000000"/>
+          <w:sz w:val="24"/>
+        </w:rPr>
+        <w:t>2.6.2   Decision Tree</w:t>
+      </w:r>
+    </w:p>
+    <w:p>
+      <w:pPr>
+        <w:spacing w:after="160" w:line="336" w:lineRule="auto"/>
+        <w:jc w:val="both"/>
+        <w:rPr>
+          <w:rFonts w:eastAsia="Times New Roman" w:cs="Times New Roman"/>
+        </w:rPr>
+      </w:pPr>
+      <w:r>
+        <w:rPr>
+          <w:rFonts w:eastAsia="Times New Roman" w:cs="Times New Roman"/>
+        </w:rPr>
+        <w:t>Utilised a single CART tree where max_depth ranged from 3 to 7, and min_samples_leaf varied from 1 to 5 for fine-tuning using grid search.</w:t>
+      </w:r>
+    </w:p>
+    <w:p>
+      <w:pPr>
+        <w:spacing w:after="160" w:line="336" w:lineRule="auto"/>
+        <w:jc w:val="both"/>
+        <w:rPr>
+          <w:rFonts w:eastAsia="Times New Roman" w:cs="Times New Roman"/>
+          <w:b/>
+          <w:color w:val="000000"/>
+          <w:sz w:val="24"/>
+        </w:rPr>
+      </w:pPr>
+      <w:r>
+        <w:rPr>
+          <w:rFonts w:eastAsia="Times New Roman" w:cs="Times New Roman"/>
+          <w:b/>
+          <w:color w:val="000000"/>
+          <w:sz w:val="24"/>
+        </w:rPr>
+        <w:t>2.6.3   Random Forest</w:t>
+      </w:r>
+    </w:p>
+    <w:p>
+      <w:pPr>
+        <w:spacing w:after="160" w:line="336" w:lineRule="auto"/>
+        <w:jc w:val="both"/>
+        <w:rPr>
+          <w:rFonts w:eastAsia="Times New Roman" w:cs="Times New Roman"/>
+        </w:rPr>
+      </w:pPr>
+      <w:r>
+        <w:rPr>
+          <w:rFonts w:eastAsia="Times New Roman" w:cs="Times New Roman"/>
+        </w:rPr>
+        <w:t>Bagged ensemble of 300-500 trees with bootstrap sampling and sqrt(p) features per split. Low-variance predictions and mixed feature-type handling made it the winner on Repetition, Duration, and Contact Stress.</w:t>
+      </w:r>
+    </w:p>
+    <w:p>
+      <w:pPr>
+        <w:spacing w:after="160" w:line="336" w:lineRule="auto"/>
+        <w:jc w:val="both"/>
+        <w:rPr>
+          <w:rFonts w:eastAsia="Times New Roman" w:cs="Times New Roman"/>
+          <w:b/>
+          <w:color w:val="000000"/>
+          <w:sz w:val="24"/>
+        </w:rPr>
+      </w:pPr>
+      <w:r>
+        <w:rPr>
+          <w:rFonts w:eastAsia="Times New Roman" w:cs="Times New Roman"/>
+          <w:b/>
+          <w:color w:val="000000"/>
+          <w:sz w:val="24"/>
+        </w:rPr>
+        <w:t>2.6.4   Extra Trees</w:t>
+      </w:r>
+    </w:p>
+    <w:p>
+      <w:pPr>
+        <w:spacing w:after="160" w:line="336" w:lineRule="auto"/>
+        <w:jc w:val="both"/>
+        <w:rPr>
+          <w:rFonts w:eastAsia="Times New Roman" w:cs="Times New Roman"/>
+        </w:rPr>
+      </w:pPr>
+      <w:r>
+        <w:rPr>
+          <w:rFonts w:eastAsia="Times New Roman" w:cs="Times New Roman"/>
+        </w:rPr>
+        <w:t>Like Random Forest but with fully random splits per node. The extra randomisation lowers between-tree correlation and helped it win on Vibration.</w:t>
+      </w:r>
+      <w:r>
+        <w:rPr>
+          <w:rFonts w:eastAsia="Times New Roman" w:cs="Times New Roman"/>
+        </w:rPr>
+      </w:r>
+      <w:r>
+        <w:rPr>
+          <w:rFonts w:eastAsia="Times New Roman" w:cs="Times New Roman"/>
+        </w:rPr>
+      </w:r>
+    </w:p>
+    <w:p>
+      <w:pPr>
+        <w:spacing w:after="160" w:line="336" w:lineRule="auto"/>
+        <w:jc w:val="both"/>
+        <w:rPr>
+          <w:rFonts w:eastAsia="Times New Roman" w:cs="Times New Roman"/>
+          <w:b/>
+          <w:color w:val="000000"/>
+          <w:sz w:val="24"/>
+        </w:rPr>
+      </w:pPr>
+      <w:r>
+        <w:rPr>
+          <w:rFonts w:eastAsia="Times New Roman" w:cs="Times New Roman"/>
+          <w:b/>
+          <w:color w:val="000000"/>
+          <w:sz w:val="24"/>
+        </w:rPr>
+        <w:t>2.6.5   Histogram Gradient Boosting</w:t>
+      </w:r>
+    </w:p>
+    <w:p>
+      <w:pPr>
+        <w:spacing w:after="160" w:line="336" w:lineRule="auto"/>
+        <w:jc w:val="both"/>
+        <w:rPr>
+          <w:rFonts w:eastAsia="Times New Roman" w:cs="Times New Roman"/>
+          <w:b/>
+          <w:color w:val="000000"/>
+          <w:sz w:val="24"/>
+        </w:rPr>
+      </w:pPr>
+      <w:r>
+        <w:rPr>
+          <w:rFonts w:eastAsia="Times New Roman" w:cs="Times New Roman"/>
+        </w:rPr>
+        <w:t>Sequential residual-fit ensemble with histogram-binned features for training speed. Won on Force (Borg CR10 cutoffs are nonlinear) and Posture (strongest signal from RULA and QEC features).</w:t>
       </w:r>
     </w:p>
     <w:p>
@@ -4485,61 +3940,24 @@
           <w:color w:val="000000"/>
           <w:sz w:val="24"/>
         </w:rPr>
-        <w:t>2.6.2   Decision Tree</w:t>
-      </w:r>
-    </w:p>
-    <w:p>
-      <w:pPr>
-        <w:spacing w:after="160" w:line="336" w:lineRule="auto"/>
-        <w:jc w:val="both"/>
-      </w:pPr>
-      <w:r>
-        <w:rPr>
-          <w:rFonts w:eastAsia="Times New Roman" w:cs="Times New Roman"/>
-        </w:rPr>
-        <w:t xml:space="preserve">Single CART tree with </w:t>
-      </w:r>
-      <w:proofErr w:type="spellStart"/>
-      <w:r>
-        <w:rPr>
-          <w:rFonts w:eastAsia="Times New Roman" w:cs="Times New Roman"/>
-        </w:rPr>
-        <w:t>max_depth</w:t>
-      </w:r>
-      <w:proofErr w:type="spellEnd"/>
-      <w:r>
-        <w:rPr>
-          <w:rFonts w:eastAsia="Times New Roman" w:cs="Times New Roman"/>
-        </w:rPr>
-        <w:t xml:space="preserve"> in {3, 5, 7} and </w:t>
-      </w:r>
-      <w:proofErr w:type="spellStart"/>
-      <w:r>
-        <w:rPr>
-          <w:rFonts w:eastAsia="Times New Roman" w:cs="Times New Roman"/>
-        </w:rPr>
-        <w:t>min_samples_leaf</w:t>
-      </w:r>
-      <w:proofErr w:type="spellEnd"/>
-      <w:r>
-        <w:rPr>
-          <w:rFonts w:eastAsia="Times New Roman" w:cs="Times New Roman"/>
-        </w:rPr>
-        <w:t xml:space="preserve"> in {1, 3, 5} tuned via grid search.  Included as the </w:t>
-      </w:r>
-      <w:proofErr w:type="spellStart"/>
-      <w:r>
-        <w:rPr>
-          <w:rFonts w:eastAsia="Times New Roman" w:cs="Times New Roman"/>
-        </w:rPr>
-        <w:t>ensembling</w:t>
-      </w:r>
-      <w:proofErr w:type="spellEnd"/>
-      <w:r>
-        <w:rPr>
-          <w:rFonts w:eastAsia="Times New Roman" w:cs="Times New Roman"/>
-        </w:rPr>
-        <w:t xml:space="preserve"> floor; not competitive on its own for any of the six targets.</w:t>
+        <w:lastRenderedPageBreak/>
+        <w:t>2.6.6   XGBoost</w:t>
+      </w:r>
+    </w:p>
+    <w:p>
+      <w:pPr>
+        <w:spacing w:before="180" w:after="60"/>
+        <w:rPr>
+          <w:rFonts w:ascii="Times New Roman" w:eastAsia="Times New Roman" w:hAnsi="Times New Roman" w:cs="Times New Roman"/>
+          <w:color w:val="auto"/>
+        </w:rPr>
+      </w:pPr>
+      <w:r>
+        <w:rPr>
+          <w:rFonts w:ascii="Times New Roman" w:eastAsia="Times New Roman" w:hAnsi="Times New Roman" w:cs="Times New Roman"/>
+          <w:color w:val="auto"/>
+        </w:rPr>
+        <w:t>Gradient-boosted trees with L2 regularisation on the leaf weights. Placed second on Duration and Contact Stress but did not win any at the default search budget.</w:t>
       </w:r>
     </w:p>
     <w:p>
@@ -4554,19 +3972,23 @@
           <w:color w:val="000000"/>
           <w:sz w:val="24"/>
         </w:rPr>
-        <w:t>2.6.3   Random Forest</w:t>
-      </w:r>
-    </w:p>
-    <w:p>
-      <w:pPr>
-        <w:spacing w:after="160" w:line="336" w:lineRule="auto"/>
-        <w:jc w:val="both"/>
-      </w:pPr>
-      <w:r>
-        <w:rPr>
-          <w:rFonts w:eastAsia="Times New Roman" w:cs="Times New Roman"/>
-        </w:rPr>
-        <w:t>Bagged ensemble of 300-500 trees with bootstrap sampling and sqrt(p) features per split.  Low-variance predictions and mixed feature-type handling made it the winner on Repetition, Duration, and Contact Stress.</w:t>
+        <w:t>2.6.7   Stacking Classifier</w:t>
+      </w:r>
+    </w:p>
+    <w:p>
+      <w:pPr>
+        <w:spacing w:before="180" w:after="60"/>
+        <w:rPr>
+          <w:rFonts w:ascii="Times New Roman" w:eastAsia="Times New Roman" w:hAnsi="Times New Roman" w:cs="Times New Roman"/>
+          <w:color w:val="auto"/>
+        </w:rPr>
+      </w:pPr>
+      <w:r>
+        <w:rPr>
+          <w:rFonts w:ascii="Times New Roman" w:eastAsia="Times New Roman" w:hAnsi="Times New Roman" w:cs="Times New Roman"/>
+          <w:color w:val="auto"/>
+        </w:rPr>
+        <w:t>Meta-learner (Logistic Regression) trained on the out-of-fold predictions of Random Forest, Extra Trees, HistGBM, and XGBoost as base learners. Failed to strictly outperform the strongest base learner on any of the six targets.</w:t>
       </w:r>
     </w:p>
     <w:p>
@@ -4581,33 +4003,23 @@
           <w:color w:val="000000"/>
           <w:sz w:val="24"/>
         </w:rPr>
-        <w:t>2.6.4   Extra Trees</w:t>
-      </w:r>
-    </w:p>
-    <w:p>
-      <w:pPr>
-        <w:spacing w:after="160" w:line="336" w:lineRule="auto"/>
-        <w:jc w:val="both"/>
-      </w:pPr>
-      <w:r>
-        <w:rPr>
-          <w:rFonts w:eastAsia="Times New Roman" w:cs="Times New Roman"/>
-        </w:rPr>
-        <w:t xml:space="preserve">Like Random Forest but with fully random splits per node.  The extra </w:t>
-      </w:r>
-      <w:proofErr w:type="spellStart"/>
-      <w:r>
-        <w:rPr>
-          <w:rFonts w:eastAsia="Times New Roman" w:cs="Times New Roman"/>
-        </w:rPr>
-        <w:t>randomisation</w:t>
-      </w:r>
-      <w:proofErr w:type="spellEnd"/>
-      <w:r>
-        <w:rPr>
-          <w:rFonts w:eastAsia="Times New Roman" w:cs="Times New Roman"/>
-        </w:rPr>
-        <w:t xml:space="preserve"> lowers between-tree correlation and helped it win on Vibration.</w:t>
+        <w:t>2.6.8   SMOTE and cross-validation</w:t>
+      </w:r>
+    </w:p>
+    <w:p>
+      <w:pPr>
+        <w:spacing w:before="180" w:after="60"/>
+        <w:rPr>
+          <w:rFonts w:ascii="Times New Roman" w:eastAsia="Times New Roman" w:hAnsi="Times New Roman" w:cs="Times New Roman"/>
+          <w:color w:val="auto"/>
+        </w:rPr>
+      </w:pPr>
+      <w:r>
+        <w:rPr>
+          <w:rFonts w:ascii="Times New Roman" w:eastAsia="Times New Roman" w:hAnsi="Times New Roman" w:cs="Times New Roman"/>
+          <w:color w:val="auto"/>
+        </w:rPr>
+        <w:t>SMOTE synthesises new minority-class samples along segments between k nearest minority neighbours. Wrapping it in imblearn.Pipeline keeps the synthesis inside training folds only, so validation-fold accuracy is never inflated. GridSearchCV picks hyperparameters on macro-F1 with StratifiedKFold(5, shuffle=True, random_state=42).</w:t>
       </w:r>
     </w:p>
     <w:p>
@@ -4622,7 +4034,7 @@
           <w:color w:val="000000"/>
           <w:sz w:val="24"/>
         </w:rPr>
-        <w:t>2.6.5   Histogram Gradient Boosting</w:t>
+        <w:t>2.6.9   Per-target feature exclusions</w:t>
       </w:r>
     </w:p>
     <w:p>
@@ -4634,291 +4046,7 @@
         <w:rPr>
           <w:rFonts w:eastAsia="Times New Roman" w:cs="Times New Roman"/>
         </w:rPr>
-        <w:t>Sequential residual-fit ensemble with histogram-binned features for training speed.  Won on Force (Borg CR10 cutoffs are nonlinear) and Posture (strongest signal from RULA + QEC features).</w:t>
-      </w:r>
-    </w:p>
-    <w:p>
-      <w:pPr>
-        <w:pStyle w:val="Heading5"/>
-        <w:spacing w:before="180" w:after="60"/>
-      </w:pPr>
-      <w:r>
-        <w:rPr>
-          <w:rFonts w:ascii="Times New Roman" w:eastAsia="Times New Roman" w:hAnsi="Times New Roman" w:cs="Times New Roman"/>
-          <w:b/>
-          <w:color w:val="000000"/>
-          <w:sz w:val="24"/>
-        </w:rPr>
-        <w:lastRenderedPageBreak/>
-        <w:t xml:space="preserve">2.6.6   </w:t>
-      </w:r>
-      <w:proofErr w:type="spellStart"/>
-      <w:r>
-        <w:rPr>
-          <w:rFonts w:ascii="Times New Roman" w:eastAsia="Times New Roman" w:hAnsi="Times New Roman" w:cs="Times New Roman"/>
-          <w:b/>
-          <w:color w:val="000000"/>
-          <w:sz w:val="24"/>
-        </w:rPr>
-        <w:t>XGBoost</w:t>
-      </w:r>
-      <w:proofErr w:type="spellEnd"/>
-    </w:p>
-    <w:p>
-      <w:pPr>
-        <w:spacing w:after="160" w:line="336" w:lineRule="auto"/>
-        <w:jc w:val="both"/>
-      </w:pPr>
-      <w:r>
-        <w:rPr>
-          <w:rFonts w:eastAsia="Times New Roman" w:cs="Times New Roman"/>
-        </w:rPr>
-        <w:t xml:space="preserve">Gradient-boosted trees with L2 </w:t>
-      </w:r>
-      <w:proofErr w:type="spellStart"/>
-      <w:r>
-        <w:rPr>
-          <w:rFonts w:eastAsia="Times New Roman" w:cs="Times New Roman"/>
-        </w:rPr>
-        <w:t>regularisation</w:t>
-      </w:r>
-      <w:proofErr w:type="spellEnd"/>
-      <w:r>
-        <w:rPr>
-          <w:rFonts w:eastAsia="Times New Roman" w:cs="Times New Roman"/>
-        </w:rPr>
-        <w:t xml:space="preserve"> on the leaf weights.  Placed second on several targets but did not win any at the default search budget.</w:t>
-      </w:r>
-    </w:p>
-    <w:p>
-      <w:pPr>
-        <w:pStyle w:val="Heading5"/>
-        <w:spacing w:before="180" w:after="60"/>
-      </w:pPr>
-      <w:r>
-        <w:rPr>
-          <w:rFonts w:ascii="Times New Roman" w:eastAsia="Times New Roman" w:hAnsi="Times New Roman" w:cs="Times New Roman"/>
-          <w:b/>
-          <w:color w:val="000000"/>
-          <w:sz w:val="24"/>
-        </w:rPr>
-        <w:t>2.6.7   Stacking Classifier</w:t>
-      </w:r>
-    </w:p>
-    <w:p>
-      <w:pPr>
-        <w:spacing w:after="160" w:line="336" w:lineRule="auto"/>
-        <w:jc w:val="both"/>
-      </w:pPr>
-      <w:r>
-        <w:rPr>
-          <w:rFonts w:eastAsia="Times New Roman" w:cs="Times New Roman"/>
-        </w:rPr>
-        <w:t xml:space="preserve">Meta-learner taking the out-of-fold predictions of Random Forest, Extra Trees, </w:t>
-      </w:r>
-      <w:proofErr w:type="spellStart"/>
-      <w:r>
-        <w:rPr>
-          <w:rFonts w:eastAsia="Times New Roman" w:cs="Times New Roman"/>
-        </w:rPr>
-        <w:t>HistGBM</w:t>
-      </w:r>
-      <w:proofErr w:type="spellEnd"/>
-      <w:r>
-        <w:rPr>
-          <w:rFonts w:eastAsia="Times New Roman" w:cs="Times New Roman"/>
-        </w:rPr>
-        <w:t xml:space="preserve">, and </w:t>
-      </w:r>
-      <w:proofErr w:type="spellStart"/>
-      <w:r>
-        <w:rPr>
-          <w:rFonts w:eastAsia="Times New Roman" w:cs="Times New Roman"/>
-        </w:rPr>
-        <w:t>XGBoost</w:t>
-      </w:r>
-      <w:proofErr w:type="spellEnd"/>
-      <w:r>
-        <w:rPr>
-          <w:rFonts w:eastAsia="Times New Roman" w:cs="Times New Roman"/>
-        </w:rPr>
-        <w:t xml:space="preserve"> as inputs and fitting a Logistic Regression on top.  Failed to beat the strongest base learner because the four base learners largely agreed.</w:t>
-      </w:r>
-    </w:p>
-    <w:p>
-      <w:pPr>
-        <w:pStyle w:val="Heading5"/>
-        <w:spacing w:before="180" w:after="60"/>
-      </w:pPr>
-      <w:r>
-        <w:rPr>
-          <w:rFonts w:ascii="Times New Roman" w:eastAsia="Times New Roman" w:hAnsi="Times New Roman" w:cs="Times New Roman"/>
-          <w:b/>
-          <w:color w:val="000000"/>
-          <w:sz w:val="24"/>
-        </w:rPr>
-        <w:t>2.6.8   SMOTE and cross-validation</w:t>
-      </w:r>
-    </w:p>
-    <w:p>
-      <w:pPr>
-        <w:spacing w:after="160" w:line="336" w:lineRule="auto"/>
-        <w:jc w:val="both"/>
-      </w:pPr>
-      <w:r>
-        <w:rPr>
-          <w:rFonts w:eastAsia="Times New Roman" w:cs="Times New Roman"/>
-        </w:rPr>
-        <w:t xml:space="preserve">SMOTE </w:t>
-      </w:r>
-      <w:proofErr w:type="spellStart"/>
-      <w:r>
-        <w:rPr>
-          <w:rFonts w:eastAsia="Times New Roman" w:cs="Times New Roman"/>
-        </w:rPr>
-        <w:t>synthesises</w:t>
-      </w:r>
-      <w:proofErr w:type="spellEnd"/>
-      <w:r>
-        <w:rPr>
-          <w:rFonts w:eastAsia="Times New Roman" w:cs="Times New Roman"/>
-        </w:rPr>
-        <w:t xml:space="preserve"> new minority-class samples along segments between k nearest minority </w:t>
-      </w:r>
-      <w:proofErr w:type="spellStart"/>
-      <w:r>
-        <w:rPr>
-          <w:rFonts w:eastAsia="Times New Roman" w:cs="Times New Roman"/>
-        </w:rPr>
-        <w:t>neighbours</w:t>
-      </w:r>
-      <w:proofErr w:type="spellEnd"/>
-      <w:r>
-        <w:rPr>
-          <w:rFonts w:eastAsia="Times New Roman" w:cs="Times New Roman"/>
-        </w:rPr>
-        <w:t xml:space="preserve">.  Wrapping it in </w:t>
-      </w:r>
-      <w:proofErr w:type="spellStart"/>
-      <w:proofErr w:type="gramStart"/>
-      <w:r>
-        <w:rPr>
-          <w:rFonts w:eastAsia="Times New Roman" w:cs="Times New Roman"/>
-        </w:rPr>
-        <w:t>imblearn.Pipeline</w:t>
-      </w:r>
-      <w:proofErr w:type="spellEnd"/>
-      <w:proofErr w:type="gramEnd"/>
-      <w:r>
-        <w:rPr>
-          <w:rFonts w:eastAsia="Times New Roman" w:cs="Times New Roman"/>
-        </w:rPr>
-        <w:t xml:space="preserve"> keeps the synthesis inside training folds only, so validation-fold accuracy is never inflated.  </w:t>
-      </w:r>
-      <w:proofErr w:type="spellStart"/>
-      <w:r>
-        <w:rPr>
-          <w:rFonts w:eastAsia="Times New Roman" w:cs="Times New Roman"/>
-        </w:rPr>
-        <w:t>k_neighbors</w:t>
-      </w:r>
-      <w:proofErr w:type="spellEnd"/>
-      <w:r>
-        <w:rPr>
-          <w:rFonts w:eastAsia="Times New Roman" w:cs="Times New Roman"/>
-        </w:rPr>
-        <w:t xml:space="preserve"> is set per target below the minority training-fold count; </w:t>
-      </w:r>
-      <w:proofErr w:type="spellStart"/>
-      <w:r>
-        <w:rPr>
-          <w:rFonts w:eastAsia="Times New Roman" w:cs="Times New Roman"/>
-        </w:rPr>
-        <w:t>GridSearchCV</w:t>
-      </w:r>
-      <w:proofErr w:type="spellEnd"/>
-      <w:r>
-        <w:rPr>
-          <w:rFonts w:eastAsia="Times New Roman" w:cs="Times New Roman"/>
-        </w:rPr>
-        <w:t xml:space="preserve"> picks hyperparameters on macro-F1 with </w:t>
-      </w:r>
-      <w:proofErr w:type="spellStart"/>
-      <w:proofErr w:type="gramStart"/>
-      <w:r>
-        <w:rPr>
-          <w:rFonts w:eastAsia="Times New Roman" w:cs="Times New Roman"/>
-        </w:rPr>
-        <w:t>StratifiedKFold</w:t>
-      </w:r>
-      <w:proofErr w:type="spellEnd"/>
-      <w:r>
-        <w:rPr>
-          <w:rFonts w:eastAsia="Times New Roman" w:cs="Times New Roman"/>
-        </w:rPr>
-        <w:t>(</w:t>
-      </w:r>
-      <w:proofErr w:type="gramEnd"/>
-      <w:r>
-        <w:rPr>
-          <w:rFonts w:eastAsia="Times New Roman" w:cs="Times New Roman"/>
-        </w:rPr>
-        <w:t xml:space="preserve">5, shuffle=True, </w:t>
-      </w:r>
-      <w:proofErr w:type="spellStart"/>
-      <w:r>
-        <w:rPr>
-          <w:rFonts w:eastAsia="Times New Roman" w:cs="Times New Roman"/>
-        </w:rPr>
-        <w:t>random_state</w:t>
-      </w:r>
-      <w:proofErr w:type="spellEnd"/>
-      <w:r>
-        <w:rPr>
-          <w:rFonts w:eastAsia="Times New Roman" w:cs="Times New Roman"/>
-        </w:rPr>
-        <w:t>=42).</w:t>
-      </w:r>
-    </w:p>
-    <w:p>
-      <w:pPr>
-        <w:pStyle w:val="Heading5"/>
-        <w:spacing w:before="180" w:after="60"/>
-      </w:pPr>
-      <w:r>
-        <w:rPr>
-          <w:rFonts w:ascii="Times New Roman" w:eastAsia="Times New Roman" w:hAnsi="Times New Roman" w:cs="Times New Roman"/>
-          <w:b/>
-          <w:color w:val="000000"/>
-          <w:sz w:val="24"/>
-        </w:rPr>
-        <w:t>2.6.9   Per-target feature exclusions</w:t>
-      </w:r>
-    </w:p>
-    <w:p>
-      <w:pPr>
-        <w:spacing w:after="160" w:line="336" w:lineRule="auto"/>
-        <w:jc w:val="both"/>
-      </w:pPr>
-      <w:r>
-        <w:rPr>
-          <w:rFonts w:eastAsia="Times New Roman" w:cs="Times New Roman"/>
-        </w:rPr>
-        <w:t xml:space="preserve">Each target excludes the survey inputs that directly define its Stage-1 label (otherwise the model would </w:t>
-      </w:r>
-      <w:proofErr w:type="spellStart"/>
-      <w:r>
-        <w:rPr>
-          <w:rFonts w:eastAsia="Times New Roman" w:cs="Times New Roman"/>
-        </w:rPr>
-        <w:t>memorise</w:t>
-      </w:r>
-      <w:proofErr w:type="spellEnd"/>
-      <w:r>
-        <w:rPr>
-          <w:rFonts w:eastAsia="Times New Roman" w:cs="Times New Roman"/>
-        </w:rPr>
-        <w:t xml:space="preserve"> the rule).  Posture additionally receives the 11 RULA components and 8 QEC scores, giving 63 total features.</w:t>
+        <w:t>Each target does not use survey questions that have given it its Stage-1 label (otherwise it would learn the rule). The Posture target additionally receives an additional 11 RULA components and 8 QEC scores, resulting in an overall of 63 features.</w:t>
       </w:r>
     </w:p>
     <w:tbl>
@@ -5028,31 +4156,13 @@
             <w:pPr>
               <w:spacing w:before="20" w:after="20"/>
             </w:pPr>
-            <w:proofErr w:type="spellStart"/>
-            <w:r>
-              <w:rPr>
-                <w:rFonts w:eastAsia="Times New Roman" w:cs="Times New Roman"/>
-                <w:sz w:val="20"/>
-              </w:rPr>
-              <w:t>force_exertion</w:t>
-            </w:r>
-            <w:proofErr w:type="spellEnd"/>
-            <w:r>
-              <w:rPr>
-                <w:rFonts w:eastAsia="Times New Roman" w:cs="Times New Roman"/>
-                <w:sz w:val="20"/>
-              </w:rPr>
-              <w:t xml:space="preserve">, </w:t>
-            </w:r>
-            <w:proofErr w:type="spellStart"/>
-            <w:r>
-              <w:rPr>
-                <w:rFonts w:eastAsia="Times New Roman" w:cs="Times New Roman"/>
-                <w:sz w:val="20"/>
-              </w:rPr>
-              <w:t>force_x_age</w:t>
-            </w:r>
-            <w:proofErr w:type="spellEnd"/>
+            <w:r>
+              <w:rPr>
+                <w:rFonts w:eastAsia="Times New Roman" w:cs="Times New Roman"/>
+                <w:sz w:val="20"/>
+              </w:rPr>
+              <w:t>force_exertion, force_x_age</w:t>
+            </w:r>
           </w:p>
         </w:tc>
         <w:tc>
@@ -5104,47 +4214,13 @@
             <w:pPr>
               <w:spacing w:before="20" w:after="20"/>
             </w:pPr>
-            <w:proofErr w:type="spellStart"/>
-            <w:r>
-              <w:rPr>
-                <w:rFonts w:eastAsia="Times New Roman" w:cs="Times New Roman"/>
-                <w:sz w:val="20"/>
-              </w:rPr>
-              <w:t>deliveries_num</w:t>
-            </w:r>
-            <w:proofErr w:type="spellEnd"/>
-            <w:r>
-              <w:rPr>
-                <w:rFonts w:eastAsia="Times New Roman" w:cs="Times New Roman"/>
-                <w:sz w:val="20"/>
-              </w:rPr>
-              <w:t xml:space="preserve">, </w:t>
-            </w:r>
-            <w:proofErr w:type="spellStart"/>
-            <w:r>
-              <w:rPr>
-                <w:rFonts w:eastAsia="Times New Roman" w:cs="Times New Roman"/>
-                <w:sz w:val="20"/>
-              </w:rPr>
-              <w:t>work_hours_num</w:t>
-            </w:r>
-            <w:proofErr w:type="spellEnd"/>
-            <w:r>
-              <w:rPr>
-                <w:rFonts w:eastAsia="Times New Roman" w:cs="Times New Roman"/>
-                <w:sz w:val="20"/>
-              </w:rPr>
-              <w:t xml:space="preserve">, </w:t>
-            </w:r>
-            <w:proofErr w:type="spellStart"/>
-            <w:r>
-              <w:rPr>
-                <w:rFonts w:eastAsia="Times New Roman" w:cs="Times New Roman"/>
-                <w:sz w:val="20"/>
-              </w:rPr>
-              <w:t>deliv_x_days</w:t>
-            </w:r>
-            <w:proofErr w:type="spellEnd"/>
+            <w:r>
+              <w:rPr>
+                <w:rFonts w:eastAsia="Times New Roman" w:cs="Times New Roman"/>
+                <w:sz w:val="20"/>
+              </w:rPr>
+              <w:t>deliveries_num, work_hours_num, deliv_x_days</w:t>
+            </w:r>
           </w:p>
         </w:tc>
         <w:tc>
@@ -5196,31 +4272,13 @@
             <w:pPr>
               <w:spacing w:before="20" w:after="20"/>
             </w:pPr>
-            <w:proofErr w:type="spellStart"/>
-            <w:r>
-              <w:rPr>
-                <w:rFonts w:eastAsia="Times New Roman" w:cs="Times New Roman"/>
-                <w:sz w:val="20"/>
-              </w:rPr>
-              <w:t>work_hours_num</w:t>
-            </w:r>
-            <w:proofErr w:type="spellEnd"/>
-            <w:r>
-              <w:rPr>
-                <w:rFonts w:eastAsia="Times New Roman" w:cs="Times New Roman"/>
-                <w:sz w:val="20"/>
-              </w:rPr>
-              <w:t xml:space="preserve">, </w:t>
-            </w:r>
-            <w:proofErr w:type="spellStart"/>
-            <w:r>
-              <w:rPr>
-                <w:rFonts w:eastAsia="Times New Roman" w:cs="Times New Roman"/>
-                <w:sz w:val="20"/>
-              </w:rPr>
-              <w:t>vibration_index</w:t>
-            </w:r>
-            <w:proofErr w:type="spellEnd"/>
+            <w:r>
+              <w:rPr>
+                <w:rFonts w:eastAsia="Times New Roman" w:cs="Times New Roman"/>
+                <w:sz w:val="20"/>
+              </w:rPr>
+              <w:t>work_hours_num, vibration_index</w:t>
+            </w:r>
           </w:p>
         </w:tc>
         <w:tc>
@@ -5272,47 +4330,13 @@
             <w:pPr>
               <w:spacing w:before="20" w:after="20"/>
             </w:pPr>
-            <w:proofErr w:type="spellStart"/>
-            <w:r>
-              <w:rPr>
-                <w:rFonts w:eastAsia="Times New Roman" w:cs="Times New Roman"/>
-                <w:sz w:val="20"/>
-              </w:rPr>
-              <w:t>vibration_index</w:t>
-            </w:r>
-            <w:proofErr w:type="spellEnd"/>
-            <w:r>
-              <w:rPr>
-                <w:rFonts w:eastAsia="Times New Roman" w:cs="Times New Roman"/>
-                <w:sz w:val="20"/>
-              </w:rPr>
-              <w:t xml:space="preserve">, </w:t>
-            </w:r>
-            <w:proofErr w:type="spellStart"/>
-            <w:r>
-              <w:rPr>
-                <w:rFonts w:eastAsia="Times New Roman" w:cs="Times New Roman"/>
-                <w:sz w:val="20"/>
-              </w:rPr>
-              <w:t>vehicle_rank</w:t>
-            </w:r>
-            <w:proofErr w:type="spellEnd"/>
-            <w:r>
-              <w:rPr>
-                <w:rFonts w:eastAsia="Times New Roman" w:cs="Times New Roman"/>
-                <w:sz w:val="20"/>
-              </w:rPr>
-              <w:t xml:space="preserve">, </w:t>
-            </w:r>
-            <w:proofErr w:type="spellStart"/>
-            <w:r>
-              <w:rPr>
-                <w:rFonts w:eastAsia="Times New Roman" w:cs="Times New Roman"/>
-                <w:sz w:val="20"/>
-              </w:rPr>
-              <w:t>work_hours_num</w:t>
-            </w:r>
-            <w:proofErr w:type="spellEnd"/>
+            <w:r>
+              <w:rPr>
+                <w:rFonts w:eastAsia="Times New Roman" w:cs="Times New Roman"/>
+                <w:sz w:val="20"/>
+              </w:rPr>
+              <w:t>vibration_index, vehicle_rank, work_hours_num</w:t>
+            </w:r>
           </w:p>
         </w:tc>
         <w:tc>
@@ -5364,31 +4388,13 @@
             <w:pPr>
               <w:spacing w:before="20" w:after="20"/>
             </w:pPr>
-            <w:proofErr w:type="spellStart"/>
-            <w:r>
-              <w:rPr>
-                <w:rFonts w:eastAsia="Times New Roman" w:cs="Times New Roman"/>
-                <w:sz w:val="20"/>
-              </w:rPr>
-              <w:t>carrying_contact_rank</w:t>
-            </w:r>
-            <w:proofErr w:type="spellEnd"/>
-            <w:r>
-              <w:rPr>
-                <w:rFonts w:eastAsia="Times New Roman" w:cs="Times New Roman"/>
-                <w:sz w:val="20"/>
-              </w:rPr>
-              <w:t xml:space="preserve">, </w:t>
-            </w:r>
-            <w:proofErr w:type="spellStart"/>
-            <w:r>
-              <w:rPr>
-                <w:rFonts w:eastAsia="Times New Roman" w:cs="Times New Roman"/>
-                <w:sz w:val="20"/>
-              </w:rPr>
-              <w:t>work_hours_num</w:t>
-            </w:r>
-            <w:proofErr w:type="spellEnd"/>
+            <w:r>
+              <w:rPr>
+                <w:rFonts w:eastAsia="Times New Roman" w:cs="Times New Roman"/>
+                <w:sz w:val="20"/>
+              </w:rPr>
+              <w:t>carrying_contact_rank, work_hours_num</w:t>
+            </w:r>
           </w:p>
         </w:tc>
         <w:tc>
@@ -5508,80 +4514,7 @@
         <w:jc w:val="both"/>
       </w:pPr>
       <w:r>
-        <w:rPr>
-          <w:rFonts w:eastAsia="Times New Roman" w:cs="Times New Roman"/>
-        </w:rPr>
-        <w:t>Phase 7 (07_</w:t>
-      </w:r>
-      <w:proofErr w:type="gramStart"/>
-      <w:r>
-        <w:rPr>
-          <w:rFonts w:eastAsia="Times New Roman" w:cs="Times New Roman"/>
-        </w:rPr>
-        <w:t>evaluation.ipynb</w:t>
-      </w:r>
-      <w:proofErr w:type="gramEnd"/>
-      <w:r>
-        <w:rPr>
-          <w:rFonts w:eastAsia="Times New Roman" w:cs="Times New Roman"/>
-        </w:rPr>
-        <w:t xml:space="preserve">) uses </w:t>
-      </w:r>
-      <w:proofErr w:type="spellStart"/>
-      <w:r>
-        <w:rPr>
-          <w:rFonts w:eastAsia="Times New Roman" w:cs="Times New Roman"/>
-        </w:rPr>
-        <w:t>cross_val_predict</w:t>
-      </w:r>
-      <w:proofErr w:type="spellEnd"/>
-      <w:r>
-        <w:rPr>
-          <w:rFonts w:eastAsia="Times New Roman" w:cs="Times New Roman"/>
-        </w:rPr>
-        <w:t xml:space="preserve"> for out-of-fold predictions and writes per-class precision / recall / F1 / support, confusion matrices, one-vs-rest ROC curves with per-class AUC (</w:t>
-      </w:r>
-      <w:proofErr w:type="gramStart"/>
-      <w:r>
-        <w:rPr>
-          <w:rFonts w:eastAsia="Times New Roman" w:cs="Times New Roman"/>
-        </w:rPr>
-        <w:t>macro AUC</w:t>
-      </w:r>
-      <w:proofErr w:type="gramEnd"/>
-      <w:r>
-        <w:rPr>
-          <w:rFonts w:eastAsia="Times New Roman" w:cs="Times New Roman"/>
-        </w:rPr>
-        <w:t xml:space="preserve"> is the unweighted mean), and feature importance (</w:t>
-      </w:r>
-      <w:proofErr w:type="spellStart"/>
-      <w:r>
-        <w:rPr>
-          <w:rFonts w:eastAsia="Times New Roman" w:cs="Times New Roman"/>
-        </w:rPr>
-        <w:t>feature_importances</w:t>
-      </w:r>
-      <w:proofErr w:type="spellEnd"/>
-      <w:r>
-        <w:rPr>
-          <w:rFonts w:eastAsia="Times New Roman" w:cs="Times New Roman"/>
-        </w:rPr>
-        <w:t>_ for tree models, abs(</w:t>
-      </w:r>
-      <w:proofErr w:type="spellStart"/>
-      <w:r>
-        <w:rPr>
-          <w:rFonts w:eastAsia="Times New Roman" w:cs="Times New Roman"/>
-        </w:rPr>
-        <w:t>coef</w:t>
-      </w:r>
-      <w:proofErr w:type="spellEnd"/>
-      <w:r>
-        <w:rPr>
-          <w:rFonts w:eastAsia="Times New Roman" w:cs="Times New Roman"/>
-        </w:rPr>
-        <w:t>_) for Logistic Regression).</w:t>
+        <w:t>Phase 7 (07_evaluation.ipynb) involves cross_val_predict for out of fold predictions and generates class-wise metrics such as precision, recall, F1 score, support, confusion matrices, one-vs-all ROC curves with AUC per class (macro AUC is simply the average of all classes) and feature importance (feature_importances_ in case of tree models, abs(coef_) for the Logistic Regression classifier).</w:t>
       </w:r>
     </w:p>
     <w:p>
@@ -5623,21 +4556,7 @@
         <w:rPr>
           <w:rFonts w:eastAsia="Times New Roman" w:cs="Times New Roman"/>
         </w:rPr>
-        <w:t xml:space="preserve">The full pipeline is implemented across seven Jupyter notebooks (01 through 07) plus a </w:t>
-      </w:r>
-      <w:proofErr w:type="spellStart"/>
-      <w:r>
-        <w:rPr>
-          <w:rFonts w:eastAsia="Times New Roman" w:cs="Times New Roman"/>
-        </w:rPr>
-        <w:t>Streamlit</w:t>
-      </w:r>
-      <w:proofErr w:type="spellEnd"/>
-      <w:r>
-        <w:rPr>
-          <w:rFonts w:eastAsia="Times New Roman" w:cs="Times New Roman"/>
-        </w:rPr>
-        <w:t xml:space="preserve"> application. Every notebook is designed to run standalone from its previous input file, so the whole pipeline can be regenerated end to end with a fixed random seed of 42.</w:t>
+        <w:t>The complete pipeline comprises a total of 7 Jupyter notebooks (notebooks 01 to 07) together with a Streamlit application. Each of the notebooks is programmed in such a way that it is capable of functioning independently of the previous notebook. Thus, the total pipeline can be fully produced with a random seed set at 42.</w:t>
       </w:r>
     </w:p>
     <w:p>
@@ -5649,21 +4568,29 @@
         <w:rPr>
           <w:rFonts w:eastAsia="Times New Roman" w:cs="Times New Roman"/>
         </w:rPr>
-        <w:t xml:space="preserve">01_data_cleaning </w:t>
-      </w:r>
-      <w:proofErr w:type="spellStart"/>
-      <w:r>
-        <w:rPr>
-          <w:rFonts w:eastAsia="Times New Roman" w:cs="Times New Roman"/>
-        </w:rPr>
-        <w:t>normalises</w:t>
-      </w:r>
-      <w:proofErr w:type="spellEnd"/>
-      <w:r>
-        <w:rPr>
-          <w:rFonts w:eastAsia="Times New Roman" w:cs="Times New Roman"/>
-        </w:rPr>
-        <w:t xml:space="preserve"> the raw CSV and validates row counts.</w:t>
+        <w:t>01_data_cleaning normalises the raw CSV, standardises Yes / No answers, and validates row counts.</w:t>
+      </w:r>
+      <w:r>
+        <w:rPr>
+          <w:rFonts w:eastAsia="Times New Roman" w:cs="Times New Roman"/>
+        </w:rPr>
+      </w:r>
+      <w:r>
+        <w:rPr>
+          <w:rFonts w:eastAsia="Times New Roman" w:cs="Times New Roman"/>
+        </w:rPr>
+      </w:r>
+      <w:r>
+        <w:rPr>
+          <w:rFonts w:ascii="Nunito Sans" w:hAnsi="Nunito Sans"/>
+          <w:color w:val="131417"/>
+          <w:shd w:val="clear" w:color="auto" w:fill="FFFFFF"/>
+        </w:rPr>
+      </w:r>
+      <w:r>
+        <w:rPr>
+          <w:rFonts w:eastAsia="Times New Roman" w:cs="Times New Roman"/>
+        </w:rPr>
       </w:r>
     </w:p>
     <w:p>
@@ -5675,21 +4602,7 @@
         <w:rPr>
           <w:rFonts w:eastAsia="Times New Roman" w:cs="Times New Roman"/>
         </w:rPr>
-        <w:t xml:space="preserve">02_feature_engineering encodes </w:t>
-      </w:r>
-      <w:proofErr w:type="spellStart"/>
-      <w:r>
-        <w:rPr>
-          <w:rFonts w:eastAsia="Times New Roman" w:cs="Times New Roman"/>
-        </w:rPr>
-        <w:t>categoricals</w:t>
-      </w:r>
-      <w:proofErr w:type="spellEnd"/>
-      <w:r>
-        <w:rPr>
-          <w:rFonts w:eastAsia="Times New Roman" w:cs="Times New Roman"/>
-        </w:rPr>
-        <w:t>, derives composite scores, aliases the 18 binary items, and merges the posture observations by severity rank.</w:t>
+        <w:t>02_feature_engineering transforms categorical features into a numerical format, combines score estimates, creates acronyms for 18 binary features, and combines observations about different postures based on their level of severity.</w:t>
       </w:r>
     </w:p>
     <w:p>
@@ -5713,7 +4626,7 @@
         <w:rPr>
           <w:rFonts w:eastAsia="Times New Roman" w:cs="Times New Roman"/>
         </w:rPr>
-        <w:t>04_eda produces demographics, NMQ prevalence, risk distribution, discomfort-by-group, and correlation heatmap figures.</w:t>
+        <w:t>04_eda reads model_ready.csv and risk_profile.csv and writes six figures under outputs/figures. It covers demographics, value_counts on the six risk columns, per body-area Nordic 12-month pain prevalence, discomfort split by demographic and by risk level, and a Pearson correlation heatmap on 15 columns (14 numeric and ordinal features plus the discomfort outcome). No CSVs or pickles are produced at this stage; the figures feed the Results chapter and motivate the tests in 05_stats.</w:t>
       </w:r>
     </w:p>
     <w:p>
@@ -5725,7 +4638,7 @@
         <w:rPr>
           <w:rFonts w:eastAsia="Times New Roman" w:cs="Times New Roman"/>
         </w:rPr>
-        <w:t>05_stats runs chi-square and multivariable logistic regression.</w:t>
+        <w:t xml:space="preserve">05_stats implements chi-square tests and multivariate logistic regression. </w:t>
       </w:r>
     </w:p>
     <w:p>
@@ -5737,21 +4650,7 @@
         <w:rPr>
           <w:rFonts w:eastAsia="Times New Roman" w:cs="Times New Roman"/>
         </w:rPr>
-        <w:t xml:space="preserve">06_modeling runs SMOTE plus </w:t>
-      </w:r>
-      <w:proofErr w:type="spellStart"/>
-      <w:r>
-        <w:rPr>
-          <w:rFonts w:eastAsia="Times New Roman" w:cs="Times New Roman"/>
-        </w:rPr>
-        <w:t>GridSearchCV</w:t>
-      </w:r>
-      <w:proofErr w:type="spellEnd"/>
-      <w:r>
-        <w:rPr>
-          <w:rFonts w:eastAsia="Times New Roman" w:cs="Times New Roman"/>
-        </w:rPr>
-        <w:t xml:space="preserve"> across 7 algorithms per target and keeps the best by F1 macro.</w:t>
+        <w:t>06_modeling conducts SMOTE and GridSearchCV for seven algorithms per target being scored.</w:t>
       </w:r>
     </w:p>
     <w:p>
@@ -5763,7 +4662,7 @@
         <w:rPr>
           <w:rFonts w:eastAsia="Times New Roman" w:cs="Times New Roman"/>
         </w:rPr>
-        <w:t>07_evaluation produces confusion matrices, ROC curves, classification reports, and feature importance plots.</w:t>
+        <w:t>07_evaluation performs confusion matrices, ROC curves, classification reports, and feature importance graphs.</w:t>
       </w:r>
     </w:p>
     <w:p>
@@ -5789,7 +4688,7 @@
         <w:rPr>
           <w:rFonts w:eastAsia="Times New Roman" w:cs="Times New Roman"/>
         </w:rPr>
-        <w:t>Two data-collection instruments were prepared before fieldwork began. The self-report instrument was a 36-item Google Form structured in five modules: demographics and work pattern (seventeen items), the Nordic Musculoskeletal Questionnaire covering 12-month pain across nine body areas (Q18) and 7-day discomfort across four areas (Q19), five discomfort-related follow-up items on performance impact, leave taken, medical consultation, and worsening triggers (Q20 to Q24), six NASA-TLX workload items on 0 to 100 sliders (Q25 to Q30), and six Borg CR10 perceived-exertion items on 0 to 10 sliders (Q31 to Q36). The NASA-TLX performance item is worded as satisfaction (higher = better performance), so at analysis time it is reversed to 100 minus the raw value; the workload composite is then the unweighted mean of the six items (Raw TLX).</w:t>
+        <w:t>Two data-collection instruments were prepared before fieldwork began. The self-report instrument was a 36-item Google Form structured in five modules: demographics and work pattern (seventeen items), the Nordic Musculoskeletal Questionnaire covering 12-month pain across nine body areas (Q18) and 7-day discomfort across four rider-relevant areas (neck, lower back, wrist / hands, knees) as a space-saving modification of the standard 9-region NMQ (Q19), five discomfort-related follow-up items on performance impact, leave taken, medical consultation, and worsening triggers (Q20 to Q24), six NASA-TLX workload items on 0 to 100 sliders (Q25 to Q30), and six Borg CR10 perceived-exertion items on 0 to 10 sliders (Q31 to Q36). The NASA-TLX performance item is worded as satisfaction (higher = better performance), so at analysis time it is reversed to 100 minus the raw value; the workload composite is then the unweighted mean of the six items (Raw TLX).</w:t>
       </w:r>
     </w:p>
     <w:p>
@@ -5801,7 +4700,14 @@
         <w:rPr>
           <w:rFonts w:eastAsia="Times New Roman" w:cs="Times New Roman"/>
         </w:rPr>
-        <w:t>The observation instrument was a paper form carrying the eleven standard RULA elements (upper arm, lower arm, wrist, wrist twist, neck position, trunk position, legs, muscle A, force A, muscle B, force B), the three RULA Table lookup scores (A, B, C), and the eight QEC region and exposure scores (back, shoulder / arm, wrist / hand, neck, driving, vibration, work pace, stress). Both instruments were piloted with three delivery partners outside the study region so the item wording, response options, and observer worksheet layout could be revised before real fieldwork began.</w:t>
+        <w:t xml:space="preserve">The observation instrument was a paper form carrying the eleven standard RULA elements (upper arm, lower arm, wrist, wrist twist, neck position, trunk position, legs, muscle A, force A, muscle B, force </w:t>
+      </w:r>
+      <w:r>
+        <w:rPr>
+          <w:rFonts w:eastAsia="Times New Roman" w:cs="Times New Roman"/>
+        </w:rPr>
+        <w:lastRenderedPageBreak/>
+        <w:t>B), the three RULA Table lookup scores (A, B, C), and the eight QEC region and exposure scores (back, shoulder / arm, wrist / hand, neck, driving, vibration, work pace, stress). Both instruments were piloted with three delivery partners outside the study region so the item wording, response options, and observer worksheet layout could be revised before real fieldwork began.</w:t>
       </w:r>
     </w:p>
     <w:p>
@@ -5815,46 +4721,32 @@
           <w:color w:val="000000"/>
           <w:sz w:val="30"/>
         </w:rPr>
-        <w:lastRenderedPageBreak/>
         <w:t>3.3   Data collection execution</w:t>
       </w:r>
     </w:p>
     <w:p>
       <w:pPr>
-        <w:spacing w:after="160" w:line="336" w:lineRule="auto"/>
-        <w:jc w:val="both"/>
-      </w:pPr>
-      <w:r>
-        <w:rPr>
-          <w:rFonts w:eastAsia="Times New Roman" w:cs="Times New Roman"/>
-        </w:rPr>
-        <w:t>Fieldwork ran across the Chengalpattu and Chennai regions between March and April 2026, following the eligibility criteria and instruments described in Section 2.2. Recruitment used convenience sampling at platform handover points where delivery partners regularly cluster between shifts.</w:t>
-      </w:r>
-    </w:p>
-    <w:p>
-      <w:pPr>
-        <w:spacing w:after="160" w:line="336" w:lineRule="auto"/>
-        <w:jc w:val="both"/>
-      </w:pPr>
-      <w:r>
-        <w:rPr>
-          <w:rFonts w:eastAsia="Times New Roman" w:cs="Times New Roman"/>
-        </w:rPr>
-        <w:t xml:space="preserve">Each participant gave verbal consent before either instrument was administered. The 36-item Google Form was completed on a researcher-provided phone in about 15 to 20 minutes. Posture was recorded on paper by a trained observer during a natural delivery task, capturing the 11 RULA elements and 8 QEC region / exposure scores in one pass. Riders whose demographic or NMQ responses were incomplete after follow-up were excluded and are not part of the final 182. Data was </w:t>
-      </w:r>
-      <w:proofErr w:type="spellStart"/>
-      <w:r>
-        <w:rPr>
-          <w:rFonts w:eastAsia="Times New Roman" w:cs="Times New Roman"/>
-        </w:rPr>
-        <w:t>anonymised</w:t>
-      </w:r>
-      <w:proofErr w:type="spellEnd"/>
-      <w:r>
-        <w:rPr>
-          <w:rFonts w:eastAsia="Times New Roman" w:cs="Times New Roman"/>
-        </w:rPr>
-        <w:t xml:space="preserve"> at the point of collection; no rider identifiers appear in the released model_ready.csv or posture_data.xlsx files.</w:t>
+        <w:pStyle w:val="Heading4"/>
+        <w:spacing w:before="280" w:after="100"/>
+        <w:rPr>
+          <w:rFonts w:ascii="Times New Roman" w:eastAsia="Times New Roman" w:hAnsi="Times New Roman" w:cs="Times New Roman"/>
+          <w:b w:val="0"/>
+          <w:bCs w:val="0"/>
+          <w:i w:val="0"/>
+          <w:iCs w:val="0"/>
+          <w:color w:val="auto"/>
+        </w:rPr>
+      </w:pPr>
+      <w:r>
+        <w:rPr>
+          <w:rFonts w:ascii="Times New Roman" w:eastAsia="Times New Roman" w:hAnsi="Times New Roman" w:cs="Times New Roman"/>
+          <w:b w:val="0"/>
+          <w:bCs w:val="0"/>
+          <w:i w:val="0"/>
+          <w:iCs w:val="0"/>
+          <w:color w:val="auto"/>
+        </w:rPr>
+        <w:t>Fieldwork ran in the Chengalpattu and Chennai areas in March and April 2026. Riders were recruited at hand-off points between shifts. Verbal consent was taken before each interview. Participants filled the 36-item questionnaire on a smartphone in about 15 to 20 minutes, and posture was recorded on paper by a trained observer while the rider performed a delivery task. Riders with incomplete demographic or NMQ data were dropped, leaving a final sample of 182. Personal identifiers were stripped during data entry.</w:t>
       </w:r>
     </w:p>
     <w:p>
@@ -5880,21 +4772,7 @@
         <w:rPr>
           <w:rFonts w:eastAsia="Times New Roman" w:cs="Times New Roman"/>
         </w:rPr>
-        <w:t xml:space="preserve">Data preparation ran in two notebooks. 01_data_cleaning loaded the raw Google Form CSV, </w:t>
-      </w:r>
-      <w:proofErr w:type="spellStart"/>
-      <w:r>
-        <w:rPr>
-          <w:rFonts w:eastAsia="Times New Roman" w:cs="Times New Roman"/>
-        </w:rPr>
-        <w:t>standardised</w:t>
-      </w:r>
-      <w:proofErr w:type="spellEnd"/>
-      <w:r>
-        <w:rPr>
-          <w:rFonts w:eastAsia="Times New Roman" w:cs="Times New Roman"/>
-        </w:rPr>
-        <w:t xml:space="preserve"> text answers to canonical Yes / No values, corrected a handful of column-name typos, and dropped rows that were incomplete after follow-up. The cleaned CSV was 182 rows and 48 columns.</w:t>
+        <w:t>Data preparation ran in two notebooks. 01_data_cleaning loaded the raw Google Form CSV, standardised text answers to canonical Yes/No values, corrected a handful of column-name typos, and dropped rows that were incomplete after follow-up. The cleaned CSV was 182 rows and 48 columns.</w:t>
       </w:r>
     </w:p>
     <w:p>
@@ -5906,119 +4784,7 @@
         <w:rPr>
           <w:rFonts w:eastAsia="Times New Roman" w:cs="Times New Roman"/>
         </w:rPr>
-        <w:t xml:space="preserve">02_feature_engineering converted the cleaned CSV into the model-ready feature set. Ordered categorical bands (age, education, income, job duration, working hours, working days, deliveries per day, rest break) were encoded to consecutive integers preserving order. Vehicle type and carrying mode were converted to ranks so motorbike ranks higher than scooter for vibration exposure and handheld ranks higher than backpack and bike storage for contact stress. Composite scores were computed: </w:t>
-      </w:r>
-      <w:proofErr w:type="spellStart"/>
-      <w:r>
-        <w:rPr>
-          <w:rFonts w:eastAsia="Times New Roman" w:cs="Times New Roman"/>
-        </w:rPr>
-        <w:t>workload_score</w:t>
-      </w:r>
-      <w:proofErr w:type="spellEnd"/>
-      <w:r>
-        <w:rPr>
-          <w:rFonts w:eastAsia="Times New Roman" w:cs="Times New Roman"/>
-        </w:rPr>
-        <w:t xml:space="preserve"> as the mean of the six NASA-TLX items (with the dissatisfied item reversed), </w:t>
-      </w:r>
-      <w:proofErr w:type="spellStart"/>
-      <w:r>
-        <w:rPr>
-          <w:rFonts w:eastAsia="Times New Roman" w:cs="Times New Roman"/>
-        </w:rPr>
-        <w:t>fatigue_score</w:t>
-      </w:r>
-      <w:proofErr w:type="spellEnd"/>
-      <w:r>
-        <w:rPr>
-          <w:rFonts w:eastAsia="Times New Roman" w:cs="Times New Roman"/>
-        </w:rPr>
-        <w:t xml:space="preserve"> as the mean of the six Borg items, </w:t>
-      </w:r>
-      <w:proofErr w:type="spellStart"/>
-      <w:r>
-        <w:rPr>
-          <w:rFonts w:eastAsia="Times New Roman" w:cs="Times New Roman"/>
-        </w:rPr>
-        <w:t>force_exertion</w:t>
-      </w:r>
-      <w:proofErr w:type="spellEnd"/>
-      <w:r>
-        <w:rPr>
-          <w:rFonts w:eastAsia="Times New Roman" w:cs="Times New Roman"/>
-        </w:rPr>
-        <w:t xml:space="preserve"> as the Borg lifting item, and </w:t>
-      </w:r>
-      <w:proofErr w:type="spellStart"/>
-      <w:r>
-        <w:rPr>
-          <w:rFonts w:eastAsia="Times New Roman" w:cs="Times New Roman"/>
-        </w:rPr>
-        <w:t>vibration_index</w:t>
-      </w:r>
-      <w:proofErr w:type="spellEnd"/>
-      <w:r>
-        <w:rPr>
-          <w:rFonts w:eastAsia="Times New Roman" w:cs="Times New Roman"/>
-        </w:rPr>
-        <w:t xml:space="preserve"> as </w:t>
-      </w:r>
-      <w:proofErr w:type="spellStart"/>
-      <w:r>
-        <w:rPr>
-          <w:rFonts w:eastAsia="Times New Roman" w:cs="Times New Roman"/>
-        </w:rPr>
-        <w:t>vehicle_rank</w:t>
-      </w:r>
-      <w:proofErr w:type="spellEnd"/>
-      <w:r>
-        <w:rPr>
-          <w:rFonts w:eastAsia="Times New Roman" w:cs="Times New Roman"/>
-        </w:rPr>
-        <w:t xml:space="preserve"> times </w:t>
-      </w:r>
-      <w:proofErr w:type="spellStart"/>
-      <w:r>
-        <w:rPr>
-          <w:rFonts w:eastAsia="Times New Roman" w:cs="Times New Roman"/>
-        </w:rPr>
-        <w:t>work_hours_num</w:t>
-      </w:r>
-      <w:proofErr w:type="spellEnd"/>
-      <w:r>
-        <w:rPr>
-          <w:rFonts w:eastAsia="Times New Roman" w:cs="Times New Roman"/>
-        </w:rPr>
-        <w:t>. Five product-form interactions were added (workload times fatigue, workload times age, force times age, fatigue times job duration, deliveries times days). The eighteen NMQ and 7-day items and the five outcome follow-ups were converted to short-named binary aliases (</w:t>
-      </w:r>
-      <w:proofErr w:type="spellStart"/>
-      <w:r>
-        <w:rPr>
-          <w:rFonts w:eastAsia="Times New Roman" w:cs="Times New Roman"/>
-        </w:rPr>
-        <w:t>nmq_neck</w:t>
-      </w:r>
-      <w:proofErr w:type="spellEnd"/>
-      <w:r>
-        <w:rPr>
-          <w:rFonts w:eastAsia="Times New Roman" w:cs="Times New Roman"/>
-        </w:rPr>
-        <w:t xml:space="preserve">, d7_lower_back, </w:t>
-      </w:r>
-      <w:proofErr w:type="spellStart"/>
-      <w:r>
-        <w:rPr>
-          <w:rFonts w:eastAsia="Times New Roman" w:cs="Times New Roman"/>
-        </w:rPr>
-        <w:t>out_reduced_perf</w:t>
-      </w:r>
-      <w:proofErr w:type="spellEnd"/>
-      <w:r>
-        <w:rPr>
-          <w:rFonts w:eastAsia="Times New Roman" w:cs="Times New Roman"/>
-        </w:rPr>
-        <w:t>, and so on).</w:t>
+        <w:t>02_feature_engineering converted the cleaned CSV into the model-ready feature set. Ordered categorical bands (age, education, income, job duration, working hours, working days, deliveries per day, rest break) were encoded to consecutive integers preserving order. Vehicle type and carrying mode were converted to ranks so motorbike ranks higher than scooter for vibration exposure and handheld ranks higher than backpack and bike storage for contact stress. Composite scores were computed: workload_score as the mean of the six NASA-TLX items (with the dissatisfied item reversed), fatigue_score as the mean of the six Borg items, force_exertion as the Borg lifting item, and vibration_index as vehicle_rank times work_hours_num. Five product-form interactions were added (workload times fatigue, workload times age, force times age, fatigue times job duration, deliveries times days). The 18 NMQ and 7-day items and the 5 outcome follow-ups were converted to short-named binary aliases (nmq_neck, d7_lower_back, out_reduced_perf, and so on).</w:t>
       </w:r>
     </w:p>
     <w:p>
@@ -6031,6 +4797,16 @@
           <w:rFonts w:eastAsia="Times New Roman" w:cs="Times New Roman"/>
         </w:rPr>
         <w:t>The posture xlsx did not carry rider identifiers, so it had to be paired with the survey without a natural join key. A severity-rank merge was used: riders were ranked by an aggregate discomfort score (NMQ pain count plus fatigue score plus daily hours), observations were ranked by RULA Table C, and the two ranked lists were matched one-to-one by position. The merged model_ready.csv contains 182 rows and 121 columns.</w:t>
+      </w:r>
+    </w:p>
+    <w:p>
+      <w:pPr>
+        <w:spacing w:after="160" w:line="336" w:lineRule="auto"/>
+        <w:jc w:val="both"/>
+      </w:pPr>
+      <w:r>
+        <w:lastRenderedPageBreak/>
+        <w:t>Phase 3 (03_risk_scoring.ipynb) applied the Stage-1 rules from §2.4 to the merged frame and wrote risk_profile.csv with per-rider Low / Medium / High labels on the six ergonomic factors. Phase 4 (04_eda.ipynb) then produced the descriptive figures used in Chapter 4 (demographics, per-factor risk distribution, Nordic prevalence, discomfort split by demographic and by risk level, and a Pearson correlation heatmap) under outputs/figures/.</w:t>
       </w:r>
     </w:p>
     <w:p>
@@ -6044,7 +4820,6 @@
           <w:color w:val="000000"/>
           <w:sz w:val="30"/>
         </w:rPr>
-        <w:lastRenderedPageBreak/>
         <w:t>3.5   Statistical analysis and model training runs</w:t>
       </w:r>
     </w:p>
@@ -6057,21 +4832,7 @@
         <w:rPr>
           <w:rFonts w:eastAsia="Times New Roman" w:cs="Times New Roman"/>
         </w:rPr>
-        <w:t xml:space="preserve">Two independent statistical analyses were run in 05_stats on the model-ready CSV. First, six chi-square tests of independence checked whether each Stage-1 risk-factor band was associated with a binary discomfort outcome; the tests reported chi2, degrees of freedom, and a Bonferroni-adjusted p-value. Second, a multivariable logistic regression fitted with </w:t>
-      </w:r>
-      <w:proofErr w:type="spellStart"/>
-      <w:r>
-        <w:rPr>
-          <w:rFonts w:eastAsia="Times New Roman" w:cs="Times New Roman"/>
-        </w:rPr>
-        <w:t>statsmodels</w:t>
-      </w:r>
-      <w:proofErr w:type="spellEnd"/>
-      <w:r>
-        <w:rPr>
-          <w:rFonts w:eastAsia="Times New Roman" w:cs="Times New Roman"/>
-        </w:rPr>
-        <w:t xml:space="preserve"> estimated odds ratios for eleven predictors (age, income, education, job duration, workload score, fatigue score, force exertion, vibration index, contact rank, hours, days) with self-reported discomfort as the outcome. Results were reported as OR with 95 percent confidence intervals.</w:t>
+        <w:t>Two independent statistical analyses were run in 05_stats on the model-ready CSV. First, six chi-square tests of independence checked whether each Stage-1 risk-factor band was associated with a binary discomfort outcome; the tests reported chi2, degrees of freedom, and a raw p-value. Second, a multivariable logistic regression fitted with statsmodels estimated odds ratios for fourteen predictors (age, income, education, job duration, workload score, fatigue score, force exertion, vibration index, contact rank, hours, days) with self-reported discomfort as the outcome. Results were reported as OR with 95 percent confidence intervals.</w:t>
       </w:r>
     </w:p>
     <w:p>
@@ -6083,89 +4844,27 @@
         <w:rPr>
           <w:rFonts w:eastAsia="Times New Roman" w:cs="Times New Roman"/>
         </w:rPr>
-        <w:t xml:space="preserve">Model training ran in 06_modeling. Every one of the seven candidate algorithms was wrapped in an </w:t>
-      </w:r>
-      <w:proofErr w:type="spellStart"/>
-      <w:proofErr w:type="gramStart"/>
-      <w:r>
-        <w:rPr>
-          <w:rFonts w:eastAsia="Times New Roman" w:cs="Times New Roman"/>
-        </w:rPr>
-        <w:t>imblearn.Pipeline</w:t>
-      </w:r>
-      <w:proofErr w:type="spellEnd"/>
-      <w:proofErr w:type="gramEnd"/>
-      <w:r>
-        <w:rPr>
-          <w:rFonts w:eastAsia="Times New Roman" w:cs="Times New Roman"/>
-        </w:rPr>
-        <w:t xml:space="preserve"> of SMOTE followed by the classifier and hyperparameter-tuned via </w:t>
-      </w:r>
-      <w:proofErr w:type="spellStart"/>
-      <w:r>
-        <w:rPr>
-          <w:rFonts w:eastAsia="Times New Roman" w:cs="Times New Roman"/>
-        </w:rPr>
-        <w:t>GridSearchCV</w:t>
-      </w:r>
-      <w:proofErr w:type="spellEnd"/>
-      <w:r>
-        <w:rPr>
-          <w:rFonts w:eastAsia="Times New Roman" w:cs="Times New Roman"/>
-        </w:rPr>
-        <w:t xml:space="preserve">. For each of the six risk-factor targets, this expanded to a full five-fold stratified cross-validation over the algorithm's hyperparameter grid. Across the six targets and seven algorithms, forty-two target-algorithm training runs were carried out. Best-by-macro-F1 was selected per target and the winning pipeline was refit on the full sample and persisted with </w:t>
-      </w:r>
-      <w:proofErr w:type="spellStart"/>
-      <w:proofErr w:type="gramStart"/>
-      <w:r>
-        <w:rPr>
-          <w:rFonts w:eastAsia="Times New Roman" w:cs="Times New Roman"/>
-        </w:rPr>
-        <w:t>joblib.dump</w:t>
-      </w:r>
-      <w:proofErr w:type="spellEnd"/>
-      <w:proofErr w:type="gramEnd"/>
-      <w:r>
-        <w:rPr>
-          <w:rFonts w:eastAsia="Times New Roman" w:cs="Times New Roman"/>
-        </w:rPr>
-        <w:t xml:space="preserve"> to outputs/models/best_&lt;factor</w:t>
-      </w:r>
-      <w:proofErr w:type="gramStart"/>
-      <w:r>
-        <w:rPr>
-          <w:rFonts w:eastAsia="Times New Roman" w:cs="Times New Roman"/>
-        </w:rPr>
-        <w:t>&gt;.</w:t>
-      </w:r>
-      <w:proofErr w:type="spellStart"/>
-      <w:r>
-        <w:rPr>
-          <w:rFonts w:eastAsia="Times New Roman" w:cs="Times New Roman"/>
-        </w:rPr>
-        <w:t>pkl</w:t>
-      </w:r>
-      <w:proofErr w:type="spellEnd"/>
-      <w:proofErr w:type="gramEnd"/>
-      <w:r>
-        <w:rPr>
-          <w:rFonts w:eastAsia="Times New Roman" w:cs="Times New Roman"/>
-        </w:rPr>
-        <w:t xml:space="preserve">. The per-target feature exclusions listed in Section 2.6.9 were applied before each training run so no model could </w:t>
-      </w:r>
-      <w:proofErr w:type="spellStart"/>
-      <w:r>
-        <w:rPr>
-          <w:rFonts w:eastAsia="Times New Roman" w:cs="Times New Roman"/>
-        </w:rPr>
-        <w:t>memorise</w:t>
-      </w:r>
-      <w:proofErr w:type="spellEnd"/>
-      <w:r>
-        <w:rPr>
-          <w:rFonts w:eastAsia="Times New Roman" w:cs="Times New Roman"/>
-        </w:rPr>
-        <w:t xml:space="preserve"> its Stage-1 rule.</w:t>
+        <w:t>Model training ran in 06_modeling. Each of the seven candidate algorithms was wrapped in an imblearn.Pipeline of SMOTE followed by the classifier and hyperparameter-tuned via GridSearchCV. For each of the six risk-factor targets, this expanded to a full five-fold stratified cross-validation over the algorithm's hyperparameter grid. Across the six targets and seven algorithms, forty-two target-algorithm training runs were carried out. Best-by-macro-F1 was selected per target and the winning pipeline was refit on the full sample and saved via joblib.dump to outputs/models as best_&lt;factor&gt;.pkl. The per-target feature exclusions listed in §2.6.9 were applied before each training run so no model could memorise its Stage-1 rule.</w:t>
+      </w:r>
+      <w:r>
+        <w:rPr>
+          <w:rFonts w:eastAsia="Times New Roman" w:cs="Times New Roman"/>
+        </w:rPr>
+      </w:r>
+      <w:r>
+        <w:rPr>
+          <w:rFonts w:eastAsia="Times New Roman" w:cs="Times New Roman"/>
+        </w:rPr>
+      </w:r>
+      <w:r>
+        <w:rPr>
+          <w:rFonts w:eastAsia="Times New Roman" w:cs="Times New Roman"/>
+        </w:rPr>
+      </w:r>
+      <w:r>
+        <w:rPr>
+          <w:rFonts w:eastAsia="Times New Roman" w:cs="Times New Roman"/>
+        </w:rPr>
       </w:r>
     </w:p>
     <w:p>
@@ -6177,63 +4876,7 @@
         <w:rPr>
           <w:rFonts w:eastAsia="Times New Roman" w:cs="Times New Roman"/>
         </w:rPr>
-        <w:t xml:space="preserve">07_evaluation produced the reporting artefacts. </w:t>
-      </w:r>
-      <w:proofErr w:type="spellStart"/>
-      <w:r>
-        <w:rPr>
-          <w:rFonts w:eastAsia="Times New Roman" w:cs="Times New Roman"/>
-        </w:rPr>
-        <w:t>cross_val_predict</w:t>
-      </w:r>
-      <w:proofErr w:type="spellEnd"/>
-      <w:r>
-        <w:rPr>
-          <w:rFonts w:eastAsia="Times New Roman" w:cs="Times New Roman"/>
-        </w:rPr>
-        <w:t xml:space="preserve"> was used to generate out-of-fold predictions on the training set, and the following outputs were written: per-class precision, recall, F1, and support numbers via </w:t>
-      </w:r>
-      <w:proofErr w:type="spellStart"/>
-      <w:r>
-        <w:rPr>
-          <w:rFonts w:eastAsia="Times New Roman" w:cs="Times New Roman"/>
-        </w:rPr>
-        <w:t>classification_report</w:t>
-      </w:r>
-      <w:proofErr w:type="spellEnd"/>
-      <w:r>
-        <w:rPr>
-          <w:rFonts w:eastAsia="Times New Roman" w:cs="Times New Roman"/>
-        </w:rPr>
-        <w:t>; confusion matrices per target; one-vs-rest ROC curves with per-class AUC (macro AUC is the unweighted mean of per-class AUCs); and feature importance plots (</w:t>
-      </w:r>
-      <w:proofErr w:type="spellStart"/>
-      <w:r>
-        <w:rPr>
-          <w:rFonts w:eastAsia="Times New Roman" w:cs="Times New Roman"/>
-        </w:rPr>
-        <w:t>feature_importances</w:t>
-      </w:r>
-      <w:proofErr w:type="spellEnd"/>
-      <w:r>
-        <w:rPr>
-          <w:rFonts w:eastAsia="Times New Roman" w:cs="Times New Roman"/>
-        </w:rPr>
-        <w:t xml:space="preserve">_ for the tree-based winners, absolute value of </w:t>
-      </w:r>
-      <w:proofErr w:type="spellStart"/>
-      <w:r>
-        <w:rPr>
-          <w:rFonts w:eastAsia="Times New Roman" w:cs="Times New Roman"/>
-        </w:rPr>
-        <w:t>coef</w:t>
-      </w:r>
-      <w:proofErr w:type="spellEnd"/>
-      <w:r>
-        <w:rPr>
-          <w:rFonts w:eastAsia="Times New Roman" w:cs="Times New Roman"/>
-        </w:rPr>
-        <w:t>_ for the Logistic Regression floor).</w:t>
+        <w:t>07_evaluation produced the reporting artefacts. cross_val_predict was used to generate out-of-fold predictions on the training set, and the following outputs were written: per-class precision, recall, F1, and support numbers via classification_report; confusion matrices per target; one-vs-rest ROC curves with per-class AUC (macro AUC is the unweighted mean of per-class AUCs); and feature importance plots (feature_importances_ for the tree-based winners, absolute value of coef_ for the Logistic Regression floor).</w:t>
       </w:r>
     </w:p>
     <w:p>
@@ -6254,54 +4897,20 @@
       <w:pPr>
         <w:spacing w:after="160" w:line="336" w:lineRule="auto"/>
         <w:jc w:val="both"/>
-      </w:pPr>
-      <w:r>
-        <w:rPr>
-          <w:rFonts w:eastAsia="Times New Roman" w:cs="Times New Roman"/>
-        </w:rPr>
-        <w:t xml:space="preserve">The </w:t>
-      </w:r>
-      <w:proofErr w:type="spellStart"/>
-      <w:r>
-        <w:rPr>
-          <w:rFonts w:eastAsia="Times New Roman" w:cs="Times New Roman"/>
-        </w:rPr>
-        <w:t>Streamlit</w:t>
-      </w:r>
-      <w:proofErr w:type="spellEnd"/>
-      <w:r>
-        <w:rPr>
-          <w:rFonts w:eastAsia="Times New Roman" w:cs="Times New Roman"/>
-        </w:rPr>
-        <w:t xml:space="preserve"> web application (app/streamlit_app.py) exposes a six-section form that mirrors the entire 36-item questionnaire plus the 11 RULA components and 8 QEC scores. </w:t>
-      </w:r>
-      <w:proofErr w:type="spellStart"/>
-      <w:r>
-        <w:rPr>
-          <w:rFonts w:eastAsia="Times New Roman" w:cs="Times New Roman"/>
-        </w:rPr>
-        <w:t>Selectboxes</w:t>
-      </w:r>
-      <w:proofErr w:type="spellEnd"/>
-      <w:r>
-        <w:rPr>
-          <w:rFonts w:eastAsia="Times New Roman" w:cs="Times New Roman"/>
-        </w:rPr>
-        <w:t xml:space="preserve"> cover demographics and work pattern; radios cover NMQ, 7-day, and outcome items; sliders cover NASA-TLX (0 to 100) and Borg CR10 (0 to 10); </w:t>
-      </w:r>
-      <w:proofErr w:type="spellStart"/>
-      <w:r>
-        <w:rPr>
-          <w:rFonts w:eastAsia="Times New Roman" w:cs="Times New Roman"/>
-        </w:rPr>
-        <w:t>selectboxes</w:t>
-      </w:r>
-      <w:proofErr w:type="spellEnd"/>
-      <w:r>
-        <w:rPr>
-          <w:rFonts w:eastAsia="Times New Roman" w:cs="Times New Roman"/>
-        </w:rPr>
-        <w:t xml:space="preserve"> cover RULA components; and number inputs cover the QEC scores with min / max ranges matched to the observed training data. Three sample-profile buttons (Low, Average, and High risk) fill the entire form on click so the reviewer can trigger a prediction in one step.</w:t>
+        <w:rPr>
+          <w:rFonts w:eastAsia="Times New Roman" w:cs="Times New Roman"/>
+        </w:rPr>
+      </w:pPr>
+      <w:r>
+        <w:rPr>
+          <w:rFonts w:eastAsia="Times New Roman" w:cs="Times New Roman"/>
+        </w:rPr>
+        <w:t>The Streamlit application (app/streamlit_app.py) exposes a six-section form that mirrors the entire 36-item survey along with the 11 RULA components and 8 QEC scores. Selectboxes cover demographics and work pattern; radios cover NMQ, 7-day discomfort, and the outcome follow-ups; sliders cover NASA-TLX (0 to 100) and Borg CR10 (0 to 10); and QEC score entries are bounded by their allowed range. Three sample-profile buttons (Low, Average, High risk) pre-fill every field so a reviewer can trigger a prediction without hand-entering the questionnaire.</w:t>
+      </w:r>
+      <w:r>
+        <w:rPr>
+          <w:rFonts w:eastAsia="Times New Roman" w:cs="Times New Roman"/>
+        </w:rPr>
       </w:r>
     </w:p>
     <w:p>
@@ -6313,224 +4922,36 @@
         <w:rPr>
           <w:rFonts w:eastAsia="Times New Roman" w:cs="Times New Roman"/>
         </w:rPr>
-        <w:t xml:space="preserve">On form submission, </w:t>
-      </w:r>
-      <w:proofErr w:type="spellStart"/>
-      <w:r>
-        <w:rPr>
-          <w:rFonts w:eastAsia="Times New Roman" w:cs="Times New Roman"/>
-        </w:rPr>
-        <w:t>encode_rider</w:t>
-      </w:r>
-      <w:proofErr w:type="spellEnd"/>
-      <w:r>
-        <w:rPr>
-          <w:rFonts w:eastAsia="Times New Roman" w:cs="Times New Roman"/>
-        </w:rPr>
-        <w:t xml:space="preserve"> assembles the 63-feature input vector, and </w:t>
-      </w:r>
-      <w:proofErr w:type="spellStart"/>
-      <w:r>
-        <w:rPr>
-          <w:rFonts w:eastAsia="Times New Roman" w:cs="Times New Roman"/>
-        </w:rPr>
-        <w:t>predict_risks</w:t>
-      </w:r>
-      <w:proofErr w:type="spellEnd"/>
-      <w:r>
-        <w:rPr>
-          <w:rFonts w:eastAsia="Times New Roman" w:cs="Times New Roman"/>
-        </w:rPr>
-        <w:t xml:space="preserve"> runs each of the six saved models. The Results page renders a </w:t>
-      </w:r>
-      <w:proofErr w:type="spellStart"/>
-      <w:r>
-        <w:rPr>
-          <w:rFonts w:eastAsia="Times New Roman" w:cs="Times New Roman"/>
-        </w:rPr>
-        <w:t>coloured</w:t>
-      </w:r>
-      <w:proofErr w:type="spellEnd"/>
-      <w:r>
-        <w:rPr>
-          <w:rFonts w:eastAsia="Times New Roman" w:cs="Times New Roman"/>
-        </w:rPr>
-        <w:t xml:space="preserve"> metric strip (green for Low, amber for Medium, red for High), a horizontal Altair bar chart of the same six factors sorted to match the metric strip, a summary banner that flags high-burden profiles, per-factor recommendation cards, and an </w:t>
-      </w:r>
-      <w:r>
-        <w:rPr>
-          <w:rFonts w:eastAsia="Times New Roman" w:cs="Times New Roman"/>
-        </w:rPr>
-        <w:lastRenderedPageBreak/>
-        <w:t xml:space="preserve">expandable JSON view of the exact 63 feature values that were fed to the models. The app also has a Methodology page that </w:t>
-      </w:r>
-      <w:proofErr w:type="spellStart"/>
-      <w:r>
-        <w:rPr>
-          <w:rFonts w:eastAsia="Times New Roman" w:cs="Times New Roman"/>
-        </w:rPr>
-        <w:t>summarises</w:t>
-      </w:r>
-      <w:proofErr w:type="spellEnd"/>
-      <w:r>
-        <w:rPr>
-          <w:rFonts w:eastAsia="Times New Roman" w:cs="Times New Roman"/>
-        </w:rPr>
-        <w:t xml:space="preserve"> the pipeline and an About page carrying the institutional context.</w:t>
-      </w:r>
-    </w:p>
-    <w:p>
-      <w:pPr>
-        <w:spacing w:after="160" w:line="336" w:lineRule="auto"/>
-        <w:jc w:val="both"/>
-      </w:pPr>
-      <w:r>
-        <w:rPr>
-          <w:rFonts w:eastAsia="Times New Roman" w:cs="Times New Roman"/>
-        </w:rPr>
-        <w:t xml:space="preserve">The app was deployed to </w:t>
-      </w:r>
-      <w:proofErr w:type="spellStart"/>
-      <w:r>
-        <w:rPr>
-          <w:rFonts w:eastAsia="Times New Roman" w:cs="Times New Roman"/>
-        </w:rPr>
-        <w:t>Streamlit</w:t>
-      </w:r>
-      <w:proofErr w:type="spellEnd"/>
-      <w:r>
-        <w:rPr>
-          <w:rFonts w:eastAsia="Times New Roman" w:cs="Times New Roman"/>
-        </w:rPr>
-        <w:t xml:space="preserve"> Community Cloud from the public GitHub repository. Deployment required pinning every runtime dependency in requirements.txt to the exact versions the models were trained with (</w:t>
-      </w:r>
-      <w:proofErr w:type="spellStart"/>
-      <w:r>
-        <w:rPr>
-          <w:rFonts w:eastAsia="Times New Roman" w:cs="Times New Roman"/>
-        </w:rPr>
-        <w:t>streamlit</w:t>
-      </w:r>
-      <w:proofErr w:type="spellEnd"/>
-      <w:r>
-        <w:rPr>
-          <w:rFonts w:eastAsia="Times New Roman" w:cs="Times New Roman"/>
-        </w:rPr>
-        <w:t xml:space="preserve"> 1.58, pandas 2.3, scikit-learn 1.7, </w:t>
-      </w:r>
-      <w:proofErr w:type="spellStart"/>
-      <w:r>
-        <w:rPr>
-          <w:rFonts w:eastAsia="Times New Roman" w:cs="Times New Roman"/>
-        </w:rPr>
-        <w:t>xgboost</w:t>
-      </w:r>
-      <w:proofErr w:type="spellEnd"/>
-      <w:r>
-        <w:rPr>
-          <w:rFonts w:eastAsia="Times New Roman" w:cs="Times New Roman"/>
-        </w:rPr>
-        <w:t xml:space="preserve"> 3.2, imbalanced-learn 0.14, </w:t>
-      </w:r>
-      <w:proofErr w:type="spellStart"/>
-      <w:r>
-        <w:rPr>
-          <w:rFonts w:eastAsia="Times New Roman" w:cs="Times New Roman"/>
-        </w:rPr>
-        <w:t>plotly</w:t>
-      </w:r>
-      <w:proofErr w:type="spellEnd"/>
-      <w:r>
-        <w:rPr>
-          <w:rFonts w:eastAsia="Times New Roman" w:cs="Times New Roman"/>
-        </w:rPr>
-        <w:t xml:space="preserve"> 6.8), because </w:t>
-      </w:r>
-      <w:proofErr w:type="spellStart"/>
-      <w:r>
-        <w:rPr>
-          <w:rFonts w:eastAsia="Times New Roman" w:cs="Times New Roman"/>
-        </w:rPr>
-        <w:t>sklearn</w:t>
-      </w:r>
-      <w:proofErr w:type="spellEnd"/>
-      <w:r>
-        <w:rPr>
-          <w:rFonts w:eastAsia="Times New Roman" w:cs="Times New Roman"/>
-        </w:rPr>
-        <w:t xml:space="preserve"> and </w:t>
-      </w:r>
-      <w:proofErr w:type="spellStart"/>
-      <w:r>
-        <w:rPr>
-          <w:rFonts w:eastAsia="Times New Roman" w:cs="Times New Roman"/>
-        </w:rPr>
-        <w:t>xgboost</w:t>
-      </w:r>
-      <w:proofErr w:type="spellEnd"/>
-      <w:r>
-        <w:rPr>
-          <w:rFonts w:eastAsia="Times New Roman" w:cs="Times New Roman"/>
-        </w:rPr>
-        <w:t xml:space="preserve"> pickles are not portable across minor versions. runtime.txt pins Python 3.13 to match the training environment. A .</w:t>
-      </w:r>
-      <w:proofErr w:type="spellStart"/>
-      <w:r>
-        <w:rPr>
-          <w:rFonts w:eastAsia="Times New Roman" w:cs="Times New Roman"/>
-        </w:rPr>
-        <w:t>streamlit</w:t>
-      </w:r>
-      <w:proofErr w:type="spellEnd"/>
-      <w:r>
-        <w:rPr>
-          <w:rFonts w:eastAsia="Times New Roman" w:cs="Times New Roman"/>
-        </w:rPr>
-        <w:t>/</w:t>
-      </w:r>
-      <w:proofErr w:type="spellStart"/>
-      <w:r>
-        <w:rPr>
-          <w:rFonts w:eastAsia="Times New Roman" w:cs="Times New Roman"/>
-        </w:rPr>
-        <w:t>config.toml</w:t>
-      </w:r>
-      <w:proofErr w:type="spellEnd"/>
-      <w:r>
-        <w:rPr>
-          <w:rFonts w:eastAsia="Times New Roman" w:cs="Times New Roman"/>
-        </w:rPr>
-        <w:t xml:space="preserve"> carries the dark theme and a </w:t>
-      </w:r>
-      <w:proofErr w:type="spellStart"/>
-      <w:proofErr w:type="gramStart"/>
-      <w:r>
-        <w:rPr>
-          <w:rFonts w:eastAsia="Times New Roman" w:cs="Times New Roman"/>
-        </w:rPr>
-        <w:t>client.toolbarMode</w:t>
-      </w:r>
-      <w:proofErr w:type="spellEnd"/>
-      <w:proofErr w:type="gramEnd"/>
-      <w:r>
-        <w:rPr>
-          <w:rFonts w:eastAsia="Times New Roman" w:cs="Times New Roman"/>
-        </w:rPr>
-        <w:t xml:space="preserve"> = viewer flag; CSS in the app suppresses the Fork button and 'View source on GitHub' icon that </w:t>
-      </w:r>
-      <w:proofErr w:type="spellStart"/>
-      <w:r>
-        <w:rPr>
-          <w:rFonts w:eastAsia="Times New Roman" w:cs="Times New Roman"/>
-        </w:rPr>
-        <w:t>Streamlit</w:t>
-      </w:r>
-      <w:proofErr w:type="spellEnd"/>
-      <w:r>
-        <w:rPr>
-          <w:rFonts w:eastAsia="Times New Roman" w:cs="Times New Roman"/>
-        </w:rPr>
-        <w:t xml:space="preserve"> Community Cloud injects on public-repo deploys. Every git push to the main branch auto-rebuilds and redeploys the app in about 30 seconds.</w:t>
+        <w:t>On form submission, encode_rider builds the shared 63-column feature frame (each model then applies its own per-target exclusions per Table 2.1) and predict_risks runs all six saved models. The Results page renders a colour-coded metric strip (green for Low, amber for Medium, red for High), a horizontal Altair bar chart of the same six factors, a summary banner that flags high-burden profiles, and per-factor recommendation cards. An expandable JSON view shows the exact 63 encoded features passed to the classifiers.</w:t>
+      </w:r>
+      <w:r>
+        <w:rPr>
+          <w:rFonts w:eastAsia="Times New Roman" w:cs="Times New Roman"/>
+        </w:rPr>
+      </w:r>
+    </w:p>
+    <w:p>
+      <w:pPr>
+        <w:spacing w:before="280" w:after="100"/>
+        <w:rPr>
+          <w:rFonts w:ascii="Times New Roman" w:eastAsia="Times New Roman" w:hAnsi="Times New Roman" w:cs="Times New Roman"/>
+          <w:b w:val="0"/>
+          <w:bCs w:val="0"/>
+          <w:i w:val="0"/>
+          <w:iCs w:val="0"/>
+          <w:color w:val="auto"/>
+        </w:rPr>
+      </w:pPr>
+      <w:r>
+        <w:rPr>
+          <w:rFonts w:ascii="Times New Roman" w:eastAsia="Times New Roman" w:hAnsi="Times New Roman" w:cs="Times New Roman"/>
+          <w:b w:val="0"/>
+          <w:bCs w:val="0"/>
+          <w:i w:val="0"/>
+          <w:iCs w:val="0"/>
+          <w:color w:val="auto"/>
+        </w:rPr>
+        <w:t>The application was deployed to Streamlit Community Cloud from the public GitHub repository. Deployment required pinning every runtime dependency in requirements.txt to the exact versions used during training (streamlit 1.58, pandas 2.3, scikit-learn 1.7, xgboost 3.2, imbalanced-learn 0.14) because sklearn and xgboost pickles are not portable across versions. runtime.txt pins Python to 3.13 to match the training environment.</w:t>
       </w:r>
     </w:p>
     <w:p>
@@ -6571,93 +4992,7 @@
         <w:rPr>
           <w:rFonts w:eastAsia="Times New Roman" w:cs="Times New Roman"/>
         </w:rPr>
-        <w:t xml:space="preserve">The initial Phase 3 binning used </w:t>
-      </w:r>
-      <w:proofErr w:type="spellStart"/>
-      <w:proofErr w:type="gramStart"/>
-      <w:r>
-        <w:rPr>
-          <w:rFonts w:eastAsia="Times New Roman" w:cs="Times New Roman"/>
-        </w:rPr>
-        <w:t>pandas.qcut</w:t>
-      </w:r>
-      <w:proofErr w:type="spellEnd"/>
-      <w:proofErr w:type="gramEnd"/>
-      <w:r>
-        <w:rPr>
-          <w:rFonts w:eastAsia="Times New Roman" w:cs="Times New Roman"/>
-        </w:rPr>
-        <w:t xml:space="preserve">(q=3) on </w:t>
-      </w:r>
-      <w:proofErr w:type="spellStart"/>
-      <w:r>
-        <w:rPr>
-          <w:rFonts w:eastAsia="Times New Roman" w:cs="Times New Roman"/>
-        </w:rPr>
-        <w:t>deliveries_per_hour</w:t>
-      </w:r>
-      <w:proofErr w:type="spellEnd"/>
-      <w:r>
-        <w:rPr>
-          <w:rFonts w:eastAsia="Times New Roman" w:cs="Times New Roman"/>
-        </w:rPr>
-        <w:t xml:space="preserve">. The 66.7th percentile fell exactly on 3.889 </w:t>
-      </w:r>
-      <w:proofErr w:type="spellStart"/>
-      <w:r>
-        <w:rPr>
-          <w:rFonts w:eastAsia="Times New Roman" w:cs="Times New Roman"/>
-        </w:rPr>
-        <w:t>dph</w:t>
-      </w:r>
-      <w:proofErr w:type="spellEnd"/>
-      <w:r>
-        <w:rPr>
-          <w:rFonts w:eastAsia="Times New Roman" w:cs="Times New Roman"/>
-        </w:rPr>
-        <w:t xml:space="preserve"> (equal to 35 deliveries over 9 hours, the worst real combination in the sample). Fifty-five of the 182 riders tied at that value, and </w:t>
-      </w:r>
-      <w:proofErr w:type="spellStart"/>
-      <w:r>
-        <w:rPr>
-          <w:rFonts w:eastAsia="Times New Roman" w:cs="Times New Roman"/>
-        </w:rPr>
-        <w:t>qcut</w:t>
-      </w:r>
-      <w:proofErr w:type="spellEnd"/>
-      <w:r>
-        <w:rPr>
-          <w:rFonts w:eastAsia="Times New Roman" w:cs="Times New Roman"/>
-        </w:rPr>
-        <w:t xml:space="preserve"> is right-inclusive at the upper edge, so all 55 fell into Medium. This left the Stage-2 model unable to predict High for the worst real schedule. The fix replaces </w:t>
-      </w:r>
-      <w:proofErr w:type="spellStart"/>
-      <w:r>
-        <w:rPr>
-          <w:rFonts w:eastAsia="Times New Roman" w:cs="Times New Roman"/>
-        </w:rPr>
-        <w:t>qcut</w:t>
-      </w:r>
-      <w:proofErr w:type="spellEnd"/>
-      <w:r>
-        <w:rPr>
-          <w:rFonts w:eastAsia="Times New Roman" w:cs="Times New Roman"/>
-        </w:rPr>
-        <w:t xml:space="preserve"> with fixed cuts at 2.5 and 3.75. The Stage-1 High count grew from 19 to 74. Cross-validation accuracy dropped from 74 percent to 62 percent because the model now solves a real 3-class problem instead of </w:t>
-      </w:r>
-      <w:proofErr w:type="spellStart"/>
-      <w:r>
-        <w:rPr>
-          <w:rFonts w:eastAsia="Times New Roman" w:cs="Times New Roman"/>
-        </w:rPr>
-        <w:t>memorising</w:t>
-      </w:r>
-      <w:proofErr w:type="spellEnd"/>
-      <w:r>
-        <w:rPr>
-          <w:rFonts w:eastAsia="Times New Roman" w:cs="Times New Roman"/>
-        </w:rPr>
-        <w:t xml:space="preserve"> a 19-row minority.</w:t>
+        <w:t>The initial Phase 3 binning used pandas.qcut(q=3) on deliveries_per_hour. The 66.7th percentile fell exactly on 3.889 dph (35 deliveries over 9 hours, the worst real schedule in the sample). Fifty-five of the 182 riders tied at that value and qcut pushed all of them into Medium, leaving the Stage-2 model unable to predict High for the worst schedule. Replacing qcut with fixed cuts at 2.5 and 3.75 raised the Stage-1 High count from 19 to 74. CV accuracy fell from 74 percent to 62 percent because the model now solves a real 3-class problem instead of memorising a 19-row minority.</w:t>
       </w:r>
     </w:p>
     <w:p>
@@ -6684,105 +5019,7 @@
         <w:rPr>
           <w:rFonts w:eastAsia="Times New Roman" w:cs="Times New Roman"/>
         </w:rPr>
-        <w:t xml:space="preserve">An earlier Phase 6 run reported 100 percent cross-validation accuracy on Duration. Investigation showed the trees were reconstructing </w:t>
-      </w:r>
-      <w:proofErr w:type="spellStart"/>
-      <w:r>
-        <w:rPr>
-          <w:rFonts w:eastAsia="Times New Roman" w:cs="Times New Roman"/>
-        </w:rPr>
-        <w:t>work_hours_num</w:t>
-      </w:r>
-      <w:proofErr w:type="spellEnd"/>
-      <w:r>
-        <w:rPr>
-          <w:rFonts w:eastAsia="Times New Roman" w:cs="Times New Roman"/>
-        </w:rPr>
-        <w:t xml:space="preserve"> from </w:t>
-      </w:r>
-      <w:proofErr w:type="spellStart"/>
-      <w:r>
-        <w:rPr>
-          <w:rFonts w:eastAsia="Times New Roman" w:cs="Times New Roman"/>
-        </w:rPr>
-        <w:t>vibration_index</w:t>
-      </w:r>
-      <w:proofErr w:type="spellEnd"/>
-      <w:r>
-        <w:rPr>
-          <w:rFonts w:eastAsia="Times New Roman" w:cs="Times New Roman"/>
-        </w:rPr>
-        <w:t xml:space="preserve">, which equals </w:t>
-      </w:r>
-      <w:proofErr w:type="spellStart"/>
-      <w:r>
-        <w:rPr>
-          <w:rFonts w:eastAsia="Times New Roman" w:cs="Times New Roman"/>
-        </w:rPr>
-        <w:t>vehicle_rank</w:t>
-      </w:r>
-      <w:proofErr w:type="spellEnd"/>
-      <w:r>
-        <w:rPr>
-          <w:rFonts w:eastAsia="Times New Roman" w:cs="Times New Roman"/>
-        </w:rPr>
-        <w:t xml:space="preserve"> multiplied by </w:t>
-      </w:r>
-      <w:proofErr w:type="spellStart"/>
-      <w:r>
-        <w:rPr>
-          <w:rFonts w:eastAsia="Times New Roman" w:cs="Times New Roman"/>
-        </w:rPr>
-        <w:t>work_hours_num</w:t>
-      </w:r>
-      <w:proofErr w:type="spellEnd"/>
-      <w:r>
-        <w:rPr>
-          <w:rFonts w:eastAsia="Times New Roman" w:cs="Times New Roman"/>
-        </w:rPr>
-        <w:t xml:space="preserve">. Adding </w:t>
-      </w:r>
-      <w:proofErr w:type="spellStart"/>
-      <w:r>
-        <w:rPr>
-          <w:rFonts w:eastAsia="Times New Roman" w:cs="Times New Roman"/>
-        </w:rPr>
-        <w:t>vibration_index</w:t>
-      </w:r>
-      <w:proofErr w:type="spellEnd"/>
-      <w:r>
-        <w:rPr>
-          <w:rFonts w:eastAsia="Times New Roman" w:cs="Times New Roman"/>
-        </w:rPr>
-        <w:t xml:space="preserve"> to the Duration exclusion list and capping </w:t>
-      </w:r>
-      <w:proofErr w:type="spellStart"/>
-      <w:r>
-        <w:rPr>
-          <w:rFonts w:eastAsia="Times New Roman" w:cs="Times New Roman"/>
-        </w:rPr>
-        <w:t>max_depth</w:t>
-      </w:r>
-      <w:proofErr w:type="spellEnd"/>
-      <w:r>
-        <w:rPr>
-          <w:rFonts w:eastAsia="Times New Roman" w:cs="Times New Roman"/>
-        </w:rPr>
-        <w:t xml:space="preserve"> returned Duration to a realistic 61 percent accuracy with 76 percent </w:t>
-      </w:r>
-      <w:proofErr w:type="gramStart"/>
-      <w:r>
-        <w:rPr>
-          <w:rFonts w:eastAsia="Times New Roman" w:cs="Times New Roman"/>
-        </w:rPr>
-        <w:t>macro AUC</w:t>
-      </w:r>
-      <w:proofErr w:type="gramEnd"/>
-      <w:r>
-        <w:rPr>
-          <w:rFonts w:eastAsia="Times New Roman" w:cs="Times New Roman"/>
-        </w:rPr>
-        <w:t>.</w:t>
+        <w:t>An earlier Phase 6 run reported 100 percent cross-validation accuracy on Duration. Investigation showed the trees were reconstructing work_hours_num from vibration_index, which equals vehicle_rank multiplied by work_hours_num. Adding vibration_index to the Duration exclusion list and capping max_depth returned Duration to a realistic 61 percent accuracy with 76 percent macro AUC.</w:t>
       </w:r>
     </w:p>
     <w:p>
@@ -6797,6 +5034,7 @@
           <w:color w:val="000000"/>
           <w:sz w:val="24"/>
         </w:rPr>
+        <w:lastRenderedPageBreak/>
         <w:t>3.7.3   Posture model with RULA and QEC inputs</w:t>
       </w:r>
     </w:p>
@@ -6809,35 +5047,7 @@
         <w:rPr>
           <w:rFonts w:eastAsia="Times New Roman" w:cs="Times New Roman"/>
         </w:rPr>
-        <w:t xml:space="preserve">The Posture target was initially trained only on the survey feature pool, which meant it could only infer posture indirectly from pain, fatigue, and hours. Adding the 11 RULA components and 8 QEC scores from the observation xlsx as explicit features moved Posture accuracy from 89 to 97 percent and the overfit gap from 0.088 to 0.028. Per the label-leakage rule, the three derived RULA Table scores were excluded because </w:t>
-      </w:r>
-      <w:proofErr w:type="spellStart"/>
-      <w:r>
-        <w:rPr>
-          <w:rFonts w:eastAsia="Times New Roman" w:cs="Times New Roman"/>
-        </w:rPr>
-        <w:t>posture_risk</w:t>
-      </w:r>
-      <w:proofErr w:type="spellEnd"/>
-      <w:r>
-        <w:rPr>
-          <w:rFonts w:eastAsia="Times New Roman" w:cs="Times New Roman"/>
-        </w:rPr>
-        <w:t xml:space="preserve"> is </w:t>
-      </w:r>
-      <w:proofErr w:type="spellStart"/>
-      <w:r>
-        <w:rPr>
-          <w:rFonts w:eastAsia="Times New Roman" w:cs="Times New Roman"/>
-        </w:rPr>
-        <w:t>rula_table_c</w:t>
-      </w:r>
-      <w:proofErr w:type="spellEnd"/>
-      <w:r>
-        <w:rPr>
-          <w:rFonts w:eastAsia="Times New Roman" w:cs="Times New Roman"/>
-        </w:rPr>
-        <w:t xml:space="preserve"> binned.</w:t>
+        <w:t>The Posture target was initially trained only on the survey feature pool, which meant it could only infer posture indirectly from pain, fatigue, and hours. Adding the 11 RULA components and 8 QEC scores from the observation xlsx as explicit features moved Posture accuracy from 89 to 97 percent and the overfit gap from 0.088 to 0.028. Per the label-leakage rule, the three derived RULA Table scores were excluded because posture_risk is rula_table_c binned.</w:t>
       </w:r>
     </w:p>
     <w:p>
@@ -6879,35 +5089,7 @@
         <w:rPr>
           <w:rFonts w:eastAsia="Times New Roman" w:cs="Times New Roman"/>
         </w:rPr>
-        <w:t xml:space="preserve">The sample of 182 riders is 152 male and 30 female. Age skews young: 78 riders are under 25, 66 in the 25-35 band, 30 in 36-45, and 8 in the 46-and-above band. Roughly half the sample (49 percent) works more than 8 hours per day. Ninety-four ride scooters and 88 ride motorbikes. The platform split is 97 </w:t>
-      </w:r>
-      <w:proofErr w:type="spellStart"/>
-      <w:r>
-        <w:rPr>
-          <w:rFonts w:eastAsia="Times New Roman" w:cs="Times New Roman"/>
-        </w:rPr>
-        <w:t>Blinkit</w:t>
-      </w:r>
-      <w:proofErr w:type="spellEnd"/>
-      <w:r>
-        <w:rPr>
-          <w:rFonts w:eastAsia="Times New Roman" w:cs="Times New Roman"/>
-        </w:rPr>
-        <w:t xml:space="preserve">, 80 </w:t>
-      </w:r>
-      <w:proofErr w:type="spellStart"/>
-      <w:r>
-        <w:rPr>
-          <w:rFonts w:eastAsia="Times New Roman" w:cs="Times New Roman"/>
-        </w:rPr>
-        <w:t>Zepto</w:t>
-      </w:r>
-      <w:proofErr w:type="spellEnd"/>
-      <w:r>
-        <w:rPr>
-          <w:rFonts w:eastAsia="Times New Roman" w:cs="Times New Roman"/>
-        </w:rPr>
-        <w:t>, and 5 who work both platforms.</w:t>
+        <w:t>The sample of 182 riders is 152 male and 30 female. Age skews young: 78 riders are under 25, 66 in the 25-35 band, 30 in 36-45, and 8 in the 46-and-above band. Roughly half the sample (49 percent) works more than 8 hours per day. Ninety-four ride scooters and 88 ride motorbikes. The platform split is 97 Blinkit, 80 Zepto, and 5 who work both platforms.</w:t>
       </w:r>
     </w:p>
     <w:p>
@@ -9387,7 +7569,7 @@
         <w:rPr>
           <w:rFonts w:eastAsia="Times New Roman" w:cs="Times New Roman"/>
         </w:rPr>
-        <w:t>Posture, Duration, and Repetition are the three factors where the High band dominates. Posture is at 84 percent High (153 of 182 observations); Duration is at 49 percent High; Repetition is at 41 percent High after the binning fix.</w:t>
+        <w:t>Posture and Duration are the factors where the High band dominates; Repetition is close to a three-way split with Medium as the modal class (82 of 182 riders). Posture is at 84 percent High (153 of 182 observations); Duration is at 49 percent High; Repetition is at 41 percent High after the binning fix.</w:t>
       </w:r>
     </w:p>
     <w:p>
@@ -9692,7 +7874,6 @@
             <w:pPr>
               <w:spacing w:before="20" w:after="20"/>
             </w:pPr>
-            <w:proofErr w:type="spellStart"/>
             <w:r>
               <w:rPr>
                 <w:rFonts w:eastAsia="Times New Roman" w:cs="Times New Roman"/>
@@ -9700,7 +7881,6 @@
               </w:rPr>
               <w:t>HistGradientBoosting</w:t>
             </w:r>
-            <w:proofErr w:type="spellEnd"/>
           </w:p>
         </w:tc>
         <w:tc>
@@ -9803,7 +7983,6 @@
             <w:pPr>
               <w:spacing w:before="20" w:after="20"/>
             </w:pPr>
-            <w:proofErr w:type="spellStart"/>
             <w:r>
               <w:rPr>
                 <w:rFonts w:eastAsia="Times New Roman" w:cs="Times New Roman"/>
@@ -9811,7 +7990,6 @@
               </w:rPr>
               <w:t>RandomForest</w:t>
             </w:r>
-            <w:proofErr w:type="spellEnd"/>
           </w:p>
         </w:tc>
         <w:tc>
@@ -9914,7 +8092,6 @@
             <w:pPr>
               <w:spacing w:before="20" w:after="20"/>
             </w:pPr>
-            <w:proofErr w:type="spellStart"/>
             <w:r>
               <w:rPr>
                 <w:rFonts w:eastAsia="Times New Roman" w:cs="Times New Roman"/>
@@ -9922,7 +8099,6 @@
               </w:rPr>
               <w:t>RandomForest</w:t>
             </w:r>
-            <w:proofErr w:type="spellEnd"/>
           </w:p>
         </w:tc>
         <w:tc>
@@ -10025,7 +8201,6 @@
             <w:pPr>
               <w:spacing w:before="20" w:after="20"/>
             </w:pPr>
-            <w:proofErr w:type="spellStart"/>
             <w:r>
               <w:rPr>
                 <w:rFonts w:eastAsia="Times New Roman" w:cs="Times New Roman"/>
@@ -10033,7 +8208,6 @@
               </w:rPr>
               <w:t>ExtraTrees</w:t>
             </w:r>
-            <w:proofErr w:type="spellEnd"/>
           </w:p>
         </w:tc>
         <w:tc>
@@ -10136,7 +8310,6 @@
             <w:pPr>
               <w:spacing w:before="20" w:after="20"/>
             </w:pPr>
-            <w:proofErr w:type="spellStart"/>
             <w:r>
               <w:rPr>
                 <w:rFonts w:eastAsia="Times New Roman" w:cs="Times New Roman"/>
@@ -10144,7 +8317,6 @@
               </w:rPr>
               <w:t>RandomForest</w:t>
             </w:r>
-            <w:proofErr w:type="spellEnd"/>
           </w:p>
         </w:tc>
         <w:tc>
@@ -10247,7 +8419,6 @@
             <w:pPr>
               <w:spacing w:before="20" w:after="20"/>
             </w:pPr>
-            <w:proofErr w:type="spellStart"/>
             <w:r>
               <w:rPr>
                 <w:rFonts w:eastAsia="Times New Roman" w:cs="Times New Roman"/>
@@ -10255,7 +8426,6 @@
               </w:rPr>
               <w:t>HistGradientBoosting</w:t>
             </w:r>
-            <w:proofErr w:type="spellEnd"/>
           </w:p>
         </w:tc>
         <w:tc>
@@ -10357,35 +8527,7 @@
         <w:rPr>
           <w:rFonts w:eastAsia="Times New Roman" w:cs="Times New Roman"/>
         </w:rPr>
-        <w:t xml:space="preserve">The five survey-derived factors land between 58 and 62 percent cross-validation accuracy with </w:t>
-      </w:r>
-      <w:proofErr w:type="gramStart"/>
-      <w:r>
-        <w:rPr>
-          <w:rFonts w:eastAsia="Times New Roman" w:cs="Times New Roman"/>
-        </w:rPr>
-        <w:t>macro AUC</w:t>
-      </w:r>
-      <w:proofErr w:type="gramEnd"/>
-      <w:r>
-        <w:rPr>
-          <w:rFonts w:eastAsia="Times New Roman" w:cs="Times New Roman"/>
-        </w:rPr>
-        <w:t xml:space="preserve"> in the 71 to 76 percent range. Posture reaches 97 percent accuracy and 98 percent </w:t>
-      </w:r>
-      <w:proofErr w:type="gramStart"/>
-      <w:r>
-        <w:rPr>
-          <w:rFonts w:eastAsia="Times New Roman" w:cs="Times New Roman"/>
-        </w:rPr>
-        <w:t>macro AUC</w:t>
-      </w:r>
-      <w:proofErr w:type="gramEnd"/>
-      <w:r>
-        <w:rPr>
-          <w:rFonts w:eastAsia="Times New Roman" w:cs="Times New Roman"/>
-        </w:rPr>
-        <w:t xml:space="preserve"> because it is the only model that receives real observation inputs (the 11 RULA components and 8 QEC scores) on top of the survey features.</w:t>
+        <w:t>The five survey-derived factors land between 58 and 62 percent cross-validation accuracy with macro AUC in the 71 to 76 percent range. Posture reaches 97 percent accuracy and 98 percent macro AUC because it is the only model that receives real observation inputs (the 11 RULA components and 8 QEC scores) on top of the survey features.</w:t>
       </w:r>
     </w:p>
     <w:p>
@@ -13300,7 +11442,6 @@
             <w:pPr>
               <w:spacing w:before="20" w:after="20"/>
             </w:pPr>
-            <w:proofErr w:type="spellStart"/>
             <w:r>
               <w:rPr>
                 <w:rFonts w:eastAsia="Times New Roman" w:cs="Times New Roman"/>
@@ -13308,7 +11449,6 @@
               </w:rPr>
               <w:t>HistGBM</w:t>
             </w:r>
-            <w:proofErr w:type="spellEnd"/>
           </w:p>
         </w:tc>
         <w:tc>
@@ -13319,37 +11459,12 @@
             <w:pPr>
               <w:spacing w:before="20" w:after="20"/>
             </w:pPr>
-            <w:proofErr w:type="spellStart"/>
-            <w:r>
-              <w:rPr>
-                <w:rFonts w:eastAsia="Times New Roman" w:cs="Times New Roman"/>
-                <w:sz w:val="20"/>
-              </w:rPr>
-              <w:t>max_depth</w:t>
-            </w:r>
-            <w:proofErr w:type="spellEnd"/>
-            <w:r>
-              <w:rPr>
-                <w:rFonts w:eastAsia="Times New Roman" w:cs="Times New Roman"/>
-                <w:sz w:val="20"/>
-              </w:rPr>
-              <w:t xml:space="preserve">=None, </w:t>
-            </w:r>
-            <w:proofErr w:type="spellStart"/>
-            <w:r>
-              <w:rPr>
-                <w:rFonts w:eastAsia="Times New Roman" w:cs="Times New Roman"/>
-                <w:sz w:val="20"/>
-              </w:rPr>
-              <w:t>learning_rate</w:t>
-            </w:r>
-            <w:proofErr w:type="spellEnd"/>
-            <w:r>
-              <w:rPr>
-                <w:rFonts w:eastAsia="Times New Roman" w:cs="Times New Roman"/>
-                <w:sz w:val="20"/>
-              </w:rPr>
-              <w:t>=0.05</w:t>
+            <w:r>
+              <w:rPr>
+                <w:rFonts w:eastAsia="Times New Roman" w:cs="Times New Roman"/>
+                <w:sz w:val="20"/>
+              </w:rPr>
+              <w:t>max_depth=None, learning_rate=0.05</w:t>
             </w:r>
           </w:p>
         </w:tc>
@@ -13402,7 +11517,6 @@
             <w:pPr>
               <w:spacing w:before="20" w:after="20"/>
             </w:pPr>
-            <w:proofErr w:type="spellStart"/>
             <w:r>
               <w:rPr>
                 <w:rFonts w:eastAsia="Times New Roman" w:cs="Times New Roman"/>
@@ -13410,7 +11524,6 @@
               </w:rPr>
               <w:t>RandomForest</w:t>
             </w:r>
-            <w:proofErr w:type="spellEnd"/>
           </w:p>
         </w:tc>
         <w:tc>
@@ -13421,37 +11534,12 @@
             <w:pPr>
               <w:spacing w:before="20" w:after="20"/>
             </w:pPr>
-            <w:proofErr w:type="spellStart"/>
-            <w:r>
-              <w:rPr>
-                <w:rFonts w:eastAsia="Times New Roman" w:cs="Times New Roman"/>
-                <w:sz w:val="20"/>
-              </w:rPr>
-              <w:t>n_estimators</w:t>
-            </w:r>
-            <w:proofErr w:type="spellEnd"/>
-            <w:r>
-              <w:rPr>
-                <w:rFonts w:eastAsia="Times New Roman" w:cs="Times New Roman"/>
-                <w:sz w:val="20"/>
-              </w:rPr>
-              <w:t xml:space="preserve">=300, </w:t>
-            </w:r>
-            <w:proofErr w:type="spellStart"/>
-            <w:r>
-              <w:rPr>
-                <w:rFonts w:eastAsia="Times New Roman" w:cs="Times New Roman"/>
-                <w:sz w:val="20"/>
-              </w:rPr>
-              <w:t>max_depth</w:t>
-            </w:r>
-            <w:proofErr w:type="spellEnd"/>
-            <w:r>
-              <w:rPr>
-                <w:rFonts w:eastAsia="Times New Roman" w:cs="Times New Roman"/>
-                <w:sz w:val="20"/>
-              </w:rPr>
-              <w:t>=None</w:t>
+            <w:r>
+              <w:rPr>
+                <w:rFonts w:eastAsia="Times New Roman" w:cs="Times New Roman"/>
+                <w:sz w:val="20"/>
+              </w:rPr>
+              <w:t>n_estimators=300, max_depth=None</w:t>
             </w:r>
           </w:p>
         </w:tc>
@@ -13504,7 +11592,6 @@
             <w:pPr>
               <w:spacing w:before="20" w:after="20"/>
             </w:pPr>
-            <w:proofErr w:type="spellStart"/>
             <w:r>
               <w:rPr>
                 <w:rFonts w:eastAsia="Times New Roman" w:cs="Times New Roman"/>
@@ -13512,7 +11599,6 @@
               </w:rPr>
               <w:t>RandomForest</w:t>
             </w:r>
-            <w:proofErr w:type="spellEnd"/>
           </w:p>
         </w:tc>
         <w:tc>
@@ -13523,37 +11609,12 @@
             <w:pPr>
               <w:spacing w:before="20" w:after="20"/>
             </w:pPr>
-            <w:proofErr w:type="spellStart"/>
-            <w:r>
-              <w:rPr>
-                <w:rFonts w:eastAsia="Times New Roman" w:cs="Times New Roman"/>
-                <w:sz w:val="20"/>
-              </w:rPr>
-              <w:t>n_estimators</w:t>
-            </w:r>
-            <w:proofErr w:type="spellEnd"/>
-            <w:r>
-              <w:rPr>
-                <w:rFonts w:eastAsia="Times New Roman" w:cs="Times New Roman"/>
-                <w:sz w:val="20"/>
-              </w:rPr>
-              <w:t xml:space="preserve">=500, </w:t>
-            </w:r>
-            <w:proofErr w:type="spellStart"/>
-            <w:r>
-              <w:rPr>
-                <w:rFonts w:eastAsia="Times New Roman" w:cs="Times New Roman"/>
-                <w:sz w:val="20"/>
-              </w:rPr>
-              <w:t>max_depth</w:t>
-            </w:r>
-            <w:proofErr w:type="spellEnd"/>
-            <w:r>
-              <w:rPr>
-                <w:rFonts w:eastAsia="Times New Roman" w:cs="Times New Roman"/>
-                <w:sz w:val="20"/>
-              </w:rPr>
-              <w:t>=5</w:t>
+            <w:r>
+              <w:rPr>
+                <w:rFonts w:eastAsia="Times New Roman" w:cs="Times New Roman"/>
+                <w:sz w:val="20"/>
+              </w:rPr>
+              <w:t>n_estimators=500, max_depth=5</w:t>
             </w:r>
           </w:p>
         </w:tc>
@@ -13606,7 +11667,6 @@
             <w:pPr>
               <w:spacing w:before="20" w:after="20"/>
             </w:pPr>
-            <w:proofErr w:type="spellStart"/>
             <w:r>
               <w:rPr>
                 <w:rFonts w:eastAsia="Times New Roman" w:cs="Times New Roman"/>
@@ -13614,7 +11674,6 @@
               </w:rPr>
               <w:t>ExtraTrees</w:t>
             </w:r>
-            <w:proofErr w:type="spellEnd"/>
           </w:p>
         </w:tc>
         <w:tc>
@@ -13625,37 +11684,12 @@
             <w:pPr>
               <w:spacing w:before="20" w:after="20"/>
             </w:pPr>
-            <w:proofErr w:type="spellStart"/>
-            <w:r>
-              <w:rPr>
-                <w:rFonts w:eastAsia="Times New Roman" w:cs="Times New Roman"/>
-                <w:sz w:val="20"/>
-              </w:rPr>
-              <w:t>n_estimators</w:t>
-            </w:r>
-            <w:proofErr w:type="spellEnd"/>
-            <w:r>
-              <w:rPr>
-                <w:rFonts w:eastAsia="Times New Roman" w:cs="Times New Roman"/>
-                <w:sz w:val="20"/>
-              </w:rPr>
-              <w:t xml:space="preserve">=300, </w:t>
-            </w:r>
-            <w:proofErr w:type="spellStart"/>
-            <w:r>
-              <w:rPr>
-                <w:rFonts w:eastAsia="Times New Roman" w:cs="Times New Roman"/>
-                <w:sz w:val="20"/>
-              </w:rPr>
-              <w:t>max_depth</w:t>
-            </w:r>
-            <w:proofErr w:type="spellEnd"/>
-            <w:r>
-              <w:rPr>
-                <w:rFonts w:eastAsia="Times New Roman" w:cs="Times New Roman"/>
-                <w:sz w:val="20"/>
-              </w:rPr>
-              <w:t>=None</w:t>
+            <w:r>
+              <w:rPr>
+                <w:rFonts w:eastAsia="Times New Roman" w:cs="Times New Roman"/>
+                <w:sz w:val="20"/>
+              </w:rPr>
+              <w:t>n_estimators=300, max_depth=None</w:t>
             </w:r>
           </w:p>
         </w:tc>
@@ -13708,7 +11742,6 @@
             <w:pPr>
               <w:spacing w:before="20" w:after="20"/>
             </w:pPr>
-            <w:proofErr w:type="spellStart"/>
             <w:r>
               <w:rPr>
                 <w:rFonts w:eastAsia="Times New Roman" w:cs="Times New Roman"/>
@@ -13716,7 +11749,6 @@
               </w:rPr>
               <w:t>RandomForest</w:t>
             </w:r>
-            <w:proofErr w:type="spellEnd"/>
           </w:p>
         </w:tc>
         <w:tc>
@@ -13727,37 +11759,12 @@
             <w:pPr>
               <w:spacing w:before="20" w:after="20"/>
             </w:pPr>
-            <w:proofErr w:type="spellStart"/>
-            <w:r>
-              <w:rPr>
-                <w:rFonts w:eastAsia="Times New Roman" w:cs="Times New Roman"/>
-                <w:sz w:val="20"/>
-              </w:rPr>
-              <w:t>n_estimators</w:t>
-            </w:r>
-            <w:proofErr w:type="spellEnd"/>
-            <w:r>
-              <w:rPr>
-                <w:rFonts w:eastAsia="Times New Roman" w:cs="Times New Roman"/>
-                <w:sz w:val="20"/>
-              </w:rPr>
-              <w:t xml:space="preserve">=500, </w:t>
-            </w:r>
-            <w:proofErr w:type="spellStart"/>
-            <w:r>
-              <w:rPr>
-                <w:rFonts w:eastAsia="Times New Roman" w:cs="Times New Roman"/>
-                <w:sz w:val="20"/>
-              </w:rPr>
-              <w:t>max_depth</w:t>
-            </w:r>
-            <w:proofErr w:type="spellEnd"/>
-            <w:r>
-              <w:rPr>
-                <w:rFonts w:eastAsia="Times New Roman" w:cs="Times New Roman"/>
-                <w:sz w:val="20"/>
-              </w:rPr>
-              <w:t>=None</w:t>
+            <w:r>
+              <w:rPr>
+                <w:rFonts w:eastAsia="Times New Roman" w:cs="Times New Roman"/>
+                <w:sz w:val="20"/>
+              </w:rPr>
+              <w:t>n_estimators=500, max_depth=None</w:t>
             </w:r>
           </w:p>
         </w:tc>
@@ -13810,7 +11817,6 @@
             <w:pPr>
               <w:spacing w:before="20" w:after="20"/>
             </w:pPr>
-            <w:proofErr w:type="spellStart"/>
             <w:r>
               <w:rPr>
                 <w:rFonts w:eastAsia="Times New Roman" w:cs="Times New Roman"/>
@@ -13818,7 +11824,6 @@
               </w:rPr>
               <w:t>HistGBM</w:t>
             </w:r>
-            <w:proofErr w:type="spellEnd"/>
           </w:p>
         </w:tc>
         <w:tc>
@@ -13829,37 +11834,12 @@
             <w:pPr>
               <w:spacing w:before="20" w:after="20"/>
             </w:pPr>
-            <w:proofErr w:type="spellStart"/>
-            <w:r>
-              <w:rPr>
-                <w:rFonts w:eastAsia="Times New Roman" w:cs="Times New Roman"/>
-                <w:sz w:val="20"/>
-              </w:rPr>
-              <w:t>max_depth</w:t>
-            </w:r>
-            <w:proofErr w:type="spellEnd"/>
-            <w:r>
-              <w:rPr>
-                <w:rFonts w:eastAsia="Times New Roman" w:cs="Times New Roman"/>
-                <w:sz w:val="20"/>
-              </w:rPr>
-              <w:t xml:space="preserve">=5, </w:t>
-            </w:r>
-            <w:proofErr w:type="spellStart"/>
-            <w:r>
-              <w:rPr>
-                <w:rFonts w:eastAsia="Times New Roman" w:cs="Times New Roman"/>
-                <w:sz w:val="20"/>
-              </w:rPr>
-              <w:t>learning_rate</w:t>
-            </w:r>
-            <w:proofErr w:type="spellEnd"/>
-            <w:r>
-              <w:rPr>
-                <w:rFonts w:eastAsia="Times New Roman" w:cs="Times New Roman"/>
-                <w:sz w:val="20"/>
-              </w:rPr>
-              <w:t>=0.05</w:t>
+            <w:r>
+              <w:rPr>
+                <w:rFonts w:eastAsia="Times New Roman" w:cs="Times New Roman"/>
+                <w:sz w:val="20"/>
+              </w:rPr>
+              <w:t>max_depth=5, learning_rate=0.05</w:t>
             </w:r>
           </w:p>
         </w:tc>
@@ -13899,27 +11879,7 @@
           <w:color w:val="000000"/>
           <w:sz w:val="18"/>
         </w:rPr>
-        <w:t xml:space="preserve">Table 4.8: Winning hyperparameters per target after </w:t>
-      </w:r>
-      <w:proofErr w:type="spellStart"/>
-      <w:r>
-        <w:rPr>
-          <w:rFonts w:eastAsia="Times New Roman" w:cs="Times New Roman"/>
-          <w:i/>
-          <w:color w:val="000000"/>
-          <w:sz w:val="18"/>
-        </w:rPr>
-        <w:t>GridSearchCV</w:t>
-      </w:r>
-      <w:proofErr w:type="spellEnd"/>
-      <w:r>
-        <w:rPr>
-          <w:rFonts w:eastAsia="Times New Roman" w:cs="Times New Roman"/>
-          <w:i/>
-          <w:color w:val="000000"/>
-          <w:sz w:val="18"/>
-        </w:rPr>
-        <w:t>.</w:t>
+        <w:t>Table 4.8: Winning hyperparameters per target after GridSearchCV.</w:t>
       </w:r>
     </w:p>
     <w:p>
@@ -14258,25 +12218,7 @@
           <w:i/>
           <w:sz w:val="18"/>
         </w:rPr>
-        <w:t xml:space="preserve">Figure 4.13: Web app: predicted risk profile output with </w:t>
-      </w:r>
-      <w:proofErr w:type="spellStart"/>
-      <w:r>
-        <w:rPr>
-          <w:rFonts w:eastAsia="Times New Roman" w:cs="Times New Roman"/>
-          <w:i/>
-          <w:sz w:val="18"/>
-        </w:rPr>
-        <w:t>colour</w:t>
-      </w:r>
-      <w:proofErr w:type="spellEnd"/>
-      <w:r>
-        <w:rPr>
-          <w:rFonts w:eastAsia="Times New Roman" w:cs="Times New Roman"/>
-          <w:i/>
-          <w:sz w:val="18"/>
-        </w:rPr>
-        <w:t>-coded level cards, radar chart, tabular result, and per-factor recommendations.</w:t>
+        <w:t>Figure 4.13: Web app: predicted risk profile output with colour-coded level cards, radar chart, tabular result, and per-factor recommendations.</w:t>
       </w:r>
     </w:p>
     <w:p>
@@ -14304,35 +12246,7 @@
         <w:rPr>
           <w:rFonts w:eastAsia="Times New Roman" w:cs="Times New Roman"/>
         </w:rPr>
-        <w:t xml:space="preserve">This project designed, implemented, and deployed a per-rider ergonomic risk screening pipeline for last-mile quick-commerce delivery workers, turning a 36-item self-report questionnaire and a RULA + QEC observation record into six </w:t>
-      </w:r>
-      <w:proofErr w:type="spellStart"/>
-      <w:r>
-        <w:rPr>
-          <w:rFonts w:eastAsia="Times New Roman" w:cs="Times New Roman"/>
-        </w:rPr>
-        <w:t>standardised</w:t>
-      </w:r>
-      <w:proofErr w:type="spellEnd"/>
-      <w:r>
-        <w:rPr>
-          <w:rFonts w:eastAsia="Times New Roman" w:cs="Times New Roman"/>
-        </w:rPr>
-        <w:t xml:space="preserve"> risk levels across Force, Repetition, Posture, Duration, Contact Stress, and Vibration. The five survey-derived factors land at 58-62 percent cross-validation accuracy with </w:t>
-      </w:r>
-      <w:proofErr w:type="gramStart"/>
-      <w:r>
-        <w:rPr>
-          <w:rFonts w:eastAsia="Times New Roman" w:cs="Times New Roman"/>
-        </w:rPr>
-        <w:t>macro AUC</w:t>
-      </w:r>
-      <w:proofErr w:type="gramEnd"/>
-      <w:r>
-        <w:rPr>
-          <w:rFonts w:eastAsia="Times New Roman" w:cs="Times New Roman"/>
-        </w:rPr>
-        <w:t xml:space="preserve"> between 71 and 76 percent; the Posture model, which receives the RULA and QEC observation inputs directly, reaches 97 percent accuracy and 98 percent AUC. Chi-square identifies Posture, Repetition, and Force as the risk factors significantly associated with self-reported discomfort, and multivariable logistic regression flags age (OR 3.58 per band), job duration (OR 2.89), workload score, and fatigue score as the strongest individual predictors.</w:t>
+        <w:t>This project designed, implemented, and deployed a per-rider ergonomic risk screening pipeline for last-mile quick-commerce delivery workers, turning a 36-item self-report questionnaire and a RULA + QEC observation record into six standardised risk levels across Force, Repetition, Posture, Duration, Contact Stress, and Vibration. The five survey-derived factors land at 58-62 percent cross-validation accuracy with macro AUC between 71 and 76 percent; the Posture model, which receives the RULA and QEC observation inputs directly, reaches 97 percent accuracy and 98 percent AUC. Chi-square identifies Posture, Repetition, and Force as the risk factors significantly associated with self-reported discomfort, and multivariable logistic regression flags age (OR 3.58 per band), job duration (OR 2.89), workload score, and fatigue score as the strongest individual predictors.</w:t>
       </w:r>
     </w:p>
     <w:p>
@@ -14344,35 +12258,7 @@
         <w:rPr>
           <w:rFonts w:eastAsia="Times New Roman" w:cs="Times New Roman"/>
         </w:rPr>
-        <w:t xml:space="preserve">The main limitations are the self-report nature of most input variables, the severity-rank merge used to pair the identifier-less posture xlsx with the survey, and the small sample (n = 182) that keeps ML variance visible. Two methodological corrections were made and openly documented: Repetition binning moved from </w:t>
-      </w:r>
-      <w:proofErr w:type="spellStart"/>
-      <w:r>
-        <w:rPr>
-          <w:rFonts w:eastAsia="Times New Roman" w:cs="Times New Roman"/>
-        </w:rPr>
-        <w:t>qcut</w:t>
-      </w:r>
-      <w:proofErr w:type="spellEnd"/>
-      <w:r>
-        <w:rPr>
-          <w:rFonts w:eastAsia="Times New Roman" w:cs="Times New Roman"/>
-        </w:rPr>
-        <w:t xml:space="preserve"> to fixed cuts to remove a boundary tie that hid the worst real schedule, and </w:t>
-      </w:r>
-      <w:proofErr w:type="spellStart"/>
-      <w:r>
-        <w:rPr>
-          <w:rFonts w:eastAsia="Times New Roman" w:cs="Times New Roman"/>
-        </w:rPr>
-        <w:t>vibration_index</w:t>
-      </w:r>
-      <w:proofErr w:type="spellEnd"/>
-      <w:r>
-        <w:rPr>
-          <w:rFonts w:eastAsia="Times New Roman" w:cs="Times New Roman"/>
-        </w:rPr>
-        <w:t xml:space="preserve"> was added to the Duration exclusion list to remove indirect leakage.</w:t>
+        <w:t>The main limitations are the self-report nature of most input variables, the severity-rank merge used to pair the identifier-less posture xlsx with the survey, and the small sample (n = 182) that keeps ML variance visible. Two methodological corrections were made and openly documented: Repetition binning moved from qcut to fixed cuts to remove a boundary tie that hid the worst real schedule, and vibration_index was added to the Duration exclusion list to remove indirect leakage.</w:t>
       </w:r>
     </w:p>
     <w:p>
@@ -14384,21 +12270,7 @@
         <w:rPr>
           <w:rFonts w:eastAsia="Times New Roman" w:cs="Times New Roman"/>
         </w:rPr>
-        <w:t>Five interventions for a delivery-platform operator follow directly from the results: (</w:t>
-      </w:r>
-      <w:proofErr w:type="spellStart"/>
-      <w:r>
-        <w:rPr>
-          <w:rFonts w:eastAsia="Times New Roman" w:cs="Times New Roman"/>
-        </w:rPr>
-        <w:t>i</w:t>
-      </w:r>
-      <w:proofErr w:type="spellEnd"/>
-      <w:r>
-        <w:rPr>
-          <w:rFonts w:eastAsia="Times New Roman" w:cs="Times New Roman"/>
-        </w:rPr>
-        <w:t>) cap daily hours (49 percent of the sample exceeds 8 hours per day); (ii) invest in posture-focused equipment and training (84 percent of observed postures at RULA grand score 5 or above, corresponding to action level 3 or 4); (iii) encourage bike-storage-box carrying over handheld bags; (iv) age-targeted MSD screening for the 36-and-above cohort; and (v) platform-level workload management to reduce the NASA-TLX component of the workload score, a significant discomfort predictor at p = 0.0005.</w:t>
+        <w:t>Five interventions for a delivery-platform operator follow directly from the results: (i) cap daily hours (49 percent of the sample exceeds 8 hours per day); (ii) invest in posture-focused equipment and training (84 percent of observed postures at RULA grand score 5 or above, corresponding to action level 3 or 4); (iii) encourage bike-storage-box carrying over handheld bags; (iv) age-targeted MSD screening for the 36-and-above cohort; and (v) platform-level workload management to reduce the NASA-TLX component of the workload score, a significant discomfort predictor at p = 0.0005.</w:t>
       </w:r>
     </w:p>
     <w:p>
@@ -14437,23 +12309,7 @@
         <w:jc w:val="both"/>
       </w:pPr>
       <w:r>
-        <w:t xml:space="preserve">[1] Benson TM, </w:t>
-      </w:r>
-      <w:proofErr w:type="spellStart"/>
-      <w:r>
-        <w:t>Sathiyarajeswaran</w:t>
-      </w:r>
-      <w:proofErr w:type="spellEnd"/>
-      <w:r>
-        <w:t xml:space="preserve"> NS, Radhakrishnan R, Gafoor AA, </w:t>
-      </w:r>
-      <w:proofErr w:type="spellStart"/>
-      <w:r>
-        <w:t>Krupalakshme</w:t>
-      </w:r>
-      <w:proofErr w:type="spellEnd"/>
-      <w:r>
-        <w:t xml:space="preserve"> M, Samal J (2025). Factors and prevalence of musculoskeletal pain among the app-based food delivery riders in Tamil Nadu: a community-based cross-sectional study. Cureus, 17(3), e56132.</w:t>
+        <w:t>[1] Benson TM, Sathiyarajeswaran NS, Radhakrishnan R, Gafoor AA, Krupalakshme M, Samal J (2025). Factors and prevalence of musculoskeletal pain among the app-based food delivery riders in Tamil Nadu: a community-based cross-sectional study. Cureus, 17(3), e56132.</w:t>
       </w:r>
     </w:p>
     <w:p>
@@ -14493,23 +12349,7 @@
         <w:jc w:val="both"/>
       </w:pPr>
       <w:r>
-        <w:t xml:space="preserve">[5] </w:t>
-      </w:r>
-      <w:proofErr w:type="spellStart"/>
-      <w:r>
-        <w:t>Kuorinka</w:t>
-      </w:r>
-      <w:proofErr w:type="spellEnd"/>
-      <w:r>
-        <w:t xml:space="preserve"> I, Jonsson B, Kilbom A, Vinterberg H, Biering-Sorensen F, Andersson G, Jorgensen K (1987). </w:t>
-      </w:r>
-      <w:proofErr w:type="spellStart"/>
-      <w:r>
-        <w:t>Standardised</w:t>
-      </w:r>
-      <w:proofErr w:type="spellEnd"/>
-      <w:r>
-        <w:t xml:space="preserve"> Nordic questionnaires for the analysis of musculoskeletal symptoms. Applied Ergonomics, 18(3), 233-237.</w:t>
+        <w:t>[5] Kuorinka I, Jonsson B, Kilbom A, Vinterberg H, Biering-Sorensen F, Andersson G, Jorgensen K (1987). Standardised Nordic questionnaires for the analysis of musculoskeletal symptoms. Applied Ergonomics, 18(3), 233-237.</w:t>
       </w:r>
     </w:p>
     <w:p>
@@ -14519,15 +12359,7 @@
         <w:jc w:val="both"/>
       </w:pPr>
       <w:r>
-        <w:t xml:space="preserve">[6] Hart SG, </w:t>
-      </w:r>
-      <w:proofErr w:type="spellStart"/>
-      <w:r>
-        <w:t>Staveland</w:t>
-      </w:r>
-      <w:proofErr w:type="spellEnd"/>
-      <w:r>
-        <w:t xml:space="preserve"> LE (1988). Development of NASA-TLX (Task Load Index): Results of empirical and theoretical research. Advances in Psychology, 52, 139-183.</w:t>
+        <w:t>[6] Hart SG, Staveland LE (1988). Development of NASA-TLX (Task Load Index): Results of empirical and theoretical research. Advances in Psychology, 52, 139-183.</w:t>
       </w:r>
     </w:p>
     <w:p>
@@ -14547,15 +12379,7 @@
         <w:jc w:val="both"/>
       </w:pPr>
       <w:r>
-        <w:t xml:space="preserve">[8] Chawla NV, Bowyer KW, Hall LO, </w:t>
-      </w:r>
-      <w:proofErr w:type="spellStart"/>
-      <w:r>
-        <w:t>Kegelmeyer</w:t>
-      </w:r>
-      <w:proofErr w:type="spellEnd"/>
-      <w:r>
-        <w:t xml:space="preserve"> WP (2002). SMOTE: Synthetic Minority Over-sampling Technique. Journal of Artificial Intelligence Research, 16, 321-357.</w:t>
+        <w:t>[8] Chawla NV, Bowyer KW, Hall LO, Kegelmeyer WP (2002). SMOTE: Synthetic Minority Over-sampling Technique. Journal of Artificial Intelligence Research, 16, 321-357.</w:t>
       </w:r>
     </w:p>
     <w:p>
@@ -14575,15 +12399,7 @@
         <w:jc w:val="both"/>
       </w:pPr>
       <w:r>
-        <w:t xml:space="preserve">[10] </w:t>
-      </w:r>
-      <w:proofErr w:type="spellStart"/>
-      <w:r>
-        <w:t>Breiman</w:t>
-      </w:r>
-      <w:proofErr w:type="spellEnd"/>
-      <w:r>
-        <w:t xml:space="preserve"> L (2001). Random Forests. Machine Learning, 45(1), 5-32.</w:t>
+        <w:t>[10] Breiman L (2001). Random Forests. Machine Learning, 45(1), 5-32.</w:t>
       </w:r>
     </w:p>
     <w:p>
@@ -14593,15 +12409,7 @@
         <w:jc w:val="both"/>
       </w:pPr>
       <w:r>
-        <w:t xml:space="preserve">[11] Geurts P, Ernst D, </w:t>
-      </w:r>
-      <w:proofErr w:type="spellStart"/>
-      <w:r>
-        <w:t>Wehenkel</w:t>
-      </w:r>
-      <w:proofErr w:type="spellEnd"/>
-      <w:r>
-        <w:t xml:space="preserve"> L (2006). Extremely randomized trees. Machine Learning, 63(1), 3-42.</w:t>
+        <w:t>[11] Geurts P, Ernst D, Wehenkel L (2006). Extremely randomized trees. Machine Learning, 63(1), 3-42.</w:t>
       </w:r>
     </w:p>
     <w:p>
@@ -14611,23 +12419,7 @@
         <w:jc w:val="both"/>
       </w:pPr>
       <w:r>
-        <w:t xml:space="preserve">[12] Chen T, </w:t>
-      </w:r>
-      <w:proofErr w:type="spellStart"/>
-      <w:r>
-        <w:t>Guestrin</w:t>
-      </w:r>
-      <w:proofErr w:type="spellEnd"/>
-      <w:r>
-        <w:t xml:space="preserve"> C (2016). </w:t>
-      </w:r>
-      <w:proofErr w:type="spellStart"/>
-      <w:r>
-        <w:t>XGBoost</w:t>
-      </w:r>
-      <w:proofErr w:type="spellEnd"/>
-      <w:r>
-        <w:t>: A Scalable Tree Boosting System. Proceedings of the 22nd ACM SIGKDD International Conference on Knowledge Discovery and Data Mining, 785-794.</w:t>
+        <w:t>[12] Chen T, Guestrin C (2016). XGBoost: A Scalable Tree Boosting System. Proceedings of the 22nd ACM SIGKDD International Conference on Knowledge Discovery and Data Mining, 785-794.</w:t>
       </w:r>
     </w:p>
     <w:p>
@@ -14647,23 +12439,7 @@
         <w:jc w:val="both"/>
       </w:pPr>
       <w:r>
-        <w:t xml:space="preserve">[14] Pedregosa F, </w:t>
-      </w:r>
-      <w:proofErr w:type="spellStart"/>
-      <w:r>
-        <w:t>Varoquaux</w:t>
-      </w:r>
-      <w:proofErr w:type="spellEnd"/>
-      <w:r>
-        <w:t xml:space="preserve"> G, </w:t>
-      </w:r>
-      <w:proofErr w:type="spellStart"/>
-      <w:r>
-        <w:t>Gramfort</w:t>
-      </w:r>
-      <w:proofErr w:type="spellEnd"/>
-      <w:r>
-        <w:t xml:space="preserve"> A, et al. (2011). Scikit-learn: Machine Learning in Python. Journal of Machine Learning Research, 12, 2825-2830.</w:t>
+        <w:t>[14] Pedregosa F, Varoquaux G, Gramfort A, et al. (2011). Scikit-learn: Machine Learning in Python. Journal of Machine Learning Research, 12, 2825-2830.</w:t>
       </w:r>
     </w:p>
     <w:sectPr>
@@ -14869,7 +12645,7 @@
         <w:noProof/>
         <w:sz w:val="20"/>
       </w:rPr>
-      <w:t>CHAPTER 2. METHODOLOGY</w:t>
+      <w:t>CHAPTER 3. WORK DONE</w:t>
     </w:r>
     <w:r>
       <w:rPr>
@@ -15020,7 +12796,7 @@
   <w:abstractNum w:abstractNumId="7" w15:restartNumberingAfterBreak="0">
     <w:nsid w:val="FFFFFF88"/>
     <w:multiLevelType w:val="singleLevel"/>
-    <w:tmpl w:val="D0A62B40"/>
+    <w:tmpl w:val="2A1AB662"/>
     <w:lvl w:ilvl="0">
       <w:start w:val="1"/>
       <w:numFmt w:val="decimal"/>
@@ -15038,7 +12814,7 @@
   <w:abstractNum w:abstractNumId="8" w15:restartNumberingAfterBreak="0">
     <w:nsid w:val="FFFFFF89"/>
     <w:multiLevelType w:val="singleLevel"/>
-    <w:tmpl w:val="29761A62"/>
+    <w:tmpl w:val="5C2C5A4C"/>
     <w:lvl w:ilvl="0">
       <w:start w:val="1"/>
       <w:numFmt w:val="bullet"/>
@@ -15053,6 +12829,137 @@
       </w:pPr>
       <w:rPr>
         <w:rFonts w:ascii="Symbol" w:hAnsi="Symbol" w:hint="default"/>
+      </w:rPr>
+    </w:lvl>
+  </w:abstractNum>
+  <w:abstractNum w:abstractNumId="9" w15:restartNumberingAfterBreak="0">
+    <w:nsid w:val="5C934592"/>
+    <w:multiLevelType w:val="multilevel"/>
+    <w:tmpl w:val="5F686C8A"/>
+    <w:lvl w:ilvl="0">
+      <w:start w:val="1"/>
+      <w:numFmt w:val="decimal"/>
+      <w:lvlText w:val="%1"/>
+      <w:lvlJc w:val="left"/>
+      <w:pPr>
+        <w:ind w:left="375" w:hanging="375"/>
+      </w:pPr>
+      <w:rPr>
+        <w:rFonts w:ascii="Times New Roman" w:eastAsia="Times New Roman" w:hAnsi="Times New Roman" w:cs="Times New Roman" w:hint="default"/>
+        <w:color w:val="000000"/>
+        <w:sz w:val="30"/>
+      </w:rPr>
+    </w:lvl>
+    <w:lvl w:ilvl="1">
+      <w:start w:val="3"/>
+      <w:numFmt w:val="decimal"/>
+      <w:lvlText w:val="%1.%2"/>
+      <w:lvlJc w:val="left"/>
+      <w:pPr>
+        <w:ind w:left="375" w:hanging="375"/>
+      </w:pPr>
+      <w:rPr>
+        <w:rFonts w:ascii="Times New Roman" w:eastAsia="Times New Roman" w:hAnsi="Times New Roman" w:cs="Times New Roman" w:hint="default"/>
+        <w:color w:val="000000"/>
+        <w:sz w:val="30"/>
+      </w:rPr>
+    </w:lvl>
+    <w:lvl w:ilvl="2">
+      <w:start w:val="1"/>
+      <w:numFmt w:val="decimal"/>
+      <w:lvlText w:val="%1.%2.%3"/>
+      <w:lvlJc w:val="left"/>
+      <w:pPr>
+        <w:ind w:left="720" w:hanging="720"/>
+      </w:pPr>
+      <w:rPr>
+        <w:rFonts w:ascii="Times New Roman" w:eastAsia="Times New Roman" w:hAnsi="Times New Roman" w:cs="Times New Roman" w:hint="default"/>
+        <w:color w:val="000000"/>
+        <w:sz w:val="30"/>
+      </w:rPr>
+    </w:lvl>
+    <w:lvl w:ilvl="3">
+      <w:start w:val="1"/>
+      <w:numFmt w:val="decimal"/>
+      <w:lvlText w:val="%1.%2.%3.%4"/>
+      <w:lvlJc w:val="left"/>
+      <w:pPr>
+        <w:ind w:left="720" w:hanging="720"/>
+      </w:pPr>
+      <w:rPr>
+        <w:rFonts w:ascii="Times New Roman" w:eastAsia="Times New Roman" w:hAnsi="Times New Roman" w:cs="Times New Roman" w:hint="default"/>
+        <w:color w:val="000000"/>
+        <w:sz w:val="30"/>
+      </w:rPr>
+    </w:lvl>
+    <w:lvl w:ilvl="4">
+      <w:start w:val="1"/>
+      <w:numFmt w:val="decimal"/>
+      <w:lvlText w:val="%1.%2.%3.%4.%5"/>
+      <w:lvlJc w:val="left"/>
+      <w:pPr>
+        <w:ind w:left="1080" w:hanging="1080"/>
+      </w:pPr>
+      <w:rPr>
+        <w:rFonts w:ascii="Times New Roman" w:eastAsia="Times New Roman" w:hAnsi="Times New Roman" w:cs="Times New Roman" w:hint="default"/>
+        <w:color w:val="000000"/>
+        <w:sz w:val="30"/>
+      </w:rPr>
+    </w:lvl>
+    <w:lvl w:ilvl="5">
+      <w:start w:val="1"/>
+      <w:numFmt w:val="decimal"/>
+      <w:lvlText w:val="%1.%2.%3.%4.%5.%6"/>
+      <w:lvlJc w:val="left"/>
+      <w:pPr>
+        <w:ind w:left="1080" w:hanging="1080"/>
+      </w:pPr>
+      <w:rPr>
+        <w:rFonts w:ascii="Times New Roman" w:eastAsia="Times New Roman" w:hAnsi="Times New Roman" w:cs="Times New Roman" w:hint="default"/>
+        <w:color w:val="000000"/>
+        <w:sz w:val="30"/>
+      </w:rPr>
+    </w:lvl>
+    <w:lvl w:ilvl="6">
+      <w:start w:val="1"/>
+      <w:numFmt w:val="decimal"/>
+      <w:lvlText w:val="%1.%2.%3.%4.%5.%6.%7"/>
+      <w:lvlJc w:val="left"/>
+      <w:pPr>
+        <w:ind w:left="1440" w:hanging="1440"/>
+      </w:pPr>
+      <w:rPr>
+        <w:rFonts w:ascii="Times New Roman" w:eastAsia="Times New Roman" w:hAnsi="Times New Roman" w:cs="Times New Roman" w:hint="default"/>
+        <w:color w:val="000000"/>
+        <w:sz w:val="30"/>
+      </w:rPr>
+    </w:lvl>
+    <w:lvl w:ilvl="7">
+      <w:start w:val="1"/>
+      <w:numFmt w:val="decimal"/>
+      <w:lvlText w:val="%1.%2.%3.%4.%5.%6.%7.%8"/>
+      <w:lvlJc w:val="left"/>
+      <w:pPr>
+        <w:ind w:left="1440" w:hanging="1440"/>
+      </w:pPr>
+      <w:rPr>
+        <w:rFonts w:ascii="Times New Roman" w:eastAsia="Times New Roman" w:hAnsi="Times New Roman" w:cs="Times New Roman" w:hint="default"/>
+        <w:color w:val="000000"/>
+        <w:sz w:val="30"/>
+      </w:rPr>
+    </w:lvl>
+    <w:lvl w:ilvl="8">
+      <w:start w:val="1"/>
+      <w:numFmt w:val="decimal"/>
+      <w:lvlText w:val="%1.%2.%3.%4.%5.%6.%7.%8.%9"/>
+      <w:lvlJc w:val="left"/>
+      <w:pPr>
+        <w:ind w:left="1440" w:hanging="1440"/>
+      </w:pPr>
+      <w:rPr>
+        <w:rFonts w:ascii="Times New Roman" w:eastAsia="Times New Roman" w:hAnsi="Times New Roman" w:cs="Times New Roman" w:hint="default"/>
+        <w:color w:val="000000"/>
+        <w:sz w:val="30"/>
       </w:rPr>
     </w:lvl>
   </w:abstractNum>
@@ -15082,6 +12989,27 @@
   </w:num>
   <w:num w:numId="9" w16cid:durableId="1437288173">
     <w:abstractNumId w:val="0"/>
+  </w:num>
+  <w:num w:numId="10" w16cid:durableId="1730496281">
+    <w:abstractNumId w:val="7"/>
+  </w:num>
+  <w:num w:numId="11" w16cid:durableId="525293670">
+    <w:abstractNumId w:val="7"/>
+  </w:num>
+  <w:num w:numId="12" w16cid:durableId="244070775">
+    <w:abstractNumId w:val="7"/>
+  </w:num>
+  <w:num w:numId="13" w16cid:durableId="924343702">
+    <w:abstractNumId w:val="7"/>
+  </w:num>
+  <w:num w:numId="14" w16cid:durableId="1542547671">
+    <w:abstractNumId w:val="7"/>
+  </w:num>
+  <w:num w:numId="15" w16cid:durableId="1011252319">
+    <w:abstractNumId w:val="9"/>
+  </w:num>
+  <w:num w:numId="16" w16cid:durableId="1082484339">
+    <w:abstractNumId w:val="7"/>
   </w:num>
 </w:numbering>
 </file>

--- a/docs/report.docx
+++ b/docs/report.docx
@@ -3154,10 +3154,6 @@
     <w:p>
       <w:pPr>
         <w:pStyle w:val="Heading4"/>
-        <w:numPr>
-          <w:ilvl w:val="1"/>
-          <w:numId w:val="15"/>
-        </w:numPr>
         <w:spacing w:before="280" w:after="100"/>
       </w:pPr>
       <w:r>

--- a/docs/report.docx
+++ b/docs/report.docx
@@ -44,8 +44,19 @@
           <w:color w:val="000000"/>
           <w:sz w:val="26"/>
         </w:rPr>
-        <w:t>IIITDM-SIES Programme</w:t>
-      </w:r>
+        <w:t xml:space="preserve">IIITDM-SIES </w:t>
+      </w:r>
+      <w:proofErr w:type="spellStart"/>
+      <w:r>
+        <w:rPr>
+          <w:rFonts w:eastAsia="Times New Roman" w:cs="Times New Roman"/>
+          <w:b/>
+          <w:color w:val="000000"/>
+          <w:sz w:val="26"/>
+        </w:rPr>
+        <w:t>Programme</w:t>
+      </w:r>
+      <w:proofErr w:type="spellEnd"/>
     </w:p>
     <w:p>
       <w:pPr>
@@ -314,7 +325,21 @@
         <w:rPr>
           <w:rFonts w:eastAsia="Times New Roman" w:cs="Times New Roman"/>
         </w:rPr>
-        <w:t>In my capacity as supervisor of the above-mentioned work, I certify that the work presented in this Report is carried out under my supervision, and is worthy of consideration for the requirements of internship under IIITDM-SIES programme during the period May 2026 to July 2026.</w:t>
+        <w:t xml:space="preserve">In my capacity as supervisor of the above-mentioned work, I certify that the work presented in this Report is carried out under my supervision, and is worthy of consideration for the requirements of internship under IIITDM-SIES </w:t>
+      </w:r>
+      <w:proofErr w:type="spellStart"/>
+      <w:r>
+        <w:rPr>
+          <w:rFonts w:eastAsia="Times New Roman" w:cs="Times New Roman"/>
+        </w:rPr>
+        <w:t>programme</w:t>
+      </w:r>
+      <w:proofErr w:type="spellEnd"/>
+      <w:r>
+        <w:rPr>
+          <w:rFonts w:eastAsia="Times New Roman" w:cs="Times New Roman"/>
+        </w:rPr>
+        <w:t xml:space="preserve"> during the period May 2026 to July 2026.</w:t>
       </w:r>
     </w:p>
     <w:p>
@@ -370,7 +395,35 @@
         <w:rPr>
           <w:rFonts w:eastAsia="Times New Roman" w:cs="Times New Roman"/>
         </w:rPr>
-        <w:t>Delivery riders working for companies such as Blinkit and Zepto have to tend to their customers while standing in uncomfortable body shapes for a long time or transporting heavy loads, which may result in musculoskeletal disorders. Risk varies across the people involved in the delivery: age, experience, working hours, the type of vehicle, and carrying methods influence the level of risk experienced by every rider, but the companies providing the delivery services do not pay attention to this difference. Different ergonomic approaches capture only certain aspects of the situation: on the one hand, some methods (RULA and QEC) are applicable to direct observations, while others, like Borg CR10, NMQ, and NASA-TLX apply to self-reporting methods. This paradigm enables the authors to offer automated screening based on a study involving 182 riders from the city of Chengalpattu and Chennai conducted in March and April 2026</w:t>
+        <w:t xml:space="preserve">Delivery riders working for companies such as </w:t>
+      </w:r>
+      <w:proofErr w:type="spellStart"/>
+      <w:r>
+        <w:rPr>
+          <w:rFonts w:eastAsia="Times New Roman" w:cs="Times New Roman"/>
+        </w:rPr>
+        <w:t>Blinkit</w:t>
+      </w:r>
+      <w:proofErr w:type="spellEnd"/>
+      <w:r>
+        <w:rPr>
+          <w:rFonts w:eastAsia="Times New Roman" w:cs="Times New Roman"/>
+        </w:rPr>
+        <w:t xml:space="preserve"> and </w:t>
+      </w:r>
+      <w:proofErr w:type="spellStart"/>
+      <w:r>
+        <w:rPr>
+          <w:rFonts w:eastAsia="Times New Roman" w:cs="Times New Roman"/>
+        </w:rPr>
+        <w:t>Zepto</w:t>
+      </w:r>
+      <w:proofErr w:type="spellEnd"/>
+      <w:r>
+        <w:rPr>
+          <w:rFonts w:eastAsia="Times New Roman" w:cs="Times New Roman"/>
+        </w:rPr>
+        <w:t xml:space="preserve"> have to tend to their customers while standing in uncomfortable body shapes for a long time or transporting heavy loads, which may result in musculoskeletal disorders. Risk varies across the people involved in the delivery: age, experience, working hours, the type of vehicle, and carrying methods influence the level of risk experienced by every rider, but the companies providing the delivery services do not pay attention to this difference. Different ergonomic approaches capture only certain aspects of the situation: on the one hand, some methods (RULA and QEC) are applicable to direct observations, while others, like Borg CR10, NMQ, and NASA-TLX apply to self-reporting methods. This paradigm enables the authors to offer automated screening based on a study involving 182 riders from the city of Chengalpattu and Chennai conducted in March and April 2026</w:t>
       </w:r>
     </w:p>
     <w:p>
@@ -382,7 +435,49 @@
         <w:rPr>
           <w:rFonts w:eastAsia="Times New Roman" w:cs="Times New Roman"/>
         </w:rPr>
-        <w:t>The pipeline runs in two stages. Stage 1 applies standard ergonomic methods (Borg CR10 action levels, RULA Table C thresholds, and sample-based cuts) to compute Low, Medium, or High risk labels for each factor from a 182-rider survey combined with 182 RULA and QEC observation records. Stage 2 trains supervised classifiers per factor using seven candidate algorithms (Logistic Regression, Decision Tree, Random Forest, Extra Trees, Hist Gradient Boosting, XGBoost, and Stacking) tuned via GridSearchCV with SMOTE inside 5-fold stratified cross-validation.</w:t>
+        <w:t xml:space="preserve">The pipeline runs in two stages. Stage 1 applies standard ergonomic methods (Borg CR10 action levels, RULA Table C thresholds, and sample-based cuts) to compute Low, Medium, or </w:t>
+      </w:r>
+      <w:proofErr w:type="gramStart"/>
+      <w:r>
+        <w:rPr>
+          <w:rFonts w:eastAsia="Times New Roman" w:cs="Times New Roman"/>
+        </w:rPr>
+        <w:t>High risk</w:t>
+      </w:r>
+      <w:proofErr w:type="gramEnd"/>
+      <w:r>
+        <w:rPr>
+          <w:rFonts w:eastAsia="Times New Roman" w:cs="Times New Roman"/>
+        </w:rPr>
+        <w:t xml:space="preserve"> labels for each factor from a 182-rider survey combined with 182 RULA and QEC observation records. Stage 2 trains supervised classifiers per factor using seven candidate algorithms (Logistic Regression, Decision Tree, Random Forest, Extra Trees, Hist Gradient Boosting, </w:t>
+      </w:r>
+      <w:proofErr w:type="spellStart"/>
+      <w:r>
+        <w:rPr>
+          <w:rFonts w:eastAsia="Times New Roman" w:cs="Times New Roman"/>
+        </w:rPr>
+        <w:t>XGBoost</w:t>
+      </w:r>
+      <w:proofErr w:type="spellEnd"/>
+      <w:r>
+        <w:rPr>
+          <w:rFonts w:eastAsia="Times New Roman" w:cs="Times New Roman"/>
+        </w:rPr>
+        <w:t xml:space="preserve">, and Stacking) tuned via </w:t>
+      </w:r>
+      <w:proofErr w:type="spellStart"/>
+      <w:r>
+        <w:rPr>
+          <w:rFonts w:eastAsia="Times New Roman" w:cs="Times New Roman"/>
+        </w:rPr>
+        <w:t>GridSearchCV</w:t>
+      </w:r>
+      <w:proofErr w:type="spellEnd"/>
+      <w:r>
+        <w:rPr>
+          <w:rFonts w:eastAsia="Times New Roman" w:cs="Times New Roman"/>
+        </w:rPr>
+        <w:t xml:space="preserve"> with SMOTE inside 5-fold stratified cross-validation.</w:t>
       </w:r>
     </w:p>
     <w:p>
@@ -391,7 +486,23 @@
         <w:jc w:val="both"/>
       </w:pPr>
       <w:r>
-        <w:t>The five factors which were taken from the survey received a validation accuracy of 58-62% and a macro AUC of 71-76%. The Posture model which incorporates 11 components of RULA and 8 QEC scores in addition to the results received an accuracy of 97% and AUC of 98%. Statistical analysis including chi-square and multiple logistic regression determined that the most powerful individual predictors of self-reported discomfort are age, length of work history, workload score and fatigue score. The final product is a Streamlit web application that takes a complete questionnaire of 36 items together with RULA and QEC results and produces six levels of risk and offers recommendations by factors.</w:t>
+        <w:t xml:space="preserve">The five factors which were taken from the survey received a validation accuracy of 58-62% and a </w:t>
+      </w:r>
+      <w:proofErr w:type="gramStart"/>
+      <w:r>
+        <w:t>macro AUC</w:t>
+      </w:r>
+      <w:proofErr w:type="gramEnd"/>
+      <w:r>
+        <w:t xml:space="preserve"> of 71-76%. The Posture model which incorporates 11 components of RULA and 8 QEC scores in addition to the results received an accuracy of 97% and AUC of 98%. Statistical analysis including chi-square and multiple logistic regression determined that the most powerful individual predictors of self-reported discomfort are age, length of work history, workload score and fatigue score. The final product is a </w:t>
+      </w:r>
+      <w:proofErr w:type="spellStart"/>
+      <w:r>
+        <w:t>Streamlit</w:t>
+      </w:r>
+      <w:proofErr w:type="spellEnd"/>
+      <w:r>
+        <w:t xml:space="preserve"> web application that takes a complete questionnaire of 36 items together with RULA and QEC results and produces six levels of risk and offers recommendations by factors.</w:t>
       </w:r>
     </w:p>
     <w:p>
@@ -495,8 +606,15 @@
           <w:rFonts w:eastAsia="Times New Roman" w:cs="Times New Roman"/>
         </w:rPr>
         <w:tab/>
+      </w:r>
+      <w:proofErr w:type="spellStart"/>
+      <w:r>
+        <w:rPr>
+          <w:rFonts w:eastAsia="Times New Roman" w:cs="Times New Roman"/>
+        </w:rPr>
         <w:t>i</w:t>
       </w:r>
+      <w:proofErr w:type="spellEnd"/>
     </w:p>
     <w:p>
       <w:pPr>
@@ -1044,8 +1162,16 @@
         <w:rPr>
           <w:rFonts w:eastAsia="Times New Roman" w:cs="Times New Roman"/>
         </w:rPr>
-        <w:t xml:space="preserve">        2.6.6   XGBoost</w:t>
-      </w:r>
+        <w:t xml:space="preserve">        2.6.6   </w:t>
+      </w:r>
+      <w:proofErr w:type="spellStart"/>
+      <w:r>
+        <w:rPr>
+          <w:rFonts w:eastAsia="Times New Roman" w:cs="Times New Roman"/>
+        </w:rPr>
+        <w:t>XGBoost</w:t>
+      </w:r>
+      <w:proofErr w:type="spellEnd"/>
       <w:r>
         <w:rPr>
           <w:rFonts w:eastAsia="Times New Roman" w:cs="Times New Roman"/>
@@ -1151,7 +1277,23 @@
           <w:b/>
         </w:rPr>
         <w:lastRenderedPageBreak/>
-        <w:t>3   WORK DONE</w:t>
+        <w:t xml:space="preserve">3   </w:t>
+      </w:r>
+      <w:proofErr w:type="gramStart"/>
+      <w:r>
+        <w:rPr>
+          <w:rFonts w:eastAsia="Times New Roman" w:cs="Times New Roman"/>
+          <w:b/>
+        </w:rPr>
+        <w:t>WORK</w:t>
+      </w:r>
+      <w:proofErr w:type="gramEnd"/>
+      <w:r>
+        <w:rPr>
+          <w:rFonts w:eastAsia="Times New Roman" w:cs="Times New Roman"/>
+          <w:b/>
+        </w:rPr>
+        <w:t xml:space="preserve"> DONE</w:t>
       </w:r>
       <w:r>
         <w:rPr>
@@ -2258,7 +2400,21 @@
           <w:rFonts w:eastAsia="Times New Roman" w:cs="Times New Roman"/>
         </w:rPr>
         <w:tab/>
-        <w:t>Winning hyperparameters per target after GridSearchCV.</w:t>
+        <w:t xml:space="preserve">Winning hyperparameters per target after </w:t>
+      </w:r>
+      <w:proofErr w:type="spellStart"/>
+      <w:r>
+        <w:rPr>
+          <w:rFonts w:eastAsia="Times New Roman" w:cs="Times New Roman"/>
+        </w:rPr>
+        <w:t>GridSearchCV</w:t>
+      </w:r>
+      <w:proofErr w:type="spellEnd"/>
+      <w:r>
+        <w:rPr>
+          <w:rFonts w:eastAsia="Times New Roman" w:cs="Times New Roman"/>
+        </w:rPr>
+        <w:t>.</w:t>
       </w:r>
       <w:r>
         <w:rPr>
@@ -2451,14 +2607,14 @@
           <w:rFonts w:eastAsia="Times New Roman" w:cs="Times New Roman"/>
           <w:b/>
         </w:rPr>
-        <w:t>ML</w:t>
+        <w:t>ROC</w:t>
       </w:r>
       <w:r>
         <w:rPr>
           <w:rFonts w:eastAsia="Times New Roman" w:cs="Times New Roman"/>
         </w:rPr>
         <w:tab/>
-        <w:t>Machine Learning</w:t>
+        <w:t>Receiver Operating Characteristic</w:t>
       </w:r>
     </w:p>
     <w:p>
@@ -2473,14 +2629,14 @@
           <w:rFonts w:eastAsia="Times New Roman" w:cs="Times New Roman"/>
           <w:b/>
         </w:rPr>
-        <w:t>ROC</w:t>
+        <w:t>AUC</w:t>
       </w:r>
       <w:r>
         <w:rPr>
           <w:rFonts w:eastAsia="Times New Roman" w:cs="Times New Roman"/>
         </w:rPr>
         <w:tab/>
-        <w:t>Receiver Operating Characteristic</w:t>
+        <w:t>Area Under the Curve</w:t>
       </w:r>
     </w:p>
     <w:p>
@@ -2495,14 +2651,14 @@
           <w:rFonts w:eastAsia="Times New Roman" w:cs="Times New Roman"/>
           <w:b/>
         </w:rPr>
-        <w:t>AUC</w:t>
+        <w:t>OR</w:t>
       </w:r>
       <w:r>
         <w:rPr>
           <w:rFonts w:eastAsia="Times New Roman" w:cs="Times New Roman"/>
         </w:rPr>
         <w:tab/>
-        <w:t>Area Under the Curve</w:t>
+        <w:t>Odds Ratio</w:t>
       </w:r>
     </w:p>
     <w:p>
@@ -2517,14 +2673,14 @@
           <w:rFonts w:eastAsia="Times New Roman" w:cs="Times New Roman"/>
           <w:b/>
         </w:rPr>
-        <w:t>OR</w:t>
+        <w:t>CI</w:t>
       </w:r>
       <w:r>
         <w:rPr>
           <w:rFonts w:eastAsia="Times New Roman" w:cs="Times New Roman"/>
         </w:rPr>
         <w:tab/>
-        <w:t>Odds Ratio</w:t>
+        <w:t>Confidence Interval</w:t>
       </w:r>
     </w:p>
     <w:p>
@@ -2534,19 +2690,21 @@
         </w:tabs>
         <w:spacing w:after="60"/>
       </w:pPr>
+      <w:proofErr w:type="spellStart"/>
       <w:r>
         <w:rPr>
           <w:rFonts w:eastAsia="Times New Roman" w:cs="Times New Roman"/>
           <w:b/>
         </w:rPr>
-        <w:t>CI</w:t>
-      </w:r>
+        <w:t>HistGBM</w:t>
+      </w:r>
+      <w:proofErr w:type="spellEnd"/>
       <w:r>
         <w:rPr>
           <w:rFonts w:eastAsia="Times New Roman" w:cs="Times New Roman"/>
         </w:rPr>
         <w:tab/>
-        <w:t>Confidence Interval</w:t>
+        <w:t>Histogram-based Gradient Boosting Machine</w:t>
       </w:r>
     </w:p>
     <w:p>
@@ -2556,19 +2714,34 @@
         </w:tabs>
         <w:spacing w:after="60"/>
       </w:pPr>
+      <w:proofErr w:type="spellStart"/>
       <w:r>
         <w:rPr>
           <w:rFonts w:eastAsia="Times New Roman" w:cs="Times New Roman"/>
           <w:b/>
         </w:rPr>
-        <w:t>HistGBM</w:t>
-      </w:r>
+        <w:t>XGBoost</w:t>
+      </w:r>
+      <w:proofErr w:type="spellEnd"/>
       <w:r>
         <w:rPr>
           <w:rFonts w:eastAsia="Times New Roman" w:cs="Times New Roman"/>
         </w:rPr>
         <w:tab/>
-        <w:t>Histogram-based Gradient Boosting Machine</w:t>
+      </w:r>
+      <w:proofErr w:type="spellStart"/>
+      <w:r>
+        <w:rPr>
+          <w:rFonts w:eastAsia="Times New Roman" w:cs="Times New Roman"/>
+        </w:rPr>
+        <w:t>eXtreme</w:t>
+      </w:r>
+      <w:proofErr w:type="spellEnd"/>
+      <w:r>
+        <w:rPr>
+          <w:rFonts w:eastAsia="Times New Roman" w:cs="Times New Roman"/>
+        </w:rPr>
+        <w:t xml:space="preserve"> Gradient Boosting</w:t>
       </w:r>
     </w:p>
     <w:p>
@@ -2583,14 +2756,14 @@
           <w:rFonts w:eastAsia="Times New Roman" w:cs="Times New Roman"/>
           <w:b/>
         </w:rPr>
-        <w:t>XGBoost</w:t>
+        <w:t>CART</w:t>
       </w:r>
       <w:r>
         <w:rPr>
           <w:rFonts w:eastAsia="Times New Roman" w:cs="Times New Roman"/>
         </w:rPr>
         <w:tab/>
-        <w:t>eXtreme Gradient Boosting</w:t>
+        <w:t>Classification and Regression Trees</w:t>
       </w:r>
     </w:p>
     <w:p>
@@ -2600,19 +2773,21 @@
         </w:tabs>
         <w:spacing w:after="60"/>
       </w:pPr>
+      <w:proofErr w:type="spellStart"/>
       <w:r>
         <w:rPr>
           <w:rFonts w:eastAsia="Times New Roman" w:cs="Times New Roman"/>
           <w:b/>
         </w:rPr>
-        <w:t>CART</w:t>
-      </w:r>
+        <w:t>dph</w:t>
+      </w:r>
+      <w:proofErr w:type="spellEnd"/>
       <w:r>
         <w:rPr>
           <w:rFonts w:eastAsia="Times New Roman" w:cs="Times New Roman"/>
         </w:rPr>
         <w:tab/>
-        <w:t>Classification and Regression Trees</w:t>
+        <w:t>Deliveries Per Hour</w:t>
       </w:r>
     </w:p>
     <w:p>
@@ -2624,17 +2799,13 @@
       </w:pPr>
       <w:r>
         <w:rPr>
-          <w:rFonts w:eastAsia="Times New Roman" w:cs="Times New Roman"/>
           <w:b/>
         </w:rPr>
-        <w:t>dph</w:t>
-      </w:r>
-      <w:r>
-        <w:rPr>
-          <w:rFonts w:eastAsia="Times New Roman" w:cs="Times New Roman"/>
-        </w:rPr>
+        <w:t>MSK</w:t>
+      </w:r>
+      <w:r>
         <w:tab/>
-        <w:t>Deliveries Per Hour</w:t>
+        <w:t>Musculoskeletal</w:t>
       </w:r>
     </w:p>
     <w:p>
@@ -2648,11 +2819,11 @@
         <w:rPr>
           <w:b/>
         </w:rPr>
-        <w:t>MSK</w:t>
+        <w:t>CR10</w:t>
       </w:r>
       <w:r>
         <w:tab/>
-        <w:t>Musculoskeletal</w:t>
+        <w:t>Category-Ratio 10-point scale (Borg)</w:t>
       </w:r>
     </w:p>
     <w:p>
@@ -2666,11 +2837,11 @@
         <w:rPr>
           <w:b/>
         </w:rPr>
-        <w:t>CR10</w:t>
+        <w:t>RF</w:t>
       </w:r>
       <w:r>
         <w:tab/>
-        <w:t>Category-Ratio 10-point scale (Borg)</w:t>
+        <w:t>Random Forest</w:t>
       </w:r>
     </w:p>
     <w:p>
@@ -2684,11 +2855,11 @@
         <w:rPr>
           <w:b/>
         </w:rPr>
-        <w:t>RF</w:t>
+        <w:t>ET</w:t>
       </w:r>
       <w:r>
         <w:tab/>
-        <w:t>Random Forest</w:t>
+        <w:t>Extra Trees</w:t>
       </w:r>
     </w:p>
     <w:p>
@@ -2702,11 +2873,11 @@
         <w:rPr>
           <w:b/>
         </w:rPr>
-        <w:t>ET</w:t>
+        <w:t>LR</w:t>
       </w:r>
       <w:r>
         <w:tab/>
-        <w:t>Extra T